--- a/Notes_SA2601010.docx
+++ b/Notes_SA2601010.docx
@@ -779,23 +779,13 @@
           <w:lang w:val="en-US"/>
         </w:rPr>
       </w:pPr>
-      <w:proofErr w:type="spellStart"/>
-      <w:r>
-        <w:rPr>
-          <w:sz w:val="24"/>
-          <w:szCs w:val="22"/>
-          <w:lang w:val="en-US"/>
-        </w:rPr>
-        <w:t>Thread.sleep</w:t>
-      </w:r>
-      <w:proofErr w:type="spellEnd"/>
-      <w:r>
-        <w:rPr>
-          <w:sz w:val="24"/>
-          <w:szCs w:val="22"/>
-          <w:lang w:val="en-US"/>
-        </w:rPr>
-        <w:t>()</w:t>
+      <w:r>
+        <w:rPr>
+          <w:sz w:val="24"/>
+          <w:szCs w:val="22"/>
+          <w:lang w:val="en-US"/>
+        </w:rPr>
+        <w:t>Thread.sleep()</w:t>
       </w:r>
     </w:p>
     <w:p>
@@ -2966,20 +2956,9 @@
           <w:lang w:val="en-US"/>
         </w:rPr>
         <w:tab/>
-        <w:t>It is the process of identifying Correctness, Completeness, Security and Quality of developed software application.</w:t>
-      </w:r>
-    </w:p>
-    <w:p>
-      <w:pPr>
-        <w:rPr>
-          <w:sz w:val="24"/>
-          <w:szCs w:val="22"/>
-          <w:lang w:val="en-US"/>
-        </w:rPr>
-      </w:pPr>
-    </w:p>
-    <w:p>
-      <w:pPr>
+        <w:t xml:space="preserve">It is the process of identifying </w:t>
+      </w:r>
+      <w:r>
         <w:rPr>
           <w:b/>
           <w:bCs/>
@@ -2987,7 +2966,16 @@
           <w:szCs w:val="22"/>
           <w:lang w:val="en-US"/>
         </w:rPr>
-      </w:pPr>
+        <w:t>C</w:t>
+      </w:r>
+      <w:r>
+        <w:rPr>
+          <w:sz w:val="24"/>
+          <w:szCs w:val="22"/>
+          <w:lang w:val="en-US"/>
+        </w:rPr>
+        <w:t xml:space="preserve">orrectness, </w:t>
+      </w:r>
       <w:r>
         <w:rPr>
           <w:b/>
@@ -2996,6 +2984,80 @@
           <w:szCs w:val="22"/>
           <w:lang w:val="en-US"/>
         </w:rPr>
+        <w:t>C</w:t>
+      </w:r>
+      <w:r>
+        <w:rPr>
+          <w:sz w:val="24"/>
+          <w:szCs w:val="22"/>
+          <w:lang w:val="en-US"/>
+        </w:rPr>
+        <w:t xml:space="preserve">ompleteness, </w:t>
+      </w:r>
+      <w:r>
+        <w:rPr>
+          <w:b/>
+          <w:bCs/>
+          <w:sz w:val="24"/>
+          <w:szCs w:val="22"/>
+          <w:lang w:val="en-US"/>
+        </w:rPr>
+        <w:t>S</w:t>
+      </w:r>
+      <w:r>
+        <w:rPr>
+          <w:sz w:val="24"/>
+          <w:szCs w:val="22"/>
+          <w:lang w:val="en-US"/>
+        </w:rPr>
+        <w:t xml:space="preserve">ecurity and </w:t>
+      </w:r>
+      <w:r>
+        <w:rPr>
+          <w:b/>
+          <w:bCs/>
+          <w:sz w:val="24"/>
+          <w:szCs w:val="22"/>
+          <w:lang w:val="en-US"/>
+        </w:rPr>
+        <w:t>Q</w:t>
+      </w:r>
+      <w:r>
+        <w:rPr>
+          <w:sz w:val="24"/>
+          <w:szCs w:val="22"/>
+          <w:lang w:val="en-US"/>
+        </w:rPr>
+        <w:t>uality of developed software application.</w:t>
+      </w:r>
+    </w:p>
+    <w:p>
+      <w:pPr>
+        <w:rPr>
+          <w:sz w:val="24"/>
+          <w:szCs w:val="22"/>
+          <w:lang w:val="en-US"/>
+        </w:rPr>
+      </w:pPr>
+    </w:p>
+    <w:p>
+      <w:pPr>
+        <w:rPr>
+          <w:b/>
+          <w:bCs/>
+          <w:sz w:val="24"/>
+          <w:szCs w:val="22"/>
+          <w:lang w:val="en-US"/>
+        </w:rPr>
+      </w:pPr>
+      <w:r>
+        <w:rPr>
+          <w:b/>
+          <w:bCs/>
+          <w:sz w:val="24"/>
+          <w:szCs w:val="22"/>
+          <w:lang w:val="en-US"/>
+        </w:rPr>
         <w:t>Steps for Manual Testing</w:t>
       </w:r>
     </w:p>
@@ -3548,25 +3610,7 @@
           <w:szCs w:val="22"/>
           <w:lang w:val="en-US"/>
         </w:rPr>
-        <w:t xml:space="preserve">Instructions to the tool can be provided via any one of the supporting programming language (like Java, JavaScript, Python, C#, Ruby, </w:t>
-      </w:r>
-      <w:proofErr w:type="spellStart"/>
-      <w:r>
-        <w:rPr>
-          <w:sz w:val="24"/>
-          <w:szCs w:val="22"/>
-          <w:lang w:val="en-US"/>
-        </w:rPr>
-        <w:t>TypeScript</w:t>
-      </w:r>
-      <w:proofErr w:type="spellEnd"/>
-      <w:r>
-        <w:rPr>
-          <w:sz w:val="24"/>
-          <w:szCs w:val="22"/>
-          <w:lang w:val="en-US"/>
-        </w:rPr>
-        <w:t>)</w:t>
+        <w:t>Instructions to the tool can be provided via any one of the supporting programming language (like Java, JavaScript, Python, C#, Ruby, TypeScript)</w:t>
       </w:r>
     </w:p>
     <w:p>
@@ -4799,13 +4843,17 @@
           <w:numId w:val="10"/>
         </w:numPr>
         <w:rPr>
-          <w:sz w:val="24"/>
-          <w:szCs w:val="22"/>
-          <w:lang w:val="en-US"/>
-        </w:rPr>
-      </w:pPr>
-      <w:r>
-        <w:rPr>
+          <w:strike/>
+          <w:color w:val="FF0000"/>
+          <w:sz w:val="24"/>
+          <w:szCs w:val="22"/>
+          <w:lang w:val="en-US"/>
+        </w:rPr>
+      </w:pPr>
+      <w:r>
+        <w:rPr>
+          <w:strike/>
+          <w:color w:val="FF0000"/>
           <w:sz w:val="24"/>
           <w:szCs w:val="22"/>
           <w:lang w:val="en-US"/>
@@ -4814,6 +4862,8 @@
       </w:r>
       <w:r>
         <w:rPr>
+          <w:strike/>
+          <w:color w:val="FF0000"/>
           <w:sz w:val="24"/>
           <w:szCs w:val="22"/>
           <w:lang w:val="en-US"/>
@@ -4851,8 +4901,2134 @@
           <w:lang w:val="en-US"/>
         </w:rPr>
       </w:pPr>
+    </w:p>
+    <w:p>
+      <w:pPr>
+        <w:rPr>
+          <w:b/>
+          <w:bCs/>
+          <w:sz w:val="24"/>
+          <w:szCs w:val="22"/>
+          <w:lang w:val="en-US"/>
+        </w:rPr>
+      </w:pPr>
+      <w:r>
+        <w:rPr>
+          <w:b/>
+          <w:bCs/>
+          <w:sz w:val="24"/>
+          <w:szCs w:val="22"/>
+          <w:lang w:val="en-US"/>
+        </w:rPr>
+        <w:t>Selenium WebDriver</w:t>
+      </w:r>
+    </w:p>
+    <w:p>
+      <w:pPr>
+        <w:pStyle w:val="ListParagraph"/>
+        <w:numPr>
+          <w:ilvl w:val="0"/>
+          <w:numId w:val="11"/>
+        </w:numPr>
+        <w:rPr>
+          <w:sz w:val="24"/>
+          <w:szCs w:val="22"/>
+          <w:lang w:val="en-US"/>
+        </w:rPr>
+      </w:pPr>
+      <w:r>
+        <w:rPr>
+          <w:sz w:val="24"/>
+          <w:szCs w:val="22"/>
+          <w:lang w:val="en-US"/>
+        </w:rPr>
+        <w:t>Selenium WebDriver is an open-source automation testing tool used to test browser based / web applications.</w:t>
+      </w:r>
+    </w:p>
+    <w:p>
+      <w:pPr>
+        <w:pStyle w:val="ListParagraph"/>
+        <w:numPr>
+          <w:ilvl w:val="0"/>
+          <w:numId w:val="11"/>
+        </w:numPr>
+        <w:rPr>
+          <w:sz w:val="24"/>
+          <w:szCs w:val="22"/>
+          <w:lang w:val="en-US"/>
+        </w:rPr>
+      </w:pPr>
+      <w:r>
+        <w:rPr>
+          <w:sz w:val="24"/>
+          <w:szCs w:val="22"/>
+          <w:lang w:val="en-US"/>
+        </w:rPr>
+        <w:t>Supports multiple programming languages</w:t>
+      </w:r>
+    </w:p>
+    <w:p>
+      <w:pPr>
+        <w:pStyle w:val="ListParagraph"/>
+        <w:numPr>
+          <w:ilvl w:val="1"/>
+          <w:numId w:val="11"/>
+        </w:numPr>
+        <w:rPr>
+          <w:sz w:val="24"/>
+          <w:szCs w:val="22"/>
+          <w:lang w:val="en-US"/>
+        </w:rPr>
+      </w:pPr>
+      <w:r>
+        <w:rPr>
+          <w:sz w:val="24"/>
+          <w:szCs w:val="22"/>
+          <w:lang w:val="en-US"/>
+        </w:rPr>
+        <w:t>Java</w:t>
+      </w:r>
+    </w:p>
+    <w:p>
+      <w:pPr>
+        <w:pStyle w:val="ListParagraph"/>
+        <w:numPr>
+          <w:ilvl w:val="1"/>
+          <w:numId w:val="11"/>
+        </w:numPr>
+        <w:rPr>
+          <w:sz w:val="24"/>
+          <w:szCs w:val="22"/>
+          <w:lang w:val="en-US"/>
+        </w:rPr>
+      </w:pPr>
+      <w:r>
+        <w:rPr>
+          <w:sz w:val="24"/>
+          <w:szCs w:val="22"/>
+          <w:lang w:val="en-US"/>
+        </w:rPr>
+        <w:t>C#.Net</w:t>
+      </w:r>
+    </w:p>
+    <w:p>
+      <w:pPr>
+        <w:pStyle w:val="ListParagraph"/>
+        <w:numPr>
+          <w:ilvl w:val="1"/>
+          <w:numId w:val="11"/>
+        </w:numPr>
+        <w:rPr>
+          <w:sz w:val="24"/>
+          <w:szCs w:val="22"/>
+          <w:lang w:val="en-US"/>
+        </w:rPr>
+      </w:pPr>
+      <w:r>
+        <w:rPr>
+          <w:sz w:val="24"/>
+          <w:szCs w:val="22"/>
+          <w:lang w:val="en-US"/>
+        </w:rPr>
+        <w:t>Python</w:t>
+      </w:r>
+    </w:p>
+    <w:p>
+      <w:pPr>
+        <w:pStyle w:val="ListParagraph"/>
+        <w:numPr>
+          <w:ilvl w:val="1"/>
+          <w:numId w:val="11"/>
+        </w:numPr>
+        <w:rPr>
+          <w:sz w:val="24"/>
+          <w:szCs w:val="22"/>
+          <w:lang w:val="en-US"/>
+        </w:rPr>
+      </w:pPr>
+      <w:r>
+        <w:rPr>
+          <w:sz w:val="24"/>
+          <w:szCs w:val="22"/>
+          <w:lang w:val="en-US"/>
+        </w:rPr>
+        <w:t>Ruby</w:t>
+      </w:r>
+    </w:p>
+    <w:p>
+      <w:pPr>
+        <w:pStyle w:val="ListParagraph"/>
+        <w:numPr>
+          <w:ilvl w:val="1"/>
+          <w:numId w:val="11"/>
+        </w:numPr>
+        <w:rPr>
+          <w:sz w:val="24"/>
+          <w:szCs w:val="22"/>
+          <w:lang w:val="en-US"/>
+        </w:rPr>
+      </w:pPr>
+      <w:r>
+        <w:rPr>
+          <w:sz w:val="24"/>
+          <w:szCs w:val="22"/>
+          <w:lang w:val="en-US"/>
+        </w:rPr>
+        <w:t>JavaScript</w:t>
+      </w:r>
+    </w:p>
+    <w:p>
+      <w:pPr>
+        <w:pStyle w:val="ListParagraph"/>
+        <w:numPr>
+          <w:ilvl w:val="0"/>
+          <w:numId w:val="11"/>
+        </w:numPr>
+        <w:rPr>
+          <w:sz w:val="24"/>
+          <w:szCs w:val="22"/>
+          <w:lang w:val="en-US"/>
+        </w:rPr>
+      </w:pPr>
+      <w:r>
+        <w:rPr>
+          <w:sz w:val="24"/>
+          <w:szCs w:val="22"/>
+          <w:lang w:val="en-US"/>
+        </w:rPr>
+        <w:t>WebDriver is an API</w:t>
+      </w:r>
+    </w:p>
+    <w:p>
+      <w:pPr>
+        <w:pStyle w:val="ListParagraph"/>
+        <w:numPr>
+          <w:ilvl w:val="0"/>
+          <w:numId w:val="11"/>
+        </w:numPr>
+        <w:rPr>
+          <w:sz w:val="24"/>
+          <w:szCs w:val="22"/>
+          <w:lang w:val="en-US"/>
+        </w:rPr>
+      </w:pPr>
+      <w:r>
+        <w:rPr>
+          <w:sz w:val="24"/>
+          <w:szCs w:val="22"/>
+          <w:lang w:val="en-US"/>
+        </w:rPr>
+        <w:t>Supports multiple browsers</w:t>
+      </w:r>
+    </w:p>
+    <w:p>
+      <w:pPr>
+        <w:pStyle w:val="ListParagraph"/>
+        <w:numPr>
+          <w:ilvl w:val="1"/>
+          <w:numId w:val="11"/>
+        </w:numPr>
+        <w:rPr>
+          <w:sz w:val="24"/>
+          <w:szCs w:val="22"/>
+          <w:lang w:val="en-US"/>
+        </w:rPr>
+      </w:pPr>
+      <w:r>
+        <w:rPr>
+          <w:sz w:val="24"/>
+          <w:szCs w:val="22"/>
+          <w:lang w:val="en-US"/>
+        </w:rPr>
+        <w:t>Chrome</w:t>
+      </w:r>
+    </w:p>
+    <w:p>
+      <w:pPr>
+        <w:pStyle w:val="ListParagraph"/>
+        <w:numPr>
+          <w:ilvl w:val="1"/>
+          <w:numId w:val="11"/>
+        </w:numPr>
+        <w:rPr>
+          <w:sz w:val="24"/>
+          <w:szCs w:val="22"/>
+          <w:lang w:val="en-US"/>
+        </w:rPr>
+      </w:pPr>
+      <w:r>
+        <w:rPr>
+          <w:sz w:val="24"/>
+          <w:szCs w:val="22"/>
+          <w:lang w:val="en-US"/>
+        </w:rPr>
+        <w:t>Firefox</w:t>
+      </w:r>
+    </w:p>
+    <w:p>
+      <w:pPr>
+        <w:pStyle w:val="ListParagraph"/>
+        <w:numPr>
+          <w:ilvl w:val="1"/>
+          <w:numId w:val="11"/>
+        </w:numPr>
+        <w:rPr>
+          <w:sz w:val="24"/>
+          <w:szCs w:val="22"/>
+          <w:lang w:val="en-US"/>
+        </w:rPr>
+      </w:pPr>
+      <w:r>
+        <w:rPr>
+          <w:sz w:val="24"/>
+          <w:szCs w:val="22"/>
+          <w:lang w:val="en-US"/>
+        </w:rPr>
+        <w:t>Safari</w:t>
+      </w:r>
+    </w:p>
+    <w:p>
+      <w:pPr>
+        <w:pStyle w:val="ListParagraph"/>
+        <w:numPr>
+          <w:ilvl w:val="1"/>
+          <w:numId w:val="11"/>
+        </w:numPr>
+        <w:rPr>
+          <w:sz w:val="24"/>
+          <w:szCs w:val="22"/>
+          <w:lang w:val="en-US"/>
+        </w:rPr>
+      </w:pPr>
+      <w:r>
+        <w:rPr>
+          <w:sz w:val="24"/>
+          <w:szCs w:val="22"/>
+          <w:lang w:val="en-US"/>
+        </w:rPr>
+        <w:t>Opera</w:t>
+      </w:r>
+    </w:p>
+    <w:p>
+      <w:pPr>
+        <w:pStyle w:val="ListParagraph"/>
+        <w:numPr>
+          <w:ilvl w:val="1"/>
+          <w:numId w:val="11"/>
+        </w:numPr>
+        <w:rPr>
+          <w:sz w:val="24"/>
+          <w:szCs w:val="22"/>
+          <w:lang w:val="en-US"/>
+        </w:rPr>
+      </w:pPr>
+      <w:r>
+        <w:rPr>
+          <w:sz w:val="24"/>
+          <w:szCs w:val="22"/>
+          <w:lang w:val="en-US"/>
+        </w:rPr>
+        <w:t>Edge</w:t>
+      </w:r>
+    </w:p>
+    <w:p>
+      <w:pPr>
+        <w:pStyle w:val="ListParagraph"/>
+        <w:numPr>
+          <w:ilvl w:val="0"/>
+          <w:numId w:val="11"/>
+        </w:numPr>
+        <w:rPr>
+          <w:sz w:val="24"/>
+          <w:szCs w:val="22"/>
+          <w:lang w:val="en-US"/>
+        </w:rPr>
+      </w:pPr>
+      <w:r>
+        <w:rPr>
+          <w:sz w:val="24"/>
+          <w:szCs w:val="22"/>
+          <w:lang w:val="en-US"/>
+        </w:rPr>
+        <w:t>WebDriver is an Interface</w:t>
+      </w:r>
+    </w:p>
+    <w:p>
+      <w:pPr>
+        <w:pStyle w:val="ListParagraph"/>
+        <w:numPr>
+          <w:ilvl w:val="0"/>
+          <w:numId w:val="11"/>
+        </w:numPr>
+        <w:rPr>
+          <w:sz w:val="24"/>
+          <w:szCs w:val="22"/>
+          <w:lang w:val="en-US"/>
+        </w:rPr>
+      </w:pPr>
+      <w:r>
+        <w:rPr>
+          <w:sz w:val="24"/>
+          <w:szCs w:val="22"/>
+          <w:lang w:val="en-US"/>
+        </w:rPr>
+        <w:t>Supports multiple Operating Systems</w:t>
+      </w:r>
+    </w:p>
+    <w:p>
+      <w:pPr>
+        <w:pStyle w:val="ListParagraph"/>
+        <w:numPr>
+          <w:ilvl w:val="1"/>
+          <w:numId w:val="11"/>
+        </w:numPr>
+        <w:rPr>
+          <w:sz w:val="24"/>
+          <w:szCs w:val="22"/>
+          <w:lang w:val="en-US"/>
+        </w:rPr>
+      </w:pPr>
+      <w:r>
+        <w:rPr>
+          <w:sz w:val="24"/>
+          <w:szCs w:val="22"/>
+          <w:lang w:val="en-US"/>
+        </w:rPr>
+        <w:t>Windows</w:t>
+      </w:r>
+    </w:p>
+    <w:p>
+      <w:pPr>
+        <w:pStyle w:val="ListParagraph"/>
+        <w:numPr>
+          <w:ilvl w:val="1"/>
+          <w:numId w:val="11"/>
+        </w:numPr>
+        <w:rPr>
+          <w:sz w:val="24"/>
+          <w:szCs w:val="22"/>
+          <w:lang w:val="en-US"/>
+        </w:rPr>
+      </w:pPr>
+      <w:r>
+        <w:rPr>
+          <w:sz w:val="24"/>
+          <w:szCs w:val="22"/>
+          <w:lang w:val="en-US"/>
+        </w:rPr>
+        <w:lastRenderedPageBreak/>
+        <w:t>Linux</w:t>
+      </w:r>
+    </w:p>
+    <w:p>
+      <w:pPr>
+        <w:pStyle w:val="ListParagraph"/>
+        <w:numPr>
+          <w:ilvl w:val="1"/>
+          <w:numId w:val="11"/>
+        </w:numPr>
+        <w:rPr>
+          <w:sz w:val="24"/>
+          <w:szCs w:val="22"/>
+          <w:lang w:val="en-US"/>
+        </w:rPr>
+      </w:pPr>
+      <w:r>
+        <w:rPr>
+          <w:sz w:val="24"/>
+          <w:szCs w:val="22"/>
+          <w:lang w:val="en-US"/>
+        </w:rPr>
+        <w:t>Ubuntu</w:t>
+      </w:r>
+    </w:p>
+    <w:p>
+      <w:pPr>
+        <w:pStyle w:val="ListParagraph"/>
+        <w:numPr>
+          <w:ilvl w:val="1"/>
+          <w:numId w:val="11"/>
+        </w:numPr>
+        <w:rPr>
+          <w:sz w:val="24"/>
+          <w:szCs w:val="22"/>
+          <w:lang w:val="en-US"/>
+        </w:rPr>
+      </w:pPr>
+      <w:r>
+        <w:rPr>
+          <w:sz w:val="24"/>
+          <w:szCs w:val="22"/>
+          <w:lang w:val="en-US"/>
+        </w:rPr>
+        <w:t>Mac</w:t>
+      </w:r>
+    </w:p>
+    <w:p>
+      <w:pPr>
+        <w:pStyle w:val="ListParagraph"/>
+        <w:numPr>
+          <w:ilvl w:val="0"/>
+          <w:numId w:val="11"/>
+        </w:numPr>
+        <w:rPr>
+          <w:sz w:val="24"/>
+          <w:szCs w:val="22"/>
+          <w:lang w:val="en-US"/>
+        </w:rPr>
+      </w:pPr>
+      <w:r>
+        <w:rPr>
+          <w:sz w:val="24"/>
+          <w:szCs w:val="22"/>
+          <w:lang w:val="en-US"/>
+        </w:rPr>
+        <w:t>Community support</w:t>
+      </w:r>
+    </w:p>
+    <w:p>
+      <w:pPr>
+        <w:pStyle w:val="ListParagraph"/>
+        <w:numPr>
+          <w:ilvl w:val="0"/>
+          <w:numId w:val="11"/>
+        </w:numPr>
+        <w:rPr>
+          <w:sz w:val="24"/>
+          <w:szCs w:val="22"/>
+          <w:lang w:val="en-US"/>
+        </w:rPr>
+      </w:pPr>
+      <w:r>
+        <w:rPr>
+          <w:sz w:val="24"/>
+          <w:szCs w:val="22"/>
+          <w:lang w:val="en-US"/>
+        </w:rPr>
+        <w:t>Can be integrated with the frameworks like TestNG, Cucumber etc.</w:t>
+      </w:r>
+    </w:p>
+    <w:p>
+      <w:pPr>
+        <w:pBdr>
+          <w:bottom w:val="single" w:sz="6" w:space="1" w:color="auto"/>
+        </w:pBdr>
+        <w:rPr>
+          <w:sz w:val="24"/>
+          <w:szCs w:val="22"/>
+          <w:lang w:val="en-US"/>
+        </w:rPr>
+      </w:pPr>
+    </w:p>
+    <w:p>
+      <w:pPr>
+        <w:rPr>
+          <w:sz w:val="24"/>
+          <w:szCs w:val="22"/>
+          <w:lang w:val="en-US"/>
+        </w:rPr>
+      </w:pPr>
+      <w:r>
+        <w:rPr>
+          <w:b/>
+          <w:bCs/>
+          <w:sz w:val="24"/>
+          <w:szCs w:val="22"/>
+          <w:lang w:val="en-US"/>
+        </w:rPr>
+        <w:t>Pre-Requisite for Selenium WebDriver</w:t>
+      </w:r>
+    </w:p>
+    <w:p>
+      <w:pPr>
+        <w:pStyle w:val="ListParagraph"/>
+        <w:numPr>
+          <w:ilvl w:val="0"/>
+          <w:numId w:val="12"/>
+        </w:numPr>
+        <w:rPr>
+          <w:sz w:val="24"/>
+          <w:szCs w:val="22"/>
+          <w:lang w:val="en-US"/>
+        </w:rPr>
+      </w:pPr>
+      <w:r>
+        <w:rPr>
+          <w:sz w:val="24"/>
+          <w:szCs w:val="22"/>
+          <w:lang w:val="en-US"/>
+        </w:rPr>
+        <w:t xml:space="preserve">Minimum Window 10 </w:t>
+      </w:r>
+    </w:p>
+    <w:p>
+      <w:pPr>
+        <w:pStyle w:val="ListParagraph"/>
+        <w:numPr>
+          <w:ilvl w:val="0"/>
+          <w:numId w:val="12"/>
+        </w:numPr>
+        <w:rPr>
+          <w:sz w:val="24"/>
+          <w:szCs w:val="22"/>
+          <w:lang w:val="en-US"/>
+        </w:rPr>
+      </w:pPr>
+      <w:r>
+        <w:rPr>
+          <w:sz w:val="24"/>
+          <w:szCs w:val="22"/>
+          <w:lang w:val="en-US"/>
+        </w:rPr>
+        <w:t xml:space="preserve">Minimum Java (JDK) 11 </w:t>
+      </w:r>
+    </w:p>
+    <w:p>
+      <w:pPr>
+        <w:pStyle w:val="ListParagraph"/>
+        <w:numPr>
+          <w:ilvl w:val="1"/>
+          <w:numId w:val="12"/>
+        </w:numPr>
+        <w:rPr>
+          <w:sz w:val="24"/>
+          <w:szCs w:val="22"/>
+          <w:lang w:val="en-US"/>
+        </w:rPr>
+      </w:pPr>
+      <w:r>
+        <w:rPr>
+          <w:sz w:val="24"/>
+          <w:szCs w:val="22"/>
+          <w:lang w:val="en-US"/>
+        </w:rPr>
+        <w:t>On Command prompt fire a command as java –version</w:t>
+      </w:r>
+    </w:p>
+    <w:p>
+      <w:pPr>
+        <w:pStyle w:val="ListParagraph"/>
+        <w:numPr>
+          <w:ilvl w:val="0"/>
+          <w:numId w:val="12"/>
+        </w:numPr>
+        <w:rPr>
+          <w:sz w:val="24"/>
+          <w:szCs w:val="22"/>
+          <w:lang w:val="en-US"/>
+        </w:rPr>
+      </w:pPr>
+      <w:r>
+        <w:rPr>
+          <w:sz w:val="24"/>
+          <w:szCs w:val="22"/>
+          <w:lang w:val="en-US"/>
+        </w:rPr>
+        <w:t xml:space="preserve">Any one </w:t>
+      </w:r>
+      <w:r>
+        <w:rPr>
+          <w:b/>
+          <w:bCs/>
+          <w:sz w:val="24"/>
+          <w:szCs w:val="22"/>
+          <w:lang w:val="en-US"/>
+        </w:rPr>
+        <w:t xml:space="preserve">Updated </w:t>
+      </w:r>
+      <w:r>
+        <w:rPr>
+          <w:sz w:val="24"/>
+          <w:szCs w:val="22"/>
+          <w:lang w:val="en-US"/>
+        </w:rPr>
+        <w:t>browser</w:t>
+      </w:r>
+    </w:p>
+    <w:p>
+      <w:pPr>
+        <w:pStyle w:val="ListParagraph"/>
+        <w:numPr>
+          <w:ilvl w:val="0"/>
+          <w:numId w:val="12"/>
+        </w:numPr>
+        <w:rPr>
+          <w:sz w:val="24"/>
+          <w:szCs w:val="22"/>
+          <w:lang w:val="en-US"/>
+        </w:rPr>
+      </w:pPr>
+      <w:r>
+        <w:rPr>
+          <w:sz w:val="24"/>
+          <w:szCs w:val="22"/>
+          <w:lang w:val="en-US"/>
+        </w:rPr>
+        <w:t>Editor (IDE) for Java</w:t>
+      </w:r>
+    </w:p>
+    <w:p>
+      <w:pPr>
+        <w:pStyle w:val="ListParagraph"/>
+        <w:numPr>
+          <w:ilvl w:val="1"/>
+          <w:numId w:val="12"/>
+        </w:numPr>
+        <w:rPr>
+          <w:sz w:val="24"/>
+          <w:szCs w:val="22"/>
+          <w:lang w:val="en-US"/>
+        </w:rPr>
+      </w:pPr>
+      <w:r>
+        <w:rPr>
+          <w:sz w:val="24"/>
+          <w:szCs w:val="22"/>
+          <w:lang w:val="en-US"/>
+        </w:rPr>
+        <w:t>Eclipse</w:t>
+      </w:r>
+    </w:p>
+    <w:p>
+      <w:pPr>
+        <w:pStyle w:val="ListParagraph"/>
+        <w:numPr>
+          <w:ilvl w:val="1"/>
+          <w:numId w:val="12"/>
+        </w:numPr>
+        <w:rPr>
+          <w:sz w:val="24"/>
+          <w:szCs w:val="22"/>
+          <w:lang w:val="en-US"/>
+        </w:rPr>
+      </w:pPr>
+      <w:r>
+        <w:rPr>
+          <w:sz w:val="24"/>
+          <w:szCs w:val="22"/>
+          <w:lang w:val="en-US"/>
+        </w:rPr>
+        <w:t>Idea Intellij</w:t>
+      </w:r>
+    </w:p>
+    <w:p>
+      <w:pPr>
+        <w:pStyle w:val="ListParagraph"/>
+        <w:numPr>
+          <w:ilvl w:val="1"/>
+          <w:numId w:val="12"/>
+        </w:numPr>
+        <w:rPr>
+          <w:sz w:val="24"/>
+          <w:szCs w:val="22"/>
+          <w:lang w:val="en-US"/>
+        </w:rPr>
+      </w:pPr>
+      <w:r>
+        <w:rPr>
+          <w:sz w:val="24"/>
+          <w:szCs w:val="22"/>
+          <w:lang w:val="en-US"/>
+        </w:rPr>
+        <w:t>VS Code</w:t>
+      </w:r>
+    </w:p>
+    <w:p>
+      <w:pPr>
+        <w:pStyle w:val="ListParagraph"/>
+        <w:numPr>
+          <w:ilvl w:val="0"/>
+          <w:numId w:val="12"/>
+        </w:numPr>
+        <w:rPr>
+          <w:sz w:val="24"/>
+          <w:szCs w:val="22"/>
+          <w:lang w:val="en-US"/>
+        </w:rPr>
+      </w:pPr>
+      <w:r>
+        <w:rPr>
+          <w:sz w:val="24"/>
+          <w:szCs w:val="22"/>
+          <w:lang w:val="en-US"/>
+        </w:rPr>
+        <w:t>Selenium Jar File</w:t>
+      </w:r>
+    </w:p>
+    <w:p>
+      <w:pPr>
+        <w:rPr>
+          <w:sz w:val="24"/>
+          <w:szCs w:val="22"/>
+          <w:lang w:val="en-US"/>
+        </w:rPr>
+      </w:pPr>
+    </w:p>
+    <w:p>
+      <w:pPr>
+        <w:rPr>
+          <w:b/>
+          <w:bCs/>
+          <w:sz w:val="24"/>
+          <w:szCs w:val="22"/>
+          <w:lang w:val="en-US"/>
+        </w:rPr>
+      </w:pPr>
+      <w:r>
+        <w:rPr>
+          <w:b/>
+          <w:bCs/>
+          <w:sz w:val="24"/>
+          <w:szCs w:val="22"/>
+          <w:lang w:val="en-US"/>
+        </w:rPr>
+        <w:t>Configuration</w:t>
+      </w:r>
+    </w:p>
+    <w:p>
+      <w:pPr>
+        <w:rPr>
+          <w:sz w:val="24"/>
+          <w:szCs w:val="22"/>
+          <w:lang w:val="en-US"/>
+        </w:rPr>
+      </w:pPr>
+      <w:r>
+        <w:rPr>
+          <w:sz w:val="24"/>
+          <w:szCs w:val="22"/>
+          <w:lang w:val="en-US"/>
+        </w:rPr>
+        <w:t>Create 2 folders</w:t>
+      </w:r>
+    </w:p>
+    <w:p>
+      <w:pPr>
+        <w:pStyle w:val="ListParagraph"/>
+        <w:numPr>
+          <w:ilvl w:val="0"/>
+          <w:numId w:val="13"/>
+        </w:numPr>
+        <w:rPr>
+          <w:sz w:val="24"/>
+          <w:szCs w:val="22"/>
+          <w:lang w:val="en-US"/>
+        </w:rPr>
+      </w:pPr>
+      <w:r>
+        <w:rPr>
+          <w:sz w:val="24"/>
+          <w:szCs w:val="22"/>
+          <w:lang w:val="en-US"/>
+        </w:rPr>
+        <w:t>YourName_SeleniumDemos (Lakshmi_SeleniumDemos)</w:t>
+      </w:r>
+    </w:p>
+    <w:p>
+      <w:pPr>
+        <w:pStyle w:val="ListParagraph"/>
+        <w:numPr>
+          <w:ilvl w:val="0"/>
+          <w:numId w:val="13"/>
+        </w:numPr>
+        <w:rPr>
+          <w:sz w:val="24"/>
+          <w:szCs w:val="22"/>
+          <w:lang w:val="en-US"/>
+        </w:rPr>
+      </w:pPr>
+      <w:r>
+        <w:rPr>
+          <w:sz w:val="24"/>
+          <w:szCs w:val="22"/>
+          <w:lang w:val="en-US"/>
+        </w:rPr>
+        <w:t>Selenium Jar Files</w:t>
+      </w:r>
+    </w:p>
+    <w:p>
+      <w:pPr>
+        <w:rPr>
+          <w:sz w:val="24"/>
+          <w:szCs w:val="22"/>
+          <w:lang w:val="en-US"/>
+        </w:rPr>
+      </w:pPr>
+    </w:p>
+    <w:p>
+      <w:pPr>
+        <w:rPr>
+          <w:b/>
+          <w:bCs/>
+          <w:sz w:val="24"/>
+          <w:szCs w:val="22"/>
+          <w:lang w:val="en-US"/>
+        </w:rPr>
+      </w:pPr>
+      <w:r>
+        <w:rPr>
+          <w:b/>
+          <w:bCs/>
+          <w:sz w:val="24"/>
+          <w:szCs w:val="22"/>
+          <w:lang w:val="en-US"/>
+        </w:rPr>
+        <w:t>Download Selenium Jar File</w:t>
+      </w:r>
+    </w:p>
+    <w:p>
+      <w:pPr>
+        <w:pStyle w:val="ListParagraph"/>
+        <w:numPr>
+          <w:ilvl w:val="0"/>
+          <w:numId w:val="14"/>
+        </w:numPr>
+        <w:rPr>
+          <w:sz w:val="24"/>
+          <w:szCs w:val="22"/>
+          <w:lang w:val="en-US"/>
+        </w:rPr>
+      </w:pPr>
+      <w:r>
+        <w:rPr>
+          <w:sz w:val="24"/>
+          <w:szCs w:val="22"/>
+          <w:lang w:val="en-US"/>
+        </w:rPr>
+        <w:t>Open selenium.dev website</w:t>
+      </w:r>
+    </w:p>
+    <w:p>
+      <w:pPr>
+        <w:pStyle w:val="ListParagraph"/>
+        <w:numPr>
+          <w:ilvl w:val="0"/>
+          <w:numId w:val="14"/>
+        </w:numPr>
+        <w:rPr>
+          <w:sz w:val="24"/>
+          <w:szCs w:val="22"/>
+          <w:lang w:val="en-US"/>
+        </w:rPr>
+      </w:pPr>
+      <w:r>
+        <w:rPr>
+          <w:sz w:val="24"/>
+          <w:szCs w:val="22"/>
+          <w:lang w:val="en-US"/>
+        </w:rPr>
+        <w:t xml:space="preserve">Click on </w:t>
+      </w:r>
+      <w:r>
+        <w:rPr>
+          <w:b/>
+          <w:bCs/>
+          <w:sz w:val="24"/>
+          <w:szCs w:val="22"/>
+          <w:lang w:val="en-US"/>
+        </w:rPr>
+        <w:t xml:space="preserve">Downloads </w:t>
+      </w:r>
+      <w:r>
+        <w:rPr>
+          <w:sz w:val="24"/>
+          <w:szCs w:val="22"/>
+          <w:lang w:val="en-US"/>
+        </w:rPr>
+        <w:t>link</w:t>
+      </w:r>
+    </w:p>
+    <w:p>
+      <w:pPr>
+        <w:pStyle w:val="ListParagraph"/>
+        <w:numPr>
+          <w:ilvl w:val="0"/>
+          <w:numId w:val="14"/>
+        </w:numPr>
+        <w:rPr>
+          <w:sz w:val="24"/>
+          <w:szCs w:val="22"/>
+          <w:lang w:val="en-US"/>
+        </w:rPr>
+      </w:pPr>
+      <w:r>
+        <w:rPr>
+          <w:sz w:val="24"/>
+          <w:szCs w:val="22"/>
+          <w:lang w:val="en-US"/>
+        </w:rPr>
+        <w:t xml:space="preserve">Download </w:t>
+      </w:r>
+      <w:r>
+        <w:rPr>
+          <w:rFonts w:ascii="Segoe UI" w:hAnsi="Segoe UI" w:cs="Segoe UI"/>
+          <w:color w:val="6F757A"/>
+          <w:shd w:val="clear" w:color="auto" w:fill="FFFFFF"/>
+        </w:rPr>
+        <w:t>Latest stable version </w:t>
+      </w:r>
+      <w:hyperlink r:id="rId5" w:history="1">
+        <w:r>
+          <w:rPr>
+            <w:rStyle w:val="Hyperlink"/>
+            <w:rFonts w:ascii="Segoe UI" w:hAnsi="Segoe UI" w:cs="Segoe UI"/>
+            <w:shd w:val="clear" w:color="auto" w:fill="FFFFFF"/>
+          </w:rPr>
+          <w:t>4.41.0</w:t>
+        </w:r>
+      </w:hyperlink>
+    </w:p>
+    <w:p>
+      <w:pPr>
+        <w:pStyle w:val="ListParagraph"/>
+        <w:numPr>
+          <w:ilvl w:val="0"/>
+          <w:numId w:val="14"/>
+        </w:numPr>
+        <w:rPr>
+          <w:sz w:val="24"/>
+          <w:szCs w:val="22"/>
+          <w:lang w:val="en-US"/>
+        </w:rPr>
+      </w:pPr>
+      <w:r>
+        <w:rPr>
+          <w:sz w:val="24"/>
+          <w:szCs w:val="22"/>
+          <w:lang w:val="en-US"/>
+        </w:rPr>
+        <w:t>Open Downloads folder from your system.</w:t>
+      </w:r>
+    </w:p>
+    <w:p>
+      <w:pPr>
+        <w:pStyle w:val="ListParagraph"/>
+        <w:numPr>
+          <w:ilvl w:val="0"/>
+          <w:numId w:val="14"/>
+        </w:numPr>
+        <w:rPr>
+          <w:sz w:val="24"/>
+          <w:szCs w:val="22"/>
+          <w:lang w:val="en-US"/>
+        </w:rPr>
+      </w:pPr>
+      <w:r>
+        <w:rPr>
+          <w:sz w:val="24"/>
+          <w:szCs w:val="22"/>
+          <w:lang w:val="en-US"/>
+        </w:rPr>
+        <w:t>Copy this file (</w:t>
+      </w:r>
+      <w:r>
+        <w:rPr>
+          <w:sz w:val="24"/>
+          <w:szCs w:val="22"/>
+          <w:lang w:val="en-US"/>
+        </w:rPr>
+        <w:t>selenium-server-4.41.0.jar</w:t>
+      </w:r>
+      <w:r>
+        <w:rPr>
+          <w:sz w:val="24"/>
+          <w:szCs w:val="22"/>
+          <w:lang w:val="en-US"/>
+        </w:rPr>
+        <w:t>) and paste in 2</w:t>
+      </w:r>
+      <w:r>
+        <w:rPr>
+          <w:sz w:val="24"/>
+          <w:szCs w:val="22"/>
+          <w:vertAlign w:val="superscript"/>
+          <w:lang w:val="en-US"/>
+        </w:rPr>
+        <w:t>nd</w:t>
+      </w:r>
+      <w:r>
+        <w:rPr>
+          <w:sz w:val="24"/>
+          <w:szCs w:val="22"/>
+          <w:lang w:val="en-US"/>
+        </w:rPr>
+        <w:t xml:space="preserve"> folder (Selenium Jar Files)</w:t>
+      </w:r>
+    </w:p>
+    <w:p>
+      <w:pPr>
+        <w:rPr>
+          <w:sz w:val="24"/>
+          <w:szCs w:val="22"/>
+          <w:lang w:val="en-US"/>
+        </w:rPr>
+      </w:pPr>
+    </w:p>
+    <w:p>
+      <w:pPr>
+        <w:rPr>
+          <w:sz w:val="24"/>
+          <w:szCs w:val="22"/>
+          <w:lang w:val="en-US"/>
+        </w:rPr>
+      </w:pPr>
+      <w:r>
+        <w:rPr>
+          <w:noProof/>
+          <w:sz w:val="24"/>
+          <w:szCs w:val="22"/>
+          <w:lang w:eastAsia="en-IN"/>
+        </w:rPr>
+        <w:drawing>
+          <wp:inline distT="0" distB="0" distL="0" distR="0">
+            <wp:extent cx="5486400" cy="981075"/>
+            <wp:effectExtent l="19050" t="0" r="19050" b="0"/>
+            <wp:docPr id="1" name="Diagram 1"/>
+            <wp:cNvGraphicFramePr/>
+            <a:graphic xmlns:a="http://schemas.openxmlformats.org/drawingml/2006/main">
+              <a:graphicData uri="http://schemas.openxmlformats.org/drawingml/2006/diagram">
+                <dgm:relIds xmlns:dgm="http://schemas.openxmlformats.org/drawingml/2006/diagram" xmlns:r="http://schemas.openxmlformats.org/officeDocument/2006/relationships" r:dm="rId6" r:lo="rId7" r:qs="rId8" r:cs="rId9"/>
+              </a:graphicData>
+            </a:graphic>
+          </wp:inline>
+        </w:drawing>
+      </w:r>
+    </w:p>
+    <w:p>
+      <w:pPr>
+        <w:rPr>
+          <w:sz w:val="24"/>
+          <w:szCs w:val="22"/>
+          <w:lang w:val="en-US"/>
+        </w:rPr>
+      </w:pPr>
+    </w:p>
+    <w:p>
+      <w:pPr>
+        <w:rPr>
+          <w:b/>
+          <w:bCs/>
+          <w:sz w:val="24"/>
+          <w:szCs w:val="22"/>
+          <w:lang w:val="en-US"/>
+        </w:rPr>
+      </w:pPr>
+      <w:r>
+        <w:rPr>
+          <w:b/>
+          <w:bCs/>
+          <w:sz w:val="24"/>
+          <w:szCs w:val="22"/>
+          <w:lang w:val="en-US"/>
+        </w:rPr>
+        <w:t>Eclipse Configuration</w:t>
+      </w:r>
+    </w:p>
+    <w:p>
+      <w:pPr>
+        <w:pStyle w:val="ListParagraph"/>
+        <w:numPr>
+          <w:ilvl w:val="0"/>
+          <w:numId w:val="15"/>
+        </w:numPr>
+        <w:rPr>
+          <w:sz w:val="24"/>
+          <w:szCs w:val="22"/>
+          <w:lang w:val="en-US"/>
+        </w:rPr>
+      </w:pPr>
+      <w:r>
+        <w:rPr>
+          <w:sz w:val="24"/>
+          <w:szCs w:val="22"/>
+          <w:lang w:val="en-US"/>
+        </w:rPr>
+        <w:lastRenderedPageBreak/>
+        <w:t>Launch Eclipse</w:t>
+      </w:r>
+    </w:p>
+    <w:p>
+      <w:pPr>
+        <w:pStyle w:val="ListParagraph"/>
+        <w:numPr>
+          <w:ilvl w:val="0"/>
+          <w:numId w:val="15"/>
+        </w:numPr>
+        <w:rPr>
+          <w:sz w:val="24"/>
+          <w:szCs w:val="22"/>
+          <w:lang w:val="en-US"/>
+        </w:rPr>
+      </w:pPr>
+      <w:r>
+        <w:rPr>
+          <w:sz w:val="24"/>
+          <w:szCs w:val="22"/>
+          <w:lang w:val="en-US"/>
+        </w:rPr>
+        <w:t>Select 1</w:t>
+      </w:r>
+      <w:r>
+        <w:rPr>
+          <w:sz w:val="24"/>
+          <w:szCs w:val="22"/>
+          <w:vertAlign w:val="superscript"/>
+          <w:lang w:val="en-US"/>
+        </w:rPr>
+        <w:t>st</w:t>
+      </w:r>
+      <w:r>
+        <w:rPr>
+          <w:sz w:val="24"/>
+          <w:szCs w:val="22"/>
+          <w:lang w:val="en-US"/>
+        </w:rPr>
+        <w:t xml:space="preserve"> folder as your workspace </w:t>
+      </w:r>
+    </w:p>
+    <w:p>
+      <w:pPr>
+        <w:pStyle w:val="ListParagraph"/>
+        <w:numPr>
+          <w:ilvl w:val="0"/>
+          <w:numId w:val="15"/>
+        </w:numPr>
+        <w:rPr>
+          <w:sz w:val="24"/>
+          <w:szCs w:val="22"/>
+          <w:lang w:val="en-US"/>
+        </w:rPr>
+      </w:pPr>
+      <w:r>
+        <w:rPr>
+          <w:sz w:val="24"/>
+          <w:szCs w:val="22"/>
+          <w:lang w:val="en-US"/>
+        </w:rPr>
+        <w:t>Click on Launch button</w:t>
+      </w:r>
+    </w:p>
+    <w:p>
+      <w:pPr>
+        <w:pStyle w:val="ListParagraph"/>
+        <w:numPr>
+          <w:ilvl w:val="0"/>
+          <w:numId w:val="15"/>
+        </w:numPr>
+        <w:rPr>
+          <w:sz w:val="24"/>
+          <w:szCs w:val="22"/>
+          <w:lang w:val="en-US"/>
+        </w:rPr>
+      </w:pPr>
+      <w:r>
+        <w:rPr>
+          <w:sz w:val="24"/>
+          <w:szCs w:val="22"/>
+          <w:lang w:val="en-US"/>
+        </w:rPr>
+        <w:t>Creating Project</w:t>
+      </w:r>
+    </w:p>
+    <w:p>
+      <w:pPr>
+        <w:pStyle w:val="ListParagraph"/>
+        <w:numPr>
+          <w:ilvl w:val="1"/>
+          <w:numId w:val="15"/>
+        </w:numPr>
+        <w:rPr>
+          <w:sz w:val="24"/>
+          <w:szCs w:val="22"/>
+          <w:lang w:val="en-US"/>
+        </w:rPr>
+      </w:pPr>
+      <w:r>
+        <w:rPr>
+          <w:sz w:val="24"/>
+          <w:szCs w:val="22"/>
+          <w:lang w:val="en-US"/>
+        </w:rPr>
+        <w:t xml:space="preserve">Click on File menu </w:t>
+      </w:r>
+      <w:r>
+        <w:rPr>
+          <w:sz w:val="24"/>
+          <w:szCs w:val="22"/>
+          <w:lang w:val="en-US"/>
+        </w:rPr>
+        <w:sym w:font="Wingdings" w:char="F0E0"/>
+      </w:r>
+      <w:r>
+        <w:rPr>
+          <w:sz w:val="24"/>
+          <w:szCs w:val="22"/>
+          <w:lang w:val="en-US"/>
+        </w:rPr>
+        <w:t xml:space="preserve"> New</w:t>
+      </w:r>
+    </w:p>
+    <w:p>
+      <w:pPr>
+        <w:pStyle w:val="ListParagraph"/>
+        <w:numPr>
+          <w:ilvl w:val="1"/>
+          <w:numId w:val="15"/>
+        </w:numPr>
+        <w:rPr>
+          <w:sz w:val="24"/>
+          <w:szCs w:val="22"/>
+          <w:lang w:val="en-US"/>
+        </w:rPr>
+      </w:pPr>
+      <w:r>
+        <w:rPr>
+          <w:sz w:val="24"/>
+          <w:szCs w:val="22"/>
+          <w:lang w:val="en-US"/>
+        </w:rPr>
+        <w:t>Click on Java Project</w:t>
+      </w:r>
+    </w:p>
+    <w:p>
+      <w:pPr>
+        <w:pStyle w:val="ListParagraph"/>
+        <w:numPr>
+          <w:ilvl w:val="1"/>
+          <w:numId w:val="15"/>
+        </w:numPr>
+        <w:rPr>
+          <w:sz w:val="24"/>
+          <w:szCs w:val="22"/>
+          <w:lang w:val="en-US"/>
+        </w:rPr>
+      </w:pPr>
+      <w:r>
+        <w:rPr>
+          <w:sz w:val="24"/>
+          <w:szCs w:val="22"/>
+          <w:lang w:val="en-US"/>
+        </w:rPr>
+        <w:t>Give the name to project</w:t>
+      </w:r>
+    </w:p>
+    <w:p>
+      <w:pPr>
+        <w:pStyle w:val="ListParagraph"/>
+        <w:numPr>
+          <w:ilvl w:val="1"/>
+          <w:numId w:val="15"/>
+        </w:numPr>
+        <w:rPr>
+          <w:sz w:val="24"/>
+          <w:szCs w:val="22"/>
+          <w:lang w:val="en-US"/>
+        </w:rPr>
+      </w:pPr>
+      <w:r>
+        <w:rPr>
+          <w:sz w:val="24"/>
+          <w:szCs w:val="22"/>
+          <w:lang w:val="en-US"/>
+        </w:rPr>
+        <w:t>Make sure that the java version is selected</w:t>
+      </w:r>
+    </w:p>
+    <w:p>
+      <w:pPr>
+        <w:pStyle w:val="ListParagraph"/>
+        <w:numPr>
+          <w:ilvl w:val="1"/>
+          <w:numId w:val="15"/>
+        </w:numPr>
+        <w:rPr>
+          <w:sz w:val="24"/>
+          <w:szCs w:val="22"/>
+          <w:lang w:val="en-US"/>
+        </w:rPr>
+      </w:pPr>
+      <w:r>
+        <w:rPr>
+          <w:sz w:val="24"/>
+          <w:szCs w:val="22"/>
+          <w:lang w:val="en-US"/>
+        </w:rPr>
+        <w:t xml:space="preserve">Uncheck </w:t>
+      </w:r>
+      <w:r>
+        <w:rPr>
+          <w:b/>
+          <w:bCs/>
+          <w:sz w:val="24"/>
+          <w:szCs w:val="22"/>
+          <w:lang w:val="en-US"/>
+        </w:rPr>
+        <w:t xml:space="preserve">Create module-info.java file </w:t>
+      </w:r>
+      <w:r>
+        <w:rPr>
+          <w:sz w:val="24"/>
+          <w:szCs w:val="22"/>
+          <w:lang w:val="en-US"/>
+        </w:rPr>
+        <w:t>checkbox</w:t>
+      </w:r>
+    </w:p>
+    <w:p>
+      <w:pPr>
+        <w:pStyle w:val="ListParagraph"/>
+        <w:numPr>
+          <w:ilvl w:val="1"/>
+          <w:numId w:val="15"/>
+        </w:numPr>
+        <w:rPr>
+          <w:sz w:val="24"/>
+          <w:szCs w:val="22"/>
+          <w:lang w:val="en-US"/>
+        </w:rPr>
+      </w:pPr>
+      <w:r>
+        <w:rPr>
+          <w:sz w:val="24"/>
+          <w:szCs w:val="22"/>
+          <w:lang w:val="en-US"/>
+        </w:rPr>
+        <w:t>Click on Finish</w:t>
+      </w:r>
+    </w:p>
+    <w:p>
+      <w:pPr>
+        <w:pStyle w:val="ListParagraph"/>
+        <w:numPr>
+          <w:ilvl w:val="0"/>
+          <w:numId w:val="15"/>
+        </w:numPr>
+        <w:rPr>
+          <w:sz w:val="24"/>
+          <w:szCs w:val="22"/>
+          <w:lang w:val="en-US"/>
+        </w:rPr>
+      </w:pPr>
+      <w:r>
+        <w:rPr>
+          <w:sz w:val="24"/>
+          <w:szCs w:val="22"/>
+          <w:lang w:val="en-US"/>
+        </w:rPr>
+        <w:t>Create a package</w:t>
+      </w:r>
+    </w:p>
+    <w:p>
+      <w:pPr>
+        <w:pStyle w:val="ListParagraph"/>
+        <w:numPr>
+          <w:ilvl w:val="1"/>
+          <w:numId w:val="15"/>
+        </w:numPr>
+        <w:rPr>
+          <w:sz w:val="24"/>
+          <w:szCs w:val="22"/>
+          <w:lang w:val="en-US"/>
+        </w:rPr>
+      </w:pPr>
+      <w:r>
+        <w:rPr>
+          <w:sz w:val="24"/>
+          <w:szCs w:val="22"/>
+          <w:lang w:val="en-US"/>
+        </w:rPr>
+        <w:t>Right click on Project</w:t>
+      </w:r>
+    </w:p>
+    <w:p>
+      <w:pPr>
+        <w:pStyle w:val="ListParagraph"/>
+        <w:numPr>
+          <w:ilvl w:val="1"/>
+          <w:numId w:val="15"/>
+        </w:numPr>
+        <w:rPr>
+          <w:sz w:val="24"/>
+          <w:szCs w:val="22"/>
+          <w:lang w:val="en-US"/>
+        </w:rPr>
+      </w:pPr>
+      <w:r>
+        <w:rPr>
+          <w:sz w:val="24"/>
+          <w:szCs w:val="22"/>
+          <w:lang w:val="en-US"/>
+        </w:rPr>
+        <w:t xml:space="preserve">New </w:t>
+      </w:r>
+      <w:r>
+        <w:rPr>
+          <w:sz w:val="24"/>
+          <w:szCs w:val="22"/>
+          <w:lang w:val="en-US"/>
+        </w:rPr>
+        <w:sym w:font="Wingdings" w:char="F0E0"/>
+      </w:r>
+      <w:r>
+        <w:rPr>
+          <w:sz w:val="24"/>
+          <w:szCs w:val="22"/>
+          <w:lang w:val="en-US"/>
+        </w:rPr>
+        <w:t xml:space="preserve"> Package</w:t>
+      </w:r>
+    </w:p>
+    <w:p>
+      <w:pPr>
+        <w:pStyle w:val="ListParagraph"/>
+        <w:numPr>
+          <w:ilvl w:val="1"/>
+          <w:numId w:val="15"/>
+        </w:numPr>
+        <w:rPr>
+          <w:sz w:val="24"/>
+          <w:szCs w:val="22"/>
+          <w:lang w:val="en-US"/>
+        </w:rPr>
+      </w:pPr>
+      <w:r>
+        <w:rPr>
+          <w:sz w:val="24"/>
+          <w:szCs w:val="22"/>
+          <w:lang w:val="en-US"/>
+        </w:rPr>
+        <w:t>Give the name</w:t>
+      </w:r>
+    </w:p>
+    <w:p>
+      <w:pPr>
+        <w:pStyle w:val="ListParagraph"/>
+        <w:numPr>
+          <w:ilvl w:val="1"/>
+          <w:numId w:val="15"/>
+        </w:numPr>
+        <w:rPr>
+          <w:sz w:val="24"/>
+          <w:szCs w:val="22"/>
+          <w:lang w:val="en-US"/>
+        </w:rPr>
+      </w:pPr>
+      <w:r>
+        <w:rPr>
+          <w:sz w:val="24"/>
+          <w:szCs w:val="22"/>
+          <w:lang w:val="en-US"/>
+        </w:rPr>
+        <w:t>Click on Finish button</w:t>
+      </w:r>
+    </w:p>
+    <w:p>
+      <w:pPr>
+        <w:pStyle w:val="ListParagraph"/>
+        <w:numPr>
+          <w:ilvl w:val="0"/>
+          <w:numId w:val="15"/>
+        </w:numPr>
+        <w:rPr>
+          <w:sz w:val="24"/>
+          <w:szCs w:val="22"/>
+          <w:lang w:val="en-US"/>
+        </w:rPr>
+      </w:pPr>
+      <w:r>
+        <w:rPr>
+          <w:sz w:val="24"/>
+          <w:szCs w:val="22"/>
+          <w:lang w:val="en-US"/>
+        </w:rPr>
+        <w:t>Create a class inside above package</w:t>
+      </w:r>
+    </w:p>
+    <w:p>
+      <w:pPr>
+        <w:pStyle w:val="ListParagraph"/>
+        <w:numPr>
+          <w:ilvl w:val="1"/>
+          <w:numId w:val="15"/>
+        </w:numPr>
+        <w:rPr>
+          <w:sz w:val="24"/>
+          <w:szCs w:val="22"/>
+          <w:lang w:val="en-US"/>
+        </w:rPr>
+      </w:pPr>
+      <w:r>
+        <w:rPr>
+          <w:sz w:val="24"/>
+          <w:szCs w:val="22"/>
+          <w:lang w:val="en-US"/>
+        </w:rPr>
+        <w:t>Right click on Package</w:t>
+      </w:r>
+    </w:p>
+    <w:p>
+      <w:pPr>
+        <w:pStyle w:val="ListParagraph"/>
+        <w:numPr>
+          <w:ilvl w:val="1"/>
+          <w:numId w:val="15"/>
+        </w:numPr>
+        <w:rPr>
+          <w:sz w:val="24"/>
+          <w:szCs w:val="22"/>
+          <w:lang w:val="en-US"/>
+        </w:rPr>
+      </w:pPr>
+      <w:r>
+        <w:rPr>
+          <w:sz w:val="24"/>
+          <w:szCs w:val="22"/>
+          <w:lang w:val="en-US"/>
+        </w:rPr>
+        <w:t xml:space="preserve">New </w:t>
+      </w:r>
+      <w:r>
+        <w:rPr>
+          <w:sz w:val="24"/>
+          <w:szCs w:val="22"/>
+          <w:lang w:val="en-US"/>
+        </w:rPr>
+        <w:sym w:font="Wingdings" w:char="F0E0"/>
+      </w:r>
+      <w:r>
+        <w:rPr>
+          <w:sz w:val="24"/>
+          <w:szCs w:val="22"/>
+          <w:lang w:val="en-US"/>
+        </w:rPr>
+        <w:t xml:space="preserve"> Class</w:t>
+      </w:r>
+    </w:p>
+    <w:p>
+      <w:pPr>
+        <w:pStyle w:val="ListParagraph"/>
+        <w:numPr>
+          <w:ilvl w:val="0"/>
+          <w:numId w:val="15"/>
+        </w:numPr>
+        <w:rPr>
+          <w:sz w:val="24"/>
+          <w:szCs w:val="22"/>
+          <w:lang w:val="en-US"/>
+        </w:rPr>
+      </w:pPr>
+      <w:r>
+        <w:rPr>
+          <w:sz w:val="24"/>
+          <w:szCs w:val="22"/>
+          <w:lang w:val="en-US"/>
+        </w:rPr>
+        <w:t>Configuration of Selenium WebDriver to project</w:t>
+      </w:r>
+    </w:p>
+    <w:p>
+      <w:pPr>
+        <w:pStyle w:val="ListParagraph"/>
+        <w:numPr>
+          <w:ilvl w:val="1"/>
+          <w:numId w:val="15"/>
+        </w:numPr>
+        <w:rPr>
+          <w:sz w:val="24"/>
+          <w:szCs w:val="22"/>
+          <w:lang w:val="en-US"/>
+        </w:rPr>
+      </w:pPr>
+      <w:r>
+        <w:rPr>
+          <w:sz w:val="24"/>
+          <w:szCs w:val="22"/>
+          <w:lang w:val="en-US"/>
+        </w:rPr>
+        <w:t>Right Click on Project</w:t>
+      </w:r>
+    </w:p>
+    <w:p>
+      <w:pPr>
+        <w:pStyle w:val="ListParagraph"/>
+        <w:numPr>
+          <w:ilvl w:val="1"/>
+          <w:numId w:val="15"/>
+        </w:numPr>
+        <w:rPr>
+          <w:sz w:val="24"/>
+          <w:szCs w:val="22"/>
+          <w:lang w:val="en-US"/>
+        </w:rPr>
+      </w:pPr>
+      <w:r>
+        <w:rPr>
+          <w:sz w:val="24"/>
+          <w:szCs w:val="22"/>
+          <w:lang w:val="en-US"/>
+        </w:rPr>
+        <w:t xml:space="preserve">Build Path </w:t>
+      </w:r>
+      <w:r>
+        <w:rPr>
+          <w:sz w:val="24"/>
+          <w:szCs w:val="22"/>
+          <w:lang w:val="en-US"/>
+        </w:rPr>
+        <w:sym w:font="Wingdings" w:char="F0E0"/>
+      </w:r>
+      <w:r>
+        <w:rPr>
+          <w:sz w:val="24"/>
+          <w:szCs w:val="22"/>
+          <w:lang w:val="en-US"/>
+        </w:rPr>
+        <w:t xml:space="preserve"> Configure Build Path</w:t>
+      </w:r>
+    </w:p>
+    <w:p>
+      <w:pPr>
+        <w:pStyle w:val="ListParagraph"/>
+        <w:numPr>
+          <w:ilvl w:val="1"/>
+          <w:numId w:val="15"/>
+        </w:numPr>
+        <w:rPr>
+          <w:sz w:val="24"/>
+          <w:szCs w:val="22"/>
+          <w:lang w:val="en-US"/>
+        </w:rPr>
+      </w:pPr>
+      <w:r>
+        <w:rPr>
+          <w:sz w:val="24"/>
+          <w:szCs w:val="22"/>
+          <w:lang w:val="en-US"/>
+        </w:rPr>
+        <w:t>Click on Libraries</w:t>
+      </w:r>
+    </w:p>
+    <w:p>
+      <w:pPr>
+        <w:pStyle w:val="ListParagraph"/>
+        <w:numPr>
+          <w:ilvl w:val="1"/>
+          <w:numId w:val="15"/>
+        </w:numPr>
+        <w:rPr>
+          <w:sz w:val="24"/>
+          <w:szCs w:val="22"/>
+          <w:lang w:val="en-US"/>
+        </w:rPr>
+      </w:pPr>
+      <w:r>
+        <w:rPr>
+          <w:sz w:val="24"/>
+          <w:szCs w:val="22"/>
+          <w:lang w:val="en-US"/>
+        </w:rPr>
+        <w:t>Click on Class path</w:t>
+      </w:r>
+    </w:p>
+    <w:p>
+      <w:pPr>
+        <w:pStyle w:val="ListParagraph"/>
+        <w:numPr>
+          <w:ilvl w:val="1"/>
+          <w:numId w:val="15"/>
+        </w:numPr>
+        <w:rPr>
+          <w:sz w:val="24"/>
+          <w:szCs w:val="22"/>
+          <w:lang w:val="en-US"/>
+        </w:rPr>
+      </w:pPr>
+      <w:r>
+        <w:rPr>
+          <w:sz w:val="24"/>
+          <w:szCs w:val="22"/>
+          <w:lang w:val="en-US"/>
+        </w:rPr>
+        <w:t>Click on Add External JARs…</w:t>
+      </w:r>
+    </w:p>
+    <w:p>
+      <w:pPr>
+        <w:pStyle w:val="ListParagraph"/>
+        <w:numPr>
+          <w:ilvl w:val="1"/>
+          <w:numId w:val="15"/>
+        </w:numPr>
+        <w:rPr>
+          <w:sz w:val="24"/>
+          <w:szCs w:val="22"/>
+          <w:lang w:val="en-US"/>
+        </w:rPr>
+      </w:pPr>
+      <w:r>
+        <w:rPr>
+          <w:sz w:val="24"/>
+          <w:szCs w:val="22"/>
+          <w:lang w:val="en-US"/>
+        </w:rPr>
+        <w:t>Select the file (</w:t>
+      </w:r>
+      <w:r>
+        <w:rPr>
+          <w:sz w:val="24"/>
+          <w:szCs w:val="22"/>
+          <w:lang w:val="en-US"/>
+        </w:rPr>
+        <w:t>selenium-server-4.41.0.jar</w:t>
+      </w:r>
+      <w:r>
+        <w:rPr>
+          <w:sz w:val="24"/>
+          <w:szCs w:val="22"/>
+          <w:lang w:val="en-US"/>
+        </w:rPr>
+        <w:t>) stored in the 2</w:t>
+      </w:r>
+      <w:r>
+        <w:rPr>
+          <w:sz w:val="24"/>
+          <w:szCs w:val="22"/>
+          <w:vertAlign w:val="superscript"/>
+          <w:lang w:val="en-US"/>
+        </w:rPr>
+        <w:t>nd</w:t>
+      </w:r>
+      <w:r>
+        <w:rPr>
+          <w:sz w:val="24"/>
+          <w:szCs w:val="22"/>
+          <w:lang w:val="en-US"/>
+        </w:rPr>
+        <w:t xml:space="preserve"> folder</w:t>
+      </w:r>
+    </w:p>
+    <w:p>
+      <w:pPr>
+        <w:rPr>
+          <w:sz w:val="24"/>
+          <w:szCs w:val="22"/>
+          <w:lang w:val="en-US"/>
+        </w:rPr>
+      </w:pPr>
+    </w:p>
+    <w:p>
+      <w:pPr>
+        <w:rPr>
+          <w:b/>
+          <w:bCs/>
+          <w:sz w:val="24"/>
+          <w:szCs w:val="22"/>
+          <w:lang w:val="en-US"/>
+        </w:rPr>
+      </w:pPr>
+      <w:r>
+        <w:rPr>
+          <w:b/>
+          <w:bCs/>
+          <w:sz w:val="24"/>
+          <w:szCs w:val="22"/>
+          <w:lang w:val="en-US"/>
+        </w:rPr>
+        <w:t>Methods of WebDriver</w:t>
+      </w:r>
+    </w:p>
+    <w:p>
+      <w:pPr>
+        <w:pStyle w:val="ListParagraph"/>
+        <w:numPr>
+          <w:ilvl w:val="0"/>
+          <w:numId w:val="16"/>
+        </w:numPr>
+        <w:rPr>
+          <w:sz w:val="24"/>
+          <w:szCs w:val="22"/>
+          <w:lang w:val="en-US"/>
+        </w:rPr>
+      </w:pPr>
+      <w:r>
+        <w:rPr>
+          <w:sz w:val="24"/>
+          <w:szCs w:val="22"/>
+          <w:lang w:val="en-US"/>
+        </w:rPr>
+        <w:t xml:space="preserve">Launching Browser </w:t>
+      </w:r>
+      <w:r>
+        <w:rPr>
+          <w:sz w:val="24"/>
+          <w:szCs w:val="22"/>
+          <w:lang w:val="en-US"/>
+        </w:rPr>
+        <w:sym w:font="Wingdings" w:char="F0E0"/>
+      </w:r>
+      <w:r>
+        <w:rPr>
+          <w:sz w:val="24"/>
+          <w:szCs w:val="22"/>
+          <w:lang w:val="en-US"/>
+        </w:rPr>
+        <w:t xml:space="preserve"> Creating object of WebDriver interface will launch the blank browser window.</w:t>
+      </w:r>
+    </w:p>
+    <w:p>
+      <w:pPr>
+        <w:pStyle w:val="ListParagraph"/>
+        <w:numPr>
+          <w:ilvl w:val="0"/>
+          <w:numId w:val="16"/>
+        </w:numPr>
+        <w:rPr>
+          <w:sz w:val="24"/>
+          <w:szCs w:val="22"/>
+          <w:lang w:val="en-US"/>
+        </w:rPr>
+      </w:pPr>
+      <w:r>
+        <w:rPr>
+          <w:sz w:val="24"/>
+          <w:szCs w:val="22"/>
+          <w:lang w:val="en-US"/>
+        </w:rPr>
+        <w:t xml:space="preserve">get() </w:t>
+      </w:r>
+      <w:r>
+        <w:rPr>
+          <w:sz w:val="24"/>
+          <w:szCs w:val="22"/>
+          <w:lang w:val="en-US"/>
+        </w:rPr>
+        <w:sym w:font="Wingdings" w:char="F0E0"/>
+      </w:r>
+      <w:r>
+        <w:rPr>
+          <w:sz w:val="24"/>
+          <w:szCs w:val="22"/>
+          <w:lang w:val="en-US"/>
+        </w:rPr>
+        <w:t xml:space="preserve"> Will launch the website. Here you need to pass the</w:t>
+      </w:r>
+      <w:r>
+        <w:rPr>
+          <w:sz w:val="24"/>
+          <w:szCs w:val="22"/>
+          <w:lang w:val="en-US"/>
+        </w:rPr>
+        <w:t xml:space="preserve"> </w:t>
+      </w:r>
+      <w:r>
+        <w:rPr>
+          <w:b/>
+          <w:bCs/>
+          <w:sz w:val="24"/>
+          <w:szCs w:val="22"/>
+          <w:lang w:val="en-US"/>
+        </w:rPr>
+        <w:t>Absolute</w:t>
+      </w:r>
+      <w:r>
+        <w:rPr>
+          <w:b/>
+          <w:bCs/>
+          <w:sz w:val="24"/>
+          <w:szCs w:val="22"/>
+          <w:lang w:val="en-US"/>
+        </w:rPr>
+        <w:t xml:space="preserve"> URL</w:t>
+      </w:r>
+      <w:r>
+        <w:rPr>
+          <w:sz w:val="24"/>
+          <w:szCs w:val="22"/>
+          <w:lang w:val="en-US"/>
+        </w:rPr>
+        <w:t>.</w:t>
+      </w:r>
+    </w:p>
+    <w:p>
+      <w:pPr>
+        <w:pStyle w:val="ListParagraph"/>
+        <w:numPr>
+          <w:ilvl w:val="0"/>
+          <w:numId w:val="16"/>
+        </w:numPr>
+        <w:rPr>
+          <w:sz w:val="24"/>
+          <w:szCs w:val="22"/>
+          <w:lang w:val="en-US"/>
+        </w:rPr>
+      </w:pPr>
+      <w:r>
+        <w:rPr>
+          <w:sz w:val="24"/>
+          <w:szCs w:val="22"/>
+          <w:lang w:val="en-US"/>
+        </w:rPr>
+        <w:t>driv</w:t>
+      </w:r>
+      <w:r>
+        <w:rPr>
+          <w:sz w:val="24"/>
+          <w:szCs w:val="22"/>
+          <w:lang w:val="en-US"/>
+        </w:rPr>
+        <w:t xml:space="preserve">er.manage().window().maximize() </w:t>
+      </w:r>
+      <w:r>
+        <w:rPr>
+          <w:sz w:val="24"/>
+          <w:szCs w:val="22"/>
+          <w:lang w:val="en-US"/>
+        </w:rPr>
+        <w:sym w:font="Wingdings" w:char="F0E0"/>
+      </w:r>
+      <w:r>
+        <w:rPr>
+          <w:sz w:val="24"/>
+          <w:szCs w:val="22"/>
+          <w:lang w:val="en-US"/>
+        </w:rPr>
+        <w:t xml:space="preserve"> Will maximize the browser window.</w:t>
+      </w:r>
+    </w:p>
+    <w:p>
+      <w:pPr>
+        <w:pStyle w:val="ListParagraph"/>
+        <w:numPr>
+          <w:ilvl w:val="0"/>
+          <w:numId w:val="16"/>
+        </w:numPr>
+        <w:rPr>
+          <w:sz w:val="24"/>
+          <w:szCs w:val="22"/>
+          <w:lang w:val="en-US"/>
+        </w:rPr>
+      </w:pPr>
+      <w:r>
+        <w:rPr>
+          <w:sz w:val="24"/>
+          <w:szCs w:val="22"/>
+          <w:lang w:val="en-US"/>
+        </w:rPr>
+        <w:t xml:space="preserve">close() </w:t>
+      </w:r>
+      <w:r>
+        <w:rPr>
+          <w:sz w:val="24"/>
+          <w:szCs w:val="22"/>
+          <w:lang w:val="en-US"/>
+        </w:rPr>
+        <w:sym w:font="Wingdings" w:char="F0E0"/>
+      </w:r>
+      <w:r>
+        <w:rPr>
+          <w:sz w:val="24"/>
+          <w:szCs w:val="22"/>
+          <w:lang w:val="en-US"/>
+        </w:rPr>
+        <w:t xml:space="preserve"> Will close the </w:t>
+      </w:r>
+      <w:r>
+        <w:rPr>
+          <w:b/>
+          <w:bCs/>
+          <w:sz w:val="24"/>
+          <w:szCs w:val="22"/>
+          <w:lang w:val="en-US"/>
+        </w:rPr>
+        <w:t xml:space="preserve">current </w:t>
+      </w:r>
+      <w:r>
+        <w:rPr>
+          <w:sz w:val="24"/>
+          <w:szCs w:val="22"/>
+          <w:lang w:val="en-US"/>
+        </w:rPr>
+        <w:t>browser window.</w:t>
+      </w:r>
       <w:bookmarkStart w:id="0" w:name="_GoBack"/>
       <w:bookmarkEnd w:id="0"/>
+    </w:p>
+    <w:p>
+      <w:pPr>
+        <w:rPr>
+          <w:b/>
+          <w:bCs/>
+          <w:sz w:val="24"/>
+          <w:szCs w:val="22"/>
+          <w:lang w:val="en-US"/>
+        </w:rPr>
+      </w:pPr>
+      <w:r>
+        <w:rPr>
+          <w:b/>
+          <w:bCs/>
+          <w:sz w:val="24"/>
+          <w:szCs w:val="22"/>
+          <w:lang w:val="en-US"/>
+        </w:rPr>
+        <w:t xml:space="preserve">Common Exceptions </w:t>
+      </w:r>
+    </w:p>
+    <w:p>
+      <w:pPr>
+        <w:pStyle w:val="ListParagraph"/>
+        <w:numPr>
+          <w:ilvl w:val="0"/>
+          <w:numId w:val="17"/>
+        </w:numPr>
+        <w:rPr>
+          <w:sz w:val="24"/>
+          <w:szCs w:val="22"/>
+          <w:lang w:val="en-US"/>
+        </w:rPr>
+      </w:pPr>
+      <w:r>
+        <w:rPr>
+          <w:sz w:val="24"/>
+          <w:szCs w:val="22"/>
+          <w:lang w:val="en-US"/>
+        </w:rPr>
+        <w:t xml:space="preserve">InvalidArgumentException </w:t>
+      </w:r>
+      <w:r>
+        <w:rPr>
+          <w:sz w:val="24"/>
+          <w:szCs w:val="22"/>
+          <w:lang w:val="en-US"/>
+        </w:rPr>
+        <w:sym w:font="Wingdings" w:char="F0E0"/>
+      </w:r>
+      <w:r>
+        <w:rPr>
+          <w:sz w:val="24"/>
+          <w:szCs w:val="22"/>
+          <w:lang w:val="en-US"/>
+        </w:rPr>
+        <w:t xml:space="preserve"> The URL is not in the correct format. The URL must be </w:t>
+      </w:r>
+      <w:r>
+        <w:rPr>
+          <w:b/>
+          <w:bCs/>
+          <w:sz w:val="24"/>
+          <w:szCs w:val="22"/>
+          <w:lang w:val="en-US"/>
+        </w:rPr>
+        <w:t xml:space="preserve">absolute. </w:t>
+      </w:r>
+      <w:r>
+        <w:rPr>
+          <w:sz w:val="24"/>
+          <w:szCs w:val="22"/>
+          <w:lang w:val="en-US"/>
+        </w:rPr>
+        <w:t>It should start with http/https</w:t>
+      </w:r>
     </w:p>
     <w:sectPr>
       <w:pgSz w:w="11906" w:h="16838"/>
@@ -4980,6 +7156,184 @@
     </w:lvl>
   </w:abstractNum>
   <w:abstractNum w:abstractNumId="1">
+    <w:nsid w:val="105D6FD0"/>
+    <w:multiLevelType w:val="hybridMultilevel"/>
+    <w:tmpl w:val="D66A1D8C"/>
+    <w:lvl w:ilvl="0" w:tplc="4009000F">
+      <w:start w:val="1"/>
+      <w:numFmt w:val="decimal"/>
+      <w:lvlText w:val="%1."/>
+      <w:lvlJc w:val="left"/>
+      <w:pPr>
+        <w:ind w:left="720" w:hanging="360"/>
+      </w:pPr>
+      <w:rPr>
+        <w:rFonts w:hint="default"/>
+      </w:rPr>
+    </w:lvl>
+    <w:lvl w:ilvl="1" w:tplc="40090019" w:tentative="1">
+      <w:start w:val="1"/>
+      <w:numFmt w:val="lowerLetter"/>
+      <w:lvlText w:val="%2."/>
+      <w:lvlJc w:val="left"/>
+      <w:pPr>
+        <w:ind w:left="1440" w:hanging="360"/>
+      </w:pPr>
+    </w:lvl>
+    <w:lvl w:ilvl="2" w:tplc="4009001B" w:tentative="1">
+      <w:start w:val="1"/>
+      <w:numFmt w:val="lowerRoman"/>
+      <w:lvlText w:val="%3."/>
+      <w:lvlJc w:val="right"/>
+      <w:pPr>
+        <w:ind w:left="2160" w:hanging="180"/>
+      </w:pPr>
+    </w:lvl>
+    <w:lvl w:ilvl="3" w:tplc="4009000F" w:tentative="1">
+      <w:start w:val="1"/>
+      <w:numFmt w:val="decimal"/>
+      <w:lvlText w:val="%4."/>
+      <w:lvlJc w:val="left"/>
+      <w:pPr>
+        <w:ind w:left="2880" w:hanging="360"/>
+      </w:pPr>
+    </w:lvl>
+    <w:lvl w:ilvl="4" w:tplc="40090019" w:tentative="1">
+      <w:start w:val="1"/>
+      <w:numFmt w:val="lowerLetter"/>
+      <w:lvlText w:val="%5."/>
+      <w:lvlJc w:val="left"/>
+      <w:pPr>
+        <w:ind w:left="3600" w:hanging="360"/>
+      </w:pPr>
+    </w:lvl>
+    <w:lvl w:ilvl="5" w:tplc="4009001B" w:tentative="1">
+      <w:start w:val="1"/>
+      <w:numFmt w:val="lowerRoman"/>
+      <w:lvlText w:val="%6."/>
+      <w:lvlJc w:val="right"/>
+      <w:pPr>
+        <w:ind w:left="4320" w:hanging="180"/>
+      </w:pPr>
+    </w:lvl>
+    <w:lvl w:ilvl="6" w:tplc="4009000F" w:tentative="1">
+      <w:start w:val="1"/>
+      <w:numFmt w:val="decimal"/>
+      <w:lvlText w:val="%7."/>
+      <w:lvlJc w:val="left"/>
+      <w:pPr>
+        <w:ind w:left="5040" w:hanging="360"/>
+      </w:pPr>
+    </w:lvl>
+    <w:lvl w:ilvl="7" w:tplc="40090019" w:tentative="1">
+      <w:start w:val="1"/>
+      <w:numFmt w:val="lowerLetter"/>
+      <w:lvlText w:val="%8."/>
+      <w:lvlJc w:val="left"/>
+      <w:pPr>
+        <w:ind w:left="5760" w:hanging="360"/>
+      </w:pPr>
+    </w:lvl>
+    <w:lvl w:ilvl="8" w:tplc="4009001B" w:tentative="1">
+      <w:start w:val="1"/>
+      <w:numFmt w:val="lowerRoman"/>
+      <w:lvlText w:val="%9."/>
+      <w:lvlJc w:val="right"/>
+      <w:pPr>
+        <w:ind w:left="6480" w:hanging="180"/>
+      </w:pPr>
+    </w:lvl>
+  </w:abstractNum>
+  <w:abstractNum w:abstractNumId="2">
+    <w:nsid w:val="1DD814BD"/>
+    <w:multiLevelType w:val="hybridMultilevel"/>
+    <w:tmpl w:val="6052B25A"/>
+    <w:lvl w:ilvl="0" w:tplc="4009000F">
+      <w:start w:val="1"/>
+      <w:numFmt w:val="decimal"/>
+      <w:lvlText w:val="%1."/>
+      <w:lvlJc w:val="left"/>
+      <w:pPr>
+        <w:ind w:left="720" w:hanging="360"/>
+      </w:pPr>
+      <w:rPr>
+        <w:rFonts w:hint="default"/>
+      </w:rPr>
+    </w:lvl>
+    <w:lvl w:ilvl="1" w:tplc="40090019" w:tentative="1">
+      <w:start w:val="1"/>
+      <w:numFmt w:val="lowerLetter"/>
+      <w:lvlText w:val="%2."/>
+      <w:lvlJc w:val="left"/>
+      <w:pPr>
+        <w:ind w:left="1440" w:hanging="360"/>
+      </w:pPr>
+    </w:lvl>
+    <w:lvl w:ilvl="2" w:tplc="4009001B" w:tentative="1">
+      <w:start w:val="1"/>
+      <w:numFmt w:val="lowerRoman"/>
+      <w:lvlText w:val="%3."/>
+      <w:lvlJc w:val="right"/>
+      <w:pPr>
+        <w:ind w:left="2160" w:hanging="180"/>
+      </w:pPr>
+    </w:lvl>
+    <w:lvl w:ilvl="3" w:tplc="4009000F" w:tentative="1">
+      <w:start w:val="1"/>
+      <w:numFmt w:val="decimal"/>
+      <w:lvlText w:val="%4."/>
+      <w:lvlJc w:val="left"/>
+      <w:pPr>
+        <w:ind w:left="2880" w:hanging="360"/>
+      </w:pPr>
+    </w:lvl>
+    <w:lvl w:ilvl="4" w:tplc="40090019" w:tentative="1">
+      <w:start w:val="1"/>
+      <w:numFmt w:val="lowerLetter"/>
+      <w:lvlText w:val="%5."/>
+      <w:lvlJc w:val="left"/>
+      <w:pPr>
+        <w:ind w:left="3600" w:hanging="360"/>
+      </w:pPr>
+    </w:lvl>
+    <w:lvl w:ilvl="5" w:tplc="4009001B" w:tentative="1">
+      <w:start w:val="1"/>
+      <w:numFmt w:val="lowerRoman"/>
+      <w:lvlText w:val="%6."/>
+      <w:lvlJc w:val="right"/>
+      <w:pPr>
+        <w:ind w:left="4320" w:hanging="180"/>
+      </w:pPr>
+    </w:lvl>
+    <w:lvl w:ilvl="6" w:tplc="4009000F" w:tentative="1">
+      <w:start w:val="1"/>
+      <w:numFmt w:val="decimal"/>
+      <w:lvlText w:val="%7."/>
+      <w:lvlJc w:val="left"/>
+      <w:pPr>
+        <w:ind w:left="5040" w:hanging="360"/>
+      </w:pPr>
+    </w:lvl>
+    <w:lvl w:ilvl="7" w:tplc="40090019" w:tentative="1">
+      <w:start w:val="1"/>
+      <w:numFmt w:val="lowerLetter"/>
+      <w:lvlText w:val="%8."/>
+      <w:lvlJc w:val="left"/>
+      <w:pPr>
+        <w:ind w:left="5760" w:hanging="360"/>
+      </w:pPr>
+    </w:lvl>
+    <w:lvl w:ilvl="8" w:tplc="4009001B" w:tentative="1">
+      <w:start w:val="1"/>
+      <w:numFmt w:val="lowerRoman"/>
+      <w:lvlText w:val="%9."/>
+      <w:lvlJc w:val="right"/>
+      <w:pPr>
+        <w:ind w:left="6480" w:hanging="180"/>
+      </w:pPr>
+    </w:lvl>
+  </w:abstractNum>
+  <w:abstractNum w:abstractNumId="3">
     <w:nsid w:val="22D50F4A"/>
     <w:multiLevelType w:val="hybridMultilevel"/>
     <w:tmpl w:val="564C3158"/>
@@ -5092,7 +7446,96 @@
       </w:rPr>
     </w:lvl>
   </w:abstractNum>
-  <w:abstractNum w:abstractNumId="2">
+  <w:abstractNum w:abstractNumId="4">
+    <w:nsid w:val="2AA11AFE"/>
+    <w:multiLevelType w:val="hybridMultilevel"/>
+    <w:tmpl w:val="551C87B4"/>
+    <w:lvl w:ilvl="0" w:tplc="4009000F">
+      <w:start w:val="1"/>
+      <w:numFmt w:val="decimal"/>
+      <w:lvlText w:val="%1."/>
+      <w:lvlJc w:val="left"/>
+      <w:pPr>
+        <w:ind w:left="720" w:hanging="360"/>
+      </w:pPr>
+      <w:rPr>
+        <w:rFonts w:hint="default"/>
+      </w:rPr>
+    </w:lvl>
+    <w:lvl w:ilvl="1" w:tplc="40090019" w:tentative="1">
+      <w:start w:val="1"/>
+      <w:numFmt w:val="lowerLetter"/>
+      <w:lvlText w:val="%2."/>
+      <w:lvlJc w:val="left"/>
+      <w:pPr>
+        <w:ind w:left="1440" w:hanging="360"/>
+      </w:pPr>
+    </w:lvl>
+    <w:lvl w:ilvl="2" w:tplc="4009001B" w:tentative="1">
+      <w:start w:val="1"/>
+      <w:numFmt w:val="lowerRoman"/>
+      <w:lvlText w:val="%3."/>
+      <w:lvlJc w:val="right"/>
+      <w:pPr>
+        <w:ind w:left="2160" w:hanging="180"/>
+      </w:pPr>
+    </w:lvl>
+    <w:lvl w:ilvl="3" w:tplc="4009000F" w:tentative="1">
+      <w:start w:val="1"/>
+      <w:numFmt w:val="decimal"/>
+      <w:lvlText w:val="%4."/>
+      <w:lvlJc w:val="left"/>
+      <w:pPr>
+        <w:ind w:left="2880" w:hanging="360"/>
+      </w:pPr>
+    </w:lvl>
+    <w:lvl w:ilvl="4" w:tplc="40090019" w:tentative="1">
+      <w:start w:val="1"/>
+      <w:numFmt w:val="lowerLetter"/>
+      <w:lvlText w:val="%5."/>
+      <w:lvlJc w:val="left"/>
+      <w:pPr>
+        <w:ind w:left="3600" w:hanging="360"/>
+      </w:pPr>
+    </w:lvl>
+    <w:lvl w:ilvl="5" w:tplc="4009001B" w:tentative="1">
+      <w:start w:val="1"/>
+      <w:numFmt w:val="lowerRoman"/>
+      <w:lvlText w:val="%6."/>
+      <w:lvlJc w:val="right"/>
+      <w:pPr>
+        <w:ind w:left="4320" w:hanging="180"/>
+      </w:pPr>
+    </w:lvl>
+    <w:lvl w:ilvl="6" w:tplc="4009000F" w:tentative="1">
+      <w:start w:val="1"/>
+      <w:numFmt w:val="decimal"/>
+      <w:lvlText w:val="%7."/>
+      <w:lvlJc w:val="left"/>
+      <w:pPr>
+        <w:ind w:left="5040" w:hanging="360"/>
+      </w:pPr>
+    </w:lvl>
+    <w:lvl w:ilvl="7" w:tplc="40090019" w:tentative="1">
+      <w:start w:val="1"/>
+      <w:numFmt w:val="lowerLetter"/>
+      <w:lvlText w:val="%8."/>
+      <w:lvlJc w:val="left"/>
+      <w:pPr>
+        <w:ind w:left="5760" w:hanging="360"/>
+      </w:pPr>
+    </w:lvl>
+    <w:lvl w:ilvl="8" w:tplc="4009001B" w:tentative="1">
+      <w:start w:val="1"/>
+      <w:numFmt w:val="lowerRoman"/>
+      <w:lvlText w:val="%9."/>
+      <w:lvlJc w:val="right"/>
+      <w:pPr>
+        <w:ind w:left="6480" w:hanging="180"/>
+      </w:pPr>
+    </w:lvl>
+  </w:abstractNum>
+  <w:abstractNum w:abstractNumId="5">
     <w:nsid w:val="323F4A11"/>
     <w:multiLevelType w:val="hybridMultilevel"/>
     <w:tmpl w:val="5862F962"/>
@@ -5178,7 +7621,7 @@
       </w:pPr>
     </w:lvl>
   </w:abstractNum>
-  <w:abstractNum w:abstractNumId="3">
+  <w:abstractNum w:abstractNumId="6">
     <w:nsid w:val="390953F8"/>
     <w:multiLevelType w:val="hybridMultilevel"/>
     <w:tmpl w:val="13E456E4"/>
@@ -5264,7 +7707,96 @@
       </w:pPr>
     </w:lvl>
   </w:abstractNum>
-  <w:abstractNum w:abstractNumId="4">
+  <w:abstractNum w:abstractNumId="7">
+    <w:nsid w:val="3C875259"/>
+    <w:multiLevelType w:val="hybridMultilevel"/>
+    <w:tmpl w:val="03089B9C"/>
+    <w:lvl w:ilvl="0" w:tplc="4009000F">
+      <w:start w:val="1"/>
+      <w:numFmt w:val="decimal"/>
+      <w:lvlText w:val="%1."/>
+      <w:lvlJc w:val="left"/>
+      <w:pPr>
+        <w:ind w:left="720" w:hanging="360"/>
+      </w:pPr>
+      <w:rPr>
+        <w:rFonts w:hint="default"/>
+      </w:rPr>
+    </w:lvl>
+    <w:lvl w:ilvl="1" w:tplc="40090019" w:tentative="1">
+      <w:start w:val="1"/>
+      <w:numFmt w:val="lowerLetter"/>
+      <w:lvlText w:val="%2."/>
+      <w:lvlJc w:val="left"/>
+      <w:pPr>
+        <w:ind w:left="1440" w:hanging="360"/>
+      </w:pPr>
+    </w:lvl>
+    <w:lvl w:ilvl="2" w:tplc="4009001B" w:tentative="1">
+      <w:start w:val="1"/>
+      <w:numFmt w:val="lowerRoman"/>
+      <w:lvlText w:val="%3."/>
+      <w:lvlJc w:val="right"/>
+      <w:pPr>
+        <w:ind w:left="2160" w:hanging="180"/>
+      </w:pPr>
+    </w:lvl>
+    <w:lvl w:ilvl="3" w:tplc="4009000F" w:tentative="1">
+      <w:start w:val="1"/>
+      <w:numFmt w:val="decimal"/>
+      <w:lvlText w:val="%4."/>
+      <w:lvlJc w:val="left"/>
+      <w:pPr>
+        <w:ind w:left="2880" w:hanging="360"/>
+      </w:pPr>
+    </w:lvl>
+    <w:lvl w:ilvl="4" w:tplc="40090019" w:tentative="1">
+      <w:start w:val="1"/>
+      <w:numFmt w:val="lowerLetter"/>
+      <w:lvlText w:val="%5."/>
+      <w:lvlJc w:val="left"/>
+      <w:pPr>
+        <w:ind w:left="3600" w:hanging="360"/>
+      </w:pPr>
+    </w:lvl>
+    <w:lvl w:ilvl="5" w:tplc="4009001B" w:tentative="1">
+      <w:start w:val="1"/>
+      <w:numFmt w:val="lowerRoman"/>
+      <w:lvlText w:val="%6."/>
+      <w:lvlJc w:val="right"/>
+      <w:pPr>
+        <w:ind w:left="4320" w:hanging="180"/>
+      </w:pPr>
+    </w:lvl>
+    <w:lvl w:ilvl="6" w:tplc="4009000F" w:tentative="1">
+      <w:start w:val="1"/>
+      <w:numFmt w:val="decimal"/>
+      <w:lvlText w:val="%7."/>
+      <w:lvlJc w:val="left"/>
+      <w:pPr>
+        <w:ind w:left="5040" w:hanging="360"/>
+      </w:pPr>
+    </w:lvl>
+    <w:lvl w:ilvl="7" w:tplc="40090019" w:tentative="1">
+      <w:start w:val="1"/>
+      <w:numFmt w:val="lowerLetter"/>
+      <w:lvlText w:val="%8."/>
+      <w:lvlJc w:val="left"/>
+      <w:pPr>
+        <w:ind w:left="5760" w:hanging="360"/>
+      </w:pPr>
+    </w:lvl>
+    <w:lvl w:ilvl="8" w:tplc="4009001B" w:tentative="1">
+      <w:start w:val="1"/>
+      <w:numFmt w:val="lowerRoman"/>
+      <w:lvlText w:val="%9."/>
+      <w:lvlJc w:val="right"/>
+      <w:pPr>
+        <w:ind w:left="6480" w:hanging="180"/>
+      </w:pPr>
+    </w:lvl>
+  </w:abstractNum>
+  <w:abstractNum w:abstractNumId="8">
     <w:nsid w:val="40FE0FCF"/>
     <w:multiLevelType w:val="hybridMultilevel"/>
     <w:tmpl w:val="39DC3034"/>
@@ -5377,7 +7909,7 @@
       </w:rPr>
     </w:lvl>
   </w:abstractNum>
-  <w:abstractNum w:abstractNumId="5">
+  <w:abstractNum w:abstractNumId="9">
     <w:nsid w:val="496607A1"/>
     <w:multiLevelType w:val="hybridMultilevel"/>
     <w:tmpl w:val="D6727F44"/>
@@ -5490,7 +8022,7 @@
       </w:rPr>
     </w:lvl>
   </w:abstractNum>
-  <w:abstractNum w:abstractNumId="6">
+  <w:abstractNum w:abstractNumId="10">
     <w:nsid w:val="49B72ACE"/>
     <w:multiLevelType w:val="hybridMultilevel"/>
     <w:tmpl w:val="F09897B0"/>
@@ -5579,7 +8111,120 @@
       </w:pPr>
     </w:lvl>
   </w:abstractNum>
-  <w:abstractNum w:abstractNumId="7">
+  <w:abstractNum w:abstractNumId="11">
+    <w:nsid w:val="56BB04A8"/>
+    <w:multiLevelType w:val="hybridMultilevel"/>
+    <w:tmpl w:val="7FDC8606"/>
+    <w:lvl w:ilvl="0" w:tplc="40090001">
+      <w:start w:val="1"/>
+      <w:numFmt w:val="bullet"/>
+      <w:lvlText w:val=""/>
+      <w:lvlJc w:val="left"/>
+      <w:pPr>
+        <w:ind w:left="720" w:hanging="360"/>
+      </w:pPr>
+      <w:rPr>
+        <w:rFonts w:ascii="Symbol" w:hAnsi="Symbol" w:hint="default"/>
+      </w:rPr>
+    </w:lvl>
+    <w:lvl w:ilvl="1" w:tplc="40090003">
+      <w:start w:val="1"/>
+      <w:numFmt w:val="bullet"/>
+      <w:lvlText w:val="o"/>
+      <w:lvlJc w:val="left"/>
+      <w:pPr>
+        <w:ind w:left="1440" w:hanging="360"/>
+      </w:pPr>
+      <w:rPr>
+        <w:rFonts w:ascii="Courier New" w:hAnsi="Courier New" w:cs="Courier New" w:hint="default"/>
+      </w:rPr>
+    </w:lvl>
+    <w:lvl w:ilvl="2" w:tplc="40090005" w:tentative="1">
+      <w:start w:val="1"/>
+      <w:numFmt w:val="bullet"/>
+      <w:lvlText w:val=""/>
+      <w:lvlJc w:val="left"/>
+      <w:pPr>
+        <w:ind w:left="2160" w:hanging="360"/>
+      </w:pPr>
+      <w:rPr>
+        <w:rFonts w:ascii="Wingdings" w:hAnsi="Wingdings" w:hint="default"/>
+      </w:rPr>
+    </w:lvl>
+    <w:lvl w:ilvl="3" w:tplc="40090001" w:tentative="1">
+      <w:start w:val="1"/>
+      <w:numFmt w:val="bullet"/>
+      <w:lvlText w:val=""/>
+      <w:lvlJc w:val="left"/>
+      <w:pPr>
+        <w:ind w:left="2880" w:hanging="360"/>
+      </w:pPr>
+      <w:rPr>
+        <w:rFonts w:ascii="Symbol" w:hAnsi="Symbol" w:hint="default"/>
+      </w:rPr>
+    </w:lvl>
+    <w:lvl w:ilvl="4" w:tplc="40090003" w:tentative="1">
+      <w:start w:val="1"/>
+      <w:numFmt w:val="bullet"/>
+      <w:lvlText w:val="o"/>
+      <w:lvlJc w:val="left"/>
+      <w:pPr>
+        <w:ind w:left="3600" w:hanging="360"/>
+      </w:pPr>
+      <w:rPr>
+        <w:rFonts w:ascii="Courier New" w:hAnsi="Courier New" w:cs="Courier New" w:hint="default"/>
+      </w:rPr>
+    </w:lvl>
+    <w:lvl w:ilvl="5" w:tplc="40090005" w:tentative="1">
+      <w:start w:val="1"/>
+      <w:numFmt w:val="bullet"/>
+      <w:lvlText w:val=""/>
+      <w:lvlJc w:val="left"/>
+      <w:pPr>
+        <w:ind w:left="4320" w:hanging="360"/>
+      </w:pPr>
+      <w:rPr>
+        <w:rFonts w:ascii="Wingdings" w:hAnsi="Wingdings" w:hint="default"/>
+      </w:rPr>
+    </w:lvl>
+    <w:lvl w:ilvl="6" w:tplc="40090001" w:tentative="1">
+      <w:start w:val="1"/>
+      <w:numFmt w:val="bullet"/>
+      <w:lvlText w:val=""/>
+      <w:lvlJc w:val="left"/>
+      <w:pPr>
+        <w:ind w:left="5040" w:hanging="360"/>
+      </w:pPr>
+      <w:rPr>
+        <w:rFonts w:ascii="Symbol" w:hAnsi="Symbol" w:hint="default"/>
+      </w:rPr>
+    </w:lvl>
+    <w:lvl w:ilvl="7" w:tplc="40090003" w:tentative="1">
+      <w:start w:val="1"/>
+      <w:numFmt w:val="bullet"/>
+      <w:lvlText w:val="o"/>
+      <w:lvlJc w:val="left"/>
+      <w:pPr>
+        <w:ind w:left="5760" w:hanging="360"/>
+      </w:pPr>
+      <w:rPr>
+        <w:rFonts w:ascii="Courier New" w:hAnsi="Courier New" w:cs="Courier New" w:hint="default"/>
+      </w:rPr>
+    </w:lvl>
+    <w:lvl w:ilvl="8" w:tplc="40090005" w:tentative="1">
+      <w:start w:val="1"/>
+      <w:numFmt w:val="bullet"/>
+      <w:lvlText w:val=""/>
+      <w:lvlJc w:val="left"/>
+      <w:pPr>
+        <w:ind w:left="6480" w:hanging="360"/>
+      </w:pPr>
+      <w:rPr>
+        <w:rFonts w:ascii="Wingdings" w:hAnsi="Wingdings" w:hint="default"/>
+      </w:rPr>
+    </w:lvl>
+  </w:abstractNum>
+  <w:abstractNum w:abstractNumId="12">
     <w:nsid w:val="5C58581A"/>
     <w:multiLevelType w:val="hybridMultilevel"/>
     <w:tmpl w:val="3D4E3154"/>
@@ -5692,7 +8337,120 @@
       </w:rPr>
     </w:lvl>
   </w:abstractNum>
-  <w:abstractNum w:abstractNumId="8">
+  <w:abstractNum w:abstractNumId="13">
+    <w:nsid w:val="5F383176"/>
+    <w:multiLevelType w:val="hybridMultilevel"/>
+    <w:tmpl w:val="4C76D014"/>
+    <w:lvl w:ilvl="0" w:tplc="40090001">
+      <w:start w:val="1"/>
+      <w:numFmt w:val="bullet"/>
+      <w:lvlText w:val=""/>
+      <w:lvlJc w:val="left"/>
+      <w:pPr>
+        <w:ind w:left="720" w:hanging="360"/>
+      </w:pPr>
+      <w:rPr>
+        <w:rFonts w:ascii="Symbol" w:hAnsi="Symbol" w:hint="default"/>
+      </w:rPr>
+    </w:lvl>
+    <w:lvl w:ilvl="1" w:tplc="40090003">
+      <w:start w:val="1"/>
+      <w:numFmt w:val="bullet"/>
+      <w:lvlText w:val="o"/>
+      <w:lvlJc w:val="left"/>
+      <w:pPr>
+        <w:ind w:left="1440" w:hanging="360"/>
+      </w:pPr>
+      <w:rPr>
+        <w:rFonts w:ascii="Courier New" w:hAnsi="Courier New" w:cs="Courier New" w:hint="default"/>
+      </w:rPr>
+    </w:lvl>
+    <w:lvl w:ilvl="2" w:tplc="40090005" w:tentative="1">
+      <w:start w:val="1"/>
+      <w:numFmt w:val="bullet"/>
+      <w:lvlText w:val=""/>
+      <w:lvlJc w:val="left"/>
+      <w:pPr>
+        <w:ind w:left="2160" w:hanging="360"/>
+      </w:pPr>
+      <w:rPr>
+        <w:rFonts w:ascii="Wingdings" w:hAnsi="Wingdings" w:hint="default"/>
+      </w:rPr>
+    </w:lvl>
+    <w:lvl w:ilvl="3" w:tplc="40090001" w:tentative="1">
+      <w:start w:val="1"/>
+      <w:numFmt w:val="bullet"/>
+      <w:lvlText w:val=""/>
+      <w:lvlJc w:val="left"/>
+      <w:pPr>
+        <w:ind w:left="2880" w:hanging="360"/>
+      </w:pPr>
+      <w:rPr>
+        <w:rFonts w:ascii="Symbol" w:hAnsi="Symbol" w:hint="default"/>
+      </w:rPr>
+    </w:lvl>
+    <w:lvl w:ilvl="4" w:tplc="40090003" w:tentative="1">
+      <w:start w:val="1"/>
+      <w:numFmt w:val="bullet"/>
+      <w:lvlText w:val="o"/>
+      <w:lvlJc w:val="left"/>
+      <w:pPr>
+        <w:ind w:left="3600" w:hanging="360"/>
+      </w:pPr>
+      <w:rPr>
+        <w:rFonts w:ascii="Courier New" w:hAnsi="Courier New" w:cs="Courier New" w:hint="default"/>
+      </w:rPr>
+    </w:lvl>
+    <w:lvl w:ilvl="5" w:tplc="40090005" w:tentative="1">
+      <w:start w:val="1"/>
+      <w:numFmt w:val="bullet"/>
+      <w:lvlText w:val=""/>
+      <w:lvlJc w:val="left"/>
+      <w:pPr>
+        <w:ind w:left="4320" w:hanging="360"/>
+      </w:pPr>
+      <w:rPr>
+        <w:rFonts w:ascii="Wingdings" w:hAnsi="Wingdings" w:hint="default"/>
+      </w:rPr>
+    </w:lvl>
+    <w:lvl w:ilvl="6" w:tplc="40090001" w:tentative="1">
+      <w:start w:val="1"/>
+      <w:numFmt w:val="bullet"/>
+      <w:lvlText w:val=""/>
+      <w:lvlJc w:val="left"/>
+      <w:pPr>
+        <w:ind w:left="5040" w:hanging="360"/>
+      </w:pPr>
+      <w:rPr>
+        <w:rFonts w:ascii="Symbol" w:hAnsi="Symbol" w:hint="default"/>
+      </w:rPr>
+    </w:lvl>
+    <w:lvl w:ilvl="7" w:tplc="40090003" w:tentative="1">
+      <w:start w:val="1"/>
+      <w:numFmt w:val="bullet"/>
+      <w:lvlText w:val="o"/>
+      <w:lvlJc w:val="left"/>
+      <w:pPr>
+        <w:ind w:left="5760" w:hanging="360"/>
+      </w:pPr>
+      <w:rPr>
+        <w:rFonts w:ascii="Courier New" w:hAnsi="Courier New" w:cs="Courier New" w:hint="default"/>
+      </w:rPr>
+    </w:lvl>
+    <w:lvl w:ilvl="8" w:tplc="40090005" w:tentative="1">
+      <w:start w:val="1"/>
+      <w:numFmt w:val="bullet"/>
+      <w:lvlText w:val=""/>
+      <w:lvlJc w:val="left"/>
+      <w:pPr>
+        <w:ind w:left="6480" w:hanging="360"/>
+      </w:pPr>
+      <w:rPr>
+        <w:rFonts w:ascii="Wingdings" w:hAnsi="Wingdings" w:hint="default"/>
+      </w:rPr>
+    </w:lvl>
+  </w:abstractNum>
+  <w:abstractNum w:abstractNumId="14">
     <w:nsid w:val="6DF222BD"/>
     <w:multiLevelType w:val="hybridMultilevel"/>
     <w:tmpl w:val="CB58A112"/>
@@ -5805,7 +8563,7 @@
       </w:rPr>
     </w:lvl>
   </w:abstractNum>
-  <w:abstractNum w:abstractNumId="9">
+  <w:abstractNum w:abstractNumId="15">
     <w:nsid w:val="700B3448"/>
     <w:multiLevelType w:val="hybridMultilevel"/>
     <w:tmpl w:val="D4F8B1EA"/>
@@ -5894,34 +8652,144 @@
       </w:pPr>
     </w:lvl>
   </w:abstractNum>
+  <w:abstractNum w:abstractNumId="16">
+    <w:nsid w:val="7BD5777C"/>
+    <w:multiLevelType w:val="hybridMultilevel"/>
+    <w:tmpl w:val="53D46EE2"/>
+    <w:lvl w:ilvl="0" w:tplc="4009000F">
+      <w:start w:val="1"/>
+      <w:numFmt w:val="decimal"/>
+      <w:lvlText w:val="%1."/>
+      <w:lvlJc w:val="left"/>
+      <w:pPr>
+        <w:ind w:left="720" w:hanging="360"/>
+      </w:pPr>
+      <w:rPr>
+        <w:rFonts w:hint="default"/>
+      </w:rPr>
+    </w:lvl>
+    <w:lvl w:ilvl="1" w:tplc="40090019">
+      <w:start w:val="1"/>
+      <w:numFmt w:val="lowerLetter"/>
+      <w:lvlText w:val="%2."/>
+      <w:lvlJc w:val="left"/>
+      <w:pPr>
+        <w:ind w:left="1440" w:hanging="360"/>
+      </w:pPr>
+    </w:lvl>
+    <w:lvl w:ilvl="2" w:tplc="4009001B" w:tentative="1">
+      <w:start w:val="1"/>
+      <w:numFmt w:val="lowerRoman"/>
+      <w:lvlText w:val="%3."/>
+      <w:lvlJc w:val="right"/>
+      <w:pPr>
+        <w:ind w:left="2160" w:hanging="180"/>
+      </w:pPr>
+    </w:lvl>
+    <w:lvl w:ilvl="3" w:tplc="4009000F" w:tentative="1">
+      <w:start w:val="1"/>
+      <w:numFmt w:val="decimal"/>
+      <w:lvlText w:val="%4."/>
+      <w:lvlJc w:val="left"/>
+      <w:pPr>
+        <w:ind w:left="2880" w:hanging="360"/>
+      </w:pPr>
+    </w:lvl>
+    <w:lvl w:ilvl="4" w:tplc="40090019" w:tentative="1">
+      <w:start w:val="1"/>
+      <w:numFmt w:val="lowerLetter"/>
+      <w:lvlText w:val="%5."/>
+      <w:lvlJc w:val="left"/>
+      <w:pPr>
+        <w:ind w:left="3600" w:hanging="360"/>
+      </w:pPr>
+    </w:lvl>
+    <w:lvl w:ilvl="5" w:tplc="4009001B" w:tentative="1">
+      <w:start w:val="1"/>
+      <w:numFmt w:val="lowerRoman"/>
+      <w:lvlText w:val="%6."/>
+      <w:lvlJc w:val="right"/>
+      <w:pPr>
+        <w:ind w:left="4320" w:hanging="180"/>
+      </w:pPr>
+    </w:lvl>
+    <w:lvl w:ilvl="6" w:tplc="4009000F" w:tentative="1">
+      <w:start w:val="1"/>
+      <w:numFmt w:val="decimal"/>
+      <w:lvlText w:val="%7."/>
+      <w:lvlJc w:val="left"/>
+      <w:pPr>
+        <w:ind w:left="5040" w:hanging="360"/>
+      </w:pPr>
+    </w:lvl>
+    <w:lvl w:ilvl="7" w:tplc="40090019" w:tentative="1">
+      <w:start w:val="1"/>
+      <w:numFmt w:val="lowerLetter"/>
+      <w:lvlText w:val="%8."/>
+      <w:lvlJc w:val="left"/>
+      <w:pPr>
+        <w:ind w:left="5760" w:hanging="360"/>
+      </w:pPr>
+    </w:lvl>
+    <w:lvl w:ilvl="8" w:tplc="4009001B" w:tentative="1">
+      <w:start w:val="1"/>
+      <w:numFmt w:val="lowerRoman"/>
+      <w:lvlText w:val="%9."/>
+      <w:lvlJc w:val="right"/>
+      <w:pPr>
+        <w:ind w:left="6480" w:hanging="180"/>
+      </w:pPr>
+    </w:lvl>
+  </w:abstractNum>
   <w:num w:numId="1">
-    <w:abstractNumId w:val="4"/>
+    <w:abstractNumId w:val="8"/>
   </w:num>
   <w:num w:numId="2">
-    <w:abstractNumId w:val="5"/>
+    <w:abstractNumId w:val="9"/>
   </w:num>
   <w:num w:numId="3">
-    <w:abstractNumId w:val="9"/>
+    <w:abstractNumId w:val="15"/>
   </w:num>
   <w:num w:numId="4">
-    <w:abstractNumId w:val="3"/>
+    <w:abstractNumId w:val="6"/>
   </w:num>
   <w:num w:numId="5">
     <w:abstractNumId w:val="0"/>
   </w:num>
   <w:num w:numId="6">
+    <w:abstractNumId w:val="3"/>
+  </w:num>
+  <w:num w:numId="7">
+    <w:abstractNumId w:val="14"/>
+  </w:num>
+  <w:num w:numId="8">
+    <w:abstractNumId w:val="10"/>
+  </w:num>
+  <w:num w:numId="9">
+    <w:abstractNumId w:val="5"/>
+  </w:num>
+  <w:num w:numId="10">
+    <w:abstractNumId w:val="12"/>
+  </w:num>
+  <w:num w:numId="11">
+    <w:abstractNumId w:val="13"/>
+  </w:num>
+  <w:num w:numId="12">
+    <w:abstractNumId w:val="11"/>
+  </w:num>
+  <w:num w:numId="13">
+    <w:abstractNumId w:val="4"/>
+  </w:num>
+  <w:num w:numId="14">
+    <w:abstractNumId w:val="2"/>
+  </w:num>
+  <w:num w:numId="15">
+    <w:abstractNumId w:val="16"/>
+  </w:num>
+  <w:num w:numId="16">
     <w:abstractNumId w:val="1"/>
   </w:num>
-  <w:num w:numId="7">
-    <w:abstractNumId w:val="8"/>
-  </w:num>
-  <w:num w:numId="8">
-    <w:abstractNumId w:val="6"/>
-  </w:num>
-  <w:num w:numId="9">
-    <w:abstractNumId w:val="2"/>
-  </w:num>
-  <w:num w:numId="10">
+  <w:num w:numId="17">
     <w:abstractNumId w:val="7"/>
   </w:num>
 </w:numbering>
@@ -6361,7 +9229,2774 @@
       <w:contextualSpacing/>
     </w:pPr>
   </w:style>
+  <w:style w:type="character" w:styleId="Hyperlink">
+    <w:name w:val="Hyperlink"/>
+    <w:basedOn w:val="DefaultParagraphFont"/>
+    <w:uiPriority w:val="99"/>
+    <w:semiHidden/>
+    <w:unhideWhenUsed/>
+    <w:rsid w:val="000F1DE1"/>
+    <w:rPr>
+      <w:color w:val="0000FF"/>
+      <w:u w:val="single"/>
+    </w:rPr>
+  </w:style>
 </w:styles>
+</file>
+
+<file path=word/diagrams/colors1.xml><?xml version="1.0" encoding="utf-8"?>
+<dgm:colorsDef xmlns:dgm="http://schemas.openxmlformats.org/drawingml/2006/diagram" xmlns:a="http://schemas.openxmlformats.org/drawingml/2006/main" uniqueId="urn:microsoft.com/office/officeart/2005/8/colors/colorful4">
+  <dgm:title val=""/>
+  <dgm:desc val=""/>
+  <dgm:catLst>
+    <dgm:cat type="colorful" pri="10400"/>
+  </dgm:catLst>
+  <dgm:styleLbl name="node0">
+    <dgm:fillClrLst meth="repeat">
+      <a:schemeClr val="accent3"/>
+    </dgm:fillClrLst>
+    <dgm:linClrLst meth="repeat">
+      <a:schemeClr val="lt1"/>
+    </dgm:linClrLst>
+    <dgm:effectClrLst/>
+    <dgm:txLinClrLst/>
+    <dgm:txFillClrLst/>
+    <dgm:txEffectClrLst/>
+  </dgm:styleLbl>
+  <dgm:styleLbl name="node1">
+    <dgm:fillClrLst>
+      <a:schemeClr val="accent4"/>
+      <a:schemeClr val="accent5"/>
+    </dgm:fillClrLst>
+    <dgm:linClrLst meth="repeat">
+      <a:schemeClr val="lt1"/>
+    </dgm:linClrLst>
+    <dgm:effectClrLst/>
+    <dgm:txLinClrLst/>
+    <dgm:txFillClrLst/>
+    <dgm:txEffectClrLst/>
+  </dgm:styleLbl>
+  <dgm:styleLbl name="alignNode1">
+    <dgm:fillClrLst>
+      <a:schemeClr val="accent4"/>
+      <a:schemeClr val="accent5"/>
+    </dgm:fillClrLst>
+    <dgm:linClrLst>
+      <a:schemeClr val="accent4"/>
+      <a:schemeClr val="accent5"/>
+    </dgm:linClrLst>
+    <dgm:effectClrLst/>
+    <dgm:txLinClrLst/>
+    <dgm:txFillClrLst/>
+    <dgm:txEffectClrLst/>
+  </dgm:styleLbl>
+  <dgm:styleLbl name="lnNode1">
+    <dgm:fillClrLst>
+      <a:schemeClr val="accent4"/>
+      <a:schemeClr val="accent5"/>
+    </dgm:fillClrLst>
+    <dgm:linClrLst meth="repeat">
+      <a:schemeClr val="lt1"/>
+    </dgm:linClrLst>
+    <dgm:effectClrLst/>
+    <dgm:txLinClrLst/>
+    <dgm:txFillClrLst/>
+    <dgm:txEffectClrLst/>
+  </dgm:styleLbl>
+  <dgm:styleLbl name="vennNode1">
+    <dgm:fillClrLst>
+      <a:schemeClr val="accent4">
+        <a:alpha val="50000"/>
+      </a:schemeClr>
+      <a:schemeClr val="accent5">
+        <a:alpha val="50000"/>
+      </a:schemeClr>
+    </dgm:fillClrLst>
+    <dgm:linClrLst meth="repeat">
+      <a:schemeClr val="lt1"/>
+    </dgm:linClrLst>
+    <dgm:effectClrLst/>
+    <dgm:txLinClrLst/>
+    <dgm:txFillClrLst/>
+    <dgm:txEffectClrLst/>
+  </dgm:styleLbl>
+  <dgm:styleLbl name="node2">
+    <dgm:fillClrLst>
+      <a:schemeClr val="accent5"/>
+    </dgm:fillClrLst>
+    <dgm:linClrLst meth="repeat">
+      <a:schemeClr val="lt1"/>
+    </dgm:linClrLst>
+    <dgm:effectClrLst/>
+    <dgm:txLinClrLst/>
+    <dgm:txFillClrLst/>
+    <dgm:txEffectClrLst/>
+  </dgm:styleLbl>
+  <dgm:styleLbl name="node3">
+    <dgm:fillClrLst>
+      <a:schemeClr val="accent6"/>
+    </dgm:fillClrLst>
+    <dgm:linClrLst meth="repeat">
+      <a:schemeClr val="lt1"/>
+    </dgm:linClrLst>
+    <dgm:effectClrLst/>
+    <dgm:txLinClrLst/>
+    <dgm:txFillClrLst/>
+    <dgm:txEffectClrLst/>
+  </dgm:styleLbl>
+  <dgm:styleLbl name="node4">
+    <dgm:fillClrLst>
+      <a:schemeClr val="accent1"/>
+    </dgm:fillClrLst>
+    <dgm:linClrLst meth="repeat">
+      <a:schemeClr val="lt1"/>
+    </dgm:linClrLst>
+    <dgm:effectClrLst/>
+    <dgm:txLinClrLst/>
+    <dgm:txFillClrLst/>
+    <dgm:txEffectClrLst/>
+  </dgm:styleLbl>
+  <dgm:styleLbl name="fgImgPlace1">
+    <dgm:fillClrLst>
+      <a:schemeClr val="accent4">
+        <a:tint val="50000"/>
+      </a:schemeClr>
+      <a:schemeClr val="accent5">
+        <a:tint val="50000"/>
+      </a:schemeClr>
+    </dgm:fillClrLst>
+    <dgm:linClrLst meth="repeat">
+      <a:schemeClr val="lt1"/>
+    </dgm:linClrLst>
+    <dgm:effectClrLst/>
+    <dgm:txLinClrLst/>
+    <dgm:txFillClrLst meth="repeat">
+      <a:schemeClr val="lt1"/>
+    </dgm:txFillClrLst>
+    <dgm:txEffectClrLst/>
+  </dgm:styleLbl>
+  <dgm:styleLbl name="alignImgPlace1">
+    <dgm:fillClrLst>
+      <a:schemeClr val="accent4">
+        <a:tint val="50000"/>
+      </a:schemeClr>
+      <a:schemeClr val="accent5">
+        <a:tint val="20000"/>
+      </a:schemeClr>
+    </dgm:fillClrLst>
+    <dgm:linClrLst meth="repeat">
+      <a:schemeClr val="lt1"/>
+    </dgm:linClrLst>
+    <dgm:effectClrLst/>
+    <dgm:txLinClrLst/>
+    <dgm:txFillClrLst meth="repeat">
+      <a:schemeClr val="lt1"/>
+    </dgm:txFillClrLst>
+    <dgm:txEffectClrLst/>
+  </dgm:styleLbl>
+  <dgm:styleLbl name="bgImgPlace1">
+    <dgm:fillClrLst>
+      <a:schemeClr val="accent4">
+        <a:tint val="50000"/>
+      </a:schemeClr>
+      <a:schemeClr val="accent5">
+        <a:tint val="20000"/>
+      </a:schemeClr>
+    </dgm:fillClrLst>
+    <dgm:linClrLst meth="repeat">
+      <a:schemeClr val="lt1"/>
+    </dgm:linClrLst>
+    <dgm:effectClrLst/>
+    <dgm:txLinClrLst/>
+    <dgm:txFillClrLst meth="repeat">
+      <a:schemeClr val="lt1"/>
+    </dgm:txFillClrLst>
+    <dgm:txEffectClrLst/>
+  </dgm:styleLbl>
+  <dgm:styleLbl name="sibTrans2D1">
+    <dgm:fillClrLst>
+      <a:schemeClr val="accent4"/>
+      <a:schemeClr val="accent5"/>
+    </dgm:fillClrLst>
+    <dgm:linClrLst meth="repeat">
+      <a:schemeClr val="lt1"/>
+    </dgm:linClrLst>
+    <dgm:effectClrLst/>
+    <dgm:txLinClrLst/>
+    <dgm:txFillClrLst/>
+    <dgm:txEffectClrLst/>
+  </dgm:styleLbl>
+  <dgm:styleLbl name="fgSibTrans2D1">
+    <dgm:fillClrLst>
+      <a:schemeClr val="accent4"/>
+      <a:schemeClr val="accent5"/>
+    </dgm:fillClrLst>
+    <dgm:linClrLst meth="repeat">
+      <a:schemeClr val="lt1"/>
+    </dgm:linClrLst>
+    <dgm:effectClrLst/>
+    <dgm:txLinClrLst/>
+    <dgm:txFillClrLst meth="repeat">
+      <a:schemeClr val="lt1"/>
+    </dgm:txFillClrLst>
+    <dgm:txEffectClrLst/>
+  </dgm:styleLbl>
+  <dgm:styleLbl name="bgSibTrans2D1">
+    <dgm:fillClrLst>
+      <a:schemeClr val="accent4"/>
+      <a:schemeClr val="accent5"/>
+    </dgm:fillClrLst>
+    <dgm:linClrLst meth="repeat">
+      <a:schemeClr val="lt1"/>
+    </dgm:linClrLst>
+    <dgm:effectClrLst/>
+    <dgm:txLinClrLst/>
+    <dgm:txFillClrLst meth="repeat">
+      <a:schemeClr val="lt1"/>
+    </dgm:txFillClrLst>
+    <dgm:txEffectClrLst/>
+  </dgm:styleLbl>
+  <dgm:styleLbl name="sibTrans1D1">
+    <dgm:fillClrLst/>
+    <dgm:linClrLst>
+      <a:schemeClr val="accent4"/>
+      <a:schemeClr val="accent5"/>
+    </dgm:linClrLst>
+    <dgm:effectClrLst/>
+    <dgm:txLinClrLst/>
+    <dgm:txFillClrLst meth="repeat">
+      <a:schemeClr val="tx1"/>
+    </dgm:txFillClrLst>
+    <dgm:txEffectClrLst/>
+  </dgm:styleLbl>
+  <dgm:styleLbl name="callout">
+    <dgm:fillClrLst meth="repeat">
+      <a:schemeClr val="accent4"/>
+    </dgm:fillClrLst>
+    <dgm:linClrLst meth="repeat">
+      <a:schemeClr val="accent4">
+        <a:tint val="50000"/>
+      </a:schemeClr>
+    </dgm:linClrLst>
+    <dgm:effectClrLst/>
+    <dgm:txLinClrLst/>
+    <dgm:txFillClrLst meth="repeat">
+      <a:schemeClr val="tx1"/>
+    </dgm:txFillClrLst>
+    <dgm:txEffectClrLst/>
+  </dgm:styleLbl>
+  <dgm:styleLbl name="asst0">
+    <dgm:fillClrLst meth="repeat">
+      <a:schemeClr val="accent4"/>
+    </dgm:fillClrLst>
+    <dgm:linClrLst meth="repeat">
+      <a:schemeClr val="lt1">
+        <a:shade val="80000"/>
+      </a:schemeClr>
+    </dgm:linClrLst>
+    <dgm:effectClrLst/>
+    <dgm:txLinClrLst/>
+    <dgm:txFillClrLst/>
+    <dgm:txEffectClrLst/>
+  </dgm:styleLbl>
+  <dgm:styleLbl name="asst1">
+    <dgm:fillClrLst meth="repeat">
+      <a:schemeClr val="accent5"/>
+    </dgm:fillClrLst>
+    <dgm:linClrLst meth="repeat">
+      <a:schemeClr val="lt1">
+        <a:shade val="80000"/>
+      </a:schemeClr>
+    </dgm:linClrLst>
+    <dgm:effectClrLst/>
+    <dgm:txLinClrLst/>
+    <dgm:txFillClrLst/>
+    <dgm:txEffectClrLst/>
+  </dgm:styleLbl>
+  <dgm:styleLbl name="asst2">
+    <dgm:fillClrLst>
+      <a:schemeClr val="accent6"/>
+    </dgm:fillClrLst>
+    <dgm:linClrLst meth="repeat">
+      <a:schemeClr val="lt1"/>
+    </dgm:linClrLst>
+    <dgm:effectClrLst/>
+    <dgm:txLinClrLst/>
+    <dgm:txFillClrLst/>
+    <dgm:txEffectClrLst/>
+  </dgm:styleLbl>
+  <dgm:styleLbl name="asst3">
+    <dgm:fillClrLst>
+      <a:schemeClr val="accent1"/>
+    </dgm:fillClrLst>
+    <dgm:linClrLst meth="repeat">
+      <a:schemeClr val="lt1"/>
+    </dgm:linClrLst>
+    <dgm:effectClrLst/>
+    <dgm:txLinClrLst/>
+    <dgm:txFillClrLst/>
+    <dgm:txEffectClrLst/>
+  </dgm:styleLbl>
+  <dgm:styleLbl name="asst4">
+    <dgm:fillClrLst>
+      <a:schemeClr val="accent2"/>
+    </dgm:fillClrLst>
+    <dgm:linClrLst meth="repeat">
+      <a:schemeClr val="lt1"/>
+    </dgm:linClrLst>
+    <dgm:effectClrLst/>
+    <dgm:txLinClrLst/>
+    <dgm:txFillClrLst/>
+    <dgm:txEffectClrLst/>
+  </dgm:styleLbl>
+  <dgm:styleLbl name="parChTrans2D1">
+    <dgm:fillClrLst meth="repeat">
+      <a:schemeClr val="accent4"/>
+    </dgm:fillClrLst>
+    <dgm:linClrLst meth="repeat">
+      <a:schemeClr val="lt1"/>
+    </dgm:linClrLst>
+    <dgm:effectClrLst/>
+    <dgm:txLinClrLst/>
+    <dgm:txFillClrLst meth="repeat">
+      <a:schemeClr val="lt1"/>
+    </dgm:txFillClrLst>
+    <dgm:txEffectClrLst/>
+  </dgm:styleLbl>
+  <dgm:styleLbl name="parChTrans2D2">
+    <dgm:fillClrLst meth="repeat">
+      <a:schemeClr val="accent5"/>
+    </dgm:fillClrLst>
+    <dgm:linClrLst meth="repeat">
+      <a:schemeClr val="lt1"/>
+    </dgm:linClrLst>
+    <dgm:effectClrLst/>
+    <dgm:txLinClrLst/>
+    <dgm:txFillClrLst/>
+    <dgm:txEffectClrLst/>
+  </dgm:styleLbl>
+  <dgm:styleLbl name="parChTrans2D3">
+    <dgm:fillClrLst meth="repeat">
+      <a:schemeClr val="accent5"/>
+    </dgm:fillClrLst>
+    <dgm:linClrLst meth="repeat">
+      <a:schemeClr val="lt1"/>
+    </dgm:linClrLst>
+    <dgm:effectClrLst/>
+    <dgm:txLinClrLst/>
+    <dgm:txFillClrLst/>
+    <dgm:txEffectClrLst/>
+  </dgm:styleLbl>
+  <dgm:styleLbl name="parChTrans2D4">
+    <dgm:fillClrLst meth="repeat">
+      <a:schemeClr val="accent6"/>
+    </dgm:fillClrLst>
+    <dgm:linClrLst meth="repeat">
+      <a:schemeClr val="lt1"/>
+    </dgm:linClrLst>
+    <dgm:effectClrLst/>
+    <dgm:txLinClrLst/>
+    <dgm:txFillClrLst meth="repeat">
+      <a:schemeClr val="lt1"/>
+    </dgm:txFillClrLst>
+    <dgm:txEffectClrLst/>
+  </dgm:styleLbl>
+  <dgm:styleLbl name="parChTrans1D1">
+    <dgm:fillClrLst meth="repeat">
+      <a:schemeClr val="accent4"/>
+    </dgm:fillClrLst>
+    <dgm:linClrLst meth="repeat">
+      <a:schemeClr val="accent4"/>
+    </dgm:linClrLst>
+    <dgm:effectClrLst/>
+    <dgm:txLinClrLst/>
+    <dgm:txFillClrLst meth="repeat">
+      <a:schemeClr val="tx1"/>
+    </dgm:txFillClrLst>
+    <dgm:txEffectClrLst/>
+  </dgm:styleLbl>
+  <dgm:styleLbl name="parChTrans1D2">
+    <dgm:fillClrLst meth="repeat">
+      <a:schemeClr val="accent4">
+        <a:tint val="90000"/>
+      </a:schemeClr>
+    </dgm:fillClrLst>
+    <dgm:linClrLst meth="repeat">
+      <a:schemeClr val="accent5"/>
+    </dgm:linClrLst>
+    <dgm:effectClrLst/>
+    <dgm:txLinClrLst/>
+    <dgm:txFillClrLst meth="repeat">
+      <a:schemeClr val="tx1"/>
+    </dgm:txFillClrLst>
+    <dgm:txEffectClrLst/>
+  </dgm:styleLbl>
+  <dgm:styleLbl name="parChTrans1D3">
+    <dgm:fillClrLst meth="repeat">
+      <a:schemeClr val="accent4">
+        <a:tint val="70000"/>
+      </a:schemeClr>
+    </dgm:fillClrLst>
+    <dgm:linClrLst meth="repeat">
+      <a:schemeClr val="accent6"/>
+    </dgm:linClrLst>
+    <dgm:effectClrLst/>
+    <dgm:txLinClrLst/>
+    <dgm:txFillClrLst meth="repeat">
+      <a:schemeClr val="tx1"/>
+    </dgm:txFillClrLst>
+    <dgm:txEffectClrLst/>
+  </dgm:styleLbl>
+  <dgm:styleLbl name="parChTrans1D4">
+    <dgm:fillClrLst meth="repeat">
+      <a:schemeClr val="accent4">
+        <a:tint val="50000"/>
+      </a:schemeClr>
+    </dgm:fillClrLst>
+    <dgm:linClrLst meth="repeat">
+      <a:schemeClr val="accent1"/>
+    </dgm:linClrLst>
+    <dgm:effectClrLst/>
+    <dgm:txLinClrLst/>
+    <dgm:txFillClrLst meth="repeat">
+      <a:schemeClr val="tx1"/>
+    </dgm:txFillClrLst>
+    <dgm:txEffectClrLst/>
+  </dgm:styleLbl>
+  <dgm:styleLbl name="fgAcc1">
+    <dgm:fillClrLst meth="repeat">
+      <a:schemeClr val="lt1">
+        <a:alpha val="90000"/>
+      </a:schemeClr>
+    </dgm:fillClrLst>
+    <dgm:linClrLst>
+      <a:schemeClr val="accent4"/>
+      <a:schemeClr val="accent5"/>
+    </dgm:linClrLst>
+    <dgm:effectClrLst/>
+    <dgm:txLinClrLst/>
+    <dgm:txFillClrLst meth="repeat">
+      <a:schemeClr val="dk1"/>
+    </dgm:txFillClrLst>
+    <dgm:txEffectClrLst/>
+  </dgm:styleLbl>
+  <dgm:styleLbl name="conFgAcc1">
+    <dgm:fillClrLst meth="repeat">
+      <a:schemeClr val="lt1">
+        <a:alpha val="90000"/>
+      </a:schemeClr>
+    </dgm:fillClrLst>
+    <dgm:linClrLst>
+      <a:schemeClr val="accent4"/>
+      <a:schemeClr val="accent5"/>
+    </dgm:linClrLst>
+    <dgm:effectClrLst/>
+    <dgm:txLinClrLst/>
+    <dgm:txFillClrLst meth="repeat">
+      <a:schemeClr val="dk1"/>
+    </dgm:txFillClrLst>
+    <dgm:txEffectClrLst/>
+  </dgm:styleLbl>
+  <dgm:styleLbl name="alignAcc1">
+    <dgm:fillClrLst meth="repeat">
+      <a:schemeClr val="lt1">
+        <a:alpha val="90000"/>
+      </a:schemeClr>
+    </dgm:fillClrLst>
+    <dgm:linClrLst>
+      <a:schemeClr val="accent4"/>
+      <a:schemeClr val="accent5"/>
+    </dgm:linClrLst>
+    <dgm:effectClrLst/>
+    <dgm:txLinClrLst/>
+    <dgm:txFillClrLst meth="repeat">
+      <a:schemeClr val="dk1"/>
+    </dgm:txFillClrLst>
+    <dgm:txEffectClrLst/>
+  </dgm:styleLbl>
+  <dgm:styleLbl name="trAlignAcc1">
+    <dgm:fillClrLst meth="repeat">
+      <a:schemeClr val="lt1">
+        <a:alpha val="40000"/>
+      </a:schemeClr>
+    </dgm:fillClrLst>
+    <dgm:linClrLst meth="repeat">
+      <a:schemeClr val="accent4"/>
+    </dgm:linClrLst>
+    <dgm:effectClrLst/>
+    <dgm:txLinClrLst/>
+    <dgm:txFillClrLst meth="repeat">
+      <a:schemeClr val="dk1"/>
+    </dgm:txFillClrLst>
+    <dgm:txEffectClrLst/>
+  </dgm:styleLbl>
+  <dgm:styleLbl name="bgAcc1">
+    <dgm:fillClrLst meth="repeat">
+      <a:schemeClr val="lt1">
+        <a:alpha val="90000"/>
+      </a:schemeClr>
+    </dgm:fillClrLst>
+    <dgm:linClrLst>
+      <a:schemeClr val="accent4"/>
+      <a:schemeClr val="accent5"/>
+    </dgm:linClrLst>
+    <dgm:effectClrLst/>
+    <dgm:txLinClrLst/>
+    <dgm:txFillClrLst meth="repeat">
+      <a:schemeClr val="dk1"/>
+    </dgm:txFillClrLst>
+    <dgm:txEffectClrLst/>
+  </dgm:styleLbl>
+  <dgm:styleLbl name="solidFgAcc1">
+    <dgm:fillClrLst meth="repeat">
+      <a:schemeClr val="lt1"/>
+    </dgm:fillClrLst>
+    <dgm:linClrLst>
+      <a:schemeClr val="accent4"/>
+      <a:schemeClr val="accent5"/>
+    </dgm:linClrLst>
+    <dgm:effectClrLst/>
+    <dgm:txLinClrLst/>
+    <dgm:txFillClrLst meth="repeat">
+      <a:schemeClr val="dk1"/>
+    </dgm:txFillClrLst>
+    <dgm:txEffectClrLst/>
+  </dgm:styleLbl>
+  <dgm:styleLbl name="solidAlignAcc1">
+    <dgm:fillClrLst meth="repeat">
+      <a:schemeClr val="lt1"/>
+    </dgm:fillClrLst>
+    <dgm:linClrLst>
+      <a:schemeClr val="accent4"/>
+      <a:schemeClr val="accent5"/>
+    </dgm:linClrLst>
+    <dgm:effectClrLst/>
+    <dgm:txLinClrLst/>
+    <dgm:txFillClrLst meth="repeat">
+      <a:schemeClr val="dk1"/>
+    </dgm:txFillClrLst>
+    <dgm:txEffectClrLst/>
+  </dgm:styleLbl>
+  <dgm:styleLbl name="solidBgAcc1">
+    <dgm:fillClrLst meth="repeat">
+      <a:schemeClr val="lt1"/>
+    </dgm:fillClrLst>
+    <dgm:linClrLst>
+      <a:schemeClr val="accent4"/>
+      <a:schemeClr val="accent5"/>
+    </dgm:linClrLst>
+    <dgm:effectClrLst/>
+    <dgm:txLinClrLst/>
+    <dgm:txFillClrLst meth="repeat">
+      <a:schemeClr val="dk1"/>
+    </dgm:txFillClrLst>
+    <dgm:txEffectClrLst/>
+  </dgm:styleLbl>
+  <dgm:styleLbl name="fgAccFollowNode1">
+    <dgm:fillClrLst>
+      <a:schemeClr val="accent4">
+        <a:tint val="40000"/>
+        <a:alpha val="90000"/>
+      </a:schemeClr>
+      <a:schemeClr val="accent5">
+        <a:tint val="40000"/>
+        <a:alpha val="90000"/>
+      </a:schemeClr>
+    </dgm:fillClrLst>
+    <dgm:linClrLst>
+      <a:schemeClr val="accent4">
+        <a:tint val="40000"/>
+        <a:alpha val="90000"/>
+      </a:schemeClr>
+      <a:schemeClr val="accent5">
+        <a:tint val="40000"/>
+        <a:alpha val="90000"/>
+      </a:schemeClr>
+    </dgm:linClrLst>
+    <dgm:effectClrLst/>
+    <dgm:txLinClrLst/>
+    <dgm:txFillClrLst meth="repeat">
+      <a:schemeClr val="dk1"/>
+    </dgm:txFillClrLst>
+    <dgm:txEffectClrLst/>
+  </dgm:styleLbl>
+  <dgm:styleLbl name="alignAccFollowNode1">
+    <dgm:fillClrLst>
+      <a:schemeClr val="accent4">
+        <a:tint val="40000"/>
+        <a:alpha val="90000"/>
+      </a:schemeClr>
+      <a:schemeClr val="accent5">
+        <a:tint val="40000"/>
+        <a:alpha val="90000"/>
+      </a:schemeClr>
+    </dgm:fillClrLst>
+    <dgm:linClrLst>
+      <a:schemeClr val="accent4">
+        <a:tint val="40000"/>
+        <a:alpha val="90000"/>
+      </a:schemeClr>
+      <a:schemeClr val="accent5">
+        <a:tint val="40000"/>
+        <a:alpha val="90000"/>
+      </a:schemeClr>
+    </dgm:linClrLst>
+    <dgm:effectClrLst/>
+    <dgm:txLinClrLst/>
+    <dgm:txFillClrLst meth="repeat">
+      <a:schemeClr val="dk1"/>
+    </dgm:txFillClrLst>
+    <dgm:txEffectClrLst/>
+  </dgm:styleLbl>
+  <dgm:styleLbl name="bgAccFollowNode1">
+    <dgm:fillClrLst>
+      <a:schemeClr val="accent4">
+        <a:tint val="40000"/>
+        <a:alpha val="90000"/>
+      </a:schemeClr>
+      <a:schemeClr val="accent5">
+        <a:tint val="40000"/>
+        <a:alpha val="90000"/>
+      </a:schemeClr>
+    </dgm:fillClrLst>
+    <dgm:linClrLst>
+      <a:schemeClr val="accent4">
+        <a:tint val="40000"/>
+        <a:alpha val="90000"/>
+      </a:schemeClr>
+      <a:schemeClr val="accent5">
+        <a:tint val="40000"/>
+        <a:alpha val="90000"/>
+      </a:schemeClr>
+    </dgm:linClrLst>
+    <dgm:effectClrLst/>
+    <dgm:txLinClrLst/>
+    <dgm:txFillClrLst meth="repeat">
+      <a:schemeClr val="dk1"/>
+    </dgm:txFillClrLst>
+    <dgm:txEffectClrLst/>
+  </dgm:styleLbl>
+  <dgm:styleLbl name="fgAcc0">
+    <dgm:fillClrLst meth="repeat">
+      <a:schemeClr val="lt1">
+        <a:alpha val="90000"/>
+      </a:schemeClr>
+    </dgm:fillClrLst>
+    <dgm:linClrLst>
+      <a:schemeClr val="accent3"/>
+    </dgm:linClrLst>
+    <dgm:effectClrLst/>
+    <dgm:txLinClrLst/>
+    <dgm:txFillClrLst meth="repeat">
+      <a:schemeClr val="dk1"/>
+    </dgm:txFillClrLst>
+    <dgm:txEffectClrLst/>
+  </dgm:styleLbl>
+  <dgm:styleLbl name="fgAcc2">
+    <dgm:fillClrLst meth="repeat">
+      <a:schemeClr val="lt1">
+        <a:alpha val="90000"/>
+      </a:schemeClr>
+    </dgm:fillClrLst>
+    <dgm:linClrLst>
+      <a:schemeClr val="accent5"/>
+    </dgm:linClrLst>
+    <dgm:effectClrLst/>
+    <dgm:txLinClrLst/>
+    <dgm:txFillClrLst meth="repeat">
+      <a:schemeClr val="dk1"/>
+    </dgm:txFillClrLst>
+    <dgm:txEffectClrLst/>
+  </dgm:styleLbl>
+  <dgm:styleLbl name="fgAcc3">
+    <dgm:fillClrLst meth="repeat">
+      <a:schemeClr val="lt1">
+        <a:alpha val="90000"/>
+      </a:schemeClr>
+    </dgm:fillClrLst>
+    <dgm:linClrLst>
+      <a:schemeClr val="accent6"/>
+    </dgm:linClrLst>
+    <dgm:effectClrLst/>
+    <dgm:txLinClrLst/>
+    <dgm:txFillClrLst meth="repeat">
+      <a:schemeClr val="dk1"/>
+    </dgm:txFillClrLst>
+    <dgm:txEffectClrLst/>
+  </dgm:styleLbl>
+  <dgm:styleLbl name="fgAcc4">
+    <dgm:fillClrLst meth="repeat">
+      <a:schemeClr val="lt1">
+        <a:alpha val="90000"/>
+      </a:schemeClr>
+    </dgm:fillClrLst>
+    <dgm:linClrLst>
+      <a:schemeClr val="accent1"/>
+    </dgm:linClrLst>
+    <dgm:effectClrLst/>
+    <dgm:txLinClrLst/>
+    <dgm:txFillClrLst meth="repeat">
+      <a:schemeClr val="dk1"/>
+    </dgm:txFillClrLst>
+    <dgm:txEffectClrLst/>
+  </dgm:styleLbl>
+  <dgm:styleLbl name="bgShp">
+    <dgm:fillClrLst meth="repeat">
+      <a:schemeClr val="accent4">
+        <a:tint val="40000"/>
+      </a:schemeClr>
+    </dgm:fillClrLst>
+    <dgm:linClrLst meth="repeat">
+      <a:schemeClr val="dk1"/>
+    </dgm:linClrLst>
+    <dgm:effectClrLst/>
+    <dgm:txLinClrLst/>
+    <dgm:txFillClrLst meth="repeat">
+      <a:schemeClr val="dk1"/>
+    </dgm:txFillClrLst>
+    <dgm:txEffectClrLst/>
+  </dgm:styleLbl>
+  <dgm:styleLbl name="dkBgShp">
+    <dgm:fillClrLst meth="repeat">
+      <a:schemeClr val="accent4">
+        <a:shade val="90000"/>
+      </a:schemeClr>
+    </dgm:fillClrLst>
+    <dgm:linClrLst meth="repeat">
+      <a:schemeClr val="dk1"/>
+    </dgm:linClrLst>
+    <dgm:effectClrLst/>
+    <dgm:txLinClrLst/>
+    <dgm:txFillClrLst meth="repeat">
+      <a:schemeClr val="lt1"/>
+    </dgm:txFillClrLst>
+    <dgm:txEffectClrLst/>
+  </dgm:styleLbl>
+  <dgm:styleLbl name="trBgShp">
+    <dgm:fillClrLst meth="repeat">
+      <a:schemeClr val="accent4">
+        <a:tint val="50000"/>
+        <a:alpha val="40000"/>
+      </a:schemeClr>
+    </dgm:fillClrLst>
+    <dgm:linClrLst meth="repeat">
+      <a:schemeClr val="accent4"/>
+    </dgm:linClrLst>
+    <dgm:effectClrLst/>
+    <dgm:txLinClrLst/>
+    <dgm:txFillClrLst meth="repeat">
+      <a:schemeClr val="lt1"/>
+    </dgm:txFillClrLst>
+    <dgm:txEffectClrLst/>
+  </dgm:styleLbl>
+  <dgm:styleLbl name="fgShp">
+    <dgm:fillClrLst meth="repeat">
+      <a:schemeClr val="accent4">
+        <a:tint val="40000"/>
+      </a:schemeClr>
+    </dgm:fillClrLst>
+    <dgm:linClrLst meth="repeat">
+      <a:schemeClr val="lt1"/>
+    </dgm:linClrLst>
+    <dgm:effectClrLst/>
+    <dgm:txLinClrLst/>
+    <dgm:txFillClrLst meth="repeat">
+      <a:schemeClr val="dk1"/>
+    </dgm:txFillClrLst>
+    <dgm:txEffectClrLst/>
+  </dgm:styleLbl>
+  <dgm:styleLbl name="revTx">
+    <dgm:fillClrLst meth="repeat">
+      <a:schemeClr val="lt1">
+        <a:alpha val="0"/>
+      </a:schemeClr>
+    </dgm:fillClrLst>
+    <dgm:linClrLst meth="repeat">
+      <a:schemeClr val="dk1">
+        <a:alpha val="0"/>
+      </a:schemeClr>
+    </dgm:linClrLst>
+    <dgm:effectClrLst/>
+    <dgm:txLinClrLst/>
+    <dgm:txFillClrLst meth="repeat">
+      <a:schemeClr val="tx1"/>
+    </dgm:txFillClrLst>
+    <dgm:txEffectClrLst/>
+  </dgm:styleLbl>
+</dgm:colorsDef>
+</file>
+
+<file path=word/diagrams/data1.xml><?xml version="1.0" encoding="utf-8"?>
+<dgm:dataModel xmlns:dgm="http://schemas.openxmlformats.org/drawingml/2006/diagram" xmlns:a="http://schemas.openxmlformats.org/drawingml/2006/main">
+  <dgm:ptLst>
+    <dgm:pt modelId="{C787D0C9-C4AA-4BF8-AAA9-EFDCDDDFB8C5}" type="doc">
+      <dgm:prSet loTypeId="urn:microsoft.com/office/officeart/2005/8/layout/process1" loCatId="process" qsTypeId="urn:microsoft.com/office/officeart/2005/8/quickstyle/simple1" qsCatId="simple" csTypeId="urn:microsoft.com/office/officeart/2005/8/colors/colorful4" csCatId="colorful" phldr="1"/>
+      <dgm:spPr/>
+    </dgm:pt>
+    <dgm:pt modelId="{CB734D05-6005-4A33-891F-8F6E9F0BE629}">
+      <dgm:prSet phldrT="[Text]"/>
+      <dgm:spPr/>
+      <dgm:t>
+        <a:bodyPr/>
+        <a:lstStyle/>
+        <a:p>
+          <a:r>
+            <a:rPr lang="en-IN"/>
+            <a:t>Workspace (Folder)</a:t>
+          </a:r>
+        </a:p>
+      </dgm:t>
+    </dgm:pt>
+    <dgm:pt modelId="{D88A1106-7499-4EC1-A955-12C926757BDC}" type="parTrans" cxnId="{F27277EA-BDDA-4005-9170-FBB0A209E462}">
+      <dgm:prSet/>
+      <dgm:spPr/>
+      <dgm:t>
+        <a:bodyPr/>
+        <a:lstStyle/>
+        <a:p>
+          <a:endParaRPr lang="en-IN"/>
+        </a:p>
+      </dgm:t>
+    </dgm:pt>
+    <dgm:pt modelId="{2F2C6037-AE48-4650-B998-EBABF88D0464}" type="sibTrans" cxnId="{F27277EA-BDDA-4005-9170-FBB0A209E462}">
+      <dgm:prSet/>
+      <dgm:spPr/>
+      <dgm:t>
+        <a:bodyPr/>
+        <a:lstStyle/>
+        <a:p>
+          <a:endParaRPr lang="en-IN"/>
+        </a:p>
+      </dgm:t>
+    </dgm:pt>
+    <dgm:pt modelId="{B2F67260-32B4-49EF-BEA7-6376ABEBC356}">
+      <dgm:prSet phldrT="[Text]"/>
+      <dgm:spPr/>
+      <dgm:t>
+        <a:bodyPr/>
+        <a:lstStyle/>
+        <a:p>
+          <a:r>
+            <a:rPr lang="en-IN"/>
+            <a:t>Project</a:t>
+          </a:r>
+        </a:p>
+      </dgm:t>
+    </dgm:pt>
+    <dgm:pt modelId="{452FD36E-8C97-458A-9189-BC15B3E0AB1F}" type="parTrans" cxnId="{407416C7-D9A4-49CF-A1D9-63129D12A5E9}">
+      <dgm:prSet/>
+      <dgm:spPr/>
+      <dgm:t>
+        <a:bodyPr/>
+        <a:lstStyle/>
+        <a:p>
+          <a:endParaRPr lang="en-IN"/>
+        </a:p>
+      </dgm:t>
+    </dgm:pt>
+    <dgm:pt modelId="{58F8E6FA-8E5F-4590-8E91-7D425686736E}" type="sibTrans" cxnId="{407416C7-D9A4-49CF-A1D9-63129D12A5E9}">
+      <dgm:prSet/>
+      <dgm:spPr/>
+      <dgm:t>
+        <a:bodyPr/>
+        <a:lstStyle/>
+        <a:p>
+          <a:endParaRPr lang="en-IN"/>
+        </a:p>
+      </dgm:t>
+    </dgm:pt>
+    <dgm:pt modelId="{D4DE5EA1-C98A-4001-96ED-0D8A4099152C}">
+      <dgm:prSet phldrT="[Text]"/>
+      <dgm:spPr/>
+      <dgm:t>
+        <a:bodyPr/>
+        <a:lstStyle/>
+        <a:p>
+          <a:r>
+            <a:rPr lang="en-IN"/>
+            <a:t>Package</a:t>
+          </a:r>
+        </a:p>
+      </dgm:t>
+    </dgm:pt>
+    <dgm:pt modelId="{DDD45587-67C2-4B3F-892B-0153C2E010D0}" type="parTrans" cxnId="{A358B1AA-45ED-4C0A-A925-911C6E3E177E}">
+      <dgm:prSet/>
+      <dgm:spPr/>
+      <dgm:t>
+        <a:bodyPr/>
+        <a:lstStyle/>
+        <a:p>
+          <a:endParaRPr lang="en-IN"/>
+        </a:p>
+      </dgm:t>
+    </dgm:pt>
+    <dgm:pt modelId="{C6470392-B547-42B7-BBE1-49D9BF3297A5}" type="sibTrans" cxnId="{A358B1AA-45ED-4C0A-A925-911C6E3E177E}">
+      <dgm:prSet/>
+      <dgm:spPr/>
+      <dgm:t>
+        <a:bodyPr/>
+        <a:lstStyle/>
+        <a:p>
+          <a:endParaRPr lang="en-IN"/>
+        </a:p>
+      </dgm:t>
+    </dgm:pt>
+    <dgm:pt modelId="{B0DAEDAB-33B3-4821-A91B-D05361312CE9}">
+      <dgm:prSet phldrT="[Text]"/>
+      <dgm:spPr/>
+      <dgm:t>
+        <a:bodyPr/>
+        <a:lstStyle/>
+        <a:p>
+          <a:r>
+            <a:rPr lang="en-IN"/>
+            <a:t>Class</a:t>
+          </a:r>
+        </a:p>
+      </dgm:t>
+    </dgm:pt>
+    <dgm:pt modelId="{1B396FDD-FE98-44AA-BBFD-EFDF9B52D4CD}" type="parTrans" cxnId="{916CD402-046A-49C3-919C-E8874C6452BD}">
+      <dgm:prSet/>
+      <dgm:spPr/>
+      <dgm:t>
+        <a:bodyPr/>
+        <a:lstStyle/>
+        <a:p>
+          <a:endParaRPr lang="en-IN"/>
+        </a:p>
+      </dgm:t>
+    </dgm:pt>
+    <dgm:pt modelId="{2689B6F1-8FF1-4D68-9639-E8E505EA5AB0}" type="sibTrans" cxnId="{916CD402-046A-49C3-919C-E8874C6452BD}">
+      <dgm:prSet/>
+      <dgm:spPr/>
+      <dgm:t>
+        <a:bodyPr/>
+        <a:lstStyle/>
+        <a:p>
+          <a:endParaRPr lang="en-IN"/>
+        </a:p>
+      </dgm:t>
+    </dgm:pt>
+    <dgm:pt modelId="{ECE2E50F-1EF0-49E9-A2A2-C09D34379E86}" type="pres">
+      <dgm:prSet presAssocID="{C787D0C9-C4AA-4BF8-AAA9-EFDCDDDFB8C5}" presName="Name0" presStyleCnt="0">
+        <dgm:presLayoutVars>
+          <dgm:dir/>
+          <dgm:resizeHandles val="exact"/>
+        </dgm:presLayoutVars>
+      </dgm:prSet>
+      <dgm:spPr/>
+    </dgm:pt>
+    <dgm:pt modelId="{9346448E-7772-4989-9A73-02FD2DA61B93}" type="pres">
+      <dgm:prSet presAssocID="{CB734D05-6005-4A33-891F-8F6E9F0BE629}" presName="node" presStyleLbl="node1" presStyleIdx="0" presStyleCnt="4">
+        <dgm:presLayoutVars>
+          <dgm:bulletEnabled val="1"/>
+        </dgm:presLayoutVars>
+      </dgm:prSet>
+      <dgm:spPr/>
+      <dgm:t>
+        <a:bodyPr/>
+        <a:lstStyle/>
+        <a:p>
+          <a:endParaRPr lang="en-IN"/>
+        </a:p>
+      </dgm:t>
+    </dgm:pt>
+    <dgm:pt modelId="{ABB6D0E9-231F-49FF-8F6A-CBD756BB2A07}" type="pres">
+      <dgm:prSet presAssocID="{2F2C6037-AE48-4650-B998-EBABF88D0464}" presName="sibTrans" presStyleLbl="sibTrans2D1" presStyleIdx="0" presStyleCnt="3"/>
+      <dgm:spPr/>
+    </dgm:pt>
+    <dgm:pt modelId="{8D8E620F-A309-4628-986D-B0F92ABF739C}" type="pres">
+      <dgm:prSet presAssocID="{2F2C6037-AE48-4650-B998-EBABF88D0464}" presName="connectorText" presStyleLbl="sibTrans2D1" presStyleIdx="0" presStyleCnt="3"/>
+      <dgm:spPr/>
+    </dgm:pt>
+    <dgm:pt modelId="{45B120D8-A283-4DB0-AE48-CD1028B5A1CA}" type="pres">
+      <dgm:prSet presAssocID="{B2F67260-32B4-49EF-BEA7-6376ABEBC356}" presName="node" presStyleLbl="node1" presStyleIdx="1" presStyleCnt="4">
+        <dgm:presLayoutVars>
+          <dgm:bulletEnabled val="1"/>
+        </dgm:presLayoutVars>
+      </dgm:prSet>
+      <dgm:spPr/>
+    </dgm:pt>
+    <dgm:pt modelId="{1C61394E-D32F-4A43-ADD4-F46D3A33D38F}" type="pres">
+      <dgm:prSet presAssocID="{58F8E6FA-8E5F-4590-8E91-7D425686736E}" presName="sibTrans" presStyleLbl="sibTrans2D1" presStyleIdx="1" presStyleCnt="3"/>
+      <dgm:spPr/>
+    </dgm:pt>
+    <dgm:pt modelId="{38F30BB8-19AC-4F2C-997E-D6C87643D812}" type="pres">
+      <dgm:prSet presAssocID="{58F8E6FA-8E5F-4590-8E91-7D425686736E}" presName="connectorText" presStyleLbl="sibTrans2D1" presStyleIdx="1" presStyleCnt="3"/>
+      <dgm:spPr/>
+    </dgm:pt>
+    <dgm:pt modelId="{CA09568C-529F-4056-BB14-75FC27EA3A57}" type="pres">
+      <dgm:prSet presAssocID="{D4DE5EA1-C98A-4001-96ED-0D8A4099152C}" presName="node" presStyleLbl="node1" presStyleIdx="2" presStyleCnt="4">
+        <dgm:presLayoutVars>
+          <dgm:bulletEnabled val="1"/>
+        </dgm:presLayoutVars>
+      </dgm:prSet>
+      <dgm:spPr/>
+    </dgm:pt>
+    <dgm:pt modelId="{E6A79763-2175-4FE6-AF39-65BAD7E8A94D}" type="pres">
+      <dgm:prSet presAssocID="{C6470392-B547-42B7-BBE1-49D9BF3297A5}" presName="sibTrans" presStyleLbl="sibTrans2D1" presStyleIdx="2" presStyleCnt="3"/>
+      <dgm:spPr/>
+    </dgm:pt>
+    <dgm:pt modelId="{D17F71C8-684F-40E9-B9CF-89D188A27816}" type="pres">
+      <dgm:prSet presAssocID="{C6470392-B547-42B7-BBE1-49D9BF3297A5}" presName="connectorText" presStyleLbl="sibTrans2D1" presStyleIdx="2" presStyleCnt="3"/>
+      <dgm:spPr/>
+    </dgm:pt>
+    <dgm:pt modelId="{FCE3B9A4-214A-4502-B3DF-ACB3E0BC61C7}" type="pres">
+      <dgm:prSet presAssocID="{B0DAEDAB-33B3-4821-A91B-D05361312CE9}" presName="node" presStyleLbl="node1" presStyleIdx="3" presStyleCnt="4">
+        <dgm:presLayoutVars>
+          <dgm:bulletEnabled val="1"/>
+        </dgm:presLayoutVars>
+      </dgm:prSet>
+      <dgm:spPr/>
+    </dgm:pt>
+  </dgm:ptLst>
+  <dgm:cxnLst>
+    <dgm:cxn modelId="{407416C7-D9A4-49CF-A1D9-63129D12A5E9}" srcId="{C787D0C9-C4AA-4BF8-AAA9-EFDCDDDFB8C5}" destId="{B2F67260-32B4-49EF-BEA7-6376ABEBC356}" srcOrd="1" destOrd="0" parTransId="{452FD36E-8C97-458A-9189-BC15B3E0AB1F}" sibTransId="{58F8E6FA-8E5F-4590-8E91-7D425686736E}"/>
+    <dgm:cxn modelId="{6CBE1BFB-2A3D-4DC6-9015-F2830E8AE25E}" type="presOf" srcId="{C6470392-B547-42B7-BBE1-49D9BF3297A5}" destId="{D17F71C8-684F-40E9-B9CF-89D188A27816}" srcOrd="1" destOrd="0" presId="urn:microsoft.com/office/officeart/2005/8/layout/process1"/>
+    <dgm:cxn modelId="{1AF22E24-3E6E-40BA-AB31-97538E55CE65}" type="presOf" srcId="{C6470392-B547-42B7-BBE1-49D9BF3297A5}" destId="{E6A79763-2175-4FE6-AF39-65BAD7E8A94D}" srcOrd="0" destOrd="0" presId="urn:microsoft.com/office/officeart/2005/8/layout/process1"/>
+    <dgm:cxn modelId="{410BFA2A-BC2F-4C44-BF1C-532E45BA1D5A}" type="presOf" srcId="{D4DE5EA1-C98A-4001-96ED-0D8A4099152C}" destId="{CA09568C-529F-4056-BB14-75FC27EA3A57}" srcOrd="0" destOrd="0" presId="urn:microsoft.com/office/officeart/2005/8/layout/process1"/>
+    <dgm:cxn modelId="{F907170E-F565-497C-A58A-46459B3C8F2D}" type="presOf" srcId="{2F2C6037-AE48-4650-B998-EBABF88D0464}" destId="{ABB6D0E9-231F-49FF-8F6A-CBD756BB2A07}" srcOrd="0" destOrd="0" presId="urn:microsoft.com/office/officeart/2005/8/layout/process1"/>
+    <dgm:cxn modelId="{8A882318-817B-4DE5-B108-8E879243C24F}" type="presOf" srcId="{B0DAEDAB-33B3-4821-A91B-D05361312CE9}" destId="{FCE3B9A4-214A-4502-B3DF-ACB3E0BC61C7}" srcOrd="0" destOrd="0" presId="urn:microsoft.com/office/officeart/2005/8/layout/process1"/>
+    <dgm:cxn modelId="{647F0E08-FE07-4747-A684-B3343F7C493A}" type="presOf" srcId="{B2F67260-32B4-49EF-BEA7-6376ABEBC356}" destId="{45B120D8-A283-4DB0-AE48-CD1028B5A1CA}" srcOrd="0" destOrd="0" presId="urn:microsoft.com/office/officeart/2005/8/layout/process1"/>
+    <dgm:cxn modelId="{1DFBF9D5-29F6-4ACB-8874-E53E4E9B3514}" type="presOf" srcId="{2F2C6037-AE48-4650-B998-EBABF88D0464}" destId="{8D8E620F-A309-4628-986D-B0F92ABF739C}" srcOrd="1" destOrd="0" presId="urn:microsoft.com/office/officeart/2005/8/layout/process1"/>
+    <dgm:cxn modelId="{A358B1AA-45ED-4C0A-A925-911C6E3E177E}" srcId="{C787D0C9-C4AA-4BF8-AAA9-EFDCDDDFB8C5}" destId="{D4DE5EA1-C98A-4001-96ED-0D8A4099152C}" srcOrd="2" destOrd="0" parTransId="{DDD45587-67C2-4B3F-892B-0153C2E010D0}" sibTransId="{C6470392-B547-42B7-BBE1-49D9BF3297A5}"/>
+    <dgm:cxn modelId="{916CD402-046A-49C3-919C-E8874C6452BD}" srcId="{C787D0C9-C4AA-4BF8-AAA9-EFDCDDDFB8C5}" destId="{B0DAEDAB-33B3-4821-A91B-D05361312CE9}" srcOrd="3" destOrd="0" parTransId="{1B396FDD-FE98-44AA-BBFD-EFDF9B52D4CD}" sibTransId="{2689B6F1-8FF1-4D68-9639-E8E505EA5AB0}"/>
+    <dgm:cxn modelId="{4FCD67B8-3BDC-4997-B4D4-90E49DF9BD23}" type="presOf" srcId="{C787D0C9-C4AA-4BF8-AAA9-EFDCDDDFB8C5}" destId="{ECE2E50F-1EF0-49E9-A2A2-C09D34379E86}" srcOrd="0" destOrd="0" presId="urn:microsoft.com/office/officeart/2005/8/layout/process1"/>
+    <dgm:cxn modelId="{F284903A-BA95-4784-9884-0956CD6D6115}" type="presOf" srcId="{CB734D05-6005-4A33-891F-8F6E9F0BE629}" destId="{9346448E-7772-4989-9A73-02FD2DA61B93}" srcOrd="0" destOrd="0" presId="urn:microsoft.com/office/officeart/2005/8/layout/process1"/>
+    <dgm:cxn modelId="{D2F3C409-71FC-4924-A4AA-912761BD70C6}" type="presOf" srcId="{58F8E6FA-8E5F-4590-8E91-7D425686736E}" destId="{38F30BB8-19AC-4F2C-997E-D6C87643D812}" srcOrd="1" destOrd="0" presId="urn:microsoft.com/office/officeart/2005/8/layout/process1"/>
+    <dgm:cxn modelId="{F27277EA-BDDA-4005-9170-FBB0A209E462}" srcId="{C787D0C9-C4AA-4BF8-AAA9-EFDCDDDFB8C5}" destId="{CB734D05-6005-4A33-891F-8F6E9F0BE629}" srcOrd="0" destOrd="0" parTransId="{D88A1106-7499-4EC1-A955-12C926757BDC}" sibTransId="{2F2C6037-AE48-4650-B998-EBABF88D0464}"/>
+    <dgm:cxn modelId="{0AE54931-35A1-4C07-91FE-DF90BD093AD7}" type="presOf" srcId="{58F8E6FA-8E5F-4590-8E91-7D425686736E}" destId="{1C61394E-D32F-4A43-ADD4-F46D3A33D38F}" srcOrd="0" destOrd="0" presId="urn:microsoft.com/office/officeart/2005/8/layout/process1"/>
+    <dgm:cxn modelId="{1A52947A-DA01-4974-B558-4D3D1B98C038}" type="presParOf" srcId="{ECE2E50F-1EF0-49E9-A2A2-C09D34379E86}" destId="{9346448E-7772-4989-9A73-02FD2DA61B93}" srcOrd="0" destOrd="0" presId="urn:microsoft.com/office/officeart/2005/8/layout/process1"/>
+    <dgm:cxn modelId="{F656C7AB-27BB-4F79-93C6-0673456032D6}" type="presParOf" srcId="{ECE2E50F-1EF0-49E9-A2A2-C09D34379E86}" destId="{ABB6D0E9-231F-49FF-8F6A-CBD756BB2A07}" srcOrd="1" destOrd="0" presId="urn:microsoft.com/office/officeart/2005/8/layout/process1"/>
+    <dgm:cxn modelId="{7F3FF85E-1590-40D8-A098-01CD705474A3}" type="presParOf" srcId="{ABB6D0E9-231F-49FF-8F6A-CBD756BB2A07}" destId="{8D8E620F-A309-4628-986D-B0F92ABF739C}" srcOrd="0" destOrd="0" presId="urn:microsoft.com/office/officeart/2005/8/layout/process1"/>
+    <dgm:cxn modelId="{D2A3C373-E6B5-4EED-AB03-582B5D8D6EC6}" type="presParOf" srcId="{ECE2E50F-1EF0-49E9-A2A2-C09D34379E86}" destId="{45B120D8-A283-4DB0-AE48-CD1028B5A1CA}" srcOrd="2" destOrd="0" presId="urn:microsoft.com/office/officeart/2005/8/layout/process1"/>
+    <dgm:cxn modelId="{728EE44B-F930-443F-8A1B-50FBE8618FBD}" type="presParOf" srcId="{ECE2E50F-1EF0-49E9-A2A2-C09D34379E86}" destId="{1C61394E-D32F-4A43-ADD4-F46D3A33D38F}" srcOrd="3" destOrd="0" presId="urn:microsoft.com/office/officeart/2005/8/layout/process1"/>
+    <dgm:cxn modelId="{E62D7DFB-D10B-44B2-B598-30D0A87083EA}" type="presParOf" srcId="{1C61394E-D32F-4A43-ADD4-F46D3A33D38F}" destId="{38F30BB8-19AC-4F2C-997E-D6C87643D812}" srcOrd="0" destOrd="0" presId="urn:microsoft.com/office/officeart/2005/8/layout/process1"/>
+    <dgm:cxn modelId="{108CFF94-53D1-45AF-B7C4-D3F0CA5D7E97}" type="presParOf" srcId="{ECE2E50F-1EF0-49E9-A2A2-C09D34379E86}" destId="{CA09568C-529F-4056-BB14-75FC27EA3A57}" srcOrd="4" destOrd="0" presId="urn:microsoft.com/office/officeart/2005/8/layout/process1"/>
+    <dgm:cxn modelId="{261AFA65-6EEB-45B1-B5F5-B4626EB626FB}" type="presParOf" srcId="{ECE2E50F-1EF0-49E9-A2A2-C09D34379E86}" destId="{E6A79763-2175-4FE6-AF39-65BAD7E8A94D}" srcOrd="5" destOrd="0" presId="urn:microsoft.com/office/officeart/2005/8/layout/process1"/>
+    <dgm:cxn modelId="{653CAE44-D0C4-46C1-82BA-0C21ED15938F}" type="presParOf" srcId="{E6A79763-2175-4FE6-AF39-65BAD7E8A94D}" destId="{D17F71C8-684F-40E9-B9CF-89D188A27816}" srcOrd="0" destOrd="0" presId="urn:microsoft.com/office/officeart/2005/8/layout/process1"/>
+    <dgm:cxn modelId="{F1FAC1F0-7F7C-47A9-B06F-28A2E32C01C6}" type="presParOf" srcId="{ECE2E50F-1EF0-49E9-A2A2-C09D34379E86}" destId="{FCE3B9A4-214A-4502-B3DF-ACB3E0BC61C7}" srcOrd="6" destOrd="0" presId="urn:microsoft.com/office/officeart/2005/8/layout/process1"/>
+  </dgm:cxnLst>
+  <dgm:bg/>
+  <dgm:whole/>
+  <dgm:extLst>
+    <a:ext uri="http://schemas.microsoft.com/office/drawing/2008/diagram">
+      <dsp:dataModelExt xmlns:dsp="http://schemas.microsoft.com/office/drawing/2008/diagram" relId="rId10" minVer="http://schemas.openxmlformats.org/drawingml/2006/diagram"/>
+    </a:ext>
+  </dgm:extLst>
+</dgm:dataModel>
+</file>
+
+<file path=word/diagrams/drawing1.xml><?xml version="1.0" encoding="utf-8"?>
+<dsp:drawing xmlns:dgm="http://schemas.openxmlformats.org/drawingml/2006/diagram" xmlns:dsp="http://schemas.microsoft.com/office/drawing/2008/diagram" xmlns:a="http://schemas.openxmlformats.org/drawingml/2006/main">
+  <dsp:spTree>
+    <dsp:nvGrpSpPr>
+      <dsp:cNvPr id="0" name=""/>
+      <dsp:cNvGrpSpPr/>
+    </dsp:nvGrpSpPr>
+    <dsp:grpSpPr/>
+    <dsp:sp modelId="{9346448E-7772-4989-9A73-02FD2DA61B93}">
+      <dsp:nvSpPr>
+        <dsp:cNvPr id="0" name=""/>
+        <dsp:cNvSpPr/>
+      </dsp:nvSpPr>
+      <dsp:spPr>
+        <a:xfrm>
+          <a:off x="2411" y="174292"/>
+          <a:ext cx="1054149" cy="632489"/>
+        </a:xfrm>
+        <a:prstGeom prst="roundRect">
+          <a:avLst>
+            <a:gd name="adj" fmla="val 10000"/>
+          </a:avLst>
+        </a:prstGeom>
+        <a:solidFill>
+          <a:schemeClr val="accent4">
+            <a:hueOff val="0"/>
+            <a:satOff val="0"/>
+            <a:lumOff val="0"/>
+            <a:alphaOff val="0"/>
+          </a:schemeClr>
+        </a:solidFill>
+        <a:ln w="12700" cap="flat" cmpd="sng" algn="ctr">
+          <a:solidFill>
+            <a:schemeClr val="lt1">
+              <a:hueOff val="0"/>
+              <a:satOff val="0"/>
+              <a:lumOff val="0"/>
+              <a:alphaOff val="0"/>
+            </a:schemeClr>
+          </a:solidFill>
+          <a:prstDash val="solid"/>
+          <a:miter lim="800000"/>
+        </a:ln>
+        <a:effectLst/>
+      </dsp:spPr>
+      <dsp:style>
+        <a:lnRef idx="2">
+          <a:scrgbClr r="0" g="0" b="0"/>
+        </a:lnRef>
+        <a:fillRef idx="1">
+          <a:scrgbClr r="0" g="0" b="0"/>
+        </a:fillRef>
+        <a:effectRef idx="0">
+          <a:scrgbClr r="0" g="0" b="0"/>
+        </a:effectRef>
+        <a:fontRef idx="minor">
+          <a:schemeClr val="lt1"/>
+        </a:fontRef>
+      </dsp:style>
+      <dsp:txBody>
+        <a:bodyPr spcFirstLastPara="0" vert="horz" wrap="square" lIns="57150" tIns="57150" rIns="57150" bIns="57150" numCol="1" spcCol="1270" anchor="ctr" anchorCtr="0">
+          <a:noAutofit/>
+        </a:bodyPr>
+        <a:lstStyle/>
+        <a:p>
+          <a:pPr lvl="0" algn="ctr" defTabSz="666750">
+            <a:lnSpc>
+              <a:spcPct val="90000"/>
+            </a:lnSpc>
+            <a:spcBef>
+              <a:spcPct val="0"/>
+            </a:spcBef>
+            <a:spcAft>
+              <a:spcPct val="35000"/>
+            </a:spcAft>
+          </a:pPr>
+          <a:r>
+            <a:rPr lang="en-IN" sz="1500" kern="1200"/>
+            <a:t>Workspace (Folder)</a:t>
+          </a:r>
+        </a:p>
+      </dsp:txBody>
+      <dsp:txXfrm>
+        <a:off x="20936" y="192817"/>
+        <a:ext cx="1017099" cy="595439"/>
+      </dsp:txXfrm>
+    </dsp:sp>
+    <dsp:sp modelId="{ABB6D0E9-231F-49FF-8F6A-CBD756BB2A07}">
+      <dsp:nvSpPr>
+        <dsp:cNvPr id="0" name=""/>
+        <dsp:cNvSpPr/>
+      </dsp:nvSpPr>
+      <dsp:spPr>
+        <a:xfrm>
+          <a:off x="1161975" y="359822"/>
+          <a:ext cx="223479" cy="261429"/>
+        </a:xfrm>
+        <a:prstGeom prst="rightArrow">
+          <a:avLst>
+            <a:gd name="adj1" fmla="val 60000"/>
+            <a:gd name="adj2" fmla="val 50000"/>
+          </a:avLst>
+        </a:prstGeom>
+        <a:solidFill>
+          <a:schemeClr val="accent4">
+            <a:hueOff val="0"/>
+            <a:satOff val="0"/>
+            <a:lumOff val="0"/>
+            <a:alphaOff val="0"/>
+          </a:schemeClr>
+        </a:solidFill>
+        <a:ln>
+          <a:noFill/>
+        </a:ln>
+        <a:effectLst/>
+      </dsp:spPr>
+      <dsp:style>
+        <a:lnRef idx="0">
+          <a:scrgbClr r="0" g="0" b="0"/>
+        </a:lnRef>
+        <a:fillRef idx="1">
+          <a:scrgbClr r="0" g="0" b="0"/>
+        </a:fillRef>
+        <a:effectRef idx="0">
+          <a:scrgbClr r="0" g="0" b="0"/>
+        </a:effectRef>
+        <a:fontRef idx="minor">
+          <a:schemeClr val="lt1"/>
+        </a:fontRef>
+      </dsp:style>
+      <dsp:txBody>
+        <a:bodyPr spcFirstLastPara="0" vert="horz" wrap="square" lIns="0" tIns="0" rIns="0" bIns="0" numCol="1" spcCol="1270" anchor="ctr" anchorCtr="0">
+          <a:noAutofit/>
+        </a:bodyPr>
+        <a:lstStyle/>
+        <a:p>
+          <a:pPr lvl="0" algn="ctr" defTabSz="488950">
+            <a:lnSpc>
+              <a:spcPct val="90000"/>
+            </a:lnSpc>
+            <a:spcBef>
+              <a:spcPct val="0"/>
+            </a:spcBef>
+            <a:spcAft>
+              <a:spcPct val="35000"/>
+            </a:spcAft>
+          </a:pPr>
+          <a:endParaRPr lang="en-IN" sz="1100" kern="1200"/>
+        </a:p>
+      </dsp:txBody>
+      <dsp:txXfrm>
+        <a:off x="1161975" y="412108"/>
+        <a:ext cx="156435" cy="156857"/>
+      </dsp:txXfrm>
+    </dsp:sp>
+    <dsp:sp modelId="{45B120D8-A283-4DB0-AE48-CD1028B5A1CA}">
+      <dsp:nvSpPr>
+        <dsp:cNvPr id="0" name=""/>
+        <dsp:cNvSpPr/>
+      </dsp:nvSpPr>
+      <dsp:spPr>
+        <a:xfrm>
+          <a:off x="1478220" y="174292"/>
+          <a:ext cx="1054149" cy="632489"/>
+        </a:xfrm>
+        <a:prstGeom prst="roundRect">
+          <a:avLst>
+            <a:gd name="adj" fmla="val 10000"/>
+          </a:avLst>
+        </a:prstGeom>
+        <a:solidFill>
+          <a:schemeClr val="accent4">
+            <a:hueOff val="3465231"/>
+            <a:satOff val="-15989"/>
+            <a:lumOff val="588"/>
+            <a:alphaOff val="0"/>
+          </a:schemeClr>
+        </a:solidFill>
+        <a:ln w="12700" cap="flat" cmpd="sng" algn="ctr">
+          <a:solidFill>
+            <a:schemeClr val="lt1">
+              <a:hueOff val="0"/>
+              <a:satOff val="0"/>
+              <a:lumOff val="0"/>
+              <a:alphaOff val="0"/>
+            </a:schemeClr>
+          </a:solidFill>
+          <a:prstDash val="solid"/>
+          <a:miter lim="800000"/>
+        </a:ln>
+        <a:effectLst/>
+      </dsp:spPr>
+      <dsp:style>
+        <a:lnRef idx="2">
+          <a:scrgbClr r="0" g="0" b="0"/>
+        </a:lnRef>
+        <a:fillRef idx="1">
+          <a:scrgbClr r="0" g="0" b="0"/>
+        </a:fillRef>
+        <a:effectRef idx="0">
+          <a:scrgbClr r="0" g="0" b="0"/>
+        </a:effectRef>
+        <a:fontRef idx="minor">
+          <a:schemeClr val="lt1"/>
+        </a:fontRef>
+      </dsp:style>
+      <dsp:txBody>
+        <a:bodyPr spcFirstLastPara="0" vert="horz" wrap="square" lIns="57150" tIns="57150" rIns="57150" bIns="57150" numCol="1" spcCol="1270" anchor="ctr" anchorCtr="0">
+          <a:noAutofit/>
+        </a:bodyPr>
+        <a:lstStyle/>
+        <a:p>
+          <a:pPr lvl="0" algn="ctr" defTabSz="666750">
+            <a:lnSpc>
+              <a:spcPct val="90000"/>
+            </a:lnSpc>
+            <a:spcBef>
+              <a:spcPct val="0"/>
+            </a:spcBef>
+            <a:spcAft>
+              <a:spcPct val="35000"/>
+            </a:spcAft>
+          </a:pPr>
+          <a:r>
+            <a:rPr lang="en-IN" sz="1500" kern="1200"/>
+            <a:t>Project</a:t>
+          </a:r>
+        </a:p>
+      </dsp:txBody>
+      <dsp:txXfrm>
+        <a:off x="1496745" y="192817"/>
+        <a:ext cx="1017099" cy="595439"/>
+      </dsp:txXfrm>
+    </dsp:sp>
+    <dsp:sp modelId="{1C61394E-D32F-4A43-ADD4-F46D3A33D38F}">
+      <dsp:nvSpPr>
+        <dsp:cNvPr id="0" name=""/>
+        <dsp:cNvSpPr/>
+      </dsp:nvSpPr>
+      <dsp:spPr>
+        <a:xfrm>
+          <a:off x="2637785" y="359822"/>
+          <a:ext cx="223479" cy="261429"/>
+        </a:xfrm>
+        <a:prstGeom prst="rightArrow">
+          <a:avLst>
+            <a:gd name="adj1" fmla="val 60000"/>
+            <a:gd name="adj2" fmla="val 50000"/>
+          </a:avLst>
+        </a:prstGeom>
+        <a:solidFill>
+          <a:schemeClr val="accent4">
+            <a:hueOff val="5197846"/>
+            <a:satOff val="-23984"/>
+            <a:lumOff val="883"/>
+            <a:alphaOff val="0"/>
+          </a:schemeClr>
+        </a:solidFill>
+        <a:ln>
+          <a:noFill/>
+        </a:ln>
+        <a:effectLst/>
+      </dsp:spPr>
+      <dsp:style>
+        <a:lnRef idx="0">
+          <a:scrgbClr r="0" g="0" b="0"/>
+        </a:lnRef>
+        <a:fillRef idx="1">
+          <a:scrgbClr r="0" g="0" b="0"/>
+        </a:fillRef>
+        <a:effectRef idx="0">
+          <a:scrgbClr r="0" g="0" b="0"/>
+        </a:effectRef>
+        <a:fontRef idx="minor">
+          <a:schemeClr val="lt1"/>
+        </a:fontRef>
+      </dsp:style>
+      <dsp:txBody>
+        <a:bodyPr spcFirstLastPara="0" vert="horz" wrap="square" lIns="0" tIns="0" rIns="0" bIns="0" numCol="1" spcCol="1270" anchor="ctr" anchorCtr="0">
+          <a:noAutofit/>
+        </a:bodyPr>
+        <a:lstStyle/>
+        <a:p>
+          <a:pPr lvl="0" algn="ctr" defTabSz="488950">
+            <a:lnSpc>
+              <a:spcPct val="90000"/>
+            </a:lnSpc>
+            <a:spcBef>
+              <a:spcPct val="0"/>
+            </a:spcBef>
+            <a:spcAft>
+              <a:spcPct val="35000"/>
+            </a:spcAft>
+          </a:pPr>
+          <a:endParaRPr lang="en-IN" sz="1100" kern="1200"/>
+        </a:p>
+      </dsp:txBody>
+      <dsp:txXfrm>
+        <a:off x="2637785" y="412108"/>
+        <a:ext cx="156435" cy="156857"/>
+      </dsp:txXfrm>
+    </dsp:sp>
+    <dsp:sp modelId="{CA09568C-529F-4056-BB14-75FC27EA3A57}">
+      <dsp:nvSpPr>
+        <dsp:cNvPr id="0" name=""/>
+        <dsp:cNvSpPr/>
+      </dsp:nvSpPr>
+      <dsp:spPr>
+        <a:xfrm>
+          <a:off x="2954029" y="174292"/>
+          <a:ext cx="1054149" cy="632489"/>
+        </a:xfrm>
+        <a:prstGeom prst="roundRect">
+          <a:avLst>
+            <a:gd name="adj" fmla="val 10000"/>
+          </a:avLst>
+        </a:prstGeom>
+        <a:solidFill>
+          <a:schemeClr val="accent4">
+            <a:hueOff val="6930461"/>
+            <a:satOff val="-31979"/>
+            <a:lumOff val="1177"/>
+            <a:alphaOff val="0"/>
+          </a:schemeClr>
+        </a:solidFill>
+        <a:ln w="12700" cap="flat" cmpd="sng" algn="ctr">
+          <a:solidFill>
+            <a:schemeClr val="lt1">
+              <a:hueOff val="0"/>
+              <a:satOff val="0"/>
+              <a:lumOff val="0"/>
+              <a:alphaOff val="0"/>
+            </a:schemeClr>
+          </a:solidFill>
+          <a:prstDash val="solid"/>
+          <a:miter lim="800000"/>
+        </a:ln>
+        <a:effectLst/>
+      </dsp:spPr>
+      <dsp:style>
+        <a:lnRef idx="2">
+          <a:scrgbClr r="0" g="0" b="0"/>
+        </a:lnRef>
+        <a:fillRef idx="1">
+          <a:scrgbClr r="0" g="0" b="0"/>
+        </a:fillRef>
+        <a:effectRef idx="0">
+          <a:scrgbClr r="0" g="0" b="0"/>
+        </a:effectRef>
+        <a:fontRef idx="minor">
+          <a:schemeClr val="lt1"/>
+        </a:fontRef>
+      </dsp:style>
+      <dsp:txBody>
+        <a:bodyPr spcFirstLastPara="0" vert="horz" wrap="square" lIns="57150" tIns="57150" rIns="57150" bIns="57150" numCol="1" spcCol="1270" anchor="ctr" anchorCtr="0">
+          <a:noAutofit/>
+        </a:bodyPr>
+        <a:lstStyle/>
+        <a:p>
+          <a:pPr lvl="0" algn="ctr" defTabSz="666750">
+            <a:lnSpc>
+              <a:spcPct val="90000"/>
+            </a:lnSpc>
+            <a:spcBef>
+              <a:spcPct val="0"/>
+            </a:spcBef>
+            <a:spcAft>
+              <a:spcPct val="35000"/>
+            </a:spcAft>
+          </a:pPr>
+          <a:r>
+            <a:rPr lang="en-IN" sz="1500" kern="1200"/>
+            <a:t>Package</a:t>
+          </a:r>
+        </a:p>
+      </dsp:txBody>
+      <dsp:txXfrm>
+        <a:off x="2972554" y="192817"/>
+        <a:ext cx="1017099" cy="595439"/>
+      </dsp:txXfrm>
+    </dsp:sp>
+    <dsp:sp modelId="{E6A79763-2175-4FE6-AF39-65BAD7E8A94D}">
+      <dsp:nvSpPr>
+        <dsp:cNvPr id="0" name=""/>
+        <dsp:cNvSpPr/>
+      </dsp:nvSpPr>
+      <dsp:spPr>
+        <a:xfrm>
+          <a:off x="4113594" y="359822"/>
+          <a:ext cx="223479" cy="261429"/>
+        </a:xfrm>
+        <a:prstGeom prst="rightArrow">
+          <a:avLst>
+            <a:gd name="adj1" fmla="val 60000"/>
+            <a:gd name="adj2" fmla="val 50000"/>
+          </a:avLst>
+        </a:prstGeom>
+        <a:solidFill>
+          <a:schemeClr val="accent4">
+            <a:hueOff val="10395692"/>
+            <a:satOff val="-47968"/>
+            <a:lumOff val="1765"/>
+            <a:alphaOff val="0"/>
+          </a:schemeClr>
+        </a:solidFill>
+        <a:ln>
+          <a:noFill/>
+        </a:ln>
+        <a:effectLst/>
+      </dsp:spPr>
+      <dsp:style>
+        <a:lnRef idx="0">
+          <a:scrgbClr r="0" g="0" b="0"/>
+        </a:lnRef>
+        <a:fillRef idx="1">
+          <a:scrgbClr r="0" g="0" b="0"/>
+        </a:fillRef>
+        <a:effectRef idx="0">
+          <a:scrgbClr r="0" g="0" b="0"/>
+        </a:effectRef>
+        <a:fontRef idx="minor">
+          <a:schemeClr val="lt1"/>
+        </a:fontRef>
+      </dsp:style>
+      <dsp:txBody>
+        <a:bodyPr spcFirstLastPara="0" vert="horz" wrap="square" lIns="0" tIns="0" rIns="0" bIns="0" numCol="1" spcCol="1270" anchor="ctr" anchorCtr="0">
+          <a:noAutofit/>
+        </a:bodyPr>
+        <a:lstStyle/>
+        <a:p>
+          <a:pPr lvl="0" algn="ctr" defTabSz="488950">
+            <a:lnSpc>
+              <a:spcPct val="90000"/>
+            </a:lnSpc>
+            <a:spcBef>
+              <a:spcPct val="0"/>
+            </a:spcBef>
+            <a:spcAft>
+              <a:spcPct val="35000"/>
+            </a:spcAft>
+          </a:pPr>
+          <a:endParaRPr lang="en-IN" sz="1100" kern="1200"/>
+        </a:p>
+      </dsp:txBody>
+      <dsp:txXfrm>
+        <a:off x="4113594" y="412108"/>
+        <a:ext cx="156435" cy="156857"/>
+      </dsp:txXfrm>
+    </dsp:sp>
+    <dsp:sp modelId="{FCE3B9A4-214A-4502-B3DF-ACB3E0BC61C7}">
+      <dsp:nvSpPr>
+        <dsp:cNvPr id="0" name=""/>
+        <dsp:cNvSpPr/>
+      </dsp:nvSpPr>
+      <dsp:spPr>
+        <a:xfrm>
+          <a:off x="4429839" y="174292"/>
+          <a:ext cx="1054149" cy="632489"/>
+        </a:xfrm>
+        <a:prstGeom prst="roundRect">
+          <a:avLst>
+            <a:gd name="adj" fmla="val 10000"/>
+          </a:avLst>
+        </a:prstGeom>
+        <a:solidFill>
+          <a:schemeClr val="accent4">
+            <a:hueOff val="10395692"/>
+            <a:satOff val="-47968"/>
+            <a:lumOff val="1765"/>
+            <a:alphaOff val="0"/>
+          </a:schemeClr>
+        </a:solidFill>
+        <a:ln w="12700" cap="flat" cmpd="sng" algn="ctr">
+          <a:solidFill>
+            <a:schemeClr val="lt1">
+              <a:hueOff val="0"/>
+              <a:satOff val="0"/>
+              <a:lumOff val="0"/>
+              <a:alphaOff val="0"/>
+            </a:schemeClr>
+          </a:solidFill>
+          <a:prstDash val="solid"/>
+          <a:miter lim="800000"/>
+        </a:ln>
+        <a:effectLst/>
+      </dsp:spPr>
+      <dsp:style>
+        <a:lnRef idx="2">
+          <a:scrgbClr r="0" g="0" b="0"/>
+        </a:lnRef>
+        <a:fillRef idx="1">
+          <a:scrgbClr r="0" g="0" b="0"/>
+        </a:fillRef>
+        <a:effectRef idx="0">
+          <a:scrgbClr r="0" g="0" b="0"/>
+        </a:effectRef>
+        <a:fontRef idx="minor">
+          <a:schemeClr val="lt1"/>
+        </a:fontRef>
+      </dsp:style>
+      <dsp:txBody>
+        <a:bodyPr spcFirstLastPara="0" vert="horz" wrap="square" lIns="57150" tIns="57150" rIns="57150" bIns="57150" numCol="1" spcCol="1270" anchor="ctr" anchorCtr="0">
+          <a:noAutofit/>
+        </a:bodyPr>
+        <a:lstStyle/>
+        <a:p>
+          <a:pPr lvl="0" algn="ctr" defTabSz="666750">
+            <a:lnSpc>
+              <a:spcPct val="90000"/>
+            </a:lnSpc>
+            <a:spcBef>
+              <a:spcPct val="0"/>
+            </a:spcBef>
+            <a:spcAft>
+              <a:spcPct val="35000"/>
+            </a:spcAft>
+          </a:pPr>
+          <a:r>
+            <a:rPr lang="en-IN" sz="1500" kern="1200"/>
+            <a:t>Class</a:t>
+          </a:r>
+        </a:p>
+      </dsp:txBody>
+      <dsp:txXfrm>
+        <a:off x="4448364" y="192817"/>
+        <a:ext cx="1017099" cy="595439"/>
+      </dsp:txXfrm>
+    </dsp:sp>
+  </dsp:spTree>
+</dsp:drawing>
+</file>
+
+<file path=word/diagrams/layout1.xml><?xml version="1.0" encoding="utf-8"?>
+<dgm:layoutDef xmlns:dgm="http://schemas.openxmlformats.org/drawingml/2006/diagram" xmlns:a="http://schemas.openxmlformats.org/drawingml/2006/main" uniqueId="urn:microsoft.com/office/officeart/2005/8/layout/process1">
+  <dgm:title val=""/>
+  <dgm:desc val=""/>
+  <dgm:catLst>
+    <dgm:cat type="process" pri="1000"/>
+    <dgm:cat type="convert" pri="15000"/>
+  </dgm:catLst>
+  <dgm:sampData useDef="1">
+    <dgm:dataModel>
+      <dgm:ptLst/>
+      <dgm:bg/>
+      <dgm:whole/>
+    </dgm:dataModel>
+  </dgm:sampData>
+  <dgm:styleData>
+    <dgm:dataModel>
+      <dgm:ptLst>
+        <dgm:pt modelId="0" type="doc"/>
+        <dgm:pt modelId="1"/>
+        <dgm:pt modelId="2"/>
+      </dgm:ptLst>
+      <dgm:cxnLst>
+        <dgm:cxn modelId="3" srcId="0" destId="1" srcOrd="0" destOrd="0"/>
+        <dgm:cxn modelId="4" srcId="0" destId="2" srcOrd="1" destOrd="0"/>
+      </dgm:cxnLst>
+      <dgm:bg/>
+      <dgm:whole/>
+    </dgm:dataModel>
+  </dgm:styleData>
+  <dgm:clrData>
+    <dgm:dataModel>
+      <dgm:ptLst>
+        <dgm:pt modelId="0" type="doc"/>
+        <dgm:pt modelId="1"/>
+        <dgm:pt modelId="2"/>
+        <dgm:pt modelId="3"/>
+        <dgm:pt modelId="4"/>
+      </dgm:ptLst>
+      <dgm:cxnLst>
+        <dgm:cxn modelId="5" srcId="0" destId="1" srcOrd="0" destOrd="0"/>
+        <dgm:cxn modelId="6" srcId="0" destId="2" srcOrd="1" destOrd="0"/>
+        <dgm:cxn modelId="7" srcId="0" destId="3" srcOrd="2" destOrd="0"/>
+        <dgm:cxn modelId="8" srcId="0" destId="4" srcOrd="3" destOrd="0"/>
+      </dgm:cxnLst>
+      <dgm:bg/>
+      <dgm:whole/>
+    </dgm:dataModel>
+  </dgm:clrData>
+  <dgm:layoutNode name="Name0">
+    <dgm:varLst>
+      <dgm:dir/>
+      <dgm:resizeHandles val="exact"/>
+    </dgm:varLst>
+    <dgm:choose name="Name1">
+      <dgm:if name="Name2" func="var" arg="dir" op="equ" val="norm">
+        <dgm:alg type="lin"/>
+      </dgm:if>
+      <dgm:else name="Name3">
+        <dgm:alg type="lin">
+          <dgm:param type="linDir" val="fromR"/>
+        </dgm:alg>
+      </dgm:else>
+    </dgm:choose>
+    <dgm:shape xmlns:r="http://schemas.openxmlformats.org/officeDocument/2006/relationships" r:blip="">
+      <dgm:adjLst/>
+    </dgm:shape>
+    <dgm:presOf/>
+    <dgm:constrLst>
+      <dgm:constr type="w" for="ch" ptType="node" refType="w"/>
+      <dgm:constr type="h" for="ch" ptType="node" op="equ"/>
+      <dgm:constr type="primFontSz" for="ch" ptType="node" op="equ" val="65"/>
+      <dgm:constr type="w" for="ch" ptType="sibTrans" refType="w" refFor="ch" refPtType="node" op="equ" fact="0.4"/>
+      <dgm:constr type="h" for="ch" ptType="sibTrans" op="equ"/>
+      <dgm:constr type="primFontSz" for="des" forName="connectorText" op="equ" val="55"/>
+      <dgm:constr type="primFontSz" for="des" forName="connectorText" refType="primFontSz" refFor="ch" refPtType="node" op="lte" fact="0.8"/>
+    </dgm:constrLst>
+    <dgm:ruleLst/>
+    <dgm:forEach name="nodesForEach" axis="ch" ptType="node">
+      <dgm:layoutNode name="node">
+        <dgm:varLst>
+          <dgm:bulletEnabled val="1"/>
+        </dgm:varLst>
+        <dgm:alg type="tx"/>
+        <dgm:shape xmlns:r="http://schemas.openxmlformats.org/officeDocument/2006/relationships" type="roundRect" r:blip="">
+          <dgm:adjLst>
+            <dgm:adj idx="1" val="0.1"/>
+          </dgm:adjLst>
+        </dgm:shape>
+        <dgm:presOf axis="desOrSelf" ptType="node"/>
+        <dgm:constrLst>
+          <dgm:constr type="h" refType="w" fact="0.6"/>
+          <dgm:constr type="tMarg" refType="primFontSz" fact="0.3"/>
+          <dgm:constr type="bMarg" refType="primFontSz" fact="0.3"/>
+          <dgm:constr type="lMarg" refType="primFontSz" fact="0.3"/>
+          <dgm:constr type="rMarg" refType="primFontSz" fact="0.3"/>
+        </dgm:constrLst>
+        <dgm:ruleLst>
+          <dgm:rule type="primFontSz" val="18" fact="NaN" max="NaN"/>
+          <dgm:rule type="h" val="NaN" fact="1.5" max="NaN"/>
+          <dgm:rule type="primFontSz" val="5" fact="NaN" max="NaN"/>
+          <dgm:rule type="h" val="INF" fact="NaN" max="NaN"/>
+        </dgm:ruleLst>
+      </dgm:layoutNode>
+      <dgm:forEach name="sibTransForEach" axis="followSib" ptType="sibTrans" cnt="1">
+        <dgm:layoutNode name="sibTrans">
+          <dgm:alg type="conn">
+            <dgm:param type="begPts" val="auto"/>
+            <dgm:param type="endPts" val="auto"/>
+          </dgm:alg>
+          <dgm:shape xmlns:r="http://schemas.openxmlformats.org/officeDocument/2006/relationships" type="conn" r:blip="">
+            <dgm:adjLst/>
+          </dgm:shape>
+          <dgm:presOf axis="self"/>
+          <dgm:constrLst>
+            <dgm:constr type="h" refType="w" fact="0.62"/>
+            <dgm:constr type="connDist"/>
+            <dgm:constr type="begPad" refType="connDist" fact="0.25"/>
+            <dgm:constr type="endPad" refType="connDist" fact="0.22"/>
+          </dgm:constrLst>
+          <dgm:ruleLst/>
+          <dgm:layoutNode name="connectorText">
+            <dgm:alg type="tx">
+              <dgm:param type="autoTxRot" val="grav"/>
+            </dgm:alg>
+            <dgm:shape xmlns:r="http://schemas.openxmlformats.org/officeDocument/2006/relationships" type="conn" r:blip="" hideGeom="1">
+              <dgm:adjLst/>
+            </dgm:shape>
+            <dgm:presOf axis="self"/>
+            <dgm:constrLst>
+              <dgm:constr type="lMarg"/>
+              <dgm:constr type="rMarg"/>
+              <dgm:constr type="tMarg"/>
+              <dgm:constr type="bMarg"/>
+            </dgm:constrLst>
+            <dgm:ruleLst>
+              <dgm:rule type="primFontSz" val="5" fact="NaN" max="NaN"/>
+            </dgm:ruleLst>
+          </dgm:layoutNode>
+        </dgm:layoutNode>
+      </dgm:forEach>
+    </dgm:forEach>
+  </dgm:layoutNode>
+</dgm:layoutDef>
+</file>
+
+<file path=word/diagrams/quickStyle1.xml><?xml version="1.0" encoding="utf-8"?>
+<dgm:styleDef xmlns:dgm="http://schemas.openxmlformats.org/drawingml/2006/diagram" xmlns:a="http://schemas.openxmlformats.org/drawingml/2006/main" uniqueId="urn:microsoft.com/office/officeart/2005/8/quickstyle/simple1">
+  <dgm:title val=""/>
+  <dgm:desc val=""/>
+  <dgm:catLst>
+    <dgm:cat type="simple" pri="10100"/>
+  </dgm:catLst>
+  <dgm:scene3d>
+    <a:camera prst="orthographicFront"/>
+    <a:lightRig rig="threePt" dir="t"/>
+  </dgm:scene3d>
+  <dgm:styleLbl name="node0">
+    <dgm:scene3d>
+      <a:camera prst="orthographicFront"/>
+      <a:lightRig rig="threePt" dir="t"/>
+    </dgm:scene3d>
+    <dgm:sp3d/>
+    <dgm:txPr/>
+    <dgm:style>
+      <a:lnRef idx="2">
+        <a:scrgbClr r="0" g="0" b="0"/>
+      </a:lnRef>
+      <a:fillRef idx="1">
+        <a:scrgbClr r="0" g="0" b="0"/>
+      </a:fillRef>
+      <a:effectRef idx="0">
+        <a:scrgbClr r="0" g="0" b="0"/>
+      </a:effectRef>
+      <a:fontRef idx="minor">
+        <a:schemeClr val="lt1"/>
+      </a:fontRef>
+    </dgm:style>
+  </dgm:styleLbl>
+  <dgm:styleLbl name="lnNode1">
+    <dgm:scene3d>
+      <a:camera prst="orthographicFront"/>
+      <a:lightRig rig="threePt" dir="t"/>
+    </dgm:scene3d>
+    <dgm:sp3d/>
+    <dgm:txPr/>
+    <dgm:style>
+      <a:lnRef idx="2">
+        <a:scrgbClr r="0" g="0" b="0"/>
+      </a:lnRef>
+      <a:fillRef idx="1">
+        <a:scrgbClr r="0" g="0" b="0"/>
+      </a:fillRef>
+      <a:effectRef idx="0">
+        <a:scrgbClr r="0" g="0" b="0"/>
+      </a:effectRef>
+      <a:fontRef idx="minor">
+        <a:schemeClr val="lt1"/>
+      </a:fontRef>
+    </dgm:style>
+  </dgm:styleLbl>
+  <dgm:styleLbl name="vennNode1">
+    <dgm:scene3d>
+      <a:camera prst="orthographicFront"/>
+      <a:lightRig rig="threePt" dir="t"/>
+    </dgm:scene3d>
+    <dgm:sp3d/>
+    <dgm:txPr/>
+    <dgm:style>
+      <a:lnRef idx="2">
+        <a:scrgbClr r="0" g="0" b="0"/>
+      </a:lnRef>
+      <a:fillRef idx="1">
+        <a:scrgbClr r="0" g="0" b="0"/>
+      </a:fillRef>
+      <a:effectRef idx="0">
+        <a:scrgbClr r="0" g="0" b="0"/>
+      </a:effectRef>
+      <a:fontRef idx="minor">
+        <a:schemeClr val="tx1"/>
+      </a:fontRef>
+    </dgm:style>
+  </dgm:styleLbl>
+  <dgm:styleLbl name="alignNode1">
+    <dgm:scene3d>
+      <a:camera prst="orthographicFront"/>
+      <a:lightRig rig="threePt" dir="t"/>
+    </dgm:scene3d>
+    <dgm:sp3d/>
+    <dgm:txPr/>
+    <dgm:style>
+      <a:lnRef idx="2">
+        <a:scrgbClr r="0" g="0" b="0"/>
+      </a:lnRef>
+      <a:fillRef idx="1">
+        <a:scrgbClr r="0" g="0" b="0"/>
+      </a:fillRef>
+      <a:effectRef idx="0">
+        <a:scrgbClr r="0" g="0" b="0"/>
+      </a:effectRef>
+      <a:fontRef idx="minor">
+        <a:schemeClr val="lt1"/>
+      </a:fontRef>
+    </dgm:style>
+  </dgm:styleLbl>
+  <dgm:styleLbl name="node1">
+    <dgm:scene3d>
+      <a:camera prst="orthographicFront"/>
+      <a:lightRig rig="threePt" dir="t"/>
+    </dgm:scene3d>
+    <dgm:sp3d/>
+    <dgm:txPr/>
+    <dgm:style>
+      <a:lnRef idx="2">
+        <a:scrgbClr r="0" g="0" b="0"/>
+      </a:lnRef>
+      <a:fillRef idx="1">
+        <a:scrgbClr r="0" g="0" b="0"/>
+      </a:fillRef>
+      <a:effectRef idx="0">
+        <a:scrgbClr r="0" g="0" b="0"/>
+      </a:effectRef>
+      <a:fontRef idx="minor">
+        <a:schemeClr val="lt1"/>
+      </a:fontRef>
+    </dgm:style>
+  </dgm:styleLbl>
+  <dgm:styleLbl name="node2">
+    <dgm:scene3d>
+      <a:camera prst="orthographicFront"/>
+      <a:lightRig rig="threePt" dir="t"/>
+    </dgm:scene3d>
+    <dgm:sp3d/>
+    <dgm:txPr/>
+    <dgm:style>
+      <a:lnRef idx="2">
+        <a:scrgbClr r="0" g="0" b="0"/>
+      </a:lnRef>
+      <a:fillRef idx="1">
+        <a:scrgbClr r="0" g="0" b="0"/>
+      </a:fillRef>
+      <a:effectRef idx="0">
+        <a:scrgbClr r="0" g="0" b="0"/>
+      </a:effectRef>
+      <a:fontRef idx="minor">
+        <a:schemeClr val="lt1"/>
+      </a:fontRef>
+    </dgm:style>
+  </dgm:styleLbl>
+  <dgm:styleLbl name="node3">
+    <dgm:scene3d>
+      <a:camera prst="orthographicFront"/>
+      <a:lightRig rig="threePt" dir="t"/>
+    </dgm:scene3d>
+    <dgm:sp3d/>
+    <dgm:txPr/>
+    <dgm:style>
+      <a:lnRef idx="2">
+        <a:scrgbClr r="0" g="0" b="0"/>
+      </a:lnRef>
+      <a:fillRef idx="1">
+        <a:scrgbClr r="0" g="0" b="0"/>
+      </a:fillRef>
+      <a:effectRef idx="0">
+        <a:scrgbClr r="0" g="0" b="0"/>
+      </a:effectRef>
+      <a:fontRef idx="minor">
+        <a:schemeClr val="lt1"/>
+      </a:fontRef>
+    </dgm:style>
+  </dgm:styleLbl>
+  <dgm:styleLbl name="node4">
+    <dgm:scene3d>
+      <a:camera prst="orthographicFront"/>
+      <a:lightRig rig="threePt" dir="t"/>
+    </dgm:scene3d>
+    <dgm:sp3d/>
+    <dgm:txPr/>
+    <dgm:style>
+      <a:lnRef idx="2">
+        <a:scrgbClr r="0" g="0" b="0"/>
+      </a:lnRef>
+      <a:fillRef idx="1">
+        <a:scrgbClr r="0" g="0" b="0"/>
+      </a:fillRef>
+      <a:effectRef idx="0">
+        <a:scrgbClr r="0" g="0" b="0"/>
+      </a:effectRef>
+      <a:fontRef idx="minor">
+        <a:schemeClr val="lt1"/>
+      </a:fontRef>
+    </dgm:style>
+  </dgm:styleLbl>
+  <dgm:styleLbl name="fgImgPlace1">
+    <dgm:scene3d>
+      <a:camera prst="orthographicFront"/>
+      <a:lightRig rig="threePt" dir="t"/>
+    </dgm:scene3d>
+    <dgm:sp3d/>
+    <dgm:txPr/>
+    <dgm:style>
+      <a:lnRef idx="2">
+        <a:scrgbClr r="0" g="0" b="0"/>
+      </a:lnRef>
+      <a:fillRef idx="1">
+        <a:scrgbClr r="0" g="0" b="0"/>
+      </a:fillRef>
+      <a:effectRef idx="0">
+        <a:scrgbClr r="0" g="0" b="0"/>
+      </a:effectRef>
+      <a:fontRef idx="minor"/>
+    </dgm:style>
+  </dgm:styleLbl>
+  <dgm:styleLbl name="alignImgPlace1">
+    <dgm:scene3d>
+      <a:camera prst="orthographicFront"/>
+      <a:lightRig rig="threePt" dir="t"/>
+    </dgm:scene3d>
+    <dgm:sp3d/>
+    <dgm:txPr/>
+    <dgm:style>
+      <a:lnRef idx="2">
+        <a:scrgbClr r="0" g="0" b="0"/>
+      </a:lnRef>
+      <a:fillRef idx="1">
+        <a:scrgbClr r="0" g="0" b="0"/>
+      </a:fillRef>
+      <a:effectRef idx="0">
+        <a:scrgbClr r="0" g="0" b="0"/>
+      </a:effectRef>
+      <a:fontRef idx="minor"/>
+    </dgm:style>
+  </dgm:styleLbl>
+  <dgm:styleLbl name="bgImgPlace1">
+    <dgm:scene3d>
+      <a:camera prst="orthographicFront"/>
+      <a:lightRig rig="threePt" dir="t"/>
+    </dgm:scene3d>
+    <dgm:sp3d/>
+    <dgm:txPr/>
+    <dgm:style>
+      <a:lnRef idx="2">
+        <a:scrgbClr r="0" g="0" b="0"/>
+      </a:lnRef>
+      <a:fillRef idx="1">
+        <a:scrgbClr r="0" g="0" b="0"/>
+      </a:fillRef>
+      <a:effectRef idx="0">
+        <a:scrgbClr r="0" g="0" b="0"/>
+      </a:effectRef>
+      <a:fontRef idx="minor"/>
+    </dgm:style>
+  </dgm:styleLbl>
+  <dgm:styleLbl name="sibTrans2D1">
+    <dgm:scene3d>
+      <a:camera prst="orthographicFront"/>
+      <a:lightRig rig="threePt" dir="t"/>
+    </dgm:scene3d>
+    <dgm:sp3d/>
+    <dgm:txPr/>
+    <dgm:style>
+      <a:lnRef idx="0">
+        <a:scrgbClr r="0" g="0" b="0"/>
+      </a:lnRef>
+      <a:fillRef idx="1">
+        <a:scrgbClr r="0" g="0" b="0"/>
+      </a:fillRef>
+      <a:effectRef idx="0">
+        <a:scrgbClr r="0" g="0" b="0"/>
+      </a:effectRef>
+      <a:fontRef idx="minor">
+        <a:schemeClr val="lt1"/>
+      </a:fontRef>
+    </dgm:style>
+  </dgm:styleLbl>
+  <dgm:styleLbl name="fgSibTrans2D1">
+    <dgm:scene3d>
+      <a:camera prst="orthographicFront"/>
+      <a:lightRig rig="threePt" dir="t"/>
+    </dgm:scene3d>
+    <dgm:sp3d/>
+    <dgm:txPr/>
+    <dgm:style>
+      <a:lnRef idx="0">
+        <a:scrgbClr r="0" g="0" b="0"/>
+      </a:lnRef>
+      <a:fillRef idx="1">
+        <a:scrgbClr r="0" g="0" b="0"/>
+      </a:fillRef>
+      <a:effectRef idx="0">
+        <a:scrgbClr r="0" g="0" b="0"/>
+      </a:effectRef>
+      <a:fontRef idx="minor">
+        <a:schemeClr val="lt1"/>
+      </a:fontRef>
+    </dgm:style>
+  </dgm:styleLbl>
+  <dgm:styleLbl name="bgSibTrans2D1">
+    <dgm:scene3d>
+      <a:camera prst="orthographicFront"/>
+      <a:lightRig rig="threePt" dir="t"/>
+    </dgm:scene3d>
+    <dgm:sp3d/>
+    <dgm:txPr/>
+    <dgm:style>
+      <a:lnRef idx="0">
+        <a:scrgbClr r="0" g="0" b="0"/>
+      </a:lnRef>
+      <a:fillRef idx="1">
+        <a:scrgbClr r="0" g="0" b="0"/>
+      </a:fillRef>
+      <a:effectRef idx="0">
+        <a:scrgbClr r="0" g="0" b="0"/>
+      </a:effectRef>
+      <a:fontRef idx="minor">
+        <a:schemeClr val="lt1"/>
+      </a:fontRef>
+    </dgm:style>
+  </dgm:styleLbl>
+  <dgm:styleLbl name="sibTrans1D1">
+    <dgm:scene3d>
+      <a:camera prst="orthographicFront"/>
+      <a:lightRig rig="threePt" dir="t"/>
+    </dgm:scene3d>
+    <dgm:sp3d/>
+    <dgm:txPr/>
+    <dgm:style>
+      <a:lnRef idx="1">
+        <a:scrgbClr r="0" g="0" b="0"/>
+      </a:lnRef>
+      <a:fillRef idx="0">
+        <a:scrgbClr r="0" g="0" b="0"/>
+      </a:fillRef>
+      <a:effectRef idx="0">
+        <a:scrgbClr r="0" g="0" b="0"/>
+      </a:effectRef>
+      <a:fontRef idx="minor"/>
+    </dgm:style>
+  </dgm:styleLbl>
+  <dgm:styleLbl name="callout">
+    <dgm:scene3d>
+      <a:camera prst="orthographicFront"/>
+      <a:lightRig rig="threePt" dir="t"/>
+    </dgm:scene3d>
+    <dgm:sp3d/>
+    <dgm:txPr/>
+    <dgm:style>
+      <a:lnRef idx="2">
+        <a:scrgbClr r="0" g="0" b="0"/>
+      </a:lnRef>
+      <a:fillRef idx="1">
+        <a:scrgbClr r="0" g="0" b="0"/>
+      </a:fillRef>
+      <a:effectRef idx="0">
+        <a:scrgbClr r="0" g="0" b="0"/>
+      </a:effectRef>
+      <a:fontRef idx="minor"/>
+    </dgm:style>
+  </dgm:styleLbl>
+  <dgm:styleLbl name="asst0">
+    <dgm:scene3d>
+      <a:camera prst="orthographicFront"/>
+      <a:lightRig rig="threePt" dir="t"/>
+    </dgm:scene3d>
+    <dgm:sp3d/>
+    <dgm:txPr/>
+    <dgm:style>
+      <a:lnRef idx="2">
+        <a:scrgbClr r="0" g="0" b="0"/>
+      </a:lnRef>
+      <a:fillRef idx="1">
+        <a:scrgbClr r="0" g="0" b="0"/>
+      </a:fillRef>
+      <a:effectRef idx="0">
+        <a:scrgbClr r="0" g="0" b="0"/>
+      </a:effectRef>
+      <a:fontRef idx="minor">
+        <a:schemeClr val="lt1"/>
+      </a:fontRef>
+    </dgm:style>
+  </dgm:styleLbl>
+  <dgm:styleLbl name="asst1">
+    <dgm:scene3d>
+      <a:camera prst="orthographicFront"/>
+      <a:lightRig rig="threePt" dir="t"/>
+    </dgm:scene3d>
+    <dgm:sp3d/>
+    <dgm:txPr/>
+    <dgm:style>
+      <a:lnRef idx="2">
+        <a:scrgbClr r="0" g="0" b="0"/>
+      </a:lnRef>
+      <a:fillRef idx="1">
+        <a:scrgbClr r="0" g="0" b="0"/>
+      </a:fillRef>
+      <a:effectRef idx="0">
+        <a:scrgbClr r="0" g="0" b="0"/>
+      </a:effectRef>
+      <a:fontRef idx="minor">
+        <a:schemeClr val="lt1"/>
+      </a:fontRef>
+    </dgm:style>
+  </dgm:styleLbl>
+  <dgm:styleLbl name="asst2">
+    <dgm:scene3d>
+      <a:camera prst="orthographicFront"/>
+      <a:lightRig rig="threePt" dir="t"/>
+    </dgm:scene3d>
+    <dgm:sp3d/>
+    <dgm:txPr/>
+    <dgm:style>
+      <a:lnRef idx="2">
+        <a:scrgbClr r="0" g="0" b="0"/>
+      </a:lnRef>
+      <a:fillRef idx="1">
+        <a:scrgbClr r="0" g="0" b="0"/>
+      </a:fillRef>
+      <a:effectRef idx="0">
+        <a:scrgbClr r="0" g="0" b="0"/>
+      </a:effectRef>
+      <a:fontRef idx="minor">
+        <a:schemeClr val="lt1"/>
+      </a:fontRef>
+    </dgm:style>
+  </dgm:styleLbl>
+  <dgm:styleLbl name="asst3">
+    <dgm:scene3d>
+      <a:camera prst="orthographicFront"/>
+      <a:lightRig rig="threePt" dir="t"/>
+    </dgm:scene3d>
+    <dgm:sp3d/>
+    <dgm:txPr/>
+    <dgm:style>
+      <a:lnRef idx="2">
+        <a:scrgbClr r="0" g="0" b="0"/>
+      </a:lnRef>
+      <a:fillRef idx="1">
+        <a:scrgbClr r="0" g="0" b="0"/>
+      </a:fillRef>
+      <a:effectRef idx="0">
+        <a:scrgbClr r="0" g="0" b="0"/>
+      </a:effectRef>
+      <a:fontRef idx="minor">
+        <a:schemeClr val="lt1"/>
+      </a:fontRef>
+    </dgm:style>
+  </dgm:styleLbl>
+  <dgm:styleLbl name="asst4">
+    <dgm:scene3d>
+      <a:camera prst="orthographicFront"/>
+      <a:lightRig rig="threePt" dir="t"/>
+    </dgm:scene3d>
+    <dgm:sp3d/>
+    <dgm:txPr/>
+    <dgm:style>
+      <a:lnRef idx="2">
+        <a:scrgbClr r="0" g="0" b="0"/>
+      </a:lnRef>
+      <a:fillRef idx="1">
+        <a:scrgbClr r="0" g="0" b="0"/>
+      </a:fillRef>
+      <a:effectRef idx="0">
+        <a:scrgbClr r="0" g="0" b="0"/>
+      </a:effectRef>
+      <a:fontRef idx="minor">
+        <a:schemeClr val="lt1"/>
+      </a:fontRef>
+    </dgm:style>
+  </dgm:styleLbl>
+  <dgm:styleLbl name="parChTrans2D1">
+    <dgm:scene3d>
+      <a:camera prst="orthographicFront"/>
+      <a:lightRig rig="threePt" dir="t"/>
+    </dgm:scene3d>
+    <dgm:sp3d/>
+    <dgm:txPr/>
+    <dgm:style>
+      <a:lnRef idx="2">
+        <a:scrgbClr r="0" g="0" b="0"/>
+      </a:lnRef>
+      <a:fillRef idx="1">
+        <a:scrgbClr r="0" g="0" b="0"/>
+      </a:fillRef>
+      <a:effectRef idx="0">
+        <a:scrgbClr r="0" g="0" b="0"/>
+      </a:effectRef>
+      <a:fontRef idx="minor">
+        <a:schemeClr val="lt1"/>
+      </a:fontRef>
+    </dgm:style>
+  </dgm:styleLbl>
+  <dgm:styleLbl name="parChTrans2D2">
+    <dgm:scene3d>
+      <a:camera prst="orthographicFront"/>
+      <a:lightRig rig="threePt" dir="t"/>
+    </dgm:scene3d>
+    <dgm:sp3d/>
+    <dgm:txPr/>
+    <dgm:style>
+      <a:lnRef idx="2">
+        <a:scrgbClr r="0" g="0" b="0"/>
+      </a:lnRef>
+      <a:fillRef idx="1">
+        <a:scrgbClr r="0" g="0" b="0"/>
+      </a:fillRef>
+      <a:effectRef idx="0">
+        <a:scrgbClr r="0" g="0" b="0"/>
+      </a:effectRef>
+      <a:fontRef idx="minor">
+        <a:schemeClr val="lt1"/>
+      </a:fontRef>
+    </dgm:style>
+  </dgm:styleLbl>
+  <dgm:styleLbl name="parChTrans2D3">
+    <dgm:scene3d>
+      <a:camera prst="orthographicFront"/>
+      <a:lightRig rig="threePt" dir="t"/>
+    </dgm:scene3d>
+    <dgm:sp3d/>
+    <dgm:txPr/>
+    <dgm:style>
+      <a:lnRef idx="2">
+        <a:scrgbClr r="0" g="0" b="0"/>
+      </a:lnRef>
+      <a:fillRef idx="1">
+        <a:scrgbClr r="0" g="0" b="0"/>
+      </a:fillRef>
+      <a:effectRef idx="0">
+        <a:scrgbClr r="0" g="0" b="0"/>
+      </a:effectRef>
+      <a:fontRef idx="minor">
+        <a:schemeClr val="lt1"/>
+      </a:fontRef>
+    </dgm:style>
+  </dgm:styleLbl>
+  <dgm:styleLbl name="parChTrans2D4">
+    <dgm:scene3d>
+      <a:camera prst="orthographicFront"/>
+      <a:lightRig rig="threePt" dir="t"/>
+    </dgm:scene3d>
+    <dgm:sp3d/>
+    <dgm:txPr/>
+    <dgm:style>
+      <a:lnRef idx="2">
+        <a:scrgbClr r="0" g="0" b="0"/>
+      </a:lnRef>
+      <a:fillRef idx="1">
+        <a:scrgbClr r="0" g="0" b="0"/>
+      </a:fillRef>
+      <a:effectRef idx="0">
+        <a:scrgbClr r="0" g="0" b="0"/>
+      </a:effectRef>
+      <a:fontRef idx="minor">
+        <a:schemeClr val="lt1"/>
+      </a:fontRef>
+    </dgm:style>
+  </dgm:styleLbl>
+  <dgm:styleLbl name="parChTrans1D1">
+    <dgm:scene3d>
+      <a:camera prst="orthographicFront"/>
+      <a:lightRig rig="threePt" dir="t"/>
+    </dgm:scene3d>
+    <dgm:sp3d/>
+    <dgm:txPr/>
+    <dgm:style>
+      <a:lnRef idx="2">
+        <a:scrgbClr r="0" g="0" b="0"/>
+      </a:lnRef>
+      <a:fillRef idx="0">
+        <a:scrgbClr r="0" g="0" b="0"/>
+      </a:fillRef>
+      <a:effectRef idx="0">
+        <a:scrgbClr r="0" g="0" b="0"/>
+      </a:effectRef>
+      <a:fontRef idx="minor"/>
+    </dgm:style>
+  </dgm:styleLbl>
+  <dgm:styleLbl name="parChTrans1D2">
+    <dgm:scene3d>
+      <a:camera prst="orthographicFront"/>
+      <a:lightRig rig="threePt" dir="t"/>
+    </dgm:scene3d>
+    <dgm:sp3d/>
+    <dgm:txPr/>
+    <dgm:style>
+      <a:lnRef idx="2">
+        <a:scrgbClr r="0" g="0" b="0"/>
+      </a:lnRef>
+      <a:fillRef idx="0">
+        <a:scrgbClr r="0" g="0" b="0"/>
+      </a:fillRef>
+      <a:effectRef idx="0">
+        <a:scrgbClr r="0" g="0" b="0"/>
+      </a:effectRef>
+      <a:fontRef idx="minor"/>
+    </dgm:style>
+  </dgm:styleLbl>
+  <dgm:styleLbl name="parChTrans1D3">
+    <dgm:scene3d>
+      <a:camera prst="orthographicFront"/>
+      <a:lightRig rig="threePt" dir="t"/>
+    </dgm:scene3d>
+    <dgm:sp3d/>
+    <dgm:txPr/>
+    <dgm:style>
+      <a:lnRef idx="2">
+        <a:scrgbClr r="0" g="0" b="0"/>
+      </a:lnRef>
+      <a:fillRef idx="0">
+        <a:scrgbClr r="0" g="0" b="0"/>
+      </a:fillRef>
+      <a:effectRef idx="0">
+        <a:scrgbClr r="0" g="0" b="0"/>
+      </a:effectRef>
+      <a:fontRef idx="minor"/>
+    </dgm:style>
+  </dgm:styleLbl>
+  <dgm:styleLbl name="parChTrans1D4">
+    <dgm:scene3d>
+      <a:camera prst="orthographicFront"/>
+      <a:lightRig rig="threePt" dir="t"/>
+    </dgm:scene3d>
+    <dgm:sp3d/>
+    <dgm:txPr/>
+    <dgm:style>
+      <a:lnRef idx="2">
+        <a:scrgbClr r="0" g="0" b="0"/>
+      </a:lnRef>
+      <a:fillRef idx="0">
+        <a:scrgbClr r="0" g="0" b="0"/>
+      </a:fillRef>
+      <a:effectRef idx="0">
+        <a:scrgbClr r="0" g="0" b="0"/>
+      </a:effectRef>
+      <a:fontRef idx="minor"/>
+    </dgm:style>
+  </dgm:styleLbl>
+  <dgm:styleLbl name="fgAcc1">
+    <dgm:scene3d>
+      <a:camera prst="orthographicFront"/>
+      <a:lightRig rig="threePt" dir="t"/>
+    </dgm:scene3d>
+    <dgm:sp3d/>
+    <dgm:txPr/>
+    <dgm:style>
+      <a:lnRef idx="2">
+        <a:scrgbClr r="0" g="0" b="0"/>
+      </a:lnRef>
+      <a:fillRef idx="1">
+        <a:scrgbClr r="0" g="0" b="0"/>
+      </a:fillRef>
+      <a:effectRef idx="0">
+        <a:scrgbClr r="0" g="0" b="0"/>
+      </a:effectRef>
+      <a:fontRef idx="minor"/>
+    </dgm:style>
+  </dgm:styleLbl>
+  <dgm:styleLbl name="conFgAcc1">
+    <dgm:scene3d>
+      <a:camera prst="orthographicFront"/>
+      <a:lightRig rig="threePt" dir="t"/>
+    </dgm:scene3d>
+    <dgm:sp3d/>
+    <dgm:txPr/>
+    <dgm:style>
+      <a:lnRef idx="2">
+        <a:scrgbClr r="0" g="0" b="0"/>
+      </a:lnRef>
+      <a:fillRef idx="1">
+        <a:scrgbClr r="0" g="0" b="0"/>
+      </a:fillRef>
+      <a:effectRef idx="0">
+        <a:scrgbClr r="0" g="0" b="0"/>
+      </a:effectRef>
+      <a:fontRef idx="minor"/>
+    </dgm:style>
+  </dgm:styleLbl>
+  <dgm:styleLbl name="alignAcc1">
+    <dgm:scene3d>
+      <a:camera prst="orthographicFront"/>
+      <a:lightRig rig="threePt" dir="t"/>
+    </dgm:scene3d>
+    <dgm:sp3d/>
+    <dgm:txPr/>
+    <dgm:style>
+      <a:lnRef idx="2">
+        <a:scrgbClr r="0" g="0" b="0"/>
+      </a:lnRef>
+      <a:fillRef idx="1">
+        <a:scrgbClr r="0" g="0" b="0"/>
+      </a:fillRef>
+      <a:effectRef idx="0">
+        <a:scrgbClr r="0" g="0" b="0"/>
+      </a:effectRef>
+      <a:fontRef idx="minor"/>
+    </dgm:style>
+  </dgm:styleLbl>
+  <dgm:styleLbl name="trAlignAcc1">
+    <dgm:scene3d>
+      <a:camera prst="orthographicFront"/>
+      <a:lightRig rig="threePt" dir="t"/>
+    </dgm:scene3d>
+    <dgm:sp3d/>
+    <dgm:txPr/>
+    <dgm:style>
+      <a:lnRef idx="1">
+        <a:scrgbClr r="0" g="0" b="0"/>
+      </a:lnRef>
+      <a:fillRef idx="1">
+        <a:scrgbClr r="0" g="0" b="0"/>
+      </a:fillRef>
+      <a:effectRef idx="0">
+        <a:scrgbClr r="0" g="0" b="0"/>
+      </a:effectRef>
+      <a:fontRef idx="minor"/>
+    </dgm:style>
+  </dgm:styleLbl>
+  <dgm:styleLbl name="bgAcc1">
+    <dgm:scene3d>
+      <a:camera prst="orthographicFront"/>
+      <a:lightRig rig="threePt" dir="t"/>
+    </dgm:scene3d>
+    <dgm:sp3d/>
+    <dgm:txPr/>
+    <dgm:style>
+      <a:lnRef idx="2">
+        <a:scrgbClr r="0" g="0" b="0"/>
+      </a:lnRef>
+      <a:fillRef idx="1">
+        <a:scrgbClr r="0" g="0" b="0"/>
+      </a:fillRef>
+      <a:effectRef idx="0">
+        <a:scrgbClr r="0" g="0" b="0"/>
+      </a:effectRef>
+      <a:fontRef idx="minor"/>
+    </dgm:style>
+  </dgm:styleLbl>
+  <dgm:styleLbl name="solidFgAcc1">
+    <dgm:scene3d>
+      <a:camera prst="orthographicFront"/>
+      <a:lightRig rig="threePt" dir="t"/>
+    </dgm:scene3d>
+    <dgm:sp3d/>
+    <dgm:txPr/>
+    <dgm:style>
+      <a:lnRef idx="2">
+        <a:scrgbClr r="0" g="0" b="0"/>
+      </a:lnRef>
+      <a:fillRef idx="1">
+        <a:scrgbClr r="0" g="0" b="0"/>
+      </a:fillRef>
+      <a:effectRef idx="0">
+        <a:scrgbClr r="0" g="0" b="0"/>
+      </a:effectRef>
+      <a:fontRef idx="minor"/>
+    </dgm:style>
+  </dgm:styleLbl>
+  <dgm:styleLbl name="solidAlignAcc1">
+    <dgm:scene3d>
+      <a:camera prst="orthographicFront"/>
+      <a:lightRig rig="threePt" dir="t"/>
+    </dgm:scene3d>
+    <dgm:sp3d/>
+    <dgm:txPr/>
+    <dgm:style>
+      <a:lnRef idx="2">
+        <a:scrgbClr r="0" g="0" b="0"/>
+      </a:lnRef>
+      <a:fillRef idx="1">
+        <a:scrgbClr r="0" g="0" b="0"/>
+      </a:fillRef>
+      <a:effectRef idx="0">
+        <a:scrgbClr r="0" g="0" b="0"/>
+      </a:effectRef>
+      <a:fontRef idx="minor"/>
+    </dgm:style>
+  </dgm:styleLbl>
+  <dgm:styleLbl name="solidBgAcc1">
+    <dgm:scene3d>
+      <a:camera prst="orthographicFront"/>
+      <a:lightRig rig="threePt" dir="t"/>
+    </dgm:scene3d>
+    <dgm:sp3d/>
+    <dgm:txPr/>
+    <dgm:style>
+      <a:lnRef idx="2">
+        <a:scrgbClr r="0" g="0" b="0"/>
+      </a:lnRef>
+      <a:fillRef idx="1">
+        <a:scrgbClr r="0" g="0" b="0"/>
+      </a:fillRef>
+      <a:effectRef idx="0">
+        <a:scrgbClr r="0" g="0" b="0"/>
+      </a:effectRef>
+      <a:fontRef idx="minor"/>
+    </dgm:style>
+  </dgm:styleLbl>
+  <dgm:styleLbl name="fgAccFollowNode1">
+    <dgm:scene3d>
+      <a:camera prst="orthographicFront"/>
+      <a:lightRig rig="threePt" dir="t"/>
+    </dgm:scene3d>
+    <dgm:sp3d/>
+    <dgm:txPr/>
+    <dgm:style>
+      <a:lnRef idx="2">
+        <a:scrgbClr r="0" g="0" b="0"/>
+      </a:lnRef>
+      <a:fillRef idx="1">
+        <a:scrgbClr r="0" g="0" b="0"/>
+      </a:fillRef>
+      <a:effectRef idx="0">
+        <a:scrgbClr r="0" g="0" b="0"/>
+      </a:effectRef>
+      <a:fontRef idx="minor"/>
+    </dgm:style>
+  </dgm:styleLbl>
+  <dgm:styleLbl name="alignAccFollowNode1">
+    <dgm:scene3d>
+      <a:camera prst="orthographicFront"/>
+      <a:lightRig rig="threePt" dir="t"/>
+    </dgm:scene3d>
+    <dgm:sp3d/>
+    <dgm:txPr/>
+    <dgm:style>
+      <a:lnRef idx="2">
+        <a:scrgbClr r="0" g="0" b="0"/>
+      </a:lnRef>
+      <a:fillRef idx="1">
+        <a:scrgbClr r="0" g="0" b="0"/>
+      </a:fillRef>
+      <a:effectRef idx="0">
+        <a:scrgbClr r="0" g="0" b="0"/>
+      </a:effectRef>
+      <a:fontRef idx="minor"/>
+    </dgm:style>
+  </dgm:styleLbl>
+  <dgm:styleLbl name="bgAccFollowNode1">
+    <dgm:scene3d>
+      <a:camera prst="orthographicFront"/>
+      <a:lightRig rig="threePt" dir="t"/>
+    </dgm:scene3d>
+    <dgm:sp3d/>
+    <dgm:txPr/>
+    <dgm:style>
+      <a:lnRef idx="2">
+        <a:scrgbClr r="0" g="0" b="0"/>
+      </a:lnRef>
+      <a:fillRef idx="1">
+        <a:scrgbClr r="0" g="0" b="0"/>
+      </a:fillRef>
+      <a:effectRef idx="0">
+        <a:scrgbClr r="0" g="0" b="0"/>
+      </a:effectRef>
+      <a:fontRef idx="minor"/>
+    </dgm:style>
+  </dgm:styleLbl>
+  <dgm:styleLbl name="fgAcc0">
+    <dgm:scene3d>
+      <a:camera prst="orthographicFront"/>
+      <a:lightRig rig="threePt" dir="t"/>
+    </dgm:scene3d>
+    <dgm:sp3d/>
+    <dgm:txPr/>
+    <dgm:style>
+      <a:lnRef idx="2">
+        <a:scrgbClr r="0" g="0" b="0"/>
+      </a:lnRef>
+      <a:fillRef idx="1">
+        <a:scrgbClr r="0" g="0" b="0"/>
+      </a:fillRef>
+      <a:effectRef idx="0">
+        <a:scrgbClr r="0" g="0" b="0"/>
+      </a:effectRef>
+      <a:fontRef idx="minor"/>
+    </dgm:style>
+  </dgm:styleLbl>
+  <dgm:styleLbl name="fgAcc2">
+    <dgm:scene3d>
+      <a:camera prst="orthographicFront"/>
+      <a:lightRig rig="threePt" dir="t"/>
+    </dgm:scene3d>
+    <dgm:sp3d/>
+    <dgm:txPr/>
+    <dgm:style>
+      <a:lnRef idx="2">
+        <a:scrgbClr r="0" g="0" b="0"/>
+      </a:lnRef>
+      <a:fillRef idx="1">
+        <a:scrgbClr r="0" g="0" b="0"/>
+      </a:fillRef>
+      <a:effectRef idx="0">
+        <a:scrgbClr r="0" g="0" b="0"/>
+      </a:effectRef>
+      <a:fontRef idx="minor"/>
+    </dgm:style>
+  </dgm:styleLbl>
+  <dgm:styleLbl name="fgAcc3">
+    <dgm:scene3d>
+      <a:camera prst="orthographicFront"/>
+      <a:lightRig rig="threePt" dir="t"/>
+    </dgm:scene3d>
+    <dgm:sp3d/>
+    <dgm:txPr/>
+    <dgm:style>
+      <a:lnRef idx="2">
+        <a:scrgbClr r="0" g="0" b="0"/>
+      </a:lnRef>
+      <a:fillRef idx="1">
+        <a:scrgbClr r="0" g="0" b="0"/>
+      </a:fillRef>
+      <a:effectRef idx="0">
+        <a:scrgbClr r="0" g="0" b="0"/>
+      </a:effectRef>
+      <a:fontRef idx="minor"/>
+    </dgm:style>
+  </dgm:styleLbl>
+  <dgm:styleLbl name="fgAcc4">
+    <dgm:scene3d>
+      <a:camera prst="orthographicFront"/>
+      <a:lightRig rig="threePt" dir="t"/>
+    </dgm:scene3d>
+    <dgm:sp3d/>
+    <dgm:txPr/>
+    <dgm:style>
+      <a:lnRef idx="2">
+        <a:scrgbClr r="0" g="0" b="0"/>
+      </a:lnRef>
+      <a:fillRef idx="1">
+        <a:scrgbClr r="0" g="0" b="0"/>
+      </a:fillRef>
+      <a:effectRef idx="0">
+        <a:scrgbClr r="0" g="0" b="0"/>
+      </a:effectRef>
+      <a:fontRef idx="minor"/>
+    </dgm:style>
+  </dgm:styleLbl>
+  <dgm:styleLbl name="bgShp">
+    <dgm:scene3d>
+      <a:camera prst="orthographicFront"/>
+      <a:lightRig rig="threePt" dir="t"/>
+    </dgm:scene3d>
+    <dgm:sp3d/>
+    <dgm:txPr/>
+    <dgm:style>
+      <a:lnRef idx="0">
+        <a:scrgbClr r="0" g="0" b="0"/>
+      </a:lnRef>
+      <a:fillRef idx="1">
+        <a:scrgbClr r="0" g="0" b="0"/>
+      </a:fillRef>
+      <a:effectRef idx="0">
+        <a:scrgbClr r="0" g="0" b="0"/>
+      </a:effectRef>
+      <a:fontRef idx="minor"/>
+    </dgm:style>
+  </dgm:styleLbl>
+  <dgm:styleLbl name="dkBgShp">
+    <dgm:scene3d>
+      <a:camera prst="orthographicFront"/>
+      <a:lightRig rig="threePt" dir="t"/>
+    </dgm:scene3d>
+    <dgm:sp3d/>
+    <dgm:txPr/>
+    <dgm:style>
+      <a:lnRef idx="0">
+        <a:scrgbClr r="0" g="0" b="0"/>
+      </a:lnRef>
+      <a:fillRef idx="1">
+        <a:scrgbClr r="0" g="0" b="0"/>
+      </a:fillRef>
+      <a:effectRef idx="0">
+        <a:scrgbClr r="0" g="0" b="0"/>
+      </a:effectRef>
+      <a:fontRef idx="minor"/>
+    </dgm:style>
+  </dgm:styleLbl>
+  <dgm:styleLbl name="trBgShp">
+    <dgm:scene3d>
+      <a:camera prst="orthographicFront"/>
+      <a:lightRig rig="threePt" dir="t"/>
+    </dgm:scene3d>
+    <dgm:sp3d/>
+    <dgm:txPr/>
+    <dgm:style>
+      <a:lnRef idx="0">
+        <a:scrgbClr r="0" g="0" b="0"/>
+      </a:lnRef>
+      <a:fillRef idx="1">
+        <a:scrgbClr r="0" g="0" b="0"/>
+      </a:fillRef>
+      <a:effectRef idx="0">
+        <a:scrgbClr r="0" g="0" b="0"/>
+      </a:effectRef>
+      <a:fontRef idx="minor"/>
+    </dgm:style>
+  </dgm:styleLbl>
+  <dgm:styleLbl name="fgShp">
+    <dgm:scene3d>
+      <a:camera prst="orthographicFront"/>
+      <a:lightRig rig="threePt" dir="t"/>
+    </dgm:scene3d>
+    <dgm:sp3d/>
+    <dgm:txPr/>
+    <dgm:style>
+      <a:lnRef idx="2">
+        <a:scrgbClr r="0" g="0" b="0"/>
+      </a:lnRef>
+      <a:fillRef idx="1">
+        <a:scrgbClr r="0" g="0" b="0"/>
+      </a:fillRef>
+      <a:effectRef idx="0">
+        <a:scrgbClr r="0" g="0" b="0"/>
+      </a:effectRef>
+      <a:fontRef idx="minor"/>
+    </dgm:style>
+  </dgm:styleLbl>
+  <dgm:styleLbl name="revTx">
+    <dgm:scene3d>
+      <a:camera prst="orthographicFront"/>
+      <a:lightRig rig="threePt" dir="t"/>
+    </dgm:scene3d>
+    <dgm:sp3d/>
+    <dgm:txPr/>
+    <dgm:style>
+      <a:lnRef idx="0">
+        <a:scrgbClr r="0" g="0" b="0"/>
+      </a:lnRef>
+      <a:fillRef idx="0">
+        <a:scrgbClr r="0" g="0" b="0"/>
+      </a:fillRef>
+      <a:effectRef idx="0">
+        <a:scrgbClr r="0" g="0" b="0"/>
+      </a:effectRef>
+      <a:fontRef idx="minor"/>
+    </dgm:style>
+  </dgm:styleLbl>
+</dgm:styleDef>
 </file>
 
 <file path=word/theme/theme1.xml><?xml version="1.0" encoding="utf-8"?>

--- a/Notes_SA2601010.docx
+++ b/Notes_SA2601010.docx
@@ -6950,11 +6950,588 @@
         </w:rPr>
         <w:t>browser window.</w:t>
       </w:r>
+    </w:p>
+    <w:p>
+      <w:pPr>
+        <w:pStyle w:val="ListParagraph"/>
+        <w:numPr>
+          <w:ilvl w:val="0"/>
+          <w:numId w:val="16"/>
+        </w:numPr>
+        <w:rPr>
+          <w:sz w:val="24"/>
+          <w:szCs w:val="22"/>
+          <w:lang w:val="en-US"/>
+        </w:rPr>
+      </w:pPr>
+      <w:r>
+        <w:rPr>
+          <w:sz w:val="24"/>
+          <w:szCs w:val="22"/>
+          <w:lang w:val="en-US"/>
+        </w:rPr>
+        <w:t xml:space="preserve">getTitle() </w:t>
+      </w:r>
+      <w:r>
+        <w:rPr>
+          <w:sz w:val="24"/>
+          <w:szCs w:val="22"/>
+          <w:lang w:val="en-US"/>
+        </w:rPr>
+        <w:sym w:font="Wingdings" w:char="F0E0"/>
+      </w:r>
+      <w:r>
+        <w:rPr>
+          <w:sz w:val="24"/>
+          <w:szCs w:val="22"/>
+          <w:lang w:val="en-US"/>
+        </w:rPr>
+        <w:t xml:space="preserve"> Will return the title of the page which is opened in the browser. </w:t>
+      </w:r>
+      <w:r>
+        <w:rPr>
+          <w:sz w:val="24"/>
+          <w:szCs w:val="22"/>
+          <w:lang w:val="en-US"/>
+        </w:rPr>
+        <w:t>(String)</w:t>
+      </w:r>
+    </w:p>
+    <w:p>
+      <w:pPr>
+        <w:pStyle w:val="ListParagraph"/>
+        <w:numPr>
+          <w:ilvl w:val="0"/>
+          <w:numId w:val="16"/>
+        </w:numPr>
+        <w:rPr>
+          <w:sz w:val="24"/>
+          <w:szCs w:val="22"/>
+          <w:lang w:val="en-US"/>
+        </w:rPr>
+      </w:pPr>
+      <w:r>
+        <w:rPr>
+          <w:sz w:val="24"/>
+          <w:szCs w:val="22"/>
+          <w:lang w:val="en-US"/>
+        </w:rPr>
+        <w:t xml:space="preserve">getCurrentUrl() </w:t>
+      </w:r>
+      <w:r>
+        <w:rPr>
+          <w:sz w:val="24"/>
+          <w:szCs w:val="22"/>
+          <w:lang w:val="en-US"/>
+        </w:rPr>
+        <w:sym w:font="Wingdings" w:char="F0E0"/>
+      </w:r>
+      <w:r>
+        <w:rPr>
+          <w:sz w:val="24"/>
+          <w:szCs w:val="22"/>
+          <w:lang w:val="en-US"/>
+        </w:rPr>
+        <w:t xml:space="preserve"> Will return the URL of the page. (String)</w:t>
+      </w:r>
+    </w:p>
+    <w:p>
+      <w:pPr>
+        <w:pStyle w:val="ListParagraph"/>
+        <w:numPr>
+          <w:ilvl w:val="0"/>
+          <w:numId w:val="16"/>
+        </w:numPr>
+        <w:rPr>
+          <w:sz w:val="24"/>
+          <w:szCs w:val="22"/>
+          <w:lang w:val="en-US"/>
+        </w:rPr>
+      </w:pPr>
+      <w:r>
+        <w:rPr>
+          <w:sz w:val="24"/>
+          <w:szCs w:val="22"/>
+          <w:lang w:val="en-US"/>
+        </w:rPr>
+        <w:t xml:space="preserve">findElement() </w:t>
+      </w:r>
+      <w:r>
+        <w:rPr>
+          <w:sz w:val="24"/>
+          <w:szCs w:val="22"/>
+          <w:lang w:val="en-US"/>
+        </w:rPr>
+        <w:sym w:font="Wingdings" w:char="F0E0"/>
+      </w:r>
+      <w:r>
+        <w:rPr>
+          <w:sz w:val="24"/>
+          <w:szCs w:val="22"/>
+          <w:lang w:val="en-US"/>
+        </w:rPr>
+        <w:t xml:space="preserve"> Will read and return </w:t>
+      </w:r>
+      <w:r>
+        <w:rPr>
+          <w:b/>
+          <w:bCs/>
+          <w:sz w:val="24"/>
+          <w:szCs w:val="22"/>
+          <w:lang w:val="en-US"/>
+        </w:rPr>
+        <w:t>single control</w:t>
+      </w:r>
+      <w:r>
+        <w:rPr>
+          <w:sz w:val="24"/>
+          <w:szCs w:val="22"/>
+          <w:lang w:val="en-US"/>
+        </w:rPr>
+        <w:t xml:space="preserve"> on the page. (WebElement)</w:t>
+      </w:r>
+    </w:p>
+    <w:p>
+      <w:pPr>
+        <w:rPr>
+          <w:b/>
+          <w:bCs/>
+          <w:sz w:val="24"/>
+          <w:szCs w:val="22"/>
+          <w:lang w:val="en-US"/>
+        </w:rPr>
+      </w:pPr>
+      <w:r>
+        <w:rPr>
+          <w:b/>
+          <w:bCs/>
+          <w:sz w:val="24"/>
+          <w:szCs w:val="22"/>
+          <w:lang w:val="en-US"/>
+        </w:rPr>
+        <w:t xml:space="preserve">Common Exceptions </w:t>
+      </w:r>
+    </w:p>
+    <w:p>
+      <w:pPr>
+        <w:pStyle w:val="ListParagraph"/>
+        <w:numPr>
+          <w:ilvl w:val="0"/>
+          <w:numId w:val="17"/>
+        </w:numPr>
+        <w:rPr>
+          <w:sz w:val="24"/>
+          <w:szCs w:val="22"/>
+          <w:lang w:val="en-US"/>
+        </w:rPr>
+      </w:pPr>
+      <w:r>
+        <w:rPr>
+          <w:sz w:val="24"/>
+          <w:szCs w:val="22"/>
+          <w:lang w:val="en-US"/>
+        </w:rPr>
+        <w:t xml:space="preserve">InvalidArgumentException </w:t>
+      </w:r>
+      <w:r>
+        <w:rPr>
+          <w:sz w:val="24"/>
+          <w:szCs w:val="22"/>
+          <w:lang w:val="en-US"/>
+        </w:rPr>
+        <w:sym w:font="Wingdings" w:char="F0E0"/>
+      </w:r>
+      <w:r>
+        <w:rPr>
+          <w:sz w:val="24"/>
+          <w:szCs w:val="22"/>
+          <w:lang w:val="en-US"/>
+        </w:rPr>
+        <w:t xml:space="preserve"> The URL is not in the correct format. The URL must be </w:t>
+      </w:r>
+      <w:r>
+        <w:rPr>
+          <w:b/>
+          <w:bCs/>
+          <w:sz w:val="24"/>
+          <w:szCs w:val="22"/>
+          <w:lang w:val="en-US"/>
+        </w:rPr>
+        <w:t xml:space="preserve">absolute. </w:t>
+      </w:r>
+      <w:r>
+        <w:rPr>
+          <w:sz w:val="24"/>
+          <w:szCs w:val="22"/>
+          <w:lang w:val="en-US"/>
+        </w:rPr>
+        <w:t>It should start with http/https</w:t>
+      </w:r>
+    </w:p>
+    <w:p>
+      <w:pPr>
+        <w:rPr>
+          <w:sz w:val="24"/>
+          <w:szCs w:val="22"/>
+          <w:lang w:val="en-US"/>
+        </w:rPr>
+      </w:pPr>
+    </w:p>
+    <w:p>
+      <w:pPr>
+        <w:rPr>
+          <w:b/>
+          <w:bCs/>
+          <w:sz w:val="24"/>
+          <w:szCs w:val="22"/>
+          <w:lang w:val="en-US"/>
+        </w:rPr>
+      </w:pPr>
+      <w:r>
+        <w:rPr>
+          <w:b/>
+          <w:bCs/>
+          <w:sz w:val="24"/>
+          <w:szCs w:val="22"/>
+          <w:lang w:val="en-US"/>
+        </w:rPr>
+        <w:t>WebElement</w:t>
+      </w:r>
+    </w:p>
+    <w:p>
+      <w:pPr>
+        <w:pStyle w:val="ListParagraph"/>
+        <w:numPr>
+          <w:ilvl w:val="0"/>
+          <w:numId w:val="18"/>
+        </w:numPr>
+        <w:rPr>
+          <w:sz w:val="24"/>
+          <w:szCs w:val="22"/>
+          <w:lang w:val="en-US"/>
+        </w:rPr>
+      </w:pPr>
+      <w:r>
+        <w:rPr>
+          <w:sz w:val="24"/>
+          <w:szCs w:val="22"/>
+          <w:lang w:val="en-US"/>
+        </w:rPr>
+        <w:lastRenderedPageBreak/>
+        <w:t>Every control (like text box, radio button, text, checkbox, dropdown list, link</w:t>
+      </w:r>
+      <w:r>
+        <w:rPr>
+          <w:sz w:val="24"/>
+          <w:szCs w:val="22"/>
+          <w:lang w:val="en-US"/>
+        </w:rPr>
+        <w:t xml:space="preserve"> etc.</w:t>
+      </w:r>
+      <w:r>
+        <w:rPr>
+          <w:sz w:val="24"/>
+          <w:szCs w:val="22"/>
+          <w:lang w:val="en-US"/>
+        </w:rPr>
+        <w:t>) on the page is treated as WebElement in Selenium WebDriver.</w:t>
+      </w:r>
+    </w:p>
+    <w:p>
+      <w:pPr>
+        <w:pStyle w:val="ListParagraph"/>
+        <w:numPr>
+          <w:ilvl w:val="0"/>
+          <w:numId w:val="18"/>
+        </w:numPr>
+        <w:rPr>
+          <w:sz w:val="24"/>
+          <w:szCs w:val="22"/>
+          <w:lang w:val="en-US"/>
+        </w:rPr>
+      </w:pPr>
+      <w:r>
+        <w:rPr>
+          <w:sz w:val="24"/>
+          <w:szCs w:val="22"/>
+          <w:lang w:val="en-US"/>
+        </w:rPr>
+        <w:t>WebElement is an interface.</w:t>
+      </w:r>
+    </w:p>
+    <w:p>
+      <w:pPr>
+        <w:pStyle w:val="ListParagraph"/>
+        <w:numPr>
+          <w:ilvl w:val="0"/>
+          <w:numId w:val="18"/>
+        </w:numPr>
+        <w:rPr>
+          <w:sz w:val="24"/>
+          <w:szCs w:val="22"/>
+          <w:lang w:val="en-US"/>
+        </w:rPr>
+      </w:pPr>
+      <w:r>
+        <w:rPr>
+          <w:sz w:val="24"/>
+          <w:szCs w:val="22"/>
+          <w:lang w:val="en-US"/>
+        </w:rPr>
+        <w:t xml:space="preserve">Object of WebElement can hold </w:t>
+      </w:r>
+      <w:r>
+        <w:rPr>
+          <w:b/>
+          <w:bCs/>
+          <w:sz w:val="24"/>
+          <w:szCs w:val="22"/>
+          <w:lang w:val="en-US"/>
+        </w:rPr>
+        <w:t xml:space="preserve">single control </w:t>
+      </w:r>
+      <w:r>
+        <w:rPr>
+          <w:sz w:val="24"/>
+          <w:szCs w:val="22"/>
+          <w:lang w:val="en-US"/>
+        </w:rPr>
+        <w:t xml:space="preserve">on the </w:t>
+      </w:r>
+      <w:r>
+        <w:rPr>
+          <w:sz w:val="24"/>
+          <w:szCs w:val="22"/>
+          <w:lang w:val="en-US"/>
+        </w:rPr>
+        <w:t xml:space="preserve">web </w:t>
+      </w:r>
+      <w:r>
+        <w:rPr>
+          <w:sz w:val="24"/>
+          <w:szCs w:val="22"/>
+          <w:lang w:val="en-US"/>
+        </w:rPr>
+        <w:t>page.</w:t>
+      </w:r>
+    </w:p>
+    <w:p>
+      <w:pPr>
+        <w:pStyle w:val="ListParagraph"/>
+        <w:numPr>
+          <w:ilvl w:val="0"/>
+          <w:numId w:val="18"/>
+        </w:numPr>
+        <w:rPr>
+          <w:sz w:val="24"/>
+          <w:szCs w:val="22"/>
+          <w:lang w:val="en-US"/>
+        </w:rPr>
+      </w:pPr>
+      <w:r>
+        <w:rPr>
+          <w:b/>
+          <w:bCs/>
+          <w:sz w:val="24"/>
+          <w:szCs w:val="22"/>
+          <w:lang w:val="en-US"/>
+        </w:rPr>
+        <w:t>Methods</w:t>
+      </w:r>
+    </w:p>
+    <w:p>
+      <w:pPr>
+        <w:pStyle w:val="ListParagraph"/>
+        <w:numPr>
+          <w:ilvl w:val="1"/>
+          <w:numId w:val="18"/>
+        </w:numPr>
+        <w:rPr>
+          <w:sz w:val="24"/>
+          <w:szCs w:val="22"/>
+          <w:lang w:val="en-US"/>
+        </w:rPr>
+      </w:pPr>
+      <w:r>
+        <w:rPr>
+          <w:sz w:val="24"/>
+          <w:szCs w:val="22"/>
+          <w:lang w:val="en-US"/>
+        </w:rPr>
+        <w:t xml:space="preserve">sendKeys() </w:t>
+      </w:r>
+      <w:r>
+        <w:rPr>
+          <w:sz w:val="24"/>
+          <w:szCs w:val="22"/>
+          <w:lang w:val="en-US"/>
+        </w:rPr>
+        <w:sym w:font="Wingdings" w:char="F0E0"/>
+      </w:r>
+      <w:r>
+        <w:rPr>
+          <w:sz w:val="24"/>
+          <w:szCs w:val="22"/>
+          <w:lang w:val="en-US"/>
+        </w:rPr>
+        <w:t xml:space="preserve"> Will enter the data in the text box.</w:t>
+      </w:r>
+      <w:r>
+        <w:rPr>
+          <w:sz w:val="24"/>
+          <w:szCs w:val="22"/>
+          <w:lang w:val="en-US"/>
+        </w:rPr>
+        <w:t xml:space="preserve"> </w:t>
+      </w:r>
+      <w:r>
+        <w:rPr>
+          <w:b/>
+          <w:bCs/>
+          <w:sz w:val="24"/>
+          <w:szCs w:val="22"/>
+          <w:lang w:val="en-US"/>
+        </w:rPr>
+        <w:t>It will append the text.</w:t>
+      </w:r>
       <w:bookmarkStart w:id="0" w:name="_GoBack"/>
       <w:bookmarkEnd w:id="0"/>
     </w:p>
     <w:p>
       <w:pPr>
+        <w:pStyle w:val="ListParagraph"/>
+        <w:numPr>
+          <w:ilvl w:val="1"/>
+          <w:numId w:val="18"/>
+        </w:numPr>
+        <w:rPr>
+          <w:sz w:val="24"/>
+          <w:szCs w:val="22"/>
+          <w:lang w:val="en-US"/>
+        </w:rPr>
+      </w:pPr>
+      <w:r>
+        <w:rPr>
+          <w:sz w:val="24"/>
+          <w:szCs w:val="22"/>
+          <w:lang w:val="en-US"/>
+        </w:rPr>
+        <w:t xml:space="preserve">click() </w:t>
+      </w:r>
+      <w:r>
+        <w:rPr>
+          <w:sz w:val="24"/>
+          <w:szCs w:val="22"/>
+          <w:lang w:val="en-US"/>
+        </w:rPr>
+        <w:sym w:font="Wingdings" w:char="F0E0"/>
+      </w:r>
+      <w:r>
+        <w:rPr>
+          <w:sz w:val="24"/>
+          <w:szCs w:val="22"/>
+          <w:lang w:val="en-US"/>
+        </w:rPr>
+        <w:t xml:space="preserve"> Will click on the control.</w:t>
+      </w:r>
+    </w:p>
+    <w:p>
+      <w:pPr>
+        <w:pStyle w:val="ListParagraph"/>
+        <w:numPr>
+          <w:ilvl w:val="1"/>
+          <w:numId w:val="18"/>
+        </w:numPr>
+        <w:rPr>
+          <w:sz w:val="24"/>
+          <w:szCs w:val="22"/>
+          <w:lang w:val="en-US"/>
+        </w:rPr>
+      </w:pPr>
+      <w:r>
+        <w:rPr>
+          <w:sz w:val="24"/>
+          <w:szCs w:val="22"/>
+          <w:lang w:val="en-US"/>
+        </w:rPr>
+        <w:t xml:space="preserve">getText() </w:t>
+      </w:r>
+      <w:r>
+        <w:rPr>
+          <w:sz w:val="24"/>
+          <w:szCs w:val="22"/>
+          <w:lang w:val="en-US"/>
+        </w:rPr>
+        <w:sym w:font="Wingdings" w:char="F0E0"/>
+      </w:r>
+      <w:r>
+        <w:rPr>
+          <w:sz w:val="24"/>
+          <w:szCs w:val="22"/>
+          <w:lang w:val="en-US"/>
+        </w:rPr>
+        <w:t xml:space="preserve"> Will return the text on the control. (String)</w:t>
+      </w:r>
+    </w:p>
+    <w:p>
+      <w:pPr>
+        <w:rPr>
+          <w:sz w:val="24"/>
+          <w:szCs w:val="22"/>
+          <w:lang w:val="en-US"/>
+        </w:rPr>
+      </w:pPr>
+      <w:r>
+        <w:rPr>
+          <w:noProof/>
+          <w:lang w:eastAsia="en-IN"/>
+        </w:rPr>
+        <w:drawing>
+          <wp:inline distT="0" distB="0" distL="0" distR="0" wp14:anchorId="7CDDBAE5" wp14:editId="7FE84F6B">
+            <wp:extent cx="3181350" cy="1514475"/>
+            <wp:effectExtent l="0" t="0" r="0" b="9525"/>
+            <wp:docPr id="2" name="Picture 2"/>
+            <wp:cNvGraphicFramePr>
+              <a:graphicFrameLocks xmlns:a="http://schemas.openxmlformats.org/drawingml/2006/main" noChangeAspect="1"/>
+            </wp:cNvGraphicFramePr>
+            <a:graphic xmlns:a="http://schemas.openxmlformats.org/drawingml/2006/main">
+              <a:graphicData uri="http://schemas.openxmlformats.org/drawingml/2006/picture">
+                <pic:pic xmlns:pic="http://schemas.openxmlformats.org/drawingml/2006/picture">
+                  <pic:nvPicPr>
+                    <pic:cNvPr id="1" name=""/>
+                    <pic:cNvPicPr/>
+                  </pic:nvPicPr>
+                  <pic:blipFill rotWithShape="1">
+                    <a:blip r:embed="rId11"/>
+                    <a:srcRect l="25094" t="22463" r="19400" b="30542"/>
+                    <a:stretch/>
+                  </pic:blipFill>
+                  <pic:spPr bwMode="auto">
+                    <a:xfrm>
+                      <a:off x="0" y="0"/>
+                      <a:ext cx="3181350" cy="1514475"/>
+                    </a:xfrm>
+                    <a:prstGeom prst="rect">
+                      <a:avLst/>
+                    </a:prstGeom>
+                    <a:ln>
+                      <a:noFill/>
+                    </a:ln>
+                    <a:extLst>
+                      <a:ext uri="{53640926-AAD7-44D8-BBD7-CCE9431645EC}">
+                        <a14:shadowObscured xmlns:a14="http://schemas.microsoft.com/office/drawing/2010/main"/>
+                      </a:ext>
+                    </a:extLst>
+                  </pic:spPr>
+                </pic:pic>
+              </a:graphicData>
+            </a:graphic>
+          </wp:inline>
+        </w:drawing>
+      </w:r>
+    </w:p>
+    <w:p>
+      <w:pPr>
         <w:rPr>
           <w:b/>
           <w:bCs/>
@@ -6971,7 +7548,24 @@
           <w:szCs w:val="22"/>
           <w:lang w:val="en-US"/>
         </w:rPr>
-        <w:t xml:space="preserve">Common Exceptions </w:t>
+        <w:t>Locators in Selenium</w:t>
+      </w:r>
+    </w:p>
+    <w:p>
+      <w:pPr>
+        <w:rPr>
+          <w:sz w:val="24"/>
+          <w:szCs w:val="22"/>
+          <w:lang w:val="en-US"/>
+        </w:rPr>
+      </w:pPr>
+      <w:r>
+        <w:rPr>
+          <w:sz w:val="24"/>
+          <w:szCs w:val="22"/>
+          <w:lang w:val="en-US"/>
+        </w:rPr>
+        <w:t>Locators are the ways of locating any control on the web page. These are the strategies to identify any control / WebElement on the page.</w:t>
       </w:r>
     </w:p>
     <w:p>
@@ -6979,39 +7573,197 @@
         <w:pStyle w:val="ListParagraph"/>
         <w:numPr>
           <w:ilvl w:val="0"/>
-          <w:numId w:val="17"/>
-        </w:numPr>
-        <w:rPr>
-          <w:sz w:val="24"/>
-          <w:szCs w:val="22"/>
-          <w:lang w:val="en-US"/>
-        </w:rPr>
-      </w:pPr>
-      <w:r>
-        <w:rPr>
-          <w:sz w:val="24"/>
-          <w:szCs w:val="22"/>
-          <w:lang w:val="en-US"/>
-        </w:rPr>
-        <w:t xml:space="preserve">InvalidArgumentException </w:t>
-      </w:r>
-      <w:r>
-        <w:rPr>
-          <w:sz w:val="24"/>
-          <w:szCs w:val="22"/>
-          <w:lang w:val="en-US"/>
-        </w:rPr>
-        <w:sym w:font="Wingdings" w:char="F0E0"/>
-      </w:r>
-      <w:r>
-        <w:rPr>
-          <w:sz w:val="24"/>
-          <w:szCs w:val="22"/>
-          <w:lang w:val="en-US"/>
-        </w:rPr>
-        <w:t xml:space="preserve"> The URL is not in the correct format. The URL must be </w:t>
-      </w:r>
-      <w:r>
+          <w:numId w:val="19"/>
+        </w:numPr>
+        <w:rPr>
+          <w:sz w:val="24"/>
+          <w:szCs w:val="22"/>
+          <w:lang w:val="en-US"/>
+        </w:rPr>
+      </w:pPr>
+      <w:r>
+        <w:rPr>
+          <w:sz w:val="24"/>
+          <w:szCs w:val="22"/>
+          <w:lang w:val="en-US"/>
+        </w:rPr>
+        <w:t>Id</w:t>
+      </w:r>
+    </w:p>
+    <w:p>
+      <w:pPr>
+        <w:pStyle w:val="ListParagraph"/>
+        <w:numPr>
+          <w:ilvl w:val="0"/>
+          <w:numId w:val="19"/>
+        </w:numPr>
+        <w:rPr>
+          <w:sz w:val="24"/>
+          <w:szCs w:val="22"/>
+          <w:lang w:val="en-US"/>
+        </w:rPr>
+      </w:pPr>
+      <w:r>
+        <w:rPr>
+          <w:sz w:val="24"/>
+          <w:szCs w:val="22"/>
+          <w:lang w:val="en-US"/>
+        </w:rPr>
+        <w:t>Name</w:t>
+      </w:r>
+    </w:p>
+    <w:p>
+      <w:pPr>
+        <w:pStyle w:val="ListParagraph"/>
+        <w:numPr>
+          <w:ilvl w:val="0"/>
+          <w:numId w:val="19"/>
+        </w:numPr>
+        <w:rPr>
+          <w:sz w:val="24"/>
+          <w:szCs w:val="22"/>
+          <w:lang w:val="en-US"/>
+        </w:rPr>
+      </w:pPr>
+      <w:r>
+        <w:rPr>
+          <w:sz w:val="24"/>
+          <w:szCs w:val="22"/>
+          <w:lang w:val="en-US"/>
+        </w:rPr>
+        <w:t>ClassName</w:t>
+      </w:r>
+    </w:p>
+    <w:p>
+      <w:pPr>
+        <w:pStyle w:val="ListParagraph"/>
+        <w:numPr>
+          <w:ilvl w:val="0"/>
+          <w:numId w:val="19"/>
+        </w:numPr>
+        <w:rPr>
+          <w:sz w:val="24"/>
+          <w:szCs w:val="22"/>
+          <w:lang w:val="en-US"/>
+        </w:rPr>
+      </w:pPr>
+      <w:r>
+        <w:rPr>
+          <w:sz w:val="24"/>
+          <w:szCs w:val="22"/>
+          <w:lang w:val="en-US"/>
+        </w:rPr>
+        <w:t>CssSelector</w:t>
+      </w:r>
+    </w:p>
+    <w:p>
+      <w:pPr>
+        <w:pStyle w:val="ListParagraph"/>
+        <w:numPr>
+          <w:ilvl w:val="0"/>
+          <w:numId w:val="19"/>
+        </w:numPr>
+        <w:rPr>
+          <w:sz w:val="24"/>
+          <w:szCs w:val="22"/>
+          <w:lang w:val="en-US"/>
+        </w:rPr>
+      </w:pPr>
+      <w:r>
+        <w:rPr>
+          <w:sz w:val="24"/>
+          <w:szCs w:val="22"/>
+          <w:lang w:val="en-US"/>
+        </w:rPr>
+        <w:t>XPath</w:t>
+      </w:r>
+    </w:p>
+    <w:p>
+      <w:pPr>
+        <w:pStyle w:val="ListParagraph"/>
+        <w:numPr>
+          <w:ilvl w:val="0"/>
+          <w:numId w:val="19"/>
+        </w:numPr>
+        <w:rPr>
+          <w:sz w:val="24"/>
+          <w:szCs w:val="22"/>
+          <w:lang w:val="en-US"/>
+        </w:rPr>
+      </w:pPr>
+      <w:r>
+        <w:rPr>
+          <w:sz w:val="24"/>
+          <w:szCs w:val="22"/>
+          <w:lang w:val="en-US"/>
+        </w:rPr>
+        <w:t>LinkText</w:t>
+      </w:r>
+    </w:p>
+    <w:p>
+      <w:pPr>
+        <w:pStyle w:val="ListParagraph"/>
+        <w:numPr>
+          <w:ilvl w:val="0"/>
+          <w:numId w:val="19"/>
+        </w:numPr>
+        <w:rPr>
+          <w:sz w:val="24"/>
+          <w:szCs w:val="22"/>
+          <w:lang w:val="en-US"/>
+        </w:rPr>
+      </w:pPr>
+      <w:r>
+        <w:rPr>
+          <w:sz w:val="24"/>
+          <w:szCs w:val="22"/>
+          <w:lang w:val="en-US"/>
+        </w:rPr>
+        <w:t>PartialLinkText</w:t>
+      </w:r>
+    </w:p>
+    <w:p>
+      <w:pPr>
+        <w:pStyle w:val="ListParagraph"/>
+        <w:numPr>
+          <w:ilvl w:val="0"/>
+          <w:numId w:val="19"/>
+        </w:numPr>
+        <w:rPr>
+          <w:sz w:val="24"/>
+          <w:szCs w:val="22"/>
+          <w:lang w:val="en-US"/>
+        </w:rPr>
+      </w:pPr>
+      <w:r>
+        <w:rPr>
+          <w:sz w:val="24"/>
+          <w:szCs w:val="22"/>
+          <w:lang w:val="en-US"/>
+        </w:rPr>
+        <w:t>TagName</w:t>
+      </w:r>
+    </w:p>
+    <w:p>
+      <w:pPr>
+        <w:rPr>
+          <w:sz w:val="24"/>
+          <w:szCs w:val="22"/>
+          <w:lang w:val="en-US"/>
+        </w:rPr>
+      </w:pPr>
+    </w:p>
+    <w:p>
+      <w:pPr>
+        <w:rPr>
+          <w:sz w:val="24"/>
+          <w:szCs w:val="22"/>
+          <w:lang w:val="en-US"/>
+        </w:rPr>
+      </w:pPr>
+    </w:p>
+    <w:p>
+      <w:pPr>
         <w:rPr>
           <w:b/>
           <w:bCs/>
@@ -7019,16 +7771,63 @@
           <w:szCs w:val="22"/>
           <w:lang w:val="en-US"/>
         </w:rPr>
-        <w:t xml:space="preserve">absolute. </w:t>
-      </w:r>
-      <w:r>
-        <w:rPr>
-          <w:sz w:val="24"/>
-          <w:szCs w:val="22"/>
-          <w:lang w:val="en-US"/>
-        </w:rPr>
-        <w:t>It should start with http/https</w:t>
-      </w:r>
+      </w:pPr>
+      <w:r>
+        <w:rPr>
+          <w:b/>
+          <w:bCs/>
+          <w:sz w:val="24"/>
+          <w:szCs w:val="22"/>
+          <w:lang w:val="en-US"/>
+        </w:rPr>
+        <w:t>Locator ClassName</w:t>
+      </w:r>
+    </w:p>
+    <w:p>
+      <w:pPr>
+        <w:pStyle w:val="ListParagraph"/>
+        <w:numPr>
+          <w:ilvl w:val="0"/>
+          <w:numId w:val="20"/>
+        </w:numPr>
+        <w:rPr>
+          <w:sz w:val="24"/>
+          <w:szCs w:val="22"/>
+          <w:lang w:val="en-US"/>
+        </w:rPr>
+      </w:pPr>
+      <w:r>
+        <w:rPr>
+          <w:sz w:val="24"/>
+          <w:szCs w:val="22"/>
+          <w:lang w:val="en-US"/>
+        </w:rPr>
+        <w:t xml:space="preserve">Used to locate a control using the value of attribute </w:t>
+      </w:r>
+      <w:r>
+        <w:rPr>
+          <w:b/>
+          <w:bCs/>
+          <w:sz w:val="24"/>
+          <w:szCs w:val="22"/>
+          <w:lang w:val="en-US"/>
+        </w:rPr>
+        <w:t>class.</w:t>
+      </w:r>
+    </w:p>
+    <w:p>
+      <w:pPr>
+        <w:pStyle w:val="ListParagraph"/>
+        <w:numPr>
+          <w:ilvl w:val="0"/>
+          <w:numId w:val="20"/>
+        </w:numPr>
+        <w:rPr>
+          <w:sz w:val="24"/>
+          <w:szCs w:val="22"/>
+          <w:lang w:val="en-US"/>
+        </w:rPr>
+      </w:pPr>
     </w:p>
     <w:sectPr>
       <w:pgSz w:w="11906" w:h="16838"/>
@@ -7043,6 +7842,119 @@
 <file path=word/numbering.xml><?xml version="1.0" encoding="utf-8"?>
 <w:numbering xmlns:wpc="http://schemas.microsoft.com/office/word/2010/wordprocessingCanvas" xmlns:mc="http://schemas.openxmlformats.org/markup-compatibility/2006" xmlns:o="urn:schemas-microsoft-com:office:office" xmlns:r="http://schemas.openxmlformats.org/officeDocument/2006/relationships" xmlns:m="http://schemas.openxmlformats.org/officeDocument/2006/math" xmlns:v="urn:schemas-microsoft-com:vml" xmlns:wp14="http://schemas.microsoft.com/office/word/2010/wordprocessingDrawing" xmlns:wp="http://schemas.openxmlformats.org/drawingml/2006/wordprocessingDrawing" xmlns:w10="urn:schemas-microsoft-com:office:word" xmlns:w="http://schemas.openxmlformats.org/wordprocessingml/2006/main" xmlns:w14="http://schemas.microsoft.com/office/word/2010/wordml" xmlns:w15="http://schemas.microsoft.com/office/word/2012/wordml" xmlns:wpg="http://schemas.microsoft.com/office/word/2010/wordprocessingGroup" xmlns:wpi="http://schemas.microsoft.com/office/word/2010/wordprocessingInk" xmlns:wne="http://schemas.microsoft.com/office/word/2006/wordml" xmlns:wps="http://schemas.microsoft.com/office/word/2010/wordprocessingShape" mc:Ignorable="w14 w15 wp14">
   <w:abstractNum w:abstractNumId="0">
+    <w:nsid w:val="086A0A27"/>
+    <w:multiLevelType w:val="hybridMultilevel"/>
+    <w:tmpl w:val="55E0F612"/>
+    <w:lvl w:ilvl="0" w:tplc="40090001">
+      <w:start w:val="1"/>
+      <w:numFmt w:val="bullet"/>
+      <w:lvlText w:val=""/>
+      <w:lvlJc w:val="left"/>
+      <w:pPr>
+        <w:ind w:left="720" w:hanging="360"/>
+      </w:pPr>
+      <w:rPr>
+        <w:rFonts w:ascii="Symbol" w:hAnsi="Symbol" w:hint="default"/>
+      </w:rPr>
+    </w:lvl>
+    <w:lvl w:ilvl="1" w:tplc="40090003">
+      <w:start w:val="1"/>
+      <w:numFmt w:val="bullet"/>
+      <w:lvlText w:val="o"/>
+      <w:lvlJc w:val="left"/>
+      <w:pPr>
+        <w:ind w:left="1440" w:hanging="360"/>
+      </w:pPr>
+      <w:rPr>
+        <w:rFonts w:ascii="Courier New" w:hAnsi="Courier New" w:cs="Courier New" w:hint="default"/>
+      </w:rPr>
+    </w:lvl>
+    <w:lvl w:ilvl="2" w:tplc="40090005" w:tentative="1">
+      <w:start w:val="1"/>
+      <w:numFmt w:val="bullet"/>
+      <w:lvlText w:val=""/>
+      <w:lvlJc w:val="left"/>
+      <w:pPr>
+        <w:ind w:left="2160" w:hanging="360"/>
+      </w:pPr>
+      <w:rPr>
+        <w:rFonts w:ascii="Wingdings" w:hAnsi="Wingdings" w:hint="default"/>
+      </w:rPr>
+    </w:lvl>
+    <w:lvl w:ilvl="3" w:tplc="40090001" w:tentative="1">
+      <w:start w:val="1"/>
+      <w:numFmt w:val="bullet"/>
+      <w:lvlText w:val=""/>
+      <w:lvlJc w:val="left"/>
+      <w:pPr>
+        <w:ind w:left="2880" w:hanging="360"/>
+      </w:pPr>
+      <w:rPr>
+        <w:rFonts w:ascii="Symbol" w:hAnsi="Symbol" w:hint="default"/>
+      </w:rPr>
+    </w:lvl>
+    <w:lvl w:ilvl="4" w:tplc="40090003" w:tentative="1">
+      <w:start w:val="1"/>
+      <w:numFmt w:val="bullet"/>
+      <w:lvlText w:val="o"/>
+      <w:lvlJc w:val="left"/>
+      <w:pPr>
+        <w:ind w:left="3600" w:hanging="360"/>
+      </w:pPr>
+      <w:rPr>
+        <w:rFonts w:ascii="Courier New" w:hAnsi="Courier New" w:cs="Courier New" w:hint="default"/>
+      </w:rPr>
+    </w:lvl>
+    <w:lvl w:ilvl="5" w:tplc="40090005" w:tentative="1">
+      <w:start w:val="1"/>
+      <w:numFmt w:val="bullet"/>
+      <w:lvlText w:val=""/>
+      <w:lvlJc w:val="left"/>
+      <w:pPr>
+        <w:ind w:left="4320" w:hanging="360"/>
+      </w:pPr>
+      <w:rPr>
+        <w:rFonts w:ascii="Wingdings" w:hAnsi="Wingdings" w:hint="default"/>
+      </w:rPr>
+    </w:lvl>
+    <w:lvl w:ilvl="6" w:tplc="40090001" w:tentative="1">
+      <w:start w:val="1"/>
+      <w:numFmt w:val="bullet"/>
+      <w:lvlText w:val=""/>
+      <w:lvlJc w:val="left"/>
+      <w:pPr>
+        <w:ind w:left="5040" w:hanging="360"/>
+      </w:pPr>
+      <w:rPr>
+        <w:rFonts w:ascii="Symbol" w:hAnsi="Symbol" w:hint="default"/>
+      </w:rPr>
+    </w:lvl>
+    <w:lvl w:ilvl="7" w:tplc="40090003" w:tentative="1">
+      <w:start w:val="1"/>
+      <w:numFmt w:val="bullet"/>
+      <w:lvlText w:val="o"/>
+      <w:lvlJc w:val="left"/>
+      <w:pPr>
+        <w:ind w:left="5760" w:hanging="360"/>
+      </w:pPr>
+      <w:rPr>
+        <w:rFonts w:ascii="Courier New" w:hAnsi="Courier New" w:cs="Courier New" w:hint="default"/>
+      </w:rPr>
+    </w:lvl>
+    <w:lvl w:ilvl="8" w:tplc="40090005" w:tentative="1">
+      <w:start w:val="1"/>
+      <w:numFmt w:val="bullet"/>
+      <w:lvlText w:val=""/>
+      <w:lvlJc w:val="left"/>
+      <w:pPr>
+        <w:ind w:left="6480" w:hanging="360"/>
+      </w:pPr>
+      <w:rPr>
+        <w:rFonts w:ascii="Wingdings" w:hAnsi="Wingdings" w:hint="default"/>
+      </w:rPr>
+    </w:lvl>
+  </w:abstractNum>
+  <w:abstractNum w:abstractNumId="1">
     <w:nsid w:val="0F5B4400"/>
     <w:multiLevelType w:val="hybridMultilevel"/>
     <w:tmpl w:val="EF82DA1A"/>
@@ -7155,7 +8067,7 @@
       </w:rPr>
     </w:lvl>
   </w:abstractNum>
-  <w:abstractNum w:abstractNumId="1">
+  <w:abstractNum w:abstractNumId="2">
     <w:nsid w:val="105D6FD0"/>
     <w:multiLevelType w:val="hybridMultilevel"/>
     <w:tmpl w:val="D66A1D8C"/>
@@ -7244,7 +8156,96 @@
       </w:pPr>
     </w:lvl>
   </w:abstractNum>
-  <w:abstractNum w:abstractNumId="2">
+  <w:abstractNum w:abstractNumId="3">
+    <w:nsid w:val="17A97564"/>
+    <w:multiLevelType w:val="hybridMultilevel"/>
+    <w:tmpl w:val="CA967136"/>
+    <w:lvl w:ilvl="0" w:tplc="4009000F">
+      <w:start w:val="1"/>
+      <w:numFmt w:val="decimal"/>
+      <w:lvlText w:val="%1."/>
+      <w:lvlJc w:val="left"/>
+      <w:pPr>
+        <w:ind w:left="720" w:hanging="360"/>
+      </w:pPr>
+      <w:rPr>
+        <w:rFonts w:hint="default"/>
+      </w:rPr>
+    </w:lvl>
+    <w:lvl w:ilvl="1" w:tplc="40090019" w:tentative="1">
+      <w:start w:val="1"/>
+      <w:numFmt w:val="lowerLetter"/>
+      <w:lvlText w:val="%2."/>
+      <w:lvlJc w:val="left"/>
+      <w:pPr>
+        <w:ind w:left="1440" w:hanging="360"/>
+      </w:pPr>
+    </w:lvl>
+    <w:lvl w:ilvl="2" w:tplc="4009001B" w:tentative="1">
+      <w:start w:val="1"/>
+      <w:numFmt w:val="lowerRoman"/>
+      <w:lvlText w:val="%3."/>
+      <w:lvlJc w:val="right"/>
+      <w:pPr>
+        <w:ind w:left="2160" w:hanging="180"/>
+      </w:pPr>
+    </w:lvl>
+    <w:lvl w:ilvl="3" w:tplc="4009000F" w:tentative="1">
+      <w:start w:val="1"/>
+      <w:numFmt w:val="decimal"/>
+      <w:lvlText w:val="%4."/>
+      <w:lvlJc w:val="left"/>
+      <w:pPr>
+        <w:ind w:left="2880" w:hanging="360"/>
+      </w:pPr>
+    </w:lvl>
+    <w:lvl w:ilvl="4" w:tplc="40090019" w:tentative="1">
+      <w:start w:val="1"/>
+      <w:numFmt w:val="lowerLetter"/>
+      <w:lvlText w:val="%5."/>
+      <w:lvlJc w:val="left"/>
+      <w:pPr>
+        <w:ind w:left="3600" w:hanging="360"/>
+      </w:pPr>
+    </w:lvl>
+    <w:lvl w:ilvl="5" w:tplc="4009001B" w:tentative="1">
+      <w:start w:val="1"/>
+      <w:numFmt w:val="lowerRoman"/>
+      <w:lvlText w:val="%6."/>
+      <w:lvlJc w:val="right"/>
+      <w:pPr>
+        <w:ind w:left="4320" w:hanging="180"/>
+      </w:pPr>
+    </w:lvl>
+    <w:lvl w:ilvl="6" w:tplc="4009000F" w:tentative="1">
+      <w:start w:val="1"/>
+      <w:numFmt w:val="decimal"/>
+      <w:lvlText w:val="%7."/>
+      <w:lvlJc w:val="left"/>
+      <w:pPr>
+        <w:ind w:left="5040" w:hanging="360"/>
+      </w:pPr>
+    </w:lvl>
+    <w:lvl w:ilvl="7" w:tplc="40090019" w:tentative="1">
+      <w:start w:val="1"/>
+      <w:numFmt w:val="lowerLetter"/>
+      <w:lvlText w:val="%8."/>
+      <w:lvlJc w:val="left"/>
+      <w:pPr>
+        <w:ind w:left="5760" w:hanging="360"/>
+      </w:pPr>
+    </w:lvl>
+    <w:lvl w:ilvl="8" w:tplc="4009001B" w:tentative="1">
+      <w:start w:val="1"/>
+      <w:numFmt w:val="lowerRoman"/>
+      <w:lvlText w:val="%9."/>
+      <w:lvlJc w:val="right"/>
+      <w:pPr>
+        <w:ind w:left="6480" w:hanging="180"/>
+      </w:pPr>
+    </w:lvl>
+  </w:abstractNum>
+  <w:abstractNum w:abstractNumId="4">
     <w:nsid w:val="1DD814BD"/>
     <w:multiLevelType w:val="hybridMultilevel"/>
     <w:tmpl w:val="6052B25A"/>
@@ -7333,7 +8334,7 @@
       </w:pPr>
     </w:lvl>
   </w:abstractNum>
-  <w:abstractNum w:abstractNumId="3">
+  <w:abstractNum w:abstractNumId="5">
     <w:nsid w:val="22D50F4A"/>
     <w:multiLevelType w:val="hybridMultilevel"/>
     <w:tmpl w:val="564C3158"/>
@@ -7446,7 +8447,7 @@
       </w:rPr>
     </w:lvl>
   </w:abstractNum>
-  <w:abstractNum w:abstractNumId="4">
+  <w:abstractNum w:abstractNumId="6">
     <w:nsid w:val="2AA11AFE"/>
     <w:multiLevelType w:val="hybridMultilevel"/>
     <w:tmpl w:val="551C87B4"/>
@@ -7535,7 +8536,7 @@
       </w:pPr>
     </w:lvl>
   </w:abstractNum>
-  <w:abstractNum w:abstractNumId="5">
+  <w:abstractNum w:abstractNumId="7">
     <w:nsid w:val="323F4A11"/>
     <w:multiLevelType w:val="hybridMultilevel"/>
     <w:tmpl w:val="5862F962"/>
@@ -7621,7 +8622,7 @@
       </w:pPr>
     </w:lvl>
   </w:abstractNum>
-  <w:abstractNum w:abstractNumId="6">
+  <w:abstractNum w:abstractNumId="8">
     <w:nsid w:val="390953F8"/>
     <w:multiLevelType w:val="hybridMultilevel"/>
     <w:tmpl w:val="13E456E4"/>
@@ -7707,10 +8708,10 @@
       </w:pPr>
     </w:lvl>
   </w:abstractNum>
-  <w:abstractNum w:abstractNumId="7">
+  <w:abstractNum w:abstractNumId="9">
     <w:nsid w:val="3C875259"/>
     <w:multiLevelType w:val="hybridMultilevel"/>
-    <w:tmpl w:val="03089B9C"/>
+    <w:tmpl w:val="CA62BF82"/>
     <w:lvl w:ilvl="0" w:tplc="4009000F">
       <w:start w:val="1"/>
       <w:numFmt w:val="decimal"/>
@@ -7796,7 +8797,120 @@
       </w:pPr>
     </w:lvl>
   </w:abstractNum>
-  <w:abstractNum w:abstractNumId="8">
+  <w:abstractNum w:abstractNumId="10">
+    <w:nsid w:val="402B0604"/>
+    <w:multiLevelType w:val="hybridMultilevel"/>
+    <w:tmpl w:val="D8EEBC8C"/>
+    <w:lvl w:ilvl="0" w:tplc="40090001">
+      <w:start w:val="1"/>
+      <w:numFmt w:val="bullet"/>
+      <w:lvlText w:val=""/>
+      <w:lvlJc w:val="left"/>
+      <w:pPr>
+        <w:ind w:left="720" w:hanging="360"/>
+      </w:pPr>
+      <w:rPr>
+        <w:rFonts w:ascii="Symbol" w:hAnsi="Symbol" w:hint="default"/>
+      </w:rPr>
+    </w:lvl>
+    <w:lvl w:ilvl="1" w:tplc="40090003" w:tentative="1">
+      <w:start w:val="1"/>
+      <w:numFmt w:val="bullet"/>
+      <w:lvlText w:val="o"/>
+      <w:lvlJc w:val="left"/>
+      <w:pPr>
+        <w:ind w:left="1440" w:hanging="360"/>
+      </w:pPr>
+      <w:rPr>
+        <w:rFonts w:ascii="Courier New" w:hAnsi="Courier New" w:cs="Courier New" w:hint="default"/>
+      </w:rPr>
+    </w:lvl>
+    <w:lvl w:ilvl="2" w:tplc="40090005" w:tentative="1">
+      <w:start w:val="1"/>
+      <w:numFmt w:val="bullet"/>
+      <w:lvlText w:val=""/>
+      <w:lvlJc w:val="left"/>
+      <w:pPr>
+        <w:ind w:left="2160" w:hanging="360"/>
+      </w:pPr>
+      <w:rPr>
+        <w:rFonts w:ascii="Wingdings" w:hAnsi="Wingdings" w:hint="default"/>
+      </w:rPr>
+    </w:lvl>
+    <w:lvl w:ilvl="3" w:tplc="40090001" w:tentative="1">
+      <w:start w:val="1"/>
+      <w:numFmt w:val="bullet"/>
+      <w:lvlText w:val=""/>
+      <w:lvlJc w:val="left"/>
+      <w:pPr>
+        <w:ind w:left="2880" w:hanging="360"/>
+      </w:pPr>
+      <w:rPr>
+        <w:rFonts w:ascii="Symbol" w:hAnsi="Symbol" w:hint="default"/>
+      </w:rPr>
+    </w:lvl>
+    <w:lvl w:ilvl="4" w:tplc="40090003" w:tentative="1">
+      <w:start w:val="1"/>
+      <w:numFmt w:val="bullet"/>
+      <w:lvlText w:val="o"/>
+      <w:lvlJc w:val="left"/>
+      <w:pPr>
+        <w:ind w:left="3600" w:hanging="360"/>
+      </w:pPr>
+      <w:rPr>
+        <w:rFonts w:ascii="Courier New" w:hAnsi="Courier New" w:cs="Courier New" w:hint="default"/>
+      </w:rPr>
+    </w:lvl>
+    <w:lvl w:ilvl="5" w:tplc="40090005" w:tentative="1">
+      <w:start w:val="1"/>
+      <w:numFmt w:val="bullet"/>
+      <w:lvlText w:val=""/>
+      <w:lvlJc w:val="left"/>
+      <w:pPr>
+        <w:ind w:left="4320" w:hanging="360"/>
+      </w:pPr>
+      <w:rPr>
+        <w:rFonts w:ascii="Wingdings" w:hAnsi="Wingdings" w:hint="default"/>
+      </w:rPr>
+    </w:lvl>
+    <w:lvl w:ilvl="6" w:tplc="40090001" w:tentative="1">
+      <w:start w:val="1"/>
+      <w:numFmt w:val="bullet"/>
+      <w:lvlText w:val=""/>
+      <w:lvlJc w:val="left"/>
+      <w:pPr>
+        <w:ind w:left="5040" w:hanging="360"/>
+      </w:pPr>
+      <w:rPr>
+        <w:rFonts w:ascii="Symbol" w:hAnsi="Symbol" w:hint="default"/>
+      </w:rPr>
+    </w:lvl>
+    <w:lvl w:ilvl="7" w:tplc="40090003" w:tentative="1">
+      <w:start w:val="1"/>
+      <w:numFmt w:val="bullet"/>
+      <w:lvlText w:val="o"/>
+      <w:lvlJc w:val="left"/>
+      <w:pPr>
+        <w:ind w:left="5760" w:hanging="360"/>
+      </w:pPr>
+      <w:rPr>
+        <w:rFonts w:ascii="Courier New" w:hAnsi="Courier New" w:cs="Courier New" w:hint="default"/>
+      </w:rPr>
+    </w:lvl>
+    <w:lvl w:ilvl="8" w:tplc="40090005" w:tentative="1">
+      <w:start w:val="1"/>
+      <w:numFmt w:val="bullet"/>
+      <w:lvlText w:val=""/>
+      <w:lvlJc w:val="left"/>
+      <w:pPr>
+        <w:ind w:left="6480" w:hanging="360"/>
+      </w:pPr>
+      <w:rPr>
+        <w:rFonts w:ascii="Wingdings" w:hAnsi="Wingdings" w:hint="default"/>
+      </w:rPr>
+    </w:lvl>
+  </w:abstractNum>
+  <w:abstractNum w:abstractNumId="11">
     <w:nsid w:val="40FE0FCF"/>
     <w:multiLevelType w:val="hybridMultilevel"/>
     <w:tmpl w:val="39DC3034"/>
@@ -7909,7 +9023,7 @@
       </w:rPr>
     </w:lvl>
   </w:abstractNum>
-  <w:abstractNum w:abstractNumId="9">
+  <w:abstractNum w:abstractNumId="12">
     <w:nsid w:val="496607A1"/>
     <w:multiLevelType w:val="hybridMultilevel"/>
     <w:tmpl w:val="D6727F44"/>
@@ -8022,7 +9136,7 @@
       </w:rPr>
     </w:lvl>
   </w:abstractNum>
-  <w:abstractNum w:abstractNumId="10">
+  <w:abstractNum w:abstractNumId="13">
     <w:nsid w:val="49B72ACE"/>
     <w:multiLevelType w:val="hybridMultilevel"/>
     <w:tmpl w:val="F09897B0"/>
@@ -8111,7 +9225,7 @@
       </w:pPr>
     </w:lvl>
   </w:abstractNum>
-  <w:abstractNum w:abstractNumId="11">
+  <w:abstractNum w:abstractNumId="14">
     <w:nsid w:val="56BB04A8"/>
     <w:multiLevelType w:val="hybridMultilevel"/>
     <w:tmpl w:val="7FDC8606"/>
@@ -8224,7 +9338,7 @@
       </w:rPr>
     </w:lvl>
   </w:abstractNum>
-  <w:abstractNum w:abstractNumId="12">
+  <w:abstractNum w:abstractNumId="15">
     <w:nsid w:val="5C58581A"/>
     <w:multiLevelType w:val="hybridMultilevel"/>
     <w:tmpl w:val="3D4E3154"/>
@@ -8337,7 +9451,7 @@
       </w:rPr>
     </w:lvl>
   </w:abstractNum>
-  <w:abstractNum w:abstractNumId="13">
+  <w:abstractNum w:abstractNumId="16">
     <w:nsid w:val="5F383176"/>
     <w:multiLevelType w:val="hybridMultilevel"/>
     <w:tmpl w:val="4C76D014"/>
@@ -8450,7 +9564,7 @@
       </w:rPr>
     </w:lvl>
   </w:abstractNum>
-  <w:abstractNum w:abstractNumId="14">
+  <w:abstractNum w:abstractNumId="17">
     <w:nsid w:val="6DF222BD"/>
     <w:multiLevelType w:val="hybridMultilevel"/>
     <w:tmpl w:val="CB58A112"/>
@@ -8563,7 +9677,7 @@
       </w:rPr>
     </w:lvl>
   </w:abstractNum>
-  <w:abstractNum w:abstractNumId="15">
+  <w:abstractNum w:abstractNumId="18">
     <w:nsid w:val="700B3448"/>
     <w:multiLevelType w:val="hybridMultilevel"/>
     <w:tmpl w:val="D4F8B1EA"/>
@@ -8652,7 +9766,7 @@
       </w:pPr>
     </w:lvl>
   </w:abstractNum>
-  <w:abstractNum w:abstractNumId="16">
+  <w:abstractNum w:abstractNumId="19">
     <w:nsid w:val="7BD5777C"/>
     <w:multiLevelType w:val="hybridMultilevel"/>
     <w:tmpl w:val="53D46EE2"/>
@@ -8742,55 +9856,64 @@
     </w:lvl>
   </w:abstractNum>
   <w:num w:numId="1">
+    <w:abstractNumId w:val="11"/>
+  </w:num>
+  <w:num w:numId="2">
+    <w:abstractNumId w:val="12"/>
+  </w:num>
+  <w:num w:numId="3">
+    <w:abstractNumId w:val="18"/>
+  </w:num>
+  <w:num w:numId="4">
     <w:abstractNumId w:val="8"/>
   </w:num>
-  <w:num w:numId="2">
+  <w:num w:numId="5">
+    <w:abstractNumId w:val="1"/>
+  </w:num>
+  <w:num w:numId="6">
+    <w:abstractNumId w:val="5"/>
+  </w:num>
+  <w:num w:numId="7">
+    <w:abstractNumId w:val="17"/>
+  </w:num>
+  <w:num w:numId="8">
+    <w:abstractNumId w:val="13"/>
+  </w:num>
+  <w:num w:numId="9">
+    <w:abstractNumId w:val="7"/>
+  </w:num>
+  <w:num w:numId="10">
+    <w:abstractNumId w:val="15"/>
+  </w:num>
+  <w:num w:numId="11">
+    <w:abstractNumId w:val="16"/>
+  </w:num>
+  <w:num w:numId="12">
+    <w:abstractNumId w:val="14"/>
+  </w:num>
+  <w:num w:numId="13">
+    <w:abstractNumId w:val="6"/>
+  </w:num>
+  <w:num w:numId="14">
+    <w:abstractNumId w:val="4"/>
+  </w:num>
+  <w:num w:numId="15">
+    <w:abstractNumId w:val="19"/>
+  </w:num>
+  <w:num w:numId="16">
+    <w:abstractNumId w:val="2"/>
+  </w:num>
+  <w:num w:numId="17">
     <w:abstractNumId w:val="9"/>
   </w:num>
-  <w:num w:numId="3">
-    <w:abstractNumId w:val="15"/>
-  </w:num>
-  <w:num w:numId="4">
-    <w:abstractNumId w:val="6"/>
-  </w:num>
-  <w:num w:numId="5">
+  <w:num w:numId="18">
     <w:abstractNumId w:val="0"/>
   </w:num>
-  <w:num w:numId="6">
+  <w:num w:numId="19">
     <w:abstractNumId w:val="3"/>
   </w:num>
-  <w:num w:numId="7">
-    <w:abstractNumId w:val="14"/>
-  </w:num>
-  <w:num w:numId="8">
+  <w:num w:numId="20">
     <w:abstractNumId w:val="10"/>
-  </w:num>
-  <w:num w:numId="9">
-    <w:abstractNumId w:val="5"/>
-  </w:num>
-  <w:num w:numId="10">
-    <w:abstractNumId w:val="12"/>
-  </w:num>
-  <w:num w:numId="11">
-    <w:abstractNumId w:val="13"/>
-  </w:num>
-  <w:num w:numId="12">
-    <w:abstractNumId w:val="11"/>
-  </w:num>
-  <w:num w:numId="13">
-    <w:abstractNumId w:val="4"/>
-  </w:num>
-  <w:num w:numId="14">
-    <w:abstractNumId w:val="2"/>
-  </w:num>
-  <w:num w:numId="15">
-    <w:abstractNumId w:val="16"/>
-  </w:num>
-  <w:num w:numId="16">
-    <w:abstractNumId w:val="1"/>
-  </w:num>
-  <w:num w:numId="17">
-    <w:abstractNumId w:val="7"/>
   </w:num>
 </w:numbering>
 </file>
@@ -10204,10 +11327,24 @@
     <dgm:pt modelId="{ABB6D0E9-231F-49FF-8F6A-CBD756BB2A07}" type="pres">
       <dgm:prSet presAssocID="{2F2C6037-AE48-4650-B998-EBABF88D0464}" presName="sibTrans" presStyleLbl="sibTrans2D1" presStyleIdx="0" presStyleCnt="3"/>
       <dgm:spPr/>
+      <dgm:t>
+        <a:bodyPr/>
+        <a:lstStyle/>
+        <a:p>
+          <a:endParaRPr lang="en-IN"/>
+        </a:p>
+      </dgm:t>
     </dgm:pt>
     <dgm:pt modelId="{8D8E620F-A309-4628-986D-B0F92ABF739C}" type="pres">
       <dgm:prSet presAssocID="{2F2C6037-AE48-4650-B998-EBABF88D0464}" presName="connectorText" presStyleLbl="sibTrans2D1" presStyleIdx="0" presStyleCnt="3"/>
       <dgm:spPr/>
+      <dgm:t>
+        <a:bodyPr/>
+        <a:lstStyle/>
+        <a:p>
+          <a:endParaRPr lang="en-IN"/>
+        </a:p>
+      </dgm:t>
     </dgm:pt>
     <dgm:pt modelId="{45B120D8-A283-4DB0-AE48-CD1028B5A1CA}" type="pres">
       <dgm:prSet presAssocID="{B2F67260-32B4-49EF-BEA7-6376ABEBC356}" presName="node" presStyleLbl="node1" presStyleIdx="1" presStyleCnt="4">
@@ -10216,14 +11353,35 @@
         </dgm:presLayoutVars>
       </dgm:prSet>
       <dgm:spPr/>
+      <dgm:t>
+        <a:bodyPr/>
+        <a:lstStyle/>
+        <a:p>
+          <a:endParaRPr lang="en-IN"/>
+        </a:p>
+      </dgm:t>
     </dgm:pt>
     <dgm:pt modelId="{1C61394E-D32F-4A43-ADD4-F46D3A33D38F}" type="pres">
       <dgm:prSet presAssocID="{58F8E6FA-8E5F-4590-8E91-7D425686736E}" presName="sibTrans" presStyleLbl="sibTrans2D1" presStyleIdx="1" presStyleCnt="3"/>
       <dgm:spPr/>
+      <dgm:t>
+        <a:bodyPr/>
+        <a:lstStyle/>
+        <a:p>
+          <a:endParaRPr lang="en-IN"/>
+        </a:p>
+      </dgm:t>
     </dgm:pt>
     <dgm:pt modelId="{38F30BB8-19AC-4F2C-997E-D6C87643D812}" type="pres">
       <dgm:prSet presAssocID="{58F8E6FA-8E5F-4590-8E91-7D425686736E}" presName="connectorText" presStyleLbl="sibTrans2D1" presStyleIdx="1" presStyleCnt="3"/>
       <dgm:spPr/>
+      <dgm:t>
+        <a:bodyPr/>
+        <a:lstStyle/>
+        <a:p>
+          <a:endParaRPr lang="en-IN"/>
+        </a:p>
+      </dgm:t>
     </dgm:pt>
     <dgm:pt modelId="{CA09568C-529F-4056-BB14-75FC27EA3A57}" type="pres">
       <dgm:prSet presAssocID="{D4DE5EA1-C98A-4001-96ED-0D8A4099152C}" presName="node" presStyleLbl="node1" presStyleIdx="2" presStyleCnt="4">
@@ -10232,14 +11390,35 @@
         </dgm:presLayoutVars>
       </dgm:prSet>
       <dgm:spPr/>
+      <dgm:t>
+        <a:bodyPr/>
+        <a:lstStyle/>
+        <a:p>
+          <a:endParaRPr lang="en-IN"/>
+        </a:p>
+      </dgm:t>
     </dgm:pt>
     <dgm:pt modelId="{E6A79763-2175-4FE6-AF39-65BAD7E8A94D}" type="pres">
       <dgm:prSet presAssocID="{C6470392-B547-42B7-BBE1-49D9BF3297A5}" presName="sibTrans" presStyleLbl="sibTrans2D1" presStyleIdx="2" presStyleCnt="3"/>
       <dgm:spPr/>
+      <dgm:t>
+        <a:bodyPr/>
+        <a:lstStyle/>
+        <a:p>
+          <a:endParaRPr lang="en-IN"/>
+        </a:p>
+      </dgm:t>
     </dgm:pt>
     <dgm:pt modelId="{D17F71C8-684F-40E9-B9CF-89D188A27816}" type="pres">
       <dgm:prSet presAssocID="{C6470392-B547-42B7-BBE1-49D9BF3297A5}" presName="connectorText" presStyleLbl="sibTrans2D1" presStyleIdx="2" presStyleCnt="3"/>
       <dgm:spPr/>
+      <dgm:t>
+        <a:bodyPr/>
+        <a:lstStyle/>
+        <a:p>
+          <a:endParaRPr lang="en-IN"/>
+        </a:p>
+      </dgm:t>
     </dgm:pt>
     <dgm:pt modelId="{FCE3B9A4-214A-4502-B3DF-ACB3E0BC61C7}" type="pres">
       <dgm:prSet presAssocID="{B0DAEDAB-33B3-4821-A91B-D05361312CE9}" presName="node" presStyleLbl="node1" presStyleIdx="3" presStyleCnt="4">
@@ -10248,34 +11427,41 @@
         </dgm:presLayoutVars>
       </dgm:prSet>
       <dgm:spPr/>
+      <dgm:t>
+        <a:bodyPr/>
+        <a:lstStyle/>
+        <a:p>
+          <a:endParaRPr lang="en-IN"/>
+        </a:p>
+      </dgm:t>
     </dgm:pt>
   </dgm:ptLst>
   <dgm:cxnLst>
+    <dgm:cxn modelId="{E1C4DBA6-EA62-4AEC-9A87-AE90662F14FC}" type="presOf" srcId="{58F8E6FA-8E5F-4590-8E91-7D425686736E}" destId="{38F30BB8-19AC-4F2C-997E-D6C87643D812}" srcOrd="1" destOrd="0" presId="urn:microsoft.com/office/officeart/2005/8/layout/process1"/>
+    <dgm:cxn modelId="{2C47CD0E-64A0-4DAE-B08A-52D6CD707C49}" type="presOf" srcId="{58F8E6FA-8E5F-4590-8E91-7D425686736E}" destId="{1C61394E-D32F-4A43-ADD4-F46D3A33D38F}" srcOrd="0" destOrd="0" presId="urn:microsoft.com/office/officeart/2005/8/layout/process1"/>
+    <dgm:cxn modelId="{916CD402-046A-49C3-919C-E8874C6452BD}" srcId="{C787D0C9-C4AA-4BF8-AAA9-EFDCDDDFB8C5}" destId="{B0DAEDAB-33B3-4821-A91B-D05361312CE9}" srcOrd="3" destOrd="0" parTransId="{1B396FDD-FE98-44AA-BBFD-EFDF9B52D4CD}" sibTransId="{2689B6F1-8FF1-4D68-9639-E8E505EA5AB0}"/>
+    <dgm:cxn modelId="{90A0D5B0-120C-4CE5-8613-D3685BBC0D1F}" type="presOf" srcId="{C787D0C9-C4AA-4BF8-AAA9-EFDCDDDFB8C5}" destId="{ECE2E50F-1EF0-49E9-A2A2-C09D34379E86}" srcOrd="0" destOrd="0" presId="urn:microsoft.com/office/officeart/2005/8/layout/process1"/>
+    <dgm:cxn modelId="{DCDE8B87-83AC-4377-9757-B54BD1F51616}" type="presOf" srcId="{B0DAEDAB-33B3-4821-A91B-D05361312CE9}" destId="{FCE3B9A4-214A-4502-B3DF-ACB3E0BC61C7}" srcOrd="0" destOrd="0" presId="urn:microsoft.com/office/officeart/2005/8/layout/process1"/>
+    <dgm:cxn modelId="{EAE55776-FA68-468F-BB61-91F1FE8296FE}" type="presOf" srcId="{C6470392-B547-42B7-BBE1-49D9BF3297A5}" destId="{E6A79763-2175-4FE6-AF39-65BAD7E8A94D}" srcOrd="0" destOrd="0" presId="urn:microsoft.com/office/officeart/2005/8/layout/process1"/>
+    <dgm:cxn modelId="{F27277EA-BDDA-4005-9170-FBB0A209E462}" srcId="{C787D0C9-C4AA-4BF8-AAA9-EFDCDDDFB8C5}" destId="{CB734D05-6005-4A33-891F-8F6E9F0BE629}" srcOrd="0" destOrd="0" parTransId="{D88A1106-7499-4EC1-A955-12C926757BDC}" sibTransId="{2F2C6037-AE48-4650-B998-EBABF88D0464}"/>
     <dgm:cxn modelId="{407416C7-D9A4-49CF-A1D9-63129D12A5E9}" srcId="{C787D0C9-C4AA-4BF8-AAA9-EFDCDDDFB8C5}" destId="{B2F67260-32B4-49EF-BEA7-6376ABEBC356}" srcOrd="1" destOrd="0" parTransId="{452FD36E-8C97-458A-9189-BC15B3E0AB1F}" sibTransId="{58F8E6FA-8E5F-4590-8E91-7D425686736E}"/>
-    <dgm:cxn modelId="{6CBE1BFB-2A3D-4DC6-9015-F2830E8AE25E}" type="presOf" srcId="{C6470392-B547-42B7-BBE1-49D9BF3297A5}" destId="{D17F71C8-684F-40E9-B9CF-89D188A27816}" srcOrd="1" destOrd="0" presId="urn:microsoft.com/office/officeart/2005/8/layout/process1"/>
-    <dgm:cxn modelId="{1AF22E24-3E6E-40BA-AB31-97538E55CE65}" type="presOf" srcId="{C6470392-B547-42B7-BBE1-49D9BF3297A5}" destId="{E6A79763-2175-4FE6-AF39-65BAD7E8A94D}" srcOrd="0" destOrd="0" presId="urn:microsoft.com/office/officeart/2005/8/layout/process1"/>
-    <dgm:cxn modelId="{410BFA2A-BC2F-4C44-BF1C-532E45BA1D5A}" type="presOf" srcId="{D4DE5EA1-C98A-4001-96ED-0D8A4099152C}" destId="{CA09568C-529F-4056-BB14-75FC27EA3A57}" srcOrd="0" destOrd="0" presId="urn:microsoft.com/office/officeart/2005/8/layout/process1"/>
-    <dgm:cxn modelId="{F907170E-F565-497C-A58A-46459B3C8F2D}" type="presOf" srcId="{2F2C6037-AE48-4650-B998-EBABF88D0464}" destId="{ABB6D0E9-231F-49FF-8F6A-CBD756BB2A07}" srcOrd="0" destOrd="0" presId="urn:microsoft.com/office/officeart/2005/8/layout/process1"/>
-    <dgm:cxn modelId="{8A882318-817B-4DE5-B108-8E879243C24F}" type="presOf" srcId="{B0DAEDAB-33B3-4821-A91B-D05361312CE9}" destId="{FCE3B9A4-214A-4502-B3DF-ACB3E0BC61C7}" srcOrd="0" destOrd="0" presId="urn:microsoft.com/office/officeart/2005/8/layout/process1"/>
-    <dgm:cxn modelId="{647F0E08-FE07-4747-A684-B3343F7C493A}" type="presOf" srcId="{B2F67260-32B4-49EF-BEA7-6376ABEBC356}" destId="{45B120D8-A283-4DB0-AE48-CD1028B5A1CA}" srcOrd="0" destOrd="0" presId="urn:microsoft.com/office/officeart/2005/8/layout/process1"/>
-    <dgm:cxn modelId="{1DFBF9D5-29F6-4ACB-8874-E53E4E9B3514}" type="presOf" srcId="{2F2C6037-AE48-4650-B998-EBABF88D0464}" destId="{8D8E620F-A309-4628-986D-B0F92ABF739C}" srcOrd="1" destOrd="0" presId="urn:microsoft.com/office/officeart/2005/8/layout/process1"/>
+    <dgm:cxn modelId="{4DC00BEC-DD6E-4F97-B721-3D6FD2750034}" type="presOf" srcId="{2F2C6037-AE48-4650-B998-EBABF88D0464}" destId="{ABB6D0E9-231F-49FF-8F6A-CBD756BB2A07}" srcOrd="0" destOrd="0" presId="urn:microsoft.com/office/officeart/2005/8/layout/process1"/>
+    <dgm:cxn modelId="{D9C14588-5005-40EA-A924-D7B700B2EA93}" type="presOf" srcId="{B2F67260-32B4-49EF-BEA7-6376ABEBC356}" destId="{45B120D8-A283-4DB0-AE48-CD1028B5A1CA}" srcOrd="0" destOrd="0" presId="urn:microsoft.com/office/officeart/2005/8/layout/process1"/>
+    <dgm:cxn modelId="{B37C6AB6-921F-47EC-9AA8-53D63293195A}" type="presOf" srcId="{C6470392-B547-42B7-BBE1-49D9BF3297A5}" destId="{D17F71C8-684F-40E9-B9CF-89D188A27816}" srcOrd="1" destOrd="0" presId="urn:microsoft.com/office/officeart/2005/8/layout/process1"/>
+    <dgm:cxn modelId="{D14DC18B-9208-4C19-BCA9-8A5E88B8E080}" type="presOf" srcId="{D4DE5EA1-C98A-4001-96ED-0D8A4099152C}" destId="{CA09568C-529F-4056-BB14-75FC27EA3A57}" srcOrd="0" destOrd="0" presId="urn:microsoft.com/office/officeart/2005/8/layout/process1"/>
     <dgm:cxn modelId="{A358B1AA-45ED-4C0A-A925-911C6E3E177E}" srcId="{C787D0C9-C4AA-4BF8-AAA9-EFDCDDDFB8C5}" destId="{D4DE5EA1-C98A-4001-96ED-0D8A4099152C}" srcOrd="2" destOrd="0" parTransId="{DDD45587-67C2-4B3F-892B-0153C2E010D0}" sibTransId="{C6470392-B547-42B7-BBE1-49D9BF3297A5}"/>
-    <dgm:cxn modelId="{916CD402-046A-49C3-919C-E8874C6452BD}" srcId="{C787D0C9-C4AA-4BF8-AAA9-EFDCDDDFB8C5}" destId="{B0DAEDAB-33B3-4821-A91B-D05361312CE9}" srcOrd="3" destOrd="0" parTransId="{1B396FDD-FE98-44AA-BBFD-EFDF9B52D4CD}" sibTransId="{2689B6F1-8FF1-4D68-9639-E8E505EA5AB0}"/>
-    <dgm:cxn modelId="{4FCD67B8-3BDC-4997-B4D4-90E49DF9BD23}" type="presOf" srcId="{C787D0C9-C4AA-4BF8-AAA9-EFDCDDDFB8C5}" destId="{ECE2E50F-1EF0-49E9-A2A2-C09D34379E86}" srcOrd="0" destOrd="0" presId="urn:microsoft.com/office/officeart/2005/8/layout/process1"/>
-    <dgm:cxn modelId="{F284903A-BA95-4784-9884-0956CD6D6115}" type="presOf" srcId="{CB734D05-6005-4A33-891F-8F6E9F0BE629}" destId="{9346448E-7772-4989-9A73-02FD2DA61B93}" srcOrd="0" destOrd="0" presId="urn:microsoft.com/office/officeart/2005/8/layout/process1"/>
-    <dgm:cxn modelId="{D2F3C409-71FC-4924-A4AA-912761BD70C6}" type="presOf" srcId="{58F8E6FA-8E5F-4590-8E91-7D425686736E}" destId="{38F30BB8-19AC-4F2C-997E-D6C87643D812}" srcOrd="1" destOrd="0" presId="urn:microsoft.com/office/officeart/2005/8/layout/process1"/>
-    <dgm:cxn modelId="{F27277EA-BDDA-4005-9170-FBB0A209E462}" srcId="{C787D0C9-C4AA-4BF8-AAA9-EFDCDDDFB8C5}" destId="{CB734D05-6005-4A33-891F-8F6E9F0BE629}" srcOrd="0" destOrd="0" parTransId="{D88A1106-7499-4EC1-A955-12C926757BDC}" sibTransId="{2F2C6037-AE48-4650-B998-EBABF88D0464}"/>
-    <dgm:cxn modelId="{0AE54931-35A1-4C07-91FE-DF90BD093AD7}" type="presOf" srcId="{58F8E6FA-8E5F-4590-8E91-7D425686736E}" destId="{1C61394E-D32F-4A43-ADD4-F46D3A33D38F}" srcOrd="0" destOrd="0" presId="urn:microsoft.com/office/officeart/2005/8/layout/process1"/>
-    <dgm:cxn modelId="{1A52947A-DA01-4974-B558-4D3D1B98C038}" type="presParOf" srcId="{ECE2E50F-1EF0-49E9-A2A2-C09D34379E86}" destId="{9346448E-7772-4989-9A73-02FD2DA61B93}" srcOrd="0" destOrd="0" presId="urn:microsoft.com/office/officeart/2005/8/layout/process1"/>
-    <dgm:cxn modelId="{F656C7AB-27BB-4F79-93C6-0673456032D6}" type="presParOf" srcId="{ECE2E50F-1EF0-49E9-A2A2-C09D34379E86}" destId="{ABB6D0E9-231F-49FF-8F6A-CBD756BB2A07}" srcOrd="1" destOrd="0" presId="urn:microsoft.com/office/officeart/2005/8/layout/process1"/>
-    <dgm:cxn modelId="{7F3FF85E-1590-40D8-A098-01CD705474A3}" type="presParOf" srcId="{ABB6D0E9-231F-49FF-8F6A-CBD756BB2A07}" destId="{8D8E620F-A309-4628-986D-B0F92ABF739C}" srcOrd="0" destOrd="0" presId="urn:microsoft.com/office/officeart/2005/8/layout/process1"/>
-    <dgm:cxn modelId="{D2A3C373-E6B5-4EED-AB03-582B5D8D6EC6}" type="presParOf" srcId="{ECE2E50F-1EF0-49E9-A2A2-C09D34379E86}" destId="{45B120D8-A283-4DB0-AE48-CD1028B5A1CA}" srcOrd="2" destOrd="0" presId="urn:microsoft.com/office/officeart/2005/8/layout/process1"/>
-    <dgm:cxn modelId="{728EE44B-F930-443F-8A1B-50FBE8618FBD}" type="presParOf" srcId="{ECE2E50F-1EF0-49E9-A2A2-C09D34379E86}" destId="{1C61394E-D32F-4A43-ADD4-F46D3A33D38F}" srcOrd="3" destOrd="0" presId="urn:microsoft.com/office/officeart/2005/8/layout/process1"/>
-    <dgm:cxn modelId="{E62D7DFB-D10B-44B2-B598-30D0A87083EA}" type="presParOf" srcId="{1C61394E-D32F-4A43-ADD4-F46D3A33D38F}" destId="{38F30BB8-19AC-4F2C-997E-D6C87643D812}" srcOrd="0" destOrd="0" presId="urn:microsoft.com/office/officeart/2005/8/layout/process1"/>
-    <dgm:cxn modelId="{108CFF94-53D1-45AF-B7C4-D3F0CA5D7E97}" type="presParOf" srcId="{ECE2E50F-1EF0-49E9-A2A2-C09D34379E86}" destId="{CA09568C-529F-4056-BB14-75FC27EA3A57}" srcOrd="4" destOrd="0" presId="urn:microsoft.com/office/officeart/2005/8/layout/process1"/>
-    <dgm:cxn modelId="{261AFA65-6EEB-45B1-B5F5-B4626EB626FB}" type="presParOf" srcId="{ECE2E50F-1EF0-49E9-A2A2-C09D34379E86}" destId="{E6A79763-2175-4FE6-AF39-65BAD7E8A94D}" srcOrd="5" destOrd="0" presId="urn:microsoft.com/office/officeart/2005/8/layout/process1"/>
-    <dgm:cxn modelId="{653CAE44-D0C4-46C1-82BA-0C21ED15938F}" type="presParOf" srcId="{E6A79763-2175-4FE6-AF39-65BAD7E8A94D}" destId="{D17F71C8-684F-40E9-B9CF-89D188A27816}" srcOrd="0" destOrd="0" presId="urn:microsoft.com/office/officeart/2005/8/layout/process1"/>
-    <dgm:cxn modelId="{F1FAC1F0-7F7C-47A9-B06F-28A2E32C01C6}" type="presParOf" srcId="{ECE2E50F-1EF0-49E9-A2A2-C09D34379E86}" destId="{FCE3B9A4-214A-4502-B3DF-ACB3E0BC61C7}" srcOrd="6" destOrd="0" presId="urn:microsoft.com/office/officeart/2005/8/layout/process1"/>
+    <dgm:cxn modelId="{22EBAA80-6B2B-4A4C-96E0-5769B98C7698}" type="presOf" srcId="{2F2C6037-AE48-4650-B998-EBABF88D0464}" destId="{8D8E620F-A309-4628-986D-B0F92ABF739C}" srcOrd="1" destOrd="0" presId="urn:microsoft.com/office/officeart/2005/8/layout/process1"/>
+    <dgm:cxn modelId="{B3F9236C-C797-4512-B4EE-DFDD12A93B93}" type="presOf" srcId="{CB734D05-6005-4A33-891F-8F6E9F0BE629}" destId="{9346448E-7772-4989-9A73-02FD2DA61B93}" srcOrd="0" destOrd="0" presId="urn:microsoft.com/office/officeart/2005/8/layout/process1"/>
+    <dgm:cxn modelId="{535DCF44-81C9-4003-B949-43ED597DE267}" type="presParOf" srcId="{ECE2E50F-1EF0-49E9-A2A2-C09D34379E86}" destId="{9346448E-7772-4989-9A73-02FD2DA61B93}" srcOrd="0" destOrd="0" presId="urn:microsoft.com/office/officeart/2005/8/layout/process1"/>
+    <dgm:cxn modelId="{E79ADBD6-E665-43DB-BED5-AFEBDD228387}" type="presParOf" srcId="{ECE2E50F-1EF0-49E9-A2A2-C09D34379E86}" destId="{ABB6D0E9-231F-49FF-8F6A-CBD756BB2A07}" srcOrd="1" destOrd="0" presId="urn:microsoft.com/office/officeart/2005/8/layout/process1"/>
+    <dgm:cxn modelId="{DB798C16-23D7-45F0-A83C-71F7EE38E253}" type="presParOf" srcId="{ABB6D0E9-231F-49FF-8F6A-CBD756BB2A07}" destId="{8D8E620F-A309-4628-986D-B0F92ABF739C}" srcOrd="0" destOrd="0" presId="urn:microsoft.com/office/officeart/2005/8/layout/process1"/>
+    <dgm:cxn modelId="{FFC9A645-13C0-48C6-A0E2-A710571EC565}" type="presParOf" srcId="{ECE2E50F-1EF0-49E9-A2A2-C09D34379E86}" destId="{45B120D8-A283-4DB0-AE48-CD1028B5A1CA}" srcOrd="2" destOrd="0" presId="urn:microsoft.com/office/officeart/2005/8/layout/process1"/>
+    <dgm:cxn modelId="{B16FBF58-1E0C-44F8-A777-840B0BB18CCF}" type="presParOf" srcId="{ECE2E50F-1EF0-49E9-A2A2-C09D34379E86}" destId="{1C61394E-D32F-4A43-ADD4-F46D3A33D38F}" srcOrd="3" destOrd="0" presId="urn:microsoft.com/office/officeart/2005/8/layout/process1"/>
+    <dgm:cxn modelId="{BF85E869-E335-4F50-B6C1-B72699DFEC0C}" type="presParOf" srcId="{1C61394E-D32F-4A43-ADD4-F46D3A33D38F}" destId="{38F30BB8-19AC-4F2C-997E-D6C87643D812}" srcOrd="0" destOrd="0" presId="urn:microsoft.com/office/officeart/2005/8/layout/process1"/>
+    <dgm:cxn modelId="{4B255075-B2FC-46F6-A114-C0D0073A283A}" type="presParOf" srcId="{ECE2E50F-1EF0-49E9-A2A2-C09D34379E86}" destId="{CA09568C-529F-4056-BB14-75FC27EA3A57}" srcOrd="4" destOrd="0" presId="urn:microsoft.com/office/officeart/2005/8/layout/process1"/>
+    <dgm:cxn modelId="{97CD140D-8CC9-4AA2-B387-A336149E4CC3}" type="presParOf" srcId="{ECE2E50F-1EF0-49E9-A2A2-C09D34379E86}" destId="{E6A79763-2175-4FE6-AF39-65BAD7E8A94D}" srcOrd="5" destOrd="0" presId="urn:microsoft.com/office/officeart/2005/8/layout/process1"/>
+    <dgm:cxn modelId="{FD21BA91-C92C-41D0-B5A2-292097E88C5E}" type="presParOf" srcId="{E6A79763-2175-4FE6-AF39-65BAD7E8A94D}" destId="{D17F71C8-684F-40E9-B9CF-89D188A27816}" srcOrd="0" destOrd="0" presId="urn:microsoft.com/office/officeart/2005/8/layout/process1"/>
+    <dgm:cxn modelId="{6F1F60A7-F150-4C1C-98E2-9ECE73AA52C0}" type="presParOf" srcId="{ECE2E50F-1EF0-49E9-A2A2-C09D34379E86}" destId="{FCE3B9A4-214A-4502-B3DF-ACB3E0BC61C7}" srcOrd="6" destOrd="0" presId="urn:microsoft.com/office/officeart/2005/8/layout/process1"/>
   </dgm:cxnLst>
   <dgm:bg/>
   <dgm:whole/>

--- a/Notes_SA2601010.docx
+++ b/Notes_SA2601010.docx
@@ -7054,6 +7054,44 @@
           <w:szCs w:val="22"/>
           <w:lang w:val="en-US"/>
         </w:rPr>
+        <w:t xml:space="preserve">getPageSource() </w:t>
+      </w:r>
+      <w:r>
+        <w:rPr>
+          <w:sz w:val="24"/>
+          <w:szCs w:val="22"/>
+          <w:lang w:val="en-US"/>
+        </w:rPr>
+        <w:sym w:font="Wingdings" w:char="F0E0"/>
+      </w:r>
+      <w:r>
+        <w:rPr>
+          <w:sz w:val="24"/>
+          <w:szCs w:val="22"/>
+          <w:lang w:val="en-US"/>
+        </w:rPr>
+        <w:t xml:space="preserve"> It returns the HTML code of the page. (String)</w:t>
+      </w:r>
+    </w:p>
+    <w:p>
+      <w:pPr>
+        <w:pStyle w:val="ListParagraph"/>
+        <w:numPr>
+          <w:ilvl w:val="0"/>
+          <w:numId w:val="16"/>
+        </w:numPr>
+        <w:rPr>
+          <w:sz w:val="24"/>
+          <w:szCs w:val="22"/>
+          <w:lang w:val="en-US"/>
+        </w:rPr>
+      </w:pPr>
+      <w:r>
+        <w:rPr>
+          <w:sz w:val="24"/>
+          <w:szCs w:val="22"/>
+          <w:lang w:val="en-US"/>
+        </w:rPr>
         <w:t xml:space="preserve">findElement() </w:t>
       </w:r>
       <w:r>
@@ -7088,11 +7126,17 @@
           <w:szCs w:val="22"/>
           <w:lang w:val="en-US"/>
         </w:rPr>
-        <w:t xml:space="preserve"> on the page. (WebElement)</w:t>
-      </w:r>
-    </w:p>
-    <w:p>
-      <w:pPr>
+        <w:t xml:space="preserve"> on the page. </w:t>
+      </w:r>
+      <w:r>
+        <w:rPr>
+          <w:sz w:val="24"/>
+          <w:szCs w:val="22"/>
+          <w:lang w:val="en-US"/>
+        </w:rPr>
+        <w:t xml:space="preserve"> </w:t>
+      </w:r>
+      <w:r>
         <w:rPr>
           <w:b/>
           <w:bCs/>
@@ -7100,7 +7144,8 @@
           <w:szCs w:val="22"/>
           <w:lang w:val="en-US"/>
         </w:rPr>
-      </w:pPr>
+        <w:t xml:space="preserve">Will locate the first </w:t>
+      </w:r>
       <w:r>
         <w:rPr>
           <w:b/>
@@ -7109,6 +7154,59 @@
           <w:szCs w:val="22"/>
           <w:lang w:val="en-US"/>
         </w:rPr>
+        <w:t>occurrence</w:t>
+      </w:r>
+      <w:r>
+        <w:rPr>
+          <w:b/>
+          <w:bCs/>
+          <w:sz w:val="24"/>
+          <w:szCs w:val="22"/>
+          <w:lang w:val="en-US"/>
+        </w:rPr>
+        <w:t xml:space="preserve">. </w:t>
+      </w:r>
+      <w:r>
+        <w:rPr>
+          <w:sz w:val="24"/>
+          <w:szCs w:val="22"/>
+          <w:lang w:val="en-US"/>
+        </w:rPr>
+        <w:t>(WebElement)</w:t>
+      </w:r>
+    </w:p>
+    <w:p>
+      <w:pPr>
+        <w:pStyle w:val="ListParagraph"/>
+        <w:numPr>
+          <w:ilvl w:val="0"/>
+          <w:numId w:val="16"/>
+        </w:numPr>
+        <w:rPr>
+          <w:sz w:val="24"/>
+          <w:szCs w:val="22"/>
+          <w:lang w:val="en-US"/>
+        </w:rPr>
+      </w:pPr>
+    </w:p>
+    <w:p>
+      <w:pPr>
+        <w:rPr>
+          <w:b/>
+          <w:bCs/>
+          <w:sz w:val="24"/>
+          <w:szCs w:val="22"/>
+          <w:lang w:val="en-US"/>
+        </w:rPr>
+      </w:pPr>
+      <w:r>
+        <w:rPr>
+          <w:b/>
+          <w:bCs/>
+          <w:sz w:val="24"/>
+          <w:szCs w:val="22"/>
+          <w:lang w:val="en-US"/>
+        </w:rPr>
         <w:t xml:space="preserve">Common Exceptions </w:t>
       </w:r>
     </w:p>
@@ -7170,6 +7268,45 @@
     </w:p>
     <w:p>
       <w:pPr>
+        <w:pStyle w:val="ListParagraph"/>
+        <w:numPr>
+          <w:ilvl w:val="0"/>
+          <w:numId w:val="17"/>
+        </w:numPr>
+        <w:rPr>
+          <w:sz w:val="24"/>
+          <w:szCs w:val="22"/>
+          <w:lang w:val="en-US"/>
+        </w:rPr>
+      </w:pPr>
+      <w:r>
+        <w:rPr>
+          <w:sz w:val="24"/>
+          <w:szCs w:val="22"/>
+          <w:lang w:val="en-US"/>
+        </w:rPr>
+        <w:lastRenderedPageBreak/>
+        <w:t xml:space="preserve">InvalidSelectorException </w:t>
+      </w:r>
+      <w:r>
+        <w:rPr>
+          <w:sz w:val="24"/>
+          <w:szCs w:val="22"/>
+          <w:lang w:val="en-US"/>
+        </w:rPr>
+        <w:sym w:font="Wingdings" w:char="F0E0"/>
+      </w:r>
+      <w:r>
+        <w:rPr>
+          <w:sz w:val="24"/>
+          <w:szCs w:val="22"/>
+          <w:lang w:val="en-US"/>
+        </w:rPr>
+        <w:t xml:space="preserve"> The locator value is not in the correct format.</w:t>
+      </w:r>
+    </w:p>
+    <w:p>
+      <w:pPr>
         <w:rPr>
           <w:sz w:val="24"/>
           <w:szCs w:val="22"/>
@@ -7217,7 +7354,6 @@
           <w:szCs w:val="22"/>
           <w:lang w:val="en-US"/>
         </w:rPr>
-        <w:lastRenderedPageBreak/>
         <w:t>Every control (like text box, radio button, text, checkbox, dropdown list, link</w:t>
       </w:r>
       <w:r>
@@ -7394,8 +7530,6 @@
         </w:rPr>
         <w:t>It will append the text.</w:t>
       </w:r>
-      <w:bookmarkStart w:id="0" w:name="_GoBack"/>
-      <w:bookmarkEnd w:id="0"/>
     </w:p>
     <w:p>
       <w:pPr>
@@ -7828,6 +7962,808 @@
           <w:lang w:val="en-US"/>
         </w:rPr>
       </w:pPr>
+      <w:r>
+        <w:rPr>
+          <w:sz w:val="24"/>
+          <w:szCs w:val="22"/>
+          <w:lang w:val="en-US"/>
+        </w:rPr>
+        <w:t>A control may having multiple classes applied. Multiple classes are separated via space.</w:t>
+      </w:r>
+    </w:p>
+    <w:p>
+      <w:pPr>
+        <w:pStyle w:val="ListParagraph"/>
+        <w:numPr>
+          <w:ilvl w:val="1"/>
+          <w:numId w:val="20"/>
+        </w:numPr>
+        <w:rPr>
+          <w:sz w:val="24"/>
+          <w:szCs w:val="22"/>
+          <w:lang w:val="en-US"/>
+        </w:rPr>
+      </w:pPr>
+      <w:r>
+        <w:rPr>
+          <w:sz w:val="24"/>
+          <w:szCs w:val="22"/>
+          <w:lang w:val="en-US"/>
+        </w:rPr>
+        <w:t>In such case use any single class as a value for className locator.</w:t>
+      </w:r>
+    </w:p>
+    <w:p>
+      <w:pPr>
+        <w:rPr>
+          <w:sz w:val="24"/>
+          <w:szCs w:val="22"/>
+          <w:lang w:val="en-US"/>
+        </w:rPr>
+      </w:pPr>
+    </w:p>
+    <w:p>
+      <w:pPr>
+        <w:rPr>
+          <w:b/>
+          <w:bCs/>
+          <w:sz w:val="24"/>
+          <w:szCs w:val="22"/>
+          <w:lang w:val="en-US"/>
+        </w:rPr>
+      </w:pPr>
+      <w:r>
+        <w:rPr>
+          <w:b/>
+          <w:bCs/>
+          <w:sz w:val="24"/>
+          <w:szCs w:val="22"/>
+          <w:lang w:val="en-US"/>
+        </w:rPr>
+        <w:lastRenderedPageBreak/>
+        <w:t>Locator LinkText</w:t>
+      </w:r>
+    </w:p>
+    <w:p>
+      <w:pPr>
+        <w:pStyle w:val="ListParagraph"/>
+        <w:numPr>
+          <w:ilvl w:val="0"/>
+          <w:numId w:val="21"/>
+        </w:numPr>
+        <w:rPr>
+          <w:sz w:val="24"/>
+          <w:szCs w:val="22"/>
+          <w:lang w:val="en-US"/>
+        </w:rPr>
+      </w:pPr>
+      <w:r>
+        <w:rPr>
+          <w:sz w:val="24"/>
+          <w:szCs w:val="22"/>
+          <w:lang w:val="en-US"/>
+        </w:rPr>
+        <w:t>If the control is having &lt;a&gt; tag, such a control is treated as hyperlink</w:t>
+      </w:r>
+    </w:p>
+    <w:p>
+      <w:pPr>
+        <w:pStyle w:val="ListParagraph"/>
+        <w:numPr>
+          <w:ilvl w:val="0"/>
+          <w:numId w:val="21"/>
+        </w:numPr>
+        <w:rPr>
+          <w:sz w:val="24"/>
+          <w:szCs w:val="22"/>
+          <w:lang w:val="en-US"/>
+        </w:rPr>
+      </w:pPr>
+      <w:r>
+        <w:rPr>
+          <w:sz w:val="24"/>
+          <w:szCs w:val="22"/>
+          <w:lang w:val="en-US"/>
+        </w:rPr>
+        <w:t>To read such a controls you can use LinkText locator</w:t>
+      </w:r>
+    </w:p>
+    <w:p>
+      <w:pPr>
+        <w:pStyle w:val="ListParagraph"/>
+        <w:numPr>
+          <w:ilvl w:val="0"/>
+          <w:numId w:val="21"/>
+        </w:numPr>
+        <w:rPr>
+          <w:sz w:val="24"/>
+          <w:szCs w:val="22"/>
+          <w:lang w:val="en-US"/>
+        </w:rPr>
+      </w:pPr>
+      <w:r>
+        <w:rPr>
+          <w:sz w:val="24"/>
+          <w:szCs w:val="22"/>
+          <w:lang w:val="en-US"/>
+        </w:rPr>
+        <w:t>For LinkText simply pass the inner text of such link</w:t>
+      </w:r>
+    </w:p>
+    <w:p>
+      <w:pPr>
+        <w:rPr>
+          <w:b/>
+          <w:bCs/>
+          <w:sz w:val="24"/>
+          <w:szCs w:val="22"/>
+          <w:lang w:val="en-US"/>
+        </w:rPr>
+      </w:pPr>
+      <w:r>
+        <w:rPr>
+          <w:b/>
+          <w:bCs/>
+          <w:sz w:val="24"/>
+          <w:szCs w:val="22"/>
+          <w:lang w:val="en-US"/>
+        </w:rPr>
+        <w:t>Locator PartialLinkText</w:t>
+      </w:r>
+    </w:p>
+    <w:p>
+      <w:pPr>
+        <w:pStyle w:val="ListParagraph"/>
+        <w:numPr>
+          <w:ilvl w:val="0"/>
+          <w:numId w:val="22"/>
+        </w:numPr>
+        <w:rPr>
+          <w:sz w:val="24"/>
+          <w:szCs w:val="22"/>
+          <w:lang w:val="en-US"/>
+        </w:rPr>
+      </w:pPr>
+      <w:r>
+        <w:rPr>
+          <w:sz w:val="24"/>
+          <w:szCs w:val="22"/>
+          <w:lang w:val="en-US"/>
+        </w:rPr>
+        <w:t>For locating links you can use this locator</w:t>
+      </w:r>
+    </w:p>
+    <w:p>
+      <w:pPr>
+        <w:pStyle w:val="ListParagraph"/>
+        <w:numPr>
+          <w:ilvl w:val="0"/>
+          <w:numId w:val="22"/>
+        </w:numPr>
+        <w:rPr>
+          <w:sz w:val="24"/>
+          <w:szCs w:val="22"/>
+          <w:lang w:val="en-US"/>
+        </w:rPr>
+      </w:pPr>
+      <w:r>
+        <w:rPr>
+          <w:sz w:val="24"/>
+          <w:szCs w:val="22"/>
+          <w:lang w:val="en-US"/>
+        </w:rPr>
+        <w:t>Pass the partial text of the link as a locator value</w:t>
+      </w:r>
+    </w:p>
+    <w:p>
+      <w:pPr>
+        <w:rPr>
+          <w:sz w:val="24"/>
+          <w:szCs w:val="22"/>
+          <w:lang w:val="en-US"/>
+        </w:rPr>
+      </w:pPr>
+    </w:p>
+    <w:p>
+      <w:pPr>
+        <w:rPr>
+          <w:b/>
+          <w:bCs/>
+          <w:sz w:val="24"/>
+          <w:szCs w:val="22"/>
+          <w:lang w:val="en-US"/>
+        </w:rPr>
+      </w:pPr>
+      <w:r>
+        <w:rPr>
+          <w:b/>
+          <w:bCs/>
+          <w:sz w:val="24"/>
+          <w:szCs w:val="22"/>
+          <w:lang w:val="en-US"/>
+        </w:rPr>
+        <w:t>Locator CssSelector:</w:t>
+      </w:r>
+    </w:p>
+    <w:p>
+      <w:pPr>
+        <w:pStyle w:val="ListParagraph"/>
+        <w:numPr>
+          <w:ilvl w:val="0"/>
+          <w:numId w:val="23"/>
+        </w:numPr>
+        <w:rPr>
+          <w:sz w:val="24"/>
+          <w:szCs w:val="22"/>
+          <w:lang w:val="en-US"/>
+        </w:rPr>
+      </w:pPr>
+      <w:r>
+        <w:rPr>
+          <w:sz w:val="24"/>
+          <w:szCs w:val="22"/>
+          <w:lang w:val="en-US"/>
+        </w:rPr>
+        <w:t>It is the technique to locate any control on the page using any single or multiple attributes of the control</w:t>
+      </w:r>
+    </w:p>
+    <w:p>
+      <w:pPr>
+        <w:pStyle w:val="ListParagraph"/>
+        <w:numPr>
+          <w:ilvl w:val="0"/>
+          <w:numId w:val="23"/>
+        </w:numPr>
+        <w:rPr>
+          <w:sz w:val="24"/>
+          <w:szCs w:val="22"/>
+          <w:lang w:val="en-US"/>
+        </w:rPr>
+      </w:pPr>
+      <w:r>
+        <w:rPr>
+          <w:sz w:val="24"/>
+          <w:szCs w:val="22"/>
+          <w:lang w:val="en-US"/>
+        </w:rPr>
+        <w:t>Types</w:t>
+      </w:r>
+    </w:p>
+    <w:p>
+      <w:pPr>
+        <w:pStyle w:val="ListParagraph"/>
+        <w:numPr>
+          <w:ilvl w:val="1"/>
+          <w:numId w:val="23"/>
+        </w:numPr>
+        <w:rPr>
+          <w:sz w:val="24"/>
+          <w:szCs w:val="22"/>
+          <w:lang w:val="en-US"/>
+        </w:rPr>
+      </w:pPr>
+      <w:r>
+        <w:rPr>
+          <w:sz w:val="24"/>
+          <w:szCs w:val="22"/>
+          <w:lang w:val="en-US"/>
+        </w:rPr>
+        <w:t>Using Single Attribute</w:t>
+      </w:r>
+      <w:r>
+        <w:rPr>
+          <w:sz w:val="24"/>
+          <w:szCs w:val="22"/>
+          <w:lang w:val="en-US"/>
+        </w:rPr>
+        <w:br/>
+        <w:t>Syntax:</w:t>
+      </w:r>
+      <w:r>
+        <w:rPr>
+          <w:sz w:val="24"/>
+          <w:szCs w:val="22"/>
+          <w:lang w:val="en-US"/>
+        </w:rPr>
+        <w:br/>
+        <w:t>tagName[attribute=’value’]</w:t>
+      </w:r>
+      <w:r>
+        <w:rPr>
+          <w:sz w:val="24"/>
+          <w:szCs w:val="22"/>
+          <w:lang w:val="en-US"/>
+        </w:rPr>
+        <w:br/>
+        <w:t>input[placeholder=’Username’]</w:t>
+      </w:r>
+    </w:p>
+    <w:p>
+      <w:pPr>
+        <w:pStyle w:val="ListParagraph"/>
+        <w:numPr>
+          <w:ilvl w:val="1"/>
+          <w:numId w:val="23"/>
+        </w:numPr>
+        <w:rPr>
+          <w:sz w:val="24"/>
+          <w:szCs w:val="22"/>
+          <w:lang w:val="en-US"/>
+        </w:rPr>
+      </w:pPr>
+      <w:r>
+        <w:rPr>
+          <w:sz w:val="24"/>
+          <w:szCs w:val="22"/>
+          <w:lang w:val="en-US"/>
+        </w:rPr>
+        <w:t>Using Multiple Attributes</w:t>
+      </w:r>
+      <w:r>
+        <w:rPr>
+          <w:sz w:val="24"/>
+          <w:szCs w:val="22"/>
+          <w:lang w:val="en-US"/>
+        </w:rPr>
+        <w:br/>
+        <w:t>Syntax:</w:t>
+      </w:r>
+      <w:r>
+        <w:rPr>
+          <w:sz w:val="24"/>
+          <w:szCs w:val="22"/>
+          <w:lang w:val="en-US"/>
+        </w:rPr>
+        <w:br/>
+        <w:t>tagName[attribute1=’value’][attribute2=’value’]</w:t>
+      </w:r>
+    </w:p>
+    <w:p>
+      <w:pPr>
+        <w:pStyle w:val="ListParagraph"/>
+        <w:numPr>
+          <w:ilvl w:val="1"/>
+          <w:numId w:val="23"/>
+        </w:numPr>
+        <w:rPr>
+          <w:sz w:val="24"/>
+          <w:szCs w:val="22"/>
+          <w:lang w:val="en-US"/>
+        </w:rPr>
+      </w:pPr>
+      <w:r>
+        <w:rPr>
+          <w:sz w:val="24"/>
+          <w:szCs w:val="22"/>
+          <w:lang w:val="en-US"/>
+        </w:rPr>
+        <w:t>Using Special Characters</w:t>
+      </w:r>
+    </w:p>
+    <w:p>
+      <w:pPr>
+        <w:pStyle w:val="ListParagraph"/>
+        <w:numPr>
+          <w:ilvl w:val="2"/>
+          <w:numId w:val="23"/>
+        </w:numPr>
+        <w:rPr>
+          <w:sz w:val="24"/>
+          <w:szCs w:val="22"/>
+          <w:lang w:val="en-US"/>
+        </w:rPr>
+      </w:pPr>
+      <w:r>
+        <w:rPr>
+          <w:sz w:val="24"/>
+          <w:szCs w:val="22"/>
+          <w:lang w:val="en-US"/>
+        </w:rPr>
+        <w:t xml:space="preserve">^ </w:t>
+      </w:r>
+      <w:r>
+        <w:rPr>
+          <w:sz w:val="24"/>
+          <w:szCs w:val="22"/>
+          <w:lang w:val="en-US"/>
+        </w:rPr>
+        <w:sym w:font="Wingdings" w:char="F0E0"/>
+      </w:r>
+      <w:r>
+        <w:rPr>
+          <w:sz w:val="24"/>
+          <w:szCs w:val="22"/>
+          <w:lang w:val="en-US"/>
+        </w:rPr>
+        <w:t xml:space="preserve"> Starts With</w:t>
+      </w:r>
+    </w:p>
+    <w:p>
+      <w:pPr>
+        <w:pStyle w:val="ListParagraph"/>
+        <w:numPr>
+          <w:ilvl w:val="2"/>
+          <w:numId w:val="23"/>
+        </w:numPr>
+        <w:rPr>
+          <w:sz w:val="24"/>
+          <w:szCs w:val="22"/>
+          <w:lang w:val="en-US"/>
+        </w:rPr>
+      </w:pPr>
+      <w:r>
+        <w:rPr>
+          <w:sz w:val="24"/>
+          <w:szCs w:val="22"/>
+          <w:lang w:val="en-US"/>
+        </w:rPr>
+        <w:t xml:space="preserve">$ </w:t>
+      </w:r>
+      <w:r>
+        <w:rPr>
+          <w:sz w:val="24"/>
+          <w:szCs w:val="22"/>
+          <w:lang w:val="en-US"/>
+        </w:rPr>
+        <w:sym w:font="Wingdings" w:char="F0E0"/>
+      </w:r>
+      <w:r>
+        <w:rPr>
+          <w:sz w:val="24"/>
+          <w:szCs w:val="22"/>
+          <w:lang w:val="en-US"/>
+        </w:rPr>
+        <w:t xml:space="preserve"> Ends With</w:t>
+      </w:r>
+    </w:p>
+    <w:p>
+      <w:pPr>
+        <w:pStyle w:val="ListParagraph"/>
+        <w:numPr>
+          <w:ilvl w:val="2"/>
+          <w:numId w:val="23"/>
+        </w:numPr>
+        <w:rPr>
+          <w:sz w:val="24"/>
+          <w:szCs w:val="22"/>
+          <w:lang w:val="en-US"/>
+        </w:rPr>
+      </w:pPr>
+      <w:r>
+        <w:rPr>
+          <w:sz w:val="24"/>
+          <w:szCs w:val="22"/>
+          <w:lang w:val="en-US"/>
+        </w:rPr>
+        <w:t xml:space="preserve">* </w:t>
+      </w:r>
+      <w:r>
+        <w:rPr>
+          <w:sz w:val="24"/>
+          <w:szCs w:val="22"/>
+          <w:lang w:val="en-US"/>
+        </w:rPr>
+        <w:sym w:font="Wingdings" w:char="F0E0"/>
+      </w:r>
+      <w:r>
+        <w:rPr>
+          <w:sz w:val="24"/>
+          <w:szCs w:val="22"/>
+          <w:lang w:val="en-US"/>
+        </w:rPr>
+        <w:t xml:space="preserve"> Contains </w:t>
+      </w:r>
+    </w:p>
+    <w:p>
+      <w:pPr>
+        <w:rPr>
+          <w:sz w:val="24"/>
+          <w:szCs w:val="22"/>
+          <w:lang w:val="en-US"/>
+        </w:rPr>
+      </w:pPr>
+    </w:p>
+    <w:p>
+      <w:pPr>
+        <w:rPr>
+          <w:sz w:val="24"/>
+          <w:szCs w:val="22"/>
+          <w:lang w:val="en-US"/>
+        </w:rPr>
+      </w:pPr>
+    </w:p>
+    <w:p>
+      <w:pPr>
+        <w:rPr>
+          <w:sz w:val="24"/>
+          <w:szCs w:val="22"/>
+          <w:lang w:val="en-US"/>
+        </w:rPr>
+      </w:pPr>
+      <w:r>
+        <w:rPr>
+          <w:sz w:val="24"/>
+          <w:szCs w:val="22"/>
+          <w:lang w:val="en-US"/>
+        </w:rPr>
+        <w:t xml:space="preserve">Pattankodoli Bus Stand </w:t>
+      </w:r>
+      <w:r>
+        <w:rPr>
+          <w:sz w:val="24"/>
+          <w:szCs w:val="22"/>
+          <w:lang w:val="en-US"/>
+        </w:rPr>
+        <w:sym w:font="Wingdings" w:char="F0E0"/>
+      </w:r>
+      <w:r>
+        <w:rPr>
+          <w:sz w:val="24"/>
+          <w:szCs w:val="22"/>
+          <w:lang w:val="en-US"/>
+        </w:rPr>
+        <w:t xml:space="preserve"> Lake a Right Turn </w:t>
+      </w:r>
+      <w:r>
+        <w:rPr>
+          <w:sz w:val="24"/>
+          <w:szCs w:val="22"/>
+          <w:lang w:val="en-US"/>
+        </w:rPr>
+        <w:sym w:font="Wingdings" w:char="F0E0"/>
+      </w:r>
+      <w:r>
+        <w:rPr>
+          <w:sz w:val="24"/>
+          <w:szCs w:val="22"/>
+          <w:lang w:val="en-US"/>
+        </w:rPr>
+        <w:t xml:space="preserve"> Hupare Nagar </w:t>
+      </w:r>
+      <w:r>
+        <w:rPr>
+          <w:sz w:val="24"/>
+          <w:szCs w:val="22"/>
+          <w:lang w:val="en-US"/>
+        </w:rPr>
+        <w:sym w:font="Wingdings" w:char="F0E0"/>
+      </w:r>
+      <w:r>
+        <w:rPr>
+          <w:sz w:val="24"/>
+          <w:szCs w:val="22"/>
+          <w:lang w:val="en-US"/>
+        </w:rPr>
+        <w:t xml:space="preserve"> Water Tank </w:t>
+      </w:r>
+      <w:r>
+        <w:rPr>
+          <w:sz w:val="24"/>
+          <w:szCs w:val="22"/>
+          <w:lang w:val="en-US"/>
+        </w:rPr>
+        <w:sym w:font="Wingdings" w:char="F0E0"/>
+      </w:r>
+      <w:r>
+        <w:rPr>
+          <w:sz w:val="24"/>
+          <w:szCs w:val="22"/>
+          <w:lang w:val="en-US"/>
+        </w:rPr>
+        <w:t xml:space="preserve"> Lane No 9 </w:t>
+      </w:r>
+      <w:r>
+        <w:rPr>
+          <w:sz w:val="24"/>
+          <w:szCs w:val="22"/>
+          <w:lang w:val="en-US"/>
+        </w:rPr>
+        <w:sym w:font="Wingdings" w:char="F0E0"/>
+      </w:r>
+      <w:r>
+        <w:rPr>
+          <w:sz w:val="24"/>
+          <w:szCs w:val="22"/>
+          <w:lang w:val="en-US"/>
+        </w:rPr>
+        <w:t xml:space="preserve"> House no 1128 (Ankush Vankore House)</w:t>
+      </w:r>
+    </w:p>
+    <w:p>
+      <w:pPr>
+        <w:rPr>
+          <w:sz w:val="24"/>
+          <w:szCs w:val="22"/>
+          <w:lang w:val="en-US"/>
+        </w:rPr>
+      </w:pPr>
+    </w:p>
+    <w:p>
+      <w:pPr>
+        <w:rPr>
+          <w:b/>
+          <w:bCs/>
+          <w:sz w:val="24"/>
+          <w:szCs w:val="22"/>
+          <w:lang w:val="en-US"/>
+        </w:rPr>
+      </w:pPr>
+      <w:r>
+        <w:rPr>
+          <w:b/>
+          <w:bCs/>
+          <w:sz w:val="24"/>
+          <w:szCs w:val="22"/>
+          <w:lang w:val="en-US"/>
+        </w:rPr>
+        <w:t>XPath Locator (XML Path)</w:t>
+      </w:r>
+    </w:p>
+    <w:p>
+      <w:pPr>
+        <w:pStyle w:val="ListParagraph"/>
+        <w:numPr>
+          <w:ilvl w:val="0"/>
+          <w:numId w:val="24"/>
+        </w:numPr>
+        <w:rPr>
+          <w:sz w:val="24"/>
+          <w:szCs w:val="22"/>
+          <w:lang w:val="en-US"/>
+        </w:rPr>
+      </w:pPr>
+      <w:r>
+        <w:rPr>
+          <w:sz w:val="24"/>
+          <w:szCs w:val="22"/>
+          <w:lang w:val="en-US"/>
+        </w:rPr>
+        <w:t>XPath is the way of locating the control using the exact path of the control from the html tag</w:t>
+      </w:r>
+    </w:p>
+    <w:p>
+      <w:pPr>
+        <w:pStyle w:val="ListParagraph"/>
+        <w:numPr>
+          <w:ilvl w:val="0"/>
+          <w:numId w:val="24"/>
+        </w:numPr>
+        <w:rPr>
+          <w:sz w:val="24"/>
+          <w:szCs w:val="22"/>
+          <w:lang w:val="en-US"/>
+        </w:rPr>
+      </w:pPr>
+      <w:r>
+        <w:rPr>
+          <w:sz w:val="24"/>
+          <w:szCs w:val="22"/>
+          <w:lang w:val="en-US"/>
+        </w:rPr>
+        <w:t>Even you can locate the control using attributes as well.</w:t>
+      </w:r>
+    </w:p>
+    <w:p>
+      <w:pPr>
+        <w:pStyle w:val="ListParagraph"/>
+        <w:numPr>
+          <w:ilvl w:val="0"/>
+          <w:numId w:val="24"/>
+        </w:numPr>
+        <w:rPr>
+          <w:sz w:val="24"/>
+          <w:szCs w:val="22"/>
+          <w:lang w:val="en-US"/>
+        </w:rPr>
+      </w:pPr>
+      <w:r>
+        <w:rPr>
+          <w:sz w:val="24"/>
+          <w:szCs w:val="22"/>
+          <w:lang w:val="en-US"/>
+        </w:rPr>
+        <w:t>Types</w:t>
+      </w:r>
+    </w:p>
+    <w:p>
+      <w:pPr>
+        <w:pStyle w:val="ListParagraph"/>
+        <w:numPr>
+          <w:ilvl w:val="1"/>
+          <w:numId w:val="24"/>
+        </w:numPr>
+        <w:rPr>
+          <w:sz w:val="24"/>
+          <w:szCs w:val="22"/>
+          <w:lang w:val="en-US"/>
+        </w:rPr>
+      </w:pPr>
+      <w:r>
+        <w:rPr>
+          <w:sz w:val="24"/>
+          <w:szCs w:val="22"/>
+          <w:lang w:val="en-US"/>
+        </w:rPr>
+        <w:t>Absolute XPath</w:t>
+      </w:r>
+      <w:r>
+        <w:rPr>
+          <w:sz w:val="24"/>
+          <w:szCs w:val="22"/>
+          <w:lang w:val="en-US"/>
+        </w:rPr>
+        <w:br/>
+        <w:t>Starts with html</w:t>
+      </w:r>
+    </w:p>
+    <w:p>
+      <w:pPr>
+        <w:pStyle w:val="ListParagraph"/>
+        <w:numPr>
+          <w:ilvl w:val="1"/>
+          <w:numId w:val="24"/>
+        </w:numPr>
+        <w:rPr>
+          <w:sz w:val="24"/>
+          <w:szCs w:val="22"/>
+          <w:lang w:val="en-US"/>
+        </w:rPr>
+      </w:pPr>
+      <w:r>
+        <w:rPr>
+          <w:sz w:val="24"/>
+          <w:szCs w:val="22"/>
+          <w:lang w:val="en-US"/>
+        </w:rPr>
+        <w:t>Relative XPath</w:t>
+      </w:r>
+    </w:p>
+    <w:p>
+      <w:pPr>
+        <w:pStyle w:val="ListParagraph"/>
+        <w:numPr>
+          <w:ilvl w:val="2"/>
+          <w:numId w:val="24"/>
+        </w:numPr>
+        <w:rPr>
+          <w:sz w:val="24"/>
+          <w:szCs w:val="22"/>
+          <w:lang w:val="en-US"/>
+        </w:rPr>
+      </w:pPr>
+      <w:r>
+        <w:rPr>
+          <w:sz w:val="24"/>
+          <w:szCs w:val="22"/>
+          <w:lang w:val="en-US"/>
+        </w:rPr>
+        <w:t>Taking the reference of parent tag</w:t>
+      </w:r>
+    </w:p>
+    <w:p>
+      <w:pPr>
+        <w:pStyle w:val="ListParagraph"/>
+        <w:numPr>
+          <w:ilvl w:val="2"/>
+          <w:numId w:val="24"/>
+        </w:numPr>
+        <w:rPr>
+          <w:sz w:val="24"/>
+          <w:szCs w:val="22"/>
+          <w:lang w:val="en-US"/>
+        </w:rPr>
+      </w:pPr>
+      <w:r>
+        <w:rPr>
+          <w:sz w:val="24"/>
+          <w:szCs w:val="22"/>
+          <w:lang w:val="en-US"/>
+        </w:rPr>
+        <w:lastRenderedPageBreak/>
+        <w:t>Using any attribute to the control</w:t>
+      </w:r>
+      <w:bookmarkStart w:id="0" w:name="_GoBack"/>
+      <w:bookmarkEnd w:id="0"/>
     </w:p>
     <w:sectPr>
       <w:pgSz w:w="11906" w:h="16838"/>
@@ -8157,6 +9093,119 @@
     </w:lvl>
   </w:abstractNum>
   <w:abstractNum w:abstractNumId="3">
+    <w:nsid w:val="140F3A6B"/>
+    <w:multiLevelType w:val="hybridMultilevel"/>
+    <w:tmpl w:val="B1742718"/>
+    <w:lvl w:ilvl="0" w:tplc="40090001">
+      <w:start w:val="1"/>
+      <w:numFmt w:val="bullet"/>
+      <w:lvlText w:val=""/>
+      <w:lvlJc w:val="left"/>
+      <w:pPr>
+        <w:ind w:left="720" w:hanging="360"/>
+      </w:pPr>
+      <w:rPr>
+        <w:rFonts w:ascii="Symbol" w:hAnsi="Symbol" w:hint="default"/>
+      </w:rPr>
+    </w:lvl>
+    <w:lvl w:ilvl="1" w:tplc="40090003" w:tentative="1">
+      <w:start w:val="1"/>
+      <w:numFmt w:val="bullet"/>
+      <w:lvlText w:val="o"/>
+      <w:lvlJc w:val="left"/>
+      <w:pPr>
+        <w:ind w:left="1440" w:hanging="360"/>
+      </w:pPr>
+      <w:rPr>
+        <w:rFonts w:ascii="Courier New" w:hAnsi="Courier New" w:cs="Courier New" w:hint="default"/>
+      </w:rPr>
+    </w:lvl>
+    <w:lvl w:ilvl="2" w:tplc="40090005" w:tentative="1">
+      <w:start w:val="1"/>
+      <w:numFmt w:val="bullet"/>
+      <w:lvlText w:val=""/>
+      <w:lvlJc w:val="left"/>
+      <w:pPr>
+        <w:ind w:left="2160" w:hanging="360"/>
+      </w:pPr>
+      <w:rPr>
+        <w:rFonts w:ascii="Wingdings" w:hAnsi="Wingdings" w:hint="default"/>
+      </w:rPr>
+    </w:lvl>
+    <w:lvl w:ilvl="3" w:tplc="40090001" w:tentative="1">
+      <w:start w:val="1"/>
+      <w:numFmt w:val="bullet"/>
+      <w:lvlText w:val=""/>
+      <w:lvlJc w:val="left"/>
+      <w:pPr>
+        <w:ind w:left="2880" w:hanging="360"/>
+      </w:pPr>
+      <w:rPr>
+        <w:rFonts w:ascii="Symbol" w:hAnsi="Symbol" w:hint="default"/>
+      </w:rPr>
+    </w:lvl>
+    <w:lvl w:ilvl="4" w:tplc="40090003" w:tentative="1">
+      <w:start w:val="1"/>
+      <w:numFmt w:val="bullet"/>
+      <w:lvlText w:val="o"/>
+      <w:lvlJc w:val="left"/>
+      <w:pPr>
+        <w:ind w:left="3600" w:hanging="360"/>
+      </w:pPr>
+      <w:rPr>
+        <w:rFonts w:ascii="Courier New" w:hAnsi="Courier New" w:cs="Courier New" w:hint="default"/>
+      </w:rPr>
+    </w:lvl>
+    <w:lvl w:ilvl="5" w:tplc="40090005" w:tentative="1">
+      <w:start w:val="1"/>
+      <w:numFmt w:val="bullet"/>
+      <w:lvlText w:val=""/>
+      <w:lvlJc w:val="left"/>
+      <w:pPr>
+        <w:ind w:left="4320" w:hanging="360"/>
+      </w:pPr>
+      <w:rPr>
+        <w:rFonts w:ascii="Wingdings" w:hAnsi="Wingdings" w:hint="default"/>
+      </w:rPr>
+    </w:lvl>
+    <w:lvl w:ilvl="6" w:tplc="40090001" w:tentative="1">
+      <w:start w:val="1"/>
+      <w:numFmt w:val="bullet"/>
+      <w:lvlText w:val=""/>
+      <w:lvlJc w:val="left"/>
+      <w:pPr>
+        <w:ind w:left="5040" w:hanging="360"/>
+      </w:pPr>
+      <w:rPr>
+        <w:rFonts w:ascii="Symbol" w:hAnsi="Symbol" w:hint="default"/>
+      </w:rPr>
+    </w:lvl>
+    <w:lvl w:ilvl="7" w:tplc="40090003" w:tentative="1">
+      <w:start w:val="1"/>
+      <w:numFmt w:val="bullet"/>
+      <w:lvlText w:val="o"/>
+      <w:lvlJc w:val="left"/>
+      <w:pPr>
+        <w:ind w:left="5760" w:hanging="360"/>
+      </w:pPr>
+      <w:rPr>
+        <w:rFonts w:ascii="Courier New" w:hAnsi="Courier New" w:cs="Courier New" w:hint="default"/>
+      </w:rPr>
+    </w:lvl>
+    <w:lvl w:ilvl="8" w:tplc="40090005" w:tentative="1">
+      <w:start w:val="1"/>
+      <w:numFmt w:val="bullet"/>
+      <w:lvlText w:val=""/>
+      <w:lvlJc w:val="left"/>
+      <w:pPr>
+        <w:ind w:left="6480" w:hanging="360"/>
+      </w:pPr>
+      <w:rPr>
+        <w:rFonts w:ascii="Wingdings" w:hAnsi="Wingdings" w:hint="default"/>
+      </w:rPr>
+    </w:lvl>
+  </w:abstractNum>
+  <w:abstractNum w:abstractNumId="4">
     <w:nsid w:val="17A97564"/>
     <w:multiLevelType w:val="hybridMultilevel"/>
     <w:tmpl w:val="CA967136"/>
@@ -8245,7 +9294,7 @@
       </w:pPr>
     </w:lvl>
   </w:abstractNum>
-  <w:abstractNum w:abstractNumId="4">
+  <w:abstractNum w:abstractNumId="5">
     <w:nsid w:val="1DD814BD"/>
     <w:multiLevelType w:val="hybridMultilevel"/>
     <w:tmpl w:val="6052B25A"/>
@@ -8334,7 +9383,7 @@
       </w:pPr>
     </w:lvl>
   </w:abstractNum>
-  <w:abstractNum w:abstractNumId="5">
+  <w:abstractNum w:abstractNumId="6">
     <w:nsid w:val="22D50F4A"/>
     <w:multiLevelType w:val="hybridMultilevel"/>
     <w:tmpl w:val="564C3158"/>
@@ -8447,7 +9496,7 @@
       </w:rPr>
     </w:lvl>
   </w:abstractNum>
-  <w:abstractNum w:abstractNumId="6">
+  <w:abstractNum w:abstractNumId="7">
     <w:nsid w:val="2AA11AFE"/>
     <w:multiLevelType w:val="hybridMultilevel"/>
     <w:tmpl w:val="551C87B4"/>
@@ -8536,7 +9585,120 @@
       </w:pPr>
     </w:lvl>
   </w:abstractNum>
-  <w:abstractNum w:abstractNumId="7">
+  <w:abstractNum w:abstractNumId="8">
+    <w:nsid w:val="31D74EB3"/>
+    <w:multiLevelType w:val="hybridMultilevel"/>
+    <w:tmpl w:val="DFC4DDF0"/>
+    <w:lvl w:ilvl="0" w:tplc="40090001">
+      <w:start w:val="1"/>
+      <w:numFmt w:val="bullet"/>
+      <w:lvlText w:val=""/>
+      <w:lvlJc w:val="left"/>
+      <w:pPr>
+        <w:ind w:left="720" w:hanging="360"/>
+      </w:pPr>
+      <w:rPr>
+        <w:rFonts w:ascii="Symbol" w:hAnsi="Symbol" w:hint="default"/>
+      </w:rPr>
+    </w:lvl>
+    <w:lvl w:ilvl="1" w:tplc="40090003">
+      <w:start w:val="1"/>
+      <w:numFmt w:val="bullet"/>
+      <w:lvlText w:val="o"/>
+      <w:lvlJc w:val="left"/>
+      <w:pPr>
+        <w:ind w:left="1440" w:hanging="360"/>
+      </w:pPr>
+      <w:rPr>
+        <w:rFonts w:ascii="Courier New" w:hAnsi="Courier New" w:cs="Courier New" w:hint="default"/>
+      </w:rPr>
+    </w:lvl>
+    <w:lvl w:ilvl="2" w:tplc="40090005">
+      <w:start w:val="1"/>
+      <w:numFmt w:val="bullet"/>
+      <w:lvlText w:val=""/>
+      <w:lvlJc w:val="left"/>
+      <w:pPr>
+        <w:ind w:left="2160" w:hanging="360"/>
+      </w:pPr>
+      <w:rPr>
+        <w:rFonts w:ascii="Wingdings" w:hAnsi="Wingdings" w:hint="default"/>
+      </w:rPr>
+    </w:lvl>
+    <w:lvl w:ilvl="3" w:tplc="40090001" w:tentative="1">
+      <w:start w:val="1"/>
+      <w:numFmt w:val="bullet"/>
+      <w:lvlText w:val=""/>
+      <w:lvlJc w:val="left"/>
+      <w:pPr>
+        <w:ind w:left="2880" w:hanging="360"/>
+      </w:pPr>
+      <w:rPr>
+        <w:rFonts w:ascii="Symbol" w:hAnsi="Symbol" w:hint="default"/>
+      </w:rPr>
+    </w:lvl>
+    <w:lvl w:ilvl="4" w:tplc="40090003" w:tentative="1">
+      <w:start w:val="1"/>
+      <w:numFmt w:val="bullet"/>
+      <w:lvlText w:val="o"/>
+      <w:lvlJc w:val="left"/>
+      <w:pPr>
+        <w:ind w:left="3600" w:hanging="360"/>
+      </w:pPr>
+      <w:rPr>
+        <w:rFonts w:ascii="Courier New" w:hAnsi="Courier New" w:cs="Courier New" w:hint="default"/>
+      </w:rPr>
+    </w:lvl>
+    <w:lvl w:ilvl="5" w:tplc="40090005" w:tentative="1">
+      <w:start w:val="1"/>
+      <w:numFmt w:val="bullet"/>
+      <w:lvlText w:val=""/>
+      <w:lvlJc w:val="left"/>
+      <w:pPr>
+        <w:ind w:left="4320" w:hanging="360"/>
+      </w:pPr>
+      <w:rPr>
+        <w:rFonts w:ascii="Wingdings" w:hAnsi="Wingdings" w:hint="default"/>
+      </w:rPr>
+    </w:lvl>
+    <w:lvl w:ilvl="6" w:tplc="40090001" w:tentative="1">
+      <w:start w:val="1"/>
+      <w:numFmt w:val="bullet"/>
+      <w:lvlText w:val=""/>
+      <w:lvlJc w:val="left"/>
+      <w:pPr>
+        <w:ind w:left="5040" w:hanging="360"/>
+      </w:pPr>
+      <w:rPr>
+        <w:rFonts w:ascii="Symbol" w:hAnsi="Symbol" w:hint="default"/>
+      </w:rPr>
+    </w:lvl>
+    <w:lvl w:ilvl="7" w:tplc="40090003" w:tentative="1">
+      <w:start w:val="1"/>
+      <w:numFmt w:val="bullet"/>
+      <w:lvlText w:val="o"/>
+      <w:lvlJc w:val="left"/>
+      <w:pPr>
+        <w:ind w:left="5760" w:hanging="360"/>
+      </w:pPr>
+      <w:rPr>
+        <w:rFonts w:ascii="Courier New" w:hAnsi="Courier New" w:cs="Courier New" w:hint="default"/>
+      </w:rPr>
+    </w:lvl>
+    <w:lvl w:ilvl="8" w:tplc="40090005" w:tentative="1">
+      <w:start w:val="1"/>
+      <w:numFmt w:val="bullet"/>
+      <w:lvlText w:val=""/>
+      <w:lvlJc w:val="left"/>
+      <w:pPr>
+        <w:ind w:left="6480" w:hanging="360"/>
+      </w:pPr>
+      <w:rPr>
+        <w:rFonts w:ascii="Wingdings" w:hAnsi="Wingdings" w:hint="default"/>
+      </w:rPr>
+    </w:lvl>
+  </w:abstractNum>
+  <w:abstractNum w:abstractNumId="9">
     <w:nsid w:val="323F4A11"/>
     <w:multiLevelType w:val="hybridMultilevel"/>
     <w:tmpl w:val="5862F962"/>
@@ -8622,7 +9784,7 @@
       </w:pPr>
     </w:lvl>
   </w:abstractNum>
-  <w:abstractNum w:abstractNumId="8">
+  <w:abstractNum w:abstractNumId="10">
     <w:nsid w:val="390953F8"/>
     <w:multiLevelType w:val="hybridMultilevel"/>
     <w:tmpl w:val="13E456E4"/>
@@ -8708,7 +9870,7 @@
       </w:pPr>
     </w:lvl>
   </w:abstractNum>
-  <w:abstractNum w:abstractNumId="9">
+  <w:abstractNum w:abstractNumId="11">
     <w:nsid w:val="3C875259"/>
     <w:multiLevelType w:val="hybridMultilevel"/>
     <w:tmpl w:val="CA62BF82"/>
@@ -8797,7 +9959,7 @@
       </w:pPr>
     </w:lvl>
   </w:abstractNum>
-  <w:abstractNum w:abstractNumId="10">
+  <w:abstractNum w:abstractNumId="12">
     <w:nsid w:val="402B0604"/>
     <w:multiLevelType w:val="hybridMultilevel"/>
     <w:tmpl w:val="D8EEBC8C"/>
@@ -8813,7 +9975,7 @@
         <w:rFonts w:ascii="Symbol" w:hAnsi="Symbol" w:hint="default"/>
       </w:rPr>
     </w:lvl>
-    <w:lvl w:ilvl="1" w:tplc="40090003" w:tentative="1">
+    <w:lvl w:ilvl="1" w:tplc="40090003">
       <w:start w:val="1"/>
       <w:numFmt w:val="bullet"/>
       <w:lvlText w:val="o"/>
@@ -8910,7 +10072,7 @@
       </w:rPr>
     </w:lvl>
   </w:abstractNum>
-  <w:abstractNum w:abstractNumId="11">
+  <w:abstractNum w:abstractNumId="13">
     <w:nsid w:val="40FE0FCF"/>
     <w:multiLevelType w:val="hybridMultilevel"/>
     <w:tmpl w:val="39DC3034"/>
@@ -9023,7 +10185,7 @@
       </w:rPr>
     </w:lvl>
   </w:abstractNum>
-  <w:abstractNum w:abstractNumId="12">
+  <w:abstractNum w:abstractNumId="14">
     <w:nsid w:val="496607A1"/>
     <w:multiLevelType w:val="hybridMultilevel"/>
     <w:tmpl w:val="D6727F44"/>
@@ -9136,7 +10298,7 @@
       </w:rPr>
     </w:lvl>
   </w:abstractNum>
-  <w:abstractNum w:abstractNumId="13">
+  <w:abstractNum w:abstractNumId="15">
     <w:nsid w:val="49B72ACE"/>
     <w:multiLevelType w:val="hybridMultilevel"/>
     <w:tmpl w:val="F09897B0"/>
@@ -9225,7 +10387,7 @@
       </w:pPr>
     </w:lvl>
   </w:abstractNum>
-  <w:abstractNum w:abstractNumId="14">
+  <w:abstractNum w:abstractNumId="16">
     <w:nsid w:val="56BB04A8"/>
     <w:multiLevelType w:val="hybridMultilevel"/>
     <w:tmpl w:val="7FDC8606"/>
@@ -9338,7 +10500,7 @@
       </w:rPr>
     </w:lvl>
   </w:abstractNum>
-  <w:abstractNum w:abstractNumId="15">
+  <w:abstractNum w:abstractNumId="17">
     <w:nsid w:val="5C58581A"/>
     <w:multiLevelType w:val="hybridMultilevel"/>
     <w:tmpl w:val="3D4E3154"/>
@@ -9451,7 +10613,7 @@
       </w:rPr>
     </w:lvl>
   </w:abstractNum>
-  <w:abstractNum w:abstractNumId="16">
+  <w:abstractNum w:abstractNumId="18">
     <w:nsid w:val="5F383176"/>
     <w:multiLevelType w:val="hybridMultilevel"/>
     <w:tmpl w:val="4C76D014"/>
@@ -9564,7 +10726,120 @@
       </w:rPr>
     </w:lvl>
   </w:abstractNum>
-  <w:abstractNum w:abstractNumId="17">
+  <w:abstractNum w:abstractNumId="19">
+    <w:nsid w:val="649E4E2C"/>
+    <w:multiLevelType w:val="hybridMultilevel"/>
+    <w:tmpl w:val="5DB8C8EC"/>
+    <w:lvl w:ilvl="0" w:tplc="40090001">
+      <w:start w:val="1"/>
+      <w:numFmt w:val="bullet"/>
+      <w:lvlText w:val=""/>
+      <w:lvlJc w:val="left"/>
+      <w:pPr>
+        <w:ind w:left="720" w:hanging="360"/>
+      </w:pPr>
+      <w:rPr>
+        <w:rFonts w:ascii="Symbol" w:hAnsi="Symbol" w:hint="default"/>
+      </w:rPr>
+    </w:lvl>
+    <w:lvl w:ilvl="1" w:tplc="40090003" w:tentative="1">
+      <w:start w:val="1"/>
+      <w:numFmt w:val="bullet"/>
+      <w:lvlText w:val="o"/>
+      <w:lvlJc w:val="left"/>
+      <w:pPr>
+        <w:ind w:left="1440" w:hanging="360"/>
+      </w:pPr>
+      <w:rPr>
+        <w:rFonts w:ascii="Courier New" w:hAnsi="Courier New" w:cs="Courier New" w:hint="default"/>
+      </w:rPr>
+    </w:lvl>
+    <w:lvl w:ilvl="2" w:tplc="40090005" w:tentative="1">
+      <w:start w:val="1"/>
+      <w:numFmt w:val="bullet"/>
+      <w:lvlText w:val=""/>
+      <w:lvlJc w:val="left"/>
+      <w:pPr>
+        <w:ind w:left="2160" w:hanging="360"/>
+      </w:pPr>
+      <w:rPr>
+        <w:rFonts w:ascii="Wingdings" w:hAnsi="Wingdings" w:hint="default"/>
+      </w:rPr>
+    </w:lvl>
+    <w:lvl w:ilvl="3" w:tplc="40090001" w:tentative="1">
+      <w:start w:val="1"/>
+      <w:numFmt w:val="bullet"/>
+      <w:lvlText w:val=""/>
+      <w:lvlJc w:val="left"/>
+      <w:pPr>
+        <w:ind w:left="2880" w:hanging="360"/>
+      </w:pPr>
+      <w:rPr>
+        <w:rFonts w:ascii="Symbol" w:hAnsi="Symbol" w:hint="default"/>
+      </w:rPr>
+    </w:lvl>
+    <w:lvl w:ilvl="4" w:tplc="40090003" w:tentative="1">
+      <w:start w:val="1"/>
+      <w:numFmt w:val="bullet"/>
+      <w:lvlText w:val="o"/>
+      <w:lvlJc w:val="left"/>
+      <w:pPr>
+        <w:ind w:left="3600" w:hanging="360"/>
+      </w:pPr>
+      <w:rPr>
+        <w:rFonts w:ascii="Courier New" w:hAnsi="Courier New" w:cs="Courier New" w:hint="default"/>
+      </w:rPr>
+    </w:lvl>
+    <w:lvl w:ilvl="5" w:tplc="40090005" w:tentative="1">
+      <w:start w:val="1"/>
+      <w:numFmt w:val="bullet"/>
+      <w:lvlText w:val=""/>
+      <w:lvlJc w:val="left"/>
+      <w:pPr>
+        <w:ind w:left="4320" w:hanging="360"/>
+      </w:pPr>
+      <w:rPr>
+        <w:rFonts w:ascii="Wingdings" w:hAnsi="Wingdings" w:hint="default"/>
+      </w:rPr>
+    </w:lvl>
+    <w:lvl w:ilvl="6" w:tplc="40090001" w:tentative="1">
+      <w:start w:val="1"/>
+      <w:numFmt w:val="bullet"/>
+      <w:lvlText w:val=""/>
+      <w:lvlJc w:val="left"/>
+      <w:pPr>
+        <w:ind w:left="5040" w:hanging="360"/>
+      </w:pPr>
+      <w:rPr>
+        <w:rFonts w:ascii="Symbol" w:hAnsi="Symbol" w:hint="default"/>
+      </w:rPr>
+    </w:lvl>
+    <w:lvl w:ilvl="7" w:tplc="40090003" w:tentative="1">
+      <w:start w:val="1"/>
+      <w:numFmt w:val="bullet"/>
+      <w:lvlText w:val="o"/>
+      <w:lvlJc w:val="left"/>
+      <w:pPr>
+        <w:ind w:left="5760" w:hanging="360"/>
+      </w:pPr>
+      <w:rPr>
+        <w:rFonts w:ascii="Courier New" w:hAnsi="Courier New" w:cs="Courier New" w:hint="default"/>
+      </w:rPr>
+    </w:lvl>
+    <w:lvl w:ilvl="8" w:tplc="40090005" w:tentative="1">
+      <w:start w:val="1"/>
+      <w:numFmt w:val="bullet"/>
+      <w:lvlText w:val=""/>
+      <w:lvlJc w:val="left"/>
+      <w:pPr>
+        <w:ind w:left="6480" w:hanging="360"/>
+      </w:pPr>
+      <w:rPr>
+        <w:rFonts w:ascii="Wingdings" w:hAnsi="Wingdings" w:hint="default"/>
+      </w:rPr>
+    </w:lvl>
+  </w:abstractNum>
+  <w:abstractNum w:abstractNumId="20">
     <w:nsid w:val="6DF222BD"/>
     <w:multiLevelType w:val="hybridMultilevel"/>
     <w:tmpl w:val="CB58A112"/>
@@ -9677,7 +10952,7 @@
       </w:rPr>
     </w:lvl>
   </w:abstractNum>
-  <w:abstractNum w:abstractNumId="18">
+  <w:abstractNum w:abstractNumId="21">
     <w:nsid w:val="700B3448"/>
     <w:multiLevelType w:val="hybridMultilevel"/>
     <w:tmpl w:val="D4F8B1EA"/>
@@ -9766,7 +11041,7 @@
       </w:pPr>
     </w:lvl>
   </w:abstractNum>
-  <w:abstractNum w:abstractNumId="19">
+  <w:abstractNum w:abstractNumId="22">
     <w:nsid w:val="7BD5777C"/>
     <w:multiLevelType w:val="hybridMultilevel"/>
     <w:tmpl w:val="53D46EE2"/>
@@ -9855,65 +11130,190 @@
       </w:pPr>
     </w:lvl>
   </w:abstractNum>
+  <w:abstractNum w:abstractNumId="23">
+    <w:nsid w:val="7C2320E0"/>
+    <w:multiLevelType w:val="hybridMultilevel"/>
+    <w:tmpl w:val="B4EC2F1C"/>
+    <w:lvl w:ilvl="0" w:tplc="40090001">
+      <w:start w:val="1"/>
+      <w:numFmt w:val="bullet"/>
+      <w:lvlText w:val=""/>
+      <w:lvlJc w:val="left"/>
+      <w:pPr>
+        <w:ind w:left="720" w:hanging="360"/>
+      </w:pPr>
+      <w:rPr>
+        <w:rFonts w:ascii="Symbol" w:hAnsi="Symbol" w:hint="default"/>
+      </w:rPr>
+    </w:lvl>
+    <w:lvl w:ilvl="1" w:tplc="40090003">
+      <w:start w:val="1"/>
+      <w:numFmt w:val="bullet"/>
+      <w:lvlText w:val="o"/>
+      <w:lvlJc w:val="left"/>
+      <w:pPr>
+        <w:ind w:left="1440" w:hanging="360"/>
+      </w:pPr>
+      <w:rPr>
+        <w:rFonts w:ascii="Courier New" w:hAnsi="Courier New" w:cs="Courier New" w:hint="default"/>
+      </w:rPr>
+    </w:lvl>
+    <w:lvl w:ilvl="2" w:tplc="40090005">
+      <w:start w:val="1"/>
+      <w:numFmt w:val="bullet"/>
+      <w:lvlText w:val=""/>
+      <w:lvlJc w:val="left"/>
+      <w:pPr>
+        <w:ind w:left="2160" w:hanging="360"/>
+      </w:pPr>
+      <w:rPr>
+        <w:rFonts w:ascii="Wingdings" w:hAnsi="Wingdings" w:hint="default"/>
+      </w:rPr>
+    </w:lvl>
+    <w:lvl w:ilvl="3" w:tplc="40090001" w:tentative="1">
+      <w:start w:val="1"/>
+      <w:numFmt w:val="bullet"/>
+      <w:lvlText w:val=""/>
+      <w:lvlJc w:val="left"/>
+      <w:pPr>
+        <w:ind w:left="2880" w:hanging="360"/>
+      </w:pPr>
+      <w:rPr>
+        <w:rFonts w:ascii="Symbol" w:hAnsi="Symbol" w:hint="default"/>
+      </w:rPr>
+    </w:lvl>
+    <w:lvl w:ilvl="4" w:tplc="40090003" w:tentative="1">
+      <w:start w:val="1"/>
+      <w:numFmt w:val="bullet"/>
+      <w:lvlText w:val="o"/>
+      <w:lvlJc w:val="left"/>
+      <w:pPr>
+        <w:ind w:left="3600" w:hanging="360"/>
+      </w:pPr>
+      <w:rPr>
+        <w:rFonts w:ascii="Courier New" w:hAnsi="Courier New" w:cs="Courier New" w:hint="default"/>
+      </w:rPr>
+    </w:lvl>
+    <w:lvl w:ilvl="5" w:tplc="40090005" w:tentative="1">
+      <w:start w:val="1"/>
+      <w:numFmt w:val="bullet"/>
+      <w:lvlText w:val=""/>
+      <w:lvlJc w:val="left"/>
+      <w:pPr>
+        <w:ind w:left="4320" w:hanging="360"/>
+      </w:pPr>
+      <w:rPr>
+        <w:rFonts w:ascii="Wingdings" w:hAnsi="Wingdings" w:hint="default"/>
+      </w:rPr>
+    </w:lvl>
+    <w:lvl w:ilvl="6" w:tplc="40090001" w:tentative="1">
+      <w:start w:val="1"/>
+      <w:numFmt w:val="bullet"/>
+      <w:lvlText w:val=""/>
+      <w:lvlJc w:val="left"/>
+      <w:pPr>
+        <w:ind w:left="5040" w:hanging="360"/>
+      </w:pPr>
+      <w:rPr>
+        <w:rFonts w:ascii="Symbol" w:hAnsi="Symbol" w:hint="default"/>
+      </w:rPr>
+    </w:lvl>
+    <w:lvl w:ilvl="7" w:tplc="40090003" w:tentative="1">
+      <w:start w:val="1"/>
+      <w:numFmt w:val="bullet"/>
+      <w:lvlText w:val="o"/>
+      <w:lvlJc w:val="left"/>
+      <w:pPr>
+        <w:ind w:left="5760" w:hanging="360"/>
+      </w:pPr>
+      <w:rPr>
+        <w:rFonts w:ascii="Courier New" w:hAnsi="Courier New" w:cs="Courier New" w:hint="default"/>
+      </w:rPr>
+    </w:lvl>
+    <w:lvl w:ilvl="8" w:tplc="40090005" w:tentative="1">
+      <w:start w:val="1"/>
+      <w:numFmt w:val="bullet"/>
+      <w:lvlText w:val=""/>
+      <w:lvlJc w:val="left"/>
+      <w:pPr>
+        <w:ind w:left="6480" w:hanging="360"/>
+      </w:pPr>
+      <w:rPr>
+        <w:rFonts w:ascii="Wingdings" w:hAnsi="Wingdings" w:hint="default"/>
+      </w:rPr>
+    </w:lvl>
+  </w:abstractNum>
   <w:num w:numId="1">
-    <w:abstractNumId w:val="11"/>
+    <w:abstractNumId w:val="13"/>
   </w:num>
   <w:num w:numId="2">
-    <w:abstractNumId w:val="12"/>
+    <w:abstractNumId w:val="14"/>
   </w:num>
   <w:num w:numId="3">
-    <w:abstractNumId w:val="18"/>
+    <w:abstractNumId w:val="21"/>
   </w:num>
   <w:num w:numId="4">
-    <w:abstractNumId w:val="8"/>
+    <w:abstractNumId w:val="10"/>
   </w:num>
   <w:num w:numId="5">
     <w:abstractNumId w:val="1"/>
   </w:num>
   <w:num w:numId="6">
+    <w:abstractNumId w:val="6"/>
+  </w:num>
+  <w:num w:numId="7">
+    <w:abstractNumId w:val="20"/>
+  </w:num>
+  <w:num w:numId="8">
+    <w:abstractNumId w:val="15"/>
+  </w:num>
+  <w:num w:numId="9">
+    <w:abstractNumId w:val="9"/>
+  </w:num>
+  <w:num w:numId="10">
+    <w:abstractNumId w:val="17"/>
+  </w:num>
+  <w:num w:numId="11">
+    <w:abstractNumId w:val="18"/>
+  </w:num>
+  <w:num w:numId="12">
+    <w:abstractNumId w:val="16"/>
+  </w:num>
+  <w:num w:numId="13">
+    <w:abstractNumId w:val="7"/>
+  </w:num>
+  <w:num w:numId="14">
     <w:abstractNumId w:val="5"/>
   </w:num>
-  <w:num w:numId="7">
-    <w:abstractNumId w:val="17"/>
-  </w:num>
-  <w:num w:numId="8">
-    <w:abstractNumId w:val="13"/>
-  </w:num>
-  <w:num w:numId="9">
-    <w:abstractNumId w:val="7"/>
-  </w:num>
-  <w:num w:numId="10">
-    <w:abstractNumId w:val="15"/>
-  </w:num>
-  <w:num w:numId="11">
-    <w:abstractNumId w:val="16"/>
-  </w:num>
-  <w:num w:numId="12">
-    <w:abstractNumId w:val="14"/>
-  </w:num>
-  <w:num w:numId="13">
-    <w:abstractNumId w:val="6"/>
-  </w:num>
-  <w:num w:numId="14">
-    <w:abstractNumId w:val="4"/>
-  </w:num>
   <w:num w:numId="15">
-    <w:abstractNumId w:val="19"/>
+    <w:abstractNumId w:val="22"/>
   </w:num>
   <w:num w:numId="16">
     <w:abstractNumId w:val="2"/>
   </w:num>
   <w:num w:numId="17">
-    <w:abstractNumId w:val="9"/>
+    <w:abstractNumId w:val="11"/>
   </w:num>
   <w:num w:numId="18">
     <w:abstractNumId w:val="0"/>
   </w:num>
   <w:num w:numId="19">
+    <w:abstractNumId w:val="4"/>
+  </w:num>
+  <w:num w:numId="20">
+    <w:abstractNumId w:val="12"/>
+  </w:num>
+  <w:num w:numId="21">
+    <w:abstractNumId w:val="19"/>
+  </w:num>
+  <w:num w:numId="22">
     <w:abstractNumId w:val="3"/>
   </w:num>
-  <w:num w:numId="20">
-    <w:abstractNumId w:val="10"/>
+  <w:num w:numId="23">
+    <w:abstractNumId w:val="23"/>
+  </w:num>
+  <w:num w:numId="24">
+    <w:abstractNumId w:val="8"/>
   </w:num>
 </w:numbering>
 </file>
@@ -11437,31 +12837,31 @@
     </dgm:pt>
   </dgm:ptLst>
   <dgm:cxnLst>
-    <dgm:cxn modelId="{E1C4DBA6-EA62-4AEC-9A87-AE90662F14FC}" type="presOf" srcId="{58F8E6FA-8E5F-4590-8E91-7D425686736E}" destId="{38F30BB8-19AC-4F2C-997E-D6C87643D812}" srcOrd="1" destOrd="0" presId="urn:microsoft.com/office/officeart/2005/8/layout/process1"/>
-    <dgm:cxn modelId="{2C47CD0E-64A0-4DAE-B08A-52D6CD707C49}" type="presOf" srcId="{58F8E6FA-8E5F-4590-8E91-7D425686736E}" destId="{1C61394E-D32F-4A43-ADD4-F46D3A33D38F}" srcOrd="0" destOrd="0" presId="urn:microsoft.com/office/officeart/2005/8/layout/process1"/>
+    <dgm:cxn modelId="{407416C7-D9A4-49CF-A1D9-63129D12A5E9}" srcId="{C787D0C9-C4AA-4BF8-AAA9-EFDCDDDFB8C5}" destId="{B2F67260-32B4-49EF-BEA7-6376ABEBC356}" srcOrd="1" destOrd="0" parTransId="{452FD36E-8C97-458A-9189-BC15B3E0AB1F}" sibTransId="{58F8E6FA-8E5F-4590-8E91-7D425686736E}"/>
+    <dgm:cxn modelId="{2935CD97-F51C-4D1A-BB8E-3AA1185DDB4F}" type="presOf" srcId="{C6470392-B547-42B7-BBE1-49D9BF3297A5}" destId="{E6A79763-2175-4FE6-AF39-65BAD7E8A94D}" srcOrd="0" destOrd="0" presId="urn:microsoft.com/office/officeart/2005/8/layout/process1"/>
+    <dgm:cxn modelId="{08066362-A29C-4EEA-8995-BA178AA6D92F}" type="presOf" srcId="{D4DE5EA1-C98A-4001-96ED-0D8A4099152C}" destId="{CA09568C-529F-4056-BB14-75FC27EA3A57}" srcOrd="0" destOrd="0" presId="urn:microsoft.com/office/officeart/2005/8/layout/process1"/>
+    <dgm:cxn modelId="{DA677409-BC49-42FA-89ED-106DB918A69B}" type="presOf" srcId="{CB734D05-6005-4A33-891F-8F6E9F0BE629}" destId="{9346448E-7772-4989-9A73-02FD2DA61B93}" srcOrd="0" destOrd="0" presId="urn:microsoft.com/office/officeart/2005/8/layout/process1"/>
+    <dgm:cxn modelId="{E54D9F1F-0AD4-4345-945A-DFB2B612C9A5}" type="presOf" srcId="{2F2C6037-AE48-4650-B998-EBABF88D0464}" destId="{ABB6D0E9-231F-49FF-8F6A-CBD756BB2A07}" srcOrd="0" destOrd="0" presId="urn:microsoft.com/office/officeart/2005/8/layout/process1"/>
+    <dgm:cxn modelId="{DEEB5969-4C68-4B42-AC35-9A8C7F78205E}" type="presOf" srcId="{B2F67260-32B4-49EF-BEA7-6376ABEBC356}" destId="{45B120D8-A283-4DB0-AE48-CD1028B5A1CA}" srcOrd="0" destOrd="0" presId="urn:microsoft.com/office/officeart/2005/8/layout/process1"/>
+    <dgm:cxn modelId="{46C9678C-657D-4EA3-B5E4-50F1EDA95C6F}" type="presOf" srcId="{C6470392-B547-42B7-BBE1-49D9BF3297A5}" destId="{D17F71C8-684F-40E9-B9CF-89D188A27816}" srcOrd="1" destOrd="0" presId="urn:microsoft.com/office/officeart/2005/8/layout/process1"/>
+    <dgm:cxn modelId="{5EFDF47A-4999-4024-944C-CE56D9E7FEE1}" type="presOf" srcId="{B0DAEDAB-33B3-4821-A91B-D05361312CE9}" destId="{FCE3B9A4-214A-4502-B3DF-ACB3E0BC61C7}" srcOrd="0" destOrd="0" presId="urn:microsoft.com/office/officeart/2005/8/layout/process1"/>
+    <dgm:cxn modelId="{A358B1AA-45ED-4C0A-A925-911C6E3E177E}" srcId="{C787D0C9-C4AA-4BF8-AAA9-EFDCDDDFB8C5}" destId="{D4DE5EA1-C98A-4001-96ED-0D8A4099152C}" srcOrd="2" destOrd="0" parTransId="{DDD45587-67C2-4B3F-892B-0153C2E010D0}" sibTransId="{C6470392-B547-42B7-BBE1-49D9BF3297A5}"/>
     <dgm:cxn modelId="{916CD402-046A-49C3-919C-E8874C6452BD}" srcId="{C787D0C9-C4AA-4BF8-AAA9-EFDCDDDFB8C5}" destId="{B0DAEDAB-33B3-4821-A91B-D05361312CE9}" srcOrd="3" destOrd="0" parTransId="{1B396FDD-FE98-44AA-BBFD-EFDF9B52D4CD}" sibTransId="{2689B6F1-8FF1-4D68-9639-E8E505EA5AB0}"/>
-    <dgm:cxn modelId="{90A0D5B0-120C-4CE5-8613-D3685BBC0D1F}" type="presOf" srcId="{C787D0C9-C4AA-4BF8-AAA9-EFDCDDDFB8C5}" destId="{ECE2E50F-1EF0-49E9-A2A2-C09D34379E86}" srcOrd="0" destOrd="0" presId="urn:microsoft.com/office/officeart/2005/8/layout/process1"/>
-    <dgm:cxn modelId="{DCDE8B87-83AC-4377-9757-B54BD1F51616}" type="presOf" srcId="{B0DAEDAB-33B3-4821-A91B-D05361312CE9}" destId="{FCE3B9A4-214A-4502-B3DF-ACB3E0BC61C7}" srcOrd="0" destOrd="0" presId="urn:microsoft.com/office/officeart/2005/8/layout/process1"/>
-    <dgm:cxn modelId="{EAE55776-FA68-468F-BB61-91F1FE8296FE}" type="presOf" srcId="{C6470392-B547-42B7-BBE1-49D9BF3297A5}" destId="{E6A79763-2175-4FE6-AF39-65BAD7E8A94D}" srcOrd="0" destOrd="0" presId="urn:microsoft.com/office/officeart/2005/8/layout/process1"/>
+    <dgm:cxn modelId="{1C5E6ADF-C13E-4D04-A1F7-B31341E48296}" type="presOf" srcId="{58F8E6FA-8E5F-4590-8E91-7D425686736E}" destId="{1C61394E-D32F-4A43-ADD4-F46D3A33D38F}" srcOrd="0" destOrd="0" presId="urn:microsoft.com/office/officeart/2005/8/layout/process1"/>
     <dgm:cxn modelId="{F27277EA-BDDA-4005-9170-FBB0A209E462}" srcId="{C787D0C9-C4AA-4BF8-AAA9-EFDCDDDFB8C5}" destId="{CB734D05-6005-4A33-891F-8F6E9F0BE629}" srcOrd="0" destOrd="0" parTransId="{D88A1106-7499-4EC1-A955-12C926757BDC}" sibTransId="{2F2C6037-AE48-4650-B998-EBABF88D0464}"/>
-    <dgm:cxn modelId="{407416C7-D9A4-49CF-A1D9-63129D12A5E9}" srcId="{C787D0C9-C4AA-4BF8-AAA9-EFDCDDDFB8C5}" destId="{B2F67260-32B4-49EF-BEA7-6376ABEBC356}" srcOrd="1" destOrd="0" parTransId="{452FD36E-8C97-458A-9189-BC15B3E0AB1F}" sibTransId="{58F8E6FA-8E5F-4590-8E91-7D425686736E}"/>
-    <dgm:cxn modelId="{4DC00BEC-DD6E-4F97-B721-3D6FD2750034}" type="presOf" srcId="{2F2C6037-AE48-4650-B998-EBABF88D0464}" destId="{ABB6D0E9-231F-49FF-8F6A-CBD756BB2A07}" srcOrd="0" destOrd="0" presId="urn:microsoft.com/office/officeart/2005/8/layout/process1"/>
-    <dgm:cxn modelId="{D9C14588-5005-40EA-A924-D7B700B2EA93}" type="presOf" srcId="{B2F67260-32B4-49EF-BEA7-6376ABEBC356}" destId="{45B120D8-A283-4DB0-AE48-CD1028B5A1CA}" srcOrd="0" destOrd="0" presId="urn:microsoft.com/office/officeart/2005/8/layout/process1"/>
-    <dgm:cxn modelId="{B37C6AB6-921F-47EC-9AA8-53D63293195A}" type="presOf" srcId="{C6470392-B547-42B7-BBE1-49D9BF3297A5}" destId="{D17F71C8-684F-40E9-B9CF-89D188A27816}" srcOrd="1" destOrd="0" presId="urn:microsoft.com/office/officeart/2005/8/layout/process1"/>
-    <dgm:cxn modelId="{D14DC18B-9208-4C19-BCA9-8A5E88B8E080}" type="presOf" srcId="{D4DE5EA1-C98A-4001-96ED-0D8A4099152C}" destId="{CA09568C-529F-4056-BB14-75FC27EA3A57}" srcOrd="0" destOrd="0" presId="urn:microsoft.com/office/officeart/2005/8/layout/process1"/>
-    <dgm:cxn modelId="{A358B1AA-45ED-4C0A-A925-911C6E3E177E}" srcId="{C787D0C9-C4AA-4BF8-AAA9-EFDCDDDFB8C5}" destId="{D4DE5EA1-C98A-4001-96ED-0D8A4099152C}" srcOrd="2" destOrd="0" parTransId="{DDD45587-67C2-4B3F-892B-0153C2E010D0}" sibTransId="{C6470392-B547-42B7-BBE1-49D9BF3297A5}"/>
-    <dgm:cxn modelId="{22EBAA80-6B2B-4A4C-96E0-5769B98C7698}" type="presOf" srcId="{2F2C6037-AE48-4650-B998-EBABF88D0464}" destId="{8D8E620F-A309-4628-986D-B0F92ABF739C}" srcOrd="1" destOrd="0" presId="urn:microsoft.com/office/officeart/2005/8/layout/process1"/>
-    <dgm:cxn modelId="{B3F9236C-C797-4512-B4EE-DFDD12A93B93}" type="presOf" srcId="{CB734D05-6005-4A33-891F-8F6E9F0BE629}" destId="{9346448E-7772-4989-9A73-02FD2DA61B93}" srcOrd="0" destOrd="0" presId="urn:microsoft.com/office/officeart/2005/8/layout/process1"/>
-    <dgm:cxn modelId="{535DCF44-81C9-4003-B949-43ED597DE267}" type="presParOf" srcId="{ECE2E50F-1EF0-49E9-A2A2-C09D34379E86}" destId="{9346448E-7772-4989-9A73-02FD2DA61B93}" srcOrd="0" destOrd="0" presId="urn:microsoft.com/office/officeart/2005/8/layout/process1"/>
-    <dgm:cxn modelId="{E79ADBD6-E665-43DB-BED5-AFEBDD228387}" type="presParOf" srcId="{ECE2E50F-1EF0-49E9-A2A2-C09D34379E86}" destId="{ABB6D0E9-231F-49FF-8F6A-CBD756BB2A07}" srcOrd="1" destOrd="0" presId="urn:microsoft.com/office/officeart/2005/8/layout/process1"/>
-    <dgm:cxn modelId="{DB798C16-23D7-45F0-A83C-71F7EE38E253}" type="presParOf" srcId="{ABB6D0E9-231F-49FF-8F6A-CBD756BB2A07}" destId="{8D8E620F-A309-4628-986D-B0F92ABF739C}" srcOrd="0" destOrd="0" presId="urn:microsoft.com/office/officeart/2005/8/layout/process1"/>
-    <dgm:cxn modelId="{FFC9A645-13C0-48C6-A0E2-A710571EC565}" type="presParOf" srcId="{ECE2E50F-1EF0-49E9-A2A2-C09D34379E86}" destId="{45B120D8-A283-4DB0-AE48-CD1028B5A1CA}" srcOrd="2" destOrd="0" presId="urn:microsoft.com/office/officeart/2005/8/layout/process1"/>
-    <dgm:cxn modelId="{B16FBF58-1E0C-44F8-A777-840B0BB18CCF}" type="presParOf" srcId="{ECE2E50F-1EF0-49E9-A2A2-C09D34379E86}" destId="{1C61394E-D32F-4A43-ADD4-F46D3A33D38F}" srcOrd="3" destOrd="0" presId="urn:microsoft.com/office/officeart/2005/8/layout/process1"/>
-    <dgm:cxn modelId="{BF85E869-E335-4F50-B6C1-B72699DFEC0C}" type="presParOf" srcId="{1C61394E-D32F-4A43-ADD4-F46D3A33D38F}" destId="{38F30BB8-19AC-4F2C-997E-D6C87643D812}" srcOrd="0" destOrd="0" presId="urn:microsoft.com/office/officeart/2005/8/layout/process1"/>
-    <dgm:cxn modelId="{4B255075-B2FC-46F6-A114-C0D0073A283A}" type="presParOf" srcId="{ECE2E50F-1EF0-49E9-A2A2-C09D34379E86}" destId="{CA09568C-529F-4056-BB14-75FC27EA3A57}" srcOrd="4" destOrd="0" presId="urn:microsoft.com/office/officeart/2005/8/layout/process1"/>
-    <dgm:cxn modelId="{97CD140D-8CC9-4AA2-B387-A336149E4CC3}" type="presParOf" srcId="{ECE2E50F-1EF0-49E9-A2A2-C09D34379E86}" destId="{E6A79763-2175-4FE6-AF39-65BAD7E8A94D}" srcOrd="5" destOrd="0" presId="urn:microsoft.com/office/officeart/2005/8/layout/process1"/>
-    <dgm:cxn modelId="{FD21BA91-C92C-41D0-B5A2-292097E88C5E}" type="presParOf" srcId="{E6A79763-2175-4FE6-AF39-65BAD7E8A94D}" destId="{D17F71C8-684F-40E9-B9CF-89D188A27816}" srcOrd="0" destOrd="0" presId="urn:microsoft.com/office/officeart/2005/8/layout/process1"/>
-    <dgm:cxn modelId="{6F1F60A7-F150-4C1C-98E2-9ECE73AA52C0}" type="presParOf" srcId="{ECE2E50F-1EF0-49E9-A2A2-C09D34379E86}" destId="{FCE3B9A4-214A-4502-B3DF-ACB3E0BC61C7}" srcOrd="6" destOrd="0" presId="urn:microsoft.com/office/officeart/2005/8/layout/process1"/>
+    <dgm:cxn modelId="{1B31B853-4A43-4F13-B7FA-122133606605}" type="presOf" srcId="{2F2C6037-AE48-4650-B998-EBABF88D0464}" destId="{8D8E620F-A309-4628-986D-B0F92ABF739C}" srcOrd="1" destOrd="0" presId="urn:microsoft.com/office/officeart/2005/8/layout/process1"/>
+    <dgm:cxn modelId="{C157A8DC-FF63-4BC8-8A1E-0A4583223831}" type="presOf" srcId="{58F8E6FA-8E5F-4590-8E91-7D425686736E}" destId="{38F30BB8-19AC-4F2C-997E-D6C87643D812}" srcOrd="1" destOrd="0" presId="urn:microsoft.com/office/officeart/2005/8/layout/process1"/>
+    <dgm:cxn modelId="{3F59DCCD-6FA3-4F35-A924-FEE003AC7069}" type="presOf" srcId="{C787D0C9-C4AA-4BF8-AAA9-EFDCDDDFB8C5}" destId="{ECE2E50F-1EF0-49E9-A2A2-C09D34379E86}" srcOrd="0" destOrd="0" presId="urn:microsoft.com/office/officeart/2005/8/layout/process1"/>
+    <dgm:cxn modelId="{06591292-B4CD-4E7D-9339-1FA6D0C0F2EA}" type="presParOf" srcId="{ECE2E50F-1EF0-49E9-A2A2-C09D34379E86}" destId="{9346448E-7772-4989-9A73-02FD2DA61B93}" srcOrd="0" destOrd="0" presId="urn:microsoft.com/office/officeart/2005/8/layout/process1"/>
+    <dgm:cxn modelId="{D6A61929-CAC5-4FDE-8697-13E34687EEE9}" type="presParOf" srcId="{ECE2E50F-1EF0-49E9-A2A2-C09D34379E86}" destId="{ABB6D0E9-231F-49FF-8F6A-CBD756BB2A07}" srcOrd="1" destOrd="0" presId="urn:microsoft.com/office/officeart/2005/8/layout/process1"/>
+    <dgm:cxn modelId="{16900847-83FE-4E14-BBCF-EF5810496313}" type="presParOf" srcId="{ABB6D0E9-231F-49FF-8F6A-CBD756BB2A07}" destId="{8D8E620F-A309-4628-986D-B0F92ABF739C}" srcOrd="0" destOrd="0" presId="urn:microsoft.com/office/officeart/2005/8/layout/process1"/>
+    <dgm:cxn modelId="{357F5BC0-7BC4-42E9-B8E2-352459BC1780}" type="presParOf" srcId="{ECE2E50F-1EF0-49E9-A2A2-C09D34379E86}" destId="{45B120D8-A283-4DB0-AE48-CD1028B5A1CA}" srcOrd="2" destOrd="0" presId="urn:microsoft.com/office/officeart/2005/8/layout/process1"/>
+    <dgm:cxn modelId="{16A1650D-AAF4-4720-8828-E572362FFC62}" type="presParOf" srcId="{ECE2E50F-1EF0-49E9-A2A2-C09D34379E86}" destId="{1C61394E-D32F-4A43-ADD4-F46D3A33D38F}" srcOrd="3" destOrd="0" presId="urn:microsoft.com/office/officeart/2005/8/layout/process1"/>
+    <dgm:cxn modelId="{12CC176F-3533-4F57-A2A6-414E95BE320A}" type="presParOf" srcId="{1C61394E-D32F-4A43-ADD4-F46D3A33D38F}" destId="{38F30BB8-19AC-4F2C-997E-D6C87643D812}" srcOrd="0" destOrd="0" presId="urn:microsoft.com/office/officeart/2005/8/layout/process1"/>
+    <dgm:cxn modelId="{76CFE575-F3A5-428C-A7B0-E1D50D10944C}" type="presParOf" srcId="{ECE2E50F-1EF0-49E9-A2A2-C09D34379E86}" destId="{CA09568C-529F-4056-BB14-75FC27EA3A57}" srcOrd="4" destOrd="0" presId="urn:microsoft.com/office/officeart/2005/8/layout/process1"/>
+    <dgm:cxn modelId="{9A34C66D-6F74-48AA-85A6-36529215D5DF}" type="presParOf" srcId="{ECE2E50F-1EF0-49E9-A2A2-C09D34379E86}" destId="{E6A79763-2175-4FE6-AF39-65BAD7E8A94D}" srcOrd="5" destOrd="0" presId="urn:microsoft.com/office/officeart/2005/8/layout/process1"/>
+    <dgm:cxn modelId="{8C0CB37E-F223-445E-91D7-0F2AF2262E8E}" type="presParOf" srcId="{E6A79763-2175-4FE6-AF39-65BAD7E8A94D}" destId="{D17F71C8-684F-40E9-B9CF-89D188A27816}" srcOrd="0" destOrd="0" presId="urn:microsoft.com/office/officeart/2005/8/layout/process1"/>
+    <dgm:cxn modelId="{51B1E9C2-8273-46D6-8782-520F5B33E61C}" type="presParOf" srcId="{ECE2E50F-1EF0-49E9-A2A2-C09D34379E86}" destId="{FCE3B9A4-214A-4502-B3DF-ACB3E0BC61C7}" srcOrd="6" destOrd="0" presId="urn:microsoft.com/office/officeart/2005/8/layout/process1"/>
   </dgm:cxnLst>
   <dgm:bg/>
   <dgm:whole/>

--- a/Notes_SA2601010.docx
+++ b/Notes_SA2601010.docx
@@ -7183,15 +7183,6 @@
           <w:numId w:val="16"/>
         </w:numPr>
         <w:rPr>
-          <w:sz w:val="24"/>
-          <w:szCs w:val="22"/>
-          <w:lang w:val="en-US"/>
-        </w:rPr>
-      </w:pPr>
-    </w:p>
-    <w:p>
-      <w:pPr>
-        <w:rPr>
           <w:b/>
           <w:bCs/>
           <w:sz w:val="24"/>
@@ -7201,12 +7192,75 @@
       </w:pPr>
       <w:r>
         <w:rPr>
+          <w:sz w:val="24"/>
+          <w:szCs w:val="22"/>
+          <w:lang w:val="en-US"/>
+        </w:rPr>
+        <w:t xml:space="preserve">findElements() </w:t>
+      </w:r>
+      <w:r>
+        <w:rPr>
+          <w:sz w:val="24"/>
+          <w:szCs w:val="22"/>
+          <w:lang w:val="en-US"/>
+        </w:rPr>
+        <w:sym w:font="Wingdings" w:char="F0E0"/>
+      </w:r>
+      <w:r>
+        <w:rPr>
+          <w:sz w:val="24"/>
+          <w:szCs w:val="22"/>
+          <w:lang w:val="en-US"/>
+        </w:rPr>
+        <w:t xml:space="preserve"> Will read and return </w:t>
+      </w:r>
+      <w:r>
+        <w:rPr>
           <w:b/>
           <w:bCs/>
           <w:sz w:val="24"/>
           <w:szCs w:val="22"/>
           <w:lang w:val="en-US"/>
         </w:rPr>
+        <w:t xml:space="preserve">multiple </w:t>
+      </w:r>
+      <w:r>
+        <w:rPr>
+          <w:b/>
+          <w:bCs/>
+          <w:sz w:val="24"/>
+          <w:szCs w:val="22"/>
+          <w:lang w:val="en-US"/>
+        </w:rPr>
+        <w:t xml:space="preserve">controls. </w:t>
+      </w:r>
+      <w:r>
+        <w:rPr>
+          <w:sz w:val="24"/>
+          <w:szCs w:val="22"/>
+          <w:lang w:val="en-US"/>
+        </w:rPr>
+        <w:t>(List&lt;WebElement&gt;)</w:t>
+      </w:r>
+    </w:p>
+    <w:p>
+      <w:pPr>
+        <w:rPr>
+          <w:b/>
+          <w:bCs/>
+          <w:sz w:val="24"/>
+          <w:szCs w:val="22"/>
+          <w:lang w:val="en-US"/>
+        </w:rPr>
+      </w:pPr>
+      <w:r>
+        <w:rPr>
+          <w:b/>
+          <w:bCs/>
+          <w:sz w:val="24"/>
+          <w:szCs w:val="22"/>
+          <w:lang w:val="en-US"/>
+        </w:rPr>
         <w:t xml:space="preserve">Common Exceptions </w:t>
       </w:r>
     </w:p>
@@ -7605,6 +7659,158 @@
           <w:lang w:val="en-US"/>
         </w:rPr>
         <w:t xml:space="preserve"> Will return the text on the control. (String)</w:t>
+      </w:r>
+    </w:p>
+    <w:p>
+      <w:pPr>
+        <w:pStyle w:val="ListParagraph"/>
+        <w:numPr>
+          <w:ilvl w:val="1"/>
+          <w:numId w:val="18"/>
+        </w:numPr>
+        <w:rPr>
+          <w:sz w:val="24"/>
+          <w:szCs w:val="22"/>
+          <w:lang w:val="en-US"/>
+        </w:rPr>
+      </w:pPr>
+      <w:r>
+        <w:rPr>
+          <w:sz w:val="24"/>
+          <w:szCs w:val="22"/>
+          <w:lang w:val="en-US"/>
+        </w:rPr>
+        <w:t xml:space="preserve">getAttribute() </w:t>
+      </w:r>
+      <w:r>
+        <w:rPr>
+          <w:sz w:val="24"/>
+          <w:szCs w:val="22"/>
+          <w:lang w:val="en-US"/>
+        </w:rPr>
+        <w:sym w:font="Wingdings" w:char="F0E0"/>
+      </w:r>
+      <w:r>
+        <w:rPr>
+          <w:sz w:val="24"/>
+          <w:szCs w:val="22"/>
+          <w:lang w:val="en-US"/>
+        </w:rPr>
+        <w:t xml:space="preserve"> Will return the value of any attribute (String)</w:t>
+      </w:r>
+    </w:p>
+    <w:p>
+      <w:pPr>
+        <w:pStyle w:val="ListParagraph"/>
+        <w:numPr>
+          <w:ilvl w:val="1"/>
+          <w:numId w:val="18"/>
+        </w:numPr>
+        <w:rPr>
+          <w:sz w:val="24"/>
+          <w:szCs w:val="22"/>
+          <w:lang w:val="en-US"/>
+        </w:rPr>
+      </w:pPr>
+      <w:r>
+        <w:rPr>
+          <w:sz w:val="24"/>
+          <w:szCs w:val="22"/>
+          <w:lang w:val="en-US"/>
+        </w:rPr>
+        <w:t xml:space="preserve">isSelected() </w:t>
+      </w:r>
+      <w:r>
+        <w:rPr>
+          <w:sz w:val="24"/>
+          <w:szCs w:val="22"/>
+          <w:lang w:val="en-US"/>
+        </w:rPr>
+        <w:sym w:font="Wingdings" w:char="F0E0"/>
+      </w:r>
+      <w:r>
+        <w:rPr>
+          <w:sz w:val="24"/>
+          <w:szCs w:val="22"/>
+          <w:lang w:val="en-US"/>
+        </w:rPr>
+        <w:t xml:space="preserve"> Will check that a checkbox and radio button is selected or not. (boolean)</w:t>
+      </w:r>
+    </w:p>
+    <w:p>
+      <w:pPr>
+        <w:pStyle w:val="ListParagraph"/>
+        <w:numPr>
+          <w:ilvl w:val="1"/>
+          <w:numId w:val="18"/>
+        </w:numPr>
+        <w:rPr>
+          <w:sz w:val="24"/>
+          <w:szCs w:val="22"/>
+          <w:lang w:val="en-US"/>
+        </w:rPr>
+      </w:pPr>
+      <w:r>
+        <w:rPr>
+          <w:sz w:val="24"/>
+          <w:szCs w:val="22"/>
+          <w:lang w:val="en-US"/>
+        </w:rPr>
+        <w:t xml:space="preserve">isEnabled() </w:t>
+      </w:r>
+      <w:r>
+        <w:rPr>
+          <w:sz w:val="24"/>
+          <w:szCs w:val="22"/>
+          <w:lang w:val="en-US"/>
+        </w:rPr>
+        <w:sym w:font="Wingdings" w:char="F0E0"/>
+      </w:r>
+      <w:r>
+        <w:rPr>
+          <w:sz w:val="24"/>
+          <w:szCs w:val="22"/>
+          <w:lang w:val="en-US"/>
+        </w:rPr>
+        <w:t xml:space="preserve"> Will check whether the control is enabled or disabled. (boolean)</w:t>
+      </w:r>
+    </w:p>
+    <w:p>
+      <w:pPr>
+        <w:pStyle w:val="ListParagraph"/>
+        <w:numPr>
+          <w:ilvl w:val="1"/>
+          <w:numId w:val="18"/>
+        </w:numPr>
+        <w:rPr>
+          <w:sz w:val="24"/>
+          <w:szCs w:val="22"/>
+          <w:lang w:val="en-US"/>
+        </w:rPr>
+      </w:pPr>
+      <w:r>
+        <w:rPr>
+          <w:sz w:val="24"/>
+          <w:szCs w:val="22"/>
+          <w:lang w:val="en-US"/>
+        </w:rPr>
+        <w:t xml:space="preserve">isDisplayed() </w:t>
+      </w:r>
+      <w:r>
+        <w:rPr>
+          <w:sz w:val="24"/>
+          <w:szCs w:val="22"/>
+          <w:lang w:val="en-US"/>
+        </w:rPr>
+        <w:sym w:font="Wingdings" w:char="F0E0"/>
+      </w:r>
+      <w:r>
+        <w:rPr>
+          <w:sz w:val="24"/>
+          <w:szCs w:val="22"/>
+          <w:lang w:val="en-US"/>
+        </w:rPr>
+        <w:t xml:space="preserve"> Will check whether the control is visible or not. (boolean)</w:t>
       </w:r>
     </w:p>
     <w:p>
@@ -7936,6 +8142,7 @@
           <w:szCs w:val="22"/>
           <w:lang w:val="en-US"/>
         </w:rPr>
+        <w:lastRenderedPageBreak/>
         <w:t xml:space="preserve">Used to locate a control using the value of attribute </w:t>
       </w:r>
       <w:r>
@@ -8020,7 +8227,6 @@
           <w:szCs w:val="22"/>
           <w:lang w:val="en-US"/>
         </w:rPr>
-        <w:lastRenderedPageBreak/>
         <w:t>Locator LinkText</w:t>
       </w:r>
     </w:p>
@@ -8456,6 +8662,74 @@
     </w:p>
     <w:p>
       <w:pPr>
+        <w:pStyle w:val="ListParagraph"/>
+        <w:numPr>
+          <w:ilvl w:val="2"/>
+          <w:numId w:val="23"/>
+        </w:numPr>
+        <w:rPr>
+          <w:sz w:val="24"/>
+          <w:szCs w:val="22"/>
+          <w:lang w:val="en-US"/>
+        </w:rPr>
+      </w:pPr>
+      <w:r>
+        <w:rPr>
+          <w:sz w:val="24"/>
+          <w:szCs w:val="22"/>
+          <w:lang w:val="en-US"/>
+        </w:rPr>
+        <w:t xml:space="preserve">. </w:t>
+      </w:r>
+      <w:r>
+        <w:rPr>
+          <w:sz w:val="24"/>
+          <w:szCs w:val="22"/>
+          <w:lang w:val="en-US"/>
+        </w:rPr>
+        <w:sym w:font="Wingdings" w:char="F0E0"/>
+      </w:r>
+    </w:p>
+    <w:p>
+      <w:pPr>
+        <w:pStyle w:val="ListParagraph"/>
+        <w:numPr>
+          <w:ilvl w:val="2"/>
+          <w:numId w:val="23"/>
+        </w:numPr>
+        <w:rPr>
+          <w:sz w:val="24"/>
+          <w:szCs w:val="22"/>
+          <w:lang w:val="en-US"/>
+        </w:rPr>
+      </w:pPr>
+      <w:r>
+        <w:rPr>
+          <w:sz w:val="24"/>
+          <w:szCs w:val="22"/>
+          <w:lang w:val="en-US"/>
+        </w:rPr>
+        <w:t xml:space="preserve"># </w:t>
+      </w:r>
+      <w:r>
+        <w:rPr>
+          <w:sz w:val="24"/>
+          <w:szCs w:val="22"/>
+          <w:lang w:val="en-US"/>
+        </w:rPr>
+        <w:sym w:font="Wingdings" w:char="F0E0"/>
+      </w:r>
+      <w:r>
+        <w:rPr>
+          <w:sz w:val="24"/>
+          <w:szCs w:val="22"/>
+          <w:lang w:val="en-US"/>
+        </w:rPr>
+        <w:t xml:space="preserve"> </w:t>
+      </w:r>
+    </w:p>
+    <w:p>
+      <w:pPr>
         <w:rPr>
           <w:sz w:val="24"/>
           <w:szCs w:val="22"/>
@@ -8618,6 +8892,7 @@
           <w:szCs w:val="22"/>
           <w:lang w:val="en-US"/>
         </w:rPr>
+        <w:lastRenderedPageBreak/>
         <w:t>XPath is the way of locating the control using the exact path of the control from the html tag</w:t>
       </w:r>
     </w:p>
@@ -8739,6 +9014,23 @@
         </w:rPr>
         <w:t>Taking the reference of parent tag</w:t>
       </w:r>
+      <w:r>
+        <w:rPr>
+          <w:sz w:val="24"/>
+          <w:szCs w:val="22"/>
+          <w:lang w:val="en-US"/>
+        </w:rPr>
+        <w:br/>
+        <w:t>//div[@id='form']/div[1]/input</w:t>
+      </w:r>
+      <w:r>
+        <w:rPr>
+          <w:sz w:val="24"/>
+          <w:szCs w:val="22"/>
+          <w:lang w:val="en-US"/>
+        </w:rPr>
+        <w:t>[1]</w:t>
+      </w:r>
     </w:p>
     <w:p>
       <w:pPr>
@@ -8759,8 +9051,188 @@
           <w:szCs w:val="22"/>
           <w:lang w:val="en-US"/>
         </w:rPr>
-        <w:lastRenderedPageBreak/>
         <w:t>Using any attribute to the control</w:t>
+      </w:r>
+    </w:p>
+    <w:p>
+      <w:pPr>
+        <w:pStyle w:val="ListParagraph"/>
+        <w:ind w:left="2160"/>
+        <w:rPr>
+          <w:sz w:val="24"/>
+          <w:szCs w:val="22"/>
+          <w:lang w:val="en-US"/>
+        </w:rPr>
+      </w:pPr>
+      <w:r>
+        <w:rPr>
+          <w:sz w:val="24"/>
+          <w:szCs w:val="22"/>
+          <w:lang w:val="en-US"/>
+        </w:rPr>
+        <w:t>//input[@type='password']</w:t>
+      </w:r>
+    </w:p>
+    <w:p>
+      <w:pPr>
+        <w:rPr>
+          <w:sz w:val="24"/>
+          <w:szCs w:val="22"/>
+          <w:lang w:val="en-US"/>
+        </w:rPr>
+      </w:pPr>
+    </w:p>
+    <w:p>
+      <w:pPr>
+        <w:rPr>
+          <w:b/>
+          <w:bCs/>
+          <w:sz w:val="24"/>
+          <w:szCs w:val="22"/>
+          <w:lang w:val="en-US"/>
+        </w:rPr>
+      </w:pPr>
+      <w:r>
+        <w:rPr>
+          <w:b/>
+          <w:bCs/>
+          <w:sz w:val="24"/>
+          <w:szCs w:val="22"/>
+          <w:lang w:val="en-US"/>
+        </w:rPr>
+        <w:t>Handling Dropdown List / List Box</w:t>
+      </w:r>
+    </w:p>
+    <w:p>
+      <w:pPr>
+        <w:pStyle w:val="ListParagraph"/>
+        <w:numPr>
+          <w:ilvl w:val="0"/>
+          <w:numId w:val="25"/>
+        </w:numPr>
+        <w:rPr>
+          <w:b/>
+          <w:bCs/>
+          <w:sz w:val="24"/>
+          <w:szCs w:val="22"/>
+          <w:lang w:val="en-US"/>
+        </w:rPr>
+      </w:pPr>
+      <w:r>
+        <w:rPr>
+          <w:sz w:val="24"/>
+          <w:szCs w:val="22"/>
+          <w:lang w:val="en-US"/>
+        </w:rPr>
+        <w:t>If the control is having &lt;select&gt; tag then such a control is treated as drop down list / list box by Selenium.</w:t>
+      </w:r>
+    </w:p>
+    <w:p>
+      <w:pPr>
+        <w:pStyle w:val="ListParagraph"/>
+        <w:numPr>
+          <w:ilvl w:val="0"/>
+          <w:numId w:val="25"/>
+        </w:numPr>
+        <w:rPr>
+          <w:b/>
+          <w:bCs/>
+          <w:sz w:val="24"/>
+          <w:szCs w:val="22"/>
+          <w:lang w:val="en-US"/>
+        </w:rPr>
+      </w:pPr>
+      <w:r>
+        <w:rPr>
+          <w:b/>
+          <w:bCs/>
+          <w:sz w:val="24"/>
+          <w:szCs w:val="22"/>
+          <w:lang w:val="en-US"/>
+        </w:rPr>
+        <w:t xml:space="preserve">Select </w:t>
+      </w:r>
+      <w:r>
+        <w:rPr>
+          <w:sz w:val="24"/>
+          <w:szCs w:val="22"/>
+          <w:lang w:val="en-US"/>
+        </w:rPr>
+        <w:t>class from Selenium is used to handle such a drop down list / list box.</w:t>
+      </w:r>
+    </w:p>
+    <w:p>
+      <w:pPr>
+        <w:pStyle w:val="ListParagraph"/>
+        <w:numPr>
+          <w:ilvl w:val="0"/>
+          <w:numId w:val="25"/>
+        </w:numPr>
+        <w:rPr>
+          <w:b/>
+          <w:bCs/>
+          <w:sz w:val="24"/>
+          <w:szCs w:val="22"/>
+          <w:lang w:val="en-US"/>
+        </w:rPr>
+      </w:pPr>
+      <w:r>
+        <w:rPr>
+          <w:b/>
+          <w:bCs/>
+          <w:sz w:val="24"/>
+          <w:szCs w:val="22"/>
+          <w:lang w:val="en-US"/>
+        </w:rPr>
+        <w:t>Methods</w:t>
+      </w:r>
+    </w:p>
+    <w:p>
+      <w:pPr>
+        <w:pStyle w:val="ListParagraph"/>
+        <w:numPr>
+          <w:ilvl w:val="1"/>
+          <w:numId w:val="25"/>
+        </w:numPr>
+        <w:rPr>
+          <w:b/>
+          <w:bCs/>
+          <w:sz w:val="24"/>
+          <w:szCs w:val="22"/>
+          <w:lang w:val="en-US"/>
+        </w:rPr>
+      </w:pPr>
+      <w:r>
+        <w:rPr>
+          <w:sz w:val="24"/>
+          <w:szCs w:val="22"/>
+          <w:lang w:val="en-US"/>
+        </w:rPr>
+        <w:t xml:space="preserve">getFirstSelectedOption() </w:t>
+      </w:r>
+      <w:r>
+        <w:rPr>
+          <w:sz w:val="24"/>
+          <w:szCs w:val="22"/>
+          <w:lang w:val="en-US"/>
+        </w:rPr>
+        <w:sym w:font="Wingdings" w:char="F0E0"/>
+      </w:r>
+      <w:r>
+        <w:rPr>
+          <w:sz w:val="24"/>
+          <w:szCs w:val="22"/>
+          <w:lang w:val="en-US"/>
+        </w:rPr>
+        <w:t xml:space="preserve"> Will return the selected option / element from the dropdown list.</w:t>
+      </w:r>
+      <w:r>
+        <w:rPr>
+          <w:sz w:val="24"/>
+          <w:szCs w:val="22"/>
+          <w:lang w:val="en-US"/>
+        </w:rPr>
+        <w:t xml:space="preserve"> (WebElement)</w:t>
       </w:r>
       <w:bookmarkStart w:id="0" w:name="_GoBack"/>
       <w:bookmarkEnd w:id="0"/>
@@ -9871,6 +10343,119 @@
     </w:lvl>
   </w:abstractNum>
   <w:abstractNum w:abstractNumId="11">
+    <w:nsid w:val="39C87324"/>
+    <w:multiLevelType w:val="hybridMultilevel"/>
+    <w:tmpl w:val="DB9EB66C"/>
+    <w:lvl w:ilvl="0" w:tplc="40090001">
+      <w:start w:val="1"/>
+      <w:numFmt w:val="bullet"/>
+      <w:lvlText w:val=""/>
+      <w:lvlJc w:val="left"/>
+      <w:pPr>
+        <w:ind w:left="720" w:hanging="360"/>
+      </w:pPr>
+      <w:rPr>
+        <w:rFonts w:ascii="Symbol" w:hAnsi="Symbol" w:hint="default"/>
+      </w:rPr>
+    </w:lvl>
+    <w:lvl w:ilvl="1" w:tplc="40090003">
+      <w:start w:val="1"/>
+      <w:numFmt w:val="bullet"/>
+      <w:lvlText w:val="o"/>
+      <w:lvlJc w:val="left"/>
+      <w:pPr>
+        <w:ind w:left="1440" w:hanging="360"/>
+      </w:pPr>
+      <w:rPr>
+        <w:rFonts w:ascii="Courier New" w:hAnsi="Courier New" w:cs="Courier New" w:hint="default"/>
+      </w:rPr>
+    </w:lvl>
+    <w:lvl w:ilvl="2" w:tplc="40090005" w:tentative="1">
+      <w:start w:val="1"/>
+      <w:numFmt w:val="bullet"/>
+      <w:lvlText w:val=""/>
+      <w:lvlJc w:val="left"/>
+      <w:pPr>
+        <w:ind w:left="2160" w:hanging="360"/>
+      </w:pPr>
+      <w:rPr>
+        <w:rFonts w:ascii="Wingdings" w:hAnsi="Wingdings" w:hint="default"/>
+      </w:rPr>
+    </w:lvl>
+    <w:lvl w:ilvl="3" w:tplc="40090001" w:tentative="1">
+      <w:start w:val="1"/>
+      <w:numFmt w:val="bullet"/>
+      <w:lvlText w:val=""/>
+      <w:lvlJc w:val="left"/>
+      <w:pPr>
+        <w:ind w:left="2880" w:hanging="360"/>
+      </w:pPr>
+      <w:rPr>
+        <w:rFonts w:ascii="Symbol" w:hAnsi="Symbol" w:hint="default"/>
+      </w:rPr>
+    </w:lvl>
+    <w:lvl w:ilvl="4" w:tplc="40090003" w:tentative="1">
+      <w:start w:val="1"/>
+      <w:numFmt w:val="bullet"/>
+      <w:lvlText w:val="o"/>
+      <w:lvlJc w:val="left"/>
+      <w:pPr>
+        <w:ind w:left="3600" w:hanging="360"/>
+      </w:pPr>
+      <w:rPr>
+        <w:rFonts w:ascii="Courier New" w:hAnsi="Courier New" w:cs="Courier New" w:hint="default"/>
+      </w:rPr>
+    </w:lvl>
+    <w:lvl w:ilvl="5" w:tplc="40090005" w:tentative="1">
+      <w:start w:val="1"/>
+      <w:numFmt w:val="bullet"/>
+      <w:lvlText w:val=""/>
+      <w:lvlJc w:val="left"/>
+      <w:pPr>
+        <w:ind w:left="4320" w:hanging="360"/>
+      </w:pPr>
+      <w:rPr>
+        <w:rFonts w:ascii="Wingdings" w:hAnsi="Wingdings" w:hint="default"/>
+      </w:rPr>
+    </w:lvl>
+    <w:lvl w:ilvl="6" w:tplc="40090001" w:tentative="1">
+      <w:start w:val="1"/>
+      <w:numFmt w:val="bullet"/>
+      <w:lvlText w:val=""/>
+      <w:lvlJc w:val="left"/>
+      <w:pPr>
+        <w:ind w:left="5040" w:hanging="360"/>
+      </w:pPr>
+      <w:rPr>
+        <w:rFonts w:ascii="Symbol" w:hAnsi="Symbol" w:hint="default"/>
+      </w:rPr>
+    </w:lvl>
+    <w:lvl w:ilvl="7" w:tplc="40090003" w:tentative="1">
+      <w:start w:val="1"/>
+      <w:numFmt w:val="bullet"/>
+      <w:lvlText w:val="o"/>
+      <w:lvlJc w:val="left"/>
+      <w:pPr>
+        <w:ind w:left="5760" w:hanging="360"/>
+      </w:pPr>
+      <w:rPr>
+        <w:rFonts w:ascii="Courier New" w:hAnsi="Courier New" w:cs="Courier New" w:hint="default"/>
+      </w:rPr>
+    </w:lvl>
+    <w:lvl w:ilvl="8" w:tplc="40090005" w:tentative="1">
+      <w:start w:val="1"/>
+      <w:numFmt w:val="bullet"/>
+      <w:lvlText w:val=""/>
+      <w:lvlJc w:val="left"/>
+      <w:pPr>
+        <w:ind w:left="6480" w:hanging="360"/>
+      </w:pPr>
+      <w:rPr>
+        <w:rFonts w:ascii="Wingdings" w:hAnsi="Wingdings" w:hint="default"/>
+      </w:rPr>
+    </w:lvl>
+  </w:abstractNum>
+  <w:abstractNum w:abstractNumId="12">
     <w:nsid w:val="3C875259"/>
     <w:multiLevelType w:val="hybridMultilevel"/>
     <w:tmpl w:val="CA62BF82"/>
@@ -9959,7 +10544,7 @@
       </w:pPr>
     </w:lvl>
   </w:abstractNum>
-  <w:abstractNum w:abstractNumId="12">
+  <w:abstractNum w:abstractNumId="13">
     <w:nsid w:val="402B0604"/>
     <w:multiLevelType w:val="hybridMultilevel"/>
     <w:tmpl w:val="D8EEBC8C"/>
@@ -10072,7 +10657,7 @@
       </w:rPr>
     </w:lvl>
   </w:abstractNum>
-  <w:abstractNum w:abstractNumId="13">
+  <w:abstractNum w:abstractNumId="14">
     <w:nsid w:val="40FE0FCF"/>
     <w:multiLevelType w:val="hybridMultilevel"/>
     <w:tmpl w:val="39DC3034"/>
@@ -10185,7 +10770,7 @@
       </w:rPr>
     </w:lvl>
   </w:abstractNum>
-  <w:abstractNum w:abstractNumId="14">
+  <w:abstractNum w:abstractNumId="15">
     <w:nsid w:val="496607A1"/>
     <w:multiLevelType w:val="hybridMultilevel"/>
     <w:tmpl w:val="D6727F44"/>
@@ -10298,7 +10883,7 @@
       </w:rPr>
     </w:lvl>
   </w:abstractNum>
-  <w:abstractNum w:abstractNumId="15">
+  <w:abstractNum w:abstractNumId="16">
     <w:nsid w:val="49B72ACE"/>
     <w:multiLevelType w:val="hybridMultilevel"/>
     <w:tmpl w:val="F09897B0"/>
@@ -10387,7 +10972,7 @@
       </w:pPr>
     </w:lvl>
   </w:abstractNum>
-  <w:abstractNum w:abstractNumId="16">
+  <w:abstractNum w:abstractNumId="17">
     <w:nsid w:val="56BB04A8"/>
     <w:multiLevelType w:val="hybridMultilevel"/>
     <w:tmpl w:val="7FDC8606"/>
@@ -10500,7 +11085,7 @@
       </w:rPr>
     </w:lvl>
   </w:abstractNum>
-  <w:abstractNum w:abstractNumId="17">
+  <w:abstractNum w:abstractNumId="18">
     <w:nsid w:val="5C58581A"/>
     <w:multiLevelType w:val="hybridMultilevel"/>
     <w:tmpl w:val="3D4E3154"/>
@@ -10613,7 +11198,7 @@
       </w:rPr>
     </w:lvl>
   </w:abstractNum>
-  <w:abstractNum w:abstractNumId="18">
+  <w:abstractNum w:abstractNumId="19">
     <w:nsid w:val="5F383176"/>
     <w:multiLevelType w:val="hybridMultilevel"/>
     <w:tmpl w:val="4C76D014"/>
@@ -10726,7 +11311,7 @@
       </w:rPr>
     </w:lvl>
   </w:abstractNum>
-  <w:abstractNum w:abstractNumId="19">
+  <w:abstractNum w:abstractNumId="20">
     <w:nsid w:val="649E4E2C"/>
     <w:multiLevelType w:val="hybridMultilevel"/>
     <w:tmpl w:val="5DB8C8EC"/>
@@ -10839,7 +11424,7 @@
       </w:rPr>
     </w:lvl>
   </w:abstractNum>
-  <w:abstractNum w:abstractNumId="20">
+  <w:abstractNum w:abstractNumId="21">
     <w:nsid w:val="6DF222BD"/>
     <w:multiLevelType w:val="hybridMultilevel"/>
     <w:tmpl w:val="CB58A112"/>
@@ -10952,7 +11537,7 @@
       </w:rPr>
     </w:lvl>
   </w:abstractNum>
-  <w:abstractNum w:abstractNumId="21">
+  <w:abstractNum w:abstractNumId="22">
     <w:nsid w:val="700B3448"/>
     <w:multiLevelType w:val="hybridMultilevel"/>
     <w:tmpl w:val="D4F8B1EA"/>
@@ -11041,7 +11626,7 @@
       </w:pPr>
     </w:lvl>
   </w:abstractNum>
-  <w:abstractNum w:abstractNumId="22">
+  <w:abstractNum w:abstractNumId="23">
     <w:nsid w:val="7BD5777C"/>
     <w:multiLevelType w:val="hybridMultilevel"/>
     <w:tmpl w:val="53D46EE2"/>
@@ -11130,7 +11715,7 @@
       </w:pPr>
     </w:lvl>
   </w:abstractNum>
-  <w:abstractNum w:abstractNumId="23">
+  <w:abstractNum w:abstractNumId="24">
     <w:nsid w:val="7C2320E0"/>
     <w:multiLevelType w:val="hybridMultilevel"/>
     <w:tmpl w:val="B4EC2F1C"/>
@@ -11244,13 +11829,13 @@
     </w:lvl>
   </w:abstractNum>
   <w:num w:numId="1">
-    <w:abstractNumId w:val="13"/>
+    <w:abstractNumId w:val="14"/>
   </w:num>
   <w:num w:numId="2">
-    <w:abstractNumId w:val="14"/>
+    <w:abstractNumId w:val="15"/>
   </w:num>
   <w:num w:numId="3">
-    <w:abstractNumId w:val="21"/>
+    <w:abstractNumId w:val="22"/>
   </w:num>
   <w:num w:numId="4">
     <w:abstractNumId w:val="10"/>
@@ -11262,22 +11847,22 @@
     <w:abstractNumId w:val="6"/>
   </w:num>
   <w:num w:numId="7">
-    <w:abstractNumId w:val="20"/>
+    <w:abstractNumId w:val="21"/>
   </w:num>
   <w:num w:numId="8">
-    <w:abstractNumId w:val="15"/>
+    <w:abstractNumId w:val="16"/>
   </w:num>
   <w:num w:numId="9">
     <w:abstractNumId w:val="9"/>
   </w:num>
   <w:num w:numId="10">
-    <w:abstractNumId w:val="17"/>
+    <w:abstractNumId w:val="18"/>
   </w:num>
   <w:num w:numId="11">
-    <w:abstractNumId w:val="18"/>
+    <w:abstractNumId w:val="19"/>
   </w:num>
   <w:num w:numId="12">
-    <w:abstractNumId w:val="16"/>
+    <w:abstractNumId w:val="17"/>
   </w:num>
   <w:num w:numId="13">
     <w:abstractNumId w:val="7"/>
@@ -11286,13 +11871,13 @@
     <w:abstractNumId w:val="5"/>
   </w:num>
   <w:num w:numId="15">
-    <w:abstractNumId w:val="22"/>
+    <w:abstractNumId w:val="23"/>
   </w:num>
   <w:num w:numId="16">
     <w:abstractNumId w:val="2"/>
   </w:num>
   <w:num w:numId="17">
-    <w:abstractNumId w:val="11"/>
+    <w:abstractNumId w:val="12"/>
   </w:num>
   <w:num w:numId="18">
     <w:abstractNumId w:val="0"/>
@@ -11301,19 +11886,22 @@
     <w:abstractNumId w:val="4"/>
   </w:num>
   <w:num w:numId="20">
-    <w:abstractNumId w:val="12"/>
+    <w:abstractNumId w:val="13"/>
   </w:num>
   <w:num w:numId="21">
-    <w:abstractNumId w:val="19"/>
+    <w:abstractNumId w:val="20"/>
   </w:num>
   <w:num w:numId="22">
     <w:abstractNumId w:val="3"/>
   </w:num>
   <w:num w:numId="23">
-    <w:abstractNumId w:val="23"/>
+    <w:abstractNumId w:val="24"/>
   </w:num>
   <w:num w:numId="24">
     <w:abstractNumId w:val="8"/>
+  </w:num>
+  <w:num w:numId="25">
+    <w:abstractNumId w:val="11"/>
   </w:num>
 </w:numbering>
 </file>
@@ -12838,30 +13426,30 @@
   </dgm:ptLst>
   <dgm:cxnLst>
     <dgm:cxn modelId="{407416C7-D9A4-49CF-A1D9-63129D12A5E9}" srcId="{C787D0C9-C4AA-4BF8-AAA9-EFDCDDDFB8C5}" destId="{B2F67260-32B4-49EF-BEA7-6376ABEBC356}" srcOrd="1" destOrd="0" parTransId="{452FD36E-8C97-458A-9189-BC15B3E0AB1F}" sibTransId="{58F8E6FA-8E5F-4590-8E91-7D425686736E}"/>
-    <dgm:cxn modelId="{2935CD97-F51C-4D1A-BB8E-3AA1185DDB4F}" type="presOf" srcId="{C6470392-B547-42B7-BBE1-49D9BF3297A5}" destId="{E6A79763-2175-4FE6-AF39-65BAD7E8A94D}" srcOrd="0" destOrd="0" presId="urn:microsoft.com/office/officeart/2005/8/layout/process1"/>
-    <dgm:cxn modelId="{08066362-A29C-4EEA-8995-BA178AA6D92F}" type="presOf" srcId="{D4DE5EA1-C98A-4001-96ED-0D8A4099152C}" destId="{CA09568C-529F-4056-BB14-75FC27EA3A57}" srcOrd="0" destOrd="0" presId="urn:microsoft.com/office/officeart/2005/8/layout/process1"/>
-    <dgm:cxn modelId="{DA677409-BC49-42FA-89ED-106DB918A69B}" type="presOf" srcId="{CB734D05-6005-4A33-891F-8F6E9F0BE629}" destId="{9346448E-7772-4989-9A73-02FD2DA61B93}" srcOrd="0" destOrd="0" presId="urn:microsoft.com/office/officeart/2005/8/layout/process1"/>
-    <dgm:cxn modelId="{E54D9F1F-0AD4-4345-945A-DFB2B612C9A5}" type="presOf" srcId="{2F2C6037-AE48-4650-B998-EBABF88D0464}" destId="{ABB6D0E9-231F-49FF-8F6A-CBD756BB2A07}" srcOrd="0" destOrd="0" presId="urn:microsoft.com/office/officeart/2005/8/layout/process1"/>
-    <dgm:cxn modelId="{DEEB5969-4C68-4B42-AC35-9A8C7F78205E}" type="presOf" srcId="{B2F67260-32B4-49EF-BEA7-6376ABEBC356}" destId="{45B120D8-A283-4DB0-AE48-CD1028B5A1CA}" srcOrd="0" destOrd="0" presId="urn:microsoft.com/office/officeart/2005/8/layout/process1"/>
-    <dgm:cxn modelId="{46C9678C-657D-4EA3-B5E4-50F1EDA95C6F}" type="presOf" srcId="{C6470392-B547-42B7-BBE1-49D9BF3297A5}" destId="{D17F71C8-684F-40E9-B9CF-89D188A27816}" srcOrd="1" destOrd="0" presId="urn:microsoft.com/office/officeart/2005/8/layout/process1"/>
-    <dgm:cxn modelId="{5EFDF47A-4999-4024-944C-CE56D9E7FEE1}" type="presOf" srcId="{B0DAEDAB-33B3-4821-A91B-D05361312CE9}" destId="{FCE3B9A4-214A-4502-B3DF-ACB3E0BC61C7}" srcOrd="0" destOrd="0" presId="urn:microsoft.com/office/officeart/2005/8/layout/process1"/>
+    <dgm:cxn modelId="{527B26EB-ECE3-44D2-A372-8FE7F0CC3982}" type="presOf" srcId="{C787D0C9-C4AA-4BF8-AAA9-EFDCDDDFB8C5}" destId="{ECE2E50F-1EF0-49E9-A2A2-C09D34379E86}" srcOrd="0" destOrd="0" presId="urn:microsoft.com/office/officeart/2005/8/layout/process1"/>
+    <dgm:cxn modelId="{A7CCB647-591B-445C-BA33-DA21B84D1385}" type="presOf" srcId="{B0DAEDAB-33B3-4821-A91B-D05361312CE9}" destId="{FCE3B9A4-214A-4502-B3DF-ACB3E0BC61C7}" srcOrd="0" destOrd="0" presId="urn:microsoft.com/office/officeart/2005/8/layout/process1"/>
+    <dgm:cxn modelId="{D0DF8C07-D22D-4DDB-87B4-203930C1C7FD}" type="presOf" srcId="{58F8E6FA-8E5F-4590-8E91-7D425686736E}" destId="{1C61394E-D32F-4A43-ADD4-F46D3A33D38F}" srcOrd="0" destOrd="0" presId="urn:microsoft.com/office/officeart/2005/8/layout/process1"/>
+    <dgm:cxn modelId="{17520181-99A9-4F33-A66A-166DF666C871}" type="presOf" srcId="{C6470392-B547-42B7-BBE1-49D9BF3297A5}" destId="{D17F71C8-684F-40E9-B9CF-89D188A27816}" srcOrd="1" destOrd="0" presId="urn:microsoft.com/office/officeart/2005/8/layout/process1"/>
+    <dgm:cxn modelId="{2B46062F-63F4-4E8E-806C-4BA85E4E4011}" type="presOf" srcId="{B2F67260-32B4-49EF-BEA7-6376ABEBC356}" destId="{45B120D8-A283-4DB0-AE48-CD1028B5A1CA}" srcOrd="0" destOrd="0" presId="urn:microsoft.com/office/officeart/2005/8/layout/process1"/>
+    <dgm:cxn modelId="{8FFCFA5C-4FA4-40C2-8841-65147D9581FF}" type="presOf" srcId="{CB734D05-6005-4A33-891F-8F6E9F0BE629}" destId="{9346448E-7772-4989-9A73-02FD2DA61B93}" srcOrd="0" destOrd="0" presId="urn:microsoft.com/office/officeart/2005/8/layout/process1"/>
+    <dgm:cxn modelId="{2760F637-30A3-4784-BAF8-EB2F23D8DE00}" type="presOf" srcId="{D4DE5EA1-C98A-4001-96ED-0D8A4099152C}" destId="{CA09568C-529F-4056-BB14-75FC27EA3A57}" srcOrd="0" destOrd="0" presId="urn:microsoft.com/office/officeart/2005/8/layout/process1"/>
     <dgm:cxn modelId="{A358B1AA-45ED-4C0A-A925-911C6E3E177E}" srcId="{C787D0C9-C4AA-4BF8-AAA9-EFDCDDDFB8C5}" destId="{D4DE5EA1-C98A-4001-96ED-0D8A4099152C}" srcOrd="2" destOrd="0" parTransId="{DDD45587-67C2-4B3F-892B-0153C2E010D0}" sibTransId="{C6470392-B547-42B7-BBE1-49D9BF3297A5}"/>
+    <dgm:cxn modelId="{DF9B84ED-0F1B-43C1-86B6-6EEC3E92733B}" type="presOf" srcId="{C6470392-B547-42B7-BBE1-49D9BF3297A5}" destId="{E6A79763-2175-4FE6-AF39-65BAD7E8A94D}" srcOrd="0" destOrd="0" presId="urn:microsoft.com/office/officeart/2005/8/layout/process1"/>
     <dgm:cxn modelId="{916CD402-046A-49C3-919C-E8874C6452BD}" srcId="{C787D0C9-C4AA-4BF8-AAA9-EFDCDDDFB8C5}" destId="{B0DAEDAB-33B3-4821-A91B-D05361312CE9}" srcOrd="3" destOrd="0" parTransId="{1B396FDD-FE98-44AA-BBFD-EFDF9B52D4CD}" sibTransId="{2689B6F1-8FF1-4D68-9639-E8E505EA5AB0}"/>
-    <dgm:cxn modelId="{1C5E6ADF-C13E-4D04-A1F7-B31341E48296}" type="presOf" srcId="{58F8E6FA-8E5F-4590-8E91-7D425686736E}" destId="{1C61394E-D32F-4A43-ADD4-F46D3A33D38F}" srcOrd="0" destOrd="0" presId="urn:microsoft.com/office/officeart/2005/8/layout/process1"/>
+    <dgm:cxn modelId="{58E44C51-50AF-43F2-AEB1-886E93F2796F}" type="presOf" srcId="{58F8E6FA-8E5F-4590-8E91-7D425686736E}" destId="{38F30BB8-19AC-4F2C-997E-D6C87643D812}" srcOrd="1" destOrd="0" presId="urn:microsoft.com/office/officeart/2005/8/layout/process1"/>
+    <dgm:cxn modelId="{FDB43B89-7629-4A51-9D66-0803AE66618E}" type="presOf" srcId="{2F2C6037-AE48-4650-B998-EBABF88D0464}" destId="{8D8E620F-A309-4628-986D-B0F92ABF739C}" srcOrd="1" destOrd="0" presId="urn:microsoft.com/office/officeart/2005/8/layout/process1"/>
     <dgm:cxn modelId="{F27277EA-BDDA-4005-9170-FBB0A209E462}" srcId="{C787D0C9-C4AA-4BF8-AAA9-EFDCDDDFB8C5}" destId="{CB734D05-6005-4A33-891F-8F6E9F0BE629}" srcOrd="0" destOrd="0" parTransId="{D88A1106-7499-4EC1-A955-12C926757BDC}" sibTransId="{2F2C6037-AE48-4650-B998-EBABF88D0464}"/>
-    <dgm:cxn modelId="{1B31B853-4A43-4F13-B7FA-122133606605}" type="presOf" srcId="{2F2C6037-AE48-4650-B998-EBABF88D0464}" destId="{8D8E620F-A309-4628-986D-B0F92ABF739C}" srcOrd="1" destOrd="0" presId="urn:microsoft.com/office/officeart/2005/8/layout/process1"/>
-    <dgm:cxn modelId="{C157A8DC-FF63-4BC8-8A1E-0A4583223831}" type="presOf" srcId="{58F8E6FA-8E5F-4590-8E91-7D425686736E}" destId="{38F30BB8-19AC-4F2C-997E-D6C87643D812}" srcOrd="1" destOrd="0" presId="urn:microsoft.com/office/officeart/2005/8/layout/process1"/>
-    <dgm:cxn modelId="{3F59DCCD-6FA3-4F35-A924-FEE003AC7069}" type="presOf" srcId="{C787D0C9-C4AA-4BF8-AAA9-EFDCDDDFB8C5}" destId="{ECE2E50F-1EF0-49E9-A2A2-C09D34379E86}" srcOrd="0" destOrd="0" presId="urn:microsoft.com/office/officeart/2005/8/layout/process1"/>
-    <dgm:cxn modelId="{06591292-B4CD-4E7D-9339-1FA6D0C0F2EA}" type="presParOf" srcId="{ECE2E50F-1EF0-49E9-A2A2-C09D34379E86}" destId="{9346448E-7772-4989-9A73-02FD2DA61B93}" srcOrd="0" destOrd="0" presId="urn:microsoft.com/office/officeart/2005/8/layout/process1"/>
-    <dgm:cxn modelId="{D6A61929-CAC5-4FDE-8697-13E34687EEE9}" type="presParOf" srcId="{ECE2E50F-1EF0-49E9-A2A2-C09D34379E86}" destId="{ABB6D0E9-231F-49FF-8F6A-CBD756BB2A07}" srcOrd="1" destOrd="0" presId="urn:microsoft.com/office/officeart/2005/8/layout/process1"/>
-    <dgm:cxn modelId="{16900847-83FE-4E14-BBCF-EF5810496313}" type="presParOf" srcId="{ABB6D0E9-231F-49FF-8F6A-CBD756BB2A07}" destId="{8D8E620F-A309-4628-986D-B0F92ABF739C}" srcOrd="0" destOrd="0" presId="urn:microsoft.com/office/officeart/2005/8/layout/process1"/>
-    <dgm:cxn modelId="{357F5BC0-7BC4-42E9-B8E2-352459BC1780}" type="presParOf" srcId="{ECE2E50F-1EF0-49E9-A2A2-C09D34379E86}" destId="{45B120D8-A283-4DB0-AE48-CD1028B5A1CA}" srcOrd="2" destOrd="0" presId="urn:microsoft.com/office/officeart/2005/8/layout/process1"/>
-    <dgm:cxn modelId="{16A1650D-AAF4-4720-8828-E572362FFC62}" type="presParOf" srcId="{ECE2E50F-1EF0-49E9-A2A2-C09D34379E86}" destId="{1C61394E-D32F-4A43-ADD4-F46D3A33D38F}" srcOrd="3" destOrd="0" presId="urn:microsoft.com/office/officeart/2005/8/layout/process1"/>
-    <dgm:cxn modelId="{12CC176F-3533-4F57-A2A6-414E95BE320A}" type="presParOf" srcId="{1C61394E-D32F-4A43-ADD4-F46D3A33D38F}" destId="{38F30BB8-19AC-4F2C-997E-D6C87643D812}" srcOrd="0" destOrd="0" presId="urn:microsoft.com/office/officeart/2005/8/layout/process1"/>
-    <dgm:cxn modelId="{76CFE575-F3A5-428C-A7B0-E1D50D10944C}" type="presParOf" srcId="{ECE2E50F-1EF0-49E9-A2A2-C09D34379E86}" destId="{CA09568C-529F-4056-BB14-75FC27EA3A57}" srcOrd="4" destOrd="0" presId="urn:microsoft.com/office/officeart/2005/8/layout/process1"/>
-    <dgm:cxn modelId="{9A34C66D-6F74-48AA-85A6-36529215D5DF}" type="presParOf" srcId="{ECE2E50F-1EF0-49E9-A2A2-C09D34379E86}" destId="{E6A79763-2175-4FE6-AF39-65BAD7E8A94D}" srcOrd="5" destOrd="0" presId="urn:microsoft.com/office/officeart/2005/8/layout/process1"/>
-    <dgm:cxn modelId="{8C0CB37E-F223-445E-91D7-0F2AF2262E8E}" type="presParOf" srcId="{E6A79763-2175-4FE6-AF39-65BAD7E8A94D}" destId="{D17F71C8-684F-40E9-B9CF-89D188A27816}" srcOrd="0" destOrd="0" presId="urn:microsoft.com/office/officeart/2005/8/layout/process1"/>
-    <dgm:cxn modelId="{51B1E9C2-8273-46D6-8782-520F5B33E61C}" type="presParOf" srcId="{ECE2E50F-1EF0-49E9-A2A2-C09D34379E86}" destId="{FCE3B9A4-214A-4502-B3DF-ACB3E0BC61C7}" srcOrd="6" destOrd="0" presId="urn:microsoft.com/office/officeart/2005/8/layout/process1"/>
+    <dgm:cxn modelId="{15B9985E-5B3F-41B1-82FB-067CC2775966}" type="presOf" srcId="{2F2C6037-AE48-4650-B998-EBABF88D0464}" destId="{ABB6D0E9-231F-49FF-8F6A-CBD756BB2A07}" srcOrd="0" destOrd="0" presId="urn:microsoft.com/office/officeart/2005/8/layout/process1"/>
+    <dgm:cxn modelId="{7236556A-725C-4073-9672-3CF97C897EB7}" type="presParOf" srcId="{ECE2E50F-1EF0-49E9-A2A2-C09D34379E86}" destId="{9346448E-7772-4989-9A73-02FD2DA61B93}" srcOrd="0" destOrd="0" presId="urn:microsoft.com/office/officeart/2005/8/layout/process1"/>
+    <dgm:cxn modelId="{0BB03E79-DFD6-491F-869B-0C9A8DFC6174}" type="presParOf" srcId="{ECE2E50F-1EF0-49E9-A2A2-C09D34379E86}" destId="{ABB6D0E9-231F-49FF-8F6A-CBD756BB2A07}" srcOrd="1" destOrd="0" presId="urn:microsoft.com/office/officeart/2005/8/layout/process1"/>
+    <dgm:cxn modelId="{726AB557-F9C0-4EBB-9CE6-35EB52B7E77A}" type="presParOf" srcId="{ABB6D0E9-231F-49FF-8F6A-CBD756BB2A07}" destId="{8D8E620F-A309-4628-986D-B0F92ABF739C}" srcOrd="0" destOrd="0" presId="urn:microsoft.com/office/officeart/2005/8/layout/process1"/>
+    <dgm:cxn modelId="{E6C7139F-42E3-498A-B276-E83EBCCDF861}" type="presParOf" srcId="{ECE2E50F-1EF0-49E9-A2A2-C09D34379E86}" destId="{45B120D8-A283-4DB0-AE48-CD1028B5A1CA}" srcOrd="2" destOrd="0" presId="urn:microsoft.com/office/officeart/2005/8/layout/process1"/>
+    <dgm:cxn modelId="{46A46DB4-3915-4681-9C33-337D0DC8A408}" type="presParOf" srcId="{ECE2E50F-1EF0-49E9-A2A2-C09D34379E86}" destId="{1C61394E-D32F-4A43-ADD4-F46D3A33D38F}" srcOrd="3" destOrd="0" presId="urn:microsoft.com/office/officeart/2005/8/layout/process1"/>
+    <dgm:cxn modelId="{725B16F3-2335-4F2B-90D1-204750F2748C}" type="presParOf" srcId="{1C61394E-D32F-4A43-ADD4-F46D3A33D38F}" destId="{38F30BB8-19AC-4F2C-997E-D6C87643D812}" srcOrd="0" destOrd="0" presId="urn:microsoft.com/office/officeart/2005/8/layout/process1"/>
+    <dgm:cxn modelId="{ED6E8522-DAE9-4645-9D4D-886447365EDF}" type="presParOf" srcId="{ECE2E50F-1EF0-49E9-A2A2-C09D34379E86}" destId="{CA09568C-529F-4056-BB14-75FC27EA3A57}" srcOrd="4" destOrd="0" presId="urn:microsoft.com/office/officeart/2005/8/layout/process1"/>
+    <dgm:cxn modelId="{2D81B5A7-03D7-4887-A73E-F9EA928FFCE8}" type="presParOf" srcId="{ECE2E50F-1EF0-49E9-A2A2-C09D34379E86}" destId="{E6A79763-2175-4FE6-AF39-65BAD7E8A94D}" srcOrd="5" destOrd="0" presId="urn:microsoft.com/office/officeart/2005/8/layout/process1"/>
+    <dgm:cxn modelId="{B0E22471-0FF2-4289-A517-CEBE9D88E1C1}" type="presParOf" srcId="{E6A79763-2175-4FE6-AF39-65BAD7E8A94D}" destId="{D17F71C8-684F-40E9-B9CF-89D188A27816}" srcOrd="0" destOrd="0" presId="urn:microsoft.com/office/officeart/2005/8/layout/process1"/>
+    <dgm:cxn modelId="{216AFCDA-6236-4E81-93C1-B9C3300CEE8B}" type="presParOf" srcId="{ECE2E50F-1EF0-49E9-A2A2-C09D34379E86}" destId="{FCE3B9A4-214A-4502-B3DF-ACB3E0BC61C7}" srcOrd="6" destOrd="0" presId="urn:microsoft.com/office/officeart/2005/8/layout/process1"/>
   </dgm:cxnLst>
   <dgm:bg/>
   <dgm:whole/>

--- a/Notes_SA2601010.docx
+++ b/Notes_SA2601010.docx
@@ -7357,6 +7357,132 @@
           <w:lang w:val="en-US"/>
         </w:rPr>
         <w:t xml:space="preserve"> The locator value is not in the correct format.</w:t>
+      </w:r>
+    </w:p>
+    <w:p>
+      <w:pPr>
+        <w:pStyle w:val="ListParagraph"/>
+        <w:numPr>
+          <w:ilvl w:val="0"/>
+          <w:numId w:val="17"/>
+        </w:numPr>
+        <w:rPr>
+          <w:sz w:val="24"/>
+          <w:szCs w:val="22"/>
+          <w:lang w:val="en-US"/>
+        </w:rPr>
+      </w:pPr>
+      <w:r>
+        <w:rPr>
+          <w:sz w:val="24"/>
+          <w:szCs w:val="22"/>
+          <w:lang w:val="en-US"/>
+        </w:rPr>
+        <w:t xml:space="preserve">NoSuchElementException </w:t>
+      </w:r>
+      <w:r>
+        <w:rPr>
+          <w:sz w:val="24"/>
+          <w:szCs w:val="22"/>
+          <w:lang w:val="en-US"/>
+        </w:rPr>
+        <w:sym w:font="Wingdings" w:char="F0E0"/>
+      </w:r>
+      <w:r>
+        <w:rPr>
+          <w:sz w:val="24"/>
+          <w:szCs w:val="22"/>
+          <w:lang w:val="en-US"/>
+        </w:rPr>
+        <w:t xml:space="preserve"> Selenium is unable to locate the control due to</w:t>
+      </w:r>
+    </w:p>
+    <w:p>
+      <w:pPr>
+        <w:pStyle w:val="ListParagraph"/>
+        <w:numPr>
+          <w:ilvl w:val="1"/>
+          <w:numId w:val="17"/>
+        </w:numPr>
+        <w:rPr>
+          <w:sz w:val="24"/>
+          <w:szCs w:val="22"/>
+          <w:lang w:val="en-US"/>
+        </w:rPr>
+      </w:pPr>
+      <w:r>
+        <w:rPr>
+          <w:sz w:val="24"/>
+          <w:szCs w:val="22"/>
+          <w:lang w:val="en-US"/>
+        </w:rPr>
+        <w:t>The locator value may be wrong.</w:t>
+      </w:r>
+    </w:p>
+    <w:p>
+      <w:pPr>
+        <w:pStyle w:val="ListParagraph"/>
+        <w:numPr>
+          <w:ilvl w:val="1"/>
+          <w:numId w:val="17"/>
+        </w:numPr>
+        <w:rPr>
+          <w:sz w:val="24"/>
+          <w:szCs w:val="22"/>
+          <w:lang w:val="en-US"/>
+        </w:rPr>
+      </w:pPr>
+      <w:r>
+        <w:rPr>
+          <w:sz w:val="24"/>
+          <w:szCs w:val="22"/>
+          <w:lang w:val="en-US"/>
+        </w:rPr>
+        <w:t>The locator value may be dynamic.</w:t>
+      </w:r>
+    </w:p>
+    <w:p>
+      <w:pPr>
+        <w:pStyle w:val="ListParagraph"/>
+        <w:numPr>
+          <w:ilvl w:val="1"/>
+          <w:numId w:val="17"/>
+        </w:numPr>
+        <w:rPr>
+          <w:sz w:val="24"/>
+          <w:szCs w:val="22"/>
+          <w:lang w:val="en-US"/>
+        </w:rPr>
+      </w:pPr>
+      <w:r>
+        <w:rPr>
+          <w:sz w:val="24"/>
+          <w:szCs w:val="22"/>
+          <w:lang w:val="en-US"/>
+        </w:rPr>
+        <w:t>The control is not available on the page.</w:t>
+      </w:r>
+    </w:p>
+    <w:p>
+      <w:pPr>
+        <w:pStyle w:val="ListParagraph"/>
+        <w:numPr>
+          <w:ilvl w:val="1"/>
+          <w:numId w:val="17"/>
+        </w:numPr>
+        <w:rPr>
+          <w:sz w:val="24"/>
+          <w:szCs w:val="22"/>
+          <w:lang w:val="en-US"/>
+        </w:rPr>
+      </w:pPr>
+      <w:r>
+        <w:rPr>
+          <w:sz w:val="24"/>
+          <w:szCs w:val="22"/>
+          <w:lang w:val="en-US"/>
+        </w:rPr>
+        <w:t>Synchronization issue</w:t>
       </w:r>
     </w:p>
     <w:p>
@@ -8081,6 +8207,7 @@
           <w:szCs w:val="22"/>
           <w:lang w:val="en-US"/>
         </w:rPr>
+        <w:lastRenderedPageBreak/>
         <w:t>TagName</w:t>
       </w:r>
     </w:p>
@@ -8142,7 +8269,6 @@
           <w:szCs w:val="22"/>
           <w:lang w:val="en-US"/>
         </w:rPr>
-        <w:lastRenderedPageBreak/>
         <w:t xml:space="preserve">Used to locate a control using the value of attribute </w:t>
       </w:r>
       <w:r>
@@ -8760,6 +8886,7 @@
           <w:szCs w:val="22"/>
           <w:lang w:val="en-US"/>
         </w:rPr>
+        <w:lastRenderedPageBreak/>
         <w:t xml:space="preserve">Pattankodoli Bus Stand </w:t>
       </w:r>
       <w:r>
@@ -8892,7 +9019,6 @@
           <w:szCs w:val="22"/>
           <w:lang w:val="en-US"/>
         </w:rPr>
-        <w:lastRenderedPageBreak/>
         <w:t>XPath is the way of locating the control using the exact path of the control from the html tag</w:t>
       </w:r>
     </w:p>
@@ -9234,8 +9360,796 @@
         </w:rPr>
         <w:t xml:space="preserve"> (WebElement)</w:t>
       </w:r>
+    </w:p>
+    <w:p>
+      <w:pPr>
+        <w:pStyle w:val="ListParagraph"/>
+        <w:numPr>
+          <w:ilvl w:val="1"/>
+          <w:numId w:val="25"/>
+        </w:numPr>
+        <w:rPr>
+          <w:b/>
+          <w:bCs/>
+          <w:sz w:val="24"/>
+          <w:szCs w:val="22"/>
+          <w:lang w:val="en-US"/>
+        </w:rPr>
+      </w:pPr>
+      <w:r>
+        <w:rPr>
+          <w:sz w:val="24"/>
+          <w:szCs w:val="22"/>
+          <w:lang w:val="en-US"/>
+        </w:rPr>
+        <w:t xml:space="preserve">getOptions() </w:t>
+      </w:r>
+      <w:r>
+        <w:rPr>
+          <w:sz w:val="24"/>
+          <w:szCs w:val="22"/>
+          <w:lang w:val="en-US"/>
+        </w:rPr>
+        <w:sym w:font="Wingdings" w:char="F0E0"/>
+      </w:r>
+      <w:r>
+        <w:rPr>
+          <w:sz w:val="24"/>
+          <w:szCs w:val="22"/>
+          <w:lang w:val="en-US"/>
+        </w:rPr>
+        <w:t xml:space="preserve"> Will return the list of all elements / options from the dropdown list or list box. (List&lt;WebElement&gt;)</w:t>
+      </w:r>
+    </w:p>
+    <w:p>
+      <w:pPr>
+        <w:pStyle w:val="ListParagraph"/>
+        <w:numPr>
+          <w:ilvl w:val="1"/>
+          <w:numId w:val="25"/>
+        </w:numPr>
+        <w:rPr>
+          <w:b/>
+          <w:bCs/>
+          <w:sz w:val="24"/>
+          <w:szCs w:val="22"/>
+          <w:lang w:val="en-US"/>
+        </w:rPr>
+      </w:pPr>
+      <w:r>
+        <w:rPr>
+          <w:sz w:val="24"/>
+          <w:szCs w:val="22"/>
+          <w:lang w:val="en-US"/>
+        </w:rPr>
+        <w:t xml:space="preserve">selectByVisibleText() </w:t>
+      </w:r>
+      <w:r>
+        <w:rPr>
+          <w:sz w:val="24"/>
+          <w:szCs w:val="22"/>
+          <w:lang w:val="en-US"/>
+        </w:rPr>
+        <w:sym w:font="Wingdings" w:char="F0E0"/>
+      </w:r>
+      <w:r>
+        <w:rPr>
+          <w:sz w:val="24"/>
+          <w:szCs w:val="22"/>
+          <w:lang w:val="en-US"/>
+        </w:rPr>
+        <w:t xml:space="preserve"> Selects the option by using the inner text of any option.</w:t>
+      </w:r>
+    </w:p>
+    <w:p>
+      <w:pPr>
+        <w:pStyle w:val="ListParagraph"/>
+        <w:numPr>
+          <w:ilvl w:val="1"/>
+          <w:numId w:val="25"/>
+        </w:numPr>
+        <w:rPr>
+          <w:b/>
+          <w:bCs/>
+          <w:sz w:val="24"/>
+          <w:szCs w:val="22"/>
+          <w:lang w:val="en-US"/>
+        </w:rPr>
+      </w:pPr>
+      <w:r>
+        <w:rPr>
+          <w:sz w:val="24"/>
+          <w:szCs w:val="22"/>
+          <w:lang w:val="en-US"/>
+        </w:rPr>
+        <w:t xml:space="preserve">selectByContainsVisibleText() </w:t>
+      </w:r>
+      <w:r>
+        <w:rPr>
+          <w:sz w:val="24"/>
+          <w:szCs w:val="22"/>
+          <w:lang w:val="en-US"/>
+        </w:rPr>
+        <w:sym w:font="Wingdings" w:char="F0E0"/>
+      </w:r>
+      <w:r>
+        <w:rPr>
+          <w:sz w:val="24"/>
+          <w:szCs w:val="22"/>
+          <w:lang w:val="en-US"/>
+        </w:rPr>
+        <w:t xml:space="preserve"> Selects the option by using the partial part of inner text.</w:t>
+      </w:r>
+    </w:p>
+    <w:p>
+      <w:pPr>
+        <w:pStyle w:val="ListParagraph"/>
+        <w:numPr>
+          <w:ilvl w:val="1"/>
+          <w:numId w:val="25"/>
+        </w:numPr>
+        <w:rPr>
+          <w:b/>
+          <w:bCs/>
+          <w:sz w:val="24"/>
+          <w:szCs w:val="22"/>
+          <w:lang w:val="en-US"/>
+        </w:rPr>
+      </w:pPr>
+      <w:r>
+        <w:rPr>
+          <w:sz w:val="24"/>
+          <w:szCs w:val="22"/>
+          <w:lang w:val="en-US"/>
+        </w:rPr>
+        <w:t xml:space="preserve">selectByValue() </w:t>
+      </w:r>
+      <w:r>
+        <w:rPr>
+          <w:sz w:val="24"/>
+          <w:szCs w:val="22"/>
+          <w:lang w:val="en-US"/>
+        </w:rPr>
+        <w:sym w:font="Wingdings" w:char="F0E0"/>
+      </w:r>
+      <w:r>
+        <w:rPr>
+          <w:sz w:val="24"/>
+          <w:szCs w:val="22"/>
+          <w:lang w:val="en-US"/>
+        </w:rPr>
+        <w:t xml:space="preserve"> Selects the option by using the String value of the attribute value.</w:t>
+      </w:r>
+    </w:p>
+    <w:p>
+      <w:pPr>
+        <w:pStyle w:val="ListParagraph"/>
+        <w:numPr>
+          <w:ilvl w:val="1"/>
+          <w:numId w:val="25"/>
+        </w:numPr>
+        <w:rPr>
+          <w:b/>
+          <w:bCs/>
+          <w:sz w:val="24"/>
+          <w:szCs w:val="22"/>
+          <w:lang w:val="en-US"/>
+        </w:rPr>
+      </w:pPr>
+      <w:r>
+        <w:rPr>
+          <w:sz w:val="24"/>
+          <w:szCs w:val="22"/>
+          <w:lang w:val="en-US"/>
+        </w:rPr>
+        <w:t xml:space="preserve">selectByIndex() </w:t>
+      </w:r>
+      <w:r>
+        <w:rPr>
+          <w:sz w:val="24"/>
+          <w:szCs w:val="22"/>
+          <w:lang w:val="en-US"/>
+        </w:rPr>
+        <w:sym w:font="Wingdings" w:char="F0E0"/>
+      </w:r>
+      <w:r>
+        <w:rPr>
+          <w:sz w:val="24"/>
+          <w:szCs w:val="22"/>
+          <w:lang w:val="en-US"/>
+        </w:rPr>
+        <w:t xml:space="preserve"> Selects the option by using zero based index number of option.</w:t>
+      </w:r>
+    </w:p>
+    <w:p>
+      <w:pPr>
+        <w:pStyle w:val="ListParagraph"/>
+        <w:numPr>
+          <w:ilvl w:val="1"/>
+          <w:numId w:val="25"/>
+        </w:numPr>
+        <w:rPr>
+          <w:b/>
+          <w:bCs/>
+          <w:sz w:val="24"/>
+          <w:szCs w:val="22"/>
+          <w:lang w:val="en-US"/>
+        </w:rPr>
+      </w:pPr>
+      <w:r>
+        <w:rPr>
+          <w:sz w:val="24"/>
+          <w:szCs w:val="22"/>
+          <w:lang w:val="en-US"/>
+        </w:rPr>
+        <w:t xml:space="preserve">getAllSelectedOptions() </w:t>
+      </w:r>
+      <w:r>
+        <w:rPr>
+          <w:sz w:val="24"/>
+          <w:szCs w:val="22"/>
+          <w:lang w:val="en-US"/>
+        </w:rPr>
+        <w:sym w:font="Wingdings" w:char="F0E0"/>
+      </w:r>
+      <w:r>
+        <w:rPr>
+          <w:sz w:val="24"/>
+          <w:szCs w:val="22"/>
+          <w:lang w:val="en-US"/>
+        </w:rPr>
+        <w:t xml:space="preserve"> Return list of all selected options from the list box. (List&lt;WebElement&gt;)</w:t>
+      </w:r>
+    </w:p>
+    <w:p>
+      <w:pPr>
+        <w:pStyle w:val="ListParagraph"/>
+        <w:numPr>
+          <w:ilvl w:val="1"/>
+          <w:numId w:val="25"/>
+        </w:numPr>
+        <w:rPr>
+          <w:b/>
+          <w:bCs/>
+          <w:sz w:val="24"/>
+          <w:szCs w:val="22"/>
+          <w:lang w:val="en-US"/>
+        </w:rPr>
+      </w:pPr>
+      <w:r>
+        <w:rPr>
+          <w:sz w:val="24"/>
+          <w:szCs w:val="22"/>
+          <w:lang w:val="en-US"/>
+        </w:rPr>
+        <w:t xml:space="preserve">isMultiple() </w:t>
+      </w:r>
+      <w:r>
+        <w:rPr>
+          <w:sz w:val="24"/>
+          <w:szCs w:val="22"/>
+          <w:lang w:val="en-US"/>
+        </w:rPr>
+        <w:sym w:font="Wingdings" w:char="F0E0"/>
+      </w:r>
+      <w:r>
+        <w:rPr>
+          <w:sz w:val="24"/>
+          <w:szCs w:val="22"/>
+          <w:lang w:val="en-US"/>
+        </w:rPr>
+        <w:t xml:space="preserve"> Checks that whether the control allows to select multiple controls or not. (boolean)</w:t>
+      </w:r>
+    </w:p>
+    <w:p>
+      <w:pPr>
+        <w:pStyle w:val="ListParagraph"/>
+        <w:numPr>
+          <w:ilvl w:val="1"/>
+          <w:numId w:val="25"/>
+        </w:numPr>
+        <w:rPr>
+          <w:b/>
+          <w:bCs/>
+          <w:sz w:val="24"/>
+          <w:szCs w:val="22"/>
+          <w:lang w:val="en-US"/>
+        </w:rPr>
+      </w:pPr>
+      <w:r>
+        <w:rPr>
+          <w:sz w:val="24"/>
+          <w:szCs w:val="22"/>
+          <w:lang w:val="en-US"/>
+        </w:rPr>
+        <w:t>deselectByVisibleText()</w:t>
+      </w:r>
+    </w:p>
+    <w:p>
+      <w:pPr>
+        <w:pStyle w:val="ListParagraph"/>
+        <w:numPr>
+          <w:ilvl w:val="1"/>
+          <w:numId w:val="25"/>
+        </w:numPr>
+        <w:rPr>
+          <w:b/>
+          <w:bCs/>
+          <w:sz w:val="24"/>
+          <w:szCs w:val="22"/>
+          <w:lang w:val="en-US"/>
+        </w:rPr>
+      </w:pPr>
+      <w:r>
+        <w:rPr>
+          <w:sz w:val="24"/>
+          <w:szCs w:val="22"/>
+          <w:lang w:val="en-US"/>
+        </w:rPr>
+        <w:t>deselectByContainsVisibleText()</w:t>
+      </w:r>
+    </w:p>
+    <w:p>
+      <w:pPr>
+        <w:pStyle w:val="ListParagraph"/>
+        <w:numPr>
+          <w:ilvl w:val="1"/>
+          <w:numId w:val="25"/>
+        </w:numPr>
+        <w:rPr>
+          <w:b/>
+          <w:bCs/>
+          <w:sz w:val="24"/>
+          <w:szCs w:val="22"/>
+          <w:lang w:val="en-US"/>
+        </w:rPr>
+      </w:pPr>
+      <w:r>
+        <w:rPr>
+          <w:sz w:val="24"/>
+          <w:szCs w:val="22"/>
+          <w:lang w:val="en-US"/>
+        </w:rPr>
+        <w:t>deselectByIndex()</w:t>
+      </w:r>
+    </w:p>
+    <w:p>
+      <w:pPr>
+        <w:pStyle w:val="ListParagraph"/>
+        <w:numPr>
+          <w:ilvl w:val="1"/>
+          <w:numId w:val="25"/>
+        </w:numPr>
+        <w:rPr>
+          <w:b/>
+          <w:bCs/>
+          <w:sz w:val="24"/>
+          <w:szCs w:val="22"/>
+          <w:lang w:val="en-US"/>
+        </w:rPr>
+      </w:pPr>
+      <w:r>
+        <w:rPr>
+          <w:sz w:val="24"/>
+          <w:szCs w:val="22"/>
+          <w:lang w:val="en-US"/>
+        </w:rPr>
+        <w:lastRenderedPageBreak/>
+        <w:t>deselectByValue()</w:t>
+      </w:r>
+    </w:p>
+    <w:p>
+      <w:pPr>
+        <w:pStyle w:val="ListParagraph"/>
+        <w:numPr>
+          <w:ilvl w:val="1"/>
+          <w:numId w:val="25"/>
+        </w:numPr>
+        <w:rPr>
+          <w:b/>
+          <w:bCs/>
+          <w:sz w:val="24"/>
+          <w:szCs w:val="22"/>
+          <w:lang w:val="en-US"/>
+        </w:rPr>
+      </w:pPr>
+      <w:r>
+        <w:rPr>
+          <w:sz w:val="24"/>
+          <w:szCs w:val="22"/>
+          <w:lang w:val="en-US"/>
+        </w:rPr>
+        <w:t>deselectAll()</w:t>
+      </w:r>
+    </w:p>
+    <w:p>
+      <w:pPr>
+        <w:rPr>
+          <w:b/>
+          <w:bCs/>
+          <w:sz w:val="24"/>
+          <w:szCs w:val="22"/>
+          <w:lang w:val="en-US"/>
+        </w:rPr>
+      </w:pPr>
+    </w:p>
+    <w:p>
+      <w:pPr>
+        <w:rPr>
+          <w:b/>
+          <w:bCs/>
+          <w:sz w:val="24"/>
+          <w:szCs w:val="22"/>
+          <w:lang w:val="en-US"/>
+        </w:rPr>
+      </w:pPr>
+      <w:r>
+        <w:rPr>
+          <w:b/>
+          <w:bCs/>
+          <w:sz w:val="24"/>
+          <w:szCs w:val="22"/>
+          <w:lang w:val="en-US"/>
+        </w:rPr>
+        <w:t>Synchronization (Waits in Selenium)</w:t>
+      </w:r>
+    </w:p>
+    <w:p>
+      <w:pPr>
+        <w:rPr>
+          <w:sz w:val="24"/>
+          <w:szCs w:val="22"/>
+          <w:lang w:val="en-US"/>
+        </w:rPr>
+      </w:pPr>
+      <w:r>
+        <w:rPr>
+          <w:sz w:val="24"/>
+          <w:szCs w:val="22"/>
+          <w:lang w:val="en-US"/>
+        </w:rPr>
+        <w:t>It is the process of adjusting the speed of tool with speed of application.</w:t>
+      </w:r>
+    </w:p>
+    <w:p>
+      <w:pPr>
+        <w:pStyle w:val="ListParagraph"/>
+        <w:numPr>
+          <w:ilvl w:val="0"/>
+          <w:numId w:val="26"/>
+        </w:numPr>
+        <w:rPr>
+          <w:sz w:val="24"/>
+          <w:szCs w:val="22"/>
+          <w:lang w:val="en-US"/>
+        </w:rPr>
+      </w:pPr>
+      <w:r>
+        <w:rPr>
+          <w:sz w:val="24"/>
+          <w:szCs w:val="22"/>
+          <w:lang w:val="en-US"/>
+        </w:rPr>
+        <w:t>Thread.sleep()</w:t>
+      </w:r>
+      <w:r>
+        <w:rPr>
+          <w:sz w:val="24"/>
+          <w:szCs w:val="22"/>
+          <w:lang w:val="en-US"/>
+        </w:rPr>
+        <w:t xml:space="preserve"> </w:t>
+      </w:r>
+      <w:r>
+        <w:rPr>
+          <w:sz w:val="24"/>
+          <w:szCs w:val="22"/>
+          <w:lang w:val="en-US"/>
+        </w:rPr>
+        <w:sym w:font="Wingdings" w:char="F0E0"/>
+      </w:r>
+      <w:r>
+        <w:rPr>
+          <w:sz w:val="24"/>
+          <w:szCs w:val="22"/>
+          <w:lang w:val="en-US"/>
+        </w:rPr>
+        <w:t xml:space="preserve"> Will pause the execution of script for specified milliseconds. </w:t>
+      </w:r>
+    </w:p>
+    <w:p>
+      <w:pPr>
+        <w:pStyle w:val="ListParagraph"/>
+        <w:numPr>
+          <w:ilvl w:val="1"/>
+          <w:numId w:val="26"/>
+        </w:numPr>
+        <w:rPr>
+          <w:sz w:val="24"/>
+          <w:szCs w:val="22"/>
+          <w:lang w:val="en-US"/>
+        </w:rPr>
+      </w:pPr>
+      <w:r>
+        <w:rPr>
+          <w:sz w:val="24"/>
+          <w:szCs w:val="22"/>
+          <w:lang w:val="en-US"/>
+        </w:rPr>
+        <w:t>It is applicable to single statement only.</w:t>
+      </w:r>
+    </w:p>
+    <w:p>
+      <w:pPr>
+        <w:pStyle w:val="ListParagraph"/>
+        <w:numPr>
+          <w:ilvl w:val="1"/>
+          <w:numId w:val="26"/>
+        </w:numPr>
+        <w:rPr>
+          <w:sz w:val="24"/>
+          <w:szCs w:val="22"/>
+          <w:lang w:val="en-US"/>
+        </w:rPr>
+      </w:pPr>
+      <w:r>
+        <w:rPr>
+          <w:sz w:val="24"/>
+          <w:szCs w:val="22"/>
+          <w:lang w:val="en-US"/>
+        </w:rPr>
+        <w:t>It takes mandatory delay.</w:t>
+      </w:r>
+    </w:p>
+    <w:p>
+      <w:pPr>
+        <w:pStyle w:val="ListParagraph"/>
+        <w:numPr>
+          <w:ilvl w:val="0"/>
+          <w:numId w:val="26"/>
+        </w:numPr>
+        <w:rPr>
+          <w:sz w:val="24"/>
+          <w:szCs w:val="22"/>
+          <w:lang w:val="en-US"/>
+        </w:rPr>
+      </w:pPr>
+      <w:r>
+        <w:rPr>
+          <w:sz w:val="24"/>
+          <w:szCs w:val="22"/>
+          <w:lang w:val="en-US"/>
+        </w:rPr>
+        <w:t>ImplicitWait</w:t>
+      </w:r>
+      <w:r>
+        <w:rPr>
+          <w:sz w:val="24"/>
+          <w:szCs w:val="22"/>
+          <w:lang w:val="en-US"/>
+        </w:rPr>
+        <w:t xml:space="preserve"> </w:t>
+      </w:r>
+      <w:r>
+        <w:rPr>
+          <w:sz w:val="24"/>
+          <w:szCs w:val="22"/>
+          <w:lang w:val="en-US"/>
+        </w:rPr>
+        <w:sym w:font="Wingdings" w:char="F0E0"/>
+      </w:r>
+      <w:r>
+        <w:rPr>
+          <w:sz w:val="24"/>
+          <w:szCs w:val="22"/>
+          <w:lang w:val="en-US"/>
+        </w:rPr>
+        <w:t xml:space="preserve"> Will wait implicitly till the control get visible.</w:t>
+      </w:r>
+    </w:p>
+    <w:p>
+      <w:pPr>
+        <w:pStyle w:val="ListParagraph"/>
+        <w:numPr>
+          <w:ilvl w:val="1"/>
+          <w:numId w:val="26"/>
+        </w:numPr>
+        <w:rPr>
+          <w:sz w:val="24"/>
+          <w:szCs w:val="22"/>
+          <w:lang w:val="en-US"/>
+        </w:rPr>
+      </w:pPr>
+      <w:r>
+        <w:rPr>
+          <w:sz w:val="24"/>
+          <w:szCs w:val="22"/>
+          <w:lang w:val="en-US"/>
+        </w:rPr>
+        <w:t>It is applicable throughout the script</w:t>
+      </w:r>
+    </w:p>
+    <w:p>
+      <w:pPr>
+        <w:pStyle w:val="ListParagraph"/>
+        <w:numPr>
+          <w:ilvl w:val="1"/>
+          <w:numId w:val="26"/>
+        </w:numPr>
+        <w:rPr>
+          <w:sz w:val="24"/>
+          <w:szCs w:val="22"/>
+          <w:lang w:val="en-US"/>
+        </w:rPr>
+      </w:pPr>
+      <w:r>
+        <w:rPr>
+          <w:sz w:val="24"/>
+          <w:szCs w:val="22"/>
+          <w:lang w:val="en-US"/>
+        </w:rPr>
+        <w:t>It doesn’t take mandatory delay.</w:t>
+      </w:r>
+    </w:p>
+    <w:p>
+      <w:pPr>
+        <w:pStyle w:val="ListParagraph"/>
+        <w:numPr>
+          <w:ilvl w:val="0"/>
+          <w:numId w:val="26"/>
+        </w:numPr>
+        <w:rPr>
+          <w:sz w:val="24"/>
+          <w:szCs w:val="22"/>
+          <w:lang w:val="en-US"/>
+        </w:rPr>
+      </w:pPr>
+      <w:r>
+        <w:rPr>
+          <w:sz w:val="24"/>
+          <w:szCs w:val="22"/>
+          <w:lang w:val="en-US"/>
+        </w:rPr>
+        <w:t>ExplicitWait</w:t>
+      </w:r>
+      <w:r>
+        <w:rPr>
+          <w:sz w:val="24"/>
+          <w:szCs w:val="22"/>
+          <w:lang w:val="en-US"/>
+        </w:rPr>
+        <w:t xml:space="preserve"> (WebDriverWait class)</w:t>
+      </w:r>
+    </w:p>
+    <w:p>
+      <w:pPr>
+        <w:pStyle w:val="ListParagraph"/>
+        <w:numPr>
+          <w:ilvl w:val="1"/>
+          <w:numId w:val="26"/>
+        </w:numPr>
+        <w:rPr>
+          <w:sz w:val="24"/>
+          <w:szCs w:val="22"/>
+          <w:lang w:val="en-US"/>
+        </w:rPr>
+      </w:pPr>
+      <w:r>
+        <w:rPr>
+          <w:sz w:val="24"/>
+          <w:szCs w:val="22"/>
+          <w:lang w:val="en-US"/>
+        </w:rPr>
+        <w:t>It is applicable to single statement only.</w:t>
+      </w:r>
+    </w:p>
+    <w:p>
+      <w:pPr>
+        <w:pStyle w:val="ListParagraph"/>
+        <w:numPr>
+          <w:ilvl w:val="1"/>
+          <w:numId w:val="26"/>
+        </w:numPr>
+        <w:rPr>
+          <w:sz w:val="24"/>
+          <w:szCs w:val="22"/>
+          <w:lang w:val="en-US"/>
+        </w:rPr>
+      </w:pPr>
+      <w:r>
+        <w:rPr>
+          <w:sz w:val="24"/>
+          <w:szCs w:val="22"/>
+          <w:lang w:val="en-US"/>
+        </w:rPr>
+        <w:t>It doesn’t take mandatory delay</w:t>
+      </w:r>
+    </w:p>
+    <w:p>
+      <w:pPr>
+        <w:pStyle w:val="ListParagraph"/>
+        <w:numPr>
+          <w:ilvl w:val="1"/>
+          <w:numId w:val="26"/>
+        </w:numPr>
+        <w:rPr>
+          <w:sz w:val="24"/>
+          <w:szCs w:val="22"/>
+          <w:lang w:val="en-US"/>
+        </w:rPr>
+      </w:pPr>
+      <w:r>
+        <w:rPr>
+          <w:sz w:val="24"/>
+          <w:szCs w:val="22"/>
+          <w:lang w:val="en-US"/>
+        </w:rPr>
+        <w:t>Allows to wait till some condition is satisfied (like element is clickable, alert is present, element is visible etc.)</w:t>
+      </w:r>
       <w:bookmarkStart w:id="0" w:name="_GoBack"/>
       <w:bookmarkEnd w:id="0"/>
+    </w:p>
+    <w:p>
+      <w:pPr>
+        <w:pStyle w:val="ListParagraph"/>
+        <w:numPr>
+          <w:ilvl w:val="0"/>
+          <w:numId w:val="26"/>
+        </w:numPr>
+        <w:rPr>
+          <w:sz w:val="24"/>
+          <w:szCs w:val="22"/>
+          <w:lang w:val="en-US"/>
+        </w:rPr>
+      </w:pPr>
+      <w:r>
+        <w:rPr>
+          <w:sz w:val="24"/>
+          <w:szCs w:val="22"/>
+          <w:lang w:val="en-US"/>
+        </w:rPr>
+        <w:t>FluentWait</w:t>
+      </w:r>
+    </w:p>
+    <w:p>
+      <w:pPr>
+        <w:pStyle w:val="ListParagraph"/>
+        <w:numPr>
+          <w:ilvl w:val="0"/>
+          <w:numId w:val="26"/>
+        </w:numPr>
+        <w:rPr>
+          <w:sz w:val="24"/>
+          <w:szCs w:val="22"/>
+          <w:lang w:val="en-US"/>
+        </w:rPr>
+      </w:pPr>
+      <w:r>
+        <w:rPr>
+          <w:sz w:val="24"/>
+          <w:szCs w:val="22"/>
+          <w:lang w:val="en-US"/>
+        </w:rPr>
+        <w:t>PageLoadTimeout</w:t>
+      </w:r>
+    </w:p>
+    <w:p>
+      <w:pPr>
+        <w:rPr>
+          <w:sz w:val="24"/>
+          <w:szCs w:val="22"/>
+          <w:lang w:val="en-US"/>
+        </w:rPr>
+      </w:pPr>
+    </w:p>
+    <w:p>
+      <w:pPr>
+        <w:rPr>
+          <w:sz w:val="24"/>
+          <w:szCs w:val="22"/>
+          <w:lang w:val="en-US"/>
+        </w:rPr>
+      </w:pPr>
     </w:p>
     <w:sectPr>
       <w:pgSz w:w="11906" w:h="16838"/>
@@ -10456,6 +11370,95 @@
     </w:lvl>
   </w:abstractNum>
   <w:abstractNum w:abstractNumId="12">
+    <w:nsid w:val="3A464A66"/>
+    <w:multiLevelType w:val="hybridMultilevel"/>
+    <w:tmpl w:val="B9BE5E06"/>
+    <w:lvl w:ilvl="0" w:tplc="4009000F">
+      <w:start w:val="1"/>
+      <w:numFmt w:val="decimal"/>
+      <w:lvlText w:val="%1."/>
+      <w:lvlJc w:val="left"/>
+      <w:pPr>
+        <w:ind w:left="720" w:hanging="360"/>
+      </w:pPr>
+      <w:rPr>
+        <w:rFonts w:hint="default"/>
+      </w:rPr>
+    </w:lvl>
+    <w:lvl w:ilvl="1" w:tplc="40090019">
+      <w:start w:val="1"/>
+      <w:numFmt w:val="lowerLetter"/>
+      <w:lvlText w:val="%2."/>
+      <w:lvlJc w:val="left"/>
+      <w:pPr>
+        <w:ind w:left="1440" w:hanging="360"/>
+      </w:pPr>
+    </w:lvl>
+    <w:lvl w:ilvl="2" w:tplc="4009001B" w:tentative="1">
+      <w:start w:val="1"/>
+      <w:numFmt w:val="lowerRoman"/>
+      <w:lvlText w:val="%3."/>
+      <w:lvlJc w:val="right"/>
+      <w:pPr>
+        <w:ind w:left="2160" w:hanging="180"/>
+      </w:pPr>
+    </w:lvl>
+    <w:lvl w:ilvl="3" w:tplc="4009000F" w:tentative="1">
+      <w:start w:val="1"/>
+      <w:numFmt w:val="decimal"/>
+      <w:lvlText w:val="%4."/>
+      <w:lvlJc w:val="left"/>
+      <w:pPr>
+        <w:ind w:left="2880" w:hanging="360"/>
+      </w:pPr>
+    </w:lvl>
+    <w:lvl w:ilvl="4" w:tplc="40090019" w:tentative="1">
+      <w:start w:val="1"/>
+      <w:numFmt w:val="lowerLetter"/>
+      <w:lvlText w:val="%5."/>
+      <w:lvlJc w:val="left"/>
+      <w:pPr>
+        <w:ind w:left="3600" w:hanging="360"/>
+      </w:pPr>
+    </w:lvl>
+    <w:lvl w:ilvl="5" w:tplc="4009001B" w:tentative="1">
+      <w:start w:val="1"/>
+      <w:numFmt w:val="lowerRoman"/>
+      <w:lvlText w:val="%6."/>
+      <w:lvlJc w:val="right"/>
+      <w:pPr>
+        <w:ind w:left="4320" w:hanging="180"/>
+      </w:pPr>
+    </w:lvl>
+    <w:lvl w:ilvl="6" w:tplc="4009000F" w:tentative="1">
+      <w:start w:val="1"/>
+      <w:numFmt w:val="decimal"/>
+      <w:lvlText w:val="%7."/>
+      <w:lvlJc w:val="left"/>
+      <w:pPr>
+        <w:ind w:left="5040" w:hanging="360"/>
+      </w:pPr>
+    </w:lvl>
+    <w:lvl w:ilvl="7" w:tplc="40090019" w:tentative="1">
+      <w:start w:val="1"/>
+      <w:numFmt w:val="lowerLetter"/>
+      <w:lvlText w:val="%8."/>
+      <w:lvlJc w:val="left"/>
+      <w:pPr>
+        <w:ind w:left="5760" w:hanging="360"/>
+      </w:pPr>
+    </w:lvl>
+    <w:lvl w:ilvl="8" w:tplc="4009001B" w:tentative="1">
+      <w:start w:val="1"/>
+      <w:numFmt w:val="lowerRoman"/>
+      <w:lvlText w:val="%9."/>
+      <w:lvlJc w:val="right"/>
+      <w:pPr>
+        <w:ind w:left="6480" w:hanging="180"/>
+      </w:pPr>
+    </w:lvl>
+  </w:abstractNum>
+  <w:abstractNum w:abstractNumId="13">
     <w:nsid w:val="3C875259"/>
     <w:multiLevelType w:val="hybridMultilevel"/>
     <w:tmpl w:val="CA62BF82"/>
@@ -10471,7 +11474,7 @@
         <w:rFonts w:hint="default"/>
       </w:rPr>
     </w:lvl>
-    <w:lvl w:ilvl="1" w:tplc="40090019" w:tentative="1">
+    <w:lvl w:ilvl="1" w:tplc="40090019">
       <w:start w:val="1"/>
       <w:numFmt w:val="lowerLetter"/>
       <w:lvlText w:val="%2."/>
@@ -10544,7 +11547,7 @@
       </w:pPr>
     </w:lvl>
   </w:abstractNum>
-  <w:abstractNum w:abstractNumId="13">
+  <w:abstractNum w:abstractNumId="14">
     <w:nsid w:val="402B0604"/>
     <w:multiLevelType w:val="hybridMultilevel"/>
     <w:tmpl w:val="D8EEBC8C"/>
@@ -10657,7 +11660,7 @@
       </w:rPr>
     </w:lvl>
   </w:abstractNum>
-  <w:abstractNum w:abstractNumId="14">
+  <w:abstractNum w:abstractNumId="15">
     <w:nsid w:val="40FE0FCF"/>
     <w:multiLevelType w:val="hybridMultilevel"/>
     <w:tmpl w:val="39DC3034"/>
@@ -10770,7 +11773,7 @@
       </w:rPr>
     </w:lvl>
   </w:abstractNum>
-  <w:abstractNum w:abstractNumId="15">
+  <w:abstractNum w:abstractNumId="16">
     <w:nsid w:val="496607A1"/>
     <w:multiLevelType w:val="hybridMultilevel"/>
     <w:tmpl w:val="D6727F44"/>
@@ -10883,7 +11886,7 @@
       </w:rPr>
     </w:lvl>
   </w:abstractNum>
-  <w:abstractNum w:abstractNumId="16">
+  <w:abstractNum w:abstractNumId="17">
     <w:nsid w:val="49B72ACE"/>
     <w:multiLevelType w:val="hybridMultilevel"/>
     <w:tmpl w:val="F09897B0"/>
@@ -10972,7 +11975,7 @@
       </w:pPr>
     </w:lvl>
   </w:abstractNum>
-  <w:abstractNum w:abstractNumId="17">
+  <w:abstractNum w:abstractNumId="18">
     <w:nsid w:val="56BB04A8"/>
     <w:multiLevelType w:val="hybridMultilevel"/>
     <w:tmpl w:val="7FDC8606"/>
@@ -11085,7 +12088,7 @@
       </w:rPr>
     </w:lvl>
   </w:abstractNum>
-  <w:abstractNum w:abstractNumId="18">
+  <w:abstractNum w:abstractNumId="19">
     <w:nsid w:val="5C58581A"/>
     <w:multiLevelType w:val="hybridMultilevel"/>
     <w:tmpl w:val="3D4E3154"/>
@@ -11198,7 +12201,7 @@
       </w:rPr>
     </w:lvl>
   </w:abstractNum>
-  <w:abstractNum w:abstractNumId="19">
+  <w:abstractNum w:abstractNumId="20">
     <w:nsid w:val="5F383176"/>
     <w:multiLevelType w:val="hybridMultilevel"/>
     <w:tmpl w:val="4C76D014"/>
@@ -11311,7 +12314,7 @@
       </w:rPr>
     </w:lvl>
   </w:abstractNum>
-  <w:abstractNum w:abstractNumId="20">
+  <w:abstractNum w:abstractNumId="21">
     <w:nsid w:val="649E4E2C"/>
     <w:multiLevelType w:val="hybridMultilevel"/>
     <w:tmpl w:val="5DB8C8EC"/>
@@ -11424,7 +12427,7 @@
       </w:rPr>
     </w:lvl>
   </w:abstractNum>
-  <w:abstractNum w:abstractNumId="21">
+  <w:abstractNum w:abstractNumId="22">
     <w:nsid w:val="6DF222BD"/>
     <w:multiLevelType w:val="hybridMultilevel"/>
     <w:tmpl w:val="CB58A112"/>
@@ -11537,7 +12540,7 @@
       </w:rPr>
     </w:lvl>
   </w:abstractNum>
-  <w:abstractNum w:abstractNumId="22">
+  <w:abstractNum w:abstractNumId="23">
     <w:nsid w:val="700B3448"/>
     <w:multiLevelType w:val="hybridMultilevel"/>
     <w:tmpl w:val="D4F8B1EA"/>
@@ -11626,7 +12629,7 @@
       </w:pPr>
     </w:lvl>
   </w:abstractNum>
-  <w:abstractNum w:abstractNumId="23">
+  <w:abstractNum w:abstractNumId="24">
     <w:nsid w:val="7BD5777C"/>
     <w:multiLevelType w:val="hybridMultilevel"/>
     <w:tmpl w:val="53D46EE2"/>
@@ -11715,7 +12718,7 @@
       </w:pPr>
     </w:lvl>
   </w:abstractNum>
-  <w:abstractNum w:abstractNumId="24">
+  <w:abstractNum w:abstractNumId="25">
     <w:nsid w:val="7C2320E0"/>
     <w:multiLevelType w:val="hybridMultilevel"/>
     <w:tmpl w:val="B4EC2F1C"/>
@@ -11829,13 +12832,13 @@
     </w:lvl>
   </w:abstractNum>
   <w:num w:numId="1">
-    <w:abstractNumId w:val="14"/>
+    <w:abstractNumId w:val="15"/>
   </w:num>
   <w:num w:numId="2">
-    <w:abstractNumId w:val="15"/>
+    <w:abstractNumId w:val="16"/>
   </w:num>
   <w:num w:numId="3">
-    <w:abstractNumId w:val="22"/>
+    <w:abstractNumId w:val="23"/>
   </w:num>
   <w:num w:numId="4">
     <w:abstractNumId w:val="10"/>
@@ -11847,22 +12850,22 @@
     <w:abstractNumId w:val="6"/>
   </w:num>
   <w:num w:numId="7">
-    <w:abstractNumId w:val="21"/>
+    <w:abstractNumId w:val="22"/>
   </w:num>
   <w:num w:numId="8">
-    <w:abstractNumId w:val="16"/>
+    <w:abstractNumId w:val="17"/>
   </w:num>
   <w:num w:numId="9">
     <w:abstractNumId w:val="9"/>
   </w:num>
   <w:num w:numId="10">
-    <w:abstractNumId w:val="18"/>
+    <w:abstractNumId w:val="19"/>
   </w:num>
   <w:num w:numId="11">
-    <w:abstractNumId w:val="19"/>
+    <w:abstractNumId w:val="20"/>
   </w:num>
   <w:num w:numId="12">
-    <w:abstractNumId w:val="17"/>
+    <w:abstractNumId w:val="18"/>
   </w:num>
   <w:num w:numId="13">
     <w:abstractNumId w:val="7"/>
@@ -11871,13 +12874,13 @@
     <w:abstractNumId w:val="5"/>
   </w:num>
   <w:num w:numId="15">
-    <w:abstractNumId w:val="23"/>
+    <w:abstractNumId w:val="24"/>
   </w:num>
   <w:num w:numId="16">
     <w:abstractNumId w:val="2"/>
   </w:num>
   <w:num w:numId="17">
-    <w:abstractNumId w:val="12"/>
+    <w:abstractNumId w:val="13"/>
   </w:num>
   <w:num w:numId="18">
     <w:abstractNumId w:val="0"/>
@@ -11886,22 +12889,25 @@
     <w:abstractNumId w:val="4"/>
   </w:num>
   <w:num w:numId="20">
-    <w:abstractNumId w:val="13"/>
+    <w:abstractNumId w:val="14"/>
   </w:num>
   <w:num w:numId="21">
-    <w:abstractNumId w:val="20"/>
+    <w:abstractNumId w:val="21"/>
   </w:num>
   <w:num w:numId="22">
     <w:abstractNumId w:val="3"/>
   </w:num>
   <w:num w:numId="23">
-    <w:abstractNumId w:val="24"/>
+    <w:abstractNumId w:val="25"/>
   </w:num>
   <w:num w:numId="24">
     <w:abstractNumId w:val="8"/>
   </w:num>
   <w:num w:numId="25">
     <w:abstractNumId w:val="11"/>
+  </w:num>
+  <w:num w:numId="26">
+    <w:abstractNumId w:val="12"/>
   </w:num>
 </w:numbering>
 </file>
@@ -13426,30 +14432,30 @@
   </dgm:ptLst>
   <dgm:cxnLst>
     <dgm:cxn modelId="{407416C7-D9A4-49CF-A1D9-63129D12A5E9}" srcId="{C787D0C9-C4AA-4BF8-AAA9-EFDCDDDFB8C5}" destId="{B2F67260-32B4-49EF-BEA7-6376ABEBC356}" srcOrd="1" destOrd="0" parTransId="{452FD36E-8C97-458A-9189-BC15B3E0AB1F}" sibTransId="{58F8E6FA-8E5F-4590-8E91-7D425686736E}"/>
-    <dgm:cxn modelId="{527B26EB-ECE3-44D2-A372-8FE7F0CC3982}" type="presOf" srcId="{C787D0C9-C4AA-4BF8-AAA9-EFDCDDDFB8C5}" destId="{ECE2E50F-1EF0-49E9-A2A2-C09D34379E86}" srcOrd="0" destOrd="0" presId="urn:microsoft.com/office/officeart/2005/8/layout/process1"/>
-    <dgm:cxn modelId="{A7CCB647-591B-445C-BA33-DA21B84D1385}" type="presOf" srcId="{B0DAEDAB-33B3-4821-A91B-D05361312CE9}" destId="{FCE3B9A4-214A-4502-B3DF-ACB3E0BC61C7}" srcOrd="0" destOrd="0" presId="urn:microsoft.com/office/officeart/2005/8/layout/process1"/>
-    <dgm:cxn modelId="{D0DF8C07-D22D-4DDB-87B4-203930C1C7FD}" type="presOf" srcId="{58F8E6FA-8E5F-4590-8E91-7D425686736E}" destId="{1C61394E-D32F-4A43-ADD4-F46D3A33D38F}" srcOrd="0" destOrd="0" presId="urn:microsoft.com/office/officeart/2005/8/layout/process1"/>
-    <dgm:cxn modelId="{17520181-99A9-4F33-A66A-166DF666C871}" type="presOf" srcId="{C6470392-B547-42B7-BBE1-49D9BF3297A5}" destId="{D17F71C8-684F-40E9-B9CF-89D188A27816}" srcOrd="1" destOrd="0" presId="urn:microsoft.com/office/officeart/2005/8/layout/process1"/>
-    <dgm:cxn modelId="{2B46062F-63F4-4E8E-806C-4BA85E4E4011}" type="presOf" srcId="{B2F67260-32B4-49EF-BEA7-6376ABEBC356}" destId="{45B120D8-A283-4DB0-AE48-CD1028B5A1CA}" srcOrd="0" destOrd="0" presId="urn:microsoft.com/office/officeart/2005/8/layout/process1"/>
-    <dgm:cxn modelId="{8FFCFA5C-4FA4-40C2-8841-65147D9581FF}" type="presOf" srcId="{CB734D05-6005-4A33-891F-8F6E9F0BE629}" destId="{9346448E-7772-4989-9A73-02FD2DA61B93}" srcOrd="0" destOrd="0" presId="urn:microsoft.com/office/officeart/2005/8/layout/process1"/>
-    <dgm:cxn modelId="{2760F637-30A3-4784-BAF8-EB2F23D8DE00}" type="presOf" srcId="{D4DE5EA1-C98A-4001-96ED-0D8A4099152C}" destId="{CA09568C-529F-4056-BB14-75FC27EA3A57}" srcOrd="0" destOrd="0" presId="urn:microsoft.com/office/officeart/2005/8/layout/process1"/>
+    <dgm:cxn modelId="{DC0CEEAB-CE40-4676-B0A5-DF6862DB60F3}" type="presOf" srcId="{2F2C6037-AE48-4650-B998-EBABF88D0464}" destId="{ABB6D0E9-231F-49FF-8F6A-CBD756BB2A07}" srcOrd="0" destOrd="0" presId="urn:microsoft.com/office/officeart/2005/8/layout/process1"/>
+    <dgm:cxn modelId="{54005E85-93CB-44C3-940A-54B12A9B27CD}" type="presOf" srcId="{CB734D05-6005-4A33-891F-8F6E9F0BE629}" destId="{9346448E-7772-4989-9A73-02FD2DA61B93}" srcOrd="0" destOrd="0" presId="urn:microsoft.com/office/officeart/2005/8/layout/process1"/>
+    <dgm:cxn modelId="{DE22E5C4-746C-4EAF-98CE-328241E4A66A}" type="presOf" srcId="{C6470392-B547-42B7-BBE1-49D9BF3297A5}" destId="{D17F71C8-684F-40E9-B9CF-89D188A27816}" srcOrd="1" destOrd="0" presId="urn:microsoft.com/office/officeart/2005/8/layout/process1"/>
+    <dgm:cxn modelId="{1A300B8E-83F4-433D-BC8F-37AF07E2C554}" type="presOf" srcId="{C6470392-B547-42B7-BBE1-49D9BF3297A5}" destId="{E6A79763-2175-4FE6-AF39-65BAD7E8A94D}" srcOrd="0" destOrd="0" presId="urn:microsoft.com/office/officeart/2005/8/layout/process1"/>
+    <dgm:cxn modelId="{84000504-E45F-4051-8423-7E43D764FCCC}" type="presOf" srcId="{58F8E6FA-8E5F-4590-8E91-7D425686736E}" destId="{38F30BB8-19AC-4F2C-997E-D6C87643D812}" srcOrd="1" destOrd="0" presId="urn:microsoft.com/office/officeart/2005/8/layout/process1"/>
     <dgm:cxn modelId="{A358B1AA-45ED-4C0A-A925-911C6E3E177E}" srcId="{C787D0C9-C4AA-4BF8-AAA9-EFDCDDDFB8C5}" destId="{D4DE5EA1-C98A-4001-96ED-0D8A4099152C}" srcOrd="2" destOrd="0" parTransId="{DDD45587-67C2-4B3F-892B-0153C2E010D0}" sibTransId="{C6470392-B547-42B7-BBE1-49D9BF3297A5}"/>
-    <dgm:cxn modelId="{DF9B84ED-0F1B-43C1-86B6-6EEC3E92733B}" type="presOf" srcId="{C6470392-B547-42B7-BBE1-49D9BF3297A5}" destId="{E6A79763-2175-4FE6-AF39-65BAD7E8A94D}" srcOrd="0" destOrd="0" presId="urn:microsoft.com/office/officeart/2005/8/layout/process1"/>
+    <dgm:cxn modelId="{F80CECF0-DFBB-40BD-B50C-D6B1EAB6C220}" type="presOf" srcId="{C787D0C9-C4AA-4BF8-AAA9-EFDCDDDFB8C5}" destId="{ECE2E50F-1EF0-49E9-A2A2-C09D34379E86}" srcOrd="0" destOrd="0" presId="urn:microsoft.com/office/officeart/2005/8/layout/process1"/>
+    <dgm:cxn modelId="{92B74BCE-8715-4A0C-A545-B7611ABCA316}" type="presOf" srcId="{B0DAEDAB-33B3-4821-A91B-D05361312CE9}" destId="{FCE3B9A4-214A-4502-B3DF-ACB3E0BC61C7}" srcOrd="0" destOrd="0" presId="urn:microsoft.com/office/officeart/2005/8/layout/process1"/>
     <dgm:cxn modelId="{916CD402-046A-49C3-919C-E8874C6452BD}" srcId="{C787D0C9-C4AA-4BF8-AAA9-EFDCDDDFB8C5}" destId="{B0DAEDAB-33B3-4821-A91B-D05361312CE9}" srcOrd="3" destOrd="0" parTransId="{1B396FDD-FE98-44AA-BBFD-EFDF9B52D4CD}" sibTransId="{2689B6F1-8FF1-4D68-9639-E8E505EA5AB0}"/>
-    <dgm:cxn modelId="{58E44C51-50AF-43F2-AEB1-886E93F2796F}" type="presOf" srcId="{58F8E6FA-8E5F-4590-8E91-7D425686736E}" destId="{38F30BB8-19AC-4F2C-997E-D6C87643D812}" srcOrd="1" destOrd="0" presId="urn:microsoft.com/office/officeart/2005/8/layout/process1"/>
-    <dgm:cxn modelId="{FDB43B89-7629-4A51-9D66-0803AE66618E}" type="presOf" srcId="{2F2C6037-AE48-4650-B998-EBABF88D0464}" destId="{8D8E620F-A309-4628-986D-B0F92ABF739C}" srcOrd="1" destOrd="0" presId="urn:microsoft.com/office/officeart/2005/8/layout/process1"/>
     <dgm:cxn modelId="{F27277EA-BDDA-4005-9170-FBB0A209E462}" srcId="{C787D0C9-C4AA-4BF8-AAA9-EFDCDDDFB8C5}" destId="{CB734D05-6005-4A33-891F-8F6E9F0BE629}" srcOrd="0" destOrd="0" parTransId="{D88A1106-7499-4EC1-A955-12C926757BDC}" sibTransId="{2F2C6037-AE48-4650-B998-EBABF88D0464}"/>
-    <dgm:cxn modelId="{15B9985E-5B3F-41B1-82FB-067CC2775966}" type="presOf" srcId="{2F2C6037-AE48-4650-B998-EBABF88D0464}" destId="{ABB6D0E9-231F-49FF-8F6A-CBD756BB2A07}" srcOrd="0" destOrd="0" presId="urn:microsoft.com/office/officeart/2005/8/layout/process1"/>
-    <dgm:cxn modelId="{7236556A-725C-4073-9672-3CF97C897EB7}" type="presParOf" srcId="{ECE2E50F-1EF0-49E9-A2A2-C09D34379E86}" destId="{9346448E-7772-4989-9A73-02FD2DA61B93}" srcOrd="0" destOrd="0" presId="urn:microsoft.com/office/officeart/2005/8/layout/process1"/>
-    <dgm:cxn modelId="{0BB03E79-DFD6-491F-869B-0C9A8DFC6174}" type="presParOf" srcId="{ECE2E50F-1EF0-49E9-A2A2-C09D34379E86}" destId="{ABB6D0E9-231F-49FF-8F6A-CBD756BB2A07}" srcOrd="1" destOrd="0" presId="urn:microsoft.com/office/officeart/2005/8/layout/process1"/>
-    <dgm:cxn modelId="{726AB557-F9C0-4EBB-9CE6-35EB52B7E77A}" type="presParOf" srcId="{ABB6D0E9-231F-49FF-8F6A-CBD756BB2A07}" destId="{8D8E620F-A309-4628-986D-B0F92ABF739C}" srcOrd="0" destOrd="0" presId="urn:microsoft.com/office/officeart/2005/8/layout/process1"/>
-    <dgm:cxn modelId="{E6C7139F-42E3-498A-B276-E83EBCCDF861}" type="presParOf" srcId="{ECE2E50F-1EF0-49E9-A2A2-C09D34379E86}" destId="{45B120D8-A283-4DB0-AE48-CD1028B5A1CA}" srcOrd="2" destOrd="0" presId="urn:microsoft.com/office/officeart/2005/8/layout/process1"/>
-    <dgm:cxn modelId="{46A46DB4-3915-4681-9C33-337D0DC8A408}" type="presParOf" srcId="{ECE2E50F-1EF0-49E9-A2A2-C09D34379E86}" destId="{1C61394E-D32F-4A43-ADD4-F46D3A33D38F}" srcOrd="3" destOrd="0" presId="urn:microsoft.com/office/officeart/2005/8/layout/process1"/>
-    <dgm:cxn modelId="{725B16F3-2335-4F2B-90D1-204750F2748C}" type="presParOf" srcId="{1C61394E-D32F-4A43-ADD4-F46D3A33D38F}" destId="{38F30BB8-19AC-4F2C-997E-D6C87643D812}" srcOrd="0" destOrd="0" presId="urn:microsoft.com/office/officeart/2005/8/layout/process1"/>
-    <dgm:cxn modelId="{ED6E8522-DAE9-4645-9D4D-886447365EDF}" type="presParOf" srcId="{ECE2E50F-1EF0-49E9-A2A2-C09D34379E86}" destId="{CA09568C-529F-4056-BB14-75FC27EA3A57}" srcOrd="4" destOrd="0" presId="urn:microsoft.com/office/officeart/2005/8/layout/process1"/>
-    <dgm:cxn modelId="{2D81B5A7-03D7-4887-A73E-F9EA928FFCE8}" type="presParOf" srcId="{ECE2E50F-1EF0-49E9-A2A2-C09D34379E86}" destId="{E6A79763-2175-4FE6-AF39-65BAD7E8A94D}" srcOrd="5" destOrd="0" presId="urn:microsoft.com/office/officeart/2005/8/layout/process1"/>
-    <dgm:cxn modelId="{B0E22471-0FF2-4289-A517-CEBE9D88E1C1}" type="presParOf" srcId="{E6A79763-2175-4FE6-AF39-65BAD7E8A94D}" destId="{D17F71C8-684F-40E9-B9CF-89D188A27816}" srcOrd="0" destOrd="0" presId="urn:microsoft.com/office/officeart/2005/8/layout/process1"/>
-    <dgm:cxn modelId="{216AFCDA-6236-4E81-93C1-B9C3300CEE8B}" type="presParOf" srcId="{ECE2E50F-1EF0-49E9-A2A2-C09D34379E86}" destId="{FCE3B9A4-214A-4502-B3DF-ACB3E0BC61C7}" srcOrd="6" destOrd="0" presId="urn:microsoft.com/office/officeart/2005/8/layout/process1"/>
+    <dgm:cxn modelId="{8B6DFEE5-3F88-4297-85D8-4D2C70900062}" type="presOf" srcId="{2F2C6037-AE48-4650-B998-EBABF88D0464}" destId="{8D8E620F-A309-4628-986D-B0F92ABF739C}" srcOrd="1" destOrd="0" presId="urn:microsoft.com/office/officeart/2005/8/layout/process1"/>
+    <dgm:cxn modelId="{C86071E5-780A-4BA7-817D-6F67E47ED3BF}" type="presOf" srcId="{D4DE5EA1-C98A-4001-96ED-0D8A4099152C}" destId="{CA09568C-529F-4056-BB14-75FC27EA3A57}" srcOrd="0" destOrd="0" presId="urn:microsoft.com/office/officeart/2005/8/layout/process1"/>
+    <dgm:cxn modelId="{F177B94B-4E86-4F2F-82C4-E3BE639D0D98}" type="presOf" srcId="{58F8E6FA-8E5F-4590-8E91-7D425686736E}" destId="{1C61394E-D32F-4A43-ADD4-F46D3A33D38F}" srcOrd="0" destOrd="0" presId="urn:microsoft.com/office/officeart/2005/8/layout/process1"/>
+    <dgm:cxn modelId="{2CE74386-3B2C-46E8-AFD5-5DB4A1DE0035}" type="presOf" srcId="{B2F67260-32B4-49EF-BEA7-6376ABEBC356}" destId="{45B120D8-A283-4DB0-AE48-CD1028B5A1CA}" srcOrd="0" destOrd="0" presId="urn:microsoft.com/office/officeart/2005/8/layout/process1"/>
+    <dgm:cxn modelId="{7EC03763-E48F-486C-996B-933DCDB99C4E}" type="presParOf" srcId="{ECE2E50F-1EF0-49E9-A2A2-C09D34379E86}" destId="{9346448E-7772-4989-9A73-02FD2DA61B93}" srcOrd="0" destOrd="0" presId="urn:microsoft.com/office/officeart/2005/8/layout/process1"/>
+    <dgm:cxn modelId="{34F6F5DC-6A67-449C-AF30-B05274E5512A}" type="presParOf" srcId="{ECE2E50F-1EF0-49E9-A2A2-C09D34379E86}" destId="{ABB6D0E9-231F-49FF-8F6A-CBD756BB2A07}" srcOrd="1" destOrd="0" presId="urn:microsoft.com/office/officeart/2005/8/layout/process1"/>
+    <dgm:cxn modelId="{2854C894-A0CC-4054-BF5C-650C66F01FB3}" type="presParOf" srcId="{ABB6D0E9-231F-49FF-8F6A-CBD756BB2A07}" destId="{8D8E620F-A309-4628-986D-B0F92ABF739C}" srcOrd="0" destOrd="0" presId="urn:microsoft.com/office/officeart/2005/8/layout/process1"/>
+    <dgm:cxn modelId="{8F4B1B93-7ECA-48D1-8646-3D8BF34A6DDA}" type="presParOf" srcId="{ECE2E50F-1EF0-49E9-A2A2-C09D34379E86}" destId="{45B120D8-A283-4DB0-AE48-CD1028B5A1CA}" srcOrd="2" destOrd="0" presId="urn:microsoft.com/office/officeart/2005/8/layout/process1"/>
+    <dgm:cxn modelId="{0D6799B0-2F58-4B6E-AB26-721348DD77B0}" type="presParOf" srcId="{ECE2E50F-1EF0-49E9-A2A2-C09D34379E86}" destId="{1C61394E-D32F-4A43-ADD4-F46D3A33D38F}" srcOrd="3" destOrd="0" presId="urn:microsoft.com/office/officeart/2005/8/layout/process1"/>
+    <dgm:cxn modelId="{559468C3-1A8F-49C6-AD32-0BFA7D492CBB}" type="presParOf" srcId="{1C61394E-D32F-4A43-ADD4-F46D3A33D38F}" destId="{38F30BB8-19AC-4F2C-997E-D6C87643D812}" srcOrd="0" destOrd="0" presId="urn:microsoft.com/office/officeart/2005/8/layout/process1"/>
+    <dgm:cxn modelId="{064552BD-ED5C-424C-8D19-4CA9B97C099B}" type="presParOf" srcId="{ECE2E50F-1EF0-49E9-A2A2-C09D34379E86}" destId="{CA09568C-529F-4056-BB14-75FC27EA3A57}" srcOrd="4" destOrd="0" presId="urn:microsoft.com/office/officeart/2005/8/layout/process1"/>
+    <dgm:cxn modelId="{63BC7A25-B57E-4015-9E5B-DC2E07DEFA4C}" type="presParOf" srcId="{ECE2E50F-1EF0-49E9-A2A2-C09D34379E86}" destId="{E6A79763-2175-4FE6-AF39-65BAD7E8A94D}" srcOrd="5" destOrd="0" presId="urn:microsoft.com/office/officeart/2005/8/layout/process1"/>
+    <dgm:cxn modelId="{692E441E-7D17-4F19-9F8F-0609FBD0A125}" type="presParOf" srcId="{E6A79763-2175-4FE6-AF39-65BAD7E8A94D}" destId="{D17F71C8-684F-40E9-B9CF-89D188A27816}" srcOrd="0" destOrd="0" presId="urn:microsoft.com/office/officeart/2005/8/layout/process1"/>
+    <dgm:cxn modelId="{5936C255-F1E7-4AD7-9FAD-651B46DD3736}" type="presParOf" srcId="{ECE2E50F-1EF0-49E9-A2A2-C09D34379E86}" destId="{FCE3B9A4-214A-4502-B3DF-ACB3E0BC61C7}" srcOrd="6" destOrd="0" presId="urn:microsoft.com/office/officeart/2005/8/layout/process1"/>
   </dgm:cxnLst>
   <dgm:bg/>
   <dgm:whole/>

--- a/Notes_SA2601010.docx
+++ b/Notes_SA2601010.docx
@@ -7483,6 +7483,90 @@
           <w:lang w:val="en-US"/>
         </w:rPr>
         <w:t>Synchronization issue</w:t>
+      </w:r>
+    </w:p>
+    <w:p>
+      <w:pPr>
+        <w:pStyle w:val="ListParagraph"/>
+        <w:numPr>
+          <w:ilvl w:val="0"/>
+          <w:numId w:val="17"/>
+        </w:numPr>
+        <w:rPr>
+          <w:sz w:val="24"/>
+          <w:szCs w:val="22"/>
+          <w:lang w:val="en-US"/>
+        </w:rPr>
+      </w:pPr>
+      <w:r>
+        <w:rPr>
+          <w:sz w:val="24"/>
+          <w:szCs w:val="22"/>
+          <w:lang w:val="en-US"/>
+        </w:rPr>
+        <w:t xml:space="preserve">TimeoutException </w:t>
+      </w:r>
+      <w:r>
+        <w:rPr>
+          <w:sz w:val="24"/>
+          <w:szCs w:val="22"/>
+          <w:lang w:val="en-US"/>
+        </w:rPr>
+        <w:sym w:font="Wingdings" w:char="F0E0"/>
+      </w:r>
+      <w:r>
+        <w:rPr>
+          <w:sz w:val="24"/>
+          <w:szCs w:val="22"/>
+          <w:lang w:val="en-US"/>
+        </w:rPr>
+        <w:t xml:space="preserve"> The wait condition in ExplicitWait or FluentWait is fail.</w:t>
+      </w:r>
+    </w:p>
+    <w:p>
+      <w:pPr>
+        <w:pStyle w:val="ListParagraph"/>
+        <w:numPr>
+          <w:ilvl w:val="0"/>
+          <w:numId w:val="17"/>
+        </w:numPr>
+        <w:rPr>
+          <w:sz w:val="24"/>
+          <w:szCs w:val="22"/>
+          <w:lang w:val="en-US"/>
+        </w:rPr>
+      </w:pPr>
+      <w:r>
+        <w:rPr>
+          <w:sz w:val="24"/>
+          <w:szCs w:val="22"/>
+          <w:lang w:val="en-US"/>
+        </w:rPr>
+        <w:t xml:space="preserve">SessionTimeOutException </w:t>
+      </w:r>
+      <w:r>
+        <w:rPr>
+          <w:sz w:val="24"/>
+          <w:szCs w:val="22"/>
+          <w:lang w:val="en-US"/>
+        </w:rPr>
+        <w:sym w:font="Wingdings" w:char="F0E0"/>
+      </w:r>
+      <w:r>
+        <w:rPr>
+          <w:sz w:val="24"/>
+          <w:szCs w:val="22"/>
+          <w:lang w:val="en-US"/>
+        </w:rPr>
+        <w:t xml:space="preserve"> Selenium waits for maximum 30 seconds till the page get loaded while calling driver.get(). But if the page is not getting loaded within 30 seconds then Selenium will throw SessionTimeoutException</w:t>
+      </w:r>
+      <w:r>
+        <w:rPr>
+          <w:sz w:val="24"/>
+          <w:szCs w:val="22"/>
+          <w:lang w:val="en-US"/>
+        </w:rPr>
+        <w:t>.</w:t>
       </w:r>
     </w:p>
     <w:p>
@@ -8119,6 +8203,7 @@
           <w:szCs w:val="22"/>
           <w:lang w:val="en-US"/>
         </w:rPr>
+        <w:lastRenderedPageBreak/>
         <w:t>CssSelector</w:t>
       </w:r>
     </w:p>
@@ -8207,7 +8292,6 @@
           <w:szCs w:val="22"/>
           <w:lang w:val="en-US"/>
         </w:rPr>
-        <w:lastRenderedPageBreak/>
         <w:t>TagName</w:t>
       </w:r>
     </w:p>
@@ -8835,6 +8919,7 @@
           <w:szCs w:val="22"/>
           <w:lang w:val="en-US"/>
         </w:rPr>
+        <w:lastRenderedPageBreak/>
         <w:t xml:space="preserve"># </w:t>
       </w:r>
       <w:r>
@@ -8886,7 +8971,6 @@
           <w:szCs w:val="22"/>
           <w:lang w:val="en-US"/>
         </w:rPr>
-        <w:lastRenderedPageBreak/>
         <w:t xml:space="preserve">Pattankodoli Bus Stand </w:t>
       </w:r>
       <w:r>
@@ -9622,6 +9706,7 @@
           <w:szCs w:val="22"/>
           <w:lang w:val="en-US"/>
         </w:rPr>
+        <w:lastRenderedPageBreak/>
         <w:t xml:space="preserve">isMultiple() </w:t>
       </w:r>
       <w:r>
@@ -9734,7 +9819,6 @@
           <w:szCs w:val="22"/>
           <w:lang w:val="en-US"/>
         </w:rPr>
-        <w:lastRenderedPageBreak/>
         <w:t>deselectByValue()</w:t>
       </w:r>
     </w:p>
@@ -9944,7 +10028,15 @@
           <w:szCs w:val="22"/>
           <w:lang w:val="en-US"/>
         </w:rPr>
-        <w:t xml:space="preserve"> Will wait implicitly till the control get visible.</w:t>
+        <w:t xml:space="preserve"> Will wait implicit</w:t>
+      </w:r>
+      <w:r>
+        <w:rPr>
+          <w:sz w:val="24"/>
+          <w:szCs w:val="22"/>
+          <w:lang w:val="en-US"/>
+        </w:rPr>
+        <w:t>ly till the control get visible / loaded.</w:t>
       </w:r>
     </w:p>
     <w:p>
@@ -10086,8 +10178,6 @@
         </w:rPr>
         <w:t>Allows to wait till some condition is satisfied (like element is clickable, alert is present, element is visible etc.)</w:t>
       </w:r>
-      <w:bookmarkStart w:id="0" w:name="_GoBack"/>
-      <w:bookmarkEnd w:id="0"/>
     </w:p>
     <w:p>
       <w:pPr>
@@ -10110,6 +10200,228 @@
         </w:rPr>
         <w:t>FluentWait</w:t>
       </w:r>
+      <w:r>
+        <w:rPr>
+          <w:sz w:val="24"/>
+          <w:szCs w:val="22"/>
+          <w:lang w:val="en-US"/>
+        </w:rPr>
+        <w:t xml:space="preserve"> </w:t>
+      </w:r>
+      <w:r>
+        <w:rPr>
+          <w:sz w:val="24"/>
+          <w:szCs w:val="22"/>
+          <w:lang w:val="en-US"/>
+        </w:rPr>
+        <w:sym w:font="Wingdings" w:char="F0E0"/>
+      </w:r>
+      <w:r>
+        <w:rPr>
+          <w:sz w:val="24"/>
+          <w:szCs w:val="22"/>
+          <w:lang w:val="en-US"/>
+        </w:rPr>
+        <w:t xml:space="preserve"> It is the next version of ExplicitWait that can handle the exception as well.</w:t>
+      </w:r>
+    </w:p>
+    <w:p>
+      <w:pPr>
+        <w:pStyle w:val="ListParagraph"/>
+        <w:numPr>
+          <w:ilvl w:val="1"/>
+          <w:numId w:val="26"/>
+        </w:numPr>
+        <w:rPr>
+          <w:sz w:val="24"/>
+          <w:szCs w:val="22"/>
+          <w:lang w:val="en-US"/>
+        </w:rPr>
+      </w:pPr>
+      <w:r>
+        <w:rPr>
+          <w:sz w:val="24"/>
+          <w:szCs w:val="22"/>
+          <w:lang w:val="en-US"/>
+        </w:rPr>
+        <w:t>It is applicable to single statement only.</w:t>
+      </w:r>
+    </w:p>
+    <w:p>
+      <w:pPr>
+        <w:pStyle w:val="ListParagraph"/>
+        <w:numPr>
+          <w:ilvl w:val="1"/>
+          <w:numId w:val="26"/>
+        </w:numPr>
+        <w:rPr>
+          <w:sz w:val="24"/>
+          <w:szCs w:val="22"/>
+          <w:lang w:val="en-US"/>
+        </w:rPr>
+      </w:pPr>
+      <w:r>
+        <w:rPr>
+          <w:sz w:val="24"/>
+          <w:szCs w:val="22"/>
+          <w:lang w:val="en-US"/>
+        </w:rPr>
+        <w:t>It doesn’t take mandatory delay</w:t>
+      </w:r>
+    </w:p>
+    <w:p>
+      <w:pPr>
+        <w:pStyle w:val="ListParagraph"/>
+        <w:numPr>
+          <w:ilvl w:val="1"/>
+          <w:numId w:val="26"/>
+        </w:numPr>
+        <w:rPr>
+          <w:sz w:val="24"/>
+          <w:szCs w:val="22"/>
+          <w:lang w:val="en-US"/>
+        </w:rPr>
+      </w:pPr>
+      <w:r>
+        <w:rPr>
+          <w:sz w:val="24"/>
+          <w:szCs w:val="22"/>
+          <w:lang w:val="en-US"/>
+        </w:rPr>
+        <w:t>Allows to wait till some condition is satisfied (like element is clickable, alert is present, element is visible etc.)</w:t>
+      </w:r>
+    </w:p>
+    <w:p>
+      <w:pPr>
+        <w:pStyle w:val="ListParagraph"/>
+        <w:numPr>
+          <w:ilvl w:val="1"/>
+          <w:numId w:val="26"/>
+        </w:numPr>
+        <w:rPr>
+          <w:sz w:val="24"/>
+          <w:szCs w:val="22"/>
+          <w:lang w:val="en-US"/>
+        </w:rPr>
+      </w:pPr>
+      <w:r>
+        <w:rPr>
+          <w:sz w:val="24"/>
+          <w:szCs w:val="22"/>
+          <w:lang w:val="en-US"/>
+        </w:rPr>
+        <w:t>Allows to handle the exception.</w:t>
+      </w:r>
+    </w:p>
+    <w:p>
+      <w:pPr>
+        <w:pStyle w:val="ListParagraph"/>
+        <w:numPr>
+          <w:ilvl w:val="1"/>
+          <w:numId w:val="26"/>
+        </w:numPr>
+        <w:rPr>
+          <w:sz w:val="24"/>
+          <w:szCs w:val="22"/>
+          <w:lang w:val="en-US"/>
+        </w:rPr>
+      </w:pPr>
+      <w:r>
+        <w:rPr>
+          <w:sz w:val="24"/>
+          <w:szCs w:val="22"/>
+          <w:lang w:val="en-US"/>
+        </w:rPr>
+        <w:t>Parameters to be passed</w:t>
+      </w:r>
+    </w:p>
+    <w:p>
+      <w:pPr>
+        <w:pStyle w:val="ListParagraph"/>
+        <w:numPr>
+          <w:ilvl w:val="2"/>
+          <w:numId w:val="26"/>
+        </w:numPr>
+        <w:rPr>
+          <w:sz w:val="24"/>
+          <w:szCs w:val="22"/>
+          <w:lang w:val="en-US"/>
+        </w:rPr>
+      </w:pPr>
+      <w:r>
+        <w:rPr>
+          <w:sz w:val="24"/>
+          <w:szCs w:val="22"/>
+          <w:lang w:val="en-US"/>
+        </w:rPr>
+        <w:t xml:space="preserve">w – withTimeout </w:t>
+      </w:r>
+    </w:p>
+    <w:p>
+      <w:pPr>
+        <w:pStyle w:val="ListParagraph"/>
+        <w:numPr>
+          <w:ilvl w:val="2"/>
+          <w:numId w:val="26"/>
+        </w:numPr>
+        <w:rPr>
+          <w:sz w:val="24"/>
+          <w:szCs w:val="22"/>
+          <w:lang w:val="en-US"/>
+        </w:rPr>
+      </w:pPr>
+      <w:r>
+        <w:rPr>
+          <w:sz w:val="24"/>
+          <w:szCs w:val="22"/>
+          <w:lang w:val="en-US"/>
+        </w:rPr>
+        <w:t xml:space="preserve">i – ignoring </w:t>
+      </w:r>
+    </w:p>
+    <w:p>
+      <w:pPr>
+        <w:pStyle w:val="ListParagraph"/>
+        <w:numPr>
+          <w:ilvl w:val="2"/>
+          <w:numId w:val="26"/>
+        </w:numPr>
+        <w:rPr>
+          <w:sz w:val="24"/>
+          <w:szCs w:val="22"/>
+          <w:lang w:val="en-US"/>
+        </w:rPr>
+      </w:pPr>
+      <w:r>
+        <w:rPr>
+          <w:sz w:val="24"/>
+          <w:szCs w:val="22"/>
+          <w:lang w:val="en-US"/>
+        </w:rPr>
+        <w:t xml:space="preserve">p – pollingEvery </w:t>
+      </w:r>
+    </w:p>
+    <w:p>
+      <w:pPr>
+        <w:pStyle w:val="ListParagraph"/>
+        <w:numPr>
+          <w:ilvl w:val="2"/>
+          <w:numId w:val="26"/>
+        </w:numPr>
+        <w:rPr>
+          <w:sz w:val="24"/>
+          <w:szCs w:val="22"/>
+          <w:lang w:val="en-US"/>
+        </w:rPr>
+      </w:pPr>
+      <w:r>
+        <w:rPr>
+          <w:sz w:val="24"/>
+          <w:szCs w:val="22"/>
+          <w:lang w:val="en-US"/>
+        </w:rPr>
+        <w:t xml:space="preserve">u – until </w:t>
+      </w:r>
     </w:p>
     <w:p>
       <w:pPr>
@@ -10132,24 +10444,725 @@
         </w:rPr>
         <w:t>PageLoadTimeout</w:t>
       </w:r>
-    </w:p>
-    <w:p>
-      <w:pPr>
-        <w:rPr>
-          <w:sz w:val="24"/>
-          <w:szCs w:val="22"/>
-          <w:lang w:val="en-US"/>
-        </w:rPr>
-      </w:pPr>
-    </w:p>
-    <w:p>
-      <w:pPr>
-        <w:rPr>
-          <w:sz w:val="24"/>
-          <w:szCs w:val="22"/>
-          <w:lang w:val="en-US"/>
-        </w:rPr>
-      </w:pPr>
+      <w:r>
+        <w:rPr>
+          <w:sz w:val="24"/>
+          <w:szCs w:val="22"/>
+          <w:lang w:val="en-US"/>
+        </w:rPr>
+        <w:t xml:space="preserve"> </w:t>
+      </w:r>
+      <w:r>
+        <w:rPr>
+          <w:sz w:val="24"/>
+          <w:szCs w:val="22"/>
+          <w:lang w:val="en-US"/>
+        </w:rPr>
+        <w:sym w:font="Wingdings" w:char="F0E0"/>
+      </w:r>
+      <w:r>
+        <w:rPr>
+          <w:sz w:val="24"/>
+          <w:szCs w:val="22"/>
+          <w:lang w:val="en-US"/>
+        </w:rPr>
+        <w:t xml:space="preserve"> We can increase the load time for loading the page to avoid SessionTimeoutException. </w:t>
+      </w:r>
+    </w:p>
+    <w:p>
+      <w:pPr>
+        <w:rPr>
+          <w:sz w:val="24"/>
+          <w:szCs w:val="22"/>
+          <w:lang w:val="en-US"/>
+        </w:rPr>
+      </w:pPr>
+    </w:p>
+    <w:p>
+      <w:pPr>
+        <w:rPr>
+          <w:sz w:val="24"/>
+          <w:szCs w:val="22"/>
+          <w:lang w:val="en-US"/>
+        </w:rPr>
+      </w:pPr>
+    </w:p>
+    <w:p>
+      <w:pPr>
+        <w:rPr>
+          <w:sz w:val="24"/>
+          <w:szCs w:val="22"/>
+          <w:lang w:val="en-US"/>
+        </w:rPr>
+      </w:pPr>
+    </w:p>
+    <w:p>
+      <w:pPr>
+        <w:rPr>
+          <w:sz w:val="24"/>
+          <w:szCs w:val="22"/>
+          <w:lang w:val="en-US"/>
+        </w:rPr>
+      </w:pPr>
+    </w:p>
+    <w:p>
+      <w:pPr>
+        <w:rPr>
+          <w:b/>
+          <w:bCs/>
+          <w:sz w:val="24"/>
+          <w:szCs w:val="22"/>
+          <w:lang w:val="en-US"/>
+        </w:rPr>
+      </w:pPr>
+      <w:r>
+        <w:rPr>
+          <w:b/>
+          <w:bCs/>
+          <w:sz w:val="24"/>
+          <w:szCs w:val="22"/>
+          <w:lang w:val="en-US"/>
+        </w:rPr>
+        <w:lastRenderedPageBreak/>
+        <w:t>Handling TOAST Elements (ONE TIME SETTING)</w:t>
+      </w:r>
+    </w:p>
+    <w:p>
+      <w:pPr>
+        <w:rPr>
+          <w:b/>
+          <w:bCs/>
+          <w:sz w:val="24"/>
+          <w:szCs w:val="22"/>
+          <w:lang w:val="en-US"/>
+        </w:rPr>
+      </w:pPr>
+      <w:r>
+        <w:rPr>
+          <w:b/>
+          <w:bCs/>
+          <w:sz w:val="24"/>
+          <w:szCs w:val="22"/>
+          <w:lang w:val="en-US"/>
+        </w:rPr>
+        <w:t>These are the controls those get disappeared after right clicking on the control.</w:t>
+      </w:r>
+    </w:p>
+    <w:p>
+      <w:pPr>
+        <w:pStyle w:val="ListParagraph"/>
+        <w:numPr>
+          <w:ilvl w:val="0"/>
+          <w:numId w:val="27"/>
+        </w:numPr>
+        <w:rPr>
+          <w:sz w:val="24"/>
+          <w:szCs w:val="22"/>
+          <w:lang w:val="en-US"/>
+        </w:rPr>
+      </w:pPr>
+      <w:r>
+        <w:rPr>
+          <w:sz w:val="24"/>
+          <w:szCs w:val="22"/>
+          <w:lang w:val="en-US"/>
+        </w:rPr>
+        <w:t>Open DOM (Inspection Window)</w:t>
+      </w:r>
+    </w:p>
+    <w:p>
+      <w:pPr>
+        <w:pStyle w:val="ListParagraph"/>
+        <w:numPr>
+          <w:ilvl w:val="0"/>
+          <w:numId w:val="27"/>
+        </w:numPr>
+        <w:rPr>
+          <w:sz w:val="24"/>
+          <w:szCs w:val="22"/>
+          <w:lang w:val="en-US"/>
+        </w:rPr>
+      </w:pPr>
+      <w:r>
+        <w:rPr>
+          <w:sz w:val="24"/>
+          <w:szCs w:val="22"/>
+          <w:lang w:val="en-US"/>
+        </w:rPr>
+        <w:t>Click somewhere in DOM</w:t>
+      </w:r>
+    </w:p>
+    <w:p>
+      <w:pPr>
+        <w:pStyle w:val="ListParagraph"/>
+        <w:numPr>
+          <w:ilvl w:val="0"/>
+          <w:numId w:val="27"/>
+        </w:numPr>
+        <w:rPr>
+          <w:sz w:val="24"/>
+          <w:szCs w:val="22"/>
+          <w:lang w:val="en-US"/>
+        </w:rPr>
+      </w:pPr>
+      <w:r>
+        <w:rPr>
+          <w:sz w:val="24"/>
+          <w:szCs w:val="22"/>
+          <w:lang w:val="en-US"/>
+        </w:rPr>
+        <w:t>Type Ctrl + Shift + P</w:t>
+      </w:r>
+    </w:p>
+    <w:p>
+      <w:pPr>
+        <w:pStyle w:val="ListParagraph"/>
+        <w:numPr>
+          <w:ilvl w:val="0"/>
+          <w:numId w:val="27"/>
+        </w:numPr>
+        <w:rPr>
+          <w:sz w:val="24"/>
+          <w:szCs w:val="22"/>
+          <w:lang w:val="en-US"/>
+        </w:rPr>
+      </w:pPr>
+      <w:r>
+        <w:rPr>
+          <w:sz w:val="24"/>
+          <w:szCs w:val="22"/>
+          <w:lang w:val="en-US"/>
+        </w:rPr>
+        <w:t>Type Focus in text box displayed at top of DOM</w:t>
+      </w:r>
+    </w:p>
+    <w:p>
+      <w:pPr>
+        <w:pStyle w:val="ListParagraph"/>
+        <w:numPr>
+          <w:ilvl w:val="0"/>
+          <w:numId w:val="27"/>
+        </w:numPr>
+        <w:rPr>
+          <w:sz w:val="24"/>
+          <w:szCs w:val="22"/>
+          <w:lang w:val="en-US"/>
+        </w:rPr>
+      </w:pPr>
+      <w:r>
+        <w:rPr>
+          <w:sz w:val="24"/>
+          <w:szCs w:val="22"/>
+          <w:lang w:val="en-US"/>
+        </w:rPr>
+        <w:t>Click on Emulate a focused page</w:t>
+      </w:r>
+    </w:p>
+    <w:p>
+      <w:pPr>
+        <w:rPr>
+          <w:sz w:val="24"/>
+          <w:szCs w:val="22"/>
+          <w:lang w:val="en-US"/>
+        </w:rPr>
+      </w:pPr>
+    </w:p>
+    <w:p>
+      <w:pPr>
+        <w:rPr>
+          <w:b/>
+          <w:bCs/>
+          <w:sz w:val="24"/>
+          <w:szCs w:val="22"/>
+          <w:lang w:val="en-US"/>
+        </w:rPr>
+      </w:pPr>
+      <w:r>
+        <w:rPr>
+          <w:b/>
+          <w:bCs/>
+          <w:sz w:val="24"/>
+          <w:szCs w:val="22"/>
+          <w:lang w:val="en-US"/>
+        </w:rPr>
+        <w:t>Handling Table</w:t>
+      </w:r>
+    </w:p>
+    <w:p>
+      <w:pPr>
+        <w:rPr>
+          <w:sz w:val="24"/>
+          <w:szCs w:val="22"/>
+          <w:lang w:val="en-US"/>
+        </w:rPr>
+      </w:pPr>
+      <w:bookmarkStart w:id="0" w:name="_GoBack"/>
+      <w:r>
+        <w:rPr>
+          <w:sz w:val="24"/>
+          <w:szCs w:val="22"/>
+          <w:lang w:val="en-US"/>
+        </w:rPr>
+        <w:t>&lt;table&gt;</w:t>
+      </w:r>
+    </w:p>
+    <w:p>
+      <w:pPr>
+        <w:rPr>
+          <w:sz w:val="24"/>
+          <w:szCs w:val="22"/>
+          <w:lang w:val="en-US"/>
+        </w:rPr>
+      </w:pPr>
+      <w:r>
+        <w:rPr>
+          <w:sz w:val="24"/>
+          <w:szCs w:val="22"/>
+          <w:lang w:val="en-US"/>
+        </w:rPr>
+        <w:tab/>
+        <w:t>&lt;thead&gt;</w:t>
+      </w:r>
+    </w:p>
+    <w:p>
+      <w:pPr>
+        <w:rPr>
+          <w:sz w:val="24"/>
+          <w:szCs w:val="22"/>
+          <w:lang w:val="en-US"/>
+        </w:rPr>
+      </w:pPr>
+      <w:r>
+        <w:rPr>
+          <w:sz w:val="24"/>
+          <w:szCs w:val="22"/>
+          <w:lang w:val="en-US"/>
+        </w:rPr>
+        <w:tab/>
+      </w:r>
+      <w:r>
+        <w:rPr>
+          <w:sz w:val="24"/>
+          <w:szCs w:val="22"/>
+          <w:lang w:val="en-US"/>
+        </w:rPr>
+        <w:tab/>
+        <w:t>&lt;tr&gt;</w:t>
+      </w:r>
+    </w:p>
+    <w:p>
+      <w:pPr>
+        <w:rPr>
+          <w:sz w:val="24"/>
+          <w:szCs w:val="22"/>
+          <w:lang w:val="en-US"/>
+        </w:rPr>
+      </w:pPr>
+      <w:r>
+        <w:rPr>
+          <w:sz w:val="24"/>
+          <w:szCs w:val="22"/>
+          <w:lang w:val="en-US"/>
+        </w:rPr>
+        <w:tab/>
+      </w:r>
+      <w:r>
+        <w:rPr>
+          <w:sz w:val="24"/>
+          <w:szCs w:val="22"/>
+          <w:lang w:val="en-US"/>
+        </w:rPr>
+        <w:tab/>
+      </w:r>
+      <w:r>
+        <w:rPr>
+          <w:sz w:val="24"/>
+          <w:szCs w:val="22"/>
+          <w:lang w:val="en-US"/>
+        </w:rPr>
+        <w:tab/>
+        <w:t>&lt;th&gt;Roll No&lt;/th&gt;</w:t>
+      </w:r>
+    </w:p>
+    <w:p>
+      <w:pPr>
+        <w:rPr>
+          <w:sz w:val="24"/>
+          <w:szCs w:val="22"/>
+          <w:lang w:val="en-US"/>
+        </w:rPr>
+      </w:pPr>
+      <w:r>
+        <w:rPr>
+          <w:sz w:val="24"/>
+          <w:szCs w:val="22"/>
+          <w:lang w:val="en-US"/>
+        </w:rPr>
+        <w:tab/>
+      </w:r>
+      <w:r>
+        <w:rPr>
+          <w:sz w:val="24"/>
+          <w:szCs w:val="22"/>
+          <w:lang w:val="en-US"/>
+        </w:rPr>
+        <w:tab/>
+      </w:r>
+      <w:r>
+        <w:rPr>
+          <w:sz w:val="24"/>
+          <w:szCs w:val="22"/>
+          <w:lang w:val="en-US"/>
+        </w:rPr>
+        <w:tab/>
+        <w:t>&lt;th&gt;Name&lt;/th&gt;</w:t>
+      </w:r>
+    </w:p>
+    <w:p>
+      <w:pPr>
+        <w:rPr>
+          <w:sz w:val="24"/>
+          <w:szCs w:val="22"/>
+          <w:lang w:val="en-US"/>
+        </w:rPr>
+      </w:pPr>
+      <w:r>
+        <w:rPr>
+          <w:sz w:val="24"/>
+          <w:szCs w:val="22"/>
+          <w:lang w:val="en-US"/>
+        </w:rPr>
+        <w:tab/>
+      </w:r>
+      <w:r>
+        <w:rPr>
+          <w:sz w:val="24"/>
+          <w:szCs w:val="22"/>
+          <w:lang w:val="en-US"/>
+        </w:rPr>
+        <w:tab/>
+        <w:t>&lt;/tr&gt;</w:t>
+      </w:r>
+    </w:p>
+    <w:p>
+      <w:pPr>
+        <w:rPr>
+          <w:sz w:val="24"/>
+          <w:szCs w:val="22"/>
+          <w:lang w:val="en-US"/>
+        </w:rPr>
+      </w:pPr>
+      <w:r>
+        <w:rPr>
+          <w:sz w:val="24"/>
+          <w:szCs w:val="22"/>
+          <w:lang w:val="en-US"/>
+        </w:rPr>
+        <w:tab/>
+        <w:t>&lt;/thead&gt;</w:t>
+      </w:r>
+    </w:p>
+    <w:p>
+      <w:pPr>
+        <w:rPr>
+          <w:sz w:val="24"/>
+          <w:szCs w:val="22"/>
+          <w:lang w:val="en-US"/>
+        </w:rPr>
+      </w:pPr>
+      <w:r>
+        <w:rPr>
+          <w:sz w:val="24"/>
+          <w:szCs w:val="22"/>
+          <w:lang w:val="en-US"/>
+        </w:rPr>
+        <w:tab/>
+        <w:t>&lt;tbody&gt;</w:t>
+      </w:r>
+    </w:p>
+    <w:p>
+      <w:pPr>
+        <w:rPr>
+          <w:sz w:val="24"/>
+          <w:szCs w:val="22"/>
+          <w:lang w:val="en-US"/>
+        </w:rPr>
+      </w:pPr>
+      <w:r>
+        <w:rPr>
+          <w:sz w:val="24"/>
+          <w:szCs w:val="22"/>
+          <w:lang w:val="en-US"/>
+        </w:rPr>
+        <w:tab/>
+      </w:r>
+      <w:r>
+        <w:rPr>
+          <w:sz w:val="24"/>
+          <w:szCs w:val="22"/>
+          <w:lang w:val="en-US"/>
+        </w:rPr>
+        <w:tab/>
+        <w:t>&lt;tr&gt;</w:t>
+      </w:r>
+    </w:p>
+    <w:p>
+      <w:pPr>
+        <w:rPr>
+          <w:sz w:val="24"/>
+          <w:szCs w:val="22"/>
+          <w:lang w:val="en-US"/>
+        </w:rPr>
+      </w:pPr>
+      <w:r>
+        <w:rPr>
+          <w:sz w:val="24"/>
+          <w:szCs w:val="22"/>
+          <w:lang w:val="en-US"/>
+        </w:rPr>
+        <w:tab/>
+      </w:r>
+      <w:r>
+        <w:rPr>
+          <w:sz w:val="24"/>
+          <w:szCs w:val="22"/>
+          <w:lang w:val="en-US"/>
+        </w:rPr>
+        <w:tab/>
+      </w:r>
+      <w:r>
+        <w:rPr>
+          <w:sz w:val="24"/>
+          <w:szCs w:val="22"/>
+          <w:lang w:val="en-US"/>
+        </w:rPr>
+        <w:tab/>
+        <w:t>&lt;td&gt;1&lt;/td&gt;</w:t>
+      </w:r>
+    </w:p>
+    <w:p>
+      <w:pPr>
+        <w:rPr>
+          <w:sz w:val="24"/>
+          <w:szCs w:val="22"/>
+          <w:lang w:val="en-US"/>
+        </w:rPr>
+      </w:pPr>
+      <w:r>
+        <w:rPr>
+          <w:sz w:val="24"/>
+          <w:szCs w:val="22"/>
+          <w:lang w:val="en-US"/>
+        </w:rPr>
+        <w:tab/>
+      </w:r>
+      <w:r>
+        <w:rPr>
+          <w:sz w:val="24"/>
+          <w:szCs w:val="22"/>
+          <w:lang w:val="en-US"/>
+        </w:rPr>
+        <w:tab/>
+      </w:r>
+      <w:r>
+        <w:rPr>
+          <w:sz w:val="24"/>
+          <w:szCs w:val="22"/>
+          <w:lang w:val="en-US"/>
+        </w:rPr>
+        <w:tab/>
+        <w:t>&lt;td&gt;Diksha&lt;/td</w:t>
+      </w:r>
+    </w:p>
+    <w:p>
+      <w:pPr>
+        <w:rPr>
+          <w:sz w:val="24"/>
+          <w:szCs w:val="22"/>
+          <w:lang w:val="en-US"/>
+        </w:rPr>
+      </w:pPr>
+      <w:r>
+        <w:rPr>
+          <w:sz w:val="24"/>
+          <w:szCs w:val="22"/>
+          <w:lang w:val="en-US"/>
+        </w:rPr>
+        <w:tab/>
+      </w:r>
+      <w:r>
+        <w:rPr>
+          <w:sz w:val="24"/>
+          <w:szCs w:val="22"/>
+          <w:lang w:val="en-US"/>
+        </w:rPr>
+        <w:tab/>
+        <w:t>&lt;/tr&gt;</w:t>
+      </w:r>
+    </w:p>
+    <w:p>
+      <w:pPr>
+        <w:rPr>
+          <w:sz w:val="24"/>
+          <w:szCs w:val="22"/>
+          <w:lang w:val="en-US"/>
+        </w:rPr>
+      </w:pPr>
+      <w:r>
+        <w:rPr>
+          <w:sz w:val="24"/>
+          <w:szCs w:val="22"/>
+          <w:lang w:val="en-US"/>
+        </w:rPr>
+        <w:tab/>
+      </w:r>
+      <w:r>
+        <w:rPr>
+          <w:sz w:val="24"/>
+          <w:szCs w:val="22"/>
+          <w:lang w:val="en-US"/>
+        </w:rPr>
+        <w:tab/>
+        <w:t>&lt;tr&gt;</w:t>
+      </w:r>
+      <w:r>
+        <w:rPr>
+          <w:sz w:val="24"/>
+          <w:szCs w:val="22"/>
+          <w:lang w:val="en-US"/>
+        </w:rPr>
+        <w:tab/>
+      </w:r>
+    </w:p>
+    <w:p>
+      <w:pPr>
+        <w:rPr>
+          <w:sz w:val="24"/>
+          <w:szCs w:val="22"/>
+          <w:lang w:val="en-US"/>
+        </w:rPr>
+      </w:pPr>
+      <w:r>
+        <w:rPr>
+          <w:sz w:val="24"/>
+          <w:szCs w:val="22"/>
+          <w:lang w:val="en-US"/>
+        </w:rPr>
+        <w:tab/>
+      </w:r>
+      <w:r>
+        <w:rPr>
+          <w:sz w:val="24"/>
+          <w:szCs w:val="22"/>
+          <w:lang w:val="en-US"/>
+        </w:rPr>
+        <w:tab/>
+      </w:r>
+      <w:r>
+        <w:rPr>
+          <w:sz w:val="24"/>
+          <w:szCs w:val="22"/>
+          <w:lang w:val="en-US"/>
+        </w:rPr>
+        <w:tab/>
+        <w:t>&lt;td&gt;2&lt;/td&gt;</w:t>
+      </w:r>
+    </w:p>
+    <w:p>
+      <w:pPr>
+        <w:rPr>
+          <w:sz w:val="24"/>
+          <w:szCs w:val="22"/>
+          <w:lang w:val="en-US"/>
+        </w:rPr>
+      </w:pPr>
+      <w:r>
+        <w:rPr>
+          <w:sz w:val="24"/>
+          <w:szCs w:val="22"/>
+          <w:lang w:val="en-US"/>
+        </w:rPr>
+        <w:tab/>
+      </w:r>
+      <w:r>
+        <w:rPr>
+          <w:sz w:val="24"/>
+          <w:szCs w:val="22"/>
+          <w:lang w:val="en-US"/>
+        </w:rPr>
+        <w:tab/>
+      </w:r>
+      <w:r>
+        <w:rPr>
+          <w:sz w:val="24"/>
+          <w:szCs w:val="22"/>
+          <w:lang w:val="en-US"/>
+        </w:rPr>
+        <w:tab/>
+        <w:t>&lt;td&gt;Dilshad&lt;/td&gt;</w:t>
+      </w:r>
+    </w:p>
+    <w:p>
+      <w:pPr>
+        <w:rPr>
+          <w:sz w:val="24"/>
+          <w:szCs w:val="22"/>
+          <w:lang w:val="en-US"/>
+        </w:rPr>
+      </w:pPr>
+      <w:r>
+        <w:rPr>
+          <w:sz w:val="24"/>
+          <w:szCs w:val="22"/>
+          <w:lang w:val="en-US"/>
+        </w:rPr>
+        <w:tab/>
+      </w:r>
+      <w:r>
+        <w:rPr>
+          <w:sz w:val="24"/>
+          <w:szCs w:val="22"/>
+          <w:lang w:val="en-US"/>
+        </w:rPr>
+        <w:tab/>
+        <w:t>&lt;/tr&gt;</w:t>
+      </w:r>
+    </w:p>
+    <w:p>
+      <w:pPr>
+        <w:rPr>
+          <w:sz w:val="24"/>
+          <w:szCs w:val="22"/>
+          <w:lang w:val="en-US"/>
+        </w:rPr>
+      </w:pPr>
+      <w:r>
+        <w:rPr>
+          <w:sz w:val="24"/>
+          <w:szCs w:val="22"/>
+          <w:lang w:val="en-US"/>
+        </w:rPr>
+        <w:tab/>
+        <w:t>&lt;/tbody&gt;</w:t>
+      </w:r>
+    </w:p>
+    <w:p>
+      <w:pPr>
+        <w:rPr>
+          <w:sz w:val="24"/>
+          <w:szCs w:val="22"/>
+          <w:lang w:val="en-US"/>
+        </w:rPr>
+      </w:pPr>
+      <w:r>
+        <w:rPr>
+          <w:sz w:val="24"/>
+          <w:szCs w:val="22"/>
+          <w:lang w:val="en-US"/>
+        </w:rPr>
+        <w:t>&lt;table&gt;</w:t>
+      </w:r>
+      <w:bookmarkEnd w:id="0"/>
     </w:p>
     <w:sectPr>
       <w:pgSz w:w="11906" w:h="16838"/>
@@ -11394,7 +12407,7 @@
         <w:ind w:left="1440" w:hanging="360"/>
       </w:pPr>
     </w:lvl>
-    <w:lvl w:ilvl="2" w:tplc="4009001B" w:tentative="1">
+    <w:lvl w:ilvl="2" w:tplc="4009001B">
       <w:start w:val="1"/>
       <w:numFmt w:val="lowerRoman"/>
       <w:lvlText w:val="%3."/>
@@ -11774,6 +12787,95 @@
     </w:lvl>
   </w:abstractNum>
   <w:abstractNum w:abstractNumId="16">
+    <w:nsid w:val="475E2AA1"/>
+    <w:multiLevelType w:val="hybridMultilevel"/>
+    <w:tmpl w:val="8A50C5CE"/>
+    <w:lvl w:ilvl="0" w:tplc="4009000F">
+      <w:start w:val="1"/>
+      <w:numFmt w:val="decimal"/>
+      <w:lvlText w:val="%1."/>
+      <w:lvlJc w:val="left"/>
+      <w:pPr>
+        <w:ind w:left="720" w:hanging="360"/>
+      </w:pPr>
+      <w:rPr>
+        <w:rFonts w:hint="default"/>
+      </w:rPr>
+    </w:lvl>
+    <w:lvl w:ilvl="1" w:tplc="40090019" w:tentative="1">
+      <w:start w:val="1"/>
+      <w:numFmt w:val="lowerLetter"/>
+      <w:lvlText w:val="%2."/>
+      <w:lvlJc w:val="left"/>
+      <w:pPr>
+        <w:ind w:left="1440" w:hanging="360"/>
+      </w:pPr>
+    </w:lvl>
+    <w:lvl w:ilvl="2" w:tplc="4009001B" w:tentative="1">
+      <w:start w:val="1"/>
+      <w:numFmt w:val="lowerRoman"/>
+      <w:lvlText w:val="%3."/>
+      <w:lvlJc w:val="right"/>
+      <w:pPr>
+        <w:ind w:left="2160" w:hanging="180"/>
+      </w:pPr>
+    </w:lvl>
+    <w:lvl w:ilvl="3" w:tplc="4009000F" w:tentative="1">
+      <w:start w:val="1"/>
+      <w:numFmt w:val="decimal"/>
+      <w:lvlText w:val="%4."/>
+      <w:lvlJc w:val="left"/>
+      <w:pPr>
+        <w:ind w:left="2880" w:hanging="360"/>
+      </w:pPr>
+    </w:lvl>
+    <w:lvl w:ilvl="4" w:tplc="40090019" w:tentative="1">
+      <w:start w:val="1"/>
+      <w:numFmt w:val="lowerLetter"/>
+      <w:lvlText w:val="%5."/>
+      <w:lvlJc w:val="left"/>
+      <w:pPr>
+        <w:ind w:left="3600" w:hanging="360"/>
+      </w:pPr>
+    </w:lvl>
+    <w:lvl w:ilvl="5" w:tplc="4009001B" w:tentative="1">
+      <w:start w:val="1"/>
+      <w:numFmt w:val="lowerRoman"/>
+      <w:lvlText w:val="%6."/>
+      <w:lvlJc w:val="right"/>
+      <w:pPr>
+        <w:ind w:left="4320" w:hanging="180"/>
+      </w:pPr>
+    </w:lvl>
+    <w:lvl w:ilvl="6" w:tplc="4009000F" w:tentative="1">
+      <w:start w:val="1"/>
+      <w:numFmt w:val="decimal"/>
+      <w:lvlText w:val="%7."/>
+      <w:lvlJc w:val="left"/>
+      <w:pPr>
+        <w:ind w:left="5040" w:hanging="360"/>
+      </w:pPr>
+    </w:lvl>
+    <w:lvl w:ilvl="7" w:tplc="40090019" w:tentative="1">
+      <w:start w:val="1"/>
+      <w:numFmt w:val="lowerLetter"/>
+      <w:lvlText w:val="%8."/>
+      <w:lvlJc w:val="left"/>
+      <w:pPr>
+        <w:ind w:left="5760" w:hanging="360"/>
+      </w:pPr>
+    </w:lvl>
+    <w:lvl w:ilvl="8" w:tplc="4009001B" w:tentative="1">
+      <w:start w:val="1"/>
+      <w:numFmt w:val="lowerRoman"/>
+      <w:lvlText w:val="%9."/>
+      <w:lvlJc w:val="right"/>
+      <w:pPr>
+        <w:ind w:left="6480" w:hanging="180"/>
+      </w:pPr>
+    </w:lvl>
+  </w:abstractNum>
+  <w:abstractNum w:abstractNumId="17">
     <w:nsid w:val="496607A1"/>
     <w:multiLevelType w:val="hybridMultilevel"/>
     <w:tmpl w:val="D6727F44"/>
@@ -11886,7 +12988,7 @@
       </w:rPr>
     </w:lvl>
   </w:abstractNum>
-  <w:abstractNum w:abstractNumId="17">
+  <w:abstractNum w:abstractNumId="18">
     <w:nsid w:val="49B72ACE"/>
     <w:multiLevelType w:val="hybridMultilevel"/>
     <w:tmpl w:val="F09897B0"/>
@@ -11975,7 +13077,7 @@
       </w:pPr>
     </w:lvl>
   </w:abstractNum>
-  <w:abstractNum w:abstractNumId="18">
+  <w:abstractNum w:abstractNumId="19">
     <w:nsid w:val="56BB04A8"/>
     <w:multiLevelType w:val="hybridMultilevel"/>
     <w:tmpl w:val="7FDC8606"/>
@@ -12088,7 +13190,7 @@
       </w:rPr>
     </w:lvl>
   </w:abstractNum>
-  <w:abstractNum w:abstractNumId="19">
+  <w:abstractNum w:abstractNumId="20">
     <w:nsid w:val="5C58581A"/>
     <w:multiLevelType w:val="hybridMultilevel"/>
     <w:tmpl w:val="3D4E3154"/>
@@ -12201,7 +13303,7 @@
       </w:rPr>
     </w:lvl>
   </w:abstractNum>
-  <w:abstractNum w:abstractNumId="20">
+  <w:abstractNum w:abstractNumId="21">
     <w:nsid w:val="5F383176"/>
     <w:multiLevelType w:val="hybridMultilevel"/>
     <w:tmpl w:val="4C76D014"/>
@@ -12314,7 +13416,7 @@
       </w:rPr>
     </w:lvl>
   </w:abstractNum>
-  <w:abstractNum w:abstractNumId="21">
+  <w:abstractNum w:abstractNumId="22">
     <w:nsid w:val="649E4E2C"/>
     <w:multiLevelType w:val="hybridMultilevel"/>
     <w:tmpl w:val="5DB8C8EC"/>
@@ -12427,7 +13529,7 @@
       </w:rPr>
     </w:lvl>
   </w:abstractNum>
-  <w:abstractNum w:abstractNumId="22">
+  <w:abstractNum w:abstractNumId="23">
     <w:nsid w:val="6DF222BD"/>
     <w:multiLevelType w:val="hybridMultilevel"/>
     <w:tmpl w:val="CB58A112"/>
@@ -12540,7 +13642,7 @@
       </w:rPr>
     </w:lvl>
   </w:abstractNum>
-  <w:abstractNum w:abstractNumId="23">
+  <w:abstractNum w:abstractNumId="24">
     <w:nsid w:val="700B3448"/>
     <w:multiLevelType w:val="hybridMultilevel"/>
     <w:tmpl w:val="D4F8B1EA"/>
@@ -12629,7 +13731,7 @@
       </w:pPr>
     </w:lvl>
   </w:abstractNum>
-  <w:abstractNum w:abstractNumId="24">
+  <w:abstractNum w:abstractNumId="25">
     <w:nsid w:val="7BD5777C"/>
     <w:multiLevelType w:val="hybridMultilevel"/>
     <w:tmpl w:val="53D46EE2"/>
@@ -12718,7 +13820,7 @@
       </w:pPr>
     </w:lvl>
   </w:abstractNum>
-  <w:abstractNum w:abstractNumId="25">
+  <w:abstractNum w:abstractNumId="26">
     <w:nsid w:val="7C2320E0"/>
     <w:multiLevelType w:val="hybridMultilevel"/>
     <w:tmpl w:val="B4EC2F1C"/>
@@ -12835,10 +13937,10 @@
     <w:abstractNumId w:val="15"/>
   </w:num>
   <w:num w:numId="2">
-    <w:abstractNumId w:val="16"/>
+    <w:abstractNumId w:val="17"/>
   </w:num>
   <w:num w:numId="3">
-    <w:abstractNumId w:val="23"/>
+    <w:abstractNumId w:val="24"/>
   </w:num>
   <w:num w:numId="4">
     <w:abstractNumId w:val="10"/>
@@ -12850,22 +13952,22 @@
     <w:abstractNumId w:val="6"/>
   </w:num>
   <w:num w:numId="7">
-    <w:abstractNumId w:val="22"/>
+    <w:abstractNumId w:val="23"/>
   </w:num>
   <w:num w:numId="8">
-    <w:abstractNumId w:val="17"/>
+    <w:abstractNumId w:val="18"/>
   </w:num>
   <w:num w:numId="9">
     <w:abstractNumId w:val="9"/>
   </w:num>
   <w:num w:numId="10">
-    <w:abstractNumId w:val="19"/>
+    <w:abstractNumId w:val="20"/>
   </w:num>
   <w:num w:numId="11">
-    <w:abstractNumId w:val="20"/>
+    <w:abstractNumId w:val="21"/>
   </w:num>
   <w:num w:numId="12">
-    <w:abstractNumId w:val="18"/>
+    <w:abstractNumId w:val="19"/>
   </w:num>
   <w:num w:numId="13">
     <w:abstractNumId w:val="7"/>
@@ -12874,7 +13976,7 @@
     <w:abstractNumId w:val="5"/>
   </w:num>
   <w:num w:numId="15">
-    <w:abstractNumId w:val="24"/>
+    <w:abstractNumId w:val="25"/>
   </w:num>
   <w:num w:numId="16">
     <w:abstractNumId w:val="2"/>
@@ -12892,13 +13994,13 @@
     <w:abstractNumId w:val="14"/>
   </w:num>
   <w:num w:numId="21">
-    <w:abstractNumId w:val="21"/>
+    <w:abstractNumId w:val="22"/>
   </w:num>
   <w:num w:numId="22">
     <w:abstractNumId w:val="3"/>
   </w:num>
   <w:num w:numId="23">
-    <w:abstractNumId w:val="25"/>
+    <w:abstractNumId w:val="26"/>
   </w:num>
   <w:num w:numId="24">
     <w:abstractNumId w:val="8"/>
@@ -12908,6 +14010,9 @@
   </w:num>
   <w:num w:numId="26">
     <w:abstractNumId w:val="12"/>
+  </w:num>
+  <w:num w:numId="27">
+    <w:abstractNumId w:val="16"/>
   </w:num>
 </w:numbering>
 </file>
@@ -13356,6 +14461,106 @@
     <w:rPr>
       <w:color w:val="0000FF"/>
       <w:u w:val="single"/>
+    </w:rPr>
+  </w:style>
+  <w:style w:type="character" w:styleId="CommentReference">
+    <w:name w:val="annotation reference"/>
+    <w:basedOn w:val="DefaultParagraphFont"/>
+    <w:uiPriority w:val="99"/>
+    <w:semiHidden/>
+    <w:unhideWhenUsed/>
+    <w:rsid w:val="00522B0D"/>
+    <w:rPr>
+      <w:sz w:val="16"/>
+      <w:szCs w:val="16"/>
+    </w:rPr>
+  </w:style>
+  <w:style w:type="paragraph" w:styleId="CommentText">
+    <w:name w:val="annotation text"/>
+    <w:basedOn w:val="Normal"/>
+    <w:link w:val="CommentTextChar"/>
+    <w:uiPriority w:val="99"/>
+    <w:semiHidden/>
+    <w:unhideWhenUsed/>
+    <w:rsid w:val="00522B0D"/>
+    <w:pPr>
+      <w:spacing w:line="240" w:lineRule="auto"/>
+    </w:pPr>
+    <w:rPr>
+      <w:sz w:val="20"/>
+      <w:szCs w:val="18"/>
+    </w:rPr>
+  </w:style>
+  <w:style w:type="character" w:customStyle="1" w:styleId="CommentTextChar">
+    <w:name w:val="Comment Text Char"/>
+    <w:basedOn w:val="DefaultParagraphFont"/>
+    <w:link w:val="CommentText"/>
+    <w:uiPriority w:val="99"/>
+    <w:semiHidden/>
+    <w:rsid w:val="00522B0D"/>
+    <w:rPr>
+      <w:rFonts w:cs="Mangal"/>
+      <w:sz w:val="20"/>
+      <w:szCs w:val="18"/>
+    </w:rPr>
+  </w:style>
+  <w:style w:type="paragraph" w:styleId="CommentSubject">
+    <w:name w:val="annotation subject"/>
+    <w:basedOn w:val="CommentText"/>
+    <w:next w:val="CommentText"/>
+    <w:link w:val="CommentSubjectChar"/>
+    <w:uiPriority w:val="99"/>
+    <w:semiHidden/>
+    <w:unhideWhenUsed/>
+    <w:rsid w:val="00522B0D"/>
+    <w:rPr>
+      <w:b/>
+      <w:bCs/>
+    </w:rPr>
+  </w:style>
+  <w:style w:type="character" w:customStyle="1" w:styleId="CommentSubjectChar">
+    <w:name w:val="Comment Subject Char"/>
+    <w:basedOn w:val="CommentTextChar"/>
+    <w:link w:val="CommentSubject"/>
+    <w:uiPriority w:val="99"/>
+    <w:semiHidden/>
+    <w:rsid w:val="00522B0D"/>
+    <w:rPr>
+      <w:rFonts w:cs="Mangal"/>
+      <w:b/>
+      <w:bCs/>
+      <w:sz w:val="20"/>
+      <w:szCs w:val="18"/>
+    </w:rPr>
+  </w:style>
+  <w:style w:type="paragraph" w:styleId="BalloonText">
+    <w:name w:val="Balloon Text"/>
+    <w:basedOn w:val="Normal"/>
+    <w:link w:val="BalloonTextChar"/>
+    <w:uiPriority w:val="99"/>
+    <w:semiHidden/>
+    <w:unhideWhenUsed/>
+    <w:rsid w:val="00522B0D"/>
+    <w:pPr>
+      <w:spacing w:after="0" w:line="240" w:lineRule="auto"/>
+    </w:pPr>
+    <w:rPr>
+      <w:rFonts w:ascii="Segoe UI" w:hAnsi="Segoe UI" w:cs="Segoe UI"/>
+      <w:sz w:val="18"/>
+      <w:szCs w:val="16"/>
+    </w:rPr>
+  </w:style>
+  <w:style w:type="character" w:customStyle="1" w:styleId="BalloonTextChar">
+    <w:name w:val="Balloon Text Char"/>
+    <w:basedOn w:val="DefaultParagraphFont"/>
+    <w:link w:val="BalloonText"/>
+    <w:uiPriority w:val="99"/>
+    <w:semiHidden/>
+    <w:rsid w:val="00522B0D"/>
+    <w:rPr>
+      <w:rFonts w:ascii="Segoe UI" w:hAnsi="Segoe UI" w:cs="Segoe UI"/>
+      <w:sz w:val="18"/>
+      <w:szCs w:val="16"/>
     </w:rPr>
   </w:style>
 </w:styles>
@@ -14432,30 +15637,30 @@
   </dgm:ptLst>
   <dgm:cxnLst>
     <dgm:cxn modelId="{407416C7-D9A4-49CF-A1D9-63129D12A5E9}" srcId="{C787D0C9-C4AA-4BF8-AAA9-EFDCDDDFB8C5}" destId="{B2F67260-32B4-49EF-BEA7-6376ABEBC356}" srcOrd="1" destOrd="0" parTransId="{452FD36E-8C97-458A-9189-BC15B3E0AB1F}" sibTransId="{58F8E6FA-8E5F-4590-8E91-7D425686736E}"/>
-    <dgm:cxn modelId="{DC0CEEAB-CE40-4676-B0A5-DF6862DB60F3}" type="presOf" srcId="{2F2C6037-AE48-4650-B998-EBABF88D0464}" destId="{ABB6D0E9-231F-49FF-8F6A-CBD756BB2A07}" srcOrd="0" destOrd="0" presId="urn:microsoft.com/office/officeart/2005/8/layout/process1"/>
-    <dgm:cxn modelId="{54005E85-93CB-44C3-940A-54B12A9B27CD}" type="presOf" srcId="{CB734D05-6005-4A33-891F-8F6E9F0BE629}" destId="{9346448E-7772-4989-9A73-02FD2DA61B93}" srcOrd="0" destOrd="0" presId="urn:microsoft.com/office/officeart/2005/8/layout/process1"/>
-    <dgm:cxn modelId="{DE22E5C4-746C-4EAF-98CE-328241E4A66A}" type="presOf" srcId="{C6470392-B547-42B7-BBE1-49D9BF3297A5}" destId="{D17F71C8-684F-40E9-B9CF-89D188A27816}" srcOrd="1" destOrd="0" presId="urn:microsoft.com/office/officeart/2005/8/layout/process1"/>
-    <dgm:cxn modelId="{1A300B8E-83F4-433D-BC8F-37AF07E2C554}" type="presOf" srcId="{C6470392-B547-42B7-BBE1-49D9BF3297A5}" destId="{E6A79763-2175-4FE6-AF39-65BAD7E8A94D}" srcOrd="0" destOrd="0" presId="urn:microsoft.com/office/officeart/2005/8/layout/process1"/>
-    <dgm:cxn modelId="{84000504-E45F-4051-8423-7E43D764FCCC}" type="presOf" srcId="{58F8E6FA-8E5F-4590-8E91-7D425686736E}" destId="{38F30BB8-19AC-4F2C-997E-D6C87643D812}" srcOrd="1" destOrd="0" presId="urn:microsoft.com/office/officeart/2005/8/layout/process1"/>
+    <dgm:cxn modelId="{80E23082-2BF9-4D35-B9C6-21DDB8A60192}" type="presOf" srcId="{58F8E6FA-8E5F-4590-8E91-7D425686736E}" destId="{38F30BB8-19AC-4F2C-997E-D6C87643D812}" srcOrd="1" destOrd="0" presId="urn:microsoft.com/office/officeart/2005/8/layout/process1"/>
+    <dgm:cxn modelId="{579FB8A1-5F38-48FF-8D63-52DEA6DAD23A}" type="presOf" srcId="{B2F67260-32B4-49EF-BEA7-6376ABEBC356}" destId="{45B120D8-A283-4DB0-AE48-CD1028B5A1CA}" srcOrd="0" destOrd="0" presId="urn:microsoft.com/office/officeart/2005/8/layout/process1"/>
+    <dgm:cxn modelId="{5EE9DCB7-488A-41FB-9CBF-6E37362143C6}" type="presOf" srcId="{B0DAEDAB-33B3-4821-A91B-D05361312CE9}" destId="{FCE3B9A4-214A-4502-B3DF-ACB3E0BC61C7}" srcOrd="0" destOrd="0" presId="urn:microsoft.com/office/officeart/2005/8/layout/process1"/>
+    <dgm:cxn modelId="{8BF07F02-6128-4367-B336-B2504A5DCC71}" type="presOf" srcId="{D4DE5EA1-C98A-4001-96ED-0D8A4099152C}" destId="{CA09568C-529F-4056-BB14-75FC27EA3A57}" srcOrd="0" destOrd="0" presId="urn:microsoft.com/office/officeart/2005/8/layout/process1"/>
+    <dgm:cxn modelId="{5895A118-1A3B-4812-9444-561D53AD2A54}" type="presOf" srcId="{CB734D05-6005-4A33-891F-8F6E9F0BE629}" destId="{9346448E-7772-4989-9A73-02FD2DA61B93}" srcOrd="0" destOrd="0" presId="urn:microsoft.com/office/officeart/2005/8/layout/process1"/>
+    <dgm:cxn modelId="{DD279C0B-C39D-4258-9E8A-9D42177351A9}" type="presOf" srcId="{C6470392-B547-42B7-BBE1-49D9BF3297A5}" destId="{E6A79763-2175-4FE6-AF39-65BAD7E8A94D}" srcOrd="0" destOrd="0" presId="urn:microsoft.com/office/officeart/2005/8/layout/process1"/>
+    <dgm:cxn modelId="{1739A458-DA9C-4819-91A2-FF8662CFB496}" type="presOf" srcId="{C6470392-B547-42B7-BBE1-49D9BF3297A5}" destId="{D17F71C8-684F-40E9-B9CF-89D188A27816}" srcOrd="1" destOrd="0" presId="urn:microsoft.com/office/officeart/2005/8/layout/process1"/>
     <dgm:cxn modelId="{A358B1AA-45ED-4C0A-A925-911C6E3E177E}" srcId="{C787D0C9-C4AA-4BF8-AAA9-EFDCDDDFB8C5}" destId="{D4DE5EA1-C98A-4001-96ED-0D8A4099152C}" srcOrd="2" destOrd="0" parTransId="{DDD45587-67C2-4B3F-892B-0153C2E010D0}" sibTransId="{C6470392-B547-42B7-BBE1-49D9BF3297A5}"/>
-    <dgm:cxn modelId="{F80CECF0-DFBB-40BD-B50C-D6B1EAB6C220}" type="presOf" srcId="{C787D0C9-C4AA-4BF8-AAA9-EFDCDDDFB8C5}" destId="{ECE2E50F-1EF0-49E9-A2A2-C09D34379E86}" srcOrd="0" destOrd="0" presId="urn:microsoft.com/office/officeart/2005/8/layout/process1"/>
-    <dgm:cxn modelId="{92B74BCE-8715-4A0C-A545-B7611ABCA316}" type="presOf" srcId="{B0DAEDAB-33B3-4821-A91B-D05361312CE9}" destId="{FCE3B9A4-214A-4502-B3DF-ACB3E0BC61C7}" srcOrd="0" destOrd="0" presId="urn:microsoft.com/office/officeart/2005/8/layout/process1"/>
     <dgm:cxn modelId="{916CD402-046A-49C3-919C-E8874C6452BD}" srcId="{C787D0C9-C4AA-4BF8-AAA9-EFDCDDDFB8C5}" destId="{B0DAEDAB-33B3-4821-A91B-D05361312CE9}" srcOrd="3" destOrd="0" parTransId="{1B396FDD-FE98-44AA-BBFD-EFDF9B52D4CD}" sibTransId="{2689B6F1-8FF1-4D68-9639-E8E505EA5AB0}"/>
+    <dgm:cxn modelId="{D8C9A1CE-80FD-46CF-86EF-303EFD3CAC33}" type="presOf" srcId="{C787D0C9-C4AA-4BF8-AAA9-EFDCDDDFB8C5}" destId="{ECE2E50F-1EF0-49E9-A2A2-C09D34379E86}" srcOrd="0" destOrd="0" presId="urn:microsoft.com/office/officeart/2005/8/layout/process1"/>
+    <dgm:cxn modelId="{5450B208-F41C-4DEA-8EB6-83283DFF76CF}" type="presOf" srcId="{2F2C6037-AE48-4650-B998-EBABF88D0464}" destId="{ABB6D0E9-231F-49FF-8F6A-CBD756BB2A07}" srcOrd="0" destOrd="0" presId="urn:microsoft.com/office/officeart/2005/8/layout/process1"/>
     <dgm:cxn modelId="{F27277EA-BDDA-4005-9170-FBB0A209E462}" srcId="{C787D0C9-C4AA-4BF8-AAA9-EFDCDDDFB8C5}" destId="{CB734D05-6005-4A33-891F-8F6E9F0BE629}" srcOrd="0" destOrd="0" parTransId="{D88A1106-7499-4EC1-A955-12C926757BDC}" sibTransId="{2F2C6037-AE48-4650-B998-EBABF88D0464}"/>
-    <dgm:cxn modelId="{8B6DFEE5-3F88-4297-85D8-4D2C70900062}" type="presOf" srcId="{2F2C6037-AE48-4650-B998-EBABF88D0464}" destId="{8D8E620F-A309-4628-986D-B0F92ABF739C}" srcOrd="1" destOrd="0" presId="urn:microsoft.com/office/officeart/2005/8/layout/process1"/>
-    <dgm:cxn modelId="{C86071E5-780A-4BA7-817D-6F67E47ED3BF}" type="presOf" srcId="{D4DE5EA1-C98A-4001-96ED-0D8A4099152C}" destId="{CA09568C-529F-4056-BB14-75FC27EA3A57}" srcOrd="0" destOrd="0" presId="urn:microsoft.com/office/officeart/2005/8/layout/process1"/>
-    <dgm:cxn modelId="{F177B94B-4E86-4F2F-82C4-E3BE639D0D98}" type="presOf" srcId="{58F8E6FA-8E5F-4590-8E91-7D425686736E}" destId="{1C61394E-D32F-4A43-ADD4-F46D3A33D38F}" srcOrd="0" destOrd="0" presId="urn:microsoft.com/office/officeart/2005/8/layout/process1"/>
-    <dgm:cxn modelId="{2CE74386-3B2C-46E8-AFD5-5DB4A1DE0035}" type="presOf" srcId="{B2F67260-32B4-49EF-BEA7-6376ABEBC356}" destId="{45B120D8-A283-4DB0-AE48-CD1028B5A1CA}" srcOrd="0" destOrd="0" presId="urn:microsoft.com/office/officeart/2005/8/layout/process1"/>
-    <dgm:cxn modelId="{7EC03763-E48F-486C-996B-933DCDB99C4E}" type="presParOf" srcId="{ECE2E50F-1EF0-49E9-A2A2-C09D34379E86}" destId="{9346448E-7772-4989-9A73-02FD2DA61B93}" srcOrd="0" destOrd="0" presId="urn:microsoft.com/office/officeart/2005/8/layout/process1"/>
-    <dgm:cxn modelId="{34F6F5DC-6A67-449C-AF30-B05274E5512A}" type="presParOf" srcId="{ECE2E50F-1EF0-49E9-A2A2-C09D34379E86}" destId="{ABB6D0E9-231F-49FF-8F6A-CBD756BB2A07}" srcOrd="1" destOrd="0" presId="urn:microsoft.com/office/officeart/2005/8/layout/process1"/>
-    <dgm:cxn modelId="{2854C894-A0CC-4054-BF5C-650C66F01FB3}" type="presParOf" srcId="{ABB6D0E9-231F-49FF-8F6A-CBD756BB2A07}" destId="{8D8E620F-A309-4628-986D-B0F92ABF739C}" srcOrd="0" destOrd="0" presId="urn:microsoft.com/office/officeart/2005/8/layout/process1"/>
-    <dgm:cxn modelId="{8F4B1B93-7ECA-48D1-8646-3D8BF34A6DDA}" type="presParOf" srcId="{ECE2E50F-1EF0-49E9-A2A2-C09D34379E86}" destId="{45B120D8-A283-4DB0-AE48-CD1028B5A1CA}" srcOrd="2" destOrd="0" presId="urn:microsoft.com/office/officeart/2005/8/layout/process1"/>
-    <dgm:cxn modelId="{0D6799B0-2F58-4B6E-AB26-721348DD77B0}" type="presParOf" srcId="{ECE2E50F-1EF0-49E9-A2A2-C09D34379E86}" destId="{1C61394E-D32F-4A43-ADD4-F46D3A33D38F}" srcOrd="3" destOrd="0" presId="urn:microsoft.com/office/officeart/2005/8/layout/process1"/>
-    <dgm:cxn modelId="{559468C3-1A8F-49C6-AD32-0BFA7D492CBB}" type="presParOf" srcId="{1C61394E-D32F-4A43-ADD4-F46D3A33D38F}" destId="{38F30BB8-19AC-4F2C-997E-D6C87643D812}" srcOrd="0" destOrd="0" presId="urn:microsoft.com/office/officeart/2005/8/layout/process1"/>
-    <dgm:cxn modelId="{064552BD-ED5C-424C-8D19-4CA9B97C099B}" type="presParOf" srcId="{ECE2E50F-1EF0-49E9-A2A2-C09D34379E86}" destId="{CA09568C-529F-4056-BB14-75FC27EA3A57}" srcOrd="4" destOrd="0" presId="urn:microsoft.com/office/officeart/2005/8/layout/process1"/>
-    <dgm:cxn modelId="{63BC7A25-B57E-4015-9E5B-DC2E07DEFA4C}" type="presParOf" srcId="{ECE2E50F-1EF0-49E9-A2A2-C09D34379E86}" destId="{E6A79763-2175-4FE6-AF39-65BAD7E8A94D}" srcOrd="5" destOrd="0" presId="urn:microsoft.com/office/officeart/2005/8/layout/process1"/>
-    <dgm:cxn modelId="{692E441E-7D17-4F19-9F8F-0609FBD0A125}" type="presParOf" srcId="{E6A79763-2175-4FE6-AF39-65BAD7E8A94D}" destId="{D17F71C8-684F-40E9-B9CF-89D188A27816}" srcOrd="0" destOrd="0" presId="urn:microsoft.com/office/officeart/2005/8/layout/process1"/>
-    <dgm:cxn modelId="{5936C255-F1E7-4AD7-9FAD-651B46DD3736}" type="presParOf" srcId="{ECE2E50F-1EF0-49E9-A2A2-C09D34379E86}" destId="{FCE3B9A4-214A-4502-B3DF-ACB3E0BC61C7}" srcOrd="6" destOrd="0" presId="urn:microsoft.com/office/officeart/2005/8/layout/process1"/>
+    <dgm:cxn modelId="{FEE83A95-7ECA-4B30-BD11-090E19F84A09}" type="presOf" srcId="{2F2C6037-AE48-4650-B998-EBABF88D0464}" destId="{8D8E620F-A309-4628-986D-B0F92ABF739C}" srcOrd="1" destOrd="0" presId="urn:microsoft.com/office/officeart/2005/8/layout/process1"/>
+    <dgm:cxn modelId="{2923FD47-986C-4269-A9AA-4D5B18D34231}" type="presOf" srcId="{58F8E6FA-8E5F-4590-8E91-7D425686736E}" destId="{1C61394E-D32F-4A43-ADD4-F46D3A33D38F}" srcOrd="0" destOrd="0" presId="urn:microsoft.com/office/officeart/2005/8/layout/process1"/>
+    <dgm:cxn modelId="{1B786F5B-969B-4749-A399-EC80952457F1}" type="presParOf" srcId="{ECE2E50F-1EF0-49E9-A2A2-C09D34379E86}" destId="{9346448E-7772-4989-9A73-02FD2DA61B93}" srcOrd="0" destOrd="0" presId="urn:microsoft.com/office/officeart/2005/8/layout/process1"/>
+    <dgm:cxn modelId="{F84B4FA4-F855-44B6-B7FB-4157AC9C45AC}" type="presParOf" srcId="{ECE2E50F-1EF0-49E9-A2A2-C09D34379E86}" destId="{ABB6D0E9-231F-49FF-8F6A-CBD756BB2A07}" srcOrd="1" destOrd="0" presId="urn:microsoft.com/office/officeart/2005/8/layout/process1"/>
+    <dgm:cxn modelId="{1AEFC8B7-B1DA-41AB-BA09-A8BF9479A38A}" type="presParOf" srcId="{ABB6D0E9-231F-49FF-8F6A-CBD756BB2A07}" destId="{8D8E620F-A309-4628-986D-B0F92ABF739C}" srcOrd="0" destOrd="0" presId="urn:microsoft.com/office/officeart/2005/8/layout/process1"/>
+    <dgm:cxn modelId="{5303674E-7EE5-40F7-AA28-A4A8F56B4C07}" type="presParOf" srcId="{ECE2E50F-1EF0-49E9-A2A2-C09D34379E86}" destId="{45B120D8-A283-4DB0-AE48-CD1028B5A1CA}" srcOrd="2" destOrd="0" presId="urn:microsoft.com/office/officeart/2005/8/layout/process1"/>
+    <dgm:cxn modelId="{58DD1CF6-F232-497B-878A-7A8C3084D2FA}" type="presParOf" srcId="{ECE2E50F-1EF0-49E9-A2A2-C09D34379E86}" destId="{1C61394E-D32F-4A43-ADD4-F46D3A33D38F}" srcOrd="3" destOrd="0" presId="urn:microsoft.com/office/officeart/2005/8/layout/process1"/>
+    <dgm:cxn modelId="{3446C7D6-D8F8-43A6-BAFC-3877B1685A54}" type="presParOf" srcId="{1C61394E-D32F-4A43-ADD4-F46D3A33D38F}" destId="{38F30BB8-19AC-4F2C-997E-D6C87643D812}" srcOrd="0" destOrd="0" presId="urn:microsoft.com/office/officeart/2005/8/layout/process1"/>
+    <dgm:cxn modelId="{7902DEC1-931F-4157-9C96-FD75695DAEE6}" type="presParOf" srcId="{ECE2E50F-1EF0-49E9-A2A2-C09D34379E86}" destId="{CA09568C-529F-4056-BB14-75FC27EA3A57}" srcOrd="4" destOrd="0" presId="urn:microsoft.com/office/officeart/2005/8/layout/process1"/>
+    <dgm:cxn modelId="{F6E66EC6-1CF4-4586-A182-95CA13A0A490}" type="presParOf" srcId="{ECE2E50F-1EF0-49E9-A2A2-C09D34379E86}" destId="{E6A79763-2175-4FE6-AF39-65BAD7E8A94D}" srcOrd="5" destOrd="0" presId="urn:microsoft.com/office/officeart/2005/8/layout/process1"/>
+    <dgm:cxn modelId="{71E18E32-3EC3-452E-B566-172E13010EE2}" type="presParOf" srcId="{E6A79763-2175-4FE6-AF39-65BAD7E8A94D}" destId="{D17F71C8-684F-40E9-B9CF-89D188A27816}" srcOrd="0" destOrd="0" presId="urn:microsoft.com/office/officeart/2005/8/layout/process1"/>
+    <dgm:cxn modelId="{22EE86CD-146A-4E65-8D9C-0738D122CC16}" type="presParOf" srcId="{ECE2E50F-1EF0-49E9-A2A2-C09D34379E86}" destId="{FCE3B9A4-214A-4502-B3DF-ACB3E0BC61C7}" srcOrd="6" destOrd="0" presId="urn:microsoft.com/office/officeart/2005/8/layout/process1"/>
   </dgm:cxnLst>
   <dgm:bg/>
   <dgm:whole/>

--- a/Notes_SA2601010.docx
+++ b/Notes_SA2601010.docx
@@ -779,13 +779,23 @@
           <w:lang w:val="en-US"/>
         </w:rPr>
       </w:pPr>
-      <w:r>
-        <w:rPr>
-          <w:sz w:val="24"/>
-          <w:szCs w:val="22"/>
-          <w:lang w:val="en-US"/>
-        </w:rPr>
-        <w:t>Thread.sleep()</w:t>
+      <w:proofErr w:type="spellStart"/>
+      <w:r>
+        <w:rPr>
+          <w:sz w:val="24"/>
+          <w:szCs w:val="22"/>
+          <w:lang w:val="en-US"/>
+        </w:rPr>
+        <w:t>Thread.sleep</w:t>
+      </w:r>
+      <w:proofErr w:type="spellEnd"/>
+      <w:r>
+        <w:rPr>
+          <w:sz w:val="24"/>
+          <w:szCs w:val="22"/>
+          <w:lang w:val="en-US"/>
+        </w:rPr>
+        <w:t>()</w:t>
       </w:r>
     </w:p>
     <w:p>
@@ -3610,7 +3620,25 @@
           <w:szCs w:val="22"/>
           <w:lang w:val="en-US"/>
         </w:rPr>
-        <w:t>Instructions to the tool can be provided via any one of the supporting programming language (like Java, JavaScript, Python, C#, Ruby, TypeScript)</w:t>
+        <w:t xml:space="preserve">Instructions to the tool can be provided via any one of the supporting programming language (like Java, JavaScript, Python, C#, Ruby, </w:t>
+      </w:r>
+      <w:proofErr w:type="spellStart"/>
+      <w:r>
+        <w:rPr>
+          <w:sz w:val="24"/>
+          <w:szCs w:val="22"/>
+          <w:lang w:val="en-US"/>
+        </w:rPr>
+        <w:t>TypeScript</w:t>
+      </w:r>
+      <w:proofErr w:type="spellEnd"/>
+      <w:r>
+        <w:rPr>
+          <w:sz w:val="24"/>
+          <w:szCs w:val="22"/>
+          <w:lang w:val="en-US"/>
+        </w:rPr>
+        <w:t>)</w:t>
       </w:r>
     </w:p>
     <w:p>
@@ -5715,13 +5743,41 @@
           <w:lang w:val="en-US"/>
         </w:rPr>
       </w:pPr>
-      <w:r>
-        <w:rPr>
-          <w:sz w:val="24"/>
-          <w:szCs w:val="22"/>
-          <w:lang w:val="en-US"/>
-        </w:rPr>
-        <w:t>YourName_SeleniumDemos (Lakshmi_SeleniumDemos)</w:t>
+      <w:proofErr w:type="spellStart"/>
+      <w:r>
+        <w:rPr>
+          <w:sz w:val="24"/>
+          <w:szCs w:val="22"/>
+          <w:lang w:val="en-US"/>
+        </w:rPr>
+        <w:t>YourName_SeleniumDemos</w:t>
+      </w:r>
+      <w:proofErr w:type="spellEnd"/>
+      <w:r>
+        <w:rPr>
+          <w:sz w:val="24"/>
+          <w:szCs w:val="22"/>
+          <w:lang w:val="en-US"/>
+        </w:rPr>
+        <w:t xml:space="preserve"> (</w:t>
+      </w:r>
+      <w:proofErr w:type="spellStart"/>
+      <w:r>
+        <w:rPr>
+          <w:sz w:val="24"/>
+          <w:szCs w:val="22"/>
+          <w:lang w:val="en-US"/>
+        </w:rPr>
+        <w:t>Lakshmi_SeleniumDemos</w:t>
+      </w:r>
+      <w:proofErr w:type="spellEnd"/>
+      <w:r>
+        <w:rPr>
+          <w:sz w:val="24"/>
+          <w:szCs w:val="22"/>
+          <w:lang w:val="en-US"/>
+        </w:rPr>
+        <w:t>)</w:t>
       </w:r>
     </w:p>
     <w:p>
@@ -5795,7 +5851,25 @@
           <w:szCs w:val="22"/>
           <w:lang w:val="en-US"/>
         </w:rPr>
-        <w:t>Open selenium.dev website</w:t>
+        <w:t xml:space="preserve">Open </w:t>
+      </w:r>
+      <w:proofErr w:type="spellStart"/>
+      <w:r>
+        <w:rPr>
+          <w:sz w:val="24"/>
+          <w:szCs w:val="22"/>
+          <w:lang w:val="en-US"/>
+        </w:rPr>
+        <w:t>selenium.dev</w:t>
+      </w:r>
+      <w:proofErr w:type="spellEnd"/>
+      <w:r>
+        <w:rPr>
+          <w:sz w:val="24"/>
+          <w:szCs w:val="22"/>
+          <w:lang w:val="en-US"/>
+        </w:rPr>
+        <w:t xml:space="preserve"> website</w:t>
       </w:r>
     </w:p>
     <w:p>
@@ -6788,13 +6862,23 @@
           <w:lang w:val="en-US"/>
         </w:rPr>
       </w:pPr>
-      <w:r>
-        <w:rPr>
-          <w:sz w:val="24"/>
-          <w:szCs w:val="22"/>
-          <w:lang w:val="en-US"/>
-        </w:rPr>
-        <w:t xml:space="preserve">get() </w:t>
+      <w:proofErr w:type="gramStart"/>
+      <w:r>
+        <w:rPr>
+          <w:sz w:val="24"/>
+          <w:szCs w:val="22"/>
+          <w:lang w:val="en-US"/>
+        </w:rPr>
+        <w:t>get(</w:t>
+      </w:r>
+      <w:proofErr w:type="gramEnd"/>
+      <w:r>
+        <w:rPr>
+          <w:sz w:val="24"/>
+          <w:szCs w:val="22"/>
+          <w:lang w:val="en-US"/>
+        </w:rPr>
+        <w:t xml:space="preserve">) </w:t>
       </w:r>
       <w:r>
         <w:rPr>
@@ -6862,6 +6946,8 @@
           <w:lang w:val="en-US"/>
         </w:rPr>
       </w:pPr>
+      <w:proofErr w:type="spellStart"/>
+      <w:proofErr w:type="gramStart"/>
       <w:r>
         <w:rPr>
           <w:sz w:val="24"/>
@@ -6876,7 +6962,25 @@
           <w:szCs w:val="22"/>
           <w:lang w:val="en-US"/>
         </w:rPr>
-        <w:t xml:space="preserve">er.manage().window().maximize() </w:t>
+        <w:t>er.manage</w:t>
+      </w:r>
+      <w:proofErr w:type="spellEnd"/>
+      <w:r>
+        <w:rPr>
+          <w:sz w:val="24"/>
+          <w:szCs w:val="22"/>
+          <w:lang w:val="en-US"/>
+        </w:rPr>
+        <w:t>(</w:t>
+      </w:r>
+      <w:proofErr w:type="gramEnd"/>
+      <w:r>
+        <w:rPr>
+          <w:sz w:val="24"/>
+          <w:szCs w:val="22"/>
+          <w:lang w:val="en-US"/>
+        </w:rPr>
+        <w:t xml:space="preserve">).window().maximize() </w:t>
       </w:r>
       <w:r>
         <w:rPr>
@@ -6908,13 +7012,23 @@
           <w:lang w:val="en-US"/>
         </w:rPr>
       </w:pPr>
-      <w:r>
-        <w:rPr>
-          <w:sz w:val="24"/>
-          <w:szCs w:val="22"/>
-          <w:lang w:val="en-US"/>
-        </w:rPr>
-        <w:t xml:space="preserve">close() </w:t>
+      <w:proofErr w:type="gramStart"/>
+      <w:r>
+        <w:rPr>
+          <w:sz w:val="24"/>
+          <w:szCs w:val="22"/>
+          <w:lang w:val="en-US"/>
+        </w:rPr>
+        <w:t>close(</w:t>
+      </w:r>
+      <w:proofErr w:type="gramEnd"/>
+      <w:r>
+        <w:rPr>
+          <w:sz w:val="24"/>
+          <w:szCs w:val="22"/>
+          <w:lang w:val="en-US"/>
+        </w:rPr>
+        <w:t xml:space="preserve">) </w:t>
       </w:r>
       <w:r>
         <w:rPr>
@@ -6964,13 +7078,23 @@
           <w:lang w:val="en-US"/>
         </w:rPr>
       </w:pPr>
-      <w:r>
-        <w:rPr>
-          <w:sz w:val="24"/>
-          <w:szCs w:val="22"/>
-          <w:lang w:val="en-US"/>
-        </w:rPr>
-        <w:t xml:space="preserve">getTitle() </w:t>
+      <w:proofErr w:type="gramStart"/>
+      <w:r>
+        <w:rPr>
+          <w:sz w:val="24"/>
+          <w:szCs w:val="22"/>
+          <w:lang w:val="en-US"/>
+        </w:rPr>
+        <w:t>getTitle(</w:t>
+      </w:r>
+      <w:proofErr w:type="gramEnd"/>
+      <w:r>
+        <w:rPr>
+          <w:sz w:val="24"/>
+          <w:szCs w:val="22"/>
+          <w:lang w:val="en-US"/>
+        </w:rPr>
+        <w:t xml:space="preserve">) </w:t>
       </w:r>
       <w:r>
         <w:rPr>
@@ -7010,13 +7134,23 @@
           <w:lang w:val="en-US"/>
         </w:rPr>
       </w:pPr>
-      <w:r>
-        <w:rPr>
-          <w:sz w:val="24"/>
-          <w:szCs w:val="22"/>
-          <w:lang w:val="en-US"/>
-        </w:rPr>
-        <w:t xml:space="preserve">getCurrentUrl() </w:t>
+      <w:proofErr w:type="gramStart"/>
+      <w:r>
+        <w:rPr>
+          <w:sz w:val="24"/>
+          <w:szCs w:val="22"/>
+          <w:lang w:val="en-US"/>
+        </w:rPr>
+        <w:t>getCurrentUrl(</w:t>
+      </w:r>
+      <w:proofErr w:type="gramEnd"/>
+      <w:r>
+        <w:rPr>
+          <w:sz w:val="24"/>
+          <w:szCs w:val="22"/>
+          <w:lang w:val="en-US"/>
+        </w:rPr>
+        <w:t xml:space="preserve">) </w:t>
       </w:r>
       <w:r>
         <w:rPr>
@@ -7048,13 +7182,23 @@
           <w:lang w:val="en-US"/>
         </w:rPr>
       </w:pPr>
-      <w:r>
-        <w:rPr>
-          <w:sz w:val="24"/>
-          <w:szCs w:val="22"/>
-          <w:lang w:val="en-US"/>
-        </w:rPr>
-        <w:t xml:space="preserve">getPageSource() </w:t>
+      <w:proofErr w:type="gramStart"/>
+      <w:r>
+        <w:rPr>
+          <w:sz w:val="24"/>
+          <w:szCs w:val="22"/>
+          <w:lang w:val="en-US"/>
+        </w:rPr>
+        <w:t>getPageSource(</w:t>
+      </w:r>
+      <w:proofErr w:type="gramEnd"/>
+      <w:r>
+        <w:rPr>
+          <w:sz w:val="24"/>
+          <w:szCs w:val="22"/>
+          <w:lang w:val="en-US"/>
+        </w:rPr>
+        <w:t xml:space="preserve">) </w:t>
       </w:r>
       <w:r>
         <w:rPr>
@@ -7086,13 +7230,23 @@
           <w:lang w:val="en-US"/>
         </w:rPr>
       </w:pPr>
-      <w:r>
-        <w:rPr>
-          <w:sz w:val="24"/>
-          <w:szCs w:val="22"/>
-          <w:lang w:val="en-US"/>
-        </w:rPr>
-        <w:t xml:space="preserve">findElement() </w:t>
+      <w:proofErr w:type="gramStart"/>
+      <w:r>
+        <w:rPr>
+          <w:sz w:val="24"/>
+          <w:szCs w:val="22"/>
+          <w:lang w:val="en-US"/>
+        </w:rPr>
+        <w:t>findElement(</w:t>
+      </w:r>
+      <w:proofErr w:type="gramEnd"/>
+      <w:r>
+        <w:rPr>
+          <w:sz w:val="24"/>
+          <w:szCs w:val="22"/>
+          <w:lang w:val="en-US"/>
+        </w:rPr>
+        <w:t xml:space="preserve">) </w:t>
       </w:r>
       <w:r>
         <w:rPr>
@@ -7190,13 +7344,23 @@
           <w:lang w:val="en-US"/>
         </w:rPr>
       </w:pPr>
-      <w:r>
-        <w:rPr>
-          <w:sz w:val="24"/>
-          <w:szCs w:val="22"/>
-          <w:lang w:val="en-US"/>
-        </w:rPr>
-        <w:t xml:space="preserve">findElements() </w:t>
+      <w:proofErr w:type="gramStart"/>
+      <w:r>
+        <w:rPr>
+          <w:sz w:val="24"/>
+          <w:szCs w:val="22"/>
+          <w:lang w:val="en-US"/>
+        </w:rPr>
+        <w:t>findElements(</w:t>
+      </w:r>
+      <w:proofErr w:type="gramEnd"/>
+      <w:r>
+        <w:rPr>
+          <w:sz w:val="24"/>
+          <w:szCs w:val="22"/>
+          <w:lang w:val="en-US"/>
+        </w:rPr>
+        <w:t xml:space="preserve">) </w:t>
       </w:r>
       <w:r>
         <w:rPr>
@@ -7245,6 +7409,11 @@
     </w:p>
     <w:p>
       <w:pPr>
+        <w:pStyle w:val="ListParagraph"/>
+        <w:numPr>
+          <w:ilvl w:val="0"/>
+          <w:numId w:val="16"/>
+        </w:numPr>
         <w:rPr>
           <w:b/>
           <w:bCs/>
@@ -7253,7 +7422,48 @@
           <w:lang w:val="en-US"/>
         </w:rPr>
       </w:pPr>
-      <w:r>
+      <w:proofErr w:type="gramStart"/>
+      <w:r>
+        <w:rPr>
+          <w:sz w:val="24"/>
+          <w:szCs w:val="22"/>
+          <w:lang w:val="en-US"/>
+        </w:rPr>
+        <w:t>getWindowHandles(</w:t>
+      </w:r>
+      <w:proofErr w:type="gramEnd"/>
+      <w:r>
+        <w:rPr>
+          <w:sz w:val="24"/>
+          <w:szCs w:val="22"/>
+          <w:lang w:val="en-US"/>
+        </w:rPr>
+        <w:t xml:space="preserve">) </w:t>
+      </w:r>
+      <w:r>
+        <w:rPr>
+          <w:sz w:val="24"/>
+          <w:szCs w:val="22"/>
+          <w:lang w:val="en-US"/>
+        </w:rPr>
+        <w:sym w:font="Wingdings" w:char="F0E0"/>
+      </w:r>
+      <w:r>
+        <w:rPr>
+          <w:sz w:val="24"/>
+          <w:szCs w:val="22"/>
+          <w:lang w:val="en-US"/>
+        </w:rPr>
+        <w:t xml:space="preserve"> Will return the name / handles of windows those are opened by WebDriver object. (Set&lt;String&gt;)</w:t>
+      </w:r>
+    </w:p>
+    <w:p>
+      <w:pPr>
+        <w:pStyle w:val="ListParagraph"/>
+        <w:numPr>
+          <w:ilvl w:val="0"/>
+          <w:numId w:val="16"/>
+        </w:numPr>
         <w:rPr>
           <w:b/>
           <w:bCs/>
@@ -7261,6 +7471,61 @@
           <w:szCs w:val="22"/>
           <w:lang w:val="en-US"/>
         </w:rPr>
+      </w:pPr>
+      <w:proofErr w:type="gramStart"/>
+      <w:r>
+        <w:rPr>
+          <w:sz w:val="24"/>
+          <w:szCs w:val="22"/>
+          <w:lang w:val="en-US"/>
+        </w:rPr>
+        <w:t>quit(</w:t>
+      </w:r>
+      <w:proofErr w:type="gramEnd"/>
+      <w:r>
+        <w:rPr>
+          <w:sz w:val="24"/>
+          <w:szCs w:val="22"/>
+          <w:lang w:val="en-US"/>
+        </w:rPr>
+        <w:t xml:space="preserve">) </w:t>
+      </w:r>
+      <w:r>
+        <w:rPr>
+          <w:sz w:val="24"/>
+          <w:szCs w:val="22"/>
+          <w:lang w:val="en-US"/>
+        </w:rPr>
+        <w:sym w:font="Wingdings" w:char="F0E0"/>
+      </w:r>
+      <w:r>
+        <w:rPr>
+          <w:sz w:val="24"/>
+          <w:szCs w:val="22"/>
+          <w:lang w:val="en-US"/>
+        </w:rPr>
+        <w:t xml:space="preserve"> will close all the windows / tabs those are opened by current WebDriver object.</w:t>
+      </w:r>
+    </w:p>
+    <w:p>
+      <w:pPr>
+        <w:rPr>
+          <w:b/>
+          <w:bCs/>
+          <w:sz w:val="24"/>
+          <w:szCs w:val="22"/>
+          <w:lang w:val="en-US"/>
+        </w:rPr>
+      </w:pPr>
+      <w:r>
+        <w:rPr>
+          <w:b/>
+          <w:bCs/>
+          <w:sz w:val="24"/>
+          <w:szCs w:val="22"/>
+          <w:lang w:val="en-US"/>
+        </w:rPr>
+        <w:lastRenderedPageBreak/>
         <w:t xml:space="preserve">Common Exceptions </w:t>
       </w:r>
     </w:p>
@@ -7339,7 +7604,6 @@
           <w:szCs w:val="22"/>
           <w:lang w:val="en-US"/>
         </w:rPr>
-        <w:lastRenderedPageBreak/>
         <w:t xml:space="preserve">InvalidSelectorException </w:t>
       </w:r>
       <w:r>
@@ -7558,7 +7822,35 @@
           <w:szCs w:val="22"/>
           <w:lang w:val="en-US"/>
         </w:rPr>
-        <w:t xml:space="preserve"> Selenium waits for maximum 30 seconds till the page get loaded while calling driver.get(). But if the page is not getting loaded within 30 seconds then Selenium will throw SessionTimeoutException</w:t>
+        <w:t xml:space="preserve"> Selenium waits for maximum 30 seconds till the page get loaded while calling </w:t>
+      </w:r>
+      <w:proofErr w:type="spellStart"/>
+      <w:proofErr w:type="gramStart"/>
+      <w:r>
+        <w:rPr>
+          <w:sz w:val="24"/>
+          <w:szCs w:val="22"/>
+          <w:lang w:val="en-US"/>
+        </w:rPr>
+        <w:t>driver.get</w:t>
+      </w:r>
+      <w:proofErr w:type="spellEnd"/>
+      <w:r>
+        <w:rPr>
+          <w:sz w:val="24"/>
+          <w:szCs w:val="22"/>
+          <w:lang w:val="en-US"/>
+        </w:rPr>
+        <w:t>(</w:t>
+      </w:r>
+      <w:proofErr w:type="gramEnd"/>
+      <w:r>
+        <w:rPr>
+          <w:sz w:val="24"/>
+          <w:szCs w:val="22"/>
+          <w:lang w:val="en-US"/>
+        </w:rPr>
+        <w:t>). But if the page is not getting loaded within 30 seconds then Selenium will throw SessionTimeoutException</w:t>
       </w:r>
       <w:r>
         <w:rPr>
@@ -7752,13 +8044,23 @@
           <w:lang w:val="en-US"/>
         </w:rPr>
       </w:pPr>
-      <w:r>
-        <w:rPr>
-          <w:sz w:val="24"/>
-          <w:szCs w:val="22"/>
-          <w:lang w:val="en-US"/>
-        </w:rPr>
-        <w:t xml:space="preserve">sendKeys() </w:t>
+      <w:proofErr w:type="gramStart"/>
+      <w:r>
+        <w:rPr>
+          <w:sz w:val="24"/>
+          <w:szCs w:val="22"/>
+          <w:lang w:val="en-US"/>
+        </w:rPr>
+        <w:t>sendKeys(</w:t>
+      </w:r>
+      <w:proofErr w:type="gramEnd"/>
+      <w:r>
+        <w:rPr>
+          <w:sz w:val="24"/>
+          <w:szCs w:val="22"/>
+          <w:lang w:val="en-US"/>
+        </w:rPr>
+        <w:t xml:space="preserve">) </w:t>
       </w:r>
       <w:r>
         <w:rPr>
@@ -7808,13 +8110,23 @@
           <w:lang w:val="en-US"/>
         </w:rPr>
       </w:pPr>
-      <w:r>
-        <w:rPr>
-          <w:sz w:val="24"/>
-          <w:szCs w:val="22"/>
-          <w:lang w:val="en-US"/>
-        </w:rPr>
-        <w:t xml:space="preserve">click() </w:t>
+      <w:proofErr w:type="gramStart"/>
+      <w:r>
+        <w:rPr>
+          <w:sz w:val="24"/>
+          <w:szCs w:val="22"/>
+          <w:lang w:val="en-US"/>
+        </w:rPr>
+        <w:t>click(</w:t>
+      </w:r>
+      <w:proofErr w:type="gramEnd"/>
+      <w:r>
+        <w:rPr>
+          <w:sz w:val="24"/>
+          <w:szCs w:val="22"/>
+          <w:lang w:val="en-US"/>
+        </w:rPr>
+        <w:t xml:space="preserve">) </w:t>
       </w:r>
       <w:r>
         <w:rPr>
@@ -7846,13 +8158,23 @@
           <w:lang w:val="en-US"/>
         </w:rPr>
       </w:pPr>
-      <w:r>
-        <w:rPr>
-          <w:sz w:val="24"/>
-          <w:szCs w:val="22"/>
-          <w:lang w:val="en-US"/>
-        </w:rPr>
-        <w:t xml:space="preserve">getText() </w:t>
+      <w:proofErr w:type="gramStart"/>
+      <w:r>
+        <w:rPr>
+          <w:sz w:val="24"/>
+          <w:szCs w:val="22"/>
+          <w:lang w:val="en-US"/>
+        </w:rPr>
+        <w:t>getText(</w:t>
+      </w:r>
+      <w:proofErr w:type="gramEnd"/>
+      <w:r>
+        <w:rPr>
+          <w:sz w:val="24"/>
+          <w:szCs w:val="22"/>
+          <w:lang w:val="en-US"/>
+        </w:rPr>
+        <w:t xml:space="preserve">) </w:t>
       </w:r>
       <w:r>
         <w:rPr>
@@ -7922,13 +8244,23 @@
           <w:lang w:val="en-US"/>
         </w:rPr>
       </w:pPr>
-      <w:r>
-        <w:rPr>
-          <w:sz w:val="24"/>
-          <w:szCs w:val="22"/>
-          <w:lang w:val="en-US"/>
-        </w:rPr>
-        <w:t xml:space="preserve">isSelected() </w:t>
+      <w:proofErr w:type="gramStart"/>
+      <w:r>
+        <w:rPr>
+          <w:sz w:val="24"/>
+          <w:szCs w:val="22"/>
+          <w:lang w:val="en-US"/>
+        </w:rPr>
+        <w:t>isSelected(</w:t>
+      </w:r>
+      <w:proofErr w:type="gramEnd"/>
+      <w:r>
+        <w:rPr>
+          <w:sz w:val="24"/>
+          <w:szCs w:val="22"/>
+          <w:lang w:val="en-US"/>
+        </w:rPr>
+        <w:t xml:space="preserve">) </w:t>
       </w:r>
       <w:r>
         <w:rPr>
@@ -7960,13 +8292,23 @@
           <w:lang w:val="en-US"/>
         </w:rPr>
       </w:pPr>
-      <w:r>
-        <w:rPr>
-          <w:sz w:val="24"/>
-          <w:szCs w:val="22"/>
-          <w:lang w:val="en-US"/>
-        </w:rPr>
-        <w:t xml:space="preserve">isEnabled() </w:t>
+      <w:proofErr w:type="gramStart"/>
+      <w:r>
+        <w:rPr>
+          <w:sz w:val="24"/>
+          <w:szCs w:val="22"/>
+          <w:lang w:val="en-US"/>
+        </w:rPr>
+        <w:t>isEnabled(</w:t>
+      </w:r>
+      <w:proofErr w:type="gramEnd"/>
+      <w:r>
+        <w:rPr>
+          <w:sz w:val="24"/>
+          <w:szCs w:val="22"/>
+          <w:lang w:val="en-US"/>
+        </w:rPr>
+        <w:t xml:space="preserve">) </w:t>
       </w:r>
       <w:r>
         <w:rPr>
@@ -7998,13 +8340,23 @@
           <w:lang w:val="en-US"/>
         </w:rPr>
       </w:pPr>
-      <w:r>
-        <w:rPr>
-          <w:sz w:val="24"/>
-          <w:szCs w:val="22"/>
-          <w:lang w:val="en-US"/>
-        </w:rPr>
-        <w:t xml:space="preserve">isDisplayed() </w:t>
+      <w:proofErr w:type="gramStart"/>
+      <w:r>
+        <w:rPr>
+          <w:sz w:val="24"/>
+          <w:szCs w:val="22"/>
+          <w:lang w:val="en-US"/>
+        </w:rPr>
+        <w:t>isDisplayed(</w:t>
+      </w:r>
+      <w:proofErr w:type="gramEnd"/>
+      <w:r>
+        <w:rPr>
+          <w:sz w:val="24"/>
+          <w:szCs w:val="22"/>
+          <w:lang w:val="en-US"/>
+        </w:rPr>
+        <w:t xml:space="preserve">) </w:t>
       </w:r>
       <w:r>
         <w:rPr>
@@ -8137,6 +8489,7 @@
           <w:szCs w:val="22"/>
           <w:lang w:val="en-US"/>
         </w:rPr>
+        <w:lastRenderedPageBreak/>
         <w:t>Id</w:t>
       </w:r>
     </w:p>
@@ -8203,7 +8556,6 @@
           <w:szCs w:val="22"/>
           <w:lang w:val="en-US"/>
         </w:rPr>
-        <w:lastRenderedPageBreak/>
         <w:t>CssSelector</w:t>
       </w:r>
     </w:p>
@@ -8813,6 +9165,7 @@
           <w:szCs w:val="22"/>
           <w:lang w:val="en-US"/>
         </w:rPr>
+        <w:lastRenderedPageBreak/>
         <w:t xml:space="preserve">$ </w:t>
       </w:r>
       <w:r>
@@ -8919,7 +9272,6 @@
           <w:szCs w:val="22"/>
           <w:lang w:val="en-US"/>
         </w:rPr>
-        <w:lastRenderedPageBreak/>
         <w:t xml:space="preserve"># </w:t>
       </w:r>
       <w:r>
@@ -9280,7 +9632,25 @@
           <w:szCs w:val="22"/>
           <w:lang w:val="en-US"/>
         </w:rPr>
-        <w:t>//input[@type='password']</w:t>
+        <w:t>//</w:t>
+      </w:r>
+      <w:proofErr w:type="gramStart"/>
+      <w:r>
+        <w:rPr>
+          <w:sz w:val="24"/>
+          <w:szCs w:val="22"/>
+          <w:lang w:val="en-US"/>
+        </w:rPr>
+        <w:t>input[</w:t>
+      </w:r>
+      <w:proofErr w:type="gramEnd"/>
+      <w:r>
+        <w:rPr>
+          <w:sz w:val="24"/>
+          <w:szCs w:val="22"/>
+          <w:lang w:val="en-US"/>
+        </w:rPr>
+        <w:t>@type='password']</w:t>
       </w:r>
     </w:p>
     <w:p>
@@ -9412,13 +9782,23 @@
           <w:lang w:val="en-US"/>
         </w:rPr>
       </w:pPr>
-      <w:r>
-        <w:rPr>
-          <w:sz w:val="24"/>
-          <w:szCs w:val="22"/>
-          <w:lang w:val="en-US"/>
-        </w:rPr>
-        <w:t xml:space="preserve">getFirstSelectedOption() </w:t>
+      <w:proofErr w:type="gramStart"/>
+      <w:r>
+        <w:rPr>
+          <w:sz w:val="24"/>
+          <w:szCs w:val="22"/>
+          <w:lang w:val="en-US"/>
+        </w:rPr>
+        <w:t>getFirstSelectedOption(</w:t>
+      </w:r>
+      <w:proofErr w:type="gramEnd"/>
+      <w:r>
+        <w:rPr>
+          <w:sz w:val="24"/>
+          <w:szCs w:val="22"/>
+          <w:lang w:val="en-US"/>
+        </w:rPr>
+        <w:t xml:space="preserve">) </w:t>
       </w:r>
       <w:r>
         <w:rPr>
@@ -9460,13 +9840,23 @@
           <w:lang w:val="en-US"/>
         </w:rPr>
       </w:pPr>
-      <w:r>
-        <w:rPr>
-          <w:sz w:val="24"/>
-          <w:szCs w:val="22"/>
-          <w:lang w:val="en-US"/>
-        </w:rPr>
-        <w:t xml:space="preserve">getOptions() </w:t>
+      <w:proofErr w:type="gramStart"/>
+      <w:r>
+        <w:rPr>
+          <w:sz w:val="24"/>
+          <w:szCs w:val="22"/>
+          <w:lang w:val="en-US"/>
+        </w:rPr>
+        <w:t>getOptions(</w:t>
+      </w:r>
+      <w:proofErr w:type="gramEnd"/>
+      <w:r>
+        <w:rPr>
+          <w:sz w:val="24"/>
+          <w:szCs w:val="22"/>
+          <w:lang w:val="en-US"/>
+        </w:rPr>
+        <w:t xml:space="preserve">) </w:t>
       </w:r>
       <w:r>
         <w:rPr>
@@ -9500,13 +9890,23 @@
           <w:lang w:val="en-US"/>
         </w:rPr>
       </w:pPr>
-      <w:r>
-        <w:rPr>
-          <w:sz w:val="24"/>
-          <w:szCs w:val="22"/>
-          <w:lang w:val="en-US"/>
-        </w:rPr>
-        <w:t xml:space="preserve">selectByVisibleText() </w:t>
+      <w:proofErr w:type="gramStart"/>
+      <w:r>
+        <w:rPr>
+          <w:sz w:val="24"/>
+          <w:szCs w:val="22"/>
+          <w:lang w:val="en-US"/>
+        </w:rPr>
+        <w:t>selectByVisibleText(</w:t>
+      </w:r>
+      <w:proofErr w:type="gramEnd"/>
+      <w:r>
+        <w:rPr>
+          <w:sz w:val="24"/>
+          <w:szCs w:val="22"/>
+          <w:lang w:val="en-US"/>
+        </w:rPr>
+        <w:t xml:space="preserve">) </w:t>
       </w:r>
       <w:r>
         <w:rPr>
@@ -9540,13 +9940,23 @@
           <w:lang w:val="en-US"/>
         </w:rPr>
       </w:pPr>
-      <w:r>
-        <w:rPr>
-          <w:sz w:val="24"/>
-          <w:szCs w:val="22"/>
-          <w:lang w:val="en-US"/>
-        </w:rPr>
-        <w:t xml:space="preserve">selectByContainsVisibleText() </w:t>
+      <w:proofErr w:type="gramStart"/>
+      <w:r>
+        <w:rPr>
+          <w:sz w:val="24"/>
+          <w:szCs w:val="22"/>
+          <w:lang w:val="en-US"/>
+        </w:rPr>
+        <w:t>selectByContainsVisibleText(</w:t>
+      </w:r>
+      <w:proofErr w:type="gramEnd"/>
+      <w:r>
+        <w:rPr>
+          <w:sz w:val="24"/>
+          <w:szCs w:val="22"/>
+          <w:lang w:val="en-US"/>
+        </w:rPr>
+        <w:t xml:space="preserve">) </w:t>
       </w:r>
       <w:r>
         <w:rPr>
@@ -9580,13 +9990,23 @@
           <w:lang w:val="en-US"/>
         </w:rPr>
       </w:pPr>
-      <w:r>
-        <w:rPr>
-          <w:sz w:val="24"/>
-          <w:szCs w:val="22"/>
-          <w:lang w:val="en-US"/>
-        </w:rPr>
-        <w:t xml:space="preserve">selectByValue() </w:t>
+      <w:proofErr w:type="gramStart"/>
+      <w:r>
+        <w:rPr>
+          <w:sz w:val="24"/>
+          <w:szCs w:val="22"/>
+          <w:lang w:val="en-US"/>
+        </w:rPr>
+        <w:t>selectByValue(</w:t>
+      </w:r>
+      <w:proofErr w:type="gramEnd"/>
+      <w:r>
+        <w:rPr>
+          <w:sz w:val="24"/>
+          <w:szCs w:val="22"/>
+          <w:lang w:val="en-US"/>
+        </w:rPr>
+        <w:t xml:space="preserve">) </w:t>
       </w:r>
       <w:r>
         <w:rPr>
@@ -9620,13 +10040,23 @@
           <w:lang w:val="en-US"/>
         </w:rPr>
       </w:pPr>
-      <w:r>
-        <w:rPr>
-          <w:sz w:val="24"/>
-          <w:szCs w:val="22"/>
-          <w:lang w:val="en-US"/>
-        </w:rPr>
-        <w:t xml:space="preserve">selectByIndex() </w:t>
+      <w:proofErr w:type="gramStart"/>
+      <w:r>
+        <w:rPr>
+          <w:sz w:val="24"/>
+          <w:szCs w:val="22"/>
+          <w:lang w:val="en-US"/>
+        </w:rPr>
+        <w:t>selectByIndex(</w:t>
+      </w:r>
+      <w:proofErr w:type="gramEnd"/>
+      <w:r>
+        <w:rPr>
+          <w:sz w:val="24"/>
+          <w:szCs w:val="22"/>
+          <w:lang w:val="en-US"/>
+        </w:rPr>
+        <w:t xml:space="preserve">) </w:t>
       </w:r>
       <w:r>
         <w:rPr>
@@ -9660,13 +10090,24 @@
           <w:lang w:val="en-US"/>
         </w:rPr>
       </w:pPr>
-      <w:r>
-        <w:rPr>
-          <w:sz w:val="24"/>
-          <w:szCs w:val="22"/>
-          <w:lang w:val="en-US"/>
-        </w:rPr>
-        <w:t xml:space="preserve">getAllSelectedOptions() </w:t>
+      <w:proofErr w:type="gramStart"/>
+      <w:r>
+        <w:rPr>
+          <w:sz w:val="24"/>
+          <w:szCs w:val="22"/>
+          <w:lang w:val="en-US"/>
+        </w:rPr>
+        <w:lastRenderedPageBreak/>
+        <w:t>getAllSelectedOptions(</w:t>
+      </w:r>
+      <w:proofErr w:type="gramEnd"/>
+      <w:r>
+        <w:rPr>
+          <w:sz w:val="24"/>
+          <w:szCs w:val="22"/>
+          <w:lang w:val="en-US"/>
+        </w:rPr>
+        <w:t xml:space="preserve">) </w:t>
       </w:r>
       <w:r>
         <w:rPr>
@@ -9700,14 +10141,23 @@
           <w:lang w:val="en-US"/>
         </w:rPr>
       </w:pPr>
-      <w:r>
-        <w:rPr>
-          <w:sz w:val="24"/>
-          <w:szCs w:val="22"/>
-          <w:lang w:val="en-US"/>
-        </w:rPr>
-        <w:lastRenderedPageBreak/>
-        <w:t xml:space="preserve">isMultiple() </w:t>
+      <w:proofErr w:type="gramStart"/>
+      <w:r>
+        <w:rPr>
+          <w:sz w:val="24"/>
+          <w:szCs w:val="22"/>
+          <w:lang w:val="en-US"/>
+        </w:rPr>
+        <w:t>isMultiple(</w:t>
+      </w:r>
+      <w:proofErr w:type="gramEnd"/>
+      <w:r>
+        <w:rPr>
+          <w:sz w:val="24"/>
+          <w:szCs w:val="22"/>
+          <w:lang w:val="en-US"/>
+        </w:rPr>
+        <w:t xml:space="preserve">) </w:t>
       </w:r>
       <w:r>
         <w:rPr>
@@ -9908,13 +10358,33 @@
           <w:lang w:val="en-US"/>
         </w:rPr>
       </w:pPr>
-      <w:r>
-        <w:rPr>
-          <w:sz w:val="24"/>
-          <w:szCs w:val="22"/>
-          <w:lang w:val="en-US"/>
-        </w:rPr>
-        <w:t>Thread.sleep()</w:t>
+      <w:proofErr w:type="spellStart"/>
+      <w:proofErr w:type="gramStart"/>
+      <w:r>
+        <w:rPr>
+          <w:sz w:val="24"/>
+          <w:szCs w:val="22"/>
+          <w:lang w:val="en-US"/>
+        </w:rPr>
+        <w:t>Thread.sleep</w:t>
+      </w:r>
+      <w:proofErr w:type="spellEnd"/>
+      <w:r>
+        <w:rPr>
+          <w:sz w:val="24"/>
+          <w:szCs w:val="22"/>
+          <w:lang w:val="en-US"/>
+        </w:rPr>
+        <w:t>(</w:t>
+      </w:r>
+      <w:proofErr w:type="gramEnd"/>
+      <w:r>
+        <w:rPr>
+          <w:sz w:val="24"/>
+          <w:szCs w:val="22"/>
+          <w:lang w:val="en-US"/>
+        </w:rPr>
+        <w:t>)</w:t>
       </w:r>
       <w:r>
         <w:rPr>
@@ -10370,13 +10840,23 @@
           <w:lang w:val="en-US"/>
         </w:rPr>
       </w:pPr>
-      <w:r>
-        <w:rPr>
-          <w:sz w:val="24"/>
-          <w:szCs w:val="22"/>
-          <w:lang w:val="en-US"/>
-        </w:rPr>
-        <w:t xml:space="preserve">i – ignoring </w:t>
+      <w:proofErr w:type="spellStart"/>
+      <w:r>
+        <w:rPr>
+          <w:sz w:val="24"/>
+          <w:szCs w:val="22"/>
+          <w:lang w:val="en-US"/>
+        </w:rPr>
+        <w:t>i</w:t>
+      </w:r>
+      <w:proofErr w:type="spellEnd"/>
+      <w:r>
+        <w:rPr>
+          <w:sz w:val="24"/>
+          <w:szCs w:val="22"/>
+          <w:lang w:val="en-US"/>
+        </w:rPr>
+        <w:t xml:space="preserve"> – ignoring </w:t>
       </w:r>
     </w:p>
     <w:p>
@@ -10523,7 +11003,6 @@
           <w:szCs w:val="22"/>
           <w:lang w:val="en-US"/>
         </w:rPr>
-        <w:lastRenderedPageBreak/>
         <w:t>Handling TOAST Elements (ONE TIME SETTING)</w:t>
       </w:r>
     </w:p>
@@ -10696,472 +11175,1184 @@
           <w:lang w:val="en-US"/>
         </w:rPr>
       </w:pPr>
+      <w:r>
+        <w:rPr>
+          <w:sz w:val="24"/>
+          <w:szCs w:val="22"/>
+          <w:lang w:val="en-US"/>
+        </w:rPr>
+        <w:t>&lt;</w:t>
+      </w:r>
+      <w:proofErr w:type="gramStart"/>
+      <w:r>
+        <w:rPr>
+          <w:sz w:val="24"/>
+          <w:szCs w:val="22"/>
+          <w:lang w:val="en-US"/>
+        </w:rPr>
+        <w:t>table</w:t>
+      </w:r>
+      <w:proofErr w:type="gramEnd"/>
+      <w:r>
+        <w:rPr>
+          <w:sz w:val="24"/>
+          <w:szCs w:val="22"/>
+          <w:lang w:val="en-US"/>
+        </w:rPr>
+        <w:t>&gt;</w:t>
+      </w:r>
+    </w:p>
+    <w:p>
+      <w:pPr>
+        <w:rPr>
+          <w:sz w:val="24"/>
+          <w:szCs w:val="22"/>
+          <w:lang w:val="en-US"/>
+        </w:rPr>
+      </w:pPr>
+      <w:r>
+        <w:rPr>
+          <w:sz w:val="24"/>
+          <w:szCs w:val="22"/>
+          <w:lang w:val="en-US"/>
+        </w:rPr>
+        <w:tab/>
+        <w:t>&lt;</w:t>
+      </w:r>
+      <w:proofErr w:type="spellStart"/>
+      <w:proofErr w:type="gramStart"/>
+      <w:r>
+        <w:rPr>
+          <w:sz w:val="24"/>
+          <w:szCs w:val="22"/>
+          <w:lang w:val="en-US"/>
+        </w:rPr>
+        <w:t>thead</w:t>
+      </w:r>
+      <w:proofErr w:type="spellEnd"/>
+      <w:proofErr w:type="gramEnd"/>
+      <w:r>
+        <w:rPr>
+          <w:sz w:val="24"/>
+          <w:szCs w:val="22"/>
+          <w:lang w:val="en-US"/>
+        </w:rPr>
+        <w:t>&gt;</w:t>
+      </w:r>
+    </w:p>
+    <w:p>
+      <w:pPr>
+        <w:rPr>
+          <w:sz w:val="24"/>
+          <w:szCs w:val="22"/>
+          <w:lang w:val="en-US"/>
+        </w:rPr>
+      </w:pPr>
+      <w:r>
+        <w:rPr>
+          <w:sz w:val="24"/>
+          <w:szCs w:val="22"/>
+          <w:lang w:val="en-US"/>
+        </w:rPr>
+        <w:tab/>
+      </w:r>
+      <w:r>
+        <w:rPr>
+          <w:sz w:val="24"/>
+          <w:szCs w:val="22"/>
+          <w:lang w:val="en-US"/>
+        </w:rPr>
+        <w:tab/>
+        <w:t>&lt;</w:t>
+      </w:r>
+      <w:proofErr w:type="spellStart"/>
+      <w:proofErr w:type="gramStart"/>
+      <w:r>
+        <w:rPr>
+          <w:sz w:val="24"/>
+          <w:szCs w:val="22"/>
+          <w:lang w:val="en-US"/>
+        </w:rPr>
+        <w:t>tr</w:t>
+      </w:r>
+      <w:proofErr w:type="spellEnd"/>
+      <w:proofErr w:type="gramEnd"/>
+      <w:r>
+        <w:rPr>
+          <w:sz w:val="24"/>
+          <w:szCs w:val="22"/>
+          <w:lang w:val="en-US"/>
+        </w:rPr>
+        <w:t>&gt;</w:t>
+      </w:r>
+    </w:p>
+    <w:p>
+      <w:pPr>
+        <w:rPr>
+          <w:sz w:val="24"/>
+          <w:szCs w:val="22"/>
+          <w:lang w:val="en-US"/>
+        </w:rPr>
+      </w:pPr>
+      <w:r>
+        <w:rPr>
+          <w:sz w:val="24"/>
+          <w:szCs w:val="22"/>
+          <w:lang w:val="en-US"/>
+        </w:rPr>
+        <w:tab/>
+      </w:r>
+      <w:r>
+        <w:rPr>
+          <w:sz w:val="24"/>
+          <w:szCs w:val="22"/>
+          <w:lang w:val="en-US"/>
+        </w:rPr>
+        <w:tab/>
+      </w:r>
+      <w:r>
+        <w:rPr>
+          <w:sz w:val="24"/>
+          <w:szCs w:val="22"/>
+          <w:lang w:val="en-US"/>
+        </w:rPr>
+        <w:tab/>
+        <w:t>&lt;</w:t>
+      </w:r>
+      <w:proofErr w:type="spellStart"/>
+      <w:proofErr w:type="gramStart"/>
+      <w:r>
+        <w:rPr>
+          <w:sz w:val="24"/>
+          <w:szCs w:val="22"/>
+          <w:lang w:val="en-US"/>
+        </w:rPr>
+        <w:t>th</w:t>
+      </w:r>
+      <w:proofErr w:type="spellEnd"/>
+      <w:r>
+        <w:rPr>
+          <w:sz w:val="24"/>
+          <w:szCs w:val="22"/>
+          <w:lang w:val="en-US"/>
+        </w:rPr>
+        <w:t>&gt;</w:t>
+      </w:r>
+      <w:proofErr w:type="gramEnd"/>
+      <w:r>
+        <w:rPr>
+          <w:sz w:val="24"/>
+          <w:szCs w:val="22"/>
+          <w:lang w:val="en-US"/>
+        </w:rPr>
+        <w:t>Roll No&lt;/</w:t>
+      </w:r>
+      <w:proofErr w:type="spellStart"/>
+      <w:r>
+        <w:rPr>
+          <w:sz w:val="24"/>
+          <w:szCs w:val="22"/>
+          <w:lang w:val="en-US"/>
+        </w:rPr>
+        <w:t>th</w:t>
+      </w:r>
+      <w:proofErr w:type="spellEnd"/>
+      <w:r>
+        <w:rPr>
+          <w:sz w:val="24"/>
+          <w:szCs w:val="22"/>
+          <w:lang w:val="en-US"/>
+        </w:rPr>
+        <w:t>&gt;</w:t>
+      </w:r>
+    </w:p>
+    <w:p>
+      <w:pPr>
+        <w:rPr>
+          <w:sz w:val="24"/>
+          <w:szCs w:val="22"/>
+          <w:lang w:val="en-US"/>
+        </w:rPr>
+      </w:pPr>
+      <w:r>
+        <w:rPr>
+          <w:sz w:val="24"/>
+          <w:szCs w:val="22"/>
+          <w:lang w:val="en-US"/>
+        </w:rPr>
+        <w:tab/>
+      </w:r>
+      <w:r>
+        <w:rPr>
+          <w:sz w:val="24"/>
+          <w:szCs w:val="22"/>
+          <w:lang w:val="en-US"/>
+        </w:rPr>
+        <w:tab/>
+      </w:r>
+      <w:r>
+        <w:rPr>
+          <w:sz w:val="24"/>
+          <w:szCs w:val="22"/>
+          <w:lang w:val="en-US"/>
+        </w:rPr>
+        <w:tab/>
+        <w:t>&lt;</w:t>
+      </w:r>
+      <w:proofErr w:type="spellStart"/>
+      <w:proofErr w:type="gramStart"/>
+      <w:r>
+        <w:rPr>
+          <w:sz w:val="24"/>
+          <w:szCs w:val="22"/>
+          <w:lang w:val="en-US"/>
+        </w:rPr>
+        <w:t>th</w:t>
+      </w:r>
+      <w:proofErr w:type="spellEnd"/>
+      <w:r>
+        <w:rPr>
+          <w:sz w:val="24"/>
+          <w:szCs w:val="22"/>
+          <w:lang w:val="en-US"/>
+        </w:rPr>
+        <w:t>&gt;</w:t>
+      </w:r>
+      <w:proofErr w:type="gramEnd"/>
+      <w:r>
+        <w:rPr>
+          <w:sz w:val="24"/>
+          <w:szCs w:val="22"/>
+          <w:lang w:val="en-US"/>
+        </w:rPr>
+        <w:t>Name&lt;/</w:t>
+      </w:r>
+      <w:proofErr w:type="spellStart"/>
+      <w:r>
+        <w:rPr>
+          <w:sz w:val="24"/>
+          <w:szCs w:val="22"/>
+          <w:lang w:val="en-US"/>
+        </w:rPr>
+        <w:t>th</w:t>
+      </w:r>
+      <w:proofErr w:type="spellEnd"/>
+      <w:r>
+        <w:rPr>
+          <w:sz w:val="24"/>
+          <w:szCs w:val="22"/>
+          <w:lang w:val="en-US"/>
+        </w:rPr>
+        <w:t>&gt;</w:t>
+      </w:r>
+    </w:p>
+    <w:p>
+      <w:pPr>
+        <w:rPr>
+          <w:sz w:val="24"/>
+          <w:szCs w:val="22"/>
+          <w:lang w:val="en-US"/>
+        </w:rPr>
+      </w:pPr>
+      <w:r>
+        <w:rPr>
+          <w:sz w:val="24"/>
+          <w:szCs w:val="22"/>
+          <w:lang w:val="en-US"/>
+        </w:rPr>
+        <w:tab/>
+      </w:r>
+      <w:r>
+        <w:rPr>
+          <w:sz w:val="24"/>
+          <w:szCs w:val="22"/>
+          <w:lang w:val="en-US"/>
+        </w:rPr>
+        <w:tab/>
+        <w:t>&lt;/</w:t>
+      </w:r>
+      <w:proofErr w:type="spellStart"/>
+      <w:proofErr w:type="gramStart"/>
+      <w:r>
+        <w:rPr>
+          <w:sz w:val="24"/>
+          <w:szCs w:val="22"/>
+          <w:lang w:val="en-US"/>
+        </w:rPr>
+        <w:t>tr</w:t>
+      </w:r>
+      <w:proofErr w:type="spellEnd"/>
+      <w:proofErr w:type="gramEnd"/>
+      <w:r>
+        <w:rPr>
+          <w:sz w:val="24"/>
+          <w:szCs w:val="22"/>
+          <w:lang w:val="en-US"/>
+        </w:rPr>
+        <w:t>&gt;</w:t>
+      </w:r>
+    </w:p>
+    <w:p>
+      <w:pPr>
+        <w:rPr>
+          <w:sz w:val="24"/>
+          <w:szCs w:val="22"/>
+          <w:lang w:val="en-US"/>
+        </w:rPr>
+      </w:pPr>
+      <w:r>
+        <w:rPr>
+          <w:sz w:val="24"/>
+          <w:szCs w:val="22"/>
+          <w:lang w:val="en-US"/>
+        </w:rPr>
+        <w:tab/>
+        <w:t>&lt;/</w:t>
+      </w:r>
+      <w:proofErr w:type="spellStart"/>
+      <w:r>
+        <w:rPr>
+          <w:sz w:val="24"/>
+          <w:szCs w:val="22"/>
+          <w:lang w:val="en-US"/>
+        </w:rPr>
+        <w:t>thead</w:t>
+      </w:r>
+      <w:proofErr w:type="spellEnd"/>
+      <w:r>
+        <w:rPr>
+          <w:sz w:val="24"/>
+          <w:szCs w:val="22"/>
+          <w:lang w:val="en-US"/>
+        </w:rPr>
+        <w:t>&gt;</w:t>
+      </w:r>
+    </w:p>
+    <w:p>
+      <w:pPr>
+        <w:rPr>
+          <w:sz w:val="24"/>
+          <w:szCs w:val="22"/>
+          <w:lang w:val="en-US"/>
+        </w:rPr>
+      </w:pPr>
+      <w:r>
+        <w:rPr>
+          <w:sz w:val="24"/>
+          <w:szCs w:val="22"/>
+          <w:lang w:val="en-US"/>
+        </w:rPr>
+        <w:tab/>
+        <w:t>&lt;</w:t>
+      </w:r>
+      <w:proofErr w:type="spellStart"/>
+      <w:proofErr w:type="gramStart"/>
+      <w:r>
+        <w:rPr>
+          <w:sz w:val="24"/>
+          <w:szCs w:val="22"/>
+          <w:lang w:val="en-US"/>
+        </w:rPr>
+        <w:t>tbody</w:t>
+      </w:r>
+      <w:proofErr w:type="spellEnd"/>
+      <w:proofErr w:type="gramEnd"/>
+      <w:r>
+        <w:rPr>
+          <w:sz w:val="24"/>
+          <w:szCs w:val="22"/>
+          <w:lang w:val="en-US"/>
+        </w:rPr>
+        <w:t>&gt;</w:t>
+      </w:r>
+    </w:p>
+    <w:p>
+      <w:pPr>
+        <w:rPr>
+          <w:sz w:val="24"/>
+          <w:szCs w:val="22"/>
+          <w:lang w:val="en-US"/>
+        </w:rPr>
+      </w:pPr>
+      <w:r>
+        <w:rPr>
+          <w:sz w:val="24"/>
+          <w:szCs w:val="22"/>
+          <w:lang w:val="en-US"/>
+        </w:rPr>
+        <w:tab/>
+      </w:r>
+      <w:r>
+        <w:rPr>
+          <w:sz w:val="24"/>
+          <w:szCs w:val="22"/>
+          <w:lang w:val="en-US"/>
+        </w:rPr>
+        <w:tab/>
+        <w:t>&lt;</w:t>
+      </w:r>
+      <w:proofErr w:type="spellStart"/>
+      <w:proofErr w:type="gramStart"/>
+      <w:r>
+        <w:rPr>
+          <w:sz w:val="24"/>
+          <w:szCs w:val="22"/>
+          <w:lang w:val="en-US"/>
+        </w:rPr>
+        <w:t>tr</w:t>
+      </w:r>
+      <w:proofErr w:type="spellEnd"/>
+      <w:proofErr w:type="gramEnd"/>
+      <w:r>
+        <w:rPr>
+          <w:sz w:val="24"/>
+          <w:szCs w:val="22"/>
+          <w:lang w:val="en-US"/>
+        </w:rPr>
+        <w:t>&gt;</w:t>
+      </w:r>
+    </w:p>
+    <w:p>
+      <w:pPr>
+        <w:rPr>
+          <w:sz w:val="24"/>
+          <w:szCs w:val="22"/>
+          <w:lang w:val="en-US"/>
+        </w:rPr>
+      </w:pPr>
+      <w:r>
+        <w:rPr>
+          <w:sz w:val="24"/>
+          <w:szCs w:val="22"/>
+          <w:lang w:val="en-US"/>
+        </w:rPr>
+        <w:tab/>
+      </w:r>
+      <w:r>
+        <w:rPr>
+          <w:sz w:val="24"/>
+          <w:szCs w:val="22"/>
+          <w:lang w:val="en-US"/>
+        </w:rPr>
+        <w:tab/>
+      </w:r>
+      <w:r>
+        <w:rPr>
+          <w:sz w:val="24"/>
+          <w:szCs w:val="22"/>
+          <w:lang w:val="en-US"/>
+        </w:rPr>
+        <w:tab/>
+        <w:t>&lt;</w:t>
+      </w:r>
+      <w:proofErr w:type="gramStart"/>
+      <w:r>
+        <w:rPr>
+          <w:sz w:val="24"/>
+          <w:szCs w:val="22"/>
+          <w:lang w:val="en-US"/>
+        </w:rPr>
+        <w:t>td&gt;</w:t>
+      </w:r>
+      <w:proofErr w:type="gramEnd"/>
+      <w:r>
+        <w:rPr>
+          <w:sz w:val="24"/>
+          <w:szCs w:val="22"/>
+          <w:lang w:val="en-US"/>
+        </w:rPr>
+        <w:t>1&lt;/td&gt;</w:t>
+      </w:r>
+    </w:p>
+    <w:p>
+      <w:pPr>
+        <w:rPr>
+          <w:sz w:val="24"/>
+          <w:szCs w:val="22"/>
+          <w:lang w:val="en-US"/>
+        </w:rPr>
+      </w:pPr>
+      <w:r>
+        <w:rPr>
+          <w:sz w:val="24"/>
+          <w:szCs w:val="22"/>
+          <w:lang w:val="en-US"/>
+        </w:rPr>
+        <w:tab/>
+      </w:r>
+      <w:r>
+        <w:rPr>
+          <w:sz w:val="24"/>
+          <w:szCs w:val="22"/>
+          <w:lang w:val="en-US"/>
+        </w:rPr>
+        <w:tab/>
+      </w:r>
+      <w:r>
+        <w:rPr>
+          <w:sz w:val="24"/>
+          <w:szCs w:val="22"/>
+          <w:lang w:val="en-US"/>
+        </w:rPr>
+        <w:tab/>
+        <w:t>&lt;</w:t>
+      </w:r>
+      <w:proofErr w:type="gramStart"/>
+      <w:r>
+        <w:rPr>
+          <w:sz w:val="24"/>
+          <w:szCs w:val="22"/>
+          <w:lang w:val="en-US"/>
+        </w:rPr>
+        <w:t>td&gt;</w:t>
+      </w:r>
+      <w:proofErr w:type="spellStart"/>
+      <w:proofErr w:type="gramEnd"/>
+      <w:r>
+        <w:rPr>
+          <w:sz w:val="24"/>
+          <w:szCs w:val="22"/>
+          <w:lang w:val="en-US"/>
+        </w:rPr>
+        <w:t>Diksha</w:t>
+      </w:r>
+      <w:proofErr w:type="spellEnd"/>
+      <w:r>
+        <w:rPr>
+          <w:sz w:val="24"/>
+          <w:szCs w:val="22"/>
+          <w:lang w:val="en-US"/>
+        </w:rPr>
+        <w:t>&lt;/td</w:t>
+      </w:r>
+    </w:p>
+    <w:p>
+      <w:pPr>
+        <w:rPr>
+          <w:sz w:val="24"/>
+          <w:szCs w:val="22"/>
+          <w:lang w:val="en-US"/>
+        </w:rPr>
+      </w:pPr>
+      <w:r>
+        <w:rPr>
+          <w:sz w:val="24"/>
+          <w:szCs w:val="22"/>
+          <w:lang w:val="en-US"/>
+        </w:rPr>
+        <w:tab/>
+      </w:r>
+      <w:r>
+        <w:rPr>
+          <w:sz w:val="24"/>
+          <w:szCs w:val="22"/>
+          <w:lang w:val="en-US"/>
+        </w:rPr>
+        <w:tab/>
+        <w:t>&lt;/</w:t>
+      </w:r>
+      <w:proofErr w:type="spellStart"/>
+      <w:proofErr w:type="gramStart"/>
+      <w:r>
+        <w:rPr>
+          <w:sz w:val="24"/>
+          <w:szCs w:val="22"/>
+          <w:lang w:val="en-US"/>
+        </w:rPr>
+        <w:t>tr</w:t>
+      </w:r>
+      <w:proofErr w:type="spellEnd"/>
+      <w:proofErr w:type="gramEnd"/>
+      <w:r>
+        <w:rPr>
+          <w:sz w:val="24"/>
+          <w:szCs w:val="22"/>
+          <w:lang w:val="en-US"/>
+        </w:rPr>
+        <w:t>&gt;</w:t>
+      </w:r>
+    </w:p>
+    <w:p>
+      <w:pPr>
+        <w:rPr>
+          <w:sz w:val="24"/>
+          <w:szCs w:val="22"/>
+          <w:lang w:val="en-US"/>
+        </w:rPr>
+      </w:pPr>
+      <w:r>
+        <w:rPr>
+          <w:sz w:val="24"/>
+          <w:szCs w:val="22"/>
+          <w:lang w:val="en-US"/>
+        </w:rPr>
+        <w:tab/>
+      </w:r>
+      <w:r>
+        <w:rPr>
+          <w:sz w:val="24"/>
+          <w:szCs w:val="22"/>
+          <w:lang w:val="en-US"/>
+        </w:rPr>
+        <w:tab/>
+        <w:t>&lt;</w:t>
+      </w:r>
+      <w:proofErr w:type="spellStart"/>
+      <w:proofErr w:type="gramStart"/>
+      <w:r>
+        <w:rPr>
+          <w:sz w:val="24"/>
+          <w:szCs w:val="22"/>
+          <w:lang w:val="en-US"/>
+        </w:rPr>
+        <w:t>tr</w:t>
+      </w:r>
+      <w:proofErr w:type="spellEnd"/>
+      <w:proofErr w:type="gramEnd"/>
+      <w:r>
+        <w:rPr>
+          <w:sz w:val="24"/>
+          <w:szCs w:val="22"/>
+          <w:lang w:val="en-US"/>
+        </w:rPr>
+        <w:t>&gt;</w:t>
+      </w:r>
+      <w:r>
+        <w:rPr>
+          <w:sz w:val="24"/>
+          <w:szCs w:val="22"/>
+          <w:lang w:val="en-US"/>
+        </w:rPr>
+        <w:tab/>
+      </w:r>
+    </w:p>
+    <w:p>
+      <w:pPr>
+        <w:rPr>
+          <w:sz w:val="24"/>
+          <w:szCs w:val="22"/>
+          <w:lang w:val="en-US"/>
+        </w:rPr>
+      </w:pPr>
+      <w:r>
+        <w:rPr>
+          <w:sz w:val="24"/>
+          <w:szCs w:val="22"/>
+          <w:lang w:val="en-US"/>
+        </w:rPr>
+        <w:tab/>
+      </w:r>
+      <w:r>
+        <w:rPr>
+          <w:sz w:val="24"/>
+          <w:szCs w:val="22"/>
+          <w:lang w:val="en-US"/>
+        </w:rPr>
+        <w:tab/>
+      </w:r>
+      <w:r>
+        <w:rPr>
+          <w:sz w:val="24"/>
+          <w:szCs w:val="22"/>
+          <w:lang w:val="en-US"/>
+        </w:rPr>
+        <w:tab/>
+        <w:t>&lt;</w:t>
+      </w:r>
+      <w:proofErr w:type="gramStart"/>
+      <w:r>
+        <w:rPr>
+          <w:sz w:val="24"/>
+          <w:szCs w:val="22"/>
+          <w:lang w:val="en-US"/>
+        </w:rPr>
+        <w:t>td&gt;</w:t>
+      </w:r>
+      <w:proofErr w:type="gramEnd"/>
+      <w:r>
+        <w:rPr>
+          <w:sz w:val="24"/>
+          <w:szCs w:val="22"/>
+          <w:lang w:val="en-US"/>
+        </w:rPr>
+        <w:t>2&lt;/td&gt;</w:t>
+      </w:r>
+    </w:p>
+    <w:p>
+      <w:pPr>
+        <w:rPr>
+          <w:sz w:val="24"/>
+          <w:szCs w:val="22"/>
+          <w:lang w:val="en-US"/>
+        </w:rPr>
+      </w:pPr>
+      <w:r>
+        <w:rPr>
+          <w:sz w:val="24"/>
+          <w:szCs w:val="22"/>
+          <w:lang w:val="en-US"/>
+        </w:rPr>
+        <w:tab/>
+      </w:r>
+      <w:r>
+        <w:rPr>
+          <w:sz w:val="24"/>
+          <w:szCs w:val="22"/>
+          <w:lang w:val="en-US"/>
+        </w:rPr>
+        <w:tab/>
+      </w:r>
+      <w:r>
+        <w:rPr>
+          <w:sz w:val="24"/>
+          <w:szCs w:val="22"/>
+          <w:lang w:val="en-US"/>
+        </w:rPr>
+        <w:tab/>
+        <w:t>&lt;</w:t>
+      </w:r>
+      <w:proofErr w:type="gramStart"/>
+      <w:r>
+        <w:rPr>
+          <w:sz w:val="24"/>
+          <w:szCs w:val="22"/>
+          <w:lang w:val="en-US"/>
+        </w:rPr>
+        <w:t>td&gt;</w:t>
+      </w:r>
+      <w:proofErr w:type="spellStart"/>
+      <w:proofErr w:type="gramEnd"/>
+      <w:r>
+        <w:rPr>
+          <w:sz w:val="24"/>
+          <w:szCs w:val="22"/>
+          <w:lang w:val="en-US"/>
+        </w:rPr>
+        <w:t>Dilshad</w:t>
+      </w:r>
+      <w:proofErr w:type="spellEnd"/>
+      <w:r>
+        <w:rPr>
+          <w:sz w:val="24"/>
+          <w:szCs w:val="22"/>
+          <w:lang w:val="en-US"/>
+        </w:rPr>
+        <w:t>&lt;/td&gt;</w:t>
+      </w:r>
+    </w:p>
+    <w:p>
+      <w:pPr>
+        <w:rPr>
+          <w:sz w:val="24"/>
+          <w:szCs w:val="22"/>
+          <w:lang w:val="en-US"/>
+        </w:rPr>
+      </w:pPr>
+      <w:r>
+        <w:rPr>
+          <w:sz w:val="24"/>
+          <w:szCs w:val="22"/>
+          <w:lang w:val="en-US"/>
+        </w:rPr>
+        <w:tab/>
+      </w:r>
+      <w:r>
+        <w:rPr>
+          <w:sz w:val="24"/>
+          <w:szCs w:val="22"/>
+          <w:lang w:val="en-US"/>
+        </w:rPr>
+        <w:tab/>
+        <w:t>&lt;/</w:t>
+      </w:r>
+      <w:proofErr w:type="spellStart"/>
+      <w:proofErr w:type="gramStart"/>
+      <w:r>
+        <w:rPr>
+          <w:sz w:val="24"/>
+          <w:szCs w:val="22"/>
+          <w:lang w:val="en-US"/>
+        </w:rPr>
+        <w:t>tr</w:t>
+      </w:r>
+      <w:proofErr w:type="spellEnd"/>
+      <w:proofErr w:type="gramEnd"/>
+      <w:r>
+        <w:rPr>
+          <w:sz w:val="24"/>
+          <w:szCs w:val="22"/>
+          <w:lang w:val="en-US"/>
+        </w:rPr>
+        <w:t>&gt;</w:t>
+      </w:r>
+    </w:p>
+    <w:p>
+      <w:pPr>
+        <w:rPr>
+          <w:sz w:val="24"/>
+          <w:szCs w:val="22"/>
+          <w:lang w:val="en-US"/>
+        </w:rPr>
+      </w:pPr>
+      <w:r>
+        <w:rPr>
+          <w:sz w:val="24"/>
+          <w:szCs w:val="22"/>
+          <w:lang w:val="en-US"/>
+        </w:rPr>
+        <w:tab/>
+        <w:t>&lt;/</w:t>
+      </w:r>
+      <w:proofErr w:type="spellStart"/>
+      <w:r>
+        <w:rPr>
+          <w:sz w:val="24"/>
+          <w:szCs w:val="22"/>
+          <w:lang w:val="en-US"/>
+        </w:rPr>
+        <w:t>tbody</w:t>
+      </w:r>
+      <w:proofErr w:type="spellEnd"/>
+      <w:r>
+        <w:rPr>
+          <w:sz w:val="24"/>
+          <w:szCs w:val="22"/>
+          <w:lang w:val="en-US"/>
+        </w:rPr>
+        <w:t>&gt;</w:t>
+      </w:r>
+    </w:p>
+    <w:p>
+      <w:pPr>
+        <w:rPr>
+          <w:sz w:val="24"/>
+          <w:szCs w:val="22"/>
+          <w:lang w:val="en-US"/>
+        </w:rPr>
+      </w:pPr>
+      <w:r>
+        <w:rPr>
+          <w:sz w:val="24"/>
+          <w:szCs w:val="22"/>
+          <w:lang w:val="en-US"/>
+        </w:rPr>
+        <w:t>&lt;</w:t>
+      </w:r>
+      <w:proofErr w:type="gramStart"/>
+      <w:r>
+        <w:rPr>
+          <w:sz w:val="24"/>
+          <w:szCs w:val="22"/>
+          <w:lang w:val="en-US"/>
+        </w:rPr>
+        <w:t>table</w:t>
+      </w:r>
+      <w:proofErr w:type="gramEnd"/>
+      <w:r>
+        <w:rPr>
+          <w:sz w:val="24"/>
+          <w:szCs w:val="22"/>
+          <w:lang w:val="en-US"/>
+        </w:rPr>
+        <w:t>&gt;</w:t>
+      </w:r>
+    </w:p>
+    <w:p>
+      <w:pPr>
+        <w:rPr>
+          <w:sz w:val="24"/>
+          <w:szCs w:val="22"/>
+          <w:lang w:val="en-US"/>
+        </w:rPr>
+      </w:pPr>
+    </w:p>
+    <w:p>
+      <w:pPr>
+        <w:rPr>
+          <w:b/>
+          <w:bCs/>
+          <w:sz w:val="24"/>
+          <w:szCs w:val="22"/>
+          <w:lang w:val="en-US"/>
+        </w:rPr>
+      </w:pPr>
+      <w:r>
+        <w:rPr>
+          <w:b/>
+          <w:bCs/>
+          <w:sz w:val="24"/>
+          <w:szCs w:val="22"/>
+          <w:lang w:val="en-US"/>
+        </w:rPr>
+        <w:t>Handling File Upload</w:t>
+      </w:r>
+    </w:p>
+    <w:p>
+      <w:pPr>
+        <w:pStyle w:val="ListParagraph"/>
+        <w:numPr>
+          <w:ilvl w:val="0"/>
+          <w:numId w:val="28"/>
+        </w:numPr>
+        <w:rPr>
+          <w:sz w:val="24"/>
+          <w:szCs w:val="22"/>
+          <w:lang w:val="en-US"/>
+        </w:rPr>
+      </w:pPr>
+      <w:r>
+        <w:rPr>
+          <w:sz w:val="24"/>
+          <w:szCs w:val="22"/>
+          <w:lang w:val="en-US"/>
+        </w:rPr>
+        <w:lastRenderedPageBreak/>
+        <w:t>If any one of the control is having &lt;type=”file”&gt; attribute, then such a control is called as File Upload Control</w:t>
+      </w:r>
+    </w:p>
+    <w:p>
+      <w:pPr>
+        <w:pStyle w:val="ListParagraph"/>
+        <w:numPr>
+          <w:ilvl w:val="0"/>
+          <w:numId w:val="28"/>
+        </w:numPr>
+        <w:rPr>
+          <w:sz w:val="24"/>
+          <w:szCs w:val="22"/>
+          <w:lang w:val="en-US"/>
+        </w:rPr>
+      </w:pPr>
+      <w:r>
+        <w:rPr>
+          <w:sz w:val="24"/>
+          <w:szCs w:val="22"/>
+          <w:lang w:val="en-US"/>
+        </w:rPr>
+        <w:t>To upload any file on such control simply call .</w:t>
+      </w:r>
+      <w:proofErr w:type="gramStart"/>
+      <w:r>
+        <w:rPr>
+          <w:sz w:val="24"/>
+          <w:szCs w:val="22"/>
+          <w:lang w:val="en-US"/>
+        </w:rPr>
+        <w:t>sendKeys(</w:t>
+      </w:r>
+      <w:proofErr w:type="gramEnd"/>
+      <w:r>
+        <w:rPr>
+          <w:sz w:val="24"/>
+          <w:szCs w:val="22"/>
+          <w:lang w:val="en-US"/>
+        </w:rPr>
+        <w:t xml:space="preserve">) method on this control. And pass the path of file as a parameter to </w:t>
+      </w:r>
+      <w:proofErr w:type="gramStart"/>
+      <w:r>
+        <w:rPr>
+          <w:sz w:val="24"/>
+          <w:szCs w:val="22"/>
+          <w:lang w:val="en-US"/>
+        </w:rPr>
+        <w:t>sendKeys(</w:t>
+      </w:r>
+      <w:proofErr w:type="gramEnd"/>
+      <w:r>
+        <w:rPr>
+          <w:sz w:val="24"/>
+          <w:szCs w:val="22"/>
+          <w:lang w:val="en-US"/>
+        </w:rPr>
+        <w:t>) method.</w:t>
+      </w:r>
+    </w:p>
+    <w:p>
+      <w:pPr>
+        <w:rPr>
+          <w:sz w:val="24"/>
+          <w:szCs w:val="22"/>
+          <w:lang w:val="en-US"/>
+        </w:rPr>
+      </w:pPr>
+    </w:p>
+    <w:p>
+      <w:pPr>
+        <w:rPr>
+          <w:b/>
+          <w:bCs/>
+          <w:sz w:val="24"/>
+          <w:szCs w:val="22"/>
+          <w:lang w:val="en-US"/>
+        </w:rPr>
+      </w:pPr>
+      <w:r>
+        <w:rPr>
+          <w:b/>
+          <w:bCs/>
+          <w:sz w:val="24"/>
+          <w:szCs w:val="22"/>
+          <w:lang w:val="en-US"/>
+        </w:rPr>
+        <w:t>JavascriptExecutor Interface</w:t>
+      </w:r>
+    </w:p>
+    <w:p>
+      <w:pPr>
+        <w:pStyle w:val="ListParagraph"/>
+        <w:numPr>
+          <w:ilvl w:val="0"/>
+          <w:numId w:val="29"/>
+        </w:numPr>
+        <w:rPr>
+          <w:b/>
+          <w:bCs/>
+          <w:sz w:val="24"/>
+          <w:szCs w:val="22"/>
+          <w:lang w:val="en-US"/>
+        </w:rPr>
+      </w:pPr>
+      <w:r>
+        <w:rPr>
+          <w:sz w:val="24"/>
+          <w:szCs w:val="22"/>
+          <w:lang w:val="en-US"/>
+        </w:rPr>
+        <w:t xml:space="preserve">Interface provided by Selenium to execute any JavaScript method. </w:t>
+      </w:r>
+    </w:p>
+    <w:p>
+      <w:pPr>
+        <w:pStyle w:val="ListParagraph"/>
+        <w:numPr>
+          <w:ilvl w:val="0"/>
+          <w:numId w:val="29"/>
+        </w:numPr>
+        <w:rPr>
+          <w:b/>
+          <w:bCs/>
+          <w:sz w:val="24"/>
+          <w:szCs w:val="22"/>
+          <w:lang w:val="en-US"/>
+        </w:rPr>
+      </w:pPr>
+      <w:r>
+        <w:rPr>
+          <w:sz w:val="24"/>
+          <w:szCs w:val="22"/>
+          <w:lang w:val="en-US"/>
+        </w:rPr>
+        <w:t xml:space="preserve">This interface is used to </w:t>
+      </w:r>
+    </w:p>
+    <w:p>
+      <w:pPr>
+        <w:pStyle w:val="ListParagraph"/>
+        <w:numPr>
+          <w:ilvl w:val="1"/>
+          <w:numId w:val="29"/>
+        </w:numPr>
+        <w:rPr>
+          <w:b/>
+          <w:bCs/>
+          <w:sz w:val="24"/>
+          <w:szCs w:val="22"/>
+          <w:lang w:val="en-US"/>
+        </w:rPr>
+      </w:pPr>
+      <w:r>
+        <w:rPr>
+          <w:sz w:val="24"/>
+          <w:szCs w:val="22"/>
+          <w:lang w:val="en-US"/>
+        </w:rPr>
+        <w:t>Scroll the page</w:t>
+      </w:r>
+    </w:p>
+    <w:p>
+      <w:pPr>
+        <w:pStyle w:val="ListParagraph"/>
+        <w:numPr>
+          <w:ilvl w:val="1"/>
+          <w:numId w:val="29"/>
+        </w:numPr>
+        <w:rPr>
+          <w:b/>
+          <w:bCs/>
+          <w:sz w:val="24"/>
+          <w:szCs w:val="22"/>
+          <w:lang w:val="en-US"/>
+        </w:rPr>
+      </w:pPr>
+      <w:r>
+        <w:rPr>
+          <w:sz w:val="24"/>
+          <w:szCs w:val="22"/>
+          <w:lang w:val="en-US"/>
+        </w:rPr>
+        <w:t>Click on some control without scrolling</w:t>
+      </w:r>
+    </w:p>
+    <w:p>
+      <w:pPr>
+        <w:pStyle w:val="ListParagraph"/>
+        <w:numPr>
+          <w:ilvl w:val="1"/>
+          <w:numId w:val="29"/>
+        </w:numPr>
+        <w:rPr>
+          <w:b/>
+          <w:bCs/>
+          <w:sz w:val="24"/>
+          <w:szCs w:val="22"/>
+          <w:lang w:val="en-US"/>
+        </w:rPr>
+      </w:pPr>
+      <w:r>
+        <w:rPr>
+          <w:sz w:val="24"/>
+          <w:szCs w:val="22"/>
+          <w:lang w:val="en-US"/>
+        </w:rPr>
+        <w:t>Entering the data in text box</w:t>
+      </w:r>
+    </w:p>
+    <w:p>
+      <w:pPr>
+        <w:pStyle w:val="ListParagraph"/>
+        <w:numPr>
+          <w:ilvl w:val="1"/>
+          <w:numId w:val="29"/>
+        </w:numPr>
+        <w:rPr>
+          <w:b/>
+          <w:bCs/>
+          <w:sz w:val="24"/>
+          <w:szCs w:val="22"/>
+          <w:lang w:val="en-US"/>
+        </w:rPr>
+      </w:pPr>
+      <w:r>
+        <w:rPr>
+          <w:sz w:val="24"/>
+          <w:szCs w:val="22"/>
+          <w:lang w:val="en-US"/>
+        </w:rPr>
+        <w:t>Highlighting the control</w:t>
+      </w:r>
+    </w:p>
+    <w:p>
+      <w:pPr>
+        <w:rPr>
+          <w:b/>
+          <w:bCs/>
+          <w:sz w:val="24"/>
+          <w:szCs w:val="22"/>
+          <w:lang w:val="en-US"/>
+        </w:rPr>
+      </w:pPr>
       <w:bookmarkStart w:id="0" w:name="_GoBack"/>
-      <w:r>
-        <w:rPr>
-          <w:sz w:val="24"/>
-          <w:szCs w:val="22"/>
-          <w:lang w:val="en-US"/>
-        </w:rPr>
-        <w:t>&lt;table&gt;</w:t>
-      </w:r>
-    </w:p>
-    <w:p>
-      <w:pPr>
-        <w:rPr>
-          <w:sz w:val="24"/>
-          <w:szCs w:val="22"/>
-          <w:lang w:val="en-US"/>
-        </w:rPr>
-      </w:pPr>
-      <w:r>
-        <w:rPr>
-          <w:sz w:val="24"/>
-          <w:szCs w:val="22"/>
-          <w:lang w:val="en-US"/>
-        </w:rPr>
-        <w:tab/>
-        <w:t>&lt;thead&gt;</w:t>
-      </w:r>
-    </w:p>
-    <w:p>
-      <w:pPr>
-        <w:rPr>
-          <w:sz w:val="24"/>
-          <w:szCs w:val="22"/>
-          <w:lang w:val="en-US"/>
-        </w:rPr>
-      </w:pPr>
-      <w:r>
-        <w:rPr>
-          <w:sz w:val="24"/>
-          <w:szCs w:val="22"/>
-          <w:lang w:val="en-US"/>
-        </w:rPr>
-        <w:tab/>
-      </w:r>
-      <w:r>
-        <w:rPr>
-          <w:sz w:val="24"/>
-          <w:szCs w:val="22"/>
-          <w:lang w:val="en-US"/>
-        </w:rPr>
-        <w:tab/>
-        <w:t>&lt;tr&gt;</w:t>
-      </w:r>
-    </w:p>
-    <w:p>
-      <w:pPr>
-        <w:rPr>
-          <w:sz w:val="24"/>
-          <w:szCs w:val="22"/>
-          <w:lang w:val="en-US"/>
-        </w:rPr>
-      </w:pPr>
-      <w:r>
-        <w:rPr>
-          <w:sz w:val="24"/>
-          <w:szCs w:val="22"/>
-          <w:lang w:val="en-US"/>
-        </w:rPr>
-        <w:tab/>
-      </w:r>
-      <w:r>
-        <w:rPr>
-          <w:sz w:val="24"/>
-          <w:szCs w:val="22"/>
-          <w:lang w:val="en-US"/>
-        </w:rPr>
-        <w:tab/>
-      </w:r>
-      <w:r>
-        <w:rPr>
-          <w:sz w:val="24"/>
-          <w:szCs w:val="22"/>
-          <w:lang w:val="en-US"/>
-        </w:rPr>
-        <w:tab/>
-        <w:t>&lt;th&gt;Roll No&lt;/th&gt;</w:t>
-      </w:r>
-    </w:p>
-    <w:p>
-      <w:pPr>
-        <w:rPr>
-          <w:sz w:val="24"/>
-          <w:szCs w:val="22"/>
-          <w:lang w:val="en-US"/>
-        </w:rPr>
-      </w:pPr>
-      <w:r>
-        <w:rPr>
-          <w:sz w:val="24"/>
-          <w:szCs w:val="22"/>
-          <w:lang w:val="en-US"/>
-        </w:rPr>
-        <w:tab/>
-      </w:r>
-      <w:r>
-        <w:rPr>
-          <w:sz w:val="24"/>
-          <w:szCs w:val="22"/>
-          <w:lang w:val="en-US"/>
-        </w:rPr>
-        <w:tab/>
-      </w:r>
-      <w:r>
-        <w:rPr>
-          <w:sz w:val="24"/>
-          <w:szCs w:val="22"/>
-          <w:lang w:val="en-US"/>
-        </w:rPr>
-        <w:tab/>
-        <w:t>&lt;th&gt;Name&lt;/th&gt;</w:t>
-      </w:r>
-    </w:p>
-    <w:p>
-      <w:pPr>
-        <w:rPr>
-          <w:sz w:val="24"/>
-          <w:szCs w:val="22"/>
-          <w:lang w:val="en-US"/>
-        </w:rPr>
-      </w:pPr>
-      <w:r>
-        <w:rPr>
-          <w:sz w:val="24"/>
-          <w:szCs w:val="22"/>
-          <w:lang w:val="en-US"/>
-        </w:rPr>
-        <w:tab/>
-      </w:r>
-      <w:r>
-        <w:rPr>
-          <w:sz w:val="24"/>
-          <w:szCs w:val="22"/>
-          <w:lang w:val="en-US"/>
-        </w:rPr>
-        <w:tab/>
-        <w:t>&lt;/tr&gt;</w:t>
-      </w:r>
-    </w:p>
-    <w:p>
-      <w:pPr>
-        <w:rPr>
-          <w:sz w:val="24"/>
-          <w:szCs w:val="22"/>
-          <w:lang w:val="en-US"/>
-        </w:rPr>
-      </w:pPr>
-      <w:r>
-        <w:rPr>
-          <w:sz w:val="24"/>
-          <w:szCs w:val="22"/>
-          <w:lang w:val="en-US"/>
-        </w:rPr>
-        <w:tab/>
-        <w:t>&lt;/thead&gt;</w:t>
-      </w:r>
-    </w:p>
-    <w:p>
-      <w:pPr>
-        <w:rPr>
-          <w:sz w:val="24"/>
-          <w:szCs w:val="22"/>
-          <w:lang w:val="en-US"/>
-        </w:rPr>
-      </w:pPr>
-      <w:r>
-        <w:rPr>
-          <w:sz w:val="24"/>
-          <w:szCs w:val="22"/>
-          <w:lang w:val="en-US"/>
-        </w:rPr>
-        <w:tab/>
-        <w:t>&lt;tbody&gt;</w:t>
-      </w:r>
-    </w:p>
-    <w:p>
-      <w:pPr>
-        <w:rPr>
-          <w:sz w:val="24"/>
-          <w:szCs w:val="22"/>
-          <w:lang w:val="en-US"/>
-        </w:rPr>
-      </w:pPr>
-      <w:r>
-        <w:rPr>
-          <w:sz w:val="24"/>
-          <w:szCs w:val="22"/>
-          <w:lang w:val="en-US"/>
-        </w:rPr>
-        <w:tab/>
-      </w:r>
-      <w:r>
-        <w:rPr>
-          <w:sz w:val="24"/>
-          <w:szCs w:val="22"/>
-          <w:lang w:val="en-US"/>
-        </w:rPr>
-        <w:tab/>
-        <w:t>&lt;tr&gt;</w:t>
-      </w:r>
-    </w:p>
-    <w:p>
-      <w:pPr>
-        <w:rPr>
-          <w:sz w:val="24"/>
-          <w:szCs w:val="22"/>
-          <w:lang w:val="en-US"/>
-        </w:rPr>
-      </w:pPr>
-      <w:r>
-        <w:rPr>
-          <w:sz w:val="24"/>
-          <w:szCs w:val="22"/>
-          <w:lang w:val="en-US"/>
-        </w:rPr>
-        <w:tab/>
-      </w:r>
-      <w:r>
-        <w:rPr>
-          <w:sz w:val="24"/>
-          <w:szCs w:val="22"/>
-          <w:lang w:val="en-US"/>
-        </w:rPr>
-        <w:tab/>
-      </w:r>
-      <w:r>
-        <w:rPr>
-          <w:sz w:val="24"/>
-          <w:szCs w:val="22"/>
-          <w:lang w:val="en-US"/>
-        </w:rPr>
-        <w:tab/>
-        <w:t>&lt;td&gt;1&lt;/td&gt;</w:t>
-      </w:r>
-    </w:p>
-    <w:p>
-      <w:pPr>
-        <w:rPr>
-          <w:sz w:val="24"/>
-          <w:szCs w:val="22"/>
-          <w:lang w:val="en-US"/>
-        </w:rPr>
-      </w:pPr>
-      <w:r>
-        <w:rPr>
-          <w:sz w:val="24"/>
-          <w:szCs w:val="22"/>
-          <w:lang w:val="en-US"/>
-        </w:rPr>
-        <w:tab/>
-      </w:r>
-      <w:r>
-        <w:rPr>
-          <w:sz w:val="24"/>
-          <w:szCs w:val="22"/>
-          <w:lang w:val="en-US"/>
-        </w:rPr>
-        <w:tab/>
-      </w:r>
-      <w:r>
-        <w:rPr>
-          <w:sz w:val="24"/>
-          <w:szCs w:val="22"/>
-          <w:lang w:val="en-US"/>
-        </w:rPr>
-        <w:tab/>
-        <w:t>&lt;td&gt;Diksha&lt;/td</w:t>
-      </w:r>
-    </w:p>
-    <w:p>
-      <w:pPr>
-        <w:rPr>
-          <w:sz w:val="24"/>
-          <w:szCs w:val="22"/>
-          <w:lang w:val="en-US"/>
-        </w:rPr>
-      </w:pPr>
-      <w:r>
-        <w:rPr>
-          <w:sz w:val="24"/>
-          <w:szCs w:val="22"/>
-          <w:lang w:val="en-US"/>
-        </w:rPr>
-        <w:tab/>
-      </w:r>
-      <w:r>
-        <w:rPr>
-          <w:sz w:val="24"/>
-          <w:szCs w:val="22"/>
-          <w:lang w:val="en-US"/>
-        </w:rPr>
-        <w:tab/>
-        <w:t>&lt;/tr&gt;</w:t>
-      </w:r>
-    </w:p>
-    <w:p>
-      <w:pPr>
-        <w:rPr>
-          <w:sz w:val="24"/>
-          <w:szCs w:val="22"/>
-          <w:lang w:val="en-US"/>
-        </w:rPr>
-      </w:pPr>
-      <w:r>
-        <w:rPr>
-          <w:sz w:val="24"/>
-          <w:szCs w:val="22"/>
-          <w:lang w:val="en-US"/>
-        </w:rPr>
-        <w:tab/>
-      </w:r>
-      <w:r>
-        <w:rPr>
-          <w:sz w:val="24"/>
-          <w:szCs w:val="22"/>
-          <w:lang w:val="en-US"/>
-        </w:rPr>
-        <w:tab/>
-        <w:t>&lt;tr&gt;</w:t>
-      </w:r>
-      <w:r>
-        <w:rPr>
-          <w:sz w:val="24"/>
-          <w:szCs w:val="22"/>
-          <w:lang w:val="en-US"/>
-        </w:rPr>
-        <w:tab/>
-      </w:r>
-    </w:p>
-    <w:p>
-      <w:pPr>
-        <w:rPr>
-          <w:sz w:val="24"/>
-          <w:szCs w:val="22"/>
-          <w:lang w:val="en-US"/>
-        </w:rPr>
-      </w:pPr>
-      <w:r>
-        <w:rPr>
-          <w:sz w:val="24"/>
-          <w:szCs w:val="22"/>
-          <w:lang w:val="en-US"/>
-        </w:rPr>
-        <w:tab/>
-      </w:r>
-      <w:r>
-        <w:rPr>
-          <w:sz w:val="24"/>
-          <w:szCs w:val="22"/>
-          <w:lang w:val="en-US"/>
-        </w:rPr>
-        <w:tab/>
-      </w:r>
-      <w:r>
-        <w:rPr>
-          <w:sz w:val="24"/>
-          <w:szCs w:val="22"/>
-          <w:lang w:val="en-US"/>
-        </w:rPr>
-        <w:tab/>
-        <w:t>&lt;td&gt;2&lt;/td&gt;</w:t>
-      </w:r>
-    </w:p>
-    <w:p>
-      <w:pPr>
-        <w:rPr>
-          <w:sz w:val="24"/>
-          <w:szCs w:val="22"/>
-          <w:lang w:val="en-US"/>
-        </w:rPr>
-      </w:pPr>
-      <w:r>
-        <w:rPr>
-          <w:sz w:val="24"/>
-          <w:szCs w:val="22"/>
-          <w:lang w:val="en-US"/>
-        </w:rPr>
-        <w:tab/>
-      </w:r>
-      <w:r>
-        <w:rPr>
-          <w:sz w:val="24"/>
-          <w:szCs w:val="22"/>
-          <w:lang w:val="en-US"/>
-        </w:rPr>
-        <w:tab/>
-      </w:r>
-      <w:r>
-        <w:rPr>
-          <w:sz w:val="24"/>
-          <w:szCs w:val="22"/>
-          <w:lang w:val="en-US"/>
-        </w:rPr>
-        <w:tab/>
-        <w:t>&lt;td&gt;Dilshad&lt;/td&gt;</w:t>
-      </w:r>
-    </w:p>
-    <w:p>
-      <w:pPr>
-        <w:rPr>
-          <w:sz w:val="24"/>
-          <w:szCs w:val="22"/>
-          <w:lang w:val="en-US"/>
-        </w:rPr>
-      </w:pPr>
-      <w:r>
-        <w:rPr>
-          <w:sz w:val="24"/>
-          <w:szCs w:val="22"/>
-          <w:lang w:val="en-US"/>
-        </w:rPr>
-        <w:tab/>
-      </w:r>
-      <w:r>
-        <w:rPr>
-          <w:sz w:val="24"/>
-          <w:szCs w:val="22"/>
-          <w:lang w:val="en-US"/>
-        </w:rPr>
-        <w:tab/>
-        <w:t>&lt;/tr&gt;</w:t>
-      </w:r>
-    </w:p>
-    <w:p>
-      <w:pPr>
-        <w:rPr>
-          <w:sz w:val="24"/>
-          <w:szCs w:val="22"/>
-          <w:lang w:val="en-US"/>
-        </w:rPr>
-      </w:pPr>
-      <w:r>
-        <w:rPr>
-          <w:sz w:val="24"/>
-          <w:szCs w:val="22"/>
-          <w:lang w:val="en-US"/>
-        </w:rPr>
-        <w:tab/>
-        <w:t>&lt;/tbody&gt;</w:t>
-      </w:r>
-    </w:p>
-    <w:p>
-      <w:pPr>
-        <w:rPr>
-          <w:sz w:val="24"/>
-          <w:szCs w:val="22"/>
-          <w:lang w:val="en-US"/>
-        </w:rPr>
-      </w:pPr>
-      <w:r>
-        <w:rPr>
-          <w:sz w:val="24"/>
-          <w:szCs w:val="22"/>
-          <w:lang w:val="en-US"/>
-        </w:rPr>
-        <w:t>&lt;table&gt;</w:t>
-      </w:r>
       <w:bookmarkEnd w:id="0"/>
     </w:p>
     <w:sectPr>
@@ -11492,6 +12683,119 @@
     </w:lvl>
   </w:abstractNum>
   <w:abstractNum w:abstractNumId="3">
+    <w:nsid w:val="13D740A2"/>
+    <w:multiLevelType w:val="hybridMultilevel"/>
+    <w:tmpl w:val="A53ECF44"/>
+    <w:lvl w:ilvl="0" w:tplc="40090001">
+      <w:start w:val="1"/>
+      <w:numFmt w:val="bullet"/>
+      <w:lvlText w:val=""/>
+      <w:lvlJc w:val="left"/>
+      <w:pPr>
+        <w:ind w:left="720" w:hanging="360"/>
+      </w:pPr>
+      <w:rPr>
+        <w:rFonts w:ascii="Symbol" w:hAnsi="Symbol" w:hint="default"/>
+      </w:rPr>
+    </w:lvl>
+    <w:lvl w:ilvl="1" w:tplc="40090003">
+      <w:start w:val="1"/>
+      <w:numFmt w:val="bullet"/>
+      <w:lvlText w:val="o"/>
+      <w:lvlJc w:val="left"/>
+      <w:pPr>
+        <w:ind w:left="1440" w:hanging="360"/>
+      </w:pPr>
+      <w:rPr>
+        <w:rFonts w:ascii="Courier New" w:hAnsi="Courier New" w:cs="Courier New" w:hint="default"/>
+      </w:rPr>
+    </w:lvl>
+    <w:lvl w:ilvl="2" w:tplc="40090005" w:tentative="1">
+      <w:start w:val="1"/>
+      <w:numFmt w:val="bullet"/>
+      <w:lvlText w:val=""/>
+      <w:lvlJc w:val="left"/>
+      <w:pPr>
+        <w:ind w:left="2160" w:hanging="360"/>
+      </w:pPr>
+      <w:rPr>
+        <w:rFonts w:ascii="Wingdings" w:hAnsi="Wingdings" w:hint="default"/>
+      </w:rPr>
+    </w:lvl>
+    <w:lvl w:ilvl="3" w:tplc="40090001" w:tentative="1">
+      <w:start w:val="1"/>
+      <w:numFmt w:val="bullet"/>
+      <w:lvlText w:val=""/>
+      <w:lvlJc w:val="left"/>
+      <w:pPr>
+        <w:ind w:left="2880" w:hanging="360"/>
+      </w:pPr>
+      <w:rPr>
+        <w:rFonts w:ascii="Symbol" w:hAnsi="Symbol" w:hint="default"/>
+      </w:rPr>
+    </w:lvl>
+    <w:lvl w:ilvl="4" w:tplc="40090003" w:tentative="1">
+      <w:start w:val="1"/>
+      <w:numFmt w:val="bullet"/>
+      <w:lvlText w:val="o"/>
+      <w:lvlJc w:val="left"/>
+      <w:pPr>
+        <w:ind w:left="3600" w:hanging="360"/>
+      </w:pPr>
+      <w:rPr>
+        <w:rFonts w:ascii="Courier New" w:hAnsi="Courier New" w:cs="Courier New" w:hint="default"/>
+      </w:rPr>
+    </w:lvl>
+    <w:lvl w:ilvl="5" w:tplc="40090005" w:tentative="1">
+      <w:start w:val="1"/>
+      <w:numFmt w:val="bullet"/>
+      <w:lvlText w:val=""/>
+      <w:lvlJc w:val="left"/>
+      <w:pPr>
+        <w:ind w:left="4320" w:hanging="360"/>
+      </w:pPr>
+      <w:rPr>
+        <w:rFonts w:ascii="Wingdings" w:hAnsi="Wingdings" w:hint="default"/>
+      </w:rPr>
+    </w:lvl>
+    <w:lvl w:ilvl="6" w:tplc="40090001" w:tentative="1">
+      <w:start w:val="1"/>
+      <w:numFmt w:val="bullet"/>
+      <w:lvlText w:val=""/>
+      <w:lvlJc w:val="left"/>
+      <w:pPr>
+        <w:ind w:left="5040" w:hanging="360"/>
+      </w:pPr>
+      <w:rPr>
+        <w:rFonts w:ascii="Symbol" w:hAnsi="Symbol" w:hint="default"/>
+      </w:rPr>
+    </w:lvl>
+    <w:lvl w:ilvl="7" w:tplc="40090003" w:tentative="1">
+      <w:start w:val="1"/>
+      <w:numFmt w:val="bullet"/>
+      <w:lvlText w:val="o"/>
+      <w:lvlJc w:val="left"/>
+      <w:pPr>
+        <w:ind w:left="5760" w:hanging="360"/>
+      </w:pPr>
+      <w:rPr>
+        <w:rFonts w:ascii="Courier New" w:hAnsi="Courier New" w:cs="Courier New" w:hint="default"/>
+      </w:rPr>
+    </w:lvl>
+    <w:lvl w:ilvl="8" w:tplc="40090005" w:tentative="1">
+      <w:start w:val="1"/>
+      <w:numFmt w:val="bullet"/>
+      <w:lvlText w:val=""/>
+      <w:lvlJc w:val="left"/>
+      <w:pPr>
+        <w:ind w:left="6480" w:hanging="360"/>
+      </w:pPr>
+      <w:rPr>
+        <w:rFonts w:ascii="Wingdings" w:hAnsi="Wingdings" w:hint="default"/>
+      </w:rPr>
+    </w:lvl>
+  </w:abstractNum>
+  <w:abstractNum w:abstractNumId="4">
     <w:nsid w:val="140F3A6B"/>
     <w:multiLevelType w:val="hybridMultilevel"/>
     <w:tmpl w:val="B1742718"/>
@@ -11604,7 +12908,7 @@
       </w:rPr>
     </w:lvl>
   </w:abstractNum>
-  <w:abstractNum w:abstractNumId="4">
+  <w:abstractNum w:abstractNumId="5">
     <w:nsid w:val="17A97564"/>
     <w:multiLevelType w:val="hybridMultilevel"/>
     <w:tmpl w:val="CA967136"/>
@@ -11693,7 +12997,7 @@
       </w:pPr>
     </w:lvl>
   </w:abstractNum>
-  <w:abstractNum w:abstractNumId="5">
+  <w:abstractNum w:abstractNumId="6">
     <w:nsid w:val="1DD814BD"/>
     <w:multiLevelType w:val="hybridMultilevel"/>
     <w:tmpl w:val="6052B25A"/>
@@ -11782,7 +13086,120 @@
       </w:pPr>
     </w:lvl>
   </w:abstractNum>
-  <w:abstractNum w:abstractNumId="6">
+  <w:abstractNum w:abstractNumId="7">
+    <w:nsid w:val="20BE5C1D"/>
+    <w:multiLevelType w:val="hybridMultilevel"/>
+    <w:tmpl w:val="27D8D70E"/>
+    <w:lvl w:ilvl="0" w:tplc="40090001">
+      <w:start w:val="1"/>
+      <w:numFmt w:val="bullet"/>
+      <w:lvlText w:val=""/>
+      <w:lvlJc w:val="left"/>
+      <w:pPr>
+        <w:ind w:left="720" w:hanging="360"/>
+      </w:pPr>
+      <w:rPr>
+        <w:rFonts w:ascii="Symbol" w:hAnsi="Symbol" w:hint="default"/>
+      </w:rPr>
+    </w:lvl>
+    <w:lvl w:ilvl="1" w:tplc="40090003" w:tentative="1">
+      <w:start w:val="1"/>
+      <w:numFmt w:val="bullet"/>
+      <w:lvlText w:val="o"/>
+      <w:lvlJc w:val="left"/>
+      <w:pPr>
+        <w:ind w:left="1440" w:hanging="360"/>
+      </w:pPr>
+      <w:rPr>
+        <w:rFonts w:ascii="Courier New" w:hAnsi="Courier New" w:cs="Courier New" w:hint="default"/>
+      </w:rPr>
+    </w:lvl>
+    <w:lvl w:ilvl="2" w:tplc="40090005" w:tentative="1">
+      <w:start w:val="1"/>
+      <w:numFmt w:val="bullet"/>
+      <w:lvlText w:val=""/>
+      <w:lvlJc w:val="left"/>
+      <w:pPr>
+        <w:ind w:left="2160" w:hanging="360"/>
+      </w:pPr>
+      <w:rPr>
+        <w:rFonts w:ascii="Wingdings" w:hAnsi="Wingdings" w:hint="default"/>
+      </w:rPr>
+    </w:lvl>
+    <w:lvl w:ilvl="3" w:tplc="40090001" w:tentative="1">
+      <w:start w:val="1"/>
+      <w:numFmt w:val="bullet"/>
+      <w:lvlText w:val=""/>
+      <w:lvlJc w:val="left"/>
+      <w:pPr>
+        <w:ind w:left="2880" w:hanging="360"/>
+      </w:pPr>
+      <w:rPr>
+        <w:rFonts w:ascii="Symbol" w:hAnsi="Symbol" w:hint="default"/>
+      </w:rPr>
+    </w:lvl>
+    <w:lvl w:ilvl="4" w:tplc="40090003" w:tentative="1">
+      <w:start w:val="1"/>
+      <w:numFmt w:val="bullet"/>
+      <w:lvlText w:val="o"/>
+      <w:lvlJc w:val="left"/>
+      <w:pPr>
+        <w:ind w:left="3600" w:hanging="360"/>
+      </w:pPr>
+      <w:rPr>
+        <w:rFonts w:ascii="Courier New" w:hAnsi="Courier New" w:cs="Courier New" w:hint="default"/>
+      </w:rPr>
+    </w:lvl>
+    <w:lvl w:ilvl="5" w:tplc="40090005" w:tentative="1">
+      <w:start w:val="1"/>
+      <w:numFmt w:val="bullet"/>
+      <w:lvlText w:val=""/>
+      <w:lvlJc w:val="left"/>
+      <w:pPr>
+        <w:ind w:left="4320" w:hanging="360"/>
+      </w:pPr>
+      <w:rPr>
+        <w:rFonts w:ascii="Wingdings" w:hAnsi="Wingdings" w:hint="default"/>
+      </w:rPr>
+    </w:lvl>
+    <w:lvl w:ilvl="6" w:tplc="40090001" w:tentative="1">
+      <w:start w:val="1"/>
+      <w:numFmt w:val="bullet"/>
+      <w:lvlText w:val=""/>
+      <w:lvlJc w:val="left"/>
+      <w:pPr>
+        <w:ind w:left="5040" w:hanging="360"/>
+      </w:pPr>
+      <w:rPr>
+        <w:rFonts w:ascii="Symbol" w:hAnsi="Symbol" w:hint="default"/>
+      </w:rPr>
+    </w:lvl>
+    <w:lvl w:ilvl="7" w:tplc="40090003" w:tentative="1">
+      <w:start w:val="1"/>
+      <w:numFmt w:val="bullet"/>
+      <w:lvlText w:val="o"/>
+      <w:lvlJc w:val="left"/>
+      <w:pPr>
+        <w:ind w:left="5760" w:hanging="360"/>
+      </w:pPr>
+      <w:rPr>
+        <w:rFonts w:ascii="Courier New" w:hAnsi="Courier New" w:cs="Courier New" w:hint="default"/>
+      </w:rPr>
+    </w:lvl>
+    <w:lvl w:ilvl="8" w:tplc="40090005" w:tentative="1">
+      <w:start w:val="1"/>
+      <w:numFmt w:val="bullet"/>
+      <w:lvlText w:val=""/>
+      <w:lvlJc w:val="left"/>
+      <w:pPr>
+        <w:ind w:left="6480" w:hanging="360"/>
+      </w:pPr>
+      <w:rPr>
+        <w:rFonts w:ascii="Wingdings" w:hAnsi="Wingdings" w:hint="default"/>
+      </w:rPr>
+    </w:lvl>
+  </w:abstractNum>
+  <w:abstractNum w:abstractNumId="8">
     <w:nsid w:val="22D50F4A"/>
     <w:multiLevelType w:val="hybridMultilevel"/>
     <w:tmpl w:val="564C3158"/>
@@ -11895,7 +13312,7 @@
       </w:rPr>
     </w:lvl>
   </w:abstractNum>
-  <w:abstractNum w:abstractNumId="7">
+  <w:abstractNum w:abstractNumId="9">
     <w:nsid w:val="2AA11AFE"/>
     <w:multiLevelType w:val="hybridMultilevel"/>
     <w:tmpl w:val="551C87B4"/>
@@ -11984,7 +13401,7 @@
       </w:pPr>
     </w:lvl>
   </w:abstractNum>
-  <w:abstractNum w:abstractNumId="8">
+  <w:abstractNum w:abstractNumId="10">
     <w:nsid w:val="31D74EB3"/>
     <w:multiLevelType w:val="hybridMultilevel"/>
     <w:tmpl w:val="DFC4DDF0"/>
@@ -12097,7 +13514,7 @@
       </w:rPr>
     </w:lvl>
   </w:abstractNum>
-  <w:abstractNum w:abstractNumId="9">
+  <w:abstractNum w:abstractNumId="11">
     <w:nsid w:val="323F4A11"/>
     <w:multiLevelType w:val="hybridMultilevel"/>
     <w:tmpl w:val="5862F962"/>
@@ -12183,7 +13600,7 @@
       </w:pPr>
     </w:lvl>
   </w:abstractNum>
-  <w:abstractNum w:abstractNumId="10">
+  <w:abstractNum w:abstractNumId="12">
     <w:nsid w:val="390953F8"/>
     <w:multiLevelType w:val="hybridMultilevel"/>
     <w:tmpl w:val="13E456E4"/>
@@ -12269,7 +13686,7 @@
       </w:pPr>
     </w:lvl>
   </w:abstractNum>
-  <w:abstractNum w:abstractNumId="11">
+  <w:abstractNum w:abstractNumId="13">
     <w:nsid w:val="39C87324"/>
     <w:multiLevelType w:val="hybridMultilevel"/>
     <w:tmpl w:val="DB9EB66C"/>
@@ -12382,7 +13799,7 @@
       </w:rPr>
     </w:lvl>
   </w:abstractNum>
-  <w:abstractNum w:abstractNumId="12">
+  <w:abstractNum w:abstractNumId="14">
     <w:nsid w:val="3A464A66"/>
     <w:multiLevelType w:val="hybridMultilevel"/>
     <w:tmpl w:val="B9BE5E06"/>
@@ -12471,7 +13888,7 @@
       </w:pPr>
     </w:lvl>
   </w:abstractNum>
-  <w:abstractNum w:abstractNumId="13">
+  <w:abstractNum w:abstractNumId="15">
     <w:nsid w:val="3C875259"/>
     <w:multiLevelType w:val="hybridMultilevel"/>
     <w:tmpl w:val="CA62BF82"/>
@@ -12560,7 +13977,7 @@
       </w:pPr>
     </w:lvl>
   </w:abstractNum>
-  <w:abstractNum w:abstractNumId="14">
+  <w:abstractNum w:abstractNumId="16">
     <w:nsid w:val="402B0604"/>
     <w:multiLevelType w:val="hybridMultilevel"/>
     <w:tmpl w:val="D8EEBC8C"/>
@@ -12673,7 +14090,7 @@
       </w:rPr>
     </w:lvl>
   </w:abstractNum>
-  <w:abstractNum w:abstractNumId="15">
+  <w:abstractNum w:abstractNumId="17">
     <w:nsid w:val="40FE0FCF"/>
     <w:multiLevelType w:val="hybridMultilevel"/>
     <w:tmpl w:val="39DC3034"/>
@@ -12786,7 +14203,7 @@
       </w:rPr>
     </w:lvl>
   </w:abstractNum>
-  <w:abstractNum w:abstractNumId="16">
+  <w:abstractNum w:abstractNumId="18">
     <w:nsid w:val="475E2AA1"/>
     <w:multiLevelType w:val="hybridMultilevel"/>
     <w:tmpl w:val="8A50C5CE"/>
@@ -12875,7 +14292,7 @@
       </w:pPr>
     </w:lvl>
   </w:abstractNum>
-  <w:abstractNum w:abstractNumId="17">
+  <w:abstractNum w:abstractNumId="19">
     <w:nsid w:val="496607A1"/>
     <w:multiLevelType w:val="hybridMultilevel"/>
     <w:tmpl w:val="D6727F44"/>
@@ -12988,7 +14405,7 @@
       </w:rPr>
     </w:lvl>
   </w:abstractNum>
-  <w:abstractNum w:abstractNumId="18">
+  <w:abstractNum w:abstractNumId="20">
     <w:nsid w:val="49B72ACE"/>
     <w:multiLevelType w:val="hybridMultilevel"/>
     <w:tmpl w:val="F09897B0"/>
@@ -13077,7 +14494,7 @@
       </w:pPr>
     </w:lvl>
   </w:abstractNum>
-  <w:abstractNum w:abstractNumId="19">
+  <w:abstractNum w:abstractNumId="21">
     <w:nsid w:val="56BB04A8"/>
     <w:multiLevelType w:val="hybridMultilevel"/>
     <w:tmpl w:val="7FDC8606"/>
@@ -13190,7 +14607,7 @@
       </w:rPr>
     </w:lvl>
   </w:abstractNum>
-  <w:abstractNum w:abstractNumId="20">
+  <w:abstractNum w:abstractNumId="22">
     <w:nsid w:val="5C58581A"/>
     <w:multiLevelType w:val="hybridMultilevel"/>
     <w:tmpl w:val="3D4E3154"/>
@@ -13303,7 +14720,7 @@
       </w:rPr>
     </w:lvl>
   </w:abstractNum>
-  <w:abstractNum w:abstractNumId="21">
+  <w:abstractNum w:abstractNumId="23">
     <w:nsid w:val="5F383176"/>
     <w:multiLevelType w:val="hybridMultilevel"/>
     <w:tmpl w:val="4C76D014"/>
@@ -13416,7 +14833,7 @@
       </w:rPr>
     </w:lvl>
   </w:abstractNum>
-  <w:abstractNum w:abstractNumId="22">
+  <w:abstractNum w:abstractNumId="24">
     <w:nsid w:val="649E4E2C"/>
     <w:multiLevelType w:val="hybridMultilevel"/>
     <w:tmpl w:val="5DB8C8EC"/>
@@ -13529,7 +14946,7 @@
       </w:rPr>
     </w:lvl>
   </w:abstractNum>
-  <w:abstractNum w:abstractNumId="23">
+  <w:abstractNum w:abstractNumId="25">
     <w:nsid w:val="6DF222BD"/>
     <w:multiLevelType w:val="hybridMultilevel"/>
     <w:tmpl w:val="CB58A112"/>
@@ -13642,7 +15059,7 @@
       </w:rPr>
     </w:lvl>
   </w:abstractNum>
-  <w:abstractNum w:abstractNumId="24">
+  <w:abstractNum w:abstractNumId="26">
     <w:nsid w:val="700B3448"/>
     <w:multiLevelType w:val="hybridMultilevel"/>
     <w:tmpl w:val="D4F8B1EA"/>
@@ -13731,7 +15148,7 @@
       </w:pPr>
     </w:lvl>
   </w:abstractNum>
-  <w:abstractNum w:abstractNumId="25">
+  <w:abstractNum w:abstractNumId="27">
     <w:nsid w:val="7BD5777C"/>
     <w:multiLevelType w:val="hybridMultilevel"/>
     <w:tmpl w:val="53D46EE2"/>
@@ -13820,7 +15237,7 @@
       </w:pPr>
     </w:lvl>
   </w:abstractNum>
-  <w:abstractNum w:abstractNumId="26">
+  <w:abstractNum w:abstractNumId="28">
     <w:nsid w:val="7C2320E0"/>
     <w:multiLevelType w:val="hybridMultilevel"/>
     <w:tmpl w:val="B4EC2F1C"/>
@@ -13934,85 +15351,91 @@
     </w:lvl>
   </w:abstractNum>
   <w:num w:numId="1">
-    <w:abstractNumId w:val="15"/>
+    <w:abstractNumId w:val="17"/>
   </w:num>
   <w:num w:numId="2">
-    <w:abstractNumId w:val="17"/>
+    <w:abstractNumId w:val="19"/>
   </w:num>
   <w:num w:numId="3">
-    <w:abstractNumId w:val="24"/>
+    <w:abstractNumId w:val="26"/>
   </w:num>
   <w:num w:numId="4">
-    <w:abstractNumId w:val="10"/>
+    <w:abstractNumId w:val="12"/>
   </w:num>
   <w:num w:numId="5">
     <w:abstractNumId w:val="1"/>
   </w:num>
   <w:num w:numId="6">
+    <w:abstractNumId w:val="8"/>
+  </w:num>
+  <w:num w:numId="7">
+    <w:abstractNumId w:val="25"/>
+  </w:num>
+  <w:num w:numId="8">
+    <w:abstractNumId w:val="20"/>
+  </w:num>
+  <w:num w:numId="9">
+    <w:abstractNumId w:val="11"/>
+  </w:num>
+  <w:num w:numId="10">
+    <w:abstractNumId w:val="22"/>
+  </w:num>
+  <w:num w:numId="11">
+    <w:abstractNumId w:val="23"/>
+  </w:num>
+  <w:num w:numId="12">
+    <w:abstractNumId w:val="21"/>
+  </w:num>
+  <w:num w:numId="13">
+    <w:abstractNumId w:val="9"/>
+  </w:num>
+  <w:num w:numId="14">
     <w:abstractNumId w:val="6"/>
   </w:num>
-  <w:num w:numId="7">
-    <w:abstractNumId w:val="23"/>
-  </w:num>
-  <w:num w:numId="8">
-    <w:abstractNumId w:val="18"/>
-  </w:num>
-  <w:num w:numId="9">
-    <w:abstractNumId w:val="9"/>
-  </w:num>
-  <w:num w:numId="10">
-    <w:abstractNumId w:val="20"/>
-  </w:num>
-  <w:num w:numId="11">
-    <w:abstractNumId w:val="21"/>
-  </w:num>
-  <w:num w:numId="12">
-    <w:abstractNumId w:val="19"/>
-  </w:num>
-  <w:num w:numId="13">
-    <w:abstractNumId w:val="7"/>
-  </w:num>
-  <w:num w:numId="14">
-    <w:abstractNumId w:val="5"/>
-  </w:num>
   <w:num w:numId="15">
-    <w:abstractNumId w:val="25"/>
+    <w:abstractNumId w:val="27"/>
   </w:num>
   <w:num w:numId="16">
     <w:abstractNumId w:val="2"/>
   </w:num>
   <w:num w:numId="17">
-    <w:abstractNumId w:val="13"/>
+    <w:abstractNumId w:val="15"/>
   </w:num>
   <w:num w:numId="18">
     <w:abstractNumId w:val="0"/>
   </w:num>
   <w:num w:numId="19">
+    <w:abstractNumId w:val="5"/>
+  </w:num>
+  <w:num w:numId="20">
+    <w:abstractNumId w:val="16"/>
+  </w:num>
+  <w:num w:numId="21">
+    <w:abstractNumId w:val="24"/>
+  </w:num>
+  <w:num w:numId="22">
     <w:abstractNumId w:val="4"/>
   </w:num>
-  <w:num w:numId="20">
+  <w:num w:numId="23">
+    <w:abstractNumId w:val="28"/>
+  </w:num>
+  <w:num w:numId="24">
+    <w:abstractNumId w:val="10"/>
+  </w:num>
+  <w:num w:numId="25">
+    <w:abstractNumId w:val="13"/>
+  </w:num>
+  <w:num w:numId="26">
     <w:abstractNumId w:val="14"/>
   </w:num>
-  <w:num w:numId="21">
-    <w:abstractNumId w:val="22"/>
+  <w:num w:numId="27">
+    <w:abstractNumId w:val="18"/>
   </w:num>
-  <w:num w:numId="22">
+  <w:num w:numId="28">
+    <w:abstractNumId w:val="7"/>
+  </w:num>
+  <w:num w:numId="29">
     <w:abstractNumId w:val="3"/>
-  </w:num>
-  <w:num w:numId="23">
-    <w:abstractNumId w:val="26"/>
-  </w:num>
-  <w:num w:numId="24">
-    <w:abstractNumId w:val="8"/>
-  </w:num>
-  <w:num w:numId="25">
-    <w:abstractNumId w:val="11"/>
-  </w:num>
-  <w:num w:numId="26">
-    <w:abstractNumId w:val="12"/>
-  </w:num>
-  <w:num w:numId="27">
-    <w:abstractNumId w:val="16"/>
   </w:num>
 </w:numbering>
 </file>
@@ -15637,30 +17060,30 @@
   </dgm:ptLst>
   <dgm:cxnLst>
     <dgm:cxn modelId="{407416C7-D9A4-49CF-A1D9-63129D12A5E9}" srcId="{C787D0C9-C4AA-4BF8-AAA9-EFDCDDDFB8C5}" destId="{B2F67260-32B4-49EF-BEA7-6376ABEBC356}" srcOrd="1" destOrd="0" parTransId="{452FD36E-8C97-458A-9189-BC15B3E0AB1F}" sibTransId="{58F8E6FA-8E5F-4590-8E91-7D425686736E}"/>
-    <dgm:cxn modelId="{80E23082-2BF9-4D35-B9C6-21DDB8A60192}" type="presOf" srcId="{58F8E6FA-8E5F-4590-8E91-7D425686736E}" destId="{38F30BB8-19AC-4F2C-997E-D6C87643D812}" srcOrd="1" destOrd="0" presId="urn:microsoft.com/office/officeart/2005/8/layout/process1"/>
-    <dgm:cxn modelId="{579FB8A1-5F38-48FF-8D63-52DEA6DAD23A}" type="presOf" srcId="{B2F67260-32B4-49EF-BEA7-6376ABEBC356}" destId="{45B120D8-A283-4DB0-AE48-CD1028B5A1CA}" srcOrd="0" destOrd="0" presId="urn:microsoft.com/office/officeart/2005/8/layout/process1"/>
-    <dgm:cxn modelId="{5EE9DCB7-488A-41FB-9CBF-6E37362143C6}" type="presOf" srcId="{B0DAEDAB-33B3-4821-A91B-D05361312CE9}" destId="{FCE3B9A4-214A-4502-B3DF-ACB3E0BC61C7}" srcOrd="0" destOrd="0" presId="urn:microsoft.com/office/officeart/2005/8/layout/process1"/>
-    <dgm:cxn modelId="{8BF07F02-6128-4367-B336-B2504A5DCC71}" type="presOf" srcId="{D4DE5EA1-C98A-4001-96ED-0D8A4099152C}" destId="{CA09568C-529F-4056-BB14-75FC27EA3A57}" srcOrd="0" destOrd="0" presId="urn:microsoft.com/office/officeart/2005/8/layout/process1"/>
-    <dgm:cxn modelId="{5895A118-1A3B-4812-9444-561D53AD2A54}" type="presOf" srcId="{CB734D05-6005-4A33-891F-8F6E9F0BE629}" destId="{9346448E-7772-4989-9A73-02FD2DA61B93}" srcOrd="0" destOrd="0" presId="urn:microsoft.com/office/officeart/2005/8/layout/process1"/>
-    <dgm:cxn modelId="{DD279C0B-C39D-4258-9E8A-9D42177351A9}" type="presOf" srcId="{C6470392-B547-42B7-BBE1-49D9BF3297A5}" destId="{E6A79763-2175-4FE6-AF39-65BAD7E8A94D}" srcOrd="0" destOrd="0" presId="urn:microsoft.com/office/officeart/2005/8/layout/process1"/>
-    <dgm:cxn modelId="{1739A458-DA9C-4819-91A2-FF8662CFB496}" type="presOf" srcId="{C6470392-B547-42B7-BBE1-49D9BF3297A5}" destId="{D17F71C8-684F-40E9-B9CF-89D188A27816}" srcOrd="1" destOrd="0" presId="urn:microsoft.com/office/officeart/2005/8/layout/process1"/>
+    <dgm:cxn modelId="{2841D1B3-55DC-4BD5-B9AC-56523D2CA422}" type="presOf" srcId="{C6470392-B547-42B7-BBE1-49D9BF3297A5}" destId="{D17F71C8-684F-40E9-B9CF-89D188A27816}" srcOrd="1" destOrd="0" presId="urn:microsoft.com/office/officeart/2005/8/layout/process1"/>
+    <dgm:cxn modelId="{DC8BEF41-7E3F-4550-9714-0C63C3A53744}" type="presOf" srcId="{C787D0C9-C4AA-4BF8-AAA9-EFDCDDDFB8C5}" destId="{ECE2E50F-1EF0-49E9-A2A2-C09D34379E86}" srcOrd="0" destOrd="0" presId="urn:microsoft.com/office/officeart/2005/8/layout/process1"/>
+    <dgm:cxn modelId="{FE05A35F-558F-4A0D-86A0-17B4E88BE808}" type="presOf" srcId="{58F8E6FA-8E5F-4590-8E91-7D425686736E}" destId="{38F30BB8-19AC-4F2C-997E-D6C87643D812}" srcOrd="1" destOrd="0" presId="urn:microsoft.com/office/officeart/2005/8/layout/process1"/>
+    <dgm:cxn modelId="{BF595D9E-86E7-40D2-B5A3-18986322B21E}" type="presOf" srcId="{2F2C6037-AE48-4650-B998-EBABF88D0464}" destId="{8D8E620F-A309-4628-986D-B0F92ABF739C}" srcOrd="1" destOrd="0" presId="urn:microsoft.com/office/officeart/2005/8/layout/process1"/>
+    <dgm:cxn modelId="{3590EF20-CAF0-47FB-AC6B-079FABDB65BF}" type="presOf" srcId="{B0DAEDAB-33B3-4821-A91B-D05361312CE9}" destId="{FCE3B9A4-214A-4502-B3DF-ACB3E0BC61C7}" srcOrd="0" destOrd="0" presId="urn:microsoft.com/office/officeart/2005/8/layout/process1"/>
+    <dgm:cxn modelId="{A1F15EB5-B0B8-4659-807C-466C257DF516}" type="presOf" srcId="{C6470392-B547-42B7-BBE1-49D9BF3297A5}" destId="{E6A79763-2175-4FE6-AF39-65BAD7E8A94D}" srcOrd="0" destOrd="0" presId="urn:microsoft.com/office/officeart/2005/8/layout/process1"/>
+    <dgm:cxn modelId="{224D7475-3421-46C7-A68C-7CA3041B6E74}" type="presOf" srcId="{B2F67260-32B4-49EF-BEA7-6376ABEBC356}" destId="{45B120D8-A283-4DB0-AE48-CD1028B5A1CA}" srcOrd="0" destOrd="0" presId="urn:microsoft.com/office/officeart/2005/8/layout/process1"/>
     <dgm:cxn modelId="{A358B1AA-45ED-4C0A-A925-911C6E3E177E}" srcId="{C787D0C9-C4AA-4BF8-AAA9-EFDCDDDFB8C5}" destId="{D4DE5EA1-C98A-4001-96ED-0D8A4099152C}" srcOrd="2" destOrd="0" parTransId="{DDD45587-67C2-4B3F-892B-0153C2E010D0}" sibTransId="{C6470392-B547-42B7-BBE1-49D9BF3297A5}"/>
     <dgm:cxn modelId="{916CD402-046A-49C3-919C-E8874C6452BD}" srcId="{C787D0C9-C4AA-4BF8-AAA9-EFDCDDDFB8C5}" destId="{B0DAEDAB-33B3-4821-A91B-D05361312CE9}" srcOrd="3" destOrd="0" parTransId="{1B396FDD-FE98-44AA-BBFD-EFDF9B52D4CD}" sibTransId="{2689B6F1-8FF1-4D68-9639-E8E505EA5AB0}"/>
-    <dgm:cxn modelId="{D8C9A1CE-80FD-46CF-86EF-303EFD3CAC33}" type="presOf" srcId="{C787D0C9-C4AA-4BF8-AAA9-EFDCDDDFB8C5}" destId="{ECE2E50F-1EF0-49E9-A2A2-C09D34379E86}" srcOrd="0" destOrd="0" presId="urn:microsoft.com/office/officeart/2005/8/layout/process1"/>
-    <dgm:cxn modelId="{5450B208-F41C-4DEA-8EB6-83283DFF76CF}" type="presOf" srcId="{2F2C6037-AE48-4650-B998-EBABF88D0464}" destId="{ABB6D0E9-231F-49FF-8F6A-CBD756BB2A07}" srcOrd="0" destOrd="0" presId="urn:microsoft.com/office/officeart/2005/8/layout/process1"/>
+    <dgm:cxn modelId="{FA4F52BD-95F8-48C8-88B9-2C0545A729B3}" type="presOf" srcId="{58F8E6FA-8E5F-4590-8E91-7D425686736E}" destId="{1C61394E-D32F-4A43-ADD4-F46D3A33D38F}" srcOrd="0" destOrd="0" presId="urn:microsoft.com/office/officeart/2005/8/layout/process1"/>
+    <dgm:cxn modelId="{7C33C173-6BC6-490E-96D5-C61A0866279C}" type="presOf" srcId="{2F2C6037-AE48-4650-B998-EBABF88D0464}" destId="{ABB6D0E9-231F-49FF-8F6A-CBD756BB2A07}" srcOrd="0" destOrd="0" presId="urn:microsoft.com/office/officeart/2005/8/layout/process1"/>
+    <dgm:cxn modelId="{E4216163-3C27-4889-AF77-C84604BE48E6}" type="presOf" srcId="{CB734D05-6005-4A33-891F-8F6E9F0BE629}" destId="{9346448E-7772-4989-9A73-02FD2DA61B93}" srcOrd="0" destOrd="0" presId="urn:microsoft.com/office/officeart/2005/8/layout/process1"/>
     <dgm:cxn modelId="{F27277EA-BDDA-4005-9170-FBB0A209E462}" srcId="{C787D0C9-C4AA-4BF8-AAA9-EFDCDDDFB8C5}" destId="{CB734D05-6005-4A33-891F-8F6E9F0BE629}" srcOrd="0" destOrd="0" parTransId="{D88A1106-7499-4EC1-A955-12C926757BDC}" sibTransId="{2F2C6037-AE48-4650-B998-EBABF88D0464}"/>
-    <dgm:cxn modelId="{FEE83A95-7ECA-4B30-BD11-090E19F84A09}" type="presOf" srcId="{2F2C6037-AE48-4650-B998-EBABF88D0464}" destId="{8D8E620F-A309-4628-986D-B0F92ABF739C}" srcOrd="1" destOrd="0" presId="urn:microsoft.com/office/officeart/2005/8/layout/process1"/>
-    <dgm:cxn modelId="{2923FD47-986C-4269-A9AA-4D5B18D34231}" type="presOf" srcId="{58F8E6FA-8E5F-4590-8E91-7D425686736E}" destId="{1C61394E-D32F-4A43-ADD4-F46D3A33D38F}" srcOrd="0" destOrd="0" presId="urn:microsoft.com/office/officeart/2005/8/layout/process1"/>
-    <dgm:cxn modelId="{1B786F5B-969B-4749-A399-EC80952457F1}" type="presParOf" srcId="{ECE2E50F-1EF0-49E9-A2A2-C09D34379E86}" destId="{9346448E-7772-4989-9A73-02FD2DA61B93}" srcOrd="0" destOrd="0" presId="urn:microsoft.com/office/officeart/2005/8/layout/process1"/>
-    <dgm:cxn modelId="{F84B4FA4-F855-44B6-B7FB-4157AC9C45AC}" type="presParOf" srcId="{ECE2E50F-1EF0-49E9-A2A2-C09D34379E86}" destId="{ABB6D0E9-231F-49FF-8F6A-CBD756BB2A07}" srcOrd="1" destOrd="0" presId="urn:microsoft.com/office/officeart/2005/8/layout/process1"/>
-    <dgm:cxn modelId="{1AEFC8B7-B1DA-41AB-BA09-A8BF9479A38A}" type="presParOf" srcId="{ABB6D0E9-231F-49FF-8F6A-CBD756BB2A07}" destId="{8D8E620F-A309-4628-986D-B0F92ABF739C}" srcOrd="0" destOrd="0" presId="urn:microsoft.com/office/officeart/2005/8/layout/process1"/>
-    <dgm:cxn modelId="{5303674E-7EE5-40F7-AA28-A4A8F56B4C07}" type="presParOf" srcId="{ECE2E50F-1EF0-49E9-A2A2-C09D34379E86}" destId="{45B120D8-A283-4DB0-AE48-CD1028B5A1CA}" srcOrd="2" destOrd="0" presId="urn:microsoft.com/office/officeart/2005/8/layout/process1"/>
-    <dgm:cxn modelId="{58DD1CF6-F232-497B-878A-7A8C3084D2FA}" type="presParOf" srcId="{ECE2E50F-1EF0-49E9-A2A2-C09D34379E86}" destId="{1C61394E-D32F-4A43-ADD4-F46D3A33D38F}" srcOrd="3" destOrd="0" presId="urn:microsoft.com/office/officeart/2005/8/layout/process1"/>
-    <dgm:cxn modelId="{3446C7D6-D8F8-43A6-BAFC-3877B1685A54}" type="presParOf" srcId="{1C61394E-D32F-4A43-ADD4-F46D3A33D38F}" destId="{38F30BB8-19AC-4F2C-997E-D6C87643D812}" srcOrd="0" destOrd="0" presId="urn:microsoft.com/office/officeart/2005/8/layout/process1"/>
-    <dgm:cxn modelId="{7902DEC1-931F-4157-9C96-FD75695DAEE6}" type="presParOf" srcId="{ECE2E50F-1EF0-49E9-A2A2-C09D34379E86}" destId="{CA09568C-529F-4056-BB14-75FC27EA3A57}" srcOrd="4" destOrd="0" presId="urn:microsoft.com/office/officeart/2005/8/layout/process1"/>
-    <dgm:cxn modelId="{F6E66EC6-1CF4-4586-A182-95CA13A0A490}" type="presParOf" srcId="{ECE2E50F-1EF0-49E9-A2A2-C09D34379E86}" destId="{E6A79763-2175-4FE6-AF39-65BAD7E8A94D}" srcOrd="5" destOrd="0" presId="urn:microsoft.com/office/officeart/2005/8/layout/process1"/>
-    <dgm:cxn modelId="{71E18E32-3EC3-452E-B566-172E13010EE2}" type="presParOf" srcId="{E6A79763-2175-4FE6-AF39-65BAD7E8A94D}" destId="{D17F71C8-684F-40E9-B9CF-89D188A27816}" srcOrd="0" destOrd="0" presId="urn:microsoft.com/office/officeart/2005/8/layout/process1"/>
-    <dgm:cxn modelId="{22EE86CD-146A-4E65-8D9C-0738D122CC16}" type="presParOf" srcId="{ECE2E50F-1EF0-49E9-A2A2-C09D34379E86}" destId="{FCE3B9A4-214A-4502-B3DF-ACB3E0BC61C7}" srcOrd="6" destOrd="0" presId="urn:microsoft.com/office/officeart/2005/8/layout/process1"/>
+    <dgm:cxn modelId="{B0B34B61-C74C-46A8-8D77-2F16CEA867E3}" type="presOf" srcId="{D4DE5EA1-C98A-4001-96ED-0D8A4099152C}" destId="{CA09568C-529F-4056-BB14-75FC27EA3A57}" srcOrd="0" destOrd="0" presId="urn:microsoft.com/office/officeart/2005/8/layout/process1"/>
+    <dgm:cxn modelId="{5B655FE1-8953-4FAF-A47D-B154E1469F0A}" type="presParOf" srcId="{ECE2E50F-1EF0-49E9-A2A2-C09D34379E86}" destId="{9346448E-7772-4989-9A73-02FD2DA61B93}" srcOrd="0" destOrd="0" presId="urn:microsoft.com/office/officeart/2005/8/layout/process1"/>
+    <dgm:cxn modelId="{FF43A12F-B971-435F-8DFD-338215245134}" type="presParOf" srcId="{ECE2E50F-1EF0-49E9-A2A2-C09D34379E86}" destId="{ABB6D0E9-231F-49FF-8F6A-CBD756BB2A07}" srcOrd="1" destOrd="0" presId="urn:microsoft.com/office/officeart/2005/8/layout/process1"/>
+    <dgm:cxn modelId="{0FA5DEFF-E7C6-467B-84A0-8222D7656D81}" type="presParOf" srcId="{ABB6D0E9-231F-49FF-8F6A-CBD756BB2A07}" destId="{8D8E620F-A309-4628-986D-B0F92ABF739C}" srcOrd="0" destOrd="0" presId="urn:microsoft.com/office/officeart/2005/8/layout/process1"/>
+    <dgm:cxn modelId="{A2CAFE13-A7E3-40D4-B134-3B15E122F743}" type="presParOf" srcId="{ECE2E50F-1EF0-49E9-A2A2-C09D34379E86}" destId="{45B120D8-A283-4DB0-AE48-CD1028B5A1CA}" srcOrd="2" destOrd="0" presId="urn:microsoft.com/office/officeart/2005/8/layout/process1"/>
+    <dgm:cxn modelId="{7F36D4F5-D057-4DDB-9066-99798F4ECC47}" type="presParOf" srcId="{ECE2E50F-1EF0-49E9-A2A2-C09D34379E86}" destId="{1C61394E-D32F-4A43-ADD4-F46D3A33D38F}" srcOrd="3" destOrd="0" presId="urn:microsoft.com/office/officeart/2005/8/layout/process1"/>
+    <dgm:cxn modelId="{64B54C37-54C5-4F80-A656-EF6D11E317DA}" type="presParOf" srcId="{1C61394E-D32F-4A43-ADD4-F46D3A33D38F}" destId="{38F30BB8-19AC-4F2C-997E-D6C87643D812}" srcOrd="0" destOrd="0" presId="urn:microsoft.com/office/officeart/2005/8/layout/process1"/>
+    <dgm:cxn modelId="{6B4AE364-DA69-483E-95B5-6C4E9397325B}" type="presParOf" srcId="{ECE2E50F-1EF0-49E9-A2A2-C09D34379E86}" destId="{CA09568C-529F-4056-BB14-75FC27EA3A57}" srcOrd="4" destOrd="0" presId="urn:microsoft.com/office/officeart/2005/8/layout/process1"/>
+    <dgm:cxn modelId="{CFA2540C-38E6-4D64-854D-6827B94578F2}" type="presParOf" srcId="{ECE2E50F-1EF0-49E9-A2A2-C09D34379E86}" destId="{E6A79763-2175-4FE6-AF39-65BAD7E8A94D}" srcOrd="5" destOrd="0" presId="urn:microsoft.com/office/officeart/2005/8/layout/process1"/>
+    <dgm:cxn modelId="{1EBDA0CE-9432-43D7-950D-DF4CBA6B5B88}" type="presParOf" srcId="{E6A79763-2175-4FE6-AF39-65BAD7E8A94D}" destId="{D17F71C8-684F-40E9-B9CF-89D188A27816}" srcOrd="0" destOrd="0" presId="urn:microsoft.com/office/officeart/2005/8/layout/process1"/>
+    <dgm:cxn modelId="{4760EDBC-7D79-458E-AF42-B2897EDEE1ED}" type="presParOf" srcId="{ECE2E50F-1EF0-49E9-A2A2-C09D34379E86}" destId="{FCE3B9A4-214A-4502-B3DF-ACB3E0BC61C7}" srcOrd="6" destOrd="0" presId="urn:microsoft.com/office/officeart/2005/8/layout/process1"/>
   </dgm:cxnLst>
   <dgm:bg/>
   <dgm:whole/>

--- a/Notes_SA2601010.docx
+++ b/Notes_SA2601010.docx
@@ -779,23 +779,13 @@
           <w:lang w:val="en-US"/>
         </w:rPr>
       </w:pPr>
-      <w:proofErr w:type="spellStart"/>
-      <w:r>
-        <w:rPr>
-          <w:sz w:val="24"/>
-          <w:szCs w:val="22"/>
-          <w:lang w:val="en-US"/>
-        </w:rPr>
-        <w:t>Thread.sleep</w:t>
-      </w:r>
-      <w:proofErr w:type="spellEnd"/>
-      <w:r>
-        <w:rPr>
-          <w:sz w:val="24"/>
-          <w:szCs w:val="22"/>
-          <w:lang w:val="en-US"/>
-        </w:rPr>
-        <w:t>()</w:t>
+      <w:r>
+        <w:rPr>
+          <w:sz w:val="24"/>
+          <w:szCs w:val="22"/>
+          <w:lang w:val="en-US"/>
+        </w:rPr>
+        <w:t>Thread.sleep()</w:t>
       </w:r>
     </w:p>
     <w:p>
@@ -3620,25 +3610,7 @@
           <w:szCs w:val="22"/>
           <w:lang w:val="en-US"/>
         </w:rPr>
-        <w:t xml:space="preserve">Instructions to the tool can be provided via any one of the supporting programming language (like Java, JavaScript, Python, C#, Ruby, </w:t>
-      </w:r>
-      <w:proofErr w:type="spellStart"/>
-      <w:r>
-        <w:rPr>
-          <w:sz w:val="24"/>
-          <w:szCs w:val="22"/>
-          <w:lang w:val="en-US"/>
-        </w:rPr>
-        <w:t>TypeScript</w:t>
-      </w:r>
-      <w:proofErr w:type="spellEnd"/>
-      <w:r>
-        <w:rPr>
-          <w:sz w:val="24"/>
-          <w:szCs w:val="22"/>
-          <w:lang w:val="en-US"/>
-        </w:rPr>
-        <w:t>)</w:t>
+        <w:t>Instructions to the tool can be provided via any one of the supporting programming language (like Java, JavaScript, Python, C#, Ruby, TypeScript)</w:t>
       </w:r>
     </w:p>
     <w:p>
@@ -5743,41 +5715,13 @@
           <w:lang w:val="en-US"/>
         </w:rPr>
       </w:pPr>
-      <w:proofErr w:type="spellStart"/>
-      <w:r>
-        <w:rPr>
-          <w:sz w:val="24"/>
-          <w:szCs w:val="22"/>
-          <w:lang w:val="en-US"/>
-        </w:rPr>
-        <w:t>YourName_SeleniumDemos</w:t>
-      </w:r>
-      <w:proofErr w:type="spellEnd"/>
-      <w:r>
-        <w:rPr>
-          <w:sz w:val="24"/>
-          <w:szCs w:val="22"/>
-          <w:lang w:val="en-US"/>
-        </w:rPr>
-        <w:t xml:space="preserve"> (</w:t>
-      </w:r>
-      <w:proofErr w:type="spellStart"/>
-      <w:r>
-        <w:rPr>
-          <w:sz w:val="24"/>
-          <w:szCs w:val="22"/>
-          <w:lang w:val="en-US"/>
-        </w:rPr>
-        <w:t>Lakshmi_SeleniumDemos</w:t>
-      </w:r>
-      <w:proofErr w:type="spellEnd"/>
-      <w:r>
-        <w:rPr>
-          <w:sz w:val="24"/>
-          <w:szCs w:val="22"/>
-          <w:lang w:val="en-US"/>
-        </w:rPr>
-        <w:t>)</w:t>
+      <w:r>
+        <w:rPr>
+          <w:sz w:val="24"/>
+          <w:szCs w:val="22"/>
+          <w:lang w:val="en-US"/>
+        </w:rPr>
+        <w:t>YourName_SeleniumDemos (Lakshmi_SeleniumDemos)</w:t>
       </w:r>
     </w:p>
     <w:p>
@@ -5851,25 +5795,7 @@
           <w:szCs w:val="22"/>
           <w:lang w:val="en-US"/>
         </w:rPr>
-        <w:t xml:space="preserve">Open </w:t>
-      </w:r>
-      <w:proofErr w:type="spellStart"/>
-      <w:r>
-        <w:rPr>
-          <w:sz w:val="24"/>
-          <w:szCs w:val="22"/>
-          <w:lang w:val="en-US"/>
-        </w:rPr>
-        <w:t>selenium.dev</w:t>
-      </w:r>
-      <w:proofErr w:type="spellEnd"/>
-      <w:r>
-        <w:rPr>
-          <w:sz w:val="24"/>
-          <w:szCs w:val="22"/>
-          <w:lang w:val="en-US"/>
-        </w:rPr>
-        <w:t xml:space="preserve"> website</w:t>
+        <w:t>Open selenium.dev website</w:t>
       </w:r>
     </w:p>
     <w:p>
@@ -6862,23 +6788,13 @@
           <w:lang w:val="en-US"/>
         </w:rPr>
       </w:pPr>
-      <w:proofErr w:type="gramStart"/>
-      <w:r>
-        <w:rPr>
-          <w:sz w:val="24"/>
-          <w:szCs w:val="22"/>
-          <w:lang w:val="en-US"/>
-        </w:rPr>
-        <w:t>get(</w:t>
-      </w:r>
-      <w:proofErr w:type="gramEnd"/>
-      <w:r>
-        <w:rPr>
-          <w:sz w:val="24"/>
-          <w:szCs w:val="22"/>
-          <w:lang w:val="en-US"/>
-        </w:rPr>
-        <w:t xml:space="preserve">) </w:t>
+      <w:r>
+        <w:rPr>
+          <w:sz w:val="24"/>
+          <w:szCs w:val="22"/>
+          <w:lang w:val="en-US"/>
+        </w:rPr>
+        <w:t xml:space="preserve">get() </w:t>
       </w:r>
       <w:r>
         <w:rPr>
@@ -6946,8 +6862,6 @@
           <w:lang w:val="en-US"/>
         </w:rPr>
       </w:pPr>
-      <w:proofErr w:type="spellStart"/>
-      <w:proofErr w:type="gramStart"/>
       <w:r>
         <w:rPr>
           <w:sz w:val="24"/>
@@ -6962,25 +6876,7 @@
           <w:szCs w:val="22"/>
           <w:lang w:val="en-US"/>
         </w:rPr>
-        <w:t>er.manage</w:t>
-      </w:r>
-      <w:proofErr w:type="spellEnd"/>
-      <w:r>
-        <w:rPr>
-          <w:sz w:val="24"/>
-          <w:szCs w:val="22"/>
-          <w:lang w:val="en-US"/>
-        </w:rPr>
-        <w:t>(</w:t>
-      </w:r>
-      <w:proofErr w:type="gramEnd"/>
-      <w:r>
-        <w:rPr>
-          <w:sz w:val="24"/>
-          <w:szCs w:val="22"/>
-          <w:lang w:val="en-US"/>
-        </w:rPr>
-        <w:t xml:space="preserve">).window().maximize() </w:t>
+        <w:t xml:space="preserve">er.manage().window().maximize() </w:t>
       </w:r>
       <w:r>
         <w:rPr>
@@ -7012,23 +6908,13 @@
           <w:lang w:val="en-US"/>
         </w:rPr>
       </w:pPr>
-      <w:proofErr w:type="gramStart"/>
-      <w:r>
-        <w:rPr>
-          <w:sz w:val="24"/>
-          <w:szCs w:val="22"/>
-          <w:lang w:val="en-US"/>
-        </w:rPr>
-        <w:t>close(</w:t>
-      </w:r>
-      <w:proofErr w:type="gramEnd"/>
-      <w:r>
-        <w:rPr>
-          <w:sz w:val="24"/>
-          <w:szCs w:val="22"/>
-          <w:lang w:val="en-US"/>
-        </w:rPr>
-        <w:t xml:space="preserve">) </w:t>
+      <w:r>
+        <w:rPr>
+          <w:sz w:val="24"/>
+          <w:szCs w:val="22"/>
+          <w:lang w:val="en-US"/>
+        </w:rPr>
+        <w:t xml:space="preserve">close() </w:t>
       </w:r>
       <w:r>
         <w:rPr>
@@ -7078,23 +6964,13 @@
           <w:lang w:val="en-US"/>
         </w:rPr>
       </w:pPr>
-      <w:proofErr w:type="gramStart"/>
-      <w:r>
-        <w:rPr>
-          <w:sz w:val="24"/>
-          <w:szCs w:val="22"/>
-          <w:lang w:val="en-US"/>
-        </w:rPr>
-        <w:t>getTitle(</w:t>
-      </w:r>
-      <w:proofErr w:type="gramEnd"/>
-      <w:r>
-        <w:rPr>
-          <w:sz w:val="24"/>
-          <w:szCs w:val="22"/>
-          <w:lang w:val="en-US"/>
-        </w:rPr>
-        <w:t xml:space="preserve">) </w:t>
+      <w:r>
+        <w:rPr>
+          <w:sz w:val="24"/>
+          <w:szCs w:val="22"/>
+          <w:lang w:val="en-US"/>
+        </w:rPr>
+        <w:t xml:space="preserve">getTitle() </w:t>
       </w:r>
       <w:r>
         <w:rPr>
@@ -7134,23 +7010,13 @@
           <w:lang w:val="en-US"/>
         </w:rPr>
       </w:pPr>
-      <w:proofErr w:type="gramStart"/>
-      <w:r>
-        <w:rPr>
-          <w:sz w:val="24"/>
-          <w:szCs w:val="22"/>
-          <w:lang w:val="en-US"/>
-        </w:rPr>
-        <w:t>getCurrentUrl(</w:t>
-      </w:r>
-      <w:proofErr w:type="gramEnd"/>
-      <w:r>
-        <w:rPr>
-          <w:sz w:val="24"/>
-          <w:szCs w:val="22"/>
-          <w:lang w:val="en-US"/>
-        </w:rPr>
-        <w:t xml:space="preserve">) </w:t>
+      <w:r>
+        <w:rPr>
+          <w:sz w:val="24"/>
+          <w:szCs w:val="22"/>
+          <w:lang w:val="en-US"/>
+        </w:rPr>
+        <w:t xml:space="preserve">getCurrentUrl() </w:t>
       </w:r>
       <w:r>
         <w:rPr>
@@ -7182,23 +7048,13 @@
           <w:lang w:val="en-US"/>
         </w:rPr>
       </w:pPr>
-      <w:proofErr w:type="gramStart"/>
-      <w:r>
-        <w:rPr>
-          <w:sz w:val="24"/>
-          <w:szCs w:val="22"/>
-          <w:lang w:val="en-US"/>
-        </w:rPr>
-        <w:t>getPageSource(</w:t>
-      </w:r>
-      <w:proofErr w:type="gramEnd"/>
-      <w:r>
-        <w:rPr>
-          <w:sz w:val="24"/>
-          <w:szCs w:val="22"/>
-          <w:lang w:val="en-US"/>
-        </w:rPr>
-        <w:t xml:space="preserve">) </w:t>
+      <w:r>
+        <w:rPr>
+          <w:sz w:val="24"/>
+          <w:szCs w:val="22"/>
+          <w:lang w:val="en-US"/>
+        </w:rPr>
+        <w:t xml:space="preserve">getPageSource() </w:t>
       </w:r>
       <w:r>
         <w:rPr>
@@ -7230,23 +7086,13 @@
           <w:lang w:val="en-US"/>
         </w:rPr>
       </w:pPr>
-      <w:proofErr w:type="gramStart"/>
-      <w:r>
-        <w:rPr>
-          <w:sz w:val="24"/>
-          <w:szCs w:val="22"/>
-          <w:lang w:val="en-US"/>
-        </w:rPr>
-        <w:t>findElement(</w:t>
-      </w:r>
-      <w:proofErr w:type="gramEnd"/>
-      <w:r>
-        <w:rPr>
-          <w:sz w:val="24"/>
-          <w:szCs w:val="22"/>
-          <w:lang w:val="en-US"/>
-        </w:rPr>
-        <w:t xml:space="preserve">) </w:t>
+      <w:r>
+        <w:rPr>
+          <w:sz w:val="24"/>
+          <w:szCs w:val="22"/>
+          <w:lang w:val="en-US"/>
+        </w:rPr>
+        <w:t xml:space="preserve">findElement() </w:t>
       </w:r>
       <w:r>
         <w:rPr>
@@ -7344,23 +7190,13 @@
           <w:lang w:val="en-US"/>
         </w:rPr>
       </w:pPr>
-      <w:proofErr w:type="gramStart"/>
-      <w:r>
-        <w:rPr>
-          <w:sz w:val="24"/>
-          <w:szCs w:val="22"/>
-          <w:lang w:val="en-US"/>
-        </w:rPr>
-        <w:t>findElements(</w:t>
-      </w:r>
-      <w:proofErr w:type="gramEnd"/>
-      <w:r>
-        <w:rPr>
-          <w:sz w:val="24"/>
-          <w:szCs w:val="22"/>
-          <w:lang w:val="en-US"/>
-        </w:rPr>
-        <w:t xml:space="preserve">) </w:t>
+      <w:r>
+        <w:rPr>
+          <w:sz w:val="24"/>
+          <w:szCs w:val="22"/>
+          <w:lang w:val="en-US"/>
+        </w:rPr>
+        <w:t xml:space="preserve">findElements() </w:t>
       </w:r>
       <w:r>
         <w:rPr>
@@ -7422,23 +7258,13 @@
           <w:lang w:val="en-US"/>
         </w:rPr>
       </w:pPr>
-      <w:proofErr w:type="gramStart"/>
-      <w:r>
-        <w:rPr>
-          <w:sz w:val="24"/>
-          <w:szCs w:val="22"/>
-          <w:lang w:val="en-US"/>
-        </w:rPr>
-        <w:t>getWindowHandles(</w:t>
-      </w:r>
-      <w:proofErr w:type="gramEnd"/>
-      <w:r>
-        <w:rPr>
-          <w:sz w:val="24"/>
-          <w:szCs w:val="22"/>
-          <w:lang w:val="en-US"/>
-        </w:rPr>
-        <w:t xml:space="preserve">) </w:t>
+      <w:r>
+        <w:rPr>
+          <w:sz w:val="24"/>
+          <w:szCs w:val="22"/>
+          <w:lang w:val="en-US"/>
+        </w:rPr>
+        <w:t xml:space="preserve">getWindowHandles() </w:t>
       </w:r>
       <w:r>
         <w:rPr>
@@ -7472,23 +7298,13 @@
           <w:lang w:val="en-US"/>
         </w:rPr>
       </w:pPr>
-      <w:proofErr w:type="gramStart"/>
-      <w:r>
-        <w:rPr>
-          <w:sz w:val="24"/>
-          <w:szCs w:val="22"/>
-          <w:lang w:val="en-US"/>
-        </w:rPr>
-        <w:t>quit(</w:t>
-      </w:r>
-      <w:proofErr w:type="gramEnd"/>
-      <w:r>
-        <w:rPr>
-          <w:sz w:val="24"/>
-          <w:szCs w:val="22"/>
-          <w:lang w:val="en-US"/>
-        </w:rPr>
-        <w:t xml:space="preserve">) </w:t>
+      <w:r>
+        <w:rPr>
+          <w:sz w:val="24"/>
+          <w:szCs w:val="22"/>
+          <w:lang w:val="en-US"/>
+        </w:rPr>
+        <w:t xml:space="preserve">quit() </w:t>
       </w:r>
       <w:r>
         <w:rPr>
@@ -7822,35 +7638,7 @@
           <w:szCs w:val="22"/>
           <w:lang w:val="en-US"/>
         </w:rPr>
-        <w:t xml:space="preserve"> Selenium waits for maximum 30 seconds till the page get loaded while calling </w:t>
-      </w:r>
-      <w:proofErr w:type="spellStart"/>
-      <w:proofErr w:type="gramStart"/>
-      <w:r>
-        <w:rPr>
-          <w:sz w:val="24"/>
-          <w:szCs w:val="22"/>
-          <w:lang w:val="en-US"/>
-        </w:rPr>
-        <w:t>driver.get</w:t>
-      </w:r>
-      <w:proofErr w:type="spellEnd"/>
-      <w:r>
-        <w:rPr>
-          <w:sz w:val="24"/>
-          <w:szCs w:val="22"/>
-          <w:lang w:val="en-US"/>
-        </w:rPr>
-        <w:t>(</w:t>
-      </w:r>
-      <w:proofErr w:type="gramEnd"/>
-      <w:r>
-        <w:rPr>
-          <w:sz w:val="24"/>
-          <w:szCs w:val="22"/>
-          <w:lang w:val="en-US"/>
-        </w:rPr>
-        <w:t>). But if the page is not getting loaded within 30 seconds then Selenium will throw SessionTimeoutException</w:t>
+        <w:t xml:space="preserve"> Selenium waits for maximum 30 seconds till the page get loaded while calling driver.get(). But if the page is not getting loaded within 30 seconds then Selenium will throw SessionTimeoutException</w:t>
       </w:r>
       <w:r>
         <w:rPr>
@@ -7859,6 +7647,52 @@
           <w:lang w:val="en-US"/>
         </w:rPr>
         <w:t>.</w:t>
+      </w:r>
+    </w:p>
+    <w:p>
+      <w:pPr>
+        <w:pStyle w:val="ListParagraph"/>
+        <w:numPr>
+          <w:ilvl w:val="0"/>
+          <w:numId w:val="17"/>
+        </w:numPr>
+        <w:rPr>
+          <w:sz w:val="24"/>
+          <w:szCs w:val="22"/>
+          <w:lang w:val="en-US"/>
+        </w:rPr>
+      </w:pPr>
+      <w:r>
+        <w:rPr>
+          <w:sz w:val="24"/>
+          <w:szCs w:val="22"/>
+          <w:lang w:val="en-US"/>
+        </w:rPr>
+        <w:t>NoAlertPresentException</w:t>
+      </w:r>
+      <w:r>
+        <w:rPr>
+          <w:sz w:val="24"/>
+          <w:szCs w:val="22"/>
+          <w:lang w:val="en-US"/>
+        </w:rPr>
+        <w:t xml:space="preserve"> </w:t>
+      </w:r>
+      <w:r>
+        <w:rPr>
+          <w:sz w:val="24"/>
+          <w:szCs w:val="22"/>
+          <w:lang w:val="en-US"/>
+        </w:rPr>
+        <w:sym w:font="Wingdings" w:char="F0E0"/>
+      </w:r>
+      <w:r>
+        <w:rPr>
+          <w:sz w:val="24"/>
+          <w:szCs w:val="22"/>
+          <w:lang w:val="en-US"/>
+        </w:rPr>
+        <w:t xml:space="preserve"> You are trying to handle an alert, but there is no any alert on the page.</w:t>
       </w:r>
     </w:p>
     <w:p>
@@ -8044,23 +7878,13 @@
           <w:lang w:val="en-US"/>
         </w:rPr>
       </w:pPr>
-      <w:proofErr w:type="gramStart"/>
-      <w:r>
-        <w:rPr>
-          <w:sz w:val="24"/>
-          <w:szCs w:val="22"/>
-          <w:lang w:val="en-US"/>
-        </w:rPr>
-        <w:t>sendKeys(</w:t>
-      </w:r>
-      <w:proofErr w:type="gramEnd"/>
-      <w:r>
-        <w:rPr>
-          <w:sz w:val="24"/>
-          <w:szCs w:val="22"/>
-          <w:lang w:val="en-US"/>
-        </w:rPr>
-        <w:t xml:space="preserve">) </w:t>
+      <w:r>
+        <w:rPr>
+          <w:sz w:val="24"/>
+          <w:szCs w:val="22"/>
+          <w:lang w:val="en-US"/>
+        </w:rPr>
+        <w:t xml:space="preserve">sendKeys() </w:t>
       </w:r>
       <w:r>
         <w:rPr>
@@ -8110,23 +7934,13 @@
           <w:lang w:val="en-US"/>
         </w:rPr>
       </w:pPr>
-      <w:proofErr w:type="gramStart"/>
-      <w:r>
-        <w:rPr>
-          <w:sz w:val="24"/>
-          <w:szCs w:val="22"/>
-          <w:lang w:val="en-US"/>
-        </w:rPr>
-        <w:t>click(</w:t>
-      </w:r>
-      <w:proofErr w:type="gramEnd"/>
-      <w:r>
-        <w:rPr>
-          <w:sz w:val="24"/>
-          <w:szCs w:val="22"/>
-          <w:lang w:val="en-US"/>
-        </w:rPr>
-        <w:t xml:space="preserve">) </w:t>
+      <w:r>
+        <w:rPr>
+          <w:sz w:val="24"/>
+          <w:szCs w:val="22"/>
+          <w:lang w:val="en-US"/>
+        </w:rPr>
+        <w:t xml:space="preserve">click() </w:t>
       </w:r>
       <w:r>
         <w:rPr>
@@ -8158,23 +7972,13 @@
           <w:lang w:val="en-US"/>
         </w:rPr>
       </w:pPr>
-      <w:proofErr w:type="gramStart"/>
-      <w:r>
-        <w:rPr>
-          <w:sz w:val="24"/>
-          <w:szCs w:val="22"/>
-          <w:lang w:val="en-US"/>
-        </w:rPr>
-        <w:t>getText(</w:t>
-      </w:r>
-      <w:proofErr w:type="gramEnd"/>
-      <w:r>
-        <w:rPr>
-          <w:sz w:val="24"/>
-          <w:szCs w:val="22"/>
-          <w:lang w:val="en-US"/>
-        </w:rPr>
-        <w:t xml:space="preserve">) </w:t>
+      <w:r>
+        <w:rPr>
+          <w:sz w:val="24"/>
+          <w:szCs w:val="22"/>
+          <w:lang w:val="en-US"/>
+        </w:rPr>
+        <w:t xml:space="preserve">getText() </w:t>
       </w:r>
       <w:r>
         <w:rPr>
@@ -8244,23 +8048,13 @@
           <w:lang w:val="en-US"/>
         </w:rPr>
       </w:pPr>
-      <w:proofErr w:type="gramStart"/>
-      <w:r>
-        <w:rPr>
-          <w:sz w:val="24"/>
-          <w:szCs w:val="22"/>
-          <w:lang w:val="en-US"/>
-        </w:rPr>
-        <w:t>isSelected(</w:t>
-      </w:r>
-      <w:proofErr w:type="gramEnd"/>
-      <w:r>
-        <w:rPr>
-          <w:sz w:val="24"/>
-          <w:szCs w:val="22"/>
-          <w:lang w:val="en-US"/>
-        </w:rPr>
-        <w:t xml:space="preserve">) </w:t>
+      <w:r>
+        <w:rPr>
+          <w:sz w:val="24"/>
+          <w:szCs w:val="22"/>
+          <w:lang w:val="en-US"/>
+        </w:rPr>
+        <w:t xml:space="preserve">isSelected() </w:t>
       </w:r>
       <w:r>
         <w:rPr>
@@ -8292,23 +8086,13 @@
           <w:lang w:val="en-US"/>
         </w:rPr>
       </w:pPr>
-      <w:proofErr w:type="gramStart"/>
-      <w:r>
-        <w:rPr>
-          <w:sz w:val="24"/>
-          <w:szCs w:val="22"/>
-          <w:lang w:val="en-US"/>
-        </w:rPr>
-        <w:t>isEnabled(</w:t>
-      </w:r>
-      <w:proofErr w:type="gramEnd"/>
-      <w:r>
-        <w:rPr>
-          <w:sz w:val="24"/>
-          <w:szCs w:val="22"/>
-          <w:lang w:val="en-US"/>
-        </w:rPr>
-        <w:t xml:space="preserve">) </w:t>
+      <w:r>
+        <w:rPr>
+          <w:sz w:val="24"/>
+          <w:szCs w:val="22"/>
+          <w:lang w:val="en-US"/>
+        </w:rPr>
+        <w:t xml:space="preserve">isEnabled() </w:t>
       </w:r>
       <w:r>
         <w:rPr>
@@ -8340,23 +8124,13 @@
           <w:lang w:val="en-US"/>
         </w:rPr>
       </w:pPr>
-      <w:proofErr w:type="gramStart"/>
-      <w:r>
-        <w:rPr>
-          <w:sz w:val="24"/>
-          <w:szCs w:val="22"/>
-          <w:lang w:val="en-US"/>
-        </w:rPr>
-        <w:t>isDisplayed(</w:t>
-      </w:r>
-      <w:proofErr w:type="gramEnd"/>
-      <w:r>
-        <w:rPr>
-          <w:sz w:val="24"/>
-          <w:szCs w:val="22"/>
-          <w:lang w:val="en-US"/>
-        </w:rPr>
-        <w:t xml:space="preserve">) </w:t>
+      <w:r>
+        <w:rPr>
+          <w:sz w:val="24"/>
+          <w:szCs w:val="22"/>
+          <w:lang w:val="en-US"/>
+        </w:rPr>
+        <w:t xml:space="preserve">isDisplayed() </w:t>
       </w:r>
       <w:r>
         <w:rPr>
@@ -8467,6 +8241,7 @@
           <w:szCs w:val="22"/>
           <w:lang w:val="en-US"/>
         </w:rPr>
+        <w:lastRenderedPageBreak/>
         <w:t>Locators are the ways of locating any control on the web page. These are the strategies to identify any control / WebElement on the page.</w:t>
       </w:r>
     </w:p>
@@ -8489,7 +8264,6 @@
           <w:szCs w:val="22"/>
           <w:lang w:val="en-US"/>
         </w:rPr>
-        <w:lastRenderedPageBreak/>
         <w:t>Id</w:t>
       </w:r>
     </w:p>
@@ -9105,6 +8879,7 @@
           <w:szCs w:val="22"/>
           <w:lang w:val="en-US"/>
         </w:rPr>
+        <w:lastRenderedPageBreak/>
         <w:t>Using Special Characters</w:t>
       </w:r>
     </w:p>
@@ -9165,7 +8940,6 @@
           <w:szCs w:val="22"/>
           <w:lang w:val="en-US"/>
         </w:rPr>
-        <w:lastRenderedPageBreak/>
         <w:t xml:space="preserve">$ </w:t>
       </w:r>
       <w:r>
@@ -9632,25 +9406,7 @@
           <w:szCs w:val="22"/>
           <w:lang w:val="en-US"/>
         </w:rPr>
-        <w:t>//</w:t>
-      </w:r>
-      <w:proofErr w:type="gramStart"/>
-      <w:r>
-        <w:rPr>
-          <w:sz w:val="24"/>
-          <w:szCs w:val="22"/>
-          <w:lang w:val="en-US"/>
-        </w:rPr>
-        <w:t>input[</w:t>
-      </w:r>
-      <w:proofErr w:type="gramEnd"/>
-      <w:r>
-        <w:rPr>
-          <w:sz w:val="24"/>
-          <w:szCs w:val="22"/>
-          <w:lang w:val="en-US"/>
-        </w:rPr>
-        <w:t>@type='password']</w:t>
+        <w:t>//input[@type='password']</w:t>
       </w:r>
     </w:p>
     <w:p>
@@ -9782,23 +9538,13 @@
           <w:lang w:val="en-US"/>
         </w:rPr>
       </w:pPr>
-      <w:proofErr w:type="gramStart"/>
-      <w:r>
-        <w:rPr>
-          <w:sz w:val="24"/>
-          <w:szCs w:val="22"/>
-          <w:lang w:val="en-US"/>
-        </w:rPr>
-        <w:t>getFirstSelectedOption(</w:t>
-      </w:r>
-      <w:proofErr w:type="gramEnd"/>
-      <w:r>
-        <w:rPr>
-          <w:sz w:val="24"/>
-          <w:szCs w:val="22"/>
-          <w:lang w:val="en-US"/>
-        </w:rPr>
-        <w:t xml:space="preserve">) </w:t>
+      <w:r>
+        <w:rPr>
+          <w:sz w:val="24"/>
+          <w:szCs w:val="22"/>
+          <w:lang w:val="en-US"/>
+        </w:rPr>
+        <w:t xml:space="preserve">getFirstSelectedOption() </w:t>
       </w:r>
       <w:r>
         <w:rPr>
@@ -9840,23 +9586,13 @@
           <w:lang w:val="en-US"/>
         </w:rPr>
       </w:pPr>
-      <w:proofErr w:type="gramStart"/>
-      <w:r>
-        <w:rPr>
-          <w:sz w:val="24"/>
-          <w:szCs w:val="22"/>
-          <w:lang w:val="en-US"/>
-        </w:rPr>
-        <w:t>getOptions(</w:t>
-      </w:r>
-      <w:proofErr w:type="gramEnd"/>
-      <w:r>
-        <w:rPr>
-          <w:sz w:val="24"/>
-          <w:szCs w:val="22"/>
-          <w:lang w:val="en-US"/>
-        </w:rPr>
-        <w:t xml:space="preserve">) </w:t>
+      <w:r>
+        <w:rPr>
+          <w:sz w:val="24"/>
+          <w:szCs w:val="22"/>
+          <w:lang w:val="en-US"/>
+        </w:rPr>
+        <w:t xml:space="preserve">getOptions() </w:t>
       </w:r>
       <w:r>
         <w:rPr>
@@ -9890,23 +9626,13 @@
           <w:lang w:val="en-US"/>
         </w:rPr>
       </w:pPr>
-      <w:proofErr w:type="gramStart"/>
-      <w:r>
-        <w:rPr>
-          <w:sz w:val="24"/>
-          <w:szCs w:val="22"/>
-          <w:lang w:val="en-US"/>
-        </w:rPr>
-        <w:t>selectByVisibleText(</w:t>
-      </w:r>
-      <w:proofErr w:type="gramEnd"/>
-      <w:r>
-        <w:rPr>
-          <w:sz w:val="24"/>
-          <w:szCs w:val="22"/>
-          <w:lang w:val="en-US"/>
-        </w:rPr>
-        <w:t xml:space="preserve">) </w:t>
+      <w:r>
+        <w:rPr>
+          <w:sz w:val="24"/>
+          <w:szCs w:val="22"/>
+          <w:lang w:val="en-US"/>
+        </w:rPr>
+        <w:t xml:space="preserve">selectByVisibleText() </w:t>
       </w:r>
       <w:r>
         <w:rPr>
@@ -9940,23 +9666,13 @@
           <w:lang w:val="en-US"/>
         </w:rPr>
       </w:pPr>
-      <w:proofErr w:type="gramStart"/>
-      <w:r>
-        <w:rPr>
-          <w:sz w:val="24"/>
-          <w:szCs w:val="22"/>
-          <w:lang w:val="en-US"/>
-        </w:rPr>
-        <w:t>selectByContainsVisibleText(</w:t>
-      </w:r>
-      <w:proofErr w:type="gramEnd"/>
-      <w:r>
-        <w:rPr>
-          <w:sz w:val="24"/>
-          <w:szCs w:val="22"/>
-          <w:lang w:val="en-US"/>
-        </w:rPr>
-        <w:t xml:space="preserve">) </w:t>
+      <w:r>
+        <w:rPr>
+          <w:sz w:val="24"/>
+          <w:szCs w:val="22"/>
+          <w:lang w:val="en-US"/>
+        </w:rPr>
+        <w:t xml:space="preserve">selectByContainsVisibleText() </w:t>
       </w:r>
       <w:r>
         <w:rPr>
@@ -9990,23 +9706,13 @@
           <w:lang w:val="en-US"/>
         </w:rPr>
       </w:pPr>
-      <w:proofErr w:type="gramStart"/>
-      <w:r>
-        <w:rPr>
-          <w:sz w:val="24"/>
-          <w:szCs w:val="22"/>
-          <w:lang w:val="en-US"/>
-        </w:rPr>
-        <w:t>selectByValue(</w:t>
-      </w:r>
-      <w:proofErr w:type="gramEnd"/>
-      <w:r>
-        <w:rPr>
-          <w:sz w:val="24"/>
-          <w:szCs w:val="22"/>
-          <w:lang w:val="en-US"/>
-        </w:rPr>
-        <w:t xml:space="preserve">) </w:t>
+      <w:r>
+        <w:rPr>
+          <w:sz w:val="24"/>
+          <w:szCs w:val="22"/>
+          <w:lang w:val="en-US"/>
+        </w:rPr>
+        <w:t xml:space="preserve">selectByValue() </w:t>
       </w:r>
       <w:r>
         <w:rPr>
@@ -10040,23 +9746,14 @@
           <w:lang w:val="en-US"/>
         </w:rPr>
       </w:pPr>
-      <w:proofErr w:type="gramStart"/>
-      <w:r>
-        <w:rPr>
-          <w:sz w:val="24"/>
-          <w:szCs w:val="22"/>
-          <w:lang w:val="en-US"/>
-        </w:rPr>
-        <w:t>selectByIndex(</w:t>
-      </w:r>
-      <w:proofErr w:type="gramEnd"/>
-      <w:r>
-        <w:rPr>
-          <w:sz w:val="24"/>
-          <w:szCs w:val="22"/>
-          <w:lang w:val="en-US"/>
-        </w:rPr>
-        <w:t xml:space="preserve">) </w:t>
+      <w:r>
+        <w:rPr>
+          <w:sz w:val="24"/>
+          <w:szCs w:val="22"/>
+          <w:lang w:val="en-US"/>
+        </w:rPr>
+        <w:lastRenderedPageBreak/>
+        <w:t xml:space="preserve">selectByIndex() </w:t>
       </w:r>
       <w:r>
         <w:rPr>
@@ -10090,24 +9787,13 @@
           <w:lang w:val="en-US"/>
         </w:rPr>
       </w:pPr>
-      <w:proofErr w:type="gramStart"/>
-      <w:r>
-        <w:rPr>
-          <w:sz w:val="24"/>
-          <w:szCs w:val="22"/>
-          <w:lang w:val="en-US"/>
-        </w:rPr>
-        <w:lastRenderedPageBreak/>
-        <w:t>getAllSelectedOptions(</w:t>
-      </w:r>
-      <w:proofErr w:type="gramEnd"/>
-      <w:r>
-        <w:rPr>
-          <w:sz w:val="24"/>
-          <w:szCs w:val="22"/>
-          <w:lang w:val="en-US"/>
-        </w:rPr>
-        <w:t xml:space="preserve">) </w:t>
+      <w:r>
+        <w:rPr>
+          <w:sz w:val="24"/>
+          <w:szCs w:val="22"/>
+          <w:lang w:val="en-US"/>
+        </w:rPr>
+        <w:t xml:space="preserve">getAllSelectedOptions() </w:t>
       </w:r>
       <w:r>
         <w:rPr>
@@ -10141,23 +9827,13 @@
           <w:lang w:val="en-US"/>
         </w:rPr>
       </w:pPr>
-      <w:proofErr w:type="gramStart"/>
-      <w:r>
-        <w:rPr>
-          <w:sz w:val="24"/>
-          <w:szCs w:val="22"/>
-          <w:lang w:val="en-US"/>
-        </w:rPr>
-        <w:t>isMultiple(</w:t>
-      </w:r>
-      <w:proofErr w:type="gramEnd"/>
-      <w:r>
-        <w:rPr>
-          <w:sz w:val="24"/>
-          <w:szCs w:val="22"/>
-          <w:lang w:val="en-US"/>
-        </w:rPr>
-        <w:t xml:space="preserve">) </w:t>
+      <w:r>
+        <w:rPr>
+          <w:sz w:val="24"/>
+          <w:szCs w:val="22"/>
+          <w:lang w:val="en-US"/>
+        </w:rPr>
+        <w:t xml:space="preserve">isMultiple() </w:t>
       </w:r>
       <w:r>
         <w:rPr>
@@ -10358,33 +10034,13 @@
           <w:lang w:val="en-US"/>
         </w:rPr>
       </w:pPr>
-      <w:proofErr w:type="spellStart"/>
-      <w:proofErr w:type="gramStart"/>
-      <w:r>
-        <w:rPr>
-          <w:sz w:val="24"/>
-          <w:szCs w:val="22"/>
-          <w:lang w:val="en-US"/>
-        </w:rPr>
-        <w:t>Thread.sleep</w:t>
-      </w:r>
-      <w:proofErr w:type="spellEnd"/>
-      <w:r>
-        <w:rPr>
-          <w:sz w:val="24"/>
-          <w:szCs w:val="22"/>
-          <w:lang w:val="en-US"/>
-        </w:rPr>
-        <w:t>(</w:t>
-      </w:r>
-      <w:proofErr w:type="gramEnd"/>
-      <w:r>
-        <w:rPr>
-          <w:sz w:val="24"/>
-          <w:szCs w:val="22"/>
-          <w:lang w:val="en-US"/>
-        </w:rPr>
-        <w:t>)</w:t>
+      <w:r>
+        <w:rPr>
+          <w:sz w:val="24"/>
+          <w:szCs w:val="22"/>
+          <w:lang w:val="en-US"/>
+        </w:rPr>
+        <w:t>Thread.sleep()</w:t>
       </w:r>
       <w:r>
         <w:rPr>
@@ -10840,23 +10496,13 @@
           <w:lang w:val="en-US"/>
         </w:rPr>
       </w:pPr>
-      <w:proofErr w:type="spellStart"/>
-      <w:r>
-        <w:rPr>
-          <w:sz w:val="24"/>
-          <w:szCs w:val="22"/>
-          <w:lang w:val="en-US"/>
-        </w:rPr>
-        <w:t>i</w:t>
-      </w:r>
-      <w:proofErr w:type="spellEnd"/>
-      <w:r>
-        <w:rPr>
-          <w:sz w:val="24"/>
-          <w:szCs w:val="22"/>
-          <w:lang w:val="en-US"/>
-        </w:rPr>
-        <w:t xml:space="preserve"> – ignoring </w:t>
+      <w:r>
+        <w:rPr>
+          <w:sz w:val="24"/>
+          <w:szCs w:val="22"/>
+          <w:lang w:val="en-US"/>
+        </w:rPr>
+        <w:t xml:space="preserve">i – ignoring </w:t>
       </w:r>
     </w:p>
     <w:p>
@@ -11181,25 +10827,7 @@
           <w:szCs w:val="22"/>
           <w:lang w:val="en-US"/>
         </w:rPr>
-        <w:t>&lt;</w:t>
-      </w:r>
-      <w:proofErr w:type="gramStart"/>
-      <w:r>
-        <w:rPr>
-          <w:sz w:val="24"/>
-          <w:szCs w:val="22"/>
-          <w:lang w:val="en-US"/>
-        </w:rPr>
-        <w:t>table</w:t>
-      </w:r>
-      <w:proofErr w:type="gramEnd"/>
-      <w:r>
-        <w:rPr>
-          <w:sz w:val="24"/>
-          <w:szCs w:val="22"/>
-          <w:lang w:val="en-US"/>
-        </w:rPr>
-        <w:t>&gt;</w:t>
+        <w:t>&lt;table&gt;</w:t>
       </w:r>
     </w:p>
     <w:p>
@@ -11217,27 +10845,7 @@
           <w:lang w:val="en-US"/>
         </w:rPr>
         <w:tab/>
-        <w:t>&lt;</w:t>
-      </w:r>
-      <w:proofErr w:type="spellStart"/>
-      <w:proofErr w:type="gramStart"/>
-      <w:r>
-        <w:rPr>
-          <w:sz w:val="24"/>
-          <w:szCs w:val="22"/>
-          <w:lang w:val="en-US"/>
-        </w:rPr>
-        <w:t>thead</w:t>
-      </w:r>
-      <w:proofErr w:type="spellEnd"/>
-      <w:proofErr w:type="gramEnd"/>
-      <w:r>
-        <w:rPr>
-          <w:sz w:val="24"/>
-          <w:szCs w:val="22"/>
-          <w:lang w:val="en-US"/>
-        </w:rPr>
-        <w:t>&gt;</w:t>
+        <w:t>&lt;thead&gt;</w:t>
       </w:r>
     </w:p>
     <w:p>
@@ -11263,27 +10871,7 @@
           <w:lang w:val="en-US"/>
         </w:rPr>
         <w:tab/>
-        <w:t>&lt;</w:t>
-      </w:r>
-      <w:proofErr w:type="spellStart"/>
-      <w:proofErr w:type="gramStart"/>
-      <w:r>
-        <w:rPr>
-          <w:sz w:val="24"/>
-          <w:szCs w:val="22"/>
-          <w:lang w:val="en-US"/>
-        </w:rPr>
-        <w:t>tr</w:t>
-      </w:r>
-      <w:proofErr w:type="spellEnd"/>
-      <w:proofErr w:type="gramEnd"/>
-      <w:r>
-        <w:rPr>
-          <w:sz w:val="24"/>
-          <w:szCs w:val="22"/>
-          <w:lang w:val="en-US"/>
-        </w:rPr>
-        <w:t>&gt;</w:t>
+        <w:t>&lt;tr&gt;</w:t>
       </w:r>
     </w:p>
     <w:p>
@@ -11317,53 +10905,7 @@
           <w:lang w:val="en-US"/>
         </w:rPr>
         <w:tab/>
-        <w:t>&lt;</w:t>
-      </w:r>
-      <w:proofErr w:type="spellStart"/>
-      <w:proofErr w:type="gramStart"/>
-      <w:r>
-        <w:rPr>
-          <w:sz w:val="24"/>
-          <w:szCs w:val="22"/>
-          <w:lang w:val="en-US"/>
-        </w:rPr>
-        <w:t>th</w:t>
-      </w:r>
-      <w:proofErr w:type="spellEnd"/>
-      <w:r>
-        <w:rPr>
-          <w:sz w:val="24"/>
-          <w:szCs w:val="22"/>
-          <w:lang w:val="en-US"/>
-        </w:rPr>
-        <w:t>&gt;</w:t>
-      </w:r>
-      <w:proofErr w:type="gramEnd"/>
-      <w:r>
-        <w:rPr>
-          <w:sz w:val="24"/>
-          <w:szCs w:val="22"/>
-          <w:lang w:val="en-US"/>
-        </w:rPr>
-        <w:t>Roll No&lt;/</w:t>
-      </w:r>
-      <w:proofErr w:type="spellStart"/>
-      <w:r>
-        <w:rPr>
-          <w:sz w:val="24"/>
-          <w:szCs w:val="22"/>
-          <w:lang w:val="en-US"/>
-        </w:rPr>
-        <w:t>th</w:t>
-      </w:r>
-      <w:proofErr w:type="spellEnd"/>
-      <w:r>
-        <w:rPr>
-          <w:sz w:val="24"/>
-          <w:szCs w:val="22"/>
-          <w:lang w:val="en-US"/>
-        </w:rPr>
-        <w:t>&gt;</w:t>
+        <w:t>&lt;th&gt;Roll No&lt;/th&gt;</w:t>
       </w:r>
     </w:p>
     <w:p>
@@ -11397,53 +10939,7 @@
           <w:lang w:val="en-US"/>
         </w:rPr>
         <w:tab/>
-        <w:t>&lt;</w:t>
-      </w:r>
-      <w:proofErr w:type="spellStart"/>
-      <w:proofErr w:type="gramStart"/>
-      <w:r>
-        <w:rPr>
-          <w:sz w:val="24"/>
-          <w:szCs w:val="22"/>
-          <w:lang w:val="en-US"/>
-        </w:rPr>
-        <w:t>th</w:t>
-      </w:r>
-      <w:proofErr w:type="spellEnd"/>
-      <w:r>
-        <w:rPr>
-          <w:sz w:val="24"/>
-          <w:szCs w:val="22"/>
-          <w:lang w:val="en-US"/>
-        </w:rPr>
-        <w:t>&gt;</w:t>
-      </w:r>
-      <w:proofErr w:type="gramEnd"/>
-      <w:r>
-        <w:rPr>
-          <w:sz w:val="24"/>
-          <w:szCs w:val="22"/>
-          <w:lang w:val="en-US"/>
-        </w:rPr>
-        <w:t>Name&lt;/</w:t>
-      </w:r>
-      <w:proofErr w:type="spellStart"/>
-      <w:r>
-        <w:rPr>
-          <w:sz w:val="24"/>
-          <w:szCs w:val="22"/>
-          <w:lang w:val="en-US"/>
-        </w:rPr>
-        <w:t>th</w:t>
-      </w:r>
-      <w:proofErr w:type="spellEnd"/>
-      <w:r>
-        <w:rPr>
-          <w:sz w:val="24"/>
-          <w:szCs w:val="22"/>
-          <w:lang w:val="en-US"/>
-        </w:rPr>
-        <w:t>&gt;</w:t>
+        <w:t>&lt;th&gt;Name&lt;/th&gt;</w:t>
       </w:r>
     </w:p>
     <w:p>
@@ -11469,27 +10965,7 @@
           <w:lang w:val="en-US"/>
         </w:rPr>
         <w:tab/>
-        <w:t>&lt;/</w:t>
-      </w:r>
-      <w:proofErr w:type="spellStart"/>
-      <w:proofErr w:type="gramStart"/>
-      <w:r>
-        <w:rPr>
-          <w:sz w:val="24"/>
-          <w:szCs w:val="22"/>
-          <w:lang w:val="en-US"/>
-        </w:rPr>
-        <w:t>tr</w:t>
-      </w:r>
-      <w:proofErr w:type="spellEnd"/>
-      <w:proofErr w:type="gramEnd"/>
-      <w:r>
-        <w:rPr>
-          <w:sz w:val="24"/>
-          <w:szCs w:val="22"/>
-          <w:lang w:val="en-US"/>
-        </w:rPr>
-        <w:t>&gt;</w:t>
+        <w:t>&lt;/tr&gt;</w:t>
       </w:r>
     </w:p>
     <w:p>
@@ -11507,25 +10983,7 @@
           <w:lang w:val="en-US"/>
         </w:rPr>
         <w:tab/>
-        <w:t>&lt;/</w:t>
-      </w:r>
-      <w:proofErr w:type="spellStart"/>
-      <w:r>
-        <w:rPr>
-          <w:sz w:val="24"/>
-          <w:szCs w:val="22"/>
-          <w:lang w:val="en-US"/>
-        </w:rPr>
-        <w:t>thead</w:t>
-      </w:r>
-      <w:proofErr w:type="spellEnd"/>
-      <w:r>
-        <w:rPr>
-          <w:sz w:val="24"/>
-          <w:szCs w:val="22"/>
-          <w:lang w:val="en-US"/>
-        </w:rPr>
-        <w:t>&gt;</w:t>
+        <w:t>&lt;/thead&gt;</w:t>
       </w:r>
     </w:p>
     <w:p>
@@ -11543,27 +11001,7 @@
           <w:lang w:val="en-US"/>
         </w:rPr>
         <w:tab/>
-        <w:t>&lt;</w:t>
-      </w:r>
-      <w:proofErr w:type="spellStart"/>
-      <w:proofErr w:type="gramStart"/>
-      <w:r>
-        <w:rPr>
-          <w:sz w:val="24"/>
-          <w:szCs w:val="22"/>
-          <w:lang w:val="en-US"/>
-        </w:rPr>
-        <w:t>tbody</w:t>
-      </w:r>
-      <w:proofErr w:type="spellEnd"/>
-      <w:proofErr w:type="gramEnd"/>
-      <w:r>
-        <w:rPr>
-          <w:sz w:val="24"/>
-          <w:szCs w:val="22"/>
-          <w:lang w:val="en-US"/>
-        </w:rPr>
-        <w:t>&gt;</w:t>
+        <w:t>&lt;tbody&gt;</w:t>
       </w:r>
     </w:p>
     <w:p>
@@ -11589,27 +11027,7 @@
           <w:lang w:val="en-US"/>
         </w:rPr>
         <w:tab/>
-        <w:t>&lt;</w:t>
-      </w:r>
-      <w:proofErr w:type="spellStart"/>
-      <w:proofErr w:type="gramStart"/>
-      <w:r>
-        <w:rPr>
-          <w:sz w:val="24"/>
-          <w:szCs w:val="22"/>
-          <w:lang w:val="en-US"/>
-        </w:rPr>
-        <w:t>tr</w:t>
-      </w:r>
-      <w:proofErr w:type="spellEnd"/>
-      <w:proofErr w:type="gramEnd"/>
-      <w:r>
-        <w:rPr>
-          <w:sz w:val="24"/>
-          <w:szCs w:val="22"/>
-          <w:lang w:val="en-US"/>
-        </w:rPr>
-        <w:t>&gt;</w:t>
+        <w:t>&lt;tr&gt;</w:t>
       </w:r>
     </w:p>
     <w:p>
@@ -11643,25 +11061,7 @@
           <w:lang w:val="en-US"/>
         </w:rPr>
         <w:tab/>
-        <w:t>&lt;</w:t>
-      </w:r>
-      <w:proofErr w:type="gramStart"/>
-      <w:r>
-        <w:rPr>
-          <w:sz w:val="24"/>
-          <w:szCs w:val="22"/>
-          <w:lang w:val="en-US"/>
-        </w:rPr>
-        <w:t>td&gt;</w:t>
-      </w:r>
-      <w:proofErr w:type="gramEnd"/>
-      <w:r>
-        <w:rPr>
-          <w:sz w:val="24"/>
-          <w:szCs w:val="22"/>
-          <w:lang w:val="en-US"/>
-        </w:rPr>
-        <w:t>1&lt;/td&gt;</w:t>
+        <w:t>&lt;td&gt;1&lt;/td&gt;</w:t>
       </w:r>
     </w:p>
     <w:p>
@@ -11695,35 +11095,7 @@
           <w:lang w:val="en-US"/>
         </w:rPr>
         <w:tab/>
-        <w:t>&lt;</w:t>
-      </w:r>
-      <w:proofErr w:type="gramStart"/>
-      <w:r>
-        <w:rPr>
-          <w:sz w:val="24"/>
-          <w:szCs w:val="22"/>
-          <w:lang w:val="en-US"/>
-        </w:rPr>
-        <w:t>td&gt;</w:t>
-      </w:r>
-      <w:proofErr w:type="spellStart"/>
-      <w:proofErr w:type="gramEnd"/>
-      <w:r>
-        <w:rPr>
-          <w:sz w:val="24"/>
-          <w:szCs w:val="22"/>
-          <w:lang w:val="en-US"/>
-        </w:rPr>
-        <w:t>Diksha</w:t>
-      </w:r>
-      <w:proofErr w:type="spellEnd"/>
-      <w:r>
-        <w:rPr>
-          <w:sz w:val="24"/>
-          <w:szCs w:val="22"/>
-          <w:lang w:val="en-US"/>
-        </w:rPr>
-        <w:t>&lt;/td</w:t>
+        <w:t>&lt;td&gt;Diksha&lt;/td</w:t>
       </w:r>
     </w:p>
     <w:p>
@@ -11749,27 +11121,7 @@
           <w:lang w:val="en-US"/>
         </w:rPr>
         <w:tab/>
-        <w:t>&lt;/</w:t>
-      </w:r>
-      <w:proofErr w:type="spellStart"/>
-      <w:proofErr w:type="gramStart"/>
-      <w:r>
-        <w:rPr>
-          <w:sz w:val="24"/>
-          <w:szCs w:val="22"/>
-          <w:lang w:val="en-US"/>
-        </w:rPr>
-        <w:t>tr</w:t>
-      </w:r>
-      <w:proofErr w:type="spellEnd"/>
-      <w:proofErr w:type="gramEnd"/>
-      <w:r>
-        <w:rPr>
-          <w:sz w:val="24"/>
-          <w:szCs w:val="22"/>
-          <w:lang w:val="en-US"/>
-        </w:rPr>
-        <w:t>&gt;</w:t>
+        <w:t>&lt;/tr&gt;</w:t>
       </w:r>
     </w:p>
     <w:p>
@@ -11795,27 +11147,7 @@
           <w:lang w:val="en-US"/>
         </w:rPr>
         <w:tab/>
-        <w:t>&lt;</w:t>
-      </w:r>
-      <w:proofErr w:type="spellStart"/>
-      <w:proofErr w:type="gramStart"/>
-      <w:r>
-        <w:rPr>
-          <w:sz w:val="24"/>
-          <w:szCs w:val="22"/>
-          <w:lang w:val="en-US"/>
-        </w:rPr>
-        <w:t>tr</w:t>
-      </w:r>
-      <w:proofErr w:type="spellEnd"/>
-      <w:proofErr w:type="gramEnd"/>
-      <w:r>
-        <w:rPr>
-          <w:sz w:val="24"/>
-          <w:szCs w:val="22"/>
-          <w:lang w:val="en-US"/>
-        </w:rPr>
-        <w:t>&gt;</w:t>
+        <w:t>&lt;tr&gt;</w:t>
       </w:r>
       <w:r>
         <w:rPr>
@@ -11857,25 +11189,7 @@
           <w:lang w:val="en-US"/>
         </w:rPr>
         <w:tab/>
-        <w:t>&lt;</w:t>
-      </w:r>
-      <w:proofErr w:type="gramStart"/>
-      <w:r>
-        <w:rPr>
-          <w:sz w:val="24"/>
-          <w:szCs w:val="22"/>
-          <w:lang w:val="en-US"/>
-        </w:rPr>
-        <w:t>td&gt;</w:t>
-      </w:r>
-      <w:proofErr w:type="gramEnd"/>
-      <w:r>
-        <w:rPr>
-          <w:sz w:val="24"/>
-          <w:szCs w:val="22"/>
-          <w:lang w:val="en-US"/>
-        </w:rPr>
-        <w:t>2&lt;/td&gt;</w:t>
+        <w:t>&lt;td&gt;2&lt;/td&gt;</w:t>
       </w:r>
     </w:p>
     <w:p>
@@ -11909,35 +11223,7 @@
           <w:lang w:val="en-US"/>
         </w:rPr>
         <w:tab/>
-        <w:t>&lt;</w:t>
-      </w:r>
-      <w:proofErr w:type="gramStart"/>
-      <w:r>
-        <w:rPr>
-          <w:sz w:val="24"/>
-          <w:szCs w:val="22"/>
-          <w:lang w:val="en-US"/>
-        </w:rPr>
-        <w:t>td&gt;</w:t>
-      </w:r>
-      <w:proofErr w:type="spellStart"/>
-      <w:proofErr w:type="gramEnd"/>
-      <w:r>
-        <w:rPr>
-          <w:sz w:val="24"/>
-          <w:szCs w:val="22"/>
-          <w:lang w:val="en-US"/>
-        </w:rPr>
-        <w:t>Dilshad</w:t>
-      </w:r>
-      <w:proofErr w:type="spellEnd"/>
-      <w:r>
-        <w:rPr>
-          <w:sz w:val="24"/>
-          <w:szCs w:val="22"/>
-          <w:lang w:val="en-US"/>
-        </w:rPr>
-        <w:t>&lt;/td&gt;</w:t>
+        <w:t>&lt;td&gt;Dilshad&lt;/td&gt;</w:t>
       </w:r>
     </w:p>
     <w:p>
@@ -11963,27 +11249,7 @@
           <w:lang w:val="en-US"/>
         </w:rPr>
         <w:tab/>
-        <w:t>&lt;/</w:t>
-      </w:r>
-      <w:proofErr w:type="spellStart"/>
-      <w:proofErr w:type="gramStart"/>
-      <w:r>
-        <w:rPr>
-          <w:sz w:val="24"/>
-          <w:szCs w:val="22"/>
-          <w:lang w:val="en-US"/>
-        </w:rPr>
-        <w:t>tr</w:t>
-      </w:r>
-      <w:proofErr w:type="spellEnd"/>
-      <w:proofErr w:type="gramEnd"/>
-      <w:r>
-        <w:rPr>
-          <w:sz w:val="24"/>
-          <w:szCs w:val="22"/>
-          <w:lang w:val="en-US"/>
-        </w:rPr>
-        <w:t>&gt;</w:t>
+        <w:t>&lt;/tr&gt;</w:t>
       </w:r>
     </w:p>
     <w:p>
@@ -12001,60 +11267,24 @@
           <w:lang w:val="en-US"/>
         </w:rPr>
         <w:tab/>
-        <w:t>&lt;/</w:t>
-      </w:r>
-      <w:proofErr w:type="spellStart"/>
-      <w:r>
-        <w:rPr>
-          <w:sz w:val="24"/>
-          <w:szCs w:val="22"/>
-          <w:lang w:val="en-US"/>
-        </w:rPr>
-        <w:t>tbody</w:t>
-      </w:r>
-      <w:proofErr w:type="spellEnd"/>
-      <w:r>
-        <w:rPr>
-          <w:sz w:val="24"/>
-          <w:szCs w:val="22"/>
-          <w:lang w:val="en-US"/>
-        </w:rPr>
-        <w:t>&gt;</w:t>
-      </w:r>
-    </w:p>
-    <w:p>
-      <w:pPr>
-        <w:rPr>
-          <w:sz w:val="24"/>
-          <w:szCs w:val="22"/>
-          <w:lang w:val="en-US"/>
-        </w:rPr>
-      </w:pPr>
-      <w:r>
-        <w:rPr>
-          <w:sz w:val="24"/>
-          <w:szCs w:val="22"/>
-          <w:lang w:val="en-US"/>
-        </w:rPr>
-        <w:t>&lt;</w:t>
-      </w:r>
-      <w:proofErr w:type="gramStart"/>
-      <w:r>
-        <w:rPr>
-          <w:sz w:val="24"/>
-          <w:szCs w:val="22"/>
-          <w:lang w:val="en-US"/>
-        </w:rPr>
-        <w:t>table</w:t>
-      </w:r>
-      <w:proofErr w:type="gramEnd"/>
-      <w:r>
-        <w:rPr>
-          <w:sz w:val="24"/>
-          <w:szCs w:val="22"/>
-          <w:lang w:val="en-US"/>
-        </w:rPr>
-        <w:t>&gt;</w:t>
+        <w:t>&lt;/tbody&gt;</w:t>
+      </w:r>
+    </w:p>
+    <w:p>
+      <w:pPr>
+        <w:rPr>
+          <w:sz w:val="24"/>
+          <w:szCs w:val="22"/>
+          <w:lang w:val="en-US"/>
+        </w:rPr>
+      </w:pPr>
+      <w:r>
+        <w:rPr>
+          <w:sz w:val="24"/>
+          <w:szCs w:val="22"/>
+          <w:lang w:val="en-US"/>
+        </w:rPr>
+        <w:t>&lt;table&gt;</w:t>
       </w:r>
     </w:p>
     <w:p>
@@ -12129,43 +11359,7 @@
           <w:szCs w:val="22"/>
           <w:lang w:val="en-US"/>
         </w:rPr>
-        <w:t>To upload any file on such control simply call .</w:t>
-      </w:r>
-      <w:proofErr w:type="gramStart"/>
-      <w:r>
-        <w:rPr>
-          <w:sz w:val="24"/>
-          <w:szCs w:val="22"/>
-          <w:lang w:val="en-US"/>
-        </w:rPr>
-        <w:t>sendKeys(</w:t>
-      </w:r>
-      <w:proofErr w:type="gramEnd"/>
-      <w:r>
-        <w:rPr>
-          <w:sz w:val="24"/>
-          <w:szCs w:val="22"/>
-          <w:lang w:val="en-US"/>
-        </w:rPr>
-        <w:t xml:space="preserve">) method on this control. And pass the path of file as a parameter to </w:t>
-      </w:r>
-      <w:proofErr w:type="gramStart"/>
-      <w:r>
-        <w:rPr>
-          <w:sz w:val="24"/>
-          <w:szCs w:val="22"/>
-          <w:lang w:val="en-US"/>
-        </w:rPr>
-        <w:t>sendKeys(</w:t>
-      </w:r>
-      <w:proofErr w:type="gramEnd"/>
-      <w:r>
-        <w:rPr>
-          <w:sz w:val="24"/>
-          <w:szCs w:val="22"/>
-          <w:lang w:val="en-US"/>
-        </w:rPr>
-        <w:t>) method.</w:t>
+        <w:t>To upload any file on such control simply call .sendKeys() method on this control. And pass the path of file as a parameter to sendKeys() method.</w:t>
       </w:r>
     </w:p>
     <w:p>
@@ -12347,6 +11541,836 @@
         <w:rPr>
           <w:b/>
           <w:bCs/>
+          <w:sz w:val="24"/>
+          <w:szCs w:val="22"/>
+          <w:lang w:val="en-US"/>
+        </w:rPr>
+      </w:pPr>
+    </w:p>
+    <w:p>
+      <w:pPr>
+        <w:rPr>
+          <w:b/>
+          <w:bCs/>
+          <w:sz w:val="24"/>
+          <w:szCs w:val="22"/>
+          <w:lang w:val="en-US"/>
+        </w:rPr>
+      </w:pPr>
+      <w:r>
+        <w:rPr>
+          <w:b/>
+          <w:bCs/>
+          <w:sz w:val="24"/>
+          <w:szCs w:val="22"/>
+          <w:lang w:val="en-US"/>
+        </w:rPr>
+        <w:t xml:space="preserve">Handling </w:t>
+      </w:r>
+      <w:r>
+        <w:rPr>
+          <w:b/>
+          <w:bCs/>
+          <w:sz w:val="24"/>
+          <w:szCs w:val="22"/>
+          <w:lang w:val="en-US"/>
+        </w:rPr>
+        <w:t>Alert</w:t>
+      </w:r>
+    </w:p>
+    <w:p>
+      <w:pPr>
+        <w:rPr>
+          <w:b/>
+          <w:bCs/>
+          <w:sz w:val="24"/>
+          <w:szCs w:val="22"/>
+          <w:lang w:val="en-US"/>
+        </w:rPr>
+      </w:pPr>
+      <w:r>
+        <w:rPr>
+          <w:b/>
+          <w:bCs/>
+          <w:sz w:val="24"/>
+          <w:szCs w:val="22"/>
+          <w:lang w:val="en-US"/>
+        </w:rPr>
+        <w:t>Alert is</w:t>
+      </w:r>
+    </w:p>
+    <w:p>
+      <w:pPr>
+        <w:pStyle w:val="ListParagraph"/>
+        <w:numPr>
+          <w:ilvl w:val="0"/>
+          <w:numId w:val="30"/>
+        </w:numPr>
+        <w:rPr>
+          <w:sz w:val="24"/>
+          <w:szCs w:val="22"/>
+          <w:lang w:val="en-US"/>
+        </w:rPr>
+      </w:pPr>
+      <w:r>
+        <w:rPr>
+          <w:sz w:val="24"/>
+          <w:szCs w:val="22"/>
+          <w:lang w:val="en-US"/>
+        </w:rPr>
+        <w:t>The kind of popup that is displayed on the top of window</w:t>
+      </w:r>
+    </w:p>
+    <w:p>
+      <w:pPr>
+        <w:pStyle w:val="ListParagraph"/>
+        <w:numPr>
+          <w:ilvl w:val="0"/>
+          <w:numId w:val="30"/>
+        </w:numPr>
+        <w:rPr>
+          <w:sz w:val="24"/>
+          <w:szCs w:val="22"/>
+          <w:lang w:val="en-US"/>
+        </w:rPr>
+      </w:pPr>
+      <w:r>
+        <w:rPr>
+          <w:sz w:val="24"/>
+          <w:szCs w:val="22"/>
+          <w:lang w:val="en-US"/>
+        </w:rPr>
+        <w:t>Can’t be inspected</w:t>
+      </w:r>
+    </w:p>
+    <w:p>
+      <w:pPr>
+        <w:pStyle w:val="ListParagraph"/>
+        <w:numPr>
+          <w:ilvl w:val="0"/>
+          <w:numId w:val="30"/>
+        </w:numPr>
+        <w:rPr>
+          <w:sz w:val="24"/>
+          <w:szCs w:val="22"/>
+          <w:lang w:val="en-US"/>
+        </w:rPr>
+      </w:pPr>
+      <w:r>
+        <w:rPr>
+          <w:sz w:val="24"/>
+          <w:szCs w:val="22"/>
+          <w:lang w:val="en-US"/>
+        </w:rPr>
+        <w:t>Doesn’t allow to perform any action on the page while Alert is present</w:t>
+      </w:r>
+    </w:p>
+    <w:p>
+      <w:pPr>
+        <w:pStyle w:val="ListParagraph"/>
+        <w:numPr>
+          <w:ilvl w:val="0"/>
+          <w:numId w:val="30"/>
+        </w:numPr>
+        <w:rPr>
+          <w:sz w:val="24"/>
+          <w:szCs w:val="22"/>
+          <w:lang w:val="en-US"/>
+        </w:rPr>
+      </w:pPr>
+      <w:r>
+        <w:rPr>
+          <w:sz w:val="24"/>
+          <w:szCs w:val="22"/>
+          <w:lang w:val="en-US"/>
+        </w:rPr>
+        <w:t>Don’t have close (x) button</w:t>
+      </w:r>
+    </w:p>
+    <w:p>
+      <w:pPr>
+        <w:pStyle w:val="ListParagraph"/>
+        <w:numPr>
+          <w:ilvl w:val="0"/>
+          <w:numId w:val="30"/>
+        </w:numPr>
+        <w:rPr>
+          <w:sz w:val="24"/>
+          <w:szCs w:val="22"/>
+          <w:lang w:val="en-US"/>
+        </w:rPr>
+      </w:pPr>
+      <w:r>
+        <w:rPr>
+          <w:sz w:val="24"/>
+          <w:szCs w:val="22"/>
+          <w:lang w:val="en-US"/>
+        </w:rPr>
+        <w:t>Types</w:t>
+      </w:r>
+    </w:p>
+    <w:p>
+      <w:pPr>
+        <w:pStyle w:val="ListParagraph"/>
+        <w:numPr>
+          <w:ilvl w:val="1"/>
+          <w:numId w:val="30"/>
+        </w:numPr>
+        <w:rPr>
+          <w:sz w:val="24"/>
+          <w:szCs w:val="22"/>
+          <w:lang w:val="en-US"/>
+        </w:rPr>
+      </w:pPr>
+      <w:r>
+        <w:rPr>
+          <w:sz w:val="24"/>
+          <w:szCs w:val="22"/>
+          <w:lang w:val="en-US"/>
+        </w:rPr>
+        <w:t>Normal alert (Having Ok button)</w:t>
+      </w:r>
+    </w:p>
+    <w:p>
+      <w:pPr>
+        <w:pStyle w:val="ListParagraph"/>
+        <w:numPr>
+          <w:ilvl w:val="1"/>
+          <w:numId w:val="30"/>
+        </w:numPr>
+        <w:rPr>
+          <w:sz w:val="24"/>
+          <w:szCs w:val="22"/>
+          <w:lang w:val="en-US"/>
+        </w:rPr>
+      </w:pPr>
+      <w:r>
+        <w:rPr>
+          <w:sz w:val="24"/>
+          <w:szCs w:val="22"/>
+          <w:lang w:val="en-US"/>
+        </w:rPr>
+        <w:t>Confirmation alert (Having Ok and Cancel button)</w:t>
+      </w:r>
+    </w:p>
+    <w:p>
+      <w:pPr>
+        <w:pStyle w:val="ListParagraph"/>
+        <w:numPr>
+          <w:ilvl w:val="1"/>
+          <w:numId w:val="30"/>
+        </w:numPr>
+        <w:rPr>
+          <w:sz w:val="24"/>
+          <w:szCs w:val="22"/>
+          <w:lang w:val="en-US"/>
+        </w:rPr>
+      </w:pPr>
+      <w:r>
+        <w:rPr>
+          <w:sz w:val="24"/>
+          <w:szCs w:val="22"/>
+          <w:lang w:val="en-US"/>
+        </w:rPr>
+        <w:t>Prompt alert / Input Box (Allows to enter some text on alert)</w:t>
+      </w:r>
+    </w:p>
+    <w:p>
+      <w:pPr>
+        <w:rPr>
+          <w:sz w:val="24"/>
+          <w:szCs w:val="22"/>
+          <w:lang w:val="en-US"/>
+        </w:rPr>
+      </w:pPr>
+      <w:r>
+        <w:rPr>
+          <w:sz w:val="24"/>
+          <w:szCs w:val="22"/>
+          <w:lang w:val="en-US"/>
+        </w:rPr>
+        <w:t xml:space="preserve">For handling alert in Selenium, we have a special interface called as </w:t>
+      </w:r>
+      <w:r>
+        <w:rPr>
+          <w:b/>
+          <w:bCs/>
+          <w:sz w:val="24"/>
+          <w:szCs w:val="22"/>
+          <w:lang w:val="en-US"/>
+        </w:rPr>
+        <w:t>Alert</w:t>
+      </w:r>
+      <w:r>
+        <w:rPr>
+          <w:b/>
+          <w:bCs/>
+          <w:sz w:val="24"/>
+          <w:szCs w:val="22"/>
+          <w:lang w:val="en-US"/>
+        </w:rPr>
+        <w:t xml:space="preserve">. </w:t>
+      </w:r>
+      <w:r>
+        <w:rPr>
+          <w:sz w:val="24"/>
+          <w:szCs w:val="22"/>
+          <w:lang w:val="en-US"/>
+        </w:rPr>
+        <w:t>You can handle any alert using this interface.</w:t>
+      </w:r>
+    </w:p>
+    <w:p>
+      <w:pPr>
+        <w:rPr>
+          <w:b/>
+          <w:bCs/>
+          <w:sz w:val="24"/>
+          <w:szCs w:val="22"/>
+          <w:lang w:val="en-US"/>
+        </w:rPr>
+      </w:pPr>
+      <w:r>
+        <w:rPr>
+          <w:b/>
+          <w:bCs/>
+          <w:sz w:val="24"/>
+          <w:szCs w:val="22"/>
+          <w:lang w:val="en-US"/>
+        </w:rPr>
+        <w:t>Methods</w:t>
+      </w:r>
+    </w:p>
+    <w:p>
+      <w:pPr>
+        <w:pStyle w:val="ListParagraph"/>
+        <w:numPr>
+          <w:ilvl w:val="0"/>
+          <w:numId w:val="31"/>
+        </w:numPr>
+        <w:rPr>
+          <w:sz w:val="24"/>
+          <w:szCs w:val="22"/>
+          <w:lang w:val="en-US"/>
+        </w:rPr>
+      </w:pPr>
+      <w:r>
+        <w:rPr>
+          <w:sz w:val="24"/>
+          <w:szCs w:val="22"/>
+          <w:lang w:val="en-US"/>
+        </w:rPr>
+        <w:t xml:space="preserve">driver.switchTo().alert() </w:t>
+      </w:r>
+      <w:r>
+        <w:rPr>
+          <w:sz w:val="24"/>
+          <w:szCs w:val="22"/>
+          <w:lang w:val="en-US"/>
+        </w:rPr>
+        <w:sym w:font="Wingdings" w:char="F0E0"/>
+      </w:r>
+      <w:r>
+        <w:rPr>
+          <w:sz w:val="24"/>
+          <w:szCs w:val="22"/>
+          <w:lang w:val="en-US"/>
+        </w:rPr>
+        <w:t xml:space="preserve"> Will switch to the alert</w:t>
+      </w:r>
+    </w:p>
+    <w:p>
+      <w:pPr>
+        <w:pStyle w:val="ListParagraph"/>
+        <w:numPr>
+          <w:ilvl w:val="0"/>
+          <w:numId w:val="31"/>
+        </w:numPr>
+        <w:rPr>
+          <w:sz w:val="24"/>
+          <w:szCs w:val="22"/>
+          <w:lang w:val="en-US"/>
+        </w:rPr>
+      </w:pPr>
+      <w:r>
+        <w:rPr>
+          <w:sz w:val="24"/>
+          <w:szCs w:val="22"/>
+          <w:lang w:val="en-US"/>
+        </w:rPr>
+        <w:t xml:space="preserve">getText() </w:t>
+      </w:r>
+      <w:r>
+        <w:rPr>
+          <w:sz w:val="24"/>
+          <w:szCs w:val="22"/>
+          <w:lang w:val="en-US"/>
+        </w:rPr>
+        <w:sym w:font="Wingdings" w:char="F0E0"/>
+      </w:r>
+      <w:r>
+        <w:rPr>
+          <w:sz w:val="24"/>
+          <w:szCs w:val="22"/>
+          <w:lang w:val="en-US"/>
+        </w:rPr>
+        <w:t xml:space="preserve"> will return the text on the alert (String)</w:t>
+      </w:r>
+    </w:p>
+    <w:p>
+      <w:pPr>
+        <w:pStyle w:val="ListParagraph"/>
+        <w:numPr>
+          <w:ilvl w:val="0"/>
+          <w:numId w:val="31"/>
+        </w:numPr>
+        <w:rPr>
+          <w:sz w:val="24"/>
+          <w:szCs w:val="22"/>
+          <w:lang w:val="en-US"/>
+        </w:rPr>
+      </w:pPr>
+      <w:r>
+        <w:rPr>
+          <w:sz w:val="24"/>
+          <w:szCs w:val="22"/>
+          <w:lang w:val="en-US"/>
+        </w:rPr>
+        <w:t xml:space="preserve">accept() </w:t>
+      </w:r>
+      <w:r>
+        <w:rPr>
+          <w:sz w:val="24"/>
+          <w:szCs w:val="22"/>
+          <w:lang w:val="en-US"/>
+        </w:rPr>
+        <w:sym w:font="Wingdings" w:char="F0E0"/>
+      </w:r>
+      <w:r>
+        <w:rPr>
+          <w:sz w:val="24"/>
+          <w:szCs w:val="22"/>
+          <w:lang w:val="en-US"/>
+        </w:rPr>
+        <w:t xml:space="preserve"> Will click on Ok button</w:t>
+      </w:r>
+    </w:p>
+    <w:p>
+      <w:pPr>
+        <w:pStyle w:val="ListParagraph"/>
+        <w:numPr>
+          <w:ilvl w:val="0"/>
+          <w:numId w:val="31"/>
+        </w:numPr>
+        <w:rPr>
+          <w:sz w:val="24"/>
+          <w:szCs w:val="22"/>
+          <w:lang w:val="en-US"/>
+        </w:rPr>
+      </w:pPr>
+      <w:r>
+        <w:rPr>
+          <w:sz w:val="24"/>
+          <w:szCs w:val="22"/>
+          <w:lang w:val="en-US"/>
+        </w:rPr>
+        <w:t xml:space="preserve">dismiss() </w:t>
+      </w:r>
+      <w:r>
+        <w:rPr>
+          <w:sz w:val="24"/>
+          <w:szCs w:val="22"/>
+          <w:lang w:val="en-US"/>
+        </w:rPr>
+        <w:sym w:font="Wingdings" w:char="F0E0"/>
+      </w:r>
+      <w:r>
+        <w:rPr>
+          <w:sz w:val="24"/>
+          <w:szCs w:val="22"/>
+          <w:lang w:val="en-US"/>
+        </w:rPr>
+        <w:t xml:space="preserve"> Will click on the Cancel button of alert</w:t>
+      </w:r>
+    </w:p>
+    <w:p>
+      <w:pPr>
+        <w:pStyle w:val="ListParagraph"/>
+        <w:numPr>
+          <w:ilvl w:val="0"/>
+          <w:numId w:val="31"/>
+        </w:numPr>
+        <w:rPr>
+          <w:sz w:val="24"/>
+          <w:szCs w:val="22"/>
+          <w:lang w:val="en-US"/>
+        </w:rPr>
+      </w:pPr>
+      <w:r>
+        <w:rPr>
+          <w:sz w:val="24"/>
+          <w:szCs w:val="22"/>
+          <w:lang w:val="en-US"/>
+        </w:rPr>
+        <w:t xml:space="preserve">sendKeys() </w:t>
+      </w:r>
+      <w:r>
+        <w:rPr>
+          <w:sz w:val="24"/>
+          <w:szCs w:val="22"/>
+          <w:lang w:val="en-US"/>
+        </w:rPr>
+        <w:sym w:font="Wingdings" w:char="F0E0"/>
+      </w:r>
+      <w:r>
+        <w:rPr>
+          <w:sz w:val="24"/>
+          <w:szCs w:val="22"/>
+          <w:lang w:val="en-US"/>
+        </w:rPr>
+        <w:t xml:space="preserve"> Will enter some text in the prompt box.</w:t>
+      </w:r>
+    </w:p>
+    <w:p>
+      <w:pPr>
+        <w:rPr>
+          <w:sz w:val="24"/>
+          <w:szCs w:val="22"/>
+          <w:lang w:val="en-US"/>
+        </w:rPr>
+      </w:pPr>
+    </w:p>
+    <w:p>
+      <w:pPr>
+        <w:rPr>
+          <w:b/>
+          <w:bCs/>
+          <w:sz w:val="24"/>
+          <w:szCs w:val="22"/>
+          <w:lang w:val="en-US"/>
+        </w:rPr>
+      </w:pPr>
+      <w:r>
+        <w:rPr>
+          <w:b/>
+          <w:bCs/>
+          <w:sz w:val="24"/>
+          <w:szCs w:val="22"/>
+          <w:lang w:val="en-US"/>
+        </w:rPr>
+        <w:t>Mouse Actions</w:t>
+      </w:r>
+    </w:p>
+    <w:p>
+      <w:pPr>
+        <w:pStyle w:val="ListParagraph"/>
+        <w:numPr>
+          <w:ilvl w:val="0"/>
+          <w:numId w:val="32"/>
+        </w:numPr>
+        <w:rPr>
+          <w:sz w:val="24"/>
+          <w:szCs w:val="22"/>
+          <w:lang w:val="en-US"/>
+        </w:rPr>
+      </w:pPr>
+      <w:r>
+        <w:rPr>
+          <w:sz w:val="24"/>
+          <w:szCs w:val="22"/>
+          <w:lang w:val="en-US"/>
+        </w:rPr>
+        <w:t>Hover</w:t>
+      </w:r>
+    </w:p>
+    <w:p>
+      <w:pPr>
+        <w:pStyle w:val="ListParagraph"/>
+        <w:numPr>
+          <w:ilvl w:val="0"/>
+          <w:numId w:val="32"/>
+        </w:numPr>
+        <w:rPr>
+          <w:sz w:val="24"/>
+          <w:szCs w:val="22"/>
+          <w:lang w:val="en-US"/>
+        </w:rPr>
+      </w:pPr>
+      <w:r>
+        <w:rPr>
+          <w:sz w:val="24"/>
+          <w:szCs w:val="22"/>
+          <w:lang w:val="en-US"/>
+        </w:rPr>
+        <w:t>Right Click</w:t>
+      </w:r>
+    </w:p>
+    <w:p>
+      <w:pPr>
+        <w:pStyle w:val="ListParagraph"/>
+        <w:numPr>
+          <w:ilvl w:val="0"/>
+          <w:numId w:val="32"/>
+        </w:numPr>
+        <w:rPr>
+          <w:sz w:val="24"/>
+          <w:szCs w:val="22"/>
+          <w:lang w:val="en-US"/>
+        </w:rPr>
+      </w:pPr>
+      <w:r>
+        <w:rPr>
+          <w:sz w:val="24"/>
+          <w:szCs w:val="22"/>
+          <w:lang w:val="en-US"/>
+        </w:rPr>
+        <w:t>Left Click</w:t>
+      </w:r>
+    </w:p>
+    <w:p>
+      <w:pPr>
+        <w:pStyle w:val="ListParagraph"/>
+        <w:numPr>
+          <w:ilvl w:val="0"/>
+          <w:numId w:val="32"/>
+        </w:numPr>
+        <w:rPr>
+          <w:sz w:val="24"/>
+          <w:szCs w:val="22"/>
+          <w:lang w:val="en-US"/>
+        </w:rPr>
+      </w:pPr>
+      <w:r>
+        <w:rPr>
+          <w:sz w:val="24"/>
+          <w:szCs w:val="22"/>
+          <w:lang w:val="en-US"/>
+        </w:rPr>
+        <w:t>Double Click</w:t>
+      </w:r>
+    </w:p>
+    <w:p>
+      <w:pPr>
+        <w:pStyle w:val="ListParagraph"/>
+        <w:numPr>
+          <w:ilvl w:val="0"/>
+          <w:numId w:val="32"/>
+        </w:numPr>
+        <w:rPr>
+          <w:sz w:val="24"/>
+          <w:szCs w:val="22"/>
+          <w:lang w:val="en-US"/>
+        </w:rPr>
+      </w:pPr>
+      <w:r>
+        <w:rPr>
+          <w:sz w:val="24"/>
+          <w:szCs w:val="22"/>
+          <w:lang w:val="en-US"/>
+        </w:rPr>
+        <w:lastRenderedPageBreak/>
+        <w:t>Drag and Drop</w:t>
+      </w:r>
+    </w:p>
+    <w:p>
+      <w:pPr>
+        <w:rPr>
+          <w:sz w:val="24"/>
+          <w:szCs w:val="22"/>
+          <w:lang w:val="en-US"/>
+        </w:rPr>
+      </w:pPr>
+    </w:p>
+    <w:p>
+      <w:pPr>
+        <w:rPr>
+          <w:b/>
+          <w:bCs/>
+          <w:sz w:val="24"/>
+          <w:szCs w:val="22"/>
+          <w:lang w:val="en-US"/>
+        </w:rPr>
+      </w:pPr>
+      <w:r>
+        <w:rPr>
+          <w:sz w:val="24"/>
+          <w:szCs w:val="22"/>
+          <w:lang w:val="en-US"/>
+        </w:rPr>
+        <w:t xml:space="preserve">To perform above mouse actions, Selenium has </w:t>
+      </w:r>
+      <w:r>
+        <w:rPr>
+          <w:sz w:val="24"/>
+          <w:szCs w:val="22"/>
+          <w:lang w:val="en-US"/>
+        </w:rPr>
+        <w:t xml:space="preserve">provided a special class called as </w:t>
+      </w:r>
+      <w:r>
+        <w:rPr>
+          <w:b/>
+          <w:bCs/>
+          <w:sz w:val="24"/>
+          <w:szCs w:val="22"/>
+          <w:lang w:val="en-US"/>
+        </w:rPr>
+        <w:t>Actions</w:t>
+      </w:r>
+      <w:r>
+        <w:rPr>
+          <w:b/>
+          <w:bCs/>
+          <w:sz w:val="24"/>
+          <w:szCs w:val="22"/>
+          <w:lang w:val="en-US"/>
+        </w:rPr>
+        <w:t>.</w:t>
+      </w:r>
+    </w:p>
+    <w:p>
+      <w:pPr>
+        <w:rPr>
+          <w:b/>
+          <w:bCs/>
+          <w:sz w:val="24"/>
+          <w:szCs w:val="22"/>
+          <w:lang w:val="en-US"/>
+        </w:rPr>
+      </w:pPr>
+      <w:r>
+        <w:rPr>
+          <w:b/>
+          <w:bCs/>
+          <w:sz w:val="24"/>
+          <w:szCs w:val="22"/>
+          <w:lang w:val="en-US"/>
+        </w:rPr>
+        <w:t>Methods of Actions class</w:t>
+      </w:r>
+    </w:p>
+    <w:p>
+      <w:pPr>
+        <w:pStyle w:val="ListParagraph"/>
+        <w:numPr>
+          <w:ilvl w:val="0"/>
+          <w:numId w:val="33"/>
+        </w:numPr>
+        <w:rPr>
+          <w:sz w:val="24"/>
+          <w:szCs w:val="22"/>
+          <w:lang w:val="en-US"/>
+        </w:rPr>
+      </w:pPr>
+      <w:r>
+        <w:rPr>
+          <w:sz w:val="24"/>
+          <w:szCs w:val="22"/>
+          <w:lang w:val="en-US"/>
+        </w:rPr>
+        <w:t xml:space="preserve">moveToElement() </w:t>
+      </w:r>
+      <w:r>
+        <w:rPr>
+          <w:sz w:val="24"/>
+          <w:szCs w:val="22"/>
+          <w:lang w:val="en-US"/>
+        </w:rPr>
+        <w:sym w:font="Wingdings" w:char="F0E0"/>
+      </w:r>
+      <w:r>
+        <w:rPr>
+          <w:sz w:val="24"/>
+          <w:szCs w:val="22"/>
+          <w:lang w:val="en-US"/>
+        </w:rPr>
+        <w:t xml:space="preserve"> Will hover the mouse on the control.</w:t>
+      </w:r>
+    </w:p>
+    <w:p>
+      <w:pPr>
+        <w:pStyle w:val="ListParagraph"/>
+        <w:numPr>
+          <w:ilvl w:val="0"/>
+          <w:numId w:val="33"/>
+        </w:numPr>
+        <w:rPr>
+          <w:sz w:val="24"/>
+          <w:szCs w:val="22"/>
+          <w:lang w:val="en-US"/>
+        </w:rPr>
+      </w:pPr>
+      <w:r>
+        <w:rPr>
+          <w:sz w:val="24"/>
+          <w:szCs w:val="22"/>
+          <w:lang w:val="en-US"/>
+        </w:rPr>
+        <w:t xml:space="preserve">perform() </w:t>
+      </w:r>
+      <w:r>
+        <w:rPr>
+          <w:sz w:val="24"/>
+          <w:szCs w:val="22"/>
+          <w:lang w:val="en-US"/>
+        </w:rPr>
+        <w:sym w:font="Wingdings" w:char="F0E0"/>
+      </w:r>
+      <w:r>
+        <w:rPr>
+          <w:sz w:val="24"/>
+          <w:szCs w:val="22"/>
+          <w:lang w:val="en-US"/>
+        </w:rPr>
+        <w:t xml:space="preserve"> To perform the said action like hover, click, right click, drag and drop etc.</w:t>
+      </w:r>
+    </w:p>
+    <w:p>
+      <w:pPr>
+        <w:pStyle w:val="ListParagraph"/>
+        <w:numPr>
+          <w:ilvl w:val="0"/>
+          <w:numId w:val="33"/>
+        </w:numPr>
+        <w:rPr>
+          <w:sz w:val="24"/>
+          <w:szCs w:val="22"/>
+          <w:lang w:val="en-US"/>
+        </w:rPr>
+      </w:pPr>
+      <w:r>
+        <w:rPr>
+          <w:sz w:val="24"/>
+          <w:szCs w:val="22"/>
+          <w:lang w:val="en-US"/>
+        </w:rPr>
+        <w:t xml:space="preserve">contextClick() </w:t>
+      </w:r>
+      <w:r>
+        <w:rPr>
+          <w:sz w:val="24"/>
+          <w:szCs w:val="22"/>
+          <w:lang w:val="en-US"/>
+        </w:rPr>
+        <w:sym w:font="Wingdings" w:char="F0E0"/>
+      </w:r>
+      <w:r>
+        <w:rPr>
+          <w:sz w:val="24"/>
+          <w:szCs w:val="22"/>
+          <w:lang w:val="en-US"/>
+        </w:rPr>
+        <w:t xml:space="preserve"> Will right click on the control</w:t>
+      </w:r>
+    </w:p>
+    <w:p>
+      <w:pPr>
+        <w:pStyle w:val="ListParagraph"/>
+        <w:numPr>
+          <w:ilvl w:val="0"/>
+          <w:numId w:val="33"/>
+        </w:numPr>
+        <w:rPr>
           <w:sz w:val="24"/>
           <w:szCs w:val="22"/>
           <w:lang w:val="en-US"/>
@@ -14495,6 +14519,95 @@
     </w:lvl>
   </w:abstractNum>
   <w:abstractNum w:abstractNumId="21">
+    <w:nsid w:val="52764C0C"/>
+    <w:multiLevelType w:val="hybridMultilevel"/>
+    <w:tmpl w:val="080E6010"/>
+    <w:lvl w:ilvl="0" w:tplc="4009000F">
+      <w:start w:val="1"/>
+      <w:numFmt w:val="decimal"/>
+      <w:lvlText w:val="%1."/>
+      <w:lvlJc w:val="left"/>
+      <w:pPr>
+        <w:ind w:left="720" w:hanging="360"/>
+      </w:pPr>
+      <w:rPr>
+        <w:rFonts w:hint="default"/>
+      </w:rPr>
+    </w:lvl>
+    <w:lvl w:ilvl="1" w:tplc="40090019" w:tentative="1">
+      <w:start w:val="1"/>
+      <w:numFmt w:val="lowerLetter"/>
+      <w:lvlText w:val="%2."/>
+      <w:lvlJc w:val="left"/>
+      <w:pPr>
+        <w:ind w:left="1440" w:hanging="360"/>
+      </w:pPr>
+    </w:lvl>
+    <w:lvl w:ilvl="2" w:tplc="4009001B" w:tentative="1">
+      <w:start w:val="1"/>
+      <w:numFmt w:val="lowerRoman"/>
+      <w:lvlText w:val="%3."/>
+      <w:lvlJc w:val="right"/>
+      <w:pPr>
+        <w:ind w:left="2160" w:hanging="180"/>
+      </w:pPr>
+    </w:lvl>
+    <w:lvl w:ilvl="3" w:tplc="4009000F" w:tentative="1">
+      <w:start w:val="1"/>
+      <w:numFmt w:val="decimal"/>
+      <w:lvlText w:val="%4."/>
+      <w:lvlJc w:val="left"/>
+      <w:pPr>
+        <w:ind w:left="2880" w:hanging="360"/>
+      </w:pPr>
+    </w:lvl>
+    <w:lvl w:ilvl="4" w:tplc="40090019" w:tentative="1">
+      <w:start w:val="1"/>
+      <w:numFmt w:val="lowerLetter"/>
+      <w:lvlText w:val="%5."/>
+      <w:lvlJc w:val="left"/>
+      <w:pPr>
+        <w:ind w:left="3600" w:hanging="360"/>
+      </w:pPr>
+    </w:lvl>
+    <w:lvl w:ilvl="5" w:tplc="4009001B" w:tentative="1">
+      <w:start w:val="1"/>
+      <w:numFmt w:val="lowerRoman"/>
+      <w:lvlText w:val="%6."/>
+      <w:lvlJc w:val="right"/>
+      <w:pPr>
+        <w:ind w:left="4320" w:hanging="180"/>
+      </w:pPr>
+    </w:lvl>
+    <w:lvl w:ilvl="6" w:tplc="4009000F" w:tentative="1">
+      <w:start w:val="1"/>
+      <w:numFmt w:val="decimal"/>
+      <w:lvlText w:val="%7."/>
+      <w:lvlJc w:val="left"/>
+      <w:pPr>
+        <w:ind w:left="5040" w:hanging="360"/>
+      </w:pPr>
+    </w:lvl>
+    <w:lvl w:ilvl="7" w:tplc="40090019" w:tentative="1">
+      <w:start w:val="1"/>
+      <w:numFmt w:val="lowerLetter"/>
+      <w:lvlText w:val="%8."/>
+      <w:lvlJc w:val="left"/>
+      <w:pPr>
+        <w:ind w:left="5760" w:hanging="360"/>
+      </w:pPr>
+    </w:lvl>
+    <w:lvl w:ilvl="8" w:tplc="4009001B" w:tentative="1">
+      <w:start w:val="1"/>
+      <w:numFmt w:val="lowerRoman"/>
+      <w:lvlText w:val="%9."/>
+      <w:lvlJc w:val="right"/>
+      <w:pPr>
+        <w:ind w:left="6480" w:hanging="180"/>
+      </w:pPr>
+    </w:lvl>
+  </w:abstractNum>
+  <w:abstractNum w:abstractNumId="22">
     <w:nsid w:val="56BB04A8"/>
     <w:multiLevelType w:val="hybridMultilevel"/>
     <w:tmpl w:val="7FDC8606"/>
@@ -14607,7 +14720,96 @@
       </w:rPr>
     </w:lvl>
   </w:abstractNum>
-  <w:abstractNum w:abstractNumId="22">
+  <w:abstractNum w:abstractNumId="23">
+    <w:nsid w:val="5963738B"/>
+    <w:multiLevelType w:val="hybridMultilevel"/>
+    <w:tmpl w:val="8D50AB70"/>
+    <w:lvl w:ilvl="0" w:tplc="4009000F">
+      <w:start w:val="1"/>
+      <w:numFmt w:val="decimal"/>
+      <w:lvlText w:val="%1."/>
+      <w:lvlJc w:val="left"/>
+      <w:pPr>
+        <w:ind w:left="720" w:hanging="360"/>
+      </w:pPr>
+      <w:rPr>
+        <w:rFonts w:hint="default"/>
+      </w:rPr>
+    </w:lvl>
+    <w:lvl w:ilvl="1" w:tplc="40090019" w:tentative="1">
+      <w:start w:val="1"/>
+      <w:numFmt w:val="lowerLetter"/>
+      <w:lvlText w:val="%2."/>
+      <w:lvlJc w:val="left"/>
+      <w:pPr>
+        <w:ind w:left="1440" w:hanging="360"/>
+      </w:pPr>
+    </w:lvl>
+    <w:lvl w:ilvl="2" w:tplc="4009001B" w:tentative="1">
+      <w:start w:val="1"/>
+      <w:numFmt w:val="lowerRoman"/>
+      <w:lvlText w:val="%3."/>
+      <w:lvlJc w:val="right"/>
+      <w:pPr>
+        <w:ind w:left="2160" w:hanging="180"/>
+      </w:pPr>
+    </w:lvl>
+    <w:lvl w:ilvl="3" w:tplc="4009000F" w:tentative="1">
+      <w:start w:val="1"/>
+      <w:numFmt w:val="decimal"/>
+      <w:lvlText w:val="%4."/>
+      <w:lvlJc w:val="left"/>
+      <w:pPr>
+        <w:ind w:left="2880" w:hanging="360"/>
+      </w:pPr>
+    </w:lvl>
+    <w:lvl w:ilvl="4" w:tplc="40090019" w:tentative="1">
+      <w:start w:val="1"/>
+      <w:numFmt w:val="lowerLetter"/>
+      <w:lvlText w:val="%5."/>
+      <w:lvlJc w:val="left"/>
+      <w:pPr>
+        <w:ind w:left="3600" w:hanging="360"/>
+      </w:pPr>
+    </w:lvl>
+    <w:lvl w:ilvl="5" w:tplc="4009001B" w:tentative="1">
+      <w:start w:val="1"/>
+      <w:numFmt w:val="lowerRoman"/>
+      <w:lvlText w:val="%6."/>
+      <w:lvlJc w:val="right"/>
+      <w:pPr>
+        <w:ind w:left="4320" w:hanging="180"/>
+      </w:pPr>
+    </w:lvl>
+    <w:lvl w:ilvl="6" w:tplc="4009000F" w:tentative="1">
+      <w:start w:val="1"/>
+      <w:numFmt w:val="decimal"/>
+      <w:lvlText w:val="%7."/>
+      <w:lvlJc w:val="left"/>
+      <w:pPr>
+        <w:ind w:left="5040" w:hanging="360"/>
+      </w:pPr>
+    </w:lvl>
+    <w:lvl w:ilvl="7" w:tplc="40090019" w:tentative="1">
+      <w:start w:val="1"/>
+      <w:numFmt w:val="lowerLetter"/>
+      <w:lvlText w:val="%8."/>
+      <w:lvlJc w:val="left"/>
+      <w:pPr>
+        <w:ind w:left="5760" w:hanging="360"/>
+      </w:pPr>
+    </w:lvl>
+    <w:lvl w:ilvl="8" w:tplc="4009001B" w:tentative="1">
+      <w:start w:val="1"/>
+      <w:numFmt w:val="lowerRoman"/>
+      <w:lvlText w:val="%9."/>
+      <w:lvlJc w:val="right"/>
+      <w:pPr>
+        <w:ind w:left="6480" w:hanging="180"/>
+      </w:pPr>
+    </w:lvl>
+  </w:abstractNum>
+  <w:abstractNum w:abstractNumId="24">
     <w:nsid w:val="5C58581A"/>
     <w:multiLevelType w:val="hybridMultilevel"/>
     <w:tmpl w:val="3D4E3154"/>
@@ -14720,7 +14922,7 @@
       </w:rPr>
     </w:lvl>
   </w:abstractNum>
-  <w:abstractNum w:abstractNumId="23">
+  <w:abstractNum w:abstractNumId="25">
     <w:nsid w:val="5F383176"/>
     <w:multiLevelType w:val="hybridMultilevel"/>
     <w:tmpl w:val="4C76D014"/>
@@ -14833,7 +15035,96 @@
       </w:rPr>
     </w:lvl>
   </w:abstractNum>
-  <w:abstractNum w:abstractNumId="24">
+  <w:abstractNum w:abstractNumId="26">
+    <w:nsid w:val="64887AB4"/>
+    <w:multiLevelType w:val="hybridMultilevel"/>
+    <w:tmpl w:val="D67CE9E8"/>
+    <w:lvl w:ilvl="0" w:tplc="4009000F">
+      <w:start w:val="1"/>
+      <w:numFmt w:val="decimal"/>
+      <w:lvlText w:val="%1."/>
+      <w:lvlJc w:val="left"/>
+      <w:pPr>
+        <w:ind w:left="720" w:hanging="360"/>
+      </w:pPr>
+      <w:rPr>
+        <w:rFonts w:hint="default"/>
+      </w:rPr>
+    </w:lvl>
+    <w:lvl w:ilvl="1" w:tplc="40090019" w:tentative="1">
+      <w:start w:val="1"/>
+      <w:numFmt w:val="lowerLetter"/>
+      <w:lvlText w:val="%2."/>
+      <w:lvlJc w:val="left"/>
+      <w:pPr>
+        <w:ind w:left="1440" w:hanging="360"/>
+      </w:pPr>
+    </w:lvl>
+    <w:lvl w:ilvl="2" w:tplc="4009001B" w:tentative="1">
+      <w:start w:val="1"/>
+      <w:numFmt w:val="lowerRoman"/>
+      <w:lvlText w:val="%3."/>
+      <w:lvlJc w:val="right"/>
+      <w:pPr>
+        <w:ind w:left="2160" w:hanging="180"/>
+      </w:pPr>
+    </w:lvl>
+    <w:lvl w:ilvl="3" w:tplc="4009000F" w:tentative="1">
+      <w:start w:val="1"/>
+      <w:numFmt w:val="decimal"/>
+      <w:lvlText w:val="%4."/>
+      <w:lvlJc w:val="left"/>
+      <w:pPr>
+        <w:ind w:left="2880" w:hanging="360"/>
+      </w:pPr>
+    </w:lvl>
+    <w:lvl w:ilvl="4" w:tplc="40090019" w:tentative="1">
+      <w:start w:val="1"/>
+      <w:numFmt w:val="lowerLetter"/>
+      <w:lvlText w:val="%5."/>
+      <w:lvlJc w:val="left"/>
+      <w:pPr>
+        <w:ind w:left="3600" w:hanging="360"/>
+      </w:pPr>
+    </w:lvl>
+    <w:lvl w:ilvl="5" w:tplc="4009001B" w:tentative="1">
+      <w:start w:val="1"/>
+      <w:numFmt w:val="lowerRoman"/>
+      <w:lvlText w:val="%6."/>
+      <w:lvlJc w:val="right"/>
+      <w:pPr>
+        <w:ind w:left="4320" w:hanging="180"/>
+      </w:pPr>
+    </w:lvl>
+    <w:lvl w:ilvl="6" w:tplc="4009000F" w:tentative="1">
+      <w:start w:val="1"/>
+      <w:numFmt w:val="decimal"/>
+      <w:lvlText w:val="%7."/>
+      <w:lvlJc w:val="left"/>
+      <w:pPr>
+        <w:ind w:left="5040" w:hanging="360"/>
+      </w:pPr>
+    </w:lvl>
+    <w:lvl w:ilvl="7" w:tplc="40090019" w:tentative="1">
+      <w:start w:val="1"/>
+      <w:numFmt w:val="lowerLetter"/>
+      <w:lvlText w:val="%8."/>
+      <w:lvlJc w:val="left"/>
+      <w:pPr>
+        <w:ind w:left="5760" w:hanging="360"/>
+      </w:pPr>
+    </w:lvl>
+    <w:lvl w:ilvl="8" w:tplc="4009001B" w:tentative="1">
+      <w:start w:val="1"/>
+      <w:numFmt w:val="lowerRoman"/>
+      <w:lvlText w:val="%9."/>
+      <w:lvlJc w:val="right"/>
+      <w:pPr>
+        <w:ind w:left="6480" w:hanging="180"/>
+      </w:pPr>
+    </w:lvl>
+  </w:abstractNum>
+  <w:abstractNum w:abstractNumId="27">
     <w:nsid w:val="649E4E2C"/>
     <w:multiLevelType w:val="hybridMultilevel"/>
     <w:tmpl w:val="5DB8C8EC"/>
@@ -14946,7 +15237,120 @@
       </w:rPr>
     </w:lvl>
   </w:abstractNum>
-  <w:abstractNum w:abstractNumId="25">
+  <w:abstractNum w:abstractNumId="28">
+    <w:nsid w:val="66C96AEF"/>
+    <w:multiLevelType w:val="hybridMultilevel"/>
+    <w:tmpl w:val="2DDCC122"/>
+    <w:lvl w:ilvl="0" w:tplc="40090001">
+      <w:start w:val="1"/>
+      <w:numFmt w:val="bullet"/>
+      <w:lvlText w:val=""/>
+      <w:lvlJc w:val="left"/>
+      <w:pPr>
+        <w:ind w:left="720" w:hanging="360"/>
+      </w:pPr>
+      <w:rPr>
+        <w:rFonts w:ascii="Symbol" w:hAnsi="Symbol" w:hint="default"/>
+      </w:rPr>
+    </w:lvl>
+    <w:lvl w:ilvl="1" w:tplc="40090003">
+      <w:start w:val="1"/>
+      <w:numFmt w:val="bullet"/>
+      <w:lvlText w:val="o"/>
+      <w:lvlJc w:val="left"/>
+      <w:pPr>
+        <w:ind w:left="1440" w:hanging="360"/>
+      </w:pPr>
+      <w:rPr>
+        <w:rFonts w:ascii="Courier New" w:hAnsi="Courier New" w:cs="Courier New" w:hint="default"/>
+      </w:rPr>
+    </w:lvl>
+    <w:lvl w:ilvl="2" w:tplc="40090005" w:tentative="1">
+      <w:start w:val="1"/>
+      <w:numFmt w:val="bullet"/>
+      <w:lvlText w:val=""/>
+      <w:lvlJc w:val="left"/>
+      <w:pPr>
+        <w:ind w:left="2160" w:hanging="360"/>
+      </w:pPr>
+      <w:rPr>
+        <w:rFonts w:ascii="Wingdings" w:hAnsi="Wingdings" w:hint="default"/>
+      </w:rPr>
+    </w:lvl>
+    <w:lvl w:ilvl="3" w:tplc="40090001" w:tentative="1">
+      <w:start w:val="1"/>
+      <w:numFmt w:val="bullet"/>
+      <w:lvlText w:val=""/>
+      <w:lvlJc w:val="left"/>
+      <w:pPr>
+        <w:ind w:left="2880" w:hanging="360"/>
+      </w:pPr>
+      <w:rPr>
+        <w:rFonts w:ascii="Symbol" w:hAnsi="Symbol" w:hint="default"/>
+      </w:rPr>
+    </w:lvl>
+    <w:lvl w:ilvl="4" w:tplc="40090003" w:tentative="1">
+      <w:start w:val="1"/>
+      <w:numFmt w:val="bullet"/>
+      <w:lvlText w:val="o"/>
+      <w:lvlJc w:val="left"/>
+      <w:pPr>
+        <w:ind w:left="3600" w:hanging="360"/>
+      </w:pPr>
+      <w:rPr>
+        <w:rFonts w:ascii="Courier New" w:hAnsi="Courier New" w:cs="Courier New" w:hint="default"/>
+      </w:rPr>
+    </w:lvl>
+    <w:lvl w:ilvl="5" w:tplc="40090005" w:tentative="1">
+      <w:start w:val="1"/>
+      <w:numFmt w:val="bullet"/>
+      <w:lvlText w:val=""/>
+      <w:lvlJc w:val="left"/>
+      <w:pPr>
+        <w:ind w:left="4320" w:hanging="360"/>
+      </w:pPr>
+      <w:rPr>
+        <w:rFonts w:ascii="Wingdings" w:hAnsi="Wingdings" w:hint="default"/>
+      </w:rPr>
+    </w:lvl>
+    <w:lvl w:ilvl="6" w:tplc="40090001" w:tentative="1">
+      <w:start w:val="1"/>
+      <w:numFmt w:val="bullet"/>
+      <w:lvlText w:val=""/>
+      <w:lvlJc w:val="left"/>
+      <w:pPr>
+        <w:ind w:left="5040" w:hanging="360"/>
+      </w:pPr>
+      <w:rPr>
+        <w:rFonts w:ascii="Symbol" w:hAnsi="Symbol" w:hint="default"/>
+      </w:rPr>
+    </w:lvl>
+    <w:lvl w:ilvl="7" w:tplc="40090003" w:tentative="1">
+      <w:start w:val="1"/>
+      <w:numFmt w:val="bullet"/>
+      <w:lvlText w:val="o"/>
+      <w:lvlJc w:val="left"/>
+      <w:pPr>
+        <w:ind w:left="5760" w:hanging="360"/>
+      </w:pPr>
+      <w:rPr>
+        <w:rFonts w:ascii="Courier New" w:hAnsi="Courier New" w:cs="Courier New" w:hint="default"/>
+      </w:rPr>
+    </w:lvl>
+    <w:lvl w:ilvl="8" w:tplc="40090005" w:tentative="1">
+      <w:start w:val="1"/>
+      <w:numFmt w:val="bullet"/>
+      <w:lvlText w:val=""/>
+      <w:lvlJc w:val="left"/>
+      <w:pPr>
+        <w:ind w:left="6480" w:hanging="360"/>
+      </w:pPr>
+      <w:rPr>
+        <w:rFonts w:ascii="Wingdings" w:hAnsi="Wingdings" w:hint="default"/>
+      </w:rPr>
+    </w:lvl>
+  </w:abstractNum>
+  <w:abstractNum w:abstractNumId="29">
     <w:nsid w:val="6DF222BD"/>
     <w:multiLevelType w:val="hybridMultilevel"/>
     <w:tmpl w:val="CB58A112"/>
@@ -15059,7 +15463,7 @@
       </w:rPr>
     </w:lvl>
   </w:abstractNum>
-  <w:abstractNum w:abstractNumId="26">
+  <w:abstractNum w:abstractNumId="30">
     <w:nsid w:val="700B3448"/>
     <w:multiLevelType w:val="hybridMultilevel"/>
     <w:tmpl w:val="D4F8B1EA"/>
@@ -15148,7 +15552,7 @@
       </w:pPr>
     </w:lvl>
   </w:abstractNum>
-  <w:abstractNum w:abstractNumId="27">
+  <w:abstractNum w:abstractNumId="31">
     <w:nsid w:val="7BD5777C"/>
     <w:multiLevelType w:val="hybridMultilevel"/>
     <w:tmpl w:val="53D46EE2"/>
@@ -15237,7 +15641,7 @@
       </w:pPr>
     </w:lvl>
   </w:abstractNum>
-  <w:abstractNum w:abstractNumId="28">
+  <w:abstractNum w:abstractNumId="32">
     <w:nsid w:val="7C2320E0"/>
     <w:multiLevelType w:val="hybridMultilevel"/>
     <w:tmpl w:val="B4EC2F1C"/>
@@ -15357,7 +15761,7 @@
     <w:abstractNumId w:val="19"/>
   </w:num>
   <w:num w:numId="3">
-    <w:abstractNumId w:val="26"/>
+    <w:abstractNumId w:val="30"/>
   </w:num>
   <w:num w:numId="4">
     <w:abstractNumId w:val="12"/>
@@ -15369,7 +15773,7 @@
     <w:abstractNumId w:val="8"/>
   </w:num>
   <w:num w:numId="7">
-    <w:abstractNumId w:val="25"/>
+    <w:abstractNumId w:val="29"/>
   </w:num>
   <w:num w:numId="8">
     <w:abstractNumId w:val="20"/>
@@ -15378,13 +15782,13 @@
     <w:abstractNumId w:val="11"/>
   </w:num>
   <w:num w:numId="10">
-    <w:abstractNumId w:val="22"/>
+    <w:abstractNumId w:val="24"/>
   </w:num>
   <w:num w:numId="11">
-    <w:abstractNumId w:val="23"/>
+    <w:abstractNumId w:val="25"/>
   </w:num>
   <w:num w:numId="12">
-    <w:abstractNumId w:val="21"/>
+    <w:abstractNumId w:val="22"/>
   </w:num>
   <w:num w:numId="13">
     <w:abstractNumId w:val="9"/>
@@ -15393,7 +15797,7 @@
     <w:abstractNumId w:val="6"/>
   </w:num>
   <w:num w:numId="15">
-    <w:abstractNumId w:val="27"/>
+    <w:abstractNumId w:val="31"/>
   </w:num>
   <w:num w:numId="16">
     <w:abstractNumId w:val="2"/>
@@ -15411,13 +15815,13 @@
     <w:abstractNumId w:val="16"/>
   </w:num>
   <w:num w:numId="21">
-    <w:abstractNumId w:val="24"/>
+    <w:abstractNumId w:val="27"/>
   </w:num>
   <w:num w:numId="22">
     <w:abstractNumId w:val="4"/>
   </w:num>
   <w:num w:numId="23">
-    <w:abstractNumId w:val="28"/>
+    <w:abstractNumId w:val="32"/>
   </w:num>
   <w:num w:numId="24">
     <w:abstractNumId w:val="10"/>
@@ -15436,6 +15840,18 @@
   </w:num>
   <w:num w:numId="29">
     <w:abstractNumId w:val="3"/>
+  </w:num>
+  <w:num w:numId="30">
+    <w:abstractNumId w:val="28"/>
+  </w:num>
+  <w:num w:numId="31">
+    <w:abstractNumId w:val="21"/>
+  </w:num>
+  <w:num w:numId="32">
+    <w:abstractNumId w:val="23"/>
+  </w:num>
+  <w:num w:numId="33">
+    <w:abstractNumId w:val="26"/>
   </w:num>
 </w:numbering>
 </file>
@@ -17060,30 +17476,30 @@
   </dgm:ptLst>
   <dgm:cxnLst>
     <dgm:cxn modelId="{407416C7-D9A4-49CF-A1D9-63129D12A5E9}" srcId="{C787D0C9-C4AA-4BF8-AAA9-EFDCDDDFB8C5}" destId="{B2F67260-32B4-49EF-BEA7-6376ABEBC356}" srcOrd="1" destOrd="0" parTransId="{452FD36E-8C97-458A-9189-BC15B3E0AB1F}" sibTransId="{58F8E6FA-8E5F-4590-8E91-7D425686736E}"/>
-    <dgm:cxn modelId="{2841D1B3-55DC-4BD5-B9AC-56523D2CA422}" type="presOf" srcId="{C6470392-B547-42B7-BBE1-49D9BF3297A5}" destId="{D17F71C8-684F-40E9-B9CF-89D188A27816}" srcOrd="1" destOrd="0" presId="urn:microsoft.com/office/officeart/2005/8/layout/process1"/>
-    <dgm:cxn modelId="{DC8BEF41-7E3F-4550-9714-0C63C3A53744}" type="presOf" srcId="{C787D0C9-C4AA-4BF8-AAA9-EFDCDDDFB8C5}" destId="{ECE2E50F-1EF0-49E9-A2A2-C09D34379E86}" srcOrd="0" destOrd="0" presId="urn:microsoft.com/office/officeart/2005/8/layout/process1"/>
-    <dgm:cxn modelId="{FE05A35F-558F-4A0D-86A0-17B4E88BE808}" type="presOf" srcId="{58F8E6FA-8E5F-4590-8E91-7D425686736E}" destId="{38F30BB8-19AC-4F2C-997E-D6C87643D812}" srcOrd="1" destOrd="0" presId="urn:microsoft.com/office/officeart/2005/8/layout/process1"/>
-    <dgm:cxn modelId="{BF595D9E-86E7-40D2-B5A3-18986322B21E}" type="presOf" srcId="{2F2C6037-AE48-4650-B998-EBABF88D0464}" destId="{8D8E620F-A309-4628-986D-B0F92ABF739C}" srcOrd="1" destOrd="0" presId="urn:microsoft.com/office/officeart/2005/8/layout/process1"/>
-    <dgm:cxn modelId="{3590EF20-CAF0-47FB-AC6B-079FABDB65BF}" type="presOf" srcId="{B0DAEDAB-33B3-4821-A91B-D05361312CE9}" destId="{FCE3B9A4-214A-4502-B3DF-ACB3E0BC61C7}" srcOrd="0" destOrd="0" presId="urn:microsoft.com/office/officeart/2005/8/layout/process1"/>
-    <dgm:cxn modelId="{A1F15EB5-B0B8-4659-807C-466C257DF516}" type="presOf" srcId="{C6470392-B547-42B7-BBE1-49D9BF3297A5}" destId="{E6A79763-2175-4FE6-AF39-65BAD7E8A94D}" srcOrd="0" destOrd="0" presId="urn:microsoft.com/office/officeart/2005/8/layout/process1"/>
-    <dgm:cxn modelId="{224D7475-3421-46C7-A68C-7CA3041B6E74}" type="presOf" srcId="{B2F67260-32B4-49EF-BEA7-6376ABEBC356}" destId="{45B120D8-A283-4DB0-AE48-CD1028B5A1CA}" srcOrd="0" destOrd="0" presId="urn:microsoft.com/office/officeart/2005/8/layout/process1"/>
+    <dgm:cxn modelId="{AC521294-D06E-4FF2-8C29-12408B3F0B3F}" type="presOf" srcId="{D4DE5EA1-C98A-4001-96ED-0D8A4099152C}" destId="{CA09568C-529F-4056-BB14-75FC27EA3A57}" srcOrd="0" destOrd="0" presId="urn:microsoft.com/office/officeart/2005/8/layout/process1"/>
+    <dgm:cxn modelId="{16A469DC-A2F6-42FD-A74F-3B65C9B229B8}" type="presOf" srcId="{B2F67260-32B4-49EF-BEA7-6376ABEBC356}" destId="{45B120D8-A283-4DB0-AE48-CD1028B5A1CA}" srcOrd="0" destOrd="0" presId="urn:microsoft.com/office/officeart/2005/8/layout/process1"/>
+    <dgm:cxn modelId="{1F34EB15-15C2-444A-8B0B-C52887890E1B}" type="presOf" srcId="{C6470392-B547-42B7-BBE1-49D9BF3297A5}" destId="{D17F71C8-684F-40E9-B9CF-89D188A27816}" srcOrd="1" destOrd="0" presId="urn:microsoft.com/office/officeart/2005/8/layout/process1"/>
+    <dgm:cxn modelId="{A654E791-7004-41BB-9F6E-256D0CAAD508}" type="presOf" srcId="{58F8E6FA-8E5F-4590-8E91-7D425686736E}" destId="{1C61394E-D32F-4A43-ADD4-F46D3A33D38F}" srcOrd="0" destOrd="0" presId="urn:microsoft.com/office/officeart/2005/8/layout/process1"/>
+    <dgm:cxn modelId="{1C5A4639-F89B-468D-8C51-F052D1C27EB1}" type="presOf" srcId="{58F8E6FA-8E5F-4590-8E91-7D425686736E}" destId="{38F30BB8-19AC-4F2C-997E-D6C87643D812}" srcOrd="1" destOrd="0" presId="urn:microsoft.com/office/officeart/2005/8/layout/process1"/>
     <dgm:cxn modelId="{A358B1AA-45ED-4C0A-A925-911C6E3E177E}" srcId="{C787D0C9-C4AA-4BF8-AAA9-EFDCDDDFB8C5}" destId="{D4DE5EA1-C98A-4001-96ED-0D8A4099152C}" srcOrd="2" destOrd="0" parTransId="{DDD45587-67C2-4B3F-892B-0153C2E010D0}" sibTransId="{C6470392-B547-42B7-BBE1-49D9BF3297A5}"/>
+    <dgm:cxn modelId="{83AB81D7-1188-4F9A-8E4A-764F258ADCC9}" type="presOf" srcId="{C787D0C9-C4AA-4BF8-AAA9-EFDCDDDFB8C5}" destId="{ECE2E50F-1EF0-49E9-A2A2-C09D34379E86}" srcOrd="0" destOrd="0" presId="urn:microsoft.com/office/officeart/2005/8/layout/process1"/>
+    <dgm:cxn modelId="{192A3DF8-02FD-4295-8FC1-62BD9CF528AA}" type="presOf" srcId="{CB734D05-6005-4A33-891F-8F6E9F0BE629}" destId="{9346448E-7772-4989-9A73-02FD2DA61B93}" srcOrd="0" destOrd="0" presId="urn:microsoft.com/office/officeart/2005/8/layout/process1"/>
     <dgm:cxn modelId="{916CD402-046A-49C3-919C-E8874C6452BD}" srcId="{C787D0C9-C4AA-4BF8-AAA9-EFDCDDDFB8C5}" destId="{B0DAEDAB-33B3-4821-A91B-D05361312CE9}" srcOrd="3" destOrd="0" parTransId="{1B396FDD-FE98-44AA-BBFD-EFDF9B52D4CD}" sibTransId="{2689B6F1-8FF1-4D68-9639-E8E505EA5AB0}"/>
-    <dgm:cxn modelId="{FA4F52BD-95F8-48C8-88B9-2C0545A729B3}" type="presOf" srcId="{58F8E6FA-8E5F-4590-8E91-7D425686736E}" destId="{1C61394E-D32F-4A43-ADD4-F46D3A33D38F}" srcOrd="0" destOrd="0" presId="urn:microsoft.com/office/officeart/2005/8/layout/process1"/>
-    <dgm:cxn modelId="{7C33C173-6BC6-490E-96D5-C61A0866279C}" type="presOf" srcId="{2F2C6037-AE48-4650-B998-EBABF88D0464}" destId="{ABB6D0E9-231F-49FF-8F6A-CBD756BB2A07}" srcOrd="0" destOrd="0" presId="urn:microsoft.com/office/officeart/2005/8/layout/process1"/>
-    <dgm:cxn modelId="{E4216163-3C27-4889-AF77-C84604BE48E6}" type="presOf" srcId="{CB734D05-6005-4A33-891F-8F6E9F0BE629}" destId="{9346448E-7772-4989-9A73-02FD2DA61B93}" srcOrd="0" destOrd="0" presId="urn:microsoft.com/office/officeart/2005/8/layout/process1"/>
+    <dgm:cxn modelId="{9BCC8E6B-6E4F-4813-A4E1-4E2B377915E7}" type="presOf" srcId="{2F2C6037-AE48-4650-B998-EBABF88D0464}" destId="{8D8E620F-A309-4628-986D-B0F92ABF739C}" srcOrd="1" destOrd="0" presId="urn:microsoft.com/office/officeart/2005/8/layout/process1"/>
+    <dgm:cxn modelId="{3C010050-C2A1-402D-89CD-278C63D6B3FF}" type="presOf" srcId="{B0DAEDAB-33B3-4821-A91B-D05361312CE9}" destId="{FCE3B9A4-214A-4502-B3DF-ACB3E0BC61C7}" srcOrd="0" destOrd="0" presId="urn:microsoft.com/office/officeart/2005/8/layout/process1"/>
     <dgm:cxn modelId="{F27277EA-BDDA-4005-9170-FBB0A209E462}" srcId="{C787D0C9-C4AA-4BF8-AAA9-EFDCDDDFB8C5}" destId="{CB734D05-6005-4A33-891F-8F6E9F0BE629}" srcOrd="0" destOrd="0" parTransId="{D88A1106-7499-4EC1-A955-12C926757BDC}" sibTransId="{2F2C6037-AE48-4650-B998-EBABF88D0464}"/>
-    <dgm:cxn modelId="{B0B34B61-C74C-46A8-8D77-2F16CEA867E3}" type="presOf" srcId="{D4DE5EA1-C98A-4001-96ED-0D8A4099152C}" destId="{CA09568C-529F-4056-BB14-75FC27EA3A57}" srcOrd="0" destOrd="0" presId="urn:microsoft.com/office/officeart/2005/8/layout/process1"/>
-    <dgm:cxn modelId="{5B655FE1-8953-4FAF-A47D-B154E1469F0A}" type="presParOf" srcId="{ECE2E50F-1EF0-49E9-A2A2-C09D34379E86}" destId="{9346448E-7772-4989-9A73-02FD2DA61B93}" srcOrd="0" destOrd="0" presId="urn:microsoft.com/office/officeart/2005/8/layout/process1"/>
-    <dgm:cxn modelId="{FF43A12F-B971-435F-8DFD-338215245134}" type="presParOf" srcId="{ECE2E50F-1EF0-49E9-A2A2-C09D34379E86}" destId="{ABB6D0E9-231F-49FF-8F6A-CBD756BB2A07}" srcOrd="1" destOrd="0" presId="urn:microsoft.com/office/officeart/2005/8/layout/process1"/>
-    <dgm:cxn modelId="{0FA5DEFF-E7C6-467B-84A0-8222D7656D81}" type="presParOf" srcId="{ABB6D0E9-231F-49FF-8F6A-CBD756BB2A07}" destId="{8D8E620F-A309-4628-986D-B0F92ABF739C}" srcOrd="0" destOrd="0" presId="urn:microsoft.com/office/officeart/2005/8/layout/process1"/>
-    <dgm:cxn modelId="{A2CAFE13-A7E3-40D4-B134-3B15E122F743}" type="presParOf" srcId="{ECE2E50F-1EF0-49E9-A2A2-C09D34379E86}" destId="{45B120D8-A283-4DB0-AE48-CD1028B5A1CA}" srcOrd="2" destOrd="0" presId="urn:microsoft.com/office/officeart/2005/8/layout/process1"/>
-    <dgm:cxn modelId="{7F36D4F5-D057-4DDB-9066-99798F4ECC47}" type="presParOf" srcId="{ECE2E50F-1EF0-49E9-A2A2-C09D34379E86}" destId="{1C61394E-D32F-4A43-ADD4-F46D3A33D38F}" srcOrd="3" destOrd="0" presId="urn:microsoft.com/office/officeart/2005/8/layout/process1"/>
-    <dgm:cxn modelId="{64B54C37-54C5-4F80-A656-EF6D11E317DA}" type="presParOf" srcId="{1C61394E-D32F-4A43-ADD4-F46D3A33D38F}" destId="{38F30BB8-19AC-4F2C-997E-D6C87643D812}" srcOrd="0" destOrd="0" presId="urn:microsoft.com/office/officeart/2005/8/layout/process1"/>
-    <dgm:cxn modelId="{6B4AE364-DA69-483E-95B5-6C4E9397325B}" type="presParOf" srcId="{ECE2E50F-1EF0-49E9-A2A2-C09D34379E86}" destId="{CA09568C-529F-4056-BB14-75FC27EA3A57}" srcOrd="4" destOrd="0" presId="urn:microsoft.com/office/officeart/2005/8/layout/process1"/>
-    <dgm:cxn modelId="{CFA2540C-38E6-4D64-854D-6827B94578F2}" type="presParOf" srcId="{ECE2E50F-1EF0-49E9-A2A2-C09D34379E86}" destId="{E6A79763-2175-4FE6-AF39-65BAD7E8A94D}" srcOrd="5" destOrd="0" presId="urn:microsoft.com/office/officeart/2005/8/layout/process1"/>
-    <dgm:cxn modelId="{1EBDA0CE-9432-43D7-950D-DF4CBA6B5B88}" type="presParOf" srcId="{E6A79763-2175-4FE6-AF39-65BAD7E8A94D}" destId="{D17F71C8-684F-40E9-B9CF-89D188A27816}" srcOrd="0" destOrd="0" presId="urn:microsoft.com/office/officeart/2005/8/layout/process1"/>
-    <dgm:cxn modelId="{4760EDBC-7D79-458E-AF42-B2897EDEE1ED}" type="presParOf" srcId="{ECE2E50F-1EF0-49E9-A2A2-C09D34379E86}" destId="{FCE3B9A4-214A-4502-B3DF-ACB3E0BC61C7}" srcOrd="6" destOrd="0" presId="urn:microsoft.com/office/officeart/2005/8/layout/process1"/>
+    <dgm:cxn modelId="{A3FF0F29-13AB-4FC8-B05C-6E4F65475627}" type="presOf" srcId="{C6470392-B547-42B7-BBE1-49D9BF3297A5}" destId="{E6A79763-2175-4FE6-AF39-65BAD7E8A94D}" srcOrd="0" destOrd="0" presId="urn:microsoft.com/office/officeart/2005/8/layout/process1"/>
+    <dgm:cxn modelId="{5A0BF700-C89E-468A-9EE5-21ABE56EB478}" type="presOf" srcId="{2F2C6037-AE48-4650-B998-EBABF88D0464}" destId="{ABB6D0E9-231F-49FF-8F6A-CBD756BB2A07}" srcOrd="0" destOrd="0" presId="urn:microsoft.com/office/officeart/2005/8/layout/process1"/>
+    <dgm:cxn modelId="{B96F8266-F4FF-489F-8049-694CD9DA6F42}" type="presParOf" srcId="{ECE2E50F-1EF0-49E9-A2A2-C09D34379E86}" destId="{9346448E-7772-4989-9A73-02FD2DA61B93}" srcOrd="0" destOrd="0" presId="urn:microsoft.com/office/officeart/2005/8/layout/process1"/>
+    <dgm:cxn modelId="{B0303354-9DDF-43A6-9062-A1D2685CD750}" type="presParOf" srcId="{ECE2E50F-1EF0-49E9-A2A2-C09D34379E86}" destId="{ABB6D0E9-231F-49FF-8F6A-CBD756BB2A07}" srcOrd="1" destOrd="0" presId="urn:microsoft.com/office/officeart/2005/8/layout/process1"/>
+    <dgm:cxn modelId="{35E44AA0-ACBE-4FE7-9A14-4FDF15186423}" type="presParOf" srcId="{ABB6D0E9-231F-49FF-8F6A-CBD756BB2A07}" destId="{8D8E620F-A309-4628-986D-B0F92ABF739C}" srcOrd="0" destOrd="0" presId="urn:microsoft.com/office/officeart/2005/8/layout/process1"/>
+    <dgm:cxn modelId="{7E2F1978-5B41-481F-B931-39F39D4C82C3}" type="presParOf" srcId="{ECE2E50F-1EF0-49E9-A2A2-C09D34379E86}" destId="{45B120D8-A283-4DB0-AE48-CD1028B5A1CA}" srcOrd="2" destOrd="0" presId="urn:microsoft.com/office/officeart/2005/8/layout/process1"/>
+    <dgm:cxn modelId="{A419F6BC-BB65-4259-8FBD-C3A44BC94EA7}" type="presParOf" srcId="{ECE2E50F-1EF0-49E9-A2A2-C09D34379E86}" destId="{1C61394E-D32F-4A43-ADD4-F46D3A33D38F}" srcOrd="3" destOrd="0" presId="urn:microsoft.com/office/officeart/2005/8/layout/process1"/>
+    <dgm:cxn modelId="{3D8FA499-E4CB-402C-AADD-AC732682481E}" type="presParOf" srcId="{1C61394E-D32F-4A43-ADD4-F46D3A33D38F}" destId="{38F30BB8-19AC-4F2C-997E-D6C87643D812}" srcOrd="0" destOrd="0" presId="urn:microsoft.com/office/officeart/2005/8/layout/process1"/>
+    <dgm:cxn modelId="{FD4EBBD9-40A2-4FFA-99C2-A00B12ADBD66}" type="presParOf" srcId="{ECE2E50F-1EF0-49E9-A2A2-C09D34379E86}" destId="{CA09568C-529F-4056-BB14-75FC27EA3A57}" srcOrd="4" destOrd="0" presId="urn:microsoft.com/office/officeart/2005/8/layout/process1"/>
+    <dgm:cxn modelId="{F48C5090-6E83-4CBE-8269-7109B36AC4AF}" type="presParOf" srcId="{ECE2E50F-1EF0-49E9-A2A2-C09D34379E86}" destId="{E6A79763-2175-4FE6-AF39-65BAD7E8A94D}" srcOrd="5" destOrd="0" presId="urn:microsoft.com/office/officeart/2005/8/layout/process1"/>
+    <dgm:cxn modelId="{ABC5511B-2642-4CBC-B5C1-2CA1D64ECF1A}" type="presParOf" srcId="{E6A79763-2175-4FE6-AF39-65BAD7E8A94D}" destId="{D17F71C8-684F-40E9-B9CF-89D188A27816}" srcOrd="0" destOrd="0" presId="urn:microsoft.com/office/officeart/2005/8/layout/process1"/>
+    <dgm:cxn modelId="{C5A020E9-D456-44B8-9244-D4B6A9ED038A}" type="presParOf" srcId="{ECE2E50F-1EF0-49E9-A2A2-C09D34379E86}" destId="{FCE3B9A4-214A-4502-B3DF-ACB3E0BC61C7}" srcOrd="6" destOrd="0" presId="urn:microsoft.com/office/officeart/2005/8/layout/process1"/>
   </dgm:cxnLst>
   <dgm:bg/>
   <dgm:whole/>

--- a/Notes_SA2601010.docx
+++ b/Notes_SA2601010.docx
@@ -7564,6 +7564,30 @@
         </w:rPr>
         <w:t>Synchronization issue</w:t>
       </w:r>
+    </w:p>
+    <w:p>
+      <w:pPr>
+        <w:pStyle w:val="ListParagraph"/>
+        <w:numPr>
+          <w:ilvl w:val="1"/>
+          <w:numId w:val="17"/>
+        </w:numPr>
+        <w:rPr>
+          <w:sz w:val="24"/>
+          <w:szCs w:val="22"/>
+          <w:lang w:val="en-US"/>
+        </w:rPr>
+      </w:pPr>
+      <w:r>
+        <w:rPr>
+          <w:sz w:val="24"/>
+          <w:szCs w:val="22"/>
+          <w:lang w:val="en-US"/>
+        </w:rPr>
+        <w:t>The control may be inside iframe or #shadow-root</w:t>
+      </w:r>
+      <w:bookmarkStart w:id="0" w:name="_GoBack"/>
+      <w:bookmarkEnd w:id="0"/>
     </w:p>
     <w:p>
       <w:pPr>
@@ -12376,8 +12400,6 @@
           <w:lang w:val="en-US"/>
         </w:rPr>
       </w:pPr>
-      <w:bookmarkStart w:id="0" w:name="_GoBack"/>
-      <w:bookmarkEnd w:id="0"/>
     </w:p>
     <w:sectPr>
       <w:pgSz w:w="11906" w:h="16838"/>
@@ -17476,30 +17498,30 @@
   </dgm:ptLst>
   <dgm:cxnLst>
     <dgm:cxn modelId="{407416C7-D9A4-49CF-A1D9-63129D12A5E9}" srcId="{C787D0C9-C4AA-4BF8-AAA9-EFDCDDDFB8C5}" destId="{B2F67260-32B4-49EF-BEA7-6376ABEBC356}" srcOrd="1" destOrd="0" parTransId="{452FD36E-8C97-458A-9189-BC15B3E0AB1F}" sibTransId="{58F8E6FA-8E5F-4590-8E91-7D425686736E}"/>
-    <dgm:cxn modelId="{AC521294-D06E-4FF2-8C29-12408B3F0B3F}" type="presOf" srcId="{D4DE5EA1-C98A-4001-96ED-0D8A4099152C}" destId="{CA09568C-529F-4056-BB14-75FC27EA3A57}" srcOrd="0" destOrd="0" presId="urn:microsoft.com/office/officeart/2005/8/layout/process1"/>
-    <dgm:cxn modelId="{16A469DC-A2F6-42FD-A74F-3B65C9B229B8}" type="presOf" srcId="{B2F67260-32B4-49EF-BEA7-6376ABEBC356}" destId="{45B120D8-A283-4DB0-AE48-CD1028B5A1CA}" srcOrd="0" destOrd="0" presId="urn:microsoft.com/office/officeart/2005/8/layout/process1"/>
-    <dgm:cxn modelId="{1F34EB15-15C2-444A-8B0B-C52887890E1B}" type="presOf" srcId="{C6470392-B547-42B7-BBE1-49D9BF3297A5}" destId="{D17F71C8-684F-40E9-B9CF-89D188A27816}" srcOrd="1" destOrd="0" presId="urn:microsoft.com/office/officeart/2005/8/layout/process1"/>
-    <dgm:cxn modelId="{A654E791-7004-41BB-9F6E-256D0CAAD508}" type="presOf" srcId="{58F8E6FA-8E5F-4590-8E91-7D425686736E}" destId="{1C61394E-D32F-4A43-ADD4-F46D3A33D38F}" srcOrd="0" destOrd="0" presId="urn:microsoft.com/office/officeart/2005/8/layout/process1"/>
-    <dgm:cxn modelId="{1C5A4639-F89B-468D-8C51-F052D1C27EB1}" type="presOf" srcId="{58F8E6FA-8E5F-4590-8E91-7D425686736E}" destId="{38F30BB8-19AC-4F2C-997E-D6C87643D812}" srcOrd="1" destOrd="0" presId="urn:microsoft.com/office/officeart/2005/8/layout/process1"/>
+    <dgm:cxn modelId="{4CB75183-43AE-4609-A4DB-A78348930BED}" type="presOf" srcId="{2F2C6037-AE48-4650-B998-EBABF88D0464}" destId="{8D8E620F-A309-4628-986D-B0F92ABF739C}" srcOrd="1" destOrd="0" presId="urn:microsoft.com/office/officeart/2005/8/layout/process1"/>
+    <dgm:cxn modelId="{A2FE1F1A-DE60-48CE-BA75-E722F2C8E141}" type="presOf" srcId="{B2F67260-32B4-49EF-BEA7-6376ABEBC356}" destId="{45B120D8-A283-4DB0-AE48-CD1028B5A1CA}" srcOrd="0" destOrd="0" presId="urn:microsoft.com/office/officeart/2005/8/layout/process1"/>
+    <dgm:cxn modelId="{EF60AC06-3D0E-410F-9D07-594828292B7D}" type="presOf" srcId="{2F2C6037-AE48-4650-B998-EBABF88D0464}" destId="{ABB6D0E9-231F-49FF-8F6A-CBD756BB2A07}" srcOrd="0" destOrd="0" presId="urn:microsoft.com/office/officeart/2005/8/layout/process1"/>
+    <dgm:cxn modelId="{9FF81C3E-2F83-4B92-BE22-40281C9D7057}" type="presOf" srcId="{58F8E6FA-8E5F-4590-8E91-7D425686736E}" destId="{38F30BB8-19AC-4F2C-997E-D6C87643D812}" srcOrd="1" destOrd="0" presId="urn:microsoft.com/office/officeart/2005/8/layout/process1"/>
+    <dgm:cxn modelId="{859F780F-C589-48E1-93AA-4DA12838CEE4}" type="presOf" srcId="{B0DAEDAB-33B3-4821-A91B-D05361312CE9}" destId="{FCE3B9A4-214A-4502-B3DF-ACB3E0BC61C7}" srcOrd="0" destOrd="0" presId="urn:microsoft.com/office/officeart/2005/8/layout/process1"/>
+    <dgm:cxn modelId="{0591FDC5-9472-4904-BB6C-C2DF6C0233C4}" type="presOf" srcId="{D4DE5EA1-C98A-4001-96ED-0D8A4099152C}" destId="{CA09568C-529F-4056-BB14-75FC27EA3A57}" srcOrd="0" destOrd="0" presId="urn:microsoft.com/office/officeart/2005/8/layout/process1"/>
+    <dgm:cxn modelId="{15C70046-D366-41B9-BEBD-C256390CC2E8}" type="presOf" srcId="{C787D0C9-C4AA-4BF8-AAA9-EFDCDDDFB8C5}" destId="{ECE2E50F-1EF0-49E9-A2A2-C09D34379E86}" srcOrd="0" destOrd="0" presId="urn:microsoft.com/office/officeart/2005/8/layout/process1"/>
     <dgm:cxn modelId="{A358B1AA-45ED-4C0A-A925-911C6E3E177E}" srcId="{C787D0C9-C4AA-4BF8-AAA9-EFDCDDDFB8C5}" destId="{D4DE5EA1-C98A-4001-96ED-0D8A4099152C}" srcOrd="2" destOrd="0" parTransId="{DDD45587-67C2-4B3F-892B-0153C2E010D0}" sibTransId="{C6470392-B547-42B7-BBE1-49D9BF3297A5}"/>
-    <dgm:cxn modelId="{83AB81D7-1188-4F9A-8E4A-764F258ADCC9}" type="presOf" srcId="{C787D0C9-C4AA-4BF8-AAA9-EFDCDDDFB8C5}" destId="{ECE2E50F-1EF0-49E9-A2A2-C09D34379E86}" srcOrd="0" destOrd="0" presId="urn:microsoft.com/office/officeart/2005/8/layout/process1"/>
-    <dgm:cxn modelId="{192A3DF8-02FD-4295-8FC1-62BD9CF528AA}" type="presOf" srcId="{CB734D05-6005-4A33-891F-8F6E9F0BE629}" destId="{9346448E-7772-4989-9A73-02FD2DA61B93}" srcOrd="0" destOrd="0" presId="urn:microsoft.com/office/officeart/2005/8/layout/process1"/>
+    <dgm:cxn modelId="{55391755-F63E-4D62-9B39-B14D33364045}" type="presOf" srcId="{C6470392-B547-42B7-BBE1-49D9BF3297A5}" destId="{D17F71C8-684F-40E9-B9CF-89D188A27816}" srcOrd="1" destOrd="0" presId="urn:microsoft.com/office/officeart/2005/8/layout/process1"/>
     <dgm:cxn modelId="{916CD402-046A-49C3-919C-E8874C6452BD}" srcId="{C787D0C9-C4AA-4BF8-AAA9-EFDCDDDFB8C5}" destId="{B0DAEDAB-33B3-4821-A91B-D05361312CE9}" srcOrd="3" destOrd="0" parTransId="{1B396FDD-FE98-44AA-BBFD-EFDF9B52D4CD}" sibTransId="{2689B6F1-8FF1-4D68-9639-E8E505EA5AB0}"/>
-    <dgm:cxn modelId="{9BCC8E6B-6E4F-4813-A4E1-4E2B377915E7}" type="presOf" srcId="{2F2C6037-AE48-4650-B998-EBABF88D0464}" destId="{8D8E620F-A309-4628-986D-B0F92ABF739C}" srcOrd="1" destOrd="0" presId="urn:microsoft.com/office/officeart/2005/8/layout/process1"/>
-    <dgm:cxn modelId="{3C010050-C2A1-402D-89CD-278C63D6B3FF}" type="presOf" srcId="{B0DAEDAB-33B3-4821-A91B-D05361312CE9}" destId="{FCE3B9A4-214A-4502-B3DF-ACB3E0BC61C7}" srcOrd="0" destOrd="0" presId="urn:microsoft.com/office/officeart/2005/8/layout/process1"/>
     <dgm:cxn modelId="{F27277EA-BDDA-4005-9170-FBB0A209E462}" srcId="{C787D0C9-C4AA-4BF8-AAA9-EFDCDDDFB8C5}" destId="{CB734D05-6005-4A33-891F-8F6E9F0BE629}" srcOrd="0" destOrd="0" parTransId="{D88A1106-7499-4EC1-A955-12C926757BDC}" sibTransId="{2F2C6037-AE48-4650-B998-EBABF88D0464}"/>
-    <dgm:cxn modelId="{A3FF0F29-13AB-4FC8-B05C-6E4F65475627}" type="presOf" srcId="{C6470392-B547-42B7-BBE1-49D9BF3297A5}" destId="{E6A79763-2175-4FE6-AF39-65BAD7E8A94D}" srcOrd="0" destOrd="0" presId="urn:microsoft.com/office/officeart/2005/8/layout/process1"/>
-    <dgm:cxn modelId="{5A0BF700-C89E-468A-9EE5-21ABE56EB478}" type="presOf" srcId="{2F2C6037-AE48-4650-B998-EBABF88D0464}" destId="{ABB6D0E9-231F-49FF-8F6A-CBD756BB2A07}" srcOrd="0" destOrd="0" presId="urn:microsoft.com/office/officeart/2005/8/layout/process1"/>
-    <dgm:cxn modelId="{B96F8266-F4FF-489F-8049-694CD9DA6F42}" type="presParOf" srcId="{ECE2E50F-1EF0-49E9-A2A2-C09D34379E86}" destId="{9346448E-7772-4989-9A73-02FD2DA61B93}" srcOrd="0" destOrd="0" presId="urn:microsoft.com/office/officeart/2005/8/layout/process1"/>
-    <dgm:cxn modelId="{B0303354-9DDF-43A6-9062-A1D2685CD750}" type="presParOf" srcId="{ECE2E50F-1EF0-49E9-A2A2-C09D34379E86}" destId="{ABB6D0E9-231F-49FF-8F6A-CBD756BB2A07}" srcOrd="1" destOrd="0" presId="urn:microsoft.com/office/officeart/2005/8/layout/process1"/>
-    <dgm:cxn modelId="{35E44AA0-ACBE-4FE7-9A14-4FDF15186423}" type="presParOf" srcId="{ABB6D0E9-231F-49FF-8F6A-CBD756BB2A07}" destId="{8D8E620F-A309-4628-986D-B0F92ABF739C}" srcOrd="0" destOrd="0" presId="urn:microsoft.com/office/officeart/2005/8/layout/process1"/>
-    <dgm:cxn modelId="{7E2F1978-5B41-481F-B931-39F39D4C82C3}" type="presParOf" srcId="{ECE2E50F-1EF0-49E9-A2A2-C09D34379E86}" destId="{45B120D8-A283-4DB0-AE48-CD1028B5A1CA}" srcOrd="2" destOrd="0" presId="urn:microsoft.com/office/officeart/2005/8/layout/process1"/>
-    <dgm:cxn modelId="{A419F6BC-BB65-4259-8FBD-C3A44BC94EA7}" type="presParOf" srcId="{ECE2E50F-1EF0-49E9-A2A2-C09D34379E86}" destId="{1C61394E-D32F-4A43-ADD4-F46D3A33D38F}" srcOrd="3" destOrd="0" presId="urn:microsoft.com/office/officeart/2005/8/layout/process1"/>
-    <dgm:cxn modelId="{3D8FA499-E4CB-402C-AADD-AC732682481E}" type="presParOf" srcId="{1C61394E-D32F-4A43-ADD4-F46D3A33D38F}" destId="{38F30BB8-19AC-4F2C-997E-D6C87643D812}" srcOrd="0" destOrd="0" presId="urn:microsoft.com/office/officeart/2005/8/layout/process1"/>
-    <dgm:cxn modelId="{FD4EBBD9-40A2-4FFA-99C2-A00B12ADBD66}" type="presParOf" srcId="{ECE2E50F-1EF0-49E9-A2A2-C09D34379E86}" destId="{CA09568C-529F-4056-BB14-75FC27EA3A57}" srcOrd="4" destOrd="0" presId="urn:microsoft.com/office/officeart/2005/8/layout/process1"/>
-    <dgm:cxn modelId="{F48C5090-6E83-4CBE-8269-7109B36AC4AF}" type="presParOf" srcId="{ECE2E50F-1EF0-49E9-A2A2-C09D34379E86}" destId="{E6A79763-2175-4FE6-AF39-65BAD7E8A94D}" srcOrd="5" destOrd="0" presId="urn:microsoft.com/office/officeart/2005/8/layout/process1"/>
-    <dgm:cxn modelId="{ABC5511B-2642-4CBC-B5C1-2CA1D64ECF1A}" type="presParOf" srcId="{E6A79763-2175-4FE6-AF39-65BAD7E8A94D}" destId="{D17F71C8-684F-40E9-B9CF-89D188A27816}" srcOrd="0" destOrd="0" presId="urn:microsoft.com/office/officeart/2005/8/layout/process1"/>
-    <dgm:cxn modelId="{C5A020E9-D456-44B8-9244-D4B6A9ED038A}" type="presParOf" srcId="{ECE2E50F-1EF0-49E9-A2A2-C09D34379E86}" destId="{FCE3B9A4-214A-4502-B3DF-ACB3E0BC61C7}" srcOrd="6" destOrd="0" presId="urn:microsoft.com/office/officeart/2005/8/layout/process1"/>
+    <dgm:cxn modelId="{630E42EA-8A24-4457-BAF9-D72EE357755F}" type="presOf" srcId="{C6470392-B547-42B7-BBE1-49D9BF3297A5}" destId="{E6A79763-2175-4FE6-AF39-65BAD7E8A94D}" srcOrd="0" destOrd="0" presId="urn:microsoft.com/office/officeart/2005/8/layout/process1"/>
+    <dgm:cxn modelId="{02E0D438-CE0B-4D7A-A9FA-0F950E5B4E3A}" type="presOf" srcId="{CB734D05-6005-4A33-891F-8F6E9F0BE629}" destId="{9346448E-7772-4989-9A73-02FD2DA61B93}" srcOrd="0" destOrd="0" presId="urn:microsoft.com/office/officeart/2005/8/layout/process1"/>
+    <dgm:cxn modelId="{20F56F84-4D04-4850-9D5B-C08B4F0F47A4}" type="presOf" srcId="{58F8E6FA-8E5F-4590-8E91-7D425686736E}" destId="{1C61394E-D32F-4A43-ADD4-F46D3A33D38F}" srcOrd="0" destOrd="0" presId="urn:microsoft.com/office/officeart/2005/8/layout/process1"/>
+    <dgm:cxn modelId="{DDFF2AAC-C9A6-4472-9612-1248206EEDBE}" type="presParOf" srcId="{ECE2E50F-1EF0-49E9-A2A2-C09D34379E86}" destId="{9346448E-7772-4989-9A73-02FD2DA61B93}" srcOrd="0" destOrd="0" presId="urn:microsoft.com/office/officeart/2005/8/layout/process1"/>
+    <dgm:cxn modelId="{8EB16C58-486C-4032-95B2-302FA9E04578}" type="presParOf" srcId="{ECE2E50F-1EF0-49E9-A2A2-C09D34379E86}" destId="{ABB6D0E9-231F-49FF-8F6A-CBD756BB2A07}" srcOrd="1" destOrd="0" presId="urn:microsoft.com/office/officeart/2005/8/layout/process1"/>
+    <dgm:cxn modelId="{9BFCC814-E3BA-4BCC-A4AC-78B0FB37BC0F}" type="presParOf" srcId="{ABB6D0E9-231F-49FF-8F6A-CBD756BB2A07}" destId="{8D8E620F-A309-4628-986D-B0F92ABF739C}" srcOrd="0" destOrd="0" presId="urn:microsoft.com/office/officeart/2005/8/layout/process1"/>
+    <dgm:cxn modelId="{57FD5610-7D7B-4979-B84B-1234ABB52997}" type="presParOf" srcId="{ECE2E50F-1EF0-49E9-A2A2-C09D34379E86}" destId="{45B120D8-A283-4DB0-AE48-CD1028B5A1CA}" srcOrd="2" destOrd="0" presId="urn:microsoft.com/office/officeart/2005/8/layout/process1"/>
+    <dgm:cxn modelId="{12D6CBC5-3C2F-4EDA-BBB1-326C423AD418}" type="presParOf" srcId="{ECE2E50F-1EF0-49E9-A2A2-C09D34379E86}" destId="{1C61394E-D32F-4A43-ADD4-F46D3A33D38F}" srcOrd="3" destOrd="0" presId="urn:microsoft.com/office/officeart/2005/8/layout/process1"/>
+    <dgm:cxn modelId="{942022A4-5351-4D93-BA31-DFB0898FBC8D}" type="presParOf" srcId="{1C61394E-D32F-4A43-ADD4-F46D3A33D38F}" destId="{38F30BB8-19AC-4F2C-997E-D6C87643D812}" srcOrd="0" destOrd="0" presId="urn:microsoft.com/office/officeart/2005/8/layout/process1"/>
+    <dgm:cxn modelId="{99309E6B-5CF1-4769-B1F8-AA54D3453AF8}" type="presParOf" srcId="{ECE2E50F-1EF0-49E9-A2A2-C09D34379E86}" destId="{CA09568C-529F-4056-BB14-75FC27EA3A57}" srcOrd="4" destOrd="0" presId="urn:microsoft.com/office/officeart/2005/8/layout/process1"/>
+    <dgm:cxn modelId="{67CB6FE8-3248-4C04-AD9A-6D258F57B075}" type="presParOf" srcId="{ECE2E50F-1EF0-49E9-A2A2-C09D34379E86}" destId="{E6A79763-2175-4FE6-AF39-65BAD7E8A94D}" srcOrd="5" destOrd="0" presId="urn:microsoft.com/office/officeart/2005/8/layout/process1"/>
+    <dgm:cxn modelId="{A975566A-1D63-4D71-99B8-A35E80E93F68}" type="presParOf" srcId="{E6A79763-2175-4FE6-AF39-65BAD7E8A94D}" destId="{D17F71C8-684F-40E9-B9CF-89D188A27816}" srcOrd="0" destOrd="0" presId="urn:microsoft.com/office/officeart/2005/8/layout/process1"/>
+    <dgm:cxn modelId="{0653FC3D-E026-41D9-A751-DACAC55AB0CB}" type="presParOf" srcId="{ECE2E50F-1EF0-49E9-A2A2-C09D34379E86}" destId="{FCE3B9A4-214A-4502-B3DF-ACB3E0BC61C7}" srcOrd="6" destOrd="0" presId="urn:microsoft.com/office/officeart/2005/8/layout/process1"/>
   </dgm:cxnLst>
   <dgm:bg/>
   <dgm:whole/>

--- a/Notes_SA2601010.docx
+++ b/Notes_SA2601010.docx
@@ -779,13 +779,23 @@
           <w:lang w:val="en-US"/>
         </w:rPr>
       </w:pPr>
-      <w:r>
-        <w:rPr>
-          <w:sz w:val="24"/>
-          <w:szCs w:val="22"/>
-          <w:lang w:val="en-US"/>
-        </w:rPr>
-        <w:t>Thread.sleep()</w:t>
+      <w:proofErr w:type="spellStart"/>
+      <w:r>
+        <w:rPr>
+          <w:sz w:val="24"/>
+          <w:szCs w:val="22"/>
+          <w:lang w:val="en-US"/>
+        </w:rPr>
+        <w:t>Thread.sleep</w:t>
+      </w:r>
+      <w:proofErr w:type="spellEnd"/>
+      <w:r>
+        <w:rPr>
+          <w:sz w:val="24"/>
+          <w:szCs w:val="22"/>
+          <w:lang w:val="en-US"/>
+        </w:rPr>
+        <w:t>()</w:t>
       </w:r>
     </w:p>
     <w:p>
@@ -3610,7 +3620,25 @@
           <w:szCs w:val="22"/>
           <w:lang w:val="en-US"/>
         </w:rPr>
-        <w:t>Instructions to the tool can be provided via any one of the supporting programming language (like Java, JavaScript, Python, C#, Ruby, TypeScript)</w:t>
+        <w:t xml:space="preserve">Instructions to the tool can be provided via any one of the supporting programming language (like Java, JavaScript, Python, C#, Ruby, </w:t>
+      </w:r>
+      <w:proofErr w:type="spellStart"/>
+      <w:r>
+        <w:rPr>
+          <w:sz w:val="24"/>
+          <w:szCs w:val="22"/>
+          <w:lang w:val="en-US"/>
+        </w:rPr>
+        <w:t>TypeScript</w:t>
+      </w:r>
+      <w:proofErr w:type="spellEnd"/>
+      <w:r>
+        <w:rPr>
+          <w:sz w:val="24"/>
+          <w:szCs w:val="22"/>
+          <w:lang w:val="en-US"/>
+        </w:rPr>
+        <w:t>)</w:t>
       </w:r>
     </w:p>
     <w:p>
@@ -5715,13 +5743,41 @@
           <w:lang w:val="en-US"/>
         </w:rPr>
       </w:pPr>
-      <w:r>
-        <w:rPr>
-          <w:sz w:val="24"/>
-          <w:szCs w:val="22"/>
-          <w:lang w:val="en-US"/>
-        </w:rPr>
-        <w:t>YourName_SeleniumDemos (Lakshmi_SeleniumDemos)</w:t>
+      <w:proofErr w:type="spellStart"/>
+      <w:r>
+        <w:rPr>
+          <w:sz w:val="24"/>
+          <w:szCs w:val="22"/>
+          <w:lang w:val="en-US"/>
+        </w:rPr>
+        <w:t>YourName_SeleniumDemos</w:t>
+      </w:r>
+      <w:proofErr w:type="spellEnd"/>
+      <w:r>
+        <w:rPr>
+          <w:sz w:val="24"/>
+          <w:szCs w:val="22"/>
+          <w:lang w:val="en-US"/>
+        </w:rPr>
+        <w:t xml:space="preserve"> (</w:t>
+      </w:r>
+      <w:proofErr w:type="spellStart"/>
+      <w:r>
+        <w:rPr>
+          <w:sz w:val="24"/>
+          <w:szCs w:val="22"/>
+          <w:lang w:val="en-US"/>
+        </w:rPr>
+        <w:t>Lakshmi_SeleniumDemos</w:t>
+      </w:r>
+      <w:proofErr w:type="spellEnd"/>
+      <w:r>
+        <w:rPr>
+          <w:sz w:val="24"/>
+          <w:szCs w:val="22"/>
+          <w:lang w:val="en-US"/>
+        </w:rPr>
+        <w:t>)</w:t>
       </w:r>
     </w:p>
     <w:p>
@@ -5795,7 +5851,25 @@
           <w:szCs w:val="22"/>
           <w:lang w:val="en-US"/>
         </w:rPr>
-        <w:t>Open selenium.dev website</w:t>
+        <w:t xml:space="preserve">Open </w:t>
+      </w:r>
+      <w:proofErr w:type="spellStart"/>
+      <w:r>
+        <w:rPr>
+          <w:sz w:val="24"/>
+          <w:szCs w:val="22"/>
+          <w:lang w:val="en-US"/>
+        </w:rPr>
+        <w:t>selenium.dev</w:t>
+      </w:r>
+      <w:proofErr w:type="spellEnd"/>
+      <w:r>
+        <w:rPr>
+          <w:sz w:val="24"/>
+          <w:szCs w:val="22"/>
+          <w:lang w:val="en-US"/>
+        </w:rPr>
+        <w:t xml:space="preserve"> website</w:t>
       </w:r>
     </w:p>
     <w:p>
@@ -6788,13 +6862,23 @@
           <w:lang w:val="en-US"/>
         </w:rPr>
       </w:pPr>
-      <w:r>
-        <w:rPr>
-          <w:sz w:val="24"/>
-          <w:szCs w:val="22"/>
-          <w:lang w:val="en-US"/>
-        </w:rPr>
-        <w:t xml:space="preserve">get() </w:t>
+      <w:proofErr w:type="gramStart"/>
+      <w:r>
+        <w:rPr>
+          <w:sz w:val="24"/>
+          <w:szCs w:val="22"/>
+          <w:lang w:val="en-US"/>
+        </w:rPr>
+        <w:t>get(</w:t>
+      </w:r>
+      <w:proofErr w:type="gramEnd"/>
+      <w:r>
+        <w:rPr>
+          <w:sz w:val="24"/>
+          <w:szCs w:val="22"/>
+          <w:lang w:val="en-US"/>
+        </w:rPr>
+        <w:t xml:space="preserve">) </w:t>
       </w:r>
       <w:r>
         <w:rPr>
@@ -6862,6 +6946,8 @@
           <w:lang w:val="en-US"/>
         </w:rPr>
       </w:pPr>
+      <w:proofErr w:type="spellStart"/>
+      <w:proofErr w:type="gramStart"/>
       <w:r>
         <w:rPr>
           <w:sz w:val="24"/>
@@ -6876,7 +6962,25 @@
           <w:szCs w:val="22"/>
           <w:lang w:val="en-US"/>
         </w:rPr>
-        <w:t xml:space="preserve">er.manage().window().maximize() </w:t>
+        <w:t>er.manage</w:t>
+      </w:r>
+      <w:proofErr w:type="spellEnd"/>
+      <w:r>
+        <w:rPr>
+          <w:sz w:val="24"/>
+          <w:szCs w:val="22"/>
+          <w:lang w:val="en-US"/>
+        </w:rPr>
+        <w:t>(</w:t>
+      </w:r>
+      <w:proofErr w:type="gramEnd"/>
+      <w:r>
+        <w:rPr>
+          <w:sz w:val="24"/>
+          <w:szCs w:val="22"/>
+          <w:lang w:val="en-US"/>
+        </w:rPr>
+        <w:t xml:space="preserve">).window().maximize() </w:t>
       </w:r>
       <w:r>
         <w:rPr>
@@ -6908,13 +7012,23 @@
           <w:lang w:val="en-US"/>
         </w:rPr>
       </w:pPr>
-      <w:r>
-        <w:rPr>
-          <w:sz w:val="24"/>
-          <w:szCs w:val="22"/>
-          <w:lang w:val="en-US"/>
-        </w:rPr>
-        <w:t xml:space="preserve">close() </w:t>
+      <w:proofErr w:type="gramStart"/>
+      <w:r>
+        <w:rPr>
+          <w:sz w:val="24"/>
+          <w:szCs w:val="22"/>
+          <w:lang w:val="en-US"/>
+        </w:rPr>
+        <w:t>close(</w:t>
+      </w:r>
+      <w:proofErr w:type="gramEnd"/>
+      <w:r>
+        <w:rPr>
+          <w:sz w:val="24"/>
+          <w:szCs w:val="22"/>
+          <w:lang w:val="en-US"/>
+        </w:rPr>
+        <w:t xml:space="preserve">) </w:t>
       </w:r>
       <w:r>
         <w:rPr>
@@ -6964,13 +7078,23 @@
           <w:lang w:val="en-US"/>
         </w:rPr>
       </w:pPr>
-      <w:r>
-        <w:rPr>
-          <w:sz w:val="24"/>
-          <w:szCs w:val="22"/>
-          <w:lang w:val="en-US"/>
-        </w:rPr>
-        <w:t xml:space="preserve">getTitle() </w:t>
+      <w:proofErr w:type="gramStart"/>
+      <w:r>
+        <w:rPr>
+          <w:sz w:val="24"/>
+          <w:szCs w:val="22"/>
+          <w:lang w:val="en-US"/>
+        </w:rPr>
+        <w:t>getTitle(</w:t>
+      </w:r>
+      <w:proofErr w:type="gramEnd"/>
+      <w:r>
+        <w:rPr>
+          <w:sz w:val="24"/>
+          <w:szCs w:val="22"/>
+          <w:lang w:val="en-US"/>
+        </w:rPr>
+        <w:t xml:space="preserve">) </w:t>
       </w:r>
       <w:r>
         <w:rPr>
@@ -7010,13 +7134,23 @@
           <w:lang w:val="en-US"/>
         </w:rPr>
       </w:pPr>
-      <w:r>
-        <w:rPr>
-          <w:sz w:val="24"/>
-          <w:szCs w:val="22"/>
-          <w:lang w:val="en-US"/>
-        </w:rPr>
-        <w:t xml:space="preserve">getCurrentUrl() </w:t>
+      <w:proofErr w:type="gramStart"/>
+      <w:r>
+        <w:rPr>
+          <w:sz w:val="24"/>
+          <w:szCs w:val="22"/>
+          <w:lang w:val="en-US"/>
+        </w:rPr>
+        <w:t>getCurrentUrl(</w:t>
+      </w:r>
+      <w:proofErr w:type="gramEnd"/>
+      <w:r>
+        <w:rPr>
+          <w:sz w:val="24"/>
+          <w:szCs w:val="22"/>
+          <w:lang w:val="en-US"/>
+        </w:rPr>
+        <w:t xml:space="preserve">) </w:t>
       </w:r>
       <w:r>
         <w:rPr>
@@ -7048,13 +7182,23 @@
           <w:lang w:val="en-US"/>
         </w:rPr>
       </w:pPr>
-      <w:r>
-        <w:rPr>
-          <w:sz w:val="24"/>
-          <w:szCs w:val="22"/>
-          <w:lang w:val="en-US"/>
-        </w:rPr>
-        <w:t xml:space="preserve">getPageSource() </w:t>
+      <w:proofErr w:type="gramStart"/>
+      <w:r>
+        <w:rPr>
+          <w:sz w:val="24"/>
+          <w:szCs w:val="22"/>
+          <w:lang w:val="en-US"/>
+        </w:rPr>
+        <w:t>getPageSource(</w:t>
+      </w:r>
+      <w:proofErr w:type="gramEnd"/>
+      <w:r>
+        <w:rPr>
+          <w:sz w:val="24"/>
+          <w:szCs w:val="22"/>
+          <w:lang w:val="en-US"/>
+        </w:rPr>
+        <w:t xml:space="preserve">) </w:t>
       </w:r>
       <w:r>
         <w:rPr>
@@ -7086,13 +7230,23 @@
           <w:lang w:val="en-US"/>
         </w:rPr>
       </w:pPr>
-      <w:r>
-        <w:rPr>
-          <w:sz w:val="24"/>
-          <w:szCs w:val="22"/>
-          <w:lang w:val="en-US"/>
-        </w:rPr>
-        <w:t xml:space="preserve">findElement() </w:t>
+      <w:proofErr w:type="gramStart"/>
+      <w:r>
+        <w:rPr>
+          <w:sz w:val="24"/>
+          <w:szCs w:val="22"/>
+          <w:lang w:val="en-US"/>
+        </w:rPr>
+        <w:t>findElement(</w:t>
+      </w:r>
+      <w:proofErr w:type="gramEnd"/>
+      <w:r>
+        <w:rPr>
+          <w:sz w:val="24"/>
+          <w:szCs w:val="22"/>
+          <w:lang w:val="en-US"/>
+        </w:rPr>
+        <w:t xml:space="preserve">) </w:t>
       </w:r>
       <w:r>
         <w:rPr>
@@ -7190,13 +7344,23 @@
           <w:lang w:val="en-US"/>
         </w:rPr>
       </w:pPr>
-      <w:r>
-        <w:rPr>
-          <w:sz w:val="24"/>
-          <w:szCs w:val="22"/>
-          <w:lang w:val="en-US"/>
-        </w:rPr>
-        <w:t xml:space="preserve">findElements() </w:t>
+      <w:proofErr w:type="gramStart"/>
+      <w:r>
+        <w:rPr>
+          <w:sz w:val="24"/>
+          <w:szCs w:val="22"/>
+          <w:lang w:val="en-US"/>
+        </w:rPr>
+        <w:t>findElements(</w:t>
+      </w:r>
+      <w:proofErr w:type="gramEnd"/>
+      <w:r>
+        <w:rPr>
+          <w:sz w:val="24"/>
+          <w:szCs w:val="22"/>
+          <w:lang w:val="en-US"/>
+        </w:rPr>
+        <w:t xml:space="preserve">) </w:t>
       </w:r>
       <w:r>
         <w:rPr>
@@ -7258,13 +7422,23 @@
           <w:lang w:val="en-US"/>
         </w:rPr>
       </w:pPr>
-      <w:r>
-        <w:rPr>
-          <w:sz w:val="24"/>
-          <w:szCs w:val="22"/>
-          <w:lang w:val="en-US"/>
-        </w:rPr>
-        <w:t xml:space="preserve">getWindowHandles() </w:t>
+      <w:proofErr w:type="gramStart"/>
+      <w:r>
+        <w:rPr>
+          <w:sz w:val="24"/>
+          <w:szCs w:val="22"/>
+          <w:lang w:val="en-US"/>
+        </w:rPr>
+        <w:t>getWindowHandles(</w:t>
+      </w:r>
+      <w:proofErr w:type="gramEnd"/>
+      <w:r>
+        <w:rPr>
+          <w:sz w:val="24"/>
+          <w:szCs w:val="22"/>
+          <w:lang w:val="en-US"/>
+        </w:rPr>
+        <w:t xml:space="preserve">) </w:t>
       </w:r>
       <w:r>
         <w:rPr>
@@ -7298,13 +7472,23 @@
           <w:lang w:val="en-US"/>
         </w:rPr>
       </w:pPr>
-      <w:r>
-        <w:rPr>
-          <w:sz w:val="24"/>
-          <w:szCs w:val="22"/>
-          <w:lang w:val="en-US"/>
-        </w:rPr>
-        <w:t xml:space="preserve">quit() </w:t>
+      <w:proofErr w:type="gramStart"/>
+      <w:r>
+        <w:rPr>
+          <w:sz w:val="24"/>
+          <w:szCs w:val="22"/>
+          <w:lang w:val="en-US"/>
+        </w:rPr>
+        <w:t>quit(</w:t>
+      </w:r>
+      <w:proofErr w:type="gramEnd"/>
+      <w:r>
+        <w:rPr>
+          <w:sz w:val="24"/>
+          <w:szCs w:val="22"/>
+          <w:lang w:val="en-US"/>
+        </w:rPr>
+        <w:t xml:space="preserve">) </w:t>
       </w:r>
       <w:r>
         <w:rPr>
@@ -7586,8 +7770,6 @@
         </w:rPr>
         <w:t>The control may be inside iframe or #shadow-root</w:t>
       </w:r>
-      <w:bookmarkStart w:id="0" w:name="_GoBack"/>
-      <w:bookmarkEnd w:id="0"/>
     </w:p>
     <w:p>
       <w:pPr>
@@ -7662,7 +7844,35 @@
           <w:szCs w:val="22"/>
           <w:lang w:val="en-US"/>
         </w:rPr>
-        <w:t xml:space="preserve"> Selenium waits for maximum 30 seconds till the page get loaded while calling driver.get(). But if the page is not getting loaded within 30 seconds then Selenium will throw SessionTimeoutException</w:t>
+        <w:t xml:space="preserve"> Selenium waits for maximum 30 seconds till the page get loaded while calling </w:t>
+      </w:r>
+      <w:proofErr w:type="spellStart"/>
+      <w:proofErr w:type="gramStart"/>
+      <w:r>
+        <w:rPr>
+          <w:sz w:val="24"/>
+          <w:szCs w:val="22"/>
+          <w:lang w:val="en-US"/>
+        </w:rPr>
+        <w:t>driver.get</w:t>
+      </w:r>
+      <w:proofErr w:type="spellEnd"/>
+      <w:r>
+        <w:rPr>
+          <w:sz w:val="24"/>
+          <w:szCs w:val="22"/>
+          <w:lang w:val="en-US"/>
+        </w:rPr>
+        <w:t>(</w:t>
+      </w:r>
+      <w:proofErr w:type="gramEnd"/>
+      <w:r>
+        <w:rPr>
+          <w:sz w:val="24"/>
+          <w:szCs w:val="22"/>
+          <w:lang w:val="en-US"/>
+        </w:rPr>
+        <w:t>). But if the page is not getting loaded within 30 seconds then Selenium will throw SessionTimeoutException</w:t>
       </w:r>
       <w:r>
         <w:rPr>
@@ -7902,13 +8112,23 @@
           <w:lang w:val="en-US"/>
         </w:rPr>
       </w:pPr>
-      <w:r>
-        <w:rPr>
-          <w:sz w:val="24"/>
-          <w:szCs w:val="22"/>
-          <w:lang w:val="en-US"/>
-        </w:rPr>
-        <w:t xml:space="preserve">sendKeys() </w:t>
+      <w:proofErr w:type="gramStart"/>
+      <w:r>
+        <w:rPr>
+          <w:sz w:val="24"/>
+          <w:szCs w:val="22"/>
+          <w:lang w:val="en-US"/>
+        </w:rPr>
+        <w:t>sendKeys(</w:t>
+      </w:r>
+      <w:proofErr w:type="gramEnd"/>
+      <w:r>
+        <w:rPr>
+          <w:sz w:val="24"/>
+          <w:szCs w:val="22"/>
+          <w:lang w:val="en-US"/>
+        </w:rPr>
+        <w:t xml:space="preserve">) </w:t>
       </w:r>
       <w:r>
         <w:rPr>
@@ -7958,13 +8178,23 @@
           <w:lang w:val="en-US"/>
         </w:rPr>
       </w:pPr>
-      <w:r>
-        <w:rPr>
-          <w:sz w:val="24"/>
-          <w:szCs w:val="22"/>
-          <w:lang w:val="en-US"/>
-        </w:rPr>
-        <w:t xml:space="preserve">click() </w:t>
+      <w:proofErr w:type="gramStart"/>
+      <w:r>
+        <w:rPr>
+          <w:sz w:val="24"/>
+          <w:szCs w:val="22"/>
+          <w:lang w:val="en-US"/>
+        </w:rPr>
+        <w:t>click(</w:t>
+      </w:r>
+      <w:proofErr w:type="gramEnd"/>
+      <w:r>
+        <w:rPr>
+          <w:sz w:val="24"/>
+          <w:szCs w:val="22"/>
+          <w:lang w:val="en-US"/>
+        </w:rPr>
+        <w:t xml:space="preserve">) </w:t>
       </w:r>
       <w:r>
         <w:rPr>
@@ -7996,13 +8226,23 @@
           <w:lang w:val="en-US"/>
         </w:rPr>
       </w:pPr>
-      <w:r>
-        <w:rPr>
-          <w:sz w:val="24"/>
-          <w:szCs w:val="22"/>
-          <w:lang w:val="en-US"/>
-        </w:rPr>
-        <w:t xml:space="preserve">getText() </w:t>
+      <w:proofErr w:type="gramStart"/>
+      <w:r>
+        <w:rPr>
+          <w:sz w:val="24"/>
+          <w:szCs w:val="22"/>
+          <w:lang w:val="en-US"/>
+        </w:rPr>
+        <w:t>getText(</w:t>
+      </w:r>
+      <w:proofErr w:type="gramEnd"/>
+      <w:r>
+        <w:rPr>
+          <w:sz w:val="24"/>
+          <w:szCs w:val="22"/>
+          <w:lang w:val="en-US"/>
+        </w:rPr>
+        <w:t xml:space="preserve">) </w:t>
       </w:r>
       <w:r>
         <w:rPr>
@@ -8072,13 +8312,23 @@
           <w:lang w:val="en-US"/>
         </w:rPr>
       </w:pPr>
-      <w:r>
-        <w:rPr>
-          <w:sz w:val="24"/>
-          <w:szCs w:val="22"/>
-          <w:lang w:val="en-US"/>
-        </w:rPr>
-        <w:t xml:space="preserve">isSelected() </w:t>
+      <w:proofErr w:type="gramStart"/>
+      <w:r>
+        <w:rPr>
+          <w:sz w:val="24"/>
+          <w:szCs w:val="22"/>
+          <w:lang w:val="en-US"/>
+        </w:rPr>
+        <w:t>isSelected(</w:t>
+      </w:r>
+      <w:proofErr w:type="gramEnd"/>
+      <w:r>
+        <w:rPr>
+          <w:sz w:val="24"/>
+          <w:szCs w:val="22"/>
+          <w:lang w:val="en-US"/>
+        </w:rPr>
+        <w:t xml:space="preserve">) </w:t>
       </w:r>
       <w:r>
         <w:rPr>
@@ -8110,13 +8360,23 @@
           <w:lang w:val="en-US"/>
         </w:rPr>
       </w:pPr>
-      <w:r>
-        <w:rPr>
-          <w:sz w:val="24"/>
-          <w:szCs w:val="22"/>
-          <w:lang w:val="en-US"/>
-        </w:rPr>
-        <w:t xml:space="preserve">isEnabled() </w:t>
+      <w:proofErr w:type="gramStart"/>
+      <w:r>
+        <w:rPr>
+          <w:sz w:val="24"/>
+          <w:szCs w:val="22"/>
+          <w:lang w:val="en-US"/>
+        </w:rPr>
+        <w:t>isEnabled(</w:t>
+      </w:r>
+      <w:proofErr w:type="gramEnd"/>
+      <w:r>
+        <w:rPr>
+          <w:sz w:val="24"/>
+          <w:szCs w:val="22"/>
+          <w:lang w:val="en-US"/>
+        </w:rPr>
+        <w:t xml:space="preserve">) </w:t>
       </w:r>
       <w:r>
         <w:rPr>
@@ -8148,13 +8408,23 @@
           <w:lang w:val="en-US"/>
         </w:rPr>
       </w:pPr>
-      <w:r>
-        <w:rPr>
-          <w:sz w:val="24"/>
-          <w:szCs w:val="22"/>
-          <w:lang w:val="en-US"/>
-        </w:rPr>
-        <w:t xml:space="preserve">isDisplayed() </w:t>
+      <w:proofErr w:type="gramStart"/>
+      <w:r>
+        <w:rPr>
+          <w:sz w:val="24"/>
+          <w:szCs w:val="22"/>
+          <w:lang w:val="en-US"/>
+        </w:rPr>
+        <w:t>isDisplayed(</w:t>
+      </w:r>
+      <w:proofErr w:type="gramEnd"/>
+      <w:r>
+        <w:rPr>
+          <w:sz w:val="24"/>
+          <w:szCs w:val="22"/>
+          <w:lang w:val="en-US"/>
+        </w:rPr>
+        <w:t xml:space="preserve">) </w:t>
       </w:r>
       <w:r>
         <w:rPr>
@@ -9430,7 +9700,25 @@
           <w:szCs w:val="22"/>
           <w:lang w:val="en-US"/>
         </w:rPr>
-        <w:t>//input[@type='password']</w:t>
+        <w:t>//</w:t>
+      </w:r>
+      <w:proofErr w:type="gramStart"/>
+      <w:r>
+        <w:rPr>
+          <w:sz w:val="24"/>
+          <w:szCs w:val="22"/>
+          <w:lang w:val="en-US"/>
+        </w:rPr>
+        <w:t>input[</w:t>
+      </w:r>
+      <w:proofErr w:type="gramEnd"/>
+      <w:r>
+        <w:rPr>
+          <w:sz w:val="24"/>
+          <w:szCs w:val="22"/>
+          <w:lang w:val="en-US"/>
+        </w:rPr>
+        <w:t>@type='password']</w:t>
       </w:r>
     </w:p>
     <w:p>
@@ -9562,13 +9850,23 @@
           <w:lang w:val="en-US"/>
         </w:rPr>
       </w:pPr>
-      <w:r>
-        <w:rPr>
-          <w:sz w:val="24"/>
-          <w:szCs w:val="22"/>
-          <w:lang w:val="en-US"/>
-        </w:rPr>
-        <w:t xml:space="preserve">getFirstSelectedOption() </w:t>
+      <w:proofErr w:type="gramStart"/>
+      <w:r>
+        <w:rPr>
+          <w:sz w:val="24"/>
+          <w:szCs w:val="22"/>
+          <w:lang w:val="en-US"/>
+        </w:rPr>
+        <w:t>getFirstSelectedOption(</w:t>
+      </w:r>
+      <w:proofErr w:type="gramEnd"/>
+      <w:r>
+        <w:rPr>
+          <w:sz w:val="24"/>
+          <w:szCs w:val="22"/>
+          <w:lang w:val="en-US"/>
+        </w:rPr>
+        <w:t xml:space="preserve">) </w:t>
       </w:r>
       <w:r>
         <w:rPr>
@@ -9610,13 +9908,23 @@
           <w:lang w:val="en-US"/>
         </w:rPr>
       </w:pPr>
-      <w:r>
-        <w:rPr>
-          <w:sz w:val="24"/>
-          <w:szCs w:val="22"/>
-          <w:lang w:val="en-US"/>
-        </w:rPr>
-        <w:t xml:space="preserve">getOptions() </w:t>
+      <w:proofErr w:type="gramStart"/>
+      <w:r>
+        <w:rPr>
+          <w:sz w:val="24"/>
+          <w:szCs w:val="22"/>
+          <w:lang w:val="en-US"/>
+        </w:rPr>
+        <w:t>getOptions(</w:t>
+      </w:r>
+      <w:proofErr w:type="gramEnd"/>
+      <w:r>
+        <w:rPr>
+          <w:sz w:val="24"/>
+          <w:szCs w:val="22"/>
+          <w:lang w:val="en-US"/>
+        </w:rPr>
+        <w:t xml:space="preserve">) </w:t>
       </w:r>
       <w:r>
         <w:rPr>
@@ -9650,13 +9958,23 @@
           <w:lang w:val="en-US"/>
         </w:rPr>
       </w:pPr>
-      <w:r>
-        <w:rPr>
-          <w:sz w:val="24"/>
-          <w:szCs w:val="22"/>
-          <w:lang w:val="en-US"/>
-        </w:rPr>
-        <w:t xml:space="preserve">selectByVisibleText() </w:t>
+      <w:proofErr w:type="gramStart"/>
+      <w:r>
+        <w:rPr>
+          <w:sz w:val="24"/>
+          <w:szCs w:val="22"/>
+          <w:lang w:val="en-US"/>
+        </w:rPr>
+        <w:t>selectByVisibleText(</w:t>
+      </w:r>
+      <w:proofErr w:type="gramEnd"/>
+      <w:r>
+        <w:rPr>
+          <w:sz w:val="24"/>
+          <w:szCs w:val="22"/>
+          <w:lang w:val="en-US"/>
+        </w:rPr>
+        <w:t xml:space="preserve">) </w:t>
       </w:r>
       <w:r>
         <w:rPr>
@@ -9690,13 +10008,23 @@
           <w:lang w:val="en-US"/>
         </w:rPr>
       </w:pPr>
-      <w:r>
-        <w:rPr>
-          <w:sz w:val="24"/>
-          <w:szCs w:val="22"/>
-          <w:lang w:val="en-US"/>
-        </w:rPr>
-        <w:t xml:space="preserve">selectByContainsVisibleText() </w:t>
+      <w:proofErr w:type="gramStart"/>
+      <w:r>
+        <w:rPr>
+          <w:sz w:val="24"/>
+          <w:szCs w:val="22"/>
+          <w:lang w:val="en-US"/>
+        </w:rPr>
+        <w:t>selectByContainsVisibleText(</w:t>
+      </w:r>
+      <w:proofErr w:type="gramEnd"/>
+      <w:r>
+        <w:rPr>
+          <w:sz w:val="24"/>
+          <w:szCs w:val="22"/>
+          <w:lang w:val="en-US"/>
+        </w:rPr>
+        <w:t xml:space="preserve">) </w:t>
       </w:r>
       <w:r>
         <w:rPr>
@@ -9730,13 +10058,23 @@
           <w:lang w:val="en-US"/>
         </w:rPr>
       </w:pPr>
-      <w:r>
-        <w:rPr>
-          <w:sz w:val="24"/>
-          <w:szCs w:val="22"/>
-          <w:lang w:val="en-US"/>
-        </w:rPr>
-        <w:t xml:space="preserve">selectByValue() </w:t>
+      <w:proofErr w:type="gramStart"/>
+      <w:r>
+        <w:rPr>
+          <w:sz w:val="24"/>
+          <w:szCs w:val="22"/>
+          <w:lang w:val="en-US"/>
+        </w:rPr>
+        <w:t>selectByValue(</w:t>
+      </w:r>
+      <w:proofErr w:type="gramEnd"/>
+      <w:r>
+        <w:rPr>
+          <w:sz w:val="24"/>
+          <w:szCs w:val="22"/>
+          <w:lang w:val="en-US"/>
+        </w:rPr>
+        <w:t xml:space="preserve">) </w:t>
       </w:r>
       <w:r>
         <w:rPr>
@@ -9770,6 +10108,7 @@
           <w:lang w:val="en-US"/>
         </w:rPr>
       </w:pPr>
+      <w:proofErr w:type="gramStart"/>
       <w:r>
         <w:rPr>
           <w:sz w:val="24"/>
@@ -9777,7 +10116,16 @@
           <w:lang w:val="en-US"/>
         </w:rPr>
         <w:lastRenderedPageBreak/>
-        <w:t xml:space="preserve">selectByIndex() </w:t>
+        <w:t>selectByIndex(</w:t>
+      </w:r>
+      <w:proofErr w:type="gramEnd"/>
+      <w:r>
+        <w:rPr>
+          <w:sz w:val="24"/>
+          <w:szCs w:val="22"/>
+          <w:lang w:val="en-US"/>
+        </w:rPr>
+        <w:t xml:space="preserve">) </w:t>
       </w:r>
       <w:r>
         <w:rPr>
@@ -9811,13 +10159,23 @@
           <w:lang w:val="en-US"/>
         </w:rPr>
       </w:pPr>
-      <w:r>
-        <w:rPr>
-          <w:sz w:val="24"/>
-          <w:szCs w:val="22"/>
-          <w:lang w:val="en-US"/>
-        </w:rPr>
-        <w:t xml:space="preserve">getAllSelectedOptions() </w:t>
+      <w:proofErr w:type="gramStart"/>
+      <w:r>
+        <w:rPr>
+          <w:sz w:val="24"/>
+          <w:szCs w:val="22"/>
+          <w:lang w:val="en-US"/>
+        </w:rPr>
+        <w:t>getAllSelectedOptions(</w:t>
+      </w:r>
+      <w:proofErr w:type="gramEnd"/>
+      <w:r>
+        <w:rPr>
+          <w:sz w:val="24"/>
+          <w:szCs w:val="22"/>
+          <w:lang w:val="en-US"/>
+        </w:rPr>
+        <w:t xml:space="preserve">) </w:t>
       </w:r>
       <w:r>
         <w:rPr>
@@ -9851,13 +10209,23 @@
           <w:lang w:val="en-US"/>
         </w:rPr>
       </w:pPr>
-      <w:r>
-        <w:rPr>
-          <w:sz w:val="24"/>
-          <w:szCs w:val="22"/>
-          <w:lang w:val="en-US"/>
-        </w:rPr>
-        <w:t xml:space="preserve">isMultiple() </w:t>
+      <w:proofErr w:type="gramStart"/>
+      <w:r>
+        <w:rPr>
+          <w:sz w:val="24"/>
+          <w:szCs w:val="22"/>
+          <w:lang w:val="en-US"/>
+        </w:rPr>
+        <w:t>isMultiple(</w:t>
+      </w:r>
+      <w:proofErr w:type="gramEnd"/>
+      <w:r>
+        <w:rPr>
+          <w:sz w:val="24"/>
+          <w:szCs w:val="22"/>
+          <w:lang w:val="en-US"/>
+        </w:rPr>
+        <w:t xml:space="preserve">) </w:t>
       </w:r>
       <w:r>
         <w:rPr>
@@ -10058,13 +10426,33 @@
           <w:lang w:val="en-US"/>
         </w:rPr>
       </w:pPr>
-      <w:r>
-        <w:rPr>
-          <w:sz w:val="24"/>
-          <w:szCs w:val="22"/>
-          <w:lang w:val="en-US"/>
-        </w:rPr>
-        <w:t>Thread.sleep()</w:t>
+      <w:proofErr w:type="spellStart"/>
+      <w:proofErr w:type="gramStart"/>
+      <w:r>
+        <w:rPr>
+          <w:sz w:val="24"/>
+          <w:szCs w:val="22"/>
+          <w:lang w:val="en-US"/>
+        </w:rPr>
+        <w:t>Thread.sleep</w:t>
+      </w:r>
+      <w:proofErr w:type="spellEnd"/>
+      <w:r>
+        <w:rPr>
+          <w:sz w:val="24"/>
+          <w:szCs w:val="22"/>
+          <w:lang w:val="en-US"/>
+        </w:rPr>
+        <w:t>(</w:t>
+      </w:r>
+      <w:proofErr w:type="gramEnd"/>
+      <w:r>
+        <w:rPr>
+          <w:sz w:val="24"/>
+          <w:szCs w:val="22"/>
+          <w:lang w:val="en-US"/>
+        </w:rPr>
+        <w:t>)</w:t>
       </w:r>
       <w:r>
         <w:rPr>
@@ -10520,13 +10908,23 @@
           <w:lang w:val="en-US"/>
         </w:rPr>
       </w:pPr>
-      <w:r>
-        <w:rPr>
-          <w:sz w:val="24"/>
-          <w:szCs w:val="22"/>
-          <w:lang w:val="en-US"/>
-        </w:rPr>
-        <w:t xml:space="preserve">i – ignoring </w:t>
+      <w:proofErr w:type="spellStart"/>
+      <w:r>
+        <w:rPr>
+          <w:sz w:val="24"/>
+          <w:szCs w:val="22"/>
+          <w:lang w:val="en-US"/>
+        </w:rPr>
+        <w:t>i</w:t>
+      </w:r>
+      <w:proofErr w:type="spellEnd"/>
+      <w:r>
+        <w:rPr>
+          <w:sz w:val="24"/>
+          <w:szCs w:val="22"/>
+          <w:lang w:val="en-US"/>
+        </w:rPr>
+        <w:t xml:space="preserve"> – ignoring </w:t>
       </w:r>
     </w:p>
     <w:p>
@@ -10851,7 +11249,25 @@
           <w:szCs w:val="22"/>
           <w:lang w:val="en-US"/>
         </w:rPr>
-        <w:t>&lt;table&gt;</w:t>
+        <w:t>&lt;</w:t>
+      </w:r>
+      <w:proofErr w:type="gramStart"/>
+      <w:r>
+        <w:rPr>
+          <w:sz w:val="24"/>
+          <w:szCs w:val="22"/>
+          <w:lang w:val="en-US"/>
+        </w:rPr>
+        <w:t>table</w:t>
+      </w:r>
+      <w:proofErr w:type="gramEnd"/>
+      <w:r>
+        <w:rPr>
+          <w:sz w:val="24"/>
+          <w:szCs w:val="22"/>
+          <w:lang w:val="en-US"/>
+        </w:rPr>
+        <w:t>&gt;</w:t>
       </w:r>
     </w:p>
     <w:p>
@@ -10869,7 +11285,27 @@
           <w:lang w:val="en-US"/>
         </w:rPr>
         <w:tab/>
-        <w:t>&lt;thead&gt;</w:t>
+        <w:t>&lt;</w:t>
+      </w:r>
+      <w:proofErr w:type="spellStart"/>
+      <w:proofErr w:type="gramStart"/>
+      <w:r>
+        <w:rPr>
+          <w:sz w:val="24"/>
+          <w:szCs w:val="22"/>
+          <w:lang w:val="en-US"/>
+        </w:rPr>
+        <w:t>thead</w:t>
+      </w:r>
+      <w:proofErr w:type="spellEnd"/>
+      <w:proofErr w:type="gramEnd"/>
+      <w:r>
+        <w:rPr>
+          <w:sz w:val="24"/>
+          <w:szCs w:val="22"/>
+          <w:lang w:val="en-US"/>
+        </w:rPr>
+        <w:t>&gt;</w:t>
       </w:r>
     </w:p>
     <w:p>
@@ -10895,7 +11331,27 @@
           <w:lang w:val="en-US"/>
         </w:rPr>
         <w:tab/>
-        <w:t>&lt;tr&gt;</w:t>
+        <w:t>&lt;</w:t>
+      </w:r>
+      <w:proofErr w:type="spellStart"/>
+      <w:proofErr w:type="gramStart"/>
+      <w:r>
+        <w:rPr>
+          <w:sz w:val="24"/>
+          <w:szCs w:val="22"/>
+          <w:lang w:val="en-US"/>
+        </w:rPr>
+        <w:t>tr</w:t>
+      </w:r>
+      <w:proofErr w:type="spellEnd"/>
+      <w:proofErr w:type="gramEnd"/>
+      <w:r>
+        <w:rPr>
+          <w:sz w:val="24"/>
+          <w:szCs w:val="22"/>
+          <w:lang w:val="en-US"/>
+        </w:rPr>
+        <w:t>&gt;</w:t>
       </w:r>
     </w:p>
     <w:p>
@@ -10929,7 +11385,53 @@
           <w:lang w:val="en-US"/>
         </w:rPr>
         <w:tab/>
-        <w:t>&lt;th&gt;Roll No&lt;/th&gt;</w:t>
+        <w:t>&lt;</w:t>
+      </w:r>
+      <w:proofErr w:type="spellStart"/>
+      <w:proofErr w:type="gramStart"/>
+      <w:r>
+        <w:rPr>
+          <w:sz w:val="24"/>
+          <w:szCs w:val="22"/>
+          <w:lang w:val="en-US"/>
+        </w:rPr>
+        <w:t>th</w:t>
+      </w:r>
+      <w:proofErr w:type="spellEnd"/>
+      <w:r>
+        <w:rPr>
+          <w:sz w:val="24"/>
+          <w:szCs w:val="22"/>
+          <w:lang w:val="en-US"/>
+        </w:rPr>
+        <w:t>&gt;</w:t>
+      </w:r>
+      <w:proofErr w:type="gramEnd"/>
+      <w:r>
+        <w:rPr>
+          <w:sz w:val="24"/>
+          <w:szCs w:val="22"/>
+          <w:lang w:val="en-US"/>
+        </w:rPr>
+        <w:t>Roll No&lt;/</w:t>
+      </w:r>
+      <w:proofErr w:type="spellStart"/>
+      <w:r>
+        <w:rPr>
+          <w:sz w:val="24"/>
+          <w:szCs w:val="22"/>
+          <w:lang w:val="en-US"/>
+        </w:rPr>
+        <w:t>th</w:t>
+      </w:r>
+      <w:proofErr w:type="spellEnd"/>
+      <w:r>
+        <w:rPr>
+          <w:sz w:val="24"/>
+          <w:szCs w:val="22"/>
+          <w:lang w:val="en-US"/>
+        </w:rPr>
+        <w:t>&gt;</w:t>
       </w:r>
     </w:p>
     <w:p>
@@ -10963,7 +11465,53 @@
           <w:lang w:val="en-US"/>
         </w:rPr>
         <w:tab/>
-        <w:t>&lt;th&gt;Name&lt;/th&gt;</w:t>
+        <w:t>&lt;</w:t>
+      </w:r>
+      <w:proofErr w:type="spellStart"/>
+      <w:proofErr w:type="gramStart"/>
+      <w:r>
+        <w:rPr>
+          <w:sz w:val="24"/>
+          <w:szCs w:val="22"/>
+          <w:lang w:val="en-US"/>
+        </w:rPr>
+        <w:t>th</w:t>
+      </w:r>
+      <w:proofErr w:type="spellEnd"/>
+      <w:r>
+        <w:rPr>
+          <w:sz w:val="24"/>
+          <w:szCs w:val="22"/>
+          <w:lang w:val="en-US"/>
+        </w:rPr>
+        <w:t>&gt;</w:t>
+      </w:r>
+      <w:proofErr w:type="gramEnd"/>
+      <w:r>
+        <w:rPr>
+          <w:sz w:val="24"/>
+          <w:szCs w:val="22"/>
+          <w:lang w:val="en-US"/>
+        </w:rPr>
+        <w:t>Name&lt;/</w:t>
+      </w:r>
+      <w:proofErr w:type="spellStart"/>
+      <w:r>
+        <w:rPr>
+          <w:sz w:val="24"/>
+          <w:szCs w:val="22"/>
+          <w:lang w:val="en-US"/>
+        </w:rPr>
+        <w:t>th</w:t>
+      </w:r>
+      <w:proofErr w:type="spellEnd"/>
+      <w:r>
+        <w:rPr>
+          <w:sz w:val="24"/>
+          <w:szCs w:val="22"/>
+          <w:lang w:val="en-US"/>
+        </w:rPr>
+        <w:t>&gt;</w:t>
       </w:r>
     </w:p>
     <w:p>
@@ -10989,7 +11537,27 @@
           <w:lang w:val="en-US"/>
         </w:rPr>
         <w:tab/>
-        <w:t>&lt;/tr&gt;</w:t>
+        <w:t>&lt;/</w:t>
+      </w:r>
+      <w:proofErr w:type="spellStart"/>
+      <w:proofErr w:type="gramStart"/>
+      <w:r>
+        <w:rPr>
+          <w:sz w:val="24"/>
+          <w:szCs w:val="22"/>
+          <w:lang w:val="en-US"/>
+        </w:rPr>
+        <w:t>tr</w:t>
+      </w:r>
+      <w:proofErr w:type="spellEnd"/>
+      <w:proofErr w:type="gramEnd"/>
+      <w:r>
+        <w:rPr>
+          <w:sz w:val="24"/>
+          <w:szCs w:val="22"/>
+          <w:lang w:val="en-US"/>
+        </w:rPr>
+        <w:t>&gt;</w:t>
       </w:r>
     </w:p>
     <w:p>
@@ -11007,7 +11575,25 @@
           <w:lang w:val="en-US"/>
         </w:rPr>
         <w:tab/>
-        <w:t>&lt;/thead&gt;</w:t>
+        <w:t>&lt;/</w:t>
+      </w:r>
+      <w:proofErr w:type="spellStart"/>
+      <w:r>
+        <w:rPr>
+          <w:sz w:val="24"/>
+          <w:szCs w:val="22"/>
+          <w:lang w:val="en-US"/>
+        </w:rPr>
+        <w:t>thead</w:t>
+      </w:r>
+      <w:proofErr w:type="spellEnd"/>
+      <w:r>
+        <w:rPr>
+          <w:sz w:val="24"/>
+          <w:szCs w:val="22"/>
+          <w:lang w:val="en-US"/>
+        </w:rPr>
+        <w:t>&gt;</w:t>
       </w:r>
     </w:p>
     <w:p>
@@ -11025,7 +11611,27 @@
           <w:lang w:val="en-US"/>
         </w:rPr>
         <w:tab/>
-        <w:t>&lt;tbody&gt;</w:t>
+        <w:t>&lt;</w:t>
+      </w:r>
+      <w:proofErr w:type="spellStart"/>
+      <w:proofErr w:type="gramStart"/>
+      <w:r>
+        <w:rPr>
+          <w:sz w:val="24"/>
+          <w:szCs w:val="22"/>
+          <w:lang w:val="en-US"/>
+        </w:rPr>
+        <w:t>tbody</w:t>
+      </w:r>
+      <w:proofErr w:type="spellEnd"/>
+      <w:proofErr w:type="gramEnd"/>
+      <w:r>
+        <w:rPr>
+          <w:sz w:val="24"/>
+          <w:szCs w:val="22"/>
+          <w:lang w:val="en-US"/>
+        </w:rPr>
+        <w:t>&gt;</w:t>
       </w:r>
     </w:p>
     <w:p>
@@ -11051,7 +11657,27 @@
           <w:lang w:val="en-US"/>
         </w:rPr>
         <w:tab/>
-        <w:t>&lt;tr&gt;</w:t>
+        <w:t>&lt;</w:t>
+      </w:r>
+      <w:proofErr w:type="spellStart"/>
+      <w:proofErr w:type="gramStart"/>
+      <w:r>
+        <w:rPr>
+          <w:sz w:val="24"/>
+          <w:szCs w:val="22"/>
+          <w:lang w:val="en-US"/>
+        </w:rPr>
+        <w:t>tr</w:t>
+      </w:r>
+      <w:proofErr w:type="spellEnd"/>
+      <w:proofErr w:type="gramEnd"/>
+      <w:r>
+        <w:rPr>
+          <w:sz w:val="24"/>
+          <w:szCs w:val="22"/>
+          <w:lang w:val="en-US"/>
+        </w:rPr>
+        <w:t>&gt;</w:t>
       </w:r>
     </w:p>
     <w:p>
@@ -11085,7 +11711,25 @@
           <w:lang w:val="en-US"/>
         </w:rPr>
         <w:tab/>
-        <w:t>&lt;td&gt;1&lt;/td&gt;</w:t>
+        <w:t>&lt;</w:t>
+      </w:r>
+      <w:proofErr w:type="gramStart"/>
+      <w:r>
+        <w:rPr>
+          <w:sz w:val="24"/>
+          <w:szCs w:val="22"/>
+          <w:lang w:val="en-US"/>
+        </w:rPr>
+        <w:t>td&gt;</w:t>
+      </w:r>
+      <w:proofErr w:type="gramEnd"/>
+      <w:r>
+        <w:rPr>
+          <w:sz w:val="24"/>
+          <w:szCs w:val="22"/>
+          <w:lang w:val="en-US"/>
+        </w:rPr>
+        <w:t>1&lt;/td&gt;</w:t>
       </w:r>
     </w:p>
     <w:p>
@@ -11119,7 +11763,35 @@
           <w:lang w:val="en-US"/>
         </w:rPr>
         <w:tab/>
-        <w:t>&lt;td&gt;Diksha&lt;/td</w:t>
+        <w:t>&lt;</w:t>
+      </w:r>
+      <w:proofErr w:type="gramStart"/>
+      <w:r>
+        <w:rPr>
+          <w:sz w:val="24"/>
+          <w:szCs w:val="22"/>
+          <w:lang w:val="en-US"/>
+        </w:rPr>
+        <w:t>td&gt;</w:t>
+      </w:r>
+      <w:proofErr w:type="spellStart"/>
+      <w:proofErr w:type="gramEnd"/>
+      <w:r>
+        <w:rPr>
+          <w:sz w:val="24"/>
+          <w:szCs w:val="22"/>
+          <w:lang w:val="en-US"/>
+        </w:rPr>
+        <w:t>Diksha</w:t>
+      </w:r>
+      <w:proofErr w:type="spellEnd"/>
+      <w:r>
+        <w:rPr>
+          <w:sz w:val="24"/>
+          <w:szCs w:val="22"/>
+          <w:lang w:val="en-US"/>
+        </w:rPr>
+        <w:t>&lt;/td</w:t>
       </w:r>
     </w:p>
     <w:p>
@@ -11145,7 +11817,27 @@
           <w:lang w:val="en-US"/>
         </w:rPr>
         <w:tab/>
-        <w:t>&lt;/tr&gt;</w:t>
+        <w:t>&lt;/</w:t>
+      </w:r>
+      <w:proofErr w:type="spellStart"/>
+      <w:proofErr w:type="gramStart"/>
+      <w:r>
+        <w:rPr>
+          <w:sz w:val="24"/>
+          <w:szCs w:val="22"/>
+          <w:lang w:val="en-US"/>
+        </w:rPr>
+        <w:t>tr</w:t>
+      </w:r>
+      <w:proofErr w:type="spellEnd"/>
+      <w:proofErr w:type="gramEnd"/>
+      <w:r>
+        <w:rPr>
+          <w:sz w:val="24"/>
+          <w:szCs w:val="22"/>
+          <w:lang w:val="en-US"/>
+        </w:rPr>
+        <w:t>&gt;</w:t>
       </w:r>
     </w:p>
     <w:p>
@@ -11171,7 +11863,27 @@
           <w:lang w:val="en-US"/>
         </w:rPr>
         <w:tab/>
-        <w:t>&lt;tr&gt;</w:t>
+        <w:t>&lt;</w:t>
+      </w:r>
+      <w:proofErr w:type="spellStart"/>
+      <w:proofErr w:type="gramStart"/>
+      <w:r>
+        <w:rPr>
+          <w:sz w:val="24"/>
+          <w:szCs w:val="22"/>
+          <w:lang w:val="en-US"/>
+        </w:rPr>
+        <w:t>tr</w:t>
+      </w:r>
+      <w:proofErr w:type="spellEnd"/>
+      <w:proofErr w:type="gramEnd"/>
+      <w:r>
+        <w:rPr>
+          <w:sz w:val="24"/>
+          <w:szCs w:val="22"/>
+          <w:lang w:val="en-US"/>
+        </w:rPr>
+        <w:t>&gt;</w:t>
       </w:r>
       <w:r>
         <w:rPr>
@@ -11213,7 +11925,25 @@
           <w:lang w:val="en-US"/>
         </w:rPr>
         <w:tab/>
-        <w:t>&lt;td&gt;2&lt;/td&gt;</w:t>
+        <w:t>&lt;</w:t>
+      </w:r>
+      <w:proofErr w:type="gramStart"/>
+      <w:r>
+        <w:rPr>
+          <w:sz w:val="24"/>
+          <w:szCs w:val="22"/>
+          <w:lang w:val="en-US"/>
+        </w:rPr>
+        <w:t>td&gt;</w:t>
+      </w:r>
+      <w:proofErr w:type="gramEnd"/>
+      <w:r>
+        <w:rPr>
+          <w:sz w:val="24"/>
+          <w:szCs w:val="22"/>
+          <w:lang w:val="en-US"/>
+        </w:rPr>
+        <w:t>2&lt;/td&gt;</w:t>
       </w:r>
     </w:p>
     <w:p>
@@ -11247,7 +11977,35 @@
           <w:lang w:val="en-US"/>
         </w:rPr>
         <w:tab/>
-        <w:t>&lt;td&gt;Dilshad&lt;/td&gt;</w:t>
+        <w:t>&lt;</w:t>
+      </w:r>
+      <w:proofErr w:type="gramStart"/>
+      <w:r>
+        <w:rPr>
+          <w:sz w:val="24"/>
+          <w:szCs w:val="22"/>
+          <w:lang w:val="en-US"/>
+        </w:rPr>
+        <w:t>td&gt;</w:t>
+      </w:r>
+      <w:proofErr w:type="spellStart"/>
+      <w:proofErr w:type="gramEnd"/>
+      <w:r>
+        <w:rPr>
+          <w:sz w:val="24"/>
+          <w:szCs w:val="22"/>
+          <w:lang w:val="en-US"/>
+        </w:rPr>
+        <w:t>Dilshad</w:t>
+      </w:r>
+      <w:proofErr w:type="spellEnd"/>
+      <w:r>
+        <w:rPr>
+          <w:sz w:val="24"/>
+          <w:szCs w:val="22"/>
+          <w:lang w:val="en-US"/>
+        </w:rPr>
+        <w:t>&lt;/td&gt;</w:t>
       </w:r>
     </w:p>
     <w:p>
@@ -11273,7 +12031,27 @@
           <w:lang w:val="en-US"/>
         </w:rPr>
         <w:tab/>
-        <w:t>&lt;/tr&gt;</w:t>
+        <w:t>&lt;/</w:t>
+      </w:r>
+      <w:proofErr w:type="spellStart"/>
+      <w:proofErr w:type="gramStart"/>
+      <w:r>
+        <w:rPr>
+          <w:sz w:val="24"/>
+          <w:szCs w:val="22"/>
+          <w:lang w:val="en-US"/>
+        </w:rPr>
+        <w:t>tr</w:t>
+      </w:r>
+      <w:proofErr w:type="spellEnd"/>
+      <w:proofErr w:type="gramEnd"/>
+      <w:r>
+        <w:rPr>
+          <w:sz w:val="24"/>
+          <w:szCs w:val="22"/>
+          <w:lang w:val="en-US"/>
+        </w:rPr>
+        <w:t>&gt;</w:t>
       </w:r>
     </w:p>
     <w:p>
@@ -11291,24 +12069,60 @@
           <w:lang w:val="en-US"/>
         </w:rPr>
         <w:tab/>
-        <w:t>&lt;/tbody&gt;</w:t>
-      </w:r>
-    </w:p>
-    <w:p>
-      <w:pPr>
-        <w:rPr>
-          <w:sz w:val="24"/>
-          <w:szCs w:val="22"/>
-          <w:lang w:val="en-US"/>
-        </w:rPr>
-      </w:pPr>
-      <w:r>
-        <w:rPr>
-          <w:sz w:val="24"/>
-          <w:szCs w:val="22"/>
-          <w:lang w:val="en-US"/>
-        </w:rPr>
-        <w:t>&lt;table&gt;</w:t>
+        <w:t>&lt;/</w:t>
+      </w:r>
+      <w:proofErr w:type="spellStart"/>
+      <w:r>
+        <w:rPr>
+          <w:sz w:val="24"/>
+          <w:szCs w:val="22"/>
+          <w:lang w:val="en-US"/>
+        </w:rPr>
+        <w:t>tbody</w:t>
+      </w:r>
+      <w:proofErr w:type="spellEnd"/>
+      <w:r>
+        <w:rPr>
+          <w:sz w:val="24"/>
+          <w:szCs w:val="22"/>
+          <w:lang w:val="en-US"/>
+        </w:rPr>
+        <w:t>&gt;</w:t>
+      </w:r>
+    </w:p>
+    <w:p>
+      <w:pPr>
+        <w:rPr>
+          <w:sz w:val="24"/>
+          <w:szCs w:val="22"/>
+          <w:lang w:val="en-US"/>
+        </w:rPr>
+      </w:pPr>
+      <w:r>
+        <w:rPr>
+          <w:sz w:val="24"/>
+          <w:szCs w:val="22"/>
+          <w:lang w:val="en-US"/>
+        </w:rPr>
+        <w:t>&lt;</w:t>
+      </w:r>
+      <w:proofErr w:type="gramStart"/>
+      <w:r>
+        <w:rPr>
+          <w:sz w:val="24"/>
+          <w:szCs w:val="22"/>
+          <w:lang w:val="en-US"/>
+        </w:rPr>
+        <w:t>table</w:t>
+      </w:r>
+      <w:proofErr w:type="gramEnd"/>
+      <w:r>
+        <w:rPr>
+          <w:sz w:val="24"/>
+          <w:szCs w:val="22"/>
+          <w:lang w:val="en-US"/>
+        </w:rPr>
+        <w:t>&gt;</w:t>
       </w:r>
     </w:p>
     <w:p>
@@ -11383,7 +12197,43 @@
           <w:szCs w:val="22"/>
           <w:lang w:val="en-US"/>
         </w:rPr>
-        <w:t>To upload any file on such control simply call .sendKeys() method on this control. And pass the path of file as a parameter to sendKeys() method.</w:t>
+        <w:t>To upload any file on such control simply call .</w:t>
+      </w:r>
+      <w:proofErr w:type="gramStart"/>
+      <w:r>
+        <w:rPr>
+          <w:sz w:val="24"/>
+          <w:szCs w:val="22"/>
+          <w:lang w:val="en-US"/>
+        </w:rPr>
+        <w:t>sendKeys(</w:t>
+      </w:r>
+      <w:proofErr w:type="gramEnd"/>
+      <w:r>
+        <w:rPr>
+          <w:sz w:val="24"/>
+          <w:szCs w:val="22"/>
+          <w:lang w:val="en-US"/>
+        </w:rPr>
+        <w:t xml:space="preserve">) method on this control. And pass the path of file as a parameter to </w:t>
+      </w:r>
+      <w:proofErr w:type="gramStart"/>
+      <w:r>
+        <w:rPr>
+          <w:sz w:val="24"/>
+          <w:szCs w:val="22"/>
+          <w:lang w:val="en-US"/>
+        </w:rPr>
+        <w:t>sendKeys(</w:t>
+      </w:r>
+      <w:proofErr w:type="gramEnd"/>
+      <w:r>
+        <w:rPr>
+          <w:sz w:val="24"/>
+          <w:szCs w:val="22"/>
+          <w:lang w:val="en-US"/>
+        </w:rPr>
+        <w:t>) method.</w:t>
       </w:r>
     </w:p>
     <w:p>
@@ -11878,13 +12728,23 @@
           <w:lang w:val="en-US"/>
         </w:rPr>
       </w:pPr>
-      <w:r>
-        <w:rPr>
-          <w:sz w:val="24"/>
-          <w:szCs w:val="22"/>
-          <w:lang w:val="en-US"/>
-        </w:rPr>
-        <w:t xml:space="preserve">driver.switchTo().alert() </w:t>
+      <w:proofErr w:type="spellStart"/>
+      <w:r>
+        <w:rPr>
+          <w:sz w:val="24"/>
+          <w:szCs w:val="22"/>
+          <w:lang w:val="en-US"/>
+        </w:rPr>
+        <w:t>driver.switchTo</w:t>
+      </w:r>
+      <w:proofErr w:type="spellEnd"/>
+      <w:r>
+        <w:rPr>
+          <w:sz w:val="24"/>
+          <w:szCs w:val="22"/>
+          <w:lang w:val="en-US"/>
+        </w:rPr>
+        <w:t xml:space="preserve">().alert() </w:t>
       </w:r>
       <w:r>
         <w:rPr>
@@ -12030,13 +12890,23 @@
           <w:lang w:val="en-US"/>
         </w:rPr>
       </w:pPr>
-      <w:r>
-        <w:rPr>
-          <w:sz w:val="24"/>
-          <w:szCs w:val="22"/>
-          <w:lang w:val="en-US"/>
-        </w:rPr>
-        <w:t xml:space="preserve">sendKeys() </w:t>
+      <w:proofErr w:type="gramStart"/>
+      <w:r>
+        <w:rPr>
+          <w:sz w:val="24"/>
+          <w:szCs w:val="22"/>
+          <w:lang w:val="en-US"/>
+        </w:rPr>
+        <w:t>sendKeys(</w:t>
+      </w:r>
+      <w:proofErr w:type="gramEnd"/>
+      <w:r>
+        <w:rPr>
+          <w:sz w:val="24"/>
+          <w:szCs w:val="22"/>
+          <w:lang w:val="en-US"/>
+        </w:rPr>
+        <w:t xml:space="preserve">) </w:t>
       </w:r>
       <w:r>
         <w:rPr>
@@ -12286,13 +13156,23 @@
           <w:lang w:val="en-US"/>
         </w:rPr>
       </w:pPr>
-      <w:r>
-        <w:rPr>
-          <w:sz w:val="24"/>
-          <w:szCs w:val="22"/>
-          <w:lang w:val="en-US"/>
-        </w:rPr>
-        <w:t xml:space="preserve">moveToElement() </w:t>
+      <w:proofErr w:type="gramStart"/>
+      <w:r>
+        <w:rPr>
+          <w:sz w:val="24"/>
+          <w:szCs w:val="22"/>
+          <w:lang w:val="en-US"/>
+        </w:rPr>
+        <w:t>moveToElement(</w:t>
+      </w:r>
+      <w:proofErr w:type="gramEnd"/>
+      <w:r>
+        <w:rPr>
+          <w:sz w:val="24"/>
+          <w:szCs w:val="22"/>
+          <w:lang w:val="en-US"/>
+        </w:rPr>
+        <w:t xml:space="preserve">) </w:t>
       </w:r>
       <w:r>
         <w:rPr>
@@ -12324,13 +13204,23 @@
           <w:lang w:val="en-US"/>
         </w:rPr>
       </w:pPr>
-      <w:r>
-        <w:rPr>
-          <w:sz w:val="24"/>
-          <w:szCs w:val="22"/>
-          <w:lang w:val="en-US"/>
-        </w:rPr>
-        <w:t xml:space="preserve">perform() </w:t>
+      <w:proofErr w:type="gramStart"/>
+      <w:r>
+        <w:rPr>
+          <w:sz w:val="24"/>
+          <w:szCs w:val="22"/>
+          <w:lang w:val="en-US"/>
+        </w:rPr>
+        <w:t>perform(</w:t>
+      </w:r>
+      <w:proofErr w:type="gramEnd"/>
+      <w:r>
+        <w:rPr>
+          <w:sz w:val="24"/>
+          <w:szCs w:val="22"/>
+          <w:lang w:val="en-US"/>
+        </w:rPr>
+        <w:t xml:space="preserve">) </w:t>
       </w:r>
       <w:r>
         <w:rPr>
@@ -12400,6 +13290,117 @@
           <w:lang w:val="en-US"/>
         </w:rPr>
       </w:pPr>
+      <w:r>
+        <w:rPr>
+          <w:sz w:val="24"/>
+          <w:szCs w:val="22"/>
+          <w:lang w:val="en-US"/>
+        </w:rPr>
+        <w:t xml:space="preserve">doubleClick() </w:t>
+      </w:r>
+      <w:r>
+        <w:rPr>
+          <w:sz w:val="24"/>
+          <w:szCs w:val="22"/>
+          <w:lang w:val="en-US"/>
+        </w:rPr>
+        <w:sym w:font="Wingdings" w:char="F0E0"/>
+      </w:r>
+      <w:r>
+        <w:rPr>
+          <w:sz w:val="24"/>
+          <w:szCs w:val="22"/>
+          <w:lang w:val="en-US"/>
+        </w:rPr>
+        <w:t xml:space="preserve"> Will double click on the control</w:t>
+      </w:r>
+    </w:p>
+    <w:p>
+      <w:pPr>
+        <w:pStyle w:val="ListParagraph"/>
+        <w:numPr>
+          <w:ilvl w:val="0"/>
+          <w:numId w:val="33"/>
+        </w:numPr>
+        <w:rPr>
+          <w:sz w:val="24"/>
+          <w:szCs w:val="22"/>
+          <w:lang w:val="en-US"/>
+        </w:rPr>
+      </w:pPr>
+      <w:r>
+        <w:rPr>
+          <w:sz w:val="24"/>
+          <w:szCs w:val="22"/>
+          <w:lang w:val="en-US"/>
+        </w:rPr>
+        <w:t xml:space="preserve">dragAndDrop() </w:t>
+      </w:r>
+      <w:r>
+        <w:rPr>
+          <w:sz w:val="24"/>
+          <w:szCs w:val="22"/>
+          <w:lang w:val="en-US"/>
+        </w:rPr>
+        <w:sym w:font="Wingdings" w:char="F0E0"/>
+      </w:r>
+      <w:r>
+        <w:rPr>
+          <w:sz w:val="24"/>
+          <w:szCs w:val="22"/>
+          <w:lang w:val="en-US"/>
+        </w:rPr>
+        <w:t xml:space="preserve"> Will drag the source control on target control</w:t>
+      </w:r>
+    </w:p>
+    <w:p>
+      <w:pPr>
+        <w:pStyle w:val="ListParagraph"/>
+        <w:numPr>
+          <w:ilvl w:val="0"/>
+          <w:numId w:val="33"/>
+        </w:numPr>
+        <w:rPr>
+          <w:sz w:val="24"/>
+          <w:szCs w:val="22"/>
+          <w:lang w:val="en-US"/>
+        </w:rPr>
+      </w:pPr>
+      <w:r>
+        <w:rPr>
+          <w:sz w:val="24"/>
+          <w:szCs w:val="22"/>
+          <w:lang w:val="en-US"/>
+        </w:rPr>
+        <w:t xml:space="preserve">dragAndDropBy() </w:t>
+      </w:r>
+      <w:r>
+        <w:rPr>
+          <w:sz w:val="24"/>
+          <w:szCs w:val="22"/>
+          <w:lang w:val="en-US"/>
+        </w:rPr>
+        <w:sym w:font="Wingdings" w:char="F0E0"/>
+      </w:r>
+      <w:r>
+        <w:rPr>
+          <w:sz w:val="24"/>
+          <w:szCs w:val="22"/>
+          <w:lang w:val="en-US"/>
+        </w:rPr>
+        <w:t xml:space="preserve"> will drag the source control and will drop at some location</w:t>
+      </w:r>
+    </w:p>
+    <w:p>
+      <w:pPr>
+        <w:rPr>
+          <w:sz w:val="24"/>
+          <w:szCs w:val="22"/>
+          <w:lang w:val="en-US"/>
+        </w:rPr>
+      </w:pPr>
+      <w:bookmarkStart w:id="0" w:name="_GoBack"/>
+      <w:bookmarkEnd w:id="0"/>
     </w:p>
     <w:sectPr>
       <w:pgSz w:w="11906" w:h="16838"/>
@@ -17498,30 +18499,30 @@
   </dgm:ptLst>
   <dgm:cxnLst>
     <dgm:cxn modelId="{407416C7-D9A4-49CF-A1D9-63129D12A5E9}" srcId="{C787D0C9-C4AA-4BF8-AAA9-EFDCDDDFB8C5}" destId="{B2F67260-32B4-49EF-BEA7-6376ABEBC356}" srcOrd="1" destOrd="0" parTransId="{452FD36E-8C97-458A-9189-BC15B3E0AB1F}" sibTransId="{58F8E6FA-8E5F-4590-8E91-7D425686736E}"/>
-    <dgm:cxn modelId="{4CB75183-43AE-4609-A4DB-A78348930BED}" type="presOf" srcId="{2F2C6037-AE48-4650-B998-EBABF88D0464}" destId="{8D8E620F-A309-4628-986D-B0F92ABF739C}" srcOrd="1" destOrd="0" presId="urn:microsoft.com/office/officeart/2005/8/layout/process1"/>
-    <dgm:cxn modelId="{A2FE1F1A-DE60-48CE-BA75-E722F2C8E141}" type="presOf" srcId="{B2F67260-32B4-49EF-BEA7-6376ABEBC356}" destId="{45B120D8-A283-4DB0-AE48-CD1028B5A1CA}" srcOrd="0" destOrd="0" presId="urn:microsoft.com/office/officeart/2005/8/layout/process1"/>
-    <dgm:cxn modelId="{EF60AC06-3D0E-410F-9D07-594828292B7D}" type="presOf" srcId="{2F2C6037-AE48-4650-B998-EBABF88D0464}" destId="{ABB6D0E9-231F-49FF-8F6A-CBD756BB2A07}" srcOrd="0" destOrd="0" presId="urn:microsoft.com/office/officeart/2005/8/layout/process1"/>
-    <dgm:cxn modelId="{9FF81C3E-2F83-4B92-BE22-40281C9D7057}" type="presOf" srcId="{58F8E6FA-8E5F-4590-8E91-7D425686736E}" destId="{38F30BB8-19AC-4F2C-997E-D6C87643D812}" srcOrd="1" destOrd="0" presId="urn:microsoft.com/office/officeart/2005/8/layout/process1"/>
-    <dgm:cxn modelId="{859F780F-C589-48E1-93AA-4DA12838CEE4}" type="presOf" srcId="{B0DAEDAB-33B3-4821-A91B-D05361312CE9}" destId="{FCE3B9A4-214A-4502-B3DF-ACB3E0BC61C7}" srcOrd="0" destOrd="0" presId="urn:microsoft.com/office/officeart/2005/8/layout/process1"/>
-    <dgm:cxn modelId="{0591FDC5-9472-4904-BB6C-C2DF6C0233C4}" type="presOf" srcId="{D4DE5EA1-C98A-4001-96ED-0D8A4099152C}" destId="{CA09568C-529F-4056-BB14-75FC27EA3A57}" srcOrd="0" destOrd="0" presId="urn:microsoft.com/office/officeart/2005/8/layout/process1"/>
-    <dgm:cxn modelId="{15C70046-D366-41B9-BEBD-C256390CC2E8}" type="presOf" srcId="{C787D0C9-C4AA-4BF8-AAA9-EFDCDDDFB8C5}" destId="{ECE2E50F-1EF0-49E9-A2A2-C09D34379E86}" srcOrd="0" destOrd="0" presId="urn:microsoft.com/office/officeart/2005/8/layout/process1"/>
+    <dgm:cxn modelId="{CAB63B16-CB3F-4288-B6D9-B634EEE408B2}" type="presOf" srcId="{2F2C6037-AE48-4650-B998-EBABF88D0464}" destId="{ABB6D0E9-231F-49FF-8F6A-CBD756BB2A07}" srcOrd="0" destOrd="0" presId="urn:microsoft.com/office/officeart/2005/8/layout/process1"/>
+    <dgm:cxn modelId="{86F84071-58BF-4FD1-97FB-0988CA338408}" type="presOf" srcId="{CB734D05-6005-4A33-891F-8F6E9F0BE629}" destId="{9346448E-7772-4989-9A73-02FD2DA61B93}" srcOrd="0" destOrd="0" presId="urn:microsoft.com/office/officeart/2005/8/layout/process1"/>
+    <dgm:cxn modelId="{DDCB0704-40A8-4A44-BA68-7ACF79245A58}" type="presOf" srcId="{B0DAEDAB-33B3-4821-A91B-D05361312CE9}" destId="{FCE3B9A4-214A-4502-B3DF-ACB3E0BC61C7}" srcOrd="0" destOrd="0" presId="urn:microsoft.com/office/officeart/2005/8/layout/process1"/>
+    <dgm:cxn modelId="{78451255-20E0-40E9-ADB9-729ED9DE57ED}" type="presOf" srcId="{C6470392-B547-42B7-BBE1-49D9BF3297A5}" destId="{D17F71C8-684F-40E9-B9CF-89D188A27816}" srcOrd="1" destOrd="0" presId="urn:microsoft.com/office/officeart/2005/8/layout/process1"/>
+    <dgm:cxn modelId="{091D1B54-4D42-46E1-B901-91371D5F0F02}" type="presOf" srcId="{B2F67260-32B4-49EF-BEA7-6376ABEBC356}" destId="{45B120D8-A283-4DB0-AE48-CD1028B5A1CA}" srcOrd="0" destOrd="0" presId="urn:microsoft.com/office/officeart/2005/8/layout/process1"/>
+    <dgm:cxn modelId="{967D38AC-8B9E-4810-AF72-C4A47E92D960}" type="presOf" srcId="{58F8E6FA-8E5F-4590-8E91-7D425686736E}" destId="{38F30BB8-19AC-4F2C-997E-D6C87643D812}" srcOrd="1" destOrd="0" presId="urn:microsoft.com/office/officeart/2005/8/layout/process1"/>
+    <dgm:cxn modelId="{AF7A21CB-5F41-41CA-A92E-A50A1DC8FBEB}" type="presOf" srcId="{58F8E6FA-8E5F-4590-8E91-7D425686736E}" destId="{1C61394E-D32F-4A43-ADD4-F46D3A33D38F}" srcOrd="0" destOrd="0" presId="urn:microsoft.com/office/officeart/2005/8/layout/process1"/>
     <dgm:cxn modelId="{A358B1AA-45ED-4C0A-A925-911C6E3E177E}" srcId="{C787D0C9-C4AA-4BF8-AAA9-EFDCDDDFB8C5}" destId="{D4DE5EA1-C98A-4001-96ED-0D8A4099152C}" srcOrd="2" destOrd="0" parTransId="{DDD45587-67C2-4B3F-892B-0153C2E010D0}" sibTransId="{C6470392-B547-42B7-BBE1-49D9BF3297A5}"/>
-    <dgm:cxn modelId="{55391755-F63E-4D62-9B39-B14D33364045}" type="presOf" srcId="{C6470392-B547-42B7-BBE1-49D9BF3297A5}" destId="{D17F71C8-684F-40E9-B9CF-89D188A27816}" srcOrd="1" destOrd="0" presId="urn:microsoft.com/office/officeart/2005/8/layout/process1"/>
     <dgm:cxn modelId="{916CD402-046A-49C3-919C-E8874C6452BD}" srcId="{C787D0C9-C4AA-4BF8-AAA9-EFDCDDDFB8C5}" destId="{B0DAEDAB-33B3-4821-A91B-D05361312CE9}" srcOrd="3" destOrd="0" parTransId="{1B396FDD-FE98-44AA-BBFD-EFDF9B52D4CD}" sibTransId="{2689B6F1-8FF1-4D68-9639-E8E505EA5AB0}"/>
+    <dgm:cxn modelId="{406D5952-C02E-4AFB-A20B-B1F33559A778}" type="presOf" srcId="{C787D0C9-C4AA-4BF8-AAA9-EFDCDDDFB8C5}" destId="{ECE2E50F-1EF0-49E9-A2A2-C09D34379E86}" srcOrd="0" destOrd="0" presId="urn:microsoft.com/office/officeart/2005/8/layout/process1"/>
+    <dgm:cxn modelId="{6275C2CD-F93C-400E-B369-8EAFA3A7BB57}" type="presOf" srcId="{2F2C6037-AE48-4650-B998-EBABF88D0464}" destId="{8D8E620F-A309-4628-986D-B0F92ABF739C}" srcOrd="1" destOrd="0" presId="urn:microsoft.com/office/officeart/2005/8/layout/process1"/>
+    <dgm:cxn modelId="{46A07B33-D020-42DE-BAD6-4C88C27355D3}" type="presOf" srcId="{D4DE5EA1-C98A-4001-96ED-0D8A4099152C}" destId="{CA09568C-529F-4056-BB14-75FC27EA3A57}" srcOrd="0" destOrd="0" presId="urn:microsoft.com/office/officeart/2005/8/layout/process1"/>
     <dgm:cxn modelId="{F27277EA-BDDA-4005-9170-FBB0A209E462}" srcId="{C787D0C9-C4AA-4BF8-AAA9-EFDCDDDFB8C5}" destId="{CB734D05-6005-4A33-891F-8F6E9F0BE629}" srcOrd="0" destOrd="0" parTransId="{D88A1106-7499-4EC1-A955-12C926757BDC}" sibTransId="{2F2C6037-AE48-4650-B998-EBABF88D0464}"/>
-    <dgm:cxn modelId="{630E42EA-8A24-4457-BAF9-D72EE357755F}" type="presOf" srcId="{C6470392-B547-42B7-BBE1-49D9BF3297A5}" destId="{E6A79763-2175-4FE6-AF39-65BAD7E8A94D}" srcOrd="0" destOrd="0" presId="urn:microsoft.com/office/officeart/2005/8/layout/process1"/>
-    <dgm:cxn modelId="{02E0D438-CE0B-4D7A-A9FA-0F950E5B4E3A}" type="presOf" srcId="{CB734D05-6005-4A33-891F-8F6E9F0BE629}" destId="{9346448E-7772-4989-9A73-02FD2DA61B93}" srcOrd="0" destOrd="0" presId="urn:microsoft.com/office/officeart/2005/8/layout/process1"/>
-    <dgm:cxn modelId="{20F56F84-4D04-4850-9D5B-C08B4F0F47A4}" type="presOf" srcId="{58F8E6FA-8E5F-4590-8E91-7D425686736E}" destId="{1C61394E-D32F-4A43-ADD4-F46D3A33D38F}" srcOrd="0" destOrd="0" presId="urn:microsoft.com/office/officeart/2005/8/layout/process1"/>
-    <dgm:cxn modelId="{DDFF2AAC-C9A6-4472-9612-1248206EEDBE}" type="presParOf" srcId="{ECE2E50F-1EF0-49E9-A2A2-C09D34379E86}" destId="{9346448E-7772-4989-9A73-02FD2DA61B93}" srcOrd="0" destOrd="0" presId="urn:microsoft.com/office/officeart/2005/8/layout/process1"/>
-    <dgm:cxn modelId="{8EB16C58-486C-4032-95B2-302FA9E04578}" type="presParOf" srcId="{ECE2E50F-1EF0-49E9-A2A2-C09D34379E86}" destId="{ABB6D0E9-231F-49FF-8F6A-CBD756BB2A07}" srcOrd="1" destOrd="0" presId="urn:microsoft.com/office/officeart/2005/8/layout/process1"/>
-    <dgm:cxn modelId="{9BFCC814-E3BA-4BCC-A4AC-78B0FB37BC0F}" type="presParOf" srcId="{ABB6D0E9-231F-49FF-8F6A-CBD756BB2A07}" destId="{8D8E620F-A309-4628-986D-B0F92ABF739C}" srcOrd="0" destOrd="0" presId="urn:microsoft.com/office/officeart/2005/8/layout/process1"/>
-    <dgm:cxn modelId="{57FD5610-7D7B-4979-B84B-1234ABB52997}" type="presParOf" srcId="{ECE2E50F-1EF0-49E9-A2A2-C09D34379E86}" destId="{45B120D8-A283-4DB0-AE48-CD1028B5A1CA}" srcOrd="2" destOrd="0" presId="urn:microsoft.com/office/officeart/2005/8/layout/process1"/>
-    <dgm:cxn modelId="{12D6CBC5-3C2F-4EDA-BBB1-326C423AD418}" type="presParOf" srcId="{ECE2E50F-1EF0-49E9-A2A2-C09D34379E86}" destId="{1C61394E-D32F-4A43-ADD4-F46D3A33D38F}" srcOrd="3" destOrd="0" presId="urn:microsoft.com/office/officeart/2005/8/layout/process1"/>
-    <dgm:cxn modelId="{942022A4-5351-4D93-BA31-DFB0898FBC8D}" type="presParOf" srcId="{1C61394E-D32F-4A43-ADD4-F46D3A33D38F}" destId="{38F30BB8-19AC-4F2C-997E-D6C87643D812}" srcOrd="0" destOrd="0" presId="urn:microsoft.com/office/officeart/2005/8/layout/process1"/>
-    <dgm:cxn modelId="{99309E6B-5CF1-4769-B1F8-AA54D3453AF8}" type="presParOf" srcId="{ECE2E50F-1EF0-49E9-A2A2-C09D34379E86}" destId="{CA09568C-529F-4056-BB14-75FC27EA3A57}" srcOrd="4" destOrd="0" presId="urn:microsoft.com/office/officeart/2005/8/layout/process1"/>
-    <dgm:cxn modelId="{67CB6FE8-3248-4C04-AD9A-6D258F57B075}" type="presParOf" srcId="{ECE2E50F-1EF0-49E9-A2A2-C09D34379E86}" destId="{E6A79763-2175-4FE6-AF39-65BAD7E8A94D}" srcOrd="5" destOrd="0" presId="urn:microsoft.com/office/officeart/2005/8/layout/process1"/>
-    <dgm:cxn modelId="{A975566A-1D63-4D71-99B8-A35E80E93F68}" type="presParOf" srcId="{E6A79763-2175-4FE6-AF39-65BAD7E8A94D}" destId="{D17F71C8-684F-40E9-B9CF-89D188A27816}" srcOrd="0" destOrd="0" presId="urn:microsoft.com/office/officeart/2005/8/layout/process1"/>
-    <dgm:cxn modelId="{0653FC3D-E026-41D9-A751-DACAC55AB0CB}" type="presParOf" srcId="{ECE2E50F-1EF0-49E9-A2A2-C09D34379E86}" destId="{FCE3B9A4-214A-4502-B3DF-ACB3E0BC61C7}" srcOrd="6" destOrd="0" presId="urn:microsoft.com/office/officeart/2005/8/layout/process1"/>
+    <dgm:cxn modelId="{1A83979A-4DA3-4065-8D57-38D573930B9D}" type="presOf" srcId="{C6470392-B547-42B7-BBE1-49D9BF3297A5}" destId="{E6A79763-2175-4FE6-AF39-65BAD7E8A94D}" srcOrd="0" destOrd="0" presId="urn:microsoft.com/office/officeart/2005/8/layout/process1"/>
+    <dgm:cxn modelId="{DA25A604-83F0-45AA-A0B4-0B42CD699CDD}" type="presParOf" srcId="{ECE2E50F-1EF0-49E9-A2A2-C09D34379E86}" destId="{9346448E-7772-4989-9A73-02FD2DA61B93}" srcOrd="0" destOrd="0" presId="urn:microsoft.com/office/officeart/2005/8/layout/process1"/>
+    <dgm:cxn modelId="{203B9905-6EF3-4DC2-B984-5D1E8CFB7550}" type="presParOf" srcId="{ECE2E50F-1EF0-49E9-A2A2-C09D34379E86}" destId="{ABB6D0E9-231F-49FF-8F6A-CBD756BB2A07}" srcOrd="1" destOrd="0" presId="urn:microsoft.com/office/officeart/2005/8/layout/process1"/>
+    <dgm:cxn modelId="{D956C2DA-25D0-4207-AECA-701FDEE1802D}" type="presParOf" srcId="{ABB6D0E9-231F-49FF-8F6A-CBD756BB2A07}" destId="{8D8E620F-A309-4628-986D-B0F92ABF739C}" srcOrd="0" destOrd="0" presId="urn:microsoft.com/office/officeart/2005/8/layout/process1"/>
+    <dgm:cxn modelId="{D5267FDF-DF34-4DEC-B299-3DC7AF6DF2BA}" type="presParOf" srcId="{ECE2E50F-1EF0-49E9-A2A2-C09D34379E86}" destId="{45B120D8-A283-4DB0-AE48-CD1028B5A1CA}" srcOrd="2" destOrd="0" presId="urn:microsoft.com/office/officeart/2005/8/layout/process1"/>
+    <dgm:cxn modelId="{1146B208-B0DA-4BE4-A889-DF6D44ADF6D6}" type="presParOf" srcId="{ECE2E50F-1EF0-49E9-A2A2-C09D34379E86}" destId="{1C61394E-D32F-4A43-ADD4-F46D3A33D38F}" srcOrd="3" destOrd="0" presId="urn:microsoft.com/office/officeart/2005/8/layout/process1"/>
+    <dgm:cxn modelId="{96649A3C-6525-48FF-96CF-1A220B83B372}" type="presParOf" srcId="{1C61394E-D32F-4A43-ADD4-F46D3A33D38F}" destId="{38F30BB8-19AC-4F2C-997E-D6C87643D812}" srcOrd="0" destOrd="0" presId="urn:microsoft.com/office/officeart/2005/8/layout/process1"/>
+    <dgm:cxn modelId="{AEDE8616-8C41-4B98-9D78-11905CFEA648}" type="presParOf" srcId="{ECE2E50F-1EF0-49E9-A2A2-C09D34379E86}" destId="{CA09568C-529F-4056-BB14-75FC27EA3A57}" srcOrd="4" destOrd="0" presId="urn:microsoft.com/office/officeart/2005/8/layout/process1"/>
+    <dgm:cxn modelId="{7ACB6ADC-E1F3-4C10-B733-FD07C3D79741}" type="presParOf" srcId="{ECE2E50F-1EF0-49E9-A2A2-C09D34379E86}" destId="{E6A79763-2175-4FE6-AF39-65BAD7E8A94D}" srcOrd="5" destOrd="0" presId="urn:microsoft.com/office/officeart/2005/8/layout/process1"/>
+    <dgm:cxn modelId="{DBB0EB87-76C1-4B55-B393-AED6BAC1120E}" type="presParOf" srcId="{E6A79763-2175-4FE6-AF39-65BAD7E8A94D}" destId="{D17F71C8-684F-40E9-B9CF-89D188A27816}" srcOrd="0" destOrd="0" presId="urn:microsoft.com/office/officeart/2005/8/layout/process1"/>
+    <dgm:cxn modelId="{6ACEEED2-481A-40D1-A0B2-0B3C7B6B2EBF}" type="presParOf" srcId="{ECE2E50F-1EF0-49E9-A2A2-C09D34379E86}" destId="{FCE3B9A4-214A-4502-B3DF-ACB3E0BC61C7}" srcOrd="6" destOrd="0" presId="urn:microsoft.com/office/officeart/2005/8/layout/process1"/>
   </dgm:cxnLst>
   <dgm:bg/>
   <dgm:whole/>

--- a/Notes_SA2601010.docx
+++ b/Notes_SA2601010.docx
@@ -779,23 +779,13 @@
           <w:lang w:val="en-US"/>
         </w:rPr>
       </w:pPr>
-      <w:proofErr w:type="spellStart"/>
-      <w:r>
-        <w:rPr>
-          <w:sz w:val="24"/>
-          <w:szCs w:val="22"/>
-          <w:lang w:val="en-US"/>
-        </w:rPr>
-        <w:t>Thread.sleep</w:t>
-      </w:r>
-      <w:proofErr w:type="spellEnd"/>
-      <w:r>
-        <w:rPr>
-          <w:sz w:val="24"/>
-          <w:szCs w:val="22"/>
-          <w:lang w:val="en-US"/>
-        </w:rPr>
-        <w:t>()</w:t>
+      <w:r>
+        <w:rPr>
+          <w:sz w:val="24"/>
+          <w:szCs w:val="22"/>
+          <w:lang w:val="en-US"/>
+        </w:rPr>
+        <w:t>Thread.sleep()</w:t>
       </w:r>
     </w:p>
     <w:p>
@@ -3620,25 +3610,7 @@
           <w:szCs w:val="22"/>
           <w:lang w:val="en-US"/>
         </w:rPr>
-        <w:t xml:space="preserve">Instructions to the tool can be provided via any one of the supporting programming language (like Java, JavaScript, Python, C#, Ruby, </w:t>
-      </w:r>
-      <w:proofErr w:type="spellStart"/>
-      <w:r>
-        <w:rPr>
-          <w:sz w:val="24"/>
-          <w:szCs w:val="22"/>
-          <w:lang w:val="en-US"/>
-        </w:rPr>
-        <w:t>TypeScript</w:t>
-      </w:r>
-      <w:proofErr w:type="spellEnd"/>
-      <w:r>
-        <w:rPr>
-          <w:sz w:val="24"/>
-          <w:szCs w:val="22"/>
-          <w:lang w:val="en-US"/>
-        </w:rPr>
-        <w:t>)</w:t>
+        <w:t>Instructions to the tool can be provided via any one of the supporting programming language (like Java, JavaScript, Python, C#, Ruby, TypeScript)</w:t>
       </w:r>
     </w:p>
     <w:p>
@@ -5743,41 +5715,13 @@
           <w:lang w:val="en-US"/>
         </w:rPr>
       </w:pPr>
-      <w:proofErr w:type="spellStart"/>
-      <w:r>
-        <w:rPr>
-          <w:sz w:val="24"/>
-          <w:szCs w:val="22"/>
-          <w:lang w:val="en-US"/>
-        </w:rPr>
-        <w:t>YourName_SeleniumDemos</w:t>
-      </w:r>
-      <w:proofErr w:type="spellEnd"/>
-      <w:r>
-        <w:rPr>
-          <w:sz w:val="24"/>
-          <w:szCs w:val="22"/>
-          <w:lang w:val="en-US"/>
-        </w:rPr>
-        <w:t xml:space="preserve"> (</w:t>
-      </w:r>
-      <w:proofErr w:type="spellStart"/>
-      <w:r>
-        <w:rPr>
-          <w:sz w:val="24"/>
-          <w:szCs w:val="22"/>
-          <w:lang w:val="en-US"/>
-        </w:rPr>
-        <w:t>Lakshmi_SeleniumDemos</w:t>
-      </w:r>
-      <w:proofErr w:type="spellEnd"/>
-      <w:r>
-        <w:rPr>
-          <w:sz w:val="24"/>
-          <w:szCs w:val="22"/>
-          <w:lang w:val="en-US"/>
-        </w:rPr>
-        <w:t>)</w:t>
+      <w:r>
+        <w:rPr>
+          <w:sz w:val="24"/>
+          <w:szCs w:val="22"/>
+          <w:lang w:val="en-US"/>
+        </w:rPr>
+        <w:t>YourName_SeleniumDemos (Lakshmi_SeleniumDemos)</w:t>
       </w:r>
     </w:p>
     <w:p>
@@ -5851,25 +5795,7 @@
           <w:szCs w:val="22"/>
           <w:lang w:val="en-US"/>
         </w:rPr>
-        <w:t xml:space="preserve">Open </w:t>
-      </w:r>
-      <w:proofErr w:type="spellStart"/>
-      <w:r>
-        <w:rPr>
-          <w:sz w:val="24"/>
-          <w:szCs w:val="22"/>
-          <w:lang w:val="en-US"/>
-        </w:rPr>
-        <w:t>selenium.dev</w:t>
-      </w:r>
-      <w:proofErr w:type="spellEnd"/>
-      <w:r>
-        <w:rPr>
-          <w:sz w:val="24"/>
-          <w:szCs w:val="22"/>
-          <w:lang w:val="en-US"/>
-        </w:rPr>
-        <w:t xml:space="preserve"> website</w:t>
+        <w:t>Open selenium.dev website</w:t>
       </w:r>
     </w:p>
     <w:p>
@@ -6862,23 +6788,13 @@
           <w:lang w:val="en-US"/>
         </w:rPr>
       </w:pPr>
-      <w:proofErr w:type="gramStart"/>
-      <w:r>
-        <w:rPr>
-          <w:sz w:val="24"/>
-          <w:szCs w:val="22"/>
-          <w:lang w:val="en-US"/>
-        </w:rPr>
-        <w:t>get(</w:t>
-      </w:r>
-      <w:proofErr w:type="gramEnd"/>
-      <w:r>
-        <w:rPr>
-          <w:sz w:val="24"/>
-          <w:szCs w:val="22"/>
-          <w:lang w:val="en-US"/>
-        </w:rPr>
-        <w:t xml:space="preserve">) </w:t>
+      <w:r>
+        <w:rPr>
+          <w:sz w:val="24"/>
+          <w:szCs w:val="22"/>
+          <w:lang w:val="en-US"/>
+        </w:rPr>
+        <w:t xml:space="preserve">get() </w:t>
       </w:r>
       <w:r>
         <w:rPr>
@@ -6946,8 +6862,6 @@
           <w:lang w:val="en-US"/>
         </w:rPr>
       </w:pPr>
-      <w:proofErr w:type="spellStart"/>
-      <w:proofErr w:type="gramStart"/>
       <w:r>
         <w:rPr>
           <w:sz w:val="24"/>
@@ -6962,25 +6876,7 @@
           <w:szCs w:val="22"/>
           <w:lang w:val="en-US"/>
         </w:rPr>
-        <w:t>er.manage</w:t>
-      </w:r>
-      <w:proofErr w:type="spellEnd"/>
-      <w:r>
-        <w:rPr>
-          <w:sz w:val="24"/>
-          <w:szCs w:val="22"/>
-          <w:lang w:val="en-US"/>
-        </w:rPr>
-        <w:t>(</w:t>
-      </w:r>
-      <w:proofErr w:type="gramEnd"/>
-      <w:r>
-        <w:rPr>
-          <w:sz w:val="24"/>
-          <w:szCs w:val="22"/>
-          <w:lang w:val="en-US"/>
-        </w:rPr>
-        <w:t xml:space="preserve">).window().maximize() </w:t>
+        <w:t xml:space="preserve">er.manage().window().maximize() </w:t>
       </w:r>
       <w:r>
         <w:rPr>
@@ -7012,23 +6908,13 @@
           <w:lang w:val="en-US"/>
         </w:rPr>
       </w:pPr>
-      <w:proofErr w:type="gramStart"/>
-      <w:r>
-        <w:rPr>
-          <w:sz w:val="24"/>
-          <w:szCs w:val="22"/>
-          <w:lang w:val="en-US"/>
-        </w:rPr>
-        <w:t>close(</w:t>
-      </w:r>
-      <w:proofErr w:type="gramEnd"/>
-      <w:r>
-        <w:rPr>
-          <w:sz w:val="24"/>
-          <w:szCs w:val="22"/>
-          <w:lang w:val="en-US"/>
-        </w:rPr>
-        <w:t xml:space="preserve">) </w:t>
+      <w:r>
+        <w:rPr>
+          <w:sz w:val="24"/>
+          <w:szCs w:val="22"/>
+          <w:lang w:val="en-US"/>
+        </w:rPr>
+        <w:t xml:space="preserve">close() </w:t>
       </w:r>
       <w:r>
         <w:rPr>
@@ -7078,23 +6964,13 @@
           <w:lang w:val="en-US"/>
         </w:rPr>
       </w:pPr>
-      <w:proofErr w:type="gramStart"/>
-      <w:r>
-        <w:rPr>
-          <w:sz w:val="24"/>
-          <w:szCs w:val="22"/>
-          <w:lang w:val="en-US"/>
-        </w:rPr>
-        <w:t>getTitle(</w:t>
-      </w:r>
-      <w:proofErr w:type="gramEnd"/>
-      <w:r>
-        <w:rPr>
-          <w:sz w:val="24"/>
-          <w:szCs w:val="22"/>
-          <w:lang w:val="en-US"/>
-        </w:rPr>
-        <w:t xml:space="preserve">) </w:t>
+      <w:r>
+        <w:rPr>
+          <w:sz w:val="24"/>
+          <w:szCs w:val="22"/>
+          <w:lang w:val="en-US"/>
+        </w:rPr>
+        <w:t xml:space="preserve">getTitle() </w:t>
       </w:r>
       <w:r>
         <w:rPr>
@@ -7134,23 +7010,13 @@
           <w:lang w:val="en-US"/>
         </w:rPr>
       </w:pPr>
-      <w:proofErr w:type="gramStart"/>
-      <w:r>
-        <w:rPr>
-          <w:sz w:val="24"/>
-          <w:szCs w:val="22"/>
-          <w:lang w:val="en-US"/>
-        </w:rPr>
-        <w:t>getCurrentUrl(</w:t>
-      </w:r>
-      <w:proofErr w:type="gramEnd"/>
-      <w:r>
-        <w:rPr>
-          <w:sz w:val="24"/>
-          <w:szCs w:val="22"/>
-          <w:lang w:val="en-US"/>
-        </w:rPr>
-        <w:t xml:space="preserve">) </w:t>
+      <w:r>
+        <w:rPr>
+          <w:sz w:val="24"/>
+          <w:szCs w:val="22"/>
+          <w:lang w:val="en-US"/>
+        </w:rPr>
+        <w:t xml:space="preserve">getCurrentUrl() </w:t>
       </w:r>
       <w:r>
         <w:rPr>
@@ -7182,23 +7048,13 @@
           <w:lang w:val="en-US"/>
         </w:rPr>
       </w:pPr>
-      <w:proofErr w:type="gramStart"/>
-      <w:r>
-        <w:rPr>
-          <w:sz w:val="24"/>
-          <w:szCs w:val="22"/>
-          <w:lang w:val="en-US"/>
-        </w:rPr>
-        <w:t>getPageSource(</w:t>
-      </w:r>
-      <w:proofErr w:type="gramEnd"/>
-      <w:r>
-        <w:rPr>
-          <w:sz w:val="24"/>
-          <w:szCs w:val="22"/>
-          <w:lang w:val="en-US"/>
-        </w:rPr>
-        <w:t xml:space="preserve">) </w:t>
+      <w:r>
+        <w:rPr>
+          <w:sz w:val="24"/>
+          <w:szCs w:val="22"/>
+          <w:lang w:val="en-US"/>
+        </w:rPr>
+        <w:t xml:space="preserve">getPageSource() </w:t>
       </w:r>
       <w:r>
         <w:rPr>
@@ -7230,23 +7086,13 @@
           <w:lang w:val="en-US"/>
         </w:rPr>
       </w:pPr>
-      <w:proofErr w:type="gramStart"/>
-      <w:r>
-        <w:rPr>
-          <w:sz w:val="24"/>
-          <w:szCs w:val="22"/>
-          <w:lang w:val="en-US"/>
-        </w:rPr>
-        <w:t>findElement(</w:t>
-      </w:r>
-      <w:proofErr w:type="gramEnd"/>
-      <w:r>
-        <w:rPr>
-          <w:sz w:val="24"/>
-          <w:szCs w:val="22"/>
-          <w:lang w:val="en-US"/>
-        </w:rPr>
-        <w:t xml:space="preserve">) </w:t>
+      <w:r>
+        <w:rPr>
+          <w:sz w:val="24"/>
+          <w:szCs w:val="22"/>
+          <w:lang w:val="en-US"/>
+        </w:rPr>
+        <w:t xml:space="preserve">findElement() </w:t>
       </w:r>
       <w:r>
         <w:rPr>
@@ -7344,23 +7190,13 @@
           <w:lang w:val="en-US"/>
         </w:rPr>
       </w:pPr>
-      <w:proofErr w:type="gramStart"/>
-      <w:r>
-        <w:rPr>
-          <w:sz w:val="24"/>
-          <w:szCs w:val="22"/>
-          <w:lang w:val="en-US"/>
-        </w:rPr>
-        <w:t>findElements(</w:t>
-      </w:r>
-      <w:proofErr w:type="gramEnd"/>
-      <w:r>
-        <w:rPr>
-          <w:sz w:val="24"/>
-          <w:szCs w:val="22"/>
-          <w:lang w:val="en-US"/>
-        </w:rPr>
-        <w:t xml:space="preserve">) </w:t>
+      <w:r>
+        <w:rPr>
+          <w:sz w:val="24"/>
+          <w:szCs w:val="22"/>
+          <w:lang w:val="en-US"/>
+        </w:rPr>
+        <w:t xml:space="preserve">findElements() </w:t>
       </w:r>
       <w:r>
         <w:rPr>
@@ -7422,23 +7258,13 @@
           <w:lang w:val="en-US"/>
         </w:rPr>
       </w:pPr>
-      <w:proofErr w:type="gramStart"/>
-      <w:r>
-        <w:rPr>
-          <w:sz w:val="24"/>
-          <w:szCs w:val="22"/>
-          <w:lang w:val="en-US"/>
-        </w:rPr>
-        <w:t>getWindowHandles(</w:t>
-      </w:r>
-      <w:proofErr w:type="gramEnd"/>
-      <w:r>
-        <w:rPr>
-          <w:sz w:val="24"/>
-          <w:szCs w:val="22"/>
-          <w:lang w:val="en-US"/>
-        </w:rPr>
-        <w:t xml:space="preserve">) </w:t>
+      <w:r>
+        <w:rPr>
+          <w:sz w:val="24"/>
+          <w:szCs w:val="22"/>
+          <w:lang w:val="en-US"/>
+        </w:rPr>
+        <w:t xml:space="preserve">getWindowHandles() </w:t>
       </w:r>
       <w:r>
         <w:rPr>
@@ -7472,23 +7298,13 @@
           <w:lang w:val="en-US"/>
         </w:rPr>
       </w:pPr>
-      <w:proofErr w:type="gramStart"/>
-      <w:r>
-        <w:rPr>
-          <w:sz w:val="24"/>
-          <w:szCs w:val="22"/>
-          <w:lang w:val="en-US"/>
-        </w:rPr>
-        <w:t>quit(</w:t>
-      </w:r>
-      <w:proofErr w:type="gramEnd"/>
-      <w:r>
-        <w:rPr>
-          <w:sz w:val="24"/>
-          <w:szCs w:val="22"/>
-          <w:lang w:val="en-US"/>
-        </w:rPr>
-        <w:t xml:space="preserve">) </w:t>
+      <w:r>
+        <w:rPr>
+          <w:sz w:val="24"/>
+          <w:szCs w:val="22"/>
+          <w:lang w:val="en-US"/>
+        </w:rPr>
+        <w:t xml:space="preserve">quit() </w:t>
       </w:r>
       <w:r>
         <w:rPr>
@@ -7844,35 +7660,7 @@
           <w:szCs w:val="22"/>
           <w:lang w:val="en-US"/>
         </w:rPr>
-        <w:t xml:space="preserve"> Selenium waits for maximum 30 seconds till the page get loaded while calling </w:t>
-      </w:r>
-      <w:proofErr w:type="spellStart"/>
-      <w:proofErr w:type="gramStart"/>
-      <w:r>
-        <w:rPr>
-          <w:sz w:val="24"/>
-          <w:szCs w:val="22"/>
-          <w:lang w:val="en-US"/>
-        </w:rPr>
-        <w:t>driver.get</w:t>
-      </w:r>
-      <w:proofErr w:type="spellEnd"/>
-      <w:r>
-        <w:rPr>
-          <w:sz w:val="24"/>
-          <w:szCs w:val="22"/>
-          <w:lang w:val="en-US"/>
-        </w:rPr>
-        <w:t>(</w:t>
-      </w:r>
-      <w:proofErr w:type="gramEnd"/>
-      <w:r>
-        <w:rPr>
-          <w:sz w:val="24"/>
-          <w:szCs w:val="22"/>
-          <w:lang w:val="en-US"/>
-        </w:rPr>
-        <w:t>). But if the page is not getting loaded within 30 seconds then Selenium will throw SessionTimeoutException</w:t>
+        <w:t xml:space="preserve"> Selenium waits for maximum 30 seconds till the page get loaded while calling driver.get(). But if the page is not getting loaded within 30 seconds then Selenium will throw SessionTimeoutException</w:t>
       </w:r>
       <w:r>
         <w:rPr>
@@ -8112,23 +7900,13 @@
           <w:lang w:val="en-US"/>
         </w:rPr>
       </w:pPr>
-      <w:proofErr w:type="gramStart"/>
-      <w:r>
-        <w:rPr>
-          <w:sz w:val="24"/>
-          <w:szCs w:val="22"/>
-          <w:lang w:val="en-US"/>
-        </w:rPr>
-        <w:t>sendKeys(</w:t>
-      </w:r>
-      <w:proofErr w:type="gramEnd"/>
-      <w:r>
-        <w:rPr>
-          <w:sz w:val="24"/>
-          <w:szCs w:val="22"/>
-          <w:lang w:val="en-US"/>
-        </w:rPr>
-        <w:t xml:space="preserve">) </w:t>
+      <w:r>
+        <w:rPr>
+          <w:sz w:val="24"/>
+          <w:szCs w:val="22"/>
+          <w:lang w:val="en-US"/>
+        </w:rPr>
+        <w:t xml:space="preserve">sendKeys() </w:t>
       </w:r>
       <w:r>
         <w:rPr>
@@ -8178,23 +7956,13 @@
           <w:lang w:val="en-US"/>
         </w:rPr>
       </w:pPr>
-      <w:proofErr w:type="gramStart"/>
-      <w:r>
-        <w:rPr>
-          <w:sz w:val="24"/>
-          <w:szCs w:val="22"/>
-          <w:lang w:val="en-US"/>
-        </w:rPr>
-        <w:t>click(</w:t>
-      </w:r>
-      <w:proofErr w:type="gramEnd"/>
-      <w:r>
-        <w:rPr>
-          <w:sz w:val="24"/>
-          <w:szCs w:val="22"/>
-          <w:lang w:val="en-US"/>
-        </w:rPr>
-        <w:t xml:space="preserve">) </w:t>
+      <w:r>
+        <w:rPr>
+          <w:sz w:val="24"/>
+          <w:szCs w:val="22"/>
+          <w:lang w:val="en-US"/>
+        </w:rPr>
+        <w:t xml:space="preserve">click() </w:t>
       </w:r>
       <w:r>
         <w:rPr>
@@ -8226,23 +7994,13 @@
           <w:lang w:val="en-US"/>
         </w:rPr>
       </w:pPr>
-      <w:proofErr w:type="gramStart"/>
-      <w:r>
-        <w:rPr>
-          <w:sz w:val="24"/>
-          <w:szCs w:val="22"/>
-          <w:lang w:val="en-US"/>
-        </w:rPr>
-        <w:t>getText(</w:t>
-      </w:r>
-      <w:proofErr w:type="gramEnd"/>
-      <w:r>
-        <w:rPr>
-          <w:sz w:val="24"/>
-          <w:szCs w:val="22"/>
-          <w:lang w:val="en-US"/>
-        </w:rPr>
-        <w:t xml:space="preserve">) </w:t>
+      <w:r>
+        <w:rPr>
+          <w:sz w:val="24"/>
+          <w:szCs w:val="22"/>
+          <w:lang w:val="en-US"/>
+        </w:rPr>
+        <w:t xml:space="preserve">getText() </w:t>
       </w:r>
       <w:r>
         <w:rPr>
@@ -8312,23 +8070,13 @@
           <w:lang w:val="en-US"/>
         </w:rPr>
       </w:pPr>
-      <w:proofErr w:type="gramStart"/>
-      <w:r>
-        <w:rPr>
-          <w:sz w:val="24"/>
-          <w:szCs w:val="22"/>
-          <w:lang w:val="en-US"/>
-        </w:rPr>
-        <w:t>isSelected(</w:t>
-      </w:r>
-      <w:proofErr w:type="gramEnd"/>
-      <w:r>
-        <w:rPr>
-          <w:sz w:val="24"/>
-          <w:szCs w:val="22"/>
-          <w:lang w:val="en-US"/>
-        </w:rPr>
-        <w:t xml:space="preserve">) </w:t>
+      <w:r>
+        <w:rPr>
+          <w:sz w:val="24"/>
+          <w:szCs w:val="22"/>
+          <w:lang w:val="en-US"/>
+        </w:rPr>
+        <w:t xml:space="preserve">isSelected() </w:t>
       </w:r>
       <w:r>
         <w:rPr>
@@ -8360,23 +8108,13 @@
           <w:lang w:val="en-US"/>
         </w:rPr>
       </w:pPr>
-      <w:proofErr w:type="gramStart"/>
-      <w:r>
-        <w:rPr>
-          <w:sz w:val="24"/>
-          <w:szCs w:val="22"/>
-          <w:lang w:val="en-US"/>
-        </w:rPr>
-        <w:t>isEnabled(</w:t>
-      </w:r>
-      <w:proofErr w:type="gramEnd"/>
-      <w:r>
-        <w:rPr>
-          <w:sz w:val="24"/>
-          <w:szCs w:val="22"/>
-          <w:lang w:val="en-US"/>
-        </w:rPr>
-        <w:t xml:space="preserve">) </w:t>
+      <w:r>
+        <w:rPr>
+          <w:sz w:val="24"/>
+          <w:szCs w:val="22"/>
+          <w:lang w:val="en-US"/>
+        </w:rPr>
+        <w:t xml:space="preserve">isEnabled() </w:t>
       </w:r>
       <w:r>
         <w:rPr>
@@ -8408,23 +8146,13 @@
           <w:lang w:val="en-US"/>
         </w:rPr>
       </w:pPr>
-      <w:proofErr w:type="gramStart"/>
-      <w:r>
-        <w:rPr>
-          <w:sz w:val="24"/>
-          <w:szCs w:val="22"/>
-          <w:lang w:val="en-US"/>
-        </w:rPr>
-        <w:t>isDisplayed(</w:t>
-      </w:r>
-      <w:proofErr w:type="gramEnd"/>
-      <w:r>
-        <w:rPr>
-          <w:sz w:val="24"/>
-          <w:szCs w:val="22"/>
-          <w:lang w:val="en-US"/>
-        </w:rPr>
-        <w:t xml:space="preserve">) </w:t>
+      <w:r>
+        <w:rPr>
+          <w:sz w:val="24"/>
+          <w:szCs w:val="22"/>
+          <w:lang w:val="en-US"/>
+        </w:rPr>
+        <w:t xml:space="preserve">isDisplayed() </w:t>
       </w:r>
       <w:r>
         <w:rPr>
@@ -9700,25 +9428,7 @@
           <w:szCs w:val="22"/>
           <w:lang w:val="en-US"/>
         </w:rPr>
-        <w:t>//</w:t>
-      </w:r>
-      <w:proofErr w:type="gramStart"/>
-      <w:r>
-        <w:rPr>
-          <w:sz w:val="24"/>
-          <w:szCs w:val="22"/>
-          <w:lang w:val="en-US"/>
-        </w:rPr>
-        <w:t>input[</w:t>
-      </w:r>
-      <w:proofErr w:type="gramEnd"/>
-      <w:r>
-        <w:rPr>
-          <w:sz w:val="24"/>
-          <w:szCs w:val="22"/>
-          <w:lang w:val="en-US"/>
-        </w:rPr>
-        <w:t>@type='password']</w:t>
+        <w:t>//input[@type='password']</w:t>
       </w:r>
     </w:p>
     <w:p>
@@ -9850,23 +9560,13 @@
           <w:lang w:val="en-US"/>
         </w:rPr>
       </w:pPr>
-      <w:proofErr w:type="gramStart"/>
-      <w:r>
-        <w:rPr>
-          <w:sz w:val="24"/>
-          <w:szCs w:val="22"/>
-          <w:lang w:val="en-US"/>
-        </w:rPr>
-        <w:t>getFirstSelectedOption(</w:t>
-      </w:r>
-      <w:proofErr w:type="gramEnd"/>
-      <w:r>
-        <w:rPr>
-          <w:sz w:val="24"/>
-          <w:szCs w:val="22"/>
-          <w:lang w:val="en-US"/>
-        </w:rPr>
-        <w:t xml:space="preserve">) </w:t>
+      <w:r>
+        <w:rPr>
+          <w:sz w:val="24"/>
+          <w:szCs w:val="22"/>
+          <w:lang w:val="en-US"/>
+        </w:rPr>
+        <w:t xml:space="preserve">getFirstSelectedOption() </w:t>
       </w:r>
       <w:r>
         <w:rPr>
@@ -9908,23 +9608,13 @@
           <w:lang w:val="en-US"/>
         </w:rPr>
       </w:pPr>
-      <w:proofErr w:type="gramStart"/>
-      <w:r>
-        <w:rPr>
-          <w:sz w:val="24"/>
-          <w:szCs w:val="22"/>
-          <w:lang w:val="en-US"/>
-        </w:rPr>
-        <w:t>getOptions(</w:t>
-      </w:r>
-      <w:proofErr w:type="gramEnd"/>
-      <w:r>
-        <w:rPr>
-          <w:sz w:val="24"/>
-          <w:szCs w:val="22"/>
-          <w:lang w:val="en-US"/>
-        </w:rPr>
-        <w:t xml:space="preserve">) </w:t>
+      <w:r>
+        <w:rPr>
+          <w:sz w:val="24"/>
+          <w:szCs w:val="22"/>
+          <w:lang w:val="en-US"/>
+        </w:rPr>
+        <w:t xml:space="preserve">getOptions() </w:t>
       </w:r>
       <w:r>
         <w:rPr>
@@ -9958,23 +9648,13 @@
           <w:lang w:val="en-US"/>
         </w:rPr>
       </w:pPr>
-      <w:proofErr w:type="gramStart"/>
-      <w:r>
-        <w:rPr>
-          <w:sz w:val="24"/>
-          <w:szCs w:val="22"/>
-          <w:lang w:val="en-US"/>
-        </w:rPr>
-        <w:t>selectByVisibleText(</w:t>
-      </w:r>
-      <w:proofErr w:type="gramEnd"/>
-      <w:r>
-        <w:rPr>
-          <w:sz w:val="24"/>
-          <w:szCs w:val="22"/>
-          <w:lang w:val="en-US"/>
-        </w:rPr>
-        <w:t xml:space="preserve">) </w:t>
+      <w:r>
+        <w:rPr>
+          <w:sz w:val="24"/>
+          <w:szCs w:val="22"/>
+          <w:lang w:val="en-US"/>
+        </w:rPr>
+        <w:t xml:space="preserve">selectByVisibleText() </w:t>
       </w:r>
       <w:r>
         <w:rPr>
@@ -10008,23 +9688,13 @@
           <w:lang w:val="en-US"/>
         </w:rPr>
       </w:pPr>
-      <w:proofErr w:type="gramStart"/>
-      <w:r>
-        <w:rPr>
-          <w:sz w:val="24"/>
-          <w:szCs w:val="22"/>
-          <w:lang w:val="en-US"/>
-        </w:rPr>
-        <w:t>selectByContainsVisibleText(</w:t>
-      </w:r>
-      <w:proofErr w:type="gramEnd"/>
-      <w:r>
-        <w:rPr>
-          <w:sz w:val="24"/>
-          <w:szCs w:val="22"/>
-          <w:lang w:val="en-US"/>
-        </w:rPr>
-        <w:t xml:space="preserve">) </w:t>
+      <w:r>
+        <w:rPr>
+          <w:sz w:val="24"/>
+          <w:szCs w:val="22"/>
+          <w:lang w:val="en-US"/>
+        </w:rPr>
+        <w:t xml:space="preserve">selectByContainsVisibleText() </w:t>
       </w:r>
       <w:r>
         <w:rPr>
@@ -10058,23 +9728,13 @@
           <w:lang w:val="en-US"/>
         </w:rPr>
       </w:pPr>
-      <w:proofErr w:type="gramStart"/>
-      <w:r>
-        <w:rPr>
-          <w:sz w:val="24"/>
-          <w:szCs w:val="22"/>
-          <w:lang w:val="en-US"/>
-        </w:rPr>
-        <w:t>selectByValue(</w:t>
-      </w:r>
-      <w:proofErr w:type="gramEnd"/>
-      <w:r>
-        <w:rPr>
-          <w:sz w:val="24"/>
-          <w:szCs w:val="22"/>
-          <w:lang w:val="en-US"/>
-        </w:rPr>
-        <w:t xml:space="preserve">) </w:t>
+      <w:r>
+        <w:rPr>
+          <w:sz w:val="24"/>
+          <w:szCs w:val="22"/>
+          <w:lang w:val="en-US"/>
+        </w:rPr>
+        <w:t xml:space="preserve">selectByValue() </w:t>
       </w:r>
       <w:r>
         <w:rPr>
@@ -10108,7 +9768,6 @@
           <w:lang w:val="en-US"/>
         </w:rPr>
       </w:pPr>
-      <w:proofErr w:type="gramStart"/>
       <w:r>
         <w:rPr>
           <w:sz w:val="24"/>
@@ -10116,16 +9775,7 @@
           <w:lang w:val="en-US"/>
         </w:rPr>
         <w:lastRenderedPageBreak/>
-        <w:t>selectByIndex(</w:t>
-      </w:r>
-      <w:proofErr w:type="gramEnd"/>
-      <w:r>
-        <w:rPr>
-          <w:sz w:val="24"/>
-          <w:szCs w:val="22"/>
-          <w:lang w:val="en-US"/>
-        </w:rPr>
-        <w:t xml:space="preserve">) </w:t>
+        <w:t xml:space="preserve">selectByIndex() </w:t>
       </w:r>
       <w:r>
         <w:rPr>
@@ -10159,23 +9809,13 @@
           <w:lang w:val="en-US"/>
         </w:rPr>
       </w:pPr>
-      <w:proofErr w:type="gramStart"/>
-      <w:r>
-        <w:rPr>
-          <w:sz w:val="24"/>
-          <w:szCs w:val="22"/>
-          <w:lang w:val="en-US"/>
-        </w:rPr>
-        <w:t>getAllSelectedOptions(</w:t>
-      </w:r>
-      <w:proofErr w:type="gramEnd"/>
-      <w:r>
-        <w:rPr>
-          <w:sz w:val="24"/>
-          <w:szCs w:val="22"/>
-          <w:lang w:val="en-US"/>
-        </w:rPr>
-        <w:t xml:space="preserve">) </w:t>
+      <w:r>
+        <w:rPr>
+          <w:sz w:val="24"/>
+          <w:szCs w:val="22"/>
+          <w:lang w:val="en-US"/>
+        </w:rPr>
+        <w:t xml:space="preserve">getAllSelectedOptions() </w:t>
       </w:r>
       <w:r>
         <w:rPr>
@@ -10209,23 +9849,13 @@
           <w:lang w:val="en-US"/>
         </w:rPr>
       </w:pPr>
-      <w:proofErr w:type="gramStart"/>
-      <w:r>
-        <w:rPr>
-          <w:sz w:val="24"/>
-          <w:szCs w:val="22"/>
-          <w:lang w:val="en-US"/>
-        </w:rPr>
-        <w:t>isMultiple(</w:t>
-      </w:r>
-      <w:proofErr w:type="gramEnd"/>
-      <w:r>
-        <w:rPr>
-          <w:sz w:val="24"/>
-          <w:szCs w:val="22"/>
-          <w:lang w:val="en-US"/>
-        </w:rPr>
-        <w:t xml:space="preserve">) </w:t>
+      <w:r>
+        <w:rPr>
+          <w:sz w:val="24"/>
+          <w:szCs w:val="22"/>
+          <w:lang w:val="en-US"/>
+        </w:rPr>
+        <w:t xml:space="preserve">isMultiple() </w:t>
       </w:r>
       <w:r>
         <w:rPr>
@@ -10426,33 +10056,13 @@
           <w:lang w:val="en-US"/>
         </w:rPr>
       </w:pPr>
-      <w:proofErr w:type="spellStart"/>
-      <w:proofErr w:type="gramStart"/>
-      <w:r>
-        <w:rPr>
-          <w:sz w:val="24"/>
-          <w:szCs w:val="22"/>
-          <w:lang w:val="en-US"/>
-        </w:rPr>
-        <w:t>Thread.sleep</w:t>
-      </w:r>
-      <w:proofErr w:type="spellEnd"/>
-      <w:r>
-        <w:rPr>
-          <w:sz w:val="24"/>
-          <w:szCs w:val="22"/>
-          <w:lang w:val="en-US"/>
-        </w:rPr>
-        <w:t>(</w:t>
-      </w:r>
-      <w:proofErr w:type="gramEnd"/>
-      <w:r>
-        <w:rPr>
-          <w:sz w:val="24"/>
-          <w:szCs w:val="22"/>
-          <w:lang w:val="en-US"/>
-        </w:rPr>
-        <w:t>)</w:t>
+      <w:r>
+        <w:rPr>
+          <w:sz w:val="24"/>
+          <w:szCs w:val="22"/>
+          <w:lang w:val="en-US"/>
+        </w:rPr>
+        <w:t>Thread.sleep()</w:t>
       </w:r>
       <w:r>
         <w:rPr>
@@ -10908,23 +10518,13 @@
           <w:lang w:val="en-US"/>
         </w:rPr>
       </w:pPr>
-      <w:proofErr w:type="spellStart"/>
-      <w:r>
-        <w:rPr>
-          <w:sz w:val="24"/>
-          <w:szCs w:val="22"/>
-          <w:lang w:val="en-US"/>
-        </w:rPr>
-        <w:t>i</w:t>
-      </w:r>
-      <w:proofErr w:type="spellEnd"/>
-      <w:r>
-        <w:rPr>
-          <w:sz w:val="24"/>
-          <w:szCs w:val="22"/>
-          <w:lang w:val="en-US"/>
-        </w:rPr>
-        <w:t xml:space="preserve"> – ignoring </w:t>
+      <w:r>
+        <w:rPr>
+          <w:sz w:val="24"/>
+          <w:szCs w:val="22"/>
+          <w:lang w:val="en-US"/>
+        </w:rPr>
+        <w:t xml:space="preserve">i – ignoring </w:t>
       </w:r>
     </w:p>
     <w:p>
@@ -11249,25 +10849,7 @@
           <w:szCs w:val="22"/>
           <w:lang w:val="en-US"/>
         </w:rPr>
-        <w:t>&lt;</w:t>
-      </w:r>
-      <w:proofErr w:type="gramStart"/>
-      <w:r>
-        <w:rPr>
-          <w:sz w:val="24"/>
-          <w:szCs w:val="22"/>
-          <w:lang w:val="en-US"/>
-        </w:rPr>
-        <w:t>table</w:t>
-      </w:r>
-      <w:proofErr w:type="gramEnd"/>
-      <w:r>
-        <w:rPr>
-          <w:sz w:val="24"/>
-          <w:szCs w:val="22"/>
-          <w:lang w:val="en-US"/>
-        </w:rPr>
-        <w:t>&gt;</w:t>
+        <w:t>&lt;table&gt;</w:t>
       </w:r>
     </w:p>
     <w:p>
@@ -11285,27 +10867,7 @@
           <w:lang w:val="en-US"/>
         </w:rPr>
         <w:tab/>
-        <w:t>&lt;</w:t>
-      </w:r>
-      <w:proofErr w:type="spellStart"/>
-      <w:proofErr w:type="gramStart"/>
-      <w:r>
-        <w:rPr>
-          <w:sz w:val="24"/>
-          <w:szCs w:val="22"/>
-          <w:lang w:val="en-US"/>
-        </w:rPr>
-        <w:t>thead</w:t>
-      </w:r>
-      <w:proofErr w:type="spellEnd"/>
-      <w:proofErr w:type="gramEnd"/>
-      <w:r>
-        <w:rPr>
-          <w:sz w:val="24"/>
-          <w:szCs w:val="22"/>
-          <w:lang w:val="en-US"/>
-        </w:rPr>
-        <w:t>&gt;</w:t>
+        <w:t>&lt;thead&gt;</w:t>
       </w:r>
     </w:p>
     <w:p>
@@ -11331,27 +10893,7 @@
           <w:lang w:val="en-US"/>
         </w:rPr>
         <w:tab/>
-        <w:t>&lt;</w:t>
-      </w:r>
-      <w:proofErr w:type="spellStart"/>
-      <w:proofErr w:type="gramStart"/>
-      <w:r>
-        <w:rPr>
-          <w:sz w:val="24"/>
-          <w:szCs w:val="22"/>
-          <w:lang w:val="en-US"/>
-        </w:rPr>
-        <w:t>tr</w:t>
-      </w:r>
-      <w:proofErr w:type="spellEnd"/>
-      <w:proofErr w:type="gramEnd"/>
-      <w:r>
-        <w:rPr>
-          <w:sz w:val="24"/>
-          <w:szCs w:val="22"/>
-          <w:lang w:val="en-US"/>
-        </w:rPr>
-        <w:t>&gt;</w:t>
+        <w:t>&lt;tr&gt;</w:t>
       </w:r>
     </w:p>
     <w:p>
@@ -11385,53 +10927,7 @@
           <w:lang w:val="en-US"/>
         </w:rPr>
         <w:tab/>
-        <w:t>&lt;</w:t>
-      </w:r>
-      <w:proofErr w:type="spellStart"/>
-      <w:proofErr w:type="gramStart"/>
-      <w:r>
-        <w:rPr>
-          <w:sz w:val="24"/>
-          <w:szCs w:val="22"/>
-          <w:lang w:val="en-US"/>
-        </w:rPr>
-        <w:t>th</w:t>
-      </w:r>
-      <w:proofErr w:type="spellEnd"/>
-      <w:r>
-        <w:rPr>
-          <w:sz w:val="24"/>
-          <w:szCs w:val="22"/>
-          <w:lang w:val="en-US"/>
-        </w:rPr>
-        <w:t>&gt;</w:t>
-      </w:r>
-      <w:proofErr w:type="gramEnd"/>
-      <w:r>
-        <w:rPr>
-          <w:sz w:val="24"/>
-          <w:szCs w:val="22"/>
-          <w:lang w:val="en-US"/>
-        </w:rPr>
-        <w:t>Roll No&lt;/</w:t>
-      </w:r>
-      <w:proofErr w:type="spellStart"/>
-      <w:r>
-        <w:rPr>
-          <w:sz w:val="24"/>
-          <w:szCs w:val="22"/>
-          <w:lang w:val="en-US"/>
-        </w:rPr>
-        <w:t>th</w:t>
-      </w:r>
-      <w:proofErr w:type="spellEnd"/>
-      <w:r>
-        <w:rPr>
-          <w:sz w:val="24"/>
-          <w:szCs w:val="22"/>
-          <w:lang w:val="en-US"/>
-        </w:rPr>
-        <w:t>&gt;</w:t>
+        <w:t>&lt;th&gt;Roll No&lt;/th&gt;</w:t>
       </w:r>
     </w:p>
     <w:p>
@@ -11465,53 +10961,7 @@
           <w:lang w:val="en-US"/>
         </w:rPr>
         <w:tab/>
-        <w:t>&lt;</w:t>
-      </w:r>
-      <w:proofErr w:type="spellStart"/>
-      <w:proofErr w:type="gramStart"/>
-      <w:r>
-        <w:rPr>
-          <w:sz w:val="24"/>
-          <w:szCs w:val="22"/>
-          <w:lang w:val="en-US"/>
-        </w:rPr>
-        <w:t>th</w:t>
-      </w:r>
-      <w:proofErr w:type="spellEnd"/>
-      <w:r>
-        <w:rPr>
-          <w:sz w:val="24"/>
-          <w:szCs w:val="22"/>
-          <w:lang w:val="en-US"/>
-        </w:rPr>
-        <w:t>&gt;</w:t>
-      </w:r>
-      <w:proofErr w:type="gramEnd"/>
-      <w:r>
-        <w:rPr>
-          <w:sz w:val="24"/>
-          <w:szCs w:val="22"/>
-          <w:lang w:val="en-US"/>
-        </w:rPr>
-        <w:t>Name&lt;/</w:t>
-      </w:r>
-      <w:proofErr w:type="spellStart"/>
-      <w:r>
-        <w:rPr>
-          <w:sz w:val="24"/>
-          <w:szCs w:val="22"/>
-          <w:lang w:val="en-US"/>
-        </w:rPr>
-        <w:t>th</w:t>
-      </w:r>
-      <w:proofErr w:type="spellEnd"/>
-      <w:r>
-        <w:rPr>
-          <w:sz w:val="24"/>
-          <w:szCs w:val="22"/>
-          <w:lang w:val="en-US"/>
-        </w:rPr>
-        <w:t>&gt;</w:t>
+        <w:t>&lt;th&gt;Name&lt;/th&gt;</w:t>
       </w:r>
     </w:p>
     <w:p>
@@ -11537,27 +10987,7 @@
           <w:lang w:val="en-US"/>
         </w:rPr>
         <w:tab/>
-        <w:t>&lt;/</w:t>
-      </w:r>
-      <w:proofErr w:type="spellStart"/>
-      <w:proofErr w:type="gramStart"/>
-      <w:r>
-        <w:rPr>
-          <w:sz w:val="24"/>
-          <w:szCs w:val="22"/>
-          <w:lang w:val="en-US"/>
-        </w:rPr>
-        <w:t>tr</w:t>
-      </w:r>
-      <w:proofErr w:type="spellEnd"/>
-      <w:proofErr w:type="gramEnd"/>
-      <w:r>
-        <w:rPr>
-          <w:sz w:val="24"/>
-          <w:szCs w:val="22"/>
-          <w:lang w:val="en-US"/>
-        </w:rPr>
-        <w:t>&gt;</w:t>
+        <w:t>&lt;/tr&gt;</w:t>
       </w:r>
     </w:p>
     <w:p>
@@ -11575,25 +11005,7 @@
           <w:lang w:val="en-US"/>
         </w:rPr>
         <w:tab/>
-        <w:t>&lt;/</w:t>
-      </w:r>
-      <w:proofErr w:type="spellStart"/>
-      <w:r>
-        <w:rPr>
-          <w:sz w:val="24"/>
-          <w:szCs w:val="22"/>
-          <w:lang w:val="en-US"/>
-        </w:rPr>
-        <w:t>thead</w:t>
-      </w:r>
-      <w:proofErr w:type="spellEnd"/>
-      <w:r>
-        <w:rPr>
-          <w:sz w:val="24"/>
-          <w:szCs w:val="22"/>
-          <w:lang w:val="en-US"/>
-        </w:rPr>
-        <w:t>&gt;</w:t>
+        <w:t>&lt;/thead&gt;</w:t>
       </w:r>
     </w:p>
     <w:p>
@@ -11611,27 +11023,7 @@
           <w:lang w:val="en-US"/>
         </w:rPr>
         <w:tab/>
-        <w:t>&lt;</w:t>
-      </w:r>
-      <w:proofErr w:type="spellStart"/>
-      <w:proofErr w:type="gramStart"/>
-      <w:r>
-        <w:rPr>
-          <w:sz w:val="24"/>
-          <w:szCs w:val="22"/>
-          <w:lang w:val="en-US"/>
-        </w:rPr>
-        <w:t>tbody</w:t>
-      </w:r>
-      <w:proofErr w:type="spellEnd"/>
-      <w:proofErr w:type="gramEnd"/>
-      <w:r>
-        <w:rPr>
-          <w:sz w:val="24"/>
-          <w:szCs w:val="22"/>
-          <w:lang w:val="en-US"/>
-        </w:rPr>
-        <w:t>&gt;</w:t>
+        <w:t>&lt;tbody&gt;</w:t>
       </w:r>
     </w:p>
     <w:p>
@@ -11657,27 +11049,7 @@
           <w:lang w:val="en-US"/>
         </w:rPr>
         <w:tab/>
-        <w:t>&lt;</w:t>
-      </w:r>
-      <w:proofErr w:type="spellStart"/>
-      <w:proofErr w:type="gramStart"/>
-      <w:r>
-        <w:rPr>
-          <w:sz w:val="24"/>
-          <w:szCs w:val="22"/>
-          <w:lang w:val="en-US"/>
-        </w:rPr>
-        <w:t>tr</w:t>
-      </w:r>
-      <w:proofErr w:type="spellEnd"/>
-      <w:proofErr w:type="gramEnd"/>
-      <w:r>
-        <w:rPr>
-          <w:sz w:val="24"/>
-          <w:szCs w:val="22"/>
-          <w:lang w:val="en-US"/>
-        </w:rPr>
-        <w:t>&gt;</w:t>
+        <w:t>&lt;tr&gt;</w:t>
       </w:r>
     </w:p>
     <w:p>
@@ -11711,25 +11083,7 @@
           <w:lang w:val="en-US"/>
         </w:rPr>
         <w:tab/>
-        <w:t>&lt;</w:t>
-      </w:r>
-      <w:proofErr w:type="gramStart"/>
-      <w:r>
-        <w:rPr>
-          <w:sz w:val="24"/>
-          <w:szCs w:val="22"/>
-          <w:lang w:val="en-US"/>
-        </w:rPr>
-        <w:t>td&gt;</w:t>
-      </w:r>
-      <w:proofErr w:type="gramEnd"/>
-      <w:r>
-        <w:rPr>
-          <w:sz w:val="24"/>
-          <w:szCs w:val="22"/>
-          <w:lang w:val="en-US"/>
-        </w:rPr>
-        <w:t>1&lt;/td&gt;</w:t>
+        <w:t>&lt;td&gt;1&lt;/td&gt;</w:t>
       </w:r>
     </w:p>
     <w:p>
@@ -11763,35 +11117,7 @@
           <w:lang w:val="en-US"/>
         </w:rPr>
         <w:tab/>
-        <w:t>&lt;</w:t>
-      </w:r>
-      <w:proofErr w:type="gramStart"/>
-      <w:r>
-        <w:rPr>
-          <w:sz w:val="24"/>
-          <w:szCs w:val="22"/>
-          <w:lang w:val="en-US"/>
-        </w:rPr>
-        <w:t>td&gt;</w:t>
-      </w:r>
-      <w:proofErr w:type="spellStart"/>
-      <w:proofErr w:type="gramEnd"/>
-      <w:r>
-        <w:rPr>
-          <w:sz w:val="24"/>
-          <w:szCs w:val="22"/>
-          <w:lang w:val="en-US"/>
-        </w:rPr>
-        <w:t>Diksha</w:t>
-      </w:r>
-      <w:proofErr w:type="spellEnd"/>
-      <w:r>
-        <w:rPr>
-          <w:sz w:val="24"/>
-          <w:szCs w:val="22"/>
-          <w:lang w:val="en-US"/>
-        </w:rPr>
-        <w:t>&lt;/td</w:t>
+        <w:t>&lt;td&gt;Diksha&lt;/td</w:t>
       </w:r>
     </w:p>
     <w:p>
@@ -11817,27 +11143,7 @@
           <w:lang w:val="en-US"/>
         </w:rPr>
         <w:tab/>
-        <w:t>&lt;/</w:t>
-      </w:r>
-      <w:proofErr w:type="spellStart"/>
-      <w:proofErr w:type="gramStart"/>
-      <w:r>
-        <w:rPr>
-          <w:sz w:val="24"/>
-          <w:szCs w:val="22"/>
-          <w:lang w:val="en-US"/>
-        </w:rPr>
-        <w:t>tr</w:t>
-      </w:r>
-      <w:proofErr w:type="spellEnd"/>
-      <w:proofErr w:type="gramEnd"/>
-      <w:r>
-        <w:rPr>
-          <w:sz w:val="24"/>
-          <w:szCs w:val="22"/>
-          <w:lang w:val="en-US"/>
-        </w:rPr>
-        <w:t>&gt;</w:t>
+        <w:t>&lt;/tr&gt;</w:t>
       </w:r>
     </w:p>
     <w:p>
@@ -11863,27 +11169,7 @@
           <w:lang w:val="en-US"/>
         </w:rPr>
         <w:tab/>
-        <w:t>&lt;</w:t>
-      </w:r>
-      <w:proofErr w:type="spellStart"/>
-      <w:proofErr w:type="gramStart"/>
-      <w:r>
-        <w:rPr>
-          <w:sz w:val="24"/>
-          <w:szCs w:val="22"/>
-          <w:lang w:val="en-US"/>
-        </w:rPr>
-        <w:t>tr</w:t>
-      </w:r>
-      <w:proofErr w:type="spellEnd"/>
-      <w:proofErr w:type="gramEnd"/>
-      <w:r>
-        <w:rPr>
-          <w:sz w:val="24"/>
-          <w:szCs w:val="22"/>
-          <w:lang w:val="en-US"/>
-        </w:rPr>
-        <w:t>&gt;</w:t>
+        <w:t>&lt;tr&gt;</w:t>
       </w:r>
       <w:r>
         <w:rPr>
@@ -11925,25 +11211,7 @@
           <w:lang w:val="en-US"/>
         </w:rPr>
         <w:tab/>
-        <w:t>&lt;</w:t>
-      </w:r>
-      <w:proofErr w:type="gramStart"/>
-      <w:r>
-        <w:rPr>
-          <w:sz w:val="24"/>
-          <w:szCs w:val="22"/>
-          <w:lang w:val="en-US"/>
-        </w:rPr>
-        <w:t>td&gt;</w:t>
-      </w:r>
-      <w:proofErr w:type="gramEnd"/>
-      <w:r>
-        <w:rPr>
-          <w:sz w:val="24"/>
-          <w:szCs w:val="22"/>
-          <w:lang w:val="en-US"/>
-        </w:rPr>
-        <w:t>2&lt;/td&gt;</w:t>
+        <w:t>&lt;td&gt;2&lt;/td&gt;</w:t>
       </w:r>
     </w:p>
     <w:p>
@@ -11977,35 +11245,7 @@
           <w:lang w:val="en-US"/>
         </w:rPr>
         <w:tab/>
-        <w:t>&lt;</w:t>
-      </w:r>
-      <w:proofErr w:type="gramStart"/>
-      <w:r>
-        <w:rPr>
-          <w:sz w:val="24"/>
-          <w:szCs w:val="22"/>
-          <w:lang w:val="en-US"/>
-        </w:rPr>
-        <w:t>td&gt;</w:t>
-      </w:r>
-      <w:proofErr w:type="spellStart"/>
-      <w:proofErr w:type="gramEnd"/>
-      <w:r>
-        <w:rPr>
-          <w:sz w:val="24"/>
-          <w:szCs w:val="22"/>
-          <w:lang w:val="en-US"/>
-        </w:rPr>
-        <w:t>Dilshad</w:t>
-      </w:r>
-      <w:proofErr w:type="spellEnd"/>
-      <w:r>
-        <w:rPr>
-          <w:sz w:val="24"/>
-          <w:szCs w:val="22"/>
-          <w:lang w:val="en-US"/>
-        </w:rPr>
-        <w:t>&lt;/td&gt;</w:t>
+        <w:t>&lt;td&gt;Dilshad&lt;/td&gt;</w:t>
       </w:r>
     </w:p>
     <w:p>
@@ -12031,27 +11271,7 @@
           <w:lang w:val="en-US"/>
         </w:rPr>
         <w:tab/>
-        <w:t>&lt;/</w:t>
-      </w:r>
-      <w:proofErr w:type="spellStart"/>
-      <w:proofErr w:type="gramStart"/>
-      <w:r>
-        <w:rPr>
-          <w:sz w:val="24"/>
-          <w:szCs w:val="22"/>
-          <w:lang w:val="en-US"/>
-        </w:rPr>
-        <w:t>tr</w:t>
-      </w:r>
-      <w:proofErr w:type="spellEnd"/>
-      <w:proofErr w:type="gramEnd"/>
-      <w:r>
-        <w:rPr>
-          <w:sz w:val="24"/>
-          <w:szCs w:val="22"/>
-          <w:lang w:val="en-US"/>
-        </w:rPr>
-        <w:t>&gt;</w:t>
+        <w:t>&lt;/tr&gt;</w:t>
       </w:r>
     </w:p>
     <w:p>
@@ -12069,60 +11289,24 @@
           <w:lang w:val="en-US"/>
         </w:rPr>
         <w:tab/>
-        <w:t>&lt;/</w:t>
-      </w:r>
-      <w:proofErr w:type="spellStart"/>
-      <w:r>
-        <w:rPr>
-          <w:sz w:val="24"/>
-          <w:szCs w:val="22"/>
-          <w:lang w:val="en-US"/>
-        </w:rPr>
-        <w:t>tbody</w:t>
-      </w:r>
-      <w:proofErr w:type="spellEnd"/>
-      <w:r>
-        <w:rPr>
-          <w:sz w:val="24"/>
-          <w:szCs w:val="22"/>
-          <w:lang w:val="en-US"/>
-        </w:rPr>
-        <w:t>&gt;</w:t>
-      </w:r>
-    </w:p>
-    <w:p>
-      <w:pPr>
-        <w:rPr>
-          <w:sz w:val="24"/>
-          <w:szCs w:val="22"/>
-          <w:lang w:val="en-US"/>
-        </w:rPr>
-      </w:pPr>
-      <w:r>
-        <w:rPr>
-          <w:sz w:val="24"/>
-          <w:szCs w:val="22"/>
-          <w:lang w:val="en-US"/>
-        </w:rPr>
-        <w:t>&lt;</w:t>
-      </w:r>
-      <w:proofErr w:type="gramStart"/>
-      <w:r>
-        <w:rPr>
-          <w:sz w:val="24"/>
-          <w:szCs w:val="22"/>
-          <w:lang w:val="en-US"/>
-        </w:rPr>
-        <w:t>table</w:t>
-      </w:r>
-      <w:proofErr w:type="gramEnd"/>
-      <w:r>
-        <w:rPr>
-          <w:sz w:val="24"/>
-          <w:szCs w:val="22"/>
-          <w:lang w:val="en-US"/>
-        </w:rPr>
-        <w:t>&gt;</w:t>
+        <w:t>&lt;/tbody&gt;</w:t>
+      </w:r>
+    </w:p>
+    <w:p>
+      <w:pPr>
+        <w:rPr>
+          <w:sz w:val="24"/>
+          <w:szCs w:val="22"/>
+          <w:lang w:val="en-US"/>
+        </w:rPr>
+      </w:pPr>
+      <w:r>
+        <w:rPr>
+          <w:sz w:val="24"/>
+          <w:szCs w:val="22"/>
+          <w:lang w:val="en-US"/>
+        </w:rPr>
+        <w:t>&lt;table&gt;</w:t>
       </w:r>
     </w:p>
     <w:p>
@@ -12197,43 +11381,7 @@
           <w:szCs w:val="22"/>
           <w:lang w:val="en-US"/>
         </w:rPr>
-        <w:t>To upload any file on such control simply call .</w:t>
-      </w:r>
-      <w:proofErr w:type="gramStart"/>
-      <w:r>
-        <w:rPr>
-          <w:sz w:val="24"/>
-          <w:szCs w:val="22"/>
-          <w:lang w:val="en-US"/>
-        </w:rPr>
-        <w:t>sendKeys(</w:t>
-      </w:r>
-      <w:proofErr w:type="gramEnd"/>
-      <w:r>
-        <w:rPr>
-          <w:sz w:val="24"/>
-          <w:szCs w:val="22"/>
-          <w:lang w:val="en-US"/>
-        </w:rPr>
-        <w:t xml:space="preserve">) method on this control. And pass the path of file as a parameter to </w:t>
-      </w:r>
-      <w:proofErr w:type="gramStart"/>
-      <w:r>
-        <w:rPr>
-          <w:sz w:val="24"/>
-          <w:szCs w:val="22"/>
-          <w:lang w:val="en-US"/>
-        </w:rPr>
-        <w:t>sendKeys(</w:t>
-      </w:r>
-      <w:proofErr w:type="gramEnd"/>
-      <w:r>
-        <w:rPr>
-          <w:sz w:val="24"/>
-          <w:szCs w:val="22"/>
-          <w:lang w:val="en-US"/>
-        </w:rPr>
-        <w:t>) method.</w:t>
+        <w:t>To upload any file on such control simply call .sendKeys() method on this control. And pass the path of file as a parameter to sendKeys() method.</w:t>
       </w:r>
     </w:p>
     <w:p>
@@ -12728,23 +11876,13 @@
           <w:lang w:val="en-US"/>
         </w:rPr>
       </w:pPr>
-      <w:proofErr w:type="spellStart"/>
-      <w:r>
-        <w:rPr>
-          <w:sz w:val="24"/>
-          <w:szCs w:val="22"/>
-          <w:lang w:val="en-US"/>
-        </w:rPr>
-        <w:t>driver.switchTo</w:t>
-      </w:r>
-      <w:proofErr w:type="spellEnd"/>
-      <w:r>
-        <w:rPr>
-          <w:sz w:val="24"/>
-          <w:szCs w:val="22"/>
-          <w:lang w:val="en-US"/>
-        </w:rPr>
-        <w:t xml:space="preserve">().alert() </w:t>
+      <w:r>
+        <w:rPr>
+          <w:sz w:val="24"/>
+          <w:szCs w:val="22"/>
+          <w:lang w:val="en-US"/>
+        </w:rPr>
+        <w:t xml:space="preserve">driver.switchTo().alert() </w:t>
       </w:r>
       <w:r>
         <w:rPr>
@@ -12890,23 +12028,13 @@
           <w:lang w:val="en-US"/>
         </w:rPr>
       </w:pPr>
-      <w:proofErr w:type="gramStart"/>
-      <w:r>
-        <w:rPr>
-          <w:sz w:val="24"/>
-          <w:szCs w:val="22"/>
-          <w:lang w:val="en-US"/>
-        </w:rPr>
-        <w:t>sendKeys(</w:t>
-      </w:r>
-      <w:proofErr w:type="gramEnd"/>
-      <w:r>
-        <w:rPr>
-          <w:sz w:val="24"/>
-          <w:szCs w:val="22"/>
-          <w:lang w:val="en-US"/>
-        </w:rPr>
-        <w:t xml:space="preserve">) </w:t>
+      <w:r>
+        <w:rPr>
+          <w:sz w:val="24"/>
+          <w:szCs w:val="22"/>
+          <w:lang w:val="en-US"/>
+        </w:rPr>
+        <w:t xml:space="preserve">sendKeys() </w:t>
       </w:r>
       <w:r>
         <w:rPr>
@@ -13156,23 +12284,13 @@
           <w:lang w:val="en-US"/>
         </w:rPr>
       </w:pPr>
-      <w:proofErr w:type="gramStart"/>
-      <w:r>
-        <w:rPr>
-          <w:sz w:val="24"/>
-          <w:szCs w:val="22"/>
-          <w:lang w:val="en-US"/>
-        </w:rPr>
-        <w:t>moveToElement(</w:t>
-      </w:r>
-      <w:proofErr w:type="gramEnd"/>
-      <w:r>
-        <w:rPr>
-          <w:sz w:val="24"/>
-          <w:szCs w:val="22"/>
-          <w:lang w:val="en-US"/>
-        </w:rPr>
-        <w:t xml:space="preserve">) </w:t>
+      <w:r>
+        <w:rPr>
+          <w:sz w:val="24"/>
+          <w:szCs w:val="22"/>
+          <w:lang w:val="en-US"/>
+        </w:rPr>
+        <w:t xml:space="preserve">moveToElement() </w:t>
       </w:r>
       <w:r>
         <w:rPr>
@@ -13204,23 +12322,13 @@
           <w:lang w:val="en-US"/>
         </w:rPr>
       </w:pPr>
-      <w:proofErr w:type="gramStart"/>
-      <w:r>
-        <w:rPr>
-          <w:sz w:val="24"/>
-          <w:szCs w:val="22"/>
-          <w:lang w:val="en-US"/>
-        </w:rPr>
-        <w:t>perform(</w:t>
-      </w:r>
-      <w:proofErr w:type="gramEnd"/>
-      <w:r>
-        <w:rPr>
-          <w:sz w:val="24"/>
-          <w:szCs w:val="22"/>
-          <w:lang w:val="en-US"/>
-        </w:rPr>
-        <w:t xml:space="preserve">) </w:t>
+      <w:r>
+        <w:rPr>
+          <w:sz w:val="24"/>
+          <w:szCs w:val="22"/>
+          <w:lang w:val="en-US"/>
+        </w:rPr>
+        <w:t xml:space="preserve">perform() </w:t>
       </w:r>
       <w:r>
         <w:rPr>
@@ -13393,6 +12501,1525 @@
     </w:p>
     <w:p>
       <w:pPr>
+        <w:rPr>
+          <w:sz w:val="24"/>
+          <w:szCs w:val="22"/>
+          <w:lang w:val="en-US"/>
+        </w:rPr>
+      </w:pPr>
+    </w:p>
+    <w:p>
+      <w:pPr>
+        <w:rPr>
+          <w:sz w:val="24"/>
+          <w:szCs w:val="22"/>
+          <w:lang w:val="en-US"/>
+        </w:rPr>
+      </w:pPr>
+      <w:r>
+        <w:rPr>
+          <w:sz w:val="24"/>
+          <w:szCs w:val="22"/>
+          <w:lang w:val="en-US"/>
+        </w:rPr>
+        <w:br w:type="page"/>
+      </w:r>
+    </w:p>
+    <w:p>
+      <w:pPr>
+        <w:rPr>
+          <w:b/>
+          <w:bCs/>
+          <w:sz w:val="24"/>
+          <w:szCs w:val="22"/>
+          <w:lang w:val="en-US"/>
+        </w:rPr>
+      </w:pPr>
+      <w:r>
+        <w:rPr>
+          <w:b/>
+          <w:bCs/>
+          <w:sz w:val="24"/>
+          <w:szCs w:val="22"/>
+          <w:lang w:val="en-US"/>
+        </w:rPr>
+        <w:lastRenderedPageBreak/>
+        <w:t xml:space="preserve">TestNG </w:t>
+      </w:r>
+      <w:r>
+        <w:rPr>
+          <w:b/>
+          <w:bCs/>
+          <w:sz w:val="24"/>
+          <w:szCs w:val="22"/>
+          <w:lang w:val="en-US"/>
+        </w:rPr>
+        <w:t>(Test Next Generation)</w:t>
+      </w:r>
+    </w:p>
+    <w:p>
+      <w:pPr>
+        <w:rPr>
+          <w:sz w:val="24"/>
+          <w:szCs w:val="22"/>
+          <w:lang w:val="en-US"/>
+        </w:rPr>
+      </w:pPr>
+      <w:r>
+        <w:rPr>
+          <w:sz w:val="24"/>
+          <w:szCs w:val="22"/>
+          <w:lang w:val="en-US"/>
+        </w:rPr>
+        <w:t xml:space="preserve">It is open source </w:t>
+      </w:r>
+      <w:r>
+        <w:rPr>
+          <w:b/>
+          <w:bCs/>
+          <w:sz w:val="24"/>
+          <w:szCs w:val="22"/>
+          <w:lang w:val="en-US"/>
+        </w:rPr>
+        <w:t>testing framework</w:t>
+      </w:r>
+      <w:r>
+        <w:rPr>
+          <w:sz w:val="24"/>
+          <w:szCs w:val="22"/>
+          <w:lang w:val="en-US"/>
+        </w:rPr>
+        <w:t xml:space="preserve"> which will make automation testing more easy.</w:t>
+      </w:r>
+    </w:p>
+    <w:p>
+      <w:pPr>
+        <w:rPr>
+          <w:sz w:val="24"/>
+          <w:szCs w:val="22"/>
+          <w:lang w:val="en-US"/>
+        </w:rPr>
+      </w:pPr>
+    </w:p>
+    <w:p>
+      <w:pPr>
+        <w:rPr>
+          <w:b/>
+          <w:bCs/>
+          <w:sz w:val="24"/>
+          <w:szCs w:val="22"/>
+          <w:lang w:val="en-US"/>
+        </w:rPr>
+      </w:pPr>
+      <w:r>
+        <w:rPr>
+          <w:b/>
+          <w:bCs/>
+          <w:sz w:val="24"/>
+          <w:szCs w:val="22"/>
+          <w:lang w:val="en-US"/>
+        </w:rPr>
+        <w:t>Framework:</w:t>
+      </w:r>
+    </w:p>
+    <w:p>
+      <w:pPr>
+        <w:rPr>
+          <w:sz w:val="24"/>
+          <w:szCs w:val="22"/>
+          <w:lang w:val="en-US"/>
+        </w:rPr>
+      </w:pPr>
+      <w:r>
+        <w:rPr>
+          <w:sz w:val="24"/>
+          <w:szCs w:val="22"/>
+          <w:lang w:val="en-US"/>
+        </w:rPr>
+        <w:t>Set of rules, guidelines, standard practices for automation testing.</w:t>
+      </w:r>
+    </w:p>
+    <w:p>
+      <w:pPr>
+        <w:rPr>
+          <w:sz w:val="24"/>
+          <w:szCs w:val="22"/>
+          <w:lang w:val="en-US"/>
+        </w:rPr>
+      </w:pPr>
+    </w:p>
+    <w:p>
+      <w:pPr>
+        <w:rPr>
+          <w:b/>
+          <w:bCs/>
+          <w:sz w:val="24"/>
+          <w:szCs w:val="22"/>
+          <w:lang w:val="en-US"/>
+        </w:rPr>
+      </w:pPr>
+      <w:r>
+        <w:rPr>
+          <w:b/>
+          <w:bCs/>
+          <w:sz w:val="24"/>
+          <w:szCs w:val="22"/>
+          <w:lang w:val="en-US"/>
+        </w:rPr>
+        <w:t>Advantages of TestNG</w:t>
+      </w:r>
+    </w:p>
+    <w:p>
+      <w:pPr>
+        <w:pStyle w:val="ListParagraph"/>
+        <w:numPr>
+          <w:ilvl w:val="0"/>
+          <w:numId w:val="34"/>
+        </w:numPr>
+        <w:rPr>
+          <w:sz w:val="24"/>
+          <w:szCs w:val="22"/>
+          <w:lang w:val="en-US"/>
+        </w:rPr>
+      </w:pPr>
+      <w:r>
+        <w:rPr>
+          <w:sz w:val="24"/>
+          <w:szCs w:val="22"/>
+          <w:lang w:val="en-US"/>
+        </w:rPr>
+        <w:t>Allows to create multiple tests in single class</w:t>
+      </w:r>
+    </w:p>
+    <w:p>
+      <w:pPr>
+        <w:pStyle w:val="ListParagraph"/>
+        <w:numPr>
+          <w:ilvl w:val="0"/>
+          <w:numId w:val="34"/>
+        </w:numPr>
+        <w:rPr>
+          <w:sz w:val="24"/>
+          <w:szCs w:val="22"/>
+          <w:lang w:val="en-US"/>
+        </w:rPr>
+      </w:pPr>
+      <w:r>
+        <w:rPr>
+          <w:sz w:val="24"/>
+          <w:szCs w:val="22"/>
+          <w:lang w:val="en-US"/>
+        </w:rPr>
+        <w:t>Allows to set priority (order of execution) to test cases</w:t>
+      </w:r>
+    </w:p>
+    <w:p>
+      <w:pPr>
+        <w:pStyle w:val="ListParagraph"/>
+        <w:numPr>
+          <w:ilvl w:val="0"/>
+          <w:numId w:val="34"/>
+        </w:numPr>
+        <w:rPr>
+          <w:sz w:val="24"/>
+          <w:szCs w:val="22"/>
+          <w:lang w:val="en-US"/>
+        </w:rPr>
+      </w:pPr>
+      <w:r>
+        <w:rPr>
+          <w:sz w:val="24"/>
+          <w:szCs w:val="22"/>
+          <w:lang w:val="en-US"/>
+        </w:rPr>
+        <w:t>Allows to execute / skip single test / multiple tests</w:t>
+      </w:r>
+    </w:p>
+    <w:p>
+      <w:pPr>
+        <w:pStyle w:val="ListParagraph"/>
+        <w:numPr>
+          <w:ilvl w:val="0"/>
+          <w:numId w:val="34"/>
+        </w:numPr>
+        <w:rPr>
+          <w:sz w:val="24"/>
+          <w:szCs w:val="22"/>
+          <w:lang w:val="en-US"/>
+        </w:rPr>
+      </w:pPr>
+      <w:r>
+        <w:rPr>
+          <w:sz w:val="24"/>
+          <w:szCs w:val="22"/>
+          <w:lang w:val="en-US"/>
+        </w:rPr>
+        <w:t>Generates reports</w:t>
+      </w:r>
+    </w:p>
+    <w:p>
+      <w:pPr>
+        <w:pStyle w:val="ListParagraph"/>
+        <w:numPr>
+          <w:ilvl w:val="1"/>
+          <w:numId w:val="34"/>
+        </w:numPr>
+        <w:rPr>
+          <w:sz w:val="24"/>
+          <w:szCs w:val="22"/>
+          <w:lang w:val="en-US"/>
+        </w:rPr>
+      </w:pPr>
+      <w:r>
+        <w:rPr>
+          <w:sz w:val="24"/>
+          <w:szCs w:val="22"/>
+          <w:lang w:val="en-US"/>
+        </w:rPr>
+        <w:t>Normal Report</w:t>
+      </w:r>
+    </w:p>
+    <w:p>
+      <w:pPr>
+        <w:pStyle w:val="ListParagraph"/>
+        <w:numPr>
+          <w:ilvl w:val="1"/>
+          <w:numId w:val="34"/>
+        </w:numPr>
+        <w:rPr>
+          <w:sz w:val="24"/>
+          <w:szCs w:val="22"/>
+          <w:lang w:val="en-US"/>
+        </w:rPr>
+      </w:pPr>
+      <w:r>
+        <w:rPr>
+          <w:sz w:val="24"/>
+          <w:szCs w:val="22"/>
+          <w:lang w:val="en-US"/>
+        </w:rPr>
+        <w:t>HTML Report</w:t>
+      </w:r>
+    </w:p>
+    <w:p>
+      <w:pPr>
+        <w:pStyle w:val="ListParagraph"/>
+        <w:numPr>
+          <w:ilvl w:val="0"/>
+          <w:numId w:val="34"/>
+        </w:numPr>
+        <w:rPr>
+          <w:sz w:val="24"/>
+          <w:szCs w:val="22"/>
+          <w:lang w:val="en-US"/>
+        </w:rPr>
+      </w:pPr>
+      <w:r>
+        <w:rPr>
+          <w:sz w:val="24"/>
+          <w:szCs w:val="22"/>
+          <w:lang w:val="en-US"/>
+        </w:rPr>
+        <w:t>Uses Annotations</w:t>
+      </w:r>
+    </w:p>
+    <w:p>
+      <w:pPr>
+        <w:pStyle w:val="ListParagraph"/>
+        <w:numPr>
+          <w:ilvl w:val="1"/>
+          <w:numId w:val="34"/>
+        </w:numPr>
+        <w:rPr>
+          <w:sz w:val="24"/>
+          <w:szCs w:val="22"/>
+          <w:lang w:val="en-US"/>
+        </w:rPr>
+      </w:pPr>
+      <w:r>
+        <w:rPr>
+          <w:sz w:val="24"/>
+          <w:szCs w:val="22"/>
+          <w:lang w:val="en-US"/>
+        </w:rPr>
+        <w:t>@Test</w:t>
+      </w:r>
+    </w:p>
+    <w:p>
+      <w:pPr>
+        <w:pStyle w:val="ListParagraph"/>
+        <w:numPr>
+          <w:ilvl w:val="1"/>
+          <w:numId w:val="34"/>
+        </w:numPr>
+        <w:rPr>
+          <w:sz w:val="24"/>
+          <w:szCs w:val="22"/>
+          <w:lang w:val="en-US"/>
+        </w:rPr>
+      </w:pPr>
+      <w:r>
+        <w:rPr>
+          <w:sz w:val="24"/>
+          <w:szCs w:val="22"/>
+          <w:lang w:val="en-US"/>
+        </w:rPr>
+        <w:t>@BeforeTest</w:t>
+      </w:r>
+    </w:p>
+    <w:p>
+      <w:pPr>
+        <w:pStyle w:val="ListParagraph"/>
+        <w:numPr>
+          <w:ilvl w:val="1"/>
+          <w:numId w:val="34"/>
+        </w:numPr>
+        <w:rPr>
+          <w:sz w:val="24"/>
+          <w:szCs w:val="22"/>
+          <w:lang w:val="en-US"/>
+        </w:rPr>
+      </w:pPr>
+      <w:r>
+        <w:rPr>
+          <w:sz w:val="24"/>
+          <w:szCs w:val="22"/>
+          <w:lang w:val="en-US"/>
+        </w:rPr>
+        <w:t>@AfterTest</w:t>
+      </w:r>
+    </w:p>
+    <w:p>
+      <w:pPr>
+        <w:pStyle w:val="ListParagraph"/>
+        <w:numPr>
+          <w:ilvl w:val="1"/>
+          <w:numId w:val="34"/>
+        </w:numPr>
+        <w:rPr>
+          <w:sz w:val="24"/>
+          <w:szCs w:val="22"/>
+          <w:lang w:val="en-US"/>
+        </w:rPr>
+      </w:pPr>
+      <w:r>
+        <w:rPr>
+          <w:sz w:val="24"/>
+          <w:szCs w:val="22"/>
+          <w:lang w:val="en-US"/>
+        </w:rPr>
+        <w:t>@BeforeMethod</w:t>
+      </w:r>
+    </w:p>
+    <w:p>
+      <w:pPr>
+        <w:pStyle w:val="ListParagraph"/>
+        <w:numPr>
+          <w:ilvl w:val="1"/>
+          <w:numId w:val="34"/>
+        </w:numPr>
+        <w:rPr>
+          <w:sz w:val="24"/>
+          <w:szCs w:val="22"/>
+          <w:lang w:val="en-US"/>
+        </w:rPr>
+      </w:pPr>
+      <w:r>
+        <w:rPr>
+          <w:sz w:val="24"/>
+          <w:szCs w:val="22"/>
+          <w:lang w:val="en-US"/>
+        </w:rPr>
+        <w:t>@AfterMethod</w:t>
+      </w:r>
+    </w:p>
+    <w:p>
+      <w:pPr>
+        <w:pStyle w:val="ListParagraph"/>
+        <w:numPr>
+          <w:ilvl w:val="1"/>
+          <w:numId w:val="34"/>
+        </w:numPr>
+        <w:rPr>
+          <w:sz w:val="24"/>
+          <w:szCs w:val="22"/>
+          <w:lang w:val="en-US"/>
+        </w:rPr>
+      </w:pPr>
+      <w:r>
+        <w:rPr>
+          <w:sz w:val="24"/>
+          <w:szCs w:val="22"/>
+          <w:lang w:val="en-US"/>
+        </w:rPr>
+        <w:t>@DataProvider</w:t>
+      </w:r>
+    </w:p>
+    <w:p>
+      <w:pPr>
+        <w:pStyle w:val="ListParagraph"/>
+        <w:numPr>
+          <w:ilvl w:val="1"/>
+          <w:numId w:val="34"/>
+        </w:numPr>
+        <w:rPr>
+          <w:sz w:val="24"/>
+          <w:szCs w:val="22"/>
+          <w:lang w:val="en-US"/>
+        </w:rPr>
+      </w:pPr>
+      <w:r>
+        <w:rPr>
+          <w:sz w:val="24"/>
+          <w:szCs w:val="22"/>
+          <w:lang w:val="en-US"/>
+        </w:rPr>
+        <w:t>@Parameters</w:t>
+      </w:r>
+    </w:p>
+    <w:p>
+      <w:pPr>
+        <w:pStyle w:val="ListParagraph"/>
+        <w:numPr>
+          <w:ilvl w:val="0"/>
+          <w:numId w:val="34"/>
+        </w:numPr>
+        <w:rPr>
+          <w:sz w:val="24"/>
+          <w:szCs w:val="22"/>
+          <w:lang w:val="en-US"/>
+        </w:rPr>
+      </w:pPr>
+      <w:r>
+        <w:rPr>
+          <w:sz w:val="24"/>
+          <w:szCs w:val="22"/>
+          <w:lang w:val="en-US"/>
+        </w:rPr>
+        <w:t>Allows Data Driven Testing via @DataProvider</w:t>
+      </w:r>
+    </w:p>
+    <w:p>
+      <w:pPr>
+        <w:pStyle w:val="ListParagraph"/>
+        <w:numPr>
+          <w:ilvl w:val="0"/>
+          <w:numId w:val="34"/>
+        </w:numPr>
+        <w:rPr>
+          <w:sz w:val="24"/>
+          <w:szCs w:val="22"/>
+          <w:lang w:val="en-US"/>
+        </w:rPr>
+      </w:pPr>
+      <w:r>
+        <w:rPr>
+          <w:sz w:val="24"/>
+          <w:szCs w:val="22"/>
+          <w:lang w:val="en-US"/>
+        </w:rPr>
+        <w:t>Allows Assertion (Marking the test as pass or fail)</w:t>
+      </w:r>
+    </w:p>
+    <w:p>
+      <w:pPr>
+        <w:pStyle w:val="ListParagraph"/>
+        <w:numPr>
+          <w:ilvl w:val="0"/>
+          <w:numId w:val="34"/>
+        </w:numPr>
+        <w:rPr>
+          <w:sz w:val="24"/>
+          <w:szCs w:val="22"/>
+          <w:lang w:val="en-US"/>
+        </w:rPr>
+      </w:pPr>
+      <w:r>
+        <w:rPr>
+          <w:sz w:val="24"/>
+          <w:szCs w:val="22"/>
+          <w:lang w:val="en-US"/>
+        </w:rPr>
+        <w:t>Allows Parameterization</w:t>
+      </w:r>
+    </w:p>
+    <w:p>
+      <w:pPr>
+        <w:pStyle w:val="ListParagraph"/>
+        <w:numPr>
+          <w:ilvl w:val="0"/>
+          <w:numId w:val="34"/>
+        </w:numPr>
+        <w:rPr>
+          <w:sz w:val="24"/>
+          <w:szCs w:val="22"/>
+          <w:lang w:val="en-US"/>
+        </w:rPr>
+      </w:pPr>
+      <w:r>
+        <w:rPr>
+          <w:sz w:val="24"/>
+          <w:szCs w:val="22"/>
+          <w:lang w:val="en-US"/>
+        </w:rPr>
+        <w:t>Allows to execute tests via groups</w:t>
+      </w:r>
+    </w:p>
+    <w:p>
+      <w:pPr>
+        <w:pStyle w:val="ListParagraph"/>
+        <w:numPr>
+          <w:ilvl w:val="0"/>
+          <w:numId w:val="34"/>
+        </w:numPr>
+        <w:rPr>
+          <w:sz w:val="24"/>
+          <w:szCs w:val="22"/>
+          <w:lang w:val="en-US"/>
+        </w:rPr>
+      </w:pPr>
+      <w:r>
+        <w:rPr>
+          <w:sz w:val="24"/>
+          <w:szCs w:val="22"/>
+          <w:lang w:val="en-US"/>
+        </w:rPr>
+        <w:t>Allows to implement different frameworks</w:t>
+      </w:r>
+    </w:p>
+    <w:p>
+      <w:pPr>
+        <w:pStyle w:val="ListParagraph"/>
+        <w:numPr>
+          <w:ilvl w:val="1"/>
+          <w:numId w:val="34"/>
+        </w:numPr>
+        <w:rPr>
+          <w:sz w:val="24"/>
+          <w:szCs w:val="22"/>
+          <w:lang w:val="en-US"/>
+        </w:rPr>
+      </w:pPr>
+      <w:r>
+        <w:rPr>
+          <w:sz w:val="24"/>
+          <w:szCs w:val="22"/>
+          <w:lang w:val="en-US"/>
+        </w:rPr>
+        <w:t>Data Driven Framework</w:t>
+      </w:r>
+    </w:p>
+    <w:p>
+      <w:pPr>
+        <w:pStyle w:val="ListParagraph"/>
+        <w:numPr>
+          <w:ilvl w:val="1"/>
+          <w:numId w:val="34"/>
+        </w:numPr>
+        <w:rPr>
+          <w:sz w:val="24"/>
+          <w:szCs w:val="22"/>
+          <w:lang w:val="en-US"/>
+        </w:rPr>
+      </w:pPr>
+      <w:r>
+        <w:rPr>
+          <w:sz w:val="24"/>
+          <w:szCs w:val="22"/>
+          <w:lang w:val="en-US"/>
+        </w:rPr>
+        <w:t>Keyword Driven Framework</w:t>
+      </w:r>
+    </w:p>
+    <w:p>
+      <w:pPr>
+        <w:pStyle w:val="ListParagraph"/>
+        <w:numPr>
+          <w:ilvl w:val="1"/>
+          <w:numId w:val="34"/>
+        </w:numPr>
+        <w:rPr>
+          <w:sz w:val="24"/>
+          <w:szCs w:val="22"/>
+          <w:lang w:val="en-US"/>
+        </w:rPr>
+      </w:pPr>
+      <w:r>
+        <w:rPr>
+          <w:sz w:val="24"/>
+          <w:szCs w:val="22"/>
+          <w:lang w:val="en-US"/>
+        </w:rPr>
+        <w:t>Page Object Model</w:t>
+      </w:r>
+    </w:p>
+    <w:p>
+      <w:pPr>
+        <w:pStyle w:val="ListParagraph"/>
+        <w:numPr>
+          <w:ilvl w:val="1"/>
+          <w:numId w:val="34"/>
+        </w:numPr>
+        <w:rPr>
+          <w:sz w:val="24"/>
+          <w:szCs w:val="22"/>
+          <w:lang w:val="en-US"/>
+        </w:rPr>
+      </w:pPr>
+      <w:r>
+        <w:rPr>
+          <w:sz w:val="24"/>
+          <w:szCs w:val="22"/>
+          <w:lang w:val="en-US"/>
+        </w:rPr>
+        <w:t>Linear Framework</w:t>
+      </w:r>
+    </w:p>
+    <w:p>
+      <w:pPr>
+        <w:pStyle w:val="ListParagraph"/>
+        <w:numPr>
+          <w:ilvl w:val="1"/>
+          <w:numId w:val="34"/>
+        </w:numPr>
+        <w:rPr>
+          <w:sz w:val="24"/>
+          <w:szCs w:val="22"/>
+          <w:lang w:val="en-US"/>
+        </w:rPr>
+      </w:pPr>
+      <w:r>
+        <w:rPr>
+          <w:sz w:val="24"/>
+          <w:szCs w:val="22"/>
+          <w:lang w:val="en-US"/>
+        </w:rPr>
+        <w:t>Hybrid Framework</w:t>
+      </w:r>
+    </w:p>
+    <w:p>
+      <w:pPr>
+        <w:rPr>
+          <w:sz w:val="24"/>
+          <w:szCs w:val="22"/>
+          <w:lang w:val="en-US"/>
+        </w:rPr>
+      </w:pPr>
+    </w:p>
+    <w:p>
+      <w:pPr>
+        <w:rPr>
+          <w:b/>
+          <w:bCs/>
+          <w:sz w:val="24"/>
+          <w:szCs w:val="22"/>
+          <w:lang w:val="en-US"/>
+        </w:rPr>
+      </w:pPr>
+      <w:r>
+        <w:rPr>
+          <w:b/>
+          <w:bCs/>
+          <w:sz w:val="24"/>
+          <w:szCs w:val="22"/>
+          <w:lang w:val="en-US"/>
+        </w:rPr>
+        <w:t>Annotations:</w:t>
+      </w:r>
+    </w:p>
+    <w:p>
+      <w:pPr>
+        <w:pStyle w:val="ListParagraph"/>
+        <w:numPr>
+          <w:ilvl w:val="0"/>
+          <w:numId w:val="35"/>
+        </w:numPr>
+        <w:rPr>
+          <w:sz w:val="24"/>
+          <w:szCs w:val="22"/>
+          <w:lang w:val="en-US"/>
+        </w:rPr>
+      </w:pPr>
+      <w:r>
+        <w:rPr>
+          <w:sz w:val="24"/>
+          <w:szCs w:val="22"/>
+          <w:lang w:val="en-US"/>
+        </w:rPr>
+        <w:t xml:space="preserve">@Test </w:t>
+      </w:r>
+      <w:r>
+        <w:rPr>
+          <w:sz w:val="24"/>
+          <w:szCs w:val="22"/>
+          <w:lang w:val="en-US"/>
+        </w:rPr>
+        <w:sym w:font="Wingdings" w:char="F0E0"/>
+      </w:r>
+      <w:r>
+        <w:rPr>
+          <w:sz w:val="24"/>
+          <w:szCs w:val="22"/>
+          <w:lang w:val="en-US"/>
+        </w:rPr>
+        <w:t xml:space="preserve"> This </w:t>
+      </w:r>
+      <w:r>
+        <w:rPr>
+          <w:sz w:val="24"/>
+          <w:szCs w:val="22"/>
+          <w:lang w:val="en-US"/>
+        </w:rPr>
+        <w:t>method will be treated as Test Case</w:t>
+      </w:r>
+      <w:r>
+        <w:rPr>
+          <w:sz w:val="24"/>
+          <w:szCs w:val="22"/>
+          <w:lang w:val="en-US"/>
+        </w:rPr>
+        <w:t>. And this method will get executed by TestNG</w:t>
+      </w:r>
+      <w:r>
+        <w:rPr>
+          <w:sz w:val="24"/>
+          <w:szCs w:val="22"/>
+          <w:lang w:val="en-US"/>
+        </w:rPr>
+        <w:br/>
+        <w:t xml:space="preserve">By default all tests are having priority as 0 (zero). </w:t>
+      </w:r>
+      <w:r>
+        <w:rPr>
+          <w:sz w:val="24"/>
+          <w:szCs w:val="22"/>
+          <w:lang w:val="en-US"/>
+        </w:rPr>
+        <w:br/>
+        <w:t>If two or more tests are having same priority, then tests will get executed in the alphabetic order</w:t>
+      </w:r>
+    </w:p>
+    <w:p>
+      <w:pPr>
+        <w:pStyle w:val="ListParagraph"/>
+        <w:numPr>
+          <w:ilvl w:val="0"/>
+          <w:numId w:val="35"/>
+        </w:numPr>
+        <w:rPr>
+          <w:sz w:val="24"/>
+          <w:szCs w:val="22"/>
+          <w:lang w:val="en-US"/>
+        </w:rPr>
+      </w:pPr>
+      <w:r>
+        <w:rPr>
+          <w:sz w:val="24"/>
+          <w:szCs w:val="22"/>
+          <w:lang w:val="en-US"/>
+        </w:rPr>
+        <w:lastRenderedPageBreak/>
+        <w:t>@BeforeTest</w:t>
+      </w:r>
+      <w:r>
+        <w:rPr>
+          <w:sz w:val="24"/>
+          <w:szCs w:val="22"/>
+          <w:lang w:val="en-US"/>
+        </w:rPr>
+        <w:t xml:space="preserve"> </w:t>
+      </w:r>
+      <w:r>
+        <w:rPr>
+          <w:sz w:val="24"/>
+          <w:szCs w:val="22"/>
+          <w:lang w:val="en-US"/>
+        </w:rPr>
+        <w:sym w:font="Wingdings" w:char="F0E0"/>
+      </w:r>
+      <w:r>
+        <w:rPr>
+          <w:sz w:val="24"/>
+          <w:szCs w:val="22"/>
+          <w:lang w:val="en-US"/>
+        </w:rPr>
+        <w:t xml:space="preserve"> This is the method that will get executed </w:t>
+      </w:r>
+      <w:r>
+        <w:rPr>
+          <w:b/>
+          <w:bCs/>
+          <w:sz w:val="24"/>
+          <w:szCs w:val="22"/>
+          <w:lang w:val="en-US"/>
+        </w:rPr>
+        <w:t>only once before executing 1</w:t>
+      </w:r>
+      <w:r>
+        <w:rPr>
+          <w:b/>
+          <w:bCs/>
+          <w:sz w:val="24"/>
+          <w:szCs w:val="22"/>
+          <w:vertAlign w:val="superscript"/>
+          <w:lang w:val="en-US"/>
+        </w:rPr>
+        <w:t>st</w:t>
+      </w:r>
+      <w:r>
+        <w:rPr>
+          <w:b/>
+          <w:bCs/>
+          <w:sz w:val="24"/>
+          <w:szCs w:val="22"/>
+          <w:lang w:val="en-US"/>
+        </w:rPr>
+        <w:t xml:space="preserve"> test case</w:t>
+      </w:r>
+    </w:p>
+    <w:p>
+      <w:pPr>
+        <w:pStyle w:val="ListParagraph"/>
+        <w:numPr>
+          <w:ilvl w:val="0"/>
+          <w:numId w:val="35"/>
+        </w:numPr>
+        <w:rPr>
+          <w:sz w:val="24"/>
+          <w:szCs w:val="22"/>
+          <w:lang w:val="en-US"/>
+        </w:rPr>
+      </w:pPr>
+      <w:r>
+        <w:rPr>
+          <w:sz w:val="24"/>
+          <w:szCs w:val="22"/>
+          <w:lang w:val="en-US"/>
+        </w:rPr>
+        <w:t>@AfterTest</w:t>
+      </w:r>
+      <w:r>
+        <w:rPr>
+          <w:sz w:val="24"/>
+          <w:szCs w:val="22"/>
+          <w:lang w:val="en-US"/>
+        </w:rPr>
+        <w:t xml:space="preserve"> </w:t>
+      </w:r>
+      <w:r>
+        <w:rPr>
+          <w:sz w:val="24"/>
+          <w:szCs w:val="22"/>
+          <w:lang w:val="en-US"/>
+        </w:rPr>
+        <w:sym w:font="Wingdings" w:char="F0E0"/>
+      </w:r>
+      <w:r>
+        <w:rPr>
+          <w:sz w:val="24"/>
+          <w:szCs w:val="22"/>
+          <w:lang w:val="en-US"/>
+        </w:rPr>
+        <w:t xml:space="preserve"> This is the method that will get executed </w:t>
+      </w:r>
+      <w:r>
+        <w:rPr>
+          <w:b/>
+          <w:bCs/>
+          <w:sz w:val="24"/>
+          <w:szCs w:val="22"/>
+          <w:lang w:val="en-US"/>
+        </w:rPr>
+        <w:t>only once after executing last test</w:t>
+      </w:r>
+    </w:p>
+    <w:p>
+      <w:pPr>
+        <w:pStyle w:val="ListParagraph"/>
+        <w:numPr>
+          <w:ilvl w:val="0"/>
+          <w:numId w:val="35"/>
+        </w:numPr>
+        <w:rPr>
+          <w:sz w:val="24"/>
+          <w:szCs w:val="22"/>
+          <w:lang w:val="en-US"/>
+        </w:rPr>
+      </w:pPr>
+      <w:r>
+        <w:rPr>
+          <w:sz w:val="24"/>
+          <w:szCs w:val="22"/>
+          <w:lang w:val="en-US"/>
+        </w:rPr>
+        <w:t xml:space="preserve">@BeforeMethod </w:t>
+      </w:r>
+      <w:r>
+        <w:rPr>
+          <w:sz w:val="24"/>
+          <w:szCs w:val="22"/>
+          <w:lang w:val="en-US"/>
+        </w:rPr>
+        <w:sym w:font="Wingdings" w:char="F0E0"/>
+      </w:r>
+      <w:r>
+        <w:rPr>
+          <w:sz w:val="24"/>
+          <w:szCs w:val="22"/>
+          <w:lang w:val="en-US"/>
+        </w:rPr>
+        <w:t xml:space="preserve"> This is the method which will get executed </w:t>
+      </w:r>
+      <w:r>
+        <w:rPr>
+          <w:b/>
+          <w:bCs/>
+          <w:sz w:val="24"/>
+          <w:szCs w:val="22"/>
+          <w:lang w:val="en-US"/>
+        </w:rPr>
+        <w:t>before every test case</w:t>
+      </w:r>
+    </w:p>
+    <w:p>
+      <w:pPr>
+        <w:pStyle w:val="ListParagraph"/>
+        <w:numPr>
+          <w:ilvl w:val="0"/>
+          <w:numId w:val="35"/>
+        </w:numPr>
+        <w:rPr>
+          <w:sz w:val="24"/>
+          <w:szCs w:val="22"/>
+          <w:lang w:val="en-US"/>
+        </w:rPr>
+      </w:pPr>
+      <w:r>
+        <w:rPr>
+          <w:sz w:val="24"/>
+          <w:szCs w:val="22"/>
+          <w:lang w:val="en-US"/>
+        </w:rPr>
+        <w:t xml:space="preserve">@AfterMethod </w:t>
+      </w:r>
+      <w:r>
+        <w:rPr>
+          <w:sz w:val="24"/>
+          <w:szCs w:val="22"/>
+          <w:lang w:val="en-US"/>
+        </w:rPr>
+        <w:sym w:font="Wingdings" w:char="F0E0"/>
+      </w:r>
+      <w:r>
+        <w:rPr>
+          <w:sz w:val="24"/>
+          <w:szCs w:val="22"/>
+          <w:lang w:val="en-US"/>
+        </w:rPr>
+        <w:t xml:space="preserve"> This is the method which will get executed </w:t>
+      </w:r>
+      <w:r>
+        <w:rPr>
+          <w:b/>
+          <w:bCs/>
+          <w:sz w:val="24"/>
+          <w:szCs w:val="22"/>
+          <w:lang w:val="en-US"/>
+        </w:rPr>
+        <w:t>after every test case.</w:t>
+      </w:r>
+    </w:p>
+    <w:p>
+      <w:pPr>
+        <w:pStyle w:val="ListParagraph"/>
+        <w:numPr>
+          <w:ilvl w:val="0"/>
+          <w:numId w:val="35"/>
+        </w:numPr>
+        <w:rPr>
+          <w:sz w:val="24"/>
+          <w:szCs w:val="22"/>
+          <w:lang w:val="en-US"/>
+        </w:rPr>
+      </w:pPr>
+    </w:p>
+    <w:p>
+      <w:pPr>
+        <w:rPr>
+          <w:sz w:val="24"/>
+          <w:szCs w:val="22"/>
+          <w:lang w:val="en-US"/>
+        </w:rPr>
+      </w:pPr>
+    </w:p>
+    <w:p>
+      <w:pPr>
+        <w:rPr>
+          <w:b/>
+          <w:bCs/>
+          <w:sz w:val="24"/>
+          <w:szCs w:val="22"/>
+          <w:lang w:val="en-US"/>
+        </w:rPr>
+      </w:pPr>
+      <w:r>
+        <w:rPr>
+          <w:b/>
+          <w:bCs/>
+          <w:sz w:val="24"/>
+          <w:szCs w:val="22"/>
+          <w:lang w:val="en-US"/>
+        </w:rPr>
+        <w:t>Points to be noted about configuration methods (BeforeTest, AfterTest etc.</w:t>
+      </w:r>
+      <w:r>
+        <w:rPr>
+          <w:b/>
+          <w:bCs/>
+          <w:sz w:val="24"/>
+          <w:szCs w:val="22"/>
+          <w:lang w:val="en-US"/>
+        </w:rPr>
+        <w:t>)</w:t>
+      </w:r>
+    </w:p>
+    <w:p>
+      <w:pPr>
+        <w:pStyle w:val="ListParagraph"/>
+        <w:numPr>
+          <w:ilvl w:val="0"/>
+          <w:numId w:val="36"/>
+        </w:numPr>
+        <w:rPr>
+          <w:sz w:val="24"/>
+          <w:szCs w:val="22"/>
+          <w:lang w:val="en-US"/>
+        </w:rPr>
+      </w:pPr>
+      <w:r>
+        <w:rPr>
+          <w:sz w:val="24"/>
+          <w:szCs w:val="22"/>
+          <w:lang w:val="en-US"/>
+        </w:rPr>
+        <w:t>They can appear anywhere in the class. The sequence of these methods doesn’t matter</w:t>
+      </w:r>
+    </w:p>
+    <w:p>
+      <w:pPr>
+        <w:pStyle w:val="ListParagraph"/>
+        <w:numPr>
+          <w:ilvl w:val="0"/>
+          <w:numId w:val="36"/>
+        </w:numPr>
+        <w:rPr>
+          <w:sz w:val="24"/>
+          <w:szCs w:val="22"/>
+          <w:lang w:val="en-US"/>
+        </w:rPr>
+      </w:pPr>
+      <w:r>
+        <w:rPr>
+          <w:sz w:val="24"/>
+          <w:szCs w:val="22"/>
+          <w:lang w:val="en-US"/>
+        </w:rPr>
+        <w:t>They need not to be in pair.</w:t>
+      </w:r>
+    </w:p>
+    <w:p>
+      <w:pPr>
+        <w:rPr>
+          <w:sz w:val="24"/>
+          <w:szCs w:val="22"/>
+          <w:lang w:val="en-US"/>
+        </w:rPr>
+      </w:pPr>
+    </w:p>
+    <w:p>
+      <w:pPr>
+        <w:rPr>
+          <w:sz w:val="24"/>
+          <w:szCs w:val="22"/>
+          <w:lang w:val="en-US"/>
+        </w:rPr>
+      </w:pPr>
+      <w:r>
+        <w:rPr>
+          <w:sz w:val="24"/>
+          <w:szCs w:val="22"/>
+          <w:lang w:val="en-US"/>
+        </w:rPr>
+        <w:t>BeforeTest</w:t>
+      </w:r>
+    </w:p>
+    <w:p>
+      <w:pPr>
+        <w:rPr>
+          <w:sz w:val="24"/>
+          <w:szCs w:val="22"/>
+          <w:lang w:val="en-US"/>
+        </w:rPr>
+      </w:pPr>
+      <w:r>
+        <w:rPr>
+          <w:sz w:val="24"/>
+          <w:szCs w:val="22"/>
+          <w:lang w:val="en-US"/>
+        </w:rPr>
+        <w:tab/>
+        <w:t>BeforeMethod</w:t>
+      </w:r>
+    </w:p>
+    <w:p>
+      <w:pPr>
+        <w:rPr>
+          <w:sz w:val="24"/>
+          <w:szCs w:val="22"/>
+          <w:lang w:val="en-US"/>
+        </w:rPr>
+      </w:pPr>
+      <w:r>
+        <w:rPr>
+          <w:sz w:val="24"/>
+          <w:szCs w:val="22"/>
+          <w:lang w:val="en-US"/>
+        </w:rPr>
+        <w:tab/>
+      </w:r>
+      <w:r>
+        <w:rPr>
+          <w:sz w:val="24"/>
+          <w:szCs w:val="22"/>
+          <w:lang w:val="en-US"/>
+        </w:rPr>
+        <w:tab/>
+        <w:t>Test 1</w:t>
+      </w:r>
+    </w:p>
+    <w:p>
+      <w:pPr>
+        <w:rPr>
+          <w:sz w:val="24"/>
+          <w:szCs w:val="22"/>
+          <w:lang w:val="en-US"/>
+        </w:rPr>
+      </w:pPr>
+      <w:r>
+        <w:rPr>
+          <w:sz w:val="24"/>
+          <w:szCs w:val="22"/>
+          <w:lang w:val="en-US"/>
+        </w:rPr>
+        <w:tab/>
+        <w:t>AfterMethod</w:t>
+      </w:r>
+    </w:p>
+    <w:p>
+      <w:pPr>
+        <w:ind w:left="1440" w:hanging="731"/>
+        <w:rPr>
+          <w:sz w:val="24"/>
+          <w:szCs w:val="22"/>
+          <w:lang w:val="en-US"/>
+        </w:rPr>
+      </w:pPr>
+      <w:r>
+        <w:rPr>
+          <w:sz w:val="24"/>
+          <w:szCs w:val="22"/>
+          <w:lang w:val="en-US"/>
+        </w:rPr>
+        <w:t>BeforeMethod</w:t>
+      </w:r>
+      <w:r>
+        <w:rPr>
+          <w:sz w:val="24"/>
+          <w:szCs w:val="22"/>
+          <w:lang w:val="en-US"/>
+        </w:rPr>
+        <w:tab/>
+      </w:r>
+      <w:r>
+        <w:rPr>
+          <w:sz w:val="24"/>
+          <w:szCs w:val="22"/>
+          <w:lang w:val="en-US"/>
+        </w:rPr>
+        <w:br/>
+      </w:r>
+      <w:r>
+        <w:rPr>
+          <w:sz w:val="24"/>
+          <w:szCs w:val="22"/>
+          <w:lang w:val="en-US"/>
+        </w:rPr>
+        <w:t>Test 2</w:t>
+      </w:r>
+    </w:p>
+    <w:p>
+      <w:pPr>
+        <w:ind w:left="1440" w:hanging="731"/>
+        <w:rPr>
+          <w:sz w:val="24"/>
+          <w:szCs w:val="22"/>
+          <w:lang w:val="en-US"/>
+        </w:rPr>
+      </w:pPr>
+      <w:r>
+        <w:rPr>
+          <w:sz w:val="24"/>
+          <w:szCs w:val="22"/>
+          <w:lang w:val="en-US"/>
+        </w:rPr>
+        <w:t>AfterMethod</w:t>
+      </w:r>
+    </w:p>
+    <w:p>
+      <w:pPr>
+        <w:ind w:left="1440" w:hanging="731"/>
+        <w:rPr>
+          <w:sz w:val="24"/>
+          <w:szCs w:val="22"/>
+          <w:lang w:val="en-US"/>
+        </w:rPr>
+      </w:pPr>
+      <w:r>
+        <w:rPr>
+          <w:sz w:val="24"/>
+          <w:szCs w:val="22"/>
+          <w:lang w:val="en-US"/>
+        </w:rPr>
+        <w:t>BeforeMethod</w:t>
+      </w:r>
+    </w:p>
+    <w:p>
+      <w:pPr>
+        <w:rPr>
+          <w:sz w:val="24"/>
+          <w:szCs w:val="22"/>
+          <w:lang w:val="en-US"/>
+        </w:rPr>
+      </w:pPr>
+      <w:r>
+        <w:rPr>
+          <w:sz w:val="24"/>
+          <w:szCs w:val="22"/>
+          <w:lang w:val="en-US"/>
+        </w:rPr>
+        <w:tab/>
+      </w:r>
+      <w:r>
+        <w:rPr>
+          <w:sz w:val="24"/>
+          <w:szCs w:val="22"/>
+          <w:lang w:val="en-US"/>
+        </w:rPr>
+        <w:tab/>
+        <w:t>Test 3</w:t>
+      </w:r>
+    </w:p>
+    <w:p>
+      <w:pPr>
+        <w:rPr>
+          <w:sz w:val="24"/>
+          <w:szCs w:val="22"/>
+          <w:lang w:val="en-US"/>
+        </w:rPr>
+      </w:pPr>
+      <w:r>
+        <w:rPr>
+          <w:sz w:val="24"/>
+          <w:szCs w:val="22"/>
+          <w:lang w:val="en-US"/>
+        </w:rPr>
+        <w:tab/>
+        <w:t>AfterMethod</w:t>
+      </w:r>
+    </w:p>
+    <w:p>
+      <w:pPr>
+        <w:rPr>
+          <w:sz w:val="24"/>
+          <w:szCs w:val="22"/>
+          <w:lang w:val="en-US"/>
+        </w:rPr>
+      </w:pPr>
+      <w:r>
+        <w:rPr>
+          <w:sz w:val="24"/>
+          <w:szCs w:val="22"/>
+          <w:lang w:val="en-US"/>
+        </w:rPr>
+        <w:tab/>
+        <w:t>BeforeMethod</w:t>
+      </w:r>
+    </w:p>
+    <w:p>
+      <w:pPr>
+        <w:rPr>
+          <w:sz w:val="24"/>
+          <w:szCs w:val="22"/>
+          <w:lang w:val="en-US"/>
+        </w:rPr>
+      </w:pPr>
+      <w:r>
+        <w:rPr>
+          <w:sz w:val="24"/>
+          <w:szCs w:val="22"/>
+          <w:lang w:val="en-US"/>
+        </w:rPr>
+        <w:tab/>
+      </w:r>
+      <w:r>
+        <w:rPr>
+          <w:sz w:val="24"/>
+          <w:szCs w:val="22"/>
+          <w:lang w:val="en-US"/>
+        </w:rPr>
+        <w:tab/>
+        <w:t>Test 4</w:t>
+      </w:r>
+    </w:p>
+    <w:p>
+      <w:pPr>
+        <w:rPr>
+          <w:sz w:val="24"/>
+          <w:szCs w:val="22"/>
+          <w:lang w:val="en-US"/>
+        </w:rPr>
+      </w:pPr>
+      <w:r>
+        <w:rPr>
+          <w:sz w:val="24"/>
+          <w:szCs w:val="22"/>
+          <w:lang w:val="en-US"/>
+        </w:rPr>
+        <w:tab/>
+        <w:t>AfterMethod</w:t>
+      </w:r>
+    </w:p>
+    <w:p>
+      <w:pPr>
+        <w:rPr>
+          <w:sz w:val="24"/>
+          <w:szCs w:val="22"/>
+          <w:lang w:val="en-US"/>
+        </w:rPr>
+      </w:pPr>
+      <w:r>
+        <w:rPr>
+          <w:sz w:val="24"/>
+          <w:szCs w:val="22"/>
+          <w:lang w:val="en-US"/>
+        </w:rPr>
+        <w:t>AfterTest</w:t>
+      </w:r>
+    </w:p>
+    <w:p>
+      <w:pPr>
+        <w:rPr>
+          <w:sz w:val="24"/>
+          <w:szCs w:val="22"/>
+          <w:lang w:val="en-US"/>
+        </w:rPr>
+      </w:pPr>
+    </w:p>
+    <w:p>
+      <w:pPr>
+        <w:rPr>
+          <w:b/>
+          <w:bCs/>
+          <w:sz w:val="24"/>
+          <w:szCs w:val="22"/>
+          <w:lang w:val="en-US"/>
+        </w:rPr>
+      </w:pPr>
+      <w:r>
+        <w:rPr>
+          <w:b/>
+          <w:bCs/>
+          <w:sz w:val="24"/>
+          <w:szCs w:val="22"/>
+          <w:lang w:val="en-US"/>
+        </w:rPr>
+        <w:t>Data Driven Testing</w:t>
+      </w:r>
+    </w:p>
+    <w:p>
+      <w:pPr>
+        <w:pStyle w:val="ListParagraph"/>
+        <w:numPr>
+          <w:ilvl w:val="0"/>
+          <w:numId w:val="37"/>
+        </w:numPr>
+        <w:rPr>
+          <w:sz w:val="24"/>
+          <w:szCs w:val="22"/>
+          <w:lang w:val="en-US"/>
+        </w:rPr>
+      </w:pPr>
+      <w:r>
+        <w:rPr>
+          <w:sz w:val="24"/>
+          <w:szCs w:val="22"/>
+          <w:lang w:val="en-US"/>
+        </w:rPr>
+        <w:t>It is the technique via which you can execute single test case for multiple times with multiple data set</w:t>
+      </w:r>
+    </w:p>
+    <w:p>
+      <w:pPr>
+        <w:pStyle w:val="ListParagraph"/>
+        <w:numPr>
+          <w:ilvl w:val="0"/>
+          <w:numId w:val="37"/>
+        </w:numPr>
+        <w:rPr>
+          <w:sz w:val="24"/>
+          <w:szCs w:val="22"/>
+          <w:lang w:val="en-US"/>
+        </w:rPr>
+      </w:pPr>
+      <w:r>
+        <w:rPr>
+          <w:sz w:val="24"/>
+          <w:szCs w:val="22"/>
+          <w:lang w:val="en-US"/>
+        </w:rPr>
+        <w:t>Can be implemented via @DataProvider</w:t>
+      </w:r>
+    </w:p>
+    <w:p>
+      <w:pPr>
+        <w:pStyle w:val="ListParagraph"/>
+        <w:numPr>
+          <w:ilvl w:val="0"/>
+          <w:numId w:val="37"/>
+        </w:numPr>
+        <w:rPr>
+          <w:sz w:val="24"/>
+          <w:szCs w:val="22"/>
+          <w:lang w:val="en-US"/>
+        </w:rPr>
+      </w:pPr>
+      <w:r>
+        <w:rPr>
+          <w:sz w:val="24"/>
+          <w:szCs w:val="22"/>
+          <w:lang w:val="en-US"/>
+        </w:rPr>
+        <w:lastRenderedPageBreak/>
+        <w:t>@DataProvider is the method that will pass the data to @Test case. So the single test will get executed for multiple times.</w:t>
+      </w:r>
+    </w:p>
+    <w:p>
+      <w:pPr>
+        <w:pStyle w:val="ListParagraph"/>
+        <w:numPr>
+          <w:ilvl w:val="0"/>
+          <w:numId w:val="37"/>
+        </w:numPr>
         <w:rPr>
           <w:sz w:val="24"/>
           <w:szCs w:val="22"/>
@@ -13415,6 +14042,119 @@
 <file path=word/numbering.xml><?xml version="1.0" encoding="utf-8"?>
 <w:numbering xmlns:wpc="http://schemas.microsoft.com/office/word/2010/wordprocessingCanvas" xmlns:mc="http://schemas.openxmlformats.org/markup-compatibility/2006" xmlns:o="urn:schemas-microsoft-com:office:office" xmlns:r="http://schemas.openxmlformats.org/officeDocument/2006/relationships" xmlns:m="http://schemas.openxmlformats.org/officeDocument/2006/math" xmlns:v="urn:schemas-microsoft-com:vml" xmlns:wp14="http://schemas.microsoft.com/office/word/2010/wordprocessingDrawing" xmlns:wp="http://schemas.openxmlformats.org/drawingml/2006/wordprocessingDrawing" xmlns:w10="urn:schemas-microsoft-com:office:word" xmlns:w="http://schemas.openxmlformats.org/wordprocessingml/2006/main" xmlns:w14="http://schemas.microsoft.com/office/word/2010/wordml" xmlns:w15="http://schemas.microsoft.com/office/word/2012/wordml" xmlns:wpg="http://schemas.microsoft.com/office/word/2010/wordprocessingGroup" xmlns:wpi="http://schemas.microsoft.com/office/word/2010/wordprocessingInk" xmlns:wne="http://schemas.microsoft.com/office/word/2006/wordml" xmlns:wps="http://schemas.microsoft.com/office/word/2010/wordprocessingShape" mc:Ignorable="w14 w15 wp14">
   <w:abstractNum w:abstractNumId="0">
+    <w:nsid w:val="04F14529"/>
+    <w:multiLevelType w:val="hybridMultilevel"/>
+    <w:tmpl w:val="EB24643C"/>
+    <w:lvl w:ilvl="0" w:tplc="40090001">
+      <w:start w:val="1"/>
+      <w:numFmt w:val="bullet"/>
+      <w:lvlText w:val=""/>
+      <w:lvlJc w:val="left"/>
+      <w:pPr>
+        <w:ind w:left="720" w:hanging="360"/>
+      </w:pPr>
+      <w:rPr>
+        <w:rFonts w:ascii="Symbol" w:hAnsi="Symbol" w:hint="default"/>
+      </w:rPr>
+    </w:lvl>
+    <w:lvl w:ilvl="1" w:tplc="40090003" w:tentative="1">
+      <w:start w:val="1"/>
+      <w:numFmt w:val="bullet"/>
+      <w:lvlText w:val="o"/>
+      <w:lvlJc w:val="left"/>
+      <w:pPr>
+        <w:ind w:left="1440" w:hanging="360"/>
+      </w:pPr>
+      <w:rPr>
+        <w:rFonts w:ascii="Courier New" w:hAnsi="Courier New" w:cs="Courier New" w:hint="default"/>
+      </w:rPr>
+    </w:lvl>
+    <w:lvl w:ilvl="2" w:tplc="40090005" w:tentative="1">
+      <w:start w:val="1"/>
+      <w:numFmt w:val="bullet"/>
+      <w:lvlText w:val=""/>
+      <w:lvlJc w:val="left"/>
+      <w:pPr>
+        <w:ind w:left="2160" w:hanging="360"/>
+      </w:pPr>
+      <w:rPr>
+        <w:rFonts w:ascii="Wingdings" w:hAnsi="Wingdings" w:hint="default"/>
+      </w:rPr>
+    </w:lvl>
+    <w:lvl w:ilvl="3" w:tplc="40090001" w:tentative="1">
+      <w:start w:val="1"/>
+      <w:numFmt w:val="bullet"/>
+      <w:lvlText w:val=""/>
+      <w:lvlJc w:val="left"/>
+      <w:pPr>
+        <w:ind w:left="2880" w:hanging="360"/>
+      </w:pPr>
+      <w:rPr>
+        <w:rFonts w:ascii="Symbol" w:hAnsi="Symbol" w:hint="default"/>
+      </w:rPr>
+    </w:lvl>
+    <w:lvl w:ilvl="4" w:tplc="40090003" w:tentative="1">
+      <w:start w:val="1"/>
+      <w:numFmt w:val="bullet"/>
+      <w:lvlText w:val="o"/>
+      <w:lvlJc w:val="left"/>
+      <w:pPr>
+        <w:ind w:left="3600" w:hanging="360"/>
+      </w:pPr>
+      <w:rPr>
+        <w:rFonts w:ascii="Courier New" w:hAnsi="Courier New" w:cs="Courier New" w:hint="default"/>
+      </w:rPr>
+    </w:lvl>
+    <w:lvl w:ilvl="5" w:tplc="40090005" w:tentative="1">
+      <w:start w:val="1"/>
+      <w:numFmt w:val="bullet"/>
+      <w:lvlText w:val=""/>
+      <w:lvlJc w:val="left"/>
+      <w:pPr>
+        <w:ind w:left="4320" w:hanging="360"/>
+      </w:pPr>
+      <w:rPr>
+        <w:rFonts w:ascii="Wingdings" w:hAnsi="Wingdings" w:hint="default"/>
+      </w:rPr>
+    </w:lvl>
+    <w:lvl w:ilvl="6" w:tplc="40090001" w:tentative="1">
+      <w:start w:val="1"/>
+      <w:numFmt w:val="bullet"/>
+      <w:lvlText w:val=""/>
+      <w:lvlJc w:val="left"/>
+      <w:pPr>
+        <w:ind w:left="5040" w:hanging="360"/>
+      </w:pPr>
+      <w:rPr>
+        <w:rFonts w:ascii="Symbol" w:hAnsi="Symbol" w:hint="default"/>
+      </w:rPr>
+    </w:lvl>
+    <w:lvl w:ilvl="7" w:tplc="40090003" w:tentative="1">
+      <w:start w:val="1"/>
+      <w:numFmt w:val="bullet"/>
+      <w:lvlText w:val="o"/>
+      <w:lvlJc w:val="left"/>
+      <w:pPr>
+        <w:ind w:left="5760" w:hanging="360"/>
+      </w:pPr>
+      <w:rPr>
+        <w:rFonts w:ascii="Courier New" w:hAnsi="Courier New" w:cs="Courier New" w:hint="default"/>
+      </w:rPr>
+    </w:lvl>
+    <w:lvl w:ilvl="8" w:tplc="40090005" w:tentative="1">
+      <w:start w:val="1"/>
+      <w:numFmt w:val="bullet"/>
+      <w:lvlText w:val=""/>
+      <w:lvlJc w:val="left"/>
+      <w:pPr>
+        <w:ind w:left="6480" w:hanging="360"/>
+      </w:pPr>
+      <w:rPr>
+        <w:rFonts w:ascii="Wingdings" w:hAnsi="Wingdings" w:hint="default"/>
+      </w:rPr>
+    </w:lvl>
+  </w:abstractNum>
+  <w:abstractNum w:abstractNumId="1">
     <w:nsid w:val="086A0A27"/>
     <w:multiLevelType w:val="hybridMultilevel"/>
     <w:tmpl w:val="55E0F612"/>
@@ -13527,7 +14267,7 @@
       </w:rPr>
     </w:lvl>
   </w:abstractNum>
-  <w:abstractNum w:abstractNumId="1">
+  <w:abstractNum w:abstractNumId="2">
     <w:nsid w:val="0F5B4400"/>
     <w:multiLevelType w:val="hybridMultilevel"/>
     <w:tmpl w:val="EF82DA1A"/>
@@ -13640,7 +14380,7 @@
       </w:rPr>
     </w:lvl>
   </w:abstractNum>
-  <w:abstractNum w:abstractNumId="2">
+  <w:abstractNum w:abstractNumId="3">
     <w:nsid w:val="105D6FD0"/>
     <w:multiLevelType w:val="hybridMultilevel"/>
     <w:tmpl w:val="D66A1D8C"/>
@@ -13729,7 +14469,7 @@
       </w:pPr>
     </w:lvl>
   </w:abstractNum>
-  <w:abstractNum w:abstractNumId="3">
+  <w:abstractNum w:abstractNumId="4">
     <w:nsid w:val="13D740A2"/>
     <w:multiLevelType w:val="hybridMultilevel"/>
     <w:tmpl w:val="A53ECF44"/>
@@ -13842,7 +14582,7 @@
       </w:rPr>
     </w:lvl>
   </w:abstractNum>
-  <w:abstractNum w:abstractNumId="4">
+  <w:abstractNum w:abstractNumId="5">
     <w:nsid w:val="140F3A6B"/>
     <w:multiLevelType w:val="hybridMultilevel"/>
     <w:tmpl w:val="B1742718"/>
@@ -13955,7 +14695,7 @@
       </w:rPr>
     </w:lvl>
   </w:abstractNum>
-  <w:abstractNum w:abstractNumId="5">
+  <w:abstractNum w:abstractNumId="6">
     <w:nsid w:val="17A97564"/>
     <w:multiLevelType w:val="hybridMultilevel"/>
     <w:tmpl w:val="CA967136"/>
@@ -14044,7 +14784,7 @@
       </w:pPr>
     </w:lvl>
   </w:abstractNum>
-  <w:abstractNum w:abstractNumId="6">
+  <w:abstractNum w:abstractNumId="7">
     <w:nsid w:val="1DD814BD"/>
     <w:multiLevelType w:val="hybridMultilevel"/>
     <w:tmpl w:val="6052B25A"/>
@@ -14133,7 +14873,7 @@
       </w:pPr>
     </w:lvl>
   </w:abstractNum>
-  <w:abstractNum w:abstractNumId="7">
+  <w:abstractNum w:abstractNumId="8">
     <w:nsid w:val="20BE5C1D"/>
     <w:multiLevelType w:val="hybridMultilevel"/>
     <w:tmpl w:val="27D8D70E"/>
@@ -14246,7 +14986,7 @@
       </w:rPr>
     </w:lvl>
   </w:abstractNum>
-  <w:abstractNum w:abstractNumId="8">
+  <w:abstractNum w:abstractNumId="9">
     <w:nsid w:val="22D50F4A"/>
     <w:multiLevelType w:val="hybridMultilevel"/>
     <w:tmpl w:val="564C3158"/>
@@ -14359,7 +15099,7 @@
       </w:rPr>
     </w:lvl>
   </w:abstractNum>
-  <w:abstractNum w:abstractNumId="9">
+  <w:abstractNum w:abstractNumId="10">
     <w:nsid w:val="2AA11AFE"/>
     <w:multiLevelType w:val="hybridMultilevel"/>
     <w:tmpl w:val="551C87B4"/>
@@ -14448,7 +15188,7 @@
       </w:pPr>
     </w:lvl>
   </w:abstractNum>
-  <w:abstractNum w:abstractNumId="10">
+  <w:abstractNum w:abstractNumId="11">
     <w:nsid w:val="31D74EB3"/>
     <w:multiLevelType w:val="hybridMultilevel"/>
     <w:tmpl w:val="DFC4DDF0"/>
@@ -14561,7 +15301,7 @@
       </w:rPr>
     </w:lvl>
   </w:abstractNum>
-  <w:abstractNum w:abstractNumId="11">
+  <w:abstractNum w:abstractNumId="12">
     <w:nsid w:val="323F4A11"/>
     <w:multiLevelType w:val="hybridMultilevel"/>
     <w:tmpl w:val="5862F962"/>
@@ -14647,7 +15387,7 @@
       </w:pPr>
     </w:lvl>
   </w:abstractNum>
-  <w:abstractNum w:abstractNumId="12">
+  <w:abstractNum w:abstractNumId="13">
     <w:nsid w:val="390953F8"/>
     <w:multiLevelType w:val="hybridMultilevel"/>
     <w:tmpl w:val="13E456E4"/>
@@ -14733,7 +15473,7 @@
       </w:pPr>
     </w:lvl>
   </w:abstractNum>
-  <w:abstractNum w:abstractNumId="13">
+  <w:abstractNum w:abstractNumId="14">
     <w:nsid w:val="39C87324"/>
     <w:multiLevelType w:val="hybridMultilevel"/>
     <w:tmpl w:val="DB9EB66C"/>
@@ -14846,7 +15586,7 @@
       </w:rPr>
     </w:lvl>
   </w:abstractNum>
-  <w:abstractNum w:abstractNumId="14">
+  <w:abstractNum w:abstractNumId="15">
     <w:nsid w:val="3A464A66"/>
     <w:multiLevelType w:val="hybridMultilevel"/>
     <w:tmpl w:val="B9BE5E06"/>
@@ -14935,7 +15675,7 @@
       </w:pPr>
     </w:lvl>
   </w:abstractNum>
-  <w:abstractNum w:abstractNumId="15">
+  <w:abstractNum w:abstractNumId="16">
     <w:nsid w:val="3C875259"/>
     <w:multiLevelType w:val="hybridMultilevel"/>
     <w:tmpl w:val="CA62BF82"/>
@@ -15024,7 +15764,96 @@
       </w:pPr>
     </w:lvl>
   </w:abstractNum>
-  <w:abstractNum w:abstractNumId="16">
+  <w:abstractNum w:abstractNumId="17">
+    <w:nsid w:val="3FB25765"/>
+    <w:multiLevelType w:val="hybridMultilevel"/>
+    <w:tmpl w:val="2286C50C"/>
+    <w:lvl w:ilvl="0" w:tplc="4009000F">
+      <w:start w:val="1"/>
+      <w:numFmt w:val="decimal"/>
+      <w:lvlText w:val="%1."/>
+      <w:lvlJc w:val="left"/>
+      <w:pPr>
+        <w:ind w:left="720" w:hanging="360"/>
+      </w:pPr>
+      <w:rPr>
+        <w:rFonts w:hint="default"/>
+      </w:rPr>
+    </w:lvl>
+    <w:lvl w:ilvl="1" w:tplc="40090019">
+      <w:start w:val="1"/>
+      <w:numFmt w:val="lowerLetter"/>
+      <w:lvlText w:val="%2."/>
+      <w:lvlJc w:val="left"/>
+      <w:pPr>
+        <w:ind w:left="1440" w:hanging="360"/>
+      </w:pPr>
+    </w:lvl>
+    <w:lvl w:ilvl="2" w:tplc="4009001B" w:tentative="1">
+      <w:start w:val="1"/>
+      <w:numFmt w:val="lowerRoman"/>
+      <w:lvlText w:val="%3."/>
+      <w:lvlJc w:val="right"/>
+      <w:pPr>
+        <w:ind w:left="2160" w:hanging="180"/>
+      </w:pPr>
+    </w:lvl>
+    <w:lvl w:ilvl="3" w:tplc="4009000F" w:tentative="1">
+      <w:start w:val="1"/>
+      <w:numFmt w:val="decimal"/>
+      <w:lvlText w:val="%4."/>
+      <w:lvlJc w:val="left"/>
+      <w:pPr>
+        <w:ind w:left="2880" w:hanging="360"/>
+      </w:pPr>
+    </w:lvl>
+    <w:lvl w:ilvl="4" w:tplc="40090019" w:tentative="1">
+      <w:start w:val="1"/>
+      <w:numFmt w:val="lowerLetter"/>
+      <w:lvlText w:val="%5."/>
+      <w:lvlJc w:val="left"/>
+      <w:pPr>
+        <w:ind w:left="3600" w:hanging="360"/>
+      </w:pPr>
+    </w:lvl>
+    <w:lvl w:ilvl="5" w:tplc="4009001B" w:tentative="1">
+      <w:start w:val="1"/>
+      <w:numFmt w:val="lowerRoman"/>
+      <w:lvlText w:val="%6."/>
+      <w:lvlJc w:val="right"/>
+      <w:pPr>
+        <w:ind w:left="4320" w:hanging="180"/>
+      </w:pPr>
+    </w:lvl>
+    <w:lvl w:ilvl="6" w:tplc="4009000F" w:tentative="1">
+      <w:start w:val="1"/>
+      <w:numFmt w:val="decimal"/>
+      <w:lvlText w:val="%7."/>
+      <w:lvlJc w:val="left"/>
+      <w:pPr>
+        <w:ind w:left="5040" w:hanging="360"/>
+      </w:pPr>
+    </w:lvl>
+    <w:lvl w:ilvl="7" w:tplc="40090019" w:tentative="1">
+      <w:start w:val="1"/>
+      <w:numFmt w:val="lowerLetter"/>
+      <w:lvlText w:val="%8."/>
+      <w:lvlJc w:val="left"/>
+      <w:pPr>
+        <w:ind w:left="5760" w:hanging="360"/>
+      </w:pPr>
+    </w:lvl>
+    <w:lvl w:ilvl="8" w:tplc="4009001B" w:tentative="1">
+      <w:start w:val="1"/>
+      <w:numFmt w:val="lowerRoman"/>
+      <w:lvlText w:val="%9."/>
+      <w:lvlJc w:val="right"/>
+      <w:pPr>
+        <w:ind w:left="6480" w:hanging="180"/>
+      </w:pPr>
+    </w:lvl>
+  </w:abstractNum>
+  <w:abstractNum w:abstractNumId="18">
     <w:nsid w:val="402B0604"/>
     <w:multiLevelType w:val="hybridMultilevel"/>
     <w:tmpl w:val="D8EEBC8C"/>
@@ -15137,7 +15966,7 @@
       </w:rPr>
     </w:lvl>
   </w:abstractNum>
-  <w:abstractNum w:abstractNumId="17">
+  <w:abstractNum w:abstractNumId="19">
     <w:nsid w:val="40FE0FCF"/>
     <w:multiLevelType w:val="hybridMultilevel"/>
     <w:tmpl w:val="39DC3034"/>
@@ -15250,7 +16079,7 @@
       </w:rPr>
     </w:lvl>
   </w:abstractNum>
-  <w:abstractNum w:abstractNumId="18">
+  <w:abstractNum w:abstractNumId="20">
     <w:nsid w:val="475E2AA1"/>
     <w:multiLevelType w:val="hybridMultilevel"/>
     <w:tmpl w:val="8A50C5CE"/>
@@ -15339,7 +16168,7 @@
       </w:pPr>
     </w:lvl>
   </w:abstractNum>
-  <w:abstractNum w:abstractNumId="19">
+  <w:abstractNum w:abstractNumId="21">
     <w:nsid w:val="496607A1"/>
     <w:multiLevelType w:val="hybridMultilevel"/>
     <w:tmpl w:val="D6727F44"/>
@@ -15452,7 +16281,7 @@
       </w:rPr>
     </w:lvl>
   </w:abstractNum>
-  <w:abstractNum w:abstractNumId="20">
+  <w:abstractNum w:abstractNumId="22">
     <w:nsid w:val="49B72ACE"/>
     <w:multiLevelType w:val="hybridMultilevel"/>
     <w:tmpl w:val="F09897B0"/>
@@ -15541,7 +16370,7 @@
       </w:pPr>
     </w:lvl>
   </w:abstractNum>
-  <w:abstractNum w:abstractNumId="21">
+  <w:abstractNum w:abstractNumId="23">
     <w:nsid w:val="52764C0C"/>
     <w:multiLevelType w:val="hybridMultilevel"/>
     <w:tmpl w:val="080E6010"/>
@@ -15630,7 +16459,7 @@
       </w:pPr>
     </w:lvl>
   </w:abstractNum>
-  <w:abstractNum w:abstractNumId="22">
+  <w:abstractNum w:abstractNumId="24">
     <w:nsid w:val="56BB04A8"/>
     <w:multiLevelType w:val="hybridMultilevel"/>
     <w:tmpl w:val="7FDC8606"/>
@@ -15743,7 +16572,96 @@
       </w:rPr>
     </w:lvl>
   </w:abstractNum>
-  <w:abstractNum w:abstractNumId="23">
+  <w:abstractNum w:abstractNumId="25">
+    <w:nsid w:val="58671E31"/>
+    <w:multiLevelType w:val="hybridMultilevel"/>
+    <w:tmpl w:val="D23271B4"/>
+    <w:lvl w:ilvl="0" w:tplc="4009000F">
+      <w:start w:val="1"/>
+      <w:numFmt w:val="decimal"/>
+      <w:lvlText w:val="%1."/>
+      <w:lvlJc w:val="left"/>
+      <w:pPr>
+        <w:ind w:left="720" w:hanging="360"/>
+      </w:pPr>
+      <w:rPr>
+        <w:rFonts w:hint="default"/>
+      </w:rPr>
+    </w:lvl>
+    <w:lvl w:ilvl="1" w:tplc="40090019" w:tentative="1">
+      <w:start w:val="1"/>
+      <w:numFmt w:val="lowerLetter"/>
+      <w:lvlText w:val="%2."/>
+      <w:lvlJc w:val="left"/>
+      <w:pPr>
+        <w:ind w:left="1440" w:hanging="360"/>
+      </w:pPr>
+    </w:lvl>
+    <w:lvl w:ilvl="2" w:tplc="4009001B" w:tentative="1">
+      <w:start w:val="1"/>
+      <w:numFmt w:val="lowerRoman"/>
+      <w:lvlText w:val="%3."/>
+      <w:lvlJc w:val="right"/>
+      <w:pPr>
+        <w:ind w:left="2160" w:hanging="180"/>
+      </w:pPr>
+    </w:lvl>
+    <w:lvl w:ilvl="3" w:tplc="4009000F" w:tentative="1">
+      <w:start w:val="1"/>
+      <w:numFmt w:val="decimal"/>
+      <w:lvlText w:val="%4."/>
+      <w:lvlJc w:val="left"/>
+      <w:pPr>
+        <w:ind w:left="2880" w:hanging="360"/>
+      </w:pPr>
+    </w:lvl>
+    <w:lvl w:ilvl="4" w:tplc="40090019" w:tentative="1">
+      <w:start w:val="1"/>
+      <w:numFmt w:val="lowerLetter"/>
+      <w:lvlText w:val="%5."/>
+      <w:lvlJc w:val="left"/>
+      <w:pPr>
+        <w:ind w:left="3600" w:hanging="360"/>
+      </w:pPr>
+    </w:lvl>
+    <w:lvl w:ilvl="5" w:tplc="4009001B" w:tentative="1">
+      <w:start w:val="1"/>
+      <w:numFmt w:val="lowerRoman"/>
+      <w:lvlText w:val="%6."/>
+      <w:lvlJc w:val="right"/>
+      <w:pPr>
+        <w:ind w:left="4320" w:hanging="180"/>
+      </w:pPr>
+    </w:lvl>
+    <w:lvl w:ilvl="6" w:tplc="4009000F" w:tentative="1">
+      <w:start w:val="1"/>
+      <w:numFmt w:val="decimal"/>
+      <w:lvlText w:val="%7."/>
+      <w:lvlJc w:val="left"/>
+      <w:pPr>
+        <w:ind w:left="5040" w:hanging="360"/>
+      </w:pPr>
+    </w:lvl>
+    <w:lvl w:ilvl="7" w:tplc="40090019" w:tentative="1">
+      <w:start w:val="1"/>
+      <w:numFmt w:val="lowerLetter"/>
+      <w:lvlText w:val="%8."/>
+      <w:lvlJc w:val="left"/>
+      <w:pPr>
+        <w:ind w:left="5760" w:hanging="360"/>
+      </w:pPr>
+    </w:lvl>
+    <w:lvl w:ilvl="8" w:tplc="4009001B" w:tentative="1">
+      <w:start w:val="1"/>
+      <w:numFmt w:val="lowerRoman"/>
+      <w:lvlText w:val="%9."/>
+      <w:lvlJc w:val="right"/>
+      <w:pPr>
+        <w:ind w:left="6480" w:hanging="180"/>
+      </w:pPr>
+    </w:lvl>
+  </w:abstractNum>
+  <w:abstractNum w:abstractNumId="26">
     <w:nsid w:val="5963738B"/>
     <w:multiLevelType w:val="hybridMultilevel"/>
     <w:tmpl w:val="8D50AB70"/>
@@ -15832,7 +16750,7 @@
       </w:pPr>
     </w:lvl>
   </w:abstractNum>
-  <w:abstractNum w:abstractNumId="24">
+  <w:abstractNum w:abstractNumId="27">
     <w:nsid w:val="5C58581A"/>
     <w:multiLevelType w:val="hybridMultilevel"/>
     <w:tmpl w:val="3D4E3154"/>
@@ -15945,7 +16863,7 @@
       </w:rPr>
     </w:lvl>
   </w:abstractNum>
-  <w:abstractNum w:abstractNumId="25">
+  <w:abstractNum w:abstractNumId="28">
     <w:nsid w:val="5F383176"/>
     <w:multiLevelType w:val="hybridMultilevel"/>
     <w:tmpl w:val="4C76D014"/>
@@ -16058,7 +16976,7 @@
       </w:rPr>
     </w:lvl>
   </w:abstractNum>
-  <w:abstractNum w:abstractNumId="26">
+  <w:abstractNum w:abstractNumId="29">
     <w:nsid w:val="64887AB4"/>
     <w:multiLevelType w:val="hybridMultilevel"/>
     <w:tmpl w:val="D67CE9E8"/>
@@ -16147,7 +17065,7 @@
       </w:pPr>
     </w:lvl>
   </w:abstractNum>
-  <w:abstractNum w:abstractNumId="27">
+  <w:abstractNum w:abstractNumId="30">
     <w:nsid w:val="649E4E2C"/>
     <w:multiLevelType w:val="hybridMultilevel"/>
     <w:tmpl w:val="5DB8C8EC"/>
@@ -16260,7 +17178,7 @@
       </w:rPr>
     </w:lvl>
   </w:abstractNum>
-  <w:abstractNum w:abstractNumId="28">
+  <w:abstractNum w:abstractNumId="31">
     <w:nsid w:val="66C96AEF"/>
     <w:multiLevelType w:val="hybridMultilevel"/>
     <w:tmpl w:val="2DDCC122"/>
@@ -16373,7 +17291,7 @@
       </w:rPr>
     </w:lvl>
   </w:abstractNum>
-  <w:abstractNum w:abstractNumId="29">
+  <w:abstractNum w:abstractNumId="32">
     <w:nsid w:val="6DF222BD"/>
     <w:multiLevelType w:val="hybridMultilevel"/>
     <w:tmpl w:val="CB58A112"/>
@@ -16486,7 +17404,7 @@
       </w:rPr>
     </w:lvl>
   </w:abstractNum>
-  <w:abstractNum w:abstractNumId="30">
+  <w:abstractNum w:abstractNumId="33">
     <w:nsid w:val="700B3448"/>
     <w:multiLevelType w:val="hybridMultilevel"/>
     <w:tmpl w:val="D4F8B1EA"/>
@@ -16575,7 +17493,7 @@
       </w:pPr>
     </w:lvl>
   </w:abstractNum>
-  <w:abstractNum w:abstractNumId="31">
+  <w:abstractNum w:abstractNumId="34">
     <w:nsid w:val="7BD5777C"/>
     <w:multiLevelType w:val="hybridMultilevel"/>
     <w:tmpl w:val="53D46EE2"/>
@@ -16664,7 +17582,96 @@
       </w:pPr>
     </w:lvl>
   </w:abstractNum>
-  <w:abstractNum w:abstractNumId="32">
+  <w:abstractNum w:abstractNumId="35">
+    <w:nsid w:val="7BF715C6"/>
+    <w:multiLevelType w:val="hybridMultilevel"/>
+    <w:tmpl w:val="F8B83480"/>
+    <w:lvl w:ilvl="0" w:tplc="4009000F">
+      <w:start w:val="1"/>
+      <w:numFmt w:val="decimal"/>
+      <w:lvlText w:val="%1."/>
+      <w:lvlJc w:val="left"/>
+      <w:pPr>
+        <w:ind w:left="720" w:hanging="360"/>
+      </w:pPr>
+      <w:rPr>
+        <w:rFonts w:hint="default"/>
+      </w:rPr>
+    </w:lvl>
+    <w:lvl w:ilvl="1" w:tplc="40090019" w:tentative="1">
+      <w:start w:val="1"/>
+      <w:numFmt w:val="lowerLetter"/>
+      <w:lvlText w:val="%2."/>
+      <w:lvlJc w:val="left"/>
+      <w:pPr>
+        <w:ind w:left="1440" w:hanging="360"/>
+      </w:pPr>
+    </w:lvl>
+    <w:lvl w:ilvl="2" w:tplc="4009001B" w:tentative="1">
+      <w:start w:val="1"/>
+      <w:numFmt w:val="lowerRoman"/>
+      <w:lvlText w:val="%3."/>
+      <w:lvlJc w:val="right"/>
+      <w:pPr>
+        <w:ind w:left="2160" w:hanging="180"/>
+      </w:pPr>
+    </w:lvl>
+    <w:lvl w:ilvl="3" w:tplc="4009000F" w:tentative="1">
+      <w:start w:val="1"/>
+      <w:numFmt w:val="decimal"/>
+      <w:lvlText w:val="%4."/>
+      <w:lvlJc w:val="left"/>
+      <w:pPr>
+        <w:ind w:left="2880" w:hanging="360"/>
+      </w:pPr>
+    </w:lvl>
+    <w:lvl w:ilvl="4" w:tplc="40090019" w:tentative="1">
+      <w:start w:val="1"/>
+      <w:numFmt w:val="lowerLetter"/>
+      <w:lvlText w:val="%5."/>
+      <w:lvlJc w:val="left"/>
+      <w:pPr>
+        <w:ind w:left="3600" w:hanging="360"/>
+      </w:pPr>
+    </w:lvl>
+    <w:lvl w:ilvl="5" w:tplc="4009001B" w:tentative="1">
+      <w:start w:val="1"/>
+      <w:numFmt w:val="lowerRoman"/>
+      <w:lvlText w:val="%6."/>
+      <w:lvlJc w:val="right"/>
+      <w:pPr>
+        <w:ind w:left="4320" w:hanging="180"/>
+      </w:pPr>
+    </w:lvl>
+    <w:lvl w:ilvl="6" w:tplc="4009000F" w:tentative="1">
+      <w:start w:val="1"/>
+      <w:numFmt w:val="decimal"/>
+      <w:lvlText w:val="%7."/>
+      <w:lvlJc w:val="left"/>
+      <w:pPr>
+        <w:ind w:left="5040" w:hanging="360"/>
+      </w:pPr>
+    </w:lvl>
+    <w:lvl w:ilvl="7" w:tplc="40090019" w:tentative="1">
+      <w:start w:val="1"/>
+      <w:numFmt w:val="lowerLetter"/>
+      <w:lvlText w:val="%8."/>
+      <w:lvlJc w:val="left"/>
+      <w:pPr>
+        <w:ind w:left="5760" w:hanging="360"/>
+      </w:pPr>
+    </w:lvl>
+    <w:lvl w:ilvl="8" w:tplc="4009001B" w:tentative="1">
+      <w:start w:val="1"/>
+      <w:numFmt w:val="lowerRoman"/>
+      <w:lvlText w:val="%9."/>
+      <w:lvlJc w:val="right"/>
+      <w:pPr>
+        <w:ind w:left="6480" w:hanging="180"/>
+      </w:pPr>
+    </w:lvl>
+  </w:abstractNum>
+  <w:abstractNum w:abstractNumId="36">
     <w:nsid w:val="7C2320E0"/>
     <w:multiLevelType w:val="hybridMultilevel"/>
     <w:tmpl w:val="B4EC2F1C"/>
@@ -16778,103 +17785,115 @@
     </w:lvl>
   </w:abstractNum>
   <w:num w:numId="1">
+    <w:abstractNumId w:val="19"/>
+  </w:num>
+  <w:num w:numId="2">
+    <w:abstractNumId w:val="21"/>
+  </w:num>
+  <w:num w:numId="3">
+    <w:abstractNumId w:val="33"/>
+  </w:num>
+  <w:num w:numId="4">
+    <w:abstractNumId w:val="13"/>
+  </w:num>
+  <w:num w:numId="5">
+    <w:abstractNumId w:val="2"/>
+  </w:num>
+  <w:num w:numId="6">
+    <w:abstractNumId w:val="9"/>
+  </w:num>
+  <w:num w:numId="7">
+    <w:abstractNumId w:val="32"/>
+  </w:num>
+  <w:num w:numId="8">
+    <w:abstractNumId w:val="22"/>
+  </w:num>
+  <w:num w:numId="9">
+    <w:abstractNumId w:val="12"/>
+  </w:num>
+  <w:num w:numId="10">
+    <w:abstractNumId w:val="27"/>
+  </w:num>
+  <w:num w:numId="11">
+    <w:abstractNumId w:val="28"/>
+  </w:num>
+  <w:num w:numId="12">
+    <w:abstractNumId w:val="24"/>
+  </w:num>
+  <w:num w:numId="13">
+    <w:abstractNumId w:val="10"/>
+  </w:num>
+  <w:num w:numId="14">
+    <w:abstractNumId w:val="7"/>
+  </w:num>
+  <w:num w:numId="15">
+    <w:abstractNumId w:val="34"/>
+  </w:num>
+  <w:num w:numId="16">
+    <w:abstractNumId w:val="3"/>
+  </w:num>
+  <w:num w:numId="17">
+    <w:abstractNumId w:val="16"/>
+  </w:num>
+  <w:num w:numId="18">
+    <w:abstractNumId w:val="1"/>
+  </w:num>
+  <w:num w:numId="19">
+    <w:abstractNumId w:val="6"/>
+  </w:num>
+  <w:num w:numId="20">
+    <w:abstractNumId w:val="18"/>
+  </w:num>
+  <w:num w:numId="21">
+    <w:abstractNumId w:val="30"/>
+  </w:num>
+  <w:num w:numId="22">
+    <w:abstractNumId w:val="5"/>
+  </w:num>
+  <w:num w:numId="23">
+    <w:abstractNumId w:val="36"/>
+  </w:num>
+  <w:num w:numId="24">
+    <w:abstractNumId w:val="11"/>
+  </w:num>
+  <w:num w:numId="25">
+    <w:abstractNumId w:val="14"/>
+  </w:num>
+  <w:num w:numId="26">
+    <w:abstractNumId w:val="15"/>
+  </w:num>
+  <w:num w:numId="27">
+    <w:abstractNumId w:val="20"/>
+  </w:num>
+  <w:num w:numId="28">
+    <w:abstractNumId w:val="8"/>
+  </w:num>
+  <w:num w:numId="29">
+    <w:abstractNumId w:val="4"/>
+  </w:num>
+  <w:num w:numId="30">
+    <w:abstractNumId w:val="31"/>
+  </w:num>
+  <w:num w:numId="31">
+    <w:abstractNumId w:val="23"/>
+  </w:num>
+  <w:num w:numId="32">
+    <w:abstractNumId w:val="26"/>
+  </w:num>
+  <w:num w:numId="33">
+    <w:abstractNumId w:val="29"/>
+  </w:num>
+  <w:num w:numId="34">
     <w:abstractNumId w:val="17"/>
   </w:num>
-  <w:num w:numId="2">
-    <w:abstractNumId w:val="19"/>
+  <w:num w:numId="35">
+    <w:abstractNumId w:val="35"/>
   </w:num>
-  <w:num w:numId="3">
-    <w:abstractNumId w:val="30"/>
-  </w:num>
-  <w:num w:numId="4">
-    <w:abstractNumId w:val="12"/>
-  </w:num>
-  <w:num w:numId="5">
-    <w:abstractNumId w:val="1"/>
-  </w:num>
-  <w:num w:numId="6">
-    <w:abstractNumId w:val="8"/>
-  </w:num>
-  <w:num w:numId="7">
-    <w:abstractNumId w:val="29"/>
-  </w:num>
-  <w:num w:numId="8">
-    <w:abstractNumId w:val="20"/>
-  </w:num>
-  <w:num w:numId="9">
-    <w:abstractNumId w:val="11"/>
-  </w:num>
-  <w:num w:numId="10">
-    <w:abstractNumId w:val="24"/>
-  </w:num>
-  <w:num w:numId="11">
+  <w:num w:numId="36">
     <w:abstractNumId w:val="25"/>
   </w:num>
-  <w:num w:numId="12">
-    <w:abstractNumId w:val="22"/>
-  </w:num>
-  <w:num w:numId="13">
-    <w:abstractNumId w:val="9"/>
-  </w:num>
-  <w:num w:numId="14">
-    <w:abstractNumId w:val="6"/>
-  </w:num>
-  <w:num w:numId="15">
-    <w:abstractNumId w:val="31"/>
-  </w:num>
-  <w:num w:numId="16">
-    <w:abstractNumId w:val="2"/>
-  </w:num>
-  <w:num w:numId="17">
-    <w:abstractNumId w:val="15"/>
-  </w:num>
-  <w:num w:numId="18">
+  <w:num w:numId="37">
     <w:abstractNumId w:val="0"/>
-  </w:num>
-  <w:num w:numId="19">
-    <w:abstractNumId w:val="5"/>
-  </w:num>
-  <w:num w:numId="20">
-    <w:abstractNumId w:val="16"/>
-  </w:num>
-  <w:num w:numId="21">
-    <w:abstractNumId w:val="27"/>
-  </w:num>
-  <w:num w:numId="22">
-    <w:abstractNumId w:val="4"/>
-  </w:num>
-  <w:num w:numId="23">
-    <w:abstractNumId w:val="32"/>
-  </w:num>
-  <w:num w:numId="24">
-    <w:abstractNumId w:val="10"/>
-  </w:num>
-  <w:num w:numId="25">
-    <w:abstractNumId w:val="13"/>
-  </w:num>
-  <w:num w:numId="26">
-    <w:abstractNumId w:val="14"/>
-  </w:num>
-  <w:num w:numId="27">
-    <w:abstractNumId w:val="18"/>
-  </w:num>
-  <w:num w:numId="28">
-    <w:abstractNumId w:val="7"/>
-  </w:num>
-  <w:num w:numId="29">
-    <w:abstractNumId w:val="3"/>
-  </w:num>
-  <w:num w:numId="30">
-    <w:abstractNumId w:val="28"/>
-  </w:num>
-  <w:num w:numId="31">
-    <w:abstractNumId w:val="21"/>
-  </w:num>
-  <w:num w:numId="32">
-    <w:abstractNumId w:val="23"/>
-  </w:num>
-  <w:num w:numId="33">
-    <w:abstractNumId w:val="26"/>
   </w:num>
 </w:numbering>
 </file>
@@ -18498,31 +19517,31 @@
     </dgm:pt>
   </dgm:ptLst>
   <dgm:cxnLst>
+    <dgm:cxn modelId="{93FF73D6-2775-4698-9EEA-78D37CDA9915}" type="presOf" srcId="{58F8E6FA-8E5F-4590-8E91-7D425686736E}" destId="{38F30BB8-19AC-4F2C-997E-D6C87643D812}" srcOrd="1" destOrd="0" presId="urn:microsoft.com/office/officeart/2005/8/layout/process1"/>
+    <dgm:cxn modelId="{E7BB9A21-022F-4B7D-9DC5-F666600EA072}" type="presOf" srcId="{C6470392-B547-42B7-BBE1-49D9BF3297A5}" destId="{E6A79763-2175-4FE6-AF39-65BAD7E8A94D}" srcOrd="0" destOrd="0" presId="urn:microsoft.com/office/officeart/2005/8/layout/process1"/>
+    <dgm:cxn modelId="{916CD402-046A-49C3-919C-E8874C6452BD}" srcId="{C787D0C9-C4AA-4BF8-AAA9-EFDCDDDFB8C5}" destId="{B0DAEDAB-33B3-4821-A91B-D05361312CE9}" srcOrd="3" destOrd="0" parTransId="{1B396FDD-FE98-44AA-BBFD-EFDF9B52D4CD}" sibTransId="{2689B6F1-8FF1-4D68-9639-E8E505EA5AB0}"/>
+    <dgm:cxn modelId="{D3D53E44-E83E-4DB8-943D-8293FF185301}" type="presOf" srcId="{B0DAEDAB-33B3-4821-A91B-D05361312CE9}" destId="{FCE3B9A4-214A-4502-B3DF-ACB3E0BC61C7}" srcOrd="0" destOrd="0" presId="urn:microsoft.com/office/officeart/2005/8/layout/process1"/>
+    <dgm:cxn modelId="{66AC67DB-5C79-467C-9CFD-1E031C2AB379}" type="presOf" srcId="{58F8E6FA-8E5F-4590-8E91-7D425686736E}" destId="{1C61394E-D32F-4A43-ADD4-F46D3A33D38F}" srcOrd="0" destOrd="0" presId="urn:microsoft.com/office/officeart/2005/8/layout/process1"/>
+    <dgm:cxn modelId="{112FBA24-5E5E-4DA0-AACE-AF58583A604F}" type="presOf" srcId="{CB734D05-6005-4A33-891F-8F6E9F0BE629}" destId="{9346448E-7772-4989-9A73-02FD2DA61B93}" srcOrd="0" destOrd="0" presId="urn:microsoft.com/office/officeart/2005/8/layout/process1"/>
+    <dgm:cxn modelId="{BF11A4AB-8BAC-4405-B589-ABF888A19413}" type="presOf" srcId="{C6470392-B547-42B7-BBE1-49D9BF3297A5}" destId="{D17F71C8-684F-40E9-B9CF-89D188A27816}" srcOrd="1" destOrd="0" presId="urn:microsoft.com/office/officeart/2005/8/layout/process1"/>
+    <dgm:cxn modelId="{23059B1F-59EC-43BA-AAD3-021327BB389E}" type="presOf" srcId="{C787D0C9-C4AA-4BF8-AAA9-EFDCDDDFB8C5}" destId="{ECE2E50F-1EF0-49E9-A2A2-C09D34379E86}" srcOrd="0" destOrd="0" presId="urn:microsoft.com/office/officeart/2005/8/layout/process1"/>
     <dgm:cxn modelId="{407416C7-D9A4-49CF-A1D9-63129D12A5E9}" srcId="{C787D0C9-C4AA-4BF8-AAA9-EFDCDDDFB8C5}" destId="{B2F67260-32B4-49EF-BEA7-6376ABEBC356}" srcOrd="1" destOrd="0" parTransId="{452FD36E-8C97-458A-9189-BC15B3E0AB1F}" sibTransId="{58F8E6FA-8E5F-4590-8E91-7D425686736E}"/>
-    <dgm:cxn modelId="{CAB63B16-CB3F-4288-B6D9-B634EEE408B2}" type="presOf" srcId="{2F2C6037-AE48-4650-B998-EBABF88D0464}" destId="{ABB6D0E9-231F-49FF-8F6A-CBD756BB2A07}" srcOrd="0" destOrd="0" presId="urn:microsoft.com/office/officeart/2005/8/layout/process1"/>
-    <dgm:cxn modelId="{86F84071-58BF-4FD1-97FB-0988CA338408}" type="presOf" srcId="{CB734D05-6005-4A33-891F-8F6E9F0BE629}" destId="{9346448E-7772-4989-9A73-02FD2DA61B93}" srcOrd="0" destOrd="0" presId="urn:microsoft.com/office/officeart/2005/8/layout/process1"/>
-    <dgm:cxn modelId="{DDCB0704-40A8-4A44-BA68-7ACF79245A58}" type="presOf" srcId="{B0DAEDAB-33B3-4821-A91B-D05361312CE9}" destId="{FCE3B9A4-214A-4502-B3DF-ACB3E0BC61C7}" srcOrd="0" destOrd="0" presId="urn:microsoft.com/office/officeart/2005/8/layout/process1"/>
-    <dgm:cxn modelId="{78451255-20E0-40E9-ADB9-729ED9DE57ED}" type="presOf" srcId="{C6470392-B547-42B7-BBE1-49D9BF3297A5}" destId="{D17F71C8-684F-40E9-B9CF-89D188A27816}" srcOrd="1" destOrd="0" presId="urn:microsoft.com/office/officeart/2005/8/layout/process1"/>
-    <dgm:cxn modelId="{091D1B54-4D42-46E1-B901-91371D5F0F02}" type="presOf" srcId="{B2F67260-32B4-49EF-BEA7-6376ABEBC356}" destId="{45B120D8-A283-4DB0-AE48-CD1028B5A1CA}" srcOrd="0" destOrd="0" presId="urn:microsoft.com/office/officeart/2005/8/layout/process1"/>
-    <dgm:cxn modelId="{967D38AC-8B9E-4810-AF72-C4A47E92D960}" type="presOf" srcId="{58F8E6FA-8E5F-4590-8E91-7D425686736E}" destId="{38F30BB8-19AC-4F2C-997E-D6C87643D812}" srcOrd="1" destOrd="0" presId="urn:microsoft.com/office/officeart/2005/8/layout/process1"/>
-    <dgm:cxn modelId="{AF7A21CB-5F41-41CA-A92E-A50A1DC8FBEB}" type="presOf" srcId="{58F8E6FA-8E5F-4590-8E91-7D425686736E}" destId="{1C61394E-D32F-4A43-ADD4-F46D3A33D38F}" srcOrd="0" destOrd="0" presId="urn:microsoft.com/office/officeart/2005/8/layout/process1"/>
+    <dgm:cxn modelId="{F27277EA-BDDA-4005-9170-FBB0A209E462}" srcId="{C787D0C9-C4AA-4BF8-AAA9-EFDCDDDFB8C5}" destId="{CB734D05-6005-4A33-891F-8F6E9F0BE629}" srcOrd="0" destOrd="0" parTransId="{D88A1106-7499-4EC1-A955-12C926757BDC}" sibTransId="{2F2C6037-AE48-4650-B998-EBABF88D0464}"/>
+    <dgm:cxn modelId="{792FA05A-DD95-4B3A-B689-1F12EFF5A682}" type="presOf" srcId="{2F2C6037-AE48-4650-B998-EBABF88D0464}" destId="{ABB6D0E9-231F-49FF-8F6A-CBD756BB2A07}" srcOrd="0" destOrd="0" presId="urn:microsoft.com/office/officeart/2005/8/layout/process1"/>
     <dgm:cxn modelId="{A358B1AA-45ED-4C0A-A925-911C6E3E177E}" srcId="{C787D0C9-C4AA-4BF8-AAA9-EFDCDDDFB8C5}" destId="{D4DE5EA1-C98A-4001-96ED-0D8A4099152C}" srcOrd="2" destOrd="0" parTransId="{DDD45587-67C2-4B3F-892B-0153C2E010D0}" sibTransId="{C6470392-B547-42B7-BBE1-49D9BF3297A5}"/>
-    <dgm:cxn modelId="{916CD402-046A-49C3-919C-E8874C6452BD}" srcId="{C787D0C9-C4AA-4BF8-AAA9-EFDCDDDFB8C5}" destId="{B0DAEDAB-33B3-4821-A91B-D05361312CE9}" srcOrd="3" destOrd="0" parTransId="{1B396FDD-FE98-44AA-BBFD-EFDF9B52D4CD}" sibTransId="{2689B6F1-8FF1-4D68-9639-E8E505EA5AB0}"/>
-    <dgm:cxn modelId="{406D5952-C02E-4AFB-A20B-B1F33559A778}" type="presOf" srcId="{C787D0C9-C4AA-4BF8-AAA9-EFDCDDDFB8C5}" destId="{ECE2E50F-1EF0-49E9-A2A2-C09D34379E86}" srcOrd="0" destOrd="0" presId="urn:microsoft.com/office/officeart/2005/8/layout/process1"/>
-    <dgm:cxn modelId="{6275C2CD-F93C-400E-B369-8EAFA3A7BB57}" type="presOf" srcId="{2F2C6037-AE48-4650-B998-EBABF88D0464}" destId="{8D8E620F-A309-4628-986D-B0F92ABF739C}" srcOrd="1" destOrd="0" presId="urn:microsoft.com/office/officeart/2005/8/layout/process1"/>
-    <dgm:cxn modelId="{46A07B33-D020-42DE-BAD6-4C88C27355D3}" type="presOf" srcId="{D4DE5EA1-C98A-4001-96ED-0D8A4099152C}" destId="{CA09568C-529F-4056-BB14-75FC27EA3A57}" srcOrd="0" destOrd="0" presId="urn:microsoft.com/office/officeart/2005/8/layout/process1"/>
-    <dgm:cxn modelId="{F27277EA-BDDA-4005-9170-FBB0A209E462}" srcId="{C787D0C9-C4AA-4BF8-AAA9-EFDCDDDFB8C5}" destId="{CB734D05-6005-4A33-891F-8F6E9F0BE629}" srcOrd="0" destOrd="0" parTransId="{D88A1106-7499-4EC1-A955-12C926757BDC}" sibTransId="{2F2C6037-AE48-4650-B998-EBABF88D0464}"/>
-    <dgm:cxn modelId="{1A83979A-4DA3-4065-8D57-38D573930B9D}" type="presOf" srcId="{C6470392-B547-42B7-BBE1-49D9BF3297A5}" destId="{E6A79763-2175-4FE6-AF39-65BAD7E8A94D}" srcOrd="0" destOrd="0" presId="urn:microsoft.com/office/officeart/2005/8/layout/process1"/>
-    <dgm:cxn modelId="{DA25A604-83F0-45AA-A0B4-0B42CD699CDD}" type="presParOf" srcId="{ECE2E50F-1EF0-49E9-A2A2-C09D34379E86}" destId="{9346448E-7772-4989-9A73-02FD2DA61B93}" srcOrd="0" destOrd="0" presId="urn:microsoft.com/office/officeart/2005/8/layout/process1"/>
-    <dgm:cxn modelId="{203B9905-6EF3-4DC2-B984-5D1E8CFB7550}" type="presParOf" srcId="{ECE2E50F-1EF0-49E9-A2A2-C09D34379E86}" destId="{ABB6D0E9-231F-49FF-8F6A-CBD756BB2A07}" srcOrd="1" destOrd="0" presId="urn:microsoft.com/office/officeart/2005/8/layout/process1"/>
-    <dgm:cxn modelId="{D956C2DA-25D0-4207-AECA-701FDEE1802D}" type="presParOf" srcId="{ABB6D0E9-231F-49FF-8F6A-CBD756BB2A07}" destId="{8D8E620F-A309-4628-986D-B0F92ABF739C}" srcOrd="0" destOrd="0" presId="urn:microsoft.com/office/officeart/2005/8/layout/process1"/>
-    <dgm:cxn modelId="{D5267FDF-DF34-4DEC-B299-3DC7AF6DF2BA}" type="presParOf" srcId="{ECE2E50F-1EF0-49E9-A2A2-C09D34379E86}" destId="{45B120D8-A283-4DB0-AE48-CD1028B5A1CA}" srcOrd="2" destOrd="0" presId="urn:microsoft.com/office/officeart/2005/8/layout/process1"/>
-    <dgm:cxn modelId="{1146B208-B0DA-4BE4-A889-DF6D44ADF6D6}" type="presParOf" srcId="{ECE2E50F-1EF0-49E9-A2A2-C09D34379E86}" destId="{1C61394E-D32F-4A43-ADD4-F46D3A33D38F}" srcOrd="3" destOrd="0" presId="urn:microsoft.com/office/officeart/2005/8/layout/process1"/>
-    <dgm:cxn modelId="{96649A3C-6525-48FF-96CF-1A220B83B372}" type="presParOf" srcId="{1C61394E-D32F-4A43-ADD4-F46D3A33D38F}" destId="{38F30BB8-19AC-4F2C-997E-D6C87643D812}" srcOrd="0" destOrd="0" presId="urn:microsoft.com/office/officeart/2005/8/layout/process1"/>
-    <dgm:cxn modelId="{AEDE8616-8C41-4B98-9D78-11905CFEA648}" type="presParOf" srcId="{ECE2E50F-1EF0-49E9-A2A2-C09D34379E86}" destId="{CA09568C-529F-4056-BB14-75FC27EA3A57}" srcOrd="4" destOrd="0" presId="urn:microsoft.com/office/officeart/2005/8/layout/process1"/>
-    <dgm:cxn modelId="{7ACB6ADC-E1F3-4C10-B733-FD07C3D79741}" type="presParOf" srcId="{ECE2E50F-1EF0-49E9-A2A2-C09D34379E86}" destId="{E6A79763-2175-4FE6-AF39-65BAD7E8A94D}" srcOrd="5" destOrd="0" presId="urn:microsoft.com/office/officeart/2005/8/layout/process1"/>
-    <dgm:cxn modelId="{DBB0EB87-76C1-4B55-B393-AED6BAC1120E}" type="presParOf" srcId="{E6A79763-2175-4FE6-AF39-65BAD7E8A94D}" destId="{D17F71C8-684F-40E9-B9CF-89D188A27816}" srcOrd="0" destOrd="0" presId="urn:microsoft.com/office/officeart/2005/8/layout/process1"/>
-    <dgm:cxn modelId="{6ACEEED2-481A-40D1-A0B2-0B3C7B6B2EBF}" type="presParOf" srcId="{ECE2E50F-1EF0-49E9-A2A2-C09D34379E86}" destId="{FCE3B9A4-214A-4502-B3DF-ACB3E0BC61C7}" srcOrd="6" destOrd="0" presId="urn:microsoft.com/office/officeart/2005/8/layout/process1"/>
+    <dgm:cxn modelId="{6365CD8C-EB44-4D69-BBD9-89C1CFF5CC79}" type="presOf" srcId="{B2F67260-32B4-49EF-BEA7-6376ABEBC356}" destId="{45B120D8-A283-4DB0-AE48-CD1028B5A1CA}" srcOrd="0" destOrd="0" presId="urn:microsoft.com/office/officeart/2005/8/layout/process1"/>
+    <dgm:cxn modelId="{73FE6A15-CBC8-47C8-ABB4-C365E599B3A7}" type="presOf" srcId="{D4DE5EA1-C98A-4001-96ED-0D8A4099152C}" destId="{CA09568C-529F-4056-BB14-75FC27EA3A57}" srcOrd="0" destOrd="0" presId="urn:microsoft.com/office/officeart/2005/8/layout/process1"/>
+    <dgm:cxn modelId="{DAA6E8A2-FDFC-497F-A302-A8D75C55F5E1}" type="presOf" srcId="{2F2C6037-AE48-4650-B998-EBABF88D0464}" destId="{8D8E620F-A309-4628-986D-B0F92ABF739C}" srcOrd="1" destOrd="0" presId="urn:microsoft.com/office/officeart/2005/8/layout/process1"/>
+    <dgm:cxn modelId="{8221790D-0095-472E-B8D8-2F301D1E09B4}" type="presParOf" srcId="{ECE2E50F-1EF0-49E9-A2A2-C09D34379E86}" destId="{9346448E-7772-4989-9A73-02FD2DA61B93}" srcOrd="0" destOrd="0" presId="urn:microsoft.com/office/officeart/2005/8/layout/process1"/>
+    <dgm:cxn modelId="{F8A684BD-1806-46FD-816E-093EAFD0FCEC}" type="presParOf" srcId="{ECE2E50F-1EF0-49E9-A2A2-C09D34379E86}" destId="{ABB6D0E9-231F-49FF-8F6A-CBD756BB2A07}" srcOrd="1" destOrd="0" presId="urn:microsoft.com/office/officeart/2005/8/layout/process1"/>
+    <dgm:cxn modelId="{36EF54A7-7D3F-4117-96C9-6C199667D521}" type="presParOf" srcId="{ABB6D0E9-231F-49FF-8F6A-CBD756BB2A07}" destId="{8D8E620F-A309-4628-986D-B0F92ABF739C}" srcOrd="0" destOrd="0" presId="urn:microsoft.com/office/officeart/2005/8/layout/process1"/>
+    <dgm:cxn modelId="{60609B0B-9CEB-4AD1-91B9-BA51897F01DB}" type="presParOf" srcId="{ECE2E50F-1EF0-49E9-A2A2-C09D34379E86}" destId="{45B120D8-A283-4DB0-AE48-CD1028B5A1CA}" srcOrd="2" destOrd="0" presId="urn:microsoft.com/office/officeart/2005/8/layout/process1"/>
+    <dgm:cxn modelId="{CEF91977-2789-425C-86F5-6AE709B7AD84}" type="presParOf" srcId="{ECE2E50F-1EF0-49E9-A2A2-C09D34379E86}" destId="{1C61394E-D32F-4A43-ADD4-F46D3A33D38F}" srcOrd="3" destOrd="0" presId="urn:microsoft.com/office/officeart/2005/8/layout/process1"/>
+    <dgm:cxn modelId="{21689F65-CBF1-488E-B42D-FC11D359C241}" type="presParOf" srcId="{1C61394E-D32F-4A43-ADD4-F46D3A33D38F}" destId="{38F30BB8-19AC-4F2C-997E-D6C87643D812}" srcOrd="0" destOrd="0" presId="urn:microsoft.com/office/officeart/2005/8/layout/process1"/>
+    <dgm:cxn modelId="{4FBE1AE1-1434-48A6-8594-2363BB18AE74}" type="presParOf" srcId="{ECE2E50F-1EF0-49E9-A2A2-C09D34379E86}" destId="{CA09568C-529F-4056-BB14-75FC27EA3A57}" srcOrd="4" destOrd="0" presId="urn:microsoft.com/office/officeart/2005/8/layout/process1"/>
+    <dgm:cxn modelId="{659B4CC9-7F8F-4654-B5FD-FE7EEE303B9E}" type="presParOf" srcId="{ECE2E50F-1EF0-49E9-A2A2-C09D34379E86}" destId="{E6A79763-2175-4FE6-AF39-65BAD7E8A94D}" srcOrd="5" destOrd="0" presId="urn:microsoft.com/office/officeart/2005/8/layout/process1"/>
+    <dgm:cxn modelId="{F5130EBB-EB75-4C00-A437-B9A788E433A5}" type="presParOf" srcId="{E6A79763-2175-4FE6-AF39-65BAD7E8A94D}" destId="{D17F71C8-684F-40E9-B9CF-89D188A27816}" srcOrd="0" destOrd="0" presId="urn:microsoft.com/office/officeart/2005/8/layout/process1"/>
+    <dgm:cxn modelId="{6B8CF6B2-28F8-41CA-A714-BA74A3034913}" type="presParOf" srcId="{ECE2E50F-1EF0-49E9-A2A2-C09D34379E86}" destId="{FCE3B9A4-214A-4502-B3DF-ACB3E0BC61C7}" srcOrd="6" destOrd="0" presId="urn:microsoft.com/office/officeart/2005/8/layout/process1"/>
   </dgm:cxnLst>
   <dgm:bg/>
   <dgm:whole/>

--- a/Notes_SA2601010.docx
+++ b/Notes_SA2601010.docx
@@ -13668,6 +13668,24 @@
           <w:lang w:val="en-US"/>
         </w:rPr>
         <w:tab/>
+        <w:t>BeforeClass</w:t>
+      </w:r>
+    </w:p>
+    <w:p>
+      <w:pPr>
+        <w:rPr>
+          <w:sz w:val="24"/>
+          <w:szCs w:val="22"/>
+          <w:lang w:val="en-US"/>
+        </w:rPr>
+      </w:pPr>
+      <w:r>
+        <w:rPr>
+          <w:sz w:val="24"/>
+          <w:szCs w:val="22"/>
+          <w:lang w:val="en-US"/>
+        </w:rPr>
+        <w:tab/>
         <w:t>BeforeMethod</w:t>
       </w:r>
     </w:p>
@@ -13913,6 +13931,141 @@
           <w:szCs w:val="22"/>
           <w:lang w:val="en-US"/>
         </w:rPr>
+        <w:tab/>
+        <w:t>AfterClass</w:t>
+      </w:r>
+    </w:p>
+    <w:p>
+      <w:pPr>
+        <w:rPr>
+          <w:sz w:val="24"/>
+          <w:szCs w:val="22"/>
+          <w:lang w:val="en-US"/>
+        </w:rPr>
+      </w:pPr>
+      <w:r>
+        <w:rPr>
+          <w:sz w:val="24"/>
+          <w:szCs w:val="22"/>
+          <w:lang w:val="en-US"/>
+        </w:rPr>
+        <w:tab/>
+        <w:t>BeforeClass</w:t>
+      </w:r>
+    </w:p>
+    <w:p>
+      <w:pPr>
+        <w:rPr>
+          <w:sz w:val="24"/>
+          <w:szCs w:val="22"/>
+          <w:lang w:val="en-US"/>
+        </w:rPr>
+      </w:pPr>
+      <w:r>
+        <w:rPr>
+          <w:sz w:val="24"/>
+          <w:szCs w:val="22"/>
+          <w:lang w:val="en-US"/>
+        </w:rPr>
+        <w:tab/>
+      </w:r>
+      <w:r>
+        <w:rPr>
+          <w:sz w:val="24"/>
+          <w:szCs w:val="22"/>
+          <w:lang w:val="en-US"/>
+        </w:rPr>
+        <w:tab/>
+        <w:t>Test 1</w:t>
+      </w:r>
+    </w:p>
+    <w:p>
+      <w:pPr>
+        <w:rPr>
+          <w:sz w:val="24"/>
+          <w:szCs w:val="22"/>
+          <w:lang w:val="en-US"/>
+        </w:rPr>
+      </w:pPr>
+      <w:r>
+        <w:rPr>
+          <w:sz w:val="24"/>
+          <w:szCs w:val="22"/>
+          <w:lang w:val="en-US"/>
+        </w:rPr>
+        <w:tab/>
+      </w:r>
+      <w:r>
+        <w:rPr>
+          <w:sz w:val="24"/>
+          <w:szCs w:val="22"/>
+          <w:lang w:val="en-US"/>
+        </w:rPr>
+        <w:tab/>
+        <w:t>Test 2</w:t>
+      </w:r>
+    </w:p>
+    <w:p>
+      <w:pPr>
+        <w:rPr>
+          <w:sz w:val="24"/>
+          <w:szCs w:val="22"/>
+          <w:lang w:val="en-US"/>
+        </w:rPr>
+      </w:pPr>
+      <w:r>
+        <w:rPr>
+          <w:sz w:val="24"/>
+          <w:szCs w:val="22"/>
+          <w:lang w:val="en-US"/>
+        </w:rPr>
+        <w:tab/>
+      </w:r>
+      <w:r>
+        <w:rPr>
+          <w:sz w:val="24"/>
+          <w:szCs w:val="22"/>
+          <w:lang w:val="en-US"/>
+        </w:rPr>
+        <w:tab/>
+        <w:t>Test 3</w:t>
+      </w:r>
+      <w:bookmarkStart w:id="0" w:name="_GoBack"/>
+      <w:bookmarkEnd w:id="0"/>
+    </w:p>
+    <w:p>
+      <w:pPr>
+        <w:rPr>
+          <w:sz w:val="24"/>
+          <w:szCs w:val="22"/>
+          <w:lang w:val="en-US"/>
+        </w:rPr>
+      </w:pPr>
+      <w:r>
+        <w:rPr>
+          <w:sz w:val="24"/>
+          <w:szCs w:val="22"/>
+          <w:lang w:val="en-US"/>
+        </w:rPr>
+        <w:lastRenderedPageBreak/>
+        <w:tab/>
+        <w:t>AfterClass</w:t>
+      </w:r>
+    </w:p>
+    <w:p>
+      <w:pPr>
+        <w:rPr>
+          <w:sz w:val="24"/>
+          <w:szCs w:val="22"/>
+          <w:lang w:val="en-US"/>
+        </w:rPr>
+      </w:pPr>
+      <w:r>
+        <w:rPr>
+          <w:sz w:val="24"/>
+          <w:szCs w:val="22"/>
+          <w:lang w:val="en-US"/>
+        </w:rPr>
         <w:t>AfterTest</w:t>
       </w:r>
     </w:p>
@@ -14009,25 +14162,354 @@
           <w:szCs w:val="22"/>
           <w:lang w:val="en-US"/>
         </w:rPr>
-        <w:lastRenderedPageBreak/>
         <w:t>@DataProvider is the method that will pass the data to @Test case. So the single test will get executed for multiple times.</w:t>
       </w:r>
     </w:p>
     <w:p>
       <w:pPr>
+        <w:rPr>
+          <w:sz w:val="24"/>
+          <w:szCs w:val="22"/>
+          <w:lang w:val="en-US"/>
+        </w:rPr>
+      </w:pPr>
+    </w:p>
+    <w:p>
+      <w:pPr>
+        <w:rPr>
+          <w:b/>
+          <w:bCs/>
+          <w:sz w:val="24"/>
+          <w:szCs w:val="22"/>
+          <w:lang w:val="en-US"/>
+        </w:rPr>
+      </w:pPr>
+      <w:r>
+        <w:rPr>
+          <w:b/>
+          <w:bCs/>
+          <w:sz w:val="24"/>
+          <w:szCs w:val="22"/>
+          <w:lang w:val="en-US"/>
+        </w:rPr>
+        <w:t>Assertion</w:t>
+      </w:r>
+    </w:p>
+    <w:p>
+      <w:pPr>
         <w:pStyle w:val="ListParagraph"/>
         <w:numPr>
           <w:ilvl w:val="0"/>
-          <w:numId w:val="37"/>
-        </w:numPr>
-        <w:rPr>
-          <w:sz w:val="24"/>
-          <w:szCs w:val="22"/>
-          <w:lang w:val="en-US"/>
-        </w:rPr>
-      </w:pPr>
-      <w:bookmarkStart w:id="0" w:name="_GoBack"/>
-      <w:bookmarkEnd w:id="0"/>
+          <w:numId w:val="38"/>
+        </w:numPr>
+        <w:rPr>
+          <w:b/>
+          <w:bCs/>
+          <w:sz w:val="24"/>
+          <w:szCs w:val="22"/>
+          <w:lang w:val="en-US"/>
+        </w:rPr>
+      </w:pPr>
+      <w:r>
+        <w:rPr>
+          <w:sz w:val="24"/>
+          <w:szCs w:val="22"/>
+          <w:lang w:val="en-US"/>
+        </w:rPr>
+        <w:t>This is the technique via which you can mark any test case as pass or fail in report.</w:t>
+      </w:r>
+    </w:p>
+    <w:p>
+      <w:pPr>
+        <w:pStyle w:val="ListParagraph"/>
+        <w:numPr>
+          <w:ilvl w:val="0"/>
+          <w:numId w:val="38"/>
+        </w:numPr>
+        <w:rPr>
+          <w:b/>
+          <w:bCs/>
+          <w:sz w:val="24"/>
+          <w:szCs w:val="22"/>
+          <w:lang w:val="en-US"/>
+        </w:rPr>
+      </w:pPr>
+      <w:r>
+        <w:rPr>
+          <w:sz w:val="24"/>
+          <w:szCs w:val="22"/>
+          <w:lang w:val="en-US"/>
+        </w:rPr>
+        <w:t>Types</w:t>
+      </w:r>
+    </w:p>
+    <w:p>
+      <w:pPr>
+        <w:pStyle w:val="ListParagraph"/>
+        <w:numPr>
+          <w:ilvl w:val="1"/>
+          <w:numId w:val="38"/>
+        </w:numPr>
+        <w:rPr>
+          <w:b/>
+          <w:bCs/>
+          <w:sz w:val="24"/>
+          <w:szCs w:val="22"/>
+          <w:lang w:val="en-US"/>
+        </w:rPr>
+      </w:pPr>
+      <w:r>
+        <w:rPr>
+          <w:sz w:val="24"/>
+          <w:szCs w:val="22"/>
+          <w:lang w:val="en-US"/>
+        </w:rPr>
+        <w:t>??</w:t>
+      </w:r>
+    </w:p>
+    <w:p>
+      <w:pPr>
+        <w:pStyle w:val="ListParagraph"/>
+        <w:numPr>
+          <w:ilvl w:val="1"/>
+          <w:numId w:val="38"/>
+        </w:numPr>
+        <w:rPr>
+          <w:b/>
+          <w:bCs/>
+          <w:sz w:val="24"/>
+          <w:szCs w:val="22"/>
+          <w:lang w:val="en-US"/>
+        </w:rPr>
+      </w:pPr>
+      <w:r>
+        <w:rPr>
+          <w:sz w:val="24"/>
+          <w:szCs w:val="22"/>
+          <w:lang w:val="en-US"/>
+        </w:rPr>
+        <w:t>??</w:t>
+      </w:r>
+    </w:p>
+    <w:p>
+      <w:pPr>
+        <w:pStyle w:val="ListParagraph"/>
+        <w:numPr>
+          <w:ilvl w:val="0"/>
+          <w:numId w:val="38"/>
+        </w:numPr>
+        <w:rPr>
+          <w:b/>
+          <w:bCs/>
+          <w:sz w:val="24"/>
+          <w:szCs w:val="22"/>
+          <w:lang w:val="en-US"/>
+        </w:rPr>
+      </w:pPr>
+      <w:r>
+        <w:rPr>
+          <w:sz w:val="24"/>
+          <w:szCs w:val="22"/>
+          <w:lang w:val="en-US"/>
+        </w:rPr>
+        <w:t xml:space="preserve">Will throw the exception as </w:t>
+      </w:r>
+      <w:r>
+        <w:rPr>
+          <w:b/>
+          <w:bCs/>
+          <w:sz w:val="24"/>
+          <w:szCs w:val="22"/>
+          <w:lang w:val="en-US"/>
+        </w:rPr>
+        <w:t>AssertionError</w:t>
+      </w:r>
+      <w:r>
+        <w:rPr>
+          <w:sz w:val="24"/>
+          <w:szCs w:val="22"/>
+          <w:lang w:val="en-US"/>
+        </w:rPr>
+        <w:t xml:space="preserve"> if @Test is getting fail.</w:t>
+      </w:r>
+    </w:p>
+    <w:p>
+      <w:pPr>
+        <w:rPr>
+          <w:b/>
+          <w:bCs/>
+          <w:sz w:val="24"/>
+          <w:szCs w:val="22"/>
+          <w:lang w:val="en-US"/>
+        </w:rPr>
+      </w:pPr>
+    </w:p>
+    <w:p>
+      <w:pPr>
+        <w:rPr>
+          <w:b/>
+          <w:bCs/>
+          <w:sz w:val="24"/>
+          <w:szCs w:val="22"/>
+          <w:lang w:val="en-US"/>
+        </w:rPr>
+      </w:pPr>
+      <w:r>
+        <w:rPr>
+          <w:b/>
+          <w:bCs/>
+          <w:sz w:val="24"/>
+          <w:szCs w:val="22"/>
+          <w:lang w:val="en-US"/>
+        </w:rPr>
+        <w:t>XML Execution (Execution of test(s) via xml file)</w:t>
+      </w:r>
+    </w:p>
+    <w:p>
+      <w:pPr>
+        <w:pStyle w:val="ListParagraph"/>
+        <w:numPr>
+          <w:ilvl w:val="0"/>
+          <w:numId w:val="39"/>
+        </w:numPr>
+        <w:rPr>
+          <w:sz w:val="24"/>
+          <w:szCs w:val="22"/>
+          <w:lang w:val="en-US"/>
+        </w:rPr>
+      </w:pPr>
+      <w:r>
+        <w:rPr>
+          <w:sz w:val="24"/>
+          <w:szCs w:val="22"/>
+          <w:lang w:val="en-US"/>
+        </w:rPr>
+        <w:t>You can execute / skip single test / multiple tests via XML file</w:t>
+      </w:r>
+    </w:p>
+    <w:p>
+      <w:pPr>
+        <w:pStyle w:val="ListParagraph"/>
+        <w:numPr>
+          <w:ilvl w:val="0"/>
+          <w:numId w:val="39"/>
+        </w:numPr>
+        <w:rPr>
+          <w:sz w:val="24"/>
+          <w:szCs w:val="22"/>
+          <w:lang w:val="en-US"/>
+        </w:rPr>
+      </w:pPr>
+      <w:r>
+        <w:rPr>
+          <w:sz w:val="24"/>
+          <w:szCs w:val="22"/>
+          <w:lang w:val="en-US"/>
+        </w:rPr>
+        <w:t>You can execute only TestNG classes via XML file</w:t>
+      </w:r>
+    </w:p>
+    <w:p>
+      <w:pPr>
+        <w:pStyle w:val="ListParagraph"/>
+        <w:numPr>
+          <w:ilvl w:val="0"/>
+          <w:numId w:val="39"/>
+        </w:numPr>
+        <w:rPr>
+          <w:sz w:val="24"/>
+          <w:szCs w:val="22"/>
+          <w:lang w:val="en-US"/>
+        </w:rPr>
+      </w:pPr>
+      <w:r>
+        <w:rPr>
+          <w:sz w:val="24"/>
+          <w:szCs w:val="22"/>
+          <w:lang w:val="en-US"/>
+        </w:rPr>
+        <w:t>Points to be noted</w:t>
+      </w:r>
+    </w:p>
+    <w:p>
+      <w:pPr>
+        <w:pStyle w:val="ListParagraph"/>
+        <w:numPr>
+          <w:ilvl w:val="1"/>
+          <w:numId w:val="39"/>
+        </w:numPr>
+        <w:rPr>
+          <w:sz w:val="24"/>
+          <w:szCs w:val="22"/>
+          <w:lang w:val="en-US"/>
+        </w:rPr>
+      </w:pPr>
+      <w:r>
+        <w:rPr>
+          <w:sz w:val="24"/>
+          <w:szCs w:val="22"/>
+          <w:lang w:val="en-US"/>
+        </w:rPr>
+        <w:t>All the tags are pre-defined</w:t>
+      </w:r>
+    </w:p>
+    <w:p>
+      <w:pPr>
+        <w:pStyle w:val="ListParagraph"/>
+        <w:numPr>
+          <w:ilvl w:val="1"/>
+          <w:numId w:val="39"/>
+        </w:numPr>
+        <w:rPr>
+          <w:sz w:val="24"/>
+          <w:szCs w:val="22"/>
+          <w:lang w:val="en-US"/>
+        </w:rPr>
+      </w:pPr>
+      <w:r>
+        <w:rPr>
+          <w:sz w:val="24"/>
+          <w:szCs w:val="22"/>
+          <w:lang w:val="en-US"/>
+        </w:rPr>
+        <w:t>All the tags are case sensitive</w:t>
+      </w:r>
+    </w:p>
+    <w:p>
+      <w:pPr>
+        <w:pStyle w:val="ListParagraph"/>
+        <w:numPr>
+          <w:ilvl w:val="1"/>
+          <w:numId w:val="39"/>
+        </w:numPr>
+        <w:rPr>
+          <w:sz w:val="24"/>
+          <w:szCs w:val="22"/>
+          <w:lang w:val="en-US"/>
+        </w:rPr>
+      </w:pPr>
+      <w:r>
+        <w:rPr>
+          <w:sz w:val="24"/>
+          <w:szCs w:val="22"/>
+          <w:lang w:val="en-US"/>
+        </w:rPr>
+        <w:t>You cannot alter the flow / sequence of tags</w:t>
+      </w:r>
+    </w:p>
+    <w:p>
+      <w:pPr>
+        <w:pStyle w:val="ListParagraph"/>
+        <w:numPr>
+          <w:ilvl w:val="1"/>
+          <w:numId w:val="39"/>
+        </w:numPr>
+        <w:rPr>
+          <w:sz w:val="24"/>
+          <w:szCs w:val="22"/>
+          <w:lang w:val="en-US"/>
+        </w:rPr>
+      </w:pPr>
     </w:p>
     <w:sectPr>
       <w:pgSz w:w="11906" w:h="16838"/>
@@ -15388,6 +15870,119 @@
     </w:lvl>
   </w:abstractNum>
   <w:abstractNum w:abstractNumId="13">
+    <w:nsid w:val="353C7880"/>
+    <w:multiLevelType w:val="hybridMultilevel"/>
+    <w:tmpl w:val="38CAF664"/>
+    <w:lvl w:ilvl="0" w:tplc="40090001">
+      <w:start w:val="1"/>
+      <w:numFmt w:val="bullet"/>
+      <w:lvlText w:val=""/>
+      <w:lvlJc w:val="left"/>
+      <w:pPr>
+        <w:ind w:left="720" w:hanging="360"/>
+      </w:pPr>
+      <w:rPr>
+        <w:rFonts w:ascii="Symbol" w:hAnsi="Symbol" w:hint="default"/>
+      </w:rPr>
+    </w:lvl>
+    <w:lvl w:ilvl="1" w:tplc="40090003">
+      <w:start w:val="1"/>
+      <w:numFmt w:val="bullet"/>
+      <w:lvlText w:val="o"/>
+      <w:lvlJc w:val="left"/>
+      <w:pPr>
+        <w:ind w:left="1440" w:hanging="360"/>
+      </w:pPr>
+      <w:rPr>
+        <w:rFonts w:ascii="Courier New" w:hAnsi="Courier New" w:cs="Courier New" w:hint="default"/>
+      </w:rPr>
+    </w:lvl>
+    <w:lvl w:ilvl="2" w:tplc="40090005" w:tentative="1">
+      <w:start w:val="1"/>
+      <w:numFmt w:val="bullet"/>
+      <w:lvlText w:val=""/>
+      <w:lvlJc w:val="left"/>
+      <w:pPr>
+        <w:ind w:left="2160" w:hanging="360"/>
+      </w:pPr>
+      <w:rPr>
+        <w:rFonts w:ascii="Wingdings" w:hAnsi="Wingdings" w:hint="default"/>
+      </w:rPr>
+    </w:lvl>
+    <w:lvl w:ilvl="3" w:tplc="40090001" w:tentative="1">
+      <w:start w:val="1"/>
+      <w:numFmt w:val="bullet"/>
+      <w:lvlText w:val=""/>
+      <w:lvlJc w:val="left"/>
+      <w:pPr>
+        <w:ind w:left="2880" w:hanging="360"/>
+      </w:pPr>
+      <w:rPr>
+        <w:rFonts w:ascii="Symbol" w:hAnsi="Symbol" w:hint="default"/>
+      </w:rPr>
+    </w:lvl>
+    <w:lvl w:ilvl="4" w:tplc="40090003" w:tentative="1">
+      <w:start w:val="1"/>
+      <w:numFmt w:val="bullet"/>
+      <w:lvlText w:val="o"/>
+      <w:lvlJc w:val="left"/>
+      <w:pPr>
+        <w:ind w:left="3600" w:hanging="360"/>
+      </w:pPr>
+      <w:rPr>
+        <w:rFonts w:ascii="Courier New" w:hAnsi="Courier New" w:cs="Courier New" w:hint="default"/>
+      </w:rPr>
+    </w:lvl>
+    <w:lvl w:ilvl="5" w:tplc="40090005" w:tentative="1">
+      <w:start w:val="1"/>
+      <w:numFmt w:val="bullet"/>
+      <w:lvlText w:val=""/>
+      <w:lvlJc w:val="left"/>
+      <w:pPr>
+        <w:ind w:left="4320" w:hanging="360"/>
+      </w:pPr>
+      <w:rPr>
+        <w:rFonts w:ascii="Wingdings" w:hAnsi="Wingdings" w:hint="default"/>
+      </w:rPr>
+    </w:lvl>
+    <w:lvl w:ilvl="6" w:tplc="40090001" w:tentative="1">
+      <w:start w:val="1"/>
+      <w:numFmt w:val="bullet"/>
+      <w:lvlText w:val=""/>
+      <w:lvlJc w:val="left"/>
+      <w:pPr>
+        <w:ind w:left="5040" w:hanging="360"/>
+      </w:pPr>
+      <w:rPr>
+        <w:rFonts w:ascii="Symbol" w:hAnsi="Symbol" w:hint="default"/>
+      </w:rPr>
+    </w:lvl>
+    <w:lvl w:ilvl="7" w:tplc="40090003" w:tentative="1">
+      <w:start w:val="1"/>
+      <w:numFmt w:val="bullet"/>
+      <w:lvlText w:val="o"/>
+      <w:lvlJc w:val="left"/>
+      <w:pPr>
+        <w:ind w:left="5760" w:hanging="360"/>
+      </w:pPr>
+      <w:rPr>
+        <w:rFonts w:ascii="Courier New" w:hAnsi="Courier New" w:cs="Courier New" w:hint="default"/>
+      </w:rPr>
+    </w:lvl>
+    <w:lvl w:ilvl="8" w:tplc="40090005" w:tentative="1">
+      <w:start w:val="1"/>
+      <w:numFmt w:val="bullet"/>
+      <w:lvlText w:val=""/>
+      <w:lvlJc w:val="left"/>
+      <w:pPr>
+        <w:ind w:left="6480" w:hanging="360"/>
+      </w:pPr>
+      <w:rPr>
+        <w:rFonts w:ascii="Wingdings" w:hAnsi="Wingdings" w:hint="default"/>
+      </w:rPr>
+    </w:lvl>
+  </w:abstractNum>
+  <w:abstractNum w:abstractNumId="14">
     <w:nsid w:val="390953F8"/>
     <w:multiLevelType w:val="hybridMultilevel"/>
     <w:tmpl w:val="13E456E4"/>
@@ -15473,7 +16068,7 @@
       </w:pPr>
     </w:lvl>
   </w:abstractNum>
-  <w:abstractNum w:abstractNumId="14">
+  <w:abstractNum w:abstractNumId="15">
     <w:nsid w:val="39C87324"/>
     <w:multiLevelType w:val="hybridMultilevel"/>
     <w:tmpl w:val="DB9EB66C"/>
@@ -15586,7 +16181,7 @@
       </w:rPr>
     </w:lvl>
   </w:abstractNum>
-  <w:abstractNum w:abstractNumId="15">
+  <w:abstractNum w:abstractNumId="16">
     <w:nsid w:val="3A464A66"/>
     <w:multiLevelType w:val="hybridMultilevel"/>
     <w:tmpl w:val="B9BE5E06"/>
@@ -15675,7 +16270,7 @@
       </w:pPr>
     </w:lvl>
   </w:abstractNum>
-  <w:abstractNum w:abstractNumId="16">
+  <w:abstractNum w:abstractNumId="17">
     <w:nsid w:val="3C875259"/>
     <w:multiLevelType w:val="hybridMultilevel"/>
     <w:tmpl w:val="CA62BF82"/>
@@ -15764,7 +16359,7 @@
       </w:pPr>
     </w:lvl>
   </w:abstractNum>
-  <w:abstractNum w:abstractNumId="17">
+  <w:abstractNum w:abstractNumId="18">
     <w:nsid w:val="3FB25765"/>
     <w:multiLevelType w:val="hybridMultilevel"/>
     <w:tmpl w:val="2286C50C"/>
@@ -15853,7 +16448,7 @@
       </w:pPr>
     </w:lvl>
   </w:abstractNum>
-  <w:abstractNum w:abstractNumId="18">
+  <w:abstractNum w:abstractNumId="19">
     <w:nsid w:val="402B0604"/>
     <w:multiLevelType w:val="hybridMultilevel"/>
     <w:tmpl w:val="D8EEBC8C"/>
@@ -15966,7 +16561,7 @@
       </w:rPr>
     </w:lvl>
   </w:abstractNum>
-  <w:abstractNum w:abstractNumId="19">
+  <w:abstractNum w:abstractNumId="20">
     <w:nsid w:val="40FE0FCF"/>
     <w:multiLevelType w:val="hybridMultilevel"/>
     <w:tmpl w:val="39DC3034"/>
@@ -16079,7 +16674,7 @@
       </w:rPr>
     </w:lvl>
   </w:abstractNum>
-  <w:abstractNum w:abstractNumId="20">
+  <w:abstractNum w:abstractNumId="21">
     <w:nsid w:val="475E2AA1"/>
     <w:multiLevelType w:val="hybridMultilevel"/>
     <w:tmpl w:val="8A50C5CE"/>
@@ -16168,7 +16763,7 @@
       </w:pPr>
     </w:lvl>
   </w:abstractNum>
-  <w:abstractNum w:abstractNumId="21">
+  <w:abstractNum w:abstractNumId="22">
     <w:nsid w:val="496607A1"/>
     <w:multiLevelType w:val="hybridMultilevel"/>
     <w:tmpl w:val="D6727F44"/>
@@ -16281,7 +16876,7 @@
       </w:rPr>
     </w:lvl>
   </w:abstractNum>
-  <w:abstractNum w:abstractNumId="22">
+  <w:abstractNum w:abstractNumId="23">
     <w:nsid w:val="49B72ACE"/>
     <w:multiLevelType w:val="hybridMultilevel"/>
     <w:tmpl w:val="F09897B0"/>
@@ -16370,7 +16965,7 @@
       </w:pPr>
     </w:lvl>
   </w:abstractNum>
-  <w:abstractNum w:abstractNumId="23">
+  <w:abstractNum w:abstractNumId="24">
     <w:nsid w:val="52764C0C"/>
     <w:multiLevelType w:val="hybridMultilevel"/>
     <w:tmpl w:val="080E6010"/>
@@ -16459,7 +17054,7 @@
       </w:pPr>
     </w:lvl>
   </w:abstractNum>
-  <w:abstractNum w:abstractNumId="24">
+  <w:abstractNum w:abstractNumId="25">
     <w:nsid w:val="56BB04A8"/>
     <w:multiLevelType w:val="hybridMultilevel"/>
     <w:tmpl w:val="7FDC8606"/>
@@ -16572,7 +17167,7 @@
       </w:rPr>
     </w:lvl>
   </w:abstractNum>
-  <w:abstractNum w:abstractNumId="25">
+  <w:abstractNum w:abstractNumId="26">
     <w:nsid w:val="58671E31"/>
     <w:multiLevelType w:val="hybridMultilevel"/>
     <w:tmpl w:val="D23271B4"/>
@@ -16661,7 +17256,7 @@
       </w:pPr>
     </w:lvl>
   </w:abstractNum>
-  <w:abstractNum w:abstractNumId="26">
+  <w:abstractNum w:abstractNumId="27">
     <w:nsid w:val="5963738B"/>
     <w:multiLevelType w:val="hybridMultilevel"/>
     <w:tmpl w:val="8D50AB70"/>
@@ -16750,7 +17345,7 @@
       </w:pPr>
     </w:lvl>
   </w:abstractNum>
-  <w:abstractNum w:abstractNumId="27">
+  <w:abstractNum w:abstractNumId="28">
     <w:nsid w:val="5C58581A"/>
     <w:multiLevelType w:val="hybridMultilevel"/>
     <w:tmpl w:val="3D4E3154"/>
@@ -16863,7 +17458,7 @@
       </w:rPr>
     </w:lvl>
   </w:abstractNum>
-  <w:abstractNum w:abstractNumId="28">
+  <w:abstractNum w:abstractNumId="29">
     <w:nsid w:val="5F383176"/>
     <w:multiLevelType w:val="hybridMultilevel"/>
     <w:tmpl w:val="4C76D014"/>
@@ -16976,7 +17571,7 @@
       </w:rPr>
     </w:lvl>
   </w:abstractNum>
-  <w:abstractNum w:abstractNumId="29">
+  <w:abstractNum w:abstractNumId="30">
     <w:nsid w:val="64887AB4"/>
     <w:multiLevelType w:val="hybridMultilevel"/>
     <w:tmpl w:val="D67CE9E8"/>
@@ -17065,7 +17660,7 @@
       </w:pPr>
     </w:lvl>
   </w:abstractNum>
-  <w:abstractNum w:abstractNumId="30">
+  <w:abstractNum w:abstractNumId="31">
     <w:nsid w:val="649E4E2C"/>
     <w:multiLevelType w:val="hybridMultilevel"/>
     <w:tmpl w:val="5DB8C8EC"/>
@@ -17178,7 +17773,7 @@
       </w:rPr>
     </w:lvl>
   </w:abstractNum>
-  <w:abstractNum w:abstractNumId="31">
+  <w:abstractNum w:abstractNumId="32">
     <w:nsid w:val="66C96AEF"/>
     <w:multiLevelType w:val="hybridMultilevel"/>
     <w:tmpl w:val="2DDCC122"/>
@@ -17291,7 +17886,7 @@
       </w:rPr>
     </w:lvl>
   </w:abstractNum>
-  <w:abstractNum w:abstractNumId="32">
+  <w:abstractNum w:abstractNumId="33">
     <w:nsid w:val="6DF222BD"/>
     <w:multiLevelType w:val="hybridMultilevel"/>
     <w:tmpl w:val="CB58A112"/>
@@ -17404,7 +17999,7 @@
       </w:rPr>
     </w:lvl>
   </w:abstractNum>
-  <w:abstractNum w:abstractNumId="33">
+  <w:abstractNum w:abstractNumId="34">
     <w:nsid w:val="700B3448"/>
     <w:multiLevelType w:val="hybridMultilevel"/>
     <w:tmpl w:val="D4F8B1EA"/>
@@ -17493,7 +18088,7 @@
       </w:pPr>
     </w:lvl>
   </w:abstractNum>
-  <w:abstractNum w:abstractNumId="34">
+  <w:abstractNum w:abstractNumId="35">
     <w:nsid w:val="7BD5777C"/>
     <w:multiLevelType w:val="hybridMultilevel"/>
     <w:tmpl w:val="53D46EE2"/>
@@ -17582,7 +18177,7 @@
       </w:pPr>
     </w:lvl>
   </w:abstractNum>
-  <w:abstractNum w:abstractNumId="35">
+  <w:abstractNum w:abstractNumId="36">
     <w:nsid w:val="7BF715C6"/>
     <w:multiLevelType w:val="hybridMultilevel"/>
     <w:tmpl w:val="F8B83480"/>
@@ -17671,7 +18266,7 @@
       </w:pPr>
     </w:lvl>
   </w:abstractNum>
-  <w:abstractNum w:abstractNumId="36">
+  <w:abstractNum w:abstractNumId="37">
     <w:nsid w:val="7C2320E0"/>
     <w:multiLevelType w:val="hybridMultilevel"/>
     <w:tmpl w:val="B4EC2F1C"/>
@@ -17784,17 +18379,130 @@
       </w:rPr>
     </w:lvl>
   </w:abstractNum>
+  <w:abstractNum w:abstractNumId="38">
+    <w:nsid w:val="7E2F2A24"/>
+    <w:multiLevelType w:val="hybridMultilevel"/>
+    <w:tmpl w:val="CF9414DC"/>
+    <w:lvl w:ilvl="0" w:tplc="40090001">
+      <w:start w:val="1"/>
+      <w:numFmt w:val="bullet"/>
+      <w:lvlText w:val=""/>
+      <w:lvlJc w:val="left"/>
+      <w:pPr>
+        <w:ind w:left="720" w:hanging="360"/>
+      </w:pPr>
+      <w:rPr>
+        <w:rFonts w:ascii="Symbol" w:hAnsi="Symbol" w:hint="default"/>
+      </w:rPr>
+    </w:lvl>
+    <w:lvl w:ilvl="1" w:tplc="40090003">
+      <w:start w:val="1"/>
+      <w:numFmt w:val="bullet"/>
+      <w:lvlText w:val="o"/>
+      <w:lvlJc w:val="left"/>
+      <w:pPr>
+        <w:ind w:left="1440" w:hanging="360"/>
+      </w:pPr>
+      <w:rPr>
+        <w:rFonts w:ascii="Courier New" w:hAnsi="Courier New" w:cs="Courier New" w:hint="default"/>
+      </w:rPr>
+    </w:lvl>
+    <w:lvl w:ilvl="2" w:tplc="40090005" w:tentative="1">
+      <w:start w:val="1"/>
+      <w:numFmt w:val="bullet"/>
+      <w:lvlText w:val=""/>
+      <w:lvlJc w:val="left"/>
+      <w:pPr>
+        <w:ind w:left="2160" w:hanging="360"/>
+      </w:pPr>
+      <w:rPr>
+        <w:rFonts w:ascii="Wingdings" w:hAnsi="Wingdings" w:hint="default"/>
+      </w:rPr>
+    </w:lvl>
+    <w:lvl w:ilvl="3" w:tplc="40090001" w:tentative="1">
+      <w:start w:val="1"/>
+      <w:numFmt w:val="bullet"/>
+      <w:lvlText w:val=""/>
+      <w:lvlJc w:val="left"/>
+      <w:pPr>
+        <w:ind w:left="2880" w:hanging="360"/>
+      </w:pPr>
+      <w:rPr>
+        <w:rFonts w:ascii="Symbol" w:hAnsi="Symbol" w:hint="default"/>
+      </w:rPr>
+    </w:lvl>
+    <w:lvl w:ilvl="4" w:tplc="40090003" w:tentative="1">
+      <w:start w:val="1"/>
+      <w:numFmt w:val="bullet"/>
+      <w:lvlText w:val="o"/>
+      <w:lvlJc w:val="left"/>
+      <w:pPr>
+        <w:ind w:left="3600" w:hanging="360"/>
+      </w:pPr>
+      <w:rPr>
+        <w:rFonts w:ascii="Courier New" w:hAnsi="Courier New" w:cs="Courier New" w:hint="default"/>
+      </w:rPr>
+    </w:lvl>
+    <w:lvl w:ilvl="5" w:tplc="40090005" w:tentative="1">
+      <w:start w:val="1"/>
+      <w:numFmt w:val="bullet"/>
+      <w:lvlText w:val=""/>
+      <w:lvlJc w:val="left"/>
+      <w:pPr>
+        <w:ind w:left="4320" w:hanging="360"/>
+      </w:pPr>
+      <w:rPr>
+        <w:rFonts w:ascii="Wingdings" w:hAnsi="Wingdings" w:hint="default"/>
+      </w:rPr>
+    </w:lvl>
+    <w:lvl w:ilvl="6" w:tplc="40090001" w:tentative="1">
+      <w:start w:val="1"/>
+      <w:numFmt w:val="bullet"/>
+      <w:lvlText w:val=""/>
+      <w:lvlJc w:val="left"/>
+      <w:pPr>
+        <w:ind w:left="5040" w:hanging="360"/>
+      </w:pPr>
+      <w:rPr>
+        <w:rFonts w:ascii="Symbol" w:hAnsi="Symbol" w:hint="default"/>
+      </w:rPr>
+    </w:lvl>
+    <w:lvl w:ilvl="7" w:tplc="40090003" w:tentative="1">
+      <w:start w:val="1"/>
+      <w:numFmt w:val="bullet"/>
+      <w:lvlText w:val="o"/>
+      <w:lvlJc w:val="left"/>
+      <w:pPr>
+        <w:ind w:left="5760" w:hanging="360"/>
+      </w:pPr>
+      <w:rPr>
+        <w:rFonts w:ascii="Courier New" w:hAnsi="Courier New" w:cs="Courier New" w:hint="default"/>
+      </w:rPr>
+    </w:lvl>
+    <w:lvl w:ilvl="8" w:tplc="40090005" w:tentative="1">
+      <w:start w:val="1"/>
+      <w:numFmt w:val="bullet"/>
+      <w:lvlText w:val=""/>
+      <w:lvlJc w:val="left"/>
+      <w:pPr>
+        <w:ind w:left="6480" w:hanging="360"/>
+      </w:pPr>
+      <w:rPr>
+        <w:rFonts w:ascii="Wingdings" w:hAnsi="Wingdings" w:hint="default"/>
+      </w:rPr>
+    </w:lvl>
+  </w:abstractNum>
   <w:num w:numId="1">
-    <w:abstractNumId w:val="19"/>
+    <w:abstractNumId w:val="20"/>
   </w:num>
   <w:num w:numId="2">
-    <w:abstractNumId w:val="21"/>
+    <w:abstractNumId w:val="22"/>
   </w:num>
   <w:num w:numId="3">
-    <w:abstractNumId w:val="33"/>
+    <w:abstractNumId w:val="34"/>
   </w:num>
   <w:num w:numId="4">
-    <w:abstractNumId w:val="13"/>
+    <w:abstractNumId w:val="14"/>
   </w:num>
   <w:num w:numId="5">
     <w:abstractNumId w:val="2"/>
@@ -17803,22 +18511,22 @@
     <w:abstractNumId w:val="9"/>
   </w:num>
   <w:num w:numId="7">
-    <w:abstractNumId w:val="32"/>
+    <w:abstractNumId w:val="33"/>
   </w:num>
   <w:num w:numId="8">
-    <w:abstractNumId w:val="22"/>
+    <w:abstractNumId w:val="23"/>
   </w:num>
   <w:num w:numId="9">
     <w:abstractNumId w:val="12"/>
   </w:num>
   <w:num w:numId="10">
-    <w:abstractNumId w:val="27"/>
+    <w:abstractNumId w:val="28"/>
   </w:num>
   <w:num w:numId="11">
-    <w:abstractNumId w:val="28"/>
+    <w:abstractNumId w:val="29"/>
   </w:num>
   <w:num w:numId="12">
-    <w:abstractNumId w:val="24"/>
+    <w:abstractNumId w:val="25"/>
   </w:num>
   <w:num w:numId="13">
     <w:abstractNumId w:val="10"/>
@@ -17827,13 +18535,13 @@
     <w:abstractNumId w:val="7"/>
   </w:num>
   <w:num w:numId="15">
-    <w:abstractNumId w:val="34"/>
+    <w:abstractNumId w:val="35"/>
   </w:num>
   <w:num w:numId="16">
     <w:abstractNumId w:val="3"/>
   </w:num>
   <w:num w:numId="17">
-    <w:abstractNumId w:val="16"/>
+    <w:abstractNumId w:val="17"/>
   </w:num>
   <w:num w:numId="18">
     <w:abstractNumId w:val="1"/>
@@ -17842,28 +18550,28 @@
     <w:abstractNumId w:val="6"/>
   </w:num>
   <w:num w:numId="20">
-    <w:abstractNumId w:val="18"/>
+    <w:abstractNumId w:val="19"/>
   </w:num>
   <w:num w:numId="21">
-    <w:abstractNumId w:val="30"/>
+    <w:abstractNumId w:val="31"/>
   </w:num>
   <w:num w:numId="22">
     <w:abstractNumId w:val="5"/>
   </w:num>
   <w:num w:numId="23">
-    <w:abstractNumId w:val="36"/>
+    <w:abstractNumId w:val="37"/>
   </w:num>
   <w:num w:numId="24">
     <w:abstractNumId w:val="11"/>
   </w:num>
   <w:num w:numId="25">
-    <w:abstractNumId w:val="14"/>
+    <w:abstractNumId w:val="15"/>
   </w:num>
   <w:num w:numId="26">
-    <w:abstractNumId w:val="15"/>
+    <w:abstractNumId w:val="16"/>
   </w:num>
   <w:num w:numId="27">
-    <w:abstractNumId w:val="20"/>
+    <w:abstractNumId w:val="21"/>
   </w:num>
   <w:num w:numId="28">
     <w:abstractNumId w:val="8"/>
@@ -17872,28 +18580,34 @@
     <w:abstractNumId w:val="4"/>
   </w:num>
   <w:num w:numId="30">
-    <w:abstractNumId w:val="31"/>
+    <w:abstractNumId w:val="32"/>
   </w:num>
   <w:num w:numId="31">
-    <w:abstractNumId w:val="23"/>
+    <w:abstractNumId w:val="24"/>
   </w:num>
   <w:num w:numId="32">
-    <w:abstractNumId w:val="26"/>
+    <w:abstractNumId w:val="27"/>
   </w:num>
   <w:num w:numId="33">
-    <w:abstractNumId w:val="29"/>
+    <w:abstractNumId w:val="30"/>
   </w:num>
   <w:num w:numId="34">
-    <w:abstractNumId w:val="17"/>
+    <w:abstractNumId w:val="18"/>
   </w:num>
   <w:num w:numId="35">
-    <w:abstractNumId w:val="35"/>
+    <w:abstractNumId w:val="36"/>
   </w:num>
   <w:num w:numId="36">
-    <w:abstractNumId w:val="25"/>
+    <w:abstractNumId w:val="26"/>
   </w:num>
   <w:num w:numId="37">
     <w:abstractNumId w:val="0"/>
+  </w:num>
+  <w:num w:numId="38">
+    <w:abstractNumId w:val="13"/>
+  </w:num>
+  <w:num w:numId="39">
+    <w:abstractNumId w:val="38"/>
   </w:num>
 </w:numbering>
 </file>
@@ -19517,31 +20231,31 @@
     </dgm:pt>
   </dgm:ptLst>
   <dgm:cxnLst>
-    <dgm:cxn modelId="{93FF73D6-2775-4698-9EEA-78D37CDA9915}" type="presOf" srcId="{58F8E6FA-8E5F-4590-8E91-7D425686736E}" destId="{38F30BB8-19AC-4F2C-997E-D6C87643D812}" srcOrd="1" destOrd="0" presId="urn:microsoft.com/office/officeart/2005/8/layout/process1"/>
-    <dgm:cxn modelId="{E7BB9A21-022F-4B7D-9DC5-F666600EA072}" type="presOf" srcId="{C6470392-B547-42B7-BBE1-49D9BF3297A5}" destId="{E6A79763-2175-4FE6-AF39-65BAD7E8A94D}" srcOrd="0" destOrd="0" presId="urn:microsoft.com/office/officeart/2005/8/layout/process1"/>
+    <dgm:cxn modelId="{2ECBD648-F8A6-41F9-B9A5-5DDEFF24877D}" type="presOf" srcId="{B2F67260-32B4-49EF-BEA7-6376ABEBC356}" destId="{45B120D8-A283-4DB0-AE48-CD1028B5A1CA}" srcOrd="0" destOrd="0" presId="urn:microsoft.com/office/officeart/2005/8/layout/process1"/>
+    <dgm:cxn modelId="{0C5D2741-46E1-4BF1-B0BC-645E981C46A2}" type="presOf" srcId="{2F2C6037-AE48-4650-B998-EBABF88D0464}" destId="{ABB6D0E9-231F-49FF-8F6A-CBD756BB2A07}" srcOrd="0" destOrd="0" presId="urn:microsoft.com/office/officeart/2005/8/layout/process1"/>
+    <dgm:cxn modelId="{A1ADD528-398F-48C5-B7E2-19CC9C4DBB4C}" type="presOf" srcId="{B0DAEDAB-33B3-4821-A91B-D05361312CE9}" destId="{FCE3B9A4-214A-4502-B3DF-ACB3E0BC61C7}" srcOrd="0" destOrd="0" presId="urn:microsoft.com/office/officeart/2005/8/layout/process1"/>
+    <dgm:cxn modelId="{73405E2C-33B9-4A51-AFA5-455F5D87D133}" type="presOf" srcId="{CB734D05-6005-4A33-891F-8F6E9F0BE629}" destId="{9346448E-7772-4989-9A73-02FD2DA61B93}" srcOrd="0" destOrd="0" presId="urn:microsoft.com/office/officeart/2005/8/layout/process1"/>
     <dgm:cxn modelId="{916CD402-046A-49C3-919C-E8874C6452BD}" srcId="{C787D0C9-C4AA-4BF8-AAA9-EFDCDDDFB8C5}" destId="{B0DAEDAB-33B3-4821-A91B-D05361312CE9}" srcOrd="3" destOrd="0" parTransId="{1B396FDD-FE98-44AA-BBFD-EFDF9B52D4CD}" sibTransId="{2689B6F1-8FF1-4D68-9639-E8E505EA5AB0}"/>
-    <dgm:cxn modelId="{D3D53E44-E83E-4DB8-943D-8293FF185301}" type="presOf" srcId="{B0DAEDAB-33B3-4821-A91B-D05361312CE9}" destId="{FCE3B9A4-214A-4502-B3DF-ACB3E0BC61C7}" srcOrd="0" destOrd="0" presId="urn:microsoft.com/office/officeart/2005/8/layout/process1"/>
-    <dgm:cxn modelId="{66AC67DB-5C79-467C-9CFD-1E031C2AB379}" type="presOf" srcId="{58F8E6FA-8E5F-4590-8E91-7D425686736E}" destId="{1C61394E-D32F-4A43-ADD4-F46D3A33D38F}" srcOrd="0" destOrd="0" presId="urn:microsoft.com/office/officeart/2005/8/layout/process1"/>
-    <dgm:cxn modelId="{112FBA24-5E5E-4DA0-AACE-AF58583A604F}" type="presOf" srcId="{CB734D05-6005-4A33-891F-8F6E9F0BE629}" destId="{9346448E-7772-4989-9A73-02FD2DA61B93}" srcOrd="0" destOrd="0" presId="urn:microsoft.com/office/officeart/2005/8/layout/process1"/>
-    <dgm:cxn modelId="{BF11A4AB-8BAC-4405-B589-ABF888A19413}" type="presOf" srcId="{C6470392-B547-42B7-BBE1-49D9BF3297A5}" destId="{D17F71C8-684F-40E9-B9CF-89D188A27816}" srcOrd="1" destOrd="0" presId="urn:microsoft.com/office/officeart/2005/8/layout/process1"/>
-    <dgm:cxn modelId="{23059B1F-59EC-43BA-AAD3-021327BB389E}" type="presOf" srcId="{C787D0C9-C4AA-4BF8-AAA9-EFDCDDDFB8C5}" destId="{ECE2E50F-1EF0-49E9-A2A2-C09D34379E86}" srcOrd="0" destOrd="0" presId="urn:microsoft.com/office/officeart/2005/8/layout/process1"/>
+    <dgm:cxn modelId="{4C3A073C-A19C-4E19-88E7-500E367BC93A}" type="presOf" srcId="{58F8E6FA-8E5F-4590-8E91-7D425686736E}" destId="{38F30BB8-19AC-4F2C-997E-D6C87643D812}" srcOrd="1" destOrd="0" presId="urn:microsoft.com/office/officeart/2005/8/layout/process1"/>
+    <dgm:cxn modelId="{D878DECF-7C14-4B0C-B9B9-516C074A2A02}" type="presOf" srcId="{C6470392-B547-42B7-BBE1-49D9BF3297A5}" destId="{E6A79763-2175-4FE6-AF39-65BAD7E8A94D}" srcOrd="0" destOrd="0" presId="urn:microsoft.com/office/officeart/2005/8/layout/process1"/>
     <dgm:cxn modelId="{407416C7-D9A4-49CF-A1D9-63129D12A5E9}" srcId="{C787D0C9-C4AA-4BF8-AAA9-EFDCDDDFB8C5}" destId="{B2F67260-32B4-49EF-BEA7-6376ABEBC356}" srcOrd="1" destOrd="0" parTransId="{452FD36E-8C97-458A-9189-BC15B3E0AB1F}" sibTransId="{58F8E6FA-8E5F-4590-8E91-7D425686736E}"/>
     <dgm:cxn modelId="{F27277EA-BDDA-4005-9170-FBB0A209E462}" srcId="{C787D0C9-C4AA-4BF8-AAA9-EFDCDDDFB8C5}" destId="{CB734D05-6005-4A33-891F-8F6E9F0BE629}" srcOrd="0" destOrd="0" parTransId="{D88A1106-7499-4EC1-A955-12C926757BDC}" sibTransId="{2F2C6037-AE48-4650-B998-EBABF88D0464}"/>
-    <dgm:cxn modelId="{792FA05A-DD95-4B3A-B689-1F12EFF5A682}" type="presOf" srcId="{2F2C6037-AE48-4650-B998-EBABF88D0464}" destId="{ABB6D0E9-231F-49FF-8F6A-CBD756BB2A07}" srcOrd="0" destOrd="0" presId="urn:microsoft.com/office/officeart/2005/8/layout/process1"/>
     <dgm:cxn modelId="{A358B1AA-45ED-4C0A-A925-911C6E3E177E}" srcId="{C787D0C9-C4AA-4BF8-AAA9-EFDCDDDFB8C5}" destId="{D4DE5EA1-C98A-4001-96ED-0D8A4099152C}" srcOrd="2" destOrd="0" parTransId="{DDD45587-67C2-4B3F-892B-0153C2E010D0}" sibTransId="{C6470392-B547-42B7-BBE1-49D9BF3297A5}"/>
-    <dgm:cxn modelId="{6365CD8C-EB44-4D69-BBD9-89C1CFF5CC79}" type="presOf" srcId="{B2F67260-32B4-49EF-BEA7-6376ABEBC356}" destId="{45B120D8-A283-4DB0-AE48-CD1028B5A1CA}" srcOrd="0" destOrd="0" presId="urn:microsoft.com/office/officeart/2005/8/layout/process1"/>
-    <dgm:cxn modelId="{73FE6A15-CBC8-47C8-ABB4-C365E599B3A7}" type="presOf" srcId="{D4DE5EA1-C98A-4001-96ED-0D8A4099152C}" destId="{CA09568C-529F-4056-BB14-75FC27EA3A57}" srcOrd="0" destOrd="0" presId="urn:microsoft.com/office/officeart/2005/8/layout/process1"/>
-    <dgm:cxn modelId="{DAA6E8A2-FDFC-497F-A302-A8D75C55F5E1}" type="presOf" srcId="{2F2C6037-AE48-4650-B998-EBABF88D0464}" destId="{8D8E620F-A309-4628-986D-B0F92ABF739C}" srcOrd="1" destOrd="0" presId="urn:microsoft.com/office/officeart/2005/8/layout/process1"/>
-    <dgm:cxn modelId="{8221790D-0095-472E-B8D8-2F301D1E09B4}" type="presParOf" srcId="{ECE2E50F-1EF0-49E9-A2A2-C09D34379E86}" destId="{9346448E-7772-4989-9A73-02FD2DA61B93}" srcOrd="0" destOrd="0" presId="urn:microsoft.com/office/officeart/2005/8/layout/process1"/>
-    <dgm:cxn modelId="{F8A684BD-1806-46FD-816E-093EAFD0FCEC}" type="presParOf" srcId="{ECE2E50F-1EF0-49E9-A2A2-C09D34379E86}" destId="{ABB6D0E9-231F-49FF-8F6A-CBD756BB2A07}" srcOrd="1" destOrd="0" presId="urn:microsoft.com/office/officeart/2005/8/layout/process1"/>
-    <dgm:cxn modelId="{36EF54A7-7D3F-4117-96C9-6C199667D521}" type="presParOf" srcId="{ABB6D0E9-231F-49FF-8F6A-CBD756BB2A07}" destId="{8D8E620F-A309-4628-986D-B0F92ABF739C}" srcOrd="0" destOrd="0" presId="urn:microsoft.com/office/officeart/2005/8/layout/process1"/>
-    <dgm:cxn modelId="{60609B0B-9CEB-4AD1-91B9-BA51897F01DB}" type="presParOf" srcId="{ECE2E50F-1EF0-49E9-A2A2-C09D34379E86}" destId="{45B120D8-A283-4DB0-AE48-CD1028B5A1CA}" srcOrd="2" destOrd="0" presId="urn:microsoft.com/office/officeart/2005/8/layout/process1"/>
-    <dgm:cxn modelId="{CEF91977-2789-425C-86F5-6AE709B7AD84}" type="presParOf" srcId="{ECE2E50F-1EF0-49E9-A2A2-C09D34379E86}" destId="{1C61394E-D32F-4A43-ADD4-F46D3A33D38F}" srcOrd="3" destOrd="0" presId="urn:microsoft.com/office/officeart/2005/8/layout/process1"/>
-    <dgm:cxn modelId="{21689F65-CBF1-488E-B42D-FC11D359C241}" type="presParOf" srcId="{1C61394E-D32F-4A43-ADD4-F46D3A33D38F}" destId="{38F30BB8-19AC-4F2C-997E-D6C87643D812}" srcOrd="0" destOrd="0" presId="urn:microsoft.com/office/officeart/2005/8/layout/process1"/>
-    <dgm:cxn modelId="{4FBE1AE1-1434-48A6-8594-2363BB18AE74}" type="presParOf" srcId="{ECE2E50F-1EF0-49E9-A2A2-C09D34379E86}" destId="{CA09568C-529F-4056-BB14-75FC27EA3A57}" srcOrd="4" destOrd="0" presId="urn:microsoft.com/office/officeart/2005/8/layout/process1"/>
-    <dgm:cxn modelId="{659B4CC9-7F8F-4654-B5FD-FE7EEE303B9E}" type="presParOf" srcId="{ECE2E50F-1EF0-49E9-A2A2-C09D34379E86}" destId="{E6A79763-2175-4FE6-AF39-65BAD7E8A94D}" srcOrd="5" destOrd="0" presId="urn:microsoft.com/office/officeart/2005/8/layout/process1"/>
-    <dgm:cxn modelId="{F5130EBB-EB75-4C00-A437-B9A788E433A5}" type="presParOf" srcId="{E6A79763-2175-4FE6-AF39-65BAD7E8A94D}" destId="{D17F71C8-684F-40E9-B9CF-89D188A27816}" srcOrd="0" destOrd="0" presId="urn:microsoft.com/office/officeart/2005/8/layout/process1"/>
-    <dgm:cxn modelId="{6B8CF6B2-28F8-41CA-A714-BA74A3034913}" type="presParOf" srcId="{ECE2E50F-1EF0-49E9-A2A2-C09D34379E86}" destId="{FCE3B9A4-214A-4502-B3DF-ACB3E0BC61C7}" srcOrd="6" destOrd="0" presId="urn:microsoft.com/office/officeart/2005/8/layout/process1"/>
+    <dgm:cxn modelId="{D87E3C4F-E11D-45C6-9F69-D0C081905656}" type="presOf" srcId="{58F8E6FA-8E5F-4590-8E91-7D425686736E}" destId="{1C61394E-D32F-4A43-ADD4-F46D3A33D38F}" srcOrd="0" destOrd="0" presId="urn:microsoft.com/office/officeart/2005/8/layout/process1"/>
+    <dgm:cxn modelId="{769A1C9D-169C-4716-963D-0C406D2002F5}" type="presOf" srcId="{D4DE5EA1-C98A-4001-96ED-0D8A4099152C}" destId="{CA09568C-529F-4056-BB14-75FC27EA3A57}" srcOrd="0" destOrd="0" presId="urn:microsoft.com/office/officeart/2005/8/layout/process1"/>
+    <dgm:cxn modelId="{2483787B-5F72-4AB1-BA1C-DDCA90B5C70E}" type="presOf" srcId="{C787D0C9-C4AA-4BF8-AAA9-EFDCDDDFB8C5}" destId="{ECE2E50F-1EF0-49E9-A2A2-C09D34379E86}" srcOrd="0" destOrd="0" presId="urn:microsoft.com/office/officeart/2005/8/layout/process1"/>
+    <dgm:cxn modelId="{8EB2C626-4F32-4452-A9D9-BCBF37DE34C8}" type="presOf" srcId="{C6470392-B547-42B7-BBE1-49D9BF3297A5}" destId="{D17F71C8-684F-40E9-B9CF-89D188A27816}" srcOrd="1" destOrd="0" presId="urn:microsoft.com/office/officeart/2005/8/layout/process1"/>
+    <dgm:cxn modelId="{FAD13037-3F61-48E0-BD27-DAD45F08C091}" type="presOf" srcId="{2F2C6037-AE48-4650-B998-EBABF88D0464}" destId="{8D8E620F-A309-4628-986D-B0F92ABF739C}" srcOrd="1" destOrd="0" presId="urn:microsoft.com/office/officeart/2005/8/layout/process1"/>
+    <dgm:cxn modelId="{15475C0D-30BC-4459-8AC1-8AC39E9C73AC}" type="presParOf" srcId="{ECE2E50F-1EF0-49E9-A2A2-C09D34379E86}" destId="{9346448E-7772-4989-9A73-02FD2DA61B93}" srcOrd="0" destOrd="0" presId="urn:microsoft.com/office/officeart/2005/8/layout/process1"/>
+    <dgm:cxn modelId="{0284457B-DEB1-4B5A-A67F-0A13C0D139FC}" type="presParOf" srcId="{ECE2E50F-1EF0-49E9-A2A2-C09D34379E86}" destId="{ABB6D0E9-231F-49FF-8F6A-CBD756BB2A07}" srcOrd="1" destOrd="0" presId="urn:microsoft.com/office/officeart/2005/8/layout/process1"/>
+    <dgm:cxn modelId="{E92408DE-E0C9-4BE2-8BEB-3E738CAFA001}" type="presParOf" srcId="{ABB6D0E9-231F-49FF-8F6A-CBD756BB2A07}" destId="{8D8E620F-A309-4628-986D-B0F92ABF739C}" srcOrd="0" destOrd="0" presId="urn:microsoft.com/office/officeart/2005/8/layout/process1"/>
+    <dgm:cxn modelId="{6FDC089F-E8A9-4514-8371-3B65F570B306}" type="presParOf" srcId="{ECE2E50F-1EF0-49E9-A2A2-C09D34379E86}" destId="{45B120D8-A283-4DB0-AE48-CD1028B5A1CA}" srcOrd="2" destOrd="0" presId="urn:microsoft.com/office/officeart/2005/8/layout/process1"/>
+    <dgm:cxn modelId="{05C2919C-8E3A-40D2-AF80-BC0EFE6E73DD}" type="presParOf" srcId="{ECE2E50F-1EF0-49E9-A2A2-C09D34379E86}" destId="{1C61394E-D32F-4A43-ADD4-F46D3A33D38F}" srcOrd="3" destOrd="0" presId="urn:microsoft.com/office/officeart/2005/8/layout/process1"/>
+    <dgm:cxn modelId="{B1C974F4-CA99-4FAA-84AB-A26C80D56774}" type="presParOf" srcId="{1C61394E-D32F-4A43-ADD4-F46D3A33D38F}" destId="{38F30BB8-19AC-4F2C-997E-D6C87643D812}" srcOrd="0" destOrd="0" presId="urn:microsoft.com/office/officeart/2005/8/layout/process1"/>
+    <dgm:cxn modelId="{630FA685-9106-4D4A-9D3A-8D1A9F3A696C}" type="presParOf" srcId="{ECE2E50F-1EF0-49E9-A2A2-C09D34379E86}" destId="{CA09568C-529F-4056-BB14-75FC27EA3A57}" srcOrd="4" destOrd="0" presId="urn:microsoft.com/office/officeart/2005/8/layout/process1"/>
+    <dgm:cxn modelId="{DBBF5F6D-F15E-4C11-B244-90BB48DB5B71}" type="presParOf" srcId="{ECE2E50F-1EF0-49E9-A2A2-C09D34379E86}" destId="{E6A79763-2175-4FE6-AF39-65BAD7E8A94D}" srcOrd="5" destOrd="0" presId="urn:microsoft.com/office/officeart/2005/8/layout/process1"/>
+    <dgm:cxn modelId="{930E070A-C1A7-4E70-A013-CA92F103DA73}" type="presParOf" srcId="{E6A79763-2175-4FE6-AF39-65BAD7E8A94D}" destId="{D17F71C8-684F-40E9-B9CF-89D188A27816}" srcOrd="0" destOrd="0" presId="urn:microsoft.com/office/officeart/2005/8/layout/process1"/>
+    <dgm:cxn modelId="{9CB06501-A9B7-4668-86C9-C92DBA83A4DF}" type="presParOf" srcId="{ECE2E50F-1EF0-49E9-A2A2-C09D34379E86}" destId="{FCE3B9A4-214A-4502-B3DF-ACB3E0BC61C7}" srcOrd="6" destOrd="0" presId="urn:microsoft.com/office/officeart/2005/8/layout/process1"/>
   </dgm:cxnLst>
   <dgm:bg/>
   <dgm:whole/>

--- a/Notes_SA2601010.docx
+++ b/Notes_SA2601010.docx
@@ -779,13 +779,23 @@
           <w:lang w:val="en-US"/>
         </w:rPr>
       </w:pPr>
-      <w:r>
-        <w:rPr>
-          <w:sz w:val="24"/>
-          <w:szCs w:val="22"/>
-          <w:lang w:val="en-US"/>
-        </w:rPr>
-        <w:t>Thread.sleep()</w:t>
+      <w:proofErr w:type="spellStart"/>
+      <w:r>
+        <w:rPr>
+          <w:sz w:val="24"/>
+          <w:szCs w:val="22"/>
+          <w:lang w:val="en-US"/>
+        </w:rPr>
+        <w:t>Thread.sleep</w:t>
+      </w:r>
+      <w:proofErr w:type="spellEnd"/>
+      <w:r>
+        <w:rPr>
+          <w:sz w:val="24"/>
+          <w:szCs w:val="22"/>
+          <w:lang w:val="en-US"/>
+        </w:rPr>
+        <w:t>()</w:t>
       </w:r>
     </w:p>
     <w:p>
@@ -3610,7 +3620,25 @@
           <w:szCs w:val="22"/>
           <w:lang w:val="en-US"/>
         </w:rPr>
-        <w:t>Instructions to the tool can be provided via any one of the supporting programming language (like Java, JavaScript, Python, C#, Ruby, TypeScript)</w:t>
+        <w:t xml:space="preserve">Instructions to the tool can be provided via any one of the supporting programming language (like Java, JavaScript, Python, C#, Ruby, </w:t>
+      </w:r>
+      <w:proofErr w:type="spellStart"/>
+      <w:r>
+        <w:rPr>
+          <w:sz w:val="24"/>
+          <w:szCs w:val="22"/>
+          <w:lang w:val="en-US"/>
+        </w:rPr>
+        <w:t>TypeScript</w:t>
+      </w:r>
+      <w:proofErr w:type="spellEnd"/>
+      <w:r>
+        <w:rPr>
+          <w:sz w:val="24"/>
+          <w:szCs w:val="22"/>
+          <w:lang w:val="en-US"/>
+        </w:rPr>
+        <w:t>)</w:t>
       </w:r>
     </w:p>
     <w:p>
@@ -5715,13 +5743,41 @@
           <w:lang w:val="en-US"/>
         </w:rPr>
       </w:pPr>
-      <w:r>
-        <w:rPr>
-          <w:sz w:val="24"/>
-          <w:szCs w:val="22"/>
-          <w:lang w:val="en-US"/>
-        </w:rPr>
-        <w:t>YourName_SeleniumDemos (Lakshmi_SeleniumDemos)</w:t>
+      <w:proofErr w:type="spellStart"/>
+      <w:r>
+        <w:rPr>
+          <w:sz w:val="24"/>
+          <w:szCs w:val="22"/>
+          <w:lang w:val="en-US"/>
+        </w:rPr>
+        <w:t>YourName_SeleniumDemos</w:t>
+      </w:r>
+      <w:proofErr w:type="spellEnd"/>
+      <w:r>
+        <w:rPr>
+          <w:sz w:val="24"/>
+          <w:szCs w:val="22"/>
+          <w:lang w:val="en-US"/>
+        </w:rPr>
+        <w:t xml:space="preserve"> (</w:t>
+      </w:r>
+      <w:proofErr w:type="spellStart"/>
+      <w:r>
+        <w:rPr>
+          <w:sz w:val="24"/>
+          <w:szCs w:val="22"/>
+          <w:lang w:val="en-US"/>
+        </w:rPr>
+        <w:t>Lakshmi_SeleniumDemos</w:t>
+      </w:r>
+      <w:proofErr w:type="spellEnd"/>
+      <w:r>
+        <w:rPr>
+          <w:sz w:val="24"/>
+          <w:szCs w:val="22"/>
+          <w:lang w:val="en-US"/>
+        </w:rPr>
+        <w:t>)</w:t>
       </w:r>
     </w:p>
     <w:p>
@@ -5795,7 +5851,25 @@
           <w:szCs w:val="22"/>
           <w:lang w:val="en-US"/>
         </w:rPr>
-        <w:t>Open selenium.dev website</w:t>
+        <w:t xml:space="preserve">Open </w:t>
+      </w:r>
+      <w:proofErr w:type="spellStart"/>
+      <w:r>
+        <w:rPr>
+          <w:sz w:val="24"/>
+          <w:szCs w:val="22"/>
+          <w:lang w:val="en-US"/>
+        </w:rPr>
+        <w:t>selenium.dev</w:t>
+      </w:r>
+      <w:proofErr w:type="spellEnd"/>
+      <w:r>
+        <w:rPr>
+          <w:sz w:val="24"/>
+          <w:szCs w:val="22"/>
+          <w:lang w:val="en-US"/>
+        </w:rPr>
+        <w:t xml:space="preserve"> website</w:t>
       </w:r>
     </w:p>
     <w:p>
@@ -6788,13 +6862,23 @@
           <w:lang w:val="en-US"/>
         </w:rPr>
       </w:pPr>
-      <w:r>
-        <w:rPr>
-          <w:sz w:val="24"/>
-          <w:szCs w:val="22"/>
-          <w:lang w:val="en-US"/>
-        </w:rPr>
-        <w:t xml:space="preserve">get() </w:t>
+      <w:proofErr w:type="gramStart"/>
+      <w:r>
+        <w:rPr>
+          <w:sz w:val="24"/>
+          <w:szCs w:val="22"/>
+          <w:lang w:val="en-US"/>
+        </w:rPr>
+        <w:t>get(</w:t>
+      </w:r>
+      <w:proofErr w:type="gramEnd"/>
+      <w:r>
+        <w:rPr>
+          <w:sz w:val="24"/>
+          <w:szCs w:val="22"/>
+          <w:lang w:val="en-US"/>
+        </w:rPr>
+        <w:t xml:space="preserve">) </w:t>
       </w:r>
       <w:r>
         <w:rPr>
@@ -6862,6 +6946,8 @@
           <w:lang w:val="en-US"/>
         </w:rPr>
       </w:pPr>
+      <w:proofErr w:type="spellStart"/>
+      <w:proofErr w:type="gramStart"/>
       <w:r>
         <w:rPr>
           <w:sz w:val="24"/>
@@ -6876,7 +6962,25 @@
           <w:szCs w:val="22"/>
           <w:lang w:val="en-US"/>
         </w:rPr>
-        <w:t xml:space="preserve">er.manage().window().maximize() </w:t>
+        <w:t>er.manage</w:t>
+      </w:r>
+      <w:proofErr w:type="spellEnd"/>
+      <w:r>
+        <w:rPr>
+          <w:sz w:val="24"/>
+          <w:szCs w:val="22"/>
+          <w:lang w:val="en-US"/>
+        </w:rPr>
+        <w:t>(</w:t>
+      </w:r>
+      <w:proofErr w:type="gramEnd"/>
+      <w:r>
+        <w:rPr>
+          <w:sz w:val="24"/>
+          <w:szCs w:val="22"/>
+          <w:lang w:val="en-US"/>
+        </w:rPr>
+        <w:t xml:space="preserve">).window().maximize() </w:t>
       </w:r>
       <w:r>
         <w:rPr>
@@ -6908,13 +7012,23 @@
           <w:lang w:val="en-US"/>
         </w:rPr>
       </w:pPr>
-      <w:r>
-        <w:rPr>
-          <w:sz w:val="24"/>
-          <w:szCs w:val="22"/>
-          <w:lang w:val="en-US"/>
-        </w:rPr>
-        <w:t xml:space="preserve">close() </w:t>
+      <w:proofErr w:type="gramStart"/>
+      <w:r>
+        <w:rPr>
+          <w:sz w:val="24"/>
+          <w:szCs w:val="22"/>
+          <w:lang w:val="en-US"/>
+        </w:rPr>
+        <w:t>close(</w:t>
+      </w:r>
+      <w:proofErr w:type="gramEnd"/>
+      <w:r>
+        <w:rPr>
+          <w:sz w:val="24"/>
+          <w:szCs w:val="22"/>
+          <w:lang w:val="en-US"/>
+        </w:rPr>
+        <w:t xml:space="preserve">) </w:t>
       </w:r>
       <w:r>
         <w:rPr>
@@ -6964,13 +7078,23 @@
           <w:lang w:val="en-US"/>
         </w:rPr>
       </w:pPr>
-      <w:r>
-        <w:rPr>
-          <w:sz w:val="24"/>
-          <w:szCs w:val="22"/>
-          <w:lang w:val="en-US"/>
-        </w:rPr>
-        <w:t xml:space="preserve">getTitle() </w:t>
+      <w:proofErr w:type="gramStart"/>
+      <w:r>
+        <w:rPr>
+          <w:sz w:val="24"/>
+          <w:szCs w:val="22"/>
+          <w:lang w:val="en-US"/>
+        </w:rPr>
+        <w:t>getTitle(</w:t>
+      </w:r>
+      <w:proofErr w:type="gramEnd"/>
+      <w:r>
+        <w:rPr>
+          <w:sz w:val="24"/>
+          <w:szCs w:val="22"/>
+          <w:lang w:val="en-US"/>
+        </w:rPr>
+        <w:t xml:space="preserve">) </w:t>
       </w:r>
       <w:r>
         <w:rPr>
@@ -7010,13 +7134,23 @@
           <w:lang w:val="en-US"/>
         </w:rPr>
       </w:pPr>
-      <w:r>
-        <w:rPr>
-          <w:sz w:val="24"/>
-          <w:szCs w:val="22"/>
-          <w:lang w:val="en-US"/>
-        </w:rPr>
-        <w:t xml:space="preserve">getCurrentUrl() </w:t>
+      <w:proofErr w:type="gramStart"/>
+      <w:r>
+        <w:rPr>
+          <w:sz w:val="24"/>
+          <w:szCs w:val="22"/>
+          <w:lang w:val="en-US"/>
+        </w:rPr>
+        <w:t>getCurrentUrl(</w:t>
+      </w:r>
+      <w:proofErr w:type="gramEnd"/>
+      <w:r>
+        <w:rPr>
+          <w:sz w:val="24"/>
+          <w:szCs w:val="22"/>
+          <w:lang w:val="en-US"/>
+        </w:rPr>
+        <w:t xml:space="preserve">) </w:t>
       </w:r>
       <w:r>
         <w:rPr>
@@ -7048,13 +7182,23 @@
           <w:lang w:val="en-US"/>
         </w:rPr>
       </w:pPr>
-      <w:r>
-        <w:rPr>
-          <w:sz w:val="24"/>
-          <w:szCs w:val="22"/>
-          <w:lang w:val="en-US"/>
-        </w:rPr>
-        <w:t xml:space="preserve">getPageSource() </w:t>
+      <w:proofErr w:type="gramStart"/>
+      <w:r>
+        <w:rPr>
+          <w:sz w:val="24"/>
+          <w:szCs w:val="22"/>
+          <w:lang w:val="en-US"/>
+        </w:rPr>
+        <w:t>getPageSource(</w:t>
+      </w:r>
+      <w:proofErr w:type="gramEnd"/>
+      <w:r>
+        <w:rPr>
+          <w:sz w:val="24"/>
+          <w:szCs w:val="22"/>
+          <w:lang w:val="en-US"/>
+        </w:rPr>
+        <w:t xml:space="preserve">) </w:t>
       </w:r>
       <w:r>
         <w:rPr>
@@ -7086,13 +7230,23 @@
           <w:lang w:val="en-US"/>
         </w:rPr>
       </w:pPr>
-      <w:r>
-        <w:rPr>
-          <w:sz w:val="24"/>
-          <w:szCs w:val="22"/>
-          <w:lang w:val="en-US"/>
-        </w:rPr>
-        <w:t xml:space="preserve">findElement() </w:t>
+      <w:proofErr w:type="gramStart"/>
+      <w:r>
+        <w:rPr>
+          <w:sz w:val="24"/>
+          <w:szCs w:val="22"/>
+          <w:lang w:val="en-US"/>
+        </w:rPr>
+        <w:t>findElement(</w:t>
+      </w:r>
+      <w:proofErr w:type="gramEnd"/>
+      <w:r>
+        <w:rPr>
+          <w:sz w:val="24"/>
+          <w:szCs w:val="22"/>
+          <w:lang w:val="en-US"/>
+        </w:rPr>
+        <w:t xml:space="preserve">) </w:t>
       </w:r>
       <w:r>
         <w:rPr>
@@ -7190,13 +7344,23 @@
           <w:lang w:val="en-US"/>
         </w:rPr>
       </w:pPr>
-      <w:r>
-        <w:rPr>
-          <w:sz w:val="24"/>
-          <w:szCs w:val="22"/>
-          <w:lang w:val="en-US"/>
-        </w:rPr>
-        <w:t xml:space="preserve">findElements() </w:t>
+      <w:proofErr w:type="gramStart"/>
+      <w:r>
+        <w:rPr>
+          <w:sz w:val="24"/>
+          <w:szCs w:val="22"/>
+          <w:lang w:val="en-US"/>
+        </w:rPr>
+        <w:t>findElements(</w:t>
+      </w:r>
+      <w:proofErr w:type="gramEnd"/>
+      <w:r>
+        <w:rPr>
+          <w:sz w:val="24"/>
+          <w:szCs w:val="22"/>
+          <w:lang w:val="en-US"/>
+        </w:rPr>
+        <w:t xml:space="preserve">) </w:t>
       </w:r>
       <w:r>
         <w:rPr>
@@ -7258,13 +7422,23 @@
           <w:lang w:val="en-US"/>
         </w:rPr>
       </w:pPr>
-      <w:r>
-        <w:rPr>
-          <w:sz w:val="24"/>
-          <w:szCs w:val="22"/>
-          <w:lang w:val="en-US"/>
-        </w:rPr>
-        <w:t xml:space="preserve">getWindowHandles() </w:t>
+      <w:proofErr w:type="gramStart"/>
+      <w:r>
+        <w:rPr>
+          <w:sz w:val="24"/>
+          <w:szCs w:val="22"/>
+          <w:lang w:val="en-US"/>
+        </w:rPr>
+        <w:t>getWindowHandles(</w:t>
+      </w:r>
+      <w:proofErr w:type="gramEnd"/>
+      <w:r>
+        <w:rPr>
+          <w:sz w:val="24"/>
+          <w:szCs w:val="22"/>
+          <w:lang w:val="en-US"/>
+        </w:rPr>
+        <w:t xml:space="preserve">) </w:t>
       </w:r>
       <w:r>
         <w:rPr>
@@ -7298,13 +7472,23 @@
           <w:lang w:val="en-US"/>
         </w:rPr>
       </w:pPr>
-      <w:r>
-        <w:rPr>
-          <w:sz w:val="24"/>
-          <w:szCs w:val="22"/>
-          <w:lang w:val="en-US"/>
-        </w:rPr>
-        <w:t xml:space="preserve">quit() </w:t>
+      <w:proofErr w:type="gramStart"/>
+      <w:r>
+        <w:rPr>
+          <w:sz w:val="24"/>
+          <w:szCs w:val="22"/>
+          <w:lang w:val="en-US"/>
+        </w:rPr>
+        <w:t>quit(</w:t>
+      </w:r>
+      <w:proofErr w:type="gramEnd"/>
+      <w:r>
+        <w:rPr>
+          <w:sz w:val="24"/>
+          <w:szCs w:val="22"/>
+          <w:lang w:val="en-US"/>
+        </w:rPr>
+        <w:t xml:space="preserve">) </w:t>
       </w:r>
       <w:r>
         <w:rPr>
@@ -7660,7 +7844,35 @@
           <w:szCs w:val="22"/>
           <w:lang w:val="en-US"/>
         </w:rPr>
-        <w:t xml:space="preserve"> Selenium waits for maximum 30 seconds till the page get loaded while calling driver.get(). But if the page is not getting loaded within 30 seconds then Selenium will throw SessionTimeoutException</w:t>
+        <w:t xml:space="preserve"> Selenium waits for maximum 30 seconds till the page get loaded while calling </w:t>
+      </w:r>
+      <w:proofErr w:type="spellStart"/>
+      <w:proofErr w:type="gramStart"/>
+      <w:r>
+        <w:rPr>
+          <w:sz w:val="24"/>
+          <w:szCs w:val="22"/>
+          <w:lang w:val="en-US"/>
+        </w:rPr>
+        <w:t>driver.get</w:t>
+      </w:r>
+      <w:proofErr w:type="spellEnd"/>
+      <w:r>
+        <w:rPr>
+          <w:sz w:val="24"/>
+          <w:szCs w:val="22"/>
+          <w:lang w:val="en-US"/>
+        </w:rPr>
+        <w:t>(</w:t>
+      </w:r>
+      <w:proofErr w:type="gramEnd"/>
+      <w:r>
+        <w:rPr>
+          <w:sz w:val="24"/>
+          <w:szCs w:val="22"/>
+          <w:lang w:val="en-US"/>
+        </w:rPr>
+        <w:t>). But if the page is not getting loaded within 30 seconds then Selenium will throw SessionTimeoutException</w:t>
       </w:r>
       <w:r>
         <w:rPr>
@@ -7900,13 +8112,23 @@
           <w:lang w:val="en-US"/>
         </w:rPr>
       </w:pPr>
-      <w:r>
-        <w:rPr>
-          <w:sz w:val="24"/>
-          <w:szCs w:val="22"/>
-          <w:lang w:val="en-US"/>
-        </w:rPr>
-        <w:t xml:space="preserve">sendKeys() </w:t>
+      <w:proofErr w:type="gramStart"/>
+      <w:r>
+        <w:rPr>
+          <w:sz w:val="24"/>
+          <w:szCs w:val="22"/>
+          <w:lang w:val="en-US"/>
+        </w:rPr>
+        <w:t>sendKeys(</w:t>
+      </w:r>
+      <w:proofErr w:type="gramEnd"/>
+      <w:r>
+        <w:rPr>
+          <w:sz w:val="24"/>
+          <w:szCs w:val="22"/>
+          <w:lang w:val="en-US"/>
+        </w:rPr>
+        <w:t xml:space="preserve">) </w:t>
       </w:r>
       <w:r>
         <w:rPr>
@@ -7956,13 +8178,23 @@
           <w:lang w:val="en-US"/>
         </w:rPr>
       </w:pPr>
-      <w:r>
-        <w:rPr>
-          <w:sz w:val="24"/>
-          <w:szCs w:val="22"/>
-          <w:lang w:val="en-US"/>
-        </w:rPr>
-        <w:t xml:space="preserve">click() </w:t>
+      <w:proofErr w:type="gramStart"/>
+      <w:r>
+        <w:rPr>
+          <w:sz w:val="24"/>
+          <w:szCs w:val="22"/>
+          <w:lang w:val="en-US"/>
+        </w:rPr>
+        <w:t>click(</w:t>
+      </w:r>
+      <w:proofErr w:type="gramEnd"/>
+      <w:r>
+        <w:rPr>
+          <w:sz w:val="24"/>
+          <w:szCs w:val="22"/>
+          <w:lang w:val="en-US"/>
+        </w:rPr>
+        <w:t xml:space="preserve">) </w:t>
       </w:r>
       <w:r>
         <w:rPr>
@@ -7994,13 +8226,23 @@
           <w:lang w:val="en-US"/>
         </w:rPr>
       </w:pPr>
-      <w:r>
-        <w:rPr>
-          <w:sz w:val="24"/>
-          <w:szCs w:val="22"/>
-          <w:lang w:val="en-US"/>
-        </w:rPr>
-        <w:t xml:space="preserve">getText() </w:t>
+      <w:proofErr w:type="gramStart"/>
+      <w:r>
+        <w:rPr>
+          <w:sz w:val="24"/>
+          <w:szCs w:val="22"/>
+          <w:lang w:val="en-US"/>
+        </w:rPr>
+        <w:t>getText(</w:t>
+      </w:r>
+      <w:proofErr w:type="gramEnd"/>
+      <w:r>
+        <w:rPr>
+          <w:sz w:val="24"/>
+          <w:szCs w:val="22"/>
+          <w:lang w:val="en-US"/>
+        </w:rPr>
+        <w:t xml:space="preserve">) </w:t>
       </w:r>
       <w:r>
         <w:rPr>
@@ -8070,13 +8312,23 @@
           <w:lang w:val="en-US"/>
         </w:rPr>
       </w:pPr>
-      <w:r>
-        <w:rPr>
-          <w:sz w:val="24"/>
-          <w:szCs w:val="22"/>
-          <w:lang w:val="en-US"/>
-        </w:rPr>
-        <w:t xml:space="preserve">isSelected() </w:t>
+      <w:proofErr w:type="gramStart"/>
+      <w:r>
+        <w:rPr>
+          <w:sz w:val="24"/>
+          <w:szCs w:val="22"/>
+          <w:lang w:val="en-US"/>
+        </w:rPr>
+        <w:t>isSelected(</w:t>
+      </w:r>
+      <w:proofErr w:type="gramEnd"/>
+      <w:r>
+        <w:rPr>
+          <w:sz w:val="24"/>
+          <w:szCs w:val="22"/>
+          <w:lang w:val="en-US"/>
+        </w:rPr>
+        <w:t xml:space="preserve">) </w:t>
       </w:r>
       <w:r>
         <w:rPr>
@@ -8108,13 +8360,23 @@
           <w:lang w:val="en-US"/>
         </w:rPr>
       </w:pPr>
-      <w:r>
-        <w:rPr>
-          <w:sz w:val="24"/>
-          <w:szCs w:val="22"/>
-          <w:lang w:val="en-US"/>
-        </w:rPr>
-        <w:t xml:space="preserve">isEnabled() </w:t>
+      <w:proofErr w:type="gramStart"/>
+      <w:r>
+        <w:rPr>
+          <w:sz w:val="24"/>
+          <w:szCs w:val="22"/>
+          <w:lang w:val="en-US"/>
+        </w:rPr>
+        <w:t>isEnabled(</w:t>
+      </w:r>
+      <w:proofErr w:type="gramEnd"/>
+      <w:r>
+        <w:rPr>
+          <w:sz w:val="24"/>
+          <w:szCs w:val="22"/>
+          <w:lang w:val="en-US"/>
+        </w:rPr>
+        <w:t xml:space="preserve">) </w:t>
       </w:r>
       <w:r>
         <w:rPr>
@@ -8146,13 +8408,23 @@
           <w:lang w:val="en-US"/>
         </w:rPr>
       </w:pPr>
-      <w:r>
-        <w:rPr>
-          <w:sz w:val="24"/>
-          <w:szCs w:val="22"/>
-          <w:lang w:val="en-US"/>
-        </w:rPr>
-        <w:t xml:space="preserve">isDisplayed() </w:t>
+      <w:proofErr w:type="gramStart"/>
+      <w:r>
+        <w:rPr>
+          <w:sz w:val="24"/>
+          <w:szCs w:val="22"/>
+          <w:lang w:val="en-US"/>
+        </w:rPr>
+        <w:t>isDisplayed(</w:t>
+      </w:r>
+      <w:proofErr w:type="gramEnd"/>
+      <w:r>
+        <w:rPr>
+          <w:sz w:val="24"/>
+          <w:szCs w:val="22"/>
+          <w:lang w:val="en-US"/>
+        </w:rPr>
+        <w:t xml:space="preserve">) </w:t>
       </w:r>
       <w:r>
         <w:rPr>
@@ -9428,7 +9700,25 @@
           <w:szCs w:val="22"/>
           <w:lang w:val="en-US"/>
         </w:rPr>
-        <w:t>//input[@type='password']</w:t>
+        <w:t>//</w:t>
+      </w:r>
+      <w:proofErr w:type="gramStart"/>
+      <w:r>
+        <w:rPr>
+          <w:sz w:val="24"/>
+          <w:szCs w:val="22"/>
+          <w:lang w:val="en-US"/>
+        </w:rPr>
+        <w:t>input[</w:t>
+      </w:r>
+      <w:proofErr w:type="gramEnd"/>
+      <w:r>
+        <w:rPr>
+          <w:sz w:val="24"/>
+          <w:szCs w:val="22"/>
+          <w:lang w:val="en-US"/>
+        </w:rPr>
+        <w:t>@type='password']</w:t>
       </w:r>
     </w:p>
     <w:p>
@@ -9560,13 +9850,23 @@
           <w:lang w:val="en-US"/>
         </w:rPr>
       </w:pPr>
-      <w:r>
-        <w:rPr>
-          <w:sz w:val="24"/>
-          <w:szCs w:val="22"/>
-          <w:lang w:val="en-US"/>
-        </w:rPr>
-        <w:t xml:space="preserve">getFirstSelectedOption() </w:t>
+      <w:proofErr w:type="gramStart"/>
+      <w:r>
+        <w:rPr>
+          <w:sz w:val="24"/>
+          <w:szCs w:val="22"/>
+          <w:lang w:val="en-US"/>
+        </w:rPr>
+        <w:t>getFirstSelectedOption(</w:t>
+      </w:r>
+      <w:proofErr w:type="gramEnd"/>
+      <w:r>
+        <w:rPr>
+          <w:sz w:val="24"/>
+          <w:szCs w:val="22"/>
+          <w:lang w:val="en-US"/>
+        </w:rPr>
+        <w:t xml:space="preserve">) </w:t>
       </w:r>
       <w:r>
         <w:rPr>
@@ -9608,13 +9908,23 @@
           <w:lang w:val="en-US"/>
         </w:rPr>
       </w:pPr>
-      <w:r>
-        <w:rPr>
-          <w:sz w:val="24"/>
-          <w:szCs w:val="22"/>
-          <w:lang w:val="en-US"/>
-        </w:rPr>
-        <w:t xml:space="preserve">getOptions() </w:t>
+      <w:proofErr w:type="gramStart"/>
+      <w:r>
+        <w:rPr>
+          <w:sz w:val="24"/>
+          <w:szCs w:val="22"/>
+          <w:lang w:val="en-US"/>
+        </w:rPr>
+        <w:t>getOptions(</w:t>
+      </w:r>
+      <w:proofErr w:type="gramEnd"/>
+      <w:r>
+        <w:rPr>
+          <w:sz w:val="24"/>
+          <w:szCs w:val="22"/>
+          <w:lang w:val="en-US"/>
+        </w:rPr>
+        <w:t xml:space="preserve">) </w:t>
       </w:r>
       <w:r>
         <w:rPr>
@@ -9648,13 +9958,23 @@
           <w:lang w:val="en-US"/>
         </w:rPr>
       </w:pPr>
-      <w:r>
-        <w:rPr>
-          <w:sz w:val="24"/>
-          <w:szCs w:val="22"/>
-          <w:lang w:val="en-US"/>
-        </w:rPr>
-        <w:t xml:space="preserve">selectByVisibleText() </w:t>
+      <w:proofErr w:type="gramStart"/>
+      <w:r>
+        <w:rPr>
+          <w:sz w:val="24"/>
+          <w:szCs w:val="22"/>
+          <w:lang w:val="en-US"/>
+        </w:rPr>
+        <w:t>selectByVisibleText(</w:t>
+      </w:r>
+      <w:proofErr w:type="gramEnd"/>
+      <w:r>
+        <w:rPr>
+          <w:sz w:val="24"/>
+          <w:szCs w:val="22"/>
+          <w:lang w:val="en-US"/>
+        </w:rPr>
+        <w:t xml:space="preserve">) </w:t>
       </w:r>
       <w:r>
         <w:rPr>
@@ -9688,13 +10008,23 @@
           <w:lang w:val="en-US"/>
         </w:rPr>
       </w:pPr>
-      <w:r>
-        <w:rPr>
-          <w:sz w:val="24"/>
-          <w:szCs w:val="22"/>
-          <w:lang w:val="en-US"/>
-        </w:rPr>
-        <w:t xml:space="preserve">selectByContainsVisibleText() </w:t>
+      <w:proofErr w:type="gramStart"/>
+      <w:r>
+        <w:rPr>
+          <w:sz w:val="24"/>
+          <w:szCs w:val="22"/>
+          <w:lang w:val="en-US"/>
+        </w:rPr>
+        <w:t>selectByContainsVisibleText(</w:t>
+      </w:r>
+      <w:proofErr w:type="gramEnd"/>
+      <w:r>
+        <w:rPr>
+          <w:sz w:val="24"/>
+          <w:szCs w:val="22"/>
+          <w:lang w:val="en-US"/>
+        </w:rPr>
+        <w:t xml:space="preserve">) </w:t>
       </w:r>
       <w:r>
         <w:rPr>
@@ -9728,13 +10058,23 @@
           <w:lang w:val="en-US"/>
         </w:rPr>
       </w:pPr>
-      <w:r>
-        <w:rPr>
-          <w:sz w:val="24"/>
-          <w:szCs w:val="22"/>
-          <w:lang w:val="en-US"/>
-        </w:rPr>
-        <w:t xml:space="preserve">selectByValue() </w:t>
+      <w:proofErr w:type="gramStart"/>
+      <w:r>
+        <w:rPr>
+          <w:sz w:val="24"/>
+          <w:szCs w:val="22"/>
+          <w:lang w:val="en-US"/>
+        </w:rPr>
+        <w:t>selectByValue(</w:t>
+      </w:r>
+      <w:proofErr w:type="gramEnd"/>
+      <w:r>
+        <w:rPr>
+          <w:sz w:val="24"/>
+          <w:szCs w:val="22"/>
+          <w:lang w:val="en-US"/>
+        </w:rPr>
+        <w:t xml:space="preserve">) </w:t>
       </w:r>
       <w:r>
         <w:rPr>
@@ -9768,6 +10108,7 @@
           <w:lang w:val="en-US"/>
         </w:rPr>
       </w:pPr>
+      <w:proofErr w:type="gramStart"/>
       <w:r>
         <w:rPr>
           <w:sz w:val="24"/>
@@ -9775,7 +10116,16 @@
           <w:lang w:val="en-US"/>
         </w:rPr>
         <w:lastRenderedPageBreak/>
-        <w:t xml:space="preserve">selectByIndex() </w:t>
+        <w:t>selectByIndex(</w:t>
+      </w:r>
+      <w:proofErr w:type="gramEnd"/>
+      <w:r>
+        <w:rPr>
+          <w:sz w:val="24"/>
+          <w:szCs w:val="22"/>
+          <w:lang w:val="en-US"/>
+        </w:rPr>
+        <w:t xml:space="preserve">) </w:t>
       </w:r>
       <w:r>
         <w:rPr>
@@ -9809,13 +10159,23 @@
           <w:lang w:val="en-US"/>
         </w:rPr>
       </w:pPr>
-      <w:r>
-        <w:rPr>
-          <w:sz w:val="24"/>
-          <w:szCs w:val="22"/>
-          <w:lang w:val="en-US"/>
-        </w:rPr>
-        <w:t xml:space="preserve">getAllSelectedOptions() </w:t>
+      <w:proofErr w:type="gramStart"/>
+      <w:r>
+        <w:rPr>
+          <w:sz w:val="24"/>
+          <w:szCs w:val="22"/>
+          <w:lang w:val="en-US"/>
+        </w:rPr>
+        <w:t>getAllSelectedOptions(</w:t>
+      </w:r>
+      <w:proofErr w:type="gramEnd"/>
+      <w:r>
+        <w:rPr>
+          <w:sz w:val="24"/>
+          <w:szCs w:val="22"/>
+          <w:lang w:val="en-US"/>
+        </w:rPr>
+        <w:t xml:space="preserve">) </w:t>
       </w:r>
       <w:r>
         <w:rPr>
@@ -9849,13 +10209,23 @@
           <w:lang w:val="en-US"/>
         </w:rPr>
       </w:pPr>
-      <w:r>
-        <w:rPr>
-          <w:sz w:val="24"/>
-          <w:szCs w:val="22"/>
-          <w:lang w:val="en-US"/>
-        </w:rPr>
-        <w:t xml:space="preserve">isMultiple() </w:t>
+      <w:proofErr w:type="gramStart"/>
+      <w:r>
+        <w:rPr>
+          <w:sz w:val="24"/>
+          <w:szCs w:val="22"/>
+          <w:lang w:val="en-US"/>
+        </w:rPr>
+        <w:t>isMultiple(</w:t>
+      </w:r>
+      <w:proofErr w:type="gramEnd"/>
+      <w:r>
+        <w:rPr>
+          <w:sz w:val="24"/>
+          <w:szCs w:val="22"/>
+          <w:lang w:val="en-US"/>
+        </w:rPr>
+        <w:t xml:space="preserve">) </w:t>
       </w:r>
       <w:r>
         <w:rPr>
@@ -10056,13 +10426,33 @@
           <w:lang w:val="en-US"/>
         </w:rPr>
       </w:pPr>
-      <w:r>
-        <w:rPr>
-          <w:sz w:val="24"/>
-          <w:szCs w:val="22"/>
-          <w:lang w:val="en-US"/>
-        </w:rPr>
-        <w:t>Thread.sleep()</w:t>
+      <w:proofErr w:type="spellStart"/>
+      <w:proofErr w:type="gramStart"/>
+      <w:r>
+        <w:rPr>
+          <w:sz w:val="24"/>
+          <w:szCs w:val="22"/>
+          <w:lang w:val="en-US"/>
+        </w:rPr>
+        <w:t>Thread.sleep</w:t>
+      </w:r>
+      <w:proofErr w:type="spellEnd"/>
+      <w:r>
+        <w:rPr>
+          <w:sz w:val="24"/>
+          <w:szCs w:val="22"/>
+          <w:lang w:val="en-US"/>
+        </w:rPr>
+        <w:t>(</w:t>
+      </w:r>
+      <w:proofErr w:type="gramEnd"/>
+      <w:r>
+        <w:rPr>
+          <w:sz w:val="24"/>
+          <w:szCs w:val="22"/>
+          <w:lang w:val="en-US"/>
+        </w:rPr>
+        <w:t>)</w:t>
       </w:r>
       <w:r>
         <w:rPr>
@@ -10518,13 +10908,23 @@
           <w:lang w:val="en-US"/>
         </w:rPr>
       </w:pPr>
-      <w:r>
-        <w:rPr>
-          <w:sz w:val="24"/>
-          <w:szCs w:val="22"/>
-          <w:lang w:val="en-US"/>
-        </w:rPr>
-        <w:t xml:space="preserve">i – ignoring </w:t>
+      <w:proofErr w:type="spellStart"/>
+      <w:r>
+        <w:rPr>
+          <w:sz w:val="24"/>
+          <w:szCs w:val="22"/>
+          <w:lang w:val="en-US"/>
+        </w:rPr>
+        <w:t>i</w:t>
+      </w:r>
+      <w:proofErr w:type="spellEnd"/>
+      <w:r>
+        <w:rPr>
+          <w:sz w:val="24"/>
+          <w:szCs w:val="22"/>
+          <w:lang w:val="en-US"/>
+        </w:rPr>
+        <w:t xml:space="preserve"> – ignoring </w:t>
       </w:r>
     </w:p>
     <w:p>
@@ -10849,7 +11249,25 @@
           <w:szCs w:val="22"/>
           <w:lang w:val="en-US"/>
         </w:rPr>
-        <w:t>&lt;table&gt;</w:t>
+        <w:t>&lt;</w:t>
+      </w:r>
+      <w:proofErr w:type="gramStart"/>
+      <w:r>
+        <w:rPr>
+          <w:sz w:val="24"/>
+          <w:szCs w:val="22"/>
+          <w:lang w:val="en-US"/>
+        </w:rPr>
+        <w:t>table</w:t>
+      </w:r>
+      <w:proofErr w:type="gramEnd"/>
+      <w:r>
+        <w:rPr>
+          <w:sz w:val="24"/>
+          <w:szCs w:val="22"/>
+          <w:lang w:val="en-US"/>
+        </w:rPr>
+        <w:t>&gt;</w:t>
       </w:r>
     </w:p>
     <w:p>
@@ -10867,7 +11285,27 @@
           <w:lang w:val="en-US"/>
         </w:rPr>
         <w:tab/>
-        <w:t>&lt;thead&gt;</w:t>
+        <w:t>&lt;</w:t>
+      </w:r>
+      <w:proofErr w:type="spellStart"/>
+      <w:proofErr w:type="gramStart"/>
+      <w:r>
+        <w:rPr>
+          <w:sz w:val="24"/>
+          <w:szCs w:val="22"/>
+          <w:lang w:val="en-US"/>
+        </w:rPr>
+        <w:t>thead</w:t>
+      </w:r>
+      <w:proofErr w:type="spellEnd"/>
+      <w:proofErr w:type="gramEnd"/>
+      <w:r>
+        <w:rPr>
+          <w:sz w:val="24"/>
+          <w:szCs w:val="22"/>
+          <w:lang w:val="en-US"/>
+        </w:rPr>
+        <w:t>&gt;</w:t>
       </w:r>
     </w:p>
     <w:p>
@@ -10893,7 +11331,27 @@
           <w:lang w:val="en-US"/>
         </w:rPr>
         <w:tab/>
-        <w:t>&lt;tr&gt;</w:t>
+        <w:t>&lt;</w:t>
+      </w:r>
+      <w:proofErr w:type="spellStart"/>
+      <w:proofErr w:type="gramStart"/>
+      <w:r>
+        <w:rPr>
+          <w:sz w:val="24"/>
+          <w:szCs w:val="22"/>
+          <w:lang w:val="en-US"/>
+        </w:rPr>
+        <w:t>tr</w:t>
+      </w:r>
+      <w:proofErr w:type="spellEnd"/>
+      <w:proofErr w:type="gramEnd"/>
+      <w:r>
+        <w:rPr>
+          <w:sz w:val="24"/>
+          <w:szCs w:val="22"/>
+          <w:lang w:val="en-US"/>
+        </w:rPr>
+        <w:t>&gt;</w:t>
       </w:r>
     </w:p>
     <w:p>
@@ -10927,7 +11385,53 @@
           <w:lang w:val="en-US"/>
         </w:rPr>
         <w:tab/>
-        <w:t>&lt;th&gt;Roll No&lt;/th&gt;</w:t>
+        <w:t>&lt;</w:t>
+      </w:r>
+      <w:proofErr w:type="spellStart"/>
+      <w:proofErr w:type="gramStart"/>
+      <w:r>
+        <w:rPr>
+          <w:sz w:val="24"/>
+          <w:szCs w:val="22"/>
+          <w:lang w:val="en-US"/>
+        </w:rPr>
+        <w:t>th</w:t>
+      </w:r>
+      <w:proofErr w:type="spellEnd"/>
+      <w:r>
+        <w:rPr>
+          <w:sz w:val="24"/>
+          <w:szCs w:val="22"/>
+          <w:lang w:val="en-US"/>
+        </w:rPr>
+        <w:t>&gt;</w:t>
+      </w:r>
+      <w:proofErr w:type="gramEnd"/>
+      <w:r>
+        <w:rPr>
+          <w:sz w:val="24"/>
+          <w:szCs w:val="22"/>
+          <w:lang w:val="en-US"/>
+        </w:rPr>
+        <w:t>Roll No&lt;/</w:t>
+      </w:r>
+      <w:proofErr w:type="spellStart"/>
+      <w:r>
+        <w:rPr>
+          <w:sz w:val="24"/>
+          <w:szCs w:val="22"/>
+          <w:lang w:val="en-US"/>
+        </w:rPr>
+        <w:t>th</w:t>
+      </w:r>
+      <w:proofErr w:type="spellEnd"/>
+      <w:r>
+        <w:rPr>
+          <w:sz w:val="24"/>
+          <w:szCs w:val="22"/>
+          <w:lang w:val="en-US"/>
+        </w:rPr>
+        <w:t>&gt;</w:t>
       </w:r>
     </w:p>
     <w:p>
@@ -10961,7 +11465,53 @@
           <w:lang w:val="en-US"/>
         </w:rPr>
         <w:tab/>
-        <w:t>&lt;th&gt;Name&lt;/th&gt;</w:t>
+        <w:t>&lt;</w:t>
+      </w:r>
+      <w:proofErr w:type="spellStart"/>
+      <w:proofErr w:type="gramStart"/>
+      <w:r>
+        <w:rPr>
+          <w:sz w:val="24"/>
+          <w:szCs w:val="22"/>
+          <w:lang w:val="en-US"/>
+        </w:rPr>
+        <w:t>th</w:t>
+      </w:r>
+      <w:proofErr w:type="spellEnd"/>
+      <w:r>
+        <w:rPr>
+          <w:sz w:val="24"/>
+          <w:szCs w:val="22"/>
+          <w:lang w:val="en-US"/>
+        </w:rPr>
+        <w:t>&gt;</w:t>
+      </w:r>
+      <w:proofErr w:type="gramEnd"/>
+      <w:r>
+        <w:rPr>
+          <w:sz w:val="24"/>
+          <w:szCs w:val="22"/>
+          <w:lang w:val="en-US"/>
+        </w:rPr>
+        <w:t>Name&lt;/</w:t>
+      </w:r>
+      <w:proofErr w:type="spellStart"/>
+      <w:r>
+        <w:rPr>
+          <w:sz w:val="24"/>
+          <w:szCs w:val="22"/>
+          <w:lang w:val="en-US"/>
+        </w:rPr>
+        <w:t>th</w:t>
+      </w:r>
+      <w:proofErr w:type="spellEnd"/>
+      <w:r>
+        <w:rPr>
+          <w:sz w:val="24"/>
+          <w:szCs w:val="22"/>
+          <w:lang w:val="en-US"/>
+        </w:rPr>
+        <w:t>&gt;</w:t>
       </w:r>
     </w:p>
     <w:p>
@@ -10987,7 +11537,27 @@
           <w:lang w:val="en-US"/>
         </w:rPr>
         <w:tab/>
-        <w:t>&lt;/tr&gt;</w:t>
+        <w:t>&lt;/</w:t>
+      </w:r>
+      <w:proofErr w:type="spellStart"/>
+      <w:proofErr w:type="gramStart"/>
+      <w:r>
+        <w:rPr>
+          <w:sz w:val="24"/>
+          <w:szCs w:val="22"/>
+          <w:lang w:val="en-US"/>
+        </w:rPr>
+        <w:t>tr</w:t>
+      </w:r>
+      <w:proofErr w:type="spellEnd"/>
+      <w:proofErr w:type="gramEnd"/>
+      <w:r>
+        <w:rPr>
+          <w:sz w:val="24"/>
+          <w:szCs w:val="22"/>
+          <w:lang w:val="en-US"/>
+        </w:rPr>
+        <w:t>&gt;</w:t>
       </w:r>
     </w:p>
     <w:p>
@@ -11005,7 +11575,25 @@
           <w:lang w:val="en-US"/>
         </w:rPr>
         <w:tab/>
-        <w:t>&lt;/thead&gt;</w:t>
+        <w:t>&lt;/</w:t>
+      </w:r>
+      <w:proofErr w:type="spellStart"/>
+      <w:r>
+        <w:rPr>
+          <w:sz w:val="24"/>
+          <w:szCs w:val="22"/>
+          <w:lang w:val="en-US"/>
+        </w:rPr>
+        <w:t>thead</w:t>
+      </w:r>
+      <w:proofErr w:type="spellEnd"/>
+      <w:r>
+        <w:rPr>
+          <w:sz w:val="24"/>
+          <w:szCs w:val="22"/>
+          <w:lang w:val="en-US"/>
+        </w:rPr>
+        <w:t>&gt;</w:t>
       </w:r>
     </w:p>
     <w:p>
@@ -11023,7 +11611,27 @@
           <w:lang w:val="en-US"/>
         </w:rPr>
         <w:tab/>
-        <w:t>&lt;tbody&gt;</w:t>
+        <w:t>&lt;</w:t>
+      </w:r>
+      <w:proofErr w:type="spellStart"/>
+      <w:proofErr w:type="gramStart"/>
+      <w:r>
+        <w:rPr>
+          <w:sz w:val="24"/>
+          <w:szCs w:val="22"/>
+          <w:lang w:val="en-US"/>
+        </w:rPr>
+        <w:t>tbody</w:t>
+      </w:r>
+      <w:proofErr w:type="spellEnd"/>
+      <w:proofErr w:type="gramEnd"/>
+      <w:r>
+        <w:rPr>
+          <w:sz w:val="24"/>
+          <w:szCs w:val="22"/>
+          <w:lang w:val="en-US"/>
+        </w:rPr>
+        <w:t>&gt;</w:t>
       </w:r>
     </w:p>
     <w:p>
@@ -11049,7 +11657,27 @@
           <w:lang w:val="en-US"/>
         </w:rPr>
         <w:tab/>
-        <w:t>&lt;tr&gt;</w:t>
+        <w:t>&lt;</w:t>
+      </w:r>
+      <w:proofErr w:type="spellStart"/>
+      <w:proofErr w:type="gramStart"/>
+      <w:r>
+        <w:rPr>
+          <w:sz w:val="24"/>
+          <w:szCs w:val="22"/>
+          <w:lang w:val="en-US"/>
+        </w:rPr>
+        <w:t>tr</w:t>
+      </w:r>
+      <w:proofErr w:type="spellEnd"/>
+      <w:proofErr w:type="gramEnd"/>
+      <w:r>
+        <w:rPr>
+          <w:sz w:val="24"/>
+          <w:szCs w:val="22"/>
+          <w:lang w:val="en-US"/>
+        </w:rPr>
+        <w:t>&gt;</w:t>
       </w:r>
     </w:p>
     <w:p>
@@ -11083,7 +11711,25 @@
           <w:lang w:val="en-US"/>
         </w:rPr>
         <w:tab/>
-        <w:t>&lt;td&gt;1&lt;/td&gt;</w:t>
+        <w:t>&lt;</w:t>
+      </w:r>
+      <w:proofErr w:type="gramStart"/>
+      <w:r>
+        <w:rPr>
+          <w:sz w:val="24"/>
+          <w:szCs w:val="22"/>
+          <w:lang w:val="en-US"/>
+        </w:rPr>
+        <w:t>td&gt;</w:t>
+      </w:r>
+      <w:proofErr w:type="gramEnd"/>
+      <w:r>
+        <w:rPr>
+          <w:sz w:val="24"/>
+          <w:szCs w:val="22"/>
+          <w:lang w:val="en-US"/>
+        </w:rPr>
+        <w:t>1&lt;/td&gt;</w:t>
       </w:r>
     </w:p>
     <w:p>
@@ -11117,7 +11763,35 @@
           <w:lang w:val="en-US"/>
         </w:rPr>
         <w:tab/>
-        <w:t>&lt;td&gt;Diksha&lt;/td</w:t>
+        <w:t>&lt;</w:t>
+      </w:r>
+      <w:proofErr w:type="gramStart"/>
+      <w:r>
+        <w:rPr>
+          <w:sz w:val="24"/>
+          <w:szCs w:val="22"/>
+          <w:lang w:val="en-US"/>
+        </w:rPr>
+        <w:t>td&gt;</w:t>
+      </w:r>
+      <w:proofErr w:type="spellStart"/>
+      <w:proofErr w:type="gramEnd"/>
+      <w:r>
+        <w:rPr>
+          <w:sz w:val="24"/>
+          <w:szCs w:val="22"/>
+          <w:lang w:val="en-US"/>
+        </w:rPr>
+        <w:t>Diksha</w:t>
+      </w:r>
+      <w:proofErr w:type="spellEnd"/>
+      <w:r>
+        <w:rPr>
+          <w:sz w:val="24"/>
+          <w:szCs w:val="22"/>
+          <w:lang w:val="en-US"/>
+        </w:rPr>
+        <w:t>&lt;/td</w:t>
       </w:r>
     </w:p>
     <w:p>
@@ -11143,7 +11817,27 @@
           <w:lang w:val="en-US"/>
         </w:rPr>
         <w:tab/>
-        <w:t>&lt;/tr&gt;</w:t>
+        <w:t>&lt;/</w:t>
+      </w:r>
+      <w:proofErr w:type="spellStart"/>
+      <w:proofErr w:type="gramStart"/>
+      <w:r>
+        <w:rPr>
+          <w:sz w:val="24"/>
+          <w:szCs w:val="22"/>
+          <w:lang w:val="en-US"/>
+        </w:rPr>
+        <w:t>tr</w:t>
+      </w:r>
+      <w:proofErr w:type="spellEnd"/>
+      <w:proofErr w:type="gramEnd"/>
+      <w:r>
+        <w:rPr>
+          <w:sz w:val="24"/>
+          <w:szCs w:val="22"/>
+          <w:lang w:val="en-US"/>
+        </w:rPr>
+        <w:t>&gt;</w:t>
       </w:r>
     </w:p>
     <w:p>
@@ -11169,7 +11863,27 @@
           <w:lang w:val="en-US"/>
         </w:rPr>
         <w:tab/>
-        <w:t>&lt;tr&gt;</w:t>
+        <w:t>&lt;</w:t>
+      </w:r>
+      <w:proofErr w:type="spellStart"/>
+      <w:proofErr w:type="gramStart"/>
+      <w:r>
+        <w:rPr>
+          <w:sz w:val="24"/>
+          <w:szCs w:val="22"/>
+          <w:lang w:val="en-US"/>
+        </w:rPr>
+        <w:t>tr</w:t>
+      </w:r>
+      <w:proofErr w:type="spellEnd"/>
+      <w:proofErr w:type="gramEnd"/>
+      <w:r>
+        <w:rPr>
+          <w:sz w:val="24"/>
+          <w:szCs w:val="22"/>
+          <w:lang w:val="en-US"/>
+        </w:rPr>
+        <w:t>&gt;</w:t>
       </w:r>
       <w:r>
         <w:rPr>
@@ -11211,7 +11925,25 @@
           <w:lang w:val="en-US"/>
         </w:rPr>
         <w:tab/>
-        <w:t>&lt;td&gt;2&lt;/td&gt;</w:t>
+        <w:t>&lt;</w:t>
+      </w:r>
+      <w:proofErr w:type="gramStart"/>
+      <w:r>
+        <w:rPr>
+          <w:sz w:val="24"/>
+          <w:szCs w:val="22"/>
+          <w:lang w:val="en-US"/>
+        </w:rPr>
+        <w:t>td&gt;</w:t>
+      </w:r>
+      <w:proofErr w:type="gramEnd"/>
+      <w:r>
+        <w:rPr>
+          <w:sz w:val="24"/>
+          <w:szCs w:val="22"/>
+          <w:lang w:val="en-US"/>
+        </w:rPr>
+        <w:t>2&lt;/td&gt;</w:t>
       </w:r>
     </w:p>
     <w:p>
@@ -11245,7 +11977,35 @@
           <w:lang w:val="en-US"/>
         </w:rPr>
         <w:tab/>
-        <w:t>&lt;td&gt;Dilshad&lt;/td&gt;</w:t>
+        <w:t>&lt;</w:t>
+      </w:r>
+      <w:proofErr w:type="gramStart"/>
+      <w:r>
+        <w:rPr>
+          <w:sz w:val="24"/>
+          <w:szCs w:val="22"/>
+          <w:lang w:val="en-US"/>
+        </w:rPr>
+        <w:t>td&gt;</w:t>
+      </w:r>
+      <w:proofErr w:type="spellStart"/>
+      <w:proofErr w:type="gramEnd"/>
+      <w:r>
+        <w:rPr>
+          <w:sz w:val="24"/>
+          <w:szCs w:val="22"/>
+          <w:lang w:val="en-US"/>
+        </w:rPr>
+        <w:t>Dilshad</w:t>
+      </w:r>
+      <w:proofErr w:type="spellEnd"/>
+      <w:r>
+        <w:rPr>
+          <w:sz w:val="24"/>
+          <w:szCs w:val="22"/>
+          <w:lang w:val="en-US"/>
+        </w:rPr>
+        <w:t>&lt;/td&gt;</w:t>
       </w:r>
     </w:p>
     <w:p>
@@ -11271,7 +12031,27 @@
           <w:lang w:val="en-US"/>
         </w:rPr>
         <w:tab/>
-        <w:t>&lt;/tr&gt;</w:t>
+        <w:t>&lt;/</w:t>
+      </w:r>
+      <w:proofErr w:type="spellStart"/>
+      <w:proofErr w:type="gramStart"/>
+      <w:r>
+        <w:rPr>
+          <w:sz w:val="24"/>
+          <w:szCs w:val="22"/>
+          <w:lang w:val="en-US"/>
+        </w:rPr>
+        <w:t>tr</w:t>
+      </w:r>
+      <w:proofErr w:type="spellEnd"/>
+      <w:proofErr w:type="gramEnd"/>
+      <w:r>
+        <w:rPr>
+          <w:sz w:val="24"/>
+          <w:szCs w:val="22"/>
+          <w:lang w:val="en-US"/>
+        </w:rPr>
+        <w:t>&gt;</w:t>
       </w:r>
     </w:p>
     <w:p>
@@ -11289,24 +12069,60 @@
           <w:lang w:val="en-US"/>
         </w:rPr>
         <w:tab/>
-        <w:t>&lt;/tbody&gt;</w:t>
-      </w:r>
-    </w:p>
-    <w:p>
-      <w:pPr>
-        <w:rPr>
-          <w:sz w:val="24"/>
-          <w:szCs w:val="22"/>
-          <w:lang w:val="en-US"/>
-        </w:rPr>
-      </w:pPr>
-      <w:r>
-        <w:rPr>
-          <w:sz w:val="24"/>
-          <w:szCs w:val="22"/>
-          <w:lang w:val="en-US"/>
-        </w:rPr>
-        <w:t>&lt;table&gt;</w:t>
+        <w:t>&lt;/</w:t>
+      </w:r>
+      <w:proofErr w:type="spellStart"/>
+      <w:r>
+        <w:rPr>
+          <w:sz w:val="24"/>
+          <w:szCs w:val="22"/>
+          <w:lang w:val="en-US"/>
+        </w:rPr>
+        <w:t>tbody</w:t>
+      </w:r>
+      <w:proofErr w:type="spellEnd"/>
+      <w:r>
+        <w:rPr>
+          <w:sz w:val="24"/>
+          <w:szCs w:val="22"/>
+          <w:lang w:val="en-US"/>
+        </w:rPr>
+        <w:t>&gt;</w:t>
+      </w:r>
+    </w:p>
+    <w:p>
+      <w:pPr>
+        <w:rPr>
+          <w:sz w:val="24"/>
+          <w:szCs w:val="22"/>
+          <w:lang w:val="en-US"/>
+        </w:rPr>
+      </w:pPr>
+      <w:r>
+        <w:rPr>
+          <w:sz w:val="24"/>
+          <w:szCs w:val="22"/>
+          <w:lang w:val="en-US"/>
+        </w:rPr>
+        <w:t>&lt;</w:t>
+      </w:r>
+      <w:proofErr w:type="gramStart"/>
+      <w:r>
+        <w:rPr>
+          <w:sz w:val="24"/>
+          <w:szCs w:val="22"/>
+          <w:lang w:val="en-US"/>
+        </w:rPr>
+        <w:t>table</w:t>
+      </w:r>
+      <w:proofErr w:type="gramEnd"/>
+      <w:r>
+        <w:rPr>
+          <w:sz w:val="24"/>
+          <w:szCs w:val="22"/>
+          <w:lang w:val="en-US"/>
+        </w:rPr>
+        <w:t>&gt;</w:t>
       </w:r>
     </w:p>
     <w:p>
@@ -11381,7 +12197,43 @@
           <w:szCs w:val="22"/>
           <w:lang w:val="en-US"/>
         </w:rPr>
-        <w:t>To upload any file on such control simply call .sendKeys() method on this control. And pass the path of file as a parameter to sendKeys() method.</w:t>
+        <w:t>To upload any file on such control simply call .</w:t>
+      </w:r>
+      <w:proofErr w:type="gramStart"/>
+      <w:r>
+        <w:rPr>
+          <w:sz w:val="24"/>
+          <w:szCs w:val="22"/>
+          <w:lang w:val="en-US"/>
+        </w:rPr>
+        <w:t>sendKeys(</w:t>
+      </w:r>
+      <w:proofErr w:type="gramEnd"/>
+      <w:r>
+        <w:rPr>
+          <w:sz w:val="24"/>
+          <w:szCs w:val="22"/>
+          <w:lang w:val="en-US"/>
+        </w:rPr>
+        <w:t xml:space="preserve">) method on this control. And pass the path of file as a parameter to </w:t>
+      </w:r>
+      <w:proofErr w:type="gramStart"/>
+      <w:r>
+        <w:rPr>
+          <w:sz w:val="24"/>
+          <w:szCs w:val="22"/>
+          <w:lang w:val="en-US"/>
+        </w:rPr>
+        <w:t>sendKeys(</w:t>
+      </w:r>
+      <w:proofErr w:type="gramEnd"/>
+      <w:r>
+        <w:rPr>
+          <w:sz w:val="24"/>
+          <w:szCs w:val="22"/>
+          <w:lang w:val="en-US"/>
+        </w:rPr>
+        <w:t>) method.</w:t>
       </w:r>
     </w:p>
     <w:p>
@@ -11876,13 +12728,23 @@
           <w:lang w:val="en-US"/>
         </w:rPr>
       </w:pPr>
-      <w:r>
-        <w:rPr>
-          <w:sz w:val="24"/>
-          <w:szCs w:val="22"/>
-          <w:lang w:val="en-US"/>
-        </w:rPr>
-        <w:t xml:space="preserve">driver.switchTo().alert() </w:t>
+      <w:proofErr w:type="spellStart"/>
+      <w:r>
+        <w:rPr>
+          <w:sz w:val="24"/>
+          <w:szCs w:val="22"/>
+          <w:lang w:val="en-US"/>
+        </w:rPr>
+        <w:t>driver.switchTo</w:t>
+      </w:r>
+      <w:proofErr w:type="spellEnd"/>
+      <w:r>
+        <w:rPr>
+          <w:sz w:val="24"/>
+          <w:szCs w:val="22"/>
+          <w:lang w:val="en-US"/>
+        </w:rPr>
+        <w:t xml:space="preserve">().alert() </w:t>
       </w:r>
       <w:r>
         <w:rPr>
@@ -12028,13 +12890,23 @@
           <w:lang w:val="en-US"/>
         </w:rPr>
       </w:pPr>
-      <w:r>
-        <w:rPr>
-          <w:sz w:val="24"/>
-          <w:szCs w:val="22"/>
-          <w:lang w:val="en-US"/>
-        </w:rPr>
-        <w:t xml:space="preserve">sendKeys() </w:t>
+      <w:proofErr w:type="gramStart"/>
+      <w:r>
+        <w:rPr>
+          <w:sz w:val="24"/>
+          <w:szCs w:val="22"/>
+          <w:lang w:val="en-US"/>
+        </w:rPr>
+        <w:t>sendKeys(</w:t>
+      </w:r>
+      <w:proofErr w:type="gramEnd"/>
+      <w:r>
+        <w:rPr>
+          <w:sz w:val="24"/>
+          <w:szCs w:val="22"/>
+          <w:lang w:val="en-US"/>
+        </w:rPr>
+        <w:t xml:space="preserve">) </w:t>
       </w:r>
       <w:r>
         <w:rPr>
@@ -12284,13 +13156,23 @@
           <w:lang w:val="en-US"/>
         </w:rPr>
       </w:pPr>
-      <w:r>
-        <w:rPr>
-          <w:sz w:val="24"/>
-          <w:szCs w:val="22"/>
-          <w:lang w:val="en-US"/>
-        </w:rPr>
-        <w:t xml:space="preserve">moveToElement() </w:t>
+      <w:proofErr w:type="gramStart"/>
+      <w:r>
+        <w:rPr>
+          <w:sz w:val="24"/>
+          <w:szCs w:val="22"/>
+          <w:lang w:val="en-US"/>
+        </w:rPr>
+        <w:t>moveToElement(</w:t>
+      </w:r>
+      <w:proofErr w:type="gramEnd"/>
+      <w:r>
+        <w:rPr>
+          <w:sz w:val="24"/>
+          <w:szCs w:val="22"/>
+          <w:lang w:val="en-US"/>
+        </w:rPr>
+        <w:t xml:space="preserve">) </w:t>
       </w:r>
       <w:r>
         <w:rPr>
@@ -12322,13 +13204,23 @@
           <w:lang w:val="en-US"/>
         </w:rPr>
       </w:pPr>
-      <w:r>
-        <w:rPr>
-          <w:sz w:val="24"/>
-          <w:szCs w:val="22"/>
-          <w:lang w:val="en-US"/>
-        </w:rPr>
-        <w:t xml:space="preserve">perform() </w:t>
+      <w:proofErr w:type="gramStart"/>
+      <w:r>
+        <w:rPr>
+          <w:sz w:val="24"/>
+          <w:szCs w:val="22"/>
+          <w:lang w:val="en-US"/>
+        </w:rPr>
+        <w:t>perform(</w:t>
+      </w:r>
+      <w:proofErr w:type="gramEnd"/>
+      <w:r>
+        <w:rPr>
+          <w:sz w:val="24"/>
+          <w:szCs w:val="22"/>
+          <w:lang w:val="en-US"/>
+        </w:rPr>
+        <w:t xml:space="preserve">) </w:t>
       </w:r>
       <w:r>
         <w:rPr>
@@ -12589,7 +13481,25 @@
           <w:szCs w:val="22"/>
           <w:lang w:val="en-US"/>
         </w:rPr>
-        <w:t xml:space="preserve"> which will make automation testing more easy.</w:t>
+        <w:t xml:space="preserve"> which will make automation testing more </w:t>
+      </w:r>
+      <w:proofErr w:type="gramStart"/>
+      <w:r>
+        <w:rPr>
+          <w:sz w:val="24"/>
+          <w:szCs w:val="22"/>
+          <w:lang w:val="en-US"/>
+        </w:rPr>
+        <w:t>easy</w:t>
+      </w:r>
+      <w:proofErr w:type="gramEnd"/>
+      <w:r>
+        <w:rPr>
+          <w:sz w:val="24"/>
+          <w:szCs w:val="22"/>
+          <w:lang w:val="en-US"/>
+        </w:rPr>
+        <w:t>.</w:t>
       </w:r>
     </w:p>
     <w:p>
@@ -13287,7 +14197,24 @@
           <w:lang w:val="en-US"/>
         </w:rPr>
         <w:br/>
-        <w:t xml:space="preserve">By default all tests are having priority as 0 (zero). </w:t>
+      </w:r>
+      <w:proofErr w:type="gramStart"/>
+      <w:r>
+        <w:rPr>
+          <w:sz w:val="24"/>
+          <w:szCs w:val="22"/>
+          <w:lang w:val="en-US"/>
+        </w:rPr>
+        <w:t>By</w:t>
+      </w:r>
+      <w:proofErr w:type="gramEnd"/>
+      <w:r>
+        <w:rPr>
+          <w:sz w:val="24"/>
+          <w:szCs w:val="22"/>
+          <w:lang w:val="en-US"/>
+        </w:rPr>
+        <w:t xml:space="preserve"> default all tests are having priority as 0 (zero). </w:t>
       </w:r>
       <w:r>
         <w:rPr>
@@ -14030,8 +14957,6 @@
         <w:tab/>
         <w:t>Test 3</w:t>
       </w:r>
-      <w:bookmarkStart w:id="0" w:name="_GoBack"/>
-      <w:bookmarkEnd w:id="0"/>
     </w:p>
     <w:p>
       <w:pPr>
@@ -14264,7 +15189,31 @@
           <w:szCs w:val="22"/>
           <w:lang w:val="en-US"/>
         </w:rPr>
-        <w:t>??</w:t>
+        <w:t>Hard Assertion (Assertion)</w:t>
+      </w:r>
+    </w:p>
+    <w:p>
+      <w:pPr>
+        <w:pStyle w:val="ListParagraph"/>
+        <w:numPr>
+          <w:ilvl w:val="2"/>
+          <w:numId w:val="38"/>
+        </w:numPr>
+        <w:rPr>
+          <w:b/>
+          <w:bCs/>
+          <w:sz w:val="24"/>
+          <w:szCs w:val="22"/>
+          <w:lang w:val="en-US"/>
+        </w:rPr>
+      </w:pPr>
+      <w:r>
+        <w:rPr>
+          <w:sz w:val="24"/>
+          <w:szCs w:val="22"/>
+          <w:lang w:val="en-US"/>
+        </w:rPr>
+        <w:t>Will terminates the execution of test case if assertion is fail.</w:t>
       </w:r>
     </w:p>
     <w:p>
@@ -14288,7 +15237,31 @@
           <w:szCs w:val="22"/>
           <w:lang w:val="en-US"/>
         </w:rPr>
-        <w:t>??</w:t>
+        <w:t>Soft Assertion (Verify)</w:t>
+      </w:r>
+    </w:p>
+    <w:p>
+      <w:pPr>
+        <w:pStyle w:val="ListParagraph"/>
+        <w:numPr>
+          <w:ilvl w:val="2"/>
+          <w:numId w:val="38"/>
+        </w:numPr>
+        <w:rPr>
+          <w:b/>
+          <w:bCs/>
+          <w:sz w:val="24"/>
+          <w:szCs w:val="22"/>
+          <w:lang w:val="en-US"/>
+        </w:rPr>
+      </w:pPr>
+      <w:r>
+        <w:rPr>
+          <w:sz w:val="24"/>
+          <w:szCs w:val="22"/>
+          <w:lang w:val="en-US"/>
+        </w:rPr>
+        <w:t>Will not terminate the execution and Exception will be thrown when you are calling AssertAll() method</w:t>
       </w:r>
     </w:p>
     <w:p>
@@ -14499,17 +15472,72 @@
     </w:p>
     <w:p>
       <w:pPr>
-        <w:pStyle w:val="ListParagraph"/>
-        <w:numPr>
-          <w:ilvl w:val="1"/>
-          <w:numId w:val="39"/>
-        </w:numPr>
-        <w:rPr>
-          <w:sz w:val="24"/>
-          <w:szCs w:val="22"/>
-          <w:lang w:val="en-US"/>
-        </w:rPr>
-      </w:pPr>
+        <w:rPr>
+          <w:sz w:val="24"/>
+          <w:szCs w:val="22"/>
+          <w:lang w:val="en-US"/>
+        </w:rPr>
+      </w:pPr>
+    </w:p>
+    <w:p>
+      <w:pPr>
+        <w:rPr>
+          <w:sz w:val="24"/>
+          <w:szCs w:val="22"/>
+          <w:lang w:val="en-US"/>
+        </w:rPr>
+      </w:pPr>
+      <w:r>
+        <w:rPr>
+          <w:noProof/>
+          <w:lang w:eastAsia="en-IN"/>
+        </w:rPr>
+        <w:lastRenderedPageBreak/>
+        <w:drawing>
+          <wp:inline distT="0" distB="0" distL="0" distR="0" wp14:anchorId="31A2B8F4" wp14:editId="3B33B378">
+            <wp:extent cx="5219700" cy="3115206"/>
+            <wp:effectExtent l="0" t="0" r="0" b="9525"/>
+            <wp:docPr id="3" name="Picture 3"/>
+            <wp:cNvGraphicFramePr>
+              <a:graphicFrameLocks xmlns:a="http://schemas.openxmlformats.org/drawingml/2006/main" noChangeAspect="1"/>
+            </wp:cNvGraphicFramePr>
+            <a:graphic xmlns:a="http://schemas.openxmlformats.org/drawingml/2006/main">
+              <a:graphicData uri="http://schemas.openxmlformats.org/drawingml/2006/picture">
+                <pic:pic xmlns:pic="http://schemas.openxmlformats.org/drawingml/2006/picture">
+                  <pic:nvPicPr>
+                    <pic:cNvPr id="1" name=""/>
+                    <pic:cNvPicPr/>
+                  </pic:nvPicPr>
+                  <pic:blipFill rotWithShape="1">
+                    <a:blip r:embed="rId12"/>
+                    <a:srcRect l="23931" t="18915" r="13417" b="14582"/>
+                    <a:stretch/>
+                  </pic:blipFill>
+                  <pic:spPr bwMode="auto">
+                    <a:xfrm>
+                      <a:off x="0" y="0"/>
+                      <a:ext cx="5240139" cy="3127404"/>
+                    </a:xfrm>
+                    <a:prstGeom prst="rect">
+                      <a:avLst/>
+                    </a:prstGeom>
+                    <a:ln>
+                      <a:noFill/>
+                    </a:ln>
+                    <a:extLst>
+                      <a:ext uri="{53640926-AAD7-44D8-BBD7-CCE9431645EC}">
+                        <a14:shadowObscured xmlns:a14="http://schemas.microsoft.com/office/drawing/2010/main"/>
+                      </a:ext>
+                    </a:extLst>
+                  </pic:spPr>
+                </pic:pic>
+              </a:graphicData>
+            </a:graphic>
+          </wp:inline>
+        </w:drawing>
+      </w:r>
+      <w:bookmarkStart w:id="0" w:name="_GoBack"/>
+      <w:bookmarkEnd w:id="0"/>
     </w:p>
     <w:sectPr>
       <w:pgSz w:w="11906" w:h="16838"/>
@@ -15897,7 +16925,7 @@
         <w:rFonts w:ascii="Courier New" w:hAnsi="Courier New" w:cs="Courier New" w:hint="default"/>
       </w:rPr>
     </w:lvl>
-    <w:lvl w:ilvl="2" w:tplc="40090005" w:tentative="1">
+    <w:lvl w:ilvl="2" w:tplc="40090005">
       <w:start w:val="1"/>
       <w:numFmt w:val="bullet"/>
       <w:lvlText w:val=""/>
@@ -20231,31 +21259,31 @@
     </dgm:pt>
   </dgm:ptLst>
   <dgm:cxnLst>
-    <dgm:cxn modelId="{2ECBD648-F8A6-41F9-B9A5-5DDEFF24877D}" type="presOf" srcId="{B2F67260-32B4-49EF-BEA7-6376ABEBC356}" destId="{45B120D8-A283-4DB0-AE48-CD1028B5A1CA}" srcOrd="0" destOrd="0" presId="urn:microsoft.com/office/officeart/2005/8/layout/process1"/>
-    <dgm:cxn modelId="{0C5D2741-46E1-4BF1-B0BC-645E981C46A2}" type="presOf" srcId="{2F2C6037-AE48-4650-B998-EBABF88D0464}" destId="{ABB6D0E9-231F-49FF-8F6A-CBD756BB2A07}" srcOrd="0" destOrd="0" presId="urn:microsoft.com/office/officeart/2005/8/layout/process1"/>
-    <dgm:cxn modelId="{A1ADD528-398F-48C5-B7E2-19CC9C4DBB4C}" type="presOf" srcId="{B0DAEDAB-33B3-4821-A91B-D05361312CE9}" destId="{FCE3B9A4-214A-4502-B3DF-ACB3E0BC61C7}" srcOrd="0" destOrd="0" presId="urn:microsoft.com/office/officeart/2005/8/layout/process1"/>
-    <dgm:cxn modelId="{73405E2C-33B9-4A51-AFA5-455F5D87D133}" type="presOf" srcId="{CB734D05-6005-4A33-891F-8F6E9F0BE629}" destId="{9346448E-7772-4989-9A73-02FD2DA61B93}" srcOrd="0" destOrd="0" presId="urn:microsoft.com/office/officeart/2005/8/layout/process1"/>
+    <dgm:cxn modelId="{5A74D654-12CC-4E06-8621-AEF421C840DD}" type="presOf" srcId="{D4DE5EA1-C98A-4001-96ED-0D8A4099152C}" destId="{CA09568C-529F-4056-BB14-75FC27EA3A57}" srcOrd="0" destOrd="0" presId="urn:microsoft.com/office/officeart/2005/8/layout/process1"/>
     <dgm:cxn modelId="{916CD402-046A-49C3-919C-E8874C6452BD}" srcId="{C787D0C9-C4AA-4BF8-AAA9-EFDCDDDFB8C5}" destId="{B0DAEDAB-33B3-4821-A91B-D05361312CE9}" srcOrd="3" destOrd="0" parTransId="{1B396FDD-FE98-44AA-BBFD-EFDF9B52D4CD}" sibTransId="{2689B6F1-8FF1-4D68-9639-E8E505EA5AB0}"/>
-    <dgm:cxn modelId="{4C3A073C-A19C-4E19-88E7-500E367BC93A}" type="presOf" srcId="{58F8E6FA-8E5F-4590-8E91-7D425686736E}" destId="{38F30BB8-19AC-4F2C-997E-D6C87643D812}" srcOrd="1" destOrd="0" presId="urn:microsoft.com/office/officeart/2005/8/layout/process1"/>
-    <dgm:cxn modelId="{D878DECF-7C14-4B0C-B9B9-516C074A2A02}" type="presOf" srcId="{C6470392-B547-42B7-BBE1-49D9BF3297A5}" destId="{E6A79763-2175-4FE6-AF39-65BAD7E8A94D}" srcOrd="0" destOrd="0" presId="urn:microsoft.com/office/officeart/2005/8/layout/process1"/>
+    <dgm:cxn modelId="{A988C70E-225B-4A4F-8747-7124EA2DA6E3}" type="presOf" srcId="{B2F67260-32B4-49EF-BEA7-6376ABEBC356}" destId="{45B120D8-A283-4DB0-AE48-CD1028B5A1CA}" srcOrd="0" destOrd="0" presId="urn:microsoft.com/office/officeart/2005/8/layout/process1"/>
+    <dgm:cxn modelId="{9C130AD9-60E3-4C76-9E91-534C97217FF3}" type="presOf" srcId="{CB734D05-6005-4A33-891F-8F6E9F0BE629}" destId="{9346448E-7772-4989-9A73-02FD2DA61B93}" srcOrd="0" destOrd="0" presId="urn:microsoft.com/office/officeart/2005/8/layout/process1"/>
+    <dgm:cxn modelId="{53198675-A76A-4550-BCD6-BC9F5F28219B}" type="presOf" srcId="{C787D0C9-C4AA-4BF8-AAA9-EFDCDDDFB8C5}" destId="{ECE2E50F-1EF0-49E9-A2A2-C09D34379E86}" srcOrd="0" destOrd="0" presId="urn:microsoft.com/office/officeart/2005/8/layout/process1"/>
     <dgm:cxn modelId="{407416C7-D9A4-49CF-A1D9-63129D12A5E9}" srcId="{C787D0C9-C4AA-4BF8-AAA9-EFDCDDDFB8C5}" destId="{B2F67260-32B4-49EF-BEA7-6376ABEBC356}" srcOrd="1" destOrd="0" parTransId="{452FD36E-8C97-458A-9189-BC15B3E0AB1F}" sibTransId="{58F8E6FA-8E5F-4590-8E91-7D425686736E}"/>
+    <dgm:cxn modelId="{44C3CB94-77BC-4F34-A4B2-525FEE31D8BC}" type="presOf" srcId="{B0DAEDAB-33B3-4821-A91B-D05361312CE9}" destId="{FCE3B9A4-214A-4502-B3DF-ACB3E0BC61C7}" srcOrd="0" destOrd="0" presId="urn:microsoft.com/office/officeart/2005/8/layout/process1"/>
     <dgm:cxn modelId="{F27277EA-BDDA-4005-9170-FBB0A209E462}" srcId="{C787D0C9-C4AA-4BF8-AAA9-EFDCDDDFB8C5}" destId="{CB734D05-6005-4A33-891F-8F6E9F0BE629}" srcOrd="0" destOrd="0" parTransId="{D88A1106-7499-4EC1-A955-12C926757BDC}" sibTransId="{2F2C6037-AE48-4650-B998-EBABF88D0464}"/>
+    <dgm:cxn modelId="{F074FF38-7937-451A-9B80-7DDEFC6CD546}" type="presOf" srcId="{2F2C6037-AE48-4650-B998-EBABF88D0464}" destId="{ABB6D0E9-231F-49FF-8F6A-CBD756BB2A07}" srcOrd="0" destOrd="0" presId="urn:microsoft.com/office/officeart/2005/8/layout/process1"/>
     <dgm:cxn modelId="{A358B1AA-45ED-4C0A-A925-911C6E3E177E}" srcId="{C787D0C9-C4AA-4BF8-AAA9-EFDCDDDFB8C5}" destId="{D4DE5EA1-C98A-4001-96ED-0D8A4099152C}" srcOrd="2" destOrd="0" parTransId="{DDD45587-67C2-4B3F-892B-0153C2E010D0}" sibTransId="{C6470392-B547-42B7-BBE1-49D9BF3297A5}"/>
-    <dgm:cxn modelId="{D87E3C4F-E11D-45C6-9F69-D0C081905656}" type="presOf" srcId="{58F8E6FA-8E5F-4590-8E91-7D425686736E}" destId="{1C61394E-D32F-4A43-ADD4-F46D3A33D38F}" srcOrd="0" destOrd="0" presId="urn:microsoft.com/office/officeart/2005/8/layout/process1"/>
-    <dgm:cxn modelId="{769A1C9D-169C-4716-963D-0C406D2002F5}" type="presOf" srcId="{D4DE5EA1-C98A-4001-96ED-0D8A4099152C}" destId="{CA09568C-529F-4056-BB14-75FC27EA3A57}" srcOrd="0" destOrd="0" presId="urn:microsoft.com/office/officeart/2005/8/layout/process1"/>
-    <dgm:cxn modelId="{2483787B-5F72-4AB1-BA1C-DDCA90B5C70E}" type="presOf" srcId="{C787D0C9-C4AA-4BF8-AAA9-EFDCDDDFB8C5}" destId="{ECE2E50F-1EF0-49E9-A2A2-C09D34379E86}" srcOrd="0" destOrd="0" presId="urn:microsoft.com/office/officeart/2005/8/layout/process1"/>
-    <dgm:cxn modelId="{8EB2C626-4F32-4452-A9D9-BCBF37DE34C8}" type="presOf" srcId="{C6470392-B547-42B7-BBE1-49D9BF3297A5}" destId="{D17F71C8-684F-40E9-B9CF-89D188A27816}" srcOrd="1" destOrd="0" presId="urn:microsoft.com/office/officeart/2005/8/layout/process1"/>
-    <dgm:cxn modelId="{FAD13037-3F61-48E0-BD27-DAD45F08C091}" type="presOf" srcId="{2F2C6037-AE48-4650-B998-EBABF88D0464}" destId="{8D8E620F-A309-4628-986D-B0F92ABF739C}" srcOrd="1" destOrd="0" presId="urn:microsoft.com/office/officeart/2005/8/layout/process1"/>
-    <dgm:cxn modelId="{15475C0D-30BC-4459-8AC1-8AC39E9C73AC}" type="presParOf" srcId="{ECE2E50F-1EF0-49E9-A2A2-C09D34379E86}" destId="{9346448E-7772-4989-9A73-02FD2DA61B93}" srcOrd="0" destOrd="0" presId="urn:microsoft.com/office/officeart/2005/8/layout/process1"/>
-    <dgm:cxn modelId="{0284457B-DEB1-4B5A-A67F-0A13C0D139FC}" type="presParOf" srcId="{ECE2E50F-1EF0-49E9-A2A2-C09D34379E86}" destId="{ABB6D0E9-231F-49FF-8F6A-CBD756BB2A07}" srcOrd="1" destOrd="0" presId="urn:microsoft.com/office/officeart/2005/8/layout/process1"/>
-    <dgm:cxn modelId="{E92408DE-E0C9-4BE2-8BEB-3E738CAFA001}" type="presParOf" srcId="{ABB6D0E9-231F-49FF-8F6A-CBD756BB2A07}" destId="{8D8E620F-A309-4628-986D-B0F92ABF739C}" srcOrd="0" destOrd="0" presId="urn:microsoft.com/office/officeart/2005/8/layout/process1"/>
-    <dgm:cxn modelId="{6FDC089F-E8A9-4514-8371-3B65F570B306}" type="presParOf" srcId="{ECE2E50F-1EF0-49E9-A2A2-C09D34379E86}" destId="{45B120D8-A283-4DB0-AE48-CD1028B5A1CA}" srcOrd="2" destOrd="0" presId="urn:microsoft.com/office/officeart/2005/8/layout/process1"/>
-    <dgm:cxn modelId="{05C2919C-8E3A-40D2-AF80-BC0EFE6E73DD}" type="presParOf" srcId="{ECE2E50F-1EF0-49E9-A2A2-C09D34379E86}" destId="{1C61394E-D32F-4A43-ADD4-F46D3A33D38F}" srcOrd="3" destOrd="0" presId="urn:microsoft.com/office/officeart/2005/8/layout/process1"/>
-    <dgm:cxn modelId="{B1C974F4-CA99-4FAA-84AB-A26C80D56774}" type="presParOf" srcId="{1C61394E-D32F-4A43-ADD4-F46D3A33D38F}" destId="{38F30BB8-19AC-4F2C-997E-D6C87643D812}" srcOrd="0" destOrd="0" presId="urn:microsoft.com/office/officeart/2005/8/layout/process1"/>
-    <dgm:cxn modelId="{630FA685-9106-4D4A-9D3A-8D1A9F3A696C}" type="presParOf" srcId="{ECE2E50F-1EF0-49E9-A2A2-C09D34379E86}" destId="{CA09568C-529F-4056-BB14-75FC27EA3A57}" srcOrd="4" destOrd="0" presId="urn:microsoft.com/office/officeart/2005/8/layout/process1"/>
-    <dgm:cxn modelId="{DBBF5F6D-F15E-4C11-B244-90BB48DB5B71}" type="presParOf" srcId="{ECE2E50F-1EF0-49E9-A2A2-C09D34379E86}" destId="{E6A79763-2175-4FE6-AF39-65BAD7E8A94D}" srcOrd="5" destOrd="0" presId="urn:microsoft.com/office/officeart/2005/8/layout/process1"/>
-    <dgm:cxn modelId="{930E070A-C1A7-4E70-A013-CA92F103DA73}" type="presParOf" srcId="{E6A79763-2175-4FE6-AF39-65BAD7E8A94D}" destId="{D17F71C8-684F-40E9-B9CF-89D188A27816}" srcOrd="0" destOrd="0" presId="urn:microsoft.com/office/officeart/2005/8/layout/process1"/>
-    <dgm:cxn modelId="{9CB06501-A9B7-4668-86C9-C92DBA83A4DF}" type="presParOf" srcId="{ECE2E50F-1EF0-49E9-A2A2-C09D34379E86}" destId="{FCE3B9A4-214A-4502-B3DF-ACB3E0BC61C7}" srcOrd="6" destOrd="0" presId="urn:microsoft.com/office/officeart/2005/8/layout/process1"/>
+    <dgm:cxn modelId="{D3D1A98E-8705-4ED5-8895-CB896B99BAEC}" type="presOf" srcId="{C6470392-B547-42B7-BBE1-49D9BF3297A5}" destId="{D17F71C8-684F-40E9-B9CF-89D188A27816}" srcOrd="1" destOrd="0" presId="urn:microsoft.com/office/officeart/2005/8/layout/process1"/>
+    <dgm:cxn modelId="{F555DC1A-7DEC-4950-B153-8491BEE72511}" type="presOf" srcId="{58F8E6FA-8E5F-4590-8E91-7D425686736E}" destId="{1C61394E-D32F-4A43-ADD4-F46D3A33D38F}" srcOrd="0" destOrd="0" presId="urn:microsoft.com/office/officeart/2005/8/layout/process1"/>
+    <dgm:cxn modelId="{4F36BA2C-8BCD-48D4-AB82-8E3F774536F9}" type="presOf" srcId="{C6470392-B547-42B7-BBE1-49D9BF3297A5}" destId="{E6A79763-2175-4FE6-AF39-65BAD7E8A94D}" srcOrd="0" destOrd="0" presId="urn:microsoft.com/office/officeart/2005/8/layout/process1"/>
+    <dgm:cxn modelId="{89FA56D7-52D8-40E5-914F-B284D7EF46E3}" type="presOf" srcId="{2F2C6037-AE48-4650-B998-EBABF88D0464}" destId="{8D8E620F-A309-4628-986D-B0F92ABF739C}" srcOrd="1" destOrd="0" presId="urn:microsoft.com/office/officeart/2005/8/layout/process1"/>
+    <dgm:cxn modelId="{9BA90B6B-7E2C-4040-B598-56883AEA6BD1}" type="presOf" srcId="{58F8E6FA-8E5F-4590-8E91-7D425686736E}" destId="{38F30BB8-19AC-4F2C-997E-D6C87643D812}" srcOrd="1" destOrd="0" presId="urn:microsoft.com/office/officeart/2005/8/layout/process1"/>
+    <dgm:cxn modelId="{D84CEEA1-149D-4811-B4A9-72EFF32A8D22}" type="presParOf" srcId="{ECE2E50F-1EF0-49E9-A2A2-C09D34379E86}" destId="{9346448E-7772-4989-9A73-02FD2DA61B93}" srcOrd="0" destOrd="0" presId="urn:microsoft.com/office/officeart/2005/8/layout/process1"/>
+    <dgm:cxn modelId="{00AD218E-2816-42DB-B0B9-2FC962993D55}" type="presParOf" srcId="{ECE2E50F-1EF0-49E9-A2A2-C09D34379E86}" destId="{ABB6D0E9-231F-49FF-8F6A-CBD756BB2A07}" srcOrd="1" destOrd="0" presId="urn:microsoft.com/office/officeart/2005/8/layout/process1"/>
+    <dgm:cxn modelId="{1959E59B-0C1A-4A20-80BA-F95CADD47870}" type="presParOf" srcId="{ABB6D0E9-231F-49FF-8F6A-CBD756BB2A07}" destId="{8D8E620F-A309-4628-986D-B0F92ABF739C}" srcOrd="0" destOrd="0" presId="urn:microsoft.com/office/officeart/2005/8/layout/process1"/>
+    <dgm:cxn modelId="{A74614B0-6E2B-4CF4-AA4B-AE0DA79D835E}" type="presParOf" srcId="{ECE2E50F-1EF0-49E9-A2A2-C09D34379E86}" destId="{45B120D8-A283-4DB0-AE48-CD1028B5A1CA}" srcOrd="2" destOrd="0" presId="urn:microsoft.com/office/officeart/2005/8/layout/process1"/>
+    <dgm:cxn modelId="{CEE76190-7051-42C6-8777-6D18F0DF5A89}" type="presParOf" srcId="{ECE2E50F-1EF0-49E9-A2A2-C09D34379E86}" destId="{1C61394E-D32F-4A43-ADD4-F46D3A33D38F}" srcOrd="3" destOrd="0" presId="urn:microsoft.com/office/officeart/2005/8/layout/process1"/>
+    <dgm:cxn modelId="{864721A6-FDEC-4D06-8CAF-5D12C6027830}" type="presParOf" srcId="{1C61394E-D32F-4A43-ADD4-F46D3A33D38F}" destId="{38F30BB8-19AC-4F2C-997E-D6C87643D812}" srcOrd="0" destOrd="0" presId="urn:microsoft.com/office/officeart/2005/8/layout/process1"/>
+    <dgm:cxn modelId="{369BCB4C-4A3D-412D-AF71-0B4239782C78}" type="presParOf" srcId="{ECE2E50F-1EF0-49E9-A2A2-C09D34379E86}" destId="{CA09568C-529F-4056-BB14-75FC27EA3A57}" srcOrd="4" destOrd="0" presId="urn:microsoft.com/office/officeart/2005/8/layout/process1"/>
+    <dgm:cxn modelId="{A9D7C63C-71CE-417F-AF78-DAF3103289B0}" type="presParOf" srcId="{ECE2E50F-1EF0-49E9-A2A2-C09D34379E86}" destId="{E6A79763-2175-4FE6-AF39-65BAD7E8A94D}" srcOrd="5" destOrd="0" presId="urn:microsoft.com/office/officeart/2005/8/layout/process1"/>
+    <dgm:cxn modelId="{21367DDF-30CA-4B55-BB7F-205574400648}" type="presParOf" srcId="{E6A79763-2175-4FE6-AF39-65BAD7E8A94D}" destId="{D17F71C8-684F-40E9-B9CF-89D188A27816}" srcOrd="0" destOrd="0" presId="urn:microsoft.com/office/officeart/2005/8/layout/process1"/>
+    <dgm:cxn modelId="{6AD89435-F2CD-4B8E-9C91-A912AAF0F91F}" type="presParOf" srcId="{ECE2E50F-1EF0-49E9-A2A2-C09D34379E86}" destId="{FCE3B9A4-214A-4502-B3DF-ACB3E0BC61C7}" srcOrd="6" destOrd="0" presId="urn:microsoft.com/office/officeart/2005/8/layout/process1"/>
   </dgm:cxnLst>
   <dgm:bg/>
   <dgm:whole/>

--- a/Notes_SA2601010.docx
+++ b/Notes_SA2601010.docx
@@ -779,23 +779,13 @@
           <w:lang w:val="en-US"/>
         </w:rPr>
       </w:pPr>
-      <w:proofErr w:type="spellStart"/>
-      <w:r>
-        <w:rPr>
-          <w:sz w:val="24"/>
-          <w:szCs w:val="22"/>
-          <w:lang w:val="en-US"/>
-        </w:rPr>
-        <w:t>Thread.sleep</w:t>
-      </w:r>
-      <w:proofErr w:type="spellEnd"/>
-      <w:r>
-        <w:rPr>
-          <w:sz w:val="24"/>
-          <w:szCs w:val="22"/>
-          <w:lang w:val="en-US"/>
-        </w:rPr>
-        <w:t>()</w:t>
+      <w:r>
+        <w:rPr>
+          <w:sz w:val="24"/>
+          <w:szCs w:val="22"/>
+          <w:lang w:val="en-US"/>
+        </w:rPr>
+        <w:t>Thread.sleep()</w:t>
       </w:r>
     </w:p>
     <w:p>
@@ -3620,25 +3610,7 @@
           <w:szCs w:val="22"/>
           <w:lang w:val="en-US"/>
         </w:rPr>
-        <w:t xml:space="preserve">Instructions to the tool can be provided via any one of the supporting programming language (like Java, JavaScript, Python, C#, Ruby, </w:t>
-      </w:r>
-      <w:proofErr w:type="spellStart"/>
-      <w:r>
-        <w:rPr>
-          <w:sz w:val="24"/>
-          <w:szCs w:val="22"/>
-          <w:lang w:val="en-US"/>
-        </w:rPr>
-        <w:t>TypeScript</w:t>
-      </w:r>
-      <w:proofErr w:type="spellEnd"/>
-      <w:r>
-        <w:rPr>
-          <w:sz w:val="24"/>
-          <w:szCs w:val="22"/>
-          <w:lang w:val="en-US"/>
-        </w:rPr>
-        <w:t>)</w:t>
+        <w:t>Instructions to the tool can be provided via any one of the supporting programming language (like Java, JavaScript, Python, C#, Ruby, TypeScript)</w:t>
       </w:r>
     </w:p>
     <w:p>
@@ -5743,41 +5715,13 @@
           <w:lang w:val="en-US"/>
         </w:rPr>
       </w:pPr>
-      <w:proofErr w:type="spellStart"/>
-      <w:r>
-        <w:rPr>
-          <w:sz w:val="24"/>
-          <w:szCs w:val="22"/>
-          <w:lang w:val="en-US"/>
-        </w:rPr>
-        <w:t>YourName_SeleniumDemos</w:t>
-      </w:r>
-      <w:proofErr w:type="spellEnd"/>
-      <w:r>
-        <w:rPr>
-          <w:sz w:val="24"/>
-          <w:szCs w:val="22"/>
-          <w:lang w:val="en-US"/>
-        </w:rPr>
-        <w:t xml:space="preserve"> (</w:t>
-      </w:r>
-      <w:proofErr w:type="spellStart"/>
-      <w:r>
-        <w:rPr>
-          <w:sz w:val="24"/>
-          <w:szCs w:val="22"/>
-          <w:lang w:val="en-US"/>
-        </w:rPr>
-        <w:t>Lakshmi_SeleniumDemos</w:t>
-      </w:r>
-      <w:proofErr w:type="spellEnd"/>
-      <w:r>
-        <w:rPr>
-          <w:sz w:val="24"/>
-          <w:szCs w:val="22"/>
-          <w:lang w:val="en-US"/>
-        </w:rPr>
-        <w:t>)</w:t>
+      <w:r>
+        <w:rPr>
+          <w:sz w:val="24"/>
+          <w:szCs w:val="22"/>
+          <w:lang w:val="en-US"/>
+        </w:rPr>
+        <w:t>YourName_SeleniumDemos (Lakshmi_SeleniumDemos)</w:t>
       </w:r>
     </w:p>
     <w:p>
@@ -5851,25 +5795,7 @@
           <w:szCs w:val="22"/>
           <w:lang w:val="en-US"/>
         </w:rPr>
-        <w:t xml:space="preserve">Open </w:t>
-      </w:r>
-      <w:proofErr w:type="spellStart"/>
-      <w:r>
-        <w:rPr>
-          <w:sz w:val="24"/>
-          <w:szCs w:val="22"/>
-          <w:lang w:val="en-US"/>
-        </w:rPr>
-        <w:t>selenium.dev</w:t>
-      </w:r>
-      <w:proofErr w:type="spellEnd"/>
-      <w:r>
-        <w:rPr>
-          <w:sz w:val="24"/>
-          <w:szCs w:val="22"/>
-          <w:lang w:val="en-US"/>
-        </w:rPr>
-        <w:t xml:space="preserve"> website</w:t>
+        <w:t>Open selenium.dev website</w:t>
       </w:r>
     </w:p>
     <w:p>
@@ -6862,23 +6788,13 @@
           <w:lang w:val="en-US"/>
         </w:rPr>
       </w:pPr>
-      <w:proofErr w:type="gramStart"/>
-      <w:r>
-        <w:rPr>
-          <w:sz w:val="24"/>
-          <w:szCs w:val="22"/>
-          <w:lang w:val="en-US"/>
-        </w:rPr>
-        <w:t>get(</w:t>
-      </w:r>
-      <w:proofErr w:type="gramEnd"/>
-      <w:r>
-        <w:rPr>
-          <w:sz w:val="24"/>
-          <w:szCs w:val="22"/>
-          <w:lang w:val="en-US"/>
-        </w:rPr>
-        <w:t xml:space="preserve">) </w:t>
+      <w:r>
+        <w:rPr>
+          <w:sz w:val="24"/>
+          <w:szCs w:val="22"/>
+          <w:lang w:val="en-US"/>
+        </w:rPr>
+        <w:t xml:space="preserve">get() </w:t>
       </w:r>
       <w:r>
         <w:rPr>
@@ -6946,8 +6862,6 @@
           <w:lang w:val="en-US"/>
         </w:rPr>
       </w:pPr>
-      <w:proofErr w:type="spellStart"/>
-      <w:proofErr w:type="gramStart"/>
       <w:r>
         <w:rPr>
           <w:sz w:val="24"/>
@@ -6962,25 +6876,7 @@
           <w:szCs w:val="22"/>
           <w:lang w:val="en-US"/>
         </w:rPr>
-        <w:t>er.manage</w:t>
-      </w:r>
-      <w:proofErr w:type="spellEnd"/>
-      <w:r>
-        <w:rPr>
-          <w:sz w:val="24"/>
-          <w:szCs w:val="22"/>
-          <w:lang w:val="en-US"/>
-        </w:rPr>
-        <w:t>(</w:t>
-      </w:r>
-      <w:proofErr w:type="gramEnd"/>
-      <w:r>
-        <w:rPr>
-          <w:sz w:val="24"/>
-          <w:szCs w:val="22"/>
-          <w:lang w:val="en-US"/>
-        </w:rPr>
-        <w:t xml:space="preserve">).window().maximize() </w:t>
+        <w:t xml:space="preserve">er.manage().window().maximize() </w:t>
       </w:r>
       <w:r>
         <w:rPr>
@@ -7012,23 +6908,13 @@
           <w:lang w:val="en-US"/>
         </w:rPr>
       </w:pPr>
-      <w:proofErr w:type="gramStart"/>
-      <w:r>
-        <w:rPr>
-          <w:sz w:val="24"/>
-          <w:szCs w:val="22"/>
-          <w:lang w:val="en-US"/>
-        </w:rPr>
-        <w:t>close(</w:t>
-      </w:r>
-      <w:proofErr w:type="gramEnd"/>
-      <w:r>
-        <w:rPr>
-          <w:sz w:val="24"/>
-          <w:szCs w:val="22"/>
-          <w:lang w:val="en-US"/>
-        </w:rPr>
-        <w:t xml:space="preserve">) </w:t>
+      <w:r>
+        <w:rPr>
+          <w:sz w:val="24"/>
+          <w:szCs w:val="22"/>
+          <w:lang w:val="en-US"/>
+        </w:rPr>
+        <w:t xml:space="preserve">close() </w:t>
       </w:r>
       <w:r>
         <w:rPr>
@@ -7078,23 +6964,13 @@
           <w:lang w:val="en-US"/>
         </w:rPr>
       </w:pPr>
-      <w:proofErr w:type="gramStart"/>
-      <w:r>
-        <w:rPr>
-          <w:sz w:val="24"/>
-          <w:szCs w:val="22"/>
-          <w:lang w:val="en-US"/>
-        </w:rPr>
-        <w:t>getTitle(</w:t>
-      </w:r>
-      <w:proofErr w:type="gramEnd"/>
-      <w:r>
-        <w:rPr>
-          <w:sz w:val="24"/>
-          <w:szCs w:val="22"/>
-          <w:lang w:val="en-US"/>
-        </w:rPr>
-        <w:t xml:space="preserve">) </w:t>
+      <w:r>
+        <w:rPr>
+          <w:sz w:val="24"/>
+          <w:szCs w:val="22"/>
+          <w:lang w:val="en-US"/>
+        </w:rPr>
+        <w:t xml:space="preserve">getTitle() </w:t>
       </w:r>
       <w:r>
         <w:rPr>
@@ -7134,23 +7010,13 @@
           <w:lang w:val="en-US"/>
         </w:rPr>
       </w:pPr>
-      <w:proofErr w:type="gramStart"/>
-      <w:r>
-        <w:rPr>
-          <w:sz w:val="24"/>
-          <w:szCs w:val="22"/>
-          <w:lang w:val="en-US"/>
-        </w:rPr>
-        <w:t>getCurrentUrl(</w:t>
-      </w:r>
-      <w:proofErr w:type="gramEnd"/>
-      <w:r>
-        <w:rPr>
-          <w:sz w:val="24"/>
-          <w:szCs w:val="22"/>
-          <w:lang w:val="en-US"/>
-        </w:rPr>
-        <w:t xml:space="preserve">) </w:t>
+      <w:r>
+        <w:rPr>
+          <w:sz w:val="24"/>
+          <w:szCs w:val="22"/>
+          <w:lang w:val="en-US"/>
+        </w:rPr>
+        <w:t xml:space="preserve">getCurrentUrl() </w:t>
       </w:r>
       <w:r>
         <w:rPr>
@@ -7182,23 +7048,13 @@
           <w:lang w:val="en-US"/>
         </w:rPr>
       </w:pPr>
-      <w:proofErr w:type="gramStart"/>
-      <w:r>
-        <w:rPr>
-          <w:sz w:val="24"/>
-          <w:szCs w:val="22"/>
-          <w:lang w:val="en-US"/>
-        </w:rPr>
-        <w:t>getPageSource(</w:t>
-      </w:r>
-      <w:proofErr w:type="gramEnd"/>
-      <w:r>
-        <w:rPr>
-          <w:sz w:val="24"/>
-          <w:szCs w:val="22"/>
-          <w:lang w:val="en-US"/>
-        </w:rPr>
-        <w:t xml:space="preserve">) </w:t>
+      <w:r>
+        <w:rPr>
+          <w:sz w:val="24"/>
+          <w:szCs w:val="22"/>
+          <w:lang w:val="en-US"/>
+        </w:rPr>
+        <w:t xml:space="preserve">getPageSource() </w:t>
       </w:r>
       <w:r>
         <w:rPr>
@@ -7230,23 +7086,13 @@
           <w:lang w:val="en-US"/>
         </w:rPr>
       </w:pPr>
-      <w:proofErr w:type="gramStart"/>
-      <w:r>
-        <w:rPr>
-          <w:sz w:val="24"/>
-          <w:szCs w:val="22"/>
-          <w:lang w:val="en-US"/>
-        </w:rPr>
-        <w:t>findElement(</w:t>
-      </w:r>
-      <w:proofErr w:type="gramEnd"/>
-      <w:r>
-        <w:rPr>
-          <w:sz w:val="24"/>
-          <w:szCs w:val="22"/>
-          <w:lang w:val="en-US"/>
-        </w:rPr>
-        <w:t xml:space="preserve">) </w:t>
+      <w:r>
+        <w:rPr>
+          <w:sz w:val="24"/>
+          <w:szCs w:val="22"/>
+          <w:lang w:val="en-US"/>
+        </w:rPr>
+        <w:t xml:space="preserve">findElement() </w:t>
       </w:r>
       <w:r>
         <w:rPr>
@@ -7344,23 +7190,13 @@
           <w:lang w:val="en-US"/>
         </w:rPr>
       </w:pPr>
-      <w:proofErr w:type="gramStart"/>
-      <w:r>
-        <w:rPr>
-          <w:sz w:val="24"/>
-          <w:szCs w:val="22"/>
-          <w:lang w:val="en-US"/>
-        </w:rPr>
-        <w:t>findElements(</w:t>
-      </w:r>
-      <w:proofErr w:type="gramEnd"/>
-      <w:r>
-        <w:rPr>
-          <w:sz w:val="24"/>
-          <w:szCs w:val="22"/>
-          <w:lang w:val="en-US"/>
-        </w:rPr>
-        <w:t xml:space="preserve">) </w:t>
+      <w:r>
+        <w:rPr>
+          <w:sz w:val="24"/>
+          <w:szCs w:val="22"/>
+          <w:lang w:val="en-US"/>
+        </w:rPr>
+        <w:t xml:space="preserve">findElements() </w:t>
       </w:r>
       <w:r>
         <w:rPr>
@@ -7422,23 +7258,13 @@
           <w:lang w:val="en-US"/>
         </w:rPr>
       </w:pPr>
-      <w:proofErr w:type="gramStart"/>
-      <w:r>
-        <w:rPr>
-          <w:sz w:val="24"/>
-          <w:szCs w:val="22"/>
-          <w:lang w:val="en-US"/>
-        </w:rPr>
-        <w:t>getWindowHandles(</w:t>
-      </w:r>
-      <w:proofErr w:type="gramEnd"/>
-      <w:r>
-        <w:rPr>
-          <w:sz w:val="24"/>
-          <w:szCs w:val="22"/>
-          <w:lang w:val="en-US"/>
-        </w:rPr>
-        <w:t xml:space="preserve">) </w:t>
+      <w:r>
+        <w:rPr>
+          <w:sz w:val="24"/>
+          <w:szCs w:val="22"/>
+          <w:lang w:val="en-US"/>
+        </w:rPr>
+        <w:t xml:space="preserve">getWindowHandles() </w:t>
       </w:r>
       <w:r>
         <w:rPr>
@@ -7472,23 +7298,13 @@
           <w:lang w:val="en-US"/>
         </w:rPr>
       </w:pPr>
-      <w:proofErr w:type="gramStart"/>
-      <w:r>
-        <w:rPr>
-          <w:sz w:val="24"/>
-          <w:szCs w:val="22"/>
-          <w:lang w:val="en-US"/>
-        </w:rPr>
-        <w:t>quit(</w:t>
-      </w:r>
-      <w:proofErr w:type="gramEnd"/>
-      <w:r>
-        <w:rPr>
-          <w:sz w:val="24"/>
-          <w:szCs w:val="22"/>
-          <w:lang w:val="en-US"/>
-        </w:rPr>
-        <w:t xml:space="preserve">) </w:t>
+      <w:r>
+        <w:rPr>
+          <w:sz w:val="24"/>
+          <w:szCs w:val="22"/>
+          <w:lang w:val="en-US"/>
+        </w:rPr>
+        <w:t xml:space="preserve">quit() </w:t>
       </w:r>
       <w:r>
         <w:rPr>
@@ -7844,35 +7660,7 @@
           <w:szCs w:val="22"/>
           <w:lang w:val="en-US"/>
         </w:rPr>
-        <w:t xml:space="preserve"> Selenium waits for maximum 30 seconds till the page get loaded while calling </w:t>
-      </w:r>
-      <w:proofErr w:type="spellStart"/>
-      <w:proofErr w:type="gramStart"/>
-      <w:r>
-        <w:rPr>
-          <w:sz w:val="24"/>
-          <w:szCs w:val="22"/>
-          <w:lang w:val="en-US"/>
-        </w:rPr>
-        <w:t>driver.get</w:t>
-      </w:r>
-      <w:proofErr w:type="spellEnd"/>
-      <w:r>
-        <w:rPr>
-          <w:sz w:val="24"/>
-          <w:szCs w:val="22"/>
-          <w:lang w:val="en-US"/>
-        </w:rPr>
-        <w:t>(</w:t>
-      </w:r>
-      <w:proofErr w:type="gramEnd"/>
-      <w:r>
-        <w:rPr>
-          <w:sz w:val="24"/>
-          <w:szCs w:val="22"/>
-          <w:lang w:val="en-US"/>
-        </w:rPr>
-        <w:t>). But if the page is not getting loaded within 30 seconds then Selenium will throw SessionTimeoutException</w:t>
+        <w:t xml:space="preserve"> Selenium waits for maximum 30 seconds till the page get loaded while calling driver.get(). But if the page is not getting loaded within 30 seconds then Selenium will throw SessionTimeoutException</w:t>
       </w:r>
       <w:r>
         <w:rPr>
@@ -8112,23 +7900,13 @@
           <w:lang w:val="en-US"/>
         </w:rPr>
       </w:pPr>
-      <w:proofErr w:type="gramStart"/>
-      <w:r>
-        <w:rPr>
-          <w:sz w:val="24"/>
-          <w:szCs w:val="22"/>
-          <w:lang w:val="en-US"/>
-        </w:rPr>
-        <w:t>sendKeys(</w:t>
-      </w:r>
-      <w:proofErr w:type="gramEnd"/>
-      <w:r>
-        <w:rPr>
-          <w:sz w:val="24"/>
-          <w:szCs w:val="22"/>
-          <w:lang w:val="en-US"/>
-        </w:rPr>
-        <w:t xml:space="preserve">) </w:t>
+      <w:r>
+        <w:rPr>
+          <w:sz w:val="24"/>
+          <w:szCs w:val="22"/>
+          <w:lang w:val="en-US"/>
+        </w:rPr>
+        <w:t xml:space="preserve">sendKeys() </w:t>
       </w:r>
       <w:r>
         <w:rPr>
@@ -8178,23 +7956,13 @@
           <w:lang w:val="en-US"/>
         </w:rPr>
       </w:pPr>
-      <w:proofErr w:type="gramStart"/>
-      <w:r>
-        <w:rPr>
-          <w:sz w:val="24"/>
-          <w:szCs w:val="22"/>
-          <w:lang w:val="en-US"/>
-        </w:rPr>
-        <w:t>click(</w:t>
-      </w:r>
-      <w:proofErr w:type="gramEnd"/>
-      <w:r>
-        <w:rPr>
-          <w:sz w:val="24"/>
-          <w:szCs w:val="22"/>
-          <w:lang w:val="en-US"/>
-        </w:rPr>
-        <w:t xml:space="preserve">) </w:t>
+      <w:r>
+        <w:rPr>
+          <w:sz w:val="24"/>
+          <w:szCs w:val="22"/>
+          <w:lang w:val="en-US"/>
+        </w:rPr>
+        <w:t xml:space="preserve">click() </w:t>
       </w:r>
       <w:r>
         <w:rPr>
@@ -8226,23 +7994,13 @@
           <w:lang w:val="en-US"/>
         </w:rPr>
       </w:pPr>
-      <w:proofErr w:type="gramStart"/>
-      <w:r>
-        <w:rPr>
-          <w:sz w:val="24"/>
-          <w:szCs w:val="22"/>
-          <w:lang w:val="en-US"/>
-        </w:rPr>
-        <w:t>getText(</w:t>
-      </w:r>
-      <w:proofErr w:type="gramEnd"/>
-      <w:r>
-        <w:rPr>
-          <w:sz w:val="24"/>
-          <w:szCs w:val="22"/>
-          <w:lang w:val="en-US"/>
-        </w:rPr>
-        <w:t xml:space="preserve">) </w:t>
+      <w:r>
+        <w:rPr>
+          <w:sz w:val="24"/>
+          <w:szCs w:val="22"/>
+          <w:lang w:val="en-US"/>
+        </w:rPr>
+        <w:t xml:space="preserve">getText() </w:t>
       </w:r>
       <w:r>
         <w:rPr>
@@ -8312,23 +8070,13 @@
           <w:lang w:val="en-US"/>
         </w:rPr>
       </w:pPr>
-      <w:proofErr w:type="gramStart"/>
-      <w:r>
-        <w:rPr>
-          <w:sz w:val="24"/>
-          <w:szCs w:val="22"/>
-          <w:lang w:val="en-US"/>
-        </w:rPr>
-        <w:t>isSelected(</w:t>
-      </w:r>
-      <w:proofErr w:type="gramEnd"/>
-      <w:r>
-        <w:rPr>
-          <w:sz w:val="24"/>
-          <w:szCs w:val="22"/>
-          <w:lang w:val="en-US"/>
-        </w:rPr>
-        <w:t xml:space="preserve">) </w:t>
+      <w:r>
+        <w:rPr>
+          <w:sz w:val="24"/>
+          <w:szCs w:val="22"/>
+          <w:lang w:val="en-US"/>
+        </w:rPr>
+        <w:t xml:space="preserve">isSelected() </w:t>
       </w:r>
       <w:r>
         <w:rPr>
@@ -8360,23 +8108,13 @@
           <w:lang w:val="en-US"/>
         </w:rPr>
       </w:pPr>
-      <w:proofErr w:type="gramStart"/>
-      <w:r>
-        <w:rPr>
-          <w:sz w:val="24"/>
-          <w:szCs w:val="22"/>
-          <w:lang w:val="en-US"/>
-        </w:rPr>
-        <w:t>isEnabled(</w:t>
-      </w:r>
-      <w:proofErr w:type="gramEnd"/>
-      <w:r>
-        <w:rPr>
-          <w:sz w:val="24"/>
-          <w:szCs w:val="22"/>
-          <w:lang w:val="en-US"/>
-        </w:rPr>
-        <w:t xml:space="preserve">) </w:t>
+      <w:r>
+        <w:rPr>
+          <w:sz w:val="24"/>
+          <w:szCs w:val="22"/>
+          <w:lang w:val="en-US"/>
+        </w:rPr>
+        <w:t xml:space="preserve">isEnabled() </w:t>
       </w:r>
       <w:r>
         <w:rPr>
@@ -8408,23 +8146,13 @@
           <w:lang w:val="en-US"/>
         </w:rPr>
       </w:pPr>
-      <w:proofErr w:type="gramStart"/>
-      <w:r>
-        <w:rPr>
-          <w:sz w:val="24"/>
-          <w:szCs w:val="22"/>
-          <w:lang w:val="en-US"/>
-        </w:rPr>
-        <w:t>isDisplayed(</w:t>
-      </w:r>
-      <w:proofErr w:type="gramEnd"/>
-      <w:r>
-        <w:rPr>
-          <w:sz w:val="24"/>
-          <w:szCs w:val="22"/>
-          <w:lang w:val="en-US"/>
-        </w:rPr>
-        <w:t xml:space="preserve">) </w:t>
+      <w:r>
+        <w:rPr>
+          <w:sz w:val="24"/>
+          <w:szCs w:val="22"/>
+          <w:lang w:val="en-US"/>
+        </w:rPr>
+        <w:t xml:space="preserve">isDisplayed() </w:t>
       </w:r>
       <w:r>
         <w:rPr>
@@ -9700,25 +9428,7 @@
           <w:szCs w:val="22"/>
           <w:lang w:val="en-US"/>
         </w:rPr>
-        <w:t>//</w:t>
-      </w:r>
-      <w:proofErr w:type="gramStart"/>
-      <w:r>
-        <w:rPr>
-          <w:sz w:val="24"/>
-          <w:szCs w:val="22"/>
-          <w:lang w:val="en-US"/>
-        </w:rPr>
-        <w:t>input[</w:t>
-      </w:r>
-      <w:proofErr w:type="gramEnd"/>
-      <w:r>
-        <w:rPr>
-          <w:sz w:val="24"/>
-          <w:szCs w:val="22"/>
-          <w:lang w:val="en-US"/>
-        </w:rPr>
-        <w:t>@type='password']</w:t>
+        <w:t>//input[@type='password']</w:t>
       </w:r>
     </w:p>
     <w:p>
@@ -9850,23 +9560,13 @@
           <w:lang w:val="en-US"/>
         </w:rPr>
       </w:pPr>
-      <w:proofErr w:type="gramStart"/>
-      <w:r>
-        <w:rPr>
-          <w:sz w:val="24"/>
-          <w:szCs w:val="22"/>
-          <w:lang w:val="en-US"/>
-        </w:rPr>
-        <w:t>getFirstSelectedOption(</w:t>
-      </w:r>
-      <w:proofErr w:type="gramEnd"/>
-      <w:r>
-        <w:rPr>
-          <w:sz w:val="24"/>
-          <w:szCs w:val="22"/>
-          <w:lang w:val="en-US"/>
-        </w:rPr>
-        <w:t xml:space="preserve">) </w:t>
+      <w:r>
+        <w:rPr>
+          <w:sz w:val="24"/>
+          <w:szCs w:val="22"/>
+          <w:lang w:val="en-US"/>
+        </w:rPr>
+        <w:t xml:space="preserve">getFirstSelectedOption() </w:t>
       </w:r>
       <w:r>
         <w:rPr>
@@ -9908,23 +9608,13 @@
           <w:lang w:val="en-US"/>
         </w:rPr>
       </w:pPr>
-      <w:proofErr w:type="gramStart"/>
-      <w:r>
-        <w:rPr>
-          <w:sz w:val="24"/>
-          <w:szCs w:val="22"/>
-          <w:lang w:val="en-US"/>
-        </w:rPr>
-        <w:t>getOptions(</w:t>
-      </w:r>
-      <w:proofErr w:type="gramEnd"/>
-      <w:r>
-        <w:rPr>
-          <w:sz w:val="24"/>
-          <w:szCs w:val="22"/>
-          <w:lang w:val="en-US"/>
-        </w:rPr>
-        <w:t xml:space="preserve">) </w:t>
+      <w:r>
+        <w:rPr>
+          <w:sz w:val="24"/>
+          <w:szCs w:val="22"/>
+          <w:lang w:val="en-US"/>
+        </w:rPr>
+        <w:t xml:space="preserve">getOptions() </w:t>
       </w:r>
       <w:r>
         <w:rPr>
@@ -9958,23 +9648,13 @@
           <w:lang w:val="en-US"/>
         </w:rPr>
       </w:pPr>
-      <w:proofErr w:type="gramStart"/>
-      <w:r>
-        <w:rPr>
-          <w:sz w:val="24"/>
-          <w:szCs w:val="22"/>
-          <w:lang w:val="en-US"/>
-        </w:rPr>
-        <w:t>selectByVisibleText(</w:t>
-      </w:r>
-      <w:proofErr w:type="gramEnd"/>
-      <w:r>
-        <w:rPr>
-          <w:sz w:val="24"/>
-          <w:szCs w:val="22"/>
-          <w:lang w:val="en-US"/>
-        </w:rPr>
-        <w:t xml:space="preserve">) </w:t>
+      <w:r>
+        <w:rPr>
+          <w:sz w:val="24"/>
+          <w:szCs w:val="22"/>
+          <w:lang w:val="en-US"/>
+        </w:rPr>
+        <w:t xml:space="preserve">selectByVisibleText() </w:t>
       </w:r>
       <w:r>
         <w:rPr>
@@ -10008,23 +9688,13 @@
           <w:lang w:val="en-US"/>
         </w:rPr>
       </w:pPr>
-      <w:proofErr w:type="gramStart"/>
-      <w:r>
-        <w:rPr>
-          <w:sz w:val="24"/>
-          <w:szCs w:val="22"/>
-          <w:lang w:val="en-US"/>
-        </w:rPr>
-        <w:t>selectByContainsVisibleText(</w:t>
-      </w:r>
-      <w:proofErr w:type="gramEnd"/>
-      <w:r>
-        <w:rPr>
-          <w:sz w:val="24"/>
-          <w:szCs w:val="22"/>
-          <w:lang w:val="en-US"/>
-        </w:rPr>
-        <w:t xml:space="preserve">) </w:t>
+      <w:r>
+        <w:rPr>
+          <w:sz w:val="24"/>
+          <w:szCs w:val="22"/>
+          <w:lang w:val="en-US"/>
+        </w:rPr>
+        <w:t xml:space="preserve">selectByContainsVisibleText() </w:t>
       </w:r>
       <w:r>
         <w:rPr>
@@ -10058,23 +9728,13 @@
           <w:lang w:val="en-US"/>
         </w:rPr>
       </w:pPr>
-      <w:proofErr w:type="gramStart"/>
-      <w:r>
-        <w:rPr>
-          <w:sz w:val="24"/>
-          <w:szCs w:val="22"/>
-          <w:lang w:val="en-US"/>
-        </w:rPr>
-        <w:t>selectByValue(</w:t>
-      </w:r>
-      <w:proofErr w:type="gramEnd"/>
-      <w:r>
-        <w:rPr>
-          <w:sz w:val="24"/>
-          <w:szCs w:val="22"/>
-          <w:lang w:val="en-US"/>
-        </w:rPr>
-        <w:t xml:space="preserve">) </w:t>
+      <w:r>
+        <w:rPr>
+          <w:sz w:val="24"/>
+          <w:szCs w:val="22"/>
+          <w:lang w:val="en-US"/>
+        </w:rPr>
+        <w:t xml:space="preserve">selectByValue() </w:t>
       </w:r>
       <w:r>
         <w:rPr>
@@ -10108,7 +9768,6 @@
           <w:lang w:val="en-US"/>
         </w:rPr>
       </w:pPr>
-      <w:proofErr w:type="gramStart"/>
       <w:r>
         <w:rPr>
           <w:sz w:val="24"/>
@@ -10116,16 +9775,7 @@
           <w:lang w:val="en-US"/>
         </w:rPr>
         <w:lastRenderedPageBreak/>
-        <w:t>selectByIndex(</w:t>
-      </w:r>
-      <w:proofErr w:type="gramEnd"/>
-      <w:r>
-        <w:rPr>
-          <w:sz w:val="24"/>
-          <w:szCs w:val="22"/>
-          <w:lang w:val="en-US"/>
-        </w:rPr>
-        <w:t xml:space="preserve">) </w:t>
+        <w:t xml:space="preserve">selectByIndex() </w:t>
       </w:r>
       <w:r>
         <w:rPr>
@@ -10159,23 +9809,13 @@
           <w:lang w:val="en-US"/>
         </w:rPr>
       </w:pPr>
-      <w:proofErr w:type="gramStart"/>
-      <w:r>
-        <w:rPr>
-          <w:sz w:val="24"/>
-          <w:szCs w:val="22"/>
-          <w:lang w:val="en-US"/>
-        </w:rPr>
-        <w:t>getAllSelectedOptions(</w:t>
-      </w:r>
-      <w:proofErr w:type="gramEnd"/>
-      <w:r>
-        <w:rPr>
-          <w:sz w:val="24"/>
-          <w:szCs w:val="22"/>
-          <w:lang w:val="en-US"/>
-        </w:rPr>
-        <w:t xml:space="preserve">) </w:t>
+      <w:r>
+        <w:rPr>
+          <w:sz w:val="24"/>
+          <w:szCs w:val="22"/>
+          <w:lang w:val="en-US"/>
+        </w:rPr>
+        <w:t xml:space="preserve">getAllSelectedOptions() </w:t>
       </w:r>
       <w:r>
         <w:rPr>
@@ -10209,23 +9849,13 @@
           <w:lang w:val="en-US"/>
         </w:rPr>
       </w:pPr>
-      <w:proofErr w:type="gramStart"/>
-      <w:r>
-        <w:rPr>
-          <w:sz w:val="24"/>
-          <w:szCs w:val="22"/>
-          <w:lang w:val="en-US"/>
-        </w:rPr>
-        <w:t>isMultiple(</w:t>
-      </w:r>
-      <w:proofErr w:type="gramEnd"/>
-      <w:r>
-        <w:rPr>
-          <w:sz w:val="24"/>
-          <w:szCs w:val="22"/>
-          <w:lang w:val="en-US"/>
-        </w:rPr>
-        <w:t xml:space="preserve">) </w:t>
+      <w:r>
+        <w:rPr>
+          <w:sz w:val="24"/>
+          <w:szCs w:val="22"/>
+          <w:lang w:val="en-US"/>
+        </w:rPr>
+        <w:t xml:space="preserve">isMultiple() </w:t>
       </w:r>
       <w:r>
         <w:rPr>
@@ -10426,33 +10056,13 @@
           <w:lang w:val="en-US"/>
         </w:rPr>
       </w:pPr>
-      <w:proofErr w:type="spellStart"/>
-      <w:proofErr w:type="gramStart"/>
-      <w:r>
-        <w:rPr>
-          <w:sz w:val="24"/>
-          <w:szCs w:val="22"/>
-          <w:lang w:val="en-US"/>
-        </w:rPr>
-        <w:t>Thread.sleep</w:t>
-      </w:r>
-      <w:proofErr w:type="spellEnd"/>
-      <w:r>
-        <w:rPr>
-          <w:sz w:val="24"/>
-          <w:szCs w:val="22"/>
-          <w:lang w:val="en-US"/>
-        </w:rPr>
-        <w:t>(</w:t>
-      </w:r>
-      <w:proofErr w:type="gramEnd"/>
-      <w:r>
-        <w:rPr>
-          <w:sz w:val="24"/>
-          <w:szCs w:val="22"/>
-          <w:lang w:val="en-US"/>
-        </w:rPr>
-        <w:t>)</w:t>
+      <w:r>
+        <w:rPr>
+          <w:sz w:val="24"/>
+          <w:szCs w:val="22"/>
+          <w:lang w:val="en-US"/>
+        </w:rPr>
+        <w:t>Thread.sleep()</w:t>
       </w:r>
       <w:r>
         <w:rPr>
@@ -10908,23 +10518,13 @@
           <w:lang w:val="en-US"/>
         </w:rPr>
       </w:pPr>
-      <w:proofErr w:type="spellStart"/>
-      <w:r>
-        <w:rPr>
-          <w:sz w:val="24"/>
-          <w:szCs w:val="22"/>
-          <w:lang w:val="en-US"/>
-        </w:rPr>
-        <w:t>i</w:t>
-      </w:r>
-      <w:proofErr w:type="spellEnd"/>
-      <w:r>
-        <w:rPr>
-          <w:sz w:val="24"/>
-          <w:szCs w:val="22"/>
-          <w:lang w:val="en-US"/>
-        </w:rPr>
-        <w:t xml:space="preserve"> – ignoring </w:t>
+      <w:r>
+        <w:rPr>
+          <w:sz w:val="24"/>
+          <w:szCs w:val="22"/>
+          <w:lang w:val="en-US"/>
+        </w:rPr>
+        <w:t xml:space="preserve">i – ignoring </w:t>
       </w:r>
     </w:p>
     <w:p>
@@ -11249,25 +10849,7 @@
           <w:szCs w:val="22"/>
           <w:lang w:val="en-US"/>
         </w:rPr>
-        <w:t>&lt;</w:t>
-      </w:r>
-      <w:proofErr w:type="gramStart"/>
-      <w:r>
-        <w:rPr>
-          <w:sz w:val="24"/>
-          <w:szCs w:val="22"/>
-          <w:lang w:val="en-US"/>
-        </w:rPr>
-        <w:t>table</w:t>
-      </w:r>
-      <w:proofErr w:type="gramEnd"/>
-      <w:r>
-        <w:rPr>
-          <w:sz w:val="24"/>
-          <w:szCs w:val="22"/>
-          <w:lang w:val="en-US"/>
-        </w:rPr>
-        <w:t>&gt;</w:t>
+        <w:t>&lt;table&gt;</w:t>
       </w:r>
     </w:p>
     <w:p>
@@ -11285,27 +10867,7 @@
           <w:lang w:val="en-US"/>
         </w:rPr>
         <w:tab/>
-        <w:t>&lt;</w:t>
-      </w:r>
-      <w:proofErr w:type="spellStart"/>
-      <w:proofErr w:type="gramStart"/>
-      <w:r>
-        <w:rPr>
-          <w:sz w:val="24"/>
-          <w:szCs w:val="22"/>
-          <w:lang w:val="en-US"/>
-        </w:rPr>
-        <w:t>thead</w:t>
-      </w:r>
-      <w:proofErr w:type="spellEnd"/>
-      <w:proofErr w:type="gramEnd"/>
-      <w:r>
-        <w:rPr>
-          <w:sz w:val="24"/>
-          <w:szCs w:val="22"/>
-          <w:lang w:val="en-US"/>
-        </w:rPr>
-        <w:t>&gt;</w:t>
+        <w:t>&lt;thead&gt;</w:t>
       </w:r>
     </w:p>
     <w:p>
@@ -11331,27 +10893,7 @@
           <w:lang w:val="en-US"/>
         </w:rPr>
         <w:tab/>
-        <w:t>&lt;</w:t>
-      </w:r>
-      <w:proofErr w:type="spellStart"/>
-      <w:proofErr w:type="gramStart"/>
-      <w:r>
-        <w:rPr>
-          <w:sz w:val="24"/>
-          <w:szCs w:val="22"/>
-          <w:lang w:val="en-US"/>
-        </w:rPr>
-        <w:t>tr</w:t>
-      </w:r>
-      <w:proofErr w:type="spellEnd"/>
-      <w:proofErr w:type="gramEnd"/>
-      <w:r>
-        <w:rPr>
-          <w:sz w:val="24"/>
-          <w:szCs w:val="22"/>
-          <w:lang w:val="en-US"/>
-        </w:rPr>
-        <w:t>&gt;</w:t>
+        <w:t>&lt;tr&gt;</w:t>
       </w:r>
     </w:p>
     <w:p>
@@ -11385,53 +10927,7 @@
           <w:lang w:val="en-US"/>
         </w:rPr>
         <w:tab/>
-        <w:t>&lt;</w:t>
-      </w:r>
-      <w:proofErr w:type="spellStart"/>
-      <w:proofErr w:type="gramStart"/>
-      <w:r>
-        <w:rPr>
-          <w:sz w:val="24"/>
-          <w:szCs w:val="22"/>
-          <w:lang w:val="en-US"/>
-        </w:rPr>
-        <w:t>th</w:t>
-      </w:r>
-      <w:proofErr w:type="spellEnd"/>
-      <w:r>
-        <w:rPr>
-          <w:sz w:val="24"/>
-          <w:szCs w:val="22"/>
-          <w:lang w:val="en-US"/>
-        </w:rPr>
-        <w:t>&gt;</w:t>
-      </w:r>
-      <w:proofErr w:type="gramEnd"/>
-      <w:r>
-        <w:rPr>
-          <w:sz w:val="24"/>
-          <w:szCs w:val="22"/>
-          <w:lang w:val="en-US"/>
-        </w:rPr>
-        <w:t>Roll No&lt;/</w:t>
-      </w:r>
-      <w:proofErr w:type="spellStart"/>
-      <w:r>
-        <w:rPr>
-          <w:sz w:val="24"/>
-          <w:szCs w:val="22"/>
-          <w:lang w:val="en-US"/>
-        </w:rPr>
-        <w:t>th</w:t>
-      </w:r>
-      <w:proofErr w:type="spellEnd"/>
-      <w:r>
-        <w:rPr>
-          <w:sz w:val="24"/>
-          <w:szCs w:val="22"/>
-          <w:lang w:val="en-US"/>
-        </w:rPr>
-        <w:t>&gt;</w:t>
+        <w:t>&lt;th&gt;Roll No&lt;/th&gt;</w:t>
       </w:r>
     </w:p>
     <w:p>
@@ -11465,53 +10961,7 @@
           <w:lang w:val="en-US"/>
         </w:rPr>
         <w:tab/>
-        <w:t>&lt;</w:t>
-      </w:r>
-      <w:proofErr w:type="spellStart"/>
-      <w:proofErr w:type="gramStart"/>
-      <w:r>
-        <w:rPr>
-          <w:sz w:val="24"/>
-          <w:szCs w:val="22"/>
-          <w:lang w:val="en-US"/>
-        </w:rPr>
-        <w:t>th</w:t>
-      </w:r>
-      <w:proofErr w:type="spellEnd"/>
-      <w:r>
-        <w:rPr>
-          <w:sz w:val="24"/>
-          <w:szCs w:val="22"/>
-          <w:lang w:val="en-US"/>
-        </w:rPr>
-        <w:t>&gt;</w:t>
-      </w:r>
-      <w:proofErr w:type="gramEnd"/>
-      <w:r>
-        <w:rPr>
-          <w:sz w:val="24"/>
-          <w:szCs w:val="22"/>
-          <w:lang w:val="en-US"/>
-        </w:rPr>
-        <w:t>Name&lt;/</w:t>
-      </w:r>
-      <w:proofErr w:type="spellStart"/>
-      <w:r>
-        <w:rPr>
-          <w:sz w:val="24"/>
-          <w:szCs w:val="22"/>
-          <w:lang w:val="en-US"/>
-        </w:rPr>
-        <w:t>th</w:t>
-      </w:r>
-      <w:proofErr w:type="spellEnd"/>
-      <w:r>
-        <w:rPr>
-          <w:sz w:val="24"/>
-          <w:szCs w:val="22"/>
-          <w:lang w:val="en-US"/>
-        </w:rPr>
-        <w:t>&gt;</w:t>
+        <w:t>&lt;th&gt;Name&lt;/th&gt;</w:t>
       </w:r>
     </w:p>
     <w:p>
@@ -11537,27 +10987,7 @@
           <w:lang w:val="en-US"/>
         </w:rPr>
         <w:tab/>
-        <w:t>&lt;/</w:t>
-      </w:r>
-      <w:proofErr w:type="spellStart"/>
-      <w:proofErr w:type="gramStart"/>
-      <w:r>
-        <w:rPr>
-          <w:sz w:val="24"/>
-          <w:szCs w:val="22"/>
-          <w:lang w:val="en-US"/>
-        </w:rPr>
-        <w:t>tr</w:t>
-      </w:r>
-      <w:proofErr w:type="spellEnd"/>
-      <w:proofErr w:type="gramEnd"/>
-      <w:r>
-        <w:rPr>
-          <w:sz w:val="24"/>
-          <w:szCs w:val="22"/>
-          <w:lang w:val="en-US"/>
-        </w:rPr>
-        <w:t>&gt;</w:t>
+        <w:t>&lt;/tr&gt;</w:t>
       </w:r>
     </w:p>
     <w:p>
@@ -11575,25 +11005,7 @@
           <w:lang w:val="en-US"/>
         </w:rPr>
         <w:tab/>
-        <w:t>&lt;/</w:t>
-      </w:r>
-      <w:proofErr w:type="spellStart"/>
-      <w:r>
-        <w:rPr>
-          <w:sz w:val="24"/>
-          <w:szCs w:val="22"/>
-          <w:lang w:val="en-US"/>
-        </w:rPr>
-        <w:t>thead</w:t>
-      </w:r>
-      <w:proofErr w:type="spellEnd"/>
-      <w:r>
-        <w:rPr>
-          <w:sz w:val="24"/>
-          <w:szCs w:val="22"/>
-          <w:lang w:val="en-US"/>
-        </w:rPr>
-        <w:t>&gt;</w:t>
+        <w:t>&lt;/thead&gt;</w:t>
       </w:r>
     </w:p>
     <w:p>
@@ -11611,27 +11023,7 @@
           <w:lang w:val="en-US"/>
         </w:rPr>
         <w:tab/>
-        <w:t>&lt;</w:t>
-      </w:r>
-      <w:proofErr w:type="spellStart"/>
-      <w:proofErr w:type="gramStart"/>
-      <w:r>
-        <w:rPr>
-          <w:sz w:val="24"/>
-          <w:szCs w:val="22"/>
-          <w:lang w:val="en-US"/>
-        </w:rPr>
-        <w:t>tbody</w:t>
-      </w:r>
-      <w:proofErr w:type="spellEnd"/>
-      <w:proofErr w:type="gramEnd"/>
-      <w:r>
-        <w:rPr>
-          <w:sz w:val="24"/>
-          <w:szCs w:val="22"/>
-          <w:lang w:val="en-US"/>
-        </w:rPr>
-        <w:t>&gt;</w:t>
+        <w:t>&lt;tbody&gt;</w:t>
       </w:r>
     </w:p>
     <w:p>
@@ -11657,27 +11049,7 @@
           <w:lang w:val="en-US"/>
         </w:rPr>
         <w:tab/>
-        <w:t>&lt;</w:t>
-      </w:r>
-      <w:proofErr w:type="spellStart"/>
-      <w:proofErr w:type="gramStart"/>
-      <w:r>
-        <w:rPr>
-          <w:sz w:val="24"/>
-          <w:szCs w:val="22"/>
-          <w:lang w:val="en-US"/>
-        </w:rPr>
-        <w:t>tr</w:t>
-      </w:r>
-      <w:proofErr w:type="spellEnd"/>
-      <w:proofErr w:type="gramEnd"/>
-      <w:r>
-        <w:rPr>
-          <w:sz w:val="24"/>
-          <w:szCs w:val="22"/>
-          <w:lang w:val="en-US"/>
-        </w:rPr>
-        <w:t>&gt;</w:t>
+        <w:t>&lt;tr&gt;</w:t>
       </w:r>
     </w:p>
     <w:p>
@@ -11711,25 +11083,7 @@
           <w:lang w:val="en-US"/>
         </w:rPr>
         <w:tab/>
-        <w:t>&lt;</w:t>
-      </w:r>
-      <w:proofErr w:type="gramStart"/>
-      <w:r>
-        <w:rPr>
-          <w:sz w:val="24"/>
-          <w:szCs w:val="22"/>
-          <w:lang w:val="en-US"/>
-        </w:rPr>
-        <w:t>td&gt;</w:t>
-      </w:r>
-      <w:proofErr w:type="gramEnd"/>
-      <w:r>
-        <w:rPr>
-          <w:sz w:val="24"/>
-          <w:szCs w:val="22"/>
-          <w:lang w:val="en-US"/>
-        </w:rPr>
-        <w:t>1&lt;/td&gt;</w:t>
+        <w:t>&lt;td&gt;1&lt;/td&gt;</w:t>
       </w:r>
     </w:p>
     <w:p>
@@ -11763,35 +11117,7 @@
           <w:lang w:val="en-US"/>
         </w:rPr>
         <w:tab/>
-        <w:t>&lt;</w:t>
-      </w:r>
-      <w:proofErr w:type="gramStart"/>
-      <w:r>
-        <w:rPr>
-          <w:sz w:val="24"/>
-          <w:szCs w:val="22"/>
-          <w:lang w:val="en-US"/>
-        </w:rPr>
-        <w:t>td&gt;</w:t>
-      </w:r>
-      <w:proofErr w:type="spellStart"/>
-      <w:proofErr w:type="gramEnd"/>
-      <w:r>
-        <w:rPr>
-          <w:sz w:val="24"/>
-          <w:szCs w:val="22"/>
-          <w:lang w:val="en-US"/>
-        </w:rPr>
-        <w:t>Diksha</w:t>
-      </w:r>
-      <w:proofErr w:type="spellEnd"/>
-      <w:r>
-        <w:rPr>
-          <w:sz w:val="24"/>
-          <w:szCs w:val="22"/>
-          <w:lang w:val="en-US"/>
-        </w:rPr>
-        <w:t>&lt;/td</w:t>
+        <w:t>&lt;td&gt;Diksha&lt;/td</w:t>
       </w:r>
     </w:p>
     <w:p>
@@ -11817,27 +11143,7 @@
           <w:lang w:val="en-US"/>
         </w:rPr>
         <w:tab/>
-        <w:t>&lt;/</w:t>
-      </w:r>
-      <w:proofErr w:type="spellStart"/>
-      <w:proofErr w:type="gramStart"/>
-      <w:r>
-        <w:rPr>
-          <w:sz w:val="24"/>
-          <w:szCs w:val="22"/>
-          <w:lang w:val="en-US"/>
-        </w:rPr>
-        <w:t>tr</w:t>
-      </w:r>
-      <w:proofErr w:type="spellEnd"/>
-      <w:proofErr w:type="gramEnd"/>
-      <w:r>
-        <w:rPr>
-          <w:sz w:val="24"/>
-          <w:szCs w:val="22"/>
-          <w:lang w:val="en-US"/>
-        </w:rPr>
-        <w:t>&gt;</w:t>
+        <w:t>&lt;/tr&gt;</w:t>
       </w:r>
     </w:p>
     <w:p>
@@ -11863,27 +11169,7 @@
           <w:lang w:val="en-US"/>
         </w:rPr>
         <w:tab/>
-        <w:t>&lt;</w:t>
-      </w:r>
-      <w:proofErr w:type="spellStart"/>
-      <w:proofErr w:type="gramStart"/>
-      <w:r>
-        <w:rPr>
-          <w:sz w:val="24"/>
-          <w:szCs w:val="22"/>
-          <w:lang w:val="en-US"/>
-        </w:rPr>
-        <w:t>tr</w:t>
-      </w:r>
-      <w:proofErr w:type="spellEnd"/>
-      <w:proofErr w:type="gramEnd"/>
-      <w:r>
-        <w:rPr>
-          <w:sz w:val="24"/>
-          <w:szCs w:val="22"/>
-          <w:lang w:val="en-US"/>
-        </w:rPr>
-        <w:t>&gt;</w:t>
+        <w:t>&lt;tr&gt;</w:t>
       </w:r>
       <w:r>
         <w:rPr>
@@ -11925,25 +11211,7 @@
           <w:lang w:val="en-US"/>
         </w:rPr>
         <w:tab/>
-        <w:t>&lt;</w:t>
-      </w:r>
-      <w:proofErr w:type="gramStart"/>
-      <w:r>
-        <w:rPr>
-          <w:sz w:val="24"/>
-          <w:szCs w:val="22"/>
-          <w:lang w:val="en-US"/>
-        </w:rPr>
-        <w:t>td&gt;</w:t>
-      </w:r>
-      <w:proofErr w:type="gramEnd"/>
-      <w:r>
-        <w:rPr>
-          <w:sz w:val="24"/>
-          <w:szCs w:val="22"/>
-          <w:lang w:val="en-US"/>
-        </w:rPr>
-        <w:t>2&lt;/td&gt;</w:t>
+        <w:t>&lt;td&gt;2&lt;/td&gt;</w:t>
       </w:r>
     </w:p>
     <w:p>
@@ -11977,35 +11245,7 @@
           <w:lang w:val="en-US"/>
         </w:rPr>
         <w:tab/>
-        <w:t>&lt;</w:t>
-      </w:r>
-      <w:proofErr w:type="gramStart"/>
-      <w:r>
-        <w:rPr>
-          <w:sz w:val="24"/>
-          <w:szCs w:val="22"/>
-          <w:lang w:val="en-US"/>
-        </w:rPr>
-        <w:t>td&gt;</w:t>
-      </w:r>
-      <w:proofErr w:type="spellStart"/>
-      <w:proofErr w:type="gramEnd"/>
-      <w:r>
-        <w:rPr>
-          <w:sz w:val="24"/>
-          <w:szCs w:val="22"/>
-          <w:lang w:val="en-US"/>
-        </w:rPr>
-        <w:t>Dilshad</w:t>
-      </w:r>
-      <w:proofErr w:type="spellEnd"/>
-      <w:r>
-        <w:rPr>
-          <w:sz w:val="24"/>
-          <w:szCs w:val="22"/>
-          <w:lang w:val="en-US"/>
-        </w:rPr>
-        <w:t>&lt;/td&gt;</w:t>
+        <w:t>&lt;td&gt;Dilshad&lt;/td&gt;</w:t>
       </w:r>
     </w:p>
     <w:p>
@@ -12031,27 +11271,7 @@
           <w:lang w:val="en-US"/>
         </w:rPr>
         <w:tab/>
-        <w:t>&lt;/</w:t>
-      </w:r>
-      <w:proofErr w:type="spellStart"/>
-      <w:proofErr w:type="gramStart"/>
-      <w:r>
-        <w:rPr>
-          <w:sz w:val="24"/>
-          <w:szCs w:val="22"/>
-          <w:lang w:val="en-US"/>
-        </w:rPr>
-        <w:t>tr</w:t>
-      </w:r>
-      <w:proofErr w:type="spellEnd"/>
-      <w:proofErr w:type="gramEnd"/>
-      <w:r>
-        <w:rPr>
-          <w:sz w:val="24"/>
-          <w:szCs w:val="22"/>
-          <w:lang w:val="en-US"/>
-        </w:rPr>
-        <w:t>&gt;</w:t>
+        <w:t>&lt;/tr&gt;</w:t>
       </w:r>
     </w:p>
     <w:p>
@@ -12069,60 +11289,24 @@
           <w:lang w:val="en-US"/>
         </w:rPr>
         <w:tab/>
-        <w:t>&lt;/</w:t>
-      </w:r>
-      <w:proofErr w:type="spellStart"/>
-      <w:r>
-        <w:rPr>
-          <w:sz w:val="24"/>
-          <w:szCs w:val="22"/>
-          <w:lang w:val="en-US"/>
-        </w:rPr>
-        <w:t>tbody</w:t>
-      </w:r>
-      <w:proofErr w:type="spellEnd"/>
-      <w:r>
-        <w:rPr>
-          <w:sz w:val="24"/>
-          <w:szCs w:val="22"/>
-          <w:lang w:val="en-US"/>
-        </w:rPr>
-        <w:t>&gt;</w:t>
-      </w:r>
-    </w:p>
-    <w:p>
-      <w:pPr>
-        <w:rPr>
-          <w:sz w:val="24"/>
-          <w:szCs w:val="22"/>
-          <w:lang w:val="en-US"/>
-        </w:rPr>
-      </w:pPr>
-      <w:r>
-        <w:rPr>
-          <w:sz w:val="24"/>
-          <w:szCs w:val="22"/>
-          <w:lang w:val="en-US"/>
-        </w:rPr>
-        <w:t>&lt;</w:t>
-      </w:r>
-      <w:proofErr w:type="gramStart"/>
-      <w:r>
-        <w:rPr>
-          <w:sz w:val="24"/>
-          <w:szCs w:val="22"/>
-          <w:lang w:val="en-US"/>
-        </w:rPr>
-        <w:t>table</w:t>
-      </w:r>
-      <w:proofErr w:type="gramEnd"/>
-      <w:r>
-        <w:rPr>
-          <w:sz w:val="24"/>
-          <w:szCs w:val="22"/>
-          <w:lang w:val="en-US"/>
-        </w:rPr>
-        <w:t>&gt;</w:t>
+        <w:t>&lt;/tbody&gt;</w:t>
+      </w:r>
+    </w:p>
+    <w:p>
+      <w:pPr>
+        <w:rPr>
+          <w:sz w:val="24"/>
+          <w:szCs w:val="22"/>
+          <w:lang w:val="en-US"/>
+        </w:rPr>
+      </w:pPr>
+      <w:r>
+        <w:rPr>
+          <w:sz w:val="24"/>
+          <w:szCs w:val="22"/>
+          <w:lang w:val="en-US"/>
+        </w:rPr>
+        <w:t>&lt;table&gt;</w:t>
       </w:r>
     </w:p>
     <w:p>
@@ -12197,43 +11381,7 @@
           <w:szCs w:val="22"/>
           <w:lang w:val="en-US"/>
         </w:rPr>
-        <w:t>To upload any file on such control simply call .</w:t>
-      </w:r>
-      <w:proofErr w:type="gramStart"/>
-      <w:r>
-        <w:rPr>
-          <w:sz w:val="24"/>
-          <w:szCs w:val="22"/>
-          <w:lang w:val="en-US"/>
-        </w:rPr>
-        <w:t>sendKeys(</w:t>
-      </w:r>
-      <w:proofErr w:type="gramEnd"/>
-      <w:r>
-        <w:rPr>
-          <w:sz w:val="24"/>
-          <w:szCs w:val="22"/>
-          <w:lang w:val="en-US"/>
-        </w:rPr>
-        <w:t xml:space="preserve">) method on this control. And pass the path of file as a parameter to </w:t>
-      </w:r>
-      <w:proofErr w:type="gramStart"/>
-      <w:r>
-        <w:rPr>
-          <w:sz w:val="24"/>
-          <w:szCs w:val="22"/>
-          <w:lang w:val="en-US"/>
-        </w:rPr>
-        <w:t>sendKeys(</w:t>
-      </w:r>
-      <w:proofErr w:type="gramEnd"/>
-      <w:r>
-        <w:rPr>
-          <w:sz w:val="24"/>
-          <w:szCs w:val="22"/>
-          <w:lang w:val="en-US"/>
-        </w:rPr>
-        <w:t>) method.</w:t>
+        <w:t>To upload any file on such control simply call .sendKeys() method on this control. And pass the path of file as a parameter to sendKeys() method.</w:t>
       </w:r>
     </w:p>
     <w:p>
@@ -12728,23 +11876,13 @@
           <w:lang w:val="en-US"/>
         </w:rPr>
       </w:pPr>
-      <w:proofErr w:type="spellStart"/>
-      <w:r>
-        <w:rPr>
-          <w:sz w:val="24"/>
-          <w:szCs w:val="22"/>
-          <w:lang w:val="en-US"/>
-        </w:rPr>
-        <w:t>driver.switchTo</w:t>
-      </w:r>
-      <w:proofErr w:type="spellEnd"/>
-      <w:r>
-        <w:rPr>
-          <w:sz w:val="24"/>
-          <w:szCs w:val="22"/>
-          <w:lang w:val="en-US"/>
-        </w:rPr>
-        <w:t xml:space="preserve">().alert() </w:t>
+      <w:r>
+        <w:rPr>
+          <w:sz w:val="24"/>
+          <w:szCs w:val="22"/>
+          <w:lang w:val="en-US"/>
+        </w:rPr>
+        <w:t xml:space="preserve">driver.switchTo().alert() </w:t>
       </w:r>
       <w:r>
         <w:rPr>
@@ -12890,23 +12028,13 @@
           <w:lang w:val="en-US"/>
         </w:rPr>
       </w:pPr>
-      <w:proofErr w:type="gramStart"/>
-      <w:r>
-        <w:rPr>
-          <w:sz w:val="24"/>
-          <w:szCs w:val="22"/>
-          <w:lang w:val="en-US"/>
-        </w:rPr>
-        <w:t>sendKeys(</w:t>
-      </w:r>
-      <w:proofErr w:type="gramEnd"/>
-      <w:r>
-        <w:rPr>
-          <w:sz w:val="24"/>
-          <w:szCs w:val="22"/>
-          <w:lang w:val="en-US"/>
-        </w:rPr>
-        <w:t xml:space="preserve">) </w:t>
+      <w:r>
+        <w:rPr>
+          <w:sz w:val="24"/>
+          <w:szCs w:val="22"/>
+          <w:lang w:val="en-US"/>
+        </w:rPr>
+        <w:t xml:space="preserve">sendKeys() </w:t>
       </w:r>
       <w:r>
         <w:rPr>
@@ -13156,23 +12284,13 @@
           <w:lang w:val="en-US"/>
         </w:rPr>
       </w:pPr>
-      <w:proofErr w:type="gramStart"/>
-      <w:r>
-        <w:rPr>
-          <w:sz w:val="24"/>
-          <w:szCs w:val="22"/>
-          <w:lang w:val="en-US"/>
-        </w:rPr>
-        <w:t>moveToElement(</w:t>
-      </w:r>
-      <w:proofErr w:type="gramEnd"/>
-      <w:r>
-        <w:rPr>
-          <w:sz w:val="24"/>
-          <w:szCs w:val="22"/>
-          <w:lang w:val="en-US"/>
-        </w:rPr>
-        <w:t xml:space="preserve">) </w:t>
+      <w:r>
+        <w:rPr>
+          <w:sz w:val="24"/>
+          <w:szCs w:val="22"/>
+          <w:lang w:val="en-US"/>
+        </w:rPr>
+        <w:t xml:space="preserve">moveToElement() </w:t>
       </w:r>
       <w:r>
         <w:rPr>
@@ -13204,23 +12322,13 @@
           <w:lang w:val="en-US"/>
         </w:rPr>
       </w:pPr>
-      <w:proofErr w:type="gramStart"/>
-      <w:r>
-        <w:rPr>
-          <w:sz w:val="24"/>
-          <w:szCs w:val="22"/>
-          <w:lang w:val="en-US"/>
-        </w:rPr>
-        <w:t>perform(</w:t>
-      </w:r>
-      <w:proofErr w:type="gramEnd"/>
-      <w:r>
-        <w:rPr>
-          <w:sz w:val="24"/>
-          <w:szCs w:val="22"/>
-          <w:lang w:val="en-US"/>
-        </w:rPr>
-        <w:t xml:space="preserve">) </w:t>
+      <w:r>
+        <w:rPr>
+          <w:sz w:val="24"/>
+          <w:szCs w:val="22"/>
+          <w:lang w:val="en-US"/>
+        </w:rPr>
+        <w:t xml:space="preserve">perform() </w:t>
       </w:r>
       <w:r>
         <w:rPr>
@@ -13481,25 +12589,7 @@
           <w:szCs w:val="22"/>
           <w:lang w:val="en-US"/>
         </w:rPr>
-        <w:t xml:space="preserve"> which will make automation testing more </w:t>
-      </w:r>
-      <w:proofErr w:type="gramStart"/>
-      <w:r>
-        <w:rPr>
-          <w:sz w:val="24"/>
-          <w:szCs w:val="22"/>
-          <w:lang w:val="en-US"/>
-        </w:rPr>
-        <w:t>easy</w:t>
-      </w:r>
-      <w:proofErr w:type="gramEnd"/>
-      <w:r>
-        <w:rPr>
-          <w:sz w:val="24"/>
-          <w:szCs w:val="22"/>
-          <w:lang w:val="en-US"/>
-        </w:rPr>
-        <w:t>.</w:t>
+        <w:t xml:space="preserve"> which will make automation testing more easy.</w:t>
       </w:r>
     </w:p>
     <w:p>
@@ -14197,24 +13287,7 @@
           <w:lang w:val="en-US"/>
         </w:rPr>
         <w:br/>
-      </w:r>
-      <w:proofErr w:type="gramStart"/>
-      <w:r>
-        <w:rPr>
-          <w:sz w:val="24"/>
-          <w:szCs w:val="22"/>
-          <w:lang w:val="en-US"/>
-        </w:rPr>
-        <w:t>By</w:t>
-      </w:r>
-      <w:proofErr w:type="gramEnd"/>
-      <w:r>
-        <w:rPr>
-          <w:sz w:val="24"/>
-          <w:szCs w:val="22"/>
-          <w:lang w:val="en-US"/>
-        </w:rPr>
-        <w:t xml:space="preserve"> default all tests are having priority as 0 (zero). </w:t>
+        <w:t xml:space="preserve">By default all tests are having priority as 0 (zero). </w:t>
       </w:r>
       <w:r>
         <w:rPr>
@@ -15536,6 +14609,513 @@
           </wp:inline>
         </w:drawing>
       </w:r>
+    </w:p>
+    <w:p>
+      <w:pPr>
+        <w:rPr>
+          <w:sz w:val="24"/>
+          <w:szCs w:val="22"/>
+          <w:lang w:val="en-US"/>
+        </w:rPr>
+      </w:pPr>
+    </w:p>
+    <w:p>
+      <w:pPr>
+        <w:rPr>
+          <w:b/>
+          <w:bCs/>
+          <w:sz w:val="24"/>
+          <w:szCs w:val="22"/>
+          <w:lang w:val="en-US"/>
+        </w:rPr>
+      </w:pPr>
+      <w:r>
+        <w:rPr>
+          <w:b/>
+          <w:bCs/>
+          <w:sz w:val="24"/>
+          <w:szCs w:val="22"/>
+          <w:lang w:val="en-US"/>
+        </w:rPr>
+        <w:t>Page Object Model (POM)</w:t>
+      </w:r>
+    </w:p>
+    <w:p>
+      <w:pPr>
+        <w:pStyle w:val="ListParagraph"/>
+        <w:numPr>
+          <w:ilvl w:val="0"/>
+          <w:numId w:val="40"/>
+        </w:numPr>
+        <w:rPr>
+          <w:sz w:val="24"/>
+          <w:szCs w:val="22"/>
+          <w:lang w:val="en-US"/>
+        </w:rPr>
+      </w:pPr>
+      <w:r>
+        <w:rPr>
+          <w:sz w:val="24"/>
+          <w:szCs w:val="22"/>
+          <w:lang w:val="en-US"/>
+        </w:rPr>
+        <w:t>This is the design pattern to make your automation script more modular</w:t>
+      </w:r>
+    </w:p>
+    <w:p>
+      <w:pPr>
+        <w:pStyle w:val="ListParagraph"/>
+        <w:numPr>
+          <w:ilvl w:val="0"/>
+          <w:numId w:val="40"/>
+        </w:numPr>
+        <w:rPr>
+          <w:sz w:val="24"/>
+          <w:szCs w:val="22"/>
+          <w:lang w:val="en-US"/>
+        </w:rPr>
+      </w:pPr>
+      <w:r>
+        <w:rPr>
+          <w:sz w:val="24"/>
+          <w:szCs w:val="22"/>
+          <w:lang w:val="en-US"/>
+        </w:rPr>
+        <w:t>Here we are separating our script in 2 parts</w:t>
+      </w:r>
+    </w:p>
+    <w:p>
+      <w:pPr>
+        <w:pStyle w:val="ListParagraph"/>
+        <w:numPr>
+          <w:ilvl w:val="1"/>
+          <w:numId w:val="40"/>
+        </w:numPr>
+        <w:rPr>
+          <w:sz w:val="24"/>
+          <w:szCs w:val="22"/>
+          <w:lang w:val="en-US"/>
+        </w:rPr>
+      </w:pPr>
+      <w:r>
+        <w:rPr>
+          <w:sz w:val="24"/>
+          <w:szCs w:val="22"/>
+          <w:lang w:val="en-US"/>
+        </w:rPr>
+        <w:t xml:space="preserve">Utility Class / Page Class </w:t>
+      </w:r>
+      <w:r>
+        <w:rPr>
+          <w:sz w:val="24"/>
+          <w:szCs w:val="22"/>
+          <w:lang w:val="en-US"/>
+        </w:rPr>
+        <w:sym w:font="Wingdings" w:char="F0E0"/>
+      </w:r>
+      <w:r>
+        <w:rPr>
+          <w:sz w:val="24"/>
+          <w:szCs w:val="22"/>
+          <w:lang w:val="en-US"/>
+        </w:rPr>
+        <w:t xml:space="preserve"> Contains the WebElement and methods which represents the script</w:t>
+      </w:r>
+    </w:p>
+    <w:p>
+      <w:pPr>
+        <w:pStyle w:val="ListParagraph"/>
+        <w:numPr>
+          <w:ilvl w:val="1"/>
+          <w:numId w:val="40"/>
+        </w:numPr>
+        <w:rPr>
+          <w:sz w:val="24"/>
+          <w:szCs w:val="22"/>
+          <w:lang w:val="en-US"/>
+        </w:rPr>
+      </w:pPr>
+      <w:r>
+        <w:rPr>
+          <w:sz w:val="24"/>
+          <w:szCs w:val="22"/>
+          <w:lang w:val="en-US"/>
+        </w:rPr>
+        <w:t xml:space="preserve">Client Class </w:t>
+      </w:r>
+      <w:r>
+        <w:rPr>
+          <w:sz w:val="24"/>
+          <w:szCs w:val="22"/>
+          <w:lang w:val="en-US"/>
+        </w:rPr>
+        <w:sym w:font="Wingdings" w:char="F0E0"/>
+      </w:r>
+      <w:r>
+        <w:rPr>
+          <w:sz w:val="24"/>
+          <w:szCs w:val="22"/>
+          <w:lang w:val="en-US"/>
+        </w:rPr>
+        <w:t xml:space="preserve"> Contains @Test cases that will execute the methods from Utility class.</w:t>
+      </w:r>
+    </w:p>
+    <w:p>
+      <w:pPr>
+        <w:pStyle w:val="ListParagraph"/>
+        <w:numPr>
+          <w:ilvl w:val="0"/>
+          <w:numId w:val="40"/>
+        </w:numPr>
+        <w:rPr>
+          <w:sz w:val="24"/>
+          <w:szCs w:val="22"/>
+          <w:lang w:val="en-US"/>
+        </w:rPr>
+      </w:pPr>
+      <w:r>
+        <w:rPr>
+          <w:sz w:val="24"/>
+          <w:szCs w:val="22"/>
+          <w:lang w:val="en-US"/>
+        </w:rPr>
+        <w:t>You can create multiple utility classes to represent multiple web pages / modules</w:t>
+      </w:r>
+    </w:p>
+    <w:p>
+      <w:pPr>
+        <w:rPr>
+          <w:sz w:val="24"/>
+          <w:szCs w:val="22"/>
+          <w:lang w:val="en-US"/>
+        </w:rPr>
+      </w:pPr>
+    </w:p>
+    <w:p>
+      <w:pPr>
+        <w:rPr>
+          <w:b/>
+          <w:bCs/>
+          <w:sz w:val="24"/>
+          <w:szCs w:val="22"/>
+          <w:lang w:val="en-US"/>
+        </w:rPr>
+      </w:pPr>
+      <w:r>
+        <w:rPr>
+          <w:b/>
+          <w:bCs/>
+          <w:sz w:val="24"/>
+          <w:szCs w:val="22"/>
+          <w:lang w:val="en-US"/>
+        </w:rPr>
+        <w:t>Page Factory</w:t>
+      </w:r>
+    </w:p>
+    <w:p>
+      <w:pPr>
+        <w:pStyle w:val="ListParagraph"/>
+        <w:numPr>
+          <w:ilvl w:val="0"/>
+          <w:numId w:val="41"/>
+        </w:numPr>
+        <w:rPr>
+          <w:sz w:val="24"/>
+          <w:szCs w:val="22"/>
+          <w:lang w:val="en-US"/>
+        </w:rPr>
+      </w:pPr>
+      <w:r>
+        <w:rPr>
+          <w:sz w:val="24"/>
+          <w:szCs w:val="22"/>
+          <w:lang w:val="en-US"/>
+        </w:rPr>
+        <w:t xml:space="preserve">It is sub-set of Page Object Model </w:t>
+      </w:r>
+    </w:p>
+    <w:p>
+      <w:pPr>
+        <w:pStyle w:val="ListParagraph"/>
+        <w:numPr>
+          <w:ilvl w:val="0"/>
+          <w:numId w:val="41"/>
+        </w:numPr>
+        <w:rPr>
+          <w:sz w:val="24"/>
+          <w:szCs w:val="22"/>
+          <w:lang w:val="en-US"/>
+        </w:rPr>
+      </w:pPr>
+      <w:r>
+        <w:rPr>
+          <w:sz w:val="24"/>
+          <w:szCs w:val="22"/>
+          <w:lang w:val="en-US"/>
+        </w:rPr>
+        <w:t>This represents the Object Repository, that can store all the controls in various objects.</w:t>
+      </w:r>
+    </w:p>
+    <w:p>
+      <w:pPr>
+        <w:pStyle w:val="ListParagraph"/>
+        <w:numPr>
+          <w:ilvl w:val="0"/>
+          <w:numId w:val="41"/>
+        </w:numPr>
+        <w:rPr>
+          <w:sz w:val="24"/>
+          <w:szCs w:val="22"/>
+          <w:lang w:val="en-US"/>
+        </w:rPr>
+      </w:pPr>
+      <w:r>
+        <w:rPr>
+          <w:sz w:val="24"/>
+          <w:szCs w:val="22"/>
+          <w:lang w:val="en-US"/>
+        </w:rPr>
+        <w:t>Here we are using @FindBy annotation to identify any WebElement on the page.</w:t>
+      </w:r>
+    </w:p>
+    <w:p>
+      <w:pPr>
+        <w:pStyle w:val="ListParagraph"/>
+        <w:numPr>
+          <w:ilvl w:val="0"/>
+          <w:numId w:val="41"/>
+        </w:numPr>
+        <w:rPr>
+          <w:sz w:val="24"/>
+          <w:szCs w:val="22"/>
+          <w:lang w:val="en-US"/>
+        </w:rPr>
+      </w:pPr>
+      <w:r>
+        <w:rPr>
+          <w:sz w:val="24"/>
+          <w:szCs w:val="22"/>
+          <w:lang w:val="en-US"/>
+        </w:rPr>
+        <w:t>There is no restriction on locator, you can use any locator to read the control</w:t>
+      </w:r>
+    </w:p>
+    <w:p>
+      <w:pPr>
+        <w:rPr>
+          <w:sz w:val="24"/>
+          <w:szCs w:val="22"/>
+          <w:lang w:val="en-US"/>
+        </w:rPr>
+      </w:pPr>
+    </w:p>
+    <w:p>
+      <w:pPr>
+        <w:rPr>
+          <w:b/>
+          <w:bCs/>
+          <w:sz w:val="24"/>
+          <w:szCs w:val="22"/>
+          <w:lang w:val="en-US"/>
+        </w:rPr>
+      </w:pPr>
+      <w:r>
+        <w:rPr>
+          <w:b/>
+          <w:bCs/>
+          <w:sz w:val="24"/>
+          <w:szCs w:val="22"/>
+          <w:lang w:val="en-US"/>
+        </w:rPr>
+        <w:t>Data Driven Framework</w:t>
+      </w:r>
+    </w:p>
+    <w:p>
+      <w:pPr>
+        <w:pStyle w:val="ListParagraph"/>
+        <w:numPr>
+          <w:ilvl w:val="0"/>
+          <w:numId w:val="42"/>
+        </w:numPr>
+        <w:rPr>
+          <w:sz w:val="24"/>
+          <w:szCs w:val="22"/>
+          <w:lang w:val="en-US"/>
+        </w:rPr>
+      </w:pPr>
+      <w:r>
+        <w:rPr>
+          <w:sz w:val="24"/>
+          <w:szCs w:val="22"/>
+          <w:lang w:val="en-US"/>
+        </w:rPr>
+        <w:t xml:space="preserve">Launch </w:t>
+      </w:r>
+      <w:hyperlink r:id="rId13" w:history="1">
+        <w:r>
+          <w:rPr>
+            <w:rStyle w:val="Hyperlink"/>
+            <w:sz w:val="24"/>
+            <w:szCs w:val="22"/>
+            <w:lang w:val="en-US"/>
+          </w:rPr>
+          <w:t>https://archive.apache.org/dist/poi/release/bin/</w:t>
+        </w:r>
+      </w:hyperlink>
+    </w:p>
+    <w:p>
+      <w:pPr>
+        <w:pStyle w:val="ListParagraph"/>
+        <w:numPr>
+          <w:ilvl w:val="0"/>
+          <w:numId w:val="42"/>
+        </w:numPr>
+        <w:rPr>
+          <w:sz w:val="24"/>
+          <w:szCs w:val="22"/>
+          <w:lang w:val="en-US"/>
+        </w:rPr>
+      </w:pPr>
+      <w:r>
+        <w:rPr>
+          <w:sz w:val="24"/>
+          <w:szCs w:val="22"/>
+          <w:lang w:val="en-US"/>
+        </w:rPr>
+        <w:t>Download last 4th file (</w:t>
+      </w:r>
+      <w:hyperlink r:id="rId14" w:history="1">
+        <w:r>
+          <w:rPr>
+            <w:sz w:val="24"/>
+            <w:szCs w:val="22"/>
+            <w:lang w:val="en-US"/>
+          </w:rPr>
+          <w:t>poi-bin-5.2.3-20220909.zip</w:t>
+        </w:r>
+      </w:hyperlink>
+      <w:r>
+        <w:rPr>
+          <w:sz w:val="24"/>
+          <w:szCs w:val="22"/>
+          <w:lang w:val="en-US"/>
+        </w:rPr>
+        <w:t>)</w:t>
+      </w:r>
+    </w:p>
+    <w:p>
+      <w:pPr>
+        <w:pStyle w:val="ListParagraph"/>
+        <w:numPr>
+          <w:ilvl w:val="0"/>
+          <w:numId w:val="42"/>
+        </w:numPr>
+        <w:rPr>
+          <w:sz w:val="24"/>
+          <w:szCs w:val="22"/>
+          <w:lang w:val="en-US"/>
+        </w:rPr>
+      </w:pPr>
+      <w:r>
+        <w:rPr>
+          <w:sz w:val="24"/>
+          <w:szCs w:val="22"/>
+          <w:lang w:val="en-US"/>
+        </w:rPr>
+        <w:t>Copy this .zip file to 2</w:t>
+      </w:r>
+      <w:r>
+        <w:rPr>
+          <w:sz w:val="24"/>
+          <w:szCs w:val="22"/>
+          <w:vertAlign w:val="superscript"/>
+          <w:lang w:val="en-US"/>
+        </w:rPr>
+        <w:t>nd</w:t>
+      </w:r>
+      <w:r>
+        <w:rPr>
+          <w:sz w:val="24"/>
+          <w:szCs w:val="22"/>
+          <w:lang w:val="en-US"/>
+        </w:rPr>
+        <w:t xml:space="preserve"> folder (Selenium Jar Files)</w:t>
+      </w:r>
+    </w:p>
+    <w:p>
+      <w:pPr>
+        <w:pStyle w:val="ListParagraph"/>
+        <w:numPr>
+          <w:ilvl w:val="0"/>
+          <w:numId w:val="42"/>
+        </w:numPr>
+        <w:rPr>
+          <w:sz w:val="24"/>
+          <w:szCs w:val="22"/>
+          <w:lang w:val="en-US"/>
+        </w:rPr>
+      </w:pPr>
+      <w:r>
+        <w:rPr>
+          <w:sz w:val="24"/>
+          <w:szCs w:val="22"/>
+          <w:lang w:val="en-US"/>
+        </w:rPr>
+        <w:t>Extract (Unzip) this file</w:t>
+      </w:r>
+    </w:p>
+    <w:p>
+      <w:pPr>
+        <w:pStyle w:val="ListParagraph"/>
+        <w:numPr>
+          <w:ilvl w:val="0"/>
+          <w:numId w:val="42"/>
+        </w:numPr>
+        <w:rPr>
+          <w:sz w:val="24"/>
+          <w:szCs w:val="22"/>
+          <w:lang w:val="en-US"/>
+        </w:rPr>
+      </w:pPr>
+      <w:r>
+        <w:rPr>
+          <w:sz w:val="24"/>
+          <w:szCs w:val="22"/>
+          <w:lang w:val="en-US"/>
+        </w:rPr>
+        <w:t>There are total 21 jar files in this unzipped folder</w:t>
+      </w:r>
+    </w:p>
+    <w:p>
+      <w:pPr>
+        <w:pStyle w:val="ListParagraph"/>
+        <w:numPr>
+          <w:ilvl w:val="0"/>
+          <w:numId w:val="42"/>
+        </w:numPr>
+        <w:rPr>
+          <w:sz w:val="24"/>
+          <w:szCs w:val="22"/>
+          <w:lang w:val="en-US"/>
+        </w:rPr>
+      </w:pPr>
+      <w:r>
+        <w:rPr>
+          <w:sz w:val="24"/>
+          <w:szCs w:val="22"/>
+          <w:lang w:val="en-US"/>
+        </w:rPr>
+        <w:lastRenderedPageBreak/>
+        <w:t>You need to add all these 21 jar files to your project.</w:t>
+      </w:r>
+      <w:r>
+        <w:rPr>
+          <w:sz w:val="24"/>
+          <w:szCs w:val="22"/>
+          <w:lang w:val="en-US"/>
+        </w:rPr>
+        <w:t xml:space="preserve"> (Use the same process which we have used to configure Selenium WebDriver jar file)</w:t>
+      </w:r>
       <w:bookmarkStart w:id="0" w:name="_GoBack"/>
       <w:bookmarkEnd w:id="0"/>
     </w:p>
@@ -18083,6 +17663,119 @@
     </w:lvl>
   </w:abstractNum>
   <w:abstractNum w:abstractNumId="25">
+    <w:nsid w:val="5406246A"/>
+    <w:multiLevelType w:val="hybridMultilevel"/>
+    <w:tmpl w:val="59A4463E"/>
+    <w:lvl w:ilvl="0" w:tplc="40090001">
+      <w:start w:val="1"/>
+      <w:numFmt w:val="bullet"/>
+      <w:lvlText w:val=""/>
+      <w:lvlJc w:val="left"/>
+      <w:pPr>
+        <w:ind w:left="720" w:hanging="360"/>
+      </w:pPr>
+      <w:rPr>
+        <w:rFonts w:ascii="Symbol" w:hAnsi="Symbol" w:hint="default"/>
+      </w:rPr>
+    </w:lvl>
+    <w:lvl w:ilvl="1" w:tplc="40090003">
+      <w:start w:val="1"/>
+      <w:numFmt w:val="bullet"/>
+      <w:lvlText w:val="o"/>
+      <w:lvlJc w:val="left"/>
+      <w:pPr>
+        <w:ind w:left="1440" w:hanging="360"/>
+      </w:pPr>
+      <w:rPr>
+        <w:rFonts w:ascii="Courier New" w:hAnsi="Courier New" w:cs="Courier New" w:hint="default"/>
+      </w:rPr>
+    </w:lvl>
+    <w:lvl w:ilvl="2" w:tplc="40090005" w:tentative="1">
+      <w:start w:val="1"/>
+      <w:numFmt w:val="bullet"/>
+      <w:lvlText w:val=""/>
+      <w:lvlJc w:val="left"/>
+      <w:pPr>
+        <w:ind w:left="2160" w:hanging="360"/>
+      </w:pPr>
+      <w:rPr>
+        <w:rFonts w:ascii="Wingdings" w:hAnsi="Wingdings" w:hint="default"/>
+      </w:rPr>
+    </w:lvl>
+    <w:lvl w:ilvl="3" w:tplc="40090001" w:tentative="1">
+      <w:start w:val="1"/>
+      <w:numFmt w:val="bullet"/>
+      <w:lvlText w:val=""/>
+      <w:lvlJc w:val="left"/>
+      <w:pPr>
+        <w:ind w:left="2880" w:hanging="360"/>
+      </w:pPr>
+      <w:rPr>
+        <w:rFonts w:ascii="Symbol" w:hAnsi="Symbol" w:hint="default"/>
+      </w:rPr>
+    </w:lvl>
+    <w:lvl w:ilvl="4" w:tplc="40090003" w:tentative="1">
+      <w:start w:val="1"/>
+      <w:numFmt w:val="bullet"/>
+      <w:lvlText w:val="o"/>
+      <w:lvlJc w:val="left"/>
+      <w:pPr>
+        <w:ind w:left="3600" w:hanging="360"/>
+      </w:pPr>
+      <w:rPr>
+        <w:rFonts w:ascii="Courier New" w:hAnsi="Courier New" w:cs="Courier New" w:hint="default"/>
+      </w:rPr>
+    </w:lvl>
+    <w:lvl w:ilvl="5" w:tplc="40090005" w:tentative="1">
+      <w:start w:val="1"/>
+      <w:numFmt w:val="bullet"/>
+      <w:lvlText w:val=""/>
+      <w:lvlJc w:val="left"/>
+      <w:pPr>
+        <w:ind w:left="4320" w:hanging="360"/>
+      </w:pPr>
+      <w:rPr>
+        <w:rFonts w:ascii="Wingdings" w:hAnsi="Wingdings" w:hint="default"/>
+      </w:rPr>
+    </w:lvl>
+    <w:lvl w:ilvl="6" w:tplc="40090001" w:tentative="1">
+      <w:start w:val="1"/>
+      <w:numFmt w:val="bullet"/>
+      <w:lvlText w:val=""/>
+      <w:lvlJc w:val="left"/>
+      <w:pPr>
+        <w:ind w:left="5040" w:hanging="360"/>
+      </w:pPr>
+      <w:rPr>
+        <w:rFonts w:ascii="Symbol" w:hAnsi="Symbol" w:hint="default"/>
+      </w:rPr>
+    </w:lvl>
+    <w:lvl w:ilvl="7" w:tplc="40090003" w:tentative="1">
+      <w:start w:val="1"/>
+      <w:numFmt w:val="bullet"/>
+      <w:lvlText w:val="o"/>
+      <w:lvlJc w:val="left"/>
+      <w:pPr>
+        <w:ind w:left="5760" w:hanging="360"/>
+      </w:pPr>
+      <w:rPr>
+        <w:rFonts w:ascii="Courier New" w:hAnsi="Courier New" w:cs="Courier New" w:hint="default"/>
+      </w:rPr>
+    </w:lvl>
+    <w:lvl w:ilvl="8" w:tplc="40090005" w:tentative="1">
+      <w:start w:val="1"/>
+      <w:numFmt w:val="bullet"/>
+      <w:lvlText w:val=""/>
+      <w:lvlJc w:val="left"/>
+      <w:pPr>
+        <w:ind w:left="6480" w:hanging="360"/>
+      </w:pPr>
+      <w:rPr>
+        <w:rFonts w:ascii="Wingdings" w:hAnsi="Wingdings" w:hint="default"/>
+      </w:rPr>
+    </w:lvl>
+  </w:abstractNum>
+  <w:abstractNum w:abstractNumId="26">
     <w:nsid w:val="56BB04A8"/>
     <w:multiLevelType w:val="hybridMultilevel"/>
     <w:tmpl w:val="7FDC8606"/>
@@ -18195,7 +17888,7 @@
       </w:rPr>
     </w:lvl>
   </w:abstractNum>
-  <w:abstractNum w:abstractNumId="26">
+  <w:abstractNum w:abstractNumId="27">
     <w:nsid w:val="58671E31"/>
     <w:multiLevelType w:val="hybridMultilevel"/>
     <w:tmpl w:val="D23271B4"/>
@@ -18284,7 +17977,7 @@
       </w:pPr>
     </w:lvl>
   </w:abstractNum>
-  <w:abstractNum w:abstractNumId="27">
+  <w:abstractNum w:abstractNumId="28">
     <w:nsid w:val="5963738B"/>
     <w:multiLevelType w:val="hybridMultilevel"/>
     <w:tmpl w:val="8D50AB70"/>
@@ -18373,7 +18066,7 @@
       </w:pPr>
     </w:lvl>
   </w:abstractNum>
-  <w:abstractNum w:abstractNumId="28">
+  <w:abstractNum w:abstractNumId="29">
     <w:nsid w:val="5C58581A"/>
     <w:multiLevelType w:val="hybridMultilevel"/>
     <w:tmpl w:val="3D4E3154"/>
@@ -18486,7 +18179,7 @@
       </w:rPr>
     </w:lvl>
   </w:abstractNum>
-  <w:abstractNum w:abstractNumId="29">
+  <w:abstractNum w:abstractNumId="30">
     <w:nsid w:val="5F383176"/>
     <w:multiLevelType w:val="hybridMultilevel"/>
     <w:tmpl w:val="4C76D014"/>
@@ -18599,7 +18292,7 @@
       </w:rPr>
     </w:lvl>
   </w:abstractNum>
-  <w:abstractNum w:abstractNumId="30">
+  <w:abstractNum w:abstractNumId="31">
     <w:nsid w:val="64887AB4"/>
     <w:multiLevelType w:val="hybridMultilevel"/>
     <w:tmpl w:val="D67CE9E8"/>
@@ -18688,7 +18381,7 @@
       </w:pPr>
     </w:lvl>
   </w:abstractNum>
-  <w:abstractNum w:abstractNumId="31">
+  <w:abstractNum w:abstractNumId="32">
     <w:nsid w:val="649E4E2C"/>
     <w:multiLevelType w:val="hybridMultilevel"/>
     <w:tmpl w:val="5DB8C8EC"/>
@@ -18801,7 +18494,7 @@
       </w:rPr>
     </w:lvl>
   </w:abstractNum>
-  <w:abstractNum w:abstractNumId="32">
+  <w:abstractNum w:abstractNumId="33">
     <w:nsid w:val="66C96AEF"/>
     <w:multiLevelType w:val="hybridMultilevel"/>
     <w:tmpl w:val="2DDCC122"/>
@@ -18914,7 +18607,120 @@
       </w:rPr>
     </w:lvl>
   </w:abstractNum>
-  <w:abstractNum w:abstractNumId="33">
+  <w:abstractNum w:abstractNumId="34">
+    <w:nsid w:val="6C096D1C"/>
+    <w:multiLevelType w:val="hybridMultilevel"/>
+    <w:tmpl w:val="35CADD6E"/>
+    <w:lvl w:ilvl="0" w:tplc="40090001">
+      <w:start w:val="1"/>
+      <w:numFmt w:val="bullet"/>
+      <w:lvlText w:val=""/>
+      <w:lvlJc w:val="left"/>
+      <w:pPr>
+        <w:ind w:left="720" w:hanging="360"/>
+      </w:pPr>
+      <w:rPr>
+        <w:rFonts w:ascii="Symbol" w:hAnsi="Symbol" w:hint="default"/>
+      </w:rPr>
+    </w:lvl>
+    <w:lvl w:ilvl="1" w:tplc="40090003" w:tentative="1">
+      <w:start w:val="1"/>
+      <w:numFmt w:val="bullet"/>
+      <w:lvlText w:val="o"/>
+      <w:lvlJc w:val="left"/>
+      <w:pPr>
+        <w:ind w:left="1440" w:hanging="360"/>
+      </w:pPr>
+      <w:rPr>
+        <w:rFonts w:ascii="Courier New" w:hAnsi="Courier New" w:cs="Courier New" w:hint="default"/>
+      </w:rPr>
+    </w:lvl>
+    <w:lvl w:ilvl="2" w:tplc="40090005" w:tentative="1">
+      <w:start w:val="1"/>
+      <w:numFmt w:val="bullet"/>
+      <w:lvlText w:val=""/>
+      <w:lvlJc w:val="left"/>
+      <w:pPr>
+        <w:ind w:left="2160" w:hanging="360"/>
+      </w:pPr>
+      <w:rPr>
+        <w:rFonts w:ascii="Wingdings" w:hAnsi="Wingdings" w:hint="default"/>
+      </w:rPr>
+    </w:lvl>
+    <w:lvl w:ilvl="3" w:tplc="40090001" w:tentative="1">
+      <w:start w:val="1"/>
+      <w:numFmt w:val="bullet"/>
+      <w:lvlText w:val=""/>
+      <w:lvlJc w:val="left"/>
+      <w:pPr>
+        <w:ind w:left="2880" w:hanging="360"/>
+      </w:pPr>
+      <w:rPr>
+        <w:rFonts w:ascii="Symbol" w:hAnsi="Symbol" w:hint="default"/>
+      </w:rPr>
+    </w:lvl>
+    <w:lvl w:ilvl="4" w:tplc="40090003" w:tentative="1">
+      <w:start w:val="1"/>
+      <w:numFmt w:val="bullet"/>
+      <w:lvlText w:val="o"/>
+      <w:lvlJc w:val="left"/>
+      <w:pPr>
+        <w:ind w:left="3600" w:hanging="360"/>
+      </w:pPr>
+      <w:rPr>
+        <w:rFonts w:ascii="Courier New" w:hAnsi="Courier New" w:cs="Courier New" w:hint="default"/>
+      </w:rPr>
+    </w:lvl>
+    <w:lvl w:ilvl="5" w:tplc="40090005" w:tentative="1">
+      <w:start w:val="1"/>
+      <w:numFmt w:val="bullet"/>
+      <w:lvlText w:val=""/>
+      <w:lvlJc w:val="left"/>
+      <w:pPr>
+        <w:ind w:left="4320" w:hanging="360"/>
+      </w:pPr>
+      <w:rPr>
+        <w:rFonts w:ascii="Wingdings" w:hAnsi="Wingdings" w:hint="default"/>
+      </w:rPr>
+    </w:lvl>
+    <w:lvl w:ilvl="6" w:tplc="40090001" w:tentative="1">
+      <w:start w:val="1"/>
+      <w:numFmt w:val="bullet"/>
+      <w:lvlText w:val=""/>
+      <w:lvlJc w:val="left"/>
+      <w:pPr>
+        <w:ind w:left="5040" w:hanging="360"/>
+      </w:pPr>
+      <w:rPr>
+        <w:rFonts w:ascii="Symbol" w:hAnsi="Symbol" w:hint="default"/>
+      </w:rPr>
+    </w:lvl>
+    <w:lvl w:ilvl="7" w:tplc="40090003" w:tentative="1">
+      <w:start w:val="1"/>
+      <w:numFmt w:val="bullet"/>
+      <w:lvlText w:val="o"/>
+      <w:lvlJc w:val="left"/>
+      <w:pPr>
+        <w:ind w:left="5760" w:hanging="360"/>
+      </w:pPr>
+      <w:rPr>
+        <w:rFonts w:ascii="Courier New" w:hAnsi="Courier New" w:cs="Courier New" w:hint="default"/>
+      </w:rPr>
+    </w:lvl>
+    <w:lvl w:ilvl="8" w:tplc="40090005" w:tentative="1">
+      <w:start w:val="1"/>
+      <w:numFmt w:val="bullet"/>
+      <w:lvlText w:val=""/>
+      <w:lvlJc w:val="left"/>
+      <w:pPr>
+        <w:ind w:left="6480" w:hanging="360"/>
+      </w:pPr>
+      <w:rPr>
+        <w:rFonts w:ascii="Wingdings" w:hAnsi="Wingdings" w:hint="default"/>
+      </w:rPr>
+    </w:lvl>
+  </w:abstractNum>
+  <w:abstractNum w:abstractNumId="35">
     <w:nsid w:val="6DF222BD"/>
     <w:multiLevelType w:val="hybridMultilevel"/>
     <w:tmpl w:val="CB58A112"/>
@@ -19027,7 +18833,7 @@
       </w:rPr>
     </w:lvl>
   </w:abstractNum>
-  <w:abstractNum w:abstractNumId="34">
+  <w:abstractNum w:abstractNumId="36">
     <w:nsid w:val="700B3448"/>
     <w:multiLevelType w:val="hybridMultilevel"/>
     <w:tmpl w:val="D4F8B1EA"/>
@@ -19116,7 +18922,120 @@
       </w:pPr>
     </w:lvl>
   </w:abstractNum>
-  <w:abstractNum w:abstractNumId="35">
+  <w:abstractNum w:abstractNumId="37">
+    <w:nsid w:val="75631C59"/>
+    <w:multiLevelType w:val="hybridMultilevel"/>
+    <w:tmpl w:val="7E6A29CC"/>
+    <w:lvl w:ilvl="0" w:tplc="40090001">
+      <w:start w:val="1"/>
+      <w:numFmt w:val="bullet"/>
+      <w:lvlText w:val=""/>
+      <w:lvlJc w:val="left"/>
+      <w:pPr>
+        <w:ind w:left="720" w:hanging="360"/>
+      </w:pPr>
+      <w:rPr>
+        <w:rFonts w:ascii="Symbol" w:hAnsi="Symbol" w:hint="default"/>
+      </w:rPr>
+    </w:lvl>
+    <w:lvl w:ilvl="1" w:tplc="40090003" w:tentative="1">
+      <w:start w:val="1"/>
+      <w:numFmt w:val="bullet"/>
+      <w:lvlText w:val="o"/>
+      <w:lvlJc w:val="left"/>
+      <w:pPr>
+        <w:ind w:left="1440" w:hanging="360"/>
+      </w:pPr>
+      <w:rPr>
+        <w:rFonts w:ascii="Courier New" w:hAnsi="Courier New" w:cs="Courier New" w:hint="default"/>
+      </w:rPr>
+    </w:lvl>
+    <w:lvl w:ilvl="2" w:tplc="40090005" w:tentative="1">
+      <w:start w:val="1"/>
+      <w:numFmt w:val="bullet"/>
+      <w:lvlText w:val=""/>
+      <w:lvlJc w:val="left"/>
+      <w:pPr>
+        <w:ind w:left="2160" w:hanging="360"/>
+      </w:pPr>
+      <w:rPr>
+        <w:rFonts w:ascii="Wingdings" w:hAnsi="Wingdings" w:hint="default"/>
+      </w:rPr>
+    </w:lvl>
+    <w:lvl w:ilvl="3" w:tplc="40090001" w:tentative="1">
+      <w:start w:val="1"/>
+      <w:numFmt w:val="bullet"/>
+      <w:lvlText w:val=""/>
+      <w:lvlJc w:val="left"/>
+      <w:pPr>
+        <w:ind w:left="2880" w:hanging="360"/>
+      </w:pPr>
+      <w:rPr>
+        <w:rFonts w:ascii="Symbol" w:hAnsi="Symbol" w:hint="default"/>
+      </w:rPr>
+    </w:lvl>
+    <w:lvl w:ilvl="4" w:tplc="40090003" w:tentative="1">
+      <w:start w:val="1"/>
+      <w:numFmt w:val="bullet"/>
+      <w:lvlText w:val="o"/>
+      <w:lvlJc w:val="left"/>
+      <w:pPr>
+        <w:ind w:left="3600" w:hanging="360"/>
+      </w:pPr>
+      <w:rPr>
+        <w:rFonts w:ascii="Courier New" w:hAnsi="Courier New" w:cs="Courier New" w:hint="default"/>
+      </w:rPr>
+    </w:lvl>
+    <w:lvl w:ilvl="5" w:tplc="40090005" w:tentative="1">
+      <w:start w:val="1"/>
+      <w:numFmt w:val="bullet"/>
+      <w:lvlText w:val=""/>
+      <w:lvlJc w:val="left"/>
+      <w:pPr>
+        <w:ind w:left="4320" w:hanging="360"/>
+      </w:pPr>
+      <w:rPr>
+        <w:rFonts w:ascii="Wingdings" w:hAnsi="Wingdings" w:hint="default"/>
+      </w:rPr>
+    </w:lvl>
+    <w:lvl w:ilvl="6" w:tplc="40090001" w:tentative="1">
+      <w:start w:val="1"/>
+      <w:numFmt w:val="bullet"/>
+      <w:lvlText w:val=""/>
+      <w:lvlJc w:val="left"/>
+      <w:pPr>
+        <w:ind w:left="5040" w:hanging="360"/>
+      </w:pPr>
+      <w:rPr>
+        <w:rFonts w:ascii="Symbol" w:hAnsi="Symbol" w:hint="default"/>
+      </w:rPr>
+    </w:lvl>
+    <w:lvl w:ilvl="7" w:tplc="40090003" w:tentative="1">
+      <w:start w:val="1"/>
+      <w:numFmt w:val="bullet"/>
+      <w:lvlText w:val="o"/>
+      <w:lvlJc w:val="left"/>
+      <w:pPr>
+        <w:ind w:left="5760" w:hanging="360"/>
+      </w:pPr>
+      <w:rPr>
+        <w:rFonts w:ascii="Courier New" w:hAnsi="Courier New" w:cs="Courier New" w:hint="default"/>
+      </w:rPr>
+    </w:lvl>
+    <w:lvl w:ilvl="8" w:tplc="40090005" w:tentative="1">
+      <w:start w:val="1"/>
+      <w:numFmt w:val="bullet"/>
+      <w:lvlText w:val=""/>
+      <w:lvlJc w:val="left"/>
+      <w:pPr>
+        <w:ind w:left="6480" w:hanging="360"/>
+      </w:pPr>
+      <w:rPr>
+        <w:rFonts w:ascii="Wingdings" w:hAnsi="Wingdings" w:hint="default"/>
+      </w:rPr>
+    </w:lvl>
+  </w:abstractNum>
+  <w:abstractNum w:abstractNumId="38">
     <w:nsid w:val="7BD5777C"/>
     <w:multiLevelType w:val="hybridMultilevel"/>
     <w:tmpl w:val="53D46EE2"/>
@@ -19205,7 +19124,7 @@
       </w:pPr>
     </w:lvl>
   </w:abstractNum>
-  <w:abstractNum w:abstractNumId="36">
+  <w:abstractNum w:abstractNumId="39">
     <w:nsid w:val="7BF715C6"/>
     <w:multiLevelType w:val="hybridMultilevel"/>
     <w:tmpl w:val="F8B83480"/>
@@ -19294,7 +19213,7 @@
       </w:pPr>
     </w:lvl>
   </w:abstractNum>
-  <w:abstractNum w:abstractNumId="37">
+  <w:abstractNum w:abstractNumId="40">
     <w:nsid w:val="7C2320E0"/>
     <w:multiLevelType w:val="hybridMultilevel"/>
     <w:tmpl w:val="B4EC2F1C"/>
@@ -19407,7 +19326,7 @@
       </w:rPr>
     </w:lvl>
   </w:abstractNum>
-  <w:abstractNum w:abstractNumId="38">
+  <w:abstractNum w:abstractNumId="41">
     <w:nsid w:val="7E2F2A24"/>
     <w:multiLevelType w:val="hybridMultilevel"/>
     <w:tmpl w:val="CF9414DC"/>
@@ -19527,7 +19446,7 @@
     <w:abstractNumId w:val="22"/>
   </w:num>
   <w:num w:numId="3">
-    <w:abstractNumId w:val="34"/>
+    <w:abstractNumId w:val="36"/>
   </w:num>
   <w:num w:numId="4">
     <w:abstractNumId w:val="14"/>
@@ -19539,7 +19458,7 @@
     <w:abstractNumId w:val="9"/>
   </w:num>
   <w:num w:numId="7">
-    <w:abstractNumId w:val="33"/>
+    <w:abstractNumId w:val="35"/>
   </w:num>
   <w:num w:numId="8">
     <w:abstractNumId w:val="23"/>
@@ -19548,13 +19467,13 @@
     <w:abstractNumId w:val="12"/>
   </w:num>
   <w:num w:numId="10">
-    <w:abstractNumId w:val="28"/>
+    <w:abstractNumId w:val="29"/>
   </w:num>
   <w:num w:numId="11">
-    <w:abstractNumId w:val="29"/>
+    <w:abstractNumId w:val="30"/>
   </w:num>
   <w:num w:numId="12">
-    <w:abstractNumId w:val="25"/>
+    <w:abstractNumId w:val="26"/>
   </w:num>
   <w:num w:numId="13">
     <w:abstractNumId w:val="10"/>
@@ -19563,7 +19482,7 @@
     <w:abstractNumId w:val="7"/>
   </w:num>
   <w:num w:numId="15">
-    <w:abstractNumId w:val="35"/>
+    <w:abstractNumId w:val="38"/>
   </w:num>
   <w:num w:numId="16">
     <w:abstractNumId w:val="3"/>
@@ -19581,13 +19500,13 @@
     <w:abstractNumId w:val="19"/>
   </w:num>
   <w:num w:numId="21">
-    <w:abstractNumId w:val="31"/>
+    <w:abstractNumId w:val="32"/>
   </w:num>
   <w:num w:numId="22">
     <w:abstractNumId w:val="5"/>
   </w:num>
   <w:num w:numId="23">
-    <w:abstractNumId w:val="37"/>
+    <w:abstractNumId w:val="40"/>
   </w:num>
   <w:num w:numId="24">
     <w:abstractNumId w:val="11"/>
@@ -19608,25 +19527,25 @@
     <w:abstractNumId w:val="4"/>
   </w:num>
   <w:num w:numId="30">
-    <w:abstractNumId w:val="32"/>
+    <w:abstractNumId w:val="33"/>
   </w:num>
   <w:num w:numId="31">
     <w:abstractNumId w:val="24"/>
   </w:num>
   <w:num w:numId="32">
-    <w:abstractNumId w:val="27"/>
+    <w:abstractNumId w:val="28"/>
   </w:num>
   <w:num w:numId="33">
-    <w:abstractNumId w:val="30"/>
+    <w:abstractNumId w:val="31"/>
   </w:num>
   <w:num w:numId="34">
     <w:abstractNumId w:val="18"/>
   </w:num>
   <w:num w:numId="35">
-    <w:abstractNumId w:val="36"/>
+    <w:abstractNumId w:val="39"/>
   </w:num>
   <w:num w:numId="36">
-    <w:abstractNumId w:val="26"/>
+    <w:abstractNumId w:val="27"/>
   </w:num>
   <w:num w:numId="37">
     <w:abstractNumId w:val="0"/>
@@ -19635,7 +19554,16 @@
     <w:abstractNumId w:val="13"/>
   </w:num>
   <w:num w:numId="39">
-    <w:abstractNumId w:val="38"/>
+    <w:abstractNumId w:val="41"/>
+  </w:num>
+  <w:num w:numId="40">
+    <w:abstractNumId w:val="25"/>
+  </w:num>
+  <w:num w:numId="41">
+    <w:abstractNumId w:val="37"/>
+  </w:num>
+  <w:num w:numId="42">
+    <w:abstractNumId w:val="34"/>
   </w:num>
 </w:numbering>
 </file>
@@ -20078,7 +20006,6 @@
     <w:name w:val="Hyperlink"/>
     <w:basedOn w:val="DefaultParagraphFont"/>
     <w:uiPriority w:val="99"/>
-    <w:semiHidden/>
     <w:unhideWhenUsed/>
     <w:rsid w:val="000F1DE1"/>
     <w:rPr>
@@ -20184,6 +20111,54 @@
       <w:rFonts w:ascii="Segoe UI" w:hAnsi="Segoe UI" w:cs="Segoe UI"/>
       <w:sz w:val="18"/>
       <w:szCs w:val="16"/>
+    </w:rPr>
+  </w:style>
+  <w:style w:type="paragraph" w:styleId="HTMLPreformatted">
+    <w:name w:val="HTML Preformatted"/>
+    <w:basedOn w:val="Normal"/>
+    <w:link w:val="HTMLPreformattedChar"/>
+    <w:uiPriority w:val="99"/>
+    <w:semiHidden/>
+    <w:unhideWhenUsed/>
+    <w:rsid w:val="009E6DA6"/>
+    <w:pPr>
+      <w:tabs>
+        <w:tab w:val="left" w:pos="916"/>
+        <w:tab w:val="left" w:pos="1832"/>
+        <w:tab w:val="left" w:pos="2748"/>
+        <w:tab w:val="left" w:pos="3664"/>
+        <w:tab w:val="left" w:pos="4580"/>
+        <w:tab w:val="left" w:pos="5496"/>
+        <w:tab w:val="left" w:pos="6412"/>
+        <w:tab w:val="left" w:pos="7328"/>
+        <w:tab w:val="left" w:pos="8244"/>
+        <w:tab w:val="left" w:pos="9160"/>
+        <w:tab w:val="left" w:pos="10076"/>
+        <w:tab w:val="left" w:pos="10992"/>
+        <w:tab w:val="left" w:pos="11908"/>
+        <w:tab w:val="left" w:pos="12824"/>
+        <w:tab w:val="left" w:pos="13740"/>
+        <w:tab w:val="left" w:pos="14656"/>
+      </w:tabs>
+      <w:spacing w:after="0" w:line="240" w:lineRule="auto"/>
+    </w:pPr>
+    <w:rPr>
+      <w:rFonts w:ascii="Courier New" w:eastAsia="Times New Roman" w:hAnsi="Courier New" w:cs="Courier New"/>
+      <w:sz w:val="20"/>
+      <w:lang w:eastAsia="en-IN"/>
+    </w:rPr>
+  </w:style>
+  <w:style w:type="character" w:customStyle="1" w:styleId="HTMLPreformattedChar">
+    <w:name w:val="HTML Preformatted Char"/>
+    <w:basedOn w:val="DefaultParagraphFont"/>
+    <w:link w:val="HTMLPreformatted"/>
+    <w:uiPriority w:val="99"/>
+    <w:semiHidden/>
+    <w:rsid w:val="009E6DA6"/>
+    <w:rPr>
+      <w:rFonts w:ascii="Courier New" w:eastAsia="Times New Roman" w:hAnsi="Courier New" w:cs="Courier New"/>
+      <w:sz w:val="20"/>
+      <w:lang w:eastAsia="en-IN"/>
     </w:rPr>
   </w:style>
 </w:styles>
@@ -21259,31 +21234,31 @@
     </dgm:pt>
   </dgm:ptLst>
   <dgm:cxnLst>
-    <dgm:cxn modelId="{5A74D654-12CC-4E06-8621-AEF421C840DD}" type="presOf" srcId="{D4DE5EA1-C98A-4001-96ED-0D8A4099152C}" destId="{CA09568C-529F-4056-BB14-75FC27EA3A57}" srcOrd="0" destOrd="0" presId="urn:microsoft.com/office/officeart/2005/8/layout/process1"/>
+    <dgm:cxn modelId="{407416C7-D9A4-49CF-A1D9-63129D12A5E9}" srcId="{C787D0C9-C4AA-4BF8-AAA9-EFDCDDDFB8C5}" destId="{B2F67260-32B4-49EF-BEA7-6376ABEBC356}" srcOrd="1" destOrd="0" parTransId="{452FD36E-8C97-458A-9189-BC15B3E0AB1F}" sibTransId="{58F8E6FA-8E5F-4590-8E91-7D425686736E}"/>
+    <dgm:cxn modelId="{CFFF6FB7-606C-49B5-8CFC-45DDB26FB694}" type="presOf" srcId="{C6470392-B547-42B7-BBE1-49D9BF3297A5}" destId="{D17F71C8-684F-40E9-B9CF-89D188A27816}" srcOrd="1" destOrd="0" presId="urn:microsoft.com/office/officeart/2005/8/layout/process1"/>
+    <dgm:cxn modelId="{CF494D31-49AA-424D-8ABB-ACAC6DAA59F2}" type="presOf" srcId="{B0DAEDAB-33B3-4821-A91B-D05361312CE9}" destId="{FCE3B9A4-214A-4502-B3DF-ACB3E0BC61C7}" srcOrd="0" destOrd="0" presId="urn:microsoft.com/office/officeart/2005/8/layout/process1"/>
+    <dgm:cxn modelId="{5F69ECC1-36B9-4D46-91C4-41ED387B5E8D}" type="presOf" srcId="{2F2C6037-AE48-4650-B998-EBABF88D0464}" destId="{8D8E620F-A309-4628-986D-B0F92ABF739C}" srcOrd="1" destOrd="0" presId="urn:microsoft.com/office/officeart/2005/8/layout/process1"/>
+    <dgm:cxn modelId="{D4A4DF8A-0FEC-4601-ABA1-1B72089A362D}" type="presOf" srcId="{C787D0C9-C4AA-4BF8-AAA9-EFDCDDDFB8C5}" destId="{ECE2E50F-1EF0-49E9-A2A2-C09D34379E86}" srcOrd="0" destOrd="0" presId="urn:microsoft.com/office/officeart/2005/8/layout/process1"/>
+    <dgm:cxn modelId="{5C573742-914B-479F-8A07-2CBA2DF670DC}" type="presOf" srcId="{B2F67260-32B4-49EF-BEA7-6376ABEBC356}" destId="{45B120D8-A283-4DB0-AE48-CD1028B5A1CA}" srcOrd="0" destOrd="0" presId="urn:microsoft.com/office/officeart/2005/8/layout/process1"/>
+    <dgm:cxn modelId="{6AEDDA44-0BB1-426C-A901-60C72BAA71D6}" type="presOf" srcId="{C6470392-B547-42B7-BBE1-49D9BF3297A5}" destId="{E6A79763-2175-4FE6-AF39-65BAD7E8A94D}" srcOrd="0" destOrd="0" presId="urn:microsoft.com/office/officeart/2005/8/layout/process1"/>
+    <dgm:cxn modelId="{A358B1AA-45ED-4C0A-A925-911C6E3E177E}" srcId="{C787D0C9-C4AA-4BF8-AAA9-EFDCDDDFB8C5}" destId="{D4DE5EA1-C98A-4001-96ED-0D8A4099152C}" srcOrd="2" destOrd="0" parTransId="{DDD45587-67C2-4B3F-892B-0153C2E010D0}" sibTransId="{C6470392-B547-42B7-BBE1-49D9BF3297A5}"/>
+    <dgm:cxn modelId="{90AC3622-377D-460E-8850-E591FA5D82D2}" type="presOf" srcId="{D4DE5EA1-C98A-4001-96ED-0D8A4099152C}" destId="{CA09568C-529F-4056-BB14-75FC27EA3A57}" srcOrd="0" destOrd="0" presId="urn:microsoft.com/office/officeart/2005/8/layout/process1"/>
     <dgm:cxn modelId="{916CD402-046A-49C3-919C-E8874C6452BD}" srcId="{C787D0C9-C4AA-4BF8-AAA9-EFDCDDDFB8C5}" destId="{B0DAEDAB-33B3-4821-A91B-D05361312CE9}" srcOrd="3" destOrd="0" parTransId="{1B396FDD-FE98-44AA-BBFD-EFDF9B52D4CD}" sibTransId="{2689B6F1-8FF1-4D68-9639-E8E505EA5AB0}"/>
-    <dgm:cxn modelId="{A988C70E-225B-4A4F-8747-7124EA2DA6E3}" type="presOf" srcId="{B2F67260-32B4-49EF-BEA7-6376ABEBC356}" destId="{45B120D8-A283-4DB0-AE48-CD1028B5A1CA}" srcOrd="0" destOrd="0" presId="urn:microsoft.com/office/officeart/2005/8/layout/process1"/>
-    <dgm:cxn modelId="{9C130AD9-60E3-4C76-9E91-534C97217FF3}" type="presOf" srcId="{CB734D05-6005-4A33-891F-8F6E9F0BE629}" destId="{9346448E-7772-4989-9A73-02FD2DA61B93}" srcOrd="0" destOrd="0" presId="urn:microsoft.com/office/officeart/2005/8/layout/process1"/>
-    <dgm:cxn modelId="{53198675-A76A-4550-BCD6-BC9F5F28219B}" type="presOf" srcId="{C787D0C9-C4AA-4BF8-AAA9-EFDCDDDFB8C5}" destId="{ECE2E50F-1EF0-49E9-A2A2-C09D34379E86}" srcOrd="0" destOrd="0" presId="urn:microsoft.com/office/officeart/2005/8/layout/process1"/>
-    <dgm:cxn modelId="{407416C7-D9A4-49CF-A1D9-63129D12A5E9}" srcId="{C787D0C9-C4AA-4BF8-AAA9-EFDCDDDFB8C5}" destId="{B2F67260-32B4-49EF-BEA7-6376ABEBC356}" srcOrd="1" destOrd="0" parTransId="{452FD36E-8C97-458A-9189-BC15B3E0AB1F}" sibTransId="{58F8E6FA-8E5F-4590-8E91-7D425686736E}"/>
-    <dgm:cxn modelId="{44C3CB94-77BC-4F34-A4B2-525FEE31D8BC}" type="presOf" srcId="{B0DAEDAB-33B3-4821-A91B-D05361312CE9}" destId="{FCE3B9A4-214A-4502-B3DF-ACB3E0BC61C7}" srcOrd="0" destOrd="0" presId="urn:microsoft.com/office/officeart/2005/8/layout/process1"/>
+    <dgm:cxn modelId="{6BC7D6C5-28AE-4A35-9E2F-52C688F07DCE}" type="presOf" srcId="{58F8E6FA-8E5F-4590-8E91-7D425686736E}" destId="{1C61394E-D32F-4A43-ADD4-F46D3A33D38F}" srcOrd="0" destOrd="0" presId="urn:microsoft.com/office/officeart/2005/8/layout/process1"/>
     <dgm:cxn modelId="{F27277EA-BDDA-4005-9170-FBB0A209E462}" srcId="{C787D0C9-C4AA-4BF8-AAA9-EFDCDDDFB8C5}" destId="{CB734D05-6005-4A33-891F-8F6E9F0BE629}" srcOrd="0" destOrd="0" parTransId="{D88A1106-7499-4EC1-A955-12C926757BDC}" sibTransId="{2F2C6037-AE48-4650-B998-EBABF88D0464}"/>
-    <dgm:cxn modelId="{F074FF38-7937-451A-9B80-7DDEFC6CD546}" type="presOf" srcId="{2F2C6037-AE48-4650-B998-EBABF88D0464}" destId="{ABB6D0E9-231F-49FF-8F6A-CBD756BB2A07}" srcOrd="0" destOrd="0" presId="urn:microsoft.com/office/officeart/2005/8/layout/process1"/>
-    <dgm:cxn modelId="{A358B1AA-45ED-4C0A-A925-911C6E3E177E}" srcId="{C787D0C9-C4AA-4BF8-AAA9-EFDCDDDFB8C5}" destId="{D4DE5EA1-C98A-4001-96ED-0D8A4099152C}" srcOrd="2" destOrd="0" parTransId="{DDD45587-67C2-4B3F-892B-0153C2E010D0}" sibTransId="{C6470392-B547-42B7-BBE1-49D9BF3297A5}"/>
-    <dgm:cxn modelId="{D3D1A98E-8705-4ED5-8895-CB896B99BAEC}" type="presOf" srcId="{C6470392-B547-42B7-BBE1-49D9BF3297A5}" destId="{D17F71C8-684F-40E9-B9CF-89D188A27816}" srcOrd="1" destOrd="0" presId="urn:microsoft.com/office/officeart/2005/8/layout/process1"/>
-    <dgm:cxn modelId="{F555DC1A-7DEC-4950-B153-8491BEE72511}" type="presOf" srcId="{58F8E6FA-8E5F-4590-8E91-7D425686736E}" destId="{1C61394E-D32F-4A43-ADD4-F46D3A33D38F}" srcOrd="0" destOrd="0" presId="urn:microsoft.com/office/officeart/2005/8/layout/process1"/>
-    <dgm:cxn modelId="{4F36BA2C-8BCD-48D4-AB82-8E3F774536F9}" type="presOf" srcId="{C6470392-B547-42B7-BBE1-49D9BF3297A5}" destId="{E6A79763-2175-4FE6-AF39-65BAD7E8A94D}" srcOrd="0" destOrd="0" presId="urn:microsoft.com/office/officeart/2005/8/layout/process1"/>
-    <dgm:cxn modelId="{89FA56D7-52D8-40E5-914F-B284D7EF46E3}" type="presOf" srcId="{2F2C6037-AE48-4650-B998-EBABF88D0464}" destId="{8D8E620F-A309-4628-986D-B0F92ABF739C}" srcOrd="1" destOrd="0" presId="urn:microsoft.com/office/officeart/2005/8/layout/process1"/>
-    <dgm:cxn modelId="{9BA90B6B-7E2C-4040-B598-56883AEA6BD1}" type="presOf" srcId="{58F8E6FA-8E5F-4590-8E91-7D425686736E}" destId="{38F30BB8-19AC-4F2C-997E-D6C87643D812}" srcOrd="1" destOrd="0" presId="urn:microsoft.com/office/officeart/2005/8/layout/process1"/>
-    <dgm:cxn modelId="{D84CEEA1-149D-4811-B4A9-72EFF32A8D22}" type="presParOf" srcId="{ECE2E50F-1EF0-49E9-A2A2-C09D34379E86}" destId="{9346448E-7772-4989-9A73-02FD2DA61B93}" srcOrd="0" destOrd="0" presId="urn:microsoft.com/office/officeart/2005/8/layout/process1"/>
-    <dgm:cxn modelId="{00AD218E-2816-42DB-B0B9-2FC962993D55}" type="presParOf" srcId="{ECE2E50F-1EF0-49E9-A2A2-C09D34379E86}" destId="{ABB6D0E9-231F-49FF-8F6A-CBD756BB2A07}" srcOrd="1" destOrd="0" presId="urn:microsoft.com/office/officeart/2005/8/layout/process1"/>
-    <dgm:cxn modelId="{1959E59B-0C1A-4A20-80BA-F95CADD47870}" type="presParOf" srcId="{ABB6D0E9-231F-49FF-8F6A-CBD756BB2A07}" destId="{8D8E620F-A309-4628-986D-B0F92ABF739C}" srcOrd="0" destOrd="0" presId="urn:microsoft.com/office/officeart/2005/8/layout/process1"/>
-    <dgm:cxn modelId="{A74614B0-6E2B-4CF4-AA4B-AE0DA79D835E}" type="presParOf" srcId="{ECE2E50F-1EF0-49E9-A2A2-C09D34379E86}" destId="{45B120D8-A283-4DB0-AE48-CD1028B5A1CA}" srcOrd="2" destOrd="0" presId="urn:microsoft.com/office/officeart/2005/8/layout/process1"/>
-    <dgm:cxn modelId="{CEE76190-7051-42C6-8777-6D18F0DF5A89}" type="presParOf" srcId="{ECE2E50F-1EF0-49E9-A2A2-C09D34379E86}" destId="{1C61394E-D32F-4A43-ADD4-F46D3A33D38F}" srcOrd="3" destOrd="0" presId="urn:microsoft.com/office/officeart/2005/8/layout/process1"/>
-    <dgm:cxn modelId="{864721A6-FDEC-4D06-8CAF-5D12C6027830}" type="presParOf" srcId="{1C61394E-D32F-4A43-ADD4-F46D3A33D38F}" destId="{38F30BB8-19AC-4F2C-997E-D6C87643D812}" srcOrd="0" destOrd="0" presId="urn:microsoft.com/office/officeart/2005/8/layout/process1"/>
-    <dgm:cxn modelId="{369BCB4C-4A3D-412D-AF71-0B4239782C78}" type="presParOf" srcId="{ECE2E50F-1EF0-49E9-A2A2-C09D34379E86}" destId="{CA09568C-529F-4056-BB14-75FC27EA3A57}" srcOrd="4" destOrd="0" presId="urn:microsoft.com/office/officeart/2005/8/layout/process1"/>
-    <dgm:cxn modelId="{A9D7C63C-71CE-417F-AF78-DAF3103289B0}" type="presParOf" srcId="{ECE2E50F-1EF0-49E9-A2A2-C09D34379E86}" destId="{E6A79763-2175-4FE6-AF39-65BAD7E8A94D}" srcOrd="5" destOrd="0" presId="urn:microsoft.com/office/officeart/2005/8/layout/process1"/>
-    <dgm:cxn modelId="{21367DDF-30CA-4B55-BB7F-205574400648}" type="presParOf" srcId="{E6A79763-2175-4FE6-AF39-65BAD7E8A94D}" destId="{D17F71C8-684F-40E9-B9CF-89D188A27816}" srcOrd="0" destOrd="0" presId="urn:microsoft.com/office/officeart/2005/8/layout/process1"/>
-    <dgm:cxn modelId="{6AD89435-F2CD-4B8E-9C91-A912AAF0F91F}" type="presParOf" srcId="{ECE2E50F-1EF0-49E9-A2A2-C09D34379E86}" destId="{FCE3B9A4-214A-4502-B3DF-ACB3E0BC61C7}" srcOrd="6" destOrd="0" presId="urn:microsoft.com/office/officeart/2005/8/layout/process1"/>
+    <dgm:cxn modelId="{4F7F94F0-67BF-45AC-BA6E-44E557FFF62D}" type="presOf" srcId="{2F2C6037-AE48-4650-B998-EBABF88D0464}" destId="{ABB6D0E9-231F-49FF-8F6A-CBD756BB2A07}" srcOrd="0" destOrd="0" presId="urn:microsoft.com/office/officeart/2005/8/layout/process1"/>
+    <dgm:cxn modelId="{91F41DE9-D729-41E5-A1F8-31A9372AB7AA}" type="presOf" srcId="{CB734D05-6005-4A33-891F-8F6E9F0BE629}" destId="{9346448E-7772-4989-9A73-02FD2DA61B93}" srcOrd="0" destOrd="0" presId="urn:microsoft.com/office/officeart/2005/8/layout/process1"/>
+    <dgm:cxn modelId="{45741B47-9087-4261-BA30-A21D83EE9448}" type="presOf" srcId="{58F8E6FA-8E5F-4590-8E91-7D425686736E}" destId="{38F30BB8-19AC-4F2C-997E-D6C87643D812}" srcOrd="1" destOrd="0" presId="urn:microsoft.com/office/officeart/2005/8/layout/process1"/>
+    <dgm:cxn modelId="{6837B0F1-F881-4D8E-B4A2-D8BA64A469E7}" type="presParOf" srcId="{ECE2E50F-1EF0-49E9-A2A2-C09D34379E86}" destId="{9346448E-7772-4989-9A73-02FD2DA61B93}" srcOrd="0" destOrd="0" presId="urn:microsoft.com/office/officeart/2005/8/layout/process1"/>
+    <dgm:cxn modelId="{7BAAE934-9CBC-42BB-92BE-E411E0A9D3C9}" type="presParOf" srcId="{ECE2E50F-1EF0-49E9-A2A2-C09D34379E86}" destId="{ABB6D0E9-231F-49FF-8F6A-CBD756BB2A07}" srcOrd="1" destOrd="0" presId="urn:microsoft.com/office/officeart/2005/8/layout/process1"/>
+    <dgm:cxn modelId="{C503862C-6396-48C7-9833-E556A0345A80}" type="presParOf" srcId="{ABB6D0E9-231F-49FF-8F6A-CBD756BB2A07}" destId="{8D8E620F-A309-4628-986D-B0F92ABF739C}" srcOrd="0" destOrd="0" presId="urn:microsoft.com/office/officeart/2005/8/layout/process1"/>
+    <dgm:cxn modelId="{7BAAA1C7-8141-4840-B8A4-34D8899E7348}" type="presParOf" srcId="{ECE2E50F-1EF0-49E9-A2A2-C09D34379E86}" destId="{45B120D8-A283-4DB0-AE48-CD1028B5A1CA}" srcOrd="2" destOrd="0" presId="urn:microsoft.com/office/officeart/2005/8/layout/process1"/>
+    <dgm:cxn modelId="{64652317-C0EF-4FC3-BDB3-84783092A439}" type="presParOf" srcId="{ECE2E50F-1EF0-49E9-A2A2-C09D34379E86}" destId="{1C61394E-D32F-4A43-ADD4-F46D3A33D38F}" srcOrd="3" destOrd="0" presId="urn:microsoft.com/office/officeart/2005/8/layout/process1"/>
+    <dgm:cxn modelId="{8E3ED66C-0BD3-4C61-9A6A-68A10CA22692}" type="presParOf" srcId="{1C61394E-D32F-4A43-ADD4-F46D3A33D38F}" destId="{38F30BB8-19AC-4F2C-997E-D6C87643D812}" srcOrd="0" destOrd="0" presId="urn:microsoft.com/office/officeart/2005/8/layout/process1"/>
+    <dgm:cxn modelId="{9820A729-A278-4408-AFD6-4072220A3F5E}" type="presParOf" srcId="{ECE2E50F-1EF0-49E9-A2A2-C09D34379E86}" destId="{CA09568C-529F-4056-BB14-75FC27EA3A57}" srcOrd="4" destOrd="0" presId="urn:microsoft.com/office/officeart/2005/8/layout/process1"/>
+    <dgm:cxn modelId="{7B2E4F46-04BA-48CA-A23C-2B516D24D657}" type="presParOf" srcId="{ECE2E50F-1EF0-49E9-A2A2-C09D34379E86}" destId="{E6A79763-2175-4FE6-AF39-65BAD7E8A94D}" srcOrd="5" destOrd="0" presId="urn:microsoft.com/office/officeart/2005/8/layout/process1"/>
+    <dgm:cxn modelId="{05D6CE8C-A977-4E91-A7EB-FCD2CDAFB099}" type="presParOf" srcId="{E6A79763-2175-4FE6-AF39-65BAD7E8A94D}" destId="{D17F71C8-684F-40E9-B9CF-89D188A27816}" srcOrd="0" destOrd="0" presId="urn:microsoft.com/office/officeart/2005/8/layout/process1"/>
+    <dgm:cxn modelId="{5EFC210D-9A5C-4966-8CA1-3F003F1E6797}" type="presParOf" srcId="{ECE2E50F-1EF0-49E9-A2A2-C09D34379E86}" destId="{FCE3B9A4-214A-4502-B3DF-ACB3E0BC61C7}" srcOrd="6" destOrd="0" presId="urn:microsoft.com/office/officeart/2005/8/layout/process1"/>
   </dgm:cxnLst>
   <dgm:bg/>
   <dgm:whole/>

--- a/Notes_SA2601010.docx
+++ b/Notes_SA2601010.docx
@@ -15116,6 +15116,451 @@
         </w:rPr>
         <w:t xml:space="preserve"> (Use the same process which we have used to configure Selenium WebDriver jar file)</w:t>
       </w:r>
+    </w:p>
+    <w:p>
+      <w:pPr>
+        <w:rPr>
+          <w:sz w:val="24"/>
+          <w:szCs w:val="22"/>
+          <w:lang w:val="en-US"/>
+        </w:rPr>
+      </w:pPr>
+    </w:p>
+    <w:p>
+      <w:pPr>
+        <w:rPr>
+          <w:sz w:val="24"/>
+          <w:szCs w:val="22"/>
+          <w:lang w:val="en-US"/>
+        </w:rPr>
+      </w:pPr>
+      <w:r>
+        <w:rPr>
+          <w:sz w:val="24"/>
+          <w:szCs w:val="22"/>
+          <w:lang w:val="en-US"/>
+        </w:rPr>
+        <w:br w:type="page"/>
+      </w:r>
+    </w:p>
+    <w:p>
+      <w:pPr>
+        <w:rPr>
+          <w:b/>
+          <w:bCs/>
+          <w:sz w:val="24"/>
+          <w:szCs w:val="22"/>
+          <w:lang w:val="en-US"/>
+        </w:rPr>
+      </w:pPr>
+      <w:r>
+        <w:rPr>
+          <w:b/>
+          <w:bCs/>
+          <w:sz w:val="24"/>
+          <w:szCs w:val="22"/>
+          <w:lang w:val="en-US"/>
+        </w:rPr>
+        <w:lastRenderedPageBreak/>
+        <w:t>Maven</w:t>
+      </w:r>
+    </w:p>
+    <w:p>
+      <w:pPr>
+        <w:pStyle w:val="ListParagraph"/>
+        <w:numPr>
+          <w:ilvl w:val="0"/>
+          <w:numId w:val="43"/>
+        </w:numPr>
+        <w:rPr>
+          <w:b/>
+          <w:bCs/>
+          <w:sz w:val="24"/>
+          <w:szCs w:val="22"/>
+          <w:lang w:val="en-US"/>
+        </w:rPr>
+      </w:pPr>
+      <w:r>
+        <w:rPr>
+          <w:sz w:val="24"/>
+          <w:szCs w:val="22"/>
+          <w:lang w:val="en-US"/>
+        </w:rPr>
+        <w:t>Maven is build management tool.</w:t>
+      </w:r>
+    </w:p>
+    <w:p>
+      <w:pPr>
+        <w:pStyle w:val="ListParagraph"/>
+        <w:numPr>
+          <w:ilvl w:val="0"/>
+          <w:numId w:val="43"/>
+        </w:numPr>
+        <w:rPr>
+          <w:b/>
+          <w:bCs/>
+          <w:sz w:val="24"/>
+          <w:szCs w:val="22"/>
+          <w:lang w:val="en-US"/>
+        </w:rPr>
+      </w:pPr>
+      <w:r>
+        <w:rPr>
+          <w:sz w:val="24"/>
+          <w:szCs w:val="22"/>
+          <w:lang w:val="en-US"/>
+        </w:rPr>
+        <w:t>It is open source tool</w:t>
+      </w:r>
+    </w:p>
+    <w:p>
+      <w:pPr>
+        <w:pStyle w:val="ListParagraph"/>
+        <w:numPr>
+          <w:ilvl w:val="0"/>
+          <w:numId w:val="43"/>
+        </w:numPr>
+        <w:rPr>
+          <w:b/>
+          <w:bCs/>
+          <w:sz w:val="24"/>
+          <w:szCs w:val="22"/>
+          <w:lang w:val="en-US"/>
+        </w:rPr>
+      </w:pPr>
+      <w:r>
+        <w:rPr>
+          <w:sz w:val="24"/>
+          <w:szCs w:val="22"/>
+          <w:lang w:val="en-US"/>
+        </w:rPr>
+        <w:t>It is Apache product</w:t>
+      </w:r>
+    </w:p>
+    <w:p>
+      <w:pPr>
+        <w:pStyle w:val="ListParagraph"/>
+        <w:numPr>
+          <w:ilvl w:val="0"/>
+          <w:numId w:val="43"/>
+        </w:numPr>
+        <w:rPr>
+          <w:b/>
+          <w:bCs/>
+          <w:sz w:val="24"/>
+          <w:szCs w:val="22"/>
+          <w:lang w:val="en-US"/>
+        </w:rPr>
+      </w:pPr>
+      <w:r>
+        <w:rPr>
+          <w:sz w:val="24"/>
+          <w:szCs w:val="22"/>
+          <w:lang w:val="en-US"/>
+        </w:rPr>
+        <w:t>Can be used by both developer and tester.</w:t>
+      </w:r>
+    </w:p>
+    <w:p>
+      <w:pPr>
+        <w:pStyle w:val="ListParagraph"/>
+        <w:numPr>
+          <w:ilvl w:val="0"/>
+          <w:numId w:val="43"/>
+        </w:numPr>
+        <w:rPr>
+          <w:b/>
+          <w:bCs/>
+          <w:sz w:val="24"/>
+          <w:szCs w:val="22"/>
+          <w:lang w:val="en-US"/>
+        </w:rPr>
+      </w:pPr>
+      <w:r>
+        <w:rPr>
+          <w:sz w:val="24"/>
+          <w:szCs w:val="22"/>
+          <w:lang w:val="en-US"/>
+        </w:rPr>
+        <w:t>Single project can be shared by both developer and tester</w:t>
+      </w:r>
+    </w:p>
+    <w:p>
+      <w:pPr>
+        <w:pStyle w:val="ListParagraph"/>
+        <w:numPr>
+          <w:ilvl w:val="0"/>
+          <w:numId w:val="43"/>
+        </w:numPr>
+        <w:rPr>
+          <w:b/>
+          <w:bCs/>
+          <w:sz w:val="24"/>
+          <w:szCs w:val="22"/>
+          <w:lang w:val="en-US"/>
+        </w:rPr>
+      </w:pPr>
+      <w:r>
+        <w:rPr>
+          <w:sz w:val="24"/>
+          <w:szCs w:val="22"/>
+          <w:lang w:val="en-US"/>
+        </w:rPr>
+        <w:t>Easy configuration via pom.xml file.</w:t>
+      </w:r>
+    </w:p>
+    <w:p>
+      <w:pPr>
+        <w:pStyle w:val="ListParagraph"/>
+        <w:numPr>
+          <w:ilvl w:val="0"/>
+          <w:numId w:val="43"/>
+        </w:numPr>
+        <w:rPr>
+          <w:b/>
+          <w:bCs/>
+          <w:sz w:val="24"/>
+          <w:szCs w:val="22"/>
+          <w:lang w:val="en-US"/>
+        </w:rPr>
+      </w:pPr>
+      <w:r>
+        <w:rPr>
+          <w:b/>
+          <w:bCs/>
+          <w:sz w:val="24"/>
+          <w:szCs w:val="22"/>
+          <w:lang w:val="en-US"/>
+        </w:rPr>
+        <w:t>Uses dependencies (is a code of 6 to 7 lines that will automatically download and add the required jar files to your project.)</w:t>
+      </w:r>
+    </w:p>
+    <w:p>
+      <w:pPr>
+        <w:rPr>
+          <w:b/>
+          <w:bCs/>
+          <w:sz w:val="24"/>
+          <w:szCs w:val="22"/>
+          <w:lang w:val="en-US"/>
+        </w:rPr>
+      </w:pPr>
+    </w:p>
+    <w:p>
+      <w:pPr>
+        <w:rPr>
+          <w:b/>
+          <w:bCs/>
+          <w:sz w:val="24"/>
+          <w:szCs w:val="22"/>
+          <w:lang w:val="en-US"/>
+        </w:rPr>
+      </w:pPr>
+      <w:r>
+        <w:rPr>
+          <w:b/>
+          <w:bCs/>
+          <w:sz w:val="24"/>
+          <w:szCs w:val="22"/>
+          <w:lang w:val="en-US"/>
+        </w:rPr>
+        <w:t>Creating Maven Project</w:t>
+      </w:r>
+    </w:p>
+    <w:p>
+      <w:pPr>
+        <w:pStyle w:val="ListParagraph"/>
+        <w:numPr>
+          <w:ilvl w:val="0"/>
+          <w:numId w:val="44"/>
+        </w:numPr>
+        <w:rPr>
+          <w:sz w:val="24"/>
+          <w:szCs w:val="22"/>
+          <w:lang w:val="en-US"/>
+        </w:rPr>
+      </w:pPr>
+      <w:r>
+        <w:rPr>
+          <w:sz w:val="24"/>
+          <w:szCs w:val="22"/>
+          <w:lang w:val="en-US"/>
+        </w:rPr>
+        <w:t xml:space="preserve">File Menu </w:t>
+      </w:r>
+      <w:r>
+        <w:rPr>
+          <w:sz w:val="24"/>
+          <w:szCs w:val="22"/>
+          <w:lang w:val="en-US"/>
+        </w:rPr>
+        <w:sym w:font="Wingdings" w:char="F0E0"/>
+      </w:r>
+      <w:r>
+        <w:rPr>
+          <w:sz w:val="24"/>
+          <w:szCs w:val="22"/>
+          <w:lang w:val="en-US"/>
+        </w:rPr>
+        <w:t xml:space="preserve"> New </w:t>
+      </w:r>
+      <w:r>
+        <w:rPr>
+          <w:sz w:val="24"/>
+          <w:szCs w:val="22"/>
+          <w:lang w:val="en-US"/>
+        </w:rPr>
+        <w:sym w:font="Wingdings" w:char="F0E0"/>
+      </w:r>
+      <w:r>
+        <w:rPr>
+          <w:sz w:val="24"/>
+          <w:szCs w:val="22"/>
+          <w:lang w:val="en-US"/>
+        </w:rPr>
+        <w:t xml:space="preserve"> Maven Project</w:t>
+      </w:r>
+    </w:p>
+    <w:p>
+      <w:pPr>
+        <w:pStyle w:val="ListParagraph"/>
+        <w:numPr>
+          <w:ilvl w:val="0"/>
+          <w:numId w:val="44"/>
+        </w:numPr>
+        <w:rPr>
+          <w:sz w:val="24"/>
+          <w:szCs w:val="22"/>
+          <w:lang w:val="en-US"/>
+        </w:rPr>
+      </w:pPr>
+      <w:r>
+        <w:rPr>
+          <w:sz w:val="24"/>
+          <w:szCs w:val="22"/>
+          <w:lang w:val="en-US"/>
+        </w:rPr>
+        <w:t>Select 1</w:t>
+      </w:r>
+      <w:r>
+        <w:rPr>
+          <w:sz w:val="24"/>
+          <w:szCs w:val="22"/>
+          <w:vertAlign w:val="superscript"/>
+          <w:lang w:val="en-US"/>
+        </w:rPr>
+        <w:t>st</w:t>
+      </w:r>
+      <w:r>
+        <w:rPr>
+          <w:sz w:val="24"/>
+          <w:szCs w:val="22"/>
+          <w:lang w:val="en-US"/>
+        </w:rPr>
+        <w:t xml:space="preserve"> Check Box (Create simple project skip archetype selection)</w:t>
+      </w:r>
+    </w:p>
+    <w:p>
+      <w:pPr>
+        <w:pStyle w:val="ListParagraph"/>
+        <w:numPr>
+          <w:ilvl w:val="0"/>
+          <w:numId w:val="44"/>
+        </w:numPr>
+        <w:rPr>
+          <w:sz w:val="24"/>
+          <w:szCs w:val="22"/>
+          <w:lang w:val="en-US"/>
+        </w:rPr>
+      </w:pPr>
+      <w:r>
+        <w:rPr>
+          <w:sz w:val="24"/>
+          <w:szCs w:val="22"/>
+          <w:lang w:val="en-US"/>
+        </w:rPr>
+        <w:t>Click on Next Button</w:t>
+      </w:r>
+    </w:p>
+    <w:p>
+      <w:pPr>
+        <w:pStyle w:val="ListParagraph"/>
+        <w:numPr>
+          <w:ilvl w:val="0"/>
+          <w:numId w:val="44"/>
+        </w:numPr>
+        <w:rPr>
+          <w:sz w:val="24"/>
+          <w:szCs w:val="22"/>
+          <w:lang w:val="en-US"/>
+        </w:rPr>
+      </w:pPr>
+      <w:r>
+        <w:rPr>
+          <w:sz w:val="24"/>
+          <w:szCs w:val="22"/>
+          <w:lang w:val="en-US"/>
+        </w:rPr>
+        <w:t>Enter GroupID (Name of Company) &amp; ArtifactId (Name of Project)</w:t>
+      </w:r>
+    </w:p>
+    <w:p>
+      <w:pPr>
+        <w:pStyle w:val="ListParagraph"/>
+        <w:numPr>
+          <w:ilvl w:val="1"/>
+          <w:numId w:val="44"/>
+        </w:numPr>
+        <w:rPr>
+          <w:sz w:val="24"/>
+          <w:szCs w:val="22"/>
+          <w:lang w:val="en-US"/>
+        </w:rPr>
+      </w:pPr>
+      <w:r>
+        <w:rPr>
+          <w:sz w:val="24"/>
+          <w:szCs w:val="22"/>
+          <w:lang w:val="en-US"/>
+        </w:rPr>
+        <w:t>Generally both should be same</w:t>
+      </w:r>
+    </w:p>
+    <w:p>
+      <w:pPr>
+        <w:pStyle w:val="ListParagraph"/>
+        <w:numPr>
+          <w:ilvl w:val="0"/>
+          <w:numId w:val="44"/>
+        </w:numPr>
+        <w:rPr>
+          <w:sz w:val="24"/>
+          <w:szCs w:val="22"/>
+          <w:lang w:val="en-US"/>
+        </w:rPr>
+      </w:pPr>
+      <w:r>
+        <w:rPr>
+          <w:sz w:val="24"/>
+          <w:szCs w:val="22"/>
+          <w:lang w:val="en-US"/>
+        </w:rPr>
+        <w:t>Click on Finish button</w:t>
+      </w:r>
+    </w:p>
+    <w:p>
+      <w:pPr>
+        <w:pStyle w:val="ListParagraph"/>
+        <w:numPr>
+          <w:ilvl w:val="0"/>
+          <w:numId w:val="44"/>
+        </w:numPr>
+        <w:rPr>
+          <w:sz w:val="24"/>
+          <w:szCs w:val="22"/>
+          <w:lang w:val="en-US"/>
+        </w:rPr>
+      </w:pPr>
       <w:bookmarkStart w:id="0" w:name="_GoBack"/>
       <w:bookmarkEnd w:id="0"/>
     </w:p>
@@ -15560,6 +16005,119 @@
     </w:lvl>
   </w:abstractNum>
   <w:abstractNum w:abstractNumId="4">
+    <w:nsid w:val="134D1409"/>
+    <w:multiLevelType w:val="hybridMultilevel"/>
+    <w:tmpl w:val="7F265676"/>
+    <w:lvl w:ilvl="0" w:tplc="40090001">
+      <w:start w:val="1"/>
+      <w:numFmt w:val="bullet"/>
+      <w:lvlText w:val=""/>
+      <w:lvlJc w:val="left"/>
+      <w:pPr>
+        <w:ind w:left="720" w:hanging="360"/>
+      </w:pPr>
+      <w:rPr>
+        <w:rFonts w:ascii="Symbol" w:hAnsi="Symbol" w:hint="default"/>
+      </w:rPr>
+    </w:lvl>
+    <w:lvl w:ilvl="1" w:tplc="40090003" w:tentative="1">
+      <w:start w:val="1"/>
+      <w:numFmt w:val="bullet"/>
+      <w:lvlText w:val="o"/>
+      <w:lvlJc w:val="left"/>
+      <w:pPr>
+        <w:ind w:left="1440" w:hanging="360"/>
+      </w:pPr>
+      <w:rPr>
+        <w:rFonts w:ascii="Courier New" w:hAnsi="Courier New" w:cs="Courier New" w:hint="default"/>
+      </w:rPr>
+    </w:lvl>
+    <w:lvl w:ilvl="2" w:tplc="40090005" w:tentative="1">
+      <w:start w:val="1"/>
+      <w:numFmt w:val="bullet"/>
+      <w:lvlText w:val=""/>
+      <w:lvlJc w:val="left"/>
+      <w:pPr>
+        <w:ind w:left="2160" w:hanging="360"/>
+      </w:pPr>
+      <w:rPr>
+        <w:rFonts w:ascii="Wingdings" w:hAnsi="Wingdings" w:hint="default"/>
+      </w:rPr>
+    </w:lvl>
+    <w:lvl w:ilvl="3" w:tplc="40090001" w:tentative="1">
+      <w:start w:val="1"/>
+      <w:numFmt w:val="bullet"/>
+      <w:lvlText w:val=""/>
+      <w:lvlJc w:val="left"/>
+      <w:pPr>
+        <w:ind w:left="2880" w:hanging="360"/>
+      </w:pPr>
+      <w:rPr>
+        <w:rFonts w:ascii="Symbol" w:hAnsi="Symbol" w:hint="default"/>
+      </w:rPr>
+    </w:lvl>
+    <w:lvl w:ilvl="4" w:tplc="40090003" w:tentative="1">
+      <w:start w:val="1"/>
+      <w:numFmt w:val="bullet"/>
+      <w:lvlText w:val="o"/>
+      <w:lvlJc w:val="left"/>
+      <w:pPr>
+        <w:ind w:left="3600" w:hanging="360"/>
+      </w:pPr>
+      <w:rPr>
+        <w:rFonts w:ascii="Courier New" w:hAnsi="Courier New" w:cs="Courier New" w:hint="default"/>
+      </w:rPr>
+    </w:lvl>
+    <w:lvl w:ilvl="5" w:tplc="40090005" w:tentative="1">
+      <w:start w:val="1"/>
+      <w:numFmt w:val="bullet"/>
+      <w:lvlText w:val=""/>
+      <w:lvlJc w:val="left"/>
+      <w:pPr>
+        <w:ind w:left="4320" w:hanging="360"/>
+      </w:pPr>
+      <w:rPr>
+        <w:rFonts w:ascii="Wingdings" w:hAnsi="Wingdings" w:hint="default"/>
+      </w:rPr>
+    </w:lvl>
+    <w:lvl w:ilvl="6" w:tplc="40090001" w:tentative="1">
+      <w:start w:val="1"/>
+      <w:numFmt w:val="bullet"/>
+      <w:lvlText w:val=""/>
+      <w:lvlJc w:val="left"/>
+      <w:pPr>
+        <w:ind w:left="5040" w:hanging="360"/>
+      </w:pPr>
+      <w:rPr>
+        <w:rFonts w:ascii="Symbol" w:hAnsi="Symbol" w:hint="default"/>
+      </w:rPr>
+    </w:lvl>
+    <w:lvl w:ilvl="7" w:tplc="40090003" w:tentative="1">
+      <w:start w:val="1"/>
+      <w:numFmt w:val="bullet"/>
+      <w:lvlText w:val="o"/>
+      <w:lvlJc w:val="left"/>
+      <w:pPr>
+        <w:ind w:left="5760" w:hanging="360"/>
+      </w:pPr>
+      <w:rPr>
+        <w:rFonts w:ascii="Courier New" w:hAnsi="Courier New" w:cs="Courier New" w:hint="default"/>
+      </w:rPr>
+    </w:lvl>
+    <w:lvl w:ilvl="8" w:tplc="40090005" w:tentative="1">
+      <w:start w:val="1"/>
+      <w:numFmt w:val="bullet"/>
+      <w:lvlText w:val=""/>
+      <w:lvlJc w:val="left"/>
+      <w:pPr>
+        <w:ind w:left="6480" w:hanging="360"/>
+      </w:pPr>
+      <w:rPr>
+        <w:rFonts w:ascii="Wingdings" w:hAnsi="Wingdings" w:hint="default"/>
+      </w:rPr>
+    </w:lvl>
+  </w:abstractNum>
+  <w:abstractNum w:abstractNumId="5">
     <w:nsid w:val="13D740A2"/>
     <w:multiLevelType w:val="hybridMultilevel"/>
     <w:tmpl w:val="A53ECF44"/>
@@ -15672,7 +16230,7 @@
       </w:rPr>
     </w:lvl>
   </w:abstractNum>
-  <w:abstractNum w:abstractNumId="5">
+  <w:abstractNum w:abstractNumId="6">
     <w:nsid w:val="140F3A6B"/>
     <w:multiLevelType w:val="hybridMultilevel"/>
     <w:tmpl w:val="B1742718"/>
@@ -15785,7 +16343,93 @@
       </w:rPr>
     </w:lvl>
   </w:abstractNum>
-  <w:abstractNum w:abstractNumId="6">
+  <w:abstractNum w:abstractNumId="7">
+    <w:nsid w:val="16043D20"/>
+    <w:multiLevelType w:val="hybridMultilevel"/>
+    <w:tmpl w:val="6A444494"/>
+    <w:lvl w:ilvl="0" w:tplc="4009000F">
+      <w:start w:val="1"/>
+      <w:numFmt w:val="decimal"/>
+      <w:lvlText w:val="%1."/>
+      <w:lvlJc w:val="left"/>
+      <w:pPr>
+        <w:ind w:left="720" w:hanging="360"/>
+      </w:pPr>
+    </w:lvl>
+    <w:lvl w:ilvl="1" w:tplc="40090019">
+      <w:start w:val="1"/>
+      <w:numFmt w:val="lowerLetter"/>
+      <w:lvlText w:val="%2."/>
+      <w:lvlJc w:val="left"/>
+      <w:pPr>
+        <w:ind w:left="1440" w:hanging="360"/>
+      </w:pPr>
+    </w:lvl>
+    <w:lvl w:ilvl="2" w:tplc="4009001B" w:tentative="1">
+      <w:start w:val="1"/>
+      <w:numFmt w:val="lowerRoman"/>
+      <w:lvlText w:val="%3."/>
+      <w:lvlJc w:val="right"/>
+      <w:pPr>
+        <w:ind w:left="2160" w:hanging="180"/>
+      </w:pPr>
+    </w:lvl>
+    <w:lvl w:ilvl="3" w:tplc="4009000F" w:tentative="1">
+      <w:start w:val="1"/>
+      <w:numFmt w:val="decimal"/>
+      <w:lvlText w:val="%4."/>
+      <w:lvlJc w:val="left"/>
+      <w:pPr>
+        <w:ind w:left="2880" w:hanging="360"/>
+      </w:pPr>
+    </w:lvl>
+    <w:lvl w:ilvl="4" w:tplc="40090019" w:tentative="1">
+      <w:start w:val="1"/>
+      <w:numFmt w:val="lowerLetter"/>
+      <w:lvlText w:val="%5."/>
+      <w:lvlJc w:val="left"/>
+      <w:pPr>
+        <w:ind w:left="3600" w:hanging="360"/>
+      </w:pPr>
+    </w:lvl>
+    <w:lvl w:ilvl="5" w:tplc="4009001B" w:tentative="1">
+      <w:start w:val="1"/>
+      <w:numFmt w:val="lowerRoman"/>
+      <w:lvlText w:val="%6."/>
+      <w:lvlJc w:val="right"/>
+      <w:pPr>
+        <w:ind w:left="4320" w:hanging="180"/>
+      </w:pPr>
+    </w:lvl>
+    <w:lvl w:ilvl="6" w:tplc="4009000F" w:tentative="1">
+      <w:start w:val="1"/>
+      <w:numFmt w:val="decimal"/>
+      <w:lvlText w:val="%7."/>
+      <w:lvlJc w:val="left"/>
+      <w:pPr>
+        <w:ind w:left="5040" w:hanging="360"/>
+      </w:pPr>
+    </w:lvl>
+    <w:lvl w:ilvl="7" w:tplc="40090019" w:tentative="1">
+      <w:start w:val="1"/>
+      <w:numFmt w:val="lowerLetter"/>
+      <w:lvlText w:val="%8."/>
+      <w:lvlJc w:val="left"/>
+      <w:pPr>
+        <w:ind w:left="5760" w:hanging="360"/>
+      </w:pPr>
+    </w:lvl>
+    <w:lvl w:ilvl="8" w:tplc="4009001B" w:tentative="1">
+      <w:start w:val="1"/>
+      <w:numFmt w:val="lowerRoman"/>
+      <w:lvlText w:val="%9."/>
+      <w:lvlJc w:val="right"/>
+      <w:pPr>
+        <w:ind w:left="6480" w:hanging="180"/>
+      </w:pPr>
+    </w:lvl>
+  </w:abstractNum>
+  <w:abstractNum w:abstractNumId="8">
     <w:nsid w:val="17A97564"/>
     <w:multiLevelType w:val="hybridMultilevel"/>
     <w:tmpl w:val="CA967136"/>
@@ -15874,7 +16518,7 @@
       </w:pPr>
     </w:lvl>
   </w:abstractNum>
-  <w:abstractNum w:abstractNumId="7">
+  <w:abstractNum w:abstractNumId="9">
     <w:nsid w:val="1DD814BD"/>
     <w:multiLevelType w:val="hybridMultilevel"/>
     <w:tmpl w:val="6052B25A"/>
@@ -15963,7 +16607,7 @@
       </w:pPr>
     </w:lvl>
   </w:abstractNum>
-  <w:abstractNum w:abstractNumId="8">
+  <w:abstractNum w:abstractNumId="10">
     <w:nsid w:val="20BE5C1D"/>
     <w:multiLevelType w:val="hybridMultilevel"/>
     <w:tmpl w:val="27D8D70E"/>
@@ -16076,7 +16720,7 @@
       </w:rPr>
     </w:lvl>
   </w:abstractNum>
-  <w:abstractNum w:abstractNumId="9">
+  <w:abstractNum w:abstractNumId="11">
     <w:nsid w:val="22D50F4A"/>
     <w:multiLevelType w:val="hybridMultilevel"/>
     <w:tmpl w:val="564C3158"/>
@@ -16189,7 +16833,7 @@
       </w:rPr>
     </w:lvl>
   </w:abstractNum>
-  <w:abstractNum w:abstractNumId="10">
+  <w:abstractNum w:abstractNumId="12">
     <w:nsid w:val="2AA11AFE"/>
     <w:multiLevelType w:val="hybridMultilevel"/>
     <w:tmpl w:val="551C87B4"/>
@@ -16278,7 +16922,7 @@
       </w:pPr>
     </w:lvl>
   </w:abstractNum>
-  <w:abstractNum w:abstractNumId="11">
+  <w:abstractNum w:abstractNumId="13">
     <w:nsid w:val="31D74EB3"/>
     <w:multiLevelType w:val="hybridMultilevel"/>
     <w:tmpl w:val="DFC4DDF0"/>
@@ -16391,7 +17035,7 @@
       </w:rPr>
     </w:lvl>
   </w:abstractNum>
-  <w:abstractNum w:abstractNumId="12">
+  <w:abstractNum w:abstractNumId="14">
     <w:nsid w:val="323F4A11"/>
     <w:multiLevelType w:val="hybridMultilevel"/>
     <w:tmpl w:val="5862F962"/>
@@ -16477,7 +17121,7 @@
       </w:pPr>
     </w:lvl>
   </w:abstractNum>
-  <w:abstractNum w:abstractNumId="13">
+  <w:abstractNum w:abstractNumId="15">
     <w:nsid w:val="353C7880"/>
     <w:multiLevelType w:val="hybridMultilevel"/>
     <w:tmpl w:val="38CAF664"/>
@@ -16590,7 +17234,7 @@
       </w:rPr>
     </w:lvl>
   </w:abstractNum>
-  <w:abstractNum w:abstractNumId="14">
+  <w:abstractNum w:abstractNumId="16">
     <w:nsid w:val="390953F8"/>
     <w:multiLevelType w:val="hybridMultilevel"/>
     <w:tmpl w:val="13E456E4"/>
@@ -16676,7 +17320,7 @@
       </w:pPr>
     </w:lvl>
   </w:abstractNum>
-  <w:abstractNum w:abstractNumId="15">
+  <w:abstractNum w:abstractNumId="17">
     <w:nsid w:val="39C87324"/>
     <w:multiLevelType w:val="hybridMultilevel"/>
     <w:tmpl w:val="DB9EB66C"/>
@@ -16789,7 +17433,7 @@
       </w:rPr>
     </w:lvl>
   </w:abstractNum>
-  <w:abstractNum w:abstractNumId="16">
+  <w:abstractNum w:abstractNumId="18">
     <w:nsid w:val="3A464A66"/>
     <w:multiLevelType w:val="hybridMultilevel"/>
     <w:tmpl w:val="B9BE5E06"/>
@@ -16878,7 +17522,7 @@
       </w:pPr>
     </w:lvl>
   </w:abstractNum>
-  <w:abstractNum w:abstractNumId="17">
+  <w:abstractNum w:abstractNumId="19">
     <w:nsid w:val="3C875259"/>
     <w:multiLevelType w:val="hybridMultilevel"/>
     <w:tmpl w:val="CA62BF82"/>
@@ -16967,7 +17611,7 @@
       </w:pPr>
     </w:lvl>
   </w:abstractNum>
-  <w:abstractNum w:abstractNumId="18">
+  <w:abstractNum w:abstractNumId="20">
     <w:nsid w:val="3FB25765"/>
     <w:multiLevelType w:val="hybridMultilevel"/>
     <w:tmpl w:val="2286C50C"/>
@@ -17056,7 +17700,7 @@
       </w:pPr>
     </w:lvl>
   </w:abstractNum>
-  <w:abstractNum w:abstractNumId="19">
+  <w:abstractNum w:abstractNumId="21">
     <w:nsid w:val="402B0604"/>
     <w:multiLevelType w:val="hybridMultilevel"/>
     <w:tmpl w:val="D8EEBC8C"/>
@@ -17169,7 +17813,7 @@
       </w:rPr>
     </w:lvl>
   </w:abstractNum>
-  <w:abstractNum w:abstractNumId="20">
+  <w:abstractNum w:abstractNumId="22">
     <w:nsid w:val="40FE0FCF"/>
     <w:multiLevelType w:val="hybridMultilevel"/>
     <w:tmpl w:val="39DC3034"/>
@@ -17282,7 +17926,7 @@
       </w:rPr>
     </w:lvl>
   </w:abstractNum>
-  <w:abstractNum w:abstractNumId="21">
+  <w:abstractNum w:abstractNumId="23">
     <w:nsid w:val="475E2AA1"/>
     <w:multiLevelType w:val="hybridMultilevel"/>
     <w:tmpl w:val="8A50C5CE"/>
@@ -17371,7 +18015,7 @@
       </w:pPr>
     </w:lvl>
   </w:abstractNum>
-  <w:abstractNum w:abstractNumId="22">
+  <w:abstractNum w:abstractNumId="24">
     <w:nsid w:val="496607A1"/>
     <w:multiLevelType w:val="hybridMultilevel"/>
     <w:tmpl w:val="D6727F44"/>
@@ -17484,7 +18128,7 @@
       </w:rPr>
     </w:lvl>
   </w:abstractNum>
-  <w:abstractNum w:abstractNumId="23">
+  <w:abstractNum w:abstractNumId="25">
     <w:nsid w:val="49B72ACE"/>
     <w:multiLevelType w:val="hybridMultilevel"/>
     <w:tmpl w:val="F09897B0"/>
@@ -17573,7 +18217,7 @@
       </w:pPr>
     </w:lvl>
   </w:abstractNum>
-  <w:abstractNum w:abstractNumId="24">
+  <w:abstractNum w:abstractNumId="26">
     <w:nsid w:val="52764C0C"/>
     <w:multiLevelType w:val="hybridMultilevel"/>
     <w:tmpl w:val="080E6010"/>
@@ -17662,7 +18306,7 @@
       </w:pPr>
     </w:lvl>
   </w:abstractNum>
-  <w:abstractNum w:abstractNumId="25">
+  <w:abstractNum w:abstractNumId="27">
     <w:nsid w:val="5406246A"/>
     <w:multiLevelType w:val="hybridMultilevel"/>
     <w:tmpl w:val="59A4463E"/>
@@ -17775,7 +18419,7 @@
       </w:rPr>
     </w:lvl>
   </w:abstractNum>
-  <w:abstractNum w:abstractNumId="26">
+  <w:abstractNum w:abstractNumId="28">
     <w:nsid w:val="56BB04A8"/>
     <w:multiLevelType w:val="hybridMultilevel"/>
     <w:tmpl w:val="7FDC8606"/>
@@ -17888,7 +18532,7 @@
       </w:rPr>
     </w:lvl>
   </w:abstractNum>
-  <w:abstractNum w:abstractNumId="27">
+  <w:abstractNum w:abstractNumId="29">
     <w:nsid w:val="58671E31"/>
     <w:multiLevelType w:val="hybridMultilevel"/>
     <w:tmpl w:val="D23271B4"/>
@@ -17977,7 +18621,7 @@
       </w:pPr>
     </w:lvl>
   </w:abstractNum>
-  <w:abstractNum w:abstractNumId="28">
+  <w:abstractNum w:abstractNumId="30">
     <w:nsid w:val="5963738B"/>
     <w:multiLevelType w:val="hybridMultilevel"/>
     <w:tmpl w:val="8D50AB70"/>
@@ -18066,7 +18710,7 @@
       </w:pPr>
     </w:lvl>
   </w:abstractNum>
-  <w:abstractNum w:abstractNumId="29">
+  <w:abstractNum w:abstractNumId="31">
     <w:nsid w:val="5C58581A"/>
     <w:multiLevelType w:val="hybridMultilevel"/>
     <w:tmpl w:val="3D4E3154"/>
@@ -18179,7 +18823,7 @@
       </w:rPr>
     </w:lvl>
   </w:abstractNum>
-  <w:abstractNum w:abstractNumId="30">
+  <w:abstractNum w:abstractNumId="32">
     <w:nsid w:val="5F383176"/>
     <w:multiLevelType w:val="hybridMultilevel"/>
     <w:tmpl w:val="4C76D014"/>
@@ -18292,7 +18936,7 @@
       </w:rPr>
     </w:lvl>
   </w:abstractNum>
-  <w:abstractNum w:abstractNumId="31">
+  <w:abstractNum w:abstractNumId="33">
     <w:nsid w:val="64887AB4"/>
     <w:multiLevelType w:val="hybridMultilevel"/>
     <w:tmpl w:val="D67CE9E8"/>
@@ -18381,7 +19025,7 @@
       </w:pPr>
     </w:lvl>
   </w:abstractNum>
-  <w:abstractNum w:abstractNumId="32">
+  <w:abstractNum w:abstractNumId="34">
     <w:nsid w:val="649E4E2C"/>
     <w:multiLevelType w:val="hybridMultilevel"/>
     <w:tmpl w:val="5DB8C8EC"/>
@@ -18494,7 +19138,7 @@
       </w:rPr>
     </w:lvl>
   </w:abstractNum>
-  <w:abstractNum w:abstractNumId="33">
+  <w:abstractNum w:abstractNumId="35">
     <w:nsid w:val="66C96AEF"/>
     <w:multiLevelType w:val="hybridMultilevel"/>
     <w:tmpl w:val="2DDCC122"/>
@@ -18607,7 +19251,7 @@
       </w:rPr>
     </w:lvl>
   </w:abstractNum>
-  <w:abstractNum w:abstractNumId="34">
+  <w:abstractNum w:abstractNumId="36">
     <w:nsid w:val="6C096D1C"/>
     <w:multiLevelType w:val="hybridMultilevel"/>
     <w:tmpl w:val="35CADD6E"/>
@@ -18720,7 +19364,7 @@
       </w:rPr>
     </w:lvl>
   </w:abstractNum>
-  <w:abstractNum w:abstractNumId="35">
+  <w:abstractNum w:abstractNumId="37">
     <w:nsid w:val="6DF222BD"/>
     <w:multiLevelType w:val="hybridMultilevel"/>
     <w:tmpl w:val="CB58A112"/>
@@ -18833,7 +19477,7 @@
       </w:rPr>
     </w:lvl>
   </w:abstractNum>
-  <w:abstractNum w:abstractNumId="36">
+  <w:abstractNum w:abstractNumId="38">
     <w:nsid w:val="700B3448"/>
     <w:multiLevelType w:val="hybridMultilevel"/>
     <w:tmpl w:val="D4F8B1EA"/>
@@ -18922,7 +19566,7 @@
       </w:pPr>
     </w:lvl>
   </w:abstractNum>
-  <w:abstractNum w:abstractNumId="37">
+  <w:abstractNum w:abstractNumId="39">
     <w:nsid w:val="75631C59"/>
     <w:multiLevelType w:val="hybridMultilevel"/>
     <w:tmpl w:val="7E6A29CC"/>
@@ -19035,7 +19679,7 @@
       </w:rPr>
     </w:lvl>
   </w:abstractNum>
-  <w:abstractNum w:abstractNumId="38">
+  <w:abstractNum w:abstractNumId="40">
     <w:nsid w:val="7BD5777C"/>
     <w:multiLevelType w:val="hybridMultilevel"/>
     <w:tmpl w:val="53D46EE2"/>
@@ -19124,7 +19768,7 @@
       </w:pPr>
     </w:lvl>
   </w:abstractNum>
-  <w:abstractNum w:abstractNumId="39">
+  <w:abstractNum w:abstractNumId="41">
     <w:nsid w:val="7BF715C6"/>
     <w:multiLevelType w:val="hybridMultilevel"/>
     <w:tmpl w:val="F8B83480"/>
@@ -19213,7 +19857,7 @@
       </w:pPr>
     </w:lvl>
   </w:abstractNum>
-  <w:abstractNum w:abstractNumId="40">
+  <w:abstractNum w:abstractNumId="42">
     <w:nsid w:val="7C2320E0"/>
     <w:multiLevelType w:val="hybridMultilevel"/>
     <w:tmpl w:val="B4EC2F1C"/>
@@ -19326,7 +19970,7 @@
       </w:rPr>
     </w:lvl>
   </w:abstractNum>
-  <w:abstractNum w:abstractNumId="41">
+  <w:abstractNum w:abstractNumId="43">
     <w:nsid w:val="7E2F2A24"/>
     <w:multiLevelType w:val="hybridMultilevel"/>
     <w:tmpl w:val="CF9414DC"/>
@@ -19440,130 +20084,136 @@
     </w:lvl>
   </w:abstractNum>
   <w:num w:numId="1">
-    <w:abstractNumId w:val="20"/>
+    <w:abstractNumId w:val="22"/>
   </w:num>
   <w:num w:numId="2">
-    <w:abstractNumId w:val="22"/>
+    <w:abstractNumId w:val="24"/>
   </w:num>
   <w:num w:numId="3">
-    <w:abstractNumId w:val="36"/>
+    <w:abstractNumId w:val="38"/>
   </w:num>
   <w:num w:numId="4">
-    <w:abstractNumId w:val="14"/>
+    <w:abstractNumId w:val="16"/>
   </w:num>
   <w:num w:numId="5">
     <w:abstractNumId w:val="2"/>
   </w:num>
   <w:num w:numId="6">
+    <w:abstractNumId w:val="11"/>
+  </w:num>
+  <w:num w:numId="7">
+    <w:abstractNumId w:val="37"/>
+  </w:num>
+  <w:num w:numId="8">
+    <w:abstractNumId w:val="25"/>
+  </w:num>
+  <w:num w:numId="9">
+    <w:abstractNumId w:val="14"/>
+  </w:num>
+  <w:num w:numId="10">
+    <w:abstractNumId w:val="31"/>
+  </w:num>
+  <w:num w:numId="11">
+    <w:abstractNumId w:val="32"/>
+  </w:num>
+  <w:num w:numId="12">
+    <w:abstractNumId w:val="28"/>
+  </w:num>
+  <w:num w:numId="13">
+    <w:abstractNumId w:val="12"/>
+  </w:num>
+  <w:num w:numId="14">
     <w:abstractNumId w:val="9"/>
   </w:num>
-  <w:num w:numId="7">
-    <w:abstractNumId w:val="35"/>
-  </w:num>
-  <w:num w:numId="8">
-    <w:abstractNumId w:val="23"/>
-  </w:num>
-  <w:num w:numId="9">
-    <w:abstractNumId w:val="12"/>
-  </w:num>
-  <w:num w:numId="10">
-    <w:abstractNumId w:val="29"/>
-  </w:num>
-  <w:num w:numId="11">
-    <w:abstractNumId w:val="30"/>
-  </w:num>
-  <w:num w:numId="12">
-    <w:abstractNumId w:val="26"/>
-  </w:num>
-  <w:num w:numId="13">
-    <w:abstractNumId w:val="10"/>
-  </w:num>
-  <w:num w:numId="14">
-    <w:abstractNumId w:val="7"/>
-  </w:num>
   <w:num w:numId="15">
-    <w:abstractNumId w:val="38"/>
+    <w:abstractNumId w:val="40"/>
   </w:num>
   <w:num w:numId="16">
     <w:abstractNumId w:val="3"/>
   </w:num>
   <w:num w:numId="17">
-    <w:abstractNumId w:val="17"/>
+    <w:abstractNumId w:val="19"/>
   </w:num>
   <w:num w:numId="18">
     <w:abstractNumId w:val="1"/>
   </w:num>
   <w:num w:numId="19">
+    <w:abstractNumId w:val="8"/>
+  </w:num>
+  <w:num w:numId="20">
+    <w:abstractNumId w:val="21"/>
+  </w:num>
+  <w:num w:numId="21">
+    <w:abstractNumId w:val="34"/>
+  </w:num>
+  <w:num w:numId="22">
     <w:abstractNumId w:val="6"/>
   </w:num>
-  <w:num w:numId="20">
-    <w:abstractNumId w:val="19"/>
+  <w:num w:numId="23">
+    <w:abstractNumId w:val="42"/>
   </w:num>
-  <w:num w:numId="21">
-    <w:abstractNumId w:val="32"/>
+  <w:num w:numId="24">
+    <w:abstractNumId w:val="13"/>
   </w:num>
-  <w:num w:numId="22">
+  <w:num w:numId="25">
+    <w:abstractNumId w:val="17"/>
+  </w:num>
+  <w:num w:numId="26">
+    <w:abstractNumId w:val="18"/>
+  </w:num>
+  <w:num w:numId="27">
+    <w:abstractNumId w:val="23"/>
+  </w:num>
+  <w:num w:numId="28">
+    <w:abstractNumId w:val="10"/>
+  </w:num>
+  <w:num w:numId="29">
     <w:abstractNumId w:val="5"/>
   </w:num>
-  <w:num w:numId="23">
-    <w:abstractNumId w:val="40"/>
+  <w:num w:numId="30">
+    <w:abstractNumId w:val="35"/>
   </w:num>
-  <w:num w:numId="24">
-    <w:abstractNumId w:val="11"/>
+  <w:num w:numId="31">
+    <w:abstractNumId w:val="26"/>
   </w:num>
-  <w:num w:numId="25">
-    <w:abstractNumId w:val="15"/>
+  <w:num w:numId="32">
+    <w:abstractNumId w:val="30"/>
   </w:num>
-  <w:num w:numId="26">
-    <w:abstractNumId w:val="16"/>
-  </w:num>
-  <w:num w:numId="27">
-    <w:abstractNumId w:val="21"/>
-  </w:num>
-  <w:num w:numId="28">
-    <w:abstractNumId w:val="8"/>
-  </w:num>
-  <w:num w:numId="29">
-    <w:abstractNumId w:val="4"/>
-  </w:num>
-  <w:num w:numId="30">
+  <w:num w:numId="33">
     <w:abstractNumId w:val="33"/>
   </w:num>
-  <w:num w:numId="31">
-    <w:abstractNumId w:val="24"/>
-  </w:num>
-  <w:num w:numId="32">
-    <w:abstractNumId w:val="28"/>
-  </w:num>
-  <w:num w:numId="33">
-    <w:abstractNumId w:val="31"/>
-  </w:num>
   <w:num w:numId="34">
-    <w:abstractNumId w:val="18"/>
+    <w:abstractNumId w:val="20"/>
   </w:num>
   <w:num w:numId="35">
-    <w:abstractNumId w:val="39"/>
+    <w:abstractNumId w:val="41"/>
   </w:num>
   <w:num w:numId="36">
-    <w:abstractNumId w:val="27"/>
+    <w:abstractNumId w:val="29"/>
   </w:num>
   <w:num w:numId="37">
     <w:abstractNumId w:val="0"/>
   </w:num>
   <w:num w:numId="38">
-    <w:abstractNumId w:val="13"/>
+    <w:abstractNumId w:val="15"/>
   </w:num>
   <w:num w:numId="39">
-    <w:abstractNumId w:val="41"/>
+    <w:abstractNumId w:val="43"/>
   </w:num>
   <w:num w:numId="40">
-    <w:abstractNumId w:val="25"/>
+    <w:abstractNumId w:val="27"/>
   </w:num>
   <w:num w:numId="41">
-    <w:abstractNumId w:val="37"/>
+    <w:abstractNumId w:val="39"/>
   </w:num>
   <w:num w:numId="42">
-    <w:abstractNumId w:val="34"/>
+    <w:abstractNumId w:val="36"/>
+  </w:num>
+  <w:num w:numId="43">
+    <w:abstractNumId w:val="4"/>
+  </w:num>
+  <w:num w:numId="44">
+    <w:abstractNumId w:val="7"/>
   </w:num>
 </w:numbering>
 </file>
@@ -21234,31 +21884,31 @@
     </dgm:pt>
   </dgm:ptLst>
   <dgm:cxnLst>
+    <dgm:cxn modelId="{2F032135-CAFE-452F-8127-7E762B7DCD5F}" type="presOf" srcId="{B2F67260-32B4-49EF-BEA7-6376ABEBC356}" destId="{45B120D8-A283-4DB0-AE48-CD1028B5A1CA}" srcOrd="0" destOrd="0" presId="urn:microsoft.com/office/officeart/2005/8/layout/process1"/>
+    <dgm:cxn modelId="{76FEEE46-CBBE-4BE5-A019-C699E9F39BA4}" type="presOf" srcId="{58F8E6FA-8E5F-4590-8E91-7D425686736E}" destId="{1C61394E-D32F-4A43-ADD4-F46D3A33D38F}" srcOrd="0" destOrd="0" presId="urn:microsoft.com/office/officeart/2005/8/layout/process1"/>
+    <dgm:cxn modelId="{916CD402-046A-49C3-919C-E8874C6452BD}" srcId="{C787D0C9-C4AA-4BF8-AAA9-EFDCDDDFB8C5}" destId="{B0DAEDAB-33B3-4821-A91B-D05361312CE9}" srcOrd="3" destOrd="0" parTransId="{1B396FDD-FE98-44AA-BBFD-EFDF9B52D4CD}" sibTransId="{2689B6F1-8FF1-4D68-9639-E8E505EA5AB0}"/>
+    <dgm:cxn modelId="{24B88B39-74DC-4C23-B2C5-1F856356ABE4}" type="presOf" srcId="{D4DE5EA1-C98A-4001-96ED-0D8A4099152C}" destId="{CA09568C-529F-4056-BB14-75FC27EA3A57}" srcOrd="0" destOrd="0" presId="urn:microsoft.com/office/officeart/2005/8/layout/process1"/>
+    <dgm:cxn modelId="{EF89E012-843D-4773-B462-990630480382}" type="presOf" srcId="{C787D0C9-C4AA-4BF8-AAA9-EFDCDDDFB8C5}" destId="{ECE2E50F-1EF0-49E9-A2A2-C09D34379E86}" srcOrd="0" destOrd="0" presId="urn:microsoft.com/office/officeart/2005/8/layout/process1"/>
+    <dgm:cxn modelId="{EF58C0EE-DE28-4DFF-9746-16C32CF4612E}" type="presOf" srcId="{B0DAEDAB-33B3-4821-A91B-D05361312CE9}" destId="{FCE3B9A4-214A-4502-B3DF-ACB3E0BC61C7}" srcOrd="0" destOrd="0" presId="urn:microsoft.com/office/officeart/2005/8/layout/process1"/>
+    <dgm:cxn modelId="{6FD0C3CD-8CC6-40FC-A77B-67563CBD191B}" type="presOf" srcId="{2F2C6037-AE48-4650-B998-EBABF88D0464}" destId="{ABB6D0E9-231F-49FF-8F6A-CBD756BB2A07}" srcOrd="0" destOrd="0" presId="urn:microsoft.com/office/officeart/2005/8/layout/process1"/>
+    <dgm:cxn modelId="{B838BD8A-FD59-4869-9840-3F7C3438E35E}" type="presOf" srcId="{CB734D05-6005-4A33-891F-8F6E9F0BE629}" destId="{9346448E-7772-4989-9A73-02FD2DA61B93}" srcOrd="0" destOrd="0" presId="urn:microsoft.com/office/officeart/2005/8/layout/process1"/>
     <dgm:cxn modelId="{407416C7-D9A4-49CF-A1D9-63129D12A5E9}" srcId="{C787D0C9-C4AA-4BF8-AAA9-EFDCDDDFB8C5}" destId="{B2F67260-32B4-49EF-BEA7-6376ABEBC356}" srcOrd="1" destOrd="0" parTransId="{452FD36E-8C97-458A-9189-BC15B3E0AB1F}" sibTransId="{58F8E6FA-8E5F-4590-8E91-7D425686736E}"/>
-    <dgm:cxn modelId="{CFFF6FB7-606C-49B5-8CFC-45DDB26FB694}" type="presOf" srcId="{C6470392-B547-42B7-BBE1-49D9BF3297A5}" destId="{D17F71C8-684F-40E9-B9CF-89D188A27816}" srcOrd="1" destOrd="0" presId="urn:microsoft.com/office/officeart/2005/8/layout/process1"/>
-    <dgm:cxn modelId="{CF494D31-49AA-424D-8ABB-ACAC6DAA59F2}" type="presOf" srcId="{B0DAEDAB-33B3-4821-A91B-D05361312CE9}" destId="{FCE3B9A4-214A-4502-B3DF-ACB3E0BC61C7}" srcOrd="0" destOrd="0" presId="urn:microsoft.com/office/officeart/2005/8/layout/process1"/>
-    <dgm:cxn modelId="{5F69ECC1-36B9-4D46-91C4-41ED387B5E8D}" type="presOf" srcId="{2F2C6037-AE48-4650-B998-EBABF88D0464}" destId="{8D8E620F-A309-4628-986D-B0F92ABF739C}" srcOrd="1" destOrd="0" presId="urn:microsoft.com/office/officeart/2005/8/layout/process1"/>
-    <dgm:cxn modelId="{D4A4DF8A-0FEC-4601-ABA1-1B72089A362D}" type="presOf" srcId="{C787D0C9-C4AA-4BF8-AAA9-EFDCDDDFB8C5}" destId="{ECE2E50F-1EF0-49E9-A2A2-C09D34379E86}" srcOrd="0" destOrd="0" presId="urn:microsoft.com/office/officeart/2005/8/layout/process1"/>
-    <dgm:cxn modelId="{5C573742-914B-479F-8A07-2CBA2DF670DC}" type="presOf" srcId="{B2F67260-32B4-49EF-BEA7-6376ABEBC356}" destId="{45B120D8-A283-4DB0-AE48-CD1028B5A1CA}" srcOrd="0" destOrd="0" presId="urn:microsoft.com/office/officeart/2005/8/layout/process1"/>
-    <dgm:cxn modelId="{6AEDDA44-0BB1-426C-A901-60C72BAA71D6}" type="presOf" srcId="{C6470392-B547-42B7-BBE1-49D9BF3297A5}" destId="{E6A79763-2175-4FE6-AF39-65BAD7E8A94D}" srcOrd="0" destOrd="0" presId="urn:microsoft.com/office/officeart/2005/8/layout/process1"/>
+    <dgm:cxn modelId="{F27277EA-BDDA-4005-9170-FBB0A209E462}" srcId="{C787D0C9-C4AA-4BF8-AAA9-EFDCDDDFB8C5}" destId="{CB734D05-6005-4A33-891F-8F6E9F0BE629}" srcOrd="0" destOrd="0" parTransId="{D88A1106-7499-4EC1-A955-12C926757BDC}" sibTransId="{2F2C6037-AE48-4650-B998-EBABF88D0464}"/>
+    <dgm:cxn modelId="{EC1B6D80-3DB8-4840-A3D5-69302AD4F91B}" type="presOf" srcId="{2F2C6037-AE48-4650-B998-EBABF88D0464}" destId="{8D8E620F-A309-4628-986D-B0F92ABF739C}" srcOrd="1" destOrd="0" presId="urn:microsoft.com/office/officeart/2005/8/layout/process1"/>
+    <dgm:cxn modelId="{2B34C34C-058A-4024-BE7F-B910DAC69EE5}" type="presOf" srcId="{58F8E6FA-8E5F-4590-8E91-7D425686736E}" destId="{38F30BB8-19AC-4F2C-997E-D6C87643D812}" srcOrd="1" destOrd="0" presId="urn:microsoft.com/office/officeart/2005/8/layout/process1"/>
     <dgm:cxn modelId="{A358B1AA-45ED-4C0A-A925-911C6E3E177E}" srcId="{C787D0C9-C4AA-4BF8-AAA9-EFDCDDDFB8C5}" destId="{D4DE5EA1-C98A-4001-96ED-0D8A4099152C}" srcOrd="2" destOrd="0" parTransId="{DDD45587-67C2-4B3F-892B-0153C2E010D0}" sibTransId="{C6470392-B547-42B7-BBE1-49D9BF3297A5}"/>
-    <dgm:cxn modelId="{90AC3622-377D-460E-8850-E591FA5D82D2}" type="presOf" srcId="{D4DE5EA1-C98A-4001-96ED-0D8A4099152C}" destId="{CA09568C-529F-4056-BB14-75FC27EA3A57}" srcOrd="0" destOrd="0" presId="urn:microsoft.com/office/officeart/2005/8/layout/process1"/>
-    <dgm:cxn modelId="{916CD402-046A-49C3-919C-E8874C6452BD}" srcId="{C787D0C9-C4AA-4BF8-AAA9-EFDCDDDFB8C5}" destId="{B0DAEDAB-33B3-4821-A91B-D05361312CE9}" srcOrd="3" destOrd="0" parTransId="{1B396FDD-FE98-44AA-BBFD-EFDF9B52D4CD}" sibTransId="{2689B6F1-8FF1-4D68-9639-E8E505EA5AB0}"/>
-    <dgm:cxn modelId="{6BC7D6C5-28AE-4A35-9E2F-52C688F07DCE}" type="presOf" srcId="{58F8E6FA-8E5F-4590-8E91-7D425686736E}" destId="{1C61394E-D32F-4A43-ADD4-F46D3A33D38F}" srcOrd="0" destOrd="0" presId="urn:microsoft.com/office/officeart/2005/8/layout/process1"/>
-    <dgm:cxn modelId="{F27277EA-BDDA-4005-9170-FBB0A209E462}" srcId="{C787D0C9-C4AA-4BF8-AAA9-EFDCDDDFB8C5}" destId="{CB734D05-6005-4A33-891F-8F6E9F0BE629}" srcOrd="0" destOrd="0" parTransId="{D88A1106-7499-4EC1-A955-12C926757BDC}" sibTransId="{2F2C6037-AE48-4650-B998-EBABF88D0464}"/>
-    <dgm:cxn modelId="{4F7F94F0-67BF-45AC-BA6E-44E557FFF62D}" type="presOf" srcId="{2F2C6037-AE48-4650-B998-EBABF88D0464}" destId="{ABB6D0E9-231F-49FF-8F6A-CBD756BB2A07}" srcOrd="0" destOrd="0" presId="urn:microsoft.com/office/officeart/2005/8/layout/process1"/>
-    <dgm:cxn modelId="{91F41DE9-D729-41E5-A1F8-31A9372AB7AA}" type="presOf" srcId="{CB734D05-6005-4A33-891F-8F6E9F0BE629}" destId="{9346448E-7772-4989-9A73-02FD2DA61B93}" srcOrd="0" destOrd="0" presId="urn:microsoft.com/office/officeart/2005/8/layout/process1"/>
-    <dgm:cxn modelId="{45741B47-9087-4261-BA30-A21D83EE9448}" type="presOf" srcId="{58F8E6FA-8E5F-4590-8E91-7D425686736E}" destId="{38F30BB8-19AC-4F2C-997E-D6C87643D812}" srcOrd="1" destOrd="0" presId="urn:microsoft.com/office/officeart/2005/8/layout/process1"/>
-    <dgm:cxn modelId="{6837B0F1-F881-4D8E-B4A2-D8BA64A469E7}" type="presParOf" srcId="{ECE2E50F-1EF0-49E9-A2A2-C09D34379E86}" destId="{9346448E-7772-4989-9A73-02FD2DA61B93}" srcOrd="0" destOrd="0" presId="urn:microsoft.com/office/officeart/2005/8/layout/process1"/>
-    <dgm:cxn modelId="{7BAAE934-9CBC-42BB-92BE-E411E0A9D3C9}" type="presParOf" srcId="{ECE2E50F-1EF0-49E9-A2A2-C09D34379E86}" destId="{ABB6D0E9-231F-49FF-8F6A-CBD756BB2A07}" srcOrd="1" destOrd="0" presId="urn:microsoft.com/office/officeart/2005/8/layout/process1"/>
-    <dgm:cxn modelId="{C503862C-6396-48C7-9833-E556A0345A80}" type="presParOf" srcId="{ABB6D0E9-231F-49FF-8F6A-CBD756BB2A07}" destId="{8D8E620F-A309-4628-986D-B0F92ABF739C}" srcOrd="0" destOrd="0" presId="urn:microsoft.com/office/officeart/2005/8/layout/process1"/>
-    <dgm:cxn modelId="{7BAAA1C7-8141-4840-B8A4-34D8899E7348}" type="presParOf" srcId="{ECE2E50F-1EF0-49E9-A2A2-C09D34379E86}" destId="{45B120D8-A283-4DB0-AE48-CD1028B5A1CA}" srcOrd="2" destOrd="0" presId="urn:microsoft.com/office/officeart/2005/8/layout/process1"/>
-    <dgm:cxn modelId="{64652317-C0EF-4FC3-BDB3-84783092A439}" type="presParOf" srcId="{ECE2E50F-1EF0-49E9-A2A2-C09D34379E86}" destId="{1C61394E-D32F-4A43-ADD4-F46D3A33D38F}" srcOrd="3" destOrd="0" presId="urn:microsoft.com/office/officeart/2005/8/layout/process1"/>
-    <dgm:cxn modelId="{8E3ED66C-0BD3-4C61-9A6A-68A10CA22692}" type="presParOf" srcId="{1C61394E-D32F-4A43-ADD4-F46D3A33D38F}" destId="{38F30BB8-19AC-4F2C-997E-D6C87643D812}" srcOrd="0" destOrd="0" presId="urn:microsoft.com/office/officeart/2005/8/layout/process1"/>
-    <dgm:cxn modelId="{9820A729-A278-4408-AFD6-4072220A3F5E}" type="presParOf" srcId="{ECE2E50F-1EF0-49E9-A2A2-C09D34379E86}" destId="{CA09568C-529F-4056-BB14-75FC27EA3A57}" srcOrd="4" destOrd="0" presId="urn:microsoft.com/office/officeart/2005/8/layout/process1"/>
-    <dgm:cxn modelId="{7B2E4F46-04BA-48CA-A23C-2B516D24D657}" type="presParOf" srcId="{ECE2E50F-1EF0-49E9-A2A2-C09D34379E86}" destId="{E6A79763-2175-4FE6-AF39-65BAD7E8A94D}" srcOrd="5" destOrd="0" presId="urn:microsoft.com/office/officeart/2005/8/layout/process1"/>
-    <dgm:cxn modelId="{05D6CE8C-A977-4E91-A7EB-FCD2CDAFB099}" type="presParOf" srcId="{E6A79763-2175-4FE6-AF39-65BAD7E8A94D}" destId="{D17F71C8-684F-40E9-B9CF-89D188A27816}" srcOrd="0" destOrd="0" presId="urn:microsoft.com/office/officeart/2005/8/layout/process1"/>
-    <dgm:cxn modelId="{5EFC210D-9A5C-4966-8CA1-3F003F1E6797}" type="presParOf" srcId="{ECE2E50F-1EF0-49E9-A2A2-C09D34379E86}" destId="{FCE3B9A4-214A-4502-B3DF-ACB3E0BC61C7}" srcOrd="6" destOrd="0" presId="urn:microsoft.com/office/officeart/2005/8/layout/process1"/>
+    <dgm:cxn modelId="{64D29015-8CF2-477E-A2D2-D67077E290E1}" type="presOf" srcId="{C6470392-B547-42B7-BBE1-49D9BF3297A5}" destId="{D17F71C8-684F-40E9-B9CF-89D188A27816}" srcOrd="1" destOrd="0" presId="urn:microsoft.com/office/officeart/2005/8/layout/process1"/>
+    <dgm:cxn modelId="{E8E6CC04-DD6F-420B-9626-E8746F09C844}" type="presOf" srcId="{C6470392-B547-42B7-BBE1-49D9BF3297A5}" destId="{E6A79763-2175-4FE6-AF39-65BAD7E8A94D}" srcOrd="0" destOrd="0" presId="urn:microsoft.com/office/officeart/2005/8/layout/process1"/>
+    <dgm:cxn modelId="{402C3361-7A5E-41D7-8AFB-30F7AA44C7E7}" type="presParOf" srcId="{ECE2E50F-1EF0-49E9-A2A2-C09D34379E86}" destId="{9346448E-7772-4989-9A73-02FD2DA61B93}" srcOrd="0" destOrd="0" presId="urn:microsoft.com/office/officeart/2005/8/layout/process1"/>
+    <dgm:cxn modelId="{A390454B-1E30-4878-8417-1AD4B8455A3A}" type="presParOf" srcId="{ECE2E50F-1EF0-49E9-A2A2-C09D34379E86}" destId="{ABB6D0E9-231F-49FF-8F6A-CBD756BB2A07}" srcOrd="1" destOrd="0" presId="urn:microsoft.com/office/officeart/2005/8/layout/process1"/>
+    <dgm:cxn modelId="{3841CE9E-F6F4-42B0-BAA3-F976085D3DD2}" type="presParOf" srcId="{ABB6D0E9-231F-49FF-8F6A-CBD756BB2A07}" destId="{8D8E620F-A309-4628-986D-B0F92ABF739C}" srcOrd="0" destOrd="0" presId="urn:microsoft.com/office/officeart/2005/8/layout/process1"/>
+    <dgm:cxn modelId="{14FC35DB-A9AA-47F0-AA58-7A70F5AE11CA}" type="presParOf" srcId="{ECE2E50F-1EF0-49E9-A2A2-C09D34379E86}" destId="{45B120D8-A283-4DB0-AE48-CD1028B5A1CA}" srcOrd="2" destOrd="0" presId="urn:microsoft.com/office/officeart/2005/8/layout/process1"/>
+    <dgm:cxn modelId="{F92677AC-7062-413B-B8A7-82B5CCB19B9D}" type="presParOf" srcId="{ECE2E50F-1EF0-49E9-A2A2-C09D34379E86}" destId="{1C61394E-D32F-4A43-ADD4-F46D3A33D38F}" srcOrd="3" destOrd="0" presId="urn:microsoft.com/office/officeart/2005/8/layout/process1"/>
+    <dgm:cxn modelId="{02D4380E-5B30-4242-A96E-836D5A4201D2}" type="presParOf" srcId="{1C61394E-D32F-4A43-ADD4-F46D3A33D38F}" destId="{38F30BB8-19AC-4F2C-997E-D6C87643D812}" srcOrd="0" destOrd="0" presId="urn:microsoft.com/office/officeart/2005/8/layout/process1"/>
+    <dgm:cxn modelId="{E5DF3B55-7576-4BE5-80E4-7B574F619BA1}" type="presParOf" srcId="{ECE2E50F-1EF0-49E9-A2A2-C09D34379E86}" destId="{CA09568C-529F-4056-BB14-75FC27EA3A57}" srcOrd="4" destOrd="0" presId="urn:microsoft.com/office/officeart/2005/8/layout/process1"/>
+    <dgm:cxn modelId="{EC50ABAE-CFDB-4BA0-8872-9559915A60A1}" type="presParOf" srcId="{ECE2E50F-1EF0-49E9-A2A2-C09D34379E86}" destId="{E6A79763-2175-4FE6-AF39-65BAD7E8A94D}" srcOrd="5" destOrd="0" presId="urn:microsoft.com/office/officeart/2005/8/layout/process1"/>
+    <dgm:cxn modelId="{C270E239-D04C-43B5-A138-01C1FAB52CBF}" type="presParOf" srcId="{E6A79763-2175-4FE6-AF39-65BAD7E8A94D}" destId="{D17F71C8-684F-40E9-B9CF-89D188A27816}" srcOrd="0" destOrd="0" presId="urn:microsoft.com/office/officeart/2005/8/layout/process1"/>
+    <dgm:cxn modelId="{2EC8A510-63C3-4423-874F-8226F6E613E2}" type="presParOf" srcId="{ECE2E50F-1EF0-49E9-A2A2-C09D34379E86}" destId="{FCE3B9A4-214A-4502-B3DF-ACB3E0BC61C7}" srcOrd="6" destOrd="0" presId="urn:microsoft.com/office/officeart/2005/8/layout/process1"/>
   </dgm:cxnLst>
   <dgm:bg/>
   <dgm:whole/>

--- a/Notes_SA2601010.docx
+++ b/Notes_SA2601010.docx
@@ -779,13 +779,23 @@
           <w:lang w:val="en-US"/>
         </w:rPr>
       </w:pPr>
-      <w:r>
-        <w:rPr>
-          <w:sz w:val="24"/>
-          <w:szCs w:val="22"/>
-          <w:lang w:val="en-US"/>
-        </w:rPr>
-        <w:t>Thread.sleep()</w:t>
+      <w:proofErr w:type="spellStart"/>
+      <w:r>
+        <w:rPr>
+          <w:sz w:val="24"/>
+          <w:szCs w:val="22"/>
+          <w:lang w:val="en-US"/>
+        </w:rPr>
+        <w:t>Thread.sleep</w:t>
+      </w:r>
+      <w:proofErr w:type="spellEnd"/>
+      <w:r>
+        <w:rPr>
+          <w:sz w:val="24"/>
+          <w:szCs w:val="22"/>
+          <w:lang w:val="en-US"/>
+        </w:rPr>
+        <w:t>()</w:t>
       </w:r>
     </w:p>
     <w:p>
@@ -3610,7 +3620,25 @@
           <w:szCs w:val="22"/>
           <w:lang w:val="en-US"/>
         </w:rPr>
-        <w:t>Instructions to the tool can be provided via any one of the supporting programming language (like Java, JavaScript, Python, C#, Ruby, TypeScript)</w:t>
+        <w:t xml:space="preserve">Instructions to the tool can be provided via any one of the supporting programming language (like Java, JavaScript, Python, C#, Ruby, </w:t>
+      </w:r>
+      <w:proofErr w:type="spellStart"/>
+      <w:r>
+        <w:rPr>
+          <w:sz w:val="24"/>
+          <w:szCs w:val="22"/>
+          <w:lang w:val="en-US"/>
+        </w:rPr>
+        <w:t>TypeScript</w:t>
+      </w:r>
+      <w:proofErr w:type="spellEnd"/>
+      <w:r>
+        <w:rPr>
+          <w:sz w:val="24"/>
+          <w:szCs w:val="22"/>
+          <w:lang w:val="en-US"/>
+        </w:rPr>
+        <w:t>)</w:t>
       </w:r>
     </w:p>
     <w:p>
@@ -5715,13 +5743,41 @@
           <w:lang w:val="en-US"/>
         </w:rPr>
       </w:pPr>
-      <w:r>
-        <w:rPr>
-          <w:sz w:val="24"/>
-          <w:szCs w:val="22"/>
-          <w:lang w:val="en-US"/>
-        </w:rPr>
-        <w:t>YourName_SeleniumDemos (Lakshmi_SeleniumDemos)</w:t>
+      <w:proofErr w:type="spellStart"/>
+      <w:r>
+        <w:rPr>
+          <w:sz w:val="24"/>
+          <w:szCs w:val="22"/>
+          <w:lang w:val="en-US"/>
+        </w:rPr>
+        <w:t>YourName_SeleniumDemos</w:t>
+      </w:r>
+      <w:proofErr w:type="spellEnd"/>
+      <w:r>
+        <w:rPr>
+          <w:sz w:val="24"/>
+          <w:szCs w:val="22"/>
+          <w:lang w:val="en-US"/>
+        </w:rPr>
+        <w:t xml:space="preserve"> (</w:t>
+      </w:r>
+      <w:proofErr w:type="spellStart"/>
+      <w:r>
+        <w:rPr>
+          <w:sz w:val="24"/>
+          <w:szCs w:val="22"/>
+          <w:lang w:val="en-US"/>
+        </w:rPr>
+        <w:t>Lakshmi_SeleniumDemos</w:t>
+      </w:r>
+      <w:proofErr w:type="spellEnd"/>
+      <w:r>
+        <w:rPr>
+          <w:sz w:val="24"/>
+          <w:szCs w:val="22"/>
+          <w:lang w:val="en-US"/>
+        </w:rPr>
+        <w:t>)</w:t>
       </w:r>
     </w:p>
     <w:p>
@@ -5795,7 +5851,25 @@
           <w:szCs w:val="22"/>
           <w:lang w:val="en-US"/>
         </w:rPr>
-        <w:t>Open selenium.dev website</w:t>
+        <w:t xml:space="preserve">Open </w:t>
+      </w:r>
+      <w:proofErr w:type="spellStart"/>
+      <w:r>
+        <w:rPr>
+          <w:sz w:val="24"/>
+          <w:szCs w:val="22"/>
+          <w:lang w:val="en-US"/>
+        </w:rPr>
+        <w:t>selenium.dev</w:t>
+      </w:r>
+      <w:proofErr w:type="spellEnd"/>
+      <w:r>
+        <w:rPr>
+          <w:sz w:val="24"/>
+          <w:szCs w:val="22"/>
+          <w:lang w:val="en-US"/>
+        </w:rPr>
+        <w:t xml:space="preserve"> website</w:t>
       </w:r>
     </w:p>
     <w:p>
@@ -6788,13 +6862,23 @@
           <w:lang w:val="en-US"/>
         </w:rPr>
       </w:pPr>
-      <w:r>
-        <w:rPr>
-          <w:sz w:val="24"/>
-          <w:szCs w:val="22"/>
-          <w:lang w:val="en-US"/>
-        </w:rPr>
-        <w:t xml:space="preserve">get() </w:t>
+      <w:proofErr w:type="gramStart"/>
+      <w:r>
+        <w:rPr>
+          <w:sz w:val="24"/>
+          <w:szCs w:val="22"/>
+          <w:lang w:val="en-US"/>
+        </w:rPr>
+        <w:t>get(</w:t>
+      </w:r>
+      <w:proofErr w:type="gramEnd"/>
+      <w:r>
+        <w:rPr>
+          <w:sz w:val="24"/>
+          <w:szCs w:val="22"/>
+          <w:lang w:val="en-US"/>
+        </w:rPr>
+        <w:t xml:space="preserve">) </w:t>
       </w:r>
       <w:r>
         <w:rPr>
@@ -6862,6 +6946,8 @@
           <w:lang w:val="en-US"/>
         </w:rPr>
       </w:pPr>
+      <w:proofErr w:type="spellStart"/>
+      <w:proofErr w:type="gramStart"/>
       <w:r>
         <w:rPr>
           <w:sz w:val="24"/>
@@ -6876,7 +6962,25 @@
           <w:szCs w:val="22"/>
           <w:lang w:val="en-US"/>
         </w:rPr>
-        <w:t xml:space="preserve">er.manage().window().maximize() </w:t>
+        <w:t>er.manage</w:t>
+      </w:r>
+      <w:proofErr w:type="spellEnd"/>
+      <w:r>
+        <w:rPr>
+          <w:sz w:val="24"/>
+          <w:szCs w:val="22"/>
+          <w:lang w:val="en-US"/>
+        </w:rPr>
+        <w:t>(</w:t>
+      </w:r>
+      <w:proofErr w:type="gramEnd"/>
+      <w:r>
+        <w:rPr>
+          <w:sz w:val="24"/>
+          <w:szCs w:val="22"/>
+          <w:lang w:val="en-US"/>
+        </w:rPr>
+        <w:t xml:space="preserve">).window().maximize() </w:t>
       </w:r>
       <w:r>
         <w:rPr>
@@ -6908,13 +7012,23 @@
           <w:lang w:val="en-US"/>
         </w:rPr>
       </w:pPr>
-      <w:r>
-        <w:rPr>
-          <w:sz w:val="24"/>
-          <w:szCs w:val="22"/>
-          <w:lang w:val="en-US"/>
-        </w:rPr>
-        <w:t xml:space="preserve">close() </w:t>
+      <w:proofErr w:type="gramStart"/>
+      <w:r>
+        <w:rPr>
+          <w:sz w:val="24"/>
+          <w:szCs w:val="22"/>
+          <w:lang w:val="en-US"/>
+        </w:rPr>
+        <w:t>close(</w:t>
+      </w:r>
+      <w:proofErr w:type="gramEnd"/>
+      <w:r>
+        <w:rPr>
+          <w:sz w:val="24"/>
+          <w:szCs w:val="22"/>
+          <w:lang w:val="en-US"/>
+        </w:rPr>
+        <w:t xml:space="preserve">) </w:t>
       </w:r>
       <w:r>
         <w:rPr>
@@ -6964,13 +7078,23 @@
           <w:lang w:val="en-US"/>
         </w:rPr>
       </w:pPr>
-      <w:r>
-        <w:rPr>
-          <w:sz w:val="24"/>
-          <w:szCs w:val="22"/>
-          <w:lang w:val="en-US"/>
-        </w:rPr>
-        <w:t xml:space="preserve">getTitle() </w:t>
+      <w:proofErr w:type="gramStart"/>
+      <w:r>
+        <w:rPr>
+          <w:sz w:val="24"/>
+          <w:szCs w:val="22"/>
+          <w:lang w:val="en-US"/>
+        </w:rPr>
+        <w:t>getTitle(</w:t>
+      </w:r>
+      <w:proofErr w:type="gramEnd"/>
+      <w:r>
+        <w:rPr>
+          <w:sz w:val="24"/>
+          <w:szCs w:val="22"/>
+          <w:lang w:val="en-US"/>
+        </w:rPr>
+        <w:t xml:space="preserve">) </w:t>
       </w:r>
       <w:r>
         <w:rPr>
@@ -7010,13 +7134,23 @@
           <w:lang w:val="en-US"/>
         </w:rPr>
       </w:pPr>
-      <w:r>
-        <w:rPr>
-          <w:sz w:val="24"/>
-          <w:szCs w:val="22"/>
-          <w:lang w:val="en-US"/>
-        </w:rPr>
-        <w:t xml:space="preserve">getCurrentUrl() </w:t>
+      <w:proofErr w:type="gramStart"/>
+      <w:r>
+        <w:rPr>
+          <w:sz w:val="24"/>
+          <w:szCs w:val="22"/>
+          <w:lang w:val="en-US"/>
+        </w:rPr>
+        <w:t>getCurrentUrl(</w:t>
+      </w:r>
+      <w:proofErr w:type="gramEnd"/>
+      <w:r>
+        <w:rPr>
+          <w:sz w:val="24"/>
+          <w:szCs w:val="22"/>
+          <w:lang w:val="en-US"/>
+        </w:rPr>
+        <w:t xml:space="preserve">) </w:t>
       </w:r>
       <w:r>
         <w:rPr>
@@ -7048,13 +7182,23 @@
           <w:lang w:val="en-US"/>
         </w:rPr>
       </w:pPr>
-      <w:r>
-        <w:rPr>
-          <w:sz w:val="24"/>
-          <w:szCs w:val="22"/>
-          <w:lang w:val="en-US"/>
-        </w:rPr>
-        <w:t xml:space="preserve">getPageSource() </w:t>
+      <w:proofErr w:type="gramStart"/>
+      <w:r>
+        <w:rPr>
+          <w:sz w:val="24"/>
+          <w:szCs w:val="22"/>
+          <w:lang w:val="en-US"/>
+        </w:rPr>
+        <w:t>getPageSource(</w:t>
+      </w:r>
+      <w:proofErr w:type="gramEnd"/>
+      <w:r>
+        <w:rPr>
+          <w:sz w:val="24"/>
+          <w:szCs w:val="22"/>
+          <w:lang w:val="en-US"/>
+        </w:rPr>
+        <w:t xml:space="preserve">) </w:t>
       </w:r>
       <w:r>
         <w:rPr>
@@ -7086,13 +7230,23 @@
           <w:lang w:val="en-US"/>
         </w:rPr>
       </w:pPr>
-      <w:r>
-        <w:rPr>
-          <w:sz w:val="24"/>
-          <w:szCs w:val="22"/>
-          <w:lang w:val="en-US"/>
-        </w:rPr>
-        <w:t xml:space="preserve">findElement() </w:t>
+      <w:proofErr w:type="gramStart"/>
+      <w:r>
+        <w:rPr>
+          <w:sz w:val="24"/>
+          <w:szCs w:val="22"/>
+          <w:lang w:val="en-US"/>
+        </w:rPr>
+        <w:t>findElement(</w:t>
+      </w:r>
+      <w:proofErr w:type="gramEnd"/>
+      <w:r>
+        <w:rPr>
+          <w:sz w:val="24"/>
+          <w:szCs w:val="22"/>
+          <w:lang w:val="en-US"/>
+        </w:rPr>
+        <w:t xml:space="preserve">) </w:t>
       </w:r>
       <w:r>
         <w:rPr>
@@ -7190,13 +7344,23 @@
           <w:lang w:val="en-US"/>
         </w:rPr>
       </w:pPr>
-      <w:r>
-        <w:rPr>
-          <w:sz w:val="24"/>
-          <w:szCs w:val="22"/>
-          <w:lang w:val="en-US"/>
-        </w:rPr>
-        <w:t xml:space="preserve">findElements() </w:t>
+      <w:proofErr w:type="gramStart"/>
+      <w:r>
+        <w:rPr>
+          <w:sz w:val="24"/>
+          <w:szCs w:val="22"/>
+          <w:lang w:val="en-US"/>
+        </w:rPr>
+        <w:t>findElements(</w:t>
+      </w:r>
+      <w:proofErr w:type="gramEnd"/>
+      <w:r>
+        <w:rPr>
+          <w:sz w:val="24"/>
+          <w:szCs w:val="22"/>
+          <w:lang w:val="en-US"/>
+        </w:rPr>
+        <w:t xml:space="preserve">) </w:t>
       </w:r>
       <w:r>
         <w:rPr>
@@ -7258,13 +7422,23 @@
           <w:lang w:val="en-US"/>
         </w:rPr>
       </w:pPr>
-      <w:r>
-        <w:rPr>
-          <w:sz w:val="24"/>
-          <w:szCs w:val="22"/>
-          <w:lang w:val="en-US"/>
-        </w:rPr>
-        <w:t xml:space="preserve">getWindowHandles() </w:t>
+      <w:proofErr w:type="gramStart"/>
+      <w:r>
+        <w:rPr>
+          <w:sz w:val="24"/>
+          <w:szCs w:val="22"/>
+          <w:lang w:val="en-US"/>
+        </w:rPr>
+        <w:t>getWindowHandles(</w:t>
+      </w:r>
+      <w:proofErr w:type="gramEnd"/>
+      <w:r>
+        <w:rPr>
+          <w:sz w:val="24"/>
+          <w:szCs w:val="22"/>
+          <w:lang w:val="en-US"/>
+        </w:rPr>
+        <w:t xml:space="preserve">) </w:t>
       </w:r>
       <w:r>
         <w:rPr>
@@ -7298,13 +7472,23 @@
           <w:lang w:val="en-US"/>
         </w:rPr>
       </w:pPr>
-      <w:r>
-        <w:rPr>
-          <w:sz w:val="24"/>
-          <w:szCs w:val="22"/>
-          <w:lang w:val="en-US"/>
-        </w:rPr>
-        <w:t xml:space="preserve">quit() </w:t>
+      <w:proofErr w:type="gramStart"/>
+      <w:r>
+        <w:rPr>
+          <w:sz w:val="24"/>
+          <w:szCs w:val="22"/>
+          <w:lang w:val="en-US"/>
+        </w:rPr>
+        <w:t>quit(</w:t>
+      </w:r>
+      <w:proofErr w:type="gramEnd"/>
+      <w:r>
+        <w:rPr>
+          <w:sz w:val="24"/>
+          <w:szCs w:val="22"/>
+          <w:lang w:val="en-US"/>
+        </w:rPr>
+        <w:t xml:space="preserve">) </w:t>
       </w:r>
       <w:r>
         <w:rPr>
@@ -7660,7 +7844,35 @@
           <w:szCs w:val="22"/>
           <w:lang w:val="en-US"/>
         </w:rPr>
-        <w:t xml:space="preserve"> Selenium waits for maximum 30 seconds till the page get loaded while calling driver.get(). But if the page is not getting loaded within 30 seconds then Selenium will throw SessionTimeoutException</w:t>
+        <w:t xml:space="preserve"> Selenium waits for maximum 30 seconds till the page get loaded while calling </w:t>
+      </w:r>
+      <w:proofErr w:type="spellStart"/>
+      <w:proofErr w:type="gramStart"/>
+      <w:r>
+        <w:rPr>
+          <w:sz w:val="24"/>
+          <w:szCs w:val="22"/>
+          <w:lang w:val="en-US"/>
+        </w:rPr>
+        <w:t>driver.get</w:t>
+      </w:r>
+      <w:proofErr w:type="spellEnd"/>
+      <w:r>
+        <w:rPr>
+          <w:sz w:val="24"/>
+          <w:szCs w:val="22"/>
+          <w:lang w:val="en-US"/>
+        </w:rPr>
+        <w:t>(</w:t>
+      </w:r>
+      <w:proofErr w:type="gramEnd"/>
+      <w:r>
+        <w:rPr>
+          <w:sz w:val="24"/>
+          <w:szCs w:val="22"/>
+          <w:lang w:val="en-US"/>
+        </w:rPr>
+        <w:t>). But if the page is not getting loaded within 30 seconds then Selenium will throw SessionTimeoutException</w:t>
       </w:r>
       <w:r>
         <w:rPr>
@@ -7900,13 +8112,23 @@
           <w:lang w:val="en-US"/>
         </w:rPr>
       </w:pPr>
-      <w:r>
-        <w:rPr>
-          <w:sz w:val="24"/>
-          <w:szCs w:val="22"/>
-          <w:lang w:val="en-US"/>
-        </w:rPr>
-        <w:t xml:space="preserve">sendKeys() </w:t>
+      <w:proofErr w:type="gramStart"/>
+      <w:r>
+        <w:rPr>
+          <w:sz w:val="24"/>
+          <w:szCs w:val="22"/>
+          <w:lang w:val="en-US"/>
+        </w:rPr>
+        <w:t>sendKeys(</w:t>
+      </w:r>
+      <w:proofErr w:type="gramEnd"/>
+      <w:r>
+        <w:rPr>
+          <w:sz w:val="24"/>
+          <w:szCs w:val="22"/>
+          <w:lang w:val="en-US"/>
+        </w:rPr>
+        <w:t xml:space="preserve">) </w:t>
       </w:r>
       <w:r>
         <w:rPr>
@@ -7956,13 +8178,23 @@
           <w:lang w:val="en-US"/>
         </w:rPr>
       </w:pPr>
-      <w:r>
-        <w:rPr>
-          <w:sz w:val="24"/>
-          <w:szCs w:val="22"/>
-          <w:lang w:val="en-US"/>
-        </w:rPr>
-        <w:t xml:space="preserve">click() </w:t>
+      <w:proofErr w:type="gramStart"/>
+      <w:r>
+        <w:rPr>
+          <w:sz w:val="24"/>
+          <w:szCs w:val="22"/>
+          <w:lang w:val="en-US"/>
+        </w:rPr>
+        <w:t>click(</w:t>
+      </w:r>
+      <w:proofErr w:type="gramEnd"/>
+      <w:r>
+        <w:rPr>
+          <w:sz w:val="24"/>
+          <w:szCs w:val="22"/>
+          <w:lang w:val="en-US"/>
+        </w:rPr>
+        <w:t xml:space="preserve">) </w:t>
       </w:r>
       <w:r>
         <w:rPr>
@@ -7994,13 +8226,23 @@
           <w:lang w:val="en-US"/>
         </w:rPr>
       </w:pPr>
-      <w:r>
-        <w:rPr>
-          <w:sz w:val="24"/>
-          <w:szCs w:val="22"/>
-          <w:lang w:val="en-US"/>
-        </w:rPr>
-        <w:t xml:space="preserve">getText() </w:t>
+      <w:proofErr w:type="gramStart"/>
+      <w:r>
+        <w:rPr>
+          <w:sz w:val="24"/>
+          <w:szCs w:val="22"/>
+          <w:lang w:val="en-US"/>
+        </w:rPr>
+        <w:t>getText(</w:t>
+      </w:r>
+      <w:proofErr w:type="gramEnd"/>
+      <w:r>
+        <w:rPr>
+          <w:sz w:val="24"/>
+          <w:szCs w:val="22"/>
+          <w:lang w:val="en-US"/>
+        </w:rPr>
+        <w:t xml:space="preserve">) </w:t>
       </w:r>
       <w:r>
         <w:rPr>
@@ -8070,13 +8312,23 @@
           <w:lang w:val="en-US"/>
         </w:rPr>
       </w:pPr>
-      <w:r>
-        <w:rPr>
-          <w:sz w:val="24"/>
-          <w:szCs w:val="22"/>
-          <w:lang w:val="en-US"/>
-        </w:rPr>
-        <w:t xml:space="preserve">isSelected() </w:t>
+      <w:proofErr w:type="gramStart"/>
+      <w:r>
+        <w:rPr>
+          <w:sz w:val="24"/>
+          <w:szCs w:val="22"/>
+          <w:lang w:val="en-US"/>
+        </w:rPr>
+        <w:t>isSelected(</w:t>
+      </w:r>
+      <w:proofErr w:type="gramEnd"/>
+      <w:r>
+        <w:rPr>
+          <w:sz w:val="24"/>
+          <w:szCs w:val="22"/>
+          <w:lang w:val="en-US"/>
+        </w:rPr>
+        <w:t xml:space="preserve">) </w:t>
       </w:r>
       <w:r>
         <w:rPr>
@@ -8108,13 +8360,23 @@
           <w:lang w:val="en-US"/>
         </w:rPr>
       </w:pPr>
-      <w:r>
-        <w:rPr>
-          <w:sz w:val="24"/>
-          <w:szCs w:val="22"/>
-          <w:lang w:val="en-US"/>
-        </w:rPr>
-        <w:t xml:space="preserve">isEnabled() </w:t>
+      <w:proofErr w:type="gramStart"/>
+      <w:r>
+        <w:rPr>
+          <w:sz w:val="24"/>
+          <w:szCs w:val="22"/>
+          <w:lang w:val="en-US"/>
+        </w:rPr>
+        <w:t>isEnabled(</w:t>
+      </w:r>
+      <w:proofErr w:type="gramEnd"/>
+      <w:r>
+        <w:rPr>
+          <w:sz w:val="24"/>
+          <w:szCs w:val="22"/>
+          <w:lang w:val="en-US"/>
+        </w:rPr>
+        <w:t xml:space="preserve">) </w:t>
       </w:r>
       <w:r>
         <w:rPr>
@@ -8146,13 +8408,23 @@
           <w:lang w:val="en-US"/>
         </w:rPr>
       </w:pPr>
-      <w:r>
-        <w:rPr>
-          <w:sz w:val="24"/>
-          <w:szCs w:val="22"/>
-          <w:lang w:val="en-US"/>
-        </w:rPr>
-        <w:t xml:space="preserve">isDisplayed() </w:t>
+      <w:proofErr w:type="gramStart"/>
+      <w:r>
+        <w:rPr>
+          <w:sz w:val="24"/>
+          <w:szCs w:val="22"/>
+          <w:lang w:val="en-US"/>
+        </w:rPr>
+        <w:t>isDisplayed(</w:t>
+      </w:r>
+      <w:proofErr w:type="gramEnd"/>
+      <w:r>
+        <w:rPr>
+          <w:sz w:val="24"/>
+          <w:szCs w:val="22"/>
+          <w:lang w:val="en-US"/>
+        </w:rPr>
+        <w:t xml:space="preserve">) </w:t>
       </w:r>
       <w:r>
         <w:rPr>
@@ -9428,7 +9700,25 @@
           <w:szCs w:val="22"/>
           <w:lang w:val="en-US"/>
         </w:rPr>
-        <w:t>//input[@type='password']</w:t>
+        <w:t>//</w:t>
+      </w:r>
+      <w:proofErr w:type="gramStart"/>
+      <w:r>
+        <w:rPr>
+          <w:sz w:val="24"/>
+          <w:szCs w:val="22"/>
+          <w:lang w:val="en-US"/>
+        </w:rPr>
+        <w:t>input[</w:t>
+      </w:r>
+      <w:proofErr w:type="gramEnd"/>
+      <w:r>
+        <w:rPr>
+          <w:sz w:val="24"/>
+          <w:szCs w:val="22"/>
+          <w:lang w:val="en-US"/>
+        </w:rPr>
+        <w:t>@type='password']</w:t>
       </w:r>
     </w:p>
     <w:p>
@@ -9560,13 +9850,23 @@
           <w:lang w:val="en-US"/>
         </w:rPr>
       </w:pPr>
-      <w:r>
-        <w:rPr>
-          <w:sz w:val="24"/>
-          <w:szCs w:val="22"/>
-          <w:lang w:val="en-US"/>
-        </w:rPr>
-        <w:t xml:space="preserve">getFirstSelectedOption() </w:t>
+      <w:proofErr w:type="gramStart"/>
+      <w:r>
+        <w:rPr>
+          <w:sz w:val="24"/>
+          <w:szCs w:val="22"/>
+          <w:lang w:val="en-US"/>
+        </w:rPr>
+        <w:t>getFirstSelectedOption(</w:t>
+      </w:r>
+      <w:proofErr w:type="gramEnd"/>
+      <w:r>
+        <w:rPr>
+          <w:sz w:val="24"/>
+          <w:szCs w:val="22"/>
+          <w:lang w:val="en-US"/>
+        </w:rPr>
+        <w:t xml:space="preserve">) </w:t>
       </w:r>
       <w:r>
         <w:rPr>
@@ -9608,13 +9908,23 @@
           <w:lang w:val="en-US"/>
         </w:rPr>
       </w:pPr>
-      <w:r>
-        <w:rPr>
-          <w:sz w:val="24"/>
-          <w:szCs w:val="22"/>
-          <w:lang w:val="en-US"/>
-        </w:rPr>
-        <w:t xml:space="preserve">getOptions() </w:t>
+      <w:proofErr w:type="gramStart"/>
+      <w:r>
+        <w:rPr>
+          <w:sz w:val="24"/>
+          <w:szCs w:val="22"/>
+          <w:lang w:val="en-US"/>
+        </w:rPr>
+        <w:t>getOptions(</w:t>
+      </w:r>
+      <w:proofErr w:type="gramEnd"/>
+      <w:r>
+        <w:rPr>
+          <w:sz w:val="24"/>
+          <w:szCs w:val="22"/>
+          <w:lang w:val="en-US"/>
+        </w:rPr>
+        <w:t xml:space="preserve">) </w:t>
       </w:r>
       <w:r>
         <w:rPr>
@@ -9648,13 +9958,23 @@
           <w:lang w:val="en-US"/>
         </w:rPr>
       </w:pPr>
-      <w:r>
-        <w:rPr>
-          <w:sz w:val="24"/>
-          <w:szCs w:val="22"/>
-          <w:lang w:val="en-US"/>
-        </w:rPr>
-        <w:t xml:space="preserve">selectByVisibleText() </w:t>
+      <w:proofErr w:type="gramStart"/>
+      <w:r>
+        <w:rPr>
+          <w:sz w:val="24"/>
+          <w:szCs w:val="22"/>
+          <w:lang w:val="en-US"/>
+        </w:rPr>
+        <w:t>selectByVisibleText(</w:t>
+      </w:r>
+      <w:proofErr w:type="gramEnd"/>
+      <w:r>
+        <w:rPr>
+          <w:sz w:val="24"/>
+          <w:szCs w:val="22"/>
+          <w:lang w:val="en-US"/>
+        </w:rPr>
+        <w:t xml:space="preserve">) </w:t>
       </w:r>
       <w:r>
         <w:rPr>
@@ -9688,13 +10008,23 @@
           <w:lang w:val="en-US"/>
         </w:rPr>
       </w:pPr>
-      <w:r>
-        <w:rPr>
-          <w:sz w:val="24"/>
-          <w:szCs w:val="22"/>
-          <w:lang w:val="en-US"/>
-        </w:rPr>
-        <w:t xml:space="preserve">selectByContainsVisibleText() </w:t>
+      <w:proofErr w:type="gramStart"/>
+      <w:r>
+        <w:rPr>
+          <w:sz w:val="24"/>
+          <w:szCs w:val="22"/>
+          <w:lang w:val="en-US"/>
+        </w:rPr>
+        <w:t>selectByContainsVisibleText(</w:t>
+      </w:r>
+      <w:proofErr w:type="gramEnd"/>
+      <w:r>
+        <w:rPr>
+          <w:sz w:val="24"/>
+          <w:szCs w:val="22"/>
+          <w:lang w:val="en-US"/>
+        </w:rPr>
+        <w:t xml:space="preserve">) </w:t>
       </w:r>
       <w:r>
         <w:rPr>
@@ -9728,13 +10058,23 @@
           <w:lang w:val="en-US"/>
         </w:rPr>
       </w:pPr>
-      <w:r>
-        <w:rPr>
-          <w:sz w:val="24"/>
-          <w:szCs w:val="22"/>
-          <w:lang w:val="en-US"/>
-        </w:rPr>
-        <w:t xml:space="preserve">selectByValue() </w:t>
+      <w:proofErr w:type="gramStart"/>
+      <w:r>
+        <w:rPr>
+          <w:sz w:val="24"/>
+          <w:szCs w:val="22"/>
+          <w:lang w:val="en-US"/>
+        </w:rPr>
+        <w:t>selectByValue(</w:t>
+      </w:r>
+      <w:proofErr w:type="gramEnd"/>
+      <w:r>
+        <w:rPr>
+          <w:sz w:val="24"/>
+          <w:szCs w:val="22"/>
+          <w:lang w:val="en-US"/>
+        </w:rPr>
+        <w:t xml:space="preserve">) </w:t>
       </w:r>
       <w:r>
         <w:rPr>
@@ -9768,6 +10108,7 @@
           <w:lang w:val="en-US"/>
         </w:rPr>
       </w:pPr>
+      <w:proofErr w:type="gramStart"/>
       <w:r>
         <w:rPr>
           <w:sz w:val="24"/>
@@ -9775,7 +10116,16 @@
           <w:lang w:val="en-US"/>
         </w:rPr>
         <w:lastRenderedPageBreak/>
-        <w:t xml:space="preserve">selectByIndex() </w:t>
+        <w:t>selectByIndex(</w:t>
+      </w:r>
+      <w:proofErr w:type="gramEnd"/>
+      <w:r>
+        <w:rPr>
+          <w:sz w:val="24"/>
+          <w:szCs w:val="22"/>
+          <w:lang w:val="en-US"/>
+        </w:rPr>
+        <w:t xml:space="preserve">) </w:t>
       </w:r>
       <w:r>
         <w:rPr>
@@ -9809,13 +10159,23 @@
           <w:lang w:val="en-US"/>
         </w:rPr>
       </w:pPr>
-      <w:r>
-        <w:rPr>
-          <w:sz w:val="24"/>
-          <w:szCs w:val="22"/>
-          <w:lang w:val="en-US"/>
-        </w:rPr>
-        <w:t xml:space="preserve">getAllSelectedOptions() </w:t>
+      <w:proofErr w:type="gramStart"/>
+      <w:r>
+        <w:rPr>
+          <w:sz w:val="24"/>
+          <w:szCs w:val="22"/>
+          <w:lang w:val="en-US"/>
+        </w:rPr>
+        <w:t>getAllSelectedOptions(</w:t>
+      </w:r>
+      <w:proofErr w:type="gramEnd"/>
+      <w:r>
+        <w:rPr>
+          <w:sz w:val="24"/>
+          <w:szCs w:val="22"/>
+          <w:lang w:val="en-US"/>
+        </w:rPr>
+        <w:t xml:space="preserve">) </w:t>
       </w:r>
       <w:r>
         <w:rPr>
@@ -9849,13 +10209,23 @@
           <w:lang w:val="en-US"/>
         </w:rPr>
       </w:pPr>
-      <w:r>
-        <w:rPr>
-          <w:sz w:val="24"/>
-          <w:szCs w:val="22"/>
-          <w:lang w:val="en-US"/>
-        </w:rPr>
-        <w:t xml:space="preserve">isMultiple() </w:t>
+      <w:proofErr w:type="gramStart"/>
+      <w:r>
+        <w:rPr>
+          <w:sz w:val="24"/>
+          <w:szCs w:val="22"/>
+          <w:lang w:val="en-US"/>
+        </w:rPr>
+        <w:t>isMultiple(</w:t>
+      </w:r>
+      <w:proofErr w:type="gramEnd"/>
+      <w:r>
+        <w:rPr>
+          <w:sz w:val="24"/>
+          <w:szCs w:val="22"/>
+          <w:lang w:val="en-US"/>
+        </w:rPr>
+        <w:t xml:space="preserve">) </w:t>
       </w:r>
       <w:r>
         <w:rPr>
@@ -10056,13 +10426,33 @@
           <w:lang w:val="en-US"/>
         </w:rPr>
       </w:pPr>
-      <w:r>
-        <w:rPr>
-          <w:sz w:val="24"/>
-          <w:szCs w:val="22"/>
-          <w:lang w:val="en-US"/>
-        </w:rPr>
-        <w:t>Thread.sleep()</w:t>
+      <w:proofErr w:type="spellStart"/>
+      <w:proofErr w:type="gramStart"/>
+      <w:r>
+        <w:rPr>
+          <w:sz w:val="24"/>
+          <w:szCs w:val="22"/>
+          <w:lang w:val="en-US"/>
+        </w:rPr>
+        <w:t>Thread.sleep</w:t>
+      </w:r>
+      <w:proofErr w:type="spellEnd"/>
+      <w:r>
+        <w:rPr>
+          <w:sz w:val="24"/>
+          <w:szCs w:val="22"/>
+          <w:lang w:val="en-US"/>
+        </w:rPr>
+        <w:t>(</w:t>
+      </w:r>
+      <w:proofErr w:type="gramEnd"/>
+      <w:r>
+        <w:rPr>
+          <w:sz w:val="24"/>
+          <w:szCs w:val="22"/>
+          <w:lang w:val="en-US"/>
+        </w:rPr>
+        <w:t>)</w:t>
       </w:r>
       <w:r>
         <w:rPr>
@@ -10518,13 +10908,23 @@
           <w:lang w:val="en-US"/>
         </w:rPr>
       </w:pPr>
-      <w:r>
-        <w:rPr>
-          <w:sz w:val="24"/>
-          <w:szCs w:val="22"/>
-          <w:lang w:val="en-US"/>
-        </w:rPr>
-        <w:t xml:space="preserve">i – ignoring </w:t>
+      <w:proofErr w:type="spellStart"/>
+      <w:r>
+        <w:rPr>
+          <w:sz w:val="24"/>
+          <w:szCs w:val="22"/>
+          <w:lang w:val="en-US"/>
+        </w:rPr>
+        <w:t>i</w:t>
+      </w:r>
+      <w:proofErr w:type="spellEnd"/>
+      <w:r>
+        <w:rPr>
+          <w:sz w:val="24"/>
+          <w:szCs w:val="22"/>
+          <w:lang w:val="en-US"/>
+        </w:rPr>
+        <w:t xml:space="preserve"> – ignoring </w:t>
       </w:r>
     </w:p>
     <w:p>
@@ -10849,7 +11249,25 @@
           <w:szCs w:val="22"/>
           <w:lang w:val="en-US"/>
         </w:rPr>
-        <w:t>&lt;table&gt;</w:t>
+        <w:t>&lt;</w:t>
+      </w:r>
+      <w:proofErr w:type="gramStart"/>
+      <w:r>
+        <w:rPr>
+          <w:sz w:val="24"/>
+          <w:szCs w:val="22"/>
+          <w:lang w:val="en-US"/>
+        </w:rPr>
+        <w:t>table</w:t>
+      </w:r>
+      <w:proofErr w:type="gramEnd"/>
+      <w:r>
+        <w:rPr>
+          <w:sz w:val="24"/>
+          <w:szCs w:val="22"/>
+          <w:lang w:val="en-US"/>
+        </w:rPr>
+        <w:t>&gt;</w:t>
       </w:r>
     </w:p>
     <w:p>
@@ -10867,7 +11285,27 @@
           <w:lang w:val="en-US"/>
         </w:rPr>
         <w:tab/>
-        <w:t>&lt;thead&gt;</w:t>
+        <w:t>&lt;</w:t>
+      </w:r>
+      <w:proofErr w:type="spellStart"/>
+      <w:proofErr w:type="gramStart"/>
+      <w:r>
+        <w:rPr>
+          <w:sz w:val="24"/>
+          <w:szCs w:val="22"/>
+          <w:lang w:val="en-US"/>
+        </w:rPr>
+        <w:t>thead</w:t>
+      </w:r>
+      <w:proofErr w:type="spellEnd"/>
+      <w:proofErr w:type="gramEnd"/>
+      <w:r>
+        <w:rPr>
+          <w:sz w:val="24"/>
+          <w:szCs w:val="22"/>
+          <w:lang w:val="en-US"/>
+        </w:rPr>
+        <w:t>&gt;</w:t>
       </w:r>
     </w:p>
     <w:p>
@@ -10893,7 +11331,27 @@
           <w:lang w:val="en-US"/>
         </w:rPr>
         <w:tab/>
-        <w:t>&lt;tr&gt;</w:t>
+        <w:t>&lt;</w:t>
+      </w:r>
+      <w:proofErr w:type="spellStart"/>
+      <w:proofErr w:type="gramStart"/>
+      <w:r>
+        <w:rPr>
+          <w:sz w:val="24"/>
+          <w:szCs w:val="22"/>
+          <w:lang w:val="en-US"/>
+        </w:rPr>
+        <w:t>tr</w:t>
+      </w:r>
+      <w:proofErr w:type="spellEnd"/>
+      <w:proofErr w:type="gramEnd"/>
+      <w:r>
+        <w:rPr>
+          <w:sz w:val="24"/>
+          <w:szCs w:val="22"/>
+          <w:lang w:val="en-US"/>
+        </w:rPr>
+        <w:t>&gt;</w:t>
       </w:r>
     </w:p>
     <w:p>
@@ -10927,7 +11385,53 @@
           <w:lang w:val="en-US"/>
         </w:rPr>
         <w:tab/>
-        <w:t>&lt;th&gt;Roll No&lt;/th&gt;</w:t>
+        <w:t>&lt;</w:t>
+      </w:r>
+      <w:proofErr w:type="spellStart"/>
+      <w:proofErr w:type="gramStart"/>
+      <w:r>
+        <w:rPr>
+          <w:sz w:val="24"/>
+          <w:szCs w:val="22"/>
+          <w:lang w:val="en-US"/>
+        </w:rPr>
+        <w:t>th</w:t>
+      </w:r>
+      <w:proofErr w:type="spellEnd"/>
+      <w:r>
+        <w:rPr>
+          <w:sz w:val="24"/>
+          <w:szCs w:val="22"/>
+          <w:lang w:val="en-US"/>
+        </w:rPr>
+        <w:t>&gt;</w:t>
+      </w:r>
+      <w:proofErr w:type="gramEnd"/>
+      <w:r>
+        <w:rPr>
+          <w:sz w:val="24"/>
+          <w:szCs w:val="22"/>
+          <w:lang w:val="en-US"/>
+        </w:rPr>
+        <w:t>Roll No&lt;/</w:t>
+      </w:r>
+      <w:proofErr w:type="spellStart"/>
+      <w:r>
+        <w:rPr>
+          <w:sz w:val="24"/>
+          <w:szCs w:val="22"/>
+          <w:lang w:val="en-US"/>
+        </w:rPr>
+        <w:t>th</w:t>
+      </w:r>
+      <w:proofErr w:type="spellEnd"/>
+      <w:r>
+        <w:rPr>
+          <w:sz w:val="24"/>
+          <w:szCs w:val="22"/>
+          <w:lang w:val="en-US"/>
+        </w:rPr>
+        <w:t>&gt;</w:t>
       </w:r>
     </w:p>
     <w:p>
@@ -10961,7 +11465,53 @@
           <w:lang w:val="en-US"/>
         </w:rPr>
         <w:tab/>
-        <w:t>&lt;th&gt;Name&lt;/th&gt;</w:t>
+        <w:t>&lt;</w:t>
+      </w:r>
+      <w:proofErr w:type="spellStart"/>
+      <w:proofErr w:type="gramStart"/>
+      <w:r>
+        <w:rPr>
+          <w:sz w:val="24"/>
+          <w:szCs w:val="22"/>
+          <w:lang w:val="en-US"/>
+        </w:rPr>
+        <w:t>th</w:t>
+      </w:r>
+      <w:proofErr w:type="spellEnd"/>
+      <w:r>
+        <w:rPr>
+          <w:sz w:val="24"/>
+          <w:szCs w:val="22"/>
+          <w:lang w:val="en-US"/>
+        </w:rPr>
+        <w:t>&gt;</w:t>
+      </w:r>
+      <w:proofErr w:type="gramEnd"/>
+      <w:r>
+        <w:rPr>
+          <w:sz w:val="24"/>
+          <w:szCs w:val="22"/>
+          <w:lang w:val="en-US"/>
+        </w:rPr>
+        <w:t>Name&lt;/</w:t>
+      </w:r>
+      <w:proofErr w:type="spellStart"/>
+      <w:r>
+        <w:rPr>
+          <w:sz w:val="24"/>
+          <w:szCs w:val="22"/>
+          <w:lang w:val="en-US"/>
+        </w:rPr>
+        <w:t>th</w:t>
+      </w:r>
+      <w:proofErr w:type="spellEnd"/>
+      <w:r>
+        <w:rPr>
+          <w:sz w:val="24"/>
+          <w:szCs w:val="22"/>
+          <w:lang w:val="en-US"/>
+        </w:rPr>
+        <w:t>&gt;</w:t>
       </w:r>
     </w:p>
     <w:p>
@@ -10987,7 +11537,27 @@
           <w:lang w:val="en-US"/>
         </w:rPr>
         <w:tab/>
-        <w:t>&lt;/tr&gt;</w:t>
+        <w:t>&lt;/</w:t>
+      </w:r>
+      <w:proofErr w:type="spellStart"/>
+      <w:proofErr w:type="gramStart"/>
+      <w:r>
+        <w:rPr>
+          <w:sz w:val="24"/>
+          <w:szCs w:val="22"/>
+          <w:lang w:val="en-US"/>
+        </w:rPr>
+        <w:t>tr</w:t>
+      </w:r>
+      <w:proofErr w:type="spellEnd"/>
+      <w:proofErr w:type="gramEnd"/>
+      <w:r>
+        <w:rPr>
+          <w:sz w:val="24"/>
+          <w:szCs w:val="22"/>
+          <w:lang w:val="en-US"/>
+        </w:rPr>
+        <w:t>&gt;</w:t>
       </w:r>
     </w:p>
     <w:p>
@@ -11005,7 +11575,25 @@
           <w:lang w:val="en-US"/>
         </w:rPr>
         <w:tab/>
-        <w:t>&lt;/thead&gt;</w:t>
+        <w:t>&lt;/</w:t>
+      </w:r>
+      <w:proofErr w:type="spellStart"/>
+      <w:r>
+        <w:rPr>
+          <w:sz w:val="24"/>
+          <w:szCs w:val="22"/>
+          <w:lang w:val="en-US"/>
+        </w:rPr>
+        <w:t>thead</w:t>
+      </w:r>
+      <w:proofErr w:type="spellEnd"/>
+      <w:r>
+        <w:rPr>
+          <w:sz w:val="24"/>
+          <w:szCs w:val="22"/>
+          <w:lang w:val="en-US"/>
+        </w:rPr>
+        <w:t>&gt;</w:t>
       </w:r>
     </w:p>
     <w:p>
@@ -11023,7 +11611,27 @@
           <w:lang w:val="en-US"/>
         </w:rPr>
         <w:tab/>
-        <w:t>&lt;tbody&gt;</w:t>
+        <w:t>&lt;</w:t>
+      </w:r>
+      <w:proofErr w:type="spellStart"/>
+      <w:proofErr w:type="gramStart"/>
+      <w:r>
+        <w:rPr>
+          <w:sz w:val="24"/>
+          <w:szCs w:val="22"/>
+          <w:lang w:val="en-US"/>
+        </w:rPr>
+        <w:t>tbody</w:t>
+      </w:r>
+      <w:proofErr w:type="spellEnd"/>
+      <w:proofErr w:type="gramEnd"/>
+      <w:r>
+        <w:rPr>
+          <w:sz w:val="24"/>
+          <w:szCs w:val="22"/>
+          <w:lang w:val="en-US"/>
+        </w:rPr>
+        <w:t>&gt;</w:t>
       </w:r>
     </w:p>
     <w:p>
@@ -11049,7 +11657,27 @@
           <w:lang w:val="en-US"/>
         </w:rPr>
         <w:tab/>
-        <w:t>&lt;tr&gt;</w:t>
+        <w:t>&lt;</w:t>
+      </w:r>
+      <w:proofErr w:type="spellStart"/>
+      <w:proofErr w:type="gramStart"/>
+      <w:r>
+        <w:rPr>
+          <w:sz w:val="24"/>
+          <w:szCs w:val="22"/>
+          <w:lang w:val="en-US"/>
+        </w:rPr>
+        <w:t>tr</w:t>
+      </w:r>
+      <w:proofErr w:type="spellEnd"/>
+      <w:proofErr w:type="gramEnd"/>
+      <w:r>
+        <w:rPr>
+          <w:sz w:val="24"/>
+          <w:szCs w:val="22"/>
+          <w:lang w:val="en-US"/>
+        </w:rPr>
+        <w:t>&gt;</w:t>
       </w:r>
     </w:p>
     <w:p>
@@ -11083,7 +11711,25 @@
           <w:lang w:val="en-US"/>
         </w:rPr>
         <w:tab/>
-        <w:t>&lt;td&gt;1&lt;/td&gt;</w:t>
+        <w:t>&lt;</w:t>
+      </w:r>
+      <w:proofErr w:type="gramStart"/>
+      <w:r>
+        <w:rPr>
+          <w:sz w:val="24"/>
+          <w:szCs w:val="22"/>
+          <w:lang w:val="en-US"/>
+        </w:rPr>
+        <w:t>td&gt;</w:t>
+      </w:r>
+      <w:proofErr w:type="gramEnd"/>
+      <w:r>
+        <w:rPr>
+          <w:sz w:val="24"/>
+          <w:szCs w:val="22"/>
+          <w:lang w:val="en-US"/>
+        </w:rPr>
+        <w:t>1&lt;/td&gt;</w:t>
       </w:r>
     </w:p>
     <w:p>
@@ -11117,7 +11763,35 @@
           <w:lang w:val="en-US"/>
         </w:rPr>
         <w:tab/>
-        <w:t>&lt;td&gt;Diksha&lt;/td</w:t>
+        <w:t>&lt;</w:t>
+      </w:r>
+      <w:proofErr w:type="gramStart"/>
+      <w:r>
+        <w:rPr>
+          <w:sz w:val="24"/>
+          <w:szCs w:val="22"/>
+          <w:lang w:val="en-US"/>
+        </w:rPr>
+        <w:t>td&gt;</w:t>
+      </w:r>
+      <w:proofErr w:type="spellStart"/>
+      <w:proofErr w:type="gramEnd"/>
+      <w:r>
+        <w:rPr>
+          <w:sz w:val="24"/>
+          <w:szCs w:val="22"/>
+          <w:lang w:val="en-US"/>
+        </w:rPr>
+        <w:t>Diksha</w:t>
+      </w:r>
+      <w:proofErr w:type="spellEnd"/>
+      <w:r>
+        <w:rPr>
+          <w:sz w:val="24"/>
+          <w:szCs w:val="22"/>
+          <w:lang w:val="en-US"/>
+        </w:rPr>
+        <w:t>&lt;/td</w:t>
       </w:r>
     </w:p>
     <w:p>
@@ -11143,7 +11817,27 @@
           <w:lang w:val="en-US"/>
         </w:rPr>
         <w:tab/>
-        <w:t>&lt;/tr&gt;</w:t>
+        <w:t>&lt;/</w:t>
+      </w:r>
+      <w:proofErr w:type="spellStart"/>
+      <w:proofErr w:type="gramStart"/>
+      <w:r>
+        <w:rPr>
+          <w:sz w:val="24"/>
+          <w:szCs w:val="22"/>
+          <w:lang w:val="en-US"/>
+        </w:rPr>
+        <w:t>tr</w:t>
+      </w:r>
+      <w:proofErr w:type="spellEnd"/>
+      <w:proofErr w:type="gramEnd"/>
+      <w:r>
+        <w:rPr>
+          <w:sz w:val="24"/>
+          <w:szCs w:val="22"/>
+          <w:lang w:val="en-US"/>
+        </w:rPr>
+        <w:t>&gt;</w:t>
       </w:r>
     </w:p>
     <w:p>
@@ -11169,7 +11863,27 @@
           <w:lang w:val="en-US"/>
         </w:rPr>
         <w:tab/>
-        <w:t>&lt;tr&gt;</w:t>
+        <w:t>&lt;</w:t>
+      </w:r>
+      <w:proofErr w:type="spellStart"/>
+      <w:proofErr w:type="gramStart"/>
+      <w:r>
+        <w:rPr>
+          <w:sz w:val="24"/>
+          <w:szCs w:val="22"/>
+          <w:lang w:val="en-US"/>
+        </w:rPr>
+        <w:t>tr</w:t>
+      </w:r>
+      <w:proofErr w:type="spellEnd"/>
+      <w:proofErr w:type="gramEnd"/>
+      <w:r>
+        <w:rPr>
+          <w:sz w:val="24"/>
+          <w:szCs w:val="22"/>
+          <w:lang w:val="en-US"/>
+        </w:rPr>
+        <w:t>&gt;</w:t>
       </w:r>
       <w:r>
         <w:rPr>
@@ -11211,7 +11925,25 @@
           <w:lang w:val="en-US"/>
         </w:rPr>
         <w:tab/>
-        <w:t>&lt;td&gt;2&lt;/td&gt;</w:t>
+        <w:t>&lt;</w:t>
+      </w:r>
+      <w:proofErr w:type="gramStart"/>
+      <w:r>
+        <w:rPr>
+          <w:sz w:val="24"/>
+          <w:szCs w:val="22"/>
+          <w:lang w:val="en-US"/>
+        </w:rPr>
+        <w:t>td&gt;</w:t>
+      </w:r>
+      <w:proofErr w:type="gramEnd"/>
+      <w:r>
+        <w:rPr>
+          <w:sz w:val="24"/>
+          <w:szCs w:val="22"/>
+          <w:lang w:val="en-US"/>
+        </w:rPr>
+        <w:t>2&lt;/td&gt;</w:t>
       </w:r>
     </w:p>
     <w:p>
@@ -11245,7 +11977,35 @@
           <w:lang w:val="en-US"/>
         </w:rPr>
         <w:tab/>
-        <w:t>&lt;td&gt;Dilshad&lt;/td&gt;</w:t>
+        <w:t>&lt;</w:t>
+      </w:r>
+      <w:proofErr w:type="gramStart"/>
+      <w:r>
+        <w:rPr>
+          <w:sz w:val="24"/>
+          <w:szCs w:val="22"/>
+          <w:lang w:val="en-US"/>
+        </w:rPr>
+        <w:t>td&gt;</w:t>
+      </w:r>
+      <w:proofErr w:type="spellStart"/>
+      <w:proofErr w:type="gramEnd"/>
+      <w:r>
+        <w:rPr>
+          <w:sz w:val="24"/>
+          <w:szCs w:val="22"/>
+          <w:lang w:val="en-US"/>
+        </w:rPr>
+        <w:t>Dilshad</w:t>
+      </w:r>
+      <w:proofErr w:type="spellEnd"/>
+      <w:r>
+        <w:rPr>
+          <w:sz w:val="24"/>
+          <w:szCs w:val="22"/>
+          <w:lang w:val="en-US"/>
+        </w:rPr>
+        <w:t>&lt;/td&gt;</w:t>
       </w:r>
     </w:p>
     <w:p>
@@ -11271,7 +12031,27 @@
           <w:lang w:val="en-US"/>
         </w:rPr>
         <w:tab/>
-        <w:t>&lt;/tr&gt;</w:t>
+        <w:t>&lt;/</w:t>
+      </w:r>
+      <w:proofErr w:type="spellStart"/>
+      <w:proofErr w:type="gramStart"/>
+      <w:r>
+        <w:rPr>
+          <w:sz w:val="24"/>
+          <w:szCs w:val="22"/>
+          <w:lang w:val="en-US"/>
+        </w:rPr>
+        <w:t>tr</w:t>
+      </w:r>
+      <w:proofErr w:type="spellEnd"/>
+      <w:proofErr w:type="gramEnd"/>
+      <w:r>
+        <w:rPr>
+          <w:sz w:val="24"/>
+          <w:szCs w:val="22"/>
+          <w:lang w:val="en-US"/>
+        </w:rPr>
+        <w:t>&gt;</w:t>
       </w:r>
     </w:p>
     <w:p>
@@ -11289,24 +12069,60 @@
           <w:lang w:val="en-US"/>
         </w:rPr>
         <w:tab/>
-        <w:t>&lt;/tbody&gt;</w:t>
-      </w:r>
-    </w:p>
-    <w:p>
-      <w:pPr>
-        <w:rPr>
-          <w:sz w:val="24"/>
-          <w:szCs w:val="22"/>
-          <w:lang w:val="en-US"/>
-        </w:rPr>
-      </w:pPr>
-      <w:r>
-        <w:rPr>
-          <w:sz w:val="24"/>
-          <w:szCs w:val="22"/>
-          <w:lang w:val="en-US"/>
-        </w:rPr>
-        <w:t>&lt;table&gt;</w:t>
+        <w:t>&lt;/</w:t>
+      </w:r>
+      <w:proofErr w:type="spellStart"/>
+      <w:r>
+        <w:rPr>
+          <w:sz w:val="24"/>
+          <w:szCs w:val="22"/>
+          <w:lang w:val="en-US"/>
+        </w:rPr>
+        <w:t>tbody</w:t>
+      </w:r>
+      <w:proofErr w:type="spellEnd"/>
+      <w:r>
+        <w:rPr>
+          <w:sz w:val="24"/>
+          <w:szCs w:val="22"/>
+          <w:lang w:val="en-US"/>
+        </w:rPr>
+        <w:t>&gt;</w:t>
+      </w:r>
+    </w:p>
+    <w:p>
+      <w:pPr>
+        <w:rPr>
+          <w:sz w:val="24"/>
+          <w:szCs w:val="22"/>
+          <w:lang w:val="en-US"/>
+        </w:rPr>
+      </w:pPr>
+      <w:r>
+        <w:rPr>
+          <w:sz w:val="24"/>
+          <w:szCs w:val="22"/>
+          <w:lang w:val="en-US"/>
+        </w:rPr>
+        <w:t>&lt;</w:t>
+      </w:r>
+      <w:proofErr w:type="gramStart"/>
+      <w:r>
+        <w:rPr>
+          <w:sz w:val="24"/>
+          <w:szCs w:val="22"/>
+          <w:lang w:val="en-US"/>
+        </w:rPr>
+        <w:t>table</w:t>
+      </w:r>
+      <w:proofErr w:type="gramEnd"/>
+      <w:r>
+        <w:rPr>
+          <w:sz w:val="24"/>
+          <w:szCs w:val="22"/>
+          <w:lang w:val="en-US"/>
+        </w:rPr>
+        <w:t>&gt;</w:t>
       </w:r>
     </w:p>
     <w:p>
@@ -11381,7 +12197,43 @@
           <w:szCs w:val="22"/>
           <w:lang w:val="en-US"/>
         </w:rPr>
-        <w:t>To upload any file on such control simply call .sendKeys() method on this control. And pass the path of file as a parameter to sendKeys() method.</w:t>
+        <w:t>To upload any file on such control simply call .</w:t>
+      </w:r>
+      <w:proofErr w:type="gramStart"/>
+      <w:r>
+        <w:rPr>
+          <w:sz w:val="24"/>
+          <w:szCs w:val="22"/>
+          <w:lang w:val="en-US"/>
+        </w:rPr>
+        <w:t>sendKeys(</w:t>
+      </w:r>
+      <w:proofErr w:type="gramEnd"/>
+      <w:r>
+        <w:rPr>
+          <w:sz w:val="24"/>
+          <w:szCs w:val="22"/>
+          <w:lang w:val="en-US"/>
+        </w:rPr>
+        <w:t xml:space="preserve">) method on this control. And pass the path of file as a parameter to </w:t>
+      </w:r>
+      <w:proofErr w:type="gramStart"/>
+      <w:r>
+        <w:rPr>
+          <w:sz w:val="24"/>
+          <w:szCs w:val="22"/>
+          <w:lang w:val="en-US"/>
+        </w:rPr>
+        <w:t>sendKeys(</w:t>
+      </w:r>
+      <w:proofErr w:type="gramEnd"/>
+      <w:r>
+        <w:rPr>
+          <w:sz w:val="24"/>
+          <w:szCs w:val="22"/>
+          <w:lang w:val="en-US"/>
+        </w:rPr>
+        <w:t>) method.</w:t>
       </w:r>
     </w:p>
     <w:p>
@@ -11876,13 +12728,23 @@
           <w:lang w:val="en-US"/>
         </w:rPr>
       </w:pPr>
-      <w:r>
-        <w:rPr>
-          <w:sz w:val="24"/>
-          <w:szCs w:val="22"/>
-          <w:lang w:val="en-US"/>
-        </w:rPr>
-        <w:t xml:space="preserve">driver.switchTo().alert() </w:t>
+      <w:proofErr w:type="spellStart"/>
+      <w:r>
+        <w:rPr>
+          <w:sz w:val="24"/>
+          <w:szCs w:val="22"/>
+          <w:lang w:val="en-US"/>
+        </w:rPr>
+        <w:t>driver.switchTo</w:t>
+      </w:r>
+      <w:proofErr w:type="spellEnd"/>
+      <w:r>
+        <w:rPr>
+          <w:sz w:val="24"/>
+          <w:szCs w:val="22"/>
+          <w:lang w:val="en-US"/>
+        </w:rPr>
+        <w:t xml:space="preserve">().alert() </w:t>
       </w:r>
       <w:r>
         <w:rPr>
@@ -12028,13 +12890,23 @@
           <w:lang w:val="en-US"/>
         </w:rPr>
       </w:pPr>
-      <w:r>
-        <w:rPr>
-          <w:sz w:val="24"/>
-          <w:szCs w:val="22"/>
-          <w:lang w:val="en-US"/>
-        </w:rPr>
-        <w:t xml:space="preserve">sendKeys() </w:t>
+      <w:proofErr w:type="gramStart"/>
+      <w:r>
+        <w:rPr>
+          <w:sz w:val="24"/>
+          <w:szCs w:val="22"/>
+          <w:lang w:val="en-US"/>
+        </w:rPr>
+        <w:t>sendKeys(</w:t>
+      </w:r>
+      <w:proofErr w:type="gramEnd"/>
+      <w:r>
+        <w:rPr>
+          <w:sz w:val="24"/>
+          <w:szCs w:val="22"/>
+          <w:lang w:val="en-US"/>
+        </w:rPr>
+        <w:t xml:space="preserve">) </w:t>
       </w:r>
       <w:r>
         <w:rPr>
@@ -12284,13 +13156,23 @@
           <w:lang w:val="en-US"/>
         </w:rPr>
       </w:pPr>
-      <w:r>
-        <w:rPr>
-          <w:sz w:val="24"/>
-          <w:szCs w:val="22"/>
-          <w:lang w:val="en-US"/>
-        </w:rPr>
-        <w:t xml:space="preserve">moveToElement() </w:t>
+      <w:proofErr w:type="gramStart"/>
+      <w:r>
+        <w:rPr>
+          <w:sz w:val="24"/>
+          <w:szCs w:val="22"/>
+          <w:lang w:val="en-US"/>
+        </w:rPr>
+        <w:t>moveToElement(</w:t>
+      </w:r>
+      <w:proofErr w:type="gramEnd"/>
+      <w:r>
+        <w:rPr>
+          <w:sz w:val="24"/>
+          <w:szCs w:val="22"/>
+          <w:lang w:val="en-US"/>
+        </w:rPr>
+        <w:t xml:space="preserve">) </w:t>
       </w:r>
       <w:r>
         <w:rPr>
@@ -12322,13 +13204,23 @@
           <w:lang w:val="en-US"/>
         </w:rPr>
       </w:pPr>
-      <w:r>
-        <w:rPr>
-          <w:sz w:val="24"/>
-          <w:szCs w:val="22"/>
-          <w:lang w:val="en-US"/>
-        </w:rPr>
-        <w:t xml:space="preserve">perform() </w:t>
+      <w:proofErr w:type="gramStart"/>
+      <w:r>
+        <w:rPr>
+          <w:sz w:val="24"/>
+          <w:szCs w:val="22"/>
+          <w:lang w:val="en-US"/>
+        </w:rPr>
+        <w:t>perform(</w:t>
+      </w:r>
+      <w:proofErr w:type="gramEnd"/>
+      <w:r>
+        <w:rPr>
+          <w:sz w:val="24"/>
+          <w:szCs w:val="22"/>
+          <w:lang w:val="en-US"/>
+        </w:rPr>
+        <w:t xml:space="preserve">) </w:t>
       </w:r>
       <w:r>
         <w:rPr>
@@ -12589,7 +13481,25 @@
           <w:szCs w:val="22"/>
           <w:lang w:val="en-US"/>
         </w:rPr>
-        <w:t xml:space="preserve"> which will make automation testing more easy.</w:t>
+        <w:t xml:space="preserve"> which will make automation testing more </w:t>
+      </w:r>
+      <w:proofErr w:type="gramStart"/>
+      <w:r>
+        <w:rPr>
+          <w:sz w:val="24"/>
+          <w:szCs w:val="22"/>
+          <w:lang w:val="en-US"/>
+        </w:rPr>
+        <w:t>easy</w:t>
+      </w:r>
+      <w:proofErr w:type="gramEnd"/>
+      <w:r>
+        <w:rPr>
+          <w:sz w:val="24"/>
+          <w:szCs w:val="22"/>
+          <w:lang w:val="en-US"/>
+        </w:rPr>
+        <w:t>.</w:t>
       </w:r>
     </w:p>
     <w:p>
@@ -13287,7 +14197,24 @@
           <w:lang w:val="en-US"/>
         </w:rPr>
         <w:br/>
-        <w:t xml:space="preserve">By default all tests are having priority as 0 (zero). </w:t>
+      </w:r>
+      <w:proofErr w:type="gramStart"/>
+      <w:r>
+        <w:rPr>
+          <w:sz w:val="24"/>
+          <w:szCs w:val="22"/>
+          <w:lang w:val="en-US"/>
+        </w:rPr>
+        <w:t>By</w:t>
+      </w:r>
+      <w:proofErr w:type="gramEnd"/>
+      <w:r>
+        <w:rPr>
+          <w:sz w:val="24"/>
+          <w:szCs w:val="22"/>
+          <w:lang w:val="en-US"/>
+        </w:rPr>
+        <w:t xml:space="preserve"> default all tests are having priority as 0 (zero). </w:t>
       </w:r>
       <w:r>
         <w:rPr>
@@ -14853,7 +15780,25 @@
           <w:szCs w:val="22"/>
           <w:lang w:val="en-US"/>
         </w:rPr>
-        <w:t>This represents the Object Repository, that can store all the controls in various objects.</w:t>
+        <w:t xml:space="preserve">This represents the Object </w:t>
+      </w:r>
+      <w:proofErr w:type="gramStart"/>
+      <w:r>
+        <w:rPr>
+          <w:sz w:val="24"/>
+          <w:szCs w:val="22"/>
+          <w:lang w:val="en-US"/>
+        </w:rPr>
+        <w:t>Repository, that</w:t>
+      </w:r>
+      <w:proofErr w:type="gramEnd"/>
+      <w:r>
+        <w:rPr>
+          <w:sz w:val="24"/>
+          <w:szCs w:val="22"/>
+          <w:lang w:val="en-US"/>
+        </w:rPr>
+        <w:t xml:space="preserve"> can store all the controls in various objects.</w:t>
       </w:r>
     </w:p>
     <w:p>
@@ -15501,7 +16446,43 @@
           <w:szCs w:val="22"/>
           <w:lang w:val="en-US"/>
         </w:rPr>
-        <w:t>Enter GroupID (Name of Company) &amp; ArtifactId (Name of Project)</w:t>
+        <w:t xml:space="preserve">Enter </w:t>
+      </w:r>
+      <w:proofErr w:type="spellStart"/>
+      <w:r>
+        <w:rPr>
+          <w:sz w:val="24"/>
+          <w:szCs w:val="22"/>
+          <w:lang w:val="en-US"/>
+        </w:rPr>
+        <w:t>GroupID</w:t>
+      </w:r>
+      <w:proofErr w:type="spellEnd"/>
+      <w:r>
+        <w:rPr>
+          <w:sz w:val="24"/>
+          <w:szCs w:val="22"/>
+          <w:lang w:val="en-US"/>
+        </w:rPr>
+        <w:t xml:space="preserve"> (Name of Company) &amp; </w:t>
+      </w:r>
+      <w:proofErr w:type="spellStart"/>
+      <w:r>
+        <w:rPr>
+          <w:sz w:val="24"/>
+          <w:szCs w:val="22"/>
+          <w:lang w:val="en-US"/>
+        </w:rPr>
+        <w:t>ArtifactId</w:t>
+      </w:r>
+      <w:proofErr w:type="spellEnd"/>
+      <w:r>
+        <w:rPr>
+          <w:sz w:val="24"/>
+          <w:szCs w:val="22"/>
+          <w:lang w:val="en-US"/>
+        </w:rPr>
+        <w:t xml:space="preserve"> (Name of Project)</w:t>
       </w:r>
     </w:p>
     <w:p>
@@ -15550,11 +16531,517 @@
     </w:p>
     <w:p>
       <w:pPr>
+        <w:rPr>
+          <w:sz w:val="24"/>
+          <w:szCs w:val="22"/>
+          <w:lang w:val="en-US"/>
+        </w:rPr>
+      </w:pPr>
+    </w:p>
+    <w:p>
+      <w:pPr>
+        <w:rPr>
+          <w:sz w:val="24"/>
+          <w:szCs w:val="22"/>
+          <w:lang w:val="en-US"/>
+        </w:rPr>
+      </w:pPr>
+      <w:r>
+        <w:rPr>
+          <w:noProof/>
+          <w:lang w:eastAsia="en-IN"/>
+        </w:rPr>
+        <w:drawing>
+          <wp:inline distT="0" distB="0" distL="0" distR="0" wp14:anchorId="1A89AA6F" wp14:editId="65FC1A95">
+            <wp:extent cx="5920689" cy="3530009"/>
+            <wp:effectExtent l="0" t="0" r="4445" b="0"/>
+            <wp:docPr id="4" name="Picture 4"/>
+            <wp:cNvGraphicFramePr>
+              <a:graphicFrameLocks xmlns:a="http://schemas.openxmlformats.org/drawingml/2006/main" noChangeAspect="1"/>
+            </wp:cNvGraphicFramePr>
+            <a:graphic xmlns:a="http://schemas.openxmlformats.org/drawingml/2006/main">
+              <a:graphicData uri="http://schemas.openxmlformats.org/drawingml/2006/picture">
+                <pic:pic xmlns:pic="http://schemas.openxmlformats.org/drawingml/2006/picture">
+                  <pic:nvPicPr>
+                    <pic:cNvPr id="1" name=""/>
+                    <pic:cNvPicPr/>
+                  </pic:nvPicPr>
+                  <pic:blipFill rotWithShape="1">
+                    <a:blip r:embed="rId15"/>
+                    <a:srcRect l="22637" t="20456" r="11697" b="9914"/>
+                    <a:stretch/>
+                  </pic:blipFill>
+                  <pic:spPr bwMode="auto">
+                    <a:xfrm>
+                      <a:off x="0" y="0"/>
+                      <a:ext cx="5946194" cy="3545215"/>
+                    </a:xfrm>
+                    <a:prstGeom prst="rect">
+                      <a:avLst/>
+                    </a:prstGeom>
+                    <a:ln>
+                      <a:noFill/>
+                    </a:ln>
+                    <a:extLst>
+                      <a:ext uri="{53640926-AAD7-44D8-BBD7-CCE9431645EC}">
+                        <a14:shadowObscured xmlns:a14="http://schemas.microsoft.com/office/drawing/2010/main"/>
+                      </a:ext>
+                    </a:extLst>
+                  </pic:spPr>
+                </pic:pic>
+              </a:graphicData>
+            </a:graphic>
+          </wp:inline>
+        </w:drawing>
+      </w:r>
+    </w:p>
+    <w:p>
+      <w:pPr>
+        <w:rPr>
+          <w:sz w:val="24"/>
+          <w:szCs w:val="22"/>
+          <w:lang w:val="en-US"/>
+        </w:rPr>
+      </w:pPr>
+    </w:p>
+    <w:p>
+      <w:pPr>
+        <w:rPr>
+          <w:sz w:val="24"/>
+          <w:szCs w:val="22"/>
+          <w:lang w:val="en-US"/>
+        </w:rPr>
+      </w:pPr>
+      <w:r>
+        <w:rPr>
+          <w:sz w:val="24"/>
+          <w:szCs w:val="22"/>
+          <w:lang w:val="en-US"/>
+        </w:rPr>
+        <w:t>Plugins for Maven Execution</w:t>
+      </w:r>
+    </w:p>
+    <w:p>
+      <w:pPr>
         <w:pStyle w:val="ListParagraph"/>
         <w:numPr>
           <w:ilvl w:val="0"/>
-          <w:numId w:val="44"/>
-        </w:numPr>
+          <w:numId w:val="45"/>
+        </w:numPr>
+        <w:rPr>
+          <w:sz w:val="24"/>
+          <w:szCs w:val="22"/>
+          <w:lang w:val="en-US"/>
+        </w:rPr>
+      </w:pPr>
+      <w:r>
+        <w:rPr>
+          <w:sz w:val="24"/>
+          <w:szCs w:val="22"/>
+          <w:lang w:val="en-US"/>
+        </w:rPr>
+        <w:t>Maven Compiler Plugin</w:t>
+      </w:r>
+    </w:p>
+    <w:p>
+      <w:pPr>
+        <w:pStyle w:val="ListParagraph"/>
+        <w:numPr>
+          <w:ilvl w:val="0"/>
+          <w:numId w:val="45"/>
+        </w:numPr>
+        <w:rPr>
+          <w:sz w:val="24"/>
+          <w:szCs w:val="22"/>
+          <w:lang w:val="en-US"/>
+        </w:rPr>
+      </w:pPr>
+      <w:r>
+        <w:rPr>
+          <w:sz w:val="24"/>
+          <w:szCs w:val="22"/>
+          <w:lang w:val="en-US"/>
+        </w:rPr>
+        <w:lastRenderedPageBreak/>
+        <w:t>Maven Surefire Plugin</w:t>
+      </w:r>
+    </w:p>
+    <w:p>
+      <w:pPr>
+        <w:rPr>
+          <w:sz w:val="24"/>
+          <w:szCs w:val="22"/>
+          <w:lang w:val="en-US"/>
+        </w:rPr>
+      </w:pPr>
+      <w:r>
+        <w:rPr>
+          <w:sz w:val="24"/>
+          <w:szCs w:val="22"/>
+          <w:lang w:val="en-US"/>
+        </w:rPr>
+        <w:br w:type="page"/>
+      </w:r>
+    </w:p>
+    <w:p>
+      <w:pPr>
+        <w:rPr>
+          <w:b/>
+          <w:bCs/>
+          <w:sz w:val="24"/>
+          <w:szCs w:val="22"/>
+          <w:lang w:val="en-US"/>
+        </w:rPr>
+      </w:pPr>
+      <w:r>
+        <w:rPr>
+          <w:b/>
+          <w:bCs/>
+          <w:sz w:val="24"/>
+          <w:szCs w:val="22"/>
+          <w:lang w:val="en-US"/>
+        </w:rPr>
+        <w:lastRenderedPageBreak/>
+        <w:t>BDD (Behavior Driven Development)</w:t>
+      </w:r>
+    </w:p>
+    <w:p>
+      <w:pPr>
+        <w:pStyle w:val="ListParagraph"/>
+        <w:numPr>
+          <w:ilvl w:val="0"/>
+          <w:numId w:val="46"/>
+        </w:numPr>
+        <w:rPr>
+          <w:sz w:val="24"/>
+          <w:szCs w:val="22"/>
+          <w:lang w:val="en-US"/>
+        </w:rPr>
+      </w:pPr>
+      <w:r>
+        <w:rPr>
+          <w:sz w:val="24"/>
+          <w:szCs w:val="22"/>
+          <w:lang w:val="en-US"/>
+        </w:rPr>
+        <w:t>BA, Development Team &amp; Testing Team will gather the requirements from client.</w:t>
+      </w:r>
+    </w:p>
+    <w:p>
+      <w:pPr>
+        <w:pStyle w:val="ListParagraph"/>
+        <w:numPr>
+          <w:ilvl w:val="0"/>
+          <w:numId w:val="46"/>
+        </w:numPr>
+        <w:rPr>
+          <w:sz w:val="24"/>
+          <w:szCs w:val="22"/>
+          <w:lang w:val="en-US"/>
+        </w:rPr>
+      </w:pPr>
+      <w:r>
+        <w:rPr>
+          <w:sz w:val="24"/>
+          <w:szCs w:val="22"/>
+          <w:lang w:val="en-US"/>
+        </w:rPr>
+        <w:t>The finalized requirements will be shared with QA team.</w:t>
+      </w:r>
+    </w:p>
+    <w:p>
+      <w:pPr>
+        <w:pStyle w:val="ListParagraph"/>
+        <w:numPr>
+          <w:ilvl w:val="0"/>
+          <w:numId w:val="46"/>
+        </w:numPr>
+        <w:rPr>
+          <w:sz w:val="24"/>
+          <w:szCs w:val="22"/>
+          <w:lang w:val="en-US"/>
+        </w:rPr>
+      </w:pPr>
+      <w:r>
+        <w:rPr>
+          <w:sz w:val="24"/>
+          <w:szCs w:val="22"/>
+          <w:lang w:val="en-US"/>
+        </w:rPr>
+        <w:t xml:space="preserve">QA team will create </w:t>
+      </w:r>
+      <w:r>
+        <w:rPr>
+          <w:b/>
+          <w:bCs/>
+          <w:sz w:val="24"/>
+          <w:szCs w:val="22"/>
+          <w:lang w:val="en-US"/>
+        </w:rPr>
+        <w:t>Feature File (1</w:t>
+      </w:r>
+      <w:r>
+        <w:rPr>
+          <w:b/>
+          <w:bCs/>
+          <w:sz w:val="24"/>
+          <w:szCs w:val="22"/>
+          <w:vertAlign w:val="superscript"/>
+          <w:lang w:val="en-US"/>
+        </w:rPr>
+        <w:t>st</w:t>
+      </w:r>
+      <w:r>
+        <w:rPr>
+          <w:b/>
+          <w:bCs/>
+          <w:sz w:val="24"/>
+          <w:szCs w:val="22"/>
+          <w:lang w:val="en-US"/>
+        </w:rPr>
+        <w:t xml:space="preserve"> Component of BDD)</w:t>
+      </w:r>
+    </w:p>
+    <w:p>
+      <w:pPr>
+        <w:pStyle w:val="ListParagraph"/>
+        <w:numPr>
+          <w:ilvl w:val="1"/>
+          <w:numId w:val="46"/>
+        </w:numPr>
+        <w:rPr>
+          <w:sz w:val="24"/>
+          <w:szCs w:val="22"/>
+          <w:lang w:val="en-US"/>
+        </w:rPr>
+      </w:pPr>
+      <w:r>
+        <w:rPr>
+          <w:sz w:val="24"/>
+          <w:szCs w:val="22"/>
+          <w:lang w:val="en-US"/>
+        </w:rPr>
+        <w:t>Feature file is collection of test scenarios</w:t>
+      </w:r>
+    </w:p>
+    <w:p>
+      <w:pPr>
+        <w:pStyle w:val="ListParagraph"/>
+        <w:numPr>
+          <w:ilvl w:val="0"/>
+          <w:numId w:val="46"/>
+        </w:numPr>
+        <w:rPr>
+          <w:sz w:val="24"/>
+          <w:szCs w:val="22"/>
+          <w:lang w:val="en-US"/>
+        </w:rPr>
+      </w:pPr>
+      <w:r>
+        <w:rPr>
+          <w:sz w:val="24"/>
+          <w:szCs w:val="22"/>
+          <w:lang w:val="en-US"/>
+        </w:rPr>
+        <w:t>Now the feature file will be shared with</w:t>
+      </w:r>
+    </w:p>
+    <w:p>
+      <w:pPr>
+        <w:pStyle w:val="ListParagraph"/>
+        <w:numPr>
+          <w:ilvl w:val="1"/>
+          <w:numId w:val="46"/>
+        </w:numPr>
+        <w:rPr>
+          <w:sz w:val="24"/>
+          <w:szCs w:val="22"/>
+          <w:lang w:val="en-US"/>
+        </w:rPr>
+      </w:pPr>
+      <w:r>
+        <w:rPr>
+          <w:sz w:val="24"/>
+          <w:szCs w:val="22"/>
+          <w:lang w:val="en-US"/>
+        </w:rPr>
+        <w:t>Development team</w:t>
+      </w:r>
+    </w:p>
+    <w:p>
+      <w:pPr>
+        <w:pStyle w:val="ListParagraph"/>
+        <w:numPr>
+          <w:ilvl w:val="1"/>
+          <w:numId w:val="46"/>
+        </w:numPr>
+        <w:rPr>
+          <w:sz w:val="24"/>
+          <w:szCs w:val="22"/>
+          <w:lang w:val="en-US"/>
+        </w:rPr>
+      </w:pPr>
+      <w:r>
+        <w:rPr>
+          <w:sz w:val="24"/>
+          <w:szCs w:val="22"/>
+          <w:lang w:val="en-US"/>
+        </w:rPr>
+        <w:t>Manual testers</w:t>
+      </w:r>
+    </w:p>
+    <w:p>
+      <w:pPr>
+        <w:pStyle w:val="ListParagraph"/>
+        <w:numPr>
+          <w:ilvl w:val="1"/>
+          <w:numId w:val="46"/>
+        </w:numPr>
+        <w:rPr>
+          <w:sz w:val="24"/>
+          <w:szCs w:val="22"/>
+          <w:lang w:val="en-US"/>
+        </w:rPr>
+      </w:pPr>
+      <w:r>
+        <w:rPr>
+          <w:sz w:val="24"/>
+          <w:szCs w:val="22"/>
+          <w:lang w:val="en-US"/>
+        </w:rPr>
+        <w:t>Automation testers</w:t>
+      </w:r>
+    </w:p>
+    <w:p>
+      <w:pPr>
+        <w:pStyle w:val="ListParagraph"/>
+        <w:numPr>
+          <w:ilvl w:val="0"/>
+          <w:numId w:val="46"/>
+        </w:numPr>
+        <w:rPr>
+          <w:sz w:val="24"/>
+          <w:szCs w:val="22"/>
+          <w:lang w:val="en-US"/>
+        </w:rPr>
+      </w:pPr>
+      <w:r>
+        <w:rPr>
+          <w:sz w:val="24"/>
+          <w:szCs w:val="22"/>
+          <w:lang w:val="en-US"/>
+        </w:rPr>
+        <w:t xml:space="preserve">Automation tester will execute this feature file and they will get </w:t>
+      </w:r>
+      <w:r>
+        <w:rPr>
+          <w:b/>
+          <w:bCs/>
+          <w:sz w:val="24"/>
+          <w:szCs w:val="22"/>
+          <w:lang w:val="en-US"/>
+        </w:rPr>
+        <w:t>Glue Code / Step Definition (2</w:t>
+      </w:r>
+      <w:r>
+        <w:rPr>
+          <w:b/>
+          <w:bCs/>
+          <w:sz w:val="24"/>
+          <w:szCs w:val="22"/>
+          <w:vertAlign w:val="superscript"/>
+          <w:lang w:val="en-US"/>
+        </w:rPr>
+        <w:t>nd</w:t>
+      </w:r>
+      <w:r>
+        <w:rPr>
+          <w:b/>
+          <w:bCs/>
+          <w:sz w:val="24"/>
+          <w:szCs w:val="22"/>
+          <w:lang w:val="en-US"/>
+        </w:rPr>
+        <w:t xml:space="preserve"> Component of BDD)</w:t>
+      </w:r>
+    </w:p>
+    <w:p>
+      <w:pPr>
+        <w:pStyle w:val="ListParagraph"/>
+        <w:numPr>
+          <w:ilvl w:val="1"/>
+          <w:numId w:val="46"/>
+        </w:numPr>
+        <w:rPr>
+          <w:sz w:val="24"/>
+          <w:szCs w:val="22"/>
+          <w:lang w:val="en-US"/>
+        </w:rPr>
+      </w:pPr>
+      <w:r>
+        <w:rPr>
+          <w:sz w:val="24"/>
+          <w:szCs w:val="22"/>
+          <w:lang w:val="en-US"/>
+        </w:rPr>
+        <w:t>Glue code is the skeleton for automation script</w:t>
+      </w:r>
+    </w:p>
+    <w:p>
+      <w:pPr>
+        <w:pStyle w:val="ListParagraph"/>
+        <w:numPr>
+          <w:ilvl w:val="0"/>
+          <w:numId w:val="46"/>
+        </w:numPr>
+        <w:rPr>
+          <w:sz w:val="24"/>
+          <w:szCs w:val="22"/>
+          <w:lang w:val="en-US"/>
+        </w:rPr>
+      </w:pPr>
+      <w:r>
+        <w:rPr>
+          <w:b/>
+          <w:bCs/>
+          <w:sz w:val="24"/>
+          <w:szCs w:val="22"/>
+          <w:lang w:val="en-US"/>
+        </w:rPr>
+        <w:t>Runner Class (3</w:t>
+      </w:r>
+      <w:r>
+        <w:rPr>
+          <w:b/>
+          <w:bCs/>
+          <w:sz w:val="24"/>
+          <w:szCs w:val="22"/>
+          <w:vertAlign w:val="superscript"/>
+          <w:lang w:val="en-US"/>
+        </w:rPr>
+        <w:t>rd</w:t>
+      </w:r>
+      <w:r>
+        <w:rPr>
+          <w:b/>
+          <w:bCs/>
+          <w:sz w:val="24"/>
+          <w:szCs w:val="22"/>
+          <w:lang w:val="en-US"/>
+        </w:rPr>
+        <w:t xml:space="preserve"> Component of BDD) </w:t>
+      </w:r>
+      <w:r>
+        <w:rPr>
+          <w:sz w:val="24"/>
+          <w:szCs w:val="22"/>
+          <w:lang w:val="en-US"/>
+        </w:rPr>
+        <w:t>used to execute the automation script.</w:t>
+      </w:r>
+    </w:p>
+    <w:p>
+      <w:pPr>
         <w:rPr>
           <w:sz w:val="24"/>
           <w:szCs w:val="22"/>
@@ -15563,6 +17050,45 @@
       </w:pPr>
       <w:bookmarkStart w:id="0" w:name="_GoBack"/>
       <w:bookmarkEnd w:id="0"/>
+    </w:p>
+    <w:p>
+      <w:pPr>
+        <w:rPr>
+          <w:b/>
+          <w:bCs/>
+          <w:sz w:val="24"/>
+          <w:szCs w:val="22"/>
+          <w:lang w:val="en-US"/>
+        </w:rPr>
+      </w:pPr>
+      <w:r>
+        <w:rPr>
+          <w:b/>
+          <w:bCs/>
+          <w:sz w:val="24"/>
+          <w:szCs w:val="22"/>
+          <w:lang w:val="en-US"/>
+        </w:rPr>
+        <w:t>Cucumber is the tool for implementation of BDD Approach</w:t>
+      </w:r>
+    </w:p>
+    <w:p>
+      <w:pPr>
+        <w:rPr>
+          <w:sz w:val="24"/>
+          <w:szCs w:val="22"/>
+          <w:lang w:val="en-US"/>
+        </w:rPr>
+      </w:pPr>
+    </w:p>
+    <w:p>
+      <w:pPr>
+        <w:rPr>
+          <w:sz w:val="24"/>
+          <w:szCs w:val="22"/>
+          <w:lang w:val="en-US"/>
+        </w:rPr>
+      </w:pPr>
     </w:p>
     <w:sectPr>
       <w:pgSz w:w="11906" w:h="16838"/>
@@ -18937,6 +20463,119 @@
     </w:lvl>
   </w:abstractNum>
   <w:abstractNum w:abstractNumId="33">
+    <w:nsid w:val="63F214DA"/>
+    <w:multiLevelType w:val="hybridMultilevel"/>
+    <w:tmpl w:val="5CC452E2"/>
+    <w:lvl w:ilvl="0" w:tplc="4009000D">
+      <w:start w:val="1"/>
+      <w:numFmt w:val="bullet"/>
+      <w:lvlText w:val=""/>
+      <w:lvlJc w:val="left"/>
+      <w:pPr>
+        <w:ind w:left="720" w:hanging="360"/>
+      </w:pPr>
+      <w:rPr>
+        <w:rFonts w:ascii="Wingdings" w:hAnsi="Wingdings" w:hint="default"/>
+      </w:rPr>
+    </w:lvl>
+    <w:lvl w:ilvl="1" w:tplc="40090003">
+      <w:start w:val="1"/>
+      <w:numFmt w:val="bullet"/>
+      <w:lvlText w:val="o"/>
+      <w:lvlJc w:val="left"/>
+      <w:pPr>
+        <w:ind w:left="1440" w:hanging="360"/>
+      </w:pPr>
+      <w:rPr>
+        <w:rFonts w:ascii="Courier New" w:hAnsi="Courier New" w:cs="Courier New" w:hint="default"/>
+      </w:rPr>
+    </w:lvl>
+    <w:lvl w:ilvl="2" w:tplc="40090005" w:tentative="1">
+      <w:start w:val="1"/>
+      <w:numFmt w:val="bullet"/>
+      <w:lvlText w:val=""/>
+      <w:lvlJc w:val="left"/>
+      <w:pPr>
+        <w:ind w:left="2160" w:hanging="360"/>
+      </w:pPr>
+      <w:rPr>
+        <w:rFonts w:ascii="Wingdings" w:hAnsi="Wingdings" w:hint="default"/>
+      </w:rPr>
+    </w:lvl>
+    <w:lvl w:ilvl="3" w:tplc="40090001" w:tentative="1">
+      <w:start w:val="1"/>
+      <w:numFmt w:val="bullet"/>
+      <w:lvlText w:val=""/>
+      <w:lvlJc w:val="left"/>
+      <w:pPr>
+        <w:ind w:left="2880" w:hanging="360"/>
+      </w:pPr>
+      <w:rPr>
+        <w:rFonts w:ascii="Symbol" w:hAnsi="Symbol" w:hint="default"/>
+      </w:rPr>
+    </w:lvl>
+    <w:lvl w:ilvl="4" w:tplc="40090003" w:tentative="1">
+      <w:start w:val="1"/>
+      <w:numFmt w:val="bullet"/>
+      <w:lvlText w:val="o"/>
+      <w:lvlJc w:val="left"/>
+      <w:pPr>
+        <w:ind w:left="3600" w:hanging="360"/>
+      </w:pPr>
+      <w:rPr>
+        <w:rFonts w:ascii="Courier New" w:hAnsi="Courier New" w:cs="Courier New" w:hint="default"/>
+      </w:rPr>
+    </w:lvl>
+    <w:lvl w:ilvl="5" w:tplc="40090005" w:tentative="1">
+      <w:start w:val="1"/>
+      <w:numFmt w:val="bullet"/>
+      <w:lvlText w:val=""/>
+      <w:lvlJc w:val="left"/>
+      <w:pPr>
+        <w:ind w:left="4320" w:hanging="360"/>
+      </w:pPr>
+      <w:rPr>
+        <w:rFonts w:ascii="Wingdings" w:hAnsi="Wingdings" w:hint="default"/>
+      </w:rPr>
+    </w:lvl>
+    <w:lvl w:ilvl="6" w:tplc="40090001" w:tentative="1">
+      <w:start w:val="1"/>
+      <w:numFmt w:val="bullet"/>
+      <w:lvlText w:val=""/>
+      <w:lvlJc w:val="left"/>
+      <w:pPr>
+        <w:ind w:left="5040" w:hanging="360"/>
+      </w:pPr>
+      <w:rPr>
+        <w:rFonts w:ascii="Symbol" w:hAnsi="Symbol" w:hint="default"/>
+      </w:rPr>
+    </w:lvl>
+    <w:lvl w:ilvl="7" w:tplc="40090003" w:tentative="1">
+      <w:start w:val="1"/>
+      <w:numFmt w:val="bullet"/>
+      <w:lvlText w:val="o"/>
+      <w:lvlJc w:val="left"/>
+      <w:pPr>
+        <w:ind w:left="5760" w:hanging="360"/>
+      </w:pPr>
+      <w:rPr>
+        <w:rFonts w:ascii="Courier New" w:hAnsi="Courier New" w:cs="Courier New" w:hint="default"/>
+      </w:rPr>
+    </w:lvl>
+    <w:lvl w:ilvl="8" w:tplc="40090005" w:tentative="1">
+      <w:start w:val="1"/>
+      <w:numFmt w:val="bullet"/>
+      <w:lvlText w:val=""/>
+      <w:lvlJc w:val="left"/>
+      <w:pPr>
+        <w:ind w:left="6480" w:hanging="360"/>
+      </w:pPr>
+      <w:rPr>
+        <w:rFonts w:ascii="Wingdings" w:hAnsi="Wingdings" w:hint="default"/>
+      </w:rPr>
+    </w:lvl>
+  </w:abstractNum>
+  <w:abstractNum w:abstractNumId="34">
     <w:nsid w:val="64887AB4"/>
     <w:multiLevelType w:val="hybridMultilevel"/>
     <w:tmpl w:val="D67CE9E8"/>
@@ -19025,7 +20664,7 @@
       </w:pPr>
     </w:lvl>
   </w:abstractNum>
-  <w:abstractNum w:abstractNumId="34">
+  <w:abstractNum w:abstractNumId="35">
     <w:nsid w:val="649E4E2C"/>
     <w:multiLevelType w:val="hybridMultilevel"/>
     <w:tmpl w:val="5DB8C8EC"/>
@@ -19138,7 +20777,96 @@
       </w:rPr>
     </w:lvl>
   </w:abstractNum>
-  <w:abstractNum w:abstractNumId="35">
+  <w:abstractNum w:abstractNumId="36">
+    <w:nsid w:val="65443B58"/>
+    <w:multiLevelType w:val="hybridMultilevel"/>
+    <w:tmpl w:val="FEE64C40"/>
+    <w:lvl w:ilvl="0" w:tplc="4009000F">
+      <w:start w:val="1"/>
+      <w:numFmt w:val="decimal"/>
+      <w:lvlText w:val="%1."/>
+      <w:lvlJc w:val="left"/>
+      <w:pPr>
+        <w:ind w:left="720" w:hanging="360"/>
+      </w:pPr>
+      <w:rPr>
+        <w:rFonts w:hint="default"/>
+      </w:rPr>
+    </w:lvl>
+    <w:lvl w:ilvl="1" w:tplc="40090019" w:tentative="1">
+      <w:start w:val="1"/>
+      <w:numFmt w:val="lowerLetter"/>
+      <w:lvlText w:val="%2."/>
+      <w:lvlJc w:val="left"/>
+      <w:pPr>
+        <w:ind w:left="1440" w:hanging="360"/>
+      </w:pPr>
+    </w:lvl>
+    <w:lvl w:ilvl="2" w:tplc="4009001B" w:tentative="1">
+      <w:start w:val="1"/>
+      <w:numFmt w:val="lowerRoman"/>
+      <w:lvlText w:val="%3."/>
+      <w:lvlJc w:val="right"/>
+      <w:pPr>
+        <w:ind w:left="2160" w:hanging="180"/>
+      </w:pPr>
+    </w:lvl>
+    <w:lvl w:ilvl="3" w:tplc="4009000F" w:tentative="1">
+      <w:start w:val="1"/>
+      <w:numFmt w:val="decimal"/>
+      <w:lvlText w:val="%4."/>
+      <w:lvlJc w:val="left"/>
+      <w:pPr>
+        <w:ind w:left="2880" w:hanging="360"/>
+      </w:pPr>
+    </w:lvl>
+    <w:lvl w:ilvl="4" w:tplc="40090019" w:tentative="1">
+      <w:start w:val="1"/>
+      <w:numFmt w:val="lowerLetter"/>
+      <w:lvlText w:val="%5."/>
+      <w:lvlJc w:val="left"/>
+      <w:pPr>
+        <w:ind w:left="3600" w:hanging="360"/>
+      </w:pPr>
+    </w:lvl>
+    <w:lvl w:ilvl="5" w:tplc="4009001B" w:tentative="1">
+      <w:start w:val="1"/>
+      <w:numFmt w:val="lowerRoman"/>
+      <w:lvlText w:val="%6."/>
+      <w:lvlJc w:val="right"/>
+      <w:pPr>
+        <w:ind w:left="4320" w:hanging="180"/>
+      </w:pPr>
+    </w:lvl>
+    <w:lvl w:ilvl="6" w:tplc="4009000F" w:tentative="1">
+      <w:start w:val="1"/>
+      <w:numFmt w:val="decimal"/>
+      <w:lvlText w:val="%7."/>
+      <w:lvlJc w:val="left"/>
+      <w:pPr>
+        <w:ind w:left="5040" w:hanging="360"/>
+      </w:pPr>
+    </w:lvl>
+    <w:lvl w:ilvl="7" w:tplc="40090019" w:tentative="1">
+      <w:start w:val="1"/>
+      <w:numFmt w:val="lowerLetter"/>
+      <w:lvlText w:val="%8."/>
+      <w:lvlJc w:val="left"/>
+      <w:pPr>
+        <w:ind w:left="5760" w:hanging="360"/>
+      </w:pPr>
+    </w:lvl>
+    <w:lvl w:ilvl="8" w:tplc="4009001B" w:tentative="1">
+      <w:start w:val="1"/>
+      <w:numFmt w:val="lowerRoman"/>
+      <w:lvlText w:val="%9."/>
+      <w:lvlJc w:val="right"/>
+      <w:pPr>
+        <w:ind w:left="6480" w:hanging="180"/>
+      </w:pPr>
+    </w:lvl>
+  </w:abstractNum>
+  <w:abstractNum w:abstractNumId="37">
     <w:nsid w:val="66C96AEF"/>
     <w:multiLevelType w:val="hybridMultilevel"/>
     <w:tmpl w:val="2DDCC122"/>
@@ -19251,7 +20979,7 @@
       </w:rPr>
     </w:lvl>
   </w:abstractNum>
-  <w:abstractNum w:abstractNumId="36">
+  <w:abstractNum w:abstractNumId="38">
     <w:nsid w:val="6C096D1C"/>
     <w:multiLevelType w:val="hybridMultilevel"/>
     <w:tmpl w:val="35CADD6E"/>
@@ -19364,7 +21092,7 @@
       </w:rPr>
     </w:lvl>
   </w:abstractNum>
-  <w:abstractNum w:abstractNumId="37">
+  <w:abstractNum w:abstractNumId="39">
     <w:nsid w:val="6DF222BD"/>
     <w:multiLevelType w:val="hybridMultilevel"/>
     <w:tmpl w:val="CB58A112"/>
@@ -19477,7 +21205,7 @@
       </w:rPr>
     </w:lvl>
   </w:abstractNum>
-  <w:abstractNum w:abstractNumId="38">
+  <w:abstractNum w:abstractNumId="40">
     <w:nsid w:val="700B3448"/>
     <w:multiLevelType w:val="hybridMultilevel"/>
     <w:tmpl w:val="D4F8B1EA"/>
@@ -19566,7 +21294,7 @@
       </w:pPr>
     </w:lvl>
   </w:abstractNum>
-  <w:abstractNum w:abstractNumId="39">
+  <w:abstractNum w:abstractNumId="41">
     <w:nsid w:val="75631C59"/>
     <w:multiLevelType w:val="hybridMultilevel"/>
     <w:tmpl w:val="7E6A29CC"/>
@@ -19679,7 +21407,7 @@
       </w:rPr>
     </w:lvl>
   </w:abstractNum>
-  <w:abstractNum w:abstractNumId="40">
+  <w:abstractNum w:abstractNumId="42">
     <w:nsid w:val="7BD5777C"/>
     <w:multiLevelType w:val="hybridMultilevel"/>
     <w:tmpl w:val="53D46EE2"/>
@@ -19768,7 +21496,7 @@
       </w:pPr>
     </w:lvl>
   </w:abstractNum>
-  <w:abstractNum w:abstractNumId="41">
+  <w:abstractNum w:abstractNumId="43">
     <w:nsid w:val="7BF715C6"/>
     <w:multiLevelType w:val="hybridMultilevel"/>
     <w:tmpl w:val="F8B83480"/>
@@ -19857,7 +21585,7 @@
       </w:pPr>
     </w:lvl>
   </w:abstractNum>
-  <w:abstractNum w:abstractNumId="42">
+  <w:abstractNum w:abstractNumId="44">
     <w:nsid w:val="7C2320E0"/>
     <w:multiLevelType w:val="hybridMultilevel"/>
     <w:tmpl w:val="B4EC2F1C"/>
@@ -19970,7 +21698,7 @@
       </w:rPr>
     </w:lvl>
   </w:abstractNum>
-  <w:abstractNum w:abstractNumId="43">
+  <w:abstractNum w:abstractNumId="45">
     <w:nsid w:val="7E2F2A24"/>
     <w:multiLevelType w:val="hybridMultilevel"/>
     <w:tmpl w:val="CF9414DC"/>
@@ -20090,7 +21818,7 @@
     <w:abstractNumId w:val="24"/>
   </w:num>
   <w:num w:numId="3">
-    <w:abstractNumId w:val="38"/>
+    <w:abstractNumId w:val="40"/>
   </w:num>
   <w:num w:numId="4">
     <w:abstractNumId w:val="16"/>
@@ -20102,7 +21830,7 @@
     <w:abstractNumId w:val="11"/>
   </w:num>
   <w:num w:numId="7">
-    <w:abstractNumId w:val="37"/>
+    <w:abstractNumId w:val="39"/>
   </w:num>
   <w:num w:numId="8">
     <w:abstractNumId w:val="25"/>
@@ -20126,7 +21854,7 @@
     <w:abstractNumId w:val="9"/>
   </w:num>
   <w:num w:numId="15">
-    <w:abstractNumId w:val="40"/>
+    <w:abstractNumId w:val="42"/>
   </w:num>
   <w:num w:numId="16">
     <w:abstractNumId w:val="3"/>
@@ -20144,13 +21872,13 @@
     <w:abstractNumId w:val="21"/>
   </w:num>
   <w:num w:numId="21">
-    <w:abstractNumId w:val="34"/>
+    <w:abstractNumId w:val="35"/>
   </w:num>
   <w:num w:numId="22">
     <w:abstractNumId w:val="6"/>
   </w:num>
   <w:num w:numId="23">
-    <w:abstractNumId w:val="42"/>
+    <w:abstractNumId w:val="44"/>
   </w:num>
   <w:num w:numId="24">
     <w:abstractNumId w:val="13"/>
@@ -20171,7 +21899,7 @@
     <w:abstractNumId w:val="5"/>
   </w:num>
   <w:num w:numId="30">
-    <w:abstractNumId w:val="35"/>
+    <w:abstractNumId w:val="37"/>
   </w:num>
   <w:num w:numId="31">
     <w:abstractNumId w:val="26"/>
@@ -20180,13 +21908,13 @@
     <w:abstractNumId w:val="30"/>
   </w:num>
   <w:num w:numId="33">
-    <w:abstractNumId w:val="33"/>
+    <w:abstractNumId w:val="34"/>
   </w:num>
   <w:num w:numId="34">
     <w:abstractNumId w:val="20"/>
   </w:num>
   <w:num w:numId="35">
-    <w:abstractNumId w:val="41"/>
+    <w:abstractNumId w:val="43"/>
   </w:num>
   <w:num w:numId="36">
     <w:abstractNumId w:val="29"/>
@@ -20198,22 +21926,28 @@
     <w:abstractNumId w:val="15"/>
   </w:num>
   <w:num w:numId="39">
-    <w:abstractNumId w:val="43"/>
+    <w:abstractNumId w:val="45"/>
   </w:num>
   <w:num w:numId="40">
     <w:abstractNumId w:val="27"/>
   </w:num>
   <w:num w:numId="41">
-    <w:abstractNumId w:val="39"/>
+    <w:abstractNumId w:val="41"/>
   </w:num>
   <w:num w:numId="42">
-    <w:abstractNumId w:val="36"/>
+    <w:abstractNumId w:val="38"/>
   </w:num>
   <w:num w:numId="43">
     <w:abstractNumId w:val="4"/>
   </w:num>
   <w:num w:numId="44">
     <w:abstractNumId w:val="7"/>
+  </w:num>
+  <w:num w:numId="45">
+    <w:abstractNumId w:val="36"/>
+  </w:num>
+  <w:num w:numId="46">
+    <w:abstractNumId w:val="33"/>
   </w:num>
 </w:numbering>
 </file>
@@ -21884,31 +23618,31 @@
     </dgm:pt>
   </dgm:ptLst>
   <dgm:cxnLst>
-    <dgm:cxn modelId="{2F032135-CAFE-452F-8127-7E762B7DCD5F}" type="presOf" srcId="{B2F67260-32B4-49EF-BEA7-6376ABEBC356}" destId="{45B120D8-A283-4DB0-AE48-CD1028B5A1CA}" srcOrd="0" destOrd="0" presId="urn:microsoft.com/office/officeart/2005/8/layout/process1"/>
-    <dgm:cxn modelId="{76FEEE46-CBBE-4BE5-A019-C699E9F39BA4}" type="presOf" srcId="{58F8E6FA-8E5F-4590-8E91-7D425686736E}" destId="{1C61394E-D32F-4A43-ADD4-F46D3A33D38F}" srcOrd="0" destOrd="0" presId="urn:microsoft.com/office/officeart/2005/8/layout/process1"/>
+    <dgm:cxn modelId="{1270BC73-59AE-44B8-9532-D496C38CA97F}" type="presOf" srcId="{58F8E6FA-8E5F-4590-8E91-7D425686736E}" destId="{1C61394E-D32F-4A43-ADD4-F46D3A33D38F}" srcOrd="0" destOrd="0" presId="urn:microsoft.com/office/officeart/2005/8/layout/process1"/>
+    <dgm:cxn modelId="{19632F9E-3584-4E9D-AA0E-FCE24982A921}" type="presOf" srcId="{CB734D05-6005-4A33-891F-8F6E9F0BE629}" destId="{9346448E-7772-4989-9A73-02FD2DA61B93}" srcOrd="0" destOrd="0" presId="urn:microsoft.com/office/officeart/2005/8/layout/process1"/>
+    <dgm:cxn modelId="{BF1CADDA-FDE9-4A8D-B2D1-E82E27C8E3B5}" type="presOf" srcId="{B0DAEDAB-33B3-4821-A91B-D05361312CE9}" destId="{FCE3B9A4-214A-4502-B3DF-ACB3E0BC61C7}" srcOrd="0" destOrd="0" presId="urn:microsoft.com/office/officeart/2005/8/layout/process1"/>
+    <dgm:cxn modelId="{3BE24E4C-F284-4834-A388-32165CC2DAF2}" type="presOf" srcId="{D4DE5EA1-C98A-4001-96ED-0D8A4099152C}" destId="{CA09568C-529F-4056-BB14-75FC27EA3A57}" srcOrd="0" destOrd="0" presId="urn:microsoft.com/office/officeart/2005/8/layout/process1"/>
     <dgm:cxn modelId="{916CD402-046A-49C3-919C-E8874C6452BD}" srcId="{C787D0C9-C4AA-4BF8-AAA9-EFDCDDDFB8C5}" destId="{B0DAEDAB-33B3-4821-A91B-D05361312CE9}" srcOrd="3" destOrd="0" parTransId="{1B396FDD-FE98-44AA-BBFD-EFDF9B52D4CD}" sibTransId="{2689B6F1-8FF1-4D68-9639-E8E505EA5AB0}"/>
-    <dgm:cxn modelId="{24B88B39-74DC-4C23-B2C5-1F856356ABE4}" type="presOf" srcId="{D4DE5EA1-C98A-4001-96ED-0D8A4099152C}" destId="{CA09568C-529F-4056-BB14-75FC27EA3A57}" srcOrd="0" destOrd="0" presId="urn:microsoft.com/office/officeart/2005/8/layout/process1"/>
-    <dgm:cxn modelId="{EF89E012-843D-4773-B462-990630480382}" type="presOf" srcId="{C787D0C9-C4AA-4BF8-AAA9-EFDCDDDFB8C5}" destId="{ECE2E50F-1EF0-49E9-A2A2-C09D34379E86}" srcOrd="0" destOrd="0" presId="urn:microsoft.com/office/officeart/2005/8/layout/process1"/>
-    <dgm:cxn modelId="{EF58C0EE-DE28-4DFF-9746-16C32CF4612E}" type="presOf" srcId="{B0DAEDAB-33B3-4821-A91B-D05361312CE9}" destId="{FCE3B9A4-214A-4502-B3DF-ACB3E0BC61C7}" srcOrd="0" destOrd="0" presId="urn:microsoft.com/office/officeart/2005/8/layout/process1"/>
-    <dgm:cxn modelId="{6FD0C3CD-8CC6-40FC-A77B-67563CBD191B}" type="presOf" srcId="{2F2C6037-AE48-4650-B998-EBABF88D0464}" destId="{ABB6D0E9-231F-49FF-8F6A-CBD756BB2A07}" srcOrd="0" destOrd="0" presId="urn:microsoft.com/office/officeart/2005/8/layout/process1"/>
-    <dgm:cxn modelId="{B838BD8A-FD59-4869-9840-3F7C3438E35E}" type="presOf" srcId="{CB734D05-6005-4A33-891F-8F6E9F0BE629}" destId="{9346448E-7772-4989-9A73-02FD2DA61B93}" srcOrd="0" destOrd="0" presId="urn:microsoft.com/office/officeart/2005/8/layout/process1"/>
+    <dgm:cxn modelId="{33ED9929-36EC-4E40-83E6-B0FEEC7E6EC6}" type="presOf" srcId="{58F8E6FA-8E5F-4590-8E91-7D425686736E}" destId="{38F30BB8-19AC-4F2C-997E-D6C87643D812}" srcOrd="1" destOrd="0" presId="urn:microsoft.com/office/officeart/2005/8/layout/process1"/>
+    <dgm:cxn modelId="{580953A6-5892-433A-AEAD-52C96BC6E471}" type="presOf" srcId="{C6470392-B547-42B7-BBE1-49D9BF3297A5}" destId="{E6A79763-2175-4FE6-AF39-65BAD7E8A94D}" srcOrd="0" destOrd="0" presId="urn:microsoft.com/office/officeart/2005/8/layout/process1"/>
     <dgm:cxn modelId="{407416C7-D9A4-49CF-A1D9-63129D12A5E9}" srcId="{C787D0C9-C4AA-4BF8-AAA9-EFDCDDDFB8C5}" destId="{B2F67260-32B4-49EF-BEA7-6376ABEBC356}" srcOrd="1" destOrd="0" parTransId="{452FD36E-8C97-458A-9189-BC15B3E0AB1F}" sibTransId="{58F8E6FA-8E5F-4590-8E91-7D425686736E}"/>
     <dgm:cxn modelId="{F27277EA-BDDA-4005-9170-FBB0A209E462}" srcId="{C787D0C9-C4AA-4BF8-AAA9-EFDCDDDFB8C5}" destId="{CB734D05-6005-4A33-891F-8F6E9F0BE629}" srcOrd="0" destOrd="0" parTransId="{D88A1106-7499-4EC1-A955-12C926757BDC}" sibTransId="{2F2C6037-AE48-4650-B998-EBABF88D0464}"/>
-    <dgm:cxn modelId="{EC1B6D80-3DB8-4840-A3D5-69302AD4F91B}" type="presOf" srcId="{2F2C6037-AE48-4650-B998-EBABF88D0464}" destId="{8D8E620F-A309-4628-986D-B0F92ABF739C}" srcOrd="1" destOrd="0" presId="urn:microsoft.com/office/officeart/2005/8/layout/process1"/>
-    <dgm:cxn modelId="{2B34C34C-058A-4024-BE7F-B910DAC69EE5}" type="presOf" srcId="{58F8E6FA-8E5F-4590-8E91-7D425686736E}" destId="{38F30BB8-19AC-4F2C-997E-D6C87643D812}" srcOrd="1" destOrd="0" presId="urn:microsoft.com/office/officeart/2005/8/layout/process1"/>
+    <dgm:cxn modelId="{B397E00B-1758-407A-B54F-5A0D4D6283F2}" type="presOf" srcId="{2F2C6037-AE48-4650-B998-EBABF88D0464}" destId="{ABB6D0E9-231F-49FF-8F6A-CBD756BB2A07}" srcOrd="0" destOrd="0" presId="urn:microsoft.com/office/officeart/2005/8/layout/process1"/>
     <dgm:cxn modelId="{A358B1AA-45ED-4C0A-A925-911C6E3E177E}" srcId="{C787D0C9-C4AA-4BF8-AAA9-EFDCDDDFB8C5}" destId="{D4DE5EA1-C98A-4001-96ED-0D8A4099152C}" srcOrd="2" destOrd="0" parTransId="{DDD45587-67C2-4B3F-892B-0153C2E010D0}" sibTransId="{C6470392-B547-42B7-BBE1-49D9BF3297A5}"/>
-    <dgm:cxn modelId="{64D29015-8CF2-477E-A2D2-D67077E290E1}" type="presOf" srcId="{C6470392-B547-42B7-BBE1-49D9BF3297A5}" destId="{D17F71C8-684F-40E9-B9CF-89D188A27816}" srcOrd="1" destOrd="0" presId="urn:microsoft.com/office/officeart/2005/8/layout/process1"/>
-    <dgm:cxn modelId="{E8E6CC04-DD6F-420B-9626-E8746F09C844}" type="presOf" srcId="{C6470392-B547-42B7-BBE1-49D9BF3297A5}" destId="{E6A79763-2175-4FE6-AF39-65BAD7E8A94D}" srcOrd="0" destOrd="0" presId="urn:microsoft.com/office/officeart/2005/8/layout/process1"/>
-    <dgm:cxn modelId="{402C3361-7A5E-41D7-8AFB-30F7AA44C7E7}" type="presParOf" srcId="{ECE2E50F-1EF0-49E9-A2A2-C09D34379E86}" destId="{9346448E-7772-4989-9A73-02FD2DA61B93}" srcOrd="0" destOrd="0" presId="urn:microsoft.com/office/officeart/2005/8/layout/process1"/>
-    <dgm:cxn modelId="{A390454B-1E30-4878-8417-1AD4B8455A3A}" type="presParOf" srcId="{ECE2E50F-1EF0-49E9-A2A2-C09D34379E86}" destId="{ABB6D0E9-231F-49FF-8F6A-CBD756BB2A07}" srcOrd="1" destOrd="0" presId="urn:microsoft.com/office/officeart/2005/8/layout/process1"/>
-    <dgm:cxn modelId="{3841CE9E-F6F4-42B0-BAA3-F976085D3DD2}" type="presParOf" srcId="{ABB6D0E9-231F-49FF-8F6A-CBD756BB2A07}" destId="{8D8E620F-A309-4628-986D-B0F92ABF739C}" srcOrd="0" destOrd="0" presId="urn:microsoft.com/office/officeart/2005/8/layout/process1"/>
-    <dgm:cxn modelId="{14FC35DB-A9AA-47F0-AA58-7A70F5AE11CA}" type="presParOf" srcId="{ECE2E50F-1EF0-49E9-A2A2-C09D34379E86}" destId="{45B120D8-A283-4DB0-AE48-CD1028B5A1CA}" srcOrd="2" destOrd="0" presId="urn:microsoft.com/office/officeart/2005/8/layout/process1"/>
-    <dgm:cxn modelId="{F92677AC-7062-413B-B8A7-82B5CCB19B9D}" type="presParOf" srcId="{ECE2E50F-1EF0-49E9-A2A2-C09D34379E86}" destId="{1C61394E-D32F-4A43-ADD4-F46D3A33D38F}" srcOrd="3" destOrd="0" presId="urn:microsoft.com/office/officeart/2005/8/layout/process1"/>
-    <dgm:cxn modelId="{02D4380E-5B30-4242-A96E-836D5A4201D2}" type="presParOf" srcId="{1C61394E-D32F-4A43-ADD4-F46D3A33D38F}" destId="{38F30BB8-19AC-4F2C-997E-D6C87643D812}" srcOrd="0" destOrd="0" presId="urn:microsoft.com/office/officeart/2005/8/layout/process1"/>
-    <dgm:cxn modelId="{E5DF3B55-7576-4BE5-80E4-7B574F619BA1}" type="presParOf" srcId="{ECE2E50F-1EF0-49E9-A2A2-C09D34379E86}" destId="{CA09568C-529F-4056-BB14-75FC27EA3A57}" srcOrd="4" destOrd="0" presId="urn:microsoft.com/office/officeart/2005/8/layout/process1"/>
-    <dgm:cxn modelId="{EC50ABAE-CFDB-4BA0-8872-9559915A60A1}" type="presParOf" srcId="{ECE2E50F-1EF0-49E9-A2A2-C09D34379E86}" destId="{E6A79763-2175-4FE6-AF39-65BAD7E8A94D}" srcOrd="5" destOrd="0" presId="urn:microsoft.com/office/officeart/2005/8/layout/process1"/>
-    <dgm:cxn modelId="{C270E239-D04C-43B5-A138-01C1FAB52CBF}" type="presParOf" srcId="{E6A79763-2175-4FE6-AF39-65BAD7E8A94D}" destId="{D17F71C8-684F-40E9-B9CF-89D188A27816}" srcOrd="0" destOrd="0" presId="urn:microsoft.com/office/officeart/2005/8/layout/process1"/>
-    <dgm:cxn modelId="{2EC8A510-63C3-4423-874F-8226F6E613E2}" type="presParOf" srcId="{ECE2E50F-1EF0-49E9-A2A2-C09D34379E86}" destId="{FCE3B9A4-214A-4502-B3DF-ACB3E0BC61C7}" srcOrd="6" destOrd="0" presId="urn:microsoft.com/office/officeart/2005/8/layout/process1"/>
+    <dgm:cxn modelId="{0D9BDE29-D41B-4653-9B47-CFB91598BA98}" type="presOf" srcId="{2F2C6037-AE48-4650-B998-EBABF88D0464}" destId="{8D8E620F-A309-4628-986D-B0F92ABF739C}" srcOrd="1" destOrd="0" presId="urn:microsoft.com/office/officeart/2005/8/layout/process1"/>
+    <dgm:cxn modelId="{0C1492FB-EE51-4212-BDE8-4DF230022CA3}" type="presOf" srcId="{B2F67260-32B4-49EF-BEA7-6376ABEBC356}" destId="{45B120D8-A283-4DB0-AE48-CD1028B5A1CA}" srcOrd="0" destOrd="0" presId="urn:microsoft.com/office/officeart/2005/8/layout/process1"/>
+    <dgm:cxn modelId="{882CA347-0C3D-49BA-B30E-8318202AEECB}" type="presOf" srcId="{C787D0C9-C4AA-4BF8-AAA9-EFDCDDDFB8C5}" destId="{ECE2E50F-1EF0-49E9-A2A2-C09D34379E86}" srcOrd="0" destOrd="0" presId="urn:microsoft.com/office/officeart/2005/8/layout/process1"/>
+    <dgm:cxn modelId="{AD1A9D2D-7DF4-4710-8F7A-B2BDCE173286}" type="presOf" srcId="{C6470392-B547-42B7-BBE1-49D9BF3297A5}" destId="{D17F71C8-684F-40E9-B9CF-89D188A27816}" srcOrd="1" destOrd="0" presId="urn:microsoft.com/office/officeart/2005/8/layout/process1"/>
+    <dgm:cxn modelId="{FCB43CD1-4A33-46AC-97FC-F7809E7607C7}" type="presParOf" srcId="{ECE2E50F-1EF0-49E9-A2A2-C09D34379E86}" destId="{9346448E-7772-4989-9A73-02FD2DA61B93}" srcOrd="0" destOrd="0" presId="urn:microsoft.com/office/officeart/2005/8/layout/process1"/>
+    <dgm:cxn modelId="{A5FB481F-B569-4012-A6CE-938BDC4D96A1}" type="presParOf" srcId="{ECE2E50F-1EF0-49E9-A2A2-C09D34379E86}" destId="{ABB6D0E9-231F-49FF-8F6A-CBD756BB2A07}" srcOrd="1" destOrd="0" presId="urn:microsoft.com/office/officeart/2005/8/layout/process1"/>
+    <dgm:cxn modelId="{EAA1FC5E-7B2B-4693-BB30-B3DC6EEC18D7}" type="presParOf" srcId="{ABB6D0E9-231F-49FF-8F6A-CBD756BB2A07}" destId="{8D8E620F-A309-4628-986D-B0F92ABF739C}" srcOrd="0" destOrd="0" presId="urn:microsoft.com/office/officeart/2005/8/layout/process1"/>
+    <dgm:cxn modelId="{9B38339E-AB43-43C0-A094-306917787FFA}" type="presParOf" srcId="{ECE2E50F-1EF0-49E9-A2A2-C09D34379E86}" destId="{45B120D8-A283-4DB0-AE48-CD1028B5A1CA}" srcOrd="2" destOrd="0" presId="urn:microsoft.com/office/officeart/2005/8/layout/process1"/>
+    <dgm:cxn modelId="{09993C8D-43CC-48F3-85F2-88215EF26AE7}" type="presParOf" srcId="{ECE2E50F-1EF0-49E9-A2A2-C09D34379E86}" destId="{1C61394E-D32F-4A43-ADD4-F46D3A33D38F}" srcOrd="3" destOrd="0" presId="urn:microsoft.com/office/officeart/2005/8/layout/process1"/>
+    <dgm:cxn modelId="{F5175F77-5372-42C7-A0B1-D90D109F98E9}" type="presParOf" srcId="{1C61394E-D32F-4A43-ADD4-F46D3A33D38F}" destId="{38F30BB8-19AC-4F2C-997E-D6C87643D812}" srcOrd="0" destOrd="0" presId="urn:microsoft.com/office/officeart/2005/8/layout/process1"/>
+    <dgm:cxn modelId="{ED69B9BE-DC26-425F-A7D8-6A7C63391AFF}" type="presParOf" srcId="{ECE2E50F-1EF0-49E9-A2A2-C09D34379E86}" destId="{CA09568C-529F-4056-BB14-75FC27EA3A57}" srcOrd="4" destOrd="0" presId="urn:microsoft.com/office/officeart/2005/8/layout/process1"/>
+    <dgm:cxn modelId="{41F98CA8-E91C-4CB7-B190-89BF9B0570DB}" type="presParOf" srcId="{ECE2E50F-1EF0-49E9-A2A2-C09D34379E86}" destId="{E6A79763-2175-4FE6-AF39-65BAD7E8A94D}" srcOrd="5" destOrd="0" presId="urn:microsoft.com/office/officeart/2005/8/layout/process1"/>
+    <dgm:cxn modelId="{429D3AEF-3060-4FFB-B378-58D5B7F51F8C}" type="presParOf" srcId="{E6A79763-2175-4FE6-AF39-65BAD7E8A94D}" destId="{D17F71C8-684F-40E9-B9CF-89D188A27816}" srcOrd="0" destOrd="0" presId="urn:microsoft.com/office/officeart/2005/8/layout/process1"/>
+    <dgm:cxn modelId="{B968B39B-9BA5-4231-B886-9CFFF6149C67}" type="presParOf" srcId="{ECE2E50F-1EF0-49E9-A2A2-C09D34379E86}" destId="{FCE3B9A4-214A-4502-B3DF-ACB3E0BC61C7}" srcOrd="6" destOrd="0" presId="urn:microsoft.com/office/officeart/2005/8/layout/process1"/>
   </dgm:cxnLst>
   <dgm:bg/>
   <dgm:whole/>

--- a/Notes_SA2601010.docx
+++ b/Notes_SA2601010.docx
@@ -17048,47 +17048,1503 @@
           <w:lang w:val="en-US"/>
         </w:rPr>
       </w:pPr>
+    </w:p>
+    <w:p>
+      <w:pPr>
+        <w:rPr>
+          <w:b/>
+          <w:bCs/>
+          <w:sz w:val="24"/>
+          <w:szCs w:val="22"/>
+          <w:lang w:val="en-US"/>
+        </w:rPr>
+      </w:pPr>
+      <w:r>
+        <w:rPr>
+          <w:b/>
+          <w:bCs/>
+          <w:sz w:val="24"/>
+          <w:szCs w:val="22"/>
+          <w:lang w:val="en-US"/>
+        </w:rPr>
+        <w:t>Cucumber is the tool for implementation of BDD Approach</w:t>
+      </w:r>
+    </w:p>
+    <w:p>
+      <w:pPr>
+        <w:pBdr>
+          <w:bottom w:val="single" w:sz="6" w:space="1" w:color="auto"/>
+        </w:pBdr>
+        <w:rPr>
+          <w:sz w:val="24"/>
+          <w:szCs w:val="22"/>
+          <w:lang w:val="en-US"/>
+        </w:rPr>
+      </w:pPr>
+    </w:p>
+    <w:p>
+      <w:pPr>
+        <w:rPr>
+          <w:sz w:val="24"/>
+          <w:szCs w:val="22"/>
+          <w:lang w:val="en-US"/>
+        </w:rPr>
+      </w:pPr>
+    </w:p>
+    <w:p>
+      <w:pPr>
+        <w:rPr>
+          <w:b/>
+          <w:bCs/>
+          <w:sz w:val="24"/>
+          <w:szCs w:val="22"/>
+          <w:lang w:val="en-US"/>
+        </w:rPr>
+      </w:pPr>
+      <w:r>
+        <w:rPr>
+          <w:b/>
+          <w:bCs/>
+          <w:sz w:val="24"/>
+          <w:szCs w:val="22"/>
+          <w:lang w:val="en-US"/>
+        </w:rPr>
+        <w:t>Feature File</w:t>
+      </w:r>
+    </w:p>
+    <w:p>
+      <w:pPr>
+        <w:pStyle w:val="ListParagraph"/>
+        <w:numPr>
+          <w:ilvl w:val="0"/>
+          <w:numId w:val="47"/>
+        </w:numPr>
+        <w:rPr>
+          <w:sz w:val="24"/>
+          <w:szCs w:val="22"/>
+          <w:lang w:val="en-US"/>
+        </w:rPr>
+      </w:pPr>
+      <w:r>
+        <w:rPr>
+          <w:sz w:val="24"/>
+          <w:szCs w:val="22"/>
+          <w:lang w:val="en-US"/>
+        </w:rPr>
+        <w:t>Collection of test scenarios</w:t>
+      </w:r>
+    </w:p>
+    <w:p>
+      <w:pPr>
+        <w:pStyle w:val="ListParagraph"/>
+        <w:numPr>
+          <w:ilvl w:val="0"/>
+          <w:numId w:val="47"/>
+        </w:numPr>
+        <w:rPr>
+          <w:sz w:val="24"/>
+          <w:szCs w:val="22"/>
+          <w:lang w:val="en-US"/>
+        </w:rPr>
+      </w:pPr>
+      <w:r>
+        <w:rPr>
+          <w:sz w:val="24"/>
+          <w:szCs w:val="22"/>
+          <w:lang w:val="en-US"/>
+        </w:rPr>
+        <w:t>Having extension .feature</w:t>
+      </w:r>
+    </w:p>
+    <w:p>
+      <w:pPr>
+        <w:pStyle w:val="ListParagraph"/>
+        <w:numPr>
+          <w:ilvl w:val="0"/>
+          <w:numId w:val="47"/>
+        </w:numPr>
+        <w:rPr>
+          <w:sz w:val="24"/>
+          <w:szCs w:val="22"/>
+          <w:lang w:val="en-US"/>
+        </w:rPr>
+      </w:pPr>
+      <w:r>
+        <w:rPr>
+          <w:sz w:val="24"/>
+          <w:szCs w:val="22"/>
+          <w:lang w:val="en-US"/>
+        </w:rPr>
+        <w:t>Created using Gherkin language / syntax</w:t>
+      </w:r>
+    </w:p>
+    <w:p>
+      <w:pPr>
+        <w:pStyle w:val="ListParagraph"/>
+        <w:numPr>
+          <w:ilvl w:val="0"/>
+          <w:numId w:val="47"/>
+        </w:numPr>
+        <w:rPr>
+          <w:sz w:val="24"/>
+          <w:szCs w:val="22"/>
+          <w:lang w:val="en-US"/>
+        </w:rPr>
+      </w:pPr>
+      <w:r>
+        <w:rPr>
+          <w:sz w:val="24"/>
+          <w:szCs w:val="22"/>
+          <w:lang w:val="en-US"/>
+        </w:rPr>
+        <w:t>Uses keywords</w:t>
+      </w:r>
+    </w:p>
+    <w:p>
+      <w:pPr>
+        <w:pStyle w:val="ListParagraph"/>
+        <w:numPr>
+          <w:ilvl w:val="1"/>
+          <w:numId w:val="47"/>
+        </w:numPr>
+        <w:rPr>
+          <w:sz w:val="24"/>
+          <w:szCs w:val="22"/>
+          <w:lang w:val="en-US"/>
+        </w:rPr>
+      </w:pPr>
+      <w:r>
+        <w:rPr>
+          <w:sz w:val="24"/>
+          <w:szCs w:val="22"/>
+          <w:lang w:val="en-US"/>
+        </w:rPr>
+        <w:t xml:space="preserve">Feature: </w:t>
+      </w:r>
+      <w:r>
+        <w:rPr>
+          <w:sz w:val="24"/>
+          <w:szCs w:val="22"/>
+          <w:lang w:val="en-US"/>
+        </w:rPr>
+        <w:sym w:font="Wingdings" w:char="F0E0"/>
+      </w:r>
+      <w:r>
+        <w:rPr>
+          <w:sz w:val="24"/>
+          <w:szCs w:val="22"/>
+          <w:lang w:val="en-US"/>
+        </w:rPr>
+        <w:t xml:space="preserve"> Represents Requirement</w:t>
+      </w:r>
+    </w:p>
+    <w:p>
+      <w:pPr>
+        <w:pStyle w:val="ListParagraph"/>
+        <w:numPr>
+          <w:ilvl w:val="1"/>
+          <w:numId w:val="47"/>
+        </w:numPr>
+        <w:rPr>
+          <w:sz w:val="24"/>
+          <w:szCs w:val="22"/>
+          <w:lang w:val="en-US"/>
+        </w:rPr>
+      </w:pPr>
+      <w:r>
+        <w:rPr>
+          <w:sz w:val="24"/>
+          <w:szCs w:val="22"/>
+          <w:lang w:val="en-US"/>
+        </w:rPr>
+        <w:t xml:space="preserve">Scenario: </w:t>
+      </w:r>
+      <w:r>
+        <w:rPr>
+          <w:sz w:val="24"/>
+          <w:szCs w:val="22"/>
+          <w:lang w:val="en-US"/>
+        </w:rPr>
+        <w:sym w:font="Wingdings" w:char="F0E0"/>
+      </w:r>
+      <w:r>
+        <w:rPr>
+          <w:sz w:val="24"/>
+          <w:szCs w:val="22"/>
+          <w:lang w:val="en-US"/>
+        </w:rPr>
+        <w:t xml:space="preserve"> Represents test condition / test objective</w:t>
+      </w:r>
+    </w:p>
+    <w:p>
+      <w:pPr>
+        <w:pStyle w:val="ListParagraph"/>
+        <w:numPr>
+          <w:ilvl w:val="1"/>
+          <w:numId w:val="47"/>
+        </w:numPr>
+        <w:rPr>
+          <w:sz w:val="24"/>
+          <w:szCs w:val="22"/>
+          <w:lang w:val="en-US"/>
+        </w:rPr>
+      </w:pPr>
+      <w:r>
+        <w:rPr>
+          <w:sz w:val="24"/>
+          <w:szCs w:val="22"/>
+          <w:lang w:val="en-US"/>
+        </w:rPr>
+        <w:t xml:space="preserve">Given </w:t>
+      </w:r>
+      <w:r>
+        <w:rPr>
+          <w:sz w:val="24"/>
+          <w:szCs w:val="22"/>
+          <w:lang w:val="en-US"/>
+        </w:rPr>
+        <w:sym w:font="Wingdings" w:char="F0E0"/>
+      </w:r>
+      <w:r>
+        <w:rPr>
+          <w:sz w:val="24"/>
+          <w:szCs w:val="22"/>
+          <w:lang w:val="en-US"/>
+        </w:rPr>
+        <w:t xml:space="preserve"> Represents pre-requisite</w:t>
+      </w:r>
+    </w:p>
+    <w:p>
+      <w:pPr>
+        <w:pStyle w:val="ListParagraph"/>
+        <w:numPr>
+          <w:ilvl w:val="1"/>
+          <w:numId w:val="47"/>
+        </w:numPr>
+        <w:rPr>
+          <w:sz w:val="24"/>
+          <w:szCs w:val="22"/>
+          <w:lang w:val="en-US"/>
+        </w:rPr>
+      </w:pPr>
+      <w:r>
+        <w:rPr>
+          <w:sz w:val="24"/>
+          <w:szCs w:val="22"/>
+          <w:lang w:val="en-US"/>
+        </w:rPr>
+        <w:t xml:space="preserve">When </w:t>
+      </w:r>
+      <w:r>
+        <w:rPr>
+          <w:sz w:val="24"/>
+          <w:szCs w:val="22"/>
+          <w:lang w:val="en-US"/>
+        </w:rPr>
+        <w:sym w:font="Wingdings" w:char="F0E0"/>
+      </w:r>
+      <w:r>
+        <w:rPr>
+          <w:sz w:val="24"/>
+          <w:szCs w:val="22"/>
+          <w:lang w:val="en-US"/>
+        </w:rPr>
+        <w:t xml:space="preserve"> Represents single test step. Even you can combine multiple steps in single When statement</w:t>
+      </w:r>
+    </w:p>
+    <w:p>
+      <w:pPr>
+        <w:pStyle w:val="ListParagraph"/>
+        <w:numPr>
+          <w:ilvl w:val="1"/>
+          <w:numId w:val="47"/>
+        </w:numPr>
+        <w:rPr>
+          <w:sz w:val="24"/>
+          <w:szCs w:val="22"/>
+          <w:lang w:val="en-US"/>
+        </w:rPr>
+      </w:pPr>
+      <w:r>
+        <w:rPr>
+          <w:sz w:val="24"/>
+          <w:szCs w:val="22"/>
+          <w:lang w:val="en-US"/>
+        </w:rPr>
+        <w:t xml:space="preserve">And </w:t>
+      </w:r>
+      <w:r>
+        <w:rPr>
+          <w:sz w:val="24"/>
+          <w:szCs w:val="22"/>
+          <w:lang w:val="en-US"/>
+        </w:rPr>
+        <w:sym w:font="Wingdings" w:char="F0E0"/>
+      </w:r>
+      <w:r>
+        <w:rPr>
+          <w:sz w:val="24"/>
+          <w:szCs w:val="22"/>
+          <w:lang w:val="en-US"/>
+        </w:rPr>
+        <w:t xml:space="preserve"> </w:t>
+      </w:r>
+      <w:r>
+        <w:rPr>
+          <w:sz w:val="24"/>
+          <w:szCs w:val="22"/>
+          <w:lang w:val="en-US"/>
+        </w:rPr>
+        <w:t>Can be used to combine multiple When statements</w:t>
+      </w:r>
+    </w:p>
+    <w:p>
+      <w:pPr>
+        <w:pStyle w:val="ListParagraph"/>
+        <w:numPr>
+          <w:ilvl w:val="1"/>
+          <w:numId w:val="47"/>
+        </w:numPr>
+        <w:rPr>
+          <w:sz w:val="24"/>
+          <w:szCs w:val="22"/>
+          <w:lang w:val="en-US"/>
+        </w:rPr>
+      </w:pPr>
+      <w:r>
+        <w:rPr>
+          <w:sz w:val="24"/>
+          <w:szCs w:val="22"/>
+          <w:lang w:val="en-US"/>
+        </w:rPr>
+        <w:t xml:space="preserve">Then </w:t>
+      </w:r>
+      <w:r>
+        <w:rPr>
+          <w:sz w:val="24"/>
+          <w:szCs w:val="22"/>
+          <w:lang w:val="en-US"/>
+        </w:rPr>
+        <w:sym w:font="Wingdings" w:char="F0E0"/>
+      </w:r>
+      <w:r>
+        <w:rPr>
+          <w:sz w:val="24"/>
+          <w:szCs w:val="22"/>
+          <w:lang w:val="en-US"/>
+        </w:rPr>
+        <w:t xml:space="preserve"> </w:t>
+      </w:r>
+      <w:r>
+        <w:rPr>
+          <w:sz w:val="24"/>
+          <w:szCs w:val="22"/>
+          <w:lang w:val="en-US"/>
+        </w:rPr>
+        <w:t>Represents expected result</w:t>
+      </w:r>
+    </w:p>
+    <w:p>
+      <w:pPr>
+        <w:pStyle w:val="ListParagraph"/>
+        <w:numPr>
+          <w:ilvl w:val="1"/>
+          <w:numId w:val="47"/>
+        </w:numPr>
+        <w:rPr>
+          <w:sz w:val="24"/>
+          <w:szCs w:val="22"/>
+          <w:lang w:val="en-US"/>
+        </w:rPr>
+      </w:pPr>
+      <w:r>
+        <w:rPr>
+          <w:sz w:val="24"/>
+          <w:szCs w:val="22"/>
+          <w:lang w:val="en-US"/>
+        </w:rPr>
+        <w:t xml:space="preserve">Background: </w:t>
+      </w:r>
+      <w:r>
+        <w:rPr>
+          <w:sz w:val="24"/>
+          <w:szCs w:val="22"/>
+          <w:lang w:val="en-US"/>
+        </w:rPr>
+        <w:sym w:font="Wingdings" w:char="F0E0"/>
+      </w:r>
+      <w:r>
+        <w:rPr>
+          <w:sz w:val="24"/>
+          <w:szCs w:val="22"/>
+          <w:lang w:val="en-US"/>
+        </w:rPr>
+        <w:t xml:space="preserve"> Avoids using multiple Given statements</w:t>
+      </w:r>
+    </w:p>
+    <w:p>
+      <w:pPr>
+        <w:pStyle w:val="ListParagraph"/>
+        <w:numPr>
+          <w:ilvl w:val="1"/>
+          <w:numId w:val="47"/>
+        </w:numPr>
+        <w:rPr>
+          <w:sz w:val="24"/>
+          <w:szCs w:val="22"/>
+          <w:lang w:val="en-US"/>
+        </w:rPr>
+      </w:pPr>
+      <w:r>
+        <w:rPr>
+          <w:sz w:val="24"/>
+          <w:szCs w:val="22"/>
+          <w:lang w:val="en-US"/>
+        </w:rPr>
+        <w:t xml:space="preserve">Examples: </w:t>
+      </w:r>
+      <w:r>
+        <w:rPr>
+          <w:sz w:val="24"/>
+          <w:szCs w:val="22"/>
+          <w:lang w:val="en-US"/>
+        </w:rPr>
+        <w:sym w:font="Wingdings" w:char="F0E0"/>
+      </w:r>
+      <w:r>
+        <w:rPr>
+          <w:sz w:val="24"/>
+          <w:szCs w:val="22"/>
+          <w:lang w:val="en-US"/>
+        </w:rPr>
+        <w:t xml:space="preserve"> Used for data driven testing (like @DataProvider in TestNG)</w:t>
+      </w:r>
+    </w:p>
+    <w:p>
+      <w:pPr>
+        <w:pStyle w:val="ListParagraph"/>
+        <w:numPr>
+          <w:ilvl w:val="1"/>
+          <w:numId w:val="47"/>
+        </w:numPr>
+        <w:rPr>
+          <w:sz w:val="24"/>
+          <w:szCs w:val="22"/>
+          <w:lang w:val="en-US"/>
+        </w:rPr>
+      </w:pPr>
+      <w:r>
+        <w:rPr>
+          <w:sz w:val="24"/>
+          <w:szCs w:val="22"/>
+          <w:lang w:val="en-US"/>
+        </w:rPr>
+        <w:t xml:space="preserve">Scenario Outline: </w:t>
+      </w:r>
+      <w:r>
+        <w:rPr>
+          <w:sz w:val="24"/>
+          <w:szCs w:val="22"/>
+          <w:lang w:val="en-US"/>
+        </w:rPr>
+        <w:sym w:font="Wingdings" w:char="F0E0"/>
+      </w:r>
+      <w:r>
+        <w:rPr>
+          <w:sz w:val="24"/>
+          <w:szCs w:val="22"/>
+          <w:lang w:val="en-US"/>
+        </w:rPr>
+        <w:t xml:space="preserve"> </w:t>
+      </w:r>
+      <w:r>
+        <w:rPr>
+          <w:sz w:val="24"/>
+          <w:szCs w:val="22"/>
+          <w:lang w:val="en-US"/>
+        </w:rPr>
+        <w:t>Used in data driven testing instead of Scenario</w:t>
+      </w:r>
+    </w:p>
+    <w:p>
+      <w:pPr>
+        <w:pBdr>
+          <w:bottom w:val="single" w:sz="6" w:space="1" w:color="auto"/>
+        </w:pBdr>
+        <w:rPr>
+          <w:sz w:val="24"/>
+          <w:szCs w:val="22"/>
+          <w:lang w:val="en-US"/>
+        </w:rPr>
+      </w:pPr>
+    </w:p>
+    <w:p>
+      <w:pPr>
+        <w:rPr>
+          <w:sz w:val="24"/>
+          <w:szCs w:val="22"/>
+          <w:lang w:val="en-US"/>
+        </w:rPr>
+      </w:pPr>
+    </w:p>
+    <w:p>
+      <w:pPr>
+        <w:rPr>
+          <w:sz w:val="24"/>
+          <w:szCs w:val="22"/>
+          <w:lang w:val="en-US"/>
+        </w:rPr>
+      </w:pPr>
+      <w:r>
+        <w:rPr>
+          <w:sz w:val="24"/>
+          <w:szCs w:val="22"/>
+          <w:lang w:val="en-US"/>
+        </w:rPr>
+        <w:t>Requirement – Verify title of Google</w:t>
+      </w:r>
+    </w:p>
+    <w:p>
+      <w:pPr>
+        <w:pStyle w:val="ListParagraph"/>
+        <w:numPr>
+          <w:ilvl w:val="0"/>
+          <w:numId w:val="48"/>
+        </w:numPr>
+        <w:rPr>
+          <w:sz w:val="24"/>
+          <w:szCs w:val="22"/>
+          <w:lang w:val="en-US"/>
+        </w:rPr>
+      </w:pPr>
+      <w:r>
+        <w:rPr>
+          <w:sz w:val="24"/>
+          <w:szCs w:val="22"/>
+          <w:lang w:val="en-US"/>
+        </w:rPr>
+        <w:t>Open Google</w:t>
+      </w:r>
+    </w:p>
+    <w:p>
+      <w:pPr>
+        <w:pStyle w:val="ListParagraph"/>
+        <w:numPr>
+          <w:ilvl w:val="0"/>
+          <w:numId w:val="48"/>
+        </w:numPr>
+        <w:rPr>
+          <w:sz w:val="24"/>
+          <w:szCs w:val="22"/>
+          <w:lang w:val="en-US"/>
+        </w:rPr>
+      </w:pPr>
+      <w:r>
+        <w:rPr>
+          <w:sz w:val="24"/>
+          <w:szCs w:val="22"/>
+          <w:lang w:val="en-US"/>
+        </w:rPr>
+        <w:t>Capture / read the title</w:t>
+      </w:r>
+    </w:p>
+    <w:p>
+      <w:pPr>
+        <w:pStyle w:val="ListParagraph"/>
+        <w:numPr>
+          <w:ilvl w:val="0"/>
+          <w:numId w:val="48"/>
+        </w:numPr>
+        <w:rPr>
+          <w:sz w:val="24"/>
+          <w:szCs w:val="22"/>
+          <w:lang w:val="en-US"/>
+        </w:rPr>
+      </w:pPr>
+      <w:r>
+        <w:rPr>
+          <w:sz w:val="24"/>
+          <w:szCs w:val="22"/>
+          <w:lang w:val="en-US"/>
+        </w:rPr>
+        <w:t>Verify that title is Google</w:t>
+      </w:r>
+    </w:p>
+    <w:p>
+      <w:pPr>
+        <w:rPr>
+          <w:sz w:val="24"/>
+          <w:szCs w:val="22"/>
+          <w:lang w:val="en-US"/>
+        </w:rPr>
+      </w:pPr>
+      <w:r>
+        <w:rPr>
+          <w:sz w:val="24"/>
+          <w:szCs w:val="22"/>
+          <w:lang w:val="en-US"/>
+        </w:rPr>
+        <w:lastRenderedPageBreak/>
+        <w:t>Feature file</w:t>
+      </w:r>
+    </w:p>
+    <w:p>
+      <w:pPr>
+        <w:rPr>
+          <w:sz w:val="24"/>
+          <w:szCs w:val="22"/>
+          <w:lang w:val="en-US"/>
+        </w:rPr>
+      </w:pPr>
+      <w:r>
+        <w:rPr>
+          <w:sz w:val="24"/>
+          <w:szCs w:val="22"/>
+          <w:lang w:val="en-US"/>
+        </w:rPr>
+        <w:t>Feature: Google title</w:t>
+      </w:r>
+    </w:p>
+    <w:p>
+      <w:pPr>
+        <w:rPr>
+          <w:sz w:val="24"/>
+          <w:szCs w:val="22"/>
+          <w:lang w:val="en-US"/>
+        </w:rPr>
+      </w:pPr>
+      <w:r>
+        <w:rPr>
+          <w:sz w:val="24"/>
+          <w:szCs w:val="22"/>
+          <w:lang w:val="en-US"/>
+        </w:rPr>
+        <w:t>Scenario: To validate title of Google home page</w:t>
+      </w:r>
+    </w:p>
+    <w:p>
+      <w:pPr>
+        <w:rPr>
+          <w:sz w:val="24"/>
+          <w:szCs w:val="22"/>
+          <w:lang w:val="en-US"/>
+        </w:rPr>
+      </w:pPr>
+      <w:r>
+        <w:rPr>
+          <w:sz w:val="24"/>
+          <w:szCs w:val="22"/>
+          <w:lang w:val="en-US"/>
+        </w:rPr>
+        <w:t>Given Open Google</w:t>
+      </w:r>
+    </w:p>
+    <w:p>
+      <w:pPr>
+        <w:rPr>
+          <w:sz w:val="24"/>
+          <w:szCs w:val="22"/>
+          <w:lang w:val="en-US"/>
+        </w:rPr>
+      </w:pPr>
+      <w:r>
+        <w:rPr>
+          <w:sz w:val="24"/>
+          <w:szCs w:val="22"/>
+          <w:lang w:val="en-US"/>
+        </w:rPr>
+        <w:t>When Read the title</w:t>
+      </w:r>
+    </w:p>
+    <w:p>
+      <w:pPr>
+        <w:rPr>
+          <w:sz w:val="24"/>
+          <w:szCs w:val="22"/>
+          <w:lang w:val="en-US"/>
+        </w:rPr>
+      </w:pPr>
+      <w:r>
+        <w:rPr>
+          <w:sz w:val="24"/>
+          <w:szCs w:val="22"/>
+          <w:lang w:val="en-US"/>
+        </w:rPr>
+        <w:t>Then Title should be Google</w:t>
+      </w:r>
+    </w:p>
+    <w:p>
+      <w:pPr>
+        <w:pBdr>
+          <w:bottom w:val="single" w:sz="6" w:space="1" w:color="auto"/>
+        </w:pBdr>
+        <w:rPr>
+          <w:sz w:val="24"/>
+          <w:szCs w:val="22"/>
+          <w:lang w:val="en-US"/>
+        </w:rPr>
+      </w:pPr>
+    </w:p>
+    <w:p>
+      <w:pPr>
+        <w:rPr>
+          <w:b/>
+          <w:bCs/>
+          <w:sz w:val="24"/>
+          <w:szCs w:val="22"/>
+          <w:lang w:val="en-US"/>
+        </w:rPr>
+      </w:pPr>
+      <w:r>
+        <w:rPr>
+          <w:b/>
+          <w:bCs/>
+          <w:sz w:val="24"/>
+          <w:szCs w:val="22"/>
+          <w:lang w:val="en-US"/>
+        </w:rPr>
+        <w:t>Creating Cucumber project</w:t>
+      </w:r>
+    </w:p>
+    <w:p>
+      <w:pPr>
+        <w:pStyle w:val="ListParagraph"/>
+        <w:numPr>
+          <w:ilvl w:val="0"/>
+          <w:numId w:val="49"/>
+        </w:numPr>
+        <w:rPr>
+          <w:sz w:val="24"/>
+          <w:szCs w:val="22"/>
+          <w:lang w:val="en-US"/>
+        </w:rPr>
+      </w:pPr>
+      <w:r>
+        <w:rPr>
+          <w:sz w:val="24"/>
+          <w:szCs w:val="22"/>
+          <w:lang w:val="en-US"/>
+        </w:rPr>
+        <w:t xml:space="preserve">On Eclipse Click on File </w:t>
+      </w:r>
+      <w:r>
+        <w:rPr>
+          <w:sz w:val="24"/>
+          <w:szCs w:val="22"/>
+          <w:lang w:val="en-US"/>
+        </w:rPr>
+        <w:sym w:font="Wingdings" w:char="F0E0"/>
+      </w:r>
+      <w:r>
+        <w:rPr>
+          <w:sz w:val="24"/>
+          <w:szCs w:val="22"/>
+          <w:lang w:val="en-US"/>
+        </w:rPr>
+        <w:t xml:space="preserve"> New </w:t>
+      </w:r>
+      <w:r>
+        <w:rPr>
+          <w:sz w:val="24"/>
+          <w:szCs w:val="22"/>
+          <w:lang w:val="en-US"/>
+        </w:rPr>
+        <w:sym w:font="Wingdings" w:char="F0E0"/>
+      </w:r>
+      <w:r>
+        <w:rPr>
+          <w:sz w:val="24"/>
+          <w:szCs w:val="22"/>
+          <w:lang w:val="en-US"/>
+        </w:rPr>
+        <w:t xml:space="preserve"> Maven Project</w:t>
+      </w:r>
+    </w:p>
+    <w:p>
+      <w:pPr>
+        <w:pStyle w:val="ListParagraph"/>
+        <w:numPr>
+          <w:ilvl w:val="0"/>
+          <w:numId w:val="49"/>
+        </w:numPr>
+        <w:rPr>
+          <w:sz w:val="24"/>
+          <w:szCs w:val="22"/>
+          <w:lang w:val="en-US"/>
+        </w:rPr>
+      </w:pPr>
+      <w:r>
+        <w:rPr>
+          <w:sz w:val="24"/>
+          <w:szCs w:val="22"/>
+          <w:lang w:val="en-US"/>
+        </w:rPr>
+        <w:t>Select 3</w:t>
+      </w:r>
+      <w:r>
+        <w:rPr>
+          <w:sz w:val="24"/>
+          <w:szCs w:val="22"/>
+          <w:vertAlign w:val="superscript"/>
+          <w:lang w:val="en-US"/>
+        </w:rPr>
+        <w:t>rd</w:t>
+      </w:r>
+      <w:r>
+        <w:rPr>
+          <w:sz w:val="24"/>
+          <w:szCs w:val="22"/>
+          <w:lang w:val="en-US"/>
+        </w:rPr>
+        <w:t xml:space="preserve"> Check box (Add Project to Working set)</w:t>
+      </w:r>
+    </w:p>
+    <w:p>
+      <w:pPr>
+        <w:pStyle w:val="ListParagraph"/>
+        <w:numPr>
+          <w:ilvl w:val="0"/>
+          <w:numId w:val="49"/>
+        </w:numPr>
+        <w:rPr>
+          <w:sz w:val="24"/>
+          <w:szCs w:val="22"/>
+          <w:lang w:val="en-US"/>
+        </w:rPr>
+      </w:pPr>
+      <w:r>
+        <w:rPr>
+          <w:sz w:val="24"/>
+          <w:szCs w:val="22"/>
+          <w:lang w:val="en-US"/>
+        </w:rPr>
+        <w:t>Click on Next</w:t>
+      </w:r>
+    </w:p>
+    <w:p>
+      <w:pPr>
+        <w:pStyle w:val="ListParagraph"/>
+        <w:numPr>
+          <w:ilvl w:val="0"/>
+          <w:numId w:val="49"/>
+        </w:numPr>
+        <w:rPr>
+          <w:sz w:val="24"/>
+          <w:szCs w:val="22"/>
+          <w:lang w:val="en-US"/>
+        </w:rPr>
+      </w:pPr>
+      <w:r>
+        <w:rPr>
+          <w:sz w:val="24"/>
+          <w:szCs w:val="22"/>
+          <w:lang w:val="en-US"/>
+        </w:rPr>
+        <w:t xml:space="preserve">Type </w:t>
+      </w:r>
+      <w:r>
+        <w:rPr>
+          <w:b/>
+          <w:bCs/>
+          <w:sz w:val="24"/>
+          <w:szCs w:val="22"/>
+          <w:lang w:val="en-US"/>
+        </w:rPr>
+        <w:t xml:space="preserve">io.cucumber </w:t>
+      </w:r>
+      <w:r>
+        <w:rPr>
+          <w:sz w:val="24"/>
+          <w:szCs w:val="22"/>
+          <w:lang w:val="en-US"/>
+        </w:rPr>
+        <w:t>in Filter text box</w:t>
+      </w:r>
+    </w:p>
+    <w:p>
+      <w:pPr>
+        <w:pStyle w:val="ListParagraph"/>
+        <w:numPr>
+          <w:ilvl w:val="0"/>
+          <w:numId w:val="49"/>
+        </w:numPr>
+        <w:rPr>
+          <w:sz w:val="24"/>
+          <w:szCs w:val="22"/>
+          <w:lang w:val="en-US"/>
+        </w:rPr>
+      </w:pPr>
+      <w:r>
+        <w:rPr>
+          <w:sz w:val="24"/>
+          <w:szCs w:val="22"/>
+          <w:lang w:val="en-US"/>
+        </w:rPr>
+        <w:t xml:space="preserve">Select the Archetype that is coming </w:t>
+      </w:r>
+    </w:p>
+    <w:p>
+      <w:pPr>
+        <w:pStyle w:val="ListParagraph"/>
+        <w:numPr>
+          <w:ilvl w:val="0"/>
+          <w:numId w:val="49"/>
+        </w:numPr>
+        <w:rPr>
+          <w:sz w:val="24"/>
+          <w:szCs w:val="22"/>
+          <w:lang w:val="en-US"/>
+        </w:rPr>
+      </w:pPr>
+      <w:r>
+        <w:rPr>
+          <w:sz w:val="24"/>
+          <w:szCs w:val="22"/>
+          <w:lang w:val="en-US"/>
+        </w:rPr>
+        <w:t>Click on Next</w:t>
+      </w:r>
+    </w:p>
+    <w:p>
+      <w:pPr>
+        <w:pStyle w:val="ListParagraph"/>
+        <w:numPr>
+          <w:ilvl w:val="0"/>
+          <w:numId w:val="49"/>
+        </w:numPr>
+        <w:rPr>
+          <w:sz w:val="24"/>
+          <w:szCs w:val="22"/>
+          <w:lang w:val="en-US"/>
+        </w:rPr>
+      </w:pPr>
+      <w:r>
+        <w:rPr>
+          <w:sz w:val="24"/>
+          <w:szCs w:val="22"/>
+          <w:lang w:val="en-US"/>
+        </w:rPr>
+        <w:t xml:space="preserve">Add </w:t>
+      </w:r>
+      <w:proofErr w:type="spellStart"/>
+      <w:r>
+        <w:rPr>
+          <w:sz w:val="24"/>
+          <w:szCs w:val="22"/>
+          <w:lang w:val="en-US"/>
+        </w:rPr>
+        <w:t>GroupId</w:t>
+      </w:r>
+      <w:proofErr w:type="spellEnd"/>
+      <w:r>
+        <w:rPr>
+          <w:sz w:val="24"/>
+          <w:szCs w:val="22"/>
+          <w:lang w:val="en-US"/>
+        </w:rPr>
+        <w:t xml:space="preserve"> and </w:t>
+      </w:r>
+      <w:proofErr w:type="spellStart"/>
+      <w:r>
+        <w:rPr>
+          <w:sz w:val="24"/>
+          <w:szCs w:val="22"/>
+          <w:lang w:val="en-US"/>
+        </w:rPr>
+        <w:t>ArtifactID</w:t>
+      </w:r>
+      <w:proofErr w:type="spellEnd"/>
+      <w:r>
+        <w:rPr>
+          <w:sz w:val="24"/>
+          <w:szCs w:val="22"/>
+          <w:lang w:val="en-US"/>
+        </w:rPr>
+        <w:t xml:space="preserve"> (Both should be same)</w:t>
+      </w:r>
+    </w:p>
+    <w:p>
+      <w:pPr>
+        <w:pStyle w:val="ListParagraph"/>
+        <w:numPr>
+          <w:ilvl w:val="0"/>
+          <w:numId w:val="49"/>
+        </w:numPr>
+        <w:rPr>
+          <w:sz w:val="24"/>
+          <w:szCs w:val="22"/>
+          <w:lang w:val="en-US"/>
+        </w:rPr>
+      </w:pPr>
+      <w:r>
+        <w:rPr>
+          <w:sz w:val="24"/>
+          <w:szCs w:val="22"/>
+          <w:lang w:val="en-US"/>
+        </w:rPr>
+        <w:t>Click on Finish</w:t>
+      </w:r>
+    </w:p>
+    <w:p>
+      <w:pPr>
+        <w:pStyle w:val="ListParagraph"/>
+        <w:numPr>
+          <w:ilvl w:val="0"/>
+          <w:numId w:val="49"/>
+        </w:numPr>
+        <w:rPr>
+          <w:sz w:val="24"/>
+          <w:szCs w:val="22"/>
+          <w:lang w:val="en-US"/>
+        </w:rPr>
+      </w:pPr>
+      <w:r>
+        <w:rPr>
+          <w:sz w:val="24"/>
+          <w:szCs w:val="22"/>
+          <w:lang w:val="en-US"/>
+        </w:rPr>
+        <w:t>Open pom.xml file</w:t>
+      </w:r>
+    </w:p>
+    <w:p>
+      <w:pPr>
+        <w:pStyle w:val="ListParagraph"/>
+        <w:numPr>
+          <w:ilvl w:val="1"/>
+          <w:numId w:val="49"/>
+        </w:numPr>
+        <w:rPr>
+          <w:sz w:val="24"/>
+          <w:szCs w:val="22"/>
+          <w:lang w:val="en-US"/>
+        </w:rPr>
+      </w:pPr>
+      <w:r>
+        <w:rPr>
+          <w:sz w:val="24"/>
+          <w:szCs w:val="22"/>
+          <w:lang w:val="en-US"/>
+        </w:rPr>
+        <w:t>Delete the code from &lt;properties&gt; (Line no 12) till &lt;dependencies&gt; (Line no 67)</w:t>
+      </w:r>
+    </w:p>
+    <w:p>
+      <w:pPr>
+        <w:pStyle w:val="ListParagraph"/>
+        <w:numPr>
+          <w:ilvl w:val="0"/>
+          <w:numId w:val="49"/>
+        </w:numPr>
+        <w:rPr>
+          <w:sz w:val="24"/>
+          <w:szCs w:val="22"/>
+          <w:lang w:val="en-US"/>
+        </w:rPr>
+      </w:pPr>
+      <w:r>
+        <w:rPr>
+          <w:sz w:val="24"/>
+          <w:szCs w:val="22"/>
+          <w:lang w:val="en-US"/>
+        </w:rPr>
+        <w:t xml:space="preserve">Open </w:t>
+      </w:r>
+      <w:hyperlink r:id="rId16" w:history="1">
+        <w:r>
+          <w:rPr>
+            <w:rStyle w:val="Hyperlink"/>
+            <w:sz w:val="24"/>
+            <w:szCs w:val="22"/>
+            <w:lang w:val="en-US"/>
+          </w:rPr>
+          <w:t>https://github.com/cucumber/cucumber-java-skeleton/commit/d7249b50c570816eba27ce94557e1de7e9b0f97</w:t>
+        </w:r>
+      </w:hyperlink>
+    </w:p>
+    <w:p>
+      <w:pPr>
+        <w:pStyle w:val="ListParagraph"/>
+        <w:numPr>
+          <w:ilvl w:val="1"/>
+          <w:numId w:val="49"/>
+        </w:numPr>
+        <w:rPr>
+          <w:sz w:val="24"/>
+          <w:szCs w:val="22"/>
+          <w:lang w:val="en-US"/>
+        </w:rPr>
+      </w:pPr>
+      <w:r>
+        <w:rPr>
+          <w:sz w:val="24"/>
+          <w:szCs w:val="22"/>
+          <w:lang w:val="en-US"/>
+        </w:rPr>
+        <w:t>Select the code from &lt;properties&gt; (line no 11) till &lt;dependencies&gt; (Line no 41)</w:t>
+      </w:r>
+    </w:p>
+    <w:p>
+      <w:pPr>
+        <w:pStyle w:val="ListParagraph"/>
+        <w:numPr>
+          <w:ilvl w:val="0"/>
+          <w:numId w:val="49"/>
+        </w:numPr>
+        <w:rPr>
+          <w:sz w:val="24"/>
+          <w:szCs w:val="22"/>
+          <w:lang w:val="en-US"/>
+        </w:rPr>
+      </w:pPr>
+      <w:r>
+        <w:rPr>
+          <w:sz w:val="24"/>
+          <w:szCs w:val="22"/>
+          <w:lang w:val="en-US"/>
+        </w:rPr>
+        <w:t>Paste this code in pom.xml file where we have deleted the code in step no 9</w:t>
+      </w:r>
+    </w:p>
+    <w:p>
+      <w:pPr>
+        <w:pStyle w:val="ListParagraph"/>
+        <w:numPr>
+          <w:ilvl w:val="0"/>
+          <w:numId w:val="49"/>
+        </w:numPr>
+        <w:rPr>
+          <w:sz w:val="24"/>
+          <w:szCs w:val="22"/>
+          <w:lang w:val="en-US"/>
+        </w:rPr>
+      </w:pPr>
+      <w:r>
+        <w:rPr>
+          <w:sz w:val="24"/>
+          <w:szCs w:val="22"/>
+          <w:lang w:val="en-US"/>
+        </w:rPr>
+        <w:t>Change the Java version in following line</w:t>
+      </w:r>
+    </w:p>
+    <w:p>
+      <w:pPr>
+        <w:pStyle w:val="ListParagraph"/>
+        <w:numPr>
+          <w:ilvl w:val="1"/>
+          <w:numId w:val="49"/>
+        </w:numPr>
+        <w:rPr>
+          <w:sz w:val="24"/>
+          <w:szCs w:val="22"/>
+          <w:lang w:val="en-US"/>
+        </w:rPr>
+      </w:pPr>
+      <w:r>
+        <w:rPr>
+          <w:rFonts w:ascii="Consolas" w:hAnsi="Consolas" w:cs="Consolas"/>
+          <w:color w:val="000000"/>
+          <w:sz w:val="28"/>
+          <w:szCs w:val="28"/>
+          <w:shd w:val="clear" w:color="auto" w:fill="E8F2FE"/>
+        </w:rPr>
+        <w:t>&lt;</w:t>
+      </w:r>
+      <w:proofErr w:type="spellStart"/>
+      <w:r>
+        <w:rPr>
+          <w:rFonts w:ascii="Consolas" w:hAnsi="Consolas" w:cs="Consolas"/>
+          <w:color w:val="268BD2"/>
+          <w:sz w:val="28"/>
+          <w:szCs w:val="28"/>
+          <w:shd w:val="clear" w:color="auto" w:fill="E8F2FE"/>
+        </w:rPr>
+        <w:t>java.version</w:t>
+      </w:r>
+      <w:proofErr w:type="spellEnd"/>
+      <w:r>
+        <w:rPr>
+          <w:rFonts w:ascii="Consolas" w:hAnsi="Consolas" w:cs="Consolas"/>
+          <w:color w:val="000000"/>
+          <w:sz w:val="28"/>
+          <w:szCs w:val="28"/>
+          <w:shd w:val="clear" w:color="auto" w:fill="E8F2FE"/>
+        </w:rPr>
+        <w:t>&gt;1.8&lt;/</w:t>
+      </w:r>
+      <w:proofErr w:type="spellStart"/>
+      <w:r>
+        <w:rPr>
+          <w:rFonts w:ascii="Consolas" w:hAnsi="Consolas" w:cs="Consolas"/>
+          <w:color w:val="268BD2"/>
+          <w:sz w:val="28"/>
+          <w:szCs w:val="28"/>
+          <w:shd w:val="clear" w:color="auto" w:fill="E8F2FE"/>
+        </w:rPr>
+        <w:t>java.version</w:t>
+      </w:r>
+      <w:proofErr w:type="spellEnd"/>
+      <w:r>
+        <w:rPr>
+          <w:rFonts w:ascii="Consolas" w:hAnsi="Consolas" w:cs="Consolas"/>
+          <w:color w:val="000000"/>
+          <w:sz w:val="28"/>
+          <w:szCs w:val="28"/>
+          <w:shd w:val="clear" w:color="auto" w:fill="E8F2FE"/>
+        </w:rPr>
+        <w:t>&gt;</w:t>
+      </w:r>
+    </w:p>
+    <w:p>
+      <w:pPr>
+        <w:pStyle w:val="ListParagraph"/>
+        <w:numPr>
+          <w:ilvl w:val="0"/>
+          <w:numId w:val="49"/>
+        </w:numPr>
+        <w:rPr>
+          <w:sz w:val="24"/>
+          <w:szCs w:val="22"/>
+          <w:lang w:val="en-US"/>
+        </w:rPr>
+      </w:pPr>
+      <w:r>
+        <w:rPr>
+          <w:sz w:val="24"/>
+          <w:szCs w:val="22"/>
+          <w:lang w:val="en-US"/>
+        </w:rPr>
+        <w:t xml:space="preserve">Delete </w:t>
+      </w:r>
+      <w:r>
+        <w:rPr>
+          <w:sz w:val="24"/>
+          <w:szCs w:val="22"/>
+          <w:lang w:val="en-US"/>
+        </w:rPr>
+        <w:t>following lines</w:t>
+      </w:r>
+    </w:p>
+    <w:p>
+      <w:pPr>
+        <w:pStyle w:val="ListParagraph"/>
+        <w:numPr>
+          <w:ilvl w:val="1"/>
+          <w:numId w:val="49"/>
+        </w:numPr>
+        <w:rPr>
+          <w:sz w:val="24"/>
+          <w:szCs w:val="22"/>
+          <w:lang w:val="en-US"/>
+        </w:rPr>
+      </w:pPr>
+      <w:r>
+        <w:rPr>
+          <w:rFonts w:ascii="Consolas" w:hAnsi="Consolas" w:cs="Consolas"/>
+          <w:color w:val="000000"/>
+          <w:sz w:val="28"/>
+          <w:szCs w:val="28"/>
+          <w:shd w:val="clear" w:color="auto" w:fill="E8F2FE"/>
+        </w:rPr>
+        <w:t>&lt;</w:t>
+      </w:r>
+      <w:proofErr w:type="spellStart"/>
+      <w:r>
+        <w:rPr>
+          <w:rFonts w:ascii="Consolas" w:hAnsi="Consolas" w:cs="Consolas"/>
+          <w:color w:val="268BD2"/>
+          <w:sz w:val="28"/>
+          <w:szCs w:val="28"/>
+          <w:shd w:val="clear" w:color="auto" w:fill="E8F2FE"/>
+        </w:rPr>
+        <w:t>cucumber.version</w:t>
+      </w:r>
+      <w:proofErr w:type="spellEnd"/>
+      <w:r>
+        <w:rPr>
+          <w:rFonts w:ascii="Consolas" w:hAnsi="Consolas" w:cs="Consolas"/>
+          <w:color w:val="000000"/>
+          <w:sz w:val="28"/>
+          <w:szCs w:val="28"/>
+          <w:shd w:val="clear" w:color="auto" w:fill="E8F2FE"/>
+        </w:rPr>
+        <w:t>&gt;6.8.2&lt;/</w:t>
+      </w:r>
+      <w:proofErr w:type="spellStart"/>
+      <w:r>
+        <w:rPr>
+          <w:rFonts w:ascii="Consolas" w:hAnsi="Consolas" w:cs="Consolas"/>
+          <w:color w:val="268BD2"/>
+          <w:sz w:val="28"/>
+          <w:szCs w:val="28"/>
+          <w:shd w:val="clear" w:color="auto" w:fill="E8F2FE"/>
+        </w:rPr>
+        <w:t>cucumber.version</w:t>
+      </w:r>
+      <w:proofErr w:type="spellEnd"/>
+      <w:r>
+        <w:rPr>
+          <w:rFonts w:ascii="Consolas" w:hAnsi="Consolas" w:cs="Consolas"/>
+          <w:color w:val="000000"/>
+          <w:sz w:val="28"/>
+          <w:szCs w:val="28"/>
+          <w:shd w:val="clear" w:color="auto" w:fill="E8F2FE"/>
+        </w:rPr>
+        <w:t>&gt;</w:t>
+      </w:r>
+    </w:p>
+    <w:p>
+      <w:pPr>
+        <w:pStyle w:val="ListParagraph"/>
+        <w:numPr>
+          <w:ilvl w:val="1"/>
+          <w:numId w:val="49"/>
+        </w:numPr>
+        <w:autoSpaceDE w:val="0"/>
+        <w:autoSpaceDN w:val="0"/>
+        <w:adjustRightInd w:val="0"/>
+        <w:spacing w:after="0" w:line="240" w:lineRule="auto"/>
+        <w:rPr>
+          <w:rFonts w:ascii="Consolas" w:hAnsi="Consolas" w:cs="Consolas"/>
+          <w:szCs w:val="22"/>
+        </w:rPr>
+      </w:pPr>
+      <w:r>
+        <w:rPr>
+          <w:rFonts w:ascii="Consolas" w:hAnsi="Consolas" w:cs="Consolas"/>
+          <w:color w:val="000000"/>
+          <w:szCs w:val="22"/>
+        </w:rPr>
+        <w:t>&lt;</w:t>
+      </w:r>
+      <w:proofErr w:type="spellStart"/>
+      <w:r>
+        <w:rPr>
+          <w:rFonts w:ascii="Consolas" w:hAnsi="Consolas" w:cs="Consolas"/>
+          <w:color w:val="268BD2"/>
+          <w:szCs w:val="22"/>
+        </w:rPr>
+        <w:t>maven.compiler.version</w:t>
+      </w:r>
+      <w:proofErr w:type="spellEnd"/>
+      <w:r>
+        <w:rPr>
+          <w:rFonts w:ascii="Consolas" w:hAnsi="Consolas" w:cs="Consolas"/>
+          <w:color w:val="000000"/>
+          <w:szCs w:val="22"/>
+        </w:rPr>
+        <w:t>&gt;3.8.1&lt;/</w:t>
+      </w:r>
+      <w:proofErr w:type="spellStart"/>
+      <w:r>
+        <w:rPr>
+          <w:rFonts w:ascii="Consolas" w:hAnsi="Consolas" w:cs="Consolas"/>
+          <w:color w:val="268BD2"/>
+          <w:szCs w:val="22"/>
+        </w:rPr>
+        <w:t>maven.compiler.version</w:t>
+      </w:r>
+      <w:proofErr w:type="spellEnd"/>
+      <w:r>
+        <w:rPr>
+          <w:rFonts w:ascii="Consolas" w:hAnsi="Consolas" w:cs="Consolas"/>
+          <w:color w:val="000000"/>
+          <w:szCs w:val="22"/>
+        </w:rPr>
+        <w:t>&gt;</w:t>
+      </w:r>
+    </w:p>
+    <w:p>
+      <w:pPr>
+        <w:pStyle w:val="ListParagraph"/>
+        <w:numPr>
+          <w:ilvl w:val="1"/>
+          <w:numId w:val="49"/>
+        </w:numPr>
+        <w:rPr>
+          <w:sz w:val="18"/>
+          <w:szCs w:val="16"/>
+          <w:lang w:val="en-US"/>
+        </w:rPr>
+      </w:pPr>
+      <w:r>
+        <w:rPr>
+          <w:rFonts w:ascii="Consolas" w:hAnsi="Consolas" w:cs="Consolas"/>
+          <w:color w:val="000000"/>
+          <w:szCs w:val="22"/>
+        </w:rPr>
+        <w:t>&lt;</w:t>
+      </w:r>
+      <w:proofErr w:type="spellStart"/>
+      <w:r>
+        <w:rPr>
+          <w:rFonts w:ascii="Consolas" w:hAnsi="Consolas" w:cs="Consolas"/>
+          <w:color w:val="268BD2"/>
+          <w:szCs w:val="22"/>
+        </w:rPr>
+        <w:t>maven.surefire.version</w:t>
+      </w:r>
+      <w:proofErr w:type="spellEnd"/>
+      <w:r>
+        <w:rPr>
+          <w:rFonts w:ascii="Consolas" w:hAnsi="Consolas" w:cs="Consolas"/>
+          <w:color w:val="000000"/>
+          <w:szCs w:val="22"/>
+        </w:rPr>
+        <w:t>&gt;2.22.2&lt;/</w:t>
+      </w:r>
+      <w:proofErr w:type="spellStart"/>
+      <w:r>
+        <w:rPr>
+          <w:rFonts w:ascii="Consolas" w:hAnsi="Consolas" w:cs="Consolas"/>
+          <w:color w:val="268BD2"/>
+          <w:szCs w:val="22"/>
+        </w:rPr>
+        <w:t>maven.surefire.version</w:t>
+      </w:r>
+      <w:proofErr w:type="spellEnd"/>
+      <w:r>
+        <w:rPr>
+          <w:rFonts w:ascii="Consolas" w:hAnsi="Consolas" w:cs="Consolas"/>
+          <w:color w:val="000000"/>
+          <w:szCs w:val="22"/>
+        </w:rPr>
+        <w:t>&gt;</w:t>
+      </w:r>
+    </w:p>
+    <w:p>
+      <w:pPr>
+        <w:pStyle w:val="ListParagraph"/>
+        <w:numPr>
+          <w:ilvl w:val="0"/>
+          <w:numId w:val="49"/>
+        </w:numPr>
+        <w:rPr>
+          <w:sz w:val="24"/>
+          <w:szCs w:val="22"/>
+          <w:lang w:val="en-US"/>
+        </w:rPr>
+      </w:pPr>
+      <w:r>
+        <w:rPr>
+          <w:sz w:val="24"/>
+          <w:szCs w:val="22"/>
+          <w:lang w:val="en-US"/>
+        </w:rPr>
+        <w:t>Save this pom.xml file</w:t>
+      </w:r>
+    </w:p>
+    <w:p>
+      <w:pPr>
+        <w:rPr>
+          <w:sz w:val="24"/>
+          <w:szCs w:val="22"/>
+          <w:lang w:val="en-US"/>
+        </w:rPr>
+      </w:pPr>
       <w:bookmarkStart w:id="0" w:name="_GoBack"/>
       <w:bookmarkEnd w:id="0"/>
-    </w:p>
-    <w:p>
-      <w:pPr>
-        <w:rPr>
-          <w:b/>
-          <w:bCs/>
-          <w:sz w:val="24"/>
-          <w:szCs w:val="22"/>
-          <w:lang w:val="en-US"/>
-        </w:rPr>
-      </w:pPr>
-      <w:r>
-        <w:rPr>
-          <w:b/>
-          <w:bCs/>
-          <w:sz w:val="24"/>
-          <w:szCs w:val="22"/>
-          <w:lang w:val="en-US"/>
-        </w:rPr>
-        <w:t>Cucumber is the tool for implementation of BDD Approach</w:t>
-      </w:r>
-    </w:p>
-    <w:p>
-      <w:pPr>
-        <w:rPr>
-          <w:sz w:val="24"/>
-          <w:szCs w:val="22"/>
-          <w:lang w:val="en-US"/>
-        </w:rPr>
-      </w:pPr>
-    </w:p>
-    <w:p>
-      <w:pPr>
-        <w:rPr>
-          <w:sz w:val="24"/>
-          <w:szCs w:val="22"/>
-          <w:lang w:val="en-US"/>
-        </w:rPr>
-      </w:pPr>
     </w:p>
     <w:sectPr>
       <w:pgSz w:w="11906" w:h="16838"/>
@@ -17329,6 +18785,92 @@
     </w:lvl>
   </w:abstractNum>
   <w:abstractNum w:abstractNumId="2">
+    <w:nsid w:val="0A7A0CC9"/>
+    <w:multiLevelType w:val="hybridMultilevel"/>
+    <w:tmpl w:val="71DEC95A"/>
+    <w:lvl w:ilvl="0" w:tplc="40090019">
+      <w:start w:val="1"/>
+      <w:numFmt w:val="lowerLetter"/>
+      <w:lvlText w:val="%1."/>
+      <w:lvlJc w:val="left"/>
+      <w:pPr>
+        <w:ind w:left="1440" w:hanging="360"/>
+      </w:pPr>
+    </w:lvl>
+    <w:lvl w:ilvl="1" w:tplc="40090019" w:tentative="1">
+      <w:start w:val="1"/>
+      <w:numFmt w:val="lowerLetter"/>
+      <w:lvlText w:val="%2."/>
+      <w:lvlJc w:val="left"/>
+      <w:pPr>
+        <w:ind w:left="2160" w:hanging="360"/>
+      </w:pPr>
+    </w:lvl>
+    <w:lvl w:ilvl="2" w:tplc="4009001B" w:tentative="1">
+      <w:start w:val="1"/>
+      <w:numFmt w:val="lowerRoman"/>
+      <w:lvlText w:val="%3."/>
+      <w:lvlJc w:val="right"/>
+      <w:pPr>
+        <w:ind w:left="2880" w:hanging="180"/>
+      </w:pPr>
+    </w:lvl>
+    <w:lvl w:ilvl="3" w:tplc="4009000F" w:tentative="1">
+      <w:start w:val="1"/>
+      <w:numFmt w:val="decimal"/>
+      <w:lvlText w:val="%4."/>
+      <w:lvlJc w:val="left"/>
+      <w:pPr>
+        <w:ind w:left="3600" w:hanging="360"/>
+      </w:pPr>
+    </w:lvl>
+    <w:lvl w:ilvl="4" w:tplc="40090019" w:tentative="1">
+      <w:start w:val="1"/>
+      <w:numFmt w:val="lowerLetter"/>
+      <w:lvlText w:val="%5."/>
+      <w:lvlJc w:val="left"/>
+      <w:pPr>
+        <w:ind w:left="4320" w:hanging="360"/>
+      </w:pPr>
+    </w:lvl>
+    <w:lvl w:ilvl="5" w:tplc="4009001B" w:tentative="1">
+      <w:start w:val="1"/>
+      <w:numFmt w:val="lowerRoman"/>
+      <w:lvlText w:val="%6."/>
+      <w:lvlJc w:val="right"/>
+      <w:pPr>
+        <w:ind w:left="5040" w:hanging="180"/>
+      </w:pPr>
+    </w:lvl>
+    <w:lvl w:ilvl="6" w:tplc="4009000F" w:tentative="1">
+      <w:start w:val="1"/>
+      <w:numFmt w:val="decimal"/>
+      <w:lvlText w:val="%7."/>
+      <w:lvlJc w:val="left"/>
+      <w:pPr>
+        <w:ind w:left="5760" w:hanging="360"/>
+      </w:pPr>
+    </w:lvl>
+    <w:lvl w:ilvl="7" w:tplc="40090019" w:tentative="1">
+      <w:start w:val="1"/>
+      <w:numFmt w:val="lowerLetter"/>
+      <w:lvlText w:val="%8."/>
+      <w:lvlJc w:val="left"/>
+      <w:pPr>
+        <w:ind w:left="6480" w:hanging="360"/>
+      </w:pPr>
+    </w:lvl>
+    <w:lvl w:ilvl="8" w:tplc="4009001B" w:tentative="1">
+      <w:start w:val="1"/>
+      <w:numFmt w:val="lowerRoman"/>
+      <w:lvlText w:val="%9."/>
+      <w:lvlJc w:val="right"/>
+      <w:pPr>
+        <w:ind w:left="7200" w:hanging="180"/>
+      </w:pPr>
+    </w:lvl>
+  </w:abstractNum>
+  <w:abstractNum w:abstractNumId="3">
     <w:nsid w:val="0F5B4400"/>
     <w:multiLevelType w:val="hybridMultilevel"/>
     <w:tmpl w:val="EF82DA1A"/>
@@ -17441,7 +18983,7 @@
       </w:rPr>
     </w:lvl>
   </w:abstractNum>
-  <w:abstractNum w:abstractNumId="3">
+  <w:abstractNum w:abstractNumId="4">
     <w:nsid w:val="105D6FD0"/>
     <w:multiLevelType w:val="hybridMultilevel"/>
     <w:tmpl w:val="D66A1D8C"/>
@@ -17530,7 +19072,7 @@
       </w:pPr>
     </w:lvl>
   </w:abstractNum>
-  <w:abstractNum w:abstractNumId="4">
+  <w:abstractNum w:abstractNumId="5">
     <w:nsid w:val="134D1409"/>
     <w:multiLevelType w:val="hybridMultilevel"/>
     <w:tmpl w:val="7F265676"/>
@@ -17643,7 +19185,7 @@
       </w:rPr>
     </w:lvl>
   </w:abstractNum>
-  <w:abstractNum w:abstractNumId="5">
+  <w:abstractNum w:abstractNumId="6">
     <w:nsid w:val="13D740A2"/>
     <w:multiLevelType w:val="hybridMultilevel"/>
     <w:tmpl w:val="A53ECF44"/>
@@ -17756,7 +19298,7 @@
       </w:rPr>
     </w:lvl>
   </w:abstractNum>
-  <w:abstractNum w:abstractNumId="6">
+  <w:abstractNum w:abstractNumId="7">
     <w:nsid w:val="140F3A6B"/>
     <w:multiLevelType w:val="hybridMultilevel"/>
     <w:tmpl w:val="B1742718"/>
@@ -17869,7 +19411,7 @@
       </w:rPr>
     </w:lvl>
   </w:abstractNum>
-  <w:abstractNum w:abstractNumId="7">
+  <w:abstractNum w:abstractNumId="8">
     <w:nsid w:val="16043D20"/>
     <w:multiLevelType w:val="hybridMultilevel"/>
     <w:tmpl w:val="6A444494"/>
@@ -17955,7 +19497,7 @@
       </w:pPr>
     </w:lvl>
   </w:abstractNum>
-  <w:abstractNum w:abstractNumId="8">
+  <w:abstractNum w:abstractNumId="9">
     <w:nsid w:val="17A97564"/>
     <w:multiLevelType w:val="hybridMultilevel"/>
     <w:tmpl w:val="CA967136"/>
@@ -18044,7 +19586,7 @@
       </w:pPr>
     </w:lvl>
   </w:abstractNum>
-  <w:abstractNum w:abstractNumId="9">
+  <w:abstractNum w:abstractNumId="10">
     <w:nsid w:val="1DD814BD"/>
     <w:multiLevelType w:val="hybridMultilevel"/>
     <w:tmpl w:val="6052B25A"/>
@@ -18133,7 +19675,7 @@
       </w:pPr>
     </w:lvl>
   </w:abstractNum>
-  <w:abstractNum w:abstractNumId="10">
+  <w:abstractNum w:abstractNumId="11">
     <w:nsid w:val="20BE5C1D"/>
     <w:multiLevelType w:val="hybridMultilevel"/>
     <w:tmpl w:val="27D8D70E"/>
@@ -18246,7 +19788,7 @@
       </w:rPr>
     </w:lvl>
   </w:abstractNum>
-  <w:abstractNum w:abstractNumId="11">
+  <w:abstractNum w:abstractNumId="12">
     <w:nsid w:val="22D50F4A"/>
     <w:multiLevelType w:val="hybridMultilevel"/>
     <w:tmpl w:val="564C3158"/>
@@ -18359,7 +19901,7 @@
       </w:rPr>
     </w:lvl>
   </w:abstractNum>
-  <w:abstractNum w:abstractNumId="12">
+  <w:abstractNum w:abstractNumId="13">
     <w:nsid w:val="2AA11AFE"/>
     <w:multiLevelType w:val="hybridMultilevel"/>
     <w:tmpl w:val="551C87B4"/>
@@ -18448,7 +19990,7 @@
       </w:pPr>
     </w:lvl>
   </w:abstractNum>
-  <w:abstractNum w:abstractNumId="13">
+  <w:abstractNum w:abstractNumId="14">
     <w:nsid w:val="31D74EB3"/>
     <w:multiLevelType w:val="hybridMultilevel"/>
     <w:tmpl w:val="DFC4DDF0"/>
@@ -18561,7 +20103,7 @@
       </w:rPr>
     </w:lvl>
   </w:abstractNum>
-  <w:abstractNum w:abstractNumId="14">
+  <w:abstractNum w:abstractNumId="15">
     <w:nsid w:val="323F4A11"/>
     <w:multiLevelType w:val="hybridMultilevel"/>
     <w:tmpl w:val="5862F962"/>
@@ -18647,7 +20189,7 @@
       </w:pPr>
     </w:lvl>
   </w:abstractNum>
-  <w:abstractNum w:abstractNumId="15">
+  <w:abstractNum w:abstractNumId="16">
     <w:nsid w:val="353C7880"/>
     <w:multiLevelType w:val="hybridMultilevel"/>
     <w:tmpl w:val="38CAF664"/>
@@ -18760,7 +20302,7 @@
       </w:rPr>
     </w:lvl>
   </w:abstractNum>
-  <w:abstractNum w:abstractNumId="16">
+  <w:abstractNum w:abstractNumId="17">
     <w:nsid w:val="390953F8"/>
     <w:multiLevelType w:val="hybridMultilevel"/>
     <w:tmpl w:val="13E456E4"/>
@@ -18846,7 +20388,7 @@
       </w:pPr>
     </w:lvl>
   </w:abstractNum>
-  <w:abstractNum w:abstractNumId="17">
+  <w:abstractNum w:abstractNumId="18">
     <w:nsid w:val="39C87324"/>
     <w:multiLevelType w:val="hybridMultilevel"/>
     <w:tmpl w:val="DB9EB66C"/>
@@ -18959,7 +20501,7 @@
       </w:rPr>
     </w:lvl>
   </w:abstractNum>
-  <w:abstractNum w:abstractNumId="18">
+  <w:abstractNum w:abstractNumId="19">
     <w:nsid w:val="3A464A66"/>
     <w:multiLevelType w:val="hybridMultilevel"/>
     <w:tmpl w:val="B9BE5E06"/>
@@ -19048,7 +20590,7 @@
       </w:pPr>
     </w:lvl>
   </w:abstractNum>
-  <w:abstractNum w:abstractNumId="19">
+  <w:abstractNum w:abstractNumId="20">
     <w:nsid w:val="3C875259"/>
     <w:multiLevelType w:val="hybridMultilevel"/>
     <w:tmpl w:val="CA62BF82"/>
@@ -19137,7 +20679,7 @@
       </w:pPr>
     </w:lvl>
   </w:abstractNum>
-  <w:abstractNum w:abstractNumId="20">
+  <w:abstractNum w:abstractNumId="21">
     <w:nsid w:val="3FB25765"/>
     <w:multiLevelType w:val="hybridMultilevel"/>
     <w:tmpl w:val="2286C50C"/>
@@ -19226,7 +20768,7 @@
       </w:pPr>
     </w:lvl>
   </w:abstractNum>
-  <w:abstractNum w:abstractNumId="21">
+  <w:abstractNum w:abstractNumId="22">
     <w:nsid w:val="402B0604"/>
     <w:multiLevelType w:val="hybridMultilevel"/>
     <w:tmpl w:val="D8EEBC8C"/>
@@ -19339,7 +20881,7 @@
       </w:rPr>
     </w:lvl>
   </w:abstractNum>
-  <w:abstractNum w:abstractNumId="22">
+  <w:abstractNum w:abstractNumId="23">
     <w:nsid w:val="40FE0FCF"/>
     <w:multiLevelType w:val="hybridMultilevel"/>
     <w:tmpl w:val="39DC3034"/>
@@ -19452,7 +20994,7 @@
       </w:rPr>
     </w:lvl>
   </w:abstractNum>
-  <w:abstractNum w:abstractNumId="23">
+  <w:abstractNum w:abstractNumId="24">
     <w:nsid w:val="475E2AA1"/>
     <w:multiLevelType w:val="hybridMultilevel"/>
     <w:tmpl w:val="8A50C5CE"/>
@@ -19541,7 +21083,7 @@
       </w:pPr>
     </w:lvl>
   </w:abstractNum>
-  <w:abstractNum w:abstractNumId="24">
+  <w:abstractNum w:abstractNumId="25">
     <w:nsid w:val="496607A1"/>
     <w:multiLevelType w:val="hybridMultilevel"/>
     <w:tmpl w:val="D6727F44"/>
@@ -19654,7 +21196,7 @@
       </w:rPr>
     </w:lvl>
   </w:abstractNum>
-  <w:abstractNum w:abstractNumId="25">
+  <w:abstractNum w:abstractNumId="26">
     <w:nsid w:val="49B72ACE"/>
     <w:multiLevelType w:val="hybridMultilevel"/>
     <w:tmpl w:val="F09897B0"/>
@@ -19743,7 +21285,7 @@
       </w:pPr>
     </w:lvl>
   </w:abstractNum>
-  <w:abstractNum w:abstractNumId="26">
+  <w:abstractNum w:abstractNumId="27">
     <w:nsid w:val="52764C0C"/>
     <w:multiLevelType w:val="hybridMultilevel"/>
     <w:tmpl w:val="080E6010"/>
@@ -19832,7 +21374,7 @@
       </w:pPr>
     </w:lvl>
   </w:abstractNum>
-  <w:abstractNum w:abstractNumId="27">
+  <w:abstractNum w:abstractNumId="28">
     <w:nsid w:val="5406246A"/>
     <w:multiLevelType w:val="hybridMultilevel"/>
     <w:tmpl w:val="59A4463E"/>
@@ -19945,7 +21487,7 @@
       </w:rPr>
     </w:lvl>
   </w:abstractNum>
-  <w:abstractNum w:abstractNumId="28">
+  <w:abstractNum w:abstractNumId="29">
     <w:nsid w:val="56BB04A8"/>
     <w:multiLevelType w:val="hybridMultilevel"/>
     <w:tmpl w:val="7FDC8606"/>
@@ -20058,7 +21600,7 @@
       </w:rPr>
     </w:lvl>
   </w:abstractNum>
-  <w:abstractNum w:abstractNumId="29">
+  <w:abstractNum w:abstractNumId="30">
     <w:nsid w:val="58671E31"/>
     <w:multiLevelType w:val="hybridMultilevel"/>
     <w:tmpl w:val="D23271B4"/>
@@ -20147,7 +21689,7 @@
       </w:pPr>
     </w:lvl>
   </w:abstractNum>
-  <w:abstractNum w:abstractNumId="30">
+  <w:abstractNum w:abstractNumId="31">
     <w:nsid w:val="5963738B"/>
     <w:multiLevelType w:val="hybridMultilevel"/>
     <w:tmpl w:val="8D50AB70"/>
@@ -20236,7 +21778,7 @@
       </w:pPr>
     </w:lvl>
   </w:abstractNum>
-  <w:abstractNum w:abstractNumId="31">
+  <w:abstractNum w:abstractNumId="32">
     <w:nsid w:val="5C58581A"/>
     <w:multiLevelType w:val="hybridMultilevel"/>
     <w:tmpl w:val="3D4E3154"/>
@@ -20349,7 +21891,120 @@
       </w:rPr>
     </w:lvl>
   </w:abstractNum>
-  <w:abstractNum w:abstractNumId="32">
+  <w:abstractNum w:abstractNumId="33">
+    <w:nsid w:val="5D3510FE"/>
+    <w:multiLevelType w:val="hybridMultilevel"/>
+    <w:tmpl w:val="0AB41A9E"/>
+    <w:lvl w:ilvl="0" w:tplc="40090001">
+      <w:start w:val="1"/>
+      <w:numFmt w:val="bullet"/>
+      <w:lvlText w:val=""/>
+      <w:lvlJc w:val="left"/>
+      <w:pPr>
+        <w:ind w:left="720" w:hanging="360"/>
+      </w:pPr>
+      <w:rPr>
+        <w:rFonts w:ascii="Symbol" w:hAnsi="Symbol" w:hint="default"/>
+      </w:rPr>
+    </w:lvl>
+    <w:lvl w:ilvl="1" w:tplc="40090003">
+      <w:start w:val="1"/>
+      <w:numFmt w:val="bullet"/>
+      <w:lvlText w:val="o"/>
+      <w:lvlJc w:val="left"/>
+      <w:pPr>
+        <w:ind w:left="1440" w:hanging="360"/>
+      </w:pPr>
+      <w:rPr>
+        <w:rFonts w:ascii="Courier New" w:hAnsi="Courier New" w:cs="Courier New" w:hint="default"/>
+      </w:rPr>
+    </w:lvl>
+    <w:lvl w:ilvl="2" w:tplc="40090005" w:tentative="1">
+      <w:start w:val="1"/>
+      <w:numFmt w:val="bullet"/>
+      <w:lvlText w:val=""/>
+      <w:lvlJc w:val="left"/>
+      <w:pPr>
+        <w:ind w:left="2160" w:hanging="360"/>
+      </w:pPr>
+      <w:rPr>
+        <w:rFonts w:ascii="Wingdings" w:hAnsi="Wingdings" w:hint="default"/>
+      </w:rPr>
+    </w:lvl>
+    <w:lvl w:ilvl="3" w:tplc="40090001" w:tentative="1">
+      <w:start w:val="1"/>
+      <w:numFmt w:val="bullet"/>
+      <w:lvlText w:val=""/>
+      <w:lvlJc w:val="left"/>
+      <w:pPr>
+        <w:ind w:left="2880" w:hanging="360"/>
+      </w:pPr>
+      <w:rPr>
+        <w:rFonts w:ascii="Symbol" w:hAnsi="Symbol" w:hint="default"/>
+      </w:rPr>
+    </w:lvl>
+    <w:lvl w:ilvl="4" w:tplc="40090003" w:tentative="1">
+      <w:start w:val="1"/>
+      <w:numFmt w:val="bullet"/>
+      <w:lvlText w:val="o"/>
+      <w:lvlJc w:val="left"/>
+      <w:pPr>
+        <w:ind w:left="3600" w:hanging="360"/>
+      </w:pPr>
+      <w:rPr>
+        <w:rFonts w:ascii="Courier New" w:hAnsi="Courier New" w:cs="Courier New" w:hint="default"/>
+      </w:rPr>
+    </w:lvl>
+    <w:lvl w:ilvl="5" w:tplc="40090005" w:tentative="1">
+      <w:start w:val="1"/>
+      <w:numFmt w:val="bullet"/>
+      <w:lvlText w:val=""/>
+      <w:lvlJc w:val="left"/>
+      <w:pPr>
+        <w:ind w:left="4320" w:hanging="360"/>
+      </w:pPr>
+      <w:rPr>
+        <w:rFonts w:ascii="Wingdings" w:hAnsi="Wingdings" w:hint="default"/>
+      </w:rPr>
+    </w:lvl>
+    <w:lvl w:ilvl="6" w:tplc="40090001" w:tentative="1">
+      <w:start w:val="1"/>
+      <w:numFmt w:val="bullet"/>
+      <w:lvlText w:val=""/>
+      <w:lvlJc w:val="left"/>
+      <w:pPr>
+        <w:ind w:left="5040" w:hanging="360"/>
+      </w:pPr>
+      <w:rPr>
+        <w:rFonts w:ascii="Symbol" w:hAnsi="Symbol" w:hint="default"/>
+      </w:rPr>
+    </w:lvl>
+    <w:lvl w:ilvl="7" w:tplc="40090003" w:tentative="1">
+      <w:start w:val="1"/>
+      <w:numFmt w:val="bullet"/>
+      <w:lvlText w:val="o"/>
+      <w:lvlJc w:val="left"/>
+      <w:pPr>
+        <w:ind w:left="5760" w:hanging="360"/>
+      </w:pPr>
+      <w:rPr>
+        <w:rFonts w:ascii="Courier New" w:hAnsi="Courier New" w:cs="Courier New" w:hint="default"/>
+      </w:rPr>
+    </w:lvl>
+    <w:lvl w:ilvl="8" w:tplc="40090005" w:tentative="1">
+      <w:start w:val="1"/>
+      <w:numFmt w:val="bullet"/>
+      <w:lvlText w:val=""/>
+      <w:lvlJc w:val="left"/>
+      <w:pPr>
+        <w:ind w:left="6480" w:hanging="360"/>
+      </w:pPr>
+      <w:rPr>
+        <w:rFonts w:ascii="Wingdings" w:hAnsi="Wingdings" w:hint="default"/>
+      </w:rPr>
+    </w:lvl>
+  </w:abstractNum>
+  <w:abstractNum w:abstractNumId="34">
     <w:nsid w:val="5F383176"/>
     <w:multiLevelType w:val="hybridMultilevel"/>
     <w:tmpl w:val="4C76D014"/>
@@ -20462,7 +22117,7 @@
       </w:rPr>
     </w:lvl>
   </w:abstractNum>
-  <w:abstractNum w:abstractNumId="33">
+  <w:abstractNum w:abstractNumId="35">
     <w:nsid w:val="63F214DA"/>
     <w:multiLevelType w:val="hybridMultilevel"/>
     <w:tmpl w:val="5CC452E2"/>
@@ -20575,7 +22230,7 @@
       </w:rPr>
     </w:lvl>
   </w:abstractNum>
-  <w:abstractNum w:abstractNumId="34">
+  <w:abstractNum w:abstractNumId="36">
     <w:nsid w:val="64887AB4"/>
     <w:multiLevelType w:val="hybridMultilevel"/>
     <w:tmpl w:val="D67CE9E8"/>
@@ -20664,7 +22319,7 @@
       </w:pPr>
     </w:lvl>
   </w:abstractNum>
-  <w:abstractNum w:abstractNumId="35">
+  <w:abstractNum w:abstractNumId="37">
     <w:nsid w:val="649E4E2C"/>
     <w:multiLevelType w:val="hybridMultilevel"/>
     <w:tmpl w:val="5DB8C8EC"/>
@@ -20777,7 +22432,7 @@
       </w:rPr>
     </w:lvl>
   </w:abstractNum>
-  <w:abstractNum w:abstractNumId="36">
+  <w:abstractNum w:abstractNumId="38">
     <w:nsid w:val="65443B58"/>
     <w:multiLevelType w:val="hybridMultilevel"/>
     <w:tmpl w:val="FEE64C40"/>
@@ -20866,7 +22521,7 @@
       </w:pPr>
     </w:lvl>
   </w:abstractNum>
-  <w:abstractNum w:abstractNumId="37">
+  <w:abstractNum w:abstractNumId="39">
     <w:nsid w:val="66C96AEF"/>
     <w:multiLevelType w:val="hybridMultilevel"/>
     <w:tmpl w:val="2DDCC122"/>
@@ -20979,7 +22634,96 @@
       </w:rPr>
     </w:lvl>
   </w:abstractNum>
-  <w:abstractNum w:abstractNumId="38">
+  <w:abstractNum w:abstractNumId="40">
+    <w:nsid w:val="67C128B4"/>
+    <w:multiLevelType w:val="hybridMultilevel"/>
+    <w:tmpl w:val="84461B34"/>
+    <w:lvl w:ilvl="0" w:tplc="4009000F">
+      <w:start w:val="1"/>
+      <w:numFmt w:val="decimal"/>
+      <w:lvlText w:val="%1."/>
+      <w:lvlJc w:val="left"/>
+      <w:pPr>
+        <w:ind w:left="720" w:hanging="360"/>
+      </w:pPr>
+      <w:rPr>
+        <w:rFonts w:hint="default"/>
+      </w:rPr>
+    </w:lvl>
+    <w:lvl w:ilvl="1" w:tplc="40090019" w:tentative="1">
+      <w:start w:val="1"/>
+      <w:numFmt w:val="lowerLetter"/>
+      <w:lvlText w:val="%2."/>
+      <w:lvlJc w:val="left"/>
+      <w:pPr>
+        <w:ind w:left="1440" w:hanging="360"/>
+      </w:pPr>
+    </w:lvl>
+    <w:lvl w:ilvl="2" w:tplc="4009001B" w:tentative="1">
+      <w:start w:val="1"/>
+      <w:numFmt w:val="lowerRoman"/>
+      <w:lvlText w:val="%3."/>
+      <w:lvlJc w:val="right"/>
+      <w:pPr>
+        <w:ind w:left="2160" w:hanging="180"/>
+      </w:pPr>
+    </w:lvl>
+    <w:lvl w:ilvl="3" w:tplc="4009000F" w:tentative="1">
+      <w:start w:val="1"/>
+      <w:numFmt w:val="decimal"/>
+      <w:lvlText w:val="%4."/>
+      <w:lvlJc w:val="left"/>
+      <w:pPr>
+        <w:ind w:left="2880" w:hanging="360"/>
+      </w:pPr>
+    </w:lvl>
+    <w:lvl w:ilvl="4" w:tplc="40090019" w:tentative="1">
+      <w:start w:val="1"/>
+      <w:numFmt w:val="lowerLetter"/>
+      <w:lvlText w:val="%5."/>
+      <w:lvlJc w:val="left"/>
+      <w:pPr>
+        <w:ind w:left="3600" w:hanging="360"/>
+      </w:pPr>
+    </w:lvl>
+    <w:lvl w:ilvl="5" w:tplc="4009001B" w:tentative="1">
+      <w:start w:val="1"/>
+      <w:numFmt w:val="lowerRoman"/>
+      <w:lvlText w:val="%6."/>
+      <w:lvlJc w:val="right"/>
+      <w:pPr>
+        <w:ind w:left="4320" w:hanging="180"/>
+      </w:pPr>
+    </w:lvl>
+    <w:lvl w:ilvl="6" w:tplc="4009000F" w:tentative="1">
+      <w:start w:val="1"/>
+      <w:numFmt w:val="decimal"/>
+      <w:lvlText w:val="%7."/>
+      <w:lvlJc w:val="left"/>
+      <w:pPr>
+        <w:ind w:left="5040" w:hanging="360"/>
+      </w:pPr>
+    </w:lvl>
+    <w:lvl w:ilvl="7" w:tplc="40090019" w:tentative="1">
+      <w:start w:val="1"/>
+      <w:numFmt w:val="lowerLetter"/>
+      <w:lvlText w:val="%8."/>
+      <w:lvlJc w:val="left"/>
+      <w:pPr>
+        <w:ind w:left="5760" w:hanging="360"/>
+      </w:pPr>
+    </w:lvl>
+    <w:lvl w:ilvl="8" w:tplc="4009001B" w:tentative="1">
+      <w:start w:val="1"/>
+      <w:numFmt w:val="lowerRoman"/>
+      <w:lvlText w:val="%9."/>
+      <w:lvlJc w:val="right"/>
+      <w:pPr>
+        <w:ind w:left="6480" w:hanging="180"/>
+      </w:pPr>
+    </w:lvl>
+  </w:abstractNum>
+  <w:abstractNum w:abstractNumId="41">
     <w:nsid w:val="6C096D1C"/>
     <w:multiLevelType w:val="hybridMultilevel"/>
     <w:tmpl w:val="35CADD6E"/>
@@ -21092,7 +22836,7 @@
       </w:rPr>
     </w:lvl>
   </w:abstractNum>
-  <w:abstractNum w:abstractNumId="39">
+  <w:abstractNum w:abstractNumId="42">
     <w:nsid w:val="6DF222BD"/>
     <w:multiLevelType w:val="hybridMultilevel"/>
     <w:tmpl w:val="CB58A112"/>
@@ -21205,7 +22949,7 @@
       </w:rPr>
     </w:lvl>
   </w:abstractNum>
-  <w:abstractNum w:abstractNumId="40">
+  <w:abstractNum w:abstractNumId="43">
     <w:nsid w:val="700B3448"/>
     <w:multiLevelType w:val="hybridMultilevel"/>
     <w:tmpl w:val="D4F8B1EA"/>
@@ -21294,7 +23038,7 @@
       </w:pPr>
     </w:lvl>
   </w:abstractNum>
-  <w:abstractNum w:abstractNumId="41">
+  <w:abstractNum w:abstractNumId="44">
     <w:nsid w:val="75631C59"/>
     <w:multiLevelType w:val="hybridMultilevel"/>
     <w:tmpl w:val="7E6A29CC"/>
@@ -21407,7 +23151,93 @@
       </w:rPr>
     </w:lvl>
   </w:abstractNum>
-  <w:abstractNum w:abstractNumId="42">
+  <w:abstractNum w:abstractNumId="45">
+    <w:nsid w:val="76B71AC5"/>
+    <w:multiLevelType w:val="hybridMultilevel"/>
+    <w:tmpl w:val="3D7E92B6"/>
+    <w:lvl w:ilvl="0" w:tplc="4009000F">
+      <w:start w:val="1"/>
+      <w:numFmt w:val="decimal"/>
+      <w:lvlText w:val="%1."/>
+      <w:lvlJc w:val="left"/>
+      <w:pPr>
+        <w:ind w:left="720" w:hanging="360"/>
+      </w:pPr>
+    </w:lvl>
+    <w:lvl w:ilvl="1" w:tplc="40090019">
+      <w:start w:val="1"/>
+      <w:numFmt w:val="lowerLetter"/>
+      <w:lvlText w:val="%2."/>
+      <w:lvlJc w:val="left"/>
+      <w:pPr>
+        <w:ind w:left="1440" w:hanging="360"/>
+      </w:pPr>
+    </w:lvl>
+    <w:lvl w:ilvl="2" w:tplc="4009001B" w:tentative="1">
+      <w:start w:val="1"/>
+      <w:numFmt w:val="lowerRoman"/>
+      <w:lvlText w:val="%3."/>
+      <w:lvlJc w:val="right"/>
+      <w:pPr>
+        <w:ind w:left="2160" w:hanging="180"/>
+      </w:pPr>
+    </w:lvl>
+    <w:lvl w:ilvl="3" w:tplc="4009000F" w:tentative="1">
+      <w:start w:val="1"/>
+      <w:numFmt w:val="decimal"/>
+      <w:lvlText w:val="%4."/>
+      <w:lvlJc w:val="left"/>
+      <w:pPr>
+        <w:ind w:left="2880" w:hanging="360"/>
+      </w:pPr>
+    </w:lvl>
+    <w:lvl w:ilvl="4" w:tplc="40090019" w:tentative="1">
+      <w:start w:val="1"/>
+      <w:numFmt w:val="lowerLetter"/>
+      <w:lvlText w:val="%5."/>
+      <w:lvlJc w:val="left"/>
+      <w:pPr>
+        <w:ind w:left="3600" w:hanging="360"/>
+      </w:pPr>
+    </w:lvl>
+    <w:lvl w:ilvl="5" w:tplc="4009001B" w:tentative="1">
+      <w:start w:val="1"/>
+      <w:numFmt w:val="lowerRoman"/>
+      <w:lvlText w:val="%6."/>
+      <w:lvlJc w:val="right"/>
+      <w:pPr>
+        <w:ind w:left="4320" w:hanging="180"/>
+      </w:pPr>
+    </w:lvl>
+    <w:lvl w:ilvl="6" w:tplc="4009000F" w:tentative="1">
+      <w:start w:val="1"/>
+      <w:numFmt w:val="decimal"/>
+      <w:lvlText w:val="%7."/>
+      <w:lvlJc w:val="left"/>
+      <w:pPr>
+        <w:ind w:left="5040" w:hanging="360"/>
+      </w:pPr>
+    </w:lvl>
+    <w:lvl w:ilvl="7" w:tplc="40090019" w:tentative="1">
+      <w:start w:val="1"/>
+      <w:numFmt w:val="lowerLetter"/>
+      <w:lvlText w:val="%8."/>
+      <w:lvlJc w:val="left"/>
+      <w:pPr>
+        <w:ind w:left="5760" w:hanging="360"/>
+      </w:pPr>
+    </w:lvl>
+    <w:lvl w:ilvl="8" w:tplc="4009001B" w:tentative="1">
+      <w:start w:val="1"/>
+      <w:numFmt w:val="lowerRoman"/>
+      <w:lvlText w:val="%9."/>
+      <w:lvlJc w:val="right"/>
+      <w:pPr>
+        <w:ind w:left="6480" w:hanging="180"/>
+      </w:pPr>
+    </w:lvl>
+  </w:abstractNum>
+  <w:abstractNum w:abstractNumId="46">
     <w:nsid w:val="7BD5777C"/>
     <w:multiLevelType w:val="hybridMultilevel"/>
     <w:tmpl w:val="53D46EE2"/>
@@ -21496,7 +23326,7 @@
       </w:pPr>
     </w:lvl>
   </w:abstractNum>
-  <w:abstractNum w:abstractNumId="43">
+  <w:abstractNum w:abstractNumId="47">
     <w:nsid w:val="7BF715C6"/>
     <w:multiLevelType w:val="hybridMultilevel"/>
     <w:tmpl w:val="F8B83480"/>
@@ -21585,7 +23415,7 @@
       </w:pPr>
     </w:lvl>
   </w:abstractNum>
-  <w:abstractNum w:abstractNumId="44">
+  <w:abstractNum w:abstractNumId="48">
     <w:nsid w:val="7C2320E0"/>
     <w:multiLevelType w:val="hybridMultilevel"/>
     <w:tmpl w:val="B4EC2F1C"/>
@@ -21698,7 +23528,7 @@
       </w:rPr>
     </w:lvl>
   </w:abstractNum>
-  <w:abstractNum w:abstractNumId="45">
+  <w:abstractNum w:abstractNumId="49">
     <w:nsid w:val="7E2F2A24"/>
     <w:multiLevelType w:val="hybridMultilevel"/>
     <w:tmpl w:val="CF9414DC"/>
@@ -21812,142 +23642,154 @@
     </w:lvl>
   </w:abstractNum>
   <w:num w:numId="1">
-    <w:abstractNumId w:val="22"/>
+    <w:abstractNumId w:val="23"/>
   </w:num>
   <w:num w:numId="2">
-    <w:abstractNumId w:val="24"/>
+    <w:abstractNumId w:val="25"/>
   </w:num>
   <w:num w:numId="3">
-    <w:abstractNumId w:val="40"/>
+    <w:abstractNumId w:val="43"/>
   </w:num>
   <w:num w:numId="4">
-    <w:abstractNumId w:val="16"/>
+    <w:abstractNumId w:val="17"/>
   </w:num>
   <w:num w:numId="5">
-    <w:abstractNumId w:val="2"/>
+    <w:abstractNumId w:val="3"/>
   </w:num>
   <w:num w:numId="6">
-    <w:abstractNumId w:val="11"/>
+    <w:abstractNumId w:val="12"/>
   </w:num>
   <w:num w:numId="7">
-    <w:abstractNumId w:val="39"/>
+    <w:abstractNumId w:val="42"/>
   </w:num>
   <w:num w:numId="8">
-    <w:abstractNumId w:val="25"/>
+    <w:abstractNumId w:val="26"/>
   </w:num>
   <w:num w:numId="9">
-    <w:abstractNumId w:val="14"/>
+    <w:abstractNumId w:val="15"/>
   </w:num>
   <w:num w:numId="10">
-    <w:abstractNumId w:val="31"/>
+    <w:abstractNumId w:val="32"/>
   </w:num>
   <w:num w:numId="11">
-    <w:abstractNumId w:val="32"/>
+    <w:abstractNumId w:val="34"/>
   </w:num>
   <w:num w:numId="12">
-    <w:abstractNumId w:val="28"/>
+    <w:abstractNumId w:val="29"/>
   </w:num>
   <w:num w:numId="13">
-    <w:abstractNumId w:val="12"/>
+    <w:abstractNumId w:val="13"/>
   </w:num>
   <w:num w:numId="14">
-    <w:abstractNumId w:val="9"/>
+    <w:abstractNumId w:val="10"/>
   </w:num>
   <w:num w:numId="15">
-    <w:abstractNumId w:val="42"/>
+    <w:abstractNumId w:val="46"/>
   </w:num>
   <w:num w:numId="16">
-    <w:abstractNumId w:val="3"/>
+    <w:abstractNumId w:val="4"/>
   </w:num>
   <w:num w:numId="17">
-    <w:abstractNumId w:val="19"/>
+    <w:abstractNumId w:val="20"/>
   </w:num>
   <w:num w:numId="18">
     <w:abstractNumId w:val="1"/>
   </w:num>
   <w:num w:numId="19">
-    <w:abstractNumId w:val="8"/>
+    <w:abstractNumId w:val="9"/>
   </w:num>
   <w:num w:numId="20">
+    <w:abstractNumId w:val="22"/>
+  </w:num>
+  <w:num w:numId="21">
+    <w:abstractNumId w:val="37"/>
+  </w:num>
+  <w:num w:numId="22">
+    <w:abstractNumId w:val="7"/>
+  </w:num>
+  <w:num w:numId="23">
+    <w:abstractNumId w:val="48"/>
+  </w:num>
+  <w:num w:numId="24">
+    <w:abstractNumId w:val="14"/>
+  </w:num>
+  <w:num w:numId="25">
+    <w:abstractNumId w:val="18"/>
+  </w:num>
+  <w:num w:numId="26">
+    <w:abstractNumId w:val="19"/>
+  </w:num>
+  <w:num w:numId="27">
+    <w:abstractNumId w:val="24"/>
+  </w:num>
+  <w:num w:numId="28">
+    <w:abstractNumId w:val="11"/>
+  </w:num>
+  <w:num w:numId="29">
+    <w:abstractNumId w:val="6"/>
+  </w:num>
+  <w:num w:numId="30">
+    <w:abstractNumId w:val="39"/>
+  </w:num>
+  <w:num w:numId="31">
+    <w:abstractNumId w:val="27"/>
+  </w:num>
+  <w:num w:numId="32">
+    <w:abstractNumId w:val="31"/>
+  </w:num>
+  <w:num w:numId="33">
+    <w:abstractNumId w:val="36"/>
+  </w:num>
+  <w:num w:numId="34">
     <w:abstractNumId w:val="21"/>
   </w:num>
-  <w:num w:numId="21">
-    <w:abstractNumId w:val="35"/>
-  </w:num>
-  <w:num w:numId="22">
-    <w:abstractNumId w:val="6"/>
-  </w:num>
-  <w:num w:numId="23">
-    <w:abstractNumId w:val="44"/>
-  </w:num>
-  <w:num w:numId="24">
-    <w:abstractNumId w:val="13"/>
-  </w:num>
-  <w:num w:numId="25">
-    <w:abstractNumId w:val="17"/>
-  </w:num>
-  <w:num w:numId="26">
-    <w:abstractNumId w:val="18"/>
-  </w:num>
-  <w:num w:numId="27">
-    <w:abstractNumId w:val="23"/>
-  </w:num>
-  <w:num w:numId="28">
-    <w:abstractNumId w:val="10"/>
-  </w:num>
-  <w:num w:numId="29">
-    <w:abstractNumId w:val="5"/>
-  </w:num>
-  <w:num w:numId="30">
-    <w:abstractNumId w:val="37"/>
-  </w:num>
-  <w:num w:numId="31">
-    <w:abstractNumId w:val="26"/>
-  </w:num>
-  <w:num w:numId="32">
-    <w:abstractNumId w:val="30"/>
-  </w:num>
-  <w:num w:numId="33">
-    <w:abstractNumId w:val="34"/>
-  </w:num>
-  <w:num w:numId="34">
-    <w:abstractNumId w:val="20"/>
-  </w:num>
   <w:num w:numId="35">
-    <w:abstractNumId w:val="43"/>
+    <w:abstractNumId w:val="47"/>
   </w:num>
   <w:num w:numId="36">
-    <w:abstractNumId w:val="29"/>
+    <w:abstractNumId w:val="30"/>
   </w:num>
   <w:num w:numId="37">
     <w:abstractNumId w:val="0"/>
   </w:num>
   <w:num w:numId="38">
-    <w:abstractNumId w:val="15"/>
+    <w:abstractNumId w:val="16"/>
   </w:num>
   <w:num w:numId="39">
+    <w:abstractNumId w:val="49"/>
+  </w:num>
+  <w:num w:numId="40">
+    <w:abstractNumId w:val="28"/>
+  </w:num>
+  <w:num w:numId="41">
+    <w:abstractNumId w:val="44"/>
+  </w:num>
+  <w:num w:numId="42">
+    <w:abstractNumId w:val="41"/>
+  </w:num>
+  <w:num w:numId="43">
+    <w:abstractNumId w:val="5"/>
+  </w:num>
+  <w:num w:numId="44">
+    <w:abstractNumId w:val="8"/>
+  </w:num>
+  <w:num w:numId="45">
+    <w:abstractNumId w:val="38"/>
+  </w:num>
+  <w:num w:numId="46">
+    <w:abstractNumId w:val="35"/>
+  </w:num>
+  <w:num w:numId="47">
+    <w:abstractNumId w:val="33"/>
+  </w:num>
+  <w:num w:numId="48">
+    <w:abstractNumId w:val="40"/>
+  </w:num>
+  <w:num w:numId="49">
     <w:abstractNumId w:val="45"/>
   </w:num>
-  <w:num w:numId="40">
-    <w:abstractNumId w:val="27"/>
-  </w:num>
-  <w:num w:numId="41">
-    <w:abstractNumId w:val="41"/>
-  </w:num>
-  <w:num w:numId="42">
-    <w:abstractNumId w:val="38"/>
-  </w:num>
-  <w:num w:numId="43">
-    <w:abstractNumId w:val="4"/>
-  </w:num>
-  <w:num w:numId="44">
-    <w:abstractNumId w:val="7"/>
-  </w:num>
-  <w:num w:numId="45">
-    <w:abstractNumId w:val="36"/>
-  </w:num>
-  <w:num w:numId="46">
-    <w:abstractNumId w:val="33"/>
+  <w:num w:numId="50">
+    <w:abstractNumId w:val="2"/>
   </w:num>
 </w:numbering>
 </file>
@@ -23618,31 +25460,31 @@
     </dgm:pt>
   </dgm:ptLst>
   <dgm:cxnLst>
-    <dgm:cxn modelId="{1270BC73-59AE-44B8-9532-D496C38CA97F}" type="presOf" srcId="{58F8E6FA-8E5F-4590-8E91-7D425686736E}" destId="{1C61394E-D32F-4A43-ADD4-F46D3A33D38F}" srcOrd="0" destOrd="0" presId="urn:microsoft.com/office/officeart/2005/8/layout/process1"/>
-    <dgm:cxn modelId="{19632F9E-3584-4E9D-AA0E-FCE24982A921}" type="presOf" srcId="{CB734D05-6005-4A33-891F-8F6E9F0BE629}" destId="{9346448E-7772-4989-9A73-02FD2DA61B93}" srcOrd="0" destOrd="0" presId="urn:microsoft.com/office/officeart/2005/8/layout/process1"/>
-    <dgm:cxn modelId="{BF1CADDA-FDE9-4A8D-B2D1-E82E27C8E3B5}" type="presOf" srcId="{B0DAEDAB-33B3-4821-A91B-D05361312CE9}" destId="{FCE3B9A4-214A-4502-B3DF-ACB3E0BC61C7}" srcOrd="0" destOrd="0" presId="urn:microsoft.com/office/officeart/2005/8/layout/process1"/>
-    <dgm:cxn modelId="{3BE24E4C-F284-4834-A388-32165CC2DAF2}" type="presOf" srcId="{D4DE5EA1-C98A-4001-96ED-0D8A4099152C}" destId="{CA09568C-529F-4056-BB14-75FC27EA3A57}" srcOrd="0" destOrd="0" presId="urn:microsoft.com/office/officeart/2005/8/layout/process1"/>
+    <dgm:cxn modelId="{407416C7-D9A4-49CF-A1D9-63129D12A5E9}" srcId="{C787D0C9-C4AA-4BF8-AAA9-EFDCDDDFB8C5}" destId="{B2F67260-32B4-49EF-BEA7-6376ABEBC356}" srcOrd="1" destOrd="0" parTransId="{452FD36E-8C97-458A-9189-BC15B3E0AB1F}" sibTransId="{58F8E6FA-8E5F-4590-8E91-7D425686736E}"/>
+    <dgm:cxn modelId="{E763EF8E-83DE-4D79-97DD-1B6BE4326185}" type="presOf" srcId="{D4DE5EA1-C98A-4001-96ED-0D8A4099152C}" destId="{CA09568C-529F-4056-BB14-75FC27EA3A57}" srcOrd="0" destOrd="0" presId="urn:microsoft.com/office/officeart/2005/8/layout/process1"/>
+    <dgm:cxn modelId="{942ADE11-8D19-411C-9EA7-2521FD3A91EF}" type="presOf" srcId="{C6470392-B547-42B7-BBE1-49D9BF3297A5}" destId="{E6A79763-2175-4FE6-AF39-65BAD7E8A94D}" srcOrd="0" destOrd="0" presId="urn:microsoft.com/office/officeart/2005/8/layout/process1"/>
+    <dgm:cxn modelId="{E0A87B50-97F3-44DC-A316-EA678772AE0F}" type="presOf" srcId="{B0DAEDAB-33B3-4821-A91B-D05361312CE9}" destId="{FCE3B9A4-214A-4502-B3DF-ACB3E0BC61C7}" srcOrd="0" destOrd="0" presId="urn:microsoft.com/office/officeart/2005/8/layout/process1"/>
+    <dgm:cxn modelId="{FF2E73D5-6556-48B6-9F73-168B2297F7B1}" type="presOf" srcId="{B2F67260-32B4-49EF-BEA7-6376ABEBC356}" destId="{45B120D8-A283-4DB0-AE48-CD1028B5A1CA}" srcOrd="0" destOrd="0" presId="urn:microsoft.com/office/officeart/2005/8/layout/process1"/>
+    <dgm:cxn modelId="{0F876F75-C940-4193-B0C3-DEF30E10B60E}" type="presOf" srcId="{2F2C6037-AE48-4650-B998-EBABF88D0464}" destId="{ABB6D0E9-231F-49FF-8F6A-CBD756BB2A07}" srcOrd="0" destOrd="0" presId="urn:microsoft.com/office/officeart/2005/8/layout/process1"/>
+    <dgm:cxn modelId="{6256F90C-7C94-4AEE-9C96-329FAAC3CAB8}" type="presOf" srcId="{58F8E6FA-8E5F-4590-8E91-7D425686736E}" destId="{1C61394E-D32F-4A43-ADD4-F46D3A33D38F}" srcOrd="0" destOrd="0" presId="urn:microsoft.com/office/officeart/2005/8/layout/process1"/>
+    <dgm:cxn modelId="{DB58C5FA-08D7-43FA-BD46-12EBCA59BB25}" type="presOf" srcId="{2F2C6037-AE48-4650-B998-EBABF88D0464}" destId="{8D8E620F-A309-4628-986D-B0F92ABF739C}" srcOrd="1" destOrd="0" presId="urn:microsoft.com/office/officeart/2005/8/layout/process1"/>
+    <dgm:cxn modelId="{EF21A6FB-5E42-4F78-BFAC-84F6420D3F46}" type="presOf" srcId="{58F8E6FA-8E5F-4590-8E91-7D425686736E}" destId="{38F30BB8-19AC-4F2C-997E-D6C87643D812}" srcOrd="1" destOrd="0" presId="urn:microsoft.com/office/officeart/2005/8/layout/process1"/>
+    <dgm:cxn modelId="{36E018D9-C225-414E-9059-F263C87EFDD1}" type="presOf" srcId="{C787D0C9-C4AA-4BF8-AAA9-EFDCDDDFB8C5}" destId="{ECE2E50F-1EF0-49E9-A2A2-C09D34379E86}" srcOrd="0" destOrd="0" presId="urn:microsoft.com/office/officeart/2005/8/layout/process1"/>
+    <dgm:cxn modelId="{A358B1AA-45ED-4C0A-A925-911C6E3E177E}" srcId="{C787D0C9-C4AA-4BF8-AAA9-EFDCDDDFB8C5}" destId="{D4DE5EA1-C98A-4001-96ED-0D8A4099152C}" srcOrd="2" destOrd="0" parTransId="{DDD45587-67C2-4B3F-892B-0153C2E010D0}" sibTransId="{C6470392-B547-42B7-BBE1-49D9BF3297A5}"/>
+    <dgm:cxn modelId="{783A2C37-6C2B-4D40-9564-97CEA7CBF962}" type="presOf" srcId="{C6470392-B547-42B7-BBE1-49D9BF3297A5}" destId="{D17F71C8-684F-40E9-B9CF-89D188A27816}" srcOrd="1" destOrd="0" presId="urn:microsoft.com/office/officeart/2005/8/layout/process1"/>
     <dgm:cxn modelId="{916CD402-046A-49C3-919C-E8874C6452BD}" srcId="{C787D0C9-C4AA-4BF8-AAA9-EFDCDDDFB8C5}" destId="{B0DAEDAB-33B3-4821-A91B-D05361312CE9}" srcOrd="3" destOrd="0" parTransId="{1B396FDD-FE98-44AA-BBFD-EFDF9B52D4CD}" sibTransId="{2689B6F1-8FF1-4D68-9639-E8E505EA5AB0}"/>
-    <dgm:cxn modelId="{33ED9929-36EC-4E40-83E6-B0FEEC7E6EC6}" type="presOf" srcId="{58F8E6FA-8E5F-4590-8E91-7D425686736E}" destId="{38F30BB8-19AC-4F2C-997E-D6C87643D812}" srcOrd="1" destOrd="0" presId="urn:microsoft.com/office/officeart/2005/8/layout/process1"/>
-    <dgm:cxn modelId="{580953A6-5892-433A-AEAD-52C96BC6E471}" type="presOf" srcId="{C6470392-B547-42B7-BBE1-49D9BF3297A5}" destId="{E6A79763-2175-4FE6-AF39-65BAD7E8A94D}" srcOrd="0" destOrd="0" presId="urn:microsoft.com/office/officeart/2005/8/layout/process1"/>
-    <dgm:cxn modelId="{407416C7-D9A4-49CF-A1D9-63129D12A5E9}" srcId="{C787D0C9-C4AA-4BF8-AAA9-EFDCDDDFB8C5}" destId="{B2F67260-32B4-49EF-BEA7-6376ABEBC356}" srcOrd="1" destOrd="0" parTransId="{452FD36E-8C97-458A-9189-BC15B3E0AB1F}" sibTransId="{58F8E6FA-8E5F-4590-8E91-7D425686736E}"/>
     <dgm:cxn modelId="{F27277EA-BDDA-4005-9170-FBB0A209E462}" srcId="{C787D0C9-C4AA-4BF8-AAA9-EFDCDDDFB8C5}" destId="{CB734D05-6005-4A33-891F-8F6E9F0BE629}" srcOrd="0" destOrd="0" parTransId="{D88A1106-7499-4EC1-A955-12C926757BDC}" sibTransId="{2F2C6037-AE48-4650-B998-EBABF88D0464}"/>
-    <dgm:cxn modelId="{B397E00B-1758-407A-B54F-5A0D4D6283F2}" type="presOf" srcId="{2F2C6037-AE48-4650-B998-EBABF88D0464}" destId="{ABB6D0E9-231F-49FF-8F6A-CBD756BB2A07}" srcOrd="0" destOrd="0" presId="urn:microsoft.com/office/officeart/2005/8/layout/process1"/>
-    <dgm:cxn modelId="{A358B1AA-45ED-4C0A-A925-911C6E3E177E}" srcId="{C787D0C9-C4AA-4BF8-AAA9-EFDCDDDFB8C5}" destId="{D4DE5EA1-C98A-4001-96ED-0D8A4099152C}" srcOrd="2" destOrd="0" parTransId="{DDD45587-67C2-4B3F-892B-0153C2E010D0}" sibTransId="{C6470392-B547-42B7-BBE1-49D9BF3297A5}"/>
-    <dgm:cxn modelId="{0D9BDE29-D41B-4653-9B47-CFB91598BA98}" type="presOf" srcId="{2F2C6037-AE48-4650-B998-EBABF88D0464}" destId="{8D8E620F-A309-4628-986D-B0F92ABF739C}" srcOrd="1" destOrd="0" presId="urn:microsoft.com/office/officeart/2005/8/layout/process1"/>
-    <dgm:cxn modelId="{0C1492FB-EE51-4212-BDE8-4DF230022CA3}" type="presOf" srcId="{B2F67260-32B4-49EF-BEA7-6376ABEBC356}" destId="{45B120D8-A283-4DB0-AE48-CD1028B5A1CA}" srcOrd="0" destOrd="0" presId="urn:microsoft.com/office/officeart/2005/8/layout/process1"/>
-    <dgm:cxn modelId="{882CA347-0C3D-49BA-B30E-8318202AEECB}" type="presOf" srcId="{C787D0C9-C4AA-4BF8-AAA9-EFDCDDDFB8C5}" destId="{ECE2E50F-1EF0-49E9-A2A2-C09D34379E86}" srcOrd="0" destOrd="0" presId="urn:microsoft.com/office/officeart/2005/8/layout/process1"/>
-    <dgm:cxn modelId="{AD1A9D2D-7DF4-4710-8F7A-B2BDCE173286}" type="presOf" srcId="{C6470392-B547-42B7-BBE1-49D9BF3297A5}" destId="{D17F71C8-684F-40E9-B9CF-89D188A27816}" srcOrd="1" destOrd="0" presId="urn:microsoft.com/office/officeart/2005/8/layout/process1"/>
-    <dgm:cxn modelId="{FCB43CD1-4A33-46AC-97FC-F7809E7607C7}" type="presParOf" srcId="{ECE2E50F-1EF0-49E9-A2A2-C09D34379E86}" destId="{9346448E-7772-4989-9A73-02FD2DA61B93}" srcOrd="0" destOrd="0" presId="urn:microsoft.com/office/officeart/2005/8/layout/process1"/>
-    <dgm:cxn modelId="{A5FB481F-B569-4012-A6CE-938BDC4D96A1}" type="presParOf" srcId="{ECE2E50F-1EF0-49E9-A2A2-C09D34379E86}" destId="{ABB6D0E9-231F-49FF-8F6A-CBD756BB2A07}" srcOrd="1" destOrd="0" presId="urn:microsoft.com/office/officeart/2005/8/layout/process1"/>
-    <dgm:cxn modelId="{EAA1FC5E-7B2B-4693-BB30-B3DC6EEC18D7}" type="presParOf" srcId="{ABB6D0E9-231F-49FF-8F6A-CBD756BB2A07}" destId="{8D8E620F-A309-4628-986D-B0F92ABF739C}" srcOrd="0" destOrd="0" presId="urn:microsoft.com/office/officeart/2005/8/layout/process1"/>
-    <dgm:cxn modelId="{9B38339E-AB43-43C0-A094-306917787FFA}" type="presParOf" srcId="{ECE2E50F-1EF0-49E9-A2A2-C09D34379E86}" destId="{45B120D8-A283-4DB0-AE48-CD1028B5A1CA}" srcOrd="2" destOrd="0" presId="urn:microsoft.com/office/officeart/2005/8/layout/process1"/>
-    <dgm:cxn modelId="{09993C8D-43CC-48F3-85F2-88215EF26AE7}" type="presParOf" srcId="{ECE2E50F-1EF0-49E9-A2A2-C09D34379E86}" destId="{1C61394E-D32F-4A43-ADD4-F46D3A33D38F}" srcOrd="3" destOrd="0" presId="urn:microsoft.com/office/officeart/2005/8/layout/process1"/>
-    <dgm:cxn modelId="{F5175F77-5372-42C7-A0B1-D90D109F98E9}" type="presParOf" srcId="{1C61394E-D32F-4A43-ADD4-F46D3A33D38F}" destId="{38F30BB8-19AC-4F2C-997E-D6C87643D812}" srcOrd="0" destOrd="0" presId="urn:microsoft.com/office/officeart/2005/8/layout/process1"/>
-    <dgm:cxn modelId="{ED69B9BE-DC26-425F-A7D8-6A7C63391AFF}" type="presParOf" srcId="{ECE2E50F-1EF0-49E9-A2A2-C09D34379E86}" destId="{CA09568C-529F-4056-BB14-75FC27EA3A57}" srcOrd="4" destOrd="0" presId="urn:microsoft.com/office/officeart/2005/8/layout/process1"/>
-    <dgm:cxn modelId="{41F98CA8-E91C-4CB7-B190-89BF9B0570DB}" type="presParOf" srcId="{ECE2E50F-1EF0-49E9-A2A2-C09D34379E86}" destId="{E6A79763-2175-4FE6-AF39-65BAD7E8A94D}" srcOrd="5" destOrd="0" presId="urn:microsoft.com/office/officeart/2005/8/layout/process1"/>
-    <dgm:cxn modelId="{429D3AEF-3060-4FFB-B378-58D5B7F51F8C}" type="presParOf" srcId="{E6A79763-2175-4FE6-AF39-65BAD7E8A94D}" destId="{D17F71C8-684F-40E9-B9CF-89D188A27816}" srcOrd="0" destOrd="0" presId="urn:microsoft.com/office/officeart/2005/8/layout/process1"/>
-    <dgm:cxn modelId="{B968B39B-9BA5-4231-B886-9CFFF6149C67}" type="presParOf" srcId="{ECE2E50F-1EF0-49E9-A2A2-C09D34379E86}" destId="{FCE3B9A4-214A-4502-B3DF-ACB3E0BC61C7}" srcOrd="6" destOrd="0" presId="urn:microsoft.com/office/officeart/2005/8/layout/process1"/>
+    <dgm:cxn modelId="{B7988933-8E5E-4798-95E2-537210B41221}" type="presOf" srcId="{CB734D05-6005-4A33-891F-8F6E9F0BE629}" destId="{9346448E-7772-4989-9A73-02FD2DA61B93}" srcOrd="0" destOrd="0" presId="urn:microsoft.com/office/officeart/2005/8/layout/process1"/>
+    <dgm:cxn modelId="{998320B8-B7A1-4884-AA28-647CD9C3FDCB}" type="presParOf" srcId="{ECE2E50F-1EF0-49E9-A2A2-C09D34379E86}" destId="{9346448E-7772-4989-9A73-02FD2DA61B93}" srcOrd="0" destOrd="0" presId="urn:microsoft.com/office/officeart/2005/8/layout/process1"/>
+    <dgm:cxn modelId="{146DF15F-8C91-416E-922E-F83D04D74626}" type="presParOf" srcId="{ECE2E50F-1EF0-49E9-A2A2-C09D34379E86}" destId="{ABB6D0E9-231F-49FF-8F6A-CBD756BB2A07}" srcOrd="1" destOrd="0" presId="urn:microsoft.com/office/officeart/2005/8/layout/process1"/>
+    <dgm:cxn modelId="{19F1635D-C8CF-4D03-9BFF-8B91D5495243}" type="presParOf" srcId="{ABB6D0E9-231F-49FF-8F6A-CBD756BB2A07}" destId="{8D8E620F-A309-4628-986D-B0F92ABF739C}" srcOrd="0" destOrd="0" presId="urn:microsoft.com/office/officeart/2005/8/layout/process1"/>
+    <dgm:cxn modelId="{407DA4E1-11B0-4376-AFD8-E2C870B0CC20}" type="presParOf" srcId="{ECE2E50F-1EF0-49E9-A2A2-C09D34379E86}" destId="{45B120D8-A283-4DB0-AE48-CD1028B5A1CA}" srcOrd="2" destOrd="0" presId="urn:microsoft.com/office/officeart/2005/8/layout/process1"/>
+    <dgm:cxn modelId="{2471CBF3-EAE8-4DD8-8790-3F87BD349145}" type="presParOf" srcId="{ECE2E50F-1EF0-49E9-A2A2-C09D34379E86}" destId="{1C61394E-D32F-4A43-ADD4-F46D3A33D38F}" srcOrd="3" destOrd="0" presId="urn:microsoft.com/office/officeart/2005/8/layout/process1"/>
+    <dgm:cxn modelId="{250B991D-4E3E-42DC-A020-7BD08BDC2291}" type="presParOf" srcId="{1C61394E-D32F-4A43-ADD4-F46D3A33D38F}" destId="{38F30BB8-19AC-4F2C-997E-D6C87643D812}" srcOrd="0" destOrd="0" presId="urn:microsoft.com/office/officeart/2005/8/layout/process1"/>
+    <dgm:cxn modelId="{4A46E325-1878-4698-854E-793A82307502}" type="presParOf" srcId="{ECE2E50F-1EF0-49E9-A2A2-C09D34379E86}" destId="{CA09568C-529F-4056-BB14-75FC27EA3A57}" srcOrd="4" destOrd="0" presId="urn:microsoft.com/office/officeart/2005/8/layout/process1"/>
+    <dgm:cxn modelId="{1150CE70-8F5F-4922-81DA-08F355A1DB0C}" type="presParOf" srcId="{ECE2E50F-1EF0-49E9-A2A2-C09D34379E86}" destId="{E6A79763-2175-4FE6-AF39-65BAD7E8A94D}" srcOrd="5" destOrd="0" presId="urn:microsoft.com/office/officeart/2005/8/layout/process1"/>
+    <dgm:cxn modelId="{D147E826-34BB-4430-8214-9CC2F9366217}" type="presParOf" srcId="{E6A79763-2175-4FE6-AF39-65BAD7E8A94D}" destId="{D17F71C8-684F-40E9-B9CF-89D188A27816}" srcOrd="0" destOrd="0" presId="urn:microsoft.com/office/officeart/2005/8/layout/process1"/>
+    <dgm:cxn modelId="{D5D15A48-4BA3-4459-AFF6-D38933580A3E}" type="presParOf" srcId="{ECE2E50F-1EF0-49E9-A2A2-C09D34379E86}" destId="{FCE3B9A4-214A-4502-B3DF-ACB3E0BC61C7}" srcOrd="6" destOrd="0" presId="urn:microsoft.com/office/officeart/2005/8/layout/process1"/>
   </dgm:cxnLst>
   <dgm:bg/>
   <dgm:whole/>

--- a/Notes_SA2601010.docx
+++ b/Notes_SA2601010.docx
@@ -18537,7 +18537,351 @@
     </w:p>
     <w:p>
       <w:pPr>
-        <w:rPr>
+        <w:pBdr>
+          <w:bottom w:val="single" w:sz="6" w:space="1" w:color="auto"/>
+        </w:pBdr>
+        <w:rPr>
+          <w:sz w:val="24"/>
+          <w:szCs w:val="22"/>
+          <w:lang w:val="en-US"/>
+        </w:rPr>
+      </w:pPr>
+    </w:p>
+    <w:p>
+      <w:pPr>
+        <w:rPr>
+          <w:b/>
+          <w:bCs/>
+          <w:sz w:val="24"/>
+          <w:szCs w:val="22"/>
+          <w:lang w:val="en-US"/>
+        </w:rPr>
+      </w:pPr>
+      <w:r>
+        <w:rPr>
+          <w:b/>
+          <w:bCs/>
+          <w:sz w:val="24"/>
+          <w:szCs w:val="22"/>
+          <w:lang w:val="en-US"/>
+        </w:rPr>
+        <w:t>Tags in Cucumber</w:t>
+      </w:r>
+    </w:p>
+    <w:p>
+      <w:pPr>
+        <w:pStyle w:val="ListParagraph"/>
+        <w:numPr>
+          <w:ilvl w:val="0"/>
+          <w:numId w:val="50"/>
+        </w:numPr>
+        <w:rPr>
+          <w:sz w:val="24"/>
+          <w:szCs w:val="22"/>
+          <w:lang w:val="en-US"/>
+        </w:rPr>
+      </w:pPr>
+      <w:r>
+        <w:rPr>
+          <w:sz w:val="24"/>
+          <w:szCs w:val="22"/>
+          <w:lang w:val="en-US"/>
+        </w:rPr>
+        <w:t>Tags are the words which starts with @</w:t>
+      </w:r>
+    </w:p>
+    <w:p>
+      <w:pPr>
+        <w:pStyle w:val="ListParagraph"/>
+        <w:numPr>
+          <w:ilvl w:val="0"/>
+          <w:numId w:val="50"/>
+        </w:numPr>
+        <w:rPr>
+          <w:sz w:val="24"/>
+          <w:szCs w:val="22"/>
+          <w:lang w:val="en-US"/>
+        </w:rPr>
+      </w:pPr>
+      <w:r>
+        <w:rPr>
+          <w:sz w:val="24"/>
+          <w:szCs w:val="22"/>
+          <w:lang w:val="en-US"/>
+        </w:rPr>
+        <w:t>Tags allows to execute / skip single scenario / multiple scenarios</w:t>
+      </w:r>
+    </w:p>
+    <w:p>
+      <w:pPr>
+        <w:pStyle w:val="ListParagraph"/>
+        <w:numPr>
+          <w:ilvl w:val="0"/>
+          <w:numId w:val="50"/>
+        </w:numPr>
+        <w:rPr>
+          <w:sz w:val="24"/>
+          <w:szCs w:val="22"/>
+          <w:lang w:val="en-US"/>
+        </w:rPr>
+      </w:pPr>
+      <w:r>
+        <w:rPr>
+          <w:sz w:val="24"/>
+          <w:szCs w:val="22"/>
+          <w:lang w:val="en-US"/>
+        </w:rPr>
+        <w:t>Tags needs to be defined in feature file</w:t>
+      </w:r>
+    </w:p>
+    <w:p>
+      <w:pPr>
+        <w:pStyle w:val="ListParagraph"/>
+        <w:numPr>
+          <w:ilvl w:val="0"/>
+          <w:numId w:val="50"/>
+        </w:numPr>
+        <w:pBdr>
+          <w:bottom w:val="single" w:sz="6" w:space="1" w:color="auto"/>
+        </w:pBdr>
+        <w:rPr>
+          <w:sz w:val="24"/>
+          <w:szCs w:val="22"/>
+          <w:lang w:val="en-US"/>
+        </w:rPr>
+      </w:pPr>
+      <w:r>
+        <w:rPr>
+          <w:sz w:val="24"/>
+          <w:szCs w:val="22"/>
+          <w:lang w:val="en-US"/>
+        </w:rPr>
+        <w:t>Execution criteria needs to be specified in Runner class</w:t>
+      </w:r>
+    </w:p>
+    <w:p>
+      <w:pPr>
+        <w:rPr>
+          <w:b/>
+          <w:bCs/>
+          <w:sz w:val="24"/>
+          <w:szCs w:val="22"/>
+          <w:lang w:val="en-US"/>
+        </w:rPr>
+      </w:pPr>
+      <w:r>
+        <w:rPr>
+          <w:b/>
+          <w:bCs/>
+          <w:sz w:val="24"/>
+          <w:szCs w:val="22"/>
+          <w:lang w:val="en-US"/>
+        </w:rPr>
+        <w:lastRenderedPageBreak/>
+        <w:t>Hooks in Cucumber</w:t>
+      </w:r>
+    </w:p>
+    <w:p>
+      <w:pPr>
+        <w:pStyle w:val="ListParagraph"/>
+        <w:numPr>
+          <w:ilvl w:val="0"/>
+          <w:numId w:val="51"/>
+        </w:numPr>
+        <w:rPr>
+          <w:b/>
+          <w:bCs/>
+          <w:sz w:val="24"/>
+          <w:szCs w:val="22"/>
+          <w:lang w:val="en-US"/>
+        </w:rPr>
+      </w:pPr>
+      <w:r>
+        <w:rPr>
+          <w:sz w:val="24"/>
+          <w:szCs w:val="22"/>
+          <w:lang w:val="en-US"/>
+        </w:rPr>
+        <w:t xml:space="preserve">These are special methods those get executed before and after </w:t>
+      </w:r>
+      <w:r>
+        <w:rPr>
+          <w:b/>
+          <w:bCs/>
+          <w:sz w:val="24"/>
+          <w:szCs w:val="22"/>
+          <w:lang w:val="en-US"/>
+        </w:rPr>
+        <w:t xml:space="preserve">every </w:t>
+      </w:r>
+      <w:r>
+        <w:rPr>
+          <w:b/>
+          <w:bCs/>
+          <w:sz w:val="24"/>
+          <w:szCs w:val="22"/>
+          <w:lang w:val="en-US"/>
+        </w:rPr>
+        <w:t>scenario.</w:t>
+      </w:r>
+    </w:p>
+    <w:p>
+      <w:pPr>
+        <w:pStyle w:val="ListParagraph"/>
+        <w:numPr>
+          <w:ilvl w:val="0"/>
+          <w:numId w:val="51"/>
+        </w:numPr>
+        <w:rPr>
+          <w:b/>
+          <w:bCs/>
+          <w:sz w:val="24"/>
+          <w:szCs w:val="22"/>
+          <w:lang w:val="en-US"/>
+        </w:rPr>
+      </w:pPr>
+      <w:r>
+        <w:rPr>
+          <w:sz w:val="24"/>
+          <w:szCs w:val="22"/>
+          <w:lang w:val="en-US"/>
+        </w:rPr>
+        <w:t>There are two scenarios in Cucumber</w:t>
+      </w:r>
+    </w:p>
+    <w:p>
+      <w:pPr>
+        <w:pStyle w:val="ListParagraph"/>
+        <w:numPr>
+          <w:ilvl w:val="1"/>
+          <w:numId w:val="51"/>
+        </w:numPr>
+        <w:rPr>
+          <w:b/>
+          <w:bCs/>
+          <w:sz w:val="24"/>
+          <w:szCs w:val="22"/>
+          <w:lang w:val="en-US"/>
+        </w:rPr>
+      </w:pPr>
+      <w:r>
+        <w:rPr>
+          <w:sz w:val="24"/>
+          <w:szCs w:val="22"/>
+          <w:lang w:val="en-US"/>
+        </w:rPr>
+        <w:t xml:space="preserve">@Before </w:t>
+      </w:r>
+      <w:r>
+        <w:rPr>
+          <w:sz w:val="24"/>
+          <w:szCs w:val="22"/>
+          <w:lang w:val="en-US"/>
+        </w:rPr>
+        <w:sym w:font="Wingdings" w:char="F0E0"/>
+      </w:r>
+      <w:r>
+        <w:rPr>
+          <w:sz w:val="24"/>
+          <w:szCs w:val="22"/>
+          <w:lang w:val="en-US"/>
+        </w:rPr>
+        <w:t xml:space="preserve"> This is the method that will get executed before every scenario</w:t>
+      </w:r>
+    </w:p>
+    <w:p>
+      <w:pPr>
+        <w:pStyle w:val="ListParagraph"/>
+        <w:numPr>
+          <w:ilvl w:val="1"/>
+          <w:numId w:val="51"/>
+        </w:numPr>
+        <w:rPr>
+          <w:b/>
+          <w:bCs/>
+          <w:sz w:val="24"/>
+          <w:szCs w:val="22"/>
+          <w:lang w:val="en-US"/>
+        </w:rPr>
+      </w:pPr>
+      <w:r>
+        <w:rPr>
+          <w:sz w:val="24"/>
+          <w:szCs w:val="22"/>
+          <w:lang w:val="en-US"/>
+        </w:rPr>
+        <w:t xml:space="preserve">@After </w:t>
+      </w:r>
+      <w:r>
+        <w:rPr>
+          <w:sz w:val="24"/>
+          <w:szCs w:val="22"/>
+          <w:lang w:val="en-US"/>
+        </w:rPr>
+        <w:sym w:font="Wingdings" w:char="F0E0"/>
+      </w:r>
+      <w:r>
+        <w:rPr>
+          <w:sz w:val="24"/>
+          <w:szCs w:val="22"/>
+          <w:lang w:val="en-US"/>
+        </w:rPr>
+        <w:t xml:space="preserve"> This is the method that will get executed after every scenario</w:t>
+      </w:r>
+    </w:p>
+    <w:p>
+      <w:pPr>
+        <w:pStyle w:val="ListParagraph"/>
+        <w:numPr>
+          <w:ilvl w:val="0"/>
+          <w:numId w:val="51"/>
+        </w:numPr>
+        <w:rPr>
+          <w:b/>
+          <w:bCs/>
+          <w:sz w:val="24"/>
+          <w:szCs w:val="22"/>
+          <w:lang w:val="en-US"/>
+        </w:rPr>
+      </w:pPr>
+      <w:r>
+        <w:rPr>
+          <w:sz w:val="24"/>
+          <w:szCs w:val="22"/>
+          <w:lang w:val="en-US"/>
+        </w:rPr>
+        <w:t>Hooks are the never part of feature file.</w:t>
+      </w:r>
+    </w:p>
+    <w:p>
+      <w:pPr>
+        <w:pStyle w:val="ListParagraph"/>
+        <w:numPr>
+          <w:ilvl w:val="0"/>
+          <w:numId w:val="51"/>
+        </w:numPr>
+        <w:rPr>
+          <w:b/>
+          <w:bCs/>
+          <w:sz w:val="24"/>
+          <w:szCs w:val="22"/>
+          <w:lang w:val="en-US"/>
+        </w:rPr>
+      </w:pPr>
+      <w:r>
+        <w:rPr>
+          <w:sz w:val="24"/>
+          <w:szCs w:val="22"/>
+          <w:lang w:val="en-US"/>
+        </w:rPr>
+        <w:t>They can be added in any one of the step definition or even you can create a separate class for defining hooks</w:t>
+      </w:r>
+    </w:p>
+    <w:p>
+      <w:pPr>
+        <w:rPr>
+          <w:b/>
+          <w:bCs/>
           <w:sz w:val="24"/>
           <w:szCs w:val="22"/>
           <w:lang w:val="en-US"/>
@@ -18785,92 +19129,6 @@
     </w:lvl>
   </w:abstractNum>
   <w:abstractNum w:abstractNumId="2">
-    <w:nsid w:val="0A7A0CC9"/>
-    <w:multiLevelType w:val="hybridMultilevel"/>
-    <w:tmpl w:val="71DEC95A"/>
-    <w:lvl w:ilvl="0" w:tplc="40090019">
-      <w:start w:val="1"/>
-      <w:numFmt w:val="lowerLetter"/>
-      <w:lvlText w:val="%1."/>
-      <w:lvlJc w:val="left"/>
-      <w:pPr>
-        <w:ind w:left="1440" w:hanging="360"/>
-      </w:pPr>
-    </w:lvl>
-    <w:lvl w:ilvl="1" w:tplc="40090019" w:tentative="1">
-      <w:start w:val="1"/>
-      <w:numFmt w:val="lowerLetter"/>
-      <w:lvlText w:val="%2."/>
-      <w:lvlJc w:val="left"/>
-      <w:pPr>
-        <w:ind w:left="2160" w:hanging="360"/>
-      </w:pPr>
-    </w:lvl>
-    <w:lvl w:ilvl="2" w:tplc="4009001B" w:tentative="1">
-      <w:start w:val="1"/>
-      <w:numFmt w:val="lowerRoman"/>
-      <w:lvlText w:val="%3."/>
-      <w:lvlJc w:val="right"/>
-      <w:pPr>
-        <w:ind w:left="2880" w:hanging="180"/>
-      </w:pPr>
-    </w:lvl>
-    <w:lvl w:ilvl="3" w:tplc="4009000F" w:tentative="1">
-      <w:start w:val="1"/>
-      <w:numFmt w:val="decimal"/>
-      <w:lvlText w:val="%4."/>
-      <w:lvlJc w:val="left"/>
-      <w:pPr>
-        <w:ind w:left="3600" w:hanging="360"/>
-      </w:pPr>
-    </w:lvl>
-    <w:lvl w:ilvl="4" w:tplc="40090019" w:tentative="1">
-      <w:start w:val="1"/>
-      <w:numFmt w:val="lowerLetter"/>
-      <w:lvlText w:val="%5."/>
-      <w:lvlJc w:val="left"/>
-      <w:pPr>
-        <w:ind w:left="4320" w:hanging="360"/>
-      </w:pPr>
-    </w:lvl>
-    <w:lvl w:ilvl="5" w:tplc="4009001B" w:tentative="1">
-      <w:start w:val="1"/>
-      <w:numFmt w:val="lowerRoman"/>
-      <w:lvlText w:val="%6."/>
-      <w:lvlJc w:val="right"/>
-      <w:pPr>
-        <w:ind w:left="5040" w:hanging="180"/>
-      </w:pPr>
-    </w:lvl>
-    <w:lvl w:ilvl="6" w:tplc="4009000F" w:tentative="1">
-      <w:start w:val="1"/>
-      <w:numFmt w:val="decimal"/>
-      <w:lvlText w:val="%7."/>
-      <w:lvlJc w:val="left"/>
-      <w:pPr>
-        <w:ind w:left="5760" w:hanging="360"/>
-      </w:pPr>
-    </w:lvl>
-    <w:lvl w:ilvl="7" w:tplc="40090019" w:tentative="1">
-      <w:start w:val="1"/>
-      <w:numFmt w:val="lowerLetter"/>
-      <w:lvlText w:val="%8."/>
-      <w:lvlJc w:val="left"/>
-      <w:pPr>
-        <w:ind w:left="6480" w:hanging="360"/>
-      </w:pPr>
-    </w:lvl>
-    <w:lvl w:ilvl="8" w:tplc="4009001B" w:tentative="1">
-      <w:start w:val="1"/>
-      <w:numFmt w:val="lowerRoman"/>
-      <w:lvlText w:val="%9."/>
-      <w:lvlJc w:val="right"/>
-      <w:pPr>
-        <w:ind w:left="7200" w:hanging="180"/>
-      </w:pPr>
-    </w:lvl>
-  </w:abstractNum>
-  <w:abstractNum w:abstractNumId="3">
     <w:nsid w:val="0F5B4400"/>
     <w:multiLevelType w:val="hybridMultilevel"/>
     <w:tmpl w:val="EF82DA1A"/>
@@ -18983,7 +19241,7 @@
       </w:rPr>
     </w:lvl>
   </w:abstractNum>
-  <w:abstractNum w:abstractNumId="4">
+  <w:abstractNum w:abstractNumId="3">
     <w:nsid w:val="105D6FD0"/>
     <w:multiLevelType w:val="hybridMultilevel"/>
     <w:tmpl w:val="D66A1D8C"/>
@@ -19072,7 +19330,7 @@
       </w:pPr>
     </w:lvl>
   </w:abstractNum>
-  <w:abstractNum w:abstractNumId="5">
+  <w:abstractNum w:abstractNumId="4">
     <w:nsid w:val="134D1409"/>
     <w:multiLevelType w:val="hybridMultilevel"/>
     <w:tmpl w:val="7F265676"/>
@@ -19185,7 +19443,7 @@
       </w:rPr>
     </w:lvl>
   </w:abstractNum>
-  <w:abstractNum w:abstractNumId="6">
+  <w:abstractNum w:abstractNumId="5">
     <w:nsid w:val="13D740A2"/>
     <w:multiLevelType w:val="hybridMultilevel"/>
     <w:tmpl w:val="A53ECF44"/>
@@ -19298,7 +19556,7 @@
       </w:rPr>
     </w:lvl>
   </w:abstractNum>
-  <w:abstractNum w:abstractNumId="7">
+  <w:abstractNum w:abstractNumId="6">
     <w:nsid w:val="140F3A6B"/>
     <w:multiLevelType w:val="hybridMultilevel"/>
     <w:tmpl w:val="B1742718"/>
@@ -19411,7 +19669,7 @@
       </w:rPr>
     </w:lvl>
   </w:abstractNum>
-  <w:abstractNum w:abstractNumId="8">
+  <w:abstractNum w:abstractNumId="7">
     <w:nsid w:val="16043D20"/>
     <w:multiLevelType w:val="hybridMultilevel"/>
     <w:tmpl w:val="6A444494"/>
@@ -19497,7 +19755,7 @@
       </w:pPr>
     </w:lvl>
   </w:abstractNum>
-  <w:abstractNum w:abstractNumId="9">
+  <w:abstractNum w:abstractNumId="8">
     <w:nsid w:val="17A97564"/>
     <w:multiLevelType w:val="hybridMultilevel"/>
     <w:tmpl w:val="CA967136"/>
@@ -19586,7 +19844,7 @@
       </w:pPr>
     </w:lvl>
   </w:abstractNum>
-  <w:abstractNum w:abstractNumId="10">
+  <w:abstractNum w:abstractNumId="9">
     <w:nsid w:val="1DD814BD"/>
     <w:multiLevelType w:val="hybridMultilevel"/>
     <w:tmpl w:val="6052B25A"/>
@@ -19675,7 +19933,7 @@
       </w:pPr>
     </w:lvl>
   </w:abstractNum>
-  <w:abstractNum w:abstractNumId="11">
+  <w:abstractNum w:abstractNumId="10">
     <w:nsid w:val="20BE5C1D"/>
     <w:multiLevelType w:val="hybridMultilevel"/>
     <w:tmpl w:val="27D8D70E"/>
@@ -19788,7 +20046,7 @@
       </w:rPr>
     </w:lvl>
   </w:abstractNum>
-  <w:abstractNum w:abstractNumId="12">
+  <w:abstractNum w:abstractNumId="11">
     <w:nsid w:val="22D50F4A"/>
     <w:multiLevelType w:val="hybridMultilevel"/>
     <w:tmpl w:val="564C3158"/>
@@ -19901,7 +20159,7 @@
       </w:rPr>
     </w:lvl>
   </w:abstractNum>
-  <w:abstractNum w:abstractNumId="13">
+  <w:abstractNum w:abstractNumId="12">
     <w:nsid w:val="2AA11AFE"/>
     <w:multiLevelType w:val="hybridMultilevel"/>
     <w:tmpl w:val="551C87B4"/>
@@ -19988,6 +20246,119 @@
       <w:pPr>
         <w:ind w:left="6480" w:hanging="180"/>
       </w:pPr>
+    </w:lvl>
+  </w:abstractNum>
+  <w:abstractNum w:abstractNumId="13">
+    <w:nsid w:val="2F865AC0"/>
+    <w:multiLevelType w:val="hybridMultilevel"/>
+    <w:tmpl w:val="6150A382"/>
+    <w:lvl w:ilvl="0" w:tplc="40090001">
+      <w:start w:val="1"/>
+      <w:numFmt w:val="bullet"/>
+      <w:lvlText w:val=""/>
+      <w:lvlJc w:val="left"/>
+      <w:pPr>
+        <w:ind w:left="720" w:hanging="360"/>
+      </w:pPr>
+      <w:rPr>
+        <w:rFonts w:ascii="Symbol" w:hAnsi="Symbol" w:hint="default"/>
+      </w:rPr>
+    </w:lvl>
+    <w:lvl w:ilvl="1" w:tplc="40090003" w:tentative="1">
+      <w:start w:val="1"/>
+      <w:numFmt w:val="bullet"/>
+      <w:lvlText w:val="o"/>
+      <w:lvlJc w:val="left"/>
+      <w:pPr>
+        <w:ind w:left="1440" w:hanging="360"/>
+      </w:pPr>
+      <w:rPr>
+        <w:rFonts w:ascii="Courier New" w:hAnsi="Courier New" w:cs="Courier New" w:hint="default"/>
+      </w:rPr>
+    </w:lvl>
+    <w:lvl w:ilvl="2" w:tplc="40090005" w:tentative="1">
+      <w:start w:val="1"/>
+      <w:numFmt w:val="bullet"/>
+      <w:lvlText w:val=""/>
+      <w:lvlJc w:val="left"/>
+      <w:pPr>
+        <w:ind w:left="2160" w:hanging="360"/>
+      </w:pPr>
+      <w:rPr>
+        <w:rFonts w:ascii="Wingdings" w:hAnsi="Wingdings" w:hint="default"/>
+      </w:rPr>
+    </w:lvl>
+    <w:lvl w:ilvl="3" w:tplc="40090001" w:tentative="1">
+      <w:start w:val="1"/>
+      <w:numFmt w:val="bullet"/>
+      <w:lvlText w:val=""/>
+      <w:lvlJc w:val="left"/>
+      <w:pPr>
+        <w:ind w:left="2880" w:hanging="360"/>
+      </w:pPr>
+      <w:rPr>
+        <w:rFonts w:ascii="Symbol" w:hAnsi="Symbol" w:hint="default"/>
+      </w:rPr>
+    </w:lvl>
+    <w:lvl w:ilvl="4" w:tplc="40090003" w:tentative="1">
+      <w:start w:val="1"/>
+      <w:numFmt w:val="bullet"/>
+      <w:lvlText w:val="o"/>
+      <w:lvlJc w:val="left"/>
+      <w:pPr>
+        <w:ind w:left="3600" w:hanging="360"/>
+      </w:pPr>
+      <w:rPr>
+        <w:rFonts w:ascii="Courier New" w:hAnsi="Courier New" w:cs="Courier New" w:hint="default"/>
+      </w:rPr>
+    </w:lvl>
+    <w:lvl w:ilvl="5" w:tplc="40090005" w:tentative="1">
+      <w:start w:val="1"/>
+      <w:numFmt w:val="bullet"/>
+      <w:lvlText w:val=""/>
+      <w:lvlJc w:val="left"/>
+      <w:pPr>
+        <w:ind w:left="4320" w:hanging="360"/>
+      </w:pPr>
+      <w:rPr>
+        <w:rFonts w:ascii="Wingdings" w:hAnsi="Wingdings" w:hint="default"/>
+      </w:rPr>
+    </w:lvl>
+    <w:lvl w:ilvl="6" w:tplc="40090001" w:tentative="1">
+      <w:start w:val="1"/>
+      <w:numFmt w:val="bullet"/>
+      <w:lvlText w:val=""/>
+      <w:lvlJc w:val="left"/>
+      <w:pPr>
+        <w:ind w:left="5040" w:hanging="360"/>
+      </w:pPr>
+      <w:rPr>
+        <w:rFonts w:ascii="Symbol" w:hAnsi="Symbol" w:hint="default"/>
+      </w:rPr>
+    </w:lvl>
+    <w:lvl w:ilvl="7" w:tplc="40090003" w:tentative="1">
+      <w:start w:val="1"/>
+      <w:numFmt w:val="bullet"/>
+      <w:lvlText w:val="o"/>
+      <w:lvlJc w:val="left"/>
+      <w:pPr>
+        <w:ind w:left="5760" w:hanging="360"/>
+      </w:pPr>
+      <w:rPr>
+        <w:rFonts w:ascii="Courier New" w:hAnsi="Courier New" w:cs="Courier New" w:hint="default"/>
+      </w:rPr>
+    </w:lvl>
+    <w:lvl w:ilvl="8" w:tplc="40090005" w:tentative="1">
+      <w:start w:val="1"/>
+      <w:numFmt w:val="bullet"/>
+      <w:lvlText w:val=""/>
+      <w:lvlJc w:val="left"/>
+      <w:pPr>
+        <w:ind w:left="6480" w:hanging="360"/>
+      </w:pPr>
+      <w:rPr>
+        <w:rFonts w:ascii="Wingdings" w:hAnsi="Wingdings" w:hint="default"/>
+      </w:rPr>
     </w:lvl>
   </w:abstractNum>
   <w:abstractNum w:abstractNumId="14">
@@ -23039,6 +23410,119 @@
     </w:lvl>
   </w:abstractNum>
   <w:abstractNum w:abstractNumId="44">
+    <w:nsid w:val="74FC2DD9"/>
+    <w:multiLevelType w:val="hybridMultilevel"/>
+    <w:tmpl w:val="38F0D536"/>
+    <w:lvl w:ilvl="0" w:tplc="40090001">
+      <w:start w:val="1"/>
+      <w:numFmt w:val="bullet"/>
+      <w:lvlText w:val=""/>
+      <w:lvlJc w:val="left"/>
+      <w:pPr>
+        <w:ind w:left="720" w:hanging="360"/>
+      </w:pPr>
+      <w:rPr>
+        <w:rFonts w:ascii="Symbol" w:hAnsi="Symbol" w:hint="default"/>
+      </w:rPr>
+    </w:lvl>
+    <w:lvl w:ilvl="1" w:tplc="40090003">
+      <w:start w:val="1"/>
+      <w:numFmt w:val="bullet"/>
+      <w:lvlText w:val="o"/>
+      <w:lvlJc w:val="left"/>
+      <w:pPr>
+        <w:ind w:left="1440" w:hanging="360"/>
+      </w:pPr>
+      <w:rPr>
+        <w:rFonts w:ascii="Courier New" w:hAnsi="Courier New" w:cs="Courier New" w:hint="default"/>
+      </w:rPr>
+    </w:lvl>
+    <w:lvl w:ilvl="2" w:tplc="40090005" w:tentative="1">
+      <w:start w:val="1"/>
+      <w:numFmt w:val="bullet"/>
+      <w:lvlText w:val=""/>
+      <w:lvlJc w:val="left"/>
+      <w:pPr>
+        <w:ind w:left="2160" w:hanging="360"/>
+      </w:pPr>
+      <w:rPr>
+        <w:rFonts w:ascii="Wingdings" w:hAnsi="Wingdings" w:hint="default"/>
+      </w:rPr>
+    </w:lvl>
+    <w:lvl w:ilvl="3" w:tplc="40090001" w:tentative="1">
+      <w:start w:val="1"/>
+      <w:numFmt w:val="bullet"/>
+      <w:lvlText w:val=""/>
+      <w:lvlJc w:val="left"/>
+      <w:pPr>
+        <w:ind w:left="2880" w:hanging="360"/>
+      </w:pPr>
+      <w:rPr>
+        <w:rFonts w:ascii="Symbol" w:hAnsi="Symbol" w:hint="default"/>
+      </w:rPr>
+    </w:lvl>
+    <w:lvl w:ilvl="4" w:tplc="40090003" w:tentative="1">
+      <w:start w:val="1"/>
+      <w:numFmt w:val="bullet"/>
+      <w:lvlText w:val="o"/>
+      <w:lvlJc w:val="left"/>
+      <w:pPr>
+        <w:ind w:left="3600" w:hanging="360"/>
+      </w:pPr>
+      <w:rPr>
+        <w:rFonts w:ascii="Courier New" w:hAnsi="Courier New" w:cs="Courier New" w:hint="default"/>
+      </w:rPr>
+    </w:lvl>
+    <w:lvl w:ilvl="5" w:tplc="40090005" w:tentative="1">
+      <w:start w:val="1"/>
+      <w:numFmt w:val="bullet"/>
+      <w:lvlText w:val=""/>
+      <w:lvlJc w:val="left"/>
+      <w:pPr>
+        <w:ind w:left="4320" w:hanging="360"/>
+      </w:pPr>
+      <w:rPr>
+        <w:rFonts w:ascii="Wingdings" w:hAnsi="Wingdings" w:hint="default"/>
+      </w:rPr>
+    </w:lvl>
+    <w:lvl w:ilvl="6" w:tplc="40090001" w:tentative="1">
+      <w:start w:val="1"/>
+      <w:numFmt w:val="bullet"/>
+      <w:lvlText w:val=""/>
+      <w:lvlJc w:val="left"/>
+      <w:pPr>
+        <w:ind w:left="5040" w:hanging="360"/>
+      </w:pPr>
+      <w:rPr>
+        <w:rFonts w:ascii="Symbol" w:hAnsi="Symbol" w:hint="default"/>
+      </w:rPr>
+    </w:lvl>
+    <w:lvl w:ilvl="7" w:tplc="40090003" w:tentative="1">
+      <w:start w:val="1"/>
+      <w:numFmt w:val="bullet"/>
+      <w:lvlText w:val="o"/>
+      <w:lvlJc w:val="left"/>
+      <w:pPr>
+        <w:ind w:left="5760" w:hanging="360"/>
+      </w:pPr>
+      <w:rPr>
+        <w:rFonts w:ascii="Courier New" w:hAnsi="Courier New" w:cs="Courier New" w:hint="default"/>
+      </w:rPr>
+    </w:lvl>
+    <w:lvl w:ilvl="8" w:tplc="40090005" w:tentative="1">
+      <w:start w:val="1"/>
+      <w:numFmt w:val="bullet"/>
+      <w:lvlText w:val=""/>
+      <w:lvlJc w:val="left"/>
+      <w:pPr>
+        <w:ind w:left="6480" w:hanging="360"/>
+      </w:pPr>
+      <w:rPr>
+        <w:rFonts w:ascii="Wingdings" w:hAnsi="Wingdings" w:hint="default"/>
+      </w:rPr>
+    </w:lvl>
+  </w:abstractNum>
+  <w:abstractNum w:abstractNumId="45">
     <w:nsid w:val="75631C59"/>
     <w:multiLevelType w:val="hybridMultilevel"/>
     <w:tmpl w:val="7E6A29CC"/>
@@ -23151,7 +23635,7 @@
       </w:rPr>
     </w:lvl>
   </w:abstractNum>
-  <w:abstractNum w:abstractNumId="45">
+  <w:abstractNum w:abstractNumId="46">
     <w:nsid w:val="76B71AC5"/>
     <w:multiLevelType w:val="hybridMultilevel"/>
     <w:tmpl w:val="3D7E92B6"/>
@@ -23237,7 +23721,7 @@
       </w:pPr>
     </w:lvl>
   </w:abstractNum>
-  <w:abstractNum w:abstractNumId="46">
+  <w:abstractNum w:abstractNumId="47">
     <w:nsid w:val="7BD5777C"/>
     <w:multiLevelType w:val="hybridMultilevel"/>
     <w:tmpl w:val="53D46EE2"/>
@@ -23326,7 +23810,7 @@
       </w:pPr>
     </w:lvl>
   </w:abstractNum>
-  <w:abstractNum w:abstractNumId="47">
+  <w:abstractNum w:abstractNumId="48">
     <w:nsid w:val="7BF715C6"/>
     <w:multiLevelType w:val="hybridMultilevel"/>
     <w:tmpl w:val="F8B83480"/>
@@ -23415,7 +23899,7 @@
       </w:pPr>
     </w:lvl>
   </w:abstractNum>
-  <w:abstractNum w:abstractNumId="48">
+  <w:abstractNum w:abstractNumId="49">
     <w:nsid w:val="7C2320E0"/>
     <w:multiLevelType w:val="hybridMultilevel"/>
     <w:tmpl w:val="B4EC2F1C"/>
@@ -23528,7 +24012,7 @@
       </w:rPr>
     </w:lvl>
   </w:abstractNum>
-  <w:abstractNum w:abstractNumId="49">
+  <w:abstractNum w:abstractNumId="50">
     <w:nsid w:val="7E2F2A24"/>
     <w:multiLevelType w:val="hybridMultilevel"/>
     <w:tmpl w:val="CF9414DC"/>
@@ -23654,10 +24138,10 @@
     <w:abstractNumId w:val="17"/>
   </w:num>
   <w:num w:numId="5">
-    <w:abstractNumId w:val="3"/>
+    <w:abstractNumId w:val="2"/>
   </w:num>
   <w:num w:numId="6">
-    <w:abstractNumId w:val="12"/>
+    <w:abstractNumId w:val="11"/>
   </w:num>
   <w:num w:numId="7">
     <w:abstractNumId w:val="42"/>
@@ -23678,16 +24162,16 @@
     <w:abstractNumId w:val="29"/>
   </w:num>
   <w:num w:numId="13">
-    <w:abstractNumId w:val="13"/>
+    <w:abstractNumId w:val="12"/>
   </w:num>
   <w:num w:numId="14">
-    <w:abstractNumId w:val="10"/>
+    <w:abstractNumId w:val="9"/>
   </w:num>
   <w:num w:numId="15">
-    <w:abstractNumId w:val="46"/>
+    <w:abstractNumId w:val="47"/>
   </w:num>
   <w:num w:numId="16">
-    <w:abstractNumId w:val="4"/>
+    <w:abstractNumId w:val="3"/>
   </w:num>
   <w:num w:numId="17">
     <w:abstractNumId w:val="20"/>
@@ -23696,7 +24180,7 @@
     <w:abstractNumId w:val="1"/>
   </w:num>
   <w:num w:numId="19">
-    <w:abstractNumId w:val="9"/>
+    <w:abstractNumId w:val="8"/>
   </w:num>
   <w:num w:numId="20">
     <w:abstractNumId w:val="22"/>
@@ -23705,10 +24189,10 @@
     <w:abstractNumId w:val="37"/>
   </w:num>
   <w:num w:numId="22">
-    <w:abstractNumId w:val="7"/>
+    <w:abstractNumId w:val="6"/>
   </w:num>
   <w:num w:numId="23">
-    <w:abstractNumId w:val="48"/>
+    <w:abstractNumId w:val="49"/>
   </w:num>
   <w:num w:numId="24">
     <w:abstractNumId w:val="14"/>
@@ -23723,10 +24207,10 @@
     <w:abstractNumId w:val="24"/>
   </w:num>
   <w:num w:numId="28">
-    <w:abstractNumId w:val="11"/>
+    <w:abstractNumId w:val="10"/>
   </w:num>
   <w:num w:numId="29">
-    <w:abstractNumId w:val="6"/>
+    <w:abstractNumId w:val="5"/>
   </w:num>
   <w:num w:numId="30">
     <w:abstractNumId w:val="39"/>
@@ -23744,7 +24228,7 @@
     <w:abstractNumId w:val="21"/>
   </w:num>
   <w:num w:numId="35">
-    <w:abstractNumId w:val="47"/>
+    <w:abstractNumId w:val="48"/>
   </w:num>
   <w:num w:numId="36">
     <w:abstractNumId w:val="30"/>
@@ -23756,22 +24240,22 @@
     <w:abstractNumId w:val="16"/>
   </w:num>
   <w:num w:numId="39">
-    <w:abstractNumId w:val="49"/>
+    <w:abstractNumId w:val="50"/>
   </w:num>
   <w:num w:numId="40">
     <w:abstractNumId w:val="28"/>
   </w:num>
   <w:num w:numId="41">
-    <w:abstractNumId w:val="44"/>
+    <w:abstractNumId w:val="45"/>
   </w:num>
   <w:num w:numId="42">
     <w:abstractNumId w:val="41"/>
   </w:num>
   <w:num w:numId="43">
-    <w:abstractNumId w:val="5"/>
+    <w:abstractNumId w:val="4"/>
   </w:num>
   <w:num w:numId="44">
-    <w:abstractNumId w:val="8"/>
+    <w:abstractNumId w:val="7"/>
   </w:num>
   <w:num w:numId="45">
     <w:abstractNumId w:val="38"/>
@@ -23786,11 +24270,15 @@
     <w:abstractNumId w:val="40"/>
   </w:num>
   <w:num w:numId="49">
-    <w:abstractNumId w:val="45"/>
+    <w:abstractNumId w:val="46"/>
   </w:num>
   <w:num w:numId="50">
-    <w:abstractNumId w:val="2"/>
+    <w:abstractNumId w:val="13"/>
   </w:num>
+  <w:num w:numId="51">
+    <w:abstractNumId w:val="44"/>
+  </w:num>
+  <w:numIdMacAtCleanup w:val="51"/>
 </w:numbering>
 </file>
 
@@ -25460,31 +25948,31 @@
     </dgm:pt>
   </dgm:ptLst>
   <dgm:cxnLst>
+    <dgm:cxn modelId="{89C71CB9-9B36-47BD-8EAF-C381C3D44482}" type="presOf" srcId="{58F8E6FA-8E5F-4590-8E91-7D425686736E}" destId="{1C61394E-D32F-4A43-ADD4-F46D3A33D38F}" srcOrd="0" destOrd="0" presId="urn:microsoft.com/office/officeart/2005/8/layout/process1"/>
+    <dgm:cxn modelId="{665A82A0-3586-48A3-98E3-66CE5AE92E3E}" type="presOf" srcId="{B2F67260-32B4-49EF-BEA7-6376ABEBC356}" destId="{45B120D8-A283-4DB0-AE48-CD1028B5A1CA}" srcOrd="0" destOrd="0" presId="urn:microsoft.com/office/officeart/2005/8/layout/process1"/>
+    <dgm:cxn modelId="{0D114128-7025-493C-950C-C695526AC991}" type="presOf" srcId="{C787D0C9-C4AA-4BF8-AAA9-EFDCDDDFB8C5}" destId="{ECE2E50F-1EF0-49E9-A2A2-C09D34379E86}" srcOrd="0" destOrd="0" presId="urn:microsoft.com/office/officeart/2005/8/layout/process1"/>
+    <dgm:cxn modelId="{D4EC419A-282A-4D55-B6AC-ECFF1B6A2DB7}" type="presOf" srcId="{D4DE5EA1-C98A-4001-96ED-0D8A4099152C}" destId="{CA09568C-529F-4056-BB14-75FC27EA3A57}" srcOrd="0" destOrd="0" presId="urn:microsoft.com/office/officeart/2005/8/layout/process1"/>
+    <dgm:cxn modelId="{9297E046-2C2B-4846-AC65-0DAD61590F30}" type="presOf" srcId="{2F2C6037-AE48-4650-B998-EBABF88D0464}" destId="{ABB6D0E9-231F-49FF-8F6A-CBD756BB2A07}" srcOrd="0" destOrd="0" presId="urn:microsoft.com/office/officeart/2005/8/layout/process1"/>
+    <dgm:cxn modelId="{916CD402-046A-49C3-919C-E8874C6452BD}" srcId="{C787D0C9-C4AA-4BF8-AAA9-EFDCDDDFB8C5}" destId="{B0DAEDAB-33B3-4821-A91B-D05361312CE9}" srcOrd="3" destOrd="0" parTransId="{1B396FDD-FE98-44AA-BBFD-EFDF9B52D4CD}" sibTransId="{2689B6F1-8FF1-4D68-9639-E8E505EA5AB0}"/>
+    <dgm:cxn modelId="{C3CA6E56-0CBE-4E1A-9FD7-2CC59285851D}" type="presOf" srcId="{B0DAEDAB-33B3-4821-A91B-D05361312CE9}" destId="{FCE3B9A4-214A-4502-B3DF-ACB3E0BC61C7}" srcOrd="0" destOrd="0" presId="urn:microsoft.com/office/officeart/2005/8/layout/process1"/>
     <dgm:cxn modelId="{407416C7-D9A4-49CF-A1D9-63129D12A5E9}" srcId="{C787D0C9-C4AA-4BF8-AAA9-EFDCDDDFB8C5}" destId="{B2F67260-32B4-49EF-BEA7-6376ABEBC356}" srcOrd="1" destOrd="0" parTransId="{452FD36E-8C97-458A-9189-BC15B3E0AB1F}" sibTransId="{58F8E6FA-8E5F-4590-8E91-7D425686736E}"/>
-    <dgm:cxn modelId="{E763EF8E-83DE-4D79-97DD-1B6BE4326185}" type="presOf" srcId="{D4DE5EA1-C98A-4001-96ED-0D8A4099152C}" destId="{CA09568C-529F-4056-BB14-75FC27EA3A57}" srcOrd="0" destOrd="0" presId="urn:microsoft.com/office/officeart/2005/8/layout/process1"/>
-    <dgm:cxn modelId="{942ADE11-8D19-411C-9EA7-2521FD3A91EF}" type="presOf" srcId="{C6470392-B547-42B7-BBE1-49D9BF3297A5}" destId="{E6A79763-2175-4FE6-AF39-65BAD7E8A94D}" srcOrd="0" destOrd="0" presId="urn:microsoft.com/office/officeart/2005/8/layout/process1"/>
-    <dgm:cxn modelId="{E0A87B50-97F3-44DC-A316-EA678772AE0F}" type="presOf" srcId="{B0DAEDAB-33B3-4821-A91B-D05361312CE9}" destId="{FCE3B9A4-214A-4502-B3DF-ACB3E0BC61C7}" srcOrd="0" destOrd="0" presId="urn:microsoft.com/office/officeart/2005/8/layout/process1"/>
-    <dgm:cxn modelId="{FF2E73D5-6556-48B6-9F73-168B2297F7B1}" type="presOf" srcId="{B2F67260-32B4-49EF-BEA7-6376ABEBC356}" destId="{45B120D8-A283-4DB0-AE48-CD1028B5A1CA}" srcOrd="0" destOrd="0" presId="urn:microsoft.com/office/officeart/2005/8/layout/process1"/>
-    <dgm:cxn modelId="{0F876F75-C940-4193-B0C3-DEF30E10B60E}" type="presOf" srcId="{2F2C6037-AE48-4650-B998-EBABF88D0464}" destId="{ABB6D0E9-231F-49FF-8F6A-CBD756BB2A07}" srcOrd="0" destOrd="0" presId="urn:microsoft.com/office/officeart/2005/8/layout/process1"/>
-    <dgm:cxn modelId="{6256F90C-7C94-4AEE-9C96-329FAAC3CAB8}" type="presOf" srcId="{58F8E6FA-8E5F-4590-8E91-7D425686736E}" destId="{1C61394E-D32F-4A43-ADD4-F46D3A33D38F}" srcOrd="0" destOrd="0" presId="urn:microsoft.com/office/officeart/2005/8/layout/process1"/>
-    <dgm:cxn modelId="{DB58C5FA-08D7-43FA-BD46-12EBCA59BB25}" type="presOf" srcId="{2F2C6037-AE48-4650-B998-EBABF88D0464}" destId="{8D8E620F-A309-4628-986D-B0F92ABF739C}" srcOrd="1" destOrd="0" presId="urn:microsoft.com/office/officeart/2005/8/layout/process1"/>
-    <dgm:cxn modelId="{EF21A6FB-5E42-4F78-BFAC-84F6420D3F46}" type="presOf" srcId="{58F8E6FA-8E5F-4590-8E91-7D425686736E}" destId="{38F30BB8-19AC-4F2C-997E-D6C87643D812}" srcOrd="1" destOrd="0" presId="urn:microsoft.com/office/officeart/2005/8/layout/process1"/>
-    <dgm:cxn modelId="{36E018D9-C225-414E-9059-F263C87EFDD1}" type="presOf" srcId="{C787D0C9-C4AA-4BF8-AAA9-EFDCDDDFB8C5}" destId="{ECE2E50F-1EF0-49E9-A2A2-C09D34379E86}" srcOrd="0" destOrd="0" presId="urn:microsoft.com/office/officeart/2005/8/layout/process1"/>
+    <dgm:cxn modelId="{F27277EA-BDDA-4005-9170-FBB0A209E462}" srcId="{C787D0C9-C4AA-4BF8-AAA9-EFDCDDDFB8C5}" destId="{CB734D05-6005-4A33-891F-8F6E9F0BE629}" srcOrd="0" destOrd="0" parTransId="{D88A1106-7499-4EC1-A955-12C926757BDC}" sibTransId="{2F2C6037-AE48-4650-B998-EBABF88D0464}"/>
     <dgm:cxn modelId="{A358B1AA-45ED-4C0A-A925-911C6E3E177E}" srcId="{C787D0C9-C4AA-4BF8-AAA9-EFDCDDDFB8C5}" destId="{D4DE5EA1-C98A-4001-96ED-0D8A4099152C}" srcOrd="2" destOrd="0" parTransId="{DDD45587-67C2-4B3F-892B-0153C2E010D0}" sibTransId="{C6470392-B547-42B7-BBE1-49D9BF3297A5}"/>
-    <dgm:cxn modelId="{783A2C37-6C2B-4D40-9564-97CEA7CBF962}" type="presOf" srcId="{C6470392-B547-42B7-BBE1-49D9BF3297A5}" destId="{D17F71C8-684F-40E9-B9CF-89D188A27816}" srcOrd="1" destOrd="0" presId="urn:microsoft.com/office/officeart/2005/8/layout/process1"/>
-    <dgm:cxn modelId="{916CD402-046A-49C3-919C-E8874C6452BD}" srcId="{C787D0C9-C4AA-4BF8-AAA9-EFDCDDDFB8C5}" destId="{B0DAEDAB-33B3-4821-A91B-D05361312CE9}" srcOrd="3" destOrd="0" parTransId="{1B396FDD-FE98-44AA-BBFD-EFDF9B52D4CD}" sibTransId="{2689B6F1-8FF1-4D68-9639-E8E505EA5AB0}"/>
-    <dgm:cxn modelId="{F27277EA-BDDA-4005-9170-FBB0A209E462}" srcId="{C787D0C9-C4AA-4BF8-AAA9-EFDCDDDFB8C5}" destId="{CB734D05-6005-4A33-891F-8F6E9F0BE629}" srcOrd="0" destOrd="0" parTransId="{D88A1106-7499-4EC1-A955-12C926757BDC}" sibTransId="{2F2C6037-AE48-4650-B998-EBABF88D0464}"/>
-    <dgm:cxn modelId="{B7988933-8E5E-4798-95E2-537210B41221}" type="presOf" srcId="{CB734D05-6005-4A33-891F-8F6E9F0BE629}" destId="{9346448E-7772-4989-9A73-02FD2DA61B93}" srcOrd="0" destOrd="0" presId="urn:microsoft.com/office/officeart/2005/8/layout/process1"/>
-    <dgm:cxn modelId="{998320B8-B7A1-4884-AA28-647CD9C3FDCB}" type="presParOf" srcId="{ECE2E50F-1EF0-49E9-A2A2-C09D34379E86}" destId="{9346448E-7772-4989-9A73-02FD2DA61B93}" srcOrd="0" destOrd="0" presId="urn:microsoft.com/office/officeart/2005/8/layout/process1"/>
-    <dgm:cxn modelId="{146DF15F-8C91-416E-922E-F83D04D74626}" type="presParOf" srcId="{ECE2E50F-1EF0-49E9-A2A2-C09D34379E86}" destId="{ABB6D0E9-231F-49FF-8F6A-CBD756BB2A07}" srcOrd="1" destOrd="0" presId="urn:microsoft.com/office/officeart/2005/8/layout/process1"/>
-    <dgm:cxn modelId="{19F1635D-C8CF-4D03-9BFF-8B91D5495243}" type="presParOf" srcId="{ABB6D0E9-231F-49FF-8F6A-CBD756BB2A07}" destId="{8D8E620F-A309-4628-986D-B0F92ABF739C}" srcOrd="0" destOrd="0" presId="urn:microsoft.com/office/officeart/2005/8/layout/process1"/>
-    <dgm:cxn modelId="{407DA4E1-11B0-4376-AFD8-E2C870B0CC20}" type="presParOf" srcId="{ECE2E50F-1EF0-49E9-A2A2-C09D34379E86}" destId="{45B120D8-A283-4DB0-AE48-CD1028B5A1CA}" srcOrd="2" destOrd="0" presId="urn:microsoft.com/office/officeart/2005/8/layout/process1"/>
-    <dgm:cxn modelId="{2471CBF3-EAE8-4DD8-8790-3F87BD349145}" type="presParOf" srcId="{ECE2E50F-1EF0-49E9-A2A2-C09D34379E86}" destId="{1C61394E-D32F-4A43-ADD4-F46D3A33D38F}" srcOrd="3" destOrd="0" presId="urn:microsoft.com/office/officeart/2005/8/layout/process1"/>
-    <dgm:cxn modelId="{250B991D-4E3E-42DC-A020-7BD08BDC2291}" type="presParOf" srcId="{1C61394E-D32F-4A43-ADD4-F46D3A33D38F}" destId="{38F30BB8-19AC-4F2C-997E-D6C87643D812}" srcOrd="0" destOrd="0" presId="urn:microsoft.com/office/officeart/2005/8/layout/process1"/>
-    <dgm:cxn modelId="{4A46E325-1878-4698-854E-793A82307502}" type="presParOf" srcId="{ECE2E50F-1EF0-49E9-A2A2-C09D34379E86}" destId="{CA09568C-529F-4056-BB14-75FC27EA3A57}" srcOrd="4" destOrd="0" presId="urn:microsoft.com/office/officeart/2005/8/layout/process1"/>
-    <dgm:cxn modelId="{1150CE70-8F5F-4922-81DA-08F355A1DB0C}" type="presParOf" srcId="{ECE2E50F-1EF0-49E9-A2A2-C09D34379E86}" destId="{E6A79763-2175-4FE6-AF39-65BAD7E8A94D}" srcOrd="5" destOrd="0" presId="urn:microsoft.com/office/officeart/2005/8/layout/process1"/>
-    <dgm:cxn modelId="{D147E826-34BB-4430-8214-9CC2F9366217}" type="presParOf" srcId="{E6A79763-2175-4FE6-AF39-65BAD7E8A94D}" destId="{D17F71C8-684F-40E9-B9CF-89D188A27816}" srcOrd="0" destOrd="0" presId="urn:microsoft.com/office/officeart/2005/8/layout/process1"/>
-    <dgm:cxn modelId="{D5D15A48-4BA3-4459-AFF6-D38933580A3E}" type="presParOf" srcId="{ECE2E50F-1EF0-49E9-A2A2-C09D34379E86}" destId="{FCE3B9A4-214A-4502-B3DF-ACB3E0BC61C7}" srcOrd="6" destOrd="0" presId="urn:microsoft.com/office/officeart/2005/8/layout/process1"/>
+    <dgm:cxn modelId="{97E33157-8AFE-41EA-A598-561CD15D94E2}" type="presOf" srcId="{CB734D05-6005-4A33-891F-8F6E9F0BE629}" destId="{9346448E-7772-4989-9A73-02FD2DA61B93}" srcOrd="0" destOrd="0" presId="urn:microsoft.com/office/officeart/2005/8/layout/process1"/>
+    <dgm:cxn modelId="{731CC2F1-A4B9-4B23-B9FC-23001D6A8EF5}" type="presOf" srcId="{2F2C6037-AE48-4650-B998-EBABF88D0464}" destId="{8D8E620F-A309-4628-986D-B0F92ABF739C}" srcOrd="1" destOrd="0" presId="urn:microsoft.com/office/officeart/2005/8/layout/process1"/>
+    <dgm:cxn modelId="{F0667919-BDDD-4547-8192-5A6731217706}" type="presOf" srcId="{C6470392-B547-42B7-BBE1-49D9BF3297A5}" destId="{E6A79763-2175-4FE6-AF39-65BAD7E8A94D}" srcOrd="0" destOrd="0" presId="urn:microsoft.com/office/officeart/2005/8/layout/process1"/>
+    <dgm:cxn modelId="{25857476-9427-439F-B462-6AF7B7D76E1E}" type="presOf" srcId="{58F8E6FA-8E5F-4590-8E91-7D425686736E}" destId="{38F30BB8-19AC-4F2C-997E-D6C87643D812}" srcOrd="1" destOrd="0" presId="urn:microsoft.com/office/officeart/2005/8/layout/process1"/>
+    <dgm:cxn modelId="{02BE05A6-9807-43FC-94AF-6015E2E47149}" type="presOf" srcId="{C6470392-B547-42B7-BBE1-49D9BF3297A5}" destId="{D17F71C8-684F-40E9-B9CF-89D188A27816}" srcOrd="1" destOrd="0" presId="urn:microsoft.com/office/officeart/2005/8/layout/process1"/>
+    <dgm:cxn modelId="{92E9777C-F563-45F2-8C8D-561638CBBF97}" type="presParOf" srcId="{ECE2E50F-1EF0-49E9-A2A2-C09D34379E86}" destId="{9346448E-7772-4989-9A73-02FD2DA61B93}" srcOrd="0" destOrd="0" presId="urn:microsoft.com/office/officeart/2005/8/layout/process1"/>
+    <dgm:cxn modelId="{16983A88-9B0A-47E4-A413-4FB85D0263A9}" type="presParOf" srcId="{ECE2E50F-1EF0-49E9-A2A2-C09D34379E86}" destId="{ABB6D0E9-231F-49FF-8F6A-CBD756BB2A07}" srcOrd="1" destOrd="0" presId="urn:microsoft.com/office/officeart/2005/8/layout/process1"/>
+    <dgm:cxn modelId="{1BB7AB4D-C258-4BB4-8BA5-0A71F5D535FF}" type="presParOf" srcId="{ABB6D0E9-231F-49FF-8F6A-CBD756BB2A07}" destId="{8D8E620F-A309-4628-986D-B0F92ABF739C}" srcOrd="0" destOrd="0" presId="urn:microsoft.com/office/officeart/2005/8/layout/process1"/>
+    <dgm:cxn modelId="{ACF9254C-CB80-4B3B-ADB7-9B72B5C8D5BE}" type="presParOf" srcId="{ECE2E50F-1EF0-49E9-A2A2-C09D34379E86}" destId="{45B120D8-A283-4DB0-AE48-CD1028B5A1CA}" srcOrd="2" destOrd="0" presId="urn:microsoft.com/office/officeart/2005/8/layout/process1"/>
+    <dgm:cxn modelId="{68E81CF6-C906-4D58-80F1-A79990DF4529}" type="presParOf" srcId="{ECE2E50F-1EF0-49E9-A2A2-C09D34379E86}" destId="{1C61394E-D32F-4A43-ADD4-F46D3A33D38F}" srcOrd="3" destOrd="0" presId="urn:microsoft.com/office/officeart/2005/8/layout/process1"/>
+    <dgm:cxn modelId="{56A45560-1CD6-47F7-86FC-85B9F7F1BDBA}" type="presParOf" srcId="{1C61394E-D32F-4A43-ADD4-F46D3A33D38F}" destId="{38F30BB8-19AC-4F2C-997E-D6C87643D812}" srcOrd="0" destOrd="0" presId="urn:microsoft.com/office/officeart/2005/8/layout/process1"/>
+    <dgm:cxn modelId="{51491B25-290E-4126-8FFE-6125E60F2D11}" type="presParOf" srcId="{ECE2E50F-1EF0-49E9-A2A2-C09D34379E86}" destId="{CA09568C-529F-4056-BB14-75FC27EA3A57}" srcOrd="4" destOrd="0" presId="urn:microsoft.com/office/officeart/2005/8/layout/process1"/>
+    <dgm:cxn modelId="{27A7E6C3-D0B6-4A29-83DC-4C156C749456}" type="presParOf" srcId="{ECE2E50F-1EF0-49E9-A2A2-C09D34379E86}" destId="{E6A79763-2175-4FE6-AF39-65BAD7E8A94D}" srcOrd="5" destOrd="0" presId="urn:microsoft.com/office/officeart/2005/8/layout/process1"/>
+    <dgm:cxn modelId="{1445C938-5CFB-4980-968F-DD693EB4E677}" type="presParOf" srcId="{E6A79763-2175-4FE6-AF39-65BAD7E8A94D}" destId="{D17F71C8-684F-40E9-B9CF-89D188A27816}" srcOrd="0" destOrd="0" presId="urn:microsoft.com/office/officeart/2005/8/layout/process1"/>
+    <dgm:cxn modelId="{4C2EE628-B775-45AB-82B9-2E5FF75A9CB5}" type="presParOf" srcId="{ECE2E50F-1EF0-49E9-A2A2-C09D34379E86}" destId="{FCE3B9A4-214A-4502-B3DF-ACB3E0BC61C7}" srcOrd="6" destOrd="0" presId="urn:microsoft.com/office/officeart/2005/8/layout/process1"/>
   </dgm:cxnLst>
   <dgm:bg/>
   <dgm:whole/>
